--- a/data/outputs/v2/Physics/SS1.1_Pressure/Physics_Pressure_CBE_LessonSequence.docx
+++ b/data/outputs/v2/Physics/SS1.1_Pressure/Physics_Pressure_CBE_LessonSequence.docx
@@ -3529,7 +3529,7 @@
             <w:pPr>
               <w:spacing w:after="20" w:before="0"/>
             </w:pPr>
-            <w:hyperlink w:history="1" r:id="rIdgjoqjtbqiikw2ywozvzsy">
+            <w:hyperlink w:history="1" r:id="rIdrczjph9ocg7onbmbveeax">
               <w:r>
                 <w:rPr>
                   <w:rFonts w:ascii="Arial" w:cs="Arial" w:eastAsia="Arial" w:hAnsi="Arial"/>
@@ -3538,7 +3538,7 @@
                   <w:szCs w:val="16"/>
                   <w:u w:val="single" w:color="2E75B6"/>
                 </w:rPr>
-                <w:t xml:space="preserve">Corporations and limited liability</w:t>
+                <w:t xml:space="preserve">Pressure and Pascal's principle (part 1)</w:t>
               </w:r>
             </w:hyperlink>
           </w:p>
@@ -3562,7 +3562,7 @@
               <w:spacing w:after="10" w:before="0"/>
               <w:ind w:left="120"/>
             </w:pPr>
-            <w:hyperlink w:history="1" r:id="rIdk_czghbs_joot802wdqyb">
+            <w:hyperlink w:history="1" r:id="rIdogoxr1n-66p6f3v8nsrgp">
               <w:r>
                 <w:rPr>
                   <w:rFonts w:ascii="Arial" w:cs="Arial" w:eastAsia="Arial" w:hAnsi="Arial"/>
@@ -3607,7 +3607,7 @@
             <w:pPr>
               <w:spacing w:after="20" w:before="0"/>
             </w:pPr>
-            <w:hyperlink w:history="1" r:id="rIdj9ue-fsmxyri7xsiw03br">
+            <w:hyperlink w:history="1" r:id="rIdpqesro2t2bdkzzi2psrat">
               <w:r>
                 <w:rPr>
                   <w:rFonts w:ascii="Arial" w:cs="Arial" w:eastAsia="Arial" w:hAnsi="Arial"/>
@@ -3640,7 +3640,7 @@
               <w:spacing w:after="10" w:before="0"/>
               <w:ind w:left="120"/>
             </w:pPr>
-            <w:hyperlink w:history="1" r:id="rIdypgqncrbqbjjieq26d-vd">
+            <w:hyperlink w:history="1" r:id="rId1nleqgeyjm4gfso1ikxdg">
               <w:r>
                 <w:rPr>
                   <w:rFonts w:ascii="Arial" w:cs="Arial" w:eastAsia="Arial" w:hAnsi="Arial"/>
@@ -3835,7 +3835,7 @@
             <w:pPr>
               <w:spacing w:after="20" w:before="0"/>
             </w:pPr>
-            <w:hyperlink w:history="1" r:id="rIdvmzl7vjfgz3bze9vsljmx">
+            <w:hyperlink w:history="1" r:id="rIddnkkgnf9hcpekxwa9tjdi">
               <w:r>
                 <w:rPr>
                   <w:rFonts w:ascii="Arial" w:cs="Arial" w:eastAsia="Arial" w:hAnsi="Arial"/>
@@ -3844,7 +3844,7 @@
                   <w:szCs w:val="16"/>
                   <w:u w:val="single" w:color="2E75B6"/>
                 </w:rPr>
-                <w:t xml:space="preserve">Corporations and limited liability</w:t>
+                <w:t xml:space="preserve">Pressure and Pascal's principle (part 1) -dubbed(KY)</w:t>
               </w:r>
             </w:hyperlink>
           </w:p>
@@ -3860,7 +3860,7 @@
                 <w:sz w:val="14"/>
                 <w:szCs w:val="14"/>
               </w:rPr>
-              <w:t xml:space="preserve">Source: Khan Academy (English - US curriculum)</w:t>
+              <w:t xml:space="preserve">Source: Khan Academy (Kiswahili)</w:t>
             </w:r>
           </w:p>
           <w:p>
@@ -3868,7 +3868,7 @@
               <w:spacing w:after="10" w:before="0"/>
               <w:ind w:left="120"/>
             </w:pPr>
-            <w:hyperlink w:history="1" r:id="rIdkt-8eypvca1weaaa5q9br">
+            <w:hyperlink w:history="1" r:id="rIdbkmpwkbpp2-xsx_exz0cz">
               <w:r>
                 <w:rPr>
                   <w:rFonts w:ascii="Arial" w:cs="Arial" w:eastAsia="Arial" w:hAnsi="Arial"/>
@@ -3906,14 +3906,14 @@
                 <w:sz w:val="16"/>
                 <w:szCs w:val="16"/>
               </w:rPr>
-              <w:t xml:space="preserve">📖 HTML:</w:t>
+              <w:t xml:space="preserve">📖 EXERCISE:</w:t>
             </w:r>
           </w:p>
           <w:p>
             <w:pPr>
               <w:spacing w:after="20" w:before="0"/>
             </w:pPr>
-            <w:hyperlink w:history="1" r:id="rIdjd4xyy9ezbin4ozwprjtk">
+            <w:hyperlink w:history="1" r:id="rId3b8a20ytqf1wvlsvv_pzg">
               <w:r>
                 <w:rPr>
                   <w:rFonts w:ascii="Arial" w:cs="Arial" w:eastAsia="Arial" w:hAnsi="Arial"/>
@@ -3922,7 +3922,7 @@
                   <w:szCs w:val="16"/>
                   <w:u w:val="single" w:color="2E75B6"/>
                 </w:rPr>
-                <w:t xml:space="preserve">Atmospheric Pressure (Flexbook)</w:t>
+                <w:t xml:space="preserve">Atmospheric Pressure Practice</w:t>
               </w:r>
             </w:hyperlink>
           </w:p>
@@ -3946,7 +3946,7 @@
               <w:spacing w:after="10" w:before="0"/>
               <w:ind w:left="120"/>
             </w:pPr>
-            <w:hyperlink w:history="1" r:id="rIdgqncv84r9pekafvjdd_4i">
+            <w:hyperlink w:history="1" r:id="rId21edrhcnljjbizfb3lj_n">
               <w:r>
                 <w:rPr>
                   <w:rFonts w:ascii="Arial" w:cs="Arial" w:eastAsia="Arial" w:hAnsi="Arial"/>
@@ -4141,7 +4141,7 @@
             <w:pPr>
               <w:spacing w:after="20" w:before="0"/>
             </w:pPr>
-            <w:hyperlink w:history="1" r:id="rIddfoanoufdn0jji37dmljw">
+            <w:hyperlink w:history="1" r:id="rId3_womieuo9ovjodtbsmvn">
               <w:r>
                 <w:rPr>
                   <w:rFonts w:ascii="Arial" w:cs="Arial" w:eastAsia="Arial" w:hAnsi="Arial"/>
@@ -4150,7 +4150,7 @@
                   <w:szCs w:val="16"/>
                   <w:u w:val="single" w:color="2E75B6"/>
                 </w:rPr>
-                <w:t xml:space="preserve">Corporations and limited liability</w:t>
+                <w:t xml:space="preserve">Pressure at a depth in a fluid -dubbed(KY)</w:t>
               </w:r>
             </w:hyperlink>
           </w:p>
@@ -4166,7 +4166,7 @@
                 <w:sz w:val="14"/>
                 <w:szCs w:val="14"/>
               </w:rPr>
-              <w:t xml:space="preserve">Source: Khan Academy (English - US curriculum)</w:t>
+              <w:t xml:space="preserve">Source: Khan Academy (Kiswahili)</w:t>
             </w:r>
           </w:p>
           <w:p>
@@ -4174,7 +4174,7 @@
               <w:spacing w:after="10" w:before="0"/>
               <w:ind w:left="120"/>
             </w:pPr>
-            <w:hyperlink w:history="1" r:id="rIdftg6bfzjqzceeepdtfcrt">
+            <w:hyperlink w:history="1" r:id="rIdaaqvdyz_bn1bu0r6ew1bu">
               <w:r>
                 <w:rPr>
                   <w:rFonts w:ascii="Arial" w:cs="Arial" w:eastAsia="Arial" w:hAnsi="Arial"/>
@@ -4219,7 +4219,7 @@
             <w:pPr>
               <w:spacing w:after="20" w:before="0"/>
             </w:pPr>
-            <w:hyperlink w:history="1" r:id="rIdptw6-9lgdawkhdzjvcfzf">
+            <w:hyperlink w:history="1" r:id="rIdn0bb3cwa8olaacvvidlya">
               <w:r>
                 <w:rPr>
                   <w:rFonts w:ascii="Arial" w:cs="Arial" w:eastAsia="Arial" w:hAnsi="Arial"/>
@@ -4228,7 +4228,7 @@
                   <w:szCs w:val="16"/>
                   <w:u w:val="single" w:color="2E75B6"/>
                 </w:rPr>
-                <w:t xml:space="preserve">Atmospheric Pressure (Flexbook)</w:t>
+                <w:t xml:space="preserve">Fluid Pressure And Flow</w:t>
               </w:r>
             </w:hyperlink>
           </w:p>
@@ -4244,7 +4244,7 @@
                 <w:sz w:val="14"/>
                 <w:szCs w:val="14"/>
               </w:rPr>
-              <w:t xml:space="preserve">Source: CK-12</w:t>
+              <w:t xml:space="preserve">Source: PhET</w:t>
             </w:r>
           </w:p>
           <w:p>
@@ -4252,7 +4252,7 @@
               <w:spacing w:after="10" w:before="0"/>
               <w:ind w:left="120"/>
             </w:pPr>
-            <w:hyperlink w:history="1" r:id="rIdklhobeoqxgkwhmio8hfch">
+            <w:hyperlink w:history="1" r:id="rIdrsllnivgrc7vsbhl6g7wp">
               <w:r>
                 <w:rPr>
                   <w:rFonts w:ascii="Arial" w:cs="Arial" w:eastAsia="Arial" w:hAnsi="Arial"/>
@@ -4447,7 +4447,7 @@
             <w:pPr>
               <w:spacing w:after="20" w:before="0"/>
             </w:pPr>
-            <w:hyperlink w:history="1" r:id="rIdmfr--m4jdpybnid6_9phw">
+            <w:hyperlink w:history="1" r:id="rIdlzv4df-wiffhbsgwh7tqi">
               <w:r>
                 <w:rPr>
                   <w:rFonts w:ascii="Arial" w:cs="Arial" w:eastAsia="Arial" w:hAnsi="Arial"/>
@@ -4456,7 +4456,7 @@
                   <w:szCs w:val="16"/>
                   <w:u w:val="single" w:color="2E75B6"/>
                 </w:rPr>
-                <w:t xml:space="preserve">Corporations and limited liability</w:t>
+                <w:t xml:space="preserve">Pressure at a depth in a fluid</w:t>
               </w:r>
             </w:hyperlink>
           </w:p>
@@ -4480,7 +4480,7 @@
               <w:spacing w:after="10" w:before="0"/>
               <w:ind w:left="120"/>
             </w:pPr>
-            <w:hyperlink w:history="1" r:id="rIdvelculf4nhbhsom01wcuh">
+            <w:hyperlink w:history="1" r:id="rIdzzos0ikof4wmidmeed5-b">
               <w:r>
                 <w:rPr>
                   <w:rFonts w:ascii="Arial" w:cs="Arial" w:eastAsia="Arial" w:hAnsi="Arial"/>
@@ -4525,7 +4525,7 @@
             <w:pPr>
               <w:spacing w:after="20" w:before="0"/>
             </w:pPr>
-            <w:hyperlink w:history="1" r:id="rIdichrkrdziwjrk_abswyqf">
+            <w:hyperlink w:history="1" r:id="rIde98eiymcjk6g3gzgehctx">
               <w:r>
                 <w:rPr>
                   <w:rFonts w:ascii="Arial" w:cs="Arial" w:eastAsia="Arial" w:hAnsi="Arial"/>
@@ -4534,7 +4534,7 @@
                   <w:szCs w:val="16"/>
                   <w:u w:val="single" w:color="2E75B6"/>
                 </w:rPr>
-                <w:t xml:space="preserve">Atmospheric Pressure (Flexbook)</w:t>
+                <w:t xml:space="preserve">Air Pressure and Altitude (Flexbook)</w:t>
               </w:r>
             </w:hyperlink>
           </w:p>
@@ -4558,7 +4558,7 @@
               <w:spacing w:after="10" w:before="0"/>
               <w:ind w:left="120"/>
             </w:pPr>
-            <w:hyperlink w:history="1" r:id="rIdrjn6fwhhcwumr81m4dq8x">
+            <w:hyperlink w:history="1" r:id="rIdxhtgmvkyjnlk76wt5kj9r">
               <w:r>
                 <w:rPr>
                   <w:rFonts w:ascii="Arial" w:cs="Arial" w:eastAsia="Arial" w:hAnsi="Arial"/>
@@ -4753,7 +4753,7 @@
             <w:pPr>
               <w:spacing w:after="20" w:before="0"/>
             </w:pPr>
-            <w:hyperlink w:history="1" r:id="rIdjiwnzgzbajrvmtgji6zoi">
+            <w:hyperlink w:history="1" r:id="rIdxeka7ujyj6j2ik1mqgnbe">
               <w:r>
                 <w:rPr>
                   <w:rFonts w:ascii="Arial" w:cs="Arial" w:eastAsia="Arial" w:hAnsi="Arial"/>
@@ -4762,7 +4762,7 @@
                   <w:szCs w:val="16"/>
                   <w:u w:val="single" w:color="2E75B6"/>
                 </w:rPr>
-                <w:t xml:space="preserve">Corporations and limited liability</w:t>
+                <w:t xml:space="preserve">Finding height of fluid in a barometer</w:t>
               </w:r>
             </w:hyperlink>
           </w:p>
@@ -4786,7 +4786,7 @@
               <w:spacing w:after="10" w:before="0"/>
               <w:ind w:left="120"/>
             </w:pPr>
-            <w:hyperlink w:history="1" r:id="rIdh1rspvqnpktksvx891hyd">
+            <w:hyperlink w:history="1" r:id="rIdt_begsicnqabqrx7cjkvs">
               <w:r>
                 <w:rPr>
                   <w:rFonts w:ascii="Arial" w:cs="Arial" w:eastAsia="Arial" w:hAnsi="Arial"/>
@@ -4824,14 +4824,14 @@
                 <w:sz w:val="16"/>
                 <w:szCs w:val="16"/>
               </w:rPr>
-              <w:t xml:space="preserve">📖 HTML:</w:t>
+              <w:t xml:space="preserve">📖 EXERCISE:</w:t>
             </w:r>
           </w:p>
           <w:p>
             <w:pPr>
               <w:spacing w:after="20" w:before="0"/>
             </w:pPr>
-            <w:hyperlink w:history="1" r:id="rIdzj8qskzgmhinfyewbes9m">
+            <w:hyperlink w:history="1" r:id="rIdrr-g_xpt9jucmxr0esh_s">
               <w:r>
                 <w:rPr>
                   <w:rFonts w:ascii="Arial" w:cs="Arial" w:eastAsia="Arial" w:hAnsi="Arial"/>
@@ -4840,7 +4840,7 @@
                   <w:szCs w:val="16"/>
                   <w:u w:val="single" w:color="2E75B6"/>
                 </w:rPr>
-                <w:t xml:space="preserve">Atmospheric Pressure (Flexbook)</w:t>
+                <w:t xml:space="preserve">Air Pressure and Altitude Practice</w:t>
               </w:r>
             </w:hyperlink>
           </w:p>
@@ -4864,7 +4864,7 @@
               <w:spacing w:after="10" w:before="0"/>
               <w:ind w:left="120"/>
             </w:pPr>
-            <w:hyperlink w:history="1" r:id="rIdcfo7ssx5aoo6acmfxrlpt">
+            <w:hyperlink w:history="1" r:id="rIdv_qhab8hkydl4ub_n95_z">
               <w:r>
                 <w:rPr>
                   <w:rFonts w:ascii="Arial" w:cs="Arial" w:eastAsia="Arial" w:hAnsi="Arial"/>
@@ -6351,7 +6351,7 @@
             <w:pPr>
               <w:spacing w:after="20" w:before="0"/>
             </w:pPr>
-            <w:hyperlink w:history="1" r:id="rIdzryyi5s-a-dvyxzi7wwqt">
+            <w:hyperlink w:history="1" r:id="rIdmgqjlbhltjjlq2cb_uhwx">
               <w:r>
                 <w:rPr>
                   <w:rFonts w:ascii="Arial" w:cs="Arial" w:eastAsia="Arial" w:hAnsi="Arial"/>
@@ -6384,7 +6384,7 @@
               <w:spacing w:after="10" w:before="0"/>
               <w:ind w:left="120"/>
             </w:pPr>
-            <w:hyperlink w:history="1" r:id="rIddyxwd1n-rqewtsqtqcrre">
+            <w:hyperlink w:history="1" r:id="rIdnzcrhxmud6n-hbbtbgxfr">
               <w:r>
                 <w:rPr>
                   <w:rFonts w:ascii="Arial" w:cs="Arial" w:eastAsia="Arial" w:hAnsi="Arial"/>
@@ -6429,7 +6429,7 @@
             <w:pPr>
               <w:spacing w:after="20" w:before="0"/>
             </w:pPr>
-            <w:hyperlink w:history="1" r:id="rIdc5iv6oaagzmmvocruvaqs">
+            <w:hyperlink w:history="1" r:id="rIdmdszlj3k8uxxnr3x1q7gr">
               <w:r>
                 <w:rPr>
                   <w:rFonts w:ascii="Arial" w:cs="Arial" w:eastAsia="Arial" w:hAnsi="Arial"/>
@@ -6438,7 +6438,7 @@
                   <w:szCs w:val="16"/>
                   <w:u w:val="single" w:color="2E75B6"/>
                 </w:rPr>
-                <w:t xml:space="preserve">Pressure versus Temperature (PLIX)</w:t>
+                <w:t xml:space="preserve">Atmospheric Pressure (Flexbook)</w:t>
               </w:r>
             </w:hyperlink>
           </w:p>
@@ -6462,7 +6462,7 @@
               <w:spacing w:after="10" w:before="0"/>
               <w:ind w:left="120"/>
             </w:pPr>
-            <w:hyperlink w:history="1" r:id="rIdr7ff17n5w5bthcfpyuwup">
+            <w:hyperlink w:history="1" r:id="rIdzvm3npzm_oalbyehy0mw9">
               <w:r>
                 <w:rPr>
                   <w:rFonts w:ascii="Arial" w:cs="Arial" w:eastAsia="Arial" w:hAnsi="Arial"/>
@@ -6657,7 +6657,313 @@
             <w:pPr>
               <w:spacing w:after="20" w:before="0"/>
             </w:pPr>
-            <w:hyperlink w:history="1" r:id="rIdchx9e2gdt2zmf1_0ql-u1">
+            <w:hyperlink w:history="1" r:id="rIda7iowtssv-0wpwxxc12bh">
+              <w:r>
+                <w:rPr>
+                  <w:rFonts w:ascii="Arial" w:cs="Arial" w:eastAsia="Arial" w:hAnsi="Arial"/>
+                  <w:color w:val="2E75B6"/>
+                  <w:sz w:val="16"/>
+                  <w:szCs w:val="16"/>
+                  <w:u w:val="single" w:color="2E75B6"/>
+                </w:rPr>
+                <w:t xml:space="preserve">Pressure and Pascal's principle (part 1)</w:t>
+              </w:r>
+            </w:hyperlink>
+          </w:p>
+          <w:p>
+            <w:pPr>
+              <w:spacing w:after="10" w:before="0"/>
+              <w:ind w:left="120"/>
+            </w:pPr>
+            <w:r>
+              <w:rPr>
+                <w:rFonts w:ascii="Arial" w:cs="Arial" w:eastAsia="Arial" w:hAnsi="Arial"/>
+                <w:color w:val="595959"/>
+                <w:sz w:val="14"/>
+                <w:szCs w:val="14"/>
+              </w:rPr>
+              <w:t xml:space="preserve">Source: Khan Academy (English - US curriculum)</w:t>
+            </w:r>
+          </w:p>
+          <w:p>
+            <w:pPr>
+              <w:spacing w:after="10" w:before="0"/>
+              <w:ind w:left="120"/>
+            </w:pPr>
+            <w:hyperlink w:history="1" r:id="rIdqyrt8fhc-7v_lpbbjtcwa">
+              <w:r>
+                <w:rPr>
+                  <w:rFonts w:ascii="Arial" w:cs="Arial" w:eastAsia="Arial" w:hAnsi="Arial"/>
+                  <w:color w:val="595959"/>
+                  <w:sz w:val="14"/>
+                  <w:szCs w:val="14"/>
+                  <w:u w:val="single" w:color="595959"/>
+                </w:rPr>
+                <w:t xml:space="preserve">🔍 Search ARES for similar videos</w:t>
+              </w:r>
+            </w:hyperlink>
+          </w:p>
+          <w:p>
+            <w:pPr>
+              <w:spacing w:after="40" w:before="0"/>
+            </w:pPr>
+            <w:r>
+              <w:rPr>
+                <w:sz w:val="14"/>
+                <w:szCs w:val="14"/>
+              </w:rPr>
+              <w:t xml:space="preserve"/>
+            </w:r>
+          </w:p>
+          <w:p>
+            <w:pPr>
+              <w:spacing w:after="20" w:before="0"/>
+            </w:pPr>
+            <w:r>
+              <w:rPr>
+                <w:rFonts w:ascii="Arial" w:cs="Arial" w:eastAsia="Arial" w:hAnsi="Arial"/>
+                <w:b/>
+                <w:bCs/>
+                <w:color w:val="1F3864"/>
+                <w:sz w:val="16"/>
+                <w:szCs w:val="16"/>
+              </w:rPr>
+              <w:t xml:space="preserve">📖 EXERCISE:</w:t>
+            </w:r>
+          </w:p>
+          <w:p>
+            <w:pPr>
+              <w:spacing w:after="20" w:before="0"/>
+            </w:pPr>
+            <w:hyperlink w:history="1" r:id="rIddzdy5w6nfmzmzrltmgafe">
+              <w:r>
+                <w:rPr>
+                  <w:rFonts w:ascii="Arial" w:cs="Arial" w:eastAsia="Arial" w:hAnsi="Arial"/>
+                  <w:color w:val="2E75B6"/>
+                  <w:sz w:val="16"/>
+                  <w:szCs w:val="16"/>
+                  <w:u w:val="single" w:color="2E75B6"/>
+                </w:rPr>
+                <w:t xml:space="preserve">Atmospheric Pressure Practice</w:t>
+              </w:r>
+            </w:hyperlink>
+          </w:p>
+          <w:p>
+            <w:pPr>
+              <w:spacing w:after="10" w:before="0"/>
+              <w:ind w:left="120"/>
+            </w:pPr>
+            <w:r>
+              <w:rPr>
+                <w:rFonts w:ascii="Arial" w:cs="Arial" w:eastAsia="Arial" w:hAnsi="Arial"/>
+                <w:color w:val="595959"/>
+                <w:sz w:val="14"/>
+                <w:szCs w:val="14"/>
+              </w:rPr>
+              <w:t xml:space="preserve">Source: CK-12</w:t>
+            </w:r>
+          </w:p>
+          <w:p>
+            <w:pPr>
+              <w:spacing w:after="10" w:before="0"/>
+              <w:ind w:left="120"/>
+            </w:pPr>
+            <w:hyperlink w:history="1" r:id="rIdsqsrpq8bpn6bnqltzyh_f">
+              <w:r>
+                <w:rPr>
+                  <w:rFonts w:ascii="Arial" w:cs="Arial" w:eastAsia="Arial" w:hAnsi="Arial"/>
+                  <w:color w:val="595959"/>
+                  <w:sz w:val="14"/>
+                  <w:szCs w:val="14"/>
+                  <w:u w:val="single" w:color="595959"/>
+                </w:rPr>
+                <w:t xml:space="preserve">🔍 Search ARES for similar readings</w:t>
+              </w:r>
+            </w:hyperlink>
+          </w:p>
+        </w:tc>
+        <w:tc>
+          <w:tcPr>
+            <w:tcW w:type="dxa" w:w="3040"/>
+            <w:shd w:fill="FFFFFF" w:color="auto" w:val="clear"/>
+            <w:tcMar>
+              <w:top w:type="dxa" w:w="60"/>
+              <w:left w:type="dxa" w:w="120"/>
+              <w:bottom w:type="dxa" w:w="60"/>
+              <w:right w:type="dxa" w:w="120"/>
+            </w:tcMar>
+            <w:vAlign w:val="top"/>
+          </w:tcPr>
+          <w:p>
+            <w:pPr>
+              <w:spacing w:after="40" w:before="0"/>
+              <w:jc w:val="left"/>
+            </w:pPr>
+            <w:r>
+              <w:rPr>
+                <w:rFonts w:ascii="Arial" w:cs="Arial" w:eastAsia="Arial" w:hAnsi="Arial"/>
+                <w:b w:val="false"/>
+                <w:bCs w:val="false"/>
+                <w:i w:val="false"/>
+                <w:iCs w:val="false"/>
+                <w:color w:val="000000"/>
+                <w:sz w:val="18"/>
+                <w:szCs w:val="18"/>
+              </w:rPr>
+              <w:t xml:space="preserve">PART A — Pencil vs. Book Demonstration (whole class, 8 min): Teacher presses the flat textbook onto palm, then the pencil tip (safely, moderate force). Students observe and record: sensation described in words, which caused more 'push' sensation, and whether the force applied was the same. PART B — Shoe Pressure Investigation (paired lab, 30 min): Each pair receives: 1 bathroom scale, 1 sheet of graph paper (1 cm² grid), 1 pencil, 1 calculator. Procedure — (i) Student A stands on the scale; partner reads and records weight in kg, converts to Newtons (W = mg, g = 10 N/kg). (ii) Student A steps onto graph paper with ONE shoe; partner traces the outline of the shoe sole carefully. (iii) Student A steps off; pair counts the number of complete 1 cm² squares inside the tracing to estimate contact area. Partial squares: count those more than half inside. (iv) Pair calculates pressure: P = F/A, where F = half body weight (one foot) in Newtons, A = area in m² (divide cm² by 10,000). (v) Pair records shoe type (sandal/school shoe/trainer/other). PART C — Class Data Wall (5 min): Each pair writes their shoe type, area (cm²), weight (N), and pressure (Pa) on a sticky note and posts it on a shared class data wall organised by shoe type.</w:t>
+            </w:r>
+          </w:p>
+        </w:tc>
+        <w:tc>
+          <w:tcPr>
+            <w:tcW w:type="dxa" w:w="3040"/>
+            <w:shd w:fill="F2F2F2" w:color="auto" w:val="clear"/>
+            <w:tcMar>
+              <w:top w:type="dxa" w:w="60"/>
+              <w:left w:type="dxa" w:w="120"/>
+              <w:bottom w:type="dxa" w:w="60"/>
+              <w:right w:type="dxa" w:w="120"/>
+            </w:tcMar>
+            <w:vAlign w:val="top"/>
+          </w:tcPr>
+          <w:p>
+            <w:pPr>
+              <w:spacing w:after="40" w:before="0"/>
+              <w:jc w:val="left"/>
+            </w:pPr>
+            <w:r>
+              <w:rPr>
+                <w:rFonts w:ascii="Arial" w:cs="Arial" w:eastAsia="Arial" w:hAnsi="Arial"/>
+                <w:b w:val="false"/>
+                <w:bCs w:val="false"/>
+                <w:i w:val="false"/>
+                <w:iCs w:val="false"/>
+                <w:color w:val="000000"/>
+                <w:sz w:val="18"/>
+                <w:szCs w:val="18"/>
+              </w:rPr>
+              <w:t xml:space="preserve">1. PENCIL vs. BOOK: Press the book firmly on your palm — hold for 5 seconds. Say: 'Observe carefully — not just what you see, but what you predict I feel.' Then press the pencil tip (carefully). Ask: 'What changed? I used roughly the same force both times. Write your observation — 3 words minimum.' Cold-call 2 students. (WAIT TIME: 10 seconds). Say: 'The force was almost the same — so why the different sensation? Hold that question — we'll return to it in 8 minutes.' 2. SHOE LAB SETUP: Distribute materials. Say: 'You have exactly 30 minutes. Your goal is ONE number — the pressure in Pascals under your shoe. Every step of your calculation must be written down — I will check your working, not just your answer.' Circulate every 4–5 minutes. At each group, ask one probing question — e.g., 'Why are you dividing by 2?' or 'Your area is in cm² — is your answer in Pascals yet?' (WAIT TIME: 10 seconds per group before helping). 3. DATA WALL: After posting, stand at the wall and ask: 'Without calculating anything — just LOOKING at this data — what pattern do you notice about shoe type and pressure?' Cold-call 3 students from different parts of the room. (WAIT TIME: 15 seconds).</w:t>
+            </w:r>
+          </w:p>
+        </w:tc>
+        <w:tc>
+          <w:tcPr>
+            <w:tcW w:type="dxa" w:w="3040"/>
+            <w:shd w:fill="FFFFFF" w:color="auto" w:val="clear"/>
+            <w:tcMar>
+              <w:top w:type="dxa" w:w="60"/>
+              <w:left w:type="dxa" w:w="120"/>
+              <w:bottom w:type="dxa" w:w="60"/>
+              <w:right w:type="dxa" w:w="120"/>
+            </w:tcMar>
+            <w:vAlign w:val="top"/>
+          </w:tcPr>
+          <w:p>
+            <w:pPr>
+              <w:spacing w:after="40" w:before="0"/>
+              <w:jc w:val="left"/>
+            </w:pPr>
+            <w:r>
+              <w:rPr>
+                <w:rFonts w:ascii="Arial" w:cs="Arial" w:eastAsia="Arial" w:hAnsi="Arial"/>
+                <w:b w:val="false"/>
+                <w:bCs w:val="false"/>
+                <w:i w:val="false"/>
+                <w:iCs w:val="false"/>
+                <w:color w:val="000000"/>
+                <w:sz w:val="18"/>
+                <w:szCs w:val="18"/>
+              </w:rPr>
+              <w:t xml:space="preserve">Structured Data Collection + Class Data Wall: By pooling measurements from all pairs, students see real variation in pressure values (flat sandals ~15,000–18,000 Pa; school shoes ~20,000–25,000 Pa; pointed heels potentially &gt;100,000 Pa if represented). This variation makes the formula concrete — it is not abstract algebra but a tool that EXPLAINS the variation they measured themselves. The data wall mimics scientific data aggregation and prepares students to reason about atmospheric pressure as a number in the same unit system.</w:t>
+            </w:r>
+          </w:p>
+        </w:tc>
+        <w:tc>
+          <w:tcPr>
+            <w:tcW w:type="dxa" w:w="3040"/>
+            <w:shd w:fill="F2F2F2" w:color="auto" w:val="clear"/>
+            <w:tcMar>
+              <w:top w:type="dxa" w:w="60"/>
+              <w:left w:type="dxa" w:w="120"/>
+              <w:bottom w:type="dxa" w:w="60"/>
+              <w:right w:type="dxa" w:w="120"/>
+            </w:tcMar>
+            <w:vAlign w:val="top"/>
+          </w:tcPr>
+          <w:p>
+            <w:pPr>
+              <w:spacing w:after="40" w:before="0"/>
+              <w:jc w:val="left"/>
+            </w:pPr>
+            <w:r>
+              <w:rPr>
+                <w:rFonts w:ascii="Arial" w:cs="Arial" w:eastAsia="Arial" w:hAnsi="Arial"/>
+                <w:b w:val="false"/>
+                <w:bCs w:val="false"/>
+                <w:i w:val="false"/>
+                <w:iCs w:val="false"/>
+                <w:color w:val="000000"/>
+                <w:sz w:val="18"/>
+                <w:szCs w:val="18"/>
+              </w:rPr>
+              <w:t xml:space="preserve">Observable indicators: (a) Can the pair correctly convert kg → N (multiply by 10)? (b) Do they divide body weight by 2 for one foot? (c) Do they convert cm² to m² before computing Pa? Listen for the cm²/m² conversion error — this is the most common mistake. If more than 30% of pairs make this error, pause the class and address it whole-group before the data wall step. Collect one notebook per table group to verify unit conversion working.</w:t>
+            </w:r>
+          </w:p>
+        </w:tc>
+      </w:tr>
+      <w:tr>
+        <w:tc>
+          <w:tcPr>
+            <w:tcW w:type="dxa" w:w="1520"/>
+            <w:shd w:fill="E2EFDA" w:color="auto" w:val="clear"/>
+            <w:tcMar>
+              <w:top w:type="dxa" w:w="60"/>
+              <w:left w:type="dxa" w:w="120"/>
+              <w:bottom w:type="dxa" w:w="60"/>
+              <w:right w:type="dxa" w:w="120"/>
+            </w:tcMar>
+            <w:vAlign w:val="top"/>
+          </w:tcPr>
+          <w:p>
+            <w:pPr>
+              <w:spacing w:after="40" w:before="0"/>
+              <w:jc w:val="left"/>
+            </w:pPr>
+            <w:r>
+              <w:rPr>
+                <w:rFonts w:ascii="Arial" w:cs="Arial" w:eastAsia="Arial" w:hAnsi="Arial"/>
+                <w:b/>
+                <w:bCs/>
+                <w:i w:val="false"/>
+                <w:iCs w:val="false"/>
+                <w:color w:val="000000"/>
+                <w:sz w:val="18"/>
+                <w:szCs w:val="18"/>
+              </w:rPr>
+              <w:t xml:space="preserve">Explain Phase</w:t>
+            </w:r>
+          </w:p>
+          <w:p>
+            <w:pPr>
+              <w:spacing w:after="20" w:before="0"/>
+            </w:pPr>
+            <w:r>
+              <w:rPr>
+                <w:rFonts w:ascii="Arial" w:cs="Arial" w:eastAsia="Arial" w:hAnsi="Arial"/>
+                <w:b/>
+                <w:bCs/>
+                <w:color w:val="1F3864"/>
+                <w:sz w:val="16"/>
+                <w:szCs w:val="16"/>
+              </w:rPr>
+              <w:t xml:space="preserve">📹 VIDEO:</w:t>
+            </w:r>
+          </w:p>
+          <w:p>
+            <w:pPr>
+              <w:spacing w:after="20" w:before="0"/>
+            </w:pPr>
+            <w:hyperlink w:history="1" r:id="rIdzfag4srjfc-hdkokmwme_">
               <w:r>
                 <w:rPr>
                   <w:rFonts w:ascii="Arial" w:cs="Arial" w:eastAsia="Arial" w:hAnsi="Arial"/>
@@ -6690,7 +6996,7 @@
               <w:spacing w:after="10" w:before="0"/>
               <w:ind w:left="120"/>
             </w:pPr>
-            <w:hyperlink w:history="1" r:id="rIduxapxfournipdko3xacf6">
+            <w:hyperlink w:history="1" r:id="rId8p9y1lhvdvbh5swlwttu8">
               <w:r>
                 <w:rPr>
                   <w:rFonts w:ascii="Arial" w:cs="Arial" w:eastAsia="Arial" w:hAnsi="Arial"/>
@@ -6735,7 +7041,7 @@
             <w:pPr>
               <w:spacing w:after="20" w:before="0"/>
             </w:pPr>
-            <w:hyperlink w:history="1" r:id="rIdshahjpae6k1zytmbjha-l">
+            <w:hyperlink w:history="1" r:id="rIdwfoeiy7ng4qwsntie9h9p">
               <w:r>
                 <w:rPr>
                   <w:rFonts w:ascii="Arial" w:cs="Arial" w:eastAsia="Arial" w:hAnsi="Arial"/>
@@ -6744,7 +7050,7 @@
                   <w:szCs w:val="16"/>
                   <w:u w:val="single" w:color="2E75B6"/>
                 </w:rPr>
-                <w:t xml:space="preserve">Pressure versus Temperature (PLIX)</w:t>
+                <w:t xml:space="preserve">Atmospheric Pressure (Flexbook)</w:t>
               </w:r>
             </w:hyperlink>
           </w:p>
@@ -6768,7 +7074,7 @@
               <w:spacing w:after="10" w:before="0"/>
               <w:ind w:left="120"/>
             </w:pPr>
-            <w:hyperlink w:history="1" r:id="rIdhjjsfdn1ngstslrzfjmoo">
+            <w:hyperlink w:history="1" r:id="rIdrf9yq6fhwfkzbugvht1jx">
               <w:r>
                 <w:rPr>
                   <w:rFonts w:ascii="Arial" w:cs="Arial" w:eastAsia="Arial" w:hAnsi="Arial"/>
@@ -6810,7 +7116,7 @@
                 <w:sz w:val="18"/>
                 <w:szCs w:val="18"/>
               </w:rPr>
-              <w:t xml:space="preserve">PART A — Pencil vs. Book Demonstration (whole class, 8 min): Teacher presses the flat textbook onto palm, then the pencil tip (safely, moderate force). Students observe and record: sensation described in words, which caused more 'push' sensation, and whether the force applied was the same. PART B — Shoe Pressure Investigation (paired lab, 30 min): Each pair receives: 1 bathroom scale, 1 sheet of graph paper (1 cm² grid), 1 pencil, 1 calculator. Procedure — (i) Student A stands on the scale; partner reads and records weight in kg, converts to Newtons (W = mg, g = 10 N/kg). (ii) Student A steps onto graph paper with ONE shoe; partner traces the outline of the shoe sole carefully. (iii) Student A steps off; pair counts the number of complete 1 cm² squares inside the tracing to estimate contact area. Partial squares: count those more than half inside. (iv) Pair calculates pressure: P = F/A, where F = half body weight (one foot) in Newtons, A = area in m² (divide cm² by 10,000). (v) Pair records shoe type (sandal/school shoe/trainer/other). PART C — Class Data Wall (5 min): Each pair writes their shoe type, area (cm²), weight (N), and pressure (Pa) on a sticky note and posts it on a shared class data wall organised by shoe type.</w:t>
+              <w:t xml:space="preserve">The teacher formally introduces the definition: Pressure = Force ÷ Area (P = F/A), unit = Pascal (Pa = N/m²). Students complete a structured note frame (provided on ARES platform or as a handout): (a) Write the formula and units; (b) Explain in ONE sentence why the pencil hurt more than the book; (c) Label the three quantities (P, F, A) on a diagram of a shoe on the floor. Students then work in groups of 3 to apply the concept to two Kenya-relevant extension problems: PROBLEM 1 — 'A maize bag weighing 90 kg is placed on a wooden pallet. The pallet has 4 legs, each with a base area of 25 cm². What pressure does each leg exert on the warehouse floor in Eldoret?' PROBLEM 2 — 'A Maasai elder uses a traditional rungu (wooden club) with a handle tip area of 2 cm². He leans on it with a force of 150 N. A nurse at Kenyatta National Hospital uses a flat crutch base of area 50 cm² bearing the same 150 N. Compare the pressures and explain which is safer for a soft floor.' Groups present solutions on mini-whiteboards.</w:t>
             </w:r>
           </w:p>
         </w:tc>
@@ -6842,7 +7148,7 @@
                 <w:sz w:val="18"/>
                 <w:szCs w:val="18"/>
               </w:rPr>
-              <w:t xml:space="preserve">1. PENCIL vs. BOOK: Press the book firmly on your palm — hold for 5 seconds. Say: 'Observe carefully — not just what you see, but what you predict I feel.' Then press the pencil tip (carefully). Ask: 'What changed? I used roughly the same force both times. Write your observation — 3 words minimum.' Cold-call 2 students. (WAIT TIME: 10 seconds). Say: 'The force was almost the same — so why the different sensation? Hold that question — we'll return to it in 8 minutes.' 2. SHOE LAB SETUP: Distribute materials. Say: 'You have exactly 30 minutes. Your goal is ONE number — the pressure in Pascals under your shoe. Every step of your calculation must be written down — I will check your working, not just your answer.' Circulate every 4–5 minutes. At each group, ask one probing question — e.g., 'Why are you dividing by 2?' or 'Your area is in cm² — is your answer in Pascals yet?' (WAIT TIME: 10 seconds per group before helping). 3. DATA WALL: After posting, stand at the wall and ask: 'Without calculating anything — just LOOKING at this data — what pattern do you notice about shoe type and pressure?' Cold-call 3 students from different parts of the room. (WAIT TIME: 15 seconds).</w:t>
+              <w:t xml:space="preserve">1. FORMAL DEFINITION: Write on board: P = F/A. Say: 'This is the most important equation in today's lesson. But I want YOU to tell ME what it means for the jerrycan.' Point to the collapsed jerrycan. Cold-call 1 student: 'Use the formula — what is F, and what is A, when we talk about the air outside the jerrycan pressing on its walls?' (WAIT TIME: 15 seconds). 2. NOTE FRAME: Give 4 minutes for silent written completion of the note frame. Then pair-share for 90 seconds. Cold-call one pair to read their one-sentence pencil explanation aloud. 3. EXTENSION PROBLEMS: Assign groups. Say: 'You have 10 minutes. Show ALL unit conversions. If your units don't cancel to give Pa (N/m²), your answer is wrong — check your working.' Circulate. At the whiteboard presentation, ask: 'Which answer surprises you most — and why does it connect back to the jerrycan?' (WAIT TIME: 10 seconds before taking responses). 4. JERRYCAN LINK: Say: 'We now know pressure is F/A. The atmosphere is pushing on the jerrycan with some force over its entire surface area. In Lesson 3 we will calculate exactly how big that number is. Make a prediction now — write it in your notebook: is atmospheric pressure bigger or smaller than the pressure under your shoe?'</w:t>
             </w:r>
           </w:p>
         </w:tc>
@@ -6874,7 +7180,7 @@
                 <w:sz w:val="18"/>
                 <w:szCs w:val="18"/>
               </w:rPr>
-              <w:t xml:space="preserve">Structured Data Collection + Class Data Wall: By pooling measurements from all pairs, students see real variation in pressure values (flat sandals ~15,000–18,000 Pa; school shoes ~20,000–25,000 Pa; pointed heels potentially &gt;100,000 Pa if represented). This variation makes the formula concrete — it is not abstract algebra but a tool that EXPLAINS the variation they measured themselves. The data wall mimics scientific data aggregation and prepares students to reason about atmospheric pressure as a number in the same unit system.</w:t>
+              <w:t xml:space="preserve">Anchored Application Problems: By embedding P = F/A in recognisable Kenyan contexts (maize warehouse in Eldoret, Maasai rungu, KNH crutch), students see the formula as a tool for reasoning about the real world rather than an abstract symbol. Presenting solutions on mini-whiteboards allows rapid whole-class formative assessment and creates a norm of mathematical communication. The closing jerrycan link ensures every new piece of knowledge is explicitly tethered to the anchoring phenomenon.</w:t>
             </w:r>
           </w:p>
         </w:tc>
@@ -6906,7 +7212,7 @@
                 <w:sz w:val="18"/>
                 <w:szCs w:val="18"/>
               </w:rPr>
-              <w:t xml:space="preserve">Observable indicators: (a) Can the pair correctly convert kg → N (multiply by 10)? (b) Do they divide body weight by 2 for one foot? (c) Do they convert cm² to m² before computing Pa? Listen for the cm²/m² conversion error — this is the most common mistake. If more than 30% of pairs make this error, pause the class and address it whole-group before the data wall step. Collect one notebook per table group to verify unit conversion working.</w:t>
+              <w:t xml:space="preserve">Observable indicators: (a) Students correctly identify F (body weight in N) and A (shoe area in m²) when labelling the diagram. (b) In Problem 1, students divide total force by 4 legs before dividing by leg area. (c) In Problem 2, students correctly conclude the rungu exerts higher pressure and connect this to potential floor damage OR to the jerrycan walls — any valid pressure-direction reasoning is acceptable. Flag groups that invert the formula (A/F) for immediate reteaching.</w:t>
             </w:r>
           </w:p>
         </w:tc>
@@ -6915,32 +7221,32 @@
         <w:tc>
           <w:tcPr>
             <w:tcW w:type="dxa" w:w="1520"/>
-            <w:shd w:fill="E2EFDA" w:color="auto" w:val="clear"/>
-            <w:tcMar>
-              <w:top w:type="dxa" w:w="60"/>
-              <w:left w:type="dxa" w:w="120"/>
-              <w:bottom w:type="dxa" w:w="60"/>
-              <w:right w:type="dxa" w:w="120"/>
-            </w:tcMar>
-            <w:vAlign w:val="top"/>
-          </w:tcPr>
-          <w:p>
-            <w:pPr>
-              <w:spacing w:after="40" w:before="0"/>
-              <w:jc w:val="left"/>
-            </w:pPr>
-            <w:r>
-              <w:rPr>
-                <w:rFonts w:ascii="Arial" w:cs="Arial" w:eastAsia="Arial" w:hAnsi="Arial"/>
-                <w:b/>
-                <w:bCs/>
-                <w:i w:val="false"/>
-                <w:iCs w:val="false"/>
-                <w:color w:val="000000"/>
-                <w:sz w:val="18"/>
-                <w:szCs w:val="18"/>
-              </w:rPr>
-              <w:t xml:space="preserve">Explain Phase</w:t>
+            <w:shd w:fill="FCE4D6" w:color="auto" w:val="clear"/>
+            <w:tcMar>
+              <w:top w:type="dxa" w:w="60"/>
+              <w:left w:type="dxa" w:w="120"/>
+              <w:bottom w:type="dxa" w:w="60"/>
+              <w:right w:type="dxa" w:w="120"/>
+            </w:tcMar>
+            <w:vAlign w:val="top"/>
+          </w:tcPr>
+          <w:p>
+            <w:pPr>
+              <w:spacing w:after="40" w:before="0"/>
+              <w:jc w:val="left"/>
+            </w:pPr>
+            <w:r>
+              <w:rPr>
+                <w:rFonts w:ascii="Arial" w:cs="Arial" w:eastAsia="Arial" w:hAnsi="Arial"/>
+                <w:b/>
+                <w:bCs/>
+                <w:i w:val="false"/>
+                <w:iCs w:val="false"/>
+                <w:color w:val="000000"/>
+                <w:sz w:val="18"/>
+                <w:szCs w:val="18"/>
+              </w:rPr>
+              <w:t xml:space="preserve">Driving Question Board (DQB) Creation</w:t>
             </w:r>
           </w:p>
           <w:p>
@@ -6963,7 +7269,7 @@
             <w:pPr>
               <w:spacing w:after="20" w:before="0"/>
             </w:pPr>
-            <w:hyperlink w:history="1" r:id="rId8z5cjyjj5cwys26zdctuy">
+            <w:hyperlink w:history="1" r:id="rIdrowmcy9sudxnfvkknrl1b">
               <w:r>
                 <w:rPr>
                   <w:rFonts w:ascii="Arial" w:cs="Arial" w:eastAsia="Arial" w:hAnsi="Arial"/>
@@ -6996,7 +7302,7 @@
               <w:spacing w:after="10" w:before="0"/>
               <w:ind w:left="120"/>
             </w:pPr>
-            <w:hyperlink w:history="1" r:id="rId5ht-bfcfo61xju7awfh6f">
+            <w:hyperlink w:history="1" r:id="rIdb4bw6v2fpvijzc7laafm9">
               <w:r>
                 <w:rPr>
                   <w:rFonts w:ascii="Arial" w:cs="Arial" w:eastAsia="Arial" w:hAnsi="Arial"/>
@@ -7041,7 +7347,7 @@
             <w:pPr>
               <w:spacing w:after="20" w:before="0"/>
             </w:pPr>
-            <w:hyperlink w:history="1" r:id="rIdvoryxwh-nuwtmcqveh6h5">
+            <w:hyperlink w:history="1" r:id="rIdozgchydlhhkibfrdd6mdd">
               <w:r>
                 <w:rPr>
                   <w:rFonts w:ascii="Arial" w:cs="Arial" w:eastAsia="Arial" w:hAnsi="Arial"/>
@@ -7050,7 +7356,7 @@
                   <w:szCs w:val="16"/>
                   <w:u w:val="single" w:color="2E75B6"/>
                 </w:rPr>
-                <w:t xml:space="preserve">Pressure versus Temperature (PLIX)</w:t>
+                <w:t xml:space="preserve">Atmospheric Pressure (Flexbook)</w:t>
               </w:r>
             </w:hyperlink>
           </w:p>
@@ -7074,7 +7380,7 @@
               <w:spacing w:after="10" w:before="0"/>
               <w:ind w:left="120"/>
             </w:pPr>
-            <w:hyperlink w:history="1" r:id="rIdsfbvmnf-fx2-y2qarxzfn">
+            <w:hyperlink w:history="1" r:id="rIdjtde4datm8pviq4ciksmp">
               <w:r>
                 <w:rPr>
                   <w:rFonts w:ascii="Arial" w:cs="Arial" w:eastAsia="Arial" w:hAnsi="Arial"/>
@@ -7116,7 +7422,7 @@
                 <w:sz w:val="18"/>
                 <w:szCs w:val="18"/>
               </w:rPr>
-              <w:t xml:space="preserve">The teacher formally introduces the definition: Pressure = Force ÷ Area (P = F/A), unit = Pascal (Pa = N/m²). Students complete a structured note frame (provided on ARES platform or as a handout): (a) Write the formula and units; (b) Explain in ONE sentence why the pencil hurt more than the book; (c) Label the three quantities (P, F, A) on a diagram of a shoe on the floor. Students then work in groups of 3 to apply the concept to two Kenya-relevant extension problems: PROBLEM 1 — 'A maize bag weighing 90 kg is placed on a wooden pallet. The pallet has 4 legs, each with a base area of 25 cm². What pressure does each leg exert on the warehouse floor in Eldoret?' PROBLEM 2 — 'A Maasai elder uses a traditional rungu (wooden club) with a handle tip area of 2 cm². He leans on it with a force of 150 N. A nurse at Kenyatta National Hospital uses a flat crutch base of area 50 cm² bearing the same 150 N. Compare the pressures and explain which is safer for a soft floor.' Groups present solutions on mini-whiteboards.</w:t>
+              <w:t xml:space="preserve">Each student receives two sticky notes of different colours. On COLOUR 1 (e.g., yellow): 'What do I now THINK is causing the jerrycan to crush?' — students write their current best explanation using the word 'pressure' and 'force per unit area'. On COLOUR 2 (e.g., blue): 'What am I still WONDERING?' — students write one specific question they cannot yet answer (e.g., 'How do we know how strong atmospheric pressure actually is?' or 'Does pressure in water work the same way as pressure in air?'). Students post both cards on the class DQB. Teacher reads 5–6 blue 'wondering' cards aloud and groups them into clusters on the board (e.g., 'Questions about HOW BIG atmospheric pressure is', 'Questions about pressure in water', 'Questions about why our bodies don't get crushed'). Teacher labels each cluster with a sticky arrow and says: 'These clusters are our roadmap. By Lesson 9, every one of these clusters will be answered.'</w:t>
             </w:r>
           </w:p>
         </w:tc>
@@ -7148,7 +7454,7 @@
                 <w:sz w:val="18"/>
                 <w:szCs w:val="18"/>
               </w:rPr>
-              <w:t xml:space="preserve">1. FORMAL DEFINITION: Write on board: P = F/A. Say: 'This is the most important equation in today's lesson. But I want YOU to tell ME what it means for the jerrycan.' Point to the collapsed jerrycan. Cold-call 1 student: 'Use the formula — what is F, and what is A, when we talk about the air outside the jerrycan pressing on its walls?' (WAIT TIME: 15 seconds). 2. NOTE FRAME: Give 4 minutes for silent written completion of the note frame. Then pair-share for 90 seconds. Cold-call one pair to read their one-sentence pencil explanation aloud. 3. EXTENSION PROBLEMS: Assign groups. Say: 'You have 10 minutes. Show ALL unit conversions. If your units don't cancel to give Pa (N/m²), your answer is wrong — check your working.' Circulate. At the whiteboard presentation, ask: 'Which answer surprises you most — and why does it connect back to the jerrycan?' (WAIT TIME: 10 seconds before taking responses). 4. JERRYCAN LINK: Say: 'We now know pressure is F/A. The atmosphere is pushing on the jerrycan with some force over its entire surface area. In Lesson 3 we will calculate exactly how big that number is. Make a prediction now — write it in your notebook: is atmospheric pressure bigger or smaller than the pressure under your shoe?'</w:t>
+              <w:t xml:space="preserve">1. Distribute sticky notes. Say: 'You have 3 minutes — silent writing only. Your yellow card must contain the phrase force per unit area. Your blue card must be a genuine question you cannot answer right now — not a question you already know the answer to.' (WAIT TIME: 3 min silent). 2. Students post cards. Teacher reads 5–6 blue cards aloud (without naming authors). Ask class: 'These two blue cards seem related — can anyone tell me WHY?' Cold-call 2 students. (WAIT TIME: 10 seconds). 3. Cluster the cards visibly. Say: 'Notice that nobody has posted a card asking what pressure means anymore — because we answered that today. This is how science works: we eliminate questions as we gather evidence, and new questions appear.' 4. Point to the jerrycan. Say: 'By Lesson 3, the yellow cards will get more detailed. Keep your notebooks — we'll look back at your Lesson 1 predictions and your Lesson 2 predictions side by side.'</w:t>
             </w:r>
           </w:p>
         </w:tc>
@@ -7180,7 +7486,7 @@
                 <w:sz w:val="18"/>
                 <w:szCs w:val="18"/>
               </w:rPr>
-              <w:t xml:space="preserve">Anchored Application Problems: By embedding P = F/A in recognisable Kenyan contexts (maize warehouse in Eldoret, Maasai rungu, KNH crutch), students see the formula as a tool for reasoning about the real world rather than an abstract symbol. Presenting solutions on mini-whiteboards allows rapid whole-class formative assessment and creates a norm of mathematical communication. The closing jerrycan link ensures every new piece of knowledge is explicitly tethered to the anchoring phenomenon.</w:t>
+              <w:t xml:space="preserve">Two-Colour DQB Protocol: Separating 'what I think' (yellow) from 'what I wonder' (blue) trains students to distinguish between claims and questions — a core science and engineering practice. Clustering the blue cards gives students ownership of the lesson sequence and demonstrates that their questions are driving the investigation, not a predetermined textbook chapter. This reinforces the storyline coherence of the 9-lesson unit.</w:t>
             </w:r>
           </w:p>
         </w:tc>
@@ -7212,7 +7518,7 @@
                 <w:sz w:val="18"/>
                 <w:szCs w:val="18"/>
               </w:rPr>
-              <w:t xml:space="preserve">Observable indicators: (a) Students correctly identify F (body weight in N) and A (shoe area in m²) when labelling the diagram. (b) In Problem 1, students divide total force by 4 legs before dividing by leg area. (c) In Problem 2, students correctly conclude the rungu exerts higher pressure and connect this to potential floor damage OR to the jerrycan walls — any valid pressure-direction reasoning is acceptable. Flag groups that invert the formula (A/F) for immediate reteaching.</w:t>
+              <w:t xml:space="preserve">Observable indicators: (a) Yellow cards use 'pressure', 'force', and 'area' correctly — not vague phrases like 'the air did it'. (b) Blue cards are specific and answerable by science (not philosophical). (c) Students who cannot write a yellow card using the formula likely need re-engagement with the Explain phase before Lesson 3. Collect yellow cards from 5 students who struggled during the lab for review before Lesson 3.</w:t>
             </w:r>
           </w:p>
         </w:tc>
@@ -7221,32 +7527,32 @@
         <w:tc>
           <w:tcPr>
             <w:tcW w:type="dxa" w:w="1520"/>
-            <w:shd w:fill="FCE4D6" w:color="auto" w:val="clear"/>
-            <w:tcMar>
-              <w:top w:type="dxa" w:w="60"/>
-              <w:left w:type="dxa" w:w="120"/>
-              <w:bottom w:type="dxa" w:w="60"/>
-              <w:right w:type="dxa" w:w="120"/>
-            </w:tcMar>
-            <w:vAlign w:val="top"/>
-          </w:tcPr>
-          <w:p>
-            <w:pPr>
-              <w:spacing w:after="40" w:before="0"/>
-              <w:jc w:val="left"/>
-            </w:pPr>
-            <w:r>
-              <w:rPr>
-                <w:rFonts w:ascii="Arial" w:cs="Arial" w:eastAsia="Arial" w:hAnsi="Arial"/>
-                <w:b/>
-                <w:bCs/>
-                <w:i w:val="false"/>
-                <w:iCs w:val="false"/>
-                <w:color w:val="000000"/>
-                <w:sz w:val="18"/>
-                <w:szCs w:val="18"/>
-              </w:rPr>
-              <w:t xml:space="preserve">Driving Question Board (DQB) Creation</w:t>
+            <w:shd w:fill="D5E8F0" w:color="auto" w:val="clear"/>
+            <w:tcMar>
+              <w:top w:type="dxa" w:w="60"/>
+              <w:left w:type="dxa" w:w="120"/>
+              <w:bottom w:type="dxa" w:w="60"/>
+              <w:right w:type="dxa" w:w="120"/>
+            </w:tcMar>
+            <w:vAlign w:val="top"/>
+          </w:tcPr>
+          <w:p>
+            <w:pPr>
+              <w:spacing w:after="40" w:before="0"/>
+              <w:jc w:val="left"/>
+            </w:pPr>
+            <w:r>
+              <w:rPr>
+                <w:rFonts w:ascii="Arial" w:cs="Arial" w:eastAsia="Arial" w:hAnsi="Arial"/>
+                <w:b/>
+                <w:bCs/>
+                <w:i w:val="false"/>
+                <w:iCs w:val="false"/>
+                <w:color w:val="000000"/>
+                <w:sz w:val="18"/>
+                <w:szCs w:val="18"/>
+              </w:rPr>
+              <w:t xml:space="preserve">Model Building Phase</w:t>
             </w:r>
           </w:p>
           <w:p>
@@ -7269,7 +7575,7 @@
             <w:pPr>
               <w:spacing w:after="20" w:before="0"/>
             </w:pPr>
-            <w:hyperlink w:history="1" r:id="rIdylhl0x64vcfn16mlqwr_3">
+            <w:hyperlink w:history="1" r:id="rIditzw3x5ghl_qhuwfyjo6_">
               <w:r>
                 <w:rPr>
                   <w:rFonts w:ascii="Arial" w:cs="Arial" w:eastAsia="Arial" w:hAnsi="Arial"/>
@@ -7302,7 +7608,7 @@
               <w:spacing w:after="10" w:before="0"/>
               <w:ind w:left="120"/>
             </w:pPr>
-            <w:hyperlink w:history="1" r:id="rIdq63pmwvgrmq3t_sg0j-yv">
+            <w:hyperlink w:history="1" r:id="rIdlak7oucjseg3zpr1cclnk">
               <w:r>
                 <w:rPr>
                   <w:rFonts w:ascii="Arial" w:cs="Arial" w:eastAsia="Arial" w:hAnsi="Arial"/>
@@ -7347,7 +7653,7 @@
             <w:pPr>
               <w:spacing w:after="20" w:before="0"/>
             </w:pPr>
-            <w:hyperlink w:history="1" r:id="rIdw376bjert6jwdnvncksxb">
+            <w:hyperlink w:history="1" r:id="rIdubfiihff9dblxqetjynow">
               <w:r>
                 <w:rPr>
                   <w:rFonts w:ascii="Arial" w:cs="Arial" w:eastAsia="Arial" w:hAnsi="Arial"/>
@@ -7356,7 +7662,7 @@
                   <w:szCs w:val="16"/>
                   <w:u w:val="single" w:color="2E75B6"/>
                 </w:rPr>
-                <w:t xml:space="preserve">Pressure versus Temperature (PLIX)</w:t>
+                <w:t xml:space="preserve">Atmospheric Pressure (Flexbook)</w:t>
               </w:r>
             </w:hyperlink>
           </w:p>
@@ -7380,313 +7686,7 @@
               <w:spacing w:after="10" w:before="0"/>
               <w:ind w:left="120"/>
             </w:pPr>
-            <w:hyperlink w:history="1" r:id="rIdduhzgbnk3vy-paa-r4x1t">
-              <w:r>
-                <w:rPr>
-                  <w:rFonts w:ascii="Arial" w:cs="Arial" w:eastAsia="Arial" w:hAnsi="Arial"/>
-                  <w:color w:val="595959"/>
-                  <w:sz w:val="14"/>
-                  <w:szCs w:val="14"/>
-                  <w:u w:val="single" w:color="595959"/>
-                </w:rPr>
-                <w:t xml:space="preserve">🔍 Search ARES for similar readings</w:t>
-              </w:r>
-            </w:hyperlink>
-          </w:p>
-        </w:tc>
-        <w:tc>
-          <w:tcPr>
-            <w:tcW w:type="dxa" w:w="3040"/>
-            <w:shd w:fill="FFFFFF" w:color="auto" w:val="clear"/>
-            <w:tcMar>
-              <w:top w:type="dxa" w:w="60"/>
-              <w:left w:type="dxa" w:w="120"/>
-              <w:bottom w:type="dxa" w:w="60"/>
-              <w:right w:type="dxa" w:w="120"/>
-            </w:tcMar>
-            <w:vAlign w:val="top"/>
-          </w:tcPr>
-          <w:p>
-            <w:pPr>
-              <w:spacing w:after="40" w:before="0"/>
-              <w:jc w:val="left"/>
-            </w:pPr>
-            <w:r>
-              <w:rPr>
-                <w:rFonts w:ascii="Arial" w:cs="Arial" w:eastAsia="Arial" w:hAnsi="Arial"/>
-                <w:b w:val="false"/>
-                <w:bCs w:val="false"/>
-                <w:i w:val="false"/>
-                <w:iCs w:val="false"/>
-                <w:color w:val="000000"/>
-                <w:sz w:val="18"/>
-                <w:szCs w:val="18"/>
-              </w:rPr>
-              <w:t xml:space="preserve">Each student receives two sticky notes of different colours. On COLOUR 1 (e.g., yellow): 'What do I now THINK is causing the jerrycan to crush?' — students write their current best explanation using the word 'pressure' and 'force per unit area'. On COLOUR 2 (e.g., blue): 'What am I still WONDERING?' — students write one specific question they cannot yet answer (e.g., 'How do we know how strong atmospheric pressure actually is?' or 'Does pressure in water work the same way as pressure in air?'). Students post both cards on the class DQB. Teacher reads 5–6 blue 'wondering' cards aloud and groups them into clusters on the board (e.g., 'Questions about HOW BIG atmospheric pressure is', 'Questions about pressure in water', 'Questions about why our bodies don't get crushed'). Teacher labels each cluster with a sticky arrow and says: 'These clusters are our roadmap. By Lesson 9, every one of these clusters will be answered.'</w:t>
-            </w:r>
-          </w:p>
-        </w:tc>
-        <w:tc>
-          <w:tcPr>
-            <w:tcW w:type="dxa" w:w="3040"/>
-            <w:shd w:fill="F2F2F2" w:color="auto" w:val="clear"/>
-            <w:tcMar>
-              <w:top w:type="dxa" w:w="60"/>
-              <w:left w:type="dxa" w:w="120"/>
-              <w:bottom w:type="dxa" w:w="60"/>
-              <w:right w:type="dxa" w:w="120"/>
-            </w:tcMar>
-            <w:vAlign w:val="top"/>
-          </w:tcPr>
-          <w:p>
-            <w:pPr>
-              <w:spacing w:after="40" w:before="0"/>
-              <w:jc w:val="left"/>
-            </w:pPr>
-            <w:r>
-              <w:rPr>
-                <w:rFonts w:ascii="Arial" w:cs="Arial" w:eastAsia="Arial" w:hAnsi="Arial"/>
-                <w:b w:val="false"/>
-                <w:bCs w:val="false"/>
-                <w:i w:val="false"/>
-                <w:iCs w:val="false"/>
-                <w:color w:val="000000"/>
-                <w:sz w:val="18"/>
-                <w:szCs w:val="18"/>
-              </w:rPr>
-              <w:t xml:space="preserve">1. Distribute sticky notes. Say: 'You have 3 minutes — silent writing only. Your yellow card must contain the phrase force per unit area. Your blue card must be a genuine question you cannot answer right now — not a question you already know the answer to.' (WAIT TIME: 3 min silent). 2. Students post cards. Teacher reads 5–6 blue cards aloud (without naming authors). Ask class: 'These two blue cards seem related — can anyone tell me WHY?' Cold-call 2 students. (WAIT TIME: 10 seconds). 3. Cluster the cards visibly. Say: 'Notice that nobody has posted a card asking what pressure means anymore — because we answered that today. This is how science works: we eliminate questions as we gather evidence, and new questions appear.' 4. Point to the jerrycan. Say: 'By Lesson 3, the yellow cards will get more detailed. Keep your notebooks — we'll look back at your Lesson 1 predictions and your Lesson 2 predictions side by side.'</w:t>
-            </w:r>
-          </w:p>
-        </w:tc>
-        <w:tc>
-          <w:tcPr>
-            <w:tcW w:type="dxa" w:w="3040"/>
-            <w:shd w:fill="FFFFFF" w:color="auto" w:val="clear"/>
-            <w:tcMar>
-              <w:top w:type="dxa" w:w="60"/>
-              <w:left w:type="dxa" w:w="120"/>
-              <w:bottom w:type="dxa" w:w="60"/>
-              <w:right w:type="dxa" w:w="120"/>
-            </w:tcMar>
-            <w:vAlign w:val="top"/>
-          </w:tcPr>
-          <w:p>
-            <w:pPr>
-              <w:spacing w:after="40" w:before="0"/>
-              <w:jc w:val="left"/>
-            </w:pPr>
-            <w:r>
-              <w:rPr>
-                <w:rFonts w:ascii="Arial" w:cs="Arial" w:eastAsia="Arial" w:hAnsi="Arial"/>
-                <w:b w:val="false"/>
-                <w:bCs w:val="false"/>
-                <w:i w:val="false"/>
-                <w:iCs w:val="false"/>
-                <w:color w:val="000000"/>
-                <w:sz w:val="18"/>
-                <w:szCs w:val="18"/>
-              </w:rPr>
-              <w:t xml:space="preserve">Two-Colour DQB Protocol: Separating 'what I think' (yellow) from 'what I wonder' (blue) trains students to distinguish between claims and questions — a core science and engineering practice. Clustering the blue cards gives students ownership of the lesson sequence and demonstrates that their questions are driving the investigation, not a predetermined textbook chapter. This reinforces the storyline coherence of the 9-lesson unit.</w:t>
-            </w:r>
-          </w:p>
-        </w:tc>
-        <w:tc>
-          <w:tcPr>
-            <w:tcW w:type="dxa" w:w="3040"/>
-            <w:shd w:fill="F2F2F2" w:color="auto" w:val="clear"/>
-            <w:tcMar>
-              <w:top w:type="dxa" w:w="60"/>
-              <w:left w:type="dxa" w:w="120"/>
-              <w:bottom w:type="dxa" w:w="60"/>
-              <w:right w:type="dxa" w:w="120"/>
-            </w:tcMar>
-            <w:vAlign w:val="top"/>
-          </w:tcPr>
-          <w:p>
-            <w:pPr>
-              <w:spacing w:after="40" w:before="0"/>
-              <w:jc w:val="left"/>
-            </w:pPr>
-            <w:r>
-              <w:rPr>
-                <w:rFonts w:ascii="Arial" w:cs="Arial" w:eastAsia="Arial" w:hAnsi="Arial"/>
-                <w:b w:val="false"/>
-                <w:bCs w:val="false"/>
-                <w:i w:val="false"/>
-                <w:iCs w:val="false"/>
-                <w:color w:val="000000"/>
-                <w:sz w:val="18"/>
-                <w:szCs w:val="18"/>
-              </w:rPr>
-              <w:t xml:space="preserve">Observable indicators: (a) Yellow cards use 'pressure', 'force', and 'area' correctly — not vague phrases like 'the air did it'. (b) Blue cards are specific and answerable by science (not philosophical). (c) Students who cannot write a yellow card using the formula likely need re-engagement with the Explain phase before Lesson 3. Collect yellow cards from 5 students who struggled during the lab for review before Lesson 3.</w:t>
-            </w:r>
-          </w:p>
-        </w:tc>
-      </w:tr>
-      <w:tr>
-        <w:tc>
-          <w:tcPr>
-            <w:tcW w:type="dxa" w:w="1520"/>
-            <w:shd w:fill="D5E8F0" w:color="auto" w:val="clear"/>
-            <w:tcMar>
-              <w:top w:type="dxa" w:w="60"/>
-              <w:left w:type="dxa" w:w="120"/>
-              <w:bottom w:type="dxa" w:w="60"/>
-              <w:right w:type="dxa" w:w="120"/>
-            </w:tcMar>
-            <w:vAlign w:val="top"/>
-          </w:tcPr>
-          <w:p>
-            <w:pPr>
-              <w:spacing w:after="40" w:before="0"/>
-              <w:jc w:val="left"/>
-            </w:pPr>
-            <w:r>
-              <w:rPr>
-                <w:rFonts w:ascii="Arial" w:cs="Arial" w:eastAsia="Arial" w:hAnsi="Arial"/>
-                <w:b/>
-                <w:bCs/>
-                <w:i w:val="false"/>
-                <w:iCs w:val="false"/>
-                <w:color w:val="000000"/>
-                <w:sz w:val="18"/>
-                <w:szCs w:val="18"/>
-              </w:rPr>
-              <w:t xml:space="preserve">Model Building Phase</w:t>
-            </w:r>
-          </w:p>
-          <w:p>
-            <w:pPr>
-              <w:spacing w:after="20" w:before="0"/>
-            </w:pPr>
-            <w:r>
-              <w:rPr>
-                <w:rFonts w:ascii="Arial" w:cs="Arial" w:eastAsia="Arial" w:hAnsi="Arial"/>
-                <w:b/>
-                <w:bCs/>
-                <w:color w:val="1F3864"/>
-                <w:sz w:val="16"/>
-                <w:szCs w:val="16"/>
-              </w:rPr>
-              <w:t xml:space="preserve">📹 VIDEO:</w:t>
-            </w:r>
-          </w:p>
-          <w:p>
-            <w:pPr>
-              <w:spacing w:after="20" w:before="0"/>
-            </w:pPr>
-            <w:hyperlink w:history="1" r:id="rIdahllxxrb8jhh3lk8b9ebb">
-              <w:r>
-                <w:rPr>
-                  <w:rFonts w:ascii="Arial" w:cs="Arial" w:eastAsia="Arial" w:hAnsi="Arial"/>
-                  <w:color w:val="2E75B6"/>
-                  <w:sz w:val="16"/>
-                  <w:szCs w:val="16"/>
-                  <w:u w:val="single" w:color="2E75B6"/>
-                </w:rPr>
-                <w:t xml:space="preserve">Pressure and Pascal's principle (part 2)</w:t>
-              </w:r>
-            </w:hyperlink>
-          </w:p>
-          <w:p>
-            <w:pPr>
-              <w:spacing w:after="10" w:before="0"/>
-              <w:ind w:left="120"/>
-            </w:pPr>
-            <w:r>
-              <w:rPr>
-                <w:rFonts w:ascii="Arial" w:cs="Arial" w:eastAsia="Arial" w:hAnsi="Arial"/>
-                <w:color w:val="595959"/>
-                <w:sz w:val="14"/>
-                <w:szCs w:val="14"/>
-              </w:rPr>
-              <w:t xml:space="preserve">Source: Khan Academy (English - US curriculum)</w:t>
-            </w:r>
-          </w:p>
-          <w:p>
-            <w:pPr>
-              <w:spacing w:after="10" w:before="0"/>
-              <w:ind w:left="120"/>
-            </w:pPr>
-            <w:hyperlink w:history="1" r:id="rId4nxmkkoyxpat_zdgrt0px">
-              <w:r>
-                <w:rPr>
-                  <w:rFonts w:ascii="Arial" w:cs="Arial" w:eastAsia="Arial" w:hAnsi="Arial"/>
-                  <w:color w:val="595959"/>
-                  <w:sz w:val="14"/>
-                  <w:szCs w:val="14"/>
-                  <w:u w:val="single" w:color="595959"/>
-                </w:rPr>
-                <w:t xml:space="preserve">🔍 Search ARES for similar videos</w:t>
-              </w:r>
-            </w:hyperlink>
-          </w:p>
-          <w:p>
-            <w:pPr>
-              <w:spacing w:after="40" w:before="0"/>
-            </w:pPr>
-            <w:r>
-              <w:rPr>
-                <w:sz w:val="14"/>
-                <w:szCs w:val="14"/>
-              </w:rPr>
-              <w:t xml:space="preserve"/>
-            </w:r>
-          </w:p>
-          <w:p>
-            <w:pPr>
-              <w:spacing w:after="20" w:before="0"/>
-            </w:pPr>
-            <w:r>
-              <w:rPr>
-                <w:rFonts w:ascii="Arial" w:cs="Arial" w:eastAsia="Arial" w:hAnsi="Arial"/>
-                <w:b/>
-                <w:bCs/>
-                <w:color w:val="1F3864"/>
-                <w:sz w:val="16"/>
-                <w:szCs w:val="16"/>
-              </w:rPr>
-              <w:t xml:space="preserve">📖 HTML:</w:t>
-            </w:r>
-          </w:p>
-          <w:p>
-            <w:pPr>
-              <w:spacing w:after="20" w:before="0"/>
-            </w:pPr>
-            <w:hyperlink w:history="1" r:id="rIdn19m4nzd6_e3qgk6qiqa1">
-              <w:r>
-                <w:rPr>
-                  <w:rFonts w:ascii="Arial" w:cs="Arial" w:eastAsia="Arial" w:hAnsi="Arial"/>
-                  <w:color w:val="2E75B6"/>
-                  <w:sz w:val="16"/>
-                  <w:szCs w:val="16"/>
-                  <w:u w:val="single" w:color="2E75B6"/>
-                </w:rPr>
-                <w:t xml:space="preserve">Pressure versus Temperature (PLIX)</w:t>
-              </w:r>
-            </w:hyperlink>
-          </w:p>
-          <w:p>
-            <w:pPr>
-              <w:spacing w:after="10" w:before="0"/>
-              <w:ind w:left="120"/>
-            </w:pPr>
-            <w:r>
-              <w:rPr>
-                <w:rFonts w:ascii="Arial" w:cs="Arial" w:eastAsia="Arial" w:hAnsi="Arial"/>
-                <w:color w:val="595959"/>
-                <w:sz w:val="14"/>
-                <w:szCs w:val="14"/>
-              </w:rPr>
-              <w:t xml:space="preserve">Source: CK-12</w:t>
-            </w:r>
-          </w:p>
-          <w:p>
-            <w:pPr>
-              <w:spacing w:after="10" w:before="0"/>
-              <w:ind w:left="120"/>
-            </w:pPr>
-            <w:hyperlink w:history="1" r:id="rIdnbd28w0q9uweuxmjqrzyy">
+            <w:hyperlink w:history="1" r:id="rId-p0g7cfj7gn4pf-pwawgb">
               <w:r>
                 <w:rPr>
                   <w:rFonts w:ascii="Arial" w:cs="Arial" w:eastAsia="Arial" w:hAnsi="Arial"/>
@@ -9173,7 +9173,7 @@
             <w:pPr>
               <w:spacing w:after="20" w:before="0"/>
             </w:pPr>
-            <w:hyperlink w:history="1" r:id="rIdpmez1dj3steo9djnglxat">
+            <w:hyperlink w:history="1" r:id="rIdsflt6bhpfmvmhxpzqo4dq">
               <w:r>
                 <w:rPr>
                   <w:rFonts w:ascii="Arial" w:cs="Arial" w:eastAsia="Arial" w:hAnsi="Arial"/>
@@ -9182,7 +9182,7 @@
                   <w:szCs w:val="16"/>
                   <w:u w:val="single" w:color="2E75B6"/>
                 </w:rPr>
-                <w:t xml:space="preserve">Pascal's Triangle - Overview</w:t>
+                <w:t xml:space="preserve">Pressure and Pascal's principle (part 1)</w:t>
               </w:r>
             </w:hyperlink>
           </w:p>
@@ -9198,7 +9198,7 @@
                 <w:sz w:val="14"/>
                 <w:szCs w:val="14"/>
               </w:rPr>
-              <w:t xml:space="preserve">Source: CK-12</w:t>
+              <w:t xml:space="preserve">Source: Khan Academy (English - US curriculum)</w:t>
             </w:r>
           </w:p>
           <w:p>
@@ -9206,7 +9206,7 @@
               <w:spacing w:after="10" w:before="0"/>
               <w:ind w:left="120"/>
             </w:pPr>
-            <w:hyperlink w:history="1" r:id="rIdhalvqd_ex7z4y0n62jkot">
+            <w:hyperlink w:history="1" r:id="rIdw9-reaygfdfvb2eo0l_gv">
               <w:r>
                 <w:rPr>
                   <w:rFonts w:ascii="Arial" w:cs="Arial" w:eastAsia="Arial" w:hAnsi="Arial"/>
@@ -9251,7 +9251,7 @@
             <w:pPr>
               <w:spacing w:after="20" w:before="0"/>
             </w:pPr>
-            <w:hyperlink w:history="1" r:id="rIdsim7plvwznrsafr3ftypb">
+            <w:hyperlink w:history="1" r:id="rIde8dug9udsbugl-klafqlu">
               <w:r>
                 <w:rPr>
                   <w:rFonts w:ascii="Arial" w:cs="Arial" w:eastAsia="Arial" w:hAnsi="Arial"/>
@@ -9260,7 +9260,7 @@
                   <w:szCs w:val="16"/>
                   <w:u w:val="single" w:color="2E75B6"/>
                 </w:rPr>
-                <w:t xml:space="preserve">Pressure versus Temperature (PLIX)</w:t>
+                <w:t xml:space="preserve">Factors Affecting Gas Pressure (Flexbook)</w:t>
               </w:r>
             </w:hyperlink>
           </w:p>
@@ -9284,7 +9284,7 @@
               <w:spacing w:after="10" w:before="0"/>
               <w:ind w:left="120"/>
             </w:pPr>
-            <w:hyperlink w:history="1" r:id="rIdxgklsbsvo0hpkgxh_prlv">
+            <w:hyperlink w:history="1" r:id="rIdi-j24gks2l15eoeqengom">
               <w:r>
                 <w:rPr>
                   <w:rFonts w:ascii="Arial" w:cs="Arial" w:eastAsia="Arial" w:hAnsi="Arial"/>
@@ -9479,7 +9479,7 @@
             <w:pPr>
               <w:spacing w:after="20" w:before="0"/>
             </w:pPr>
-            <w:hyperlink w:history="1" r:id="rIdbkjcovb4b6pw1ctqodehv">
+            <w:hyperlink w:history="1" r:id="rIdetnsu0ot6xgolvlyzkrzy">
               <w:r>
                 <w:rPr>
                   <w:rFonts w:ascii="Arial" w:cs="Arial" w:eastAsia="Arial" w:hAnsi="Arial"/>
@@ -9488,7 +9488,7 @@
                   <w:szCs w:val="16"/>
                   <w:u w:val="single" w:color="2E75B6"/>
                 </w:rPr>
-                <w:t xml:space="preserve">Pascal's Triangle - Overview</w:t>
+                <w:t xml:space="preserve">Pressure and Pascal's principle (part 1) -dubbed(KY)</w:t>
               </w:r>
             </w:hyperlink>
           </w:p>
@@ -9504,7 +9504,7 @@
                 <w:sz w:val="14"/>
                 <w:szCs w:val="14"/>
               </w:rPr>
-              <w:t xml:space="preserve">Source: CK-12</w:t>
+              <w:t xml:space="preserve">Source: Khan Academy (Kiswahili)</w:t>
             </w:r>
           </w:p>
           <w:p>
@@ -9512,7 +9512,7 @@
               <w:spacing w:after="10" w:before="0"/>
               <w:ind w:left="120"/>
             </w:pPr>
-            <w:hyperlink w:history="1" r:id="rIdrfp_isfex078b_pcvowzw">
+            <w:hyperlink w:history="1" r:id="rId3pgghrkcfcustekos3bot">
               <w:r>
                 <w:rPr>
                   <w:rFonts w:ascii="Arial" w:cs="Arial" w:eastAsia="Arial" w:hAnsi="Arial"/>
@@ -9550,14 +9550,14 @@
                 <w:sz w:val="16"/>
                 <w:szCs w:val="16"/>
               </w:rPr>
-              <w:t xml:space="preserve">📖 HTML:</w:t>
+              <w:t xml:space="preserve">📖 EXERCISE:</w:t>
             </w:r>
           </w:p>
           <w:p>
             <w:pPr>
               <w:spacing w:after="20" w:before="0"/>
             </w:pPr>
-            <w:hyperlink w:history="1" r:id="rId3gxjtkjvifvv29m1gkedu">
+            <w:hyperlink w:history="1" r:id="rId0zjqo3haqsbpi_bafnxq2">
               <w:r>
                 <w:rPr>
                   <w:rFonts w:ascii="Arial" w:cs="Arial" w:eastAsia="Arial" w:hAnsi="Arial"/>
@@ -9566,7 +9566,7 @@
                   <w:szCs w:val="16"/>
                   <w:u w:val="single" w:color="2E75B6"/>
                 </w:rPr>
-                <w:t xml:space="preserve">Pressure versus Temperature (PLIX)</w:t>
+                <w:t xml:space="preserve">Factors Affecting Gas Pressure Practice</w:t>
               </w:r>
             </w:hyperlink>
           </w:p>
@@ -9590,7 +9590,7 @@
               <w:spacing w:after="10" w:before="0"/>
               <w:ind w:left="120"/>
             </w:pPr>
-            <w:hyperlink w:history="1" r:id="rId7pqupvdancx3hysbnglmy">
+            <w:hyperlink w:history="1" r:id="rIdipzwkqlt4lgof3xhjbm87">
               <w:r>
                 <w:rPr>
                   <w:rFonts w:ascii="Arial" w:cs="Arial" w:eastAsia="Arial" w:hAnsi="Arial"/>
@@ -9785,7 +9785,7 @@
             <w:pPr>
               <w:spacing w:after="20" w:before="0"/>
             </w:pPr>
-            <w:hyperlink w:history="1" r:id="rId4deyzyuh7_vqnlxoksf8p">
+            <w:hyperlink w:history="1" r:id="rIdwn2rk8mymujbx2idneg9w">
               <w:r>
                 <w:rPr>
                   <w:rFonts w:ascii="Arial" w:cs="Arial" w:eastAsia="Arial" w:hAnsi="Arial"/>
@@ -9794,7 +9794,7 @@
                   <w:szCs w:val="16"/>
                   <w:u w:val="single" w:color="2E75B6"/>
                 </w:rPr>
-                <w:t xml:space="preserve">Pascal's Triangle - Overview</w:t>
+                <w:t xml:space="preserve">Pressure and Pascal's principle (part 1)</w:t>
               </w:r>
             </w:hyperlink>
           </w:p>
@@ -9810,7 +9810,7 @@
                 <w:sz w:val="14"/>
                 <w:szCs w:val="14"/>
               </w:rPr>
-              <w:t xml:space="preserve">Source: CK-12</w:t>
+              <w:t xml:space="preserve">Source: Khan Academy (English - US curriculum)</w:t>
             </w:r>
           </w:p>
           <w:p>
@@ -9818,7 +9818,7 @@
               <w:spacing w:after="10" w:before="0"/>
               <w:ind w:left="120"/>
             </w:pPr>
-            <w:hyperlink w:history="1" r:id="rIdplb-fdoej35xcnijqamcj">
+            <w:hyperlink w:history="1" r:id="rIdo4nvvgtgp7gnvb9avwlbj">
               <w:r>
                 <w:rPr>
                   <w:rFonts w:ascii="Arial" w:cs="Arial" w:eastAsia="Arial" w:hAnsi="Arial"/>
@@ -9863,7 +9863,7 @@
             <w:pPr>
               <w:spacing w:after="20" w:before="0"/>
             </w:pPr>
-            <w:hyperlink w:history="1" r:id="rId2pcaafeiv4rfl0rna2sqx">
+            <w:hyperlink w:history="1" r:id="rIddk5ihy1esh9_u_myfgyur">
               <w:r>
                 <w:rPr>
                   <w:rFonts w:ascii="Arial" w:cs="Arial" w:eastAsia="Arial" w:hAnsi="Arial"/>
@@ -9872,7 +9872,7 @@
                   <w:szCs w:val="16"/>
                   <w:u w:val="single" w:color="2E75B6"/>
                 </w:rPr>
-                <w:t xml:space="preserve">Pressure versus Temperature (PLIX)</w:t>
+                <w:t xml:space="preserve">Represent Real-World Data Using Bar Graphs, Frequency Tables and Histograms (Flexbook)</w:t>
               </w:r>
             </w:hyperlink>
           </w:p>
@@ -9896,7 +9896,7 @@
               <w:spacing w:after="10" w:before="0"/>
               <w:ind w:left="120"/>
             </w:pPr>
-            <w:hyperlink w:history="1" r:id="rId6vfvsw2myvuvqclrk3thx">
+            <w:hyperlink w:history="1" r:id="rIdknn7pm0zmkwrnurueegpj">
               <w:r>
                 <w:rPr>
                   <w:rFonts w:ascii="Arial" w:cs="Arial" w:eastAsia="Arial" w:hAnsi="Arial"/>
@@ -10091,7 +10091,7 @@
             <w:pPr>
               <w:spacing w:after="20" w:before="0"/>
             </w:pPr>
-            <w:hyperlink w:history="1" r:id="rIdbgc5wwo7m39c4cnlfuxhk">
+            <w:hyperlink w:history="1" r:id="rIdfgcrg75lizotc_tckhrdi">
               <w:r>
                 <w:rPr>
                   <w:rFonts w:ascii="Arial" w:cs="Arial" w:eastAsia="Arial" w:hAnsi="Arial"/>
@@ -10100,7 +10100,7 @@
                   <w:szCs w:val="16"/>
                   <w:u w:val="single" w:color="2E75B6"/>
                 </w:rPr>
-                <w:t xml:space="preserve">Pascal's Triangle - Overview</w:t>
+                <w:t xml:space="preserve">Pressure and Pascal's principle (part 1)</w:t>
               </w:r>
             </w:hyperlink>
           </w:p>
@@ -10116,7 +10116,7 @@
                 <w:sz w:val="14"/>
                 <w:szCs w:val="14"/>
               </w:rPr>
-              <w:t xml:space="preserve">Source: CK-12</w:t>
+              <w:t xml:space="preserve">Source: Khan Academy (English - US curriculum)</w:t>
             </w:r>
           </w:p>
           <w:p>
@@ -10124,7 +10124,7 @@
               <w:spacing w:after="10" w:before="0"/>
               <w:ind w:left="120"/>
             </w:pPr>
-            <w:hyperlink w:history="1" r:id="rIdmkadoiypcxs4kkedb2xp7">
+            <w:hyperlink w:history="1" r:id="rIdb3ahgdpbqxsskpewcgyux">
               <w:r>
                 <w:rPr>
                   <w:rFonts w:ascii="Arial" w:cs="Arial" w:eastAsia="Arial" w:hAnsi="Arial"/>
@@ -10169,7 +10169,7 @@
             <w:pPr>
               <w:spacing w:after="20" w:before="0"/>
             </w:pPr>
-            <w:hyperlink w:history="1" r:id="rIdvojxzazh9jc5hoh7tjlka">
+            <w:hyperlink w:history="1" r:id="rIdtluv2tnifi_xwd5brmyfs">
               <w:r>
                 <w:rPr>
                   <w:rFonts w:ascii="Arial" w:cs="Arial" w:eastAsia="Arial" w:hAnsi="Arial"/>
@@ -10178,7 +10178,7 @@
                   <w:szCs w:val="16"/>
                   <w:u w:val="single" w:color="2E75B6"/>
                 </w:rPr>
-                <w:t xml:space="preserve">Pressure versus Temperature (PLIX)</w:t>
+                <w:t xml:space="preserve">Pressure and Density of the Atmosphere (Flexbook)</w:t>
               </w:r>
             </w:hyperlink>
           </w:p>
@@ -10202,7 +10202,7 @@
               <w:spacing w:after="10" w:before="0"/>
               <w:ind w:left="120"/>
             </w:pPr>
-            <w:hyperlink w:history="1" r:id="rIdmbycmup8uygail9x_nkg4">
+            <w:hyperlink w:history="1" r:id="rIdorxy8tvk-jifbkclvdumj">
               <w:r>
                 <w:rPr>
                   <w:rFonts w:ascii="Arial" w:cs="Arial" w:eastAsia="Arial" w:hAnsi="Arial"/>
@@ -10397,7 +10397,7 @@
             <w:pPr>
               <w:spacing w:after="20" w:before="0"/>
             </w:pPr>
-            <w:hyperlink w:history="1" r:id="rIdla8zmr3nbjc-cjvpxodf9">
+            <w:hyperlink w:history="1" r:id="rIdz4uaszo_fc8pewqgaegu2">
               <w:r>
                 <w:rPr>
                   <w:rFonts w:ascii="Arial" w:cs="Arial" w:eastAsia="Arial" w:hAnsi="Arial"/>
@@ -10406,7 +10406,7 @@
                   <w:szCs w:val="16"/>
                   <w:u w:val="single" w:color="2E75B6"/>
                 </w:rPr>
-                <w:t xml:space="preserve">Pascal's Triangle - Overview</w:t>
+                <w:t xml:space="preserve">Pressure and Pascal's principle (part 1)</w:t>
               </w:r>
             </w:hyperlink>
           </w:p>
@@ -10422,7 +10422,7 @@
                 <w:sz w:val="14"/>
                 <w:szCs w:val="14"/>
               </w:rPr>
-              <w:t xml:space="preserve">Source: CK-12</w:t>
+              <w:t xml:space="preserve">Source: Khan Academy (English - US curriculum)</w:t>
             </w:r>
           </w:p>
           <w:p>
@@ -10430,7 +10430,7 @@
               <w:spacing w:after="10" w:before="0"/>
               <w:ind w:left="120"/>
             </w:pPr>
-            <w:hyperlink w:history="1" r:id="rIdruhqobkpzlhtevnahdzxt">
+            <w:hyperlink w:history="1" r:id="rIduc0m9ep8x1enj9rlnw7lk">
               <w:r>
                 <w:rPr>
                   <w:rFonts w:ascii="Arial" w:cs="Arial" w:eastAsia="Arial" w:hAnsi="Arial"/>
@@ -10468,14 +10468,14 @@
                 <w:sz w:val="16"/>
                 <w:szCs w:val="16"/>
               </w:rPr>
-              <w:t xml:space="preserve">📖 HTML:</w:t>
+              <w:t xml:space="preserve">📖 EXERCISE:</w:t>
             </w:r>
           </w:p>
           <w:p>
             <w:pPr>
               <w:spacing w:after="20" w:before="0"/>
             </w:pPr>
-            <w:hyperlink w:history="1" r:id="rIdwi42kfyrb2oiofepmso2i">
+            <w:hyperlink w:history="1" r:id="rIdmpbnynrxkw6dfphu3zlsy">
               <w:r>
                 <w:rPr>
                   <w:rFonts w:ascii="Arial" w:cs="Arial" w:eastAsia="Arial" w:hAnsi="Arial"/>
@@ -10484,7 +10484,7 @@
                   <w:szCs w:val="16"/>
                   <w:u w:val="single" w:color="2E75B6"/>
                 </w:rPr>
-                <w:t xml:space="preserve">Pressure versus Temperature (PLIX)</w:t>
+                <w:t xml:space="preserve">Pressure and Density of the Atmosphere Practice</w:t>
               </w:r>
             </w:hyperlink>
           </w:p>
@@ -10508,7 +10508,7 @@
               <w:spacing w:after="10" w:before="0"/>
               <w:ind w:left="120"/>
             </w:pPr>
-            <w:hyperlink w:history="1" r:id="rIdknm-8qhx37byhnmpymhoi">
+            <w:hyperlink w:history="1" r:id="rIdtpvlg6c9qqek1cqcwzz7r">
               <w:r>
                 <w:rPr>
                   <w:rFonts w:ascii="Arial" w:cs="Arial" w:eastAsia="Arial" w:hAnsi="Arial"/>
@@ -11995,7 +11995,7 @@
             <w:pPr>
               <w:spacing w:after="20" w:before="0"/>
             </w:pPr>
-            <w:hyperlink w:history="1" r:id="rIdh46ruguzwgh1_xvaa0yms">
+            <w:hyperlink w:history="1" r:id="rIdjgyguiido5a_xlio88fv1">
               <w:r>
                 <w:rPr>
                   <w:rFonts w:ascii="Arial" w:cs="Arial" w:eastAsia="Arial" w:hAnsi="Arial"/>
@@ -12004,7 +12004,7 @@
                   <w:szCs w:val="16"/>
                   <w:u w:val="single" w:color="2E75B6"/>
                 </w:rPr>
-                <w:t xml:space="preserve">Introduction to experiment design</w:t>
+                <w:t xml:space="preserve">Finding height of fluid in a barometer</w:t>
               </w:r>
             </w:hyperlink>
           </w:p>
@@ -12028,7 +12028,7 @@
               <w:spacing w:after="10" w:before="0"/>
               <w:ind w:left="120"/>
             </w:pPr>
-            <w:hyperlink w:history="1" r:id="rIdwicpkc2amww8u88ji4yxi">
+            <w:hyperlink w:history="1" r:id="rId8vo7acz3bnixw-o511jji">
               <w:r>
                 <w:rPr>
                   <w:rFonts w:ascii="Arial" w:cs="Arial" w:eastAsia="Arial" w:hAnsi="Arial"/>
@@ -12073,7 +12073,7 @@
             <w:pPr>
               <w:spacing w:after="20" w:before="0"/>
             </w:pPr>
-            <w:hyperlink w:history="1" r:id="rIduriz8jo_nwwocoplqlzpw">
+            <w:hyperlink w:history="1" r:id="rIdv9wsmhrl6-qikbgmmi-h2">
               <w:r>
                 <w:rPr>
                   <w:rFonts w:ascii="Arial" w:cs="Arial" w:eastAsia="Arial" w:hAnsi="Arial"/>
@@ -12106,7 +12106,7 @@
               <w:spacing w:after="10" w:before="0"/>
               <w:ind w:left="120"/>
             </w:pPr>
-            <w:hyperlink w:history="1" r:id="rIdfrab-a5n1orttpxm-r4hz">
+            <w:hyperlink w:history="1" r:id="rIdpahek8acen2kwofhgrlrv">
               <w:r>
                 <w:rPr>
                   <w:rFonts w:ascii="Arial" w:cs="Arial" w:eastAsia="Arial" w:hAnsi="Arial"/>
@@ -12301,7 +12301,7 @@
             <w:pPr>
               <w:spacing w:after="20" w:before="0"/>
             </w:pPr>
-            <w:hyperlink w:history="1" r:id="rIdhqsgllnnfnt8rnxllwtl9">
+            <w:hyperlink w:history="1" r:id="rIdkpkw5vd17deoijxrgu7q6">
               <w:r>
                 <w:rPr>
                   <w:rFonts w:ascii="Arial" w:cs="Arial" w:eastAsia="Arial" w:hAnsi="Arial"/>
@@ -12310,7 +12310,7 @@
                   <w:szCs w:val="16"/>
                   <w:u w:val="single" w:color="2E75B6"/>
                 </w:rPr>
-                <w:t xml:space="preserve">Introduction to experiment design</w:t>
+                <w:t xml:space="preserve">Finding height of fluid in a barometer -dubbed(KY)</w:t>
               </w:r>
             </w:hyperlink>
           </w:p>
@@ -12326,7 +12326,7 @@
                 <w:sz w:val="14"/>
                 <w:szCs w:val="14"/>
               </w:rPr>
-              <w:t xml:space="preserve">Source: Khan Academy (English - US curriculum)</w:t>
+              <w:t xml:space="preserve">Source: Khan Academy (Kiswahili)</w:t>
             </w:r>
           </w:p>
           <w:p>
@@ -12334,7 +12334,7 @@
               <w:spacing w:after="10" w:before="0"/>
               <w:ind w:left="120"/>
             </w:pPr>
-            <w:hyperlink w:history="1" r:id="rIdmv6r44ofzanjig85ixjqo">
+            <w:hyperlink w:history="1" r:id="rIdar_8_r2bagqcbr_1ji1pf">
               <w:r>
                 <w:rPr>
                   <w:rFonts w:ascii="Arial" w:cs="Arial" w:eastAsia="Arial" w:hAnsi="Arial"/>
@@ -12372,6 +12372,312 @@
                 <w:sz w:val="16"/>
                 <w:szCs w:val="16"/>
               </w:rPr>
+              <w:t xml:space="preserve">📖 EXERCISE:</w:t>
+            </w:r>
+          </w:p>
+          <w:p>
+            <w:pPr>
+              <w:spacing w:after="20" w:before="0"/>
+            </w:pPr>
+            <w:hyperlink w:history="1" r:id="rIdywup7inml4kq0csw_ynu2">
+              <w:r>
+                <w:rPr>
+                  <w:rFonts w:ascii="Arial" w:cs="Arial" w:eastAsia="Arial" w:hAnsi="Arial"/>
+                  <w:color w:val="2E75B6"/>
+                  <w:sz w:val="16"/>
+                  <w:szCs w:val="16"/>
+                  <w:u w:val="single" w:color="2E75B6"/>
+                </w:rPr>
+                <w:t xml:space="preserve">Atmospheric Pressure Practice</w:t>
+              </w:r>
+            </w:hyperlink>
+          </w:p>
+          <w:p>
+            <w:pPr>
+              <w:spacing w:after="10" w:before="0"/>
+              <w:ind w:left="120"/>
+            </w:pPr>
+            <w:r>
+              <w:rPr>
+                <w:rFonts w:ascii="Arial" w:cs="Arial" w:eastAsia="Arial" w:hAnsi="Arial"/>
+                <w:color w:val="595959"/>
+                <w:sz w:val="14"/>
+                <w:szCs w:val="14"/>
+              </w:rPr>
+              <w:t xml:space="preserve">Source: CK-12</w:t>
+            </w:r>
+          </w:p>
+          <w:p>
+            <w:pPr>
+              <w:spacing w:after="10" w:before="0"/>
+              <w:ind w:left="120"/>
+            </w:pPr>
+            <w:hyperlink w:history="1" r:id="rIdvc3gicvfdmp0n8ekzn68x">
+              <w:r>
+                <w:rPr>
+                  <w:rFonts w:ascii="Arial" w:cs="Arial" w:eastAsia="Arial" w:hAnsi="Arial"/>
+                  <w:color w:val="595959"/>
+                  <w:sz w:val="14"/>
+                  <w:szCs w:val="14"/>
+                  <w:u w:val="single" w:color="595959"/>
+                </w:rPr>
+                <w:t xml:space="preserve">🔍 Search ARES for similar readings</w:t>
+              </w:r>
+            </w:hyperlink>
+          </w:p>
+        </w:tc>
+        <w:tc>
+          <w:tcPr>
+            <w:tcW w:type="dxa" w:w="3040"/>
+            <w:shd w:fill="FFFFFF" w:color="auto" w:val="clear"/>
+            <w:tcMar>
+              <w:top w:type="dxa" w:w="60"/>
+              <w:left w:type="dxa" w:w="120"/>
+              <w:bottom w:type="dxa" w:w="60"/>
+              <w:right w:type="dxa" w:w="120"/>
+            </w:tcMar>
+            <w:vAlign w:val="top"/>
+          </w:tcPr>
+          <w:p>
+            <w:pPr>
+              <w:spacing w:after="40" w:before="0"/>
+              <w:jc w:val="left"/>
+            </w:pPr>
+            <w:r>
+              <w:rPr>
+                <w:rFonts w:ascii="Arial" w:cs="Arial" w:eastAsia="Arial" w:hAnsi="Arial"/>
+                <w:b w:val="false"/>
+                <w:bCs w:val="false"/>
+                <w:i w:val="false"/>
+                <w:iCs w:val="false"/>
+                <w:color w:val="000000"/>
+                <w:sz w:val="18"/>
+                <w:szCs w:val="18"/>
+              </w:rPr>
+              <w:t xml:space="preserve">ACTIVITY A — Live Collapsing Tin Demonstration (12 min): The teacher conducts the demonstration step by step, narrating each action. Students complete a structured observation table in their notebooks with columns: WHAT I SEE | WHAT I HEAR | WHAT I FEEL (from a distance) | QUESTIONS THIS RAISES. The tin implodes dramatically when placed in cold water. Students record all sensory observations immediately. ACTIVITY B — Magdeburg Hemispheres Video (6 min): Students watch a 4-minute video clip showing the 1654 Magdeburg Hemispheres demonstration (Otto von Guericke's experiment where two hollow bronze hemispheres held together by atmospheric pressure could not be pulled apart by teams of horses once the air inside was pumped out). Before the video starts, the teacher gives a focus question written on the board: 'What is STOPPING the horses from pulling the hemispheres apart? Write the answer as you watch.' Students write during the video. ACTIVITY C — Mercury Barometer Diagram (7 min): Students receive a printed or projected labelled diagram of a mercury barometer (Torricelli's barometer). Key labels include: vacuum at the top, mercury column (~760 mm), open mercury trough, atmosphere pressing down on trough. Students annotate the diagram by drawing arrows showing WHERE the atmospheric pressure acts and labelling the pressure value at sea level (101,325 Pa ≈ 101.3 kPa). They answer: 'Why does the mercury NOT fall completely out of the tube?'</w:t>
+            </w:r>
+          </w:p>
+        </w:tc>
+        <w:tc>
+          <w:tcPr>
+            <w:tcW w:type="dxa" w:w="3040"/>
+            <w:shd w:fill="F2F2F2" w:color="auto" w:val="clear"/>
+            <w:tcMar>
+              <w:top w:type="dxa" w:w="60"/>
+              <w:left w:type="dxa" w:w="120"/>
+              <w:bottom w:type="dxa" w:w="60"/>
+              <w:right w:type="dxa" w:w="120"/>
+            </w:tcMar>
+            <w:vAlign w:val="top"/>
+          </w:tcPr>
+          <w:p>
+            <w:pPr>
+              <w:spacing w:after="40" w:before="0"/>
+              <w:jc w:val="left"/>
+            </w:pPr>
+            <w:r>
+              <w:rPr>
+                <w:rFonts w:ascii="Arial" w:cs="Arial" w:eastAsia="Arial" w:hAnsi="Arial"/>
+                <w:b w:val="false"/>
+                <w:bCs w:val="false"/>
+                <w:i w:val="false"/>
+                <w:iCs w:val="false"/>
+                <w:color w:val="000000"/>
+                <w:sz w:val="18"/>
+                <w:szCs w:val="18"/>
+              </w:rPr>
+              <w:t xml:space="preserve">ACTIVITY A: 1. Narrate each step slowly and clearly: 'I am adding about 50 mL of water to the tin… I am placing it on the heat source… watch the steam rising from the open top — that steam is PUSHING air out of the tin… now I am sealing the lid tightly…' Pause 5 seconds. 'Now — into the cold water.' Allow the implosion to happen. After the sound and collapse, say NOTHING for 10 seconds. Let the observation sink in. Then say: 'Write. Everything. You just saw.' Give 2 minutes of silent writing. 2. Cold-call 4 students (include the 3–4 flagged in Phase 1): 'What did you observe? Be precise — use describing words.' WAIT 12 seconds after each. 3. Ask the class: 'How is THIS tin similar to the jerrycan from Lesson 1? How is it different?' Cold-call 2 students. ACTIVITY B: Before video: 'Your only job during this video is to answer one question — write it down: What is stopping the horses?' During video, circulate and glance at notebooks. After video: cold-call 3 students with the focus question. Ask a follow-up: 'If you pumped the air BACK into the hemispheres, what do you predict would happen? Why?' WAIT 10 seconds. ACTIVITY C: Circulate as students annotate. Ask targeted questions to seated students: 'Where exactly is the atmosphere pushing in this diagram?' and 'What would happen to the mercury level if you climbed to the top of Mount Kenya — would it go up or down?' Accept and probe all responses without confirming immediately.</w:t>
+            </w:r>
+          </w:p>
+        </w:tc>
+        <w:tc>
+          <w:tcPr>
+            <w:tcW w:type="dxa" w:w="3040"/>
+            <w:shd w:fill="FFFFFF" w:color="auto" w:val="clear"/>
+            <w:tcMar>
+              <w:top w:type="dxa" w:w="60"/>
+              <w:left w:type="dxa" w:w="120"/>
+              <w:bottom w:type="dxa" w:w="60"/>
+              <w:right w:type="dxa" w:w="120"/>
+            </w:tcMar>
+            <w:vAlign w:val="top"/>
+          </w:tcPr>
+          <w:p>
+            <w:pPr>
+              <w:spacing w:after="40" w:before="0"/>
+              <w:jc w:val="left"/>
+            </w:pPr>
+            <w:r>
+              <w:rPr>
+                <w:rFonts w:ascii="Arial" w:cs="Arial" w:eastAsia="Arial" w:hAnsi="Arial"/>
+                <w:b w:val="false"/>
+                <w:bCs w:val="false"/>
+                <w:i w:val="false"/>
+                <w:iCs w:val="false"/>
+                <w:color w:val="000000"/>
+                <w:sz w:val="18"/>
+                <w:szCs w:val="18"/>
+              </w:rPr>
+              <w:t xml:space="preserve">STRATEGY — Multi-Source Evidence Triangulation: Three distinct pieces of evidence (live experiment, historical demonstration, instrument diagram) all point to the same phenomenon — atmospheric pressure is real and enormous. Triangulation builds scientific confidence: if only one experiment showed this, it might be a fluke. When three independent sources agree, the conclusion becomes robust. This mirrors how professional scientists build consensus and directly models NGSS Science and Engineering Practice 3 (Planning and Carrying Out Investigations) and Practice 8 (Obtaining, Evaluating, and Communicating Information).</w:t>
+            </w:r>
+          </w:p>
+        </w:tc>
+        <w:tc>
+          <w:tcPr>
+            <w:tcW w:type="dxa" w:w="3040"/>
+            <w:shd w:fill="F2F2F2" w:color="auto" w:val="clear"/>
+            <w:tcMar>
+              <w:top w:type="dxa" w:w="60"/>
+              <w:left w:type="dxa" w:w="120"/>
+              <w:bottom w:type="dxa" w:w="60"/>
+              <w:right w:type="dxa" w:w="120"/>
+            </w:tcMar>
+            <w:vAlign w:val="top"/>
+          </w:tcPr>
+          <w:p>
+            <w:pPr>
+              <w:spacing w:after="40" w:before="0"/>
+              <w:jc w:val="left"/>
+            </w:pPr>
+            <w:r>
+              <w:rPr>
+                <w:rFonts w:ascii="Arial" w:cs="Arial" w:eastAsia="Arial" w:hAnsi="Arial"/>
+                <w:b w:val="false"/>
+                <w:bCs w:val="false"/>
+                <w:i w:val="false"/>
+                <w:iCs w:val="false"/>
+                <w:color w:val="000000"/>
+                <w:sz w:val="18"/>
+                <w:szCs w:val="18"/>
+              </w:rPr>
+              <w:t xml:space="preserve">INDICATOR 1 (Tin Demo): Students' observation tables should include at least one entry in EACH column. Incomplete tables (e.g., only 'the tin got squashed') indicate surface-level observation — teacher prompts these students: 'What did you HEAR? What direction did the sides move?' INDICATOR 2 (Video): Focus-question responses should name air/atmospheric pressure as the force — not 'the pump' or 'the machine.' Students who write 'the pump is too weak' are still attributing agency to the device rather than the atmosphere. INDICATOR 3 (Barometer): Arrows on the diagram should point DOWNWARD from the atmosphere onto the mercury trough surface. Students who draw arrows pointing upward from the mercury have a persistent misconception about direction of atmospheric pressure that must be addressed in Phase 3.</w:t>
+            </w:r>
+          </w:p>
+        </w:tc>
+      </w:tr>
+      <w:tr>
+        <w:tc>
+          <w:tcPr>
+            <w:tcW w:type="dxa" w:w="1520"/>
+            <w:shd w:fill="E2EFDA" w:color="auto" w:val="clear"/>
+            <w:tcMar>
+              <w:top w:type="dxa" w:w="60"/>
+              <w:left w:type="dxa" w:w="120"/>
+              <w:bottom w:type="dxa" w:w="60"/>
+              <w:right w:type="dxa" w:w="120"/>
+            </w:tcMar>
+            <w:vAlign w:val="top"/>
+          </w:tcPr>
+          <w:p>
+            <w:pPr>
+              <w:spacing w:after="40" w:before="0"/>
+              <w:jc w:val="left"/>
+            </w:pPr>
+            <w:r>
+              <w:rPr>
+                <w:rFonts w:ascii="Arial" w:cs="Arial" w:eastAsia="Arial" w:hAnsi="Arial"/>
+                <w:b/>
+                <w:bCs/>
+                <w:i w:val="false"/>
+                <w:iCs w:val="false"/>
+                <w:color w:val="000000"/>
+                <w:sz w:val="18"/>
+                <w:szCs w:val="18"/>
+              </w:rPr>
+              <w:t xml:space="preserve">Explain Phase</w:t>
+            </w:r>
+          </w:p>
+          <w:p>
+            <w:pPr>
+              <w:spacing w:after="20" w:before="0"/>
+            </w:pPr>
+            <w:r>
+              <w:rPr>
+                <w:rFonts w:ascii="Arial" w:cs="Arial" w:eastAsia="Arial" w:hAnsi="Arial"/>
+                <w:b/>
+                <w:bCs/>
+                <w:color w:val="1F3864"/>
+                <w:sz w:val="16"/>
+                <w:szCs w:val="16"/>
+              </w:rPr>
+              <w:t xml:space="preserve">📹 VIDEO:</w:t>
+            </w:r>
+          </w:p>
+          <w:p>
+            <w:pPr>
+              <w:spacing w:after="20" w:before="0"/>
+            </w:pPr>
+            <w:hyperlink w:history="1" r:id="rId_ayi3zlfos5doryxlgxsx">
+              <w:r>
+                <w:rPr>
+                  <w:rFonts w:ascii="Arial" w:cs="Arial" w:eastAsia="Arial" w:hAnsi="Arial"/>
+                  <w:color w:val="2E75B6"/>
+                  <w:sz w:val="16"/>
+                  <w:szCs w:val="16"/>
+                  <w:u w:val="single" w:color="2E75B6"/>
+                </w:rPr>
+                <w:t xml:space="preserve">Finding height of fluid in a barometer</w:t>
+              </w:r>
+            </w:hyperlink>
+          </w:p>
+          <w:p>
+            <w:pPr>
+              <w:spacing w:after="10" w:before="0"/>
+              <w:ind w:left="120"/>
+            </w:pPr>
+            <w:r>
+              <w:rPr>
+                <w:rFonts w:ascii="Arial" w:cs="Arial" w:eastAsia="Arial" w:hAnsi="Arial"/>
+                <w:color w:val="595959"/>
+                <w:sz w:val="14"/>
+                <w:szCs w:val="14"/>
+              </w:rPr>
+              <w:t xml:space="preserve">Source: Khan Academy (English - US curriculum)</w:t>
+            </w:r>
+          </w:p>
+          <w:p>
+            <w:pPr>
+              <w:spacing w:after="10" w:before="0"/>
+              <w:ind w:left="120"/>
+            </w:pPr>
+            <w:hyperlink w:history="1" r:id="rId1w62rzwm9ir9h2c7wasgz">
+              <w:r>
+                <w:rPr>
+                  <w:rFonts w:ascii="Arial" w:cs="Arial" w:eastAsia="Arial" w:hAnsi="Arial"/>
+                  <w:color w:val="595959"/>
+                  <w:sz w:val="14"/>
+                  <w:szCs w:val="14"/>
+                  <w:u w:val="single" w:color="595959"/>
+                </w:rPr>
+                <w:t xml:space="preserve">🔍 Search ARES for similar videos</w:t>
+              </w:r>
+            </w:hyperlink>
+          </w:p>
+          <w:p>
+            <w:pPr>
+              <w:spacing w:after="40" w:before="0"/>
+            </w:pPr>
+            <w:r>
+              <w:rPr>
+                <w:sz w:val="14"/>
+                <w:szCs w:val="14"/>
+              </w:rPr>
+              <w:t xml:space="preserve"/>
+            </w:r>
+          </w:p>
+          <w:p>
+            <w:pPr>
+              <w:spacing w:after="20" w:before="0"/>
+            </w:pPr>
+            <w:r>
+              <w:rPr>
+                <w:rFonts w:ascii="Arial" w:cs="Arial" w:eastAsia="Arial" w:hAnsi="Arial"/>
+                <w:b/>
+                <w:bCs/>
+                <w:color w:val="1F3864"/>
+                <w:sz w:val="16"/>
+                <w:szCs w:val="16"/>
+              </w:rPr>
               <w:t xml:space="preserve">📖 HTML:</w:t>
             </w:r>
           </w:p>
@@ -12379,7 +12685,313 @@
             <w:pPr>
               <w:spacing w:after="20" w:before="0"/>
             </w:pPr>
-            <w:hyperlink w:history="1" r:id="rIdyh_22v2lhgdg8ugv0jzpn">
+            <w:hyperlink w:history="1" r:id="rIdboitcqzl_h_gliqbimmhv">
+              <w:r>
+                <w:rPr>
+                  <w:rFonts w:ascii="Arial" w:cs="Arial" w:eastAsia="Arial" w:hAnsi="Arial"/>
+                  <w:color w:val="2E75B6"/>
+                  <w:sz w:val="16"/>
+                  <w:szCs w:val="16"/>
+                  <w:u w:val="single" w:color="2E75B6"/>
+                </w:rPr>
+                <w:t xml:space="preserve">Fluid Pressure And Flow</w:t>
+              </w:r>
+            </w:hyperlink>
+          </w:p>
+          <w:p>
+            <w:pPr>
+              <w:spacing w:after="10" w:before="0"/>
+              <w:ind w:left="120"/>
+            </w:pPr>
+            <w:r>
+              <w:rPr>
+                <w:rFonts w:ascii="Arial" w:cs="Arial" w:eastAsia="Arial" w:hAnsi="Arial"/>
+                <w:color w:val="595959"/>
+                <w:sz w:val="14"/>
+                <w:szCs w:val="14"/>
+              </w:rPr>
+              <w:t xml:space="preserve">Source: PhET</w:t>
+            </w:r>
+          </w:p>
+          <w:p>
+            <w:pPr>
+              <w:spacing w:after="10" w:before="0"/>
+              <w:ind w:left="120"/>
+            </w:pPr>
+            <w:hyperlink w:history="1" r:id="rIdvzixrpdqa7xowgbunrcby">
+              <w:r>
+                <w:rPr>
+                  <w:rFonts w:ascii="Arial" w:cs="Arial" w:eastAsia="Arial" w:hAnsi="Arial"/>
+                  <w:color w:val="595959"/>
+                  <w:sz w:val="14"/>
+                  <w:szCs w:val="14"/>
+                  <w:u w:val="single" w:color="595959"/>
+                </w:rPr>
+                <w:t xml:space="preserve">🔍 Search ARES for similar readings</w:t>
+              </w:r>
+            </w:hyperlink>
+          </w:p>
+        </w:tc>
+        <w:tc>
+          <w:tcPr>
+            <w:tcW w:type="dxa" w:w="3040"/>
+            <w:shd w:fill="FFFFFF" w:color="auto" w:val="clear"/>
+            <w:tcMar>
+              <w:top w:type="dxa" w:w="60"/>
+              <w:left w:type="dxa" w:w="120"/>
+              <w:bottom w:type="dxa" w:w="60"/>
+              <w:right w:type="dxa" w:w="120"/>
+            </w:tcMar>
+            <w:vAlign w:val="top"/>
+          </w:tcPr>
+          <w:p>
+            <w:pPr>
+              <w:spacing w:after="40" w:before="0"/>
+              <w:jc w:val="left"/>
+            </w:pPr>
+            <w:r>
+              <w:rPr>
+                <w:rFonts w:ascii="Arial" w:cs="Arial" w:eastAsia="Arial" w:hAnsi="Arial"/>
+                <w:b w:val="false"/>
+                <w:bCs w:val="false"/>
+                <w:i w:val="false"/>
+                <w:iCs w:val="false"/>
+                <w:color w:val="000000"/>
+                <w:sz w:val="18"/>
+                <w:szCs w:val="18"/>
+              </w:rPr>
+              <w:t xml:space="preserve">Students work in groups of four to complete an 'Evidence–Reasoning–Claim' (ERC) graphic organiser on a large sheet of paper. The organiser has three columns: EVIDENCE (what we observed/saw/read), REASONING (the science principle that connects the evidence to our answer), and CLAIM (our answer to the question). The target question printed at the top of the organiser is: 'Why did the jerrycan crush itself — and what does today's evidence prove about the atmosphere?' Each group must include evidence from ALL THREE activities (tin, video, barometer). Groups then complete a 'Pressure Balance Diagram': a simple before/after sketch of the jerrycan, labelling arrows for atmospheric pressure pushing IN from outside and internal air pressure pushing OUT from inside, and showing what changes when internal air is removed. Groups present their ERC claims to the class in 60-second gallery-walk format (posters are posted on walls; students rotate and add a green tick if they agree with a claim or a yellow question mark if they disagree or need more explanation). The teacher closes this phase by delivering a 3-minute direct explanation of atmospheric pressure: definition, cause (weight of air column above), omnidirectional nature, and value at sea level (~101.3 kPa). Teacher uses the analogy of students swimming in Lake Victoria — the water pushes from all sides — then extends: 'We swim in a sea of air. The air also pushes from all sides. Always.'</w:t>
+            </w:r>
+          </w:p>
+        </w:tc>
+        <w:tc>
+          <w:tcPr>
+            <w:tcW w:type="dxa" w:w="3040"/>
+            <w:shd w:fill="F2F2F2" w:color="auto" w:val="clear"/>
+            <w:tcMar>
+              <w:top w:type="dxa" w:w="60"/>
+              <w:left w:type="dxa" w:w="120"/>
+              <w:bottom w:type="dxa" w:w="60"/>
+              <w:right w:type="dxa" w:w="120"/>
+            </w:tcMar>
+            <w:vAlign w:val="top"/>
+          </w:tcPr>
+          <w:p>
+            <w:pPr>
+              <w:spacing w:after="40" w:before="0"/>
+              <w:jc w:val="left"/>
+            </w:pPr>
+            <w:r>
+              <w:rPr>
+                <w:rFonts w:ascii="Arial" w:cs="Arial" w:eastAsia="Arial" w:hAnsi="Arial"/>
+                <w:b w:val="false"/>
+                <w:bCs w:val="false"/>
+                <w:i w:val="false"/>
+                <w:iCs w:val="false"/>
+                <w:color w:val="000000"/>
+                <w:sz w:val="18"/>
+                <w:szCs w:val="18"/>
+              </w:rPr>
+              <w:t xml:space="preserve">1. Distribute ERC organiser sheets and say: 'Your group's job is to answer the jerrycan question using TODAY's evidence — not your opinions, but the specific things we observed and read today. You have 10 minutes.' Set a timer. Circulate and listen — do not give answers. Ask probing questions: 'Which piece of evidence is strongest? Why?' and 'What is the science PRINCIPLE behind what you observed in the tin?' 2. During gallery walk (4 minutes): circulate and read group posters. Identify 2 posters with strong causal language and 1 poster with a gap (e.g., correct observation but missing the pressure balance concept) for targeted whole-class discussion. 3. After gallery walk, cold-call the group with the clearest pressure-balance explanation: 'Group 3 — read us your CLAIM. Then tell us which piece of evidence you found most convincing and why.' WAIT 12 seconds. 4. Direct explanation (3 min): Use the board to draw the Lake Victoria swimming analogy, then the jerrycan pressure-balance diagram with labelled arrows. Say explicitly: 'Atmospheric pressure at sea level — right here in Mombasa — is approximately 101,300 Pascals. That means the atmosphere is pressing on every square metre of your body with about 101,300 Newtons of force. You do not feel it because the same pressure exists inside your body, pushing outward. The jerrycan had that same balance — until we removed the air inside. Then the atmosphere had nothing to push against. And it won.' 5. Write the key equation on the board: P_atm ≈ 101.3 kPa = 101,300 Pa. Ask the class: 'In what unit is this measured?' Cold-call 2 students.</w:t>
+            </w:r>
+          </w:p>
+        </w:tc>
+        <w:tc>
+          <w:tcPr>
+            <w:tcW w:type="dxa" w:w="3040"/>
+            <w:shd w:fill="FFFFFF" w:color="auto" w:val="clear"/>
+            <w:tcMar>
+              <w:top w:type="dxa" w:w="60"/>
+              <w:left w:type="dxa" w:w="120"/>
+              <w:bottom w:type="dxa" w:w="60"/>
+              <w:right w:type="dxa" w:w="120"/>
+            </w:tcMar>
+            <w:vAlign w:val="top"/>
+          </w:tcPr>
+          <w:p>
+            <w:pPr>
+              <w:spacing w:after="40" w:before="0"/>
+              <w:jc w:val="left"/>
+            </w:pPr>
+            <w:r>
+              <w:rPr>
+                <w:rFonts w:ascii="Arial" w:cs="Arial" w:eastAsia="Arial" w:hAnsi="Arial"/>
+                <w:b w:val="false"/>
+                <w:bCs w:val="false"/>
+                <w:i w:val="false"/>
+                <w:iCs w:val="false"/>
+                <w:color w:val="000000"/>
+                <w:sz w:val="18"/>
+                <w:szCs w:val="18"/>
+              </w:rPr>
+              <w:t xml:space="preserve">STRATEGY — Evidence-Reasoning-Claim (ERC) Organiser: ERC is a structured argumentation scaffold that mirrors the logic of scientific writing and directly embeds NGSS Practice 7 (Engaging in Argument from Evidence). By requiring students to separate WHAT they saw from WHY it matters, the organiser prevents the common error of restating observations as explanations. The gallery walk adds peer evaluation, building critical thinking and collaborative norms. The teacher's Lake Victoria analogy bridges the abstract (omnidirectional fluid pressure) to a felt, embodied Kenyan experience that students can visualise.</w:t>
+            </w:r>
+          </w:p>
+        </w:tc>
+        <w:tc>
+          <w:tcPr>
+            <w:tcW w:type="dxa" w:w="3040"/>
+            <w:shd w:fill="F2F2F2" w:color="auto" w:val="clear"/>
+            <w:tcMar>
+              <w:top w:type="dxa" w:w="60"/>
+              <w:left w:type="dxa" w:w="120"/>
+              <w:bottom w:type="dxa" w:w="60"/>
+              <w:right w:type="dxa" w:w="120"/>
+            </w:tcMar>
+            <w:vAlign w:val="top"/>
+          </w:tcPr>
+          <w:p>
+            <w:pPr>
+              <w:spacing w:after="40" w:before="0"/>
+              <w:jc w:val="left"/>
+            </w:pPr>
+            <w:r>
+              <w:rPr>
+                <w:rFonts w:ascii="Arial" w:cs="Arial" w:eastAsia="Arial" w:hAnsi="Arial"/>
+                <w:b w:val="false"/>
+                <w:bCs w:val="false"/>
+                <w:i w:val="false"/>
+                <w:iCs w:val="false"/>
+                <w:color w:val="000000"/>
+                <w:sz w:val="18"/>
+                <w:szCs w:val="18"/>
+              </w:rPr>
+              <w:t xml:space="preserve">INDICATOR: ERC organisers must show a causal chain — evidence → pressure principle → jerrycan explanation. Incomplete chains (e.g., 'the tin crushed because of steam') without naming pressure imbalance as the mechanism are flagged. During gallery walk, the teacher counts how many posters include the phrase 'pressure imbalance' or 'unequal pressure' — this is the target conceptual language. TARGET: at least 4 of 6 groups use correct causal language. Groups that do not achieve this are specifically addressed in Phase 3's direct explanation. Post-explanation, teacher poses an exit-check question verbally: 'Thumbs up if you can now explain, in one sentence, why the jerrycan collapsed' — then cold-calls 2 thumbs-up students and 1 hesitant student to verify.</w:t>
+            </w:r>
+          </w:p>
+        </w:tc>
+      </w:tr>
+      <w:tr>
+        <w:tc>
+          <w:tcPr>
+            <w:tcW w:type="dxa" w:w="1520"/>
+            <w:shd w:fill="FCE4D6" w:color="auto" w:val="clear"/>
+            <w:tcMar>
+              <w:top w:type="dxa" w:w="60"/>
+              <w:left w:type="dxa" w:w="120"/>
+              <w:bottom w:type="dxa" w:w="60"/>
+              <w:right w:type="dxa" w:w="120"/>
+            </w:tcMar>
+            <w:vAlign w:val="top"/>
+          </w:tcPr>
+          <w:p>
+            <w:pPr>
+              <w:spacing w:after="40" w:before="0"/>
+              <w:jc w:val="left"/>
+            </w:pPr>
+            <w:r>
+              <w:rPr>
+                <w:rFonts w:ascii="Arial" w:cs="Arial" w:eastAsia="Arial" w:hAnsi="Arial"/>
+                <w:b/>
+                <w:bCs/>
+                <w:i w:val="false"/>
+                <w:iCs w:val="false"/>
+                <w:color w:val="000000"/>
+                <w:sz w:val="18"/>
+                <w:szCs w:val="18"/>
+              </w:rPr>
+              <w:t xml:space="preserve">Driving Question Board (DQB) Creation</w:t>
+            </w:r>
+          </w:p>
+          <w:p>
+            <w:pPr>
+              <w:spacing w:after="20" w:before="0"/>
+            </w:pPr>
+            <w:r>
+              <w:rPr>
+                <w:rFonts w:ascii="Arial" w:cs="Arial" w:eastAsia="Arial" w:hAnsi="Arial"/>
+                <w:b/>
+                <w:bCs/>
+                <w:color w:val="1F3864"/>
+                <w:sz w:val="16"/>
+                <w:szCs w:val="16"/>
+              </w:rPr>
+              <w:t xml:space="preserve">📹 VIDEO:</w:t>
+            </w:r>
+          </w:p>
+          <w:p>
+            <w:pPr>
+              <w:spacing w:after="20" w:before="0"/>
+            </w:pPr>
+            <w:hyperlink w:history="1" r:id="rId2hqbkcnjutg-cnaqnasb1">
+              <w:r>
+                <w:rPr>
+                  <w:rFonts w:ascii="Arial" w:cs="Arial" w:eastAsia="Arial" w:hAnsi="Arial"/>
+                  <w:color w:val="2E75B6"/>
+                  <w:sz w:val="16"/>
+                  <w:szCs w:val="16"/>
+                  <w:u w:val="single" w:color="2E75B6"/>
+                </w:rPr>
+                <w:t xml:space="preserve">Finding height of fluid in a barometer</w:t>
+              </w:r>
+            </w:hyperlink>
+          </w:p>
+          <w:p>
+            <w:pPr>
+              <w:spacing w:after="10" w:before="0"/>
+              <w:ind w:left="120"/>
+            </w:pPr>
+            <w:r>
+              <w:rPr>
+                <w:rFonts w:ascii="Arial" w:cs="Arial" w:eastAsia="Arial" w:hAnsi="Arial"/>
+                <w:color w:val="595959"/>
+                <w:sz w:val="14"/>
+                <w:szCs w:val="14"/>
+              </w:rPr>
+              <w:t xml:space="preserve">Source: Khan Academy (English - US curriculum)</w:t>
+            </w:r>
+          </w:p>
+          <w:p>
+            <w:pPr>
+              <w:spacing w:after="10" w:before="0"/>
+              <w:ind w:left="120"/>
+            </w:pPr>
+            <w:hyperlink w:history="1" r:id="rId5mdqwbkecsfgm0eeda9ix">
+              <w:r>
+                <w:rPr>
+                  <w:rFonts w:ascii="Arial" w:cs="Arial" w:eastAsia="Arial" w:hAnsi="Arial"/>
+                  <w:color w:val="595959"/>
+                  <w:sz w:val="14"/>
+                  <w:szCs w:val="14"/>
+                  <w:u w:val="single" w:color="595959"/>
+                </w:rPr>
+                <w:t xml:space="preserve">🔍 Search ARES for similar videos</w:t>
+              </w:r>
+            </w:hyperlink>
+          </w:p>
+          <w:p>
+            <w:pPr>
+              <w:spacing w:after="40" w:before="0"/>
+            </w:pPr>
+            <w:r>
+              <w:rPr>
+                <w:sz w:val="14"/>
+                <w:szCs w:val="14"/>
+              </w:rPr>
+              <w:t xml:space="preserve"/>
+            </w:r>
+          </w:p>
+          <w:p>
+            <w:pPr>
+              <w:spacing w:after="20" w:before="0"/>
+            </w:pPr>
+            <w:r>
+              <w:rPr>
+                <w:rFonts w:ascii="Arial" w:cs="Arial" w:eastAsia="Arial" w:hAnsi="Arial"/>
+                <w:b/>
+                <w:bCs/>
+                <w:color w:val="1F3864"/>
+                <w:sz w:val="16"/>
+                <w:szCs w:val="16"/>
+              </w:rPr>
+              <w:t xml:space="preserve">📖 HTML:</w:t>
+            </w:r>
+          </w:p>
+          <w:p>
+            <w:pPr>
+              <w:spacing w:after="20" w:before="0"/>
+            </w:pPr>
+            <w:hyperlink w:history="1" r:id="rId2xz6ad0sxybyjl-x8454g">
               <w:r>
                 <w:rPr>
                   <w:rFonts w:ascii="Arial" w:cs="Arial" w:eastAsia="Arial" w:hAnsi="Arial"/>
@@ -12412,7 +13024,7 @@
               <w:spacing w:after="10" w:before="0"/>
               <w:ind w:left="120"/>
             </w:pPr>
-            <w:hyperlink w:history="1" r:id="rIdnbha-jkcakzxb9zhtemt2">
+            <w:hyperlink w:history="1" r:id="rIdyyfv78n1wbt4-oq2undth">
               <w:r>
                 <w:rPr>
                   <w:rFonts w:ascii="Arial" w:cs="Arial" w:eastAsia="Arial" w:hAnsi="Arial"/>
@@ -12454,7 +13066,7 @@
                 <w:sz w:val="18"/>
                 <w:szCs w:val="18"/>
               </w:rPr>
-              <w:t xml:space="preserve">ACTIVITY A — Live Collapsing Tin Demonstration (12 min): The teacher conducts the demonstration step by step, narrating each action. Students complete a structured observation table in their notebooks with columns: WHAT I SEE | WHAT I HEAR | WHAT I FEEL (from a distance) | QUESTIONS THIS RAISES. The tin implodes dramatically when placed in cold water. Students record all sensory observations immediately. ACTIVITY B — Magdeburg Hemispheres Video (6 min): Students watch a 4-minute video clip showing the 1654 Magdeburg Hemispheres demonstration (Otto von Guericke's experiment where two hollow bronze hemispheres held together by atmospheric pressure could not be pulled apart by teams of horses once the air inside was pumped out). Before the video starts, the teacher gives a focus question written on the board: 'What is STOPPING the horses from pulling the hemispheres apart? Write the answer as you watch.' Students write during the video. ACTIVITY C — Mercury Barometer Diagram (7 min): Students receive a printed or projected labelled diagram of a mercury barometer (Torricelli's barometer). Key labels include: vacuum at the top, mercury column (~760 mm), open mercury trough, atmosphere pressing down on trough. Students annotate the diagram by drawing arrows showing WHERE the atmospheric pressure acts and labelling the pressure value at sea level (101,325 Pa ≈ 101.3 kPa). They answer: 'Why does the mercury NOT fall completely out of the tube?'</w:t>
+              <w:t xml:space="preserve">Each student retrieves their personal DQB card from the class board (index cards posted in Lesson 1 with their original jerrycan questions and predictions). Students now work individually to revise their card in a different coloured pen/marker, adding: (1) one new ANSWER they can now give confidently based on today's evidence, (2) one new QUESTION that today's lesson opened up (e.g., 'Does atmospheric pressure change with altitude? What happens on Mount Kenya?', 'Why doesn't our body crush like the jerrycan?', 'How did Torricelli know the mercury height was caused by air and not something else?'). Students then post updated cards back on the DQB. The teacher reads 5–6 new questions aloud and groups them into emerging themes on the board (altitude, body pressure, historical measurement, machines). The class votes on which theme they are most curious about — this vote informs the teacher's emphasis in Lesson 5.</w:t>
             </w:r>
           </w:p>
         </w:tc>
@@ -12486,7 +13098,7 @@
                 <w:sz w:val="18"/>
                 <w:szCs w:val="18"/>
               </w:rPr>
-              <w:t xml:space="preserve">ACTIVITY A: 1. Narrate each step slowly and clearly: 'I am adding about 50 mL of water to the tin… I am placing it on the heat source… watch the steam rising from the open top — that steam is PUSHING air out of the tin… now I am sealing the lid tightly…' Pause 5 seconds. 'Now — into the cold water.' Allow the implosion to happen. After the sound and collapse, say NOTHING for 10 seconds. Let the observation sink in. Then say: 'Write. Everything. You just saw.' Give 2 minutes of silent writing. 2. Cold-call 4 students (include the 3–4 flagged in Phase 1): 'What did you observe? Be precise — use describing words.' WAIT 12 seconds after each. 3. Ask the class: 'How is THIS tin similar to the jerrycan from Lesson 1? How is it different?' Cold-call 2 students. ACTIVITY B: Before video: 'Your only job during this video is to answer one question — write it down: What is stopping the horses?' During video, circulate and glance at notebooks. After video: cold-call 3 students with the focus question. Ask a follow-up: 'If you pumped the air BACK into the hemispheres, what do you predict would happen? Why?' WAIT 10 seconds. ACTIVITY C: Circulate as students annotate. Ask targeted questions to seated students: 'Where exactly is the atmosphere pushing in this diagram?' and 'What would happen to the mercury level if you climbed to the top of Mount Kenya — would it go up or down?' Accept and probe all responses without confirming immediately.</w:t>
+              <w:t xml:space="preserve">1. Distribute DQB cards back to students and say: 'Pick up a pen or marker of a DIFFERENT colour from what you used before. You have 5 minutes — add your new answer and your new question. The new colour shows how your thinking has grown since Lesson 1.' 2. After cards are reposted, read 5–6 new student questions aloud without attribution. For each, ask: 'Who else had a question like this? Raise your hand.' This validates curiosity and shows students their questions are scientifically meaningful. 3. Cluster questions on the board using sticky arrows or drawn circles. Label clusters: e.g., 'ALTITUDE cluster', 'BODY cluster', 'HISTORY cluster', 'MACHINES cluster'. 4. Say: 'In the coming lessons, we will chase each of these clusters with more evidence. For now — which cluster are you MOST curious about?' Conduct a show-of-hands vote. Record the tally visibly. 5. Close by connecting to the driving question: 'We started asking why the jerrycan crushed itself. Today we proved the invisible giant — the atmosphere — was responsible. But the question on our board asks about more than jerrycans: it asks about mountains, saving lives, and powering machines. Those answers are coming.'</w:t>
             </w:r>
           </w:p>
         </w:tc>
@@ -12518,7 +13130,7 @@
                 <w:sz w:val="18"/>
                 <w:szCs w:val="18"/>
               </w:rPr>
-              <w:t xml:space="preserve">STRATEGY — Multi-Source Evidence Triangulation: Three distinct pieces of evidence (live experiment, historical demonstration, instrument diagram) all point to the same phenomenon — atmospheric pressure is real and enormous. Triangulation builds scientific confidence: if only one experiment showed this, it might be a fluke. When three independent sources agree, the conclusion becomes robust. This mirrors how professional scientists build consensus and directly models NGSS Science and Engineering Practice 3 (Planning and Carrying Out Investigations) and Practice 8 (Obtaining, Evaluating, and Communicating Information).</w:t>
+              <w:t xml:space="preserve">STRATEGY — Visible Thinking Revision (Colour-Coded DQB Cards): Using a different pen colour to add new thinking makes conceptual growth literally visible — to the student and to the teacher. This embeds metacognition: students must distinguish what they knew before from what they know now. The class vote on emerging question clusters transfers ownership of the inquiry to students, sustaining intrinsic motivation and modelling how scientific communities prioritise research questions.</w:t>
             </w:r>
           </w:p>
         </w:tc>
@@ -12550,7 +13162,7 @@
                 <w:sz w:val="18"/>
                 <w:szCs w:val="18"/>
               </w:rPr>
-              <w:t xml:space="preserve">INDICATOR 1 (Tin Demo): Students' observation tables should include at least one entry in EACH column. Incomplete tables (e.g., only 'the tin got squashed') indicate surface-level observation — teacher prompts these students: 'What did you HEAR? What direction did the sides move?' INDICATOR 2 (Video): Focus-question responses should name air/atmospheric pressure as the force — not 'the pump' or 'the machine.' Students who write 'the pump is too weak' are still attributing agency to the device rather than the atmosphere. INDICATOR 3 (Barometer): Arrows on the diagram should point DOWNWARD from the atmosphere onto the mercury trough surface. Students who draw arrows pointing upward from the mercury have a persistent misconception about direction of atmospheric pressure that must be addressed in Phase 3.</w:t>
+              <w:t xml:space="preserve">INDICATOR: The teacher checks that each revised DQB card contains BOTH a new answer AND a new question. Cards with only a new answer (no new question) indicate a student who thinks the topic is 'done' — a misconception about the nature of scientific inquiry. Cards with only a new question and no answer may indicate a student who did not consolidate understanding from Phase 3 and needs follow-up. The teacher collects and photographs all updated DQB cards before the next lesson for formative records.</w:t>
             </w:r>
           </w:p>
         </w:tc>
@@ -12559,32 +13171,32 @@
         <w:tc>
           <w:tcPr>
             <w:tcW w:type="dxa" w:w="1520"/>
-            <w:shd w:fill="E2EFDA" w:color="auto" w:val="clear"/>
-            <w:tcMar>
-              <w:top w:type="dxa" w:w="60"/>
-              <w:left w:type="dxa" w:w="120"/>
-              <w:bottom w:type="dxa" w:w="60"/>
-              <w:right w:type="dxa" w:w="120"/>
-            </w:tcMar>
-            <w:vAlign w:val="top"/>
-          </w:tcPr>
-          <w:p>
-            <w:pPr>
-              <w:spacing w:after="40" w:before="0"/>
-              <w:jc w:val="left"/>
-            </w:pPr>
-            <w:r>
-              <w:rPr>
-                <w:rFonts w:ascii="Arial" w:cs="Arial" w:eastAsia="Arial" w:hAnsi="Arial"/>
-                <w:b/>
-                <w:bCs/>
-                <w:i w:val="false"/>
-                <w:iCs w:val="false"/>
-                <w:color w:val="000000"/>
-                <w:sz w:val="18"/>
-                <w:szCs w:val="18"/>
-              </w:rPr>
-              <w:t xml:space="preserve">Explain Phase</w:t>
+            <w:shd w:fill="D5E8F0" w:color="auto" w:val="clear"/>
+            <w:tcMar>
+              <w:top w:type="dxa" w:w="60"/>
+              <w:left w:type="dxa" w:w="120"/>
+              <w:bottom w:type="dxa" w:w="60"/>
+              <w:right w:type="dxa" w:w="120"/>
+            </w:tcMar>
+            <w:vAlign w:val="top"/>
+          </w:tcPr>
+          <w:p>
+            <w:pPr>
+              <w:spacing w:after="40" w:before="0"/>
+              <w:jc w:val="left"/>
+            </w:pPr>
+            <w:r>
+              <w:rPr>
+                <w:rFonts w:ascii="Arial" w:cs="Arial" w:eastAsia="Arial" w:hAnsi="Arial"/>
+                <w:b/>
+                <w:bCs/>
+                <w:i w:val="false"/>
+                <w:iCs w:val="false"/>
+                <w:color w:val="000000"/>
+                <w:sz w:val="18"/>
+                <w:szCs w:val="18"/>
+              </w:rPr>
+              <w:t xml:space="preserve">Model Building Phase</w:t>
             </w:r>
           </w:p>
           <w:p>
@@ -12607,7 +13219,7 @@
             <w:pPr>
               <w:spacing w:after="20" w:before="0"/>
             </w:pPr>
-            <w:hyperlink w:history="1" r:id="rIdqgovisiekfizg0ucm7p1p">
+            <w:hyperlink w:history="1" r:id="rIdh6rm2668rscf55m0gryya">
               <w:r>
                 <w:rPr>
                   <w:rFonts w:ascii="Arial" w:cs="Arial" w:eastAsia="Arial" w:hAnsi="Arial"/>
@@ -12616,7 +13228,7 @@
                   <w:szCs w:val="16"/>
                   <w:u w:val="single" w:color="2E75B6"/>
                 </w:rPr>
-                <w:t xml:space="preserve">Introduction to experiment design</w:t>
+                <w:t xml:space="preserve">Finding height of fluid in a barometer</w:t>
               </w:r>
             </w:hyperlink>
           </w:p>
@@ -12640,7 +13252,7 @@
               <w:spacing w:after="10" w:before="0"/>
               <w:ind w:left="120"/>
             </w:pPr>
-            <w:hyperlink w:history="1" r:id="rIdvszd_omypmr6u1ouutsub">
+            <w:hyperlink w:history="1" r:id="rIdplfcv73nu_dedtad2g7kz">
               <w:r>
                 <w:rPr>
                   <w:rFonts w:ascii="Arial" w:cs="Arial" w:eastAsia="Arial" w:hAnsi="Arial"/>
@@ -12685,7 +13297,7 @@
             <w:pPr>
               <w:spacing w:after="20" w:before="0"/>
             </w:pPr>
-            <w:hyperlink w:history="1" r:id="rIdjuvsqn4qm58k-sailkxhd">
+            <w:hyperlink w:history="1" r:id="rId-jvuiwbpkujs0jan0xdca">
               <w:r>
                 <w:rPr>
                   <w:rFonts w:ascii="Arial" w:cs="Arial" w:eastAsia="Arial" w:hAnsi="Arial"/>
@@ -12718,619 +13330,7 @@
               <w:spacing w:after="10" w:before="0"/>
               <w:ind w:left="120"/>
             </w:pPr>
-            <w:hyperlink w:history="1" r:id="rId8nqeaoagrwbrksiqqpv-k">
-              <w:r>
-                <w:rPr>
-                  <w:rFonts w:ascii="Arial" w:cs="Arial" w:eastAsia="Arial" w:hAnsi="Arial"/>
-                  <w:color w:val="595959"/>
-                  <w:sz w:val="14"/>
-                  <w:szCs w:val="14"/>
-                  <w:u w:val="single" w:color="595959"/>
-                </w:rPr>
-                <w:t xml:space="preserve">🔍 Search ARES for similar readings</w:t>
-              </w:r>
-            </w:hyperlink>
-          </w:p>
-        </w:tc>
-        <w:tc>
-          <w:tcPr>
-            <w:tcW w:type="dxa" w:w="3040"/>
-            <w:shd w:fill="FFFFFF" w:color="auto" w:val="clear"/>
-            <w:tcMar>
-              <w:top w:type="dxa" w:w="60"/>
-              <w:left w:type="dxa" w:w="120"/>
-              <w:bottom w:type="dxa" w:w="60"/>
-              <w:right w:type="dxa" w:w="120"/>
-            </w:tcMar>
-            <w:vAlign w:val="top"/>
-          </w:tcPr>
-          <w:p>
-            <w:pPr>
-              <w:spacing w:after="40" w:before="0"/>
-              <w:jc w:val="left"/>
-            </w:pPr>
-            <w:r>
-              <w:rPr>
-                <w:rFonts w:ascii="Arial" w:cs="Arial" w:eastAsia="Arial" w:hAnsi="Arial"/>
-                <w:b w:val="false"/>
-                <w:bCs w:val="false"/>
-                <w:i w:val="false"/>
-                <w:iCs w:val="false"/>
-                <w:color w:val="000000"/>
-                <w:sz w:val="18"/>
-                <w:szCs w:val="18"/>
-              </w:rPr>
-              <w:t xml:space="preserve">Students work in groups of four to complete an 'Evidence–Reasoning–Claim' (ERC) graphic organiser on a large sheet of paper. The organiser has three columns: EVIDENCE (what we observed/saw/read), REASONING (the science principle that connects the evidence to our answer), and CLAIM (our answer to the question). The target question printed at the top of the organiser is: 'Why did the jerrycan crush itself — and what does today's evidence prove about the atmosphere?' Each group must include evidence from ALL THREE activities (tin, video, barometer). Groups then complete a 'Pressure Balance Diagram': a simple before/after sketch of the jerrycan, labelling arrows for atmospheric pressure pushing IN from outside and internal air pressure pushing OUT from inside, and showing what changes when internal air is removed. Groups present their ERC claims to the class in 60-second gallery-walk format (posters are posted on walls; students rotate and add a green tick if they agree with a claim or a yellow question mark if they disagree or need more explanation). The teacher closes this phase by delivering a 3-minute direct explanation of atmospheric pressure: definition, cause (weight of air column above), omnidirectional nature, and value at sea level (~101.3 kPa). Teacher uses the analogy of students swimming in Lake Victoria — the water pushes from all sides — then extends: 'We swim in a sea of air. The air also pushes from all sides. Always.'</w:t>
-            </w:r>
-          </w:p>
-        </w:tc>
-        <w:tc>
-          <w:tcPr>
-            <w:tcW w:type="dxa" w:w="3040"/>
-            <w:shd w:fill="F2F2F2" w:color="auto" w:val="clear"/>
-            <w:tcMar>
-              <w:top w:type="dxa" w:w="60"/>
-              <w:left w:type="dxa" w:w="120"/>
-              <w:bottom w:type="dxa" w:w="60"/>
-              <w:right w:type="dxa" w:w="120"/>
-            </w:tcMar>
-            <w:vAlign w:val="top"/>
-          </w:tcPr>
-          <w:p>
-            <w:pPr>
-              <w:spacing w:after="40" w:before="0"/>
-              <w:jc w:val="left"/>
-            </w:pPr>
-            <w:r>
-              <w:rPr>
-                <w:rFonts w:ascii="Arial" w:cs="Arial" w:eastAsia="Arial" w:hAnsi="Arial"/>
-                <w:b w:val="false"/>
-                <w:bCs w:val="false"/>
-                <w:i w:val="false"/>
-                <w:iCs w:val="false"/>
-                <w:color w:val="000000"/>
-                <w:sz w:val="18"/>
-                <w:szCs w:val="18"/>
-              </w:rPr>
-              <w:t xml:space="preserve">1. Distribute ERC organiser sheets and say: 'Your group's job is to answer the jerrycan question using TODAY's evidence — not your opinions, but the specific things we observed and read today. You have 10 minutes.' Set a timer. Circulate and listen — do not give answers. Ask probing questions: 'Which piece of evidence is strongest? Why?' and 'What is the science PRINCIPLE behind what you observed in the tin?' 2. During gallery walk (4 minutes): circulate and read group posters. Identify 2 posters with strong causal language and 1 poster with a gap (e.g., correct observation but missing the pressure balance concept) for targeted whole-class discussion. 3. After gallery walk, cold-call the group with the clearest pressure-balance explanation: 'Group 3 — read us your CLAIM. Then tell us which piece of evidence you found most convincing and why.' WAIT 12 seconds. 4. Direct explanation (3 min): Use the board to draw the Lake Victoria swimming analogy, then the jerrycan pressure-balance diagram with labelled arrows. Say explicitly: 'Atmospheric pressure at sea level — right here in Mombasa — is approximately 101,300 Pascals. That means the atmosphere is pressing on every square metre of your body with about 101,300 Newtons of force. You do not feel it because the same pressure exists inside your body, pushing outward. The jerrycan had that same balance — until we removed the air inside. Then the atmosphere had nothing to push against. And it won.' 5. Write the key equation on the board: P_atm ≈ 101.3 kPa = 101,300 Pa. Ask the class: 'In what unit is this measured?' Cold-call 2 students.</w:t>
-            </w:r>
-          </w:p>
-        </w:tc>
-        <w:tc>
-          <w:tcPr>
-            <w:tcW w:type="dxa" w:w="3040"/>
-            <w:shd w:fill="FFFFFF" w:color="auto" w:val="clear"/>
-            <w:tcMar>
-              <w:top w:type="dxa" w:w="60"/>
-              <w:left w:type="dxa" w:w="120"/>
-              <w:bottom w:type="dxa" w:w="60"/>
-              <w:right w:type="dxa" w:w="120"/>
-            </w:tcMar>
-            <w:vAlign w:val="top"/>
-          </w:tcPr>
-          <w:p>
-            <w:pPr>
-              <w:spacing w:after="40" w:before="0"/>
-              <w:jc w:val="left"/>
-            </w:pPr>
-            <w:r>
-              <w:rPr>
-                <w:rFonts w:ascii="Arial" w:cs="Arial" w:eastAsia="Arial" w:hAnsi="Arial"/>
-                <w:b w:val="false"/>
-                <w:bCs w:val="false"/>
-                <w:i w:val="false"/>
-                <w:iCs w:val="false"/>
-                <w:color w:val="000000"/>
-                <w:sz w:val="18"/>
-                <w:szCs w:val="18"/>
-              </w:rPr>
-              <w:t xml:space="preserve">STRATEGY — Evidence-Reasoning-Claim (ERC) Organiser: ERC is a structured argumentation scaffold that mirrors the logic of scientific writing and directly embeds NGSS Practice 7 (Engaging in Argument from Evidence). By requiring students to separate WHAT they saw from WHY it matters, the organiser prevents the common error of restating observations as explanations. The gallery walk adds peer evaluation, building critical thinking and collaborative norms. The teacher's Lake Victoria analogy bridges the abstract (omnidirectional fluid pressure) to a felt, embodied Kenyan experience that students can visualise.</w:t>
-            </w:r>
-          </w:p>
-        </w:tc>
-        <w:tc>
-          <w:tcPr>
-            <w:tcW w:type="dxa" w:w="3040"/>
-            <w:shd w:fill="F2F2F2" w:color="auto" w:val="clear"/>
-            <w:tcMar>
-              <w:top w:type="dxa" w:w="60"/>
-              <w:left w:type="dxa" w:w="120"/>
-              <w:bottom w:type="dxa" w:w="60"/>
-              <w:right w:type="dxa" w:w="120"/>
-            </w:tcMar>
-            <w:vAlign w:val="top"/>
-          </w:tcPr>
-          <w:p>
-            <w:pPr>
-              <w:spacing w:after="40" w:before="0"/>
-              <w:jc w:val="left"/>
-            </w:pPr>
-            <w:r>
-              <w:rPr>
-                <w:rFonts w:ascii="Arial" w:cs="Arial" w:eastAsia="Arial" w:hAnsi="Arial"/>
-                <w:b w:val="false"/>
-                <w:bCs w:val="false"/>
-                <w:i w:val="false"/>
-                <w:iCs w:val="false"/>
-                <w:color w:val="000000"/>
-                <w:sz w:val="18"/>
-                <w:szCs w:val="18"/>
-              </w:rPr>
-              <w:t xml:space="preserve">INDICATOR: ERC organisers must show a causal chain — evidence → pressure principle → jerrycan explanation. Incomplete chains (e.g., 'the tin crushed because of steam') without naming pressure imbalance as the mechanism are flagged. During gallery walk, the teacher counts how many posters include the phrase 'pressure imbalance' or 'unequal pressure' — this is the target conceptual language. TARGET: at least 4 of 6 groups use correct causal language. Groups that do not achieve this are specifically addressed in Phase 3's direct explanation. Post-explanation, teacher poses an exit-check question verbally: 'Thumbs up if you can now explain, in one sentence, why the jerrycan collapsed' — then cold-calls 2 thumbs-up students and 1 hesitant student to verify.</w:t>
-            </w:r>
-          </w:p>
-        </w:tc>
-      </w:tr>
-      <w:tr>
-        <w:tc>
-          <w:tcPr>
-            <w:tcW w:type="dxa" w:w="1520"/>
-            <w:shd w:fill="FCE4D6" w:color="auto" w:val="clear"/>
-            <w:tcMar>
-              <w:top w:type="dxa" w:w="60"/>
-              <w:left w:type="dxa" w:w="120"/>
-              <w:bottom w:type="dxa" w:w="60"/>
-              <w:right w:type="dxa" w:w="120"/>
-            </w:tcMar>
-            <w:vAlign w:val="top"/>
-          </w:tcPr>
-          <w:p>
-            <w:pPr>
-              <w:spacing w:after="40" w:before="0"/>
-              <w:jc w:val="left"/>
-            </w:pPr>
-            <w:r>
-              <w:rPr>
-                <w:rFonts w:ascii="Arial" w:cs="Arial" w:eastAsia="Arial" w:hAnsi="Arial"/>
-                <w:b/>
-                <w:bCs/>
-                <w:i w:val="false"/>
-                <w:iCs w:val="false"/>
-                <w:color w:val="000000"/>
-                <w:sz w:val="18"/>
-                <w:szCs w:val="18"/>
-              </w:rPr>
-              <w:t xml:space="preserve">Driving Question Board (DQB) Creation</w:t>
-            </w:r>
-          </w:p>
-          <w:p>
-            <w:pPr>
-              <w:spacing w:after="20" w:before="0"/>
-            </w:pPr>
-            <w:r>
-              <w:rPr>
-                <w:rFonts w:ascii="Arial" w:cs="Arial" w:eastAsia="Arial" w:hAnsi="Arial"/>
-                <w:b/>
-                <w:bCs/>
-                <w:color w:val="1F3864"/>
-                <w:sz w:val="16"/>
-                <w:szCs w:val="16"/>
-              </w:rPr>
-              <w:t xml:space="preserve">📹 VIDEO:</w:t>
-            </w:r>
-          </w:p>
-          <w:p>
-            <w:pPr>
-              <w:spacing w:after="20" w:before="0"/>
-            </w:pPr>
-            <w:hyperlink w:history="1" r:id="rIdgiuq7uv3juccfjkp_gkdc">
-              <w:r>
-                <w:rPr>
-                  <w:rFonts w:ascii="Arial" w:cs="Arial" w:eastAsia="Arial" w:hAnsi="Arial"/>
-                  <w:color w:val="2E75B6"/>
-                  <w:sz w:val="16"/>
-                  <w:szCs w:val="16"/>
-                  <w:u w:val="single" w:color="2E75B6"/>
-                </w:rPr>
-                <w:t xml:space="preserve">Introduction to experiment design</w:t>
-              </w:r>
-            </w:hyperlink>
-          </w:p>
-          <w:p>
-            <w:pPr>
-              <w:spacing w:after="10" w:before="0"/>
-              <w:ind w:left="120"/>
-            </w:pPr>
-            <w:r>
-              <w:rPr>
-                <w:rFonts w:ascii="Arial" w:cs="Arial" w:eastAsia="Arial" w:hAnsi="Arial"/>
-                <w:color w:val="595959"/>
-                <w:sz w:val="14"/>
-                <w:szCs w:val="14"/>
-              </w:rPr>
-              <w:t xml:space="preserve">Source: Khan Academy (English - US curriculum)</w:t>
-            </w:r>
-          </w:p>
-          <w:p>
-            <w:pPr>
-              <w:spacing w:after="10" w:before="0"/>
-              <w:ind w:left="120"/>
-            </w:pPr>
-            <w:hyperlink w:history="1" r:id="rIdawiqj7s_o_uon81zv2u3v">
-              <w:r>
-                <w:rPr>
-                  <w:rFonts w:ascii="Arial" w:cs="Arial" w:eastAsia="Arial" w:hAnsi="Arial"/>
-                  <w:color w:val="595959"/>
-                  <w:sz w:val="14"/>
-                  <w:szCs w:val="14"/>
-                  <w:u w:val="single" w:color="595959"/>
-                </w:rPr>
-                <w:t xml:space="preserve">🔍 Search ARES for similar videos</w:t>
-              </w:r>
-            </w:hyperlink>
-          </w:p>
-          <w:p>
-            <w:pPr>
-              <w:spacing w:after="40" w:before="0"/>
-            </w:pPr>
-            <w:r>
-              <w:rPr>
-                <w:sz w:val="14"/>
-                <w:szCs w:val="14"/>
-              </w:rPr>
-              <w:t xml:space="preserve"/>
-            </w:r>
-          </w:p>
-          <w:p>
-            <w:pPr>
-              <w:spacing w:after="20" w:before="0"/>
-            </w:pPr>
-            <w:r>
-              <w:rPr>
-                <w:rFonts w:ascii="Arial" w:cs="Arial" w:eastAsia="Arial" w:hAnsi="Arial"/>
-                <w:b/>
-                <w:bCs/>
-                <w:color w:val="1F3864"/>
-                <w:sz w:val="16"/>
-                <w:szCs w:val="16"/>
-              </w:rPr>
-              <w:t xml:space="preserve">📖 HTML:</w:t>
-            </w:r>
-          </w:p>
-          <w:p>
-            <w:pPr>
-              <w:spacing w:after="20" w:before="0"/>
-            </w:pPr>
-            <w:hyperlink w:history="1" r:id="rIdwj5rtkcfwxtam1k7anz4h">
-              <w:r>
-                <w:rPr>
-                  <w:rFonts w:ascii="Arial" w:cs="Arial" w:eastAsia="Arial" w:hAnsi="Arial"/>
-                  <w:color w:val="2E75B6"/>
-                  <w:sz w:val="16"/>
-                  <w:szCs w:val="16"/>
-                  <w:u w:val="single" w:color="2E75B6"/>
-                </w:rPr>
-                <w:t xml:space="preserve">Atmospheric Pressure (Flexbook)</w:t>
-              </w:r>
-            </w:hyperlink>
-          </w:p>
-          <w:p>
-            <w:pPr>
-              <w:spacing w:after="10" w:before="0"/>
-              <w:ind w:left="120"/>
-            </w:pPr>
-            <w:r>
-              <w:rPr>
-                <w:rFonts w:ascii="Arial" w:cs="Arial" w:eastAsia="Arial" w:hAnsi="Arial"/>
-                <w:color w:val="595959"/>
-                <w:sz w:val="14"/>
-                <w:szCs w:val="14"/>
-              </w:rPr>
-              <w:t xml:space="preserve">Source: CK-12</w:t>
-            </w:r>
-          </w:p>
-          <w:p>
-            <w:pPr>
-              <w:spacing w:after="10" w:before="0"/>
-              <w:ind w:left="120"/>
-            </w:pPr>
-            <w:hyperlink w:history="1" r:id="rIdp-6lbulr_yjcy7ua-rz96">
-              <w:r>
-                <w:rPr>
-                  <w:rFonts w:ascii="Arial" w:cs="Arial" w:eastAsia="Arial" w:hAnsi="Arial"/>
-                  <w:color w:val="595959"/>
-                  <w:sz w:val="14"/>
-                  <w:szCs w:val="14"/>
-                  <w:u w:val="single" w:color="595959"/>
-                </w:rPr>
-                <w:t xml:space="preserve">🔍 Search ARES for similar readings</w:t>
-              </w:r>
-            </w:hyperlink>
-          </w:p>
-        </w:tc>
-        <w:tc>
-          <w:tcPr>
-            <w:tcW w:type="dxa" w:w="3040"/>
-            <w:shd w:fill="FFFFFF" w:color="auto" w:val="clear"/>
-            <w:tcMar>
-              <w:top w:type="dxa" w:w="60"/>
-              <w:left w:type="dxa" w:w="120"/>
-              <w:bottom w:type="dxa" w:w="60"/>
-              <w:right w:type="dxa" w:w="120"/>
-            </w:tcMar>
-            <w:vAlign w:val="top"/>
-          </w:tcPr>
-          <w:p>
-            <w:pPr>
-              <w:spacing w:after="40" w:before="0"/>
-              <w:jc w:val="left"/>
-            </w:pPr>
-            <w:r>
-              <w:rPr>
-                <w:rFonts w:ascii="Arial" w:cs="Arial" w:eastAsia="Arial" w:hAnsi="Arial"/>
-                <w:b w:val="false"/>
-                <w:bCs w:val="false"/>
-                <w:i w:val="false"/>
-                <w:iCs w:val="false"/>
-                <w:color w:val="000000"/>
-                <w:sz w:val="18"/>
-                <w:szCs w:val="18"/>
-              </w:rPr>
-              <w:t xml:space="preserve">Each student retrieves their personal DQB card from the class board (index cards posted in Lesson 1 with their original jerrycan questions and predictions). Students now work individually to revise their card in a different coloured pen/marker, adding: (1) one new ANSWER they can now give confidently based on today's evidence, (2) one new QUESTION that today's lesson opened up (e.g., 'Does atmospheric pressure change with altitude? What happens on Mount Kenya?', 'Why doesn't our body crush like the jerrycan?', 'How did Torricelli know the mercury height was caused by air and not something else?'). Students then post updated cards back on the DQB. The teacher reads 5–6 new questions aloud and groups them into emerging themes on the board (altitude, body pressure, historical measurement, machines). The class votes on which theme they are most curious about — this vote informs the teacher's emphasis in Lesson 5.</w:t>
-            </w:r>
-          </w:p>
-        </w:tc>
-        <w:tc>
-          <w:tcPr>
-            <w:tcW w:type="dxa" w:w="3040"/>
-            <w:shd w:fill="F2F2F2" w:color="auto" w:val="clear"/>
-            <w:tcMar>
-              <w:top w:type="dxa" w:w="60"/>
-              <w:left w:type="dxa" w:w="120"/>
-              <w:bottom w:type="dxa" w:w="60"/>
-              <w:right w:type="dxa" w:w="120"/>
-            </w:tcMar>
-            <w:vAlign w:val="top"/>
-          </w:tcPr>
-          <w:p>
-            <w:pPr>
-              <w:spacing w:after="40" w:before="0"/>
-              <w:jc w:val="left"/>
-            </w:pPr>
-            <w:r>
-              <w:rPr>
-                <w:rFonts w:ascii="Arial" w:cs="Arial" w:eastAsia="Arial" w:hAnsi="Arial"/>
-                <w:b w:val="false"/>
-                <w:bCs w:val="false"/>
-                <w:i w:val="false"/>
-                <w:iCs w:val="false"/>
-                <w:color w:val="000000"/>
-                <w:sz w:val="18"/>
-                <w:szCs w:val="18"/>
-              </w:rPr>
-              <w:t xml:space="preserve">1. Distribute DQB cards back to students and say: 'Pick up a pen or marker of a DIFFERENT colour from what you used before. You have 5 minutes — add your new answer and your new question. The new colour shows how your thinking has grown since Lesson 1.' 2. After cards are reposted, read 5–6 new student questions aloud without attribution. For each, ask: 'Who else had a question like this? Raise your hand.' This validates curiosity and shows students their questions are scientifically meaningful. 3. Cluster questions on the board using sticky arrows or drawn circles. Label clusters: e.g., 'ALTITUDE cluster', 'BODY cluster', 'HISTORY cluster', 'MACHINES cluster'. 4. Say: 'In the coming lessons, we will chase each of these clusters with more evidence. For now — which cluster are you MOST curious about?' Conduct a show-of-hands vote. Record the tally visibly. 5. Close by connecting to the driving question: 'We started asking why the jerrycan crushed itself. Today we proved the invisible giant — the atmosphere — was responsible. But the question on our board asks about more than jerrycans: it asks about mountains, saving lives, and powering machines. Those answers are coming.'</w:t>
-            </w:r>
-          </w:p>
-        </w:tc>
-        <w:tc>
-          <w:tcPr>
-            <w:tcW w:type="dxa" w:w="3040"/>
-            <w:shd w:fill="FFFFFF" w:color="auto" w:val="clear"/>
-            <w:tcMar>
-              <w:top w:type="dxa" w:w="60"/>
-              <w:left w:type="dxa" w:w="120"/>
-              <w:bottom w:type="dxa" w:w="60"/>
-              <w:right w:type="dxa" w:w="120"/>
-            </w:tcMar>
-            <w:vAlign w:val="top"/>
-          </w:tcPr>
-          <w:p>
-            <w:pPr>
-              <w:spacing w:after="40" w:before="0"/>
-              <w:jc w:val="left"/>
-            </w:pPr>
-            <w:r>
-              <w:rPr>
-                <w:rFonts w:ascii="Arial" w:cs="Arial" w:eastAsia="Arial" w:hAnsi="Arial"/>
-                <w:b w:val="false"/>
-                <w:bCs w:val="false"/>
-                <w:i w:val="false"/>
-                <w:iCs w:val="false"/>
-                <w:color w:val="000000"/>
-                <w:sz w:val="18"/>
-                <w:szCs w:val="18"/>
-              </w:rPr>
-              <w:t xml:space="preserve">STRATEGY — Visible Thinking Revision (Colour-Coded DQB Cards): Using a different pen colour to add new thinking makes conceptual growth literally visible — to the student and to the teacher. This embeds metacognition: students must distinguish what they knew before from what they know now. The class vote on emerging question clusters transfers ownership of the inquiry to students, sustaining intrinsic motivation and modelling how scientific communities prioritise research questions.</w:t>
-            </w:r>
-          </w:p>
-        </w:tc>
-        <w:tc>
-          <w:tcPr>
-            <w:tcW w:type="dxa" w:w="3040"/>
-            <w:shd w:fill="F2F2F2" w:color="auto" w:val="clear"/>
-            <w:tcMar>
-              <w:top w:type="dxa" w:w="60"/>
-              <w:left w:type="dxa" w:w="120"/>
-              <w:bottom w:type="dxa" w:w="60"/>
-              <w:right w:type="dxa" w:w="120"/>
-            </w:tcMar>
-            <w:vAlign w:val="top"/>
-          </w:tcPr>
-          <w:p>
-            <w:pPr>
-              <w:spacing w:after="40" w:before="0"/>
-              <w:jc w:val="left"/>
-            </w:pPr>
-            <w:r>
-              <w:rPr>
-                <w:rFonts w:ascii="Arial" w:cs="Arial" w:eastAsia="Arial" w:hAnsi="Arial"/>
-                <w:b w:val="false"/>
-                <w:bCs w:val="false"/>
-                <w:i w:val="false"/>
-                <w:iCs w:val="false"/>
-                <w:color w:val="000000"/>
-                <w:sz w:val="18"/>
-                <w:szCs w:val="18"/>
-              </w:rPr>
-              <w:t xml:space="preserve">INDICATOR: The teacher checks that each revised DQB card contains BOTH a new answer AND a new question. Cards with only a new answer (no new question) indicate a student who thinks the topic is 'done' — a misconception about the nature of scientific inquiry. Cards with only a new question and no answer may indicate a student who did not consolidate understanding from Phase 3 and needs follow-up. The teacher collects and photographs all updated DQB cards before the next lesson for formative records.</w:t>
-            </w:r>
-          </w:p>
-        </w:tc>
-      </w:tr>
-      <w:tr>
-        <w:tc>
-          <w:tcPr>
-            <w:tcW w:type="dxa" w:w="1520"/>
-            <w:shd w:fill="D5E8F0" w:color="auto" w:val="clear"/>
-            <w:tcMar>
-              <w:top w:type="dxa" w:w="60"/>
-              <w:left w:type="dxa" w:w="120"/>
-              <w:bottom w:type="dxa" w:w="60"/>
-              <w:right w:type="dxa" w:w="120"/>
-            </w:tcMar>
-            <w:vAlign w:val="top"/>
-          </w:tcPr>
-          <w:p>
-            <w:pPr>
-              <w:spacing w:after="40" w:before="0"/>
-              <w:jc w:val="left"/>
-            </w:pPr>
-            <w:r>
-              <w:rPr>
-                <w:rFonts w:ascii="Arial" w:cs="Arial" w:eastAsia="Arial" w:hAnsi="Arial"/>
-                <w:b/>
-                <w:bCs/>
-                <w:i w:val="false"/>
-                <w:iCs w:val="false"/>
-                <w:color w:val="000000"/>
-                <w:sz w:val="18"/>
-                <w:szCs w:val="18"/>
-              </w:rPr>
-              <w:t xml:space="preserve">Model Building Phase</w:t>
-            </w:r>
-          </w:p>
-          <w:p>
-            <w:pPr>
-              <w:spacing w:after="20" w:before="0"/>
-            </w:pPr>
-            <w:r>
-              <w:rPr>
-                <w:rFonts w:ascii="Arial" w:cs="Arial" w:eastAsia="Arial" w:hAnsi="Arial"/>
-                <w:b/>
-                <w:bCs/>
-                <w:color w:val="1F3864"/>
-                <w:sz w:val="16"/>
-                <w:szCs w:val="16"/>
-              </w:rPr>
-              <w:t xml:space="preserve">📹 VIDEO:</w:t>
-            </w:r>
-          </w:p>
-          <w:p>
-            <w:pPr>
-              <w:spacing w:after="20" w:before="0"/>
-            </w:pPr>
-            <w:hyperlink w:history="1" r:id="rId-hbp95mw5s1f5kttem5rn">
-              <w:r>
-                <w:rPr>
-                  <w:rFonts w:ascii="Arial" w:cs="Arial" w:eastAsia="Arial" w:hAnsi="Arial"/>
-                  <w:color w:val="2E75B6"/>
-                  <w:sz w:val="16"/>
-                  <w:szCs w:val="16"/>
-                  <w:u w:val="single" w:color="2E75B6"/>
-                </w:rPr>
-                <w:t xml:space="preserve">Introduction to experiment design</w:t>
-              </w:r>
-            </w:hyperlink>
-          </w:p>
-          <w:p>
-            <w:pPr>
-              <w:spacing w:after="10" w:before="0"/>
-              <w:ind w:left="120"/>
-            </w:pPr>
-            <w:r>
-              <w:rPr>
-                <w:rFonts w:ascii="Arial" w:cs="Arial" w:eastAsia="Arial" w:hAnsi="Arial"/>
-                <w:color w:val="595959"/>
-                <w:sz w:val="14"/>
-                <w:szCs w:val="14"/>
-              </w:rPr>
-              <w:t xml:space="preserve">Source: Khan Academy (English - US curriculum)</w:t>
-            </w:r>
-          </w:p>
-          <w:p>
-            <w:pPr>
-              <w:spacing w:after="10" w:before="0"/>
-              <w:ind w:left="120"/>
-            </w:pPr>
-            <w:hyperlink w:history="1" r:id="rIdpm0cvirynnzffnwdzb8dq">
-              <w:r>
-                <w:rPr>
-                  <w:rFonts w:ascii="Arial" w:cs="Arial" w:eastAsia="Arial" w:hAnsi="Arial"/>
-                  <w:color w:val="595959"/>
-                  <w:sz w:val="14"/>
-                  <w:szCs w:val="14"/>
-                  <w:u w:val="single" w:color="595959"/>
-                </w:rPr>
-                <w:t xml:space="preserve">🔍 Search ARES for similar videos</w:t>
-              </w:r>
-            </w:hyperlink>
-          </w:p>
-          <w:p>
-            <w:pPr>
-              <w:spacing w:after="40" w:before="0"/>
-            </w:pPr>
-            <w:r>
-              <w:rPr>
-                <w:sz w:val="14"/>
-                <w:szCs w:val="14"/>
-              </w:rPr>
-              <w:t xml:space="preserve"/>
-            </w:r>
-          </w:p>
-          <w:p>
-            <w:pPr>
-              <w:spacing w:after="20" w:before="0"/>
-            </w:pPr>
-            <w:r>
-              <w:rPr>
-                <w:rFonts w:ascii="Arial" w:cs="Arial" w:eastAsia="Arial" w:hAnsi="Arial"/>
-                <w:b/>
-                <w:bCs/>
-                <w:color w:val="1F3864"/>
-                <w:sz w:val="16"/>
-                <w:szCs w:val="16"/>
-              </w:rPr>
-              <w:t xml:space="preserve">📖 HTML:</w:t>
-            </w:r>
-          </w:p>
-          <w:p>
-            <w:pPr>
-              <w:spacing w:after="20" w:before="0"/>
-            </w:pPr>
-            <w:hyperlink w:history="1" r:id="rIdz4emvfamd9qqelzklkt8p">
-              <w:r>
-                <w:rPr>
-                  <w:rFonts w:ascii="Arial" w:cs="Arial" w:eastAsia="Arial" w:hAnsi="Arial"/>
-                  <w:color w:val="2E75B6"/>
-                  <w:sz w:val="16"/>
-                  <w:szCs w:val="16"/>
-                  <w:u w:val="single" w:color="2E75B6"/>
-                </w:rPr>
-                <w:t xml:space="preserve">Atmospheric Pressure (Flexbook)</w:t>
-              </w:r>
-            </w:hyperlink>
-          </w:p>
-          <w:p>
-            <w:pPr>
-              <w:spacing w:after="10" w:before="0"/>
-              <w:ind w:left="120"/>
-            </w:pPr>
-            <w:r>
-              <w:rPr>
-                <w:rFonts w:ascii="Arial" w:cs="Arial" w:eastAsia="Arial" w:hAnsi="Arial"/>
-                <w:color w:val="595959"/>
-                <w:sz w:val="14"/>
-                <w:szCs w:val="14"/>
-              </w:rPr>
-              <w:t xml:space="preserve">Source: CK-12</w:t>
-            </w:r>
-          </w:p>
-          <w:p>
-            <w:pPr>
-              <w:spacing w:after="10" w:before="0"/>
-              <w:ind w:left="120"/>
-            </w:pPr>
-            <w:hyperlink w:history="1" r:id="rIder9tmiti5vkwhcoab2zno">
+            <w:hyperlink w:history="1" r:id="rId9xgchucpsuwytk2ywhulo">
               <w:r>
                 <w:rPr>
                   <w:rFonts w:ascii="Arial" w:cs="Arial" w:eastAsia="Arial" w:hAnsi="Arial"/>
@@ -14931,7 +14931,7 @@
             <w:pPr>
               <w:spacing w:after="20" w:before="0"/>
             </w:pPr>
-            <w:hyperlink w:history="1" r:id="rIdaxdxm3edt45dllpeev0wn">
+            <w:hyperlink w:history="1" r:id="rIdm9rhv2q-f3nueyrlqlx7l">
               <w:r>
                 <w:rPr>
                   <w:rFonts w:ascii="Arial" w:cs="Arial" w:eastAsia="Arial" w:hAnsi="Arial"/>
@@ -14940,7 +14940,7 @@
                   <w:szCs w:val="16"/>
                   <w:u w:val="single" w:color="2E75B6"/>
                 </w:rPr>
-                <w:t xml:space="preserve">Pascal's Triangle - Overview</w:t>
+                <w:t xml:space="preserve">Pressure and Pascal's principle (part 1)</w:t>
               </w:r>
             </w:hyperlink>
           </w:p>
@@ -14956,7 +14956,7 @@
                 <w:sz w:val="14"/>
                 <w:szCs w:val="14"/>
               </w:rPr>
-              <w:t xml:space="preserve">Source: CK-12</w:t>
+              <w:t xml:space="preserve">Source: Khan Academy (English - US curriculum)</w:t>
             </w:r>
           </w:p>
           <w:p>
@@ -14964,7 +14964,7 @@
               <w:spacing w:after="10" w:before="0"/>
               <w:ind w:left="120"/>
             </w:pPr>
-            <w:hyperlink w:history="1" r:id="rIdyuxlvyxuk925p97a8uohx">
+            <w:hyperlink w:history="1" r:id="rIdxvnmguutkq2tzyjyc_p9i">
               <w:r>
                 <w:rPr>
                   <w:rFonts w:ascii="Arial" w:cs="Arial" w:eastAsia="Arial" w:hAnsi="Arial"/>
@@ -15009,7 +15009,7 @@
             <w:pPr>
               <w:spacing w:after="20" w:before="0"/>
             </w:pPr>
-            <w:hyperlink w:history="1" r:id="rId5kux-t1qxyxynowvsrogq">
+            <w:hyperlink w:history="1" r:id="rId92nhckx6ke9h_jca6eh6z">
               <w:r>
                 <w:rPr>
                   <w:rFonts w:ascii="Arial" w:cs="Arial" w:eastAsia="Arial" w:hAnsi="Arial"/>
@@ -15018,7 +15018,7 @@
                   <w:szCs w:val="16"/>
                   <w:u w:val="single" w:color="2E75B6"/>
                 </w:rPr>
-                <w:t xml:space="preserve">Pressure versus Temperature (PLIX)</w:t>
+                <w:t xml:space="preserve">Pascal's Principle (Flexbook)</w:t>
               </w:r>
             </w:hyperlink>
           </w:p>
@@ -15042,7 +15042,7 @@
               <w:spacing w:after="10" w:before="0"/>
               <w:ind w:left="120"/>
             </w:pPr>
-            <w:hyperlink w:history="1" r:id="rIdo8jchby8dvx92l3ufn_07">
+            <w:hyperlink w:history="1" r:id="rIddxogyojl9rh8tuf0z3aos">
               <w:r>
                 <w:rPr>
                   <w:rFonts w:ascii="Arial" w:cs="Arial" w:eastAsia="Arial" w:hAnsi="Arial"/>
@@ -15237,7 +15237,7 @@
             <w:pPr>
               <w:spacing w:after="20" w:before="0"/>
             </w:pPr>
-            <w:hyperlink w:history="1" r:id="rIdhdjlxukr4cwnigfxj2cj0">
+            <w:hyperlink w:history="1" r:id="rId8ib8gthqi_aobzfgnnan1">
               <w:r>
                 <w:rPr>
                   <w:rFonts w:ascii="Arial" w:cs="Arial" w:eastAsia="Arial" w:hAnsi="Arial"/>
@@ -15246,7 +15246,7 @@
                   <w:szCs w:val="16"/>
                   <w:u w:val="single" w:color="2E75B6"/>
                 </w:rPr>
-                <w:t xml:space="preserve">Pascal's Triangle - Overview</w:t>
+                <w:t xml:space="preserve">Pressure and Pascal's principle (part 1) -dubbed(KY)</w:t>
               </w:r>
             </w:hyperlink>
           </w:p>
@@ -15262,7 +15262,7 @@
                 <w:sz w:val="14"/>
                 <w:szCs w:val="14"/>
               </w:rPr>
-              <w:t xml:space="preserve">Source: CK-12</w:t>
+              <w:t xml:space="preserve">Source: Khan Academy (Kiswahili)</w:t>
             </w:r>
           </w:p>
           <w:p>
@@ -15270,7 +15270,7 @@
               <w:spacing w:after="10" w:before="0"/>
               <w:ind w:left="120"/>
             </w:pPr>
-            <w:hyperlink w:history="1" r:id="rIde7yg0msu0tf4c5bzthxof">
+            <w:hyperlink w:history="1" r:id="rId7t6d54x4clbz7hkysbxto">
               <w:r>
                 <w:rPr>
                   <w:rFonts w:ascii="Arial" w:cs="Arial" w:eastAsia="Arial" w:hAnsi="Arial"/>
@@ -15315,7 +15315,7 @@
             <w:pPr>
               <w:spacing w:after="20" w:before="0"/>
             </w:pPr>
-            <w:hyperlink w:history="1" r:id="rId2yjslnlxiynvmp40dlx0i">
+            <w:hyperlink w:history="1" r:id="rIdnt55p4cp3dp_b6ybrzf5x">
               <w:r>
                 <w:rPr>
                   <w:rFonts w:ascii="Arial" w:cs="Arial" w:eastAsia="Arial" w:hAnsi="Arial"/>
@@ -15324,7 +15324,7 @@
                   <w:szCs w:val="16"/>
                   <w:u w:val="single" w:color="2E75B6"/>
                 </w:rPr>
-                <w:t xml:space="preserve">Pressure versus Temperature (PLIX)</w:t>
+                <w:t xml:space="preserve">Fluid Pressure And Flow</w:t>
               </w:r>
             </w:hyperlink>
           </w:p>
@@ -15340,7 +15340,7 @@
                 <w:sz w:val="14"/>
                 <w:szCs w:val="14"/>
               </w:rPr>
-              <w:t xml:space="preserve">Source: CK-12</w:t>
+              <w:t xml:space="preserve">Source: PhET</w:t>
             </w:r>
           </w:p>
           <w:p>
@@ -15348,7 +15348,7 @@
               <w:spacing w:after="10" w:before="0"/>
               <w:ind w:left="120"/>
             </w:pPr>
-            <w:hyperlink w:history="1" r:id="rIdsljbaowhmzwwcyt8rz5c0">
+            <w:hyperlink w:history="1" r:id="rIdpqxlkad5lzj_btrg4xgii">
               <w:r>
                 <w:rPr>
                   <w:rFonts w:ascii="Arial" w:cs="Arial" w:eastAsia="Arial" w:hAnsi="Arial"/>
@@ -15543,7 +15543,7 @@
             <w:pPr>
               <w:spacing w:after="20" w:before="0"/>
             </w:pPr>
-            <w:hyperlink w:history="1" r:id="rIdzqv5drfb1u4npjjzgvmx_">
+            <w:hyperlink w:history="1" r:id="rId2urmsj5emssujnshcy74m">
               <w:r>
                 <w:rPr>
                   <w:rFonts w:ascii="Arial" w:cs="Arial" w:eastAsia="Arial" w:hAnsi="Arial"/>
@@ -15552,7 +15552,7 @@
                   <w:szCs w:val="16"/>
                   <w:u w:val="single" w:color="2E75B6"/>
                 </w:rPr>
-                <w:t xml:space="preserve">Pascal's Triangle - Overview</w:t>
+                <w:t xml:space="preserve">Pressure and Pascal's principle (part 2) -dubbed(KY)</w:t>
               </w:r>
             </w:hyperlink>
           </w:p>
@@ -15568,7 +15568,7 @@
                 <w:sz w:val="14"/>
                 <w:szCs w:val="14"/>
               </w:rPr>
-              <w:t xml:space="preserve">Source: CK-12</w:t>
+              <w:t xml:space="preserve">Source: Khan Academy (Kiswahili)</w:t>
             </w:r>
           </w:p>
           <w:p>
@@ -15576,7 +15576,7 @@
               <w:spacing w:after="10" w:before="0"/>
               <w:ind w:left="120"/>
             </w:pPr>
-            <w:hyperlink w:history="1" r:id="rId_q8hvdi9a9nja73a_z4s3">
+            <w:hyperlink w:history="1" r:id="rIdutidiafvuxxiuoqvkym6z">
               <w:r>
                 <w:rPr>
                   <w:rFonts w:ascii="Arial" w:cs="Arial" w:eastAsia="Arial" w:hAnsi="Arial"/>
@@ -15621,7 +15621,7 @@
             <w:pPr>
               <w:spacing w:after="20" w:before="0"/>
             </w:pPr>
-            <w:hyperlink w:history="1" r:id="rIdsxzd5wt7uip8jx8golrik">
+            <w:hyperlink w:history="1" r:id="rIdz3knkym7wziv5wc_v6bf-">
               <w:r>
                 <w:rPr>
                   <w:rFonts w:ascii="Arial" w:cs="Arial" w:eastAsia="Arial" w:hAnsi="Arial"/>
@@ -15630,7 +15630,7 @@
                   <w:szCs w:val="16"/>
                   <w:u w:val="single" w:color="2E75B6"/>
                 </w:rPr>
-                <w:t xml:space="preserve">Pressure versus Temperature (PLIX)</w:t>
+                <w:t xml:space="preserve">Pascal's Principle (Flexbook)</w:t>
               </w:r>
             </w:hyperlink>
           </w:p>
@@ -15654,7 +15654,7 @@
               <w:spacing w:after="10" w:before="0"/>
               <w:ind w:left="120"/>
             </w:pPr>
-            <w:hyperlink w:history="1" r:id="rId8a763vi_rgiqjfrnclisl">
+            <w:hyperlink w:history="1" r:id="rIdso4wavuytwer52eqghsku">
               <w:r>
                 <w:rPr>
                   <w:rFonts w:ascii="Arial" w:cs="Arial" w:eastAsia="Arial" w:hAnsi="Arial"/>
@@ -15849,7 +15849,7 @@
             <w:pPr>
               <w:spacing w:after="20" w:before="0"/>
             </w:pPr>
-            <w:hyperlink w:history="1" r:id="rIdfs5qxo8opu2hmrqvzowuo">
+            <w:hyperlink w:history="1" r:id="rIdxmr05veht3m8cdg4nxk5n">
               <w:r>
                 <w:rPr>
                   <w:rFonts w:ascii="Arial" w:cs="Arial" w:eastAsia="Arial" w:hAnsi="Arial"/>
@@ -15858,7 +15858,7 @@
                   <w:szCs w:val="16"/>
                   <w:u w:val="single" w:color="2E75B6"/>
                 </w:rPr>
-                <w:t xml:space="preserve">Pascal's Triangle - Overview</w:t>
+                <w:t xml:space="preserve">Pressure and Pascal's principle (part 2)</w:t>
               </w:r>
             </w:hyperlink>
           </w:p>
@@ -15874,7 +15874,7 @@
                 <w:sz w:val="14"/>
                 <w:szCs w:val="14"/>
               </w:rPr>
-              <w:t xml:space="preserve">Source: CK-12</w:t>
+              <w:t xml:space="preserve">Source: Khan Academy (English - US curriculum)</w:t>
             </w:r>
           </w:p>
           <w:p>
@@ -15882,7 +15882,7 @@
               <w:spacing w:after="10" w:before="0"/>
               <w:ind w:left="120"/>
             </w:pPr>
-            <w:hyperlink w:history="1" r:id="rId97o3cjghgltnediqaarvn">
+            <w:hyperlink w:history="1" r:id="rId9bdtg2b6i0ccllzusckww">
               <w:r>
                 <w:rPr>
                   <w:rFonts w:ascii="Arial" w:cs="Arial" w:eastAsia="Arial" w:hAnsi="Arial"/>
@@ -15927,7 +15927,7 @@
             <w:pPr>
               <w:spacing w:after="20" w:before="0"/>
             </w:pPr>
-            <w:hyperlink w:history="1" r:id="rIdmm-x-gmsnebreeijbnhb2">
+            <w:hyperlink w:history="1" r:id="rIdx4wbynzgiptgdjanjfjtk">
               <w:r>
                 <w:rPr>
                   <w:rFonts w:ascii="Arial" w:cs="Arial" w:eastAsia="Arial" w:hAnsi="Arial"/>
@@ -15936,7 +15936,7 @@
                   <w:szCs w:val="16"/>
                   <w:u w:val="single" w:color="2E75B6"/>
                 </w:rPr>
-                <w:t xml:space="preserve">Pressure versus Temperature (PLIX)</w:t>
+                <w:t xml:space="preserve">Pascal's Principle (Flexbook)</w:t>
               </w:r>
             </w:hyperlink>
           </w:p>
@@ -15960,7 +15960,7 @@
               <w:spacing w:after="10" w:before="0"/>
               <w:ind w:left="120"/>
             </w:pPr>
-            <w:hyperlink w:history="1" r:id="rIdgviaqaestn_ofdek4wprv">
+            <w:hyperlink w:history="1" r:id="rIdhurd8esx7qfb4gvwmmqeb">
               <w:r>
                 <w:rPr>
                   <w:rFonts w:ascii="Arial" w:cs="Arial" w:eastAsia="Arial" w:hAnsi="Arial"/>
@@ -16155,7 +16155,7 @@
             <w:pPr>
               <w:spacing w:after="20" w:before="0"/>
             </w:pPr>
-            <w:hyperlink w:history="1" r:id="rId0fjnsi9u8sf3k29vrwfbh">
+            <w:hyperlink w:history="1" r:id="rIdvh3uv21iqehwqa4tdlgmb">
               <w:r>
                 <w:rPr>
                   <w:rFonts w:ascii="Arial" w:cs="Arial" w:eastAsia="Arial" w:hAnsi="Arial"/>
@@ -16164,7 +16164,7 @@
                   <w:szCs w:val="16"/>
                   <w:u w:val="single" w:color="2E75B6"/>
                 </w:rPr>
-                <w:t xml:space="preserve">Pascal's Triangle - Overview</w:t>
+                <w:t xml:space="preserve">Pressure and Pascal's principle (part 1)</w:t>
               </w:r>
             </w:hyperlink>
           </w:p>
@@ -16180,7 +16180,7 @@
                 <w:sz w:val="14"/>
                 <w:szCs w:val="14"/>
               </w:rPr>
-              <w:t xml:space="preserve">Source: CK-12</w:t>
+              <w:t xml:space="preserve">Source: Khan Academy (English - US curriculum)</w:t>
             </w:r>
           </w:p>
           <w:p>
@@ -16188,7 +16188,7 @@
               <w:spacing w:after="10" w:before="0"/>
               <w:ind w:left="120"/>
             </w:pPr>
-            <w:hyperlink w:history="1" r:id="rId1hendb4a7syjlt1ja3vxc">
+            <w:hyperlink w:history="1" r:id="rIdehd1wmtwwzaa39blnm8jv">
               <w:r>
                 <w:rPr>
                   <w:rFonts w:ascii="Arial" w:cs="Arial" w:eastAsia="Arial" w:hAnsi="Arial"/>
@@ -16233,7 +16233,7 @@
             <w:pPr>
               <w:spacing w:after="20" w:before="0"/>
             </w:pPr>
-            <w:hyperlink w:history="1" r:id="rIdluiqpclkzylbpeowg0plt">
+            <w:hyperlink w:history="1" r:id="rIdwu7v8l0v8kwvxx28y46xf">
               <w:r>
                 <w:rPr>
                   <w:rFonts w:ascii="Arial" w:cs="Arial" w:eastAsia="Arial" w:hAnsi="Arial"/>
@@ -16242,7 +16242,7 @@
                   <w:szCs w:val="16"/>
                   <w:u w:val="single" w:color="2E75B6"/>
                 </w:rPr>
-                <w:t xml:space="preserve">Pressure versus Temperature (PLIX)</w:t>
+                <w:t xml:space="preserve">Pascal's Principle (Flexbook)</w:t>
               </w:r>
             </w:hyperlink>
           </w:p>
@@ -16266,7 +16266,7 @@
               <w:spacing w:after="10" w:before="0"/>
               <w:ind w:left="120"/>
             </w:pPr>
-            <w:hyperlink w:history="1" r:id="rIdijlhmt4dyxll9sftmj7c7">
+            <w:hyperlink w:history="1" r:id="rIde8zpjl-tkmwiengq-fblh">
               <w:r>
                 <w:rPr>
                   <w:rFonts w:ascii="Arial" w:cs="Arial" w:eastAsia="Arial" w:hAnsi="Arial"/>
@@ -17753,7 +17753,7 @@
             <w:pPr>
               <w:spacing w:after="20" w:before="0"/>
             </w:pPr>
-            <w:hyperlink w:history="1" r:id="rIdvjjqleavbit_hrrnp4lm4">
+            <w:hyperlink w:history="1" r:id="rIdgelm3ipwq1jbxabgtazw6">
               <w:r>
                 <w:rPr>
                   <w:rFonts w:ascii="Arial" w:cs="Arial" w:eastAsia="Arial" w:hAnsi="Arial"/>
@@ -17762,7 +17762,7 @@
                   <w:szCs w:val="16"/>
                   <w:u w:val="single" w:color="2E75B6"/>
                 </w:rPr>
-                <w:t xml:space="preserve">Pascal's Triangle - Overview</w:t>
+                <w:t xml:space="preserve">Pressure and Pascal's principle (part 1)</w:t>
               </w:r>
             </w:hyperlink>
           </w:p>
@@ -17778,7 +17778,7 @@
                 <w:sz w:val="14"/>
                 <w:szCs w:val="14"/>
               </w:rPr>
-              <w:t xml:space="preserve">Source: CK-12</w:t>
+              <w:t xml:space="preserve">Source: Khan Academy (English - US curriculum)</w:t>
             </w:r>
           </w:p>
           <w:p>
@@ -17786,7 +17786,7 @@
               <w:spacing w:after="10" w:before="0"/>
               <w:ind w:left="120"/>
             </w:pPr>
-            <w:hyperlink w:history="1" r:id="rIdnbgkxd9_sa8we6vuq2xty">
+            <w:hyperlink w:history="1" r:id="rIdp8hteym1ketyrqceo1j9y">
               <w:r>
                 <w:rPr>
                   <w:rFonts w:ascii="Arial" w:cs="Arial" w:eastAsia="Arial" w:hAnsi="Arial"/>
@@ -17831,7 +17831,7 @@
             <w:pPr>
               <w:spacing w:after="20" w:before="0"/>
             </w:pPr>
-            <w:hyperlink w:history="1" r:id="rId0xzpb7hfmwjmlq-noj9ri">
+            <w:hyperlink w:history="1" r:id="rIdrbtmjxiqw5-wdprgpsapk">
               <w:r>
                 <w:rPr>
                   <w:rFonts w:ascii="Arial" w:cs="Arial" w:eastAsia="Arial" w:hAnsi="Arial"/>
@@ -17840,7 +17840,7 @@
                   <w:szCs w:val="16"/>
                   <w:u w:val="single" w:color="2E75B6"/>
                 </w:rPr>
-                <w:t xml:space="preserve">Pressure versus Temperature (PLIX)</w:t>
+                <w:t xml:space="preserve">Atmospheric Pressure (Flexbook)</w:t>
               </w:r>
             </w:hyperlink>
           </w:p>
@@ -17864,7 +17864,7 @@
               <w:spacing w:after="10" w:before="0"/>
               <w:ind w:left="120"/>
             </w:pPr>
-            <w:hyperlink w:history="1" r:id="rIdqws95sm1i0uuxhozyamfh">
+            <w:hyperlink w:history="1" r:id="rId1grspoe5vi-plrsjzbq9f">
               <w:r>
                 <w:rPr>
                   <w:rFonts w:ascii="Arial" w:cs="Arial" w:eastAsia="Arial" w:hAnsi="Arial"/>
@@ -18059,7 +18059,7 @@
             <w:pPr>
               <w:spacing w:after="20" w:before="0"/>
             </w:pPr>
-            <w:hyperlink w:history="1" r:id="rIdrkl9nbab-xvv75anodiq7">
+            <w:hyperlink w:history="1" r:id="rIdjgypu1muyyn5qyl8wnmqz">
               <w:r>
                 <w:rPr>
                   <w:rFonts w:ascii="Arial" w:cs="Arial" w:eastAsia="Arial" w:hAnsi="Arial"/>
@@ -18068,7 +18068,7 @@
                   <w:szCs w:val="16"/>
                   <w:u w:val="single" w:color="2E75B6"/>
                 </w:rPr>
-                <w:t xml:space="preserve">Pascal's Triangle - Overview</w:t>
+                <w:t xml:space="preserve">Pressure and Pascal's principle (part 1) -dubbed(KY)</w:t>
               </w:r>
             </w:hyperlink>
           </w:p>
@@ -18084,7 +18084,7 @@
                 <w:sz w:val="14"/>
                 <w:szCs w:val="14"/>
               </w:rPr>
-              <w:t xml:space="preserve">Source: CK-12</w:t>
+              <w:t xml:space="preserve">Source: Khan Academy (Kiswahili)</w:t>
             </w:r>
           </w:p>
           <w:p>
@@ -18092,7 +18092,7 @@
               <w:spacing w:after="10" w:before="0"/>
               <w:ind w:left="120"/>
             </w:pPr>
-            <w:hyperlink w:history="1" r:id="rIdis5naew7hkfeeewwwom_t">
+            <w:hyperlink w:history="1" r:id="rIdu4zzpnkid23st6dpsyi8x">
               <w:r>
                 <w:rPr>
                   <w:rFonts w:ascii="Arial" w:cs="Arial" w:eastAsia="Arial" w:hAnsi="Arial"/>
@@ -18130,14 +18130,14 @@
                 <w:sz w:val="16"/>
                 <w:szCs w:val="16"/>
               </w:rPr>
-              <w:t xml:space="preserve">📖 HTML:</w:t>
+              <w:t xml:space="preserve">📖 EXERCISE:</w:t>
             </w:r>
           </w:p>
           <w:p>
             <w:pPr>
               <w:spacing w:after="20" w:before="0"/>
             </w:pPr>
-            <w:hyperlink w:history="1" r:id="rIdjvx6-qbnhhpsbbgfamcej">
+            <w:hyperlink w:history="1" r:id="rId-7gxxsbjhki81kky419ru">
               <w:r>
                 <w:rPr>
                   <w:rFonts w:ascii="Arial" w:cs="Arial" w:eastAsia="Arial" w:hAnsi="Arial"/>
@@ -18146,7 +18146,7 @@
                   <w:szCs w:val="16"/>
                   <w:u w:val="single" w:color="2E75B6"/>
                 </w:rPr>
-                <w:t xml:space="preserve">Pressure versus Temperature (PLIX)</w:t>
+                <w:t xml:space="preserve">Atmospheric Pressure Practice</w:t>
               </w:r>
             </w:hyperlink>
           </w:p>
@@ -18170,7 +18170,7 @@
               <w:spacing w:after="10" w:before="0"/>
               <w:ind w:left="120"/>
             </w:pPr>
-            <w:hyperlink w:history="1" r:id="rIdzavdjp26_csrhgqlbjnvc">
+            <w:hyperlink w:history="1" r:id="rIdlchhws1rkvwstkw91x0bf">
               <w:r>
                 <w:rPr>
                   <w:rFonts w:ascii="Arial" w:cs="Arial" w:eastAsia="Arial" w:hAnsi="Arial"/>
@@ -18365,7 +18365,7 @@
             <w:pPr>
               <w:spacing w:after="20" w:before="0"/>
             </w:pPr>
-            <w:hyperlink w:history="1" r:id="rIdxkeatrhzdtepi8kir_xgh">
+            <w:hyperlink w:history="1" r:id="rIdajzgzplxqlaoq82e5hp71">
               <w:r>
                 <w:rPr>
                   <w:rFonts w:ascii="Arial" w:cs="Arial" w:eastAsia="Arial" w:hAnsi="Arial"/>
@@ -18374,7 +18374,7 @@
                   <w:szCs w:val="16"/>
                   <w:u w:val="single" w:color="2E75B6"/>
                 </w:rPr>
-                <w:t xml:space="preserve">Pascal's Triangle - Overview</w:t>
+                <w:t xml:space="preserve">Pressure at a depth in a fluid</w:t>
               </w:r>
             </w:hyperlink>
           </w:p>
@@ -18390,7 +18390,7 @@
                 <w:sz w:val="14"/>
                 <w:szCs w:val="14"/>
               </w:rPr>
-              <w:t xml:space="preserve">Source: CK-12</w:t>
+              <w:t xml:space="preserve">Source: Khan Academy (English - US curriculum)</w:t>
             </w:r>
           </w:p>
           <w:p>
@@ -18398,7 +18398,7 @@
               <w:spacing w:after="10" w:before="0"/>
               <w:ind w:left="120"/>
             </w:pPr>
-            <w:hyperlink w:history="1" r:id="rId2n9a6nvj0bkbrrwqg5hbw">
+            <w:hyperlink w:history="1" r:id="rId_l1wfvky-fu5-hxr1ioih">
               <w:r>
                 <w:rPr>
                   <w:rFonts w:ascii="Arial" w:cs="Arial" w:eastAsia="Arial" w:hAnsi="Arial"/>
@@ -18443,7 +18443,7 @@
             <w:pPr>
               <w:spacing w:after="20" w:before="0"/>
             </w:pPr>
-            <w:hyperlink w:history="1" r:id="rIdjty1vm8vme5cuf0banxmq">
+            <w:hyperlink w:history="1" r:id="rId6yo_jd5gk_mjrpnympqv1">
               <w:r>
                 <w:rPr>
                   <w:rFonts w:ascii="Arial" w:cs="Arial" w:eastAsia="Arial" w:hAnsi="Arial"/>
@@ -18452,7 +18452,7 @@
                   <w:szCs w:val="16"/>
                   <w:u w:val="single" w:color="2E75B6"/>
                 </w:rPr>
-                <w:t xml:space="preserve">Pressure versus Temperature (PLIX)</w:t>
+                <w:t xml:space="preserve">Fluid Pressure And Flow</w:t>
               </w:r>
             </w:hyperlink>
           </w:p>
@@ -18468,7 +18468,7 @@
                 <w:sz w:val="14"/>
                 <w:szCs w:val="14"/>
               </w:rPr>
-              <w:t xml:space="preserve">Source: CK-12</w:t>
+              <w:t xml:space="preserve">Source: PhET</w:t>
             </w:r>
           </w:p>
           <w:p>
@@ -18476,7 +18476,7 @@
               <w:spacing w:after="10" w:before="0"/>
               <w:ind w:left="120"/>
             </w:pPr>
-            <w:hyperlink w:history="1" r:id="rIdq-zm434f7sct9h9ybt568">
+            <w:hyperlink w:history="1" r:id="rIdr7yqth3jn4xv0ugkabhij">
               <w:r>
                 <w:rPr>
                   <w:rFonts w:ascii="Arial" w:cs="Arial" w:eastAsia="Arial" w:hAnsi="Arial"/>
@@ -18671,7 +18671,7 @@
             <w:pPr>
               <w:spacing w:after="20" w:before="0"/>
             </w:pPr>
-            <w:hyperlink w:history="1" r:id="rIdska3srspwrbrsphp35a3o">
+            <w:hyperlink w:history="1" r:id="rId57-iiwr4gpuquhky3acfs">
               <w:r>
                 <w:rPr>
                   <w:rFonts w:ascii="Arial" w:cs="Arial" w:eastAsia="Arial" w:hAnsi="Arial"/>
@@ -18680,7 +18680,7 @@
                   <w:szCs w:val="16"/>
                   <w:u w:val="single" w:color="2E75B6"/>
                 </w:rPr>
-                <w:t xml:space="preserve">Pascal's Triangle - Overview</w:t>
+                <w:t xml:space="preserve">Pressure at a depth in a fluid -dubbed(KY)</w:t>
               </w:r>
             </w:hyperlink>
           </w:p>
@@ -18696,7 +18696,7 @@
                 <w:sz w:val="14"/>
                 <w:szCs w:val="14"/>
               </w:rPr>
-              <w:t xml:space="preserve">Source: CK-12</w:t>
+              <w:t xml:space="preserve">Source: Khan Academy (Kiswahili)</w:t>
             </w:r>
           </w:p>
           <w:p>
@@ -18704,7 +18704,7 @@
               <w:spacing w:after="10" w:before="0"/>
               <w:ind w:left="120"/>
             </w:pPr>
-            <w:hyperlink w:history="1" r:id="rId68va1lmgtbqe35lc4dena">
+            <w:hyperlink w:history="1" r:id="rIdcsih-ifgq8e-fw1tpk4pk">
               <w:r>
                 <w:rPr>
                   <w:rFonts w:ascii="Arial" w:cs="Arial" w:eastAsia="Arial" w:hAnsi="Arial"/>
@@ -18749,7 +18749,7 @@
             <w:pPr>
               <w:spacing w:after="20" w:before="0"/>
             </w:pPr>
-            <w:hyperlink w:history="1" r:id="rId3fb7ozxclemszo-dpghl8">
+            <w:hyperlink w:history="1" r:id="rId3qcl8m-u7m5xllt7uzz6i">
               <w:r>
                 <w:rPr>
                   <w:rFonts w:ascii="Arial" w:cs="Arial" w:eastAsia="Arial" w:hAnsi="Arial"/>
@@ -18758,7 +18758,7 @@
                   <w:szCs w:val="16"/>
                   <w:u w:val="single" w:color="2E75B6"/>
                 </w:rPr>
-                <w:t xml:space="preserve">Pressure versus Temperature (PLIX)</w:t>
+                <w:t xml:space="preserve">Under Pressure</w:t>
               </w:r>
             </w:hyperlink>
           </w:p>
@@ -18774,7 +18774,7 @@
                 <w:sz w:val="14"/>
                 <w:szCs w:val="14"/>
               </w:rPr>
-              <w:t xml:space="preserve">Source: CK-12</w:t>
+              <w:t xml:space="preserve">Source: PhET Interactive Simulations (English)</w:t>
             </w:r>
           </w:p>
           <w:p>
@@ -18782,7 +18782,7 @@
               <w:spacing w:after="10" w:before="0"/>
               <w:ind w:left="120"/>
             </w:pPr>
-            <w:hyperlink w:history="1" r:id="rId6kaprsmaxla8ldt2zpkk4">
+            <w:hyperlink w:history="1" r:id="rId60cjwfam8dxkabo4n816g">
               <w:r>
                 <w:rPr>
                   <w:rFonts w:ascii="Arial" w:cs="Arial" w:eastAsia="Arial" w:hAnsi="Arial"/>
@@ -18977,7 +18977,7 @@
             <w:pPr>
               <w:spacing w:after="20" w:before="0"/>
             </w:pPr>
-            <w:hyperlink w:history="1" r:id="rIdetayrqwagfjrogrjugkek">
+            <w:hyperlink w:history="1" r:id="rIdy9bpcqenm8hv929bnxpkf">
               <w:r>
                 <w:rPr>
                   <w:rFonts w:ascii="Arial" w:cs="Arial" w:eastAsia="Arial" w:hAnsi="Arial"/>
@@ -18986,7 +18986,7 @@
                   <w:szCs w:val="16"/>
                   <w:u w:val="single" w:color="2E75B6"/>
                 </w:rPr>
-                <w:t xml:space="preserve">Pascal's Triangle - Overview</w:t>
+                <w:t xml:space="preserve">Pressure and Pascal's principle (part 1)</w:t>
               </w:r>
             </w:hyperlink>
           </w:p>
@@ -19002,7 +19002,7 @@
                 <w:sz w:val="14"/>
                 <w:szCs w:val="14"/>
               </w:rPr>
-              <w:t xml:space="preserve">Source: CK-12</w:t>
+              <w:t xml:space="preserve">Source: Khan Academy (English - US curriculum)</w:t>
             </w:r>
           </w:p>
           <w:p>
@@ -19010,7 +19010,7 @@
               <w:spacing w:after="10" w:before="0"/>
               <w:ind w:left="120"/>
             </w:pPr>
-            <w:hyperlink w:history="1" r:id="rIdg_taebngcvo_huvcknvtr">
+            <w:hyperlink w:history="1" r:id="rIdfzczmvjqniujwm62vngiz">
               <w:r>
                 <w:rPr>
                   <w:rFonts w:ascii="Arial" w:cs="Arial" w:eastAsia="Arial" w:hAnsi="Arial"/>
@@ -19048,14 +19048,14 @@
                 <w:sz w:val="16"/>
                 <w:szCs w:val="16"/>
               </w:rPr>
-              <w:t xml:space="preserve">📖 HTML:</w:t>
+              <w:t xml:space="preserve">📖 EXERCISE:</w:t>
             </w:r>
           </w:p>
           <w:p>
             <w:pPr>
               <w:spacing w:after="20" w:before="0"/>
             </w:pPr>
-            <w:hyperlink w:history="1" r:id="rIdqfuxcancl6todzdtxoiyg">
+            <w:hyperlink w:history="1" r:id="rId1yrp0aekwwzjbxxvyfbqb">
               <w:r>
                 <w:rPr>
                   <w:rFonts w:ascii="Arial" w:cs="Arial" w:eastAsia="Arial" w:hAnsi="Arial"/>
@@ -19064,7 +19064,7 @@
                   <w:szCs w:val="16"/>
                   <w:u w:val="single" w:color="2E75B6"/>
                 </w:rPr>
-                <w:t xml:space="preserve">Pressure versus Temperature (PLIX)</w:t>
+                <w:t xml:space="preserve">Pressure in Fluids Practice</w:t>
               </w:r>
             </w:hyperlink>
           </w:p>
@@ -19088,7 +19088,7 @@
               <w:spacing w:after="10" w:before="0"/>
               <w:ind w:left="120"/>
             </w:pPr>
-            <w:hyperlink w:history="1" r:id="rIdyiwusgnm4qpago7aapgdx">
+            <w:hyperlink w:history="1" r:id="rIdxzluio7yquz5eyuw1_fzm">
               <w:r>
                 <w:rPr>
                   <w:rFonts w:ascii="Arial" w:cs="Arial" w:eastAsia="Arial" w:hAnsi="Arial"/>
@@ -20576,7 +20576,7 @@
             <w:pPr>
               <w:spacing w:after="20" w:before="0"/>
             </w:pPr>
-            <w:hyperlink w:history="1" r:id="rIdqkrk2b-opycl03qokbaqa">
+            <w:hyperlink w:history="1" r:id="rIdtio-xufbf6kyckju1wwv_">
               <w:r>
                 <w:rPr>
                   <w:rFonts w:ascii="Arial" w:cs="Arial" w:eastAsia="Arial" w:hAnsi="Arial"/>
@@ -20585,7 +20585,7 @@
                   <w:szCs w:val="16"/>
                   <w:u w:val="single" w:color="2E75B6"/>
                 </w:rPr>
-                <w:t xml:space="preserve">Pascal's Triangle - Overview</w:t>
+                <w:t xml:space="preserve">Pressure and Pascal's principle (part 1)</w:t>
               </w:r>
             </w:hyperlink>
           </w:p>
@@ -20601,7 +20601,7 @@
                 <w:sz w:val="14"/>
                 <w:szCs w:val="14"/>
               </w:rPr>
-              <w:t xml:space="preserve">Source: CK-12</w:t>
+              <w:t xml:space="preserve">Source: Khan Academy (English - US curriculum)</w:t>
             </w:r>
           </w:p>
           <w:p>
@@ -20609,7 +20609,7 @@
               <w:spacing w:after="10" w:before="0"/>
               <w:ind w:left="120"/>
             </w:pPr>
-            <w:hyperlink w:history="1" r:id="rIdy7au4x92c1mktm1wehsry">
+            <w:hyperlink w:history="1" r:id="rIds46lg81frqtlyi2mepyab">
               <w:r>
                 <w:rPr>
                   <w:rFonts w:ascii="Arial" w:cs="Arial" w:eastAsia="Arial" w:hAnsi="Arial"/>
@@ -20654,7 +20654,7 @@
             <w:pPr>
               <w:spacing w:after="20" w:before="0"/>
             </w:pPr>
-            <w:hyperlink w:history="1" r:id="rIduxv6pkh24wokaozwlvkgi">
+            <w:hyperlink w:history="1" r:id="rId9iwzi4c9yf12iydjgbnx1">
               <w:r>
                 <w:rPr>
                   <w:rFonts w:ascii="Arial" w:cs="Arial" w:eastAsia="Arial" w:hAnsi="Arial"/>
@@ -20663,7 +20663,7 @@
                   <w:szCs w:val="16"/>
                   <w:u w:val="single" w:color="2E75B6"/>
                 </w:rPr>
-                <w:t xml:space="preserve">Pressure versus Temperature (PLIX)</w:t>
+                <w:t xml:space="preserve">Pascal's Principle (Flexbook)</w:t>
               </w:r>
             </w:hyperlink>
           </w:p>
@@ -20687,7 +20687,7 @@
               <w:spacing w:after="10" w:before="0"/>
               <w:ind w:left="120"/>
             </w:pPr>
-            <w:hyperlink w:history="1" r:id="rIdeyqdk8oeict1hg6mqkrlw">
+            <w:hyperlink w:history="1" r:id="rId-wiqczon90fotou-fwfan">
               <w:r>
                 <w:rPr>
                   <w:rFonts w:ascii="Arial" w:cs="Arial" w:eastAsia="Arial" w:hAnsi="Arial"/>
@@ -20882,7 +20882,7 @@
             <w:pPr>
               <w:spacing w:after="20" w:before="0"/>
             </w:pPr>
-            <w:hyperlink w:history="1" r:id="rIdy3qeejicw4w86-4w8fz3w">
+            <w:hyperlink w:history="1" r:id="rIdjo8satqi1qkqoc0p_be6x">
               <w:r>
                 <w:rPr>
                   <w:rFonts w:ascii="Arial" w:cs="Arial" w:eastAsia="Arial" w:hAnsi="Arial"/>
@@ -20891,7 +20891,7 @@
                   <w:szCs w:val="16"/>
                   <w:u w:val="single" w:color="2E75B6"/>
                 </w:rPr>
-                <w:t xml:space="preserve">Pascal's Triangle - Overview</w:t>
+                <w:t xml:space="preserve">Pressure and Pascal's principle (part 1) -dubbed(KY)</w:t>
               </w:r>
             </w:hyperlink>
           </w:p>
@@ -20907,7 +20907,7 @@
                 <w:sz w:val="14"/>
                 <w:szCs w:val="14"/>
               </w:rPr>
-              <w:t xml:space="preserve">Source: CK-12</w:t>
+              <w:t xml:space="preserve">Source: Khan Academy (Kiswahili)</w:t>
             </w:r>
           </w:p>
           <w:p>
@@ -20915,7 +20915,7 @@
               <w:spacing w:after="10" w:before="0"/>
               <w:ind w:left="120"/>
             </w:pPr>
-            <w:hyperlink w:history="1" r:id="rIdvcegflstemvjd4hgyvkzm">
+            <w:hyperlink w:history="1" r:id="rIdyurp39rzwqj4tx8jvxeze">
               <w:r>
                 <w:rPr>
                   <w:rFonts w:ascii="Arial" w:cs="Arial" w:eastAsia="Arial" w:hAnsi="Arial"/>
@@ -20960,7 +20960,7 @@
             <w:pPr>
               <w:spacing w:after="20" w:before="0"/>
             </w:pPr>
-            <w:hyperlink w:history="1" r:id="rIdyrodvzuuocfoico5ihh_k">
+            <w:hyperlink w:history="1" r:id="rIdd3l56zyft2toqrjeck3gw">
               <w:r>
                 <w:rPr>
                   <w:rFonts w:ascii="Arial" w:cs="Arial" w:eastAsia="Arial" w:hAnsi="Arial"/>
@@ -20969,7 +20969,7 @@
                   <w:szCs w:val="16"/>
                   <w:u w:val="single" w:color="2E75B6"/>
                 </w:rPr>
-                <w:t xml:space="preserve">Pressure versus Temperature (PLIX)</w:t>
+                <w:t xml:space="preserve">Pascal's Principle (Flexbook)</w:t>
               </w:r>
             </w:hyperlink>
           </w:p>
@@ -20993,7 +20993,7 @@
               <w:spacing w:after="10" w:before="0"/>
               <w:ind w:left="120"/>
             </w:pPr>
-            <w:hyperlink w:history="1" r:id="rIdjbcuzvdydfetz817oquiu">
+            <w:hyperlink w:history="1" r:id="rId_b_hadmgpsambaae57w77">
               <w:r>
                 <w:rPr>
                   <w:rFonts w:ascii="Arial" w:cs="Arial" w:eastAsia="Arial" w:hAnsi="Arial"/>
@@ -21188,7 +21188,7 @@
             <w:pPr>
               <w:spacing w:after="20" w:before="0"/>
             </w:pPr>
-            <w:hyperlink w:history="1" r:id="rId49j2x4fj5xotd9imveyeo">
+            <w:hyperlink w:history="1" r:id="rIdwl1ibq7x4e5a5x3vxmxel">
               <w:r>
                 <w:rPr>
                   <w:rFonts w:ascii="Arial" w:cs="Arial" w:eastAsia="Arial" w:hAnsi="Arial"/>
@@ -21197,7 +21197,7 @@
                   <w:szCs w:val="16"/>
                   <w:u w:val="single" w:color="2E75B6"/>
                 </w:rPr>
-                <w:t xml:space="preserve">Pascal's Triangle - Overview</w:t>
+                <w:t xml:space="preserve">Pressure and Pascal's principle (part 2) -dubbed(KY)</w:t>
               </w:r>
             </w:hyperlink>
           </w:p>
@@ -21213,7 +21213,7 @@
                 <w:sz w:val="14"/>
                 <w:szCs w:val="14"/>
               </w:rPr>
-              <w:t xml:space="preserve">Source: CK-12</w:t>
+              <w:t xml:space="preserve">Source: Khan Academy (Kiswahili)</w:t>
             </w:r>
           </w:p>
           <w:p>
@@ -21221,7 +21221,7 @@
               <w:spacing w:after="10" w:before="0"/>
               <w:ind w:left="120"/>
             </w:pPr>
-            <w:hyperlink w:history="1" r:id="rIdvrooc0_rpeeyrufhhwj3j">
+            <w:hyperlink w:history="1" r:id="rIdjhudmxrvhzdgbmtuv8ua3">
               <w:r>
                 <w:rPr>
                   <w:rFonts w:ascii="Arial" w:cs="Arial" w:eastAsia="Arial" w:hAnsi="Arial"/>
@@ -21266,7 +21266,7 @@
             <w:pPr>
               <w:spacing w:after="20" w:before="0"/>
             </w:pPr>
-            <w:hyperlink w:history="1" r:id="rIdm8jdc_olaws-ushf0vusp">
+            <w:hyperlink w:history="1" r:id="rId0dzxkwy5q2lf354e85zfo">
               <w:r>
                 <w:rPr>
                   <w:rFonts w:ascii="Arial" w:cs="Arial" w:eastAsia="Arial" w:hAnsi="Arial"/>
@@ -21275,7 +21275,7 @@
                   <w:szCs w:val="16"/>
                   <w:u w:val="single" w:color="2E75B6"/>
                 </w:rPr>
-                <w:t xml:space="preserve">Pressure versus Temperature (PLIX)</w:t>
+                <w:t xml:space="preserve">Pascal's Principle (Flexbook)</w:t>
               </w:r>
             </w:hyperlink>
           </w:p>
@@ -21299,7 +21299,7 @@
               <w:spacing w:after="10" w:before="0"/>
               <w:ind w:left="120"/>
             </w:pPr>
-            <w:hyperlink w:history="1" r:id="rIdvmrqvs3snaedhsbbe7hrv">
+            <w:hyperlink w:history="1" r:id="rIdkzjk7icmzkowparyveqvn">
               <w:r>
                 <w:rPr>
                   <w:rFonts w:ascii="Arial" w:cs="Arial" w:eastAsia="Arial" w:hAnsi="Arial"/>
@@ -21494,7 +21494,7 @@
             <w:pPr>
               <w:spacing w:after="20" w:before="0"/>
             </w:pPr>
-            <w:hyperlink w:history="1" r:id="rIdumueqv2rrt8bfeborko4d">
+            <w:hyperlink w:history="1" r:id="rIdvahwdu57gm8f46egsozsa">
               <w:r>
                 <w:rPr>
                   <w:rFonts w:ascii="Arial" w:cs="Arial" w:eastAsia="Arial" w:hAnsi="Arial"/>
@@ -21503,7 +21503,7 @@
                   <w:szCs w:val="16"/>
                   <w:u w:val="single" w:color="2E75B6"/>
                 </w:rPr>
-                <w:t xml:space="preserve">Pascal's Triangle - Overview</w:t>
+                <w:t xml:space="preserve">Pressure and Pascal's principle (part 2)</w:t>
               </w:r>
             </w:hyperlink>
           </w:p>
@@ -21519,7 +21519,7 @@
                 <w:sz w:val="14"/>
                 <w:szCs w:val="14"/>
               </w:rPr>
-              <w:t xml:space="preserve">Source: CK-12</w:t>
+              <w:t xml:space="preserve">Source: Khan Academy (English - US curriculum)</w:t>
             </w:r>
           </w:p>
           <w:p>
@@ -21527,7 +21527,7 @@
               <w:spacing w:after="10" w:before="0"/>
               <w:ind w:left="120"/>
             </w:pPr>
-            <w:hyperlink w:history="1" r:id="rIdao7m4ps8cunxqyefoleo1">
+            <w:hyperlink w:history="1" r:id="rIdjb1mevjwah3wqx-6t8ft0">
               <w:r>
                 <w:rPr>
                   <w:rFonts w:ascii="Arial" w:cs="Arial" w:eastAsia="Arial" w:hAnsi="Arial"/>
@@ -21572,7 +21572,7 @@
             <w:pPr>
               <w:spacing w:after="20" w:before="0"/>
             </w:pPr>
-            <w:hyperlink w:history="1" r:id="rIdj2eq519ucbao_ddyperqp">
+            <w:hyperlink w:history="1" r:id="rIday_n_do0jsai4vh0mn0gd">
               <w:r>
                 <w:rPr>
                   <w:rFonts w:ascii="Arial" w:cs="Arial" w:eastAsia="Arial" w:hAnsi="Arial"/>
@@ -21581,7 +21581,7 @@
                   <w:szCs w:val="16"/>
                   <w:u w:val="single" w:color="2E75B6"/>
                 </w:rPr>
-                <w:t xml:space="preserve">Pressure versus Temperature (PLIX)</w:t>
+                <w:t xml:space="preserve">Pascal's Principle (Flexbook)</w:t>
               </w:r>
             </w:hyperlink>
           </w:p>
@@ -21605,7 +21605,7 @@
               <w:spacing w:after="10" w:before="0"/>
               <w:ind w:left="120"/>
             </w:pPr>
-            <w:hyperlink w:history="1" r:id="rIdcduzyygh-wgw8dcdwzlbh">
+            <w:hyperlink w:history="1" r:id="rIdpavntsi3lmgeltcjpvcnx">
               <w:r>
                 <w:rPr>
                   <w:rFonts w:ascii="Arial" w:cs="Arial" w:eastAsia="Arial" w:hAnsi="Arial"/>
@@ -21800,7 +21800,7 @@
             <w:pPr>
               <w:spacing w:after="20" w:before="0"/>
             </w:pPr>
-            <w:hyperlink w:history="1" r:id="rIdqv3qxt_n3pupuf_prfhdn">
+            <w:hyperlink w:history="1" r:id="rIdbov2ro4zfmr1z782s72iq">
               <w:r>
                 <w:rPr>
                   <w:rFonts w:ascii="Arial" w:cs="Arial" w:eastAsia="Arial" w:hAnsi="Arial"/>
@@ -21809,7 +21809,7 @@
                   <w:szCs w:val="16"/>
                   <w:u w:val="single" w:color="2E75B6"/>
                 </w:rPr>
-                <w:t xml:space="preserve">Pascal's Triangle - Overview</w:t>
+                <w:t xml:space="preserve">Pressure and Pascal's principle (part 1)</w:t>
               </w:r>
             </w:hyperlink>
           </w:p>
@@ -21825,7 +21825,7 @@
                 <w:sz w:val="14"/>
                 <w:szCs w:val="14"/>
               </w:rPr>
-              <w:t xml:space="preserve">Source: CK-12</w:t>
+              <w:t xml:space="preserve">Source: Khan Academy (English - US curriculum)</w:t>
             </w:r>
           </w:p>
           <w:p>
@@ -21833,7 +21833,7 @@
               <w:spacing w:after="10" w:before="0"/>
               <w:ind w:left="120"/>
             </w:pPr>
-            <w:hyperlink w:history="1" r:id="rIdylykbbb7p9o4sq_9akceq">
+            <w:hyperlink w:history="1" r:id="rIdf8cuefhkdph1meemnl4wc">
               <w:r>
                 <w:rPr>
                   <w:rFonts w:ascii="Arial" w:cs="Arial" w:eastAsia="Arial" w:hAnsi="Arial"/>
@@ -21878,7 +21878,7 @@
             <w:pPr>
               <w:spacing w:after="20" w:before="0"/>
             </w:pPr>
-            <w:hyperlink w:history="1" r:id="rIdwfuvhgx6rdaxe5qttg1wm">
+            <w:hyperlink w:history="1" r:id="rId6yzecgefsw_fvgev1o_k1">
               <w:r>
                 <w:rPr>
                   <w:rFonts w:ascii="Arial" w:cs="Arial" w:eastAsia="Arial" w:hAnsi="Arial"/>
@@ -21887,7 +21887,7 @@
                   <w:szCs w:val="16"/>
                   <w:u w:val="single" w:color="2E75B6"/>
                 </w:rPr>
-                <w:t xml:space="preserve">Pressure versus Temperature (PLIX)</w:t>
+                <w:t xml:space="preserve">Pascal's Principle (Flexbook)</w:t>
               </w:r>
             </w:hyperlink>
           </w:p>
@@ -21911,7 +21911,7 @@
               <w:spacing w:after="10" w:before="0"/>
               <w:ind w:left="120"/>
             </w:pPr>
-            <w:hyperlink w:history="1" r:id="rIdr-ofka5lwnbm5ygptfofb">
+            <w:hyperlink w:history="1" r:id="rIdsp_bpf0bmiammftwkjb9j">
               <w:r>
                 <w:rPr>
                   <w:rFonts w:ascii="Arial" w:cs="Arial" w:eastAsia="Arial" w:hAnsi="Arial"/>
@@ -23398,7 +23398,7 @@
             <w:pPr>
               <w:spacing w:after="20" w:before="0"/>
             </w:pPr>
-            <w:hyperlink w:history="1" r:id="rId9ruhlefqijzaxsyxszeaa">
+            <w:hyperlink w:history="1" r:id="rIddj-lmemlovn77eu8atdrj">
               <w:r>
                 <w:rPr>
                   <w:rFonts w:ascii="Arial" w:cs="Arial" w:eastAsia="Arial" w:hAnsi="Arial"/>
@@ -23407,7 +23407,7 @@
                   <w:szCs w:val="16"/>
                   <w:u w:val="single" w:color="2E75B6"/>
                 </w:rPr>
-                <w:t xml:space="preserve">Watch Me</w:t>
+                <w:t xml:space="preserve">Pressure and Pascal's principle (part 1)</w:t>
               </w:r>
             </w:hyperlink>
           </w:p>
@@ -23423,7 +23423,7 @@
                 <w:sz w:val="14"/>
                 <w:szCs w:val="14"/>
               </w:rPr>
-              <w:t xml:space="preserve">Source: TED-Ed Lessons</w:t>
+              <w:t xml:space="preserve">Source: Khan Academy (English - US curriculum)</w:t>
             </w:r>
           </w:p>
           <w:p>
@@ -23431,7 +23431,7 @@
               <w:spacing w:after="10" w:before="0"/>
               <w:ind w:left="120"/>
             </w:pPr>
-            <w:hyperlink w:history="1" r:id="rIdhacdnhysndjjmq-dzxshp">
+            <w:hyperlink w:history="1" r:id="rIdtxrmdinqktlxmglu2fbrf">
               <w:r>
                 <w:rPr>
                   <w:rFonts w:ascii="Arial" w:cs="Arial" w:eastAsia="Arial" w:hAnsi="Arial"/>
@@ -23476,7 +23476,7 @@
             <w:pPr>
               <w:spacing w:after="20" w:before="0"/>
             </w:pPr>
-            <w:hyperlink w:history="1" r:id="rIdngvdlidsyrvwgyzmqxxog">
+            <w:hyperlink w:history="1" r:id="rIdyjcmqv1m2x_lke77meyxr">
               <w:r>
                 <w:rPr>
                   <w:rFonts w:ascii="Arial" w:cs="Arial" w:eastAsia="Arial" w:hAnsi="Arial"/>
@@ -23485,7 +23485,7 @@
                   <w:szCs w:val="16"/>
                   <w:u w:val="single" w:color="2E75B6"/>
                 </w:rPr>
-                <w:t xml:space="preserve">Pressure versus Temperature (PLIX)</w:t>
+                <w:t xml:space="preserve">Atmospheric Pressure (Flexbook)</w:t>
               </w:r>
             </w:hyperlink>
           </w:p>
@@ -23509,7 +23509,7 @@
               <w:spacing w:after="10" w:before="0"/>
               <w:ind w:left="120"/>
             </w:pPr>
-            <w:hyperlink w:history="1" r:id="rIdv7tbyv0-bheybabjkoxf7">
+            <w:hyperlink w:history="1" r:id="rId0kse03apg0-cg5uban_oe">
               <w:r>
                 <w:rPr>
                   <w:rFonts w:ascii="Arial" w:cs="Arial" w:eastAsia="Arial" w:hAnsi="Arial"/>
@@ -23704,7 +23704,7 @@
             <w:pPr>
               <w:spacing w:after="20" w:before="0"/>
             </w:pPr>
-            <w:hyperlink w:history="1" r:id="rIdryrlypu4nwsknew11wsej">
+            <w:hyperlink w:history="1" r:id="rIdhkbt_0jnfeamkcgqw_swq">
               <w:r>
                 <w:rPr>
                   <w:rFonts w:ascii="Arial" w:cs="Arial" w:eastAsia="Arial" w:hAnsi="Arial"/>
@@ -23713,7 +23713,7 @@
                   <w:szCs w:val="16"/>
                   <w:u w:val="single" w:color="2E75B6"/>
                 </w:rPr>
-                <w:t xml:space="preserve">Watch Me</w:t>
+                <w:t xml:space="preserve">Pressure and Pascal's principle (part 1) -dubbed(KY)</w:t>
               </w:r>
             </w:hyperlink>
           </w:p>
@@ -23729,7 +23729,7 @@
                 <w:sz w:val="14"/>
                 <w:szCs w:val="14"/>
               </w:rPr>
-              <w:t xml:space="preserve">Source: TED-Ed Lessons</w:t>
+              <w:t xml:space="preserve">Source: Khan Academy (Kiswahili)</w:t>
             </w:r>
           </w:p>
           <w:p>
@@ -23737,7 +23737,7 @@
               <w:spacing w:after="10" w:before="0"/>
               <w:ind w:left="120"/>
             </w:pPr>
-            <w:hyperlink w:history="1" r:id="rIda8vd5sk61s1c_htcbxhsa">
+            <w:hyperlink w:history="1" r:id="rId2smtcdluckmtfxk6o46ik">
               <w:r>
                 <w:rPr>
                   <w:rFonts w:ascii="Arial" w:cs="Arial" w:eastAsia="Arial" w:hAnsi="Arial"/>
@@ -23775,14 +23775,14 @@
                 <w:sz w:val="16"/>
                 <w:szCs w:val="16"/>
               </w:rPr>
-              <w:t xml:space="preserve">📖 HTML:</w:t>
+              <w:t xml:space="preserve">📖 EXERCISE:</w:t>
             </w:r>
           </w:p>
           <w:p>
             <w:pPr>
               <w:spacing w:after="20" w:before="0"/>
             </w:pPr>
-            <w:hyperlink w:history="1" r:id="rIdvra6frrfewurgo9x-uqre">
+            <w:hyperlink w:history="1" r:id="rIdzvx7czo7jlfzw6b7rpktw">
               <w:r>
                 <w:rPr>
                   <w:rFonts w:ascii="Arial" w:cs="Arial" w:eastAsia="Arial" w:hAnsi="Arial"/>
@@ -23791,7 +23791,7 @@
                   <w:szCs w:val="16"/>
                   <w:u w:val="single" w:color="2E75B6"/>
                 </w:rPr>
-                <w:t xml:space="preserve">Pressure versus Temperature (PLIX)</w:t>
+                <w:t xml:space="preserve">Atmospheric Pressure Practice</w:t>
               </w:r>
             </w:hyperlink>
           </w:p>
@@ -23815,7 +23815,7 @@
               <w:spacing w:after="10" w:before="0"/>
               <w:ind w:left="120"/>
             </w:pPr>
-            <w:hyperlink w:history="1" r:id="rIddoej0ajdpkppacjyitkig">
+            <w:hyperlink w:history="1" r:id="rIdd6r9wxugldg44aaveqovm">
               <w:r>
                 <w:rPr>
                   <w:rFonts w:ascii="Arial" w:cs="Arial" w:eastAsia="Arial" w:hAnsi="Arial"/>
@@ -24010,7 +24010,7 @@
             <w:pPr>
               <w:spacing w:after="20" w:before="0"/>
             </w:pPr>
-            <w:hyperlink w:history="1" r:id="rIdfdm3cig_v2eafyosce9a8">
+            <w:hyperlink w:history="1" r:id="rIdzubryswbpfouewudviar6">
               <w:r>
                 <w:rPr>
                   <w:rFonts w:ascii="Arial" w:cs="Arial" w:eastAsia="Arial" w:hAnsi="Arial"/>
@@ -24019,7 +24019,7 @@
                   <w:szCs w:val="16"/>
                   <w:u w:val="single" w:color="2E75B6"/>
                 </w:rPr>
-                <w:t xml:space="preserve">Watch Me</w:t>
+                <w:t xml:space="preserve">Pressure at a depth in a fluid</w:t>
               </w:r>
             </w:hyperlink>
           </w:p>
@@ -24035,7 +24035,7 @@
                 <w:sz w:val="14"/>
                 <w:szCs w:val="14"/>
               </w:rPr>
-              <w:t xml:space="preserve">Source: TED-Ed Lessons</w:t>
+              <w:t xml:space="preserve">Source: Khan Academy (English - US curriculum)</w:t>
             </w:r>
           </w:p>
           <w:p>
@@ -24043,7 +24043,7 @@
               <w:spacing w:after="10" w:before="0"/>
               <w:ind w:left="120"/>
             </w:pPr>
-            <w:hyperlink w:history="1" r:id="rIdp7zzk13rxygcztsgrkgo-">
+            <w:hyperlink w:history="1" r:id="rIdt-d10jxtqormiszaup0qc">
               <w:r>
                 <w:rPr>
                   <w:rFonts w:ascii="Arial" w:cs="Arial" w:eastAsia="Arial" w:hAnsi="Arial"/>
@@ -24088,7 +24088,7 @@
             <w:pPr>
               <w:spacing w:after="20" w:before="0"/>
             </w:pPr>
-            <w:hyperlink w:history="1" r:id="rIdnbb3sxnnnkkn0cj0mn5nq">
+            <w:hyperlink w:history="1" r:id="rId6fego_dxh1hozjut5ge03">
               <w:r>
                 <w:rPr>
                   <w:rFonts w:ascii="Arial" w:cs="Arial" w:eastAsia="Arial" w:hAnsi="Arial"/>
@@ -24097,7 +24097,7 @@
                   <w:szCs w:val="16"/>
                   <w:u w:val="single" w:color="2E75B6"/>
                 </w:rPr>
-                <w:t xml:space="preserve">Pressure versus Temperature (PLIX)</w:t>
+                <w:t xml:space="preserve">Fluid Pressure And Flow</w:t>
               </w:r>
             </w:hyperlink>
           </w:p>
@@ -24113,7 +24113,7 @@
                 <w:sz w:val="14"/>
                 <w:szCs w:val="14"/>
               </w:rPr>
-              <w:t xml:space="preserve">Source: CK-12</w:t>
+              <w:t xml:space="preserve">Source: PhET</w:t>
             </w:r>
           </w:p>
           <w:p>
@@ -24121,7 +24121,7 @@
               <w:spacing w:after="10" w:before="0"/>
               <w:ind w:left="120"/>
             </w:pPr>
-            <w:hyperlink w:history="1" r:id="rIdxtz_lttbcd-yhyo7ypdjk">
+            <w:hyperlink w:history="1" r:id="rIdquz-pffvlkmwqi0pt4eox">
               <w:r>
                 <w:rPr>
                   <w:rFonts w:ascii="Arial" w:cs="Arial" w:eastAsia="Arial" w:hAnsi="Arial"/>
@@ -24316,7 +24316,7 @@
             <w:pPr>
               <w:spacing w:after="20" w:before="0"/>
             </w:pPr>
-            <w:hyperlink w:history="1" r:id="rIdsyjpb2tseq4dfjxvdk3u5">
+            <w:hyperlink w:history="1" r:id="rIdapwbynxg3m5edudm1xkkw">
               <w:r>
                 <w:rPr>
                   <w:rFonts w:ascii="Arial" w:cs="Arial" w:eastAsia="Arial" w:hAnsi="Arial"/>
@@ -24325,7 +24325,7 @@
                   <w:szCs w:val="16"/>
                   <w:u w:val="single" w:color="2E75B6"/>
                 </w:rPr>
-                <w:t xml:space="preserve">Watch Me</w:t>
+                <w:t xml:space="preserve">Pressure at a depth in a fluid -dubbed(KY)</w:t>
               </w:r>
             </w:hyperlink>
           </w:p>
@@ -24341,7 +24341,7 @@
                 <w:sz w:val="14"/>
                 <w:szCs w:val="14"/>
               </w:rPr>
-              <w:t xml:space="preserve">Source: TED-Ed Lessons</w:t>
+              <w:t xml:space="preserve">Source: Khan Academy (Kiswahili)</w:t>
             </w:r>
           </w:p>
           <w:p>
@@ -24349,7 +24349,7 @@
               <w:spacing w:after="10" w:before="0"/>
               <w:ind w:left="120"/>
             </w:pPr>
-            <w:hyperlink w:history="1" r:id="rId9u3m8sxs3jsuvpohflb7w">
+            <w:hyperlink w:history="1" r:id="rId5kskgr7bmuvkh4y70cdoj">
               <w:r>
                 <w:rPr>
                   <w:rFonts w:ascii="Arial" w:cs="Arial" w:eastAsia="Arial" w:hAnsi="Arial"/>
@@ -24394,7 +24394,7 @@
             <w:pPr>
               <w:spacing w:after="20" w:before="0"/>
             </w:pPr>
-            <w:hyperlink w:history="1" r:id="rIdwmqhs-av-hnnebh0tsqbe">
+            <w:hyperlink w:history="1" r:id="rId3gn0z6rxgucne8gtap-vx">
               <w:r>
                 <w:rPr>
                   <w:rFonts w:ascii="Arial" w:cs="Arial" w:eastAsia="Arial" w:hAnsi="Arial"/>
@@ -24403,7 +24403,7 @@
                   <w:szCs w:val="16"/>
                   <w:u w:val="single" w:color="2E75B6"/>
                 </w:rPr>
-                <w:t xml:space="preserve">Pressure versus Temperature (PLIX)</w:t>
+                <w:t xml:space="preserve">Under Pressure</w:t>
               </w:r>
             </w:hyperlink>
           </w:p>
@@ -24419,7 +24419,7 @@
                 <w:sz w:val="14"/>
                 <w:szCs w:val="14"/>
               </w:rPr>
-              <w:t xml:space="preserve">Source: CK-12</w:t>
+              <w:t xml:space="preserve">Source: PhET Interactive Simulations (English)</w:t>
             </w:r>
           </w:p>
           <w:p>
@@ -24427,7 +24427,7 @@
               <w:spacing w:after="10" w:before="0"/>
               <w:ind w:left="120"/>
             </w:pPr>
-            <w:hyperlink w:history="1" r:id="rIdrge4l38hzektfy89-wtss">
+            <w:hyperlink w:history="1" r:id="rIdvnkaamnw_hvb-mzoc7vmh">
               <w:r>
                 <w:rPr>
                   <w:rFonts w:ascii="Arial" w:cs="Arial" w:eastAsia="Arial" w:hAnsi="Arial"/>
@@ -24622,7 +24622,7 @@
             <w:pPr>
               <w:spacing w:after="20" w:before="0"/>
             </w:pPr>
-            <w:hyperlink w:history="1" r:id="rIdc4pbdxkdorwfz29htijpb">
+            <w:hyperlink w:history="1" r:id="rIdvje1wuw6ljopqez9pivje">
               <w:r>
                 <w:rPr>
                   <w:rFonts w:ascii="Arial" w:cs="Arial" w:eastAsia="Arial" w:hAnsi="Arial"/>
@@ -24631,7 +24631,7 @@
                   <w:szCs w:val="16"/>
                   <w:u w:val="single" w:color="2E75B6"/>
                 </w:rPr>
-                <w:t xml:space="preserve">Watch Me</w:t>
+                <w:t xml:space="preserve">Pressure and Pascal's principle (part 1)</w:t>
               </w:r>
             </w:hyperlink>
           </w:p>
@@ -24647,7 +24647,7 @@
                 <w:sz w:val="14"/>
                 <w:szCs w:val="14"/>
               </w:rPr>
-              <w:t xml:space="preserve">Source: TED-Ed Lessons</w:t>
+              <w:t xml:space="preserve">Source: Khan Academy (English - US curriculum)</w:t>
             </w:r>
           </w:p>
           <w:p>
@@ -24655,7 +24655,7 @@
               <w:spacing w:after="10" w:before="0"/>
               <w:ind w:left="120"/>
             </w:pPr>
-            <w:hyperlink w:history="1" r:id="rIduxm_zqj1-dagruifptjp1">
+            <w:hyperlink w:history="1" r:id="rId9_zqduckvxk_wisg0hgnz">
               <w:r>
                 <w:rPr>
                   <w:rFonts w:ascii="Arial" w:cs="Arial" w:eastAsia="Arial" w:hAnsi="Arial"/>
@@ -24693,14 +24693,14 @@
                 <w:sz w:val="16"/>
                 <w:szCs w:val="16"/>
               </w:rPr>
-              <w:t xml:space="preserve">📖 HTML:</w:t>
+              <w:t xml:space="preserve">📖 EXERCISE:</w:t>
             </w:r>
           </w:p>
           <w:p>
             <w:pPr>
               <w:spacing w:after="20" w:before="0"/>
             </w:pPr>
-            <w:hyperlink w:history="1" r:id="rIdfmzrnik6mab-ashsrraql">
+            <w:hyperlink w:history="1" r:id="rIdsrrweandozskgk24zptqk">
               <w:r>
                 <w:rPr>
                   <w:rFonts w:ascii="Arial" w:cs="Arial" w:eastAsia="Arial" w:hAnsi="Arial"/>
@@ -24709,7 +24709,7 @@
                   <w:szCs w:val="16"/>
                   <w:u w:val="single" w:color="2E75B6"/>
                 </w:rPr>
-                <w:t xml:space="preserve">Pressure versus Temperature (PLIX)</w:t>
+                <w:t xml:space="preserve">Pressure in Fluids Practice</w:t>
               </w:r>
             </w:hyperlink>
           </w:p>
@@ -24733,7 +24733,7 @@
               <w:spacing w:after="10" w:before="0"/>
               <w:ind w:left="120"/>
             </w:pPr>
-            <w:hyperlink w:history="1" r:id="rId-w4xctkkw6ufq_sjgn0qa">
+            <w:hyperlink w:history="1" r:id="rIdvwwzwt93wcntyrfvmd15z">
               <w:r>
                 <w:rPr>
                   <w:rFonts w:ascii="Arial" w:cs="Arial" w:eastAsia="Arial" w:hAnsi="Arial"/>
@@ -26220,7 +26220,7 @@
             <w:pPr>
               <w:spacing w:after="20" w:before="0"/>
             </w:pPr>
-            <w:hyperlink w:history="1" r:id="rId0s8l0wgd6ahtginpdxogj">
+            <w:hyperlink w:history="1" r:id="rIdk4nebpuw-7sj328m0thhv">
               <w:r>
                 <w:rPr>
                   <w:rFonts w:ascii="Arial" w:cs="Arial" w:eastAsia="Arial" w:hAnsi="Arial"/>
@@ -26229,7 +26229,7 @@
                   <w:szCs w:val="16"/>
                   <w:u w:val="single" w:color="2E75B6"/>
                 </w:rPr>
-                <w:t xml:space="preserve">Video: Resistance in a Wire</w:t>
+                <w:t xml:space="preserve">Pressure and Pascal's principle (part 1)</w:t>
               </w:r>
             </w:hyperlink>
           </w:p>
@@ -26245,7 +26245,7 @@
                 <w:sz w:val="14"/>
                 <w:szCs w:val="14"/>
               </w:rPr>
-              <w:t xml:space="preserve">Source: PhET Interactive Simulations (English)</w:t>
+              <w:t xml:space="preserve">Source: Khan Academy (English - US curriculum)</w:t>
             </w:r>
           </w:p>
           <w:p>
@@ -26253,7 +26253,7 @@
               <w:spacing w:after="10" w:before="0"/>
               <w:ind w:left="120"/>
             </w:pPr>
-            <w:hyperlink w:history="1" r:id="rIdc02fefyvcrotgmtlp-fhk">
+            <w:hyperlink w:history="1" r:id="rIdyruq40quqbhkue8sqrfhf">
               <w:r>
                 <w:rPr>
                   <w:rFonts w:ascii="Arial" w:cs="Arial" w:eastAsia="Arial" w:hAnsi="Arial"/>
@@ -26298,7 +26298,7 @@
             <w:pPr>
               <w:spacing w:after="20" w:before="0"/>
             </w:pPr>
-            <w:hyperlink w:history="1" r:id="rIdn9eetarvgnxqsomf1w7hy">
+            <w:hyperlink w:history="1" r:id="rIdexxlu9puiqekqjnwsojjj">
               <w:r>
                 <w:rPr>
                   <w:rFonts w:ascii="Arial" w:cs="Arial" w:eastAsia="Arial" w:hAnsi="Arial"/>
@@ -26331,7 +26331,7 @@
               <w:spacing w:after="10" w:before="0"/>
               <w:ind w:left="120"/>
             </w:pPr>
-            <w:hyperlink w:history="1" r:id="rIdigychajugthi6_ygiqhcu">
+            <w:hyperlink w:history="1" r:id="rId8fpwthfm8efh7rfvgsryj">
               <w:r>
                 <w:rPr>
                   <w:rFonts w:ascii="Arial" w:cs="Arial" w:eastAsia="Arial" w:hAnsi="Arial"/>
@@ -26526,7 +26526,7 @@
             <w:pPr>
               <w:spacing w:after="20" w:before="0"/>
             </w:pPr>
-            <w:hyperlink w:history="1" r:id="rIdakbzlr3s5uhz1pvcr_wba">
+            <w:hyperlink w:history="1" r:id="rIds-6yfxjmzoeuhkrghjvyk">
               <w:r>
                 <w:rPr>
                   <w:rFonts w:ascii="Arial" w:cs="Arial" w:eastAsia="Arial" w:hAnsi="Arial"/>
@@ -26535,7 +26535,7 @@
                   <w:szCs w:val="16"/>
                   <w:u w:val="single" w:color="2E75B6"/>
                 </w:rPr>
-                <w:t xml:space="preserve">Video: Resistance in a Wire</w:t>
+                <w:t xml:space="preserve">Pressure and Pascal's principle (part 1) -dubbed(KY)</w:t>
               </w:r>
             </w:hyperlink>
           </w:p>
@@ -26551,7 +26551,7 @@
                 <w:sz w:val="14"/>
                 <w:szCs w:val="14"/>
               </w:rPr>
-              <w:t xml:space="preserve">Source: PhET Interactive Simulations (English)</w:t>
+              <w:t xml:space="preserve">Source: Khan Academy (Kiswahili)</w:t>
             </w:r>
           </w:p>
           <w:p>
@@ -26559,7 +26559,7 @@
               <w:spacing w:after="10" w:before="0"/>
               <w:ind w:left="120"/>
             </w:pPr>
-            <w:hyperlink w:history="1" r:id="rIdy5hqmeswg721zcirt287j">
+            <w:hyperlink w:history="1" r:id="rIdb-4d9fa4nyqzvelmz-f0f">
               <w:r>
                 <w:rPr>
                   <w:rFonts w:ascii="Arial" w:cs="Arial" w:eastAsia="Arial" w:hAnsi="Arial"/>
@@ -26597,6 +26597,312 @@
                 <w:sz w:val="16"/>
                 <w:szCs w:val="16"/>
               </w:rPr>
+              <w:t xml:space="preserve">📖 EXERCISE:</w:t>
+            </w:r>
+          </w:p>
+          <w:p>
+            <w:pPr>
+              <w:spacing w:after="20" w:before="0"/>
+            </w:pPr>
+            <w:hyperlink w:history="1" r:id="rIdys8brszfheog7zw7lt0oa">
+              <w:r>
+                <w:rPr>
+                  <w:rFonts w:ascii="Arial" w:cs="Arial" w:eastAsia="Arial" w:hAnsi="Arial"/>
+                  <w:color w:val="2E75B6"/>
+                  <w:sz w:val="16"/>
+                  <w:szCs w:val="16"/>
+                  <w:u w:val="single" w:color="2E75B6"/>
+                </w:rPr>
+                <w:t xml:space="preserve">Atmospheric Pressure Practice</w:t>
+              </w:r>
+            </w:hyperlink>
+          </w:p>
+          <w:p>
+            <w:pPr>
+              <w:spacing w:after="10" w:before="0"/>
+              <w:ind w:left="120"/>
+            </w:pPr>
+            <w:r>
+              <w:rPr>
+                <w:rFonts w:ascii="Arial" w:cs="Arial" w:eastAsia="Arial" w:hAnsi="Arial"/>
+                <w:color w:val="595959"/>
+                <w:sz w:val="14"/>
+                <w:szCs w:val="14"/>
+              </w:rPr>
+              <w:t xml:space="preserve">Source: CK-12</w:t>
+            </w:r>
+          </w:p>
+          <w:p>
+            <w:pPr>
+              <w:spacing w:after="10" w:before="0"/>
+              <w:ind w:left="120"/>
+            </w:pPr>
+            <w:hyperlink w:history="1" r:id="rIdbq9-sztu0xhwrquk0glrq">
+              <w:r>
+                <w:rPr>
+                  <w:rFonts w:ascii="Arial" w:cs="Arial" w:eastAsia="Arial" w:hAnsi="Arial"/>
+                  <w:color w:val="595959"/>
+                  <w:sz w:val="14"/>
+                  <w:szCs w:val="14"/>
+                  <w:u w:val="single" w:color="595959"/>
+                </w:rPr>
+                <w:t xml:space="preserve">🔍 Search ARES for similar readings</w:t>
+              </w:r>
+            </w:hyperlink>
+          </w:p>
+        </w:tc>
+        <w:tc>
+          <w:tcPr>
+            <w:tcW w:type="dxa" w:w="3040"/>
+            <w:shd w:fill="FFFFFF" w:color="auto" w:val="clear"/>
+            <w:tcMar>
+              <w:top w:type="dxa" w:w="60"/>
+              <w:left w:type="dxa" w:w="120"/>
+              <w:bottom w:type="dxa" w:w="60"/>
+              <w:right w:type="dxa" w:w="120"/>
+            </w:tcMar>
+            <w:vAlign w:val="top"/>
+          </w:tcPr>
+          <w:p>
+            <w:pPr>
+              <w:spacing w:after="40" w:before="0"/>
+              <w:jc w:val="left"/>
+            </w:pPr>
+            <w:r>
+              <w:rPr>
+                <w:rFonts w:ascii="Arial" w:cs="Arial" w:eastAsia="Arial" w:hAnsi="Arial"/>
+                <w:b w:val="false"/>
+                <w:bCs w:val="false"/>
+                <w:i w:val="false"/>
+                <w:iCs w:val="false"/>
+                <w:color w:val="000000"/>
+                <w:sz w:val="18"/>
+                <w:szCs w:val="18"/>
+              </w:rPr>
+              <w:t xml:space="preserve">The teacher places the original crushed jerrycan from Lesson 1 on the front demonstration table. Students observe it silently for 30 seconds. The teacher then asks: 'If I were to re-inflate this jerrycan — pump air back in through this nozzle — what do you predict will happen and why? Use the language of pressure.' Students write a one-sentence prediction with an equation before the demonstration. The teacher uses a bicycle pump to inject air back into the jerrycan through a one-way valve. Students observe the jerrycan slowly pop back to its original shape. Students annotate their observation: 'The jerrycan recovered because...' The teacher then removes air again (using the hand pump) and students watch the collapse re-occur. Students annotate: 'The jerrycan collapsed because...' This re-observation with new vocabulary transforms the familiar phenomenon into a quantitative event rather than a surprising trick. Students are now ready to give a full causal explanation.</w:t>
+            </w:r>
+          </w:p>
+        </w:tc>
+        <w:tc>
+          <w:tcPr>
+            <w:tcW w:type="dxa" w:w="3040"/>
+            <w:shd w:fill="F2F2F2" w:color="auto" w:val="clear"/>
+            <w:tcMar>
+              <w:top w:type="dxa" w:w="60"/>
+              <w:left w:type="dxa" w:w="120"/>
+              <w:bottom w:type="dxa" w:w="60"/>
+              <w:right w:type="dxa" w:w="120"/>
+            </w:tcMar>
+            <w:vAlign w:val="top"/>
+          </w:tcPr>
+          <w:p>
+            <w:pPr>
+              <w:spacing w:after="40" w:before="0"/>
+              <w:jc w:val="left"/>
+            </w:pPr>
+            <w:r>
+              <w:rPr>
+                <w:rFonts w:ascii="Arial" w:cs="Arial" w:eastAsia="Arial" w:hAnsi="Arial"/>
+                <w:b w:val="false"/>
+                <w:bCs w:val="false"/>
+                <w:i w:val="false"/>
+                <w:iCs w:val="false"/>
+                <w:color w:val="000000"/>
+                <w:sz w:val="18"/>
+                <w:szCs w:val="18"/>
+              </w:rPr>
+              <w:t xml:space="preserve">Teacher holds up the crushed jerrycan and says: 'You have seen this before. But this time, you are not the same students who saw it in Lesson 1. Look at it again with everything you now know.' [WAIT TIME: 30 seconds of silent observation.] Teacher says: 'Before I touch it, write one sentence: if I pump air back in, what happens and what equation tells you so?' [WAIT TIME: 45 seconds.] Teacher pumps air in slowly, narrating: 'I am increasing the internal pressure. Watch.' After the jerrycan recovers, teacher says: 'What equation just played out in front of you?' [WAIT TIME: 6 seconds.] Expect students to call out Boyle Law (PV = constant, as V increased, P ratio changed) and pressure balance. Teacher affirms: 'Yes — Boyle Law, and pressure equilibrium. Now I am removing air again. Watch the collapse. This time, I want you to narrate it in your head using pressure language.' [WAIT TIME: collapse takes 20 to 30 seconds — full silent observation.] Teacher says: 'What you just narrated in your head — that is what your group will present in the next phase.'</w:t>
+            </w:r>
+          </w:p>
+        </w:tc>
+        <w:tc>
+          <w:tcPr>
+            <w:tcW w:type="dxa" w:w="3040"/>
+            <w:shd w:fill="FFFFFF" w:color="auto" w:val="clear"/>
+            <w:tcMar>
+              <w:top w:type="dxa" w:w="60"/>
+              <w:left w:type="dxa" w:w="120"/>
+              <w:bottom w:type="dxa" w:w="60"/>
+              <w:right w:type="dxa" w:w="120"/>
+            </w:tcMar>
+            <w:vAlign w:val="top"/>
+          </w:tcPr>
+          <w:p>
+            <w:pPr>
+              <w:spacing w:after="40" w:before="0"/>
+              <w:jc w:val="left"/>
+            </w:pPr>
+            <w:r>
+              <w:rPr>
+                <w:rFonts w:ascii="Arial" w:cs="Arial" w:eastAsia="Arial" w:hAnsi="Arial"/>
+                <w:b w:val="false"/>
+                <w:bCs w:val="false"/>
+                <w:i w:val="false"/>
+                <w:iCs w:val="false"/>
+                <w:color w:val="000000"/>
+                <w:sz w:val="18"/>
+                <w:szCs w:val="18"/>
+              </w:rPr>
+              <w:t xml:space="preserve">Re-observing the phenomenon after instruction (a Return to Phenomenon strategy) allows students to experience the shift from puzzlement to explanation. Watching the jerrycan both recover and re-collapse makes the pressure differential concrete and bidirectional, deepening understanding of equilibrium. Asking students to narrate internally before presenting externally scaffolds the explanation task.</w:t>
+            </w:r>
+          </w:p>
+        </w:tc>
+        <w:tc>
+          <w:tcPr>
+            <w:tcW w:type="dxa" w:w="3040"/>
+            <w:shd w:fill="F2F2F2" w:color="auto" w:val="clear"/>
+            <w:tcMar>
+              <w:top w:type="dxa" w:w="60"/>
+              <w:left w:type="dxa" w:w="120"/>
+              <w:bottom w:type="dxa" w:w="60"/>
+              <w:right w:type="dxa" w:w="120"/>
+            </w:tcMar>
+            <w:vAlign w:val="top"/>
+          </w:tcPr>
+          <w:p>
+            <w:pPr>
+              <w:spacing w:after="40" w:before="0"/>
+              <w:jc w:val="left"/>
+            </w:pPr>
+            <w:r>
+              <w:rPr>
+                <w:rFonts w:ascii="Arial" w:cs="Arial" w:eastAsia="Arial" w:hAnsi="Arial"/>
+                <w:b w:val="false"/>
+                <w:bCs w:val="false"/>
+                <w:i w:val="false"/>
+                <w:iCs w:val="false"/>
+                <w:color w:val="000000"/>
+                <w:sz w:val="18"/>
+                <w:szCs w:val="18"/>
+              </w:rPr>
+              <w:t xml:space="preserve">Teacher listens to spontaneous student comments during the re-observation. Listen for: (1) correct use of pressure differential; (2) reference to atmospheric pressure acting inward; (3) reference to Boyle Law during re-inflation. Common misconceptions to catch: students saying 'the air was sucked in' (passive) rather than 'atmospheric pressure pushed the walls inward when the internal pressure dropped' (active, directional, causal).</w:t>
+            </w:r>
+          </w:p>
+        </w:tc>
+      </w:tr>
+      <w:tr>
+        <w:tc>
+          <w:tcPr>
+            <w:tcW w:type="dxa" w:w="1520"/>
+            <w:shd w:fill="E2EFDA" w:color="auto" w:val="clear"/>
+            <w:tcMar>
+              <w:top w:type="dxa" w:w="60"/>
+              <w:left w:type="dxa" w:w="120"/>
+              <w:bottom w:type="dxa" w:w="60"/>
+              <w:right w:type="dxa" w:w="120"/>
+            </w:tcMar>
+            <w:vAlign w:val="top"/>
+          </w:tcPr>
+          <w:p>
+            <w:pPr>
+              <w:spacing w:after="40" w:before="0"/>
+              <w:jc w:val="left"/>
+            </w:pPr>
+            <w:r>
+              <w:rPr>
+                <w:rFonts w:ascii="Arial" w:cs="Arial" w:eastAsia="Arial" w:hAnsi="Arial"/>
+                <w:b/>
+                <w:bCs/>
+                <w:i w:val="false"/>
+                <w:iCs w:val="false"/>
+                <w:color w:val="000000"/>
+                <w:sz w:val="18"/>
+                <w:szCs w:val="18"/>
+              </w:rPr>
+              <w:t xml:space="preserve">Explain Phase</w:t>
+            </w:r>
+          </w:p>
+          <w:p>
+            <w:pPr>
+              <w:spacing w:after="20" w:before="0"/>
+            </w:pPr>
+            <w:r>
+              <w:rPr>
+                <w:rFonts w:ascii="Arial" w:cs="Arial" w:eastAsia="Arial" w:hAnsi="Arial"/>
+                <w:b/>
+                <w:bCs/>
+                <w:color w:val="1F3864"/>
+                <w:sz w:val="16"/>
+                <w:szCs w:val="16"/>
+              </w:rPr>
+              <w:t xml:space="preserve">📹 VIDEO:</w:t>
+            </w:r>
+          </w:p>
+          <w:p>
+            <w:pPr>
+              <w:spacing w:after="20" w:before="0"/>
+            </w:pPr>
+            <w:hyperlink w:history="1" r:id="rIdacytswmbcltiotvhwho1t">
+              <w:r>
+                <w:rPr>
+                  <w:rFonts w:ascii="Arial" w:cs="Arial" w:eastAsia="Arial" w:hAnsi="Arial"/>
+                  <w:color w:val="2E75B6"/>
+                  <w:sz w:val="16"/>
+                  <w:szCs w:val="16"/>
+                  <w:u w:val="single" w:color="2E75B6"/>
+                </w:rPr>
+                <w:t xml:space="preserve">Pressure and Pascal's principle (part 2)</w:t>
+              </w:r>
+            </w:hyperlink>
+          </w:p>
+          <w:p>
+            <w:pPr>
+              <w:spacing w:after="10" w:before="0"/>
+              <w:ind w:left="120"/>
+            </w:pPr>
+            <w:r>
+              <w:rPr>
+                <w:rFonts w:ascii="Arial" w:cs="Arial" w:eastAsia="Arial" w:hAnsi="Arial"/>
+                <w:color w:val="595959"/>
+                <w:sz w:val="14"/>
+                <w:szCs w:val="14"/>
+              </w:rPr>
+              <w:t xml:space="preserve">Source: Khan Academy (English - US curriculum)</w:t>
+            </w:r>
+          </w:p>
+          <w:p>
+            <w:pPr>
+              <w:spacing w:after="10" w:before="0"/>
+              <w:ind w:left="120"/>
+            </w:pPr>
+            <w:hyperlink w:history="1" r:id="rIdhqzjozwl2g9w1slftex6w">
+              <w:r>
+                <w:rPr>
+                  <w:rFonts w:ascii="Arial" w:cs="Arial" w:eastAsia="Arial" w:hAnsi="Arial"/>
+                  <w:color w:val="595959"/>
+                  <w:sz w:val="14"/>
+                  <w:szCs w:val="14"/>
+                  <w:u w:val="single" w:color="595959"/>
+                </w:rPr>
+                <w:t xml:space="preserve">🔍 Search ARES for similar videos</w:t>
+              </w:r>
+            </w:hyperlink>
+          </w:p>
+          <w:p>
+            <w:pPr>
+              <w:spacing w:after="40" w:before="0"/>
+            </w:pPr>
+            <w:r>
+              <w:rPr>
+                <w:sz w:val="14"/>
+                <w:szCs w:val="14"/>
+              </w:rPr>
+              <w:t xml:space="preserve"/>
+            </w:r>
+          </w:p>
+          <w:p>
+            <w:pPr>
+              <w:spacing w:after="20" w:before="0"/>
+            </w:pPr>
+            <w:r>
+              <w:rPr>
+                <w:rFonts w:ascii="Arial" w:cs="Arial" w:eastAsia="Arial" w:hAnsi="Arial"/>
+                <w:b/>
+                <w:bCs/>
+                <w:color w:val="1F3864"/>
+                <w:sz w:val="16"/>
+                <w:szCs w:val="16"/>
+              </w:rPr>
               <w:t xml:space="preserve">📖 HTML:</w:t>
             </w:r>
           </w:p>
@@ -26604,7 +26910,313 @@
             <w:pPr>
               <w:spacing w:after="20" w:before="0"/>
             </w:pPr>
-            <w:hyperlink w:history="1" r:id="rIdyza6768a5wh1wdl9blnxg">
+            <w:hyperlink w:history="1" r:id="rIdypipnudk6khau0qfbsx8r">
+              <w:r>
+                <w:rPr>
+                  <w:rFonts w:ascii="Arial" w:cs="Arial" w:eastAsia="Arial" w:hAnsi="Arial"/>
+                  <w:color w:val="2E75B6"/>
+                  <w:sz w:val="16"/>
+                  <w:szCs w:val="16"/>
+                  <w:u w:val="single" w:color="2E75B6"/>
+                </w:rPr>
+                <w:t xml:space="preserve">Putting It All Together  Pressure  Flow  And Resistance</w:t>
+              </w:r>
+            </w:hyperlink>
+          </w:p>
+          <w:p>
+            <w:pPr>
+              <w:spacing w:after="10" w:before="0"/>
+              <w:ind w:left="120"/>
+            </w:pPr>
+            <w:r>
+              <w:rPr>
+                <w:rFonts w:ascii="Arial" w:cs="Arial" w:eastAsia="Arial" w:hAnsi="Arial"/>
+                <w:color w:val="595959"/>
+                <w:sz w:val="14"/>
+                <w:szCs w:val="14"/>
+              </w:rPr>
+              <w:t xml:space="preserve">Source: khan_academy</w:t>
+            </w:r>
+          </w:p>
+          <w:p>
+            <w:pPr>
+              <w:spacing w:after="10" w:before="0"/>
+              <w:ind w:left="120"/>
+            </w:pPr>
+            <w:hyperlink w:history="1" r:id="rIded9nsn5yfbloybomzumvc">
+              <w:r>
+                <w:rPr>
+                  <w:rFonts w:ascii="Arial" w:cs="Arial" w:eastAsia="Arial" w:hAnsi="Arial"/>
+                  <w:color w:val="595959"/>
+                  <w:sz w:val="14"/>
+                  <w:szCs w:val="14"/>
+                  <w:u w:val="single" w:color="595959"/>
+                </w:rPr>
+                <w:t xml:space="preserve">🔍 Search ARES for similar readings</w:t>
+              </w:r>
+            </w:hyperlink>
+          </w:p>
+        </w:tc>
+        <w:tc>
+          <w:tcPr>
+            <w:tcW w:type="dxa" w:w="3040"/>
+            <w:shd w:fill="FFFFFF" w:color="auto" w:val="clear"/>
+            <w:tcMar>
+              <w:top w:type="dxa" w:w="60"/>
+              <w:left w:type="dxa" w:w="120"/>
+              <w:bottom w:type="dxa" w:w="60"/>
+              <w:right w:type="dxa" w:w="120"/>
+            </w:tcMar>
+            <w:vAlign w:val="top"/>
+          </w:tcPr>
+          <w:p>
+            <w:pPr>
+              <w:spacing w:after="40" w:before="0"/>
+              <w:jc w:val="left"/>
+            </w:pPr>
+            <w:r>
+              <w:rPr>
+                <w:rFonts w:ascii="Arial" w:cs="Arial" w:eastAsia="Arial" w:hAnsi="Arial"/>
+                <w:b w:val="false"/>
+                <w:bCs w:val="false"/>
+                <w:i w:val="false"/>
+                <w:iCs w:val="false"/>
+                <w:color w:val="000000"/>
+                <w:sz w:val="18"/>
+                <w:szCs w:val="18"/>
+              </w:rPr>
+              <w:t xml:space="preserve">Groups (same groups from previous lessons) have 8 minutes to finalise their cumulative model using the Three-Layer Model Framework poster provided: Layer 1 (Particle Level) — draw and annotate a cross-section of the jerrycan showing air molecule collisions on both surfaces before and after air removal; Layer 2 (Equation Level) — write and annotate the relevant equations: P equals F divided by A, P equals rho g h, PV equals constant, F1 divided by A1 equals F2 divided by A2, and the standard atmospheric pressure value of 101,325 Pa; Layer 3 (Application Level) — name two Kenyan applications from the unit (for example, Sasumua Dam, matatu hydraulic brakes, Kenya Meteorological Department barometer, Mombasa diver, Nairobi water tower, medical syringe) and explain which pressure principle each one uses. Each group then gives a 2-minute presentation. One member narrates Layer 1, one narrates Layer 2, one narrates Layer 3. The class uses a peer feedback protocol: two stars (two things the group explained clearly) and one question (one thing they want the group to clarify). Teacher records the best student-generated sentences on the board as the class builds a collective canonical explanation of the jerrycan phenomenon.</w:t>
+            </w:r>
+          </w:p>
+        </w:tc>
+        <w:tc>
+          <w:tcPr>
+            <w:tcW w:type="dxa" w:w="3040"/>
+            <w:shd w:fill="F2F2F2" w:color="auto" w:val="clear"/>
+            <w:tcMar>
+              <w:top w:type="dxa" w:w="60"/>
+              <w:left w:type="dxa" w:w="120"/>
+              <w:bottom w:type="dxa" w:w="60"/>
+              <w:right w:type="dxa" w:w="120"/>
+            </w:tcMar>
+            <w:vAlign w:val="top"/>
+          </w:tcPr>
+          <w:p>
+            <w:pPr>
+              <w:spacing w:after="40" w:before="0"/>
+              <w:jc w:val="left"/>
+            </w:pPr>
+            <w:r>
+              <w:rPr>
+                <w:rFonts w:ascii="Arial" w:cs="Arial" w:eastAsia="Arial" w:hAnsi="Arial"/>
+                <w:b w:val="false"/>
+                <w:bCs w:val="false"/>
+                <w:i w:val="false"/>
+                <w:iCs w:val="false"/>
+                <w:color w:val="000000"/>
+                <w:sz w:val="18"/>
+                <w:szCs w:val="18"/>
+              </w:rPr>
+              <w:t xml:space="preserve">Teacher distributes the Three-Layer Model Framework poster and says: 'You have 8 minutes. Your model must answer the driving question completely — not partly, completely. Every layer must connect back to the jerrycan. Go.' [WAIT TIME: 8 minutes of group work — teacher circulates, pressing groups with: 'What is the pressure difference in Pascals?', 'Show me where Boyle Law appears in your Layer 1 diagram.', 'Which Kenyan application uses Pascal principle and which uses Boyle Law?'] Teacher signals time. Groups present in sequence. After each group, teacher asks the class: 'Did they explain why the jerrycan walls moved inward — not just that they did?' [WAIT TIME: 4 seconds.] Teacher uses targeted press after each presentation: 'You said the pressure outside was greater. Greater by how much? Can anyone put a number on that?' [WAIT TIME: 8 seconds.] After all groups, teacher synthesises the best elements into a class-canonical 5-sentence explanation written on the board collaboratively: (1) Atmospheric pressure at sea level is approximately 101,325 Pa, meaning air molecules exert this force on every square metre of any surface. (2) When the jerrycan was sealed and air was removed, internal pressure dropped below 101,325 Pa. (3) The pressure difference — Boyle Law: PV equals constant — meant the reduced air inside could no longer balance the outside push. (4) The net inward force on each side of the jerrycan wall equalled the pressure difference multiplied by the wall area (F equals delta P multiplied by A). (5) The same principle — pressure transmitted through fluids — explains the Sasumua Dam walls, matatu hydraulic brakes, and the Mombasa diver experience.</w:t>
+            </w:r>
+          </w:p>
+        </w:tc>
+        <w:tc>
+          <w:tcPr>
+            <w:tcW w:type="dxa" w:w="3040"/>
+            <w:shd w:fill="FFFFFF" w:color="auto" w:val="clear"/>
+            <w:tcMar>
+              <w:top w:type="dxa" w:w="60"/>
+              <w:left w:type="dxa" w:w="120"/>
+              <w:bottom w:type="dxa" w:w="60"/>
+              <w:right w:type="dxa" w:w="120"/>
+            </w:tcMar>
+            <w:vAlign w:val="top"/>
+          </w:tcPr>
+          <w:p>
+            <w:pPr>
+              <w:spacing w:after="40" w:before="0"/>
+              <w:jc w:val="left"/>
+            </w:pPr>
+            <w:r>
+              <w:rPr>
+                <w:rFonts w:ascii="Arial" w:cs="Arial" w:eastAsia="Arial" w:hAnsi="Arial"/>
+                <w:b w:val="false"/>
+                <w:bCs w:val="false"/>
+                <w:i w:val="false"/>
+                <w:iCs w:val="false"/>
+                <w:color w:val="000000"/>
+                <w:sz w:val="18"/>
+                <w:szCs w:val="18"/>
+              </w:rPr>
+              <w:t xml:space="preserve">The Three-Layer Model Framework forces students to operate simultaneously at particle, mathematical, and application levels — the hallmark of deep scientific understanding. Public group presentations make explanations contestable and refinable. Building a class-canonical explanation together models how scientific consensus is constructed. Recording the canonical explanation on the board gives students an authoritative reference they authored themselves.</w:t>
+            </w:r>
+          </w:p>
+        </w:tc>
+        <w:tc>
+          <w:tcPr>
+            <w:tcW w:type="dxa" w:w="3040"/>
+            <w:shd w:fill="F2F2F2" w:color="auto" w:val="clear"/>
+            <w:tcMar>
+              <w:top w:type="dxa" w:w="60"/>
+              <w:left w:type="dxa" w:w="120"/>
+              <w:bottom w:type="dxa" w:w="60"/>
+              <w:right w:type="dxa" w:w="120"/>
+            </w:tcMar>
+            <w:vAlign w:val="top"/>
+          </w:tcPr>
+          <w:p>
+            <w:pPr>
+              <w:spacing w:after="40" w:before="0"/>
+              <w:jc w:val="left"/>
+            </w:pPr>
+            <w:r>
+              <w:rPr>
+                <w:rFonts w:ascii="Arial" w:cs="Arial" w:eastAsia="Arial" w:hAnsi="Arial"/>
+                <w:b w:val="false"/>
+                <w:bCs w:val="false"/>
+                <w:i w:val="false"/>
+                <w:iCs w:val="false"/>
+                <w:color w:val="000000"/>
+                <w:sz w:val="18"/>
+                <w:szCs w:val="18"/>
+              </w:rPr>
+              <w:t xml:space="preserve">Teacher uses the Three-Layer poster as a rubric: Layer 1 assessed for particle-level accuracy (bidirectional pressure, net force direction); Layer 2 assessed for correct equation use with units; Layer 3 assessed for correct identification of which principle each application uses. Teacher notes groups that conflate Boyle Law and Pascal principle (a common confusion) for immediate in-flight correction during presentations.</w:t>
+            </w:r>
+          </w:p>
+        </w:tc>
+      </w:tr>
+      <w:tr>
+        <w:tc>
+          <w:tcPr>
+            <w:tcW w:type="dxa" w:w="1520"/>
+            <w:shd w:fill="FCE4D6" w:color="auto" w:val="clear"/>
+            <w:tcMar>
+              <w:top w:type="dxa" w:w="60"/>
+              <w:left w:type="dxa" w:w="120"/>
+              <w:bottom w:type="dxa" w:w="60"/>
+              <w:right w:type="dxa" w:w="120"/>
+            </w:tcMar>
+            <w:vAlign w:val="top"/>
+          </w:tcPr>
+          <w:p>
+            <w:pPr>
+              <w:spacing w:after="40" w:before="0"/>
+              <w:jc w:val="left"/>
+            </w:pPr>
+            <w:r>
+              <w:rPr>
+                <w:rFonts w:ascii="Arial" w:cs="Arial" w:eastAsia="Arial" w:hAnsi="Arial"/>
+                <w:b/>
+                <w:bCs/>
+                <w:i w:val="false"/>
+                <w:iCs w:val="false"/>
+                <w:color w:val="000000"/>
+                <w:sz w:val="18"/>
+                <w:szCs w:val="18"/>
+              </w:rPr>
+              <w:t xml:space="preserve">Driving Question Board (DQB) Creation</w:t>
+            </w:r>
+          </w:p>
+          <w:p>
+            <w:pPr>
+              <w:spacing w:after="20" w:before="0"/>
+            </w:pPr>
+            <w:r>
+              <w:rPr>
+                <w:rFonts w:ascii="Arial" w:cs="Arial" w:eastAsia="Arial" w:hAnsi="Arial"/>
+                <w:b/>
+                <w:bCs/>
+                <w:color w:val="1F3864"/>
+                <w:sz w:val="16"/>
+                <w:szCs w:val="16"/>
+              </w:rPr>
+              <w:t xml:space="preserve">📹 VIDEO:</w:t>
+            </w:r>
+          </w:p>
+          <w:p>
+            <w:pPr>
+              <w:spacing w:after="20" w:before="0"/>
+            </w:pPr>
+            <w:hyperlink w:history="1" r:id="rIdkl5troic9ord_dslkh7fd">
+              <w:r>
+                <w:rPr>
+                  <w:rFonts w:ascii="Arial" w:cs="Arial" w:eastAsia="Arial" w:hAnsi="Arial"/>
+                  <w:color w:val="2E75B6"/>
+                  <w:sz w:val="16"/>
+                  <w:szCs w:val="16"/>
+                  <w:u w:val="single" w:color="2E75B6"/>
+                </w:rPr>
+                <w:t xml:space="preserve">Pressure and Pascal's principle (part 1)</w:t>
+              </w:r>
+            </w:hyperlink>
+          </w:p>
+          <w:p>
+            <w:pPr>
+              <w:spacing w:after="10" w:before="0"/>
+              <w:ind w:left="120"/>
+            </w:pPr>
+            <w:r>
+              <w:rPr>
+                <w:rFonts w:ascii="Arial" w:cs="Arial" w:eastAsia="Arial" w:hAnsi="Arial"/>
+                <w:color w:val="595959"/>
+                <w:sz w:val="14"/>
+                <w:szCs w:val="14"/>
+              </w:rPr>
+              <w:t xml:space="preserve">Source: Khan Academy (English - US curriculum)</w:t>
+            </w:r>
+          </w:p>
+          <w:p>
+            <w:pPr>
+              <w:spacing w:after="10" w:before="0"/>
+              <w:ind w:left="120"/>
+            </w:pPr>
+            <w:hyperlink w:history="1" r:id="rIdwzj4ws3votgh_3d7mbhif">
+              <w:r>
+                <w:rPr>
+                  <w:rFonts w:ascii="Arial" w:cs="Arial" w:eastAsia="Arial" w:hAnsi="Arial"/>
+                  <w:color w:val="595959"/>
+                  <w:sz w:val="14"/>
+                  <w:szCs w:val="14"/>
+                  <w:u w:val="single" w:color="595959"/>
+                </w:rPr>
+                <w:t xml:space="preserve">🔍 Search ARES for similar videos</w:t>
+              </w:r>
+            </w:hyperlink>
+          </w:p>
+          <w:p>
+            <w:pPr>
+              <w:spacing w:after="40" w:before="0"/>
+            </w:pPr>
+            <w:r>
+              <w:rPr>
+                <w:sz w:val="14"/>
+                <w:szCs w:val="14"/>
+              </w:rPr>
+              <w:t xml:space="preserve"/>
+            </w:r>
+          </w:p>
+          <w:p>
+            <w:pPr>
+              <w:spacing w:after="20" w:before="0"/>
+            </w:pPr>
+            <w:r>
+              <w:rPr>
+                <w:rFonts w:ascii="Arial" w:cs="Arial" w:eastAsia="Arial" w:hAnsi="Arial"/>
+                <w:b/>
+                <w:bCs/>
+                <w:color w:val="1F3864"/>
+                <w:sz w:val="16"/>
+                <w:szCs w:val="16"/>
+              </w:rPr>
+              <w:t xml:space="preserve">📖 HTML:</w:t>
+            </w:r>
+          </w:p>
+          <w:p>
+            <w:pPr>
+              <w:spacing w:after="20" w:before="0"/>
+            </w:pPr>
+            <w:hyperlink w:history="1" r:id="rIdfpqp7qcvq-aoqn-1nf03n">
               <w:r>
                 <w:rPr>
                   <w:rFonts w:ascii="Arial" w:cs="Arial" w:eastAsia="Arial" w:hAnsi="Arial"/>
@@ -26637,7 +27249,7 @@
               <w:spacing w:after="10" w:before="0"/>
               <w:ind w:left="120"/>
             </w:pPr>
-            <w:hyperlink w:history="1" r:id="rIdca2rtp5t3o8i7hw482wxy">
+            <w:hyperlink w:history="1" r:id="rIdtjz1umbp-jq9-d_sh-paj">
               <w:r>
                 <w:rPr>
                   <w:rFonts w:ascii="Arial" w:cs="Arial" w:eastAsia="Arial" w:hAnsi="Arial"/>
@@ -26679,7 +27291,7 @@
                 <w:sz w:val="18"/>
                 <w:szCs w:val="18"/>
               </w:rPr>
-              <w:t xml:space="preserve">The teacher places the original crushed jerrycan from Lesson 1 on the front demonstration table. Students observe it silently for 30 seconds. The teacher then asks: 'If I were to re-inflate this jerrycan — pump air back in through this nozzle — what do you predict will happen and why? Use the language of pressure.' Students write a one-sentence prediction with an equation before the demonstration. The teacher uses a bicycle pump to inject air back into the jerrycan through a one-way valve. Students observe the jerrycan slowly pop back to its original shape. Students annotate their observation: 'The jerrycan recovered because...' The teacher then removes air again (using the hand pump) and students watch the collapse re-occur. Students annotate: 'The jerrycan collapsed because...' This re-observation with new vocabulary transforms the familiar phenomenon into a quantitative event rather than a surprising trick. Students are now ready to give a full causal explanation.</w:t>
+              <w:t xml:space="preserve">The class Driving Question Board — maintained since Lesson 1 — is displayed at the front. The teacher reads aloud every question card posted across the nine lessons. Students vote (thumbs up, thumbs sideways, thumbs down) for each card: thumbs up means fully answered, thumbs sideways means partially answered or answered in a new way, thumbs down means still open or now pointing to future learning. For each card, the student who posted it (or any volunteer) states in one sentence how the unit answered it. Cards are physically moved into three columns: ANSWERED, LEADS TO FUTURE INQUIRY, and NEW QUESTIONS THIS UNIT CREATED. The class identifies which new questions connect to upcoming sub-strands (for example, questions about floating objects connect to upthrust and Archimedes principle; questions about wind pressure connect to fluid dynamics in later physics). Students celebrate that some of their new questions are more sophisticated than their original ones — a sign of genuine scientific thinking. The driving question itself — 'Why did the jerrycan crush itself and how does the invisible push of fluids move mountains, save lives, and power machines across Kenya?' — is answered by a student volunteer reading the class-canonical 5-sentence explanation from the board.</w:t>
             </w:r>
           </w:p>
         </w:tc>
@@ -26711,7 +27323,7 @@
                 <w:sz w:val="18"/>
                 <w:szCs w:val="18"/>
               </w:rPr>
-              <w:t xml:space="preserve">Teacher holds up the crushed jerrycan and says: 'You have seen this before. But this time, you are not the same students who saw it in Lesson 1. Look at it again with everything you now know.' [WAIT TIME: 30 seconds of silent observation.] Teacher says: 'Before I touch it, write one sentence: if I pump air back in, what happens and what equation tells you so?' [WAIT TIME: 45 seconds.] Teacher pumps air in slowly, narrating: 'I am increasing the internal pressure. Watch.' After the jerrycan recovers, teacher says: 'What equation just played out in front of you?' [WAIT TIME: 6 seconds.] Expect students to call out Boyle Law (PV = constant, as V increased, P ratio changed) and pressure balance. Teacher affirms: 'Yes — Boyle Law, and pressure equilibrium. Now I am removing air again. Watch the collapse. This time, I want you to narrate it in your head using pressure language.' [WAIT TIME: collapse takes 20 to 30 seconds — full silent observation.] Teacher says: 'What you just narrated in your head — that is what your group will present in the next phase.'</w:t>
+              <w:t xml:space="preserve">Teacher stands at the DQB and says: 'This board has carried our curiosity for nine lessons. Every question on here was asked by someone in this room. Let us honour them by answering them.' Teacher reads each card clearly. After each vote, teacher says: 'Who posted this? Can you answer it now?' If the student who posted it is unsure, teacher opens to the class: 'Who can help?' [WAIT TIME: 6 seconds before opening to the class.] Teacher makes a point of praising cards that led to rich inquiry: 'This question about whether our bodies feel atmospheric pressure — that led us to the Magdeburg hemisphere, to barometers, to the entire atmospheric pressure lesson. That is what good scientific questions do.' After all cards are sorted, teacher asks: 'Look at the NEW QUESTIONS column. Are these better questions than the ones you asked in Lesson 1?' [WAIT TIME: 8 seconds — expect students to recognise that their new questions are more specific and use technical vocabulary.] Teacher concludes: 'A scientist who ends a unit with better questions than they started with has done real science. That is what you have done.' Teacher invites one student to read the driving question aloud, then invites another to read the class-canonical 5-sentence answer. Teacher says: 'The jerrycan is no longer a mystery. You solved it.'</w:t>
             </w:r>
           </w:p>
         </w:tc>
@@ -26743,7 +27355,7 @@
                 <w:sz w:val="18"/>
                 <w:szCs w:val="18"/>
               </w:rPr>
-              <w:t xml:space="preserve">Re-observing the phenomenon after instruction (a Return to Phenomenon strategy) allows students to experience the shift from puzzlement to explanation. Watching the jerrycan both recover and re-collapse makes the pressure differential concrete and bidirectional, deepening understanding of equilibrium. Asking students to narrate internally before presenting externally scaffolds the explanation task.</w:t>
+              <w:t xml:space="preserve">The DQB resolution ritual closes the inquiry cycle explicitly and publicly. Sorting cards into three columns models how science works — some questions get answered, some open new questions, some remain at the frontier. Celebrating new questions as a sign of growth reframes the end of a unit not as the end of curiosity but as the beginning of the next inquiry. Connecting unanswered questions to future sub-strands motivates continued engagement.</w:t>
             </w:r>
           </w:p>
         </w:tc>
@@ -26775,7 +27387,7 @@
                 <w:sz w:val="18"/>
                 <w:szCs w:val="18"/>
               </w:rPr>
-              <w:t xml:space="preserve">Teacher listens to spontaneous student comments during the re-observation. Listen for: (1) correct use of pressure differential; (2) reference to atmospheric pressure acting inward; (3) reference to Boyle Law during re-inflation. Common misconceptions to catch: students saying 'the air was sucked in' (passive) rather than 'atmospheric pressure pushed the walls inward when the internal pressure dropped' (active, directional, causal).</w:t>
+              <w:t xml:space="preserve">Teacher assesses oral responses as students answer their original question cards. Look for: (1) use of unit vocabulary in the answer; (2) ability to connect the answered question to the phenomenon; (3) quality of new questions generated (more specific and technical = higher order thinking). Teacher notes any persistent misconceptions surfaced during the DQB review for inclusion in the teacher reflection.</w:t>
             </w:r>
           </w:p>
         </w:tc>
@@ -26784,32 +27396,32 @@
         <w:tc>
           <w:tcPr>
             <w:tcW w:type="dxa" w:w="1520"/>
-            <w:shd w:fill="E2EFDA" w:color="auto" w:val="clear"/>
-            <w:tcMar>
-              <w:top w:type="dxa" w:w="60"/>
-              <w:left w:type="dxa" w:w="120"/>
-              <w:bottom w:type="dxa" w:w="60"/>
-              <w:right w:type="dxa" w:w="120"/>
-            </w:tcMar>
-            <w:vAlign w:val="top"/>
-          </w:tcPr>
-          <w:p>
-            <w:pPr>
-              <w:spacing w:after="40" w:before="0"/>
-              <w:jc w:val="left"/>
-            </w:pPr>
-            <w:r>
-              <w:rPr>
-                <w:rFonts w:ascii="Arial" w:cs="Arial" w:eastAsia="Arial" w:hAnsi="Arial"/>
-                <w:b/>
-                <w:bCs/>
-                <w:i w:val="false"/>
-                <w:iCs w:val="false"/>
-                <w:color w:val="000000"/>
-                <w:sz w:val="18"/>
-                <w:szCs w:val="18"/>
-              </w:rPr>
-              <w:t xml:space="preserve">Explain Phase</w:t>
+            <w:shd w:fill="D5E8F0" w:color="auto" w:val="clear"/>
+            <w:tcMar>
+              <w:top w:type="dxa" w:w="60"/>
+              <w:left w:type="dxa" w:w="120"/>
+              <w:bottom w:type="dxa" w:w="60"/>
+              <w:right w:type="dxa" w:w="120"/>
+            </w:tcMar>
+            <w:vAlign w:val="top"/>
+          </w:tcPr>
+          <w:p>
+            <w:pPr>
+              <w:spacing w:after="40" w:before="0"/>
+              <w:jc w:val="left"/>
+            </w:pPr>
+            <w:r>
+              <w:rPr>
+                <w:rFonts w:ascii="Arial" w:cs="Arial" w:eastAsia="Arial" w:hAnsi="Arial"/>
+                <w:b/>
+                <w:bCs/>
+                <w:i w:val="false"/>
+                <w:iCs w:val="false"/>
+                <w:color w:val="000000"/>
+                <w:sz w:val="18"/>
+                <w:szCs w:val="18"/>
+              </w:rPr>
+              <w:t xml:space="preserve">Model Building Phase</w:t>
             </w:r>
           </w:p>
           <w:p>
@@ -26832,7 +27444,7 @@
             <w:pPr>
               <w:spacing w:after="20" w:before="0"/>
             </w:pPr>
-            <w:hyperlink w:history="1" r:id="rIdctb8wkxnqoteff0rrygxi">
+            <w:hyperlink w:history="1" r:id="rIdkzac73hkmhqooopmx2s7y">
               <w:r>
                 <w:rPr>
                   <w:rFonts w:ascii="Arial" w:cs="Arial" w:eastAsia="Arial" w:hAnsi="Arial"/>
@@ -26841,7 +27453,7 @@
                   <w:szCs w:val="16"/>
                   <w:u w:val="single" w:color="2E75B6"/>
                 </w:rPr>
-                <w:t xml:space="preserve">Video: Resistance in a Wire</w:t>
+                <w:t xml:space="preserve">Pressure and Pascal's principle (part 1)</w:t>
               </w:r>
             </w:hyperlink>
           </w:p>
@@ -26857,7 +27469,7 @@
                 <w:sz w:val="14"/>
                 <w:szCs w:val="14"/>
               </w:rPr>
-              <w:t xml:space="preserve">Source: PhET Interactive Simulations (English)</w:t>
+              <w:t xml:space="preserve">Source: Khan Academy (English - US curriculum)</w:t>
             </w:r>
           </w:p>
           <w:p>
@@ -26865,7 +27477,7 @@
               <w:spacing w:after="10" w:before="0"/>
               <w:ind w:left="120"/>
             </w:pPr>
-            <w:hyperlink w:history="1" r:id="rIdp-9zv4zwxtrx_t4zlohrz">
+            <w:hyperlink w:history="1" r:id="rIdik1cfanxywtgp-hdkcqpz">
               <w:r>
                 <w:rPr>
                   <w:rFonts w:ascii="Arial" w:cs="Arial" w:eastAsia="Arial" w:hAnsi="Arial"/>
@@ -26910,7 +27522,7 @@
             <w:pPr>
               <w:spacing w:after="20" w:before="0"/>
             </w:pPr>
-            <w:hyperlink w:history="1" r:id="rIdjdcoxopbga2jsn_lxrrlr">
+            <w:hyperlink w:history="1" r:id="rIde7z0fklj_p2snlt0virhc">
               <w:r>
                 <w:rPr>
                   <w:rFonts w:ascii="Arial" w:cs="Arial" w:eastAsia="Arial" w:hAnsi="Arial"/>
@@ -26943,619 +27555,7 @@
               <w:spacing w:after="10" w:before="0"/>
               <w:ind w:left="120"/>
             </w:pPr>
-            <w:hyperlink w:history="1" r:id="rIdaw0zgwly12fafkfstn-gv">
-              <w:r>
-                <w:rPr>
-                  <w:rFonts w:ascii="Arial" w:cs="Arial" w:eastAsia="Arial" w:hAnsi="Arial"/>
-                  <w:color w:val="595959"/>
-                  <w:sz w:val="14"/>
-                  <w:szCs w:val="14"/>
-                  <w:u w:val="single" w:color="595959"/>
-                </w:rPr>
-                <w:t xml:space="preserve">🔍 Search ARES for similar readings</w:t>
-              </w:r>
-            </w:hyperlink>
-          </w:p>
-        </w:tc>
-        <w:tc>
-          <w:tcPr>
-            <w:tcW w:type="dxa" w:w="3040"/>
-            <w:shd w:fill="FFFFFF" w:color="auto" w:val="clear"/>
-            <w:tcMar>
-              <w:top w:type="dxa" w:w="60"/>
-              <w:left w:type="dxa" w:w="120"/>
-              <w:bottom w:type="dxa" w:w="60"/>
-              <w:right w:type="dxa" w:w="120"/>
-            </w:tcMar>
-            <w:vAlign w:val="top"/>
-          </w:tcPr>
-          <w:p>
-            <w:pPr>
-              <w:spacing w:after="40" w:before="0"/>
-              <w:jc w:val="left"/>
-            </w:pPr>
-            <w:r>
-              <w:rPr>
-                <w:rFonts w:ascii="Arial" w:cs="Arial" w:eastAsia="Arial" w:hAnsi="Arial"/>
-                <w:b w:val="false"/>
-                <w:bCs w:val="false"/>
-                <w:i w:val="false"/>
-                <w:iCs w:val="false"/>
-                <w:color w:val="000000"/>
-                <w:sz w:val="18"/>
-                <w:szCs w:val="18"/>
-              </w:rPr>
-              <w:t xml:space="preserve">Groups (same groups from previous lessons) have 8 minutes to finalise their cumulative model using the Three-Layer Model Framework poster provided: Layer 1 (Particle Level) — draw and annotate a cross-section of the jerrycan showing air molecule collisions on both surfaces before and after air removal; Layer 2 (Equation Level) — write and annotate the relevant equations: P equals F divided by A, P equals rho g h, PV equals constant, F1 divided by A1 equals F2 divided by A2, and the standard atmospheric pressure value of 101,325 Pa; Layer 3 (Application Level) — name two Kenyan applications from the unit (for example, Sasumua Dam, matatu hydraulic brakes, Kenya Meteorological Department barometer, Mombasa diver, Nairobi water tower, medical syringe) and explain which pressure principle each one uses. Each group then gives a 2-minute presentation. One member narrates Layer 1, one narrates Layer 2, one narrates Layer 3. The class uses a peer feedback protocol: two stars (two things the group explained clearly) and one question (one thing they want the group to clarify). Teacher records the best student-generated sentences on the board as the class builds a collective canonical explanation of the jerrycan phenomenon.</w:t>
-            </w:r>
-          </w:p>
-        </w:tc>
-        <w:tc>
-          <w:tcPr>
-            <w:tcW w:type="dxa" w:w="3040"/>
-            <w:shd w:fill="F2F2F2" w:color="auto" w:val="clear"/>
-            <w:tcMar>
-              <w:top w:type="dxa" w:w="60"/>
-              <w:left w:type="dxa" w:w="120"/>
-              <w:bottom w:type="dxa" w:w="60"/>
-              <w:right w:type="dxa" w:w="120"/>
-            </w:tcMar>
-            <w:vAlign w:val="top"/>
-          </w:tcPr>
-          <w:p>
-            <w:pPr>
-              <w:spacing w:after="40" w:before="0"/>
-              <w:jc w:val="left"/>
-            </w:pPr>
-            <w:r>
-              <w:rPr>
-                <w:rFonts w:ascii="Arial" w:cs="Arial" w:eastAsia="Arial" w:hAnsi="Arial"/>
-                <w:b w:val="false"/>
-                <w:bCs w:val="false"/>
-                <w:i w:val="false"/>
-                <w:iCs w:val="false"/>
-                <w:color w:val="000000"/>
-                <w:sz w:val="18"/>
-                <w:szCs w:val="18"/>
-              </w:rPr>
-              <w:t xml:space="preserve">Teacher distributes the Three-Layer Model Framework poster and says: 'You have 8 minutes. Your model must answer the driving question completely — not partly, completely. Every layer must connect back to the jerrycan. Go.' [WAIT TIME: 8 minutes of group work — teacher circulates, pressing groups with: 'What is the pressure difference in Pascals?', 'Show me where Boyle Law appears in your Layer 1 diagram.', 'Which Kenyan application uses Pascal principle and which uses Boyle Law?'] Teacher signals time. Groups present in sequence. After each group, teacher asks the class: 'Did they explain why the jerrycan walls moved inward — not just that they did?' [WAIT TIME: 4 seconds.] Teacher uses targeted press after each presentation: 'You said the pressure outside was greater. Greater by how much? Can anyone put a number on that?' [WAIT TIME: 8 seconds.] After all groups, teacher synthesises the best elements into a class-canonical 5-sentence explanation written on the board collaboratively: (1) Atmospheric pressure at sea level is approximately 101,325 Pa, meaning air molecules exert this force on every square metre of any surface. (2) When the jerrycan was sealed and air was removed, internal pressure dropped below 101,325 Pa. (3) The pressure difference — Boyle Law: PV equals constant — meant the reduced air inside could no longer balance the outside push. (4) The net inward force on each side of the jerrycan wall equalled the pressure difference multiplied by the wall area (F equals delta P multiplied by A). (5) The same principle — pressure transmitted through fluids — explains the Sasumua Dam walls, matatu hydraulic brakes, and the Mombasa diver experience.</w:t>
-            </w:r>
-          </w:p>
-        </w:tc>
-        <w:tc>
-          <w:tcPr>
-            <w:tcW w:type="dxa" w:w="3040"/>
-            <w:shd w:fill="FFFFFF" w:color="auto" w:val="clear"/>
-            <w:tcMar>
-              <w:top w:type="dxa" w:w="60"/>
-              <w:left w:type="dxa" w:w="120"/>
-              <w:bottom w:type="dxa" w:w="60"/>
-              <w:right w:type="dxa" w:w="120"/>
-            </w:tcMar>
-            <w:vAlign w:val="top"/>
-          </w:tcPr>
-          <w:p>
-            <w:pPr>
-              <w:spacing w:after="40" w:before="0"/>
-              <w:jc w:val="left"/>
-            </w:pPr>
-            <w:r>
-              <w:rPr>
-                <w:rFonts w:ascii="Arial" w:cs="Arial" w:eastAsia="Arial" w:hAnsi="Arial"/>
-                <w:b w:val="false"/>
-                <w:bCs w:val="false"/>
-                <w:i w:val="false"/>
-                <w:iCs w:val="false"/>
-                <w:color w:val="000000"/>
-                <w:sz w:val="18"/>
-                <w:szCs w:val="18"/>
-              </w:rPr>
-              <w:t xml:space="preserve">The Three-Layer Model Framework forces students to operate simultaneously at particle, mathematical, and application levels — the hallmark of deep scientific understanding. Public group presentations make explanations contestable and refinable. Building a class-canonical explanation together models how scientific consensus is constructed. Recording the canonical explanation on the board gives students an authoritative reference they authored themselves.</w:t>
-            </w:r>
-          </w:p>
-        </w:tc>
-        <w:tc>
-          <w:tcPr>
-            <w:tcW w:type="dxa" w:w="3040"/>
-            <w:shd w:fill="F2F2F2" w:color="auto" w:val="clear"/>
-            <w:tcMar>
-              <w:top w:type="dxa" w:w="60"/>
-              <w:left w:type="dxa" w:w="120"/>
-              <w:bottom w:type="dxa" w:w="60"/>
-              <w:right w:type="dxa" w:w="120"/>
-            </w:tcMar>
-            <w:vAlign w:val="top"/>
-          </w:tcPr>
-          <w:p>
-            <w:pPr>
-              <w:spacing w:after="40" w:before="0"/>
-              <w:jc w:val="left"/>
-            </w:pPr>
-            <w:r>
-              <w:rPr>
-                <w:rFonts w:ascii="Arial" w:cs="Arial" w:eastAsia="Arial" w:hAnsi="Arial"/>
-                <w:b w:val="false"/>
-                <w:bCs w:val="false"/>
-                <w:i w:val="false"/>
-                <w:iCs w:val="false"/>
-                <w:color w:val="000000"/>
-                <w:sz w:val="18"/>
-                <w:szCs w:val="18"/>
-              </w:rPr>
-              <w:t xml:space="preserve">Teacher uses the Three-Layer poster as a rubric: Layer 1 assessed for particle-level accuracy (bidirectional pressure, net force direction); Layer 2 assessed for correct equation use with units; Layer 3 assessed for correct identification of which principle each application uses. Teacher notes groups that conflate Boyle Law and Pascal principle (a common confusion) for immediate in-flight correction during presentations.</w:t>
-            </w:r>
-          </w:p>
-        </w:tc>
-      </w:tr>
-      <w:tr>
-        <w:tc>
-          <w:tcPr>
-            <w:tcW w:type="dxa" w:w="1520"/>
-            <w:shd w:fill="FCE4D6" w:color="auto" w:val="clear"/>
-            <w:tcMar>
-              <w:top w:type="dxa" w:w="60"/>
-              <w:left w:type="dxa" w:w="120"/>
-              <w:bottom w:type="dxa" w:w="60"/>
-              <w:right w:type="dxa" w:w="120"/>
-            </w:tcMar>
-            <w:vAlign w:val="top"/>
-          </w:tcPr>
-          <w:p>
-            <w:pPr>
-              <w:spacing w:after="40" w:before="0"/>
-              <w:jc w:val="left"/>
-            </w:pPr>
-            <w:r>
-              <w:rPr>
-                <w:rFonts w:ascii="Arial" w:cs="Arial" w:eastAsia="Arial" w:hAnsi="Arial"/>
-                <w:b/>
-                <w:bCs/>
-                <w:i w:val="false"/>
-                <w:iCs w:val="false"/>
-                <w:color w:val="000000"/>
-                <w:sz w:val="18"/>
-                <w:szCs w:val="18"/>
-              </w:rPr>
-              <w:t xml:space="preserve">Driving Question Board (DQB) Creation</w:t>
-            </w:r>
-          </w:p>
-          <w:p>
-            <w:pPr>
-              <w:spacing w:after="20" w:before="0"/>
-            </w:pPr>
-            <w:r>
-              <w:rPr>
-                <w:rFonts w:ascii="Arial" w:cs="Arial" w:eastAsia="Arial" w:hAnsi="Arial"/>
-                <w:b/>
-                <w:bCs/>
-                <w:color w:val="1F3864"/>
-                <w:sz w:val="16"/>
-                <w:szCs w:val="16"/>
-              </w:rPr>
-              <w:t xml:space="preserve">📹 VIDEO:</w:t>
-            </w:r>
-          </w:p>
-          <w:p>
-            <w:pPr>
-              <w:spacing w:after="20" w:before="0"/>
-            </w:pPr>
-            <w:hyperlink w:history="1" r:id="rIderdnugtkuhfnd44w9q5me">
-              <w:r>
-                <w:rPr>
-                  <w:rFonts w:ascii="Arial" w:cs="Arial" w:eastAsia="Arial" w:hAnsi="Arial"/>
-                  <w:color w:val="2E75B6"/>
-                  <w:sz w:val="16"/>
-                  <w:szCs w:val="16"/>
-                  <w:u w:val="single" w:color="2E75B6"/>
-                </w:rPr>
-                <w:t xml:space="preserve">Video: Resistance in a Wire</w:t>
-              </w:r>
-            </w:hyperlink>
-          </w:p>
-          <w:p>
-            <w:pPr>
-              <w:spacing w:after="10" w:before="0"/>
-              <w:ind w:left="120"/>
-            </w:pPr>
-            <w:r>
-              <w:rPr>
-                <w:rFonts w:ascii="Arial" w:cs="Arial" w:eastAsia="Arial" w:hAnsi="Arial"/>
-                <w:color w:val="595959"/>
-                <w:sz w:val="14"/>
-                <w:szCs w:val="14"/>
-              </w:rPr>
-              <w:t xml:space="preserve">Source: PhET Interactive Simulations (English)</w:t>
-            </w:r>
-          </w:p>
-          <w:p>
-            <w:pPr>
-              <w:spacing w:after="10" w:before="0"/>
-              <w:ind w:left="120"/>
-            </w:pPr>
-            <w:hyperlink w:history="1" r:id="rIdqpjpze1ww_weq3x_qejwz">
-              <w:r>
-                <w:rPr>
-                  <w:rFonts w:ascii="Arial" w:cs="Arial" w:eastAsia="Arial" w:hAnsi="Arial"/>
-                  <w:color w:val="595959"/>
-                  <w:sz w:val="14"/>
-                  <w:szCs w:val="14"/>
-                  <w:u w:val="single" w:color="595959"/>
-                </w:rPr>
-                <w:t xml:space="preserve">🔍 Search ARES for similar videos</w:t>
-              </w:r>
-            </w:hyperlink>
-          </w:p>
-          <w:p>
-            <w:pPr>
-              <w:spacing w:after="40" w:before="0"/>
-            </w:pPr>
-            <w:r>
-              <w:rPr>
-                <w:sz w:val="14"/>
-                <w:szCs w:val="14"/>
-              </w:rPr>
-              <w:t xml:space="preserve"/>
-            </w:r>
-          </w:p>
-          <w:p>
-            <w:pPr>
-              <w:spacing w:after="20" w:before="0"/>
-            </w:pPr>
-            <w:r>
-              <w:rPr>
-                <w:rFonts w:ascii="Arial" w:cs="Arial" w:eastAsia="Arial" w:hAnsi="Arial"/>
-                <w:b/>
-                <w:bCs/>
-                <w:color w:val="1F3864"/>
-                <w:sz w:val="16"/>
-                <w:szCs w:val="16"/>
-              </w:rPr>
-              <w:t xml:space="preserve">📖 HTML:</w:t>
-            </w:r>
-          </w:p>
-          <w:p>
-            <w:pPr>
-              <w:spacing w:after="20" w:before="0"/>
-            </w:pPr>
-            <w:hyperlink w:history="1" r:id="rIdjr1zgwx4dm6zt2v8vltzr">
-              <w:r>
-                <w:rPr>
-                  <w:rFonts w:ascii="Arial" w:cs="Arial" w:eastAsia="Arial" w:hAnsi="Arial"/>
-                  <w:color w:val="2E75B6"/>
-                  <w:sz w:val="16"/>
-                  <w:szCs w:val="16"/>
-                  <w:u w:val="single" w:color="2E75B6"/>
-                </w:rPr>
-                <w:t xml:space="preserve">Atmospheric Pressure (Flexbook)</w:t>
-              </w:r>
-            </w:hyperlink>
-          </w:p>
-          <w:p>
-            <w:pPr>
-              <w:spacing w:after="10" w:before="0"/>
-              <w:ind w:left="120"/>
-            </w:pPr>
-            <w:r>
-              <w:rPr>
-                <w:rFonts w:ascii="Arial" w:cs="Arial" w:eastAsia="Arial" w:hAnsi="Arial"/>
-                <w:color w:val="595959"/>
-                <w:sz w:val="14"/>
-                <w:szCs w:val="14"/>
-              </w:rPr>
-              <w:t xml:space="preserve">Source: CK-12</w:t>
-            </w:r>
-          </w:p>
-          <w:p>
-            <w:pPr>
-              <w:spacing w:after="10" w:before="0"/>
-              <w:ind w:left="120"/>
-            </w:pPr>
-            <w:hyperlink w:history="1" r:id="rIdtpcuufjitseqlrl5b1hu5">
-              <w:r>
-                <w:rPr>
-                  <w:rFonts w:ascii="Arial" w:cs="Arial" w:eastAsia="Arial" w:hAnsi="Arial"/>
-                  <w:color w:val="595959"/>
-                  <w:sz w:val="14"/>
-                  <w:szCs w:val="14"/>
-                  <w:u w:val="single" w:color="595959"/>
-                </w:rPr>
-                <w:t xml:space="preserve">🔍 Search ARES for similar readings</w:t>
-              </w:r>
-            </w:hyperlink>
-          </w:p>
-        </w:tc>
-        <w:tc>
-          <w:tcPr>
-            <w:tcW w:type="dxa" w:w="3040"/>
-            <w:shd w:fill="FFFFFF" w:color="auto" w:val="clear"/>
-            <w:tcMar>
-              <w:top w:type="dxa" w:w="60"/>
-              <w:left w:type="dxa" w:w="120"/>
-              <w:bottom w:type="dxa" w:w="60"/>
-              <w:right w:type="dxa" w:w="120"/>
-            </w:tcMar>
-            <w:vAlign w:val="top"/>
-          </w:tcPr>
-          <w:p>
-            <w:pPr>
-              <w:spacing w:after="40" w:before="0"/>
-              <w:jc w:val="left"/>
-            </w:pPr>
-            <w:r>
-              <w:rPr>
-                <w:rFonts w:ascii="Arial" w:cs="Arial" w:eastAsia="Arial" w:hAnsi="Arial"/>
-                <w:b w:val="false"/>
-                <w:bCs w:val="false"/>
-                <w:i w:val="false"/>
-                <w:iCs w:val="false"/>
-                <w:color w:val="000000"/>
-                <w:sz w:val="18"/>
-                <w:szCs w:val="18"/>
-              </w:rPr>
-              <w:t xml:space="preserve">The class Driving Question Board — maintained since Lesson 1 — is displayed at the front. The teacher reads aloud every question card posted across the nine lessons. Students vote (thumbs up, thumbs sideways, thumbs down) for each card: thumbs up means fully answered, thumbs sideways means partially answered or answered in a new way, thumbs down means still open or now pointing to future learning. For each card, the student who posted it (or any volunteer) states in one sentence how the unit answered it. Cards are physically moved into three columns: ANSWERED, LEADS TO FUTURE INQUIRY, and NEW QUESTIONS THIS UNIT CREATED. The class identifies which new questions connect to upcoming sub-strands (for example, questions about floating objects connect to upthrust and Archimedes principle; questions about wind pressure connect to fluid dynamics in later physics). Students celebrate that some of their new questions are more sophisticated than their original ones — a sign of genuine scientific thinking. The driving question itself — 'Why did the jerrycan crush itself and how does the invisible push of fluids move mountains, save lives, and power machines across Kenya?' — is answered by a student volunteer reading the class-canonical 5-sentence explanation from the board.</w:t>
-            </w:r>
-          </w:p>
-        </w:tc>
-        <w:tc>
-          <w:tcPr>
-            <w:tcW w:type="dxa" w:w="3040"/>
-            <w:shd w:fill="F2F2F2" w:color="auto" w:val="clear"/>
-            <w:tcMar>
-              <w:top w:type="dxa" w:w="60"/>
-              <w:left w:type="dxa" w:w="120"/>
-              <w:bottom w:type="dxa" w:w="60"/>
-              <w:right w:type="dxa" w:w="120"/>
-            </w:tcMar>
-            <w:vAlign w:val="top"/>
-          </w:tcPr>
-          <w:p>
-            <w:pPr>
-              <w:spacing w:after="40" w:before="0"/>
-              <w:jc w:val="left"/>
-            </w:pPr>
-            <w:r>
-              <w:rPr>
-                <w:rFonts w:ascii="Arial" w:cs="Arial" w:eastAsia="Arial" w:hAnsi="Arial"/>
-                <w:b w:val="false"/>
-                <w:bCs w:val="false"/>
-                <w:i w:val="false"/>
-                <w:iCs w:val="false"/>
-                <w:color w:val="000000"/>
-                <w:sz w:val="18"/>
-                <w:szCs w:val="18"/>
-              </w:rPr>
-              <w:t xml:space="preserve">Teacher stands at the DQB and says: 'This board has carried our curiosity for nine lessons. Every question on here was asked by someone in this room. Let us honour them by answering them.' Teacher reads each card clearly. After each vote, teacher says: 'Who posted this? Can you answer it now?' If the student who posted it is unsure, teacher opens to the class: 'Who can help?' [WAIT TIME: 6 seconds before opening to the class.] Teacher makes a point of praising cards that led to rich inquiry: 'This question about whether our bodies feel atmospheric pressure — that led us to the Magdeburg hemisphere, to barometers, to the entire atmospheric pressure lesson. That is what good scientific questions do.' After all cards are sorted, teacher asks: 'Look at the NEW QUESTIONS column. Are these better questions than the ones you asked in Lesson 1?' [WAIT TIME: 8 seconds — expect students to recognise that their new questions are more specific and use technical vocabulary.] Teacher concludes: 'A scientist who ends a unit with better questions than they started with has done real science. That is what you have done.' Teacher invites one student to read the driving question aloud, then invites another to read the class-canonical 5-sentence answer. Teacher says: 'The jerrycan is no longer a mystery. You solved it.'</w:t>
-            </w:r>
-          </w:p>
-        </w:tc>
-        <w:tc>
-          <w:tcPr>
-            <w:tcW w:type="dxa" w:w="3040"/>
-            <w:shd w:fill="FFFFFF" w:color="auto" w:val="clear"/>
-            <w:tcMar>
-              <w:top w:type="dxa" w:w="60"/>
-              <w:left w:type="dxa" w:w="120"/>
-              <w:bottom w:type="dxa" w:w="60"/>
-              <w:right w:type="dxa" w:w="120"/>
-            </w:tcMar>
-            <w:vAlign w:val="top"/>
-          </w:tcPr>
-          <w:p>
-            <w:pPr>
-              <w:spacing w:after="40" w:before="0"/>
-              <w:jc w:val="left"/>
-            </w:pPr>
-            <w:r>
-              <w:rPr>
-                <w:rFonts w:ascii="Arial" w:cs="Arial" w:eastAsia="Arial" w:hAnsi="Arial"/>
-                <w:b w:val="false"/>
-                <w:bCs w:val="false"/>
-                <w:i w:val="false"/>
-                <w:iCs w:val="false"/>
-                <w:color w:val="000000"/>
-                <w:sz w:val="18"/>
-                <w:szCs w:val="18"/>
-              </w:rPr>
-              <w:t xml:space="preserve">The DQB resolution ritual closes the inquiry cycle explicitly and publicly. Sorting cards into three columns models how science works — some questions get answered, some open new questions, some remain at the frontier. Celebrating new questions as a sign of growth reframes the end of a unit not as the end of curiosity but as the beginning of the next inquiry. Connecting unanswered questions to future sub-strands motivates continued engagement.</w:t>
-            </w:r>
-          </w:p>
-        </w:tc>
-        <w:tc>
-          <w:tcPr>
-            <w:tcW w:type="dxa" w:w="3040"/>
-            <w:shd w:fill="F2F2F2" w:color="auto" w:val="clear"/>
-            <w:tcMar>
-              <w:top w:type="dxa" w:w="60"/>
-              <w:left w:type="dxa" w:w="120"/>
-              <w:bottom w:type="dxa" w:w="60"/>
-              <w:right w:type="dxa" w:w="120"/>
-            </w:tcMar>
-            <w:vAlign w:val="top"/>
-          </w:tcPr>
-          <w:p>
-            <w:pPr>
-              <w:spacing w:after="40" w:before="0"/>
-              <w:jc w:val="left"/>
-            </w:pPr>
-            <w:r>
-              <w:rPr>
-                <w:rFonts w:ascii="Arial" w:cs="Arial" w:eastAsia="Arial" w:hAnsi="Arial"/>
-                <w:b w:val="false"/>
-                <w:bCs w:val="false"/>
-                <w:i w:val="false"/>
-                <w:iCs w:val="false"/>
-                <w:color w:val="000000"/>
-                <w:sz w:val="18"/>
-                <w:szCs w:val="18"/>
-              </w:rPr>
-              <w:t xml:space="preserve">Teacher assesses oral responses as students answer their original question cards. Look for: (1) use of unit vocabulary in the answer; (2) ability to connect the answered question to the phenomenon; (3) quality of new questions generated (more specific and technical = higher order thinking). Teacher notes any persistent misconceptions surfaced during the DQB review for inclusion in the teacher reflection.</w:t>
-            </w:r>
-          </w:p>
-        </w:tc>
-      </w:tr>
-      <w:tr>
-        <w:tc>
-          <w:tcPr>
-            <w:tcW w:type="dxa" w:w="1520"/>
-            <w:shd w:fill="D5E8F0" w:color="auto" w:val="clear"/>
-            <w:tcMar>
-              <w:top w:type="dxa" w:w="60"/>
-              <w:left w:type="dxa" w:w="120"/>
-              <w:bottom w:type="dxa" w:w="60"/>
-              <w:right w:type="dxa" w:w="120"/>
-            </w:tcMar>
-            <w:vAlign w:val="top"/>
-          </w:tcPr>
-          <w:p>
-            <w:pPr>
-              <w:spacing w:after="40" w:before="0"/>
-              <w:jc w:val="left"/>
-            </w:pPr>
-            <w:r>
-              <w:rPr>
-                <w:rFonts w:ascii="Arial" w:cs="Arial" w:eastAsia="Arial" w:hAnsi="Arial"/>
-                <w:b/>
-                <w:bCs/>
-                <w:i w:val="false"/>
-                <w:iCs w:val="false"/>
-                <w:color w:val="000000"/>
-                <w:sz w:val="18"/>
-                <w:szCs w:val="18"/>
-              </w:rPr>
-              <w:t xml:space="preserve">Model Building Phase</w:t>
-            </w:r>
-          </w:p>
-          <w:p>
-            <w:pPr>
-              <w:spacing w:after="20" w:before="0"/>
-            </w:pPr>
-            <w:r>
-              <w:rPr>
-                <w:rFonts w:ascii="Arial" w:cs="Arial" w:eastAsia="Arial" w:hAnsi="Arial"/>
-                <w:b/>
-                <w:bCs/>
-                <w:color w:val="1F3864"/>
-                <w:sz w:val="16"/>
-                <w:szCs w:val="16"/>
-              </w:rPr>
-              <w:t xml:space="preserve">📹 VIDEO:</w:t>
-            </w:r>
-          </w:p>
-          <w:p>
-            <w:pPr>
-              <w:spacing w:after="20" w:before="0"/>
-            </w:pPr>
-            <w:hyperlink w:history="1" r:id="rId4xe7mlqh_joupsqkywy5w">
-              <w:r>
-                <w:rPr>
-                  <w:rFonts w:ascii="Arial" w:cs="Arial" w:eastAsia="Arial" w:hAnsi="Arial"/>
-                  <w:color w:val="2E75B6"/>
-                  <w:sz w:val="16"/>
-                  <w:szCs w:val="16"/>
-                  <w:u w:val="single" w:color="2E75B6"/>
-                </w:rPr>
-                <w:t xml:space="preserve">Video: Resistance in a Wire</w:t>
-              </w:r>
-            </w:hyperlink>
-          </w:p>
-          <w:p>
-            <w:pPr>
-              <w:spacing w:after="10" w:before="0"/>
-              <w:ind w:left="120"/>
-            </w:pPr>
-            <w:r>
-              <w:rPr>
-                <w:rFonts w:ascii="Arial" w:cs="Arial" w:eastAsia="Arial" w:hAnsi="Arial"/>
-                <w:color w:val="595959"/>
-                <w:sz w:val="14"/>
-                <w:szCs w:val="14"/>
-              </w:rPr>
-              <w:t xml:space="preserve">Source: PhET Interactive Simulations (English)</w:t>
-            </w:r>
-          </w:p>
-          <w:p>
-            <w:pPr>
-              <w:spacing w:after="10" w:before="0"/>
-              <w:ind w:left="120"/>
-            </w:pPr>
-            <w:hyperlink w:history="1" r:id="rIdptwvtt_xzlz6m3pddald4">
-              <w:r>
-                <w:rPr>
-                  <w:rFonts w:ascii="Arial" w:cs="Arial" w:eastAsia="Arial" w:hAnsi="Arial"/>
-                  <w:color w:val="595959"/>
-                  <w:sz w:val="14"/>
-                  <w:szCs w:val="14"/>
-                  <w:u w:val="single" w:color="595959"/>
-                </w:rPr>
-                <w:t xml:space="preserve">🔍 Search ARES for similar videos</w:t>
-              </w:r>
-            </w:hyperlink>
-          </w:p>
-          <w:p>
-            <w:pPr>
-              <w:spacing w:after="40" w:before="0"/>
-            </w:pPr>
-            <w:r>
-              <w:rPr>
-                <w:sz w:val="14"/>
-                <w:szCs w:val="14"/>
-              </w:rPr>
-              <w:t xml:space="preserve"/>
-            </w:r>
-          </w:p>
-          <w:p>
-            <w:pPr>
-              <w:spacing w:after="20" w:before="0"/>
-            </w:pPr>
-            <w:r>
-              <w:rPr>
-                <w:rFonts w:ascii="Arial" w:cs="Arial" w:eastAsia="Arial" w:hAnsi="Arial"/>
-                <w:b/>
-                <w:bCs/>
-                <w:color w:val="1F3864"/>
-                <w:sz w:val="16"/>
-                <w:szCs w:val="16"/>
-              </w:rPr>
-              <w:t xml:space="preserve">📖 HTML:</w:t>
-            </w:r>
-          </w:p>
-          <w:p>
-            <w:pPr>
-              <w:spacing w:after="20" w:before="0"/>
-            </w:pPr>
-            <w:hyperlink w:history="1" r:id="rIdpdwduhrwgkh4bv71ztfhr">
-              <w:r>
-                <w:rPr>
-                  <w:rFonts w:ascii="Arial" w:cs="Arial" w:eastAsia="Arial" w:hAnsi="Arial"/>
-                  <w:color w:val="2E75B6"/>
-                  <w:sz w:val="16"/>
-                  <w:szCs w:val="16"/>
-                  <w:u w:val="single" w:color="2E75B6"/>
-                </w:rPr>
-                <w:t xml:space="preserve">Atmospheric Pressure (Flexbook)</w:t>
-              </w:r>
-            </w:hyperlink>
-          </w:p>
-          <w:p>
-            <w:pPr>
-              <w:spacing w:after="10" w:before="0"/>
-              <w:ind w:left="120"/>
-            </w:pPr>
-            <w:r>
-              <w:rPr>
-                <w:rFonts w:ascii="Arial" w:cs="Arial" w:eastAsia="Arial" w:hAnsi="Arial"/>
-                <w:color w:val="595959"/>
-                <w:sz w:val="14"/>
-                <w:szCs w:val="14"/>
-              </w:rPr>
-              <w:t xml:space="preserve">Source: CK-12</w:t>
-            </w:r>
-          </w:p>
-          <w:p>
-            <w:pPr>
-              <w:spacing w:after="10" w:before="0"/>
-              <w:ind w:left="120"/>
-            </w:pPr>
-            <w:hyperlink w:history="1" r:id="rIdvldazyzb98hlpnnciecep">
+            <w:hyperlink w:history="1" r:id="rIdt59gufozcxipq6f4-laa2">
               <w:r>
                 <w:rPr>
                   <w:rFonts w:ascii="Arial" w:cs="Arial" w:eastAsia="Arial" w:hAnsi="Arial"/>

--- a/data/outputs/v2/Physics/SS1.1_Pressure/Physics_Pressure_CBE_LessonSequence.docx
+++ b/data/outputs/v2/Physics/SS1.1_Pressure/Physics_Pressure_CBE_LessonSequence.docx
@@ -3529,7 +3529,7 @@
             <w:pPr>
               <w:spacing w:after="20" w:before="0"/>
             </w:pPr>
-            <w:hyperlink w:history="1" r:id="rIdrczjph9ocg7onbmbveeax">
+            <w:hyperlink w:history="1" r:id="rIdn6b_sgq8ztg8irninci9m">
               <w:r>
                 <w:rPr>
                   <w:rFonts w:ascii="Arial" w:cs="Arial" w:eastAsia="Arial" w:hAnsi="Arial"/>
@@ -3562,7 +3562,7 @@
               <w:spacing w:after="10" w:before="0"/>
               <w:ind w:left="120"/>
             </w:pPr>
-            <w:hyperlink w:history="1" r:id="rIdogoxr1n-66p6f3v8nsrgp">
+            <w:hyperlink w:history="1" r:id="rIdelufqgqnvw1hkadks9jan">
               <w:r>
                 <w:rPr>
                   <w:rFonts w:ascii="Arial" w:cs="Arial" w:eastAsia="Arial" w:hAnsi="Arial"/>
@@ -3607,7 +3607,7 @@
             <w:pPr>
               <w:spacing w:after="20" w:before="0"/>
             </w:pPr>
-            <w:hyperlink w:history="1" r:id="rIdpqesro2t2bdkzzi2psrat">
+            <w:hyperlink w:history="1" r:id="rIdlwpjz2mhlbjtuz2xfgnjr">
               <w:r>
                 <w:rPr>
                   <w:rFonts w:ascii="Arial" w:cs="Arial" w:eastAsia="Arial" w:hAnsi="Arial"/>
@@ -3640,7 +3640,7 @@
               <w:spacing w:after="10" w:before="0"/>
               <w:ind w:left="120"/>
             </w:pPr>
-            <w:hyperlink w:history="1" r:id="rId1nleqgeyjm4gfso1ikxdg">
+            <w:hyperlink w:history="1" r:id="rIdhmwlludgoeszgqk-mz10r">
               <w:r>
                 <w:rPr>
                   <w:rFonts w:ascii="Arial" w:cs="Arial" w:eastAsia="Arial" w:hAnsi="Arial"/>
@@ -3835,7 +3835,7 @@
             <w:pPr>
               <w:spacing w:after="20" w:before="0"/>
             </w:pPr>
-            <w:hyperlink w:history="1" r:id="rIddnkkgnf9hcpekxwa9tjdi">
+            <w:hyperlink w:history="1" r:id="rId4zx1xgq_kgolicexioigc">
               <w:r>
                 <w:rPr>
                   <w:rFonts w:ascii="Arial" w:cs="Arial" w:eastAsia="Arial" w:hAnsi="Arial"/>
@@ -3868,7 +3868,7 @@
               <w:spacing w:after="10" w:before="0"/>
               <w:ind w:left="120"/>
             </w:pPr>
-            <w:hyperlink w:history="1" r:id="rIdbkmpwkbpp2-xsx_exz0cz">
+            <w:hyperlink w:history="1" r:id="rIdqdsa3ma9aalandjkyvj5a">
               <w:r>
                 <w:rPr>
                   <w:rFonts w:ascii="Arial" w:cs="Arial" w:eastAsia="Arial" w:hAnsi="Arial"/>
@@ -3913,7 +3913,7 @@
             <w:pPr>
               <w:spacing w:after="20" w:before="0"/>
             </w:pPr>
-            <w:hyperlink w:history="1" r:id="rId3b8a20ytqf1wvlsvv_pzg">
+            <w:hyperlink w:history="1" r:id="rIdgxhmcrxma0-0rqvq2e2tx">
               <w:r>
                 <w:rPr>
                   <w:rFonts w:ascii="Arial" w:cs="Arial" w:eastAsia="Arial" w:hAnsi="Arial"/>
@@ -3946,7 +3946,7 @@
               <w:spacing w:after="10" w:before="0"/>
               <w:ind w:left="120"/>
             </w:pPr>
-            <w:hyperlink w:history="1" r:id="rId21edrhcnljjbizfb3lj_n">
+            <w:hyperlink w:history="1" r:id="rIdyi0k9kdsj7okjxbczjlhr">
               <w:r>
                 <w:rPr>
                   <w:rFonts w:ascii="Arial" w:cs="Arial" w:eastAsia="Arial" w:hAnsi="Arial"/>
@@ -4141,7 +4141,7 @@
             <w:pPr>
               <w:spacing w:after="20" w:before="0"/>
             </w:pPr>
-            <w:hyperlink w:history="1" r:id="rId3_womieuo9ovjodtbsmvn">
+            <w:hyperlink w:history="1" r:id="rIdbaql6ooydi57oqlj_zgeq">
               <w:r>
                 <w:rPr>
                   <w:rFonts w:ascii="Arial" w:cs="Arial" w:eastAsia="Arial" w:hAnsi="Arial"/>
@@ -4174,7 +4174,7 @@
               <w:spacing w:after="10" w:before="0"/>
               <w:ind w:left="120"/>
             </w:pPr>
-            <w:hyperlink w:history="1" r:id="rIdaaqvdyz_bn1bu0r6ew1bu">
+            <w:hyperlink w:history="1" r:id="rIdvwjietrtoek7-wbyp6ivb">
               <w:r>
                 <w:rPr>
                   <w:rFonts w:ascii="Arial" w:cs="Arial" w:eastAsia="Arial" w:hAnsi="Arial"/>
@@ -4219,7 +4219,7 @@
             <w:pPr>
               <w:spacing w:after="20" w:before="0"/>
             </w:pPr>
-            <w:hyperlink w:history="1" r:id="rIdn0bb3cwa8olaacvvidlya">
+            <w:hyperlink w:history="1" r:id="rIdsoikjlsqfwwpxm8gbfqnz">
               <w:r>
                 <w:rPr>
                   <w:rFonts w:ascii="Arial" w:cs="Arial" w:eastAsia="Arial" w:hAnsi="Arial"/>
@@ -4252,7 +4252,7 @@
               <w:spacing w:after="10" w:before="0"/>
               <w:ind w:left="120"/>
             </w:pPr>
-            <w:hyperlink w:history="1" r:id="rIdrsllnivgrc7vsbhl6g7wp">
+            <w:hyperlink w:history="1" r:id="rId64aaxt4twhqcgl0ojwvcs">
               <w:r>
                 <w:rPr>
                   <w:rFonts w:ascii="Arial" w:cs="Arial" w:eastAsia="Arial" w:hAnsi="Arial"/>
@@ -4447,7 +4447,7 @@
             <w:pPr>
               <w:spacing w:after="20" w:before="0"/>
             </w:pPr>
-            <w:hyperlink w:history="1" r:id="rIdlzv4df-wiffhbsgwh7tqi">
+            <w:hyperlink w:history="1" r:id="rIdw5rrieurdkyavpznxjkql">
               <w:r>
                 <w:rPr>
                   <w:rFonts w:ascii="Arial" w:cs="Arial" w:eastAsia="Arial" w:hAnsi="Arial"/>
@@ -4480,7 +4480,7 @@
               <w:spacing w:after="10" w:before="0"/>
               <w:ind w:left="120"/>
             </w:pPr>
-            <w:hyperlink w:history="1" r:id="rIdzzos0ikof4wmidmeed5-b">
+            <w:hyperlink w:history="1" r:id="rIdunfqr8lxhpxwcoci4u1oc">
               <w:r>
                 <w:rPr>
                   <w:rFonts w:ascii="Arial" w:cs="Arial" w:eastAsia="Arial" w:hAnsi="Arial"/>
@@ -4525,7 +4525,7 @@
             <w:pPr>
               <w:spacing w:after="20" w:before="0"/>
             </w:pPr>
-            <w:hyperlink w:history="1" r:id="rIde98eiymcjk6g3gzgehctx">
+            <w:hyperlink w:history="1" r:id="rIdqvecf9ibfvckkcfvgqvyc">
               <w:r>
                 <w:rPr>
                   <w:rFonts w:ascii="Arial" w:cs="Arial" w:eastAsia="Arial" w:hAnsi="Arial"/>
@@ -4558,7 +4558,7 @@
               <w:spacing w:after="10" w:before="0"/>
               <w:ind w:left="120"/>
             </w:pPr>
-            <w:hyperlink w:history="1" r:id="rIdxhtgmvkyjnlk76wt5kj9r">
+            <w:hyperlink w:history="1" r:id="rIdpcqku00oo4sdlx-vawdpy">
               <w:r>
                 <w:rPr>
                   <w:rFonts w:ascii="Arial" w:cs="Arial" w:eastAsia="Arial" w:hAnsi="Arial"/>
@@ -4753,7 +4753,7 @@
             <w:pPr>
               <w:spacing w:after="20" w:before="0"/>
             </w:pPr>
-            <w:hyperlink w:history="1" r:id="rIdxeka7ujyj6j2ik1mqgnbe">
+            <w:hyperlink w:history="1" r:id="rIdoeexb-n8gg9r5jiczu9qx">
               <w:r>
                 <w:rPr>
                   <w:rFonts w:ascii="Arial" w:cs="Arial" w:eastAsia="Arial" w:hAnsi="Arial"/>
@@ -4762,7 +4762,7 @@
                   <w:szCs w:val="16"/>
                   <w:u w:val="single" w:color="2E75B6"/>
                 </w:rPr>
-                <w:t xml:space="preserve">Finding height of fluid in a barometer</w:t>
+                <w:t xml:space="preserve">Pressure and Pascal's principle (part 1)</w:t>
               </w:r>
             </w:hyperlink>
           </w:p>
@@ -4786,7 +4786,7 @@
               <w:spacing w:after="10" w:before="0"/>
               <w:ind w:left="120"/>
             </w:pPr>
-            <w:hyperlink w:history="1" r:id="rIdt_begsicnqabqrx7cjkvs">
+            <w:hyperlink w:history="1" r:id="rIdqmc4bzsqdhvuv_vjvaiqx">
               <w:r>
                 <w:rPr>
                   <w:rFonts w:ascii="Arial" w:cs="Arial" w:eastAsia="Arial" w:hAnsi="Arial"/>
@@ -4831,7 +4831,7 @@
             <w:pPr>
               <w:spacing w:after="20" w:before="0"/>
             </w:pPr>
-            <w:hyperlink w:history="1" r:id="rIdrr-g_xpt9jucmxr0esh_s">
+            <w:hyperlink w:history="1" r:id="rId67c9l_pizvqrmedwpjnvv">
               <w:r>
                 <w:rPr>
                   <w:rFonts w:ascii="Arial" w:cs="Arial" w:eastAsia="Arial" w:hAnsi="Arial"/>
@@ -4864,7 +4864,7 @@
               <w:spacing w:after="10" w:before="0"/>
               <w:ind w:left="120"/>
             </w:pPr>
-            <w:hyperlink w:history="1" r:id="rIdv_qhab8hkydl4ub_n95_z">
+            <w:hyperlink w:history="1" r:id="rId-d_cdc2hw5yhs8etyuhuo">
               <w:r>
                 <w:rPr>
                   <w:rFonts w:ascii="Arial" w:cs="Arial" w:eastAsia="Arial" w:hAnsi="Arial"/>
@@ -6351,7 +6351,7 @@
             <w:pPr>
               <w:spacing w:after="20" w:before="0"/>
             </w:pPr>
-            <w:hyperlink w:history="1" r:id="rIdmgqjlbhltjjlq2cb_uhwx">
+            <w:hyperlink w:history="1" r:id="rIdik3e5zk4rchb07wn7lml9">
               <w:r>
                 <w:rPr>
                   <w:rFonts w:ascii="Arial" w:cs="Arial" w:eastAsia="Arial" w:hAnsi="Arial"/>
@@ -6384,7 +6384,7 @@
               <w:spacing w:after="10" w:before="0"/>
               <w:ind w:left="120"/>
             </w:pPr>
-            <w:hyperlink w:history="1" r:id="rIdnzcrhxmud6n-hbbtbgxfr">
+            <w:hyperlink w:history="1" r:id="rIdd4fp6ve8ovnghhnno3z_3">
               <w:r>
                 <w:rPr>
                   <w:rFonts w:ascii="Arial" w:cs="Arial" w:eastAsia="Arial" w:hAnsi="Arial"/>
@@ -6429,7 +6429,7 @@
             <w:pPr>
               <w:spacing w:after="20" w:before="0"/>
             </w:pPr>
-            <w:hyperlink w:history="1" r:id="rIdmdszlj3k8uxxnr3x1q7gr">
+            <w:hyperlink w:history="1" r:id="rIdzohqtjzgslbtwjv1nsxqs">
               <w:r>
                 <w:rPr>
                   <w:rFonts w:ascii="Arial" w:cs="Arial" w:eastAsia="Arial" w:hAnsi="Arial"/>
@@ -6462,7 +6462,7 @@
               <w:spacing w:after="10" w:before="0"/>
               <w:ind w:left="120"/>
             </w:pPr>
-            <w:hyperlink w:history="1" r:id="rIdzvm3npzm_oalbyehy0mw9">
+            <w:hyperlink w:history="1" r:id="rIdyocklq7tkgvptqdpwiulb">
               <w:r>
                 <w:rPr>
                   <w:rFonts w:ascii="Arial" w:cs="Arial" w:eastAsia="Arial" w:hAnsi="Arial"/>
@@ -6657,7 +6657,7 @@
             <w:pPr>
               <w:spacing w:after="20" w:before="0"/>
             </w:pPr>
-            <w:hyperlink w:history="1" r:id="rIda7iowtssv-0wpwxxc12bh">
+            <w:hyperlink w:history="1" r:id="rId0u7dw28fvewkmbg7yhawi">
               <w:r>
                 <w:rPr>
                   <w:rFonts w:ascii="Arial" w:cs="Arial" w:eastAsia="Arial" w:hAnsi="Arial"/>
@@ -6690,7 +6690,7 @@
               <w:spacing w:after="10" w:before="0"/>
               <w:ind w:left="120"/>
             </w:pPr>
-            <w:hyperlink w:history="1" r:id="rIdqyrt8fhc-7v_lpbbjtcwa">
+            <w:hyperlink w:history="1" r:id="rId1w4v0vwa0rarscirr-w0c">
               <w:r>
                 <w:rPr>
                   <w:rFonts w:ascii="Arial" w:cs="Arial" w:eastAsia="Arial" w:hAnsi="Arial"/>
@@ -6735,7 +6735,7 @@
             <w:pPr>
               <w:spacing w:after="20" w:before="0"/>
             </w:pPr>
-            <w:hyperlink w:history="1" r:id="rIddzdy5w6nfmzmzrltmgafe">
+            <w:hyperlink w:history="1" r:id="rIdfh7osmeg2vufhuqir9ndc">
               <w:r>
                 <w:rPr>
                   <w:rFonts w:ascii="Arial" w:cs="Arial" w:eastAsia="Arial" w:hAnsi="Arial"/>
@@ -6768,7 +6768,7 @@
               <w:spacing w:after="10" w:before="0"/>
               <w:ind w:left="120"/>
             </w:pPr>
-            <w:hyperlink w:history="1" r:id="rIdsqsrpq8bpn6bnqltzyh_f">
+            <w:hyperlink w:history="1" r:id="rIdoaej5swktud58rnlveex2">
               <w:r>
                 <w:rPr>
                   <w:rFonts w:ascii="Arial" w:cs="Arial" w:eastAsia="Arial" w:hAnsi="Arial"/>
@@ -6963,7 +6963,313 @@
             <w:pPr>
               <w:spacing w:after="20" w:before="0"/>
             </w:pPr>
-            <w:hyperlink w:history="1" r:id="rIdzfag4srjfc-hdkokmwme_">
+            <w:hyperlink w:history="1" r:id="rId8dqzimktgnin7zsg7mhy8">
+              <w:r>
+                <w:rPr>
+                  <w:rFonts w:ascii="Arial" w:cs="Arial" w:eastAsia="Arial" w:hAnsi="Arial"/>
+                  <w:color w:val="2E75B6"/>
+                  <w:sz w:val="16"/>
+                  <w:szCs w:val="16"/>
+                  <w:u w:val="single" w:color="2E75B6"/>
+                </w:rPr>
+                <w:t xml:space="preserve">Intermolecular forces and vapor pressure</w:t>
+              </w:r>
+            </w:hyperlink>
+          </w:p>
+          <w:p>
+            <w:pPr>
+              <w:spacing w:after="10" w:before="0"/>
+              <w:ind w:left="120"/>
+            </w:pPr>
+            <w:r>
+              <w:rPr>
+                <w:rFonts w:ascii="Arial" w:cs="Arial" w:eastAsia="Arial" w:hAnsi="Arial"/>
+                <w:color w:val="595959"/>
+                <w:sz w:val="14"/>
+                <w:szCs w:val="14"/>
+              </w:rPr>
+              <w:t xml:space="preserve">Source: Khan Academy (English - US curriculum)</w:t>
+            </w:r>
+          </w:p>
+          <w:p>
+            <w:pPr>
+              <w:spacing w:after="10" w:before="0"/>
+              <w:ind w:left="120"/>
+            </w:pPr>
+            <w:hyperlink w:history="1" r:id="rIdtgahcn6lfvjsyzyslqnuq">
+              <w:r>
+                <w:rPr>
+                  <w:rFonts w:ascii="Arial" w:cs="Arial" w:eastAsia="Arial" w:hAnsi="Arial"/>
+                  <w:color w:val="595959"/>
+                  <w:sz w:val="14"/>
+                  <w:szCs w:val="14"/>
+                  <w:u w:val="single" w:color="595959"/>
+                </w:rPr>
+                <w:t xml:space="preserve">🔍 Search ARES for similar videos</w:t>
+              </w:r>
+            </w:hyperlink>
+          </w:p>
+          <w:p>
+            <w:pPr>
+              <w:spacing w:after="40" w:before="0"/>
+            </w:pPr>
+            <w:r>
+              <w:rPr>
+                <w:sz w:val="14"/>
+                <w:szCs w:val="14"/>
+              </w:rPr>
+              <w:t xml:space="preserve"/>
+            </w:r>
+          </w:p>
+          <w:p>
+            <w:pPr>
+              <w:spacing w:after="20" w:before="0"/>
+            </w:pPr>
+            <w:r>
+              <w:rPr>
+                <w:rFonts w:ascii="Arial" w:cs="Arial" w:eastAsia="Arial" w:hAnsi="Arial"/>
+                <w:b/>
+                <w:bCs/>
+                <w:color w:val="1F3864"/>
+                <w:sz w:val="16"/>
+                <w:szCs w:val="16"/>
+              </w:rPr>
+              <w:t xml:space="preserve">📖 HTML:</w:t>
+            </w:r>
+          </w:p>
+          <w:p>
+            <w:pPr>
+              <w:spacing w:after="20" w:before="0"/>
+            </w:pPr>
+            <w:hyperlink w:history="1" r:id="rIde2wmatcwloqzi2rbh-avm">
+              <w:r>
+                <w:rPr>
+                  <w:rFonts w:ascii="Arial" w:cs="Arial" w:eastAsia="Arial" w:hAnsi="Arial"/>
+                  <w:color w:val="2E75B6"/>
+                  <w:sz w:val="16"/>
+                  <w:szCs w:val="16"/>
+                  <w:u w:val="single" w:color="2E75B6"/>
+                </w:rPr>
+                <w:t xml:space="preserve">Atmospheric Pressure (Flexbook)</w:t>
+              </w:r>
+            </w:hyperlink>
+          </w:p>
+          <w:p>
+            <w:pPr>
+              <w:spacing w:after="10" w:before="0"/>
+              <w:ind w:left="120"/>
+            </w:pPr>
+            <w:r>
+              <w:rPr>
+                <w:rFonts w:ascii="Arial" w:cs="Arial" w:eastAsia="Arial" w:hAnsi="Arial"/>
+                <w:color w:val="595959"/>
+                <w:sz w:val="14"/>
+                <w:szCs w:val="14"/>
+              </w:rPr>
+              <w:t xml:space="preserve">Source: CK-12</w:t>
+            </w:r>
+          </w:p>
+          <w:p>
+            <w:pPr>
+              <w:spacing w:after="10" w:before="0"/>
+              <w:ind w:left="120"/>
+            </w:pPr>
+            <w:hyperlink w:history="1" r:id="rIdzwczybr23v22xyttbg_sr">
+              <w:r>
+                <w:rPr>
+                  <w:rFonts w:ascii="Arial" w:cs="Arial" w:eastAsia="Arial" w:hAnsi="Arial"/>
+                  <w:color w:val="595959"/>
+                  <w:sz w:val="14"/>
+                  <w:szCs w:val="14"/>
+                  <w:u w:val="single" w:color="595959"/>
+                </w:rPr>
+                <w:t xml:space="preserve">🔍 Search ARES for similar readings</w:t>
+              </w:r>
+            </w:hyperlink>
+          </w:p>
+        </w:tc>
+        <w:tc>
+          <w:tcPr>
+            <w:tcW w:type="dxa" w:w="3040"/>
+            <w:shd w:fill="FFFFFF" w:color="auto" w:val="clear"/>
+            <w:tcMar>
+              <w:top w:type="dxa" w:w="60"/>
+              <w:left w:type="dxa" w:w="120"/>
+              <w:bottom w:type="dxa" w:w="60"/>
+              <w:right w:type="dxa" w:w="120"/>
+            </w:tcMar>
+            <w:vAlign w:val="top"/>
+          </w:tcPr>
+          <w:p>
+            <w:pPr>
+              <w:spacing w:after="40" w:before="0"/>
+              <w:jc w:val="left"/>
+            </w:pPr>
+            <w:r>
+              <w:rPr>
+                <w:rFonts w:ascii="Arial" w:cs="Arial" w:eastAsia="Arial" w:hAnsi="Arial"/>
+                <w:b w:val="false"/>
+                <w:bCs w:val="false"/>
+                <w:i w:val="false"/>
+                <w:iCs w:val="false"/>
+                <w:color w:val="000000"/>
+                <w:sz w:val="18"/>
+                <w:szCs w:val="18"/>
+              </w:rPr>
+              <w:t xml:space="preserve">The teacher formally introduces the definition: Pressure = Force ÷ Area (P = F/A), unit = Pascal (Pa = N/m²). Students complete a structured note frame (provided on ARES platform or as a handout): (a) Write the formula and units; (b) Explain in ONE sentence why the pencil hurt more than the book; (c) Label the three quantities (P, F, A) on a diagram of a shoe on the floor. Students then work in groups of 3 to apply the concept to two Kenya-relevant extension problems: PROBLEM 1 — 'A maize bag weighing 90 kg is placed on a wooden pallet. The pallet has 4 legs, each with a base area of 25 cm². What pressure does each leg exert on the warehouse floor in Eldoret?' PROBLEM 2 — 'A Maasai elder uses a traditional rungu (wooden club) with a handle tip area of 2 cm². He leans on it with a force of 150 N. A nurse at Kenyatta National Hospital uses a flat crutch base of area 50 cm² bearing the same 150 N. Compare the pressures and explain which is safer for a soft floor.' Groups present solutions on mini-whiteboards.</w:t>
+            </w:r>
+          </w:p>
+        </w:tc>
+        <w:tc>
+          <w:tcPr>
+            <w:tcW w:type="dxa" w:w="3040"/>
+            <w:shd w:fill="F2F2F2" w:color="auto" w:val="clear"/>
+            <w:tcMar>
+              <w:top w:type="dxa" w:w="60"/>
+              <w:left w:type="dxa" w:w="120"/>
+              <w:bottom w:type="dxa" w:w="60"/>
+              <w:right w:type="dxa" w:w="120"/>
+            </w:tcMar>
+            <w:vAlign w:val="top"/>
+          </w:tcPr>
+          <w:p>
+            <w:pPr>
+              <w:spacing w:after="40" w:before="0"/>
+              <w:jc w:val="left"/>
+            </w:pPr>
+            <w:r>
+              <w:rPr>
+                <w:rFonts w:ascii="Arial" w:cs="Arial" w:eastAsia="Arial" w:hAnsi="Arial"/>
+                <w:b w:val="false"/>
+                <w:bCs w:val="false"/>
+                <w:i w:val="false"/>
+                <w:iCs w:val="false"/>
+                <w:color w:val="000000"/>
+                <w:sz w:val="18"/>
+                <w:szCs w:val="18"/>
+              </w:rPr>
+              <w:t xml:space="preserve">1. FORMAL DEFINITION: Write on board: P = F/A. Say: 'This is the most important equation in today's lesson. But I want YOU to tell ME what it means for the jerrycan.' Point to the collapsed jerrycan. Cold-call 1 student: 'Use the formula — what is F, and what is A, when we talk about the air outside the jerrycan pressing on its walls?' (WAIT TIME: 15 seconds). 2. NOTE FRAME: Give 4 minutes for silent written completion of the note frame. Then pair-share for 90 seconds. Cold-call one pair to read their one-sentence pencil explanation aloud. 3. EXTENSION PROBLEMS: Assign groups. Say: 'You have 10 minutes. Show ALL unit conversions. If your units don't cancel to give Pa (N/m²), your answer is wrong — check your working.' Circulate. At the whiteboard presentation, ask: 'Which answer surprises you most — and why does it connect back to the jerrycan?' (WAIT TIME: 10 seconds before taking responses). 4. JERRYCAN LINK: Say: 'We now know pressure is F/A. The atmosphere is pushing on the jerrycan with some force over its entire surface area. In Lesson 3 we will calculate exactly how big that number is. Make a prediction now — write it in your notebook: is atmospheric pressure bigger or smaller than the pressure under your shoe?'</w:t>
+            </w:r>
+          </w:p>
+        </w:tc>
+        <w:tc>
+          <w:tcPr>
+            <w:tcW w:type="dxa" w:w="3040"/>
+            <w:shd w:fill="FFFFFF" w:color="auto" w:val="clear"/>
+            <w:tcMar>
+              <w:top w:type="dxa" w:w="60"/>
+              <w:left w:type="dxa" w:w="120"/>
+              <w:bottom w:type="dxa" w:w="60"/>
+              <w:right w:type="dxa" w:w="120"/>
+            </w:tcMar>
+            <w:vAlign w:val="top"/>
+          </w:tcPr>
+          <w:p>
+            <w:pPr>
+              <w:spacing w:after="40" w:before="0"/>
+              <w:jc w:val="left"/>
+            </w:pPr>
+            <w:r>
+              <w:rPr>
+                <w:rFonts w:ascii="Arial" w:cs="Arial" w:eastAsia="Arial" w:hAnsi="Arial"/>
+                <w:b w:val="false"/>
+                <w:bCs w:val="false"/>
+                <w:i w:val="false"/>
+                <w:iCs w:val="false"/>
+                <w:color w:val="000000"/>
+                <w:sz w:val="18"/>
+                <w:szCs w:val="18"/>
+              </w:rPr>
+              <w:t xml:space="preserve">Anchored Application Problems: By embedding P = F/A in recognisable Kenyan contexts (maize warehouse in Eldoret, Maasai rungu, KNH crutch), students see the formula as a tool for reasoning about the real world rather than an abstract symbol. Presenting solutions on mini-whiteboards allows rapid whole-class formative assessment and creates a norm of mathematical communication. The closing jerrycan link ensures every new piece of knowledge is explicitly tethered to the anchoring phenomenon.</w:t>
+            </w:r>
+          </w:p>
+        </w:tc>
+        <w:tc>
+          <w:tcPr>
+            <w:tcW w:type="dxa" w:w="3040"/>
+            <w:shd w:fill="F2F2F2" w:color="auto" w:val="clear"/>
+            <w:tcMar>
+              <w:top w:type="dxa" w:w="60"/>
+              <w:left w:type="dxa" w:w="120"/>
+              <w:bottom w:type="dxa" w:w="60"/>
+              <w:right w:type="dxa" w:w="120"/>
+            </w:tcMar>
+            <w:vAlign w:val="top"/>
+          </w:tcPr>
+          <w:p>
+            <w:pPr>
+              <w:spacing w:after="40" w:before="0"/>
+              <w:jc w:val="left"/>
+            </w:pPr>
+            <w:r>
+              <w:rPr>
+                <w:rFonts w:ascii="Arial" w:cs="Arial" w:eastAsia="Arial" w:hAnsi="Arial"/>
+                <w:b w:val="false"/>
+                <w:bCs w:val="false"/>
+                <w:i w:val="false"/>
+                <w:iCs w:val="false"/>
+                <w:color w:val="000000"/>
+                <w:sz w:val="18"/>
+                <w:szCs w:val="18"/>
+              </w:rPr>
+              <w:t xml:space="preserve">Observable indicators: (a) Students correctly identify F (body weight in N) and A (shoe area in m²) when labelling the diagram. (b) In Problem 1, students divide total force by 4 legs before dividing by leg area. (c) In Problem 2, students correctly conclude the rungu exerts higher pressure and connect this to potential floor damage OR to the jerrycan walls — any valid pressure-direction reasoning is acceptable. Flag groups that invert the formula (A/F) for immediate reteaching.</w:t>
+            </w:r>
+          </w:p>
+        </w:tc>
+      </w:tr>
+      <w:tr>
+        <w:tc>
+          <w:tcPr>
+            <w:tcW w:type="dxa" w:w="1520"/>
+            <w:shd w:fill="FCE4D6" w:color="auto" w:val="clear"/>
+            <w:tcMar>
+              <w:top w:type="dxa" w:w="60"/>
+              <w:left w:type="dxa" w:w="120"/>
+              <w:bottom w:type="dxa" w:w="60"/>
+              <w:right w:type="dxa" w:w="120"/>
+            </w:tcMar>
+            <w:vAlign w:val="top"/>
+          </w:tcPr>
+          <w:p>
+            <w:pPr>
+              <w:spacing w:after="40" w:before="0"/>
+              <w:jc w:val="left"/>
+            </w:pPr>
+            <w:r>
+              <w:rPr>
+                <w:rFonts w:ascii="Arial" w:cs="Arial" w:eastAsia="Arial" w:hAnsi="Arial"/>
+                <w:b/>
+                <w:bCs/>
+                <w:i w:val="false"/>
+                <w:iCs w:val="false"/>
+                <w:color w:val="000000"/>
+                <w:sz w:val="18"/>
+                <w:szCs w:val="18"/>
+              </w:rPr>
+              <w:t xml:space="preserve">Driving Question Board (DQB) Creation</w:t>
+            </w:r>
+          </w:p>
+          <w:p>
+            <w:pPr>
+              <w:spacing w:after="20" w:before="0"/>
+            </w:pPr>
+            <w:r>
+              <w:rPr>
+                <w:rFonts w:ascii="Arial" w:cs="Arial" w:eastAsia="Arial" w:hAnsi="Arial"/>
+                <w:b/>
+                <w:bCs/>
+                <w:color w:val="1F3864"/>
+                <w:sz w:val="16"/>
+                <w:szCs w:val="16"/>
+              </w:rPr>
+              <w:t xml:space="preserve">📹 VIDEO:</w:t>
+            </w:r>
+          </w:p>
+          <w:p>
+            <w:pPr>
+              <w:spacing w:after="20" w:before="0"/>
+            </w:pPr>
+            <w:hyperlink w:history="1" r:id="rIdxeczywu6jxhvvy-w6xi2w">
               <w:r>
                 <w:rPr>
                   <w:rFonts w:ascii="Arial" w:cs="Arial" w:eastAsia="Arial" w:hAnsi="Arial"/>
@@ -6996,7 +7302,7 @@
               <w:spacing w:after="10" w:before="0"/>
               <w:ind w:left="120"/>
             </w:pPr>
-            <w:hyperlink w:history="1" r:id="rId8p9y1lhvdvbh5swlwttu8">
+            <w:hyperlink w:history="1" r:id="rIdnhoirilh1yyq9zz4ue9jk">
               <w:r>
                 <w:rPr>
                   <w:rFonts w:ascii="Arial" w:cs="Arial" w:eastAsia="Arial" w:hAnsi="Arial"/>
@@ -7041,7 +7347,7 @@
             <w:pPr>
               <w:spacing w:after="20" w:before="0"/>
             </w:pPr>
-            <w:hyperlink w:history="1" r:id="rIdwfoeiy7ng4qwsntie9h9p">
+            <w:hyperlink w:history="1" r:id="rIdtrixxnnym2cmlj9m-a7cw">
               <w:r>
                 <w:rPr>
                   <w:rFonts w:ascii="Arial" w:cs="Arial" w:eastAsia="Arial" w:hAnsi="Arial"/>
@@ -7074,7 +7380,7 @@
               <w:spacing w:after="10" w:before="0"/>
               <w:ind w:left="120"/>
             </w:pPr>
-            <w:hyperlink w:history="1" r:id="rIdrf9yq6fhwfkzbugvht1jx">
+            <w:hyperlink w:history="1" r:id="rIdlwx5ogs2o3hh-ty8peo5d">
               <w:r>
                 <w:rPr>
                   <w:rFonts w:ascii="Arial" w:cs="Arial" w:eastAsia="Arial" w:hAnsi="Arial"/>
@@ -7116,7 +7422,7 @@
                 <w:sz w:val="18"/>
                 <w:szCs w:val="18"/>
               </w:rPr>
-              <w:t xml:space="preserve">The teacher formally introduces the definition: Pressure = Force ÷ Area (P = F/A), unit = Pascal (Pa = N/m²). Students complete a structured note frame (provided on ARES platform or as a handout): (a) Write the formula and units; (b) Explain in ONE sentence why the pencil hurt more than the book; (c) Label the three quantities (P, F, A) on a diagram of a shoe on the floor. Students then work in groups of 3 to apply the concept to two Kenya-relevant extension problems: PROBLEM 1 — 'A maize bag weighing 90 kg is placed on a wooden pallet. The pallet has 4 legs, each with a base area of 25 cm². What pressure does each leg exert on the warehouse floor in Eldoret?' PROBLEM 2 — 'A Maasai elder uses a traditional rungu (wooden club) with a handle tip area of 2 cm². He leans on it with a force of 150 N. A nurse at Kenyatta National Hospital uses a flat crutch base of area 50 cm² bearing the same 150 N. Compare the pressures and explain which is safer for a soft floor.' Groups present solutions on mini-whiteboards.</w:t>
+              <w:t xml:space="preserve">Each student receives two sticky notes of different colours. On COLOUR 1 (e.g., yellow): 'What do I now THINK is causing the jerrycan to crush?' — students write their current best explanation using the word 'pressure' and 'force per unit area'. On COLOUR 2 (e.g., blue): 'What am I still WONDERING?' — students write one specific question they cannot yet answer (e.g., 'How do we know how strong atmospheric pressure actually is?' or 'Does pressure in water work the same way as pressure in air?'). Students post both cards on the class DQB. Teacher reads 5–6 blue 'wondering' cards aloud and groups them into clusters on the board (e.g., 'Questions about HOW BIG atmospheric pressure is', 'Questions about pressure in water', 'Questions about why our bodies don't get crushed'). Teacher labels each cluster with a sticky arrow and says: 'These clusters are our roadmap. By Lesson 9, every one of these clusters will be answered.'</w:t>
             </w:r>
           </w:p>
         </w:tc>
@@ -7148,7 +7454,7 @@
                 <w:sz w:val="18"/>
                 <w:szCs w:val="18"/>
               </w:rPr>
-              <w:t xml:space="preserve">1. FORMAL DEFINITION: Write on board: P = F/A. Say: 'This is the most important equation in today's lesson. But I want YOU to tell ME what it means for the jerrycan.' Point to the collapsed jerrycan. Cold-call 1 student: 'Use the formula — what is F, and what is A, when we talk about the air outside the jerrycan pressing on its walls?' (WAIT TIME: 15 seconds). 2. NOTE FRAME: Give 4 minutes for silent written completion of the note frame. Then pair-share for 90 seconds. Cold-call one pair to read their one-sentence pencil explanation aloud. 3. EXTENSION PROBLEMS: Assign groups. Say: 'You have 10 minutes. Show ALL unit conversions. If your units don't cancel to give Pa (N/m²), your answer is wrong — check your working.' Circulate. At the whiteboard presentation, ask: 'Which answer surprises you most — and why does it connect back to the jerrycan?' (WAIT TIME: 10 seconds before taking responses). 4. JERRYCAN LINK: Say: 'We now know pressure is F/A. The atmosphere is pushing on the jerrycan with some force over its entire surface area. In Lesson 3 we will calculate exactly how big that number is. Make a prediction now — write it in your notebook: is atmospheric pressure bigger or smaller than the pressure under your shoe?'</w:t>
+              <w:t xml:space="preserve">1. Distribute sticky notes. Say: 'You have 3 minutes — silent writing only. Your yellow card must contain the phrase force per unit area. Your blue card must be a genuine question you cannot answer right now — not a question you already know the answer to.' (WAIT TIME: 3 min silent). 2. Students post cards. Teacher reads 5–6 blue cards aloud (without naming authors). Ask class: 'These two blue cards seem related — can anyone tell me WHY?' Cold-call 2 students. (WAIT TIME: 10 seconds). 3. Cluster the cards visibly. Say: 'Notice that nobody has posted a card asking what pressure means anymore — because we answered that today. This is how science works: we eliminate questions as we gather evidence, and new questions appear.' 4. Point to the jerrycan. Say: 'By Lesson 3, the yellow cards will get more detailed. Keep your notebooks — we'll look back at your Lesson 1 predictions and your Lesson 2 predictions side by side.'</w:t>
             </w:r>
           </w:p>
         </w:tc>
@@ -7180,7 +7486,7 @@
                 <w:sz w:val="18"/>
                 <w:szCs w:val="18"/>
               </w:rPr>
-              <w:t xml:space="preserve">Anchored Application Problems: By embedding P = F/A in recognisable Kenyan contexts (maize warehouse in Eldoret, Maasai rungu, KNH crutch), students see the formula as a tool for reasoning about the real world rather than an abstract symbol. Presenting solutions on mini-whiteboards allows rapid whole-class formative assessment and creates a norm of mathematical communication. The closing jerrycan link ensures every new piece of knowledge is explicitly tethered to the anchoring phenomenon.</w:t>
+              <w:t xml:space="preserve">Two-Colour DQB Protocol: Separating 'what I think' (yellow) from 'what I wonder' (blue) trains students to distinguish between claims and questions — a core science and engineering practice. Clustering the blue cards gives students ownership of the lesson sequence and demonstrates that their questions are driving the investigation, not a predetermined textbook chapter. This reinforces the storyline coherence of the 9-lesson unit.</w:t>
             </w:r>
           </w:p>
         </w:tc>
@@ -7212,7 +7518,7 @@
                 <w:sz w:val="18"/>
                 <w:szCs w:val="18"/>
               </w:rPr>
-              <w:t xml:space="preserve">Observable indicators: (a) Students correctly identify F (body weight in N) and A (shoe area in m²) when labelling the diagram. (b) In Problem 1, students divide total force by 4 legs before dividing by leg area. (c) In Problem 2, students correctly conclude the rungu exerts higher pressure and connect this to potential floor damage OR to the jerrycan walls — any valid pressure-direction reasoning is acceptable. Flag groups that invert the formula (A/F) for immediate reteaching.</w:t>
+              <w:t xml:space="preserve">Observable indicators: (a) Yellow cards use 'pressure', 'force', and 'area' correctly — not vague phrases like 'the air did it'. (b) Blue cards are specific and answerable by science (not philosophical). (c) Students who cannot write a yellow card using the formula likely need re-engagement with the Explain phase before Lesson 3. Collect yellow cards from 5 students who struggled during the lab for review before Lesson 3.</w:t>
             </w:r>
           </w:p>
         </w:tc>
@@ -7221,32 +7527,32 @@
         <w:tc>
           <w:tcPr>
             <w:tcW w:type="dxa" w:w="1520"/>
-            <w:shd w:fill="FCE4D6" w:color="auto" w:val="clear"/>
-            <w:tcMar>
-              <w:top w:type="dxa" w:w="60"/>
-              <w:left w:type="dxa" w:w="120"/>
-              <w:bottom w:type="dxa" w:w="60"/>
-              <w:right w:type="dxa" w:w="120"/>
-            </w:tcMar>
-            <w:vAlign w:val="top"/>
-          </w:tcPr>
-          <w:p>
-            <w:pPr>
-              <w:spacing w:after="40" w:before="0"/>
-              <w:jc w:val="left"/>
-            </w:pPr>
-            <w:r>
-              <w:rPr>
-                <w:rFonts w:ascii="Arial" w:cs="Arial" w:eastAsia="Arial" w:hAnsi="Arial"/>
-                <w:b/>
-                <w:bCs/>
-                <w:i w:val="false"/>
-                <w:iCs w:val="false"/>
-                <w:color w:val="000000"/>
-                <w:sz w:val="18"/>
-                <w:szCs w:val="18"/>
-              </w:rPr>
-              <w:t xml:space="preserve">Driving Question Board (DQB) Creation</w:t>
+            <w:shd w:fill="D5E8F0" w:color="auto" w:val="clear"/>
+            <w:tcMar>
+              <w:top w:type="dxa" w:w="60"/>
+              <w:left w:type="dxa" w:w="120"/>
+              <w:bottom w:type="dxa" w:w="60"/>
+              <w:right w:type="dxa" w:w="120"/>
+            </w:tcMar>
+            <w:vAlign w:val="top"/>
+          </w:tcPr>
+          <w:p>
+            <w:pPr>
+              <w:spacing w:after="40" w:before="0"/>
+              <w:jc w:val="left"/>
+            </w:pPr>
+            <w:r>
+              <w:rPr>
+                <w:rFonts w:ascii="Arial" w:cs="Arial" w:eastAsia="Arial" w:hAnsi="Arial"/>
+                <w:b/>
+                <w:bCs/>
+                <w:i w:val="false"/>
+                <w:iCs w:val="false"/>
+                <w:color w:val="000000"/>
+                <w:sz w:val="18"/>
+                <w:szCs w:val="18"/>
+              </w:rPr>
+              <w:t xml:space="preserve">Model Building Phase</w:t>
             </w:r>
           </w:p>
           <w:p>
@@ -7269,7 +7575,7 @@
             <w:pPr>
               <w:spacing w:after="20" w:before="0"/>
             </w:pPr>
-            <w:hyperlink w:history="1" r:id="rIdrowmcy9sudxnfvkknrl1b">
+            <w:hyperlink w:history="1" r:id="rIdplsmgujau3wfitof6gemx">
               <w:r>
                 <w:rPr>
                   <w:rFonts w:ascii="Arial" w:cs="Arial" w:eastAsia="Arial" w:hAnsi="Arial"/>
@@ -7302,7 +7608,7 @@
               <w:spacing w:after="10" w:before="0"/>
               <w:ind w:left="120"/>
             </w:pPr>
-            <w:hyperlink w:history="1" r:id="rIdb4bw6v2fpvijzc7laafm9">
+            <w:hyperlink w:history="1" r:id="rIdnvlcf5lky1lmpjtx4plnu">
               <w:r>
                 <w:rPr>
                   <w:rFonts w:ascii="Arial" w:cs="Arial" w:eastAsia="Arial" w:hAnsi="Arial"/>
@@ -7347,7 +7653,7 @@
             <w:pPr>
               <w:spacing w:after="20" w:before="0"/>
             </w:pPr>
-            <w:hyperlink w:history="1" r:id="rIdozgchydlhhkibfrdd6mdd">
+            <w:hyperlink w:history="1" r:id="rId4bab2nzn0mk1lrcw12smq">
               <w:r>
                 <w:rPr>
                   <w:rFonts w:ascii="Arial" w:cs="Arial" w:eastAsia="Arial" w:hAnsi="Arial"/>
@@ -7380,313 +7686,7 @@
               <w:spacing w:after="10" w:before="0"/>
               <w:ind w:left="120"/>
             </w:pPr>
-            <w:hyperlink w:history="1" r:id="rIdjtde4datm8pviq4ciksmp">
-              <w:r>
-                <w:rPr>
-                  <w:rFonts w:ascii="Arial" w:cs="Arial" w:eastAsia="Arial" w:hAnsi="Arial"/>
-                  <w:color w:val="595959"/>
-                  <w:sz w:val="14"/>
-                  <w:szCs w:val="14"/>
-                  <w:u w:val="single" w:color="595959"/>
-                </w:rPr>
-                <w:t xml:space="preserve">🔍 Search ARES for similar readings</w:t>
-              </w:r>
-            </w:hyperlink>
-          </w:p>
-        </w:tc>
-        <w:tc>
-          <w:tcPr>
-            <w:tcW w:type="dxa" w:w="3040"/>
-            <w:shd w:fill="FFFFFF" w:color="auto" w:val="clear"/>
-            <w:tcMar>
-              <w:top w:type="dxa" w:w="60"/>
-              <w:left w:type="dxa" w:w="120"/>
-              <w:bottom w:type="dxa" w:w="60"/>
-              <w:right w:type="dxa" w:w="120"/>
-            </w:tcMar>
-            <w:vAlign w:val="top"/>
-          </w:tcPr>
-          <w:p>
-            <w:pPr>
-              <w:spacing w:after="40" w:before="0"/>
-              <w:jc w:val="left"/>
-            </w:pPr>
-            <w:r>
-              <w:rPr>
-                <w:rFonts w:ascii="Arial" w:cs="Arial" w:eastAsia="Arial" w:hAnsi="Arial"/>
-                <w:b w:val="false"/>
-                <w:bCs w:val="false"/>
-                <w:i w:val="false"/>
-                <w:iCs w:val="false"/>
-                <w:color w:val="000000"/>
-                <w:sz w:val="18"/>
-                <w:szCs w:val="18"/>
-              </w:rPr>
-              <w:t xml:space="preserve">Each student receives two sticky notes of different colours. On COLOUR 1 (e.g., yellow): 'What do I now THINK is causing the jerrycan to crush?' — students write their current best explanation using the word 'pressure' and 'force per unit area'. On COLOUR 2 (e.g., blue): 'What am I still WONDERING?' — students write one specific question they cannot yet answer (e.g., 'How do we know how strong atmospheric pressure actually is?' or 'Does pressure in water work the same way as pressure in air?'). Students post both cards on the class DQB. Teacher reads 5–6 blue 'wondering' cards aloud and groups them into clusters on the board (e.g., 'Questions about HOW BIG atmospheric pressure is', 'Questions about pressure in water', 'Questions about why our bodies don't get crushed'). Teacher labels each cluster with a sticky arrow and says: 'These clusters are our roadmap. By Lesson 9, every one of these clusters will be answered.'</w:t>
-            </w:r>
-          </w:p>
-        </w:tc>
-        <w:tc>
-          <w:tcPr>
-            <w:tcW w:type="dxa" w:w="3040"/>
-            <w:shd w:fill="F2F2F2" w:color="auto" w:val="clear"/>
-            <w:tcMar>
-              <w:top w:type="dxa" w:w="60"/>
-              <w:left w:type="dxa" w:w="120"/>
-              <w:bottom w:type="dxa" w:w="60"/>
-              <w:right w:type="dxa" w:w="120"/>
-            </w:tcMar>
-            <w:vAlign w:val="top"/>
-          </w:tcPr>
-          <w:p>
-            <w:pPr>
-              <w:spacing w:after="40" w:before="0"/>
-              <w:jc w:val="left"/>
-            </w:pPr>
-            <w:r>
-              <w:rPr>
-                <w:rFonts w:ascii="Arial" w:cs="Arial" w:eastAsia="Arial" w:hAnsi="Arial"/>
-                <w:b w:val="false"/>
-                <w:bCs w:val="false"/>
-                <w:i w:val="false"/>
-                <w:iCs w:val="false"/>
-                <w:color w:val="000000"/>
-                <w:sz w:val="18"/>
-                <w:szCs w:val="18"/>
-              </w:rPr>
-              <w:t xml:space="preserve">1. Distribute sticky notes. Say: 'You have 3 minutes — silent writing only. Your yellow card must contain the phrase force per unit area. Your blue card must be a genuine question you cannot answer right now — not a question you already know the answer to.' (WAIT TIME: 3 min silent). 2. Students post cards. Teacher reads 5–6 blue cards aloud (without naming authors). Ask class: 'These two blue cards seem related — can anyone tell me WHY?' Cold-call 2 students. (WAIT TIME: 10 seconds). 3. Cluster the cards visibly. Say: 'Notice that nobody has posted a card asking what pressure means anymore — because we answered that today. This is how science works: we eliminate questions as we gather evidence, and new questions appear.' 4. Point to the jerrycan. Say: 'By Lesson 3, the yellow cards will get more detailed. Keep your notebooks — we'll look back at your Lesson 1 predictions and your Lesson 2 predictions side by side.'</w:t>
-            </w:r>
-          </w:p>
-        </w:tc>
-        <w:tc>
-          <w:tcPr>
-            <w:tcW w:type="dxa" w:w="3040"/>
-            <w:shd w:fill="FFFFFF" w:color="auto" w:val="clear"/>
-            <w:tcMar>
-              <w:top w:type="dxa" w:w="60"/>
-              <w:left w:type="dxa" w:w="120"/>
-              <w:bottom w:type="dxa" w:w="60"/>
-              <w:right w:type="dxa" w:w="120"/>
-            </w:tcMar>
-            <w:vAlign w:val="top"/>
-          </w:tcPr>
-          <w:p>
-            <w:pPr>
-              <w:spacing w:after="40" w:before="0"/>
-              <w:jc w:val="left"/>
-            </w:pPr>
-            <w:r>
-              <w:rPr>
-                <w:rFonts w:ascii="Arial" w:cs="Arial" w:eastAsia="Arial" w:hAnsi="Arial"/>
-                <w:b w:val="false"/>
-                <w:bCs w:val="false"/>
-                <w:i w:val="false"/>
-                <w:iCs w:val="false"/>
-                <w:color w:val="000000"/>
-                <w:sz w:val="18"/>
-                <w:szCs w:val="18"/>
-              </w:rPr>
-              <w:t xml:space="preserve">Two-Colour DQB Protocol: Separating 'what I think' (yellow) from 'what I wonder' (blue) trains students to distinguish between claims and questions — a core science and engineering practice. Clustering the blue cards gives students ownership of the lesson sequence and demonstrates that their questions are driving the investigation, not a predetermined textbook chapter. This reinforces the storyline coherence of the 9-lesson unit.</w:t>
-            </w:r>
-          </w:p>
-        </w:tc>
-        <w:tc>
-          <w:tcPr>
-            <w:tcW w:type="dxa" w:w="3040"/>
-            <w:shd w:fill="F2F2F2" w:color="auto" w:val="clear"/>
-            <w:tcMar>
-              <w:top w:type="dxa" w:w="60"/>
-              <w:left w:type="dxa" w:w="120"/>
-              <w:bottom w:type="dxa" w:w="60"/>
-              <w:right w:type="dxa" w:w="120"/>
-            </w:tcMar>
-            <w:vAlign w:val="top"/>
-          </w:tcPr>
-          <w:p>
-            <w:pPr>
-              <w:spacing w:after="40" w:before="0"/>
-              <w:jc w:val="left"/>
-            </w:pPr>
-            <w:r>
-              <w:rPr>
-                <w:rFonts w:ascii="Arial" w:cs="Arial" w:eastAsia="Arial" w:hAnsi="Arial"/>
-                <w:b w:val="false"/>
-                <w:bCs w:val="false"/>
-                <w:i w:val="false"/>
-                <w:iCs w:val="false"/>
-                <w:color w:val="000000"/>
-                <w:sz w:val="18"/>
-                <w:szCs w:val="18"/>
-              </w:rPr>
-              <w:t xml:space="preserve">Observable indicators: (a) Yellow cards use 'pressure', 'force', and 'area' correctly — not vague phrases like 'the air did it'. (b) Blue cards are specific and answerable by science (not philosophical). (c) Students who cannot write a yellow card using the formula likely need re-engagement with the Explain phase before Lesson 3. Collect yellow cards from 5 students who struggled during the lab for review before Lesson 3.</w:t>
-            </w:r>
-          </w:p>
-        </w:tc>
-      </w:tr>
-      <w:tr>
-        <w:tc>
-          <w:tcPr>
-            <w:tcW w:type="dxa" w:w="1520"/>
-            <w:shd w:fill="D5E8F0" w:color="auto" w:val="clear"/>
-            <w:tcMar>
-              <w:top w:type="dxa" w:w="60"/>
-              <w:left w:type="dxa" w:w="120"/>
-              <w:bottom w:type="dxa" w:w="60"/>
-              <w:right w:type="dxa" w:w="120"/>
-            </w:tcMar>
-            <w:vAlign w:val="top"/>
-          </w:tcPr>
-          <w:p>
-            <w:pPr>
-              <w:spacing w:after="40" w:before="0"/>
-              <w:jc w:val="left"/>
-            </w:pPr>
-            <w:r>
-              <w:rPr>
-                <w:rFonts w:ascii="Arial" w:cs="Arial" w:eastAsia="Arial" w:hAnsi="Arial"/>
-                <w:b/>
-                <w:bCs/>
-                <w:i w:val="false"/>
-                <w:iCs w:val="false"/>
-                <w:color w:val="000000"/>
-                <w:sz w:val="18"/>
-                <w:szCs w:val="18"/>
-              </w:rPr>
-              <w:t xml:space="preserve">Model Building Phase</w:t>
-            </w:r>
-          </w:p>
-          <w:p>
-            <w:pPr>
-              <w:spacing w:after="20" w:before="0"/>
-            </w:pPr>
-            <w:r>
-              <w:rPr>
-                <w:rFonts w:ascii="Arial" w:cs="Arial" w:eastAsia="Arial" w:hAnsi="Arial"/>
-                <w:b/>
-                <w:bCs/>
-                <w:color w:val="1F3864"/>
-                <w:sz w:val="16"/>
-                <w:szCs w:val="16"/>
-              </w:rPr>
-              <w:t xml:space="preserve">📹 VIDEO:</w:t>
-            </w:r>
-          </w:p>
-          <w:p>
-            <w:pPr>
-              <w:spacing w:after="20" w:before="0"/>
-            </w:pPr>
-            <w:hyperlink w:history="1" r:id="rIditzw3x5ghl_qhuwfyjo6_">
-              <w:r>
-                <w:rPr>
-                  <w:rFonts w:ascii="Arial" w:cs="Arial" w:eastAsia="Arial" w:hAnsi="Arial"/>
-                  <w:color w:val="2E75B6"/>
-                  <w:sz w:val="16"/>
-                  <w:szCs w:val="16"/>
-                  <w:u w:val="single" w:color="2E75B6"/>
-                </w:rPr>
-                <w:t xml:space="preserve">Pressure and Pascal's principle (part 2)</w:t>
-              </w:r>
-            </w:hyperlink>
-          </w:p>
-          <w:p>
-            <w:pPr>
-              <w:spacing w:after="10" w:before="0"/>
-              <w:ind w:left="120"/>
-            </w:pPr>
-            <w:r>
-              <w:rPr>
-                <w:rFonts w:ascii="Arial" w:cs="Arial" w:eastAsia="Arial" w:hAnsi="Arial"/>
-                <w:color w:val="595959"/>
-                <w:sz w:val="14"/>
-                <w:szCs w:val="14"/>
-              </w:rPr>
-              <w:t xml:space="preserve">Source: Khan Academy (English - US curriculum)</w:t>
-            </w:r>
-          </w:p>
-          <w:p>
-            <w:pPr>
-              <w:spacing w:after="10" w:before="0"/>
-              <w:ind w:left="120"/>
-            </w:pPr>
-            <w:hyperlink w:history="1" r:id="rIdlak7oucjseg3zpr1cclnk">
-              <w:r>
-                <w:rPr>
-                  <w:rFonts w:ascii="Arial" w:cs="Arial" w:eastAsia="Arial" w:hAnsi="Arial"/>
-                  <w:color w:val="595959"/>
-                  <w:sz w:val="14"/>
-                  <w:szCs w:val="14"/>
-                  <w:u w:val="single" w:color="595959"/>
-                </w:rPr>
-                <w:t xml:space="preserve">🔍 Search ARES for similar videos</w:t>
-              </w:r>
-            </w:hyperlink>
-          </w:p>
-          <w:p>
-            <w:pPr>
-              <w:spacing w:after="40" w:before="0"/>
-            </w:pPr>
-            <w:r>
-              <w:rPr>
-                <w:sz w:val="14"/>
-                <w:szCs w:val="14"/>
-              </w:rPr>
-              <w:t xml:space="preserve"/>
-            </w:r>
-          </w:p>
-          <w:p>
-            <w:pPr>
-              <w:spacing w:after="20" w:before="0"/>
-            </w:pPr>
-            <w:r>
-              <w:rPr>
-                <w:rFonts w:ascii="Arial" w:cs="Arial" w:eastAsia="Arial" w:hAnsi="Arial"/>
-                <w:b/>
-                <w:bCs/>
-                <w:color w:val="1F3864"/>
-                <w:sz w:val="16"/>
-                <w:szCs w:val="16"/>
-              </w:rPr>
-              <w:t xml:space="preserve">📖 HTML:</w:t>
-            </w:r>
-          </w:p>
-          <w:p>
-            <w:pPr>
-              <w:spacing w:after="20" w:before="0"/>
-            </w:pPr>
-            <w:hyperlink w:history="1" r:id="rIdubfiihff9dblxqetjynow">
-              <w:r>
-                <w:rPr>
-                  <w:rFonts w:ascii="Arial" w:cs="Arial" w:eastAsia="Arial" w:hAnsi="Arial"/>
-                  <w:color w:val="2E75B6"/>
-                  <w:sz w:val="16"/>
-                  <w:szCs w:val="16"/>
-                  <w:u w:val="single" w:color="2E75B6"/>
-                </w:rPr>
-                <w:t xml:space="preserve">Atmospheric Pressure (Flexbook)</w:t>
-              </w:r>
-            </w:hyperlink>
-          </w:p>
-          <w:p>
-            <w:pPr>
-              <w:spacing w:after="10" w:before="0"/>
-              <w:ind w:left="120"/>
-            </w:pPr>
-            <w:r>
-              <w:rPr>
-                <w:rFonts w:ascii="Arial" w:cs="Arial" w:eastAsia="Arial" w:hAnsi="Arial"/>
-                <w:color w:val="595959"/>
-                <w:sz w:val="14"/>
-                <w:szCs w:val="14"/>
-              </w:rPr>
-              <w:t xml:space="preserve">Source: CK-12</w:t>
-            </w:r>
-          </w:p>
-          <w:p>
-            <w:pPr>
-              <w:spacing w:after="10" w:before="0"/>
-              <w:ind w:left="120"/>
-            </w:pPr>
-            <w:hyperlink w:history="1" r:id="rId-p0g7cfj7gn4pf-pwawgb">
+            <w:hyperlink w:history="1" r:id="rIdvzvw6ur_wsqwbnp2vm3ax">
               <w:r>
                 <w:rPr>
                   <w:rFonts w:ascii="Arial" w:cs="Arial" w:eastAsia="Arial" w:hAnsi="Arial"/>
@@ -9173,7 +9173,7 @@
             <w:pPr>
               <w:spacing w:after="20" w:before="0"/>
             </w:pPr>
-            <w:hyperlink w:history="1" r:id="rIdsflt6bhpfmvmhxpzqo4dq">
+            <w:hyperlink w:history="1" r:id="rIdsl3jea4hhrki-rpsraadx">
               <w:r>
                 <w:rPr>
                   <w:rFonts w:ascii="Arial" w:cs="Arial" w:eastAsia="Arial" w:hAnsi="Arial"/>
@@ -9206,7 +9206,7 @@
               <w:spacing w:after="10" w:before="0"/>
               <w:ind w:left="120"/>
             </w:pPr>
-            <w:hyperlink w:history="1" r:id="rIdw9-reaygfdfvb2eo0l_gv">
+            <w:hyperlink w:history="1" r:id="rId0hzwxsvrnmqo0rki8elgw">
               <w:r>
                 <w:rPr>
                   <w:rFonts w:ascii="Arial" w:cs="Arial" w:eastAsia="Arial" w:hAnsi="Arial"/>
@@ -9251,7 +9251,7 @@
             <w:pPr>
               <w:spacing w:after="20" w:before="0"/>
             </w:pPr>
-            <w:hyperlink w:history="1" r:id="rIde8dug9udsbugl-klafqlu">
+            <w:hyperlink w:history="1" r:id="rIdijhhgi0ojy_etkzwuqiim">
               <w:r>
                 <w:rPr>
                   <w:rFonts w:ascii="Arial" w:cs="Arial" w:eastAsia="Arial" w:hAnsi="Arial"/>
@@ -9284,7 +9284,7 @@
               <w:spacing w:after="10" w:before="0"/>
               <w:ind w:left="120"/>
             </w:pPr>
-            <w:hyperlink w:history="1" r:id="rIdi-j24gks2l15eoeqengom">
+            <w:hyperlink w:history="1" r:id="rIdcsbw9lmi-df_epagwhlgs">
               <w:r>
                 <w:rPr>
                   <w:rFonts w:ascii="Arial" w:cs="Arial" w:eastAsia="Arial" w:hAnsi="Arial"/>
@@ -9479,7 +9479,7 @@
             <w:pPr>
               <w:spacing w:after="20" w:before="0"/>
             </w:pPr>
-            <w:hyperlink w:history="1" r:id="rIdetnsu0ot6xgolvlyzkrzy">
+            <w:hyperlink w:history="1" r:id="rIde6aegmctcat9fb2wehaip">
               <w:r>
                 <w:rPr>
                   <w:rFonts w:ascii="Arial" w:cs="Arial" w:eastAsia="Arial" w:hAnsi="Arial"/>
@@ -9512,7 +9512,7 @@
               <w:spacing w:after="10" w:before="0"/>
               <w:ind w:left="120"/>
             </w:pPr>
-            <w:hyperlink w:history="1" r:id="rId3pgghrkcfcustekos3bot">
+            <w:hyperlink w:history="1" r:id="rIdexxvs06pl4n8pjmsyo_eu">
               <w:r>
                 <w:rPr>
                   <w:rFonts w:ascii="Arial" w:cs="Arial" w:eastAsia="Arial" w:hAnsi="Arial"/>
@@ -9557,7 +9557,7 @@
             <w:pPr>
               <w:spacing w:after="20" w:before="0"/>
             </w:pPr>
-            <w:hyperlink w:history="1" r:id="rId0zjqo3haqsbpi_bafnxq2">
+            <w:hyperlink w:history="1" r:id="rIdeptbibozsivirjeseysms">
               <w:r>
                 <w:rPr>
                   <w:rFonts w:ascii="Arial" w:cs="Arial" w:eastAsia="Arial" w:hAnsi="Arial"/>
@@ -9590,7 +9590,7 @@
               <w:spacing w:after="10" w:before="0"/>
               <w:ind w:left="120"/>
             </w:pPr>
-            <w:hyperlink w:history="1" r:id="rIdipzwkqlt4lgof3xhjbm87">
+            <w:hyperlink w:history="1" r:id="rId1nmgvzmhnvtidnjyj59zt">
               <w:r>
                 <w:rPr>
                   <w:rFonts w:ascii="Arial" w:cs="Arial" w:eastAsia="Arial" w:hAnsi="Arial"/>
@@ -9785,7 +9785,313 @@
             <w:pPr>
               <w:spacing w:after="20" w:before="0"/>
             </w:pPr>
-            <w:hyperlink w:history="1" r:id="rIdwn2rk8mymujbx2idneg9w">
+            <w:hyperlink w:history="1" r:id="rId0httmm4e30i53om1fdkht">
+              <w:r>
+                <w:rPr>
+                  <w:rFonts w:ascii="Arial" w:cs="Arial" w:eastAsia="Arial" w:hAnsi="Arial"/>
+                  <w:color w:val="2E75B6"/>
+                  <w:sz w:val="16"/>
+                  <w:szCs w:val="16"/>
+                  <w:u w:val="single" w:color="2E75B6"/>
+                </w:rPr>
+                <w:t xml:space="preserve">Pressure at a depth in a fluid -dubbed(KY)</w:t>
+              </w:r>
+            </w:hyperlink>
+          </w:p>
+          <w:p>
+            <w:pPr>
+              <w:spacing w:after="10" w:before="0"/>
+              <w:ind w:left="120"/>
+            </w:pPr>
+            <w:r>
+              <w:rPr>
+                <w:rFonts w:ascii="Arial" w:cs="Arial" w:eastAsia="Arial" w:hAnsi="Arial"/>
+                <w:color w:val="595959"/>
+                <w:sz w:val="14"/>
+                <w:szCs w:val="14"/>
+              </w:rPr>
+              <w:t xml:space="preserve">Source: Khan Academy (Kiswahili)</w:t>
+            </w:r>
+          </w:p>
+          <w:p>
+            <w:pPr>
+              <w:spacing w:after="10" w:before="0"/>
+              <w:ind w:left="120"/>
+            </w:pPr>
+            <w:hyperlink w:history="1" r:id="rIdoyv8nvcnm-_9nq47fp__m">
+              <w:r>
+                <w:rPr>
+                  <w:rFonts w:ascii="Arial" w:cs="Arial" w:eastAsia="Arial" w:hAnsi="Arial"/>
+                  <w:color w:val="595959"/>
+                  <w:sz w:val="14"/>
+                  <w:szCs w:val="14"/>
+                  <w:u w:val="single" w:color="595959"/>
+                </w:rPr>
+                <w:t xml:space="preserve">🔍 Search ARES for similar videos</w:t>
+              </w:r>
+            </w:hyperlink>
+          </w:p>
+          <w:p>
+            <w:pPr>
+              <w:spacing w:after="40" w:before="0"/>
+            </w:pPr>
+            <w:r>
+              <w:rPr>
+                <w:sz w:val="14"/>
+                <w:szCs w:val="14"/>
+              </w:rPr>
+              <w:t xml:space="preserve"/>
+            </w:r>
+          </w:p>
+          <w:p>
+            <w:pPr>
+              <w:spacing w:after="20" w:before="0"/>
+            </w:pPr>
+            <w:r>
+              <w:rPr>
+                <w:rFonts w:ascii="Arial" w:cs="Arial" w:eastAsia="Arial" w:hAnsi="Arial"/>
+                <w:b/>
+                <w:bCs/>
+                <w:color w:val="1F3864"/>
+                <w:sz w:val="16"/>
+                <w:szCs w:val="16"/>
+              </w:rPr>
+              <w:t xml:space="preserve">📖 HTML:</w:t>
+            </w:r>
+          </w:p>
+          <w:p>
+            <w:pPr>
+              <w:spacing w:after="20" w:before="0"/>
+            </w:pPr>
+            <w:hyperlink w:history="1" r:id="rIdwmhqerniagbzdniae5kz9">
+              <w:r>
+                <w:rPr>
+                  <w:rFonts w:ascii="Arial" w:cs="Arial" w:eastAsia="Arial" w:hAnsi="Arial"/>
+                  <w:color w:val="2E75B6"/>
+                  <w:sz w:val="16"/>
+                  <w:szCs w:val="16"/>
+                  <w:u w:val="single" w:color="2E75B6"/>
+                </w:rPr>
+                <w:t xml:space="preserve">Pressure and Density of the Atmosphere (Flexbook)</w:t>
+              </w:r>
+            </w:hyperlink>
+          </w:p>
+          <w:p>
+            <w:pPr>
+              <w:spacing w:after="10" w:before="0"/>
+              <w:ind w:left="120"/>
+            </w:pPr>
+            <w:r>
+              <w:rPr>
+                <w:rFonts w:ascii="Arial" w:cs="Arial" w:eastAsia="Arial" w:hAnsi="Arial"/>
+                <w:color w:val="595959"/>
+                <w:sz w:val="14"/>
+                <w:szCs w:val="14"/>
+              </w:rPr>
+              <w:t xml:space="preserve">Source: CK-12</w:t>
+            </w:r>
+          </w:p>
+          <w:p>
+            <w:pPr>
+              <w:spacing w:after="10" w:before="0"/>
+              <w:ind w:left="120"/>
+            </w:pPr>
+            <w:hyperlink w:history="1" r:id="rId2nmsflom80gq15vqv0qac">
+              <w:r>
+                <w:rPr>
+                  <w:rFonts w:ascii="Arial" w:cs="Arial" w:eastAsia="Arial" w:hAnsi="Arial"/>
+                  <w:color w:val="595959"/>
+                  <w:sz w:val="14"/>
+                  <w:szCs w:val="14"/>
+                  <w:u w:val="single" w:color="595959"/>
+                </w:rPr>
+                <w:t xml:space="preserve">🔍 Search ARES for similar readings</w:t>
+              </w:r>
+            </w:hyperlink>
+          </w:p>
+        </w:tc>
+        <w:tc>
+          <w:tcPr>
+            <w:tcW w:type="dxa" w:w="3040"/>
+            <w:shd w:fill="FFFFFF" w:color="auto" w:val="clear"/>
+            <w:tcMar>
+              <w:top w:type="dxa" w:w="60"/>
+              <w:left w:type="dxa" w:w="120"/>
+              <w:bottom w:type="dxa" w:w="60"/>
+              <w:right w:type="dxa" w:w="120"/>
+            </w:tcMar>
+            <w:vAlign w:val="top"/>
+          </w:tcPr>
+          <w:p>
+            <w:pPr>
+              <w:spacing w:after="40" w:before="0"/>
+              <w:jc w:val="left"/>
+            </w:pPr>
+            <w:r>
+              <w:rPr>
+                <w:rFonts w:ascii="Arial" w:cs="Arial" w:eastAsia="Arial" w:hAnsi="Arial"/>
+                <w:b w:val="false"/>
+                <w:bCs w:val="false"/>
+                <w:i w:val="false"/>
+                <w:iCs w:val="false"/>
+                <w:color w:val="000000"/>
+                <w:sz w:val="18"/>
+                <w:szCs w:val="18"/>
+              </w:rPr>
+              <w:t xml:space="preserve">The teacher leads a class discussion to draw out patterns from the data. Students share their average jet-distance measurements; the teacher records them in a class data table on the board with columns for hole height, average jet distance (fresh water), and average jet distance (salt water). Students are then asked to plot a graph of jet distance (proxy for pressure) on the y-axis versus hole height from the base (depth of water above the hole) on the x-axis using graph paper or their notebooks. They describe the shape of the graph in one sentence. Next, the teacher introduces the three-factor framework: the class identifies from their data that pressure increases with depth (deeper hole, longer jet), pressure increases with density (salt-water jet travels farther than fresh-water jet from same depth), and the teacher introduces gravitational field strength (g = 10 N/kg) as the third factor by posing a thought question: 'If you took this same bottle of water to the Moon where gravity is much weaker, would the jet travel as far? Discuss.' After 60 seconds of think-pair-share, students record the three factors in a structured summary: Factor 1 — Depth (h); Factor 2 — Density (rho); Factor 3 — Gravitational field strength (g). Students write the summary statement: 'Liquid pressure depends on the depth of the liquid, the density of the liquid, and the strength of gravity at that location.' Finally, the teacher connects back to the jerrycan: 'The water inside our jerrycan was also exerting pressure on the walls — and now we can say that pressure depended on the depth of water and its density. When we poured the water out, we removed that outward push too. So the jerrycan had to deal with atmosphere pushing in from outside, with much less pushing back from inside.'</w:t>
+            </w:r>
+          </w:p>
+        </w:tc>
+        <w:tc>
+          <w:tcPr>
+            <w:tcW w:type="dxa" w:w="3040"/>
+            <w:shd w:fill="F2F2F2" w:color="auto" w:val="clear"/>
+            <w:tcMar>
+              <w:top w:type="dxa" w:w="60"/>
+              <w:left w:type="dxa" w:w="120"/>
+              <w:bottom w:type="dxa" w:w="60"/>
+              <w:right w:type="dxa" w:w="120"/>
+            </w:tcMar>
+            <w:vAlign w:val="top"/>
+          </w:tcPr>
+          <w:p>
+            <w:pPr>
+              <w:spacing w:after="40" w:before="0"/>
+              <w:jc w:val="left"/>
+            </w:pPr>
+            <w:r>
+              <w:rPr>
+                <w:rFonts w:ascii="Arial" w:cs="Arial" w:eastAsia="Arial" w:hAnsi="Arial"/>
+                <w:b w:val="false"/>
+                <w:bCs w:val="false"/>
+                <w:i w:val="false"/>
+                <w:iCs w:val="false"/>
+                <w:color w:val="000000"/>
+                <w:sz w:val="18"/>
+                <w:szCs w:val="18"/>
+              </w:rPr>
+              <w:t xml:space="preserve">When recording class data: 'I notice Group 3 has a slightly different value for the middle hole — what might explain that variation?' Accept answers about measurement error, water level not being exactly the same, or the hole size varying. This normalises scientific uncertainty. When introducing the Moon question: 'I am going to give you 60 seconds of silence to think about this before you talk — use it.' WAIT 60 seconds. After pairs share, say: 'So gravity matters. We cannot change gravity easily in the lab, but we have changed depth and density today — and both changed the pressure. Three factors, all revealed by one plastic bottle.' When presenting the three-factor summary, ask students to say the three factors aloud together as a class once, then write them individually. Use a Kenyan context to anchor each factor: Depth — 'Think of a diver in the Indian Ocean off Mombasa going deeper and deeper'; Density — 'Think of Lake Magadi, which is so dense with soda ash that objects float more easily — its pressure at a given depth is higher than fresh water'; Gravity — 'On a future Kenyan space mission, a water system would need redesign because g is different.'</w:t>
+            </w:r>
+          </w:p>
+        </w:tc>
+        <w:tc>
+          <w:tcPr>
+            <w:tcW w:type="dxa" w:w="3040"/>
+            <w:shd w:fill="FFFFFF" w:color="auto" w:val="clear"/>
+            <w:tcMar>
+              <w:top w:type="dxa" w:w="60"/>
+              <w:left w:type="dxa" w:w="120"/>
+              <w:bottom w:type="dxa" w:w="60"/>
+              <w:right w:type="dxa" w:w="120"/>
+            </w:tcMar>
+            <w:vAlign w:val="top"/>
+          </w:tcPr>
+          <w:p>
+            <w:pPr>
+              <w:spacing w:after="40" w:before="0"/>
+              <w:jc w:val="left"/>
+            </w:pPr>
+            <w:r>
+              <w:rPr>
+                <w:rFonts w:ascii="Arial" w:cs="Arial" w:eastAsia="Arial" w:hAnsi="Arial"/>
+                <w:b w:val="false"/>
+                <w:bCs w:val="false"/>
+                <w:i w:val="false"/>
+                <w:iCs w:val="false"/>
+                <w:color w:val="000000"/>
+                <w:sz w:val="18"/>
+                <w:szCs w:val="18"/>
+              </w:rPr>
+              <w:t xml:space="preserve">Graphing jet distance versus depth transforms a qualitative observation into a quantitative pattern and builds the graphing skill needed for Boyle's Law in Lesson 7. The Moon thought experiment isolates the gravity variable without requiring a second experiment. The three-factor structured summary gives students a reusable scaffold they will use in Lesson 4 to derive P = rho x g x h.</w:t>
+            </w:r>
+          </w:p>
+        </w:tc>
+        <w:tc>
+          <w:tcPr>
+            <w:tcW w:type="dxa" w:w="3040"/>
+            <w:shd w:fill="F2F2F2" w:color="auto" w:val="clear"/>
+            <w:tcMar>
+              <w:top w:type="dxa" w:w="60"/>
+              <w:left w:type="dxa" w:w="120"/>
+              <w:bottom w:type="dxa" w:w="60"/>
+              <w:right w:type="dxa" w:w="120"/>
+            </w:tcMar>
+            <w:vAlign w:val="top"/>
+          </w:tcPr>
+          <w:p>
+            <w:pPr>
+              <w:spacing w:after="40" w:before="0"/>
+              <w:jc w:val="left"/>
+            </w:pPr>
+            <w:r>
+              <w:rPr>
+                <w:rFonts w:ascii="Arial" w:cs="Arial" w:eastAsia="Arial" w:hAnsi="Arial"/>
+                <w:b w:val="false"/>
+                <w:bCs w:val="false"/>
+                <w:i w:val="false"/>
+                <w:iCs w:val="false"/>
+                <w:color w:val="000000"/>
+                <w:sz w:val="18"/>
+                <w:szCs w:val="18"/>
+              </w:rPr>
+              <w:t xml:space="preserve">Collect graphs from each student. Check that: the graph is labelled with axes and units, the trend is correctly described as increasing (not decreasing or flat), and the student can articulate why jet distance represents pressure. Use exit observation: ask three students at random to state the three factors without looking at their notes.</w:t>
+            </w:r>
+          </w:p>
+        </w:tc>
+      </w:tr>
+      <w:tr>
+        <w:tc>
+          <w:tcPr>
+            <w:tcW w:type="dxa" w:w="1520"/>
+            <w:shd w:fill="FCE4D6" w:color="auto" w:val="clear"/>
+            <w:tcMar>
+              <w:top w:type="dxa" w:w="60"/>
+              <w:left w:type="dxa" w:w="120"/>
+              <w:bottom w:type="dxa" w:w="60"/>
+              <w:right w:type="dxa" w:w="120"/>
+            </w:tcMar>
+            <w:vAlign w:val="top"/>
+          </w:tcPr>
+          <w:p>
+            <w:pPr>
+              <w:spacing w:after="40" w:before="0"/>
+              <w:jc w:val="left"/>
+            </w:pPr>
+            <w:r>
+              <w:rPr>
+                <w:rFonts w:ascii="Arial" w:cs="Arial" w:eastAsia="Arial" w:hAnsi="Arial"/>
+                <w:b/>
+                <w:bCs/>
+                <w:i w:val="false"/>
+                <w:iCs w:val="false"/>
+                <w:color w:val="000000"/>
+                <w:sz w:val="18"/>
+                <w:szCs w:val="18"/>
+              </w:rPr>
+              <w:t xml:space="preserve">Driving Question Board (DQB) Creation</w:t>
+            </w:r>
+          </w:p>
+          <w:p>
+            <w:pPr>
+              <w:spacing w:after="20" w:before="0"/>
+            </w:pPr>
+            <w:r>
+              <w:rPr>
+                <w:rFonts w:ascii="Arial" w:cs="Arial" w:eastAsia="Arial" w:hAnsi="Arial"/>
+                <w:b/>
+                <w:bCs/>
+                <w:color w:val="1F3864"/>
+                <w:sz w:val="16"/>
+                <w:szCs w:val="16"/>
+              </w:rPr>
+              <w:t xml:space="preserve">📹 VIDEO:</w:t>
+            </w:r>
+          </w:p>
+          <w:p>
+            <w:pPr>
+              <w:spacing w:after="20" w:before="0"/>
+            </w:pPr>
+            <w:hyperlink w:history="1" r:id="rIdljcp921dl6qh19hd9z42i">
               <w:r>
                 <w:rPr>
                   <w:rFonts w:ascii="Arial" w:cs="Arial" w:eastAsia="Arial" w:hAnsi="Arial"/>
@@ -9818,7 +10124,7 @@
               <w:spacing w:after="10" w:before="0"/>
               <w:ind w:left="120"/>
             </w:pPr>
-            <w:hyperlink w:history="1" r:id="rIdo4nvvgtgp7gnvb9avwlbj">
+            <w:hyperlink w:history="1" r:id="rIddog7rnws-7wl_ulujqvpq">
               <w:r>
                 <w:rPr>
                   <w:rFonts w:ascii="Arial" w:cs="Arial" w:eastAsia="Arial" w:hAnsi="Arial"/>
@@ -9856,14 +10162,14 @@
                 <w:sz w:val="16"/>
                 <w:szCs w:val="16"/>
               </w:rPr>
-              <w:t xml:space="preserve">📖 HTML:</w:t>
+              <w:t xml:space="preserve">📖 EXERCISE:</w:t>
             </w:r>
           </w:p>
           <w:p>
             <w:pPr>
               <w:spacing w:after="20" w:before="0"/>
             </w:pPr>
-            <w:hyperlink w:history="1" r:id="rIddk5ihy1esh9_u_myfgyur">
+            <w:hyperlink w:history="1" r:id="rIdzrqyhrguu6cbsz5odl9-z">
               <w:r>
                 <w:rPr>
                   <w:rFonts w:ascii="Arial" w:cs="Arial" w:eastAsia="Arial" w:hAnsi="Arial"/>
@@ -9872,7 +10178,7 @@
                   <w:szCs w:val="16"/>
                   <w:u w:val="single" w:color="2E75B6"/>
                 </w:rPr>
-                <w:t xml:space="preserve">Represent Real-World Data Using Bar Graphs, Frequency Tables and Histograms (Flexbook)</w:t>
+                <w:t xml:space="preserve">Pressure and Density of the Atmosphere Practice</w:t>
               </w:r>
             </w:hyperlink>
           </w:p>
@@ -9896,7 +10202,7 @@
               <w:spacing w:after="10" w:before="0"/>
               <w:ind w:left="120"/>
             </w:pPr>
-            <w:hyperlink w:history="1" r:id="rIdknn7pm0zmkwrnurueegpj">
+            <w:hyperlink w:history="1" r:id="rId24hp9n_cn4nnor9ymg4oj">
               <w:r>
                 <w:rPr>
                   <w:rFonts w:ascii="Arial" w:cs="Arial" w:eastAsia="Arial" w:hAnsi="Arial"/>
@@ -9938,7 +10244,7 @@
                 <w:sz w:val="18"/>
                 <w:szCs w:val="18"/>
               </w:rPr>
-              <w:t xml:space="preserve">The teacher leads a class discussion to draw out patterns from the data. Students share their average jet-distance measurements; the teacher records them in a class data table on the board with columns for hole height, average jet distance (fresh water), and average jet distance (salt water). Students are then asked to plot a graph of jet distance (proxy for pressure) on the y-axis versus hole height from the base (depth of water above the hole) on the x-axis using graph paper or their notebooks. They describe the shape of the graph in one sentence. Next, the teacher introduces the three-factor framework: the class identifies from their data that pressure increases with depth (deeper hole, longer jet), pressure increases with density (salt-water jet travels farther than fresh-water jet from same depth), and the teacher introduces gravitational field strength (g = 10 N/kg) as the third factor by posing a thought question: 'If you took this same bottle of water to the Moon where gravity is much weaker, would the jet travel as far? Discuss.' After 60 seconds of think-pair-share, students record the three factors in a structured summary: Factor 1 — Depth (h); Factor 2 — Density (rho); Factor 3 — Gravitational field strength (g). Students write the summary statement: 'Liquid pressure depends on the depth of the liquid, the density of the liquid, and the strength of gravity at that location.' Finally, the teacher connects back to the jerrycan: 'The water inside our jerrycan was also exerting pressure on the walls — and now we can say that pressure depended on the depth of water and its density. When we poured the water out, we removed that outward push too. So the jerrycan had to deal with atmosphere pushing in from outside, with much less pushing back from inside.'</w:t>
+              <w:t xml:space="preserve">Each student receives two sticky notes (or small paper squares if sticky notes are unavailable). On the first note they write one new thing they now KNOW about liquid pressure from today's lesson. On the second note they write one new question that today's investigation has raised for them — especially questions about the jerrycan, dams, water towers, or the ocean. Students post their notes on the class Driving Question Board under the headings 'New Evidence We Have' and 'New Questions We Are Asking'. The teacher then reads aloud three or four of the new questions and invites the class to vote (show of hands) on which question they most want to answer next. The teacher draws a box around the top vote-getter and writes beside it: 'Watch for this in Lesson 4.'</w:t>
             </w:r>
           </w:p>
         </w:tc>
@@ -9970,7 +10276,7 @@
                 <w:sz w:val="18"/>
                 <w:szCs w:val="18"/>
               </w:rPr>
-              <w:t xml:space="preserve">When recording class data: 'I notice Group 3 has a slightly different value for the middle hole — what might explain that variation?' Accept answers about measurement error, water level not being exactly the same, or the hole size varying. This normalises scientific uncertainty. When introducing the Moon question: 'I am going to give you 60 seconds of silence to think about this before you talk — use it.' WAIT 60 seconds. After pairs share, say: 'So gravity matters. We cannot change gravity easily in the lab, but we have changed depth and density today — and both changed the pressure. Three factors, all revealed by one plastic bottle.' When presenting the three-factor summary, ask students to say the three factors aloud together as a class once, then write them individually. Use a Kenyan context to anchor each factor: Depth — 'Think of a diver in the Indian Ocean off Mombasa going deeper and deeper'; Density — 'Think of Lake Magadi, which is so dense with soda ash that objects float more easily — its pressure at a given depth is higher than fresh water'; Gravity — 'On a future Kenyan space mission, a water system would need redesign because g is different.'</w:t>
+              <w:t xml:space="preserve">Say: 'You have spent this lesson gathering evidence. Evidence is only useful if we connect it to our big question. Take two minutes — no talking — to write your two notes.' WAIT 2 minutes. As students post notes, scan for questions that anticipate P = rho x g x h or ask about dams and water towers — these validate the storyline sequence. If no student raises a question about calculating pressure numerically, the teacher adds a teacher card: 'We know the three factors — but can we calculate exactly how much pressure acts at a specific depth? How?' This seeds Lesson 4. Avoid answering any questions now. Say: 'These questions are our engine. We will come back to every single one before Lesson 9.'</w:t>
             </w:r>
           </w:p>
         </w:tc>
@@ -10002,7 +10308,7 @@
                 <w:sz w:val="18"/>
                 <w:szCs w:val="18"/>
               </w:rPr>
-              <w:t xml:space="preserve">Graphing jet distance versus depth transforms a qualitative observation into a quantitative pattern and builds the graphing skill needed for Boyle's Law in Lesson 7. The Moon thought experiment isolates the gravity variable without requiring a second experiment. The three-factor structured summary gives students a reusable scaffold they will use in Lesson 4 to derive P = rho x g x h.</w:t>
+              <w:t xml:space="preserve">The DQB ritual maintains the coherent investigative narrative across all nine lessons and gives students agency over the direction of inquiry. Voting on which question to pursue first gives students a sense of ownership over the curriculum sequence.</w:t>
             </w:r>
           </w:p>
         </w:tc>
@@ -10034,7 +10340,7 @@
                 <w:sz w:val="18"/>
                 <w:szCs w:val="18"/>
               </w:rPr>
-              <w:t xml:space="preserve">Collect graphs from each student. Check that: the graph is labelled with axes and units, the trend is correctly described as increasing (not decreasing or flat), and the student can articulate why jet distance represents pressure. Use exit observation: ask three students at random to state the three factors without looking at their notes.</w:t>
+              <w:t xml:space="preserve">The 'New Evidence' notes function as a quick knowledge check. Teacher collects and reads all notes before Lesson 4 to identify students who have not yet distinguished between depth and density as separate factors, or who believe pressure in liquids acts only downward (a common misconception to address at the start of Lesson 4).</w:t>
             </w:r>
           </w:p>
         </w:tc>
@@ -10043,32 +10349,32 @@
         <w:tc>
           <w:tcPr>
             <w:tcW w:type="dxa" w:w="1520"/>
-            <w:shd w:fill="FCE4D6" w:color="auto" w:val="clear"/>
-            <w:tcMar>
-              <w:top w:type="dxa" w:w="60"/>
-              <w:left w:type="dxa" w:w="120"/>
-              <w:bottom w:type="dxa" w:w="60"/>
-              <w:right w:type="dxa" w:w="120"/>
-            </w:tcMar>
-            <w:vAlign w:val="top"/>
-          </w:tcPr>
-          <w:p>
-            <w:pPr>
-              <w:spacing w:after="40" w:before="0"/>
-              <w:jc w:val="left"/>
-            </w:pPr>
-            <w:r>
-              <w:rPr>
-                <w:rFonts w:ascii="Arial" w:cs="Arial" w:eastAsia="Arial" w:hAnsi="Arial"/>
-                <w:b/>
-                <w:bCs/>
-                <w:i w:val="false"/>
-                <w:iCs w:val="false"/>
-                <w:color w:val="000000"/>
-                <w:sz w:val="18"/>
-                <w:szCs w:val="18"/>
-              </w:rPr>
-              <w:t xml:space="preserve">Driving Question Board (DQB) Creation</w:t>
+            <w:shd w:fill="D5E8F0" w:color="auto" w:val="clear"/>
+            <w:tcMar>
+              <w:top w:type="dxa" w:w="60"/>
+              <w:left w:type="dxa" w:w="120"/>
+              <w:bottom w:type="dxa" w:w="60"/>
+              <w:right w:type="dxa" w:w="120"/>
+            </w:tcMar>
+            <w:vAlign w:val="top"/>
+          </w:tcPr>
+          <w:p>
+            <w:pPr>
+              <w:spacing w:after="40" w:before="0"/>
+              <w:jc w:val="left"/>
+            </w:pPr>
+            <w:r>
+              <w:rPr>
+                <w:rFonts w:ascii="Arial" w:cs="Arial" w:eastAsia="Arial" w:hAnsi="Arial"/>
+                <w:b/>
+                <w:bCs/>
+                <w:i w:val="false"/>
+                <w:iCs w:val="false"/>
+                <w:color w:val="000000"/>
+                <w:sz w:val="18"/>
+                <w:szCs w:val="18"/>
+              </w:rPr>
+              <w:t xml:space="preserve">Model Building Phase</w:t>
             </w:r>
           </w:p>
           <w:p>
@@ -10091,7 +10397,7 @@
             <w:pPr>
               <w:spacing w:after="20" w:before="0"/>
             </w:pPr>
-            <w:hyperlink w:history="1" r:id="rIdfgcrg75lizotc_tckhrdi">
+            <w:hyperlink w:history="1" r:id="rId6unmcohjsqndyel3hr427">
               <w:r>
                 <w:rPr>
                   <w:rFonts w:ascii="Arial" w:cs="Arial" w:eastAsia="Arial" w:hAnsi="Arial"/>
@@ -10124,7 +10430,7 @@
               <w:spacing w:after="10" w:before="0"/>
               <w:ind w:left="120"/>
             </w:pPr>
-            <w:hyperlink w:history="1" r:id="rIdb3ahgdpbqxsskpewcgyux">
+            <w:hyperlink w:history="1" r:id="rIdixumsmztxqb72qnwhd3f9">
               <w:r>
                 <w:rPr>
                   <w:rFonts w:ascii="Arial" w:cs="Arial" w:eastAsia="Arial" w:hAnsi="Arial"/>
@@ -10169,7 +10475,7 @@
             <w:pPr>
               <w:spacing w:after="20" w:before="0"/>
             </w:pPr>
-            <w:hyperlink w:history="1" r:id="rIdtluv2tnifi_xwd5brmyfs">
+            <w:hyperlink w:history="1" r:id="rIdftrheyazyumpgowcw01le">
               <w:r>
                 <w:rPr>
                   <w:rFonts w:ascii="Arial" w:cs="Arial" w:eastAsia="Arial" w:hAnsi="Arial"/>
@@ -10178,7 +10484,7 @@
                   <w:szCs w:val="16"/>
                   <w:u w:val="single" w:color="2E75B6"/>
                 </w:rPr>
-                <w:t xml:space="preserve">Pressure and Density of the Atmosphere (Flexbook)</w:t>
+                <w:t xml:space="preserve">Pressure and Density of the Atmosphere (PLIX)</w:t>
               </w:r>
             </w:hyperlink>
           </w:p>
@@ -10202,313 +10508,7 @@
               <w:spacing w:after="10" w:before="0"/>
               <w:ind w:left="120"/>
             </w:pPr>
-            <w:hyperlink w:history="1" r:id="rIdorxy8tvk-jifbkclvdumj">
-              <w:r>
-                <w:rPr>
-                  <w:rFonts w:ascii="Arial" w:cs="Arial" w:eastAsia="Arial" w:hAnsi="Arial"/>
-                  <w:color w:val="595959"/>
-                  <w:sz w:val="14"/>
-                  <w:szCs w:val="14"/>
-                  <w:u w:val="single" w:color="595959"/>
-                </w:rPr>
-                <w:t xml:space="preserve">🔍 Search ARES for similar readings</w:t>
-              </w:r>
-            </w:hyperlink>
-          </w:p>
-        </w:tc>
-        <w:tc>
-          <w:tcPr>
-            <w:tcW w:type="dxa" w:w="3040"/>
-            <w:shd w:fill="FFFFFF" w:color="auto" w:val="clear"/>
-            <w:tcMar>
-              <w:top w:type="dxa" w:w="60"/>
-              <w:left w:type="dxa" w:w="120"/>
-              <w:bottom w:type="dxa" w:w="60"/>
-              <w:right w:type="dxa" w:w="120"/>
-            </w:tcMar>
-            <w:vAlign w:val="top"/>
-          </w:tcPr>
-          <w:p>
-            <w:pPr>
-              <w:spacing w:after="40" w:before="0"/>
-              <w:jc w:val="left"/>
-            </w:pPr>
-            <w:r>
-              <w:rPr>
-                <w:rFonts w:ascii="Arial" w:cs="Arial" w:eastAsia="Arial" w:hAnsi="Arial"/>
-                <w:b w:val="false"/>
-                <w:bCs w:val="false"/>
-                <w:i w:val="false"/>
-                <w:iCs w:val="false"/>
-                <w:color w:val="000000"/>
-                <w:sz w:val="18"/>
-                <w:szCs w:val="18"/>
-              </w:rPr>
-              <w:t xml:space="preserve">Each student receives two sticky notes (or small paper squares if sticky notes are unavailable). On the first note they write one new thing they now KNOW about liquid pressure from today's lesson. On the second note they write one new question that today's investigation has raised for them — especially questions about the jerrycan, dams, water towers, or the ocean. Students post their notes on the class Driving Question Board under the headings 'New Evidence We Have' and 'New Questions We Are Asking'. The teacher then reads aloud three or four of the new questions and invites the class to vote (show of hands) on which question they most want to answer next. The teacher draws a box around the top vote-getter and writes beside it: 'Watch for this in Lesson 4.'</w:t>
-            </w:r>
-          </w:p>
-        </w:tc>
-        <w:tc>
-          <w:tcPr>
-            <w:tcW w:type="dxa" w:w="3040"/>
-            <w:shd w:fill="F2F2F2" w:color="auto" w:val="clear"/>
-            <w:tcMar>
-              <w:top w:type="dxa" w:w="60"/>
-              <w:left w:type="dxa" w:w="120"/>
-              <w:bottom w:type="dxa" w:w="60"/>
-              <w:right w:type="dxa" w:w="120"/>
-            </w:tcMar>
-            <w:vAlign w:val="top"/>
-          </w:tcPr>
-          <w:p>
-            <w:pPr>
-              <w:spacing w:after="40" w:before="0"/>
-              <w:jc w:val="left"/>
-            </w:pPr>
-            <w:r>
-              <w:rPr>
-                <w:rFonts w:ascii="Arial" w:cs="Arial" w:eastAsia="Arial" w:hAnsi="Arial"/>
-                <w:b w:val="false"/>
-                <w:bCs w:val="false"/>
-                <w:i w:val="false"/>
-                <w:iCs w:val="false"/>
-                <w:color w:val="000000"/>
-                <w:sz w:val="18"/>
-                <w:szCs w:val="18"/>
-              </w:rPr>
-              <w:t xml:space="preserve">Say: 'You have spent this lesson gathering evidence. Evidence is only useful if we connect it to our big question. Take two minutes — no talking — to write your two notes.' WAIT 2 minutes. As students post notes, scan for questions that anticipate P = rho x g x h or ask about dams and water towers — these validate the storyline sequence. If no student raises a question about calculating pressure numerically, the teacher adds a teacher card: 'We know the three factors — but can we calculate exactly how much pressure acts at a specific depth? How?' This seeds Lesson 4. Avoid answering any questions now. Say: 'These questions are our engine. We will come back to every single one before Lesson 9.'</w:t>
-            </w:r>
-          </w:p>
-        </w:tc>
-        <w:tc>
-          <w:tcPr>
-            <w:tcW w:type="dxa" w:w="3040"/>
-            <w:shd w:fill="FFFFFF" w:color="auto" w:val="clear"/>
-            <w:tcMar>
-              <w:top w:type="dxa" w:w="60"/>
-              <w:left w:type="dxa" w:w="120"/>
-              <w:bottom w:type="dxa" w:w="60"/>
-              <w:right w:type="dxa" w:w="120"/>
-            </w:tcMar>
-            <w:vAlign w:val="top"/>
-          </w:tcPr>
-          <w:p>
-            <w:pPr>
-              <w:spacing w:after="40" w:before="0"/>
-              <w:jc w:val="left"/>
-            </w:pPr>
-            <w:r>
-              <w:rPr>
-                <w:rFonts w:ascii="Arial" w:cs="Arial" w:eastAsia="Arial" w:hAnsi="Arial"/>
-                <w:b w:val="false"/>
-                <w:bCs w:val="false"/>
-                <w:i w:val="false"/>
-                <w:iCs w:val="false"/>
-                <w:color w:val="000000"/>
-                <w:sz w:val="18"/>
-                <w:szCs w:val="18"/>
-              </w:rPr>
-              <w:t xml:space="preserve">The DQB ritual maintains the coherent investigative narrative across all nine lessons and gives students agency over the direction of inquiry. Voting on which question to pursue first gives students a sense of ownership over the curriculum sequence.</w:t>
-            </w:r>
-          </w:p>
-        </w:tc>
-        <w:tc>
-          <w:tcPr>
-            <w:tcW w:type="dxa" w:w="3040"/>
-            <w:shd w:fill="F2F2F2" w:color="auto" w:val="clear"/>
-            <w:tcMar>
-              <w:top w:type="dxa" w:w="60"/>
-              <w:left w:type="dxa" w:w="120"/>
-              <w:bottom w:type="dxa" w:w="60"/>
-              <w:right w:type="dxa" w:w="120"/>
-            </w:tcMar>
-            <w:vAlign w:val="top"/>
-          </w:tcPr>
-          <w:p>
-            <w:pPr>
-              <w:spacing w:after="40" w:before="0"/>
-              <w:jc w:val="left"/>
-            </w:pPr>
-            <w:r>
-              <w:rPr>
-                <w:rFonts w:ascii="Arial" w:cs="Arial" w:eastAsia="Arial" w:hAnsi="Arial"/>
-                <w:b w:val="false"/>
-                <w:bCs w:val="false"/>
-                <w:i w:val="false"/>
-                <w:iCs w:val="false"/>
-                <w:color w:val="000000"/>
-                <w:sz w:val="18"/>
-                <w:szCs w:val="18"/>
-              </w:rPr>
-              <w:t xml:space="preserve">The 'New Evidence' notes function as a quick knowledge check. Teacher collects and reads all notes before Lesson 4 to identify students who have not yet distinguished between depth and density as separate factors, or who believe pressure in liquids acts only downward (a common misconception to address at the start of Lesson 4).</w:t>
-            </w:r>
-          </w:p>
-        </w:tc>
-      </w:tr>
-      <w:tr>
-        <w:tc>
-          <w:tcPr>
-            <w:tcW w:type="dxa" w:w="1520"/>
-            <w:shd w:fill="D5E8F0" w:color="auto" w:val="clear"/>
-            <w:tcMar>
-              <w:top w:type="dxa" w:w="60"/>
-              <w:left w:type="dxa" w:w="120"/>
-              <w:bottom w:type="dxa" w:w="60"/>
-              <w:right w:type="dxa" w:w="120"/>
-            </w:tcMar>
-            <w:vAlign w:val="top"/>
-          </w:tcPr>
-          <w:p>
-            <w:pPr>
-              <w:spacing w:after="40" w:before="0"/>
-              <w:jc w:val="left"/>
-            </w:pPr>
-            <w:r>
-              <w:rPr>
-                <w:rFonts w:ascii="Arial" w:cs="Arial" w:eastAsia="Arial" w:hAnsi="Arial"/>
-                <w:b/>
-                <w:bCs/>
-                <w:i w:val="false"/>
-                <w:iCs w:val="false"/>
-                <w:color w:val="000000"/>
-                <w:sz w:val="18"/>
-                <w:szCs w:val="18"/>
-              </w:rPr>
-              <w:t xml:space="preserve">Model Building Phase</w:t>
-            </w:r>
-          </w:p>
-          <w:p>
-            <w:pPr>
-              <w:spacing w:after="20" w:before="0"/>
-            </w:pPr>
-            <w:r>
-              <w:rPr>
-                <w:rFonts w:ascii="Arial" w:cs="Arial" w:eastAsia="Arial" w:hAnsi="Arial"/>
-                <w:b/>
-                <w:bCs/>
-                <w:color w:val="1F3864"/>
-                <w:sz w:val="16"/>
-                <w:szCs w:val="16"/>
-              </w:rPr>
-              <w:t xml:space="preserve">📹 VIDEO:</w:t>
-            </w:r>
-          </w:p>
-          <w:p>
-            <w:pPr>
-              <w:spacing w:after="20" w:before="0"/>
-            </w:pPr>
-            <w:hyperlink w:history="1" r:id="rIdz4uaszo_fc8pewqgaegu2">
-              <w:r>
-                <w:rPr>
-                  <w:rFonts w:ascii="Arial" w:cs="Arial" w:eastAsia="Arial" w:hAnsi="Arial"/>
-                  <w:color w:val="2E75B6"/>
-                  <w:sz w:val="16"/>
-                  <w:szCs w:val="16"/>
-                  <w:u w:val="single" w:color="2E75B6"/>
-                </w:rPr>
-                <w:t xml:space="preserve">Pressure and Pascal's principle (part 1)</w:t>
-              </w:r>
-            </w:hyperlink>
-          </w:p>
-          <w:p>
-            <w:pPr>
-              <w:spacing w:after="10" w:before="0"/>
-              <w:ind w:left="120"/>
-            </w:pPr>
-            <w:r>
-              <w:rPr>
-                <w:rFonts w:ascii="Arial" w:cs="Arial" w:eastAsia="Arial" w:hAnsi="Arial"/>
-                <w:color w:val="595959"/>
-                <w:sz w:val="14"/>
-                <w:szCs w:val="14"/>
-              </w:rPr>
-              <w:t xml:space="preserve">Source: Khan Academy (English - US curriculum)</w:t>
-            </w:r>
-          </w:p>
-          <w:p>
-            <w:pPr>
-              <w:spacing w:after="10" w:before="0"/>
-              <w:ind w:left="120"/>
-            </w:pPr>
-            <w:hyperlink w:history="1" r:id="rIduc0m9ep8x1enj9rlnw7lk">
-              <w:r>
-                <w:rPr>
-                  <w:rFonts w:ascii="Arial" w:cs="Arial" w:eastAsia="Arial" w:hAnsi="Arial"/>
-                  <w:color w:val="595959"/>
-                  <w:sz w:val="14"/>
-                  <w:szCs w:val="14"/>
-                  <w:u w:val="single" w:color="595959"/>
-                </w:rPr>
-                <w:t xml:space="preserve">🔍 Search ARES for similar videos</w:t>
-              </w:r>
-            </w:hyperlink>
-          </w:p>
-          <w:p>
-            <w:pPr>
-              <w:spacing w:after="40" w:before="0"/>
-            </w:pPr>
-            <w:r>
-              <w:rPr>
-                <w:sz w:val="14"/>
-                <w:szCs w:val="14"/>
-              </w:rPr>
-              <w:t xml:space="preserve"/>
-            </w:r>
-          </w:p>
-          <w:p>
-            <w:pPr>
-              <w:spacing w:after="20" w:before="0"/>
-            </w:pPr>
-            <w:r>
-              <w:rPr>
-                <w:rFonts w:ascii="Arial" w:cs="Arial" w:eastAsia="Arial" w:hAnsi="Arial"/>
-                <w:b/>
-                <w:bCs/>
-                <w:color w:val="1F3864"/>
-                <w:sz w:val="16"/>
-                <w:szCs w:val="16"/>
-              </w:rPr>
-              <w:t xml:space="preserve">📖 EXERCISE:</w:t>
-            </w:r>
-          </w:p>
-          <w:p>
-            <w:pPr>
-              <w:spacing w:after="20" w:before="0"/>
-            </w:pPr>
-            <w:hyperlink w:history="1" r:id="rIdmpbnynrxkw6dfphu3zlsy">
-              <w:r>
-                <w:rPr>
-                  <w:rFonts w:ascii="Arial" w:cs="Arial" w:eastAsia="Arial" w:hAnsi="Arial"/>
-                  <w:color w:val="2E75B6"/>
-                  <w:sz w:val="16"/>
-                  <w:szCs w:val="16"/>
-                  <w:u w:val="single" w:color="2E75B6"/>
-                </w:rPr>
-                <w:t xml:space="preserve">Pressure and Density of the Atmosphere Practice</w:t>
-              </w:r>
-            </w:hyperlink>
-          </w:p>
-          <w:p>
-            <w:pPr>
-              <w:spacing w:after="10" w:before="0"/>
-              <w:ind w:left="120"/>
-            </w:pPr>
-            <w:r>
-              <w:rPr>
-                <w:rFonts w:ascii="Arial" w:cs="Arial" w:eastAsia="Arial" w:hAnsi="Arial"/>
-                <w:color w:val="595959"/>
-                <w:sz w:val="14"/>
-                <w:szCs w:val="14"/>
-              </w:rPr>
-              <w:t xml:space="preserve">Source: CK-12</w:t>
-            </w:r>
-          </w:p>
-          <w:p>
-            <w:pPr>
-              <w:spacing w:after="10" w:before="0"/>
-              <w:ind w:left="120"/>
-            </w:pPr>
-            <w:hyperlink w:history="1" r:id="rIdtpvlg6c9qqek1cqcwzz7r">
+            <w:hyperlink w:history="1" r:id="rIdjr7x5jh7x9aafxx5vjrrk">
               <w:r>
                 <w:rPr>
                   <w:rFonts w:ascii="Arial" w:cs="Arial" w:eastAsia="Arial" w:hAnsi="Arial"/>
@@ -11995,7 +11995,7 @@
             <w:pPr>
               <w:spacing w:after="20" w:before="0"/>
             </w:pPr>
-            <w:hyperlink w:history="1" r:id="rIdjgyguiido5a_xlio88fv1">
+            <w:hyperlink w:history="1" r:id="rIddmxg6j0bqadzil7ekpgsu">
               <w:r>
                 <w:rPr>
                   <w:rFonts w:ascii="Arial" w:cs="Arial" w:eastAsia="Arial" w:hAnsi="Arial"/>
@@ -12028,7 +12028,7 @@
               <w:spacing w:after="10" w:before="0"/>
               <w:ind w:left="120"/>
             </w:pPr>
-            <w:hyperlink w:history="1" r:id="rId8vo7acz3bnixw-o511jji">
+            <w:hyperlink w:history="1" r:id="rIdpo5jzwo-h99ol5ko_ppoz">
               <w:r>
                 <w:rPr>
                   <w:rFonts w:ascii="Arial" w:cs="Arial" w:eastAsia="Arial" w:hAnsi="Arial"/>
@@ -12073,7 +12073,7 @@
             <w:pPr>
               <w:spacing w:after="20" w:before="0"/>
             </w:pPr>
-            <w:hyperlink w:history="1" r:id="rIdv9wsmhrl6-qikbgmmi-h2">
+            <w:hyperlink w:history="1" r:id="rIdsdckcupfwlqnigndhzwsy">
               <w:r>
                 <w:rPr>
                   <w:rFonts w:ascii="Arial" w:cs="Arial" w:eastAsia="Arial" w:hAnsi="Arial"/>
@@ -12106,7 +12106,7 @@
               <w:spacing w:after="10" w:before="0"/>
               <w:ind w:left="120"/>
             </w:pPr>
-            <w:hyperlink w:history="1" r:id="rIdpahek8acen2kwofhgrlrv">
+            <w:hyperlink w:history="1" r:id="rIdvpzav6xsklhy2x0385xdm">
               <w:r>
                 <w:rPr>
                   <w:rFonts w:ascii="Arial" w:cs="Arial" w:eastAsia="Arial" w:hAnsi="Arial"/>
@@ -12301,7 +12301,7 @@
             <w:pPr>
               <w:spacing w:after="20" w:before="0"/>
             </w:pPr>
-            <w:hyperlink w:history="1" r:id="rIdkpkw5vd17deoijxrgu7q6">
+            <w:hyperlink w:history="1" r:id="rIdrdb8rscenefiqwyfyasj4">
               <w:r>
                 <w:rPr>
                   <w:rFonts w:ascii="Arial" w:cs="Arial" w:eastAsia="Arial" w:hAnsi="Arial"/>
@@ -12334,7 +12334,7 @@
               <w:spacing w:after="10" w:before="0"/>
               <w:ind w:left="120"/>
             </w:pPr>
-            <w:hyperlink w:history="1" r:id="rIdar_8_r2bagqcbr_1ji1pf">
+            <w:hyperlink w:history="1" r:id="rId594jy_epp-91ftkykaz1f">
               <w:r>
                 <w:rPr>
                   <w:rFonts w:ascii="Arial" w:cs="Arial" w:eastAsia="Arial" w:hAnsi="Arial"/>
@@ -12379,7 +12379,7 @@
             <w:pPr>
               <w:spacing w:after="20" w:before="0"/>
             </w:pPr>
-            <w:hyperlink w:history="1" r:id="rIdywup7inml4kq0csw_ynu2">
+            <w:hyperlink w:history="1" r:id="rId7zqudrlmvpmp2xkojsftr">
               <w:r>
                 <w:rPr>
                   <w:rFonts w:ascii="Arial" w:cs="Arial" w:eastAsia="Arial" w:hAnsi="Arial"/>
@@ -12412,7 +12412,7 @@
               <w:spacing w:after="10" w:before="0"/>
               <w:ind w:left="120"/>
             </w:pPr>
-            <w:hyperlink w:history="1" r:id="rIdvc3gicvfdmp0n8ekzn68x">
+            <w:hyperlink w:history="1" r:id="rIdhlre6h84_bpjjazb_hloz">
               <w:r>
                 <w:rPr>
                   <w:rFonts w:ascii="Arial" w:cs="Arial" w:eastAsia="Arial" w:hAnsi="Arial"/>
@@ -12607,7 +12607,619 @@
             <w:pPr>
               <w:spacing w:after="20" w:before="0"/>
             </w:pPr>
-            <w:hyperlink w:history="1" r:id="rId_ayi3zlfos5doryxlgxsx">
+            <w:hyperlink w:history="1" r:id="rIdetjxokxeq2k-u8et3umgz">
+              <w:r>
+                <w:rPr>
+                  <w:rFonts w:ascii="Arial" w:cs="Arial" w:eastAsia="Arial" w:hAnsi="Arial"/>
+                  <w:color w:val="2E75B6"/>
+                  <w:sz w:val="16"/>
+                  <w:szCs w:val="16"/>
+                  <w:u w:val="single" w:color="2E75B6"/>
+                </w:rPr>
+                <w:t xml:space="preserve">Pressure and Pascal's principle (part 1)</w:t>
+              </w:r>
+            </w:hyperlink>
+          </w:p>
+          <w:p>
+            <w:pPr>
+              <w:spacing w:after="10" w:before="0"/>
+              <w:ind w:left="120"/>
+            </w:pPr>
+            <w:r>
+              <w:rPr>
+                <w:rFonts w:ascii="Arial" w:cs="Arial" w:eastAsia="Arial" w:hAnsi="Arial"/>
+                <w:color w:val="595959"/>
+                <w:sz w:val="14"/>
+                <w:szCs w:val="14"/>
+              </w:rPr>
+              <w:t xml:space="preserve">Source: Khan Academy (English - US curriculum)</w:t>
+            </w:r>
+          </w:p>
+          <w:p>
+            <w:pPr>
+              <w:spacing w:after="10" w:before="0"/>
+              <w:ind w:left="120"/>
+            </w:pPr>
+            <w:hyperlink w:history="1" r:id="rId-4uespcgu-vmqaohctmac">
+              <w:r>
+                <w:rPr>
+                  <w:rFonts w:ascii="Arial" w:cs="Arial" w:eastAsia="Arial" w:hAnsi="Arial"/>
+                  <w:color w:val="595959"/>
+                  <w:sz w:val="14"/>
+                  <w:szCs w:val="14"/>
+                  <w:u w:val="single" w:color="595959"/>
+                </w:rPr>
+                <w:t xml:space="preserve">🔍 Search ARES for similar videos</w:t>
+              </w:r>
+            </w:hyperlink>
+          </w:p>
+          <w:p>
+            <w:pPr>
+              <w:spacing w:after="40" w:before="0"/>
+            </w:pPr>
+            <w:r>
+              <w:rPr>
+                <w:sz w:val="14"/>
+                <w:szCs w:val="14"/>
+              </w:rPr>
+              <w:t xml:space="preserve"/>
+            </w:r>
+          </w:p>
+          <w:p>
+            <w:pPr>
+              <w:spacing w:after="20" w:before="0"/>
+            </w:pPr>
+            <w:r>
+              <w:rPr>
+                <w:rFonts w:ascii="Arial" w:cs="Arial" w:eastAsia="Arial" w:hAnsi="Arial"/>
+                <w:b/>
+                <w:bCs/>
+                <w:color w:val="1F3864"/>
+                <w:sz w:val="16"/>
+                <w:szCs w:val="16"/>
+              </w:rPr>
+              <w:t xml:space="preserve">📖 HTML:</w:t>
+            </w:r>
+          </w:p>
+          <w:p>
+            <w:pPr>
+              <w:spacing w:after="20" w:before="0"/>
+            </w:pPr>
+            <w:hyperlink w:history="1" r:id="rIdim3gcwz2fwj8ic-yxnfpm">
+              <w:r>
+                <w:rPr>
+                  <w:rFonts w:ascii="Arial" w:cs="Arial" w:eastAsia="Arial" w:hAnsi="Arial"/>
+                  <w:color w:val="2E75B6"/>
+                  <w:sz w:val="16"/>
+                  <w:szCs w:val="16"/>
+                  <w:u w:val="single" w:color="2E75B6"/>
+                </w:rPr>
+                <w:t xml:space="preserve">Fluid Pressure And Flow</w:t>
+              </w:r>
+            </w:hyperlink>
+          </w:p>
+          <w:p>
+            <w:pPr>
+              <w:spacing w:after="10" w:before="0"/>
+              <w:ind w:left="120"/>
+            </w:pPr>
+            <w:r>
+              <w:rPr>
+                <w:rFonts w:ascii="Arial" w:cs="Arial" w:eastAsia="Arial" w:hAnsi="Arial"/>
+                <w:color w:val="595959"/>
+                <w:sz w:val="14"/>
+                <w:szCs w:val="14"/>
+              </w:rPr>
+              <w:t xml:space="preserve">Source: PhET</w:t>
+            </w:r>
+          </w:p>
+          <w:p>
+            <w:pPr>
+              <w:spacing w:after="10" w:before="0"/>
+              <w:ind w:left="120"/>
+            </w:pPr>
+            <w:hyperlink w:history="1" r:id="rIdxnpgfng8h_94slyzgb_8b">
+              <w:r>
+                <w:rPr>
+                  <w:rFonts w:ascii="Arial" w:cs="Arial" w:eastAsia="Arial" w:hAnsi="Arial"/>
+                  <w:color w:val="595959"/>
+                  <w:sz w:val="14"/>
+                  <w:szCs w:val="14"/>
+                  <w:u w:val="single" w:color="595959"/>
+                </w:rPr>
+                <w:t xml:space="preserve">🔍 Search ARES for similar readings</w:t>
+              </w:r>
+            </w:hyperlink>
+          </w:p>
+        </w:tc>
+        <w:tc>
+          <w:tcPr>
+            <w:tcW w:type="dxa" w:w="3040"/>
+            <w:shd w:fill="FFFFFF" w:color="auto" w:val="clear"/>
+            <w:tcMar>
+              <w:top w:type="dxa" w:w="60"/>
+              <w:left w:type="dxa" w:w="120"/>
+              <w:bottom w:type="dxa" w:w="60"/>
+              <w:right w:type="dxa" w:w="120"/>
+            </w:tcMar>
+            <w:vAlign w:val="top"/>
+          </w:tcPr>
+          <w:p>
+            <w:pPr>
+              <w:spacing w:after="40" w:before="0"/>
+              <w:jc w:val="left"/>
+            </w:pPr>
+            <w:r>
+              <w:rPr>
+                <w:rFonts w:ascii="Arial" w:cs="Arial" w:eastAsia="Arial" w:hAnsi="Arial"/>
+                <w:b w:val="false"/>
+                <w:bCs w:val="false"/>
+                <w:i w:val="false"/>
+                <w:iCs w:val="false"/>
+                <w:color w:val="000000"/>
+                <w:sz w:val="18"/>
+                <w:szCs w:val="18"/>
+              </w:rPr>
+              <w:t xml:space="preserve">Students work in groups of four to complete an 'Evidence–Reasoning–Claim' (ERC) graphic organiser on a large sheet of paper. The organiser has three columns: EVIDENCE (what we observed/saw/read), REASONING (the science principle that connects the evidence to our answer), and CLAIM (our answer to the question). The target question printed at the top of the organiser is: 'Why did the jerrycan crush itself — and what does today's evidence prove about the atmosphere?' Each group must include evidence from ALL THREE activities (tin, video, barometer). Groups then complete a 'Pressure Balance Diagram': a simple before/after sketch of the jerrycan, labelling arrows for atmospheric pressure pushing IN from outside and internal air pressure pushing OUT from inside, and showing what changes when internal air is removed. Groups present their ERC claims to the class in 60-second gallery-walk format (posters are posted on walls; students rotate and add a green tick if they agree with a claim or a yellow question mark if they disagree or need more explanation). The teacher closes this phase by delivering a 3-minute direct explanation of atmospheric pressure: definition, cause (weight of air column above), omnidirectional nature, and value at sea level (~101.3 kPa). Teacher uses the analogy of students swimming in Lake Victoria — the water pushes from all sides — then extends: 'We swim in a sea of air. The air also pushes from all sides. Always.'</w:t>
+            </w:r>
+          </w:p>
+        </w:tc>
+        <w:tc>
+          <w:tcPr>
+            <w:tcW w:type="dxa" w:w="3040"/>
+            <w:shd w:fill="F2F2F2" w:color="auto" w:val="clear"/>
+            <w:tcMar>
+              <w:top w:type="dxa" w:w="60"/>
+              <w:left w:type="dxa" w:w="120"/>
+              <w:bottom w:type="dxa" w:w="60"/>
+              <w:right w:type="dxa" w:w="120"/>
+            </w:tcMar>
+            <w:vAlign w:val="top"/>
+          </w:tcPr>
+          <w:p>
+            <w:pPr>
+              <w:spacing w:after="40" w:before="0"/>
+              <w:jc w:val="left"/>
+            </w:pPr>
+            <w:r>
+              <w:rPr>
+                <w:rFonts w:ascii="Arial" w:cs="Arial" w:eastAsia="Arial" w:hAnsi="Arial"/>
+                <w:b w:val="false"/>
+                <w:bCs w:val="false"/>
+                <w:i w:val="false"/>
+                <w:iCs w:val="false"/>
+                <w:color w:val="000000"/>
+                <w:sz w:val="18"/>
+                <w:szCs w:val="18"/>
+              </w:rPr>
+              <w:t xml:space="preserve">1. Distribute ERC organiser sheets and say: 'Your group's job is to answer the jerrycan question using TODAY's evidence — not your opinions, but the specific things we observed and read today. You have 10 minutes.' Set a timer. Circulate and listen — do not give answers. Ask probing questions: 'Which piece of evidence is strongest? Why?' and 'What is the science PRINCIPLE behind what you observed in the tin?' 2. During gallery walk (4 minutes): circulate and read group posters. Identify 2 posters with strong causal language and 1 poster with a gap (e.g., correct observation but missing the pressure balance concept) for targeted whole-class discussion. 3. After gallery walk, cold-call the group with the clearest pressure-balance explanation: 'Group 3 — read us your CLAIM. Then tell us which piece of evidence you found most convincing and why.' WAIT 12 seconds. 4. Direct explanation (3 min): Use the board to draw the Lake Victoria swimming analogy, then the jerrycan pressure-balance diagram with labelled arrows. Say explicitly: 'Atmospheric pressure at sea level — right here in Mombasa — is approximately 101,300 Pascals. That means the atmosphere is pressing on every square metre of your body with about 101,300 Newtons of force. You do not feel it because the same pressure exists inside your body, pushing outward. The jerrycan had that same balance — until we removed the air inside. Then the atmosphere had nothing to push against. And it won.' 5. Write the key equation on the board: P_atm ≈ 101.3 kPa = 101,300 Pa. Ask the class: 'In what unit is this measured?' Cold-call 2 students.</w:t>
+            </w:r>
+          </w:p>
+        </w:tc>
+        <w:tc>
+          <w:tcPr>
+            <w:tcW w:type="dxa" w:w="3040"/>
+            <w:shd w:fill="FFFFFF" w:color="auto" w:val="clear"/>
+            <w:tcMar>
+              <w:top w:type="dxa" w:w="60"/>
+              <w:left w:type="dxa" w:w="120"/>
+              <w:bottom w:type="dxa" w:w="60"/>
+              <w:right w:type="dxa" w:w="120"/>
+            </w:tcMar>
+            <w:vAlign w:val="top"/>
+          </w:tcPr>
+          <w:p>
+            <w:pPr>
+              <w:spacing w:after="40" w:before="0"/>
+              <w:jc w:val="left"/>
+            </w:pPr>
+            <w:r>
+              <w:rPr>
+                <w:rFonts w:ascii="Arial" w:cs="Arial" w:eastAsia="Arial" w:hAnsi="Arial"/>
+                <w:b w:val="false"/>
+                <w:bCs w:val="false"/>
+                <w:i w:val="false"/>
+                <w:iCs w:val="false"/>
+                <w:color w:val="000000"/>
+                <w:sz w:val="18"/>
+                <w:szCs w:val="18"/>
+              </w:rPr>
+              <w:t xml:space="preserve">STRATEGY — Evidence-Reasoning-Claim (ERC) Organiser: ERC is a structured argumentation scaffold that mirrors the logic of scientific writing and directly embeds NGSS Practice 7 (Engaging in Argument from Evidence). By requiring students to separate WHAT they saw from WHY it matters, the organiser prevents the common error of restating observations as explanations. The gallery walk adds peer evaluation, building critical thinking and collaborative norms. The teacher's Lake Victoria analogy bridges the abstract (omnidirectional fluid pressure) to a felt, embodied Kenyan experience that students can visualise.</w:t>
+            </w:r>
+          </w:p>
+        </w:tc>
+        <w:tc>
+          <w:tcPr>
+            <w:tcW w:type="dxa" w:w="3040"/>
+            <w:shd w:fill="F2F2F2" w:color="auto" w:val="clear"/>
+            <w:tcMar>
+              <w:top w:type="dxa" w:w="60"/>
+              <w:left w:type="dxa" w:w="120"/>
+              <w:bottom w:type="dxa" w:w="60"/>
+              <w:right w:type="dxa" w:w="120"/>
+            </w:tcMar>
+            <w:vAlign w:val="top"/>
+          </w:tcPr>
+          <w:p>
+            <w:pPr>
+              <w:spacing w:after="40" w:before="0"/>
+              <w:jc w:val="left"/>
+            </w:pPr>
+            <w:r>
+              <w:rPr>
+                <w:rFonts w:ascii="Arial" w:cs="Arial" w:eastAsia="Arial" w:hAnsi="Arial"/>
+                <w:b w:val="false"/>
+                <w:bCs w:val="false"/>
+                <w:i w:val="false"/>
+                <w:iCs w:val="false"/>
+                <w:color w:val="000000"/>
+                <w:sz w:val="18"/>
+                <w:szCs w:val="18"/>
+              </w:rPr>
+              <w:t xml:space="preserve">INDICATOR: ERC organisers must show a causal chain — evidence → pressure principle → jerrycan explanation. Incomplete chains (e.g., 'the tin crushed because of steam') without naming pressure imbalance as the mechanism are flagged. During gallery walk, the teacher counts how many posters include the phrase 'pressure imbalance' or 'unequal pressure' — this is the target conceptual language. TARGET: at least 4 of 6 groups use correct causal language. Groups that do not achieve this are specifically addressed in Phase 3's direct explanation. Post-explanation, teacher poses an exit-check question verbally: 'Thumbs up if you can now explain, in one sentence, why the jerrycan collapsed' — then cold-calls 2 thumbs-up students and 1 hesitant student to verify.</w:t>
+            </w:r>
+          </w:p>
+        </w:tc>
+      </w:tr>
+      <w:tr>
+        <w:tc>
+          <w:tcPr>
+            <w:tcW w:type="dxa" w:w="1520"/>
+            <w:shd w:fill="FCE4D6" w:color="auto" w:val="clear"/>
+            <w:tcMar>
+              <w:top w:type="dxa" w:w="60"/>
+              <w:left w:type="dxa" w:w="120"/>
+              <w:bottom w:type="dxa" w:w="60"/>
+              <w:right w:type="dxa" w:w="120"/>
+            </w:tcMar>
+            <w:vAlign w:val="top"/>
+          </w:tcPr>
+          <w:p>
+            <w:pPr>
+              <w:spacing w:after="40" w:before="0"/>
+              <w:jc w:val="left"/>
+            </w:pPr>
+            <w:r>
+              <w:rPr>
+                <w:rFonts w:ascii="Arial" w:cs="Arial" w:eastAsia="Arial" w:hAnsi="Arial"/>
+                <w:b/>
+                <w:bCs/>
+                <w:i w:val="false"/>
+                <w:iCs w:val="false"/>
+                <w:color w:val="000000"/>
+                <w:sz w:val="18"/>
+                <w:szCs w:val="18"/>
+              </w:rPr>
+              <w:t xml:space="preserve">Driving Question Board (DQB) Creation</w:t>
+            </w:r>
+          </w:p>
+          <w:p>
+            <w:pPr>
+              <w:spacing w:after="20" w:before="0"/>
+            </w:pPr>
+            <w:r>
+              <w:rPr>
+                <w:rFonts w:ascii="Arial" w:cs="Arial" w:eastAsia="Arial" w:hAnsi="Arial"/>
+                <w:b/>
+                <w:bCs/>
+                <w:color w:val="1F3864"/>
+                <w:sz w:val="16"/>
+                <w:szCs w:val="16"/>
+              </w:rPr>
+              <w:t xml:space="preserve">📹 VIDEO:</w:t>
+            </w:r>
+          </w:p>
+          <w:p>
+            <w:pPr>
+              <w:spacing w:after="20" w:before="0"/>
+            </w:pPr>
+            <w:hyperlink w:history="1" r:id="rIdkjiycabxjc3p-pycvhle0">
+              <w:r>
+                <w:rPr>
+                  <w:rFonts w:ascii="Arial" w:cs="Arial" w:eastAsia="Arial" w:hAnsi="Arial"/>
+                  <w:color w:val="2E75B6"/>
+                  <w:sz w:val="16"/>
+                  <w:szCs w:val="16"/>
+                  <w:u w:val="single" w:color="2E75B6"/>
+                </w:rPr>
+                <w:t xml:space="preserve">Pressure and Pascal's principle (part 1) -dubbed(KY)</w:t>
+              </w:r>
+            </w:hyperlink>
+          </w:p>
+          <w:p>
+            <w:pPr>
+              <w:spacing w:after="10" w:before="0"/>
+              <w:ind w:left="120"/>
+            </w:pPr>
+            <w:r>
+              <w:rPr>
+                <w:rFonts w:ascii="Arial" w:cs="Arial" w:eastAsia="Arial" w:hAnsi="Arial"/>
+                <w:color w:val="595959"/>
+                <w:sz w:val="14"/>
+                <w:szCs w:val="14"/>
+              </w:rPr>
+              <w:t xml:space="preserve">Source: Khan Academy (Kiswahili)</w:t>
+            </w:r>
+          </w:p>
+          <w:p>
+            <w:pPr>
+              <w:spacing w:after="10" w:before="0"/>
+              <w:ind w:left="120"/>
+            </w:pPr>
+            <w:hyperlink w:history="1" r:id="rIdg_sfz5gsuxp7cdqxohfbz">
+              <w:r>
+                <w:rPr>
+                  <w:rFonts w:ascii="Arial" w:cs="Arial" w:eastAsia="Arial" w:hAnsi="Arial"/>
+                  <w:color w:val="595959"/>
+                  <w:sz w:val="14"/>
+                  <w:szCs w:val="14"/>
+                  <w:u w:val="single" w:color="595959"/>
+                </w:rPr>
+                <w:t xml:space="preserve">🔍 Search ARES for similar videos</w:t>
+              </w:r>
+            </w:hyperlink>
+          </w:p>
+          <w:p>
+            <w:pPr>
+              <w:spacing w:after="40" w:before="0"/>
+            </w:pPr>
+            <w:r>
+              <w:rPr>
+                <w:sz w:val="14"/>
+                <w:szCs w:val="14"/>
+              </w:rPr>
+              <w:t xml:space="preserve"/>
+            </w:r>
+          </w:p>
+          <w:p>
+            <w:pPr>
+              <w:spacing w:after="20" w:before="0"/>
+            </w:pPr>
+            <w:r>
+              <w:rPr>
+                <w:rFonts w:ascii="Arial" w:cs="Arial" w:eastAsia="Arial" w:hAnsi="Arial"/>
+                <w:b/>
+                <w:bCs/>
+                <w:color w:val="1F3864"/>
+                <w:sz w:val="16"/>
+                <w:szCs w:val="16"/>
+              </w:rPr>
+              <w:t xml:space="preserve">📖 HTML:</w:t>
+            </w:r>
+          </w:p>
+          <w:p>
+            <w:pPr>
+              <w:spacing w:after="20" w:before="0"/>
+            </w:pPr>
+            <w:hyperlink w:history="1" r:id="rIdynp0avgmmin6ccydwibxz">
+              <w:r>
+                <w:rPr>
+                  <w:rFonts w:ascii="Arial" w:cs="Arial" w:eastAsia="Arial" w:hAnsi="Arial"/>
+                  <w:color w:val="2E75B6"/>
+                  <w:sz w:val="16"/>
+                  <w:szCs w:val="16"/>
+                  <w:u w:val="single" w:color="2E75B6"/>
+                </w:rPr>
+                <w:t xml:space="preserve">Atmospheric Pressure (Flexbook)</w:t>
+              </w:r>
+            </w:hyperlink>
+          </w:p>
+          <w:p>
+            <w:pPr>
+              <w:spacing w:after="10" w:before="0"/>
+              <w:ind w:left="120"/>
+            </w:pPr>
+            <w:r>
+              <w:rPr>
+                <w:rFonts w:ascii="Arial" w:cs="Arial" w:eastAsia="Arial" w:hAnsi="Arial"/>
+                <w:color w:val="595959"/>
+                <w:sz w:val="14"/>
+                <w:szCs w:val="14"/>
+              </w:rPr>
+              <w:t xml:space="preserve">Source: CK-12</w:t>
+            </w:r>
+          </w:p>
+          <w:p>
+            <w:pPr>
+              <w:spacing w:after="10" w:before="0"/>
+              <w:ind w:left="120"/>
+            </w:pPr>
+            <w:hyperlink w:history="1" r:id="rIdl1t75bz-8la3rywqdp_pd">
+              <w:r>
+                <w:rPr>
+                  <w:rFonts w:ascii="Arial" w:cs="Arial" w:eastAsia="Arial" w:hAnsi="Arial"/>
+                  <w:color w:val="595959"/>
+                  <w:sz w:val="14"/>
+                  <w:szCs w:val="14"/>
+                  <w:u w:val="single" w:color="595959"/>
+                </w:rPr>
+                <w:t xml:space="preserve">🔍 Search ARES for similar readings</w:t>
+              </w:r>
+            </w:hyperlink>
+          </w:p>
+        </w:tc>
+        <w:tc>
+          <w:tcPr>
+            <w:tcW w:type="dxa" w:w="3040"/>
+            <w:shd w:fill="FFFFFF" w:color="auto" w:val="clear"/>
+            <w:tcMar>
+              <w:top w:type="dxa" w:w="60"/>
+              <w:left w:type="dxa" w:w="120"/>
+              <w:bottom w:type="dxa" w:w="60"/>
+              <w:right w:type="dxa" w:w="120"/>
+            </w:tcMar>
+            <w:vAlign w:val="top"/>
+          </w:tcPr>
+          <w:p>
+            <w:pPr>
+              <w:spacing w:after="40" w:before="0"/>
+              <w:jc w:val="left"/>
+            </w:pPr>
+            <w:r>
+              <w:rPr>
+                <w:rFonts w:ascii="Arial" w:cs="Arial" w:eastAsia="Arial" w:hAnsi="Arial"/>
+                <w:b w:val="false"/>
+                <w:bCs w:val="false"/>
+                <w:i w:val="false"/>
+                <w:iCs w:val="false"/>
+                <w:color w:val="000000"/>
+                <w:sz w:val="18"/>
+                <w:szCs w:val="18"/>
+              </w:rPr>
+              <w:t xml:space="preserve">Each student retrieves their personal DQB card from the class board (index cards posted in Lesson 1 with their original jerrycan questions and predictions). Students now work individually to revise their card in a different coloured pen/marker, adding: (1) one new ANSWER they can now give confidently based on today's evidence, (2) one new QUESTION that today's lesson opened up (e.g., 'Does atmospheric pressure change with altitude? What happens on Mount Kenya?', 'Why doesn't our body crush like the jerrycan?', 'How did Torricelli know the mercury height was caused by air and not something else?'). Students then post updated cards back on the DQB. The teacher reads 5–6 new questions aloud and groups them into emerging themes on the board (altitude, body pressure, historical measurement, machines). The class votes on which theme they are most curious about — this vote informs the teacher's emphasis in Lesson 5.</w:t>
+            </w:r>
+          </w:p>
+        </w:tc>
+        <w:tc>
+          <w:tcPr>
+            <w:tcW w:type="dxa" w:w="3040"/>
+            <w:shd w:fill="F2F2F2" w:color="auto" w:val="clear"/>
+            <w:tcMar>
+              <w:top w:type="dxa" w:w="60"/>
+              <w:left w:type="dxa" w:w="120"/>
+              <w:bottom w:type="dxa" w:w="60"/>
+              <w:right w:type="dxa" w:w="120"/>
+            </w:tcMar>
+            <w:vAlign w:val="top"/>
+          </w:tcPr>
+          <w:p>
+            <w:pPr>
+              <w:spacing w:after="40" w:before="0"/>
+              <w:jc w:val="left"/>
+            </w:pPr>
+            <w:r>
+              <w:rPr>
+                <w:rFonts w:ascii="Arial" w:cs="Arial" w:eastAsia="Arial" w:hAnsi="Arial"/>
+                <w:b w:val="false"/>
+                <w:bCs w:val="false"/>
+                <w:i w:val="false"/>
+                <w:iCs w:val="false"/>
+                <w:color w:val="000000"/>
+                <w:sz w:val="18"/>
+                <w:szCs w:val="18"/>
+              </w:rPr>
+              <w:t xml:space="preserve">1. Distribute DQB cards back to students and say: 'Pick up a pen or marker of a DIFFERENT colour from what you used before. You have 5 minutes — add your new answer and your new question. The new colour shows how your thinking has grown since Lesson 1.' 2. After cards are reposted, read 5–6 new student questions aloud without attribution. For each, ask: 'Who else had a question like this? Raise your hand.' This validates curiosity and shows students their questions are scientifically meaningful. 3. Cluster questions on the board using sticky arrows or drawn circles. Label clusters: e.g., 'ALTITUDE cluster', 'BODY cluster', 'HISTORY cluster', 'MACHINES cluster'. 4. Say: 'In the coming lessons, we will chase each of these clusters with more evidence. For now — which cluster are you MOST curious about?' Conduct a show-of-hands vote. Record the tally visibly. 5. Close by connecting to the driving question: 'We started asking why the jerrycan crushed itself. Today we proved the invisible giant — the atmosphere — was responsible. But the question on our board asks about more than jerrycans: it asks about mountains, saving lives, and powering machines. Those answers are coming.'</w:t>
+            </w:r>
+          </w:p>
+        </w:tc>
+        <w:tc>
+          <w:tcPr>
+            <w:tcW w:type="dxa" w:w="3040"/>
+            <w:shd w:fill="FFFFFF" w:color="auto" w:val="clear"/>
+            <w:tcMar>
+              <w:top w:type="dxa" w:w="60"/>
+              <w:left w:type="dxa" w:w="120"/>
+              <w:bottom w:type="dxa" w:w="60"/>
+              <w:right w:type="dxa" w:w="120"/>
+            </w:tcMar>
+            <w:vAlign w:val="top"/>
+          </w:tcPr>
+          <w:p>
+            <w:pPr>
+              <w:spacing w:after="40" w:before="0"/>
+              <w:jc w:val="left"/>
+            </w:pPr>
+            <w:r>
+              <w:rPr>
+                <w:rFonts w:ascii="Arial" w:cs="Arial" w:eastAsia="Arial" w:hAnsi="Arial"/>
+                <w:b w:val="false"/>
+                <w:bCs w:val="false"/>
+                <w:i w:val="false"/>
+                <w:iCs w:val="false"/>
+                <w:color w:val="000000"/>
+                <w:sz w:val="18"/>
+                <w:szCs w:val="18"/>
+              </w:rPr>
+              <w:t xml:space="preserve">STRATEGY — Visible Thinking Revision (Colour-Coded DQB Cards): Using a different pen colour to add new thinking makes conceptual growth literally visible — to the student and to the teacher. This embeds metacognition: students must distinguish what they knew before from what they know now. The class vote on emerging question clusters transfers ownership of the inquiry to students, sustaining intrinsic motivation and modelling how scientific communities prioritise research questions.</w:t>
+            </w:r>
+          </w:p>
+        </w:tc>
+        <w:tc>
+          <w:tcPr>
+            <w:tcW w:type="dxa" w:w="3040"/>
+            <w:shd w:fill="F2F2F2" w:color="auto" w:val="clear"/>
+            <w:tcMar>
+              <w:top w:type="dxa" w:w="60"/>
+              <w:left w:type="dxa" w:w="120"/>
+              <w:bottom w:type="dxa" w:w="60"/>
+              <w:right w:type="dxa" w:w="120"/>
+            </w:tcMar>
+            <w:vAlign w:val="top"/>
+          </w:tcPr>
+          <w:p>
+            <w:pPr>
+              <w:spacing w:after="40" w:before="0"/>
+              <w:jc w:val="left"/>
+            </w:pPr>
+            <w:r>
+              <w:rPr>
+                <w:rFonts w:ascii="Arial" w:cs="Arial" w:eastAsia="Arial" w:hAnsi="Arial"/>
+                <w:b w:val="false"/>
+                <w:bCs w:val="false"/>
+                <w:i w:val="false"/>
+                <w:iCs w:val="false"/>
+                <w:color w:val="000000"/>
+                <w:sz w:val="18"/>
+                <w:szCs w:val="18"/>
+              </w:rPr>
+              <w:t xml:space="preserve">INDICATOR: The teacher checks that each revised DQB card contains BOTH a new answer AND a new question. Cards with only a new answer (no new question) indicate a student who thinks the topic is 'done' — a misconception about the nature of scientific inquiry. Cards with only a new question and no answer may indicate a student who did not consolidate understanding from Phase 3 and needs follow-up. The teacher collects and photographs all updated DQB cards before the next lesson for formative records.</w:t>
+            </w:r>
+          </w:p>
+        </w:tc>
+      </w:tr>
+      <w:tr>
+        <w:tc>
+          <w:tcPr>
+            <w:tcW w:type="dxa" w:w="1520"/>
+            <w:shd w:fill="D5E8F0" w:color="auto" w:val="clear"/>
+            <w:tcMar>
+              <w:top w:type="dxa" w:w="60"/>
+              <w:left w:type="dxa" w:w="120"/>
+              <w:bottom w:type="dxa" w:w="60"/>
+              <w:right w:type="dxa" w:w="120"/>
+            </w:tcMar>
+            <w:vAlign w:val="top"/>
+          </w:tcPr>
+          <w:p>
+            <w:pPr>
+              <w:spacing w:after="40" w:before="0"/>
+              <w:jc w:val="left"/>
+            </w:pPr>
+            <w:r>
+              <w:rPr>
+                <w:rFonts w:ascii="Arial" w:cs="Arial" w:eastAsia="Arial" w:hAnsi="Arial"/>
+                <w:b/>
+                <w:bCs/>
+                <w:i w:val="false"/>
+                <w:iCs w:val="false"/>
+                <w:color w:val="000000"/>
+                <w:sz w:val="18"/>
+                <w:szCs w:val="18"/>
+              </w:rPr>
+              <w:t xml:space="preserve">Model Building Phase</w:t>
+            </w:r>
+          </w:p>
+          <w:p>
+            <w:pPr>
+              <w:spacing w:after="20" w:before="0"/>
+            </w:pPr>
+            <w:r>
+              <w:rPr>
+                <w:rFonts w:ascii="Arial" w:cs="Arial" w:eastAsia="Arial" w:hAnsi="Arial"/>
+                <w:b/>
+                <w:bCs/>
+                <w:color w:val="1F3864"/>
+                <w:sz w:val="16"/>
+                <w:szCs w:val="16"/>
+              </w:rPr>
+              <w:t xml:space="preserve">📹 VIDEO:</w:t>
+            </w:r>
+          </w:p>
+          <w:p>
+            <w:pPr>
+              <w:spacing w:after="20" w:before="0"/>
+            </w:pPr>
+            <w:hyperlink w:history="1" r:id="rIdqvhhrwh5ucoatwrjr90f4">
               <w:r>
                 <w:rPr>
                   <w:rFonts w:ascii="Arial" w:cs="Arial" w:eastAsia="Arial" w:hAnsi="Arial"/>
@@ -12640,7 +13252,7 @@
               <w:spacing w:after="10" w:before="0"/>
               <w:ind w:left="120"/>
             </w:pPr>
-            <w:hyperlink w:history="1" r:id="rId1w62rzwm9ir9h2c7wasgz">
+            <w:hyperlink w:history="1" r:id="rId2mqz37aaivgt1hrrxwzrl">
               <w:r>
                 <w:rPr>
                   <w:rFonts w:ascii="Arial" w:cs="Arial" w:eastAsia="Arial" w:hAnsi="Arial"/>
@@ -12685,313 +13297,7 @@
             <w:pPr>
               <w:spacing w:after="20" w:before="0"/>
             </w:pPr>
-            <w:hyperlink w:history="1" r:id="rIdboitcqzl_h_gliqbimmhv">
-              <w:r>
-                <w:rPr>
-                  <w:rFonts w:ascii="Arial" w:cs="Arial" w:eastAsia="Arial" w:hAnsi="Arial"/>
-                  <w:color w:val="2E75B6"/>
-                  <w:sz w:val="16"/>
-                  <w:szCs w:val="16"/>
-                  <w:u w:val="single" w:color="2E75B6"/>
-                </w:rPr>
-                <w:t xml:space="preserve">Fluid Pressure And Flow</w:t>
-              </w:r>
-            </w:hyperlink>
-          </w:p>
-          <w:p>
-            <w:pPr>
-              <w:spacing w:after="10" w:before="0"/>
-              <w:ind w:left="120"/>
-            </w:pPr>
-            <w:r>
-              <w:rPr>
-                <w:rFonts w:ascii="Arial" w:cs="Arial" w:eastAsia="Arial" w:hAnsi="Arial"/>
-                <w:color w:val="595959"/>
-                <w:sz w:val="14"/>
-                <w:szCs w:val="14"/>
-              </w:rPr>
-              <w:t xml:space="preserve">Source: PhET</w:t>
-            </w:r>
-          </w:p>
-          <w:p>
-            <w:pPr>
-              <w:spacing w:after="10" w:before="0"/>
-              <w:ind w:left="120"/>
-            </w:pPr>
-            <w:hyperlink w:history="1" r:id="rIdvzixrpdqa7xowgbunrcby">
-              <w:r>
-                <w:rPr>
-                  <w:rFonts w:ascii="Arial" w:cs="Arial" w:eastAsia="Arial" w:hAnsi="Arial"/>
-                  <w:color w:val="595959"/>
-                  <w:sz w:val="14"/>
-                  <w:szCs w:val="14"/>
-                  <w:u w:val="single" w:color="595959"/>
-                </w:rPr>
-                <w:t xml:space="preserve">🔍 Search ARES for similar readings</w:t>
-              </w:r>
-            </w:hyperlink>
-          </w:p>
-        </w:tc>
-        <w:tc>
-          <w:tcPr>
-            <w:tcW w:type="dxa" w:w="3040"/>
-            <w:shd w:fill="FFFFFF" w:color="auto" w:val="clear"/>
-            <w:tcMar>
-              <w:top w:type="dxa" w:w="60"/>
-              <w:left w:type="dxa" w:w="120"/>
-              <w:bottom w:type="dxa" w:w="60"/>
-              <w:right w:type="dxa" w:w="120"/>
-            </w:tcMar>
-            <w:vAlign w:val="top"/>
-          </w:tcPr>
-          <w:p>
-            <w:pPr>
-              <w:spacing w:after="40" w:before="0"/>
-              <w:jc w:val="left"/>
-            </w:pPr>
-            <w:r>
-              <w:rPr>
-                <w:rFonts w:ascii="Arial" w:cs="Arial" w:eastAsia="Arial" w:hAnsi="Arial"/>
-                <w:b w:val="false"/>
-                <w:bCs w:val="false"/>
-                <w:i w:val="false"/>
-                <w:iCs w:val="false"/>
-                <w:color w:val="000000"/>
-                <w:sz w:val="18"/>
-                <w:szCs w:val="18"/>
-              </w:rPr>
-              <w:t xml:space="preserve">Students work in groups of four to complete an 'Evidence–Reasoning–Claim' (ERC) graphic organiser on a large sheet of paper. The organiser has three columns: EVIDENCE (what we observed/saw/read), REASONING (the science principle that connects the evidence to our answer), and CLAIM (our answer to the question). The target question printed at the top of the organiser is: 'Why did the jerrycan crush itself — and what does today's evidence prove about the atmosphere?' Each group must include evidence from ALL THREE activities (tin, video, barometer). Groups then complete a 'Pressure Balance Diagram': a simple before/after sketch of the jerrycan, labelling arrows for atmospheric pressure pushing IN from outside and internal air pressure pushing OUT from inside, and showing what changes when internal air is removed. Groups present their ERC claims to the class in 60-second gallery-walk format (posters are posted on walls; students rotate and add a green tick if they agree with a claim or a yellow question mark if they disagree or need more explanation). The teacher closes this phase by delivering a 3-minute direct explanation of atmospheric pressure: definition, cause (weight of air column above), omnidirectional nature, and value at sea level (~101.3 kPa). Teacher uses the analogy of students swimming in Lake Victoria — the water pushes from all sides — then extends: 'We swim in a sea of air. The air also pushes from all sides. Always.'</w:t>
-            </w:r>
-          </w:p>
-        </w:tc>
-        <w:tc>
-          <w:tcPr>
-            <w:tcW w:type="dxa" w:w="3040"/>
-            <w:shd w:fill="F2F2F2" w:color="auto" w:val="clear"/>
-            <w:tcMar>
-              <w:top w:type="dxa" w:w="60"/>
-              <w:left w:type="dxa" w:w="120"/>
-              <w:bottom w:type="dxa" w:w="60"/>
-              <w:right w:type="dxa" w:w="120"/>
-            </w:tcMar>
-            <w:vAlign w:val="top"/>
-          </w:tcPr>
-          <w:p>
-            <w:pPr>
-              <w:spacing w:after="40" w:before="0"/>
-              <w:jc w:val="left"/>
-            </w:pPr>
-            <w:r>
-              <w:rPr>
-                <w:rFonts w:ascii="Arial" w:cs="Arial" w:eastAsia="Arial" w:hAnsi="Arial"/>
-                <w:b w:val="false"/>
-                <w:bCs w:val="false"/>
-                <w:i w:val="false"/>
-                <w:iCs w:val="false"/>
-                <w:color w:val="000000"/>
-                <w:sz w:val="18"/>
-                <w:szCs w:val="18"/>
-              </w:rPr>
-              <w:t xml:space="preserve">1. Distribute ERC organiser sheets and say: 'Your group's job is to answer the jerrycan question using TODAY's evidence — not your opinions, but the specific things we observed and read today. You have 10 minutes.' Set a timer. Circulate and listen — do not give answers. Ask probing questions: 'Which piece of evidence is strongest? Why?' and 'What is the science PRINCIPLE behind what you observed in the tin?' 2. During gallery walk (4 minutes): circulate and read group posters. Identify 2 posters with strong causal language and 1 poster with a gap (e.g., correct observation but missing the pressure balance concept) for targeted whole-class discussion. 3. After gallery walk, cold-call the group with the clearest pressure-balance explanation: 'Group 3 — read us your CLAIM. Then tell us which piece of evidence you found most convincing and why.' WAIT 12 seconds. 4. Direct explanation (3 min): Use the board to draw the Lake Victoria swimming analogy, then the jerrycan pressure-balance diagram with labelled arrows. Say explicitly: 'Atmospheric pressure at sea level — right here in Mombasa — is approximately 101,300 Pascals. That means the atmosphere is pressing on every square metre of your body with about 101,300 Newtons of force. You do not feel it because the same pressure exists inside your body, pushing outward. The jerrycan had that same balance — until we removed the air inside. Then the atmosphere had nothing to push against. And it won.' 5. Write the key equation on the board: P_atm ≈ 101.3 kPa = 101,300 Pa. Ask the class: 'In what unit is this measured?' Cold-call 2 students.</w:t>
-            </w:r>
-          </w:p>
-        </w:tc>
-        <w:tc>
-          <w:tcPr>
-            <w:tcW w:type="dxa" w:w="3040"/>
-            <w:shd w:fill="FFFFFF" w:color="auto" w:val="clear"/>
-            <w:tcMar>
-              <w:top w:type="dxa" w:w="60"/>
-              <w:left w:type="dxa" w:w="120"/>
-              <w:bottom w:type="dxa" w:w="60"/>
-              <w:right w:type="dxa" w:w="120"/>
-            </w:tcMar>
-            <w:vAlign w:val="top"/>
-          </w:tcPr>
-          <w:p>
-            <w:pPr>
-              <w:spacing w:after="40" w:before="0"/>
-              <w:jc w:val="left"/>
-            </w:pPr>
-            <w:r>
-              <w:rPr>
-                <w:rFonts w:ascii="Arial" w:cs="Arial" w:eastAsia="Arial" w:hAnsi="Arial"/>
-                <w:b w:val="false"/>
-                <w:bCs w:val="false"/>
-                <w:i w:val="false"/>
-                <w:iCs w:val="false"/>
-                <w:color w:val="000000"/>
-                <w:sz w:val="18"/>
-                <w:szCs w:val="18"/>
-              </w:rPr>
-              <w:t xml:space="preserve">STRATEGY — Evidence-Reasoning-Claim (ERC) Organiser: ERC is a structured argumentation scaffold that mirrors the logic of scientific writing and directly embeds NGSS Practice 7 (Engaging in Argument from Evidence). By requiring students to separate WHAT they saw from WHY it matters, the organiser prevents the common error of restating observations as explanations. The gallery walk adds peer evaluation, building critical thinking and collaborative norms. The teacher's Lake Victoria analogy bridges the abstract (omnidirectional fluid pressure) to a felt, embodied Kenyan experience that students can visualise.</w:t>
-            </w:r>
-          </w:p>
-        </w:tc>
-        <w:tc>
-          <w:tcPr>
-            <w:tcW w:type="dxa" w:w="3040"/>
-            <w:shd w:fill="F2F2F2" w:color="auto" w:val="clear"/>
-            <w:tcMar>
-              <w:top w:type="dxa" w:w="60"/>
-              <w:left w:type="dxa" w:w="120"/>
-              <w:bottom w:type="dxa" w:w="60"/>
-              <w:right w:type="dxa" w:w="120"/>
-            </w:tcMar>
-            <w:vAlign w:val="top"/>
-          </w:tcPr>
-          <w:p>
-            <w:pPr>
-              <w:spacing w:after="40" w:before="0"/>
-              <w:jc w:val="left"/>
-            </w:pPr>
-            <w:r>
-              <w:rPr>
-                <w:rFonts w:ascii="Arial" w:cs="Arial" w:eastAsia="Arial" w:hAnsi="Arial"/>
-                <w:b w:val="false"/>
-                <w:bCs w:val="false"/>
-                <w:i w:val="false"/>
-                <w:iCs w:val="false"/>
-                <w:color w:val="000000"/>
-                <w:sz w:val="18"/>
-                <w:szCs w:val="18"/>
-              </w:rPr>
-              <w:t xml:space="preserve">INDICATOR: ERC organisers must show a causal chain — evidence → pressure principle → jerrycan explanation. Incomplete chains (e.g., 'the tin crushed because of steam') without naming pressure imbalance as the mechanism are flagged. During gallery walk, the teacher counts how many posters include the phrase 'pressure imbalance' or 'unequal pressure' — this is the target conceptual language. TARGET: at least 4 of 6 groups use correct causal language. Groups that do not achieve this are specifically addressed in Phase 3's direct explanation. Post-explanation, teacher poses an exit-check question verbally: 'Thumbs up if you can now explain, in one sentence, why the jerrycan collapsed' — then cold-calls 2 thumbs-up students and 1 hesitant student to verify.</w:t>
-            </w:r>
-          </w:p>
-        </w:tc>
-      </w:tr>
-      <w:tr>
-        <w:tc>
-          <w:tcPr>
-            <w:tcW w:type="dxa" w:w="1520"/>
-            <w:shd w:fill="FCE4D6" w:color="auto" w:val="clear"/>
-            <w:tcMar>
-              <w:top w:type="dxa" w:w="60"/>
-              <w:left w:type="dxa" w:w="120"/>
-              <w:bottom w:type="dxa" w:w="60"/>
-              <w:right w:type="dxa" w:w="120"/>
-            </w:tcMar>
-            <w:vAlign w:val="top"/>
-          </w:tcPr>
-          <w:p>
-            <w:pPr>
-              <w:spacing w:after="40" w:before="0"/>
-              <w:jc w:val="left"/>
-            </w:pPr>
-            <w:r>
-              <w:rPr>
-                <w:rFonts w:ascii="Arial" w:cs="Arial" w:eastAsia="Arial" w:hAnsi="Arial"/>
-                <w:b/>
-                <w:bCs/>
-                <w:i w:val="false"/>
-                <w:iCs w:val="false"/>
-                <w:color w:val="000000"/>
-                <w:sz w:val="18"/>
-                <w:szCs w:val="18"/>
-              </w:rPr>
-              <w:t xml:space="preserve">Driving Question Board (DQB) Creation</w:t>
-            </w:r>
-          </w:p>
-          <w:p>
-            <w:pPr>
-              <w:spacing w:after="20" w:before="0"/>
-            </w:pPr>
-            <w:r>
-              <w:rPr>
-                <w:rFonts w:ascii="Arial" w:cs="Arial" w:eastAsia="Arial" w:hAnsi="Arial"/>
-                <w:b/>
-                <w:bCs/>
-                <w:color w:val="1F3864"/>
-                <w:sz w:val="16"/>
-                <w:szCs w:val="16"/>
-              </w:rPr>
-              <w:t xml:space="preserve">📹 VIDEO:</w:t>
-            </w:r>
-          </w:p>
-          <w:p>
-            <w:pPr>
-              <w:spacing w:after="20" w:before="0"/>
-            </w:pPr>
-            <w:hyperlink w:history="1" r:id="rId2hqbkcnjutg-cnaqnasb1">
-              <w:r>
-                <w:rPr>
-                  <w:rFonts w:ascii="Arial" w:cs="Arial" w:eastAsia="Arial" w:hAnsi="Arial"/>
-                  <w:color w:val="2E75B6"/>
-                  <w:sz w:val="16"/>
-                  <w:szCs w:val="16"/>
-                  <w:u w:val="single" w:color="2E75B6"/>
-                </w:rPr>
-                <w:t xml:space="preserve">Finding height of fluid in a barometer</w:t>
-              </w:r>
-            </w:hyperlink>
-          </w:p>
-          <w:p>
-            <w:pPr>
-              <w:spacing w:after="10" w:before="0"/>
-              <w:ind w:left="120"/>
-            </w:pPr>
-            <w:r>
-              <w:rPr>
-                <w:rFonts w:ascii="Arial" w:cs="Arial" w:eastAsia="Arial" w:hAnsi="Arial"/>
-                <w:color w:val="595959"/>
-                <w:sz w:val="14"/>
-                <w:szCs w:val="14"/>
-              </w:rPr>
-              <w:t xml:space="preserve">Source: Khan Academy (English - US curriculum)</w:t>
-            </w:r>
-          </w:p>
-          <w:p>
-            <w:pPr>
-              <w:spacing w:after="10" w:before="0"/>
-              <w:ind w:left="120"/>
-            </w:pPr>
-            <w:hyperlink w:history="1" r:id="rId5mdqwbkecsfgm0eeda9ix">
-              <w:r>
-                <w:rPr>
-                  <w:rFonts w:ascii="Arial" w:cs="Arial" w:eastAsia="Arial" w:hAnsi="Arial"/>
-                  <w:color w:val="595959"/>
-                  <w:sz w:val="14"/>
-                  <w:szCs w:val="14"/>
-                  <w:u w:val="single" w:color="595959"/>
-                </w:rPr>
-                <w:t xml:space="preserve">🔍 Search ARES for similar videos</w:t>
-              </w:r>
-            </w:hyperlink>
-          </w:p>
-          <w:p>
-            <w:pPr>
-              <w:spacing w:after="40" w:before="0"/>
-            </w:pPr>
-            <w:r>
-              <w:rPr>
-                <w:sz w:val="14"/>
-                <w:szCs w:val="14"/>
-              </w:rPr>
-              <w:t xml:space="preserve"/>
-            </w:r>
-          </w:p>
-          <w:p>
-            <w:pPr>
-              <w:spacing w:after="20" w:before="0"/>
-            </w:pPr>
-            <w:r>
-              <w:rPr>
-                <w:rFonts w:ascii="Arial" w:cs="Arial" w:eastAsia="Arial" w:hAnsi="Arial"/>
-                <w:b/>
-                <w:bCs/>
-                <w:color w:val="1F3864"/>
-                <w:sz w:val="16"/>
-                <w:szCs w:val="16"/>
-              </w:rPr>
-              <w:t xml:space="preserve">📖 HTML:</w:t>
-            </w:r>
-          </w:p>
-          <w:p>
-            <w:pPr>
-              <w:spacing w:after="20" w:before="0"/>
-            </w:pPr>
-            <w:hyperlink w:history="1" r:id="rId2xz6ad0sxybyjl-x8454g">
+            <w:hyperlink w:history="1" r:id="rIdqvzjtrfzhy44uq8etnd7f">
               <w:r>
                 <w:rPr>
                   <w:rFonts w:ascii="Arial" w:cs="Arial" w:eastAsia="Arial" w:hAnsi="Arial"/>
@@ -13024,313 +13330,7 @@
               <w:spacing w:after="10" w:before="0"/>
               <w:ind w:left="120"/>
             </w:pPr>
-            <w:hyperlink w:history="1" r:id="rIdyyfv78n1wbt4-oq2undth">
-              <w:r>
-                <w:rPr>
-                  <w:rFonts w:ascii="Arial" w:cs="Arial" w:eastAsia="Arial" w:hAnsi="Arial"/>
-                  <w:color w:val="595959"/>
-                  <w:sz w:val="14"/>
-                  <w:szCs w:val="14"/>
-                  <w:u w:val="single" w:color="595959"/>
-                </w:rPr>
-                <w:t xml:space="preserve">🔍 Search ARES for similar readings</w:t>
-              </w:r>
-            </w:hyperlink>
-          </w:p>
-        </w:tc>
-        <w:tc>
-          <w:tcPr>
-            <w:tcW w:type="dxa" w:w="3040"/>
-            <w:shd w:fill="FFFFFF" w:color="auto" w:val="clear"/>
-            <w:tcMar>
-              <w:top w:type="dxa" w:w="60"/>
-              <w:left w:type="dxa" w:w="120"/>
-              <w:bottom w:type="dxa" w:w="60"/>
-              <w:right w:type="dxa" w:w="120"/>
-            </w:tcMar>
-            <w:vAlign w:val="top"/>
-          </w:tcPr>
-          <w:p>
-            <w:pPr>
-              <w:spacing w:after="40" w:before="0"/>
-              <w:jc w:val="left"/>
-            </w:pPr>
-            <w:r>
-              <w:rPr>
-                <w:rFonts w:ascii="Arial" w:cs="Arial" w:eastAsia="Arial" w:hAnsi="Arial"/>
-                <w:b w:val="false"/>
-                <w:bCs w:val="false"/>
-                <w:i w:val="false"/>
-                <w:iCs w:val="false"/>
-                <w:color w:val="000000"/>
-                <w:sz w:val="18"/>
-                <w:szCs w:val="18"/>
-              </w:rPr>
-              <w:t xml:space="preserve">Each student retrieves their personal DQB card from the class board (index cards posted in Lesson 1 with their original jerrycan questions and predictions). Students now work individually to revise their card in a different coloured pen/marker, adding: (1) one new ANSWER they can now give confidently based on today's evidence, (2) one new QUESTION that today's lesson opened up (e.g., 'Does atmospheric pressure change with altitude? What happens on Mount Kenya?', 'Why doesn't our body crush like the jerrycan?', 'How did Torricelli know the mercury height was caused by air and not something else?'). Students then post updated cards back on the DQB. The teacher reads 5–6 new questions aloud and groups them into emerging themes on the board (altitude, body pressure, historical measurement, machines). The class votes on which theme they are most curious about — this vote informs the teacher's emphasis in Lesson 5.</w:t>
-            </w:r>
-          </w:p>
-        </w:tc>
-        <w:tc>
-          <w:tcPr>
-            <w:tcW w:type="dxa" w:w="3040"/>
-            <w:shd w:fill="F2F2F2" w:color="auto" w:val="clear"/>
-            <w:tcMar>
-              <w:top w:type="dxa" w:w="60"/>
-              <w:left w:type="dxa" w:w="120"/>
-              <w:bottom w:type="dxa" w:w="60"/>
-              <w:right w:type="dxa" w:w="120"/>
-            </w:tcMar>
-            <w:vAlign w:val="top"/>
-          </w:tcPr>
-          <w:p>
-            <w:pPr>
-              <w:spacing w:after="40" w:before="0"/>
-              <w:jc w:val="left"/>
-            </w:pPr>
-            <w:r>
-              <w:rPr>
-                <w:rFonts w:ascii="Arial" w:cs="Arial" w:eastAsia="Arial" w:hAnsi="Arial"/>
-                <w:b w:val="false"/>
-                <w:bCs w:val="false"/>
-                <w:i w:val="false"/>
-                <w:iCs w:val="false"/>
-                <w:color w:val="000000"/>
-                <w:sz w:val="18"/>
-                <w:szCs w:val="18"/>
-              </w:rPr>
-              <w:t xml:space="preserve">1. Distribute DQB cards back to students and say: 'Pick up a pen or marker of a DIFFERENT colour from what you used before. You have 5 minutes — add your new answer and your new question. The new colour shows how your thinking has grown since Lesson 1.' 2. After cards are reposted, read 5–6 new student questions aloud without attribution. For each, ask: 'Who else had a question like this? Raise your hand.' This validates curiosity and shows students their questions are scientifically meaningful. 3. Cluster questions on the board using sticky arrows or drawn circles. Label clusters: e.g., 'ALTITUDE cluster', 'BODY cluster', 'HISTORY cluster', 'MACHINES cluster'. 4. Say: 'In the coming lessons, we will chase each of these clusters with more evidence. For now — which cluster are you MOST curious about?' Conduct a show-of-hands vote. Record the tally visibly. 5. Close by connecting to the driving question: 'We started asking why the jerrycan crushed itself. Today we proved the invisible giant — the atmosphere — was responsible. But the question on our board asks about more than jerrycans: it asks about mountains, saving lives, and powering machines. Those answers are coming.'</w:t>
-            </w:r>
-          </w:p>
-        </w:tc>
-        <w:tc>
-          <w:tcPr>
-            <w:tcW w:type="dxa" w:w="3040"/>
-            <w:shd w:fill="FFFFFF" w:color="auto" w:val="clear"/>
-            <w:tcMar>
-              <w:top w:type="dxa" w:w="60"/>
-              <w:left w:type="dxa" w:w="120"/>
-              <w:bottom w:type="dxa" w:w="60"/>
-              <w:right w:type="dxa" w:w="120"/>
-            </w:tcMar>
-            <w:vAlign w:val="top"/>
-          </w:tcPr>
-          <w:p>
-            <w:pPr>
-              <w:spacing w:after="40" w:before="0"/>
-              <w:jc w:val="left"/>
-            </w:pPr>
-            <w:r>
-              <w:rPr>
-                <w:rFonts w:ascii="Arial" w:cs="Arial" w:eastAsia="Arial" w:hAnsi="Arial"/>
-                <w:b w:val="false"/>
-                <w:bCs w:val="false"/>
-                <w:i w:val="false"/>
-                <w:iCs w:val="false"/>
-                <w:color w:val="000000"/>
-                <w:sz w:val="18"/>
-                <w:szCs w:val="18"/>
-              </w:rPr>
-              <w:t xml:space="preserve">STRATEGY — Visible Thinking Revision (Colour-Coded DQB Cards): Using a different pen colour to add new thinking makes conceptual growth literally visible — to the student and to the teacher. This embeds metacognition: students must distinguish what they knew before from what they know now. The class vote on emerging question clusters transfers ownership of the inquiry to students, sustaining intrinsic motivation and modelling how scientific communities prioritise research questions.</w:t>
-            </w:r>
-          </w:p>
-        </w:tc>
-        <w:tc>
-          <w:tcPr>
-            <w:tcW w:type="dxa" w:w="3040"/>
-            <w:shd w:fill="F2F2F2" w:color="auto" w:val="clear"/>
-            <w:tcMar>
-              <w:top w:type="dxa" w:w="60"/>
-              <w:left w:type="dxa" w:w="120"/>
-              <w:bottom w:type="dxa" w:w="60"/>
-              <w:right w:type="dxa" w:w="120"/>
-            </w:tcMar>
-            <w:vAlign w:val="top"/>
-          </w:tcPr>
-          <w:p>
-            <w:pPr>
-              <w:spacing w:after="40" w:before="0"/>
-              <w:jc w:val="left"/>
-            </w:pPr>
-            <w:r>
-              <w:rPr>
-                <w:rFonts w:ascii="Arial" w:cs="Arial" w:eastAsia="Arial" w:hAnsi="Arial"/>
-                <w:b w:val="false"/>
-                <w:bCs w:val="false"/>
-                <w:i w:val="false"/>
-                <w:iCs w:val="false"/>
-                <w:color w:val="000000"/>
-                <w:sz w:val="18"/>
-                <w:szCs w:val="18"/>
-              </w:rPr>
-              <w:t xml:space="preserve">INDICATOR: The teacher checks that each revised DQB card contains BOTH a new answer AND a new question. Cards with only a new answer (no new question) indicate a student who thinks the topic is 'done' — a misconception about the nature of scientific inquiry. Cards with only a new question and no answer may indicate a student who did not consolidate understanding from Phase 3 and needs follow-up. The teacher collects and photographs all updated DQB cards before the next lesson for formative records.</w:t>
-            </w:r>
-          </w:p>
-        </w:tc>
-      </w:tr>
-      <w:tr>
-        <w:tc>
-          <w:tcPr>
-            <w:tcW w:type="dxa" w:w="1520"/>
-            <w:shd w:fill="D5E8F0" w:color="auto" w:val="clear"/>
-            <w:tcMar>
-              <w:top w:type="dxa" w:w="60"/>
-              <w:left w:type="dxa" w:w="120"/>
-              <w:bottom w:type="dxa" w:w="60"/>
-              <w:right w:type="dxa" w:w="120"/>
-            </w:tcMar>
-            <w:vAlign w:val="top"/>
-          </w:tcPr>
-          <w:p>
-            <w:pPr>
-              <w:spacing w:after="40" w:before="0"/>
-              <w:jc w:val="left"/>
-            </w:pPr>
-            <w:r>
-              <w:rPr>
-                <w:rFonts w:ascii="Arial" w:cs="Arial" w:eastAsia="Arial" w:hAnsi="Arial"/>
-                <w:b/>
-                <w:bCs/>
-                <w:i w:val="false"/>
-                <w:iCs w:val="false"/>
-                <w:color w:val="000000"/>
-                <w:sz w:val="18"/>
-                <w:szCs w:val="18"/>
-              </w:rPr>
-              <w:t xml:space="preserve">Model Building Phase</w:t>
-            </w:r>
-          </w:p>
-          <w:p>
-            <w:pPr>
-              <w:spacing w:after="20" w:before="0"/>
-            </w:pPr>
-            <w:r>
-              <w:rPr>
-                <w:rFonts w:ascii="Arial" w:cs="Arial" w:eastAsia="Arial" w:hAnsi="Arial"/>
-                <w:b/>
-                <w:bCs/>
-                <w:color w:val="1F3864"/>
-                <w:sz w:val="16"/>
-                <w:szCs w:val="16"/>
-              </w:rPr>
-              <w:t xml:space="preserve">📹 VIDEO:</w:t>
-            </w:r>
-          </w:p>
-          <w:p>
-            <w:pPr>
-              <w:spacing w:after="20" w:before="0"/>
-            </w:pPr>
-            <w:hyperlink w:history="1" r:id="rIdh6rm2668rscf55m0gryya">
-              <w:r>
-                <w:rPr>
-                  <w:rFonts w:ascii="Arial" w:cs="Arial" w:eastAsia="Arial" w:hAnsi="Arial"/>
-                  <w:color w:val="2E75B6"/>
-                  <w:sz w:val="16"/>
-                  <w:szCs w:val="16"/>
-                  <w:u w:val="single" w:color="2E75B6"/>
-                </w:rPr>
-                <w:t xml:space="preserve">Finding height of fluid in a barometer</w:t>
-              </w:r>
-            </w:hyperlink>
-          </w:p>
-          <w:p>
-            <w:pPr>
-              <w:spacing w:after="10" w:before="0"/>
-              <w:ind w:left="120"/>
-            </w:pPr>
-            <w:r>
-              <w:rPr>
-                <w:rFonts w:ascii="Arial" w:cs="Arial" w:eastAsia="Arial" w:hAnsi="Arial"/>
-                <w:color w:val="595959"/>
-                <w:sz w:val="14"/>
-                <w:szCs w:val="14"/>
-              </w:rPr>
-              <w:t xml:space="preserve">Source: Khan Academy (English - US curriculum)</w:t>
-            </w:r>
-          </w:p>
-          <w:p>
-            <w:pPr>
-              <w:spacing w:after="10" w:before="0"/>
-              <w:ind w:left="120"/>
-            </w:pPr>
-            <w:hyperlink w:history="1" r:id="rIdplfcv73nu_dedtad2g7kz">
-              <w:r>
-                <w:rPr>
-                  <w:rFonts w:ascii="Arial" w:cs="Arial" w:eastAsia="Arial" w:hAnsi="Arial"/>
-                  <w:color w:val="595959"/>
-                  <w:sz w:val="14"/>
-                  <w:szCs w:val="14"/>
-                  <w:u w:val="single" w:color="595959"/>
-                </w:rPr>
-                <w:t xml:space="preserve">🔍 Search ARES for similar videos</w:t>
-              </w:r>
-            </w:hyperlink>
-          </w:p>
-          <w:p>
-            <w:pPr>
-              <w:spacing w:after="40" w:before="0"/>
-            </w:pPr>
-            <w:r>
-              <w:rPr>
-                <w:sz w:val="14"/>
-                <w:szCs w:val="14"/>
-              </w:rPr>
-              <w:t xml:space="preserve"/>
-            </w:r>
-          </w:p>
-          <w:p>
-            <w:pPr>
-              <w:spacing w:after="20" w:before="0"/>
-            </w:pPr>
-            <w:r>
-              <w:rPr>
-                <w:rFonts w:ascii="Arial" w:cs="Arial" w:eastAsia="Arial" w:hAnsi="Arial"/>
-                <w:b/>
-                <w:bCs/>
-                <w:color w:val="1F3864"/>
-                <w:sz w:val="16"/>
-                <w:szCs w:val="16"/>
-              </w:rPr>
-              <w:t xml:space="preserve">📖 HTML:</w:t>
-            </w:r>
-          </w:p>
-          <w:p>
-            <w:pPr>
-              <w:spacing w:after="20" w:before="0"/>
-            </w:pPr>
-            <w:hyperlink w:history="1" r:id="rId-jvuiwbpkujs0jan0xdca">
-              <w:r>
-                <w:rPr>
-                  <w:rFonts w:ascii="Arial" w:cs="Arial" w:eastAsia="Arial" w:hAnsi="Arial"/>
-                  <w:color w:val="2E75B6"/>
-                  <w:sz w:val="16"/>
-                  <w:szCs w:val="16"/>
-                  <w:u w:val="single" w:color="2E75B6"/>
-                </w:rPr>
-                <w:t xml:space="preserve">Atmospheric Pressure (Flexbook)</w:t>
-              </w:r>
-            </w:hyperlink>
-          </w:p>
-          <w:p>
-            <w:pPr>
-              <w:spacing w:after="10" w:before="0"/>
-              <w:ind w:left="120"/>
-            </w:pPr>
-            <w:r>
-              <w:rPr>
-                <w:rFonts w:ascii="Arial" w:cs="Arial" w:eastAsia="Arial" w:hAnsi="Arial"/>
-                <w:color w:val="595959"/>
-                <w:sz w:val="14"/>
-                <w:szCs w:val="14"/>
-              </w:rPr>
-              <w:t xml:space="preserve">Source: CK-12</w:t>
-            </w:r>
-          </w:p>
-          <w:p>
-            <w:pPr>
-              <w:spacing w:after="10" w:before="0"/>
-              <w:ind w:left="120"/>
-            </w:pPr>
-            <w:hyperlink w:history="1" r:id="rId9xgchucpsuwytk2ywhulo">
+            <w:hyperlink w:history="1" r:id="rIddpjrkub0sujj22ayc2586">
               <w:r>
                 <w:rPr>
                   <w:rFonts w:ascii="Arial" w:cs="Arial" w:eastAsia="Arial" w:hAnsi="Arial"/>
@@ -14931,7 +14931,7 @@
             <w:pPr>
               <w:spacing w:after="20" w:before="0"/>
             </w:pPr>
-            <w:hyperlink w:history="1" r:id="rIdm9rhv2q-f3nueyrlqlx7l">
+            <w:hyperlink w:history="1" r:id="rId_kmqcr6ifuyw-jzx-yl5i">
               <w:r>
                 <w:rPr>
                   <w:rFonts w:ascii="Arial" w:cs="Arial" w:eastAsia="Arial" w:hAnsi="Arial"/>
@@ -14964,7 +14964,7 @@
               <w:spacing w:after="10" w:before="0"/>
               <w:ind w:left="120"/>
             </w:pPr>
-            <w:hyperlink w:history="1" r:id="rIdxvnmguutkq2tzyjyc_p9i">
+            <w:hyperlink w:history="1" r:id="rIdbx0nqqhzxpkdi71xoomiy">
               <w:r>
                 <w:rPr>
                   <w:rFonts w:ascii="Arial" w:cs="Arial" w:eastAsia="Arial" w:hAnsi="Arial"/>
@@ -15009,7 +15009,7 @@
             <w:pPr>
               <w:spacing w:after="20" w:before="0"/>
             </w:pPr>
-            <w:hyperlink w:history="1" r:id="rId92nhckx6ke9h_jca6eh6z">
+            <w:hyperlink w:history="1" r:id="rIdymd4vvjeiarhl2immxdkm">
               <w:r>
                 <w:rPr>
                   <w:rFonts w:ascii="Arial" w:cs="Arial" w:eastAsia="Arial" w:hAnsi="Arial"/>
@@ -15042,7 +15042,7 @@
               <w:spacing w:after="10" w:before="0"/>
               <w:ind w:left="120"/>
             </w:pPr>
-            <w:hyperlink w:history="1" r:id="rIddxogyojl9rh8tuf0z3aos">
+            <w:hyperlink w:history="1" r:id="rIdvd0sjwsn4cczxpc9ic6n2">
               <w:r>
                 <w:rPr>
                   <w:rFonts w:ascii="Arial" w:cs="Arial" w:eastAsia="Arial" w:hAnsi="Arial"/>
@@ -15237,7 +15237,7 @@
             <w:pPr>
               <w:spacing w:after="20" w:before="0"/>
             </w:pPr>
-            <w:hyperlink w:history="1" r:id="rId8ib8gthqi_aobzfgnnan1">
+            <w:hyperlink w:history="1" r:id="rIdrpkgjamkr6iud75ayxi3p">
               <w:r>
                 <w:rPr>
                   <w:rFonts w:ascii="Arial" w:cs="Arial" w:eastAsia="Arial" w:hAnsi="Arial"/>
@@ -15270,7 +15270,7 @@
               <w:spacing w:after="10" w:before="0"/>
               <w:ind w:left="120"/>
             </w:pPr>
-            <w:hyperlink w:history="1" r:id="rId7t6d54x4clbz7hkysbxto">
+            <w:hyperlink w:history="1" r:id="rIdehh4btfvgqbmwyjzzyllb">
               <w:r>
                 <w:rPr>
                   <w:rFonts w:ascii="Arial" w:cs="Arial" w:eastAsia="Arial" w:hAnsi="Arial"/>
@@ -15315,7 +15315,7 @@
             <w:pPr>
               <w:spacing w:after="20" w:before="0"/>
             </w:pPr>
-            <w:hyperlink w:history="1" r:id="rIdnt55p4cp3dp_b6ybrzf5x">
+            <w:hyperlink w:history="1" r:id="rIdabugoieppxeveomrkmxoy">
               <w:r>
                 <w:rPr>
                   <w:rFonts w:ascii="Arial" w:cs="Arial" w:eastAsia="Arial" w:hAnsi="Arial"/>
@@ -15348,7 +15348,7 @@
               <w:spacing w:after="10" w:before="0"/>
               <w:ind w:left="120"/>
             </w:pPr>
-            <w:hyperlink w:history="1" r:id="rIdpqxlkad5lzj_btrg4xgii">
+            <w:hyperlink w:history="1" r:id="rIdqncnbhj7pifxjmoqwjozh">
               <w:r>
                 <w:rPr>
                   <w:rFonts w:ascii="Arial" w:cs="Arial" w:eastAsia="Arial" w:hAnsi="Arial"/>
@@ -15543,7 +15543,7 @@
             <w:pPr>
               <w:spacing w:after="20" w:before="0"/>
             </w:pPr>
-            <w:hyperlink w:history="1" r:id="rId2urmsj5emssujnshcy74m">
+            <w:hyperlink w:history="1" r:id="rIdk2ewl8iyokfodqpj6rbed">
               <w:r>
                 <w:rPr>
                   <w:rFonts w:ascii="Arial" w:cs="Arial" w:eastAsia="Arial" w:hAnsi="Arial"/>
@@ -15576,7 +15576,7 @@
               <w:spacing w:after="10" w:before="0"/>
               <w:ind w:left="120"/>
             </w:pPr>
-            <w:hyperlink w:history="1" r:id="rIdutidiafvuxxiuoqvkym6z">
+            <w:hyperlink w:history="1" r:id="rIdzmdxsbhzylwrtnpado7zb">
               <w:r>
                 <w:rPr>
                   <w:rFonts w:ascii="Arial" w:cs="Arial" w:eastAsia="Arial" w:hAnsi="Arial"/>
@@ -15614,6 +15614,312 @@
                 <w:sz w:val="16"/>
                 <w:szCs w:val="16"/>
               </w:rPr>
+              <w:t xml:space="preserve">📖 EXERCISE:</w:t>
+            </w:r>
+          </w:p>
+          <w:p>
+            <w:pPr>
+              <w:spacing w:after="20" w:before="0"/>
+            </w:pPr>
+            <w:hyperlink w:history="1" r:id="rIdjnbqncwu6hroouiydgfmh">
+              <w:r>
+                <w:rPr>
+                  <w:rFonts w:ascii="Arial" w:cs="Arial" w:eastAsia="Arial" w:hAnsi="Arial"/>
+                  <w:color w:val="2E75B6"/>
+                  <w:sz w:val="16"/>
+                  <w:szCs w:val="16"/>
+                  <w:u w:val="single" w:color="2E75B6"/>
+                </w:rPr>
+                <w:t xml:space="preserve">Pressure in Fluids Practice</w:t>
+              </w:r>
+            </w:hyperlink>
+          </w:p>
+          <w:p>
+            <w:pPr>
+              <w:spacing w:after="10" w:before="0"/>
+              <w:ind w:left="120"/>
+            </w:pPr>
+            <w:r>
+              <w:rPr>
+                <w:rFonts w:ascii="Arial" w:cs="Arial" w:eastAsia="Arial" w:hAnsi="Arial"/>
+                <w:color w:val="595959"/>
+                <w:sz w:val="14"/>
+                <w:szCs w:val="14"/>
+              </w:rPr>
+              <w:t xml:space="preserve">Source: CK-12</w:t>
+            </w:r>
+          </w:p>
+          <w:p>
+            <w:pPr>
+              <w:spacing w:after="10" w:before="0"/>
+              <w:ind w:left="120"/>
+            </w:pPr>
+            <w:hyperlink w:history="1" r:id="rIduubiotvmdm98kcsazy_zx">
+              <w:r>
+                <w:rPr>
+                  <w:rFonts w:ascii="Arial" w:cs="Arial" w:eastAsia="Arial" w:hAnsi="Arial"/>
+                  <w:color w:val="595959"/>
+                  <w:sz w:val="14"/>
+                  <w:szCs w:val="14"/>
+                  <w:u w:val="single" w:color="595959"/>
+                </w:rPr>
+                <w:t xml:space="preserve">🔍 Search ARES for similar readings</w:t>
+              </w:r>
+            </w:hyperlink>
+          </w:p>
+        </w:tc>
+        <w:tc>
+          <w:tcPr>
+            <w:tcW w:type="dxa" w:w="3040"/>
+            <w:shd w:fill="FFFFFF" w:color="auto" w:val="clear"/>
+            <w:tcMar>
+              <w:top w:type="dxa" w:w="60"/>
+              <w:left w:type="dxa" w:w="120"/>
+              <w:bottom w:type="dxa" w:w="60"/>
+              <w:right w:type="dxa" w:w="120"/>
+            </w:tcMar>
+            <w:vAlign w:val="top"/>
+          </w:tcPr>
+          <w:p>
+            <w:pPr>
+              <w:spacing w:after="40" w:before="0"/>
+              <w:jc w:val="left"/>
+            </w:pPr>
+            <w:r>
+              <w:rPr>
+                <w:rFonts w:ascii="Arial" w:cs="Arial" w:eastAsia="Arial" w:hAnsi="Arial"/>
+                <w:b w:val="false"/>
+                <w:bCs w:val="false"/>
+                <w:i w:val="false"/>
+                <w:iCs w:val="false"/>
+                <w:color w:val="000000"/>
+                <w:sz w:val="18"/>
+                <w:szCs w:val="18"/>
+              </w:rPr>
+              <w:t xml:space="preserve">PART A — DERIVING PASCAL'S PRINCIPLE (15 min): Using their syringe data, learners are guided to calculate pressure at the input syringe (P = F/A) and compare it to pressure at the output syringe. They discover that pressure is equal on both sides. Teacher formally states Pascal's Principle. Learners write it in their own words, then compare with the formal statement. They then derive the equation F₁/A₁ = F₂/A₂ from the principle. PART B — KENYAN CONTEXT PROBLEM SOLVING (10 min): Learners solve two problems in their notebooks: PROBLEM 1 (Mumias Sugar): 'A hydraulic sugarcane press in Mumias has an input piston of area 0.002 m² and an output piston of area 0.1 m². A worker pushes the input piston with a force of 50 N. What force does the output piston exert on the sugarcane?' PROBLEM 2 (Matatu Brakes): 'The brake master cylinder of a matatu has a piston area of 5 cm². The brake pad cylinder has a piston area of 30 cm². If the driver pushes the pedal with a force of 120 N, what force is applied to the brake pad?' Learners check answers with partners before class discussion. PART C — CONNECTING TO THE JERRYCAN (5 min): Class discussion — 'The jerrycan collapsed because pressure from outside exceeded pressure inside. Pascal's Principle says pressure transmits equally through a fluid. How are these two ideas connected? Could we use a hydraulic system to RE-INFLATE the jerrycan?'</w:t>
+            </w:r>
+          </w:p>
+        </w:tc>
+        <w:tc>
+          <w:tcPr>
+            <w:tcW w:type="dxa" w:w="3040"/>
+            <w:shd w:fill="F2F2F2" w:color="auto" w:val="clear"/>
+            <w:tcMar>
+              <w:top w:type="dxa" w:w="60"/>
+              <w:left w:type="dxa" w:w="120"/>
+              <w:bottom w:type="dxa" w:w="60"/>
+              <w:right w:type="dxa" w:w="120"/>
+            </w:tcMar>
+            <w:vAlign w:val="top"/>
+          </w:tcPr>
+          <w:p>
+            <w:pPr>
+              <w:spacing w:after="40" w:before="0"/>
+              <w:jc w:val="left"/>
+            </w:pPr>
+            <w:r>
+              <w:rPr>
+                <w:rFonts w:ascii="Arial" w:cs="Arial" w:eastAsia="Arial" w:hAnsi="Arial"/>
+                <w:b w:val="false"/>
+                <w:bCs w:val="false"/>
+                <w:i w:val="false"/>
+                <w:iCs w:val="false"/>
+                <w:color w:val="000000"/>
+                <w:sz w:val="18"/>
+                <w:szCs w:val="18"/>
+              </w:rPr>
+              <w:t xml:space="preserve">Begin Part A by writing on the board: 'P = F/A — you calculated this in Lesson 3 for liquids. Now calculate P for YOUR syringe data.' Give 4 minutes. Then: 'What do you notice about the pressure values on input and output sides?' WAIT 15 seconds. Cold-call 3 students. Guide toward: 'Pressure is the same throughout the enclosed fluid.' Write on board: PASCAL'S PRINCIPLE — 'Pressure applied to an enclosed fluid is transmitted equally and undiminished in all directions throughout the fluid.' Ask: 'What does UNDIMINISHED mean? Tell your partner.' Cold-call 2 students. For Problem 1, say: 'A worker in Mumias sugar factory — just like pressing with your finger on the small syringe — pushes with 50 N. How much force comes out the other side? Use your principle.' WAIT 10 seconds before accepting hands. After learners attempt: 'Who got an answer bigger than 50 N? Raise your hand. Who got smaller? Explain your reasoning.' For Part C: 'The jerrycan was destroyed by uncontrolled pressure difference. Engineers in Nairobi use the SAME principle but CONTROL it. Write in your notebook: what is the difference between what happened to the jerrycan and what happens in a hydraulic lift?'</w:t>
+            </w:r>
+          </w:p>
+        </w:tc>
+        <w:tc>
+          <w:tcPr>
+            <w:tcW w:type="dxa" w:w="3040"/>
+            <w:shd w:fill="FFFFFF" w:color="auto" w:val="clear"/>
+            <w:tcMar>
+              <w:top w:type="dxa" w:w="60"/>
+              <w:left w:type="dxa" w:w="120"/>
+              <w:bottom w:type="dxa" w:w="60"/>
+              <w:right w:type="dxa" w:w="120"/>
+            </w:tcMar>
+            <w:vAlign w:val="top"/>
+          </w:tcPr>
+          <w:p>
+            <w:pPr>
+              <w:spacing w:after="40" w:before="0"/>
+              <w:jc w:val="left"/>
+            </w:pPr>
+            <w:r>
+              <w:rPr>
+                <w:rFonts w:ascii="Arial" w:cs="Arial" w:eastAsia="Arial" w:hAnsi="Arial"/>
+                <w:b w:val="false"/>
+                <w:bCs w:val="false"/>
+                <w:i w:val="false"/>
+                <w:iCs w:val="false"/>
+                <w:color w:val="000000"/>
+                <w:sz w:val="18"/>
+                <w:szCs w:val="18"/>
+              </w:rPr>
+              <w:t xml:space="preserve">Data-to-Principle Induction followed by Application Transfer: Rather than stating Pascal's Principle and then verifying it, learners first calculate pressure from their own experimental data and discover the equality themselves — then the teacher formalises what they found. This inductive approach produces deeper conceptual ownership. The Kenyan context problems (Mumias sugar, matatu brakes) immediately require learners to transfer the principle across domains, testing for flexible understanding rather than rote recall. The final jerrycan reconnection enforces the coherent storyline: the same physics that destroys can be engineered to build.</w:t>
+            </w:r>
+          </w:p>
+        </w:tc>
+        <w:tc>
+          <w:tcPr>
+            <w:tcW w:type="dxa" w:w="3040"/>
+            <w:shd w:fill="F2F2F2" w:color="auto" w:val="clear"/>
+            <w:tcMar>
+              <w:top w:type="dxa" w:w="60"/>
+              <w:left w:type="dxa" w:w="120"/>
+              <w:bottom w:type="dxa" w:w="60"/>
+              <w:right w:type="dxa" w:w="120"/>
+            </w:tcMar>
+            <w:vAlign w:val="top"/>
+          </w:tcPr>
+          <w:p>
+            <w:pPr>
+              <w:spacing w:after="40" w:before="0"/>
+              <w:jc w:val="left"/>
+            </w:pPr>
+            <w:r>
+              <w:rPr>
+                <w:rFonts w:ascii="Arial" w:cs="Arial" w:eastAsia="Arial" w:hAnsi="Arial"/>
+                <w:b w:val="false"/>
+                <w:bCs w:val="false"/>
+                <w:i w:val="false"/>
+                <w:iCs w:val="false"/>
+                <w:color w:val="000000"/>
+                <w:sz w:val="18"/>
+                <w:szCs w:val="18"/>
+              </w:rPr>
+              <w:t xml:space="preserve">Observable indicator: Learners can correctly solve at least one of the two context problems (P1 answer: 2,500 N; P2 answer: 720 N) and show their working using F₁/A₁ = F₂/A₂. Teacher targets: (a) learners who divide instead of multiply (conceptual error — they think bigger area means less force, not more); (b) learners who cannot connect their syringe data to the equation (ask: 'What was your input area? What was your output area? What did you OBSERVE about the forces?'). Exit-ticket check: teacher reads 3 randomly selected notebooks to verify correct equation setup before moving to DQB.</w:t>
+            </w:r>
+          </w:p>
+        </w:tc>
+      </w:tr>
+      <w:tr>
+        <w:tc>
+          <w:tcPr>
+            <w:tcW w:type="dxa" w:w="1520"/>
+            <w:shd w:fill="FCE4D6" w:color="auto" w:val="clear"/>
+            <w:tcMar>
+              <w:top w:type="dxa" w:w="60"/>
+              <w:left w:type="dxa" w:w="120"/>
+              <w:bottom w:type="dxa" w:w="60"/>
+              <w:right w:type="dxa" w:w="120"/>
+            </w:tcMar>
+            <w:vAlign w:val="top"/>
+          </w:tcPr>
+          <w:p>
+            <w:pPr>
+              <w:spacing w:after="40" w:before="0"/>
+              <w:jc w:val="left"/>
+            </w:pPr>
+            <w:r>
+              <w:rPr>
+                <w:rFonts w:ascii="Arial" w:cs="Arial" w:eastAsia="Arial" w:hAnsi="Arial"/>
+                <w:b/>
+                <w:bCs/>
+                <w:i w:val="false"/>
+                <w:iCs w:val="false"/>
+                <w:color w:val="000000"/>
+                <w:sz w:val="18"/>
+                <w:szCs w:val="18"/>
+              </w:rPr>
+              <w:t xml:space="preserve">Driving Question Board (DQB) Creation</w:t>
+            </w:r>
+          </w:p>
+          <w:p>
+            <w:pPr>
+              <w:spacing w:after="20" w:before="0"/>
+            </w:pPr>
+            <w:r>
+              <w:rPr>
+                <w:rFonts w:ascii="Arial" w:cs="Arial" w:eastAsia="Arial" w:hAnsi="Arial"/>
+                <w:b/>
+                <w:bCs/>
+                <w:color w:val="1F3864"/>
+                <w:sz w:val="16"/>
+                <w:szCs w:val="16"/>
+              </w:rPr>
+              <w:t xml:space="preserve">📹 VIDEO:</w:t>
+            </w:r>
+          </w:p>
+          <w:p>
+            <w:pPr>
+              <w:spacing w:after="20" w:before="0"/>
+            </w:pPr>
+            <w:hyperlink w:history="1" r:id="rIdgkuivoy6shy1rf4_sfqnw">
+              <w:r>
+                <w:rPr>
+                  <w:rFonts w:ascii="Arial" w:cs="Arial" w:eastAsia="Arial" w:hAnsi="Arial"/>
+                  <w:color w:val="2E75B6"/>
+                  <w:sz w:val="16"/>
+                  <w:szCs w:val="16"/>
+                  <w:u w:val="single" w:color="2E75B6"/>
+                </w:rPr>
+                <w:t xml:space="preserve">Pressure and Pascal's principle (part 2)</w:t>
+              </w:r>
+            </w:hyperlink>
+          </w:p>
+          <w:p>
+            <w:pPr>
+              <w:spacing w:after="10" w:before="0"/>
+              <w:ind w:left="120"/>
+            </w:pPr>
+            <w:r>
+              <w:rPr>
+                <w:rFonts w:ascii="Arial" w:cs="Arial" w:eastAsia="Arial" w:hAnsi="Arial"/>
+                <w:color w:val="595959"/>
+                <w:sz w:val="14"/>
+                <w:szCs w:val="14"/>
+              </w:rPr>
+              <w:t xml:space="preserve">Source: Khan Academy (English - US curriculum)</w:t>
+            </w:r>
+          </w:p>
+          <w:p>
+            <w:pPr>
+              <w:spacing w:after="10" w:before="0"/>
+              <w:ind w:left="120"/>
+            </w:pPr>
+            <w:hyperlink w:history="1" r:id="rIdaekofo9dzgm7j_llspzks">
+              <w:r>
+                <w:rPr>
+                  <w:rFonts w:ascii="Arial" w:cs="Arial" w:eastAsia="Arial" w:hAnsi="Arial"/>
+                  <w:color w:val="595959"/>
+                  <w:sz w:val="14"/>
+                  <w:szCs w:val="14"/>
+                  <w:u w:val="single" w:color="595959"/>
+                </w:rPr>
+                <w:t xml:space="preserve">🔍 Search ARES for similar videos</w:t>
+              </w:r>
+            </w:hyperlink>
+          </w:p>
+          <w:p>
+            <w:pPr>
+              <w:spacing w:after="40" w:before="0"/>
+            </w:pPr>
+            <w:r>
+              <w:rPr>
+                <w:sz w:val="14"/>
+                <w:szCs w:val="14"/>
+              </w:rPr>
+              <w:t xml:space="preserve"/>
+            </w:r>
+          </w:p>
+          <w:p>
+            <w:pPr>
+              <w:spacing w:after="20" w:before="0"/>
+            </w:pPr>
+            <w:r>
+              <w:rPr>
+                <w:rFonts w:ascii="Arial" w:cs="Arial" w:eastAsia="Arial" w:hAnsi="Arial"/>
+                <w:b/>
+                <w:bCs/>
+                <w:color w:val="1F3864"/>
+                <w:sz w:val="16"/>
+                <w:szCs w:val="16"/>
+              </w:rPr>
               <w:t xml:space="preserve">📖 HTML:</w:t>
             </w:r>
           </w:p>
@@ -15621,7 +15927,313 @@
             <w:pPr>
               <w:spacing w:after="20" w:before="0"/>
             </w:pPr>
-            <w:hyperlink w:history="1" r:id="rIdz3knkym7wziv5wc_v6bf-">
+            <w:hyperlink w:history="1" r:id="rId-qtizsqv_0pw91x_rf6ph">
+              <w:r>
+                <w:rPr>
+                  <w:rFonts w:ascii="Arial" w:cs="Arial" w:eastAsia="Arial" w:hAnsi="Arial"/>
+                  <w:color w:val="2E75B6"/>
+                  <w:sz w:val="16"/>
+                  <w:szCs w:val="16"/>
+                  <w:u w:val="single" w:color="2E75B6"/>
+                </w:rPr>
+                <w:t xml:space="preserve">Pressure in Fluids (Flexbook)</w:t>
+              </w:r>
+            </w:hyperlink>
+          </w:p>
+          <w:p>
+            <w:pPr>
+              <w:spacing w:after="10" w:before="0"/>
+              <w:ind w:left="120"/>
+            </w:pPr>
+            <w:r>
+              <w:rPr>
+                <w:rFonts w:ascii="Arial" w:cs="Arial" w:eastAsia="Arial" w:hAnsi="Arial"/>
+                <w:color w:val="595959"/>
+                <w:sz w:val="14"/>
+                <w:szCs w:val="14"/>
+              </w:rPr>
+              <w:t xml:space="preserve">Source: CK-12</w:t>
+            </w:r>
+          </w:p>
+          <w:p>
+            <w:pPr>
+              <w:spacing w:after="10" w:before="0"/>
+              <w:ind w:left="120"/>
+            </w:pPr>
+            <w:hyperlink w:history="1" r:id="rIdoqozpwazykadgbrmm6xwx">
+              <w:r>
+                <w:rPr>
+                  <w:rFonts w:ascii="Arial" w:cs="Arial" w:eastAsia="Arial" w:hAnsi="Arial"/>
+                  <w:color w:val="595959"/>
+                  <w:sz w:val="14"/>
+                  <w:szCs w:val="14"/>
+                  <w:u w:val="single" w:color="595959"/>
+                </w:rPr>
+                <w:t xml:space="preserve">🔍 Search ARES for similar readings</w:t>
+              </w:r>
+            </w:hyperlink>
+          </w:p>
+        </w:tc>
+        <w:tc>
+          <w:tcPr>
+            <w:tcW w:type="dxa" w:w="3040"/>
+            <w:shd w:fill="FFFFFF" w:color="auto" w:val="clear"/>
+            <w:tcMar>
+              <w:top w:type="dxa" w:w="60"/>
+              <w:left w:type="dxa" w:w="120"/>
+              <w:bottom w:type="dxa" w:w="60"/>
+              <w:right w:type="dxa" w:w="120"/>
+            </w:tcMar>
+            <w:vAlign w:val="top"/>
+          </w:tcPr>
+          <w:p>
+            <w:pPr>
+              <w:spacing w:after="40" w:before="0"/>
+              <w:jc w:val="left"/>
+            </w:pPr>
+            <w:r>
+              <w:rPr>
+                <w:rFonts w:ascii="Arial" w:cs="Arial" w:eastAsia="Arial" w:hAnsi="Arial"/>
+                <w:b w:val="false"/>
+                <w:bCs w:val="false"/>
+                <w:i w:val="false"/>
+                <w:iCs w:val="false"/>
+                <w:color w:val="000000"/>
+                <w:sz w:val="18"/>
+                <w:szCs w:val="18"/>
+              </w:rPr>
+              <w:t xml:space="preserve">Each learner writes two sticky notes: (1) GREEN NOTE — 'One thing I can now explain about our driving question that I could NOT explain before Lesson 5.' (2) ORANGE NOTE — 'One new question this lesson has raised for me about pressure in fluids, hydraulic machines, or the jerrycan.' Learners post notes on the class DQB under the columns: 'What We Now Understand' and 'New Questions We Have.' The class then reads all new orange-note questions aloud. As a group, learners vote (show of hands) on the TWO most important new questions to investigate in future lessons. Teacher writes the winning questions on the DQB in a special colour and says: 'These are YOUR questions. We will answer them in Lessons 6 and 7.'</w:t>
+            </w:r>
+          </w:p>
+        </w:tc>
+        <w:tc>
+          <w:tcPr>
+            <w:tcW w:type="dxa" w:w="3040"/>
+            <w:shd w:fill="F2F2F2" w:color="auto" w:val="clear"/>
+            <w:tcMar>
+              <w:top w:type="dxa" w:w="60"/>
+              <w:left w:type="dxa" w:w="120"/>
+              <w:bottom w:type="dxa" w:w="60"/>
+              <w:right w:type="dxa" w:w="120"/>
+            </w:tcMar>
+            <w:vAlign w:val="top"/>
+          </w:tcPr>
+          <w:p>
+            <w:pPr>
+              <w:spacing w:after="40" w:before="0"/>
+              <w:jc w:val="left"/>
+            </w:pPr>
+            <w:r>
+              <w:rPr>
+                <w:rFonts w:ascii="Arial" w:cs="Arial" w:eastAsia="Arial" w:hAnsi="Arial"/>
+                <w:b w:val="false"/>
+                <w:bCs w:val="false"/>
+                <w:i w:val="false"/>
+                <w:iCs w:val="false"/>
+                <w:color w:val="000000"/>
+                <w:sz w:val="18"/>
+                <w:szCs w:val="18"/>
+              </w:rPr>
+              <w:t xml:space="preserve">Give exactly 3 minutes for silent sticky-note writing. Circulate — if a learner's green note says something vague like 'I learned Pascal's Law,' prompt: 'Can you be MORE specific? What exactly about the jerrycan or hydraulic machines can you explain now that you couldn't this morning?' After posting, read 4 green notes aloud and ask the class: 'Do you agree this is something we can now explain? Thumbs up or down.' For orange notes, after the vote, explicitly connect to the storyline: 'Notice that our questions are getting MORE specific. In Lesson 1 we asked: WHY did the jerrycan crush? Now we are asking things like: HOW do engineers design brake systems to not fail? This is exactly how scientists think — each answer generates better questions.' Update the master DQB tracking chart on the wall, crossing off any questions from Lessons 1–4 that this lesson has now answered.</w:t>
+            </w:r>
+          </w:p>
+        </w:tc>
+        <w:tc>
+          <w:tcPr>
+            <w:tcW w:type="dxa" w:w="3040"/>
+            <w:shd w:fill="FFFFFF" w:color="auto" w:val="clear"/>
+            <w:tcMar>
+              <w:top w:type="dxa" w:w="60"/>
+              <w:left w:type="dxa" w:w="120"/>
+              <w:bottom w:type="dxa" w:w="60"/>
+              <w:right w:type="dxa" w:w="120"/>
+            </w:tcMar>
+            <w:vAlign w:val="top"/>
+          </w:tcPr>
+          <w:p>
+            <w:pPr>
+              <w:spacing w:after="40" w:before="0"/>
+              <w:jc w:val="left"/>
+            </w:pPr>
+            <w:r>
+              <w:rPr>
+                <w:rFonts w:ascii="Arial" w:cs="Arial" w:eastAsia="Arial" w:hAnsi="Arial"/>
+                <w:b w:val="false"/>
+                <w:bCs w:val="false"/>
+                <w:i w:val="false"/>
+                <w:iCs w:val="false"/>
+                <w:color w:val="000000"/>
+                <w:sz w:val="18"/>
+                <w:szCs w:val="18"/>
+              </w:rPr>
+              <w:t xml:space="preserve">Metacognitive DQB Protocol with Collaborative Prioritisation: The two-colour sticky-note system requires learners to simultaneously consolidate learning (green) and generate new questions (orange), developing both knowledge organisation and scientific curiosity as explicit skills. The class vote on future questions gives learners genuine agency over the inquiry direction, increasing motivation. Publicly crossing off answered questions from earlier lessons makes conceptual progress visible and builds learners' confidence in their growing understanding.</w:t>
+            </w:r>
+          </w:p>
+        </w:tc>
+        <w:tc>
+          <w:tcPr>
+            <w:tcW w:type="dxa" w:w="3040"/>
+            <w:shd w:fill="F2F2F2" w:color="auto" w:val="clear"/>
+            <w:tcMar>
+              <w:top w:type="dxa" w:w="60"/>
+              <w:left w:type="dxa" w:w="120"/>
+              <w:bottom w:type="dxa" w:w="60"/>
+              <w:right w:type="dxa" w:w="120"/>
+            </w:tcMar>
+            <w:vAlign w:val="top"/>
+          </w:tcPr>
+          <w:p>
+            <w:pPr>
+              <w:spacing w:after="40" w:before="0"/>
+              <w:jc w:val="left"/>
+            </w:pPr>
+            <w:r>
+              <w:rPr>
+                <w:rFonts w:ascii="Arial" w:cs="Arial" w:eastAsia="Arial" w:hAnsi="Arial"/>
+                <w:b w:val="false"/>
+                <w:bCs w:val="false"/>
+                <w:i w:val="false"/>
+                <w:iCs w:val="false"/>
+                <w:color w:val="000000"/>
+                <w:sz w:val="18"/>
+                <w:szCs w:val="18"/>
+              </w:rPr>
+              <w:t xml:space="preserve">Observable indicator: Green notes contain lesson-specific, phenomenon-connected statements (e.g., 'I can now explain why a small pump can lift a matatu — because pressure is transmitted equally through the fluid and the large piston area multiplies the force'). Red-flag indicator: a green note that simply restates the principle without connecting it to either the jerrycan or a Kenyan application — teacher pulls that learner aside for a 1-minute verbal probe: 'Tell me how today's lesson connects to what we saw on Day 1 with the jerrycan.'</w:t>
+            </w:r>
+          </w:p>
+        </w:tc>
+      </w:tr>
+      <w:tr>
+        <w:tc>
+          <w:tcPr>
+            <w:tcW w:type="dxa" w:w="1520"/>
+            <w:shd w:fill="D5E8F0" w:color="auto" w:val="clear"/>
+            <w:tcMar>
+              <w:top w:type="dxa" w:w="60"/>
+              <w:left w:type="dxa" w:w="120"/>
+              <w:bottom w:type="dxa" w:w="60"/>
+              <w:right w:type="dxa" w:w="120"/>
+            </w:tcMar>
+            <w:vAlign w:val="top"/>
+          </w:tcPr>
+          <w:p>
+            <w:pPr>
+              <w:spacing w:after="40" w:before="0"/>
+              <w:jc w:val="left"/>
+            </w:pPr>
+            <w:r>
+              <w:rPr>
+                <w:rFonts w:ascii="Arial" w:cs="Arial" w:eastAsia="Arial" w:hAnsi="Arial"/>
+                <w:b/>
+                <w:bCs/>
+                <w:i w:val="false"/>
+                <w:iCs w:val="false"/>
+                <w:color w:val="000000"/>
+                <w:sz w:val="18"/>
+                <w:szCs w:val="18"/>
+              </w:rPr>
+              <w:t xml:space="preserve">Model Building Phase</w:t>
+            </w:r>
+          </w:p>
+          <w:p>
+            <w:pPr>
+              <w:spacing w:after="20" w:before="0"/>
+            </w:pPr>
+            <w:r>
+              <w:rPr>
+                <w:rFonts w:ascii="Arial" w:cs="Arial" w:eastAsia="Arial" w:hAnsi="Arial"/>
+                <w:b/>
+                <w:bCs/>
+                <w:color w:val="1F3864"/>
+                <w:sz w:val="16"/>
+                <w:szCs w:val="16"/>
+              </w:rPr>
+              <w:t xml:space="preserve">📹 VIDEO:</w:t>
+            </w:r>
+          </w:p>
+          <w:p>
+            <w:pPr>
+              <w:spacing w:after="20" w:before="0"/>
+            </w:pPr>
+            <w:hyperlink w:history="1" r:id="rId_agisovw1vsfdzrjopgov">
+              <w:r>
+                <w:rPr>
+                  <w:rFonts w:ascii="Arial" w:cs="Arial" w:eastAsia="Arial" w:hAnsi="Arial"/>
+                  <w:color w:val="2E75B6"/>
+                  <w:sz w:val="16"/>
+                  <w:szCs w:val="16"/>
+                  <w:u w:val="single" w:color="2E75B6"/>
+                </w:rPr>
+                <w:t xml:space="preserve">Pressure and Pascal's principle (part 1)</w:t>
+              </w:r>
+            </w:hyperlink>
+          </w:p>
+          <w:p>
+            <w:pPr>
+              <w:spacing w:after="10" w:before="0"/>
+              <w:ind w:left="120"/>
+            </w:pPr>
+            <w:r>
+              <w:rPr>
+                <w:rFonts w:ascii="Arial" w:cs="Arial" w:eastAsia="Arial" w:hAnsi="Arial"/>
+                <w:color w:val="595959"/>
+                <w:sz w:val="14"/>
+                <w:szCs w:val="14"/>
+              </w:rPr>
+              <w:t xml:space="preserve">Source: Khan Academy (English - US curriculum)</w:t>
+            </w:r>
+          </w:p>
+          <w:p>
+            <w:pPr>
+              <w:spacing w:after="10" w:before="0"/>
+              <w:ind w:left="120"/>
+            </w:pPr>
+            <w:hyperlink w:history="1" r:id="rIdut-oinxji1pyhs_g7owby">
+              <w:r>
+                <w:rPr>
+                  <w:rFonts w:ascii="Arial" w:cs="Arial" w:eastAsia="Arial" w:hAnsi="Arial"/>
+                  <w:color w:val="595959"/>
+                  <w:sz w:val="14"/>
+                  <w:szCs w:val="14"/>
+                  <w:u w:val="single" w:color="595959"/>
+                </w:rPr>
+                <w:t xml:space="preserve">🔍 Search ARES for similar videos</w:t>
+              </w:r>
+            </w:hyperlink>
+          </w:p>
+          <w:p>
+            <w:pPr>
+              <w:spacing w:after="40" w:before="0"/>
+            </w:pPr>
+            <w:r>
+              <w:rPr>
+                <w:sz w:val="14"/>
+                <w:szCs w:val="14"/>
+              </w:rPr>
+              <w:t xml:space="preserve"/>
+            </w:r>
+          </w:p>
+          <w:p>
+            <w:pPr>
+              <w:spacing w:after="20" w:before="0"/>
+            </w:pPr>
+            <w:r>
+              <w:rPr>
+                <w:rFonts w:ascii="Arial" w:cs="Arial" w:eastAsia="Arial" w:hAnsi="Arial"/>
+                <w:b/>
+                <w:bCs/>
+                <w:color w:val="1F3864"/>
+                <w:sz w:val="16"/>
+                <w:szCs w:val="16"/>
+              </w:rPr>
+              <w:t xml:space="preserve">📖 HTML:</w:t>
+            </w:r>
+          </w:p>
+          <w:p>
+            <w:pPr>
+              <w:spacing w:after="20" w:before="0"/>
+            </w:pPr>
+            <w:hyperlink w:history="1" r:id="rIdrrzc6tmhmhkxa4yoo8wdg">
               <w:r>
                 <w:rPr>
                   <w:rFonts w:ascii="Arial" w:cs="Arial" w:eastAsia="Arial" w:hAnsi="Arial"/>
@@ -15654,619 +16266,7 @@
               <w:spacing w:after="10" w:before="0"/>
               <w:ind w:left="120"/>
             </w:pPr>
-            <w:hyperlink w:history="1" r:id="rIdso4wavuytwer52eqghsku">
-              <w:r>
-                <w:rPr>
-                  <w:rFonts w:ascii="Arial" w:cs="Arial" w:eastAsia="Arial" w:hAnsi="Arial"/>
-                  <w:color w:val="595959"/>
-                  <w:sz w:val="14"/>
-                  <w:szCs w:val="14"/>
-                  <w:u w:val="single" w:color="595959"/>
-                </w:rPr>
-                <w:t xml:space="preserve">🔍 Search ARES for similar readings</w:t>
-              </w:r>
-            </w:hyperlink>
-          </w:p>
-        </w:tc>
-        <w:tc>
-          <w:tcPr>
-            <w:tcW w:type="dxa" w:w="3040"/>
-            <w:shd w:fill="FFFFFF" w:color="auto" w:val="clear"/>
-            <w:tcMar>
-              <w:top w:type="dxa" w:w="60"/>
-              <w:left w:type="dxa" w:w="120"/>
-              <w:bottom w:type="dxa" w:w="60"/>
-              <w:right w:type="dxa" w:w="120"/>
-            </w:tcMar>
-            <w:vAlign w:val="top"/>
-          </w:tcPr>
-          <w:p>
-            <w:pPr>
-              <w:spacing w:after="40" w:before="0"/>
-              <w:jc w:val="left"/>
-            </w:pPr>
-            <w:r>
-              <w:rPr>
-                <w:rFonts w:ascii="Arial" w:cs="Arial" w:eastAsia="Arial" w:hAnsi="Arial"/>
-                <w:b w:val="false"/>
-                <w:bCs w:val="false"/>
-                <w:i w:val="false"/>
-                <w:iCs w:val="false"/>
-                <w:color w:val="000000"/>
-                <w:sz w:val="18"/>
-                <w:szCs w:val="18"/>
-              </w:rPr>
-              <w:t xml:space="preserve">PART A — DERIVING PASCAL'S PRINCIPLE (15 min): Using their syringe data, learners are guided to calculate pressure at the input syringe (P = F/A) and compare it to pressure at the output syringe. They discover that pressure is equal on both sides. Teacher formally states Pascal's Principle. Learners write it in their own words, then compare with the formal statement. They then derive the equation F₁/A₁ = F₂/A₂ from the principle. PART B — KENYAN CONTEXT PROBLEM SOLVING (10 min): Learners solve two problems in their notebooks: PROBLEM 1 (Mumias Sugar): 'A hydraulic sugarcane press in Mumias has an input piston of area 0.002 m² and an output piston of area 0.1 m². A worker pushes the input piston with a force of 50 N. What force does the output piston exert on the sugarcane?' PROBLEM 2 (Matatu Brakes): 'The brake master cylinder of a matatu has a piston area of 5 cm². The brake pad cylinder has a piston area of 30 cm². If the driver pushes the pedal with a force of 120 N, what force is applied to the brake pad?' Learners check answers with partners before class discussion. PART C — CONNECTING TO THE JERRYCAN (5 min): Class discussion — 'The jerrycan collapsed because pressure from outside exceeded pressure inside. Pascal's Principle says pressure transmits equally through a fluid. How are these two ideas connected? Could we use a hydraulic system to RE-INFLATE the jerrycan?'</w:t>
-            </w:r>
-          </w:p>
-        </w:tc>
-        <w:tc>
-          <w:tcPr>
-            <w:tcW w:type="dxa" w:w="3040"/>
-            <w:shd w:fill="F2F2F2" w:color="auto" w:val="clear"/>
-            <w:tcMar>
-              <w:top w:type="dxa" w:w="60"/>
-              <w:left w:type="dxa" w:w="120"/>
-              <w:bottom w:type="dxa" w:w="60"/>
-              <w:right w:type="dxa" w:w="120"/>
-            </w:tcMar>
-            <w:vAlign w:val="top"/>
-          </w:tcPr>
-          <w:p>
-            <w:pPr>
-              <w:spacing w:after="40" w:before="0"/>
-              <w:jc w:val="left"/>
-            </w:pPr>
-            <w:r>
-              <w:rPr>
-                <w:rFonts w:ascii="Arial" w:cs="Arial" w:eastAsia="Arial" w:hAnsi="Arial"/>
-                <w:b w:val="false"/>
-                <w:bCs w:val="false"/>
-                <w:i w:val="false"/>
-                <w:iCs w:val="false"/>
-                <w:color w:val="000000"/>
-                <w:sz w:val="18"/>
-                <w:szCs w:val="18"/>
-              </w:rPr>
-              <w:t xml:space="preserve">Begin Part A by writing on the board: 'P = F/A — you calculated this in Lesson 3 for liquids. Now calculate P for YOUR syringe data.' Give 4 minutes. Then: 'What do you notice about the pressure values on input and output sides?' WAIT 15 seconds. Cold-call 3 students. Guide toward: 'Pressure is the same throughout the enclosed fluid.' Write on board: PASCAL'S PRINCIPLE — 'Pressure applied to an enclosed fluid is transmitted equally and undiminished in all directions throughout the fluid.' Ask: 'What does UNDIMINISHED mean? Tell your partner.' Cold-call 2 students. For Problem 1, say: 'A worker in Mumias sugar factory — just like pressing with your finger on the small syringe — pushes with 50 N. How much force comes out the other side? Use your principle.' WAIT 10 seconds before accepting hands. After learners attempt: 'Who got an answer bigger than 50 N? Raise your hand. Who got smaller? Explain your reasoning.' For Part C: 'The jerrycan was destroyed by uncontrolled pressure difference. Engineers in Nairobi use the SAME principle but CONTROL it. Write in your notebook: what is the difference between what happened to the jerrycan and what happens in a hydraulic lift?'</w:t>
-            </w:r>
-          </w:p>
-        </w:tc>
-        <w:tc>
-          <w:tcPr>
-            <w:tcW w:type="dxa" w:w="3040"/>
-            <w:shd w:fill="FFFFFF" w:color="auto" w:val="clear"/>
-            <w:tcMar>
-              <w:top w:type="dxa" w:w="60"/>
-              <w:left w:type="dxa" w:w="120"/>
-              <w:bottom w:type="dxa" w:w="60"/>
-              <w:right w:type="dxa" w:w="120"/>
-            </w:tcMar>
-            <w:vAlign w:val="top"/>
-          </w:tcPr>
-          <w:p>
-            <w:pPr>
-              <w:spacing w:after="40" w:before="0"/>
-              <w:jc w:val="left"/>
-            </w:pPr>
-            <w:r>
-              <w:rPr>
-                <w:rFonts w:ascii="Arial" w:cs="Arial" w:eastAsia="Arial" w:hAnsi="Arial"/>
-                <w:b w:val="false"/>
-                <w:bCs w:val="false"/>
-                <w:i w:val="false"/>
-                <w:iCs w:val="false"/>
-                <w:color w:val="000000"/>
-                <w:sz w:val="18"/>
-                <w:szCs w:val="18"/>
-              </w:rPr>
-              <w:t xml:space="preserve">Data-to-Principle Induction followed by Application Transfer: Rather than stating Pascal's Principle and then verifying it, learners first calculate pressure from their own experimental data and discover the equality themselves — then the teacher formalises what they found. This inductive approach produces deeper conceptual ownership. The Kenyan context problems (Mumias sugar, matatu brakes) immediately require learners to transfer the principle across domains, testing for flexible understanding rather than rote recall. The final jerrycan reconnection enforces the coherent storyline: the same physics that destroys can be engineered to build.</w:t>
-            </w:r>
-          </w:p>
-        </w:tc>
-        <w:tc>
-          <w:tcPr>
-            <w:tcW w:type="dxa" w:w="3040"/>
-            <w:shd w:fill="F2F2F2" w:color="auto" w:val="clear"/>
-            <w:tcMar>
-              <w:top w:type="dxa" w:w="60"/>
-              <w:left w:type="dxa" w:w="120"/>
-              <w:bottom w:type="dxa" w:w="60"/>
-              <w:right w:type="dxa" w:w="120"/>
-            </w:tcMar>
-            <w:vAlign w:val="top"/>
-          </w:tcPr>
-          <w:p>
-            <w:pPr>
-              <w:spacing w:after="40" w:before="0"/>
-              <w:jc w:val="left"/>
-            </w:pPr>
-            <w:r>
-              <w:rPr>
-                <w:rFonts w:ascii="Arial" w:cs="Arial" w:eastAsia="Arial" w:hAnsi="Arial"/>
-                <w:b w:val="false"/>
-                <w:bCs w:val="false"/>
-                <w:i w:val="false"/>
-                <w:iCs w:val="false"/>
-                <w:color w:val="000000"/>
-                <w:sz w:val="18"/>
-                <w:szCs w:val="18"/>
-              </w:rPr>
-              <w:t xml:space="preserve">Observable indicator: Learners can correctly solve at least one of the two context problems (P1 answer: 2,500 N; P2 answer: 720 N) and show their working using F₁/A₁ = F₂/A₂. Teacher targets: (a) learners who divide instead of multiply (conceptual error — they think bigger area means less force, not more); (b) learners who cannot connect their syringe data to the equation (ask: 'What was your input area? What was your output area? What did you OBSERVE about the forces?'). Exit-ticket check: teacher reads 3 randomly selected notebooks to verify correct equation setup before moving to DQB.</w:t>
-            </w:r>
-          </w:p>
-        </w:tc>
-      </w:tr>
-      <w:tr>
-        <w:tc>
-          <w:tcPr>
-            <w:tcW w:type="dxa" w:w="1520"/>
-            <w:shd w:fill="FCE4D6" w:color="auto" w:val="clear"/>
-            <w:tcMar>
-              <w:top w:type="dxa" w:w="60"/>
-              <w:left w:type="dxa" w:w="120"/>
-              <w:bottom w:type="dxa" w:w="60"/>
-              <w:right w:type="dxa" w:w="120"/>
-            </w:tcMar>
-            <w:vAlign w:val="top"/>
-          </w:tcPr>
-          <w:p>
-            <w:pPr>
-              <w:spacing w:after="40" w:before="0"/>
-              <w:jc w:val="left"/>
-            </w:pPr>
-            <w:r>
-              <w:rPr>
-                <w:rFonts w:ascii="Arial" w:cs="Arial" w:eastAsia="Arial" w:hAnsi="Arial"/>
-                <w:b/>
-                <w:bCs/>
-                <w:i w:val="false"/>
-                <w:iCs w:val="false"/>
-                <w:color w:val="000000"/>
-                <w:sz w:val="18"/>
-                <w:szCs w:val="18"/>
-              </w:rPr>
-              <w:t xml:space="preserve">Driving Question Board (DQB) Creation</w:t>
-            </w:r>
-          </w:p>
-          <w:p>
-            <w:pPr>
-              <w:spacing w:after="20" w:before="0"/>
-            </w:pPr>
-            <w:r>
-              <w:rPr>
-                <w:rFonts w:ascii="Arial" w:cs="Arial" w:eastAsia="Arial" w:hAnsi="Arial"/>
-                <w:b/>
-                <w:bCs/>
-                <w:color w:val="1F3864"/>
-                <w:sz w:val="16"/>
-                <w:szCs w:val="16"/>
-              </w:rPr>
-              <w:t xml:space="preserve">📹 VIDEO:</w:t>
-            </w:r>
-          </w:p>
-          <w:p>
-            <w:pPr>
-              <w:spacing w:after="20" w:before="0"/>
-            </w:pPr>
-            <w:hyperlink w:history="1" r:id="rIdxmr05veht3m8cdg4nxk5n">
-              <w:r>
-                <w:rPr>
-                  <w:rFonts w:ascii="Arial" w:cs="Arial" w:eastAsia="Arial" w:hAnsi="Arial"/>
-                  <w:color w:val="2E75B6"/>
-                  <w:sz w:val="16"/>
-                  <w:szCs w:val="16"/>
-                  <w:u w:val="single" w:color="2E75B6"/>
-                </w:rPr>
-                <w:t xml:space="preserve">Pressure and Pascal's principle (part 2)</w:t>
-              </w:r>
-            </w:hyperlink>
-          </w:p>
-          <w:p>
-            <w:pPr>
-              <w:spacing w:after="10" w:before="0"/>
-              <w:ind w:left="120"/>
-            </w:pPr>
-            <w:r>
-              <w:rPr>
-                <w:rFonts w:ascii="Arial" w:cs="Arial" w:eastAsia="Arial" w:hAnsi="Arial"/>
-                <w:color w:val="595959"/>
-                <w:sz w:val="14"/>
-                <w:szCs w:val="14"/>
-              </w:rPr>
-              <w:t xml:space="preserve">Source: Khan Academy (English - US curriculum)</w:t>
-            </w:r>
-          </w:p>
-          <w:p>
-            <w:pPr>
-              <w:spacing w:after="10" w:before="0"/>
-              <w:ind w:left="120"/>
-            </w:pPr>
-            <w:hyperlink w:history="1" r:id="rId9bdtg2b6i0ccllzusckww">
-              <w:r>
-                <w:rPr>
-                  <w:rFonts w:ascii="Arial" w:cs="Arial" w:eastAsia="Arial" w:hAnsi="Arial"/>
-                  <w:color w:val="595959"/>
-                  <w:sz w:val="14"/>
-                  <w:szCs w:val="14"/>
-                  <w:u w:val="single" w:color="595959"/>
-                </w:rPr>
-                <w:t xml:space="preserve">🔍 Search ARES for similar videos</w:t>
-              </w:r>
-            </w:hyperlink>
-          </w:p>
-          <w:p>
-            <w:pPr>
-              <w:spacing w:after="40" w:before="0"/>
-            </w:pPr>
-            <w:r>
-              <w:rPr>
-                <w:sz w:val="14"/>
-                <w:szCs w:val="14"/>
-              </w:rPr>
-              <w:t xml:space="preserve"/>
-            </w:r>
-          </w:p>
-          <w:p>
-            <w:pPr>
-              <w:spacing w:after="20" w:before="0"/>
-            </w:pPr>
-            <w:r>
-              <w:rPr>
-                <w:rFonts w:ascii="Arial" w:cs="Arial" w:eastAsia="Arial" w:hAnsi="Arial"/>
-                <w:b/>
-                <w:bCs/>
-                <w:color w:val="1F3864"/>
-                <w:sz w:val="16"/>
-                <w:szCs w:val="16"/>
-              </w:rPr>
-              <w:t xml:space="preserve">📖 HTML:</w:t>
-            </w:r>
-          </w:p>
-          <w:p>
-            <w:pPr>
-              <w:spacing w:after="20" w:before="0"/>
-            </w:pPr>
-            <w:hyperlink w:history="1" r:id="rIdx4wbynzgiptgdjanjfjtk">
-              <w:r>
-                <w:rPr>
-                  <w:rFonts w:ascii="Arial" w:cs="Arial" w:eastAsia="Arial" w:hAnsi="Arial"/>
-                  <w:color w:val="2E75B6"/>
-                  <w:sz w:val="16"/>
-                  <w:szCs w:val="16"/>
-                  <w:u w:val="single" w:color="2E75B6"/>
-                </w:rPr>
-                <w:t xml:space="preserve">Pascal's Principle (Flexbook)</w:t>
-              </w:r>
-            </w:hyperlink>
-          </w:p>
-          <w:p>
-            <w:pPr>
-              <w:spacing w:after="10" w:before="0"/>
-              <w:ind w:left="120"/>
-            </w:pPr>
-            <w:r>
-              <w:rPr>
-                <w:rFonts w:ascii="Arial" w:cs="Arial" w:eastAsia="Arial" w:hAnsi="Arial"/>
-                <w:color w:val="595959"/>
-                <w:sz w:val="14"/>
-                <w:szCs w:val="14"/>
-              </w:rPr>
-              <w:t xml:space="preserve">Source: CK-12</w:t>
-            </w:r>
-          </w:p>
-          <w:p>
-            <w:pPr>
-              <w:spacing w:after="10" w:before="0"/>
-              <w:ind w:left="120"/>
-            </w:pPr>
-            <w:hyperlink w:history="1" r:id="rIdhurd8esx7qfb4gvwmmqeb">
-              <w:r>
-                <w:rPr>
-                  <w:rFonts w:ascii="Arial" w:cs="Arial" w:eastAsia="Arial" w:hAnsi="Arial"/>
-                  <w:color w:val="595959"/>
-                  <w:sz w:val="14"/>
-                  <w:szCs w:val="14"/>
-                  <w:u w:val="single" w:color="595959"/>
-                </w:rPr>
-                <w:t xml:space="preserve">🔍 Search ARES for similar readings</w:t>
-              </w:r>
-            </w:hyperlink>
-          </w:p>
-        </w:tc>
-        <w:tc>
-          <w:tcPr>
-            <w:tcW w:type="dxa" w:w="3040"/>
-            <w:shd w:fill="FFFFFF" w:color="auto" w:val="clear"/>
-            <w:tcMar>
-              <w:top w:type="dxa" w:w="60"/>
-              <w:left w:type="dxa" w:w="120"/>
-              <w:bottom w:type="dxa" w:w="60"/>
-              <w:right w:type="dxa" w:w="120"/>
-            </w:tcMar>
-            <w:vAlign w:val="top"/>
-          </w:tcPr>
-          <w:p>
-            <w:pPr>
-              <w:spacing w:after="40" w:before="0"/>
-              <w:jc w:val="left"/>
-            </w:pPr>
-            <w:r>
-              <w:rPr>
-                <w:rFonts w:ascii="Arial" w:cs="Arial" w:eastAsia="Arial" w:hAnsi="Arial"/>
-                <w:b w:val="false"/>
-                <w:bCs w:val="false"/>
-                <w:i w:val="false"/>
-                <w:iCs w:val="false"/>
-                <w:color w:val="000000"/>
-                <w:sz w:val="18"/>
-                <w:szCs w:val="18"/>
-              </w:rPr>
-              <w:t xml:space="preserve">Each learner writes two sticky notes: (1) GREEN NOTE — 'One thing I can now explain about our driving question that I could NOT explain before Lesson 5.' (2) ORANGE NOTE — 'One new question this lesson has raised for me about pressure in fluids, hydraulic machines, or the jerrycan.' Learners post notes on the class DQB under the columns: 'What We Now Understand' and 'New Questions We Have.' The class then reads all new orange-note questions aloud. As a group, learners vote (show of hands) on the TWO most important new questions to investigate in future lessons. Teacher writes the winning questions on the DQB in a special colour and says: 'These are YOUR questions. We will answer them in Lessons 6 and 7.'</w:t>
-            </w:r>
-          </w:p>
-        </w:tc>
-        <w:tc>
-          <w:tcPr>
-            <w:tcW w:type="dxa" w:w="3040"/>
-            <w:shd w:fill="F2F2F2" w:color="auto" w:val="clear"/>
-            <w:tcMar>
-              <w:top w:type="dxa" w:w="60"/>
-              <w:left w:type="dxa" w:w="120"/>
-              <w:bottom w:type="dxa" w:w="60"/>
-              <w:right w:type="dxa" w:w="120"/>
-            </w:tcMar>
-            <w:vAlign w:val="top"/>
-          </w:tcPr>
-          <w:p>
-            <w:pPr>
-              <w:spacing w:after="40" w:before="0"/>
-              <w:jc w:val="left"/>
-            </w:pPr>
-            <w:r>
-              <w:rPr>
-                <w:rFonts w:ascii="Arial" w:cs="Arial" w:eastAsia="Arial" w:hAnsi="Arial"/>
-                <w:b w:val="false"/>
-                <w:bCs w:val="false"/>
-                <w:i w:val="false"/>
-                <w:iCs w:val="false"/>
-                <w:color w:val="000000"/>
-                <w:sz w:val="18"/>
-                <w:szCs w:val="18"/>
-              </w:rPr>
-              <w:t xml:space="preserve">Give exactly 3 minutes for silent sticky-note writing. Circulate — if a learner's green note says something vague like 'I learned Pascal's Law,' prompt: 'Can you be MORE specific? What exactly about the jerrycan or hydraulic machines can you explain now that you couldn't this morning?' After posting, read 4 green notes aloud and ask the class: 'Do you agree this is something we can now explain? Thumbs up or down.' For orange notes, after the vote, explicitly connect to the storyline: 'Notice that our questions are getting MORE specific. In Lesson 1 we asked: WHY did the jerrycan crush? Now we are asking things like: HOW do engineers design brake systems to not fail? This is exactly how scientists think — each answer generates better questions.' Update the master DQB tracking chart on the wall, crossing off any questions from Lessons 1–4 that this lesson has now answered.</w:t>
-            </w:r>
-          </w:p>
-        </w:tc>
-        <w:tc>
-          <w:tcPr>
-            <w:tcW w:type="dxa" w:w="3040"/>
-            <w:shd w:fill="FFFFFF" w:color="auto" w:val="clear"/>
-            <w:tcMar>
-              <w:top w:type="dxa" w:w="60"/>
-              <w:left w:type="dxa" w:w="120"/>
-              <w:bottom w:type="dxa" w:w="60"/>
-              <w:right w:type="dxa" w:w="120"/>
-            </w:tcMar>
-            <w:vAlign w:val="top"/>
-          </w:tcPr>
-          <w:p>
-            <w:pPr>
-              <w:spacing w:after="40" w:before="0"/>
-              <w:jc w:val="left"/>
-            </w:pPr>
-            <w:r>
-              <w:rPr>
-                <w:rFonts w:ascii="Arial" w:cs="Arial" w:eastAsia="Arial" w:hAnsi="Arial"/>
-                <w:b w:val="false"/>
-                <w:bCs w:val="false"/>
-                <w:i w:val="false"/>
-                <w:iCs w:val="false"/>
-                <w:color w:val="000000"/>
-                <w:sz w:val="18"/>
-                <w:szCs w:val="18"/>
-              </w:rPr>
-              <w:t xml:space="preserve">Metacognitive DQB Protocol with Collaborative Prioritisation: The two-colour sticky-note system requires learners to simultaneously consolidate learning (green) and generate new questions (orange), developing both knowledge organisation and scientific curiosity as explicit skills. The class vote on future questions gives learners genuine agency over the inquiry direction, increasing motivation. Publicly crossing off answered questions from earlier lessons makes conceptual progress visible and builds learners' confidence in their growing understanding.</w:t>
-            </w:r>
-          </w:p>
-        </w:tc>
-        <w:tc>
-          <w:tcPr>
-            <w:tcW w:type="dxa" w:w="3040"/>
-            <w:shd w:fill="F2F2F2" w:color="auto" w:val="clear"/>
-            <w:tcMar>
-              <w:top w:type="dxa" w:w="60"/>
-              <w:left w:type="dxa" w:w="120"/>
-              <w:bottom w:type="dxa" w:w="60"/>
-              <w:right w:type="dxa" w:w="120"/>
-            </w:tcMar>
-            <w:vAlign w:val="top"/>
-          </w:tcPr>
-          <w:p>
-            <w:pPr>
-              <w:spacing w:after="40" w:before="0"/>
-              <w:jc w:val="left"/>
-            </w:pPr>
-            <w:r>
-              <w:rPr>
-                <w:rFonts w:ascii="Arial" w:cs="Arial" w:eastAsia="Arial" w:hAnsi="Arial"/>
-                <w:b w:val="false"/>
-                <w:bCs w:val="false"/>
-                <w:i w:val="false"/>
-                <w:iCs w:val="false"/>
-                <w:color w:val="000000"/>
-                <w:sz w:val="18"/>
-                <w:szCs w:val="18"/>
-              </w:rPr>
-              <w:t xml:space="preserve">Observable indicator: Green notes contain lesson-specific, phenomenon-connected statements (e.g., 'I can now explain why a small pump can lift a matatu — because pressure is transmitted equally through the fluid and the large piston area multiplies the force'). Red-flag indicator: a green note that simply restates the principle without connecting it to either the jerrycan or a Kenyan application — teacher pulls that learner aside for a 1-minute verbal probe: 'Tell me how today's lesson connects to what we saw on Day 1 with the jerrycan.'</w:t>
-            </w:r>
-          </w:p>
-        </w:tc>
-      </w:tr>
-      <w:tr>
-        <w:tc>
-          <w:tcPr>
-            <w:tcW w:type="dxa" w:w="1520"/>
-            <w:shd w:fill="D5E8F0" w:color="auto" w:val="clear"/>
-            <w:tcMar>
-              <w:top w:type="dxa" w:w="60"/>
-              <w:left w:type="dxa" w:w="120"/>
-              <w:bottom w:type="dxa" w:w="60"/>
-              <w:right w:type="dxa" w:w="120"/>
-            </w:tcMar>
-            <w:vAlign w:val="top"/>
-          </w:tcPr>
-          <w:p>
-            <w:pPr>
-              <w:spacing w:after="40" w:before="0"/>
-              <w:jc w:val="left"/>
-            </w:pPr>
-            <w:r>
-              <w:rPr>
-                <w:rFonts w:ascii="Arial" w:cs="Arial" w:eastAsia="Arial" w:hAnsi="Arial"/>
-                <w:b/>
-                <w:bCs/>
-                <w:i w:val="false"/>
-                <w:iCs w:val="false"/>
-                <w:color w:val="000000"/>
-                <w:sz w:val="18"/>
-                <w:szCs w:val="18"/>
-              </w:rPr>
-              <w:t xml:space="preserve">Model Building Phase</w:t>
-            </w:r>
-          </w:p>
-          <w:p>
-            <w:pPr>
-              <w:spacing w:after="20" w:before="0"/>
-            </w:pPr>
-            <w:r>
-              <w:rPr>
-                <w:rFonts w:ascii="Arial" w:cs="Arial" w:eastAsia="Arial" w:hAnsi="Arial"/>
-                <w:b/>
-                <w:bCs/>
-                <w:color w:val="1F3864"/>
-                <w:sz w:val="16"/>
-                <w:szCs w:val="16"/>
-              </w:rPr>
-              <w:t xml:space="preserve">📹 VIDEO:</w:t>
-            </w:r>
-          </w:p>
-          <w:p>
-            <w:pPr>
-              <w:spacing w:after="20" w:before="0"/>
-            </w:pPr>
-            <w:hyperlink w:history="1" r:id="rIdvh3uv21iqehwqa4tdlgmb">
-              <w:r>
-                <w:rPr>
-                  <w:rFonts w:ascii="Arial" w:cs="Arial" w:eastAsia="Arial" w:hAnsi="Arial"/>
-                  <w:color w:val="2E75B6"/>
-                  <w:sz w:val="16"/>
-                  <w:szCs w:val="16"/>
-                  <w:u w:val="single" w:color="2E75B6"/>
-                </w:rPr>
-                <w:t xml:space="preserve">Pressure and Pascal's principle (part 1)</w:t>
-              </w:r>
-            </w:hyperlink>
-          </w:p>
-          <w:p>
-            <w:pPr>
-              <w:spacing w:after="10" w:before="0"/>
-              <w:ind w:left="120"/>
-            </w:pPr>
-            <w:r>
-              <w:rPr>
-                <w:rFonts w:ascii="Arial" w:cs="Arial" w:eastAsia="Arial" w:hAnsi="Arial"/>
-                <w:color w:val="595959"/>
-                <w:sz w:val="14"/>
-                <w:szCs w:val="14"/>
-              </w:rPr>
-              <w:t xml:space="preserve">Source: Khan Academy (English - US curriculum)</w:t>
-            </w:r>
-          </w:p>
-          <w:p>
-            <w:pPr>
-              <w:spacing w:after="10" w:before="0"/>
-              <w:ind w:left="120"/>
-            </w:pPr>
-            <w:hyperlink w:history="1" r:id="rIdehd1wmtwwzaa39blnm8jv">
-              <w:r>
-                <w:rPr>
-                  <w:rFonts w:ascii="Arial" w:cs="Arial" w:eastAsia="Arial" w:hAnsi="Arial"/>
-                  <w:color w:val="595959"/>
-                  <w:sz w:val="14"/>
-                  <w:szCs w:val="14"/>
-                  <w:u w:val="single" w:color="595959"/>
-                </w:rPr>
-                <w:t xml:space="preserve">🔍 Search ARES for similar videos</w:t>
-              </w:r>
-            </w:hyperlink>
-          </w:p>
-          <w:p>
-            <w:pPr>
-              <w:spacing w:after="40" w:before="0"/>
-            </w:pPr>
-            <w:r>
-              <w:rPr>
-                <w:sz w:val="14"/>
-                <w:szCs w:val="14"/>
-              </w:rPr>
-              <w:t xml:space="preserve"/>
-            </w:r>
-          </w:p>
-          <w:p>
-            <w:pPr>
-              <w:spacing w:after="20" w:before="0"/>
-            </w:pPr>
-            <w:r>
-              <w:rPr>
-                <w:rFonts w:ascii="Arial" w:cs="Arial" w:eastAsia="Arial" w:hAnsi="Arial"/>
-                <w:b/>
-                <w:bCs/>
-                <w:color w:val="1F3864"/>
-                <w:sz w:val="16"/>
-                <w:szCs w:val="16"/>
-              </w:rPr>
-              <w:t xml:space="preserve">📖 HTML:</w:t>
-            </w:r>
-          </w:p>
-          <w:p>
-            <w:pPr>
-              <w:spacing w:after="20" w:before="0"/>
-            </w:pPr>
-            <w:hyperlink w:history="1" r:id="rIdwu7v8l0v8kwvxx28y46xf">
-              <w:r>
-                <w:rPr>
-                  <w:rFonts w:ascii="Arial" w:cs="Arial" w:eastAsia="Arial" w:hAnsi="Arial"/>
-                  <w:color w:val="2E75B6"/>
-                  <w:sz w:val="16"/>
-                  <w:szCs w:val="16"/>
-                  <w:u w:val="single" w:color="2E75B6"/>
-                </w:rPr>
-                <w:t xml:space="preserve">Pascal's Principle (Flexbook)</w:t>
-              </w:r>
-            </w:hyperlink>
-          </w:p>
-          <w:p>
-            <w:pPr>
-              <w:spacing w:after="10" w:before="0"/>
-              <w:ind w:left="120"/>
-            </w:pPr>
-            <w:r>
-              <w:rPr>
-                <w:rFonts w:ascii="Arial" w:cs="Arial" w:eastAsia="Arial" w:hAnsi="Arial"/>
-                <w:color w:val="595959"/>
-                <w:sz w:val="14"/>
-                <w:szCs w:val="14"/>
-              </w:rPr>
-              <w:t xml:space="preserve">Source: CK-12</w:t>
-            </w:r>
-          </w:p>
-          <w:p>
-            <w:pPr>
-              <w:spacing w:after="10" w:before="0"/>
-              <w:ind w:left="120"/>
-            </w:pPr>
-            <w:hyperlink w:history="1" r:id="rIde8zpjl-tkmwiengq-fblh">
+            <w:hyperlink w:history="1" r:id="rIdj5lwffx8rnp_7qdyyxnim">
               <w:r>
                 <w:rPr>
                   <w:rFonts w:ascii="Arial" w:cs="Arial" w:eastAsia="Arial" w:hAnsi="Arial"/>
@@ -17753,7 +17753,7 @@
             <w:pPr>
               <w:spacing w:after="20" w:before="0"/>
             </w:pPr>
-            <w:hyperlink w:history="1" r:id="rIdgelm3ipwq1jbxabgtazw6">
+            <w:hyperlink w:history="1" r:id="rIdzfw66clokoniowii5sme6">
               <w:r>
                 <w:rPr>
                   <w:rFonts w:ascii="Arial" w:cs="Arial" w:eastAsia="Arial" w:hAnsi="Arial"/>
@@ -17786,7 +17786,7 @@
               <w:spacing w:after="10" w:before="0"/>
               <w:ind w:left="120"/>
             </w:pPr>
-            <w:hyperlink w:history="1" r:id="rIdp8hteym1ketyrqceo1j9y">
+            <w:hyperlink w:history="1" r:id="rIdyrtoctpd9ip_i1k_aeghl">
               <w:r>
                 <w:rPr>
                   <w:rFonts w:ascii="Arial" w:cs="Arial" w:eastAsia="Arial" w:hAnsi="Arial"/>
@@ -17831,7 +17831,7 @@
             <w:pPr>
               <w:spacing w:after="20" w:before="0"/>
             </w:pPr>
-            <w:hyperlink w:history="1" r:id="rIdrbtmjxiqw5-wdprgpsapk">
+            <w:hyperlink w:history="1" r:id="rIditriysedqi9hlvn-vtftk">
               <w:r>
                 <w:rPr>
                   <w:rFonts w:ascii="Arial" w:cs="Arial" w:eastAsia="Arial" w:hAnsi="Arial"/>
@@ -17864,7 +17864,7 @@
               <w:spacing w:after="10" w:before="0"/>
               <w:ind w:left="120"/>
             </w:pPr>
-            <w:hyperlink w:history="1" r:id="rId1grspoe5vi-plrsjzbq9f">
+            <w:hyperlink w:history="1" r:id="rIduqyge0fap1g62ptgqvnfz">
               <w:r>
                 <w:rPr>
                   <w:rFonts w:ascii="Arial" w:cs="Arial" w:eastAsia="Arial" w:hAnsi="Arial"/>
@@ -18059,7 +18059,7 @@
             <w:pPr>
               <w:spacing w:after="20" w:before="0"/>
             </w:pPr>
-            <w:hyperlink w:history="1" r:id="rIdjgypu1muyyn5qyl8wnmqz">
+            <w:hyperlink w:history="1" r:id="rIdvll1dsevsmmscnga8vplm">
               <w:r>
                 <w:rPr>
                   <w:rFonts w:ascii="Arial" w:cs="Arial" w:eastAsia="Arial" w:hAnsi="Arial"/>
@@ -18092,7 +18092,7 @@
               <w:spacing w:after="10" w:before="0"/>
               <w:ind w:left="120"/>
             </w:pPr>
-            <w:hyperlink w:history="1" r:id="rIdu4zzpnkid23st6dpsyi8x">
+            <w:hyperlink w:history="1" r:id="rIdyun6dtmjnrsxwylfs9nlw">
               <w:r>
                 <w:rPr>
                   <w:rFonts w:ascii="Arial" w:cs="Arial" w:eastAsia="Arial" w:hAnsi="Arial"/>
@@ -18137,7 +18137,7 @@
             <w:pPr>
               <w:spacing w:after="20" w:before="0"/>
             </w:pPr>
-            <w:hyperlink w:history="1" r:id="rId-7gxxsbjhki81kky419ru">
+            <w:hyperlink w:history="1" r:id="rIdhjofw2rxr9u0dl-umccg5">
               <w:r>
                 <w:rPr>
                   <w:rFonts w:ascii="Arial" w:cs="Arial" w:eastAsia="Arial" w:hAnsi="Arial"/>
@@ -18170,7 +18170,7 @@
               <w:spacing w:after="10" w:before="0"/>
               <w:ind w:left="120"/>
             </w:pPr>
-            <w:hyperlink w:history="1" r:id="rIdlchhws1rkvwstkw91x0bf">
+            <w:hyperlink w:history="1" r:id="rIdpikj38w5h24aws353pknr">
               <w:r>
                 <w:rPr>
                   <w:rFonts w:ascii="Arial" w:cs="Arial" w:eastAsia="Arial" w:hAnsi="Arial"/>
@@ -18365,7 +18365,7 @@
             <w:pPr>
               <w:spacing w:after="20" w:before="0"/>
             </w:pPr>
-            <w:hyperlink w:history="1" r:id="rIdajzgzplxqlaoq82e5hp71">
+            <w:hyperlink w:history="1" r:id="rIdkhoz5no36gctaqbbjnfsn">
               <w:r>
                 <w:rPr>
                   <w:rFonts w:ascii="Arial" w:cs="Arial" w:eastAsia="Arial" w:hAnsi="Arial"/>
@@ -18398,7 +18398,7 @@
               <w:spacing w:after="10" w:before="0"/>
               <w:ind w:left="120"/>
             </w:pPr>
-            <w:hyperlink w:history="1" r:id="rId_l1wfvky-fu5-hxr1ioih">
+            <w:hyperlink w:history="1" r:id="rIdz3ogjw9ddyp2t2k4mqbwf">
               <w:r>
                 <w:rPr>
                   <w:rFonts w:ascii="Arial" w:cs="Arial" w:eastAsia="Arial" w:hAnsi="Arial"/>
@@ -18443,7 +18443,7 @@
             <w:pPr>
               <w:spacing w:after="20" w:before="0"/>
             </w:pPr>
-            <w:hyperlink w:history="1" r:id="rId6yo_jd5gk_mjrpnympqv1">
+            <w:hyperlink w:history="1" r:id="rIdk9ev5joapys_ymo9ty2ay">
               <w:r>
                 <w:rPr>
                   <w:rFonts w:ascii="Arial" w:cs="Arial" w:eastAsia="Arial" w:hAnsi="Arial"/>
@@ -18476,7 +18476,7 @@
               <w:spacing w:after="10" w:before="0"/>
               <w:ind w:left="120"/>
             </w:pPr>
-            <w:hyperlink w:history="1" r:id="rIdr7yqth3jn4xv0ugkabhij">
+            <w:hyperlink w:history="1" r:id="rIdexe4azqobrbwdnse_bwwb">
               <w:r>
                 <w:rPr>
                   <w:rFonts w:ascii="Arial" w:cs="Arial" w:eastAsia="Arial" w:hAnsi="Arial"/>
@@ -18671,7 +18671,7 @@
             <w:pPr>
               <w:spacing w:after="20" w:before="0"/>
             </w:pPr>
-            <w:hyperlink w:history="1" r:id="rId57-iiwr4gpuquhky3acfs">
+            <w:hyperlink w:history="1" r:id="rIdtgmh6y35idpv2dfh0wxuc">
               <w:r>
                 <w:rPr>
                   <w:rFonts w:ascii="Arial" w:cs="Arial" w:eastAsia="Arial" w:hAnsi="Arial"/>
@@ -18704,7 +18704,7 @@
               <w:spacing w:after="10" w:before="0"/>
               <w:ind w:left="120"/>
             </w:pPr>
-            <w:hyperlink w:history="1" r:id="rIdcsih-ifgq8e-fw1tpk4pk">
+            <w:hyperlink w:history="1" r:id="rIdcyjl1vo6wyvsdl1o0w9gm">
               <w:r>
                 <w:rPr>
                   <w:rFonts w:ascii="Arial" w:cs="Arial" w:eastAsia="Arial" w:hAnsi="Arial"/>
@@ -18749,7 +18749,7 @@
             <w:pPr>
               <w:spacing w:after="20" w:before="0"/>
             </w:pPr>
-            <w:hyperlink w:history="1" r:id="rId3qcl8m-u7m5xllt7uzz6i">
+            <w:hyperlink w:history="1" r:id="rIdf8yggbg1d9nd2gyg_dti_">
               <w:r>
                 <w:rPr>
                   <w:rFonts w:ascii="Arial" w:cs="Arial" w:eastAsia="Arial" w:hAnsi="Arial"/>
@@ -18782,7 +18782,7 @@
               <w:spacing w:after="10" w:before="0"/>
               <w:ind w:left="120"/>
             </w:pPr>
-            <w:hyperlink w:history="1" r:id="rId60cjwfam8dxkabo4n816g">
+            <w:hyperlink w:history="1" r:id="rId9lnpxfdptnjbhme4lf3ku">
               <w:r>
                 <w:rPr>
                   <w:rFonts w:ascii="Arial" w:cs="Arial" w:eastAsia="Arial" w:hAnsi="Arial"/>
@@ -18977,7 +18977,7 @@
             <w:pPr>
               <w:spacing w:after="20" w:before="0"/>
             </w:pPr>
-            <w:hyperlink w:history="1" r:id="rIdy9bpcqenm8hv929bnxpkf">
+            <w:hyperlink w:history="1" r:id="rIddpdnqdyibzzxk3ifcfjfu">
               <w:r>
                 <w:rPr>
                   <w:rFonts w:ascii="Arial" w:cs="Arial" w:eastAsia="Arial" w:hAnsi="Arial"/>
@@ -19010,7 +19010,7 @@
               <w:spacing w:after="10" w:before="0"/>
               <w:ind w:left="120"/>
             </w:pPr>
-            <w:hyperlink w:history="1" r:id="rIdfzczmvjqniujwm62vngiz">
+            <w:hyperlink w:history="1" r:id="rIdvdpgwngfrdp89oxj8l90s">
               <w:r>
                 <w:rPr>
                   <w:rFonts w:ascii="Arial" w:cs="Arial" w:eastAsia="Arial" w:hAnsi="Arial"/>
@@ -19055,7 +19055,7 @@
             <w:pPr>
               <w:spacing w:after="20" w:before="0"/>
             </w:pPr>
-            <w:hyperlink w:history="1" r:id="rId1yrp0aekwwzjbxxvyfbqb">
+            <w:hyperlink w:history="1" r:id="rId2rljhbqwqsvnk7an-xhj0">
               <w:r>
                 <w:rPr>
                   <w:rFonts w:ascii="Arial" w:cs="Arial" w:eastAsia="Arial" w:hAnsi="Arial"/>
@@ -19088,7 +19088,7 @@
               <w:spacing w:after="10" w:before="0"/>
               <w:ind w:left="120"/>
             </w:pPr>
-            <w:hyperlink w:history="1" r:id="rIdxzluio7yquz5eyuw1_fzm">
+            <w:hyperlink w:history="1" r:id="rIdo5hrg5an2xlxqgz6jozrk">
               <w:r>
                 <w:rPr>
                   <w:rFonts w:ascii="Arial" w:cs="Arial" w:eastAsia="Arial" w:hAnsi="Arial"/>
@@ -20576,7 +20576,7 @@
             <w:pPr>
               <w:spacing w:after="20" w:before="0"/>
             </w:pPr>
-            <w:hyperlink w:history="1" r:id="rIdtio-xufbf6kyckju1wwv_">
+            <w:hyperlink w:history="1" r:id="rIdsrujgxcwa73ptmxhcbqfk">
               <w:r>
                 <w:rPr>
                   <w:rFonts w:ascii="Arial" w:cs="Arial" w:eastAsia="Arial" w:hAnsi="Arial"/>
@@ -20609,7 +20609,7 @@
               <w:spacing w:after="10" w:before="0"/>
               <w:ind w:left="120"/>
             </w:pPr>
-            <w:hyperlink w:history="1" r:id="rIds46lg81frqtlyi2mepyab">
+            <w:hyperlink w:history="1" r:id="rIdylyt5ksb5tzk9s5tsgg_d">
               <w:r>
                 <w:rPr>
                   <w:rFonts w:ascii="Arial" w:cs="Arial" w:eastAsia="Arial" w:hAnsi="Arial"/>
@@ -20654,7 +20654,7 @@
             <w:pPr>
               <w:spacing w:after="20" w:before="0"/>
             </w:pPr>
-            <w:hyperlink w:history="1" r:id="rId9iwzi4c9yf12iydjgbnx1">
+            <w:hyperlink w:history="1" r:id="rIdsexbkel2ngmgsxbvvv61k">
               <w:r>
                 <w:rPr>
                   <w:rFonts w:ascii="Arial" w:cs="Arial" w:eastAsia="Arial" w:hAnsi="Arial"/>
@@ -20687,7 +20687,7 @@
               <w:spacing w:after="10" w:before="0"/>
               <w:ind w:left="120"/>
             </w:pPr>
-            <w:hyperlink w:history="1" r:id="rId-wiqczon90fotou-fwfan">
+            <w:hyperlink w:history="1" r:id="rIdazly1nqf6_o6gfbf2nypn">
               <w:r>
                 <w:rPr>
                   <w:rFonts w:ascii="Arial" w:cs="Arial" w:eastAsia="Arial" w:hAnsi="Arial"/>
@@ -20882,7 +20882,7 @@
             <w:pPr>
               <w:spacing w:after="20" w:before="0"/>
             </w:pPr>
-            <w:hyperlink w:history="1" r:id="rIdjo8satqi1qkqoc0p_be6x">
+            <w:hyperlink w:history="1" r:id="rId1bqmmxgdgvfglmxjxeeoc">
               <w:r>
                 <w:rPr>
                   <w:rFonts w:ascii="Arial" w:cs="Arial" w:eastAsia="Arial" w:hAnsi="Arial"/>
@@ -20915,7 +20915,7 @@
               <w:spacing w:after="10" w:before="0"/>
               <w:ind w:left="120"/>
             </w:pPr>
-            <w:hyperlink w:history="1" r:id="rIdyurp39rzwqj4tx8jvxeze">
+            <w:hyperlink w:history="1" r:id="rIdv1uiph9svzrmph66v0kfj">
               <w:r>
                 <w:rPr>
                   <w:rFonts w:ascii="Arial" w:cs="Arial" w:eastAsia="Arial" w:hAnsi="Arial"/>
@@ -20960,7 +20960,925 @@
             <w:pPr>
               <w:spacing w:after="20" w:before="0"/>
             </w:pPr>
-            <w:hyperlink w:history="1" r:id="rIdd3l56zyft2toqrjeck3gw">
+            <w:hyperlink w:history="1" r:id="rIdlojztntmiaioqgncs33pi">
+              <w:r>
+                <w:rPr>
+                  <w:rFonts w:ascii="Arial" w:cs="Arial" w:eastAsia="Arial" w:hAnsi="Arial"/>
+                  <w:color w:val="2E75B6"/>
+                  <w:sz w:val="16"/>
+                  <w:szCs w:val="16"/>
+                  <w:u w:val="single" w:color="2E75B6"/>
+                </w:rPr>
+                <w:t xml:space="preserve">Atmospheric Pressure (Flexbook)</w:t>
+              </w:r>
+            </w:hyperlink>
+          </w:p>
+          <w:p>
+            <w:pPr>
+              <w:spacing w:after="10" w:before="0"/>
+              <w:ind w:left="120"/>
+            </w:pPr>
+            <w:r>
+              <w:rPr>
+                <w:rFonts w:ascii="Arial" w:cs="Arial" w:eastAsia="Arial" w:hAnsi="Arial"/>
+                <w:color w:val="595959"/>
+                <w:sz w:val="14"/>
+                <w:szCs w:val="14"/>
+              </w:rPr>
+              <w:t xml:space="preserve">Source: CK-12</w:t>
+            </w:r>
+          </w:p>
+          <w:p>
+            <w:pPr>
+              <w:spacing w:after="10" w:before="0"/>
+              <w:ind w:left="120"/>
+            </w:pPr>
+            <w:hyperlink w:history="1" r:id="rIdin0iq4lvaugx_ocuj_q1z">
+              <w:r>
+                <w:rPr>
+                  <w:rFonts w:ascii="Arial" w:cs="Arial" w:eastAsia="Arial" w:hAnsi="Arial"/>
+                  <w:color w:val="595959"/>
+                  <w:sz w:val="14"/>
+                  <w:szCs w:val="14"/>
+                  <w:u w:val="single" w:color="595959"/>
+                </w:rPr>
+                <w:t xml:space="preserve">🔍 Search ARES for similar readings</w:t>
+              </w:r>
+            </w:hyperlink>
+          </w:p>
+        </w:tc>
+        <w:tc>
+          <w:tcPr>
+            <w:tcW w:type="dxa" w:w="3040"/>
+            <w:shd w:fill="FFFFFF" w:color="auto" w:val="clear"/>
+            <w:tcMar>
+              <w:top w:type="dxa" w:w="60"/>
+              <w:left w:type="dxa" w:w="120"/>
+              <w:bottom w:type="dxa" w:w="60"/>
+              <w:right w:type="dxa" w:w="120"/>
+            </w:tcMar>
+            <w:vAlign w:val="top"/>
+          </w:tcPr>
+          <w:p>
+            <w:pPr>
+              <w:spacing w:after="40" w:before="0"/>
+              <w:jc w:val="left"/>
+            </w:pPr>
+            <w:r>
+              <w:rPr>
+                <w:rFonts w:ascii="Arial" w:cs="Arial" w:eastAsia="Arial" w:hAnsi="Arial"/>
+                <w:b w:val="false"/>
+                <w:bCs w:val="false"/>
+                <w:i w:val="false"/>
+                <w:iCs w:val="false"/>
+                <w:color w:val="000000"/>
+                <w:sz w:val="18"/>
+                <w:szCs w:val="18"/>
+              </w:rPr>
+              <w:t xml:space="preserve">ACTIVITY A — Syringe Hydraulic Model (15 min): Groups of 4 receive: two plastic syringes of different sizes (e.g., 5 ml and 20 ml), ~40 cm of flexible plastic tubing, coloured water (maji ya rangi), a small 200 g mass (or a stone of known mass), and a data table. Groups fill the system with coloured water (no air bubbles), connect syringe to syringe, and mount the large syringe vertically. They place the 200 g mass on the large syringe plunger, then push the small syringe plunger with one finger. They observe: (i) does the large plunger rise? (ii) does it lift the mass? (iii) how far does the small plunger move compared to the large plunger? They record qualitative observations and measure the force required (using a spring balance on the small plunger) vs the weight lifted (mg of the mass). ACTIVITY B — Video Anchor (7 min): Teacher plays a 4-minute clip of a hydraulic car lift in a Nairobi garage (or a Mumias sugar-cane hydraulic press). Learners complete a structured viewing guide: 'What fluid is used? Where is pressure applied? Where does the output force act? What would happen if there were a leak — connect this to the jerrycan.'</w:t>
+            </w:r>
+          </w:p>
+        </w:tc>
+        <w:tc>
+          <w:tcPr>
+            <w:tcW w:type="dxa" w:w="3040"/>
+            <w:shd w:fill="F2F2F2" w:color="auto" w:val="clear"/>
+            <w:tcMar>
+              <w:top w:type="dxa" w:w="60"/>
+              <w:left w:type="dxa" w:w="120"/>
+              <w:bottom w:type="dxa" w:w="60"/>
+              <w:right w:type="dxa" w:w="120"/>
+            </w:tcMar>
+            <w:vAlign w:val="top"/>
+          </w:tcPr>
+          <w:p>
+            <w:pPr>
+              <w:spacing w:after="40" w:before="0"/>
+              <w:jc w:val="left"/>
+            </w:pPr>
+            <w:r>
+              <w:rPr>
+                <w:rFonts w:ascii="Arial" w:cs="Arial" w:eastAsia="Arial" w:hAnsi="Arial"/>
+                <w:b w:val="false"/>
+                <w:bCs w:val="false"/>
+                <w:i w:val="false"/>
+                <w:iCs w:val="false"/>
+                <w:color w:val="000000"/>
+                <w:sz w:val="18"/>
+                <w:szCs w:val="18"/>
+              </w:rPr>
+              <w:t xml:space="preserve">Before Activity A, say: 'Your job is not just to make it work — your job is to NOTICE what surprises you and write it down.' Circulate every 90 seconds. At the 5-minute mark, stop all groups and ask: 'Raise your hand if the large plunger moved — now keep your hand up if it surprised you HOW MUCH it moved.' [Count hands aloud.] Ask one surprised group: 'Describe what you saw in one sentence using the word PRESSURE.' [WAIT 10 seconds.] For groups struggling with air bubbles, say: 'Air is compressible — water is not. What does that tell you about why we use water in this system?' Before Activity B, say: 'Watch this mechanic in Industrial Area, Nairobi. I want you to find Pascal's Principle hiding inside every move he makes.' Pause the video at the moment the lift rises and cold-call 2 learners: 'Where is the small piston and where is the large piston in what you just saw?' [WAIT 12 seconds each.]</w:t>
+            </w:r>
+          </w:p>
+        </w:tc>
+        <w:tc>
+          <w:tcPr>
+            <w:tcW w:type="dxa" w:w="3040"/>
+            <w:shd w:fill="FFFFFF" w:color="auto" w:val="clear"/>
+            <w:tcMar>
+              <w:top w:type="dxa" w:w="60"/>
+              <w:left w:type="dxa" w:w="120"/>
+              <w:bottom w:type="dxa" w:w="60"/>
+              <w:right w:type="dxa" w:w="120"/>
+            </w:tcMar>
+            <w:vAlign w:val="top"/>
+          </w:tcPr>
+          <w:p>
+            <w:pPr>
+              <w:spacing w:after="40" w:before="0"/>
+              <w:jc w:val="left"/>
+            </w:pPr>
+            <w:r>
+              <w:rPr>
+                <w:rFonts w:ascii="Arial" w:cs="Arial" w:eastAsia="Arial" w:hAnsi="Arial"/>
+                <w:b w:val="false"/>
+                <w:bCs w:val="false"/>
+                <w:i w:val="false"/>
+                <w:iCs w:val="false"/>
+                <w:color w:val="000000"/>
+                <w:sz w:val="18"/>
+                <w:szCs w:val="18"/>
+              </w:rPr>
+              <w:t xml:space="preserve">Hands-On Analogical Modelling: The syringe system is a physical analogue of all hydraulic machines. By manipulating the model themselves, learners build embodied understanding of force multiplication and pressure transmission. The structured viewing guide bridges the physical model to industrial scale, and the explicit 'connect to the jerrycan' prompt sustains storyline coherence across all seven lessons.</w:t>
+            </w:r>
+          </w:p>
+        </w:tc>
+        <w:tc>
+          <w:tcPr>
+            <w:tcW w:type="dxa" w:w="3040"/>
+            <w:shd w:fill="F2F2F2" w:color="auto" w:val="clear"/>
+            <w:tcMar>
+              <w:top w:type="dxa" w:w="60"/>
+              <w:left w:type="dxa" w:w="120"/>
+              <w:bottom w:type="dxa" w:w="60"/>
+              <w:right w:type="dxa" w:w="120"/>
+            </w:tcMar>
+            <w:vAlign w:val="top"/>
+          </w:tcPr>
+          <w:p>
+            <w:pPr>
+              <w:spacing w:after="40" w:before="0"/>
+              <w:jc w:val="left"/>
+            </w:pPr>
+            <w:r>
+              <w:rPr>
+                <w:rFonts w:ascii="Arial" w:cs="Arial" w:eastAsia="Arial" w:hAnsi="Arial"/>
+                <w:b w:val="false"/>
+                <w:bCs w:val="false"/>
+                <w:i w:val="false"/>
+                <w:iCs w:val="false"/>
+                <w:color w:val="000000"/>
+                <w:sz w:val="18"/>
+                <w:szCs w:val="18"/>
+              </w:rPr>
+              <w:t xml:space="preserve">Observable indicators: (i) Data tables show qualitative observation that small plunger depression → large plunger rise, AND quantitative observation that the force recorded on the spring balance is less than the weight lifted (force multiplication). (ii) Viewing guides contain the words 'pressure transmitted' and a coherent jerrycan connection. Teacher listens for groups saying 'the fluid pushed everywhere equally' — this is the target language of Pascal's Principle emerging organically before formal instruction.</w:t>
+            </w:r>
+          </w:p>
+        </w:tc>
+      </w:tr>
+      <w:tr>
+        <w:tc>
+          <w:tcPr>
+            <w:tcW w:type="dxa" w:w="1520"/>
+            <w:shd w:fill="E2EFDA" w:color="auto" w:val="clear"/>
+            <w:tcMar>
+              <w:top w:type="dxa" w:w="60"/>
+              <w:left w:type="dxa" w:w="120"/>
+              <w:bottom w:type="dxa" w:w="60"/>
+              <w:right w:type="dxa" w:w="120"/>
+            </w:tcMar>
+            <w:vAlign w:val="top"/>
+          </w:tcPr>
+          <w:p>
+            <w:pPr>
+              <w:spacing w:after="40" w:before="0"/>
+              <w:jc w:val="left"/>
+            </w:pPr>
+            <w:r>
+              <w:rPr>
+                <w:rFonts w:ascii="Arial" w:cs="Arial" w:eastAsia="Arial" w:hAnsi="Arial"/>
+                <w:b/>
+                <w:bCs/>
+                <w:i w:val="false"/>
+                <w:iCs w:val="false"/>
+                <w:color w:val="000000"/>
+                <w:sz w:val="18"/>
+                <w:szCs w:val="18"/>
+              </w:rPr>
+              <w:t xml:space="preserve">Explain Phase</w:t>
+            </w:r>
+          </w:p>
+          <w:p>
+            <w:pPr>
+              <w:spacing w:after="20" w:before="0"/>
+            </w:pPr>
+            <w:r>
+              <w:rPr>
+                <w:rFonts w:ascii="Arial" w:cs="Arial" w:eastAsia="Arial" w:hAnsi="Arial"/>
+                <w:b/>
+                <w:bCs/>
+                <w:color w:val="1F3864"/>
+                <w:sz w:val="16"/>
+                <w:szCs w:val="16"/>
+              </w:rPr>
+              <w:t xml:space="preserve">📹 VIDEO:</w:t>
+            </w:r>
+          </w:p>
+          <w:p>
+            <w:pPr>
+              <w:spacing w:after="20" w:before="0"/>
+            </w:pPr>
+            <w:hyperlink w:history="1" r:id="rIdft7l0e8_ddhsdlrbirufq">
+              <w:r>
+                <w:rPr>
+                  <w:rFonts w:ascii="Arial" w:cs="Arial" w:eastAsia="Arial" w:hAnsi="Arial"/>
+                  <w:color w:val="2E75B6"/>
+                  <w:sz w:val="16"/>
+                  <w:szCs w:val="16"/>
+                  <w:u w:val="single" w:color="2E75B6"/>
+                </w:rPr>
+                <w:t xml:space="preserve">Pressure and Pascal's principle (part 2) -dubbed(KY)</w:t>
+              </w:r>
+            </w:hyperlink>
+          </w:p>
+          <w:p>
+            <w:pPr>
+              <w:spacing w:after="10" w:before="0"/>
+              <w:ind w:left="120"/>
+            </w:pPr>
+            <w:r>
+              <w:rPr>
+                <w:rFonts w:ascii="Arial" w:cs="Arial" w:eastAsia="Arial" w:hAnsi="Arial"/>
+                <w:color w:val="595959"/>
+                <w:sz w:val="14"/>
+                <w:szCs w:val="14"/>
+              </w:rPr>
+              <w:t xml:space="preserve">Source: Khan Academy (Kiswahili)</w:t>
+            </w:r>
+          </w:p>
+          <w:p>
+            <w:pPr>
+              <w:spacing w:after="10" w:before="0"/>
+              <w:ind w:left="120"/>
+            </w:pPr>
+            <w:hyperlink w:history="1" r:id="rIdaurnmvepm6mxfnmevsuo5">
+              <w:r>
+                <w:rPr>
+                  <w:rFonts w:ascii="Arial" w:cs="Arial" w:eastAsia="Arial" w:hAnsi="Arial"/>
+                  <w:color w:val="595959"/>
+                  <w:sz w:val="14"/>
+                  <w:szCs w:val="14"/>
+                  <w:u w:val="single" w:color="595959"/>
+                </w:rPr>
+                <w:t xml:space="preserve">🔍 Search ARES for similar videos</w:t>
+              </w:r>
+            </w:hyperlink>
+          </w:p>
+          <w:p>
+            <w:pPr>
+              <w:spacing w:after="40" w:before="0"/>
+            </w:pPr>
+            <w:r>
+              <w:rPr>
+                <w:sz w:val="14"/>
+                <w:szCs w:val="14"/>
+              </w:rPr>
+              <w:t xml:space="preserve"/>
+            </w:r>
+          </w:p>
+          <w:p>
+            <w:pPr>
+              <w:spacing w:after="20" w:before="0"/>
+            </w:pPr>
+            <w:r>
+              <w:rPr>
+                <w:rFonts w:ascii="Arial" w:cs="Arial" w:eastAsia="Arial" w:hAnsi="Arial"/>
+                <w:b/>
+                <w:bCs/>
+                <w:color w:val="1F3864"/>
+                <w:sz w:val="16"/>
+                <w:szCs w:val="16"/>
+              </w:rPr>
+              <w:t xml:space="preserve">📖 EXERCISE:</w:t>
+            </w:r>
+          </w:p>
+          <w:p>
+            <w:pPr>
+              <w:spacing w:after="20" w:before="0"/>
+            </w:pPr>
+            <w:hyperlink w:history="1" r:id="rIdax-zq2ngscrlmgu0wvgbp">
+              <w:r>
+                <w:rPr>
+                  <w:rFonts w:ascii="Arial" w:cs="Arial" w:eastAsia="Arial" w:hAnsi="Arial"/>
+                  <w:color w:val="2E75B6"/>
+                  <w:sz w:val="16"/>
+                  <w:szCs w:val="16"/>
+                  <w:u w:val="single" w:color="2E75B6"/>
+                </w:rPr>
+                <w:t xml:space="preserve">Atmospheric Pressure Practice</w:t>
+              </w:r>
+            </w:hyperlink>
+          </w:p>
+          <w:p>
+            <w:pPr>
+              <w:spacing w:after="10" w:before="0"/>
+              <w:ind w:left="120"/>
+            </w:pPr>
+            <w:r>
+              <w:rPr>
+                <w:rFonts w:ascii="Arial" w:cs="Arial" w:eastAsia="Arial" w:hAnsi="Arial"/>
+                <w:color w:val="595959"/>
+                <w:sz w:val="14"/>
+                <w:szCs w:val="14"/>
+              </w:rPr>
+              <w:t xml:space="preserve">Source: CK-12</w:t>
+            </w:r>
+          </w:p>
+          <w:p>
+            <w:pPr>
+              <w:spacing w:after="10" w:before="0"/>
+              <w:ind w:left="120"/>
+            </w:pPr>
+            <w:hyperlink w:history="1" r:id="rIdwqwnc7ad9bzujtnvxgiei">
+              <w:r>
+                <w:rPr>
+                  <w:rFonts w:ascii="Arial" w:cs="Arial" w:eastAsia="Arial" w:hAnsi="Arial"/>
+                  <w:color w:val="595959"/>
+                  <w:sz w:val="14"/>
+                  <w:szCs w:val="14"/>
+                  <w:u w:val="single" w:color="595959"/>
+                </w:rPr>
+                <w:t xml:space="preserve">🔍 Search ARES for similar readings</w:t>
+              </w:r>
+            </w:hyperlink>
+          </w:p>
+        </w:tc>
+        <w:tc>
+          <w:tcPr>
+            <w:tcW w:type="dxa" w:w="3040"/>
+            <w:shd w:fill="FFFFFF" w:color="auto" w:val="clear"/>
+            <w:tcMar>
+              <w:top w:type="dxa" w:w="60"/>
+              <w:left w:type="dxa" w:w="120"/>
+              <w:bottom w:type="dxa" w:w="60"/>
+              <w:right w:type="dxa" w:w="120"/>
+            </w:tcMar>
+            <w:vAlign w:val="top"/>
+          </w:tcPr>
+          <w:p>
+            <w:pPr>
+              <w:spacing w:after="40" w:before="0"/>
+              <w:jc w:val="left"/>
+            </w:pPr>
+            <w:r>
+              <w:rPr>
+                <w:rFonts w:ascii="Arial" w:cs="Arial" w:eastAsia="Arial" w:hAnsi="Arial"/>
+                <w:b w:val="false"/>
+                <w:bCs w:val="false"/>
+                <w:i w:val="false"/>
+                <w:iCs w:val="false"/>
+                <w:color w:val="000000"/>
+                <w:sz w:val="18"/>
+                <w:szCs w:val="18"/>
+              </w:rPr>
+              <w:t xml:space="preserve">PART A — Formalising Pascal's Principle (8 min): Teacher leads a class discussion to name and state Pascal's Principle verbatim: 'Pressure applied to a confined fluid is transmitted undiminished in all directions throughout the fluid.' Learners write this in their notebooks and immediately annotate their syringe diagram with arrows showing equal pressure transmission in all directions. PART B — Deriving the Hydraulic Equation (7 min): Teacher guides derivation: Since P₁ = P₂, then F₁/A₁ = F₂/A₂, therefore F₂ = F₁ × (A₂/A₁). Learners work through two Kenya-context problems: (i) A mechanic in Mombasa's Changamwe garage uses a hydraulic lift. The small piston has area 0.005 m². He applies 500 N. The large piston has area 0.1 m². What force lifts the car? (ii) A Mumias sugar-cane press applies 200 N on a 0.002 m² piston. What force acts on the 0.05 m² pressing plate? PART C — Reconnecting to the Jerrycan (7 min): Teacher facilitates a class discussion using the prompt: 'The atmosphere is the ultimate hydraulic system. When we removed air from the jerrycan, we removed the internal fluid pressure. The external atmospheric pressure — transmitted equally in ALL directions — had no equal and opposite pressure to balance it. Pascal's Principle tells us that pressure is transmitted undiminished — so every square centimetre of the jerrycan wall received the full 101,325 Pa of atmospheric pressure simultaneously. The jerrycan did not stand a chance.' Learners write a 3-sentence explanation in their own words.</w:t>
+            </w:r>
+          </w:p>
+        </w:tc>
+        <w:tc>
+          <w:tcPr>
+            <w:tcW w:type="dxa" w:w="3040"/>
+            <w:shd w:fill="F2F2F2" w:color="auto" w:val="clear"/>
+            <w:tcMar>
+              <w:top w:type="dxa" w:w="60"/>
+              <w:left w:type="dxa" w:w="120"/>
+              <w:bottom w:type="dxa" w:w="60"/>
+              <w:right w:type="dxa" w:w="120"/>
+            </w:tcMar>
+            <w:vAlign w:val="top"/>
+          </w:tcPr>
+          <w:p>
+            <w:pPr>
+              <w:spacing w:after="40" w:before="0"/>
+              <w:jc w:val="left"/>
+            </w:pPr>
+            <w:r>
+              <w:rPr>
+                <w:rFonts w:ascii="Arial" w:cs="Arial" w:eastAsia="Arial" w:hAnsi="Arial"/>
+                <w:b w:val="false"/>
+                <w:bCs w:val="false"/>
+                <w:i w:val="false"/>
+                <w:iCs w:val="false"/>
+                <w:color w:val="000000"/>
+                <w:sz w:val="18"/>
+                <w:szCs w:val="18"/>
+              </w:rPr>
+              <w:t xml:space="preserve">For Part A, write Pascal's Principle on the board and say: 'Say it with me.' [Class reads aloud once.] Then say: 'Now close your book and say it to your partner.' [WAIT 20 seconds.] Cold-call 1 learner to say it from memory. For Part B, work the Mombasa problem on the board step by step, narrating each algebraic step. Then say: 'The Mumias problem is yours — you have 4 minutes, working individually, silent.' [WAIT full 4 minutes. Circulate and note errors.] Cold-call 2 learners to write their working on the board. Say to the class: 'If your answer matches, put a tick. If it does not, write one question you have.' For Part C, say: 'I want you to imagine you ARE the jerrycan wall — you are one square centimetre of plastic. Describe your experience using Pascal's Principle.' [WAIT 12 seconds.] Cold-call 3 learners. Listen for the phrase 'undiminished in all directions'. If absent, probe: 'Did the pressure act on just one side of the jerrycan or on every side equally — what does Pascal tell us?'</w:t>
+            </w:r>
+          </w:p>
+        </w:tc>
+        <w:tc>
+          <w:tcPr>
+            <w:tcW w:type="dxa" w:w="3040"/>
+            <w:shd w:fill="FFFFFF" w:color="auto" w:val="clear"/>
+            <w:tcMar>
+              <w:top w:type="dxa" w:w="60"/>
+              <w:left w:type="dxa" w:w="120"/>
+              <w:bottom w:type="dxa" w:w="60"/>
+              <w:right w:type="dxa" w:w="120"/>
+            </w:tcMar>
+            <w:vAlign w:val="top"/>
+          </w:tcPr>
+          <w:p>
+            <w:pPr>
+              <w:spacing w:after="40" w:before="0"/>
+              <w:jc w:val="left"/>
+            </w:pPr>
+            <w:r>
+              <w:rPr>
+                <w:rFonts w:ascii="Arial" w:cs="Arial" w:eastAsia="Arial" w:hAnsi="Arial"/>
+                <w:b w:val="false"/>
+                <w:bCs w:val="false"/>
+                <w:i w:val="false"/>
+                <w:iCs w:val="false"/>
+                <w:color w:val="000000"/>
+                <w:sz w:val="18"/>
+                <w:szCs w:val="18"/>
+              </w:rPr>
+              <w:t xml:space="preserve">Derivation + Contextualised Problem Solving + Analogical Narrative: The derivation from first principles (P₁ = P₂) connects the new equation to the pressure definition learners already hold. Kenya-context problems (Changamwe, Mumias) make the mathematics feel purposeful. The 'You ARE the jerrycan wall' narrative is a perspective-taking strategy that forces learners to apply Pascal's Principle from inside the phenomenon, deepening conceptual ownership.</w:t>
+            </w:r>
+          </w:p>
+        </w:tc>
+        <w:tc>
+          <w:tcPr>
+            <w:tcW w:type="dxa" w:w="3040"/>
+            <w:shd w:fill="F2F2F2" w:color="auto" w:val="clear"/>
+            <w:tcMar>
+              <w:top w:type="dxa" w:w="60"/>
+              <w:left w:type="dxa" w:w="120"/>
+              <w:bottom w:type="dxa" w:w="60"/>
+              <w:right w:type="dxa" w:w="120"/>
+            </w:tcMar>
+            <w:vAlign w:val="top"/>
+          </w:tcPr>
+          <w:p>
+            <w:pPr>
+              <w:spacing w:after="40" w:before="0"/>
+              <w:jc w:val="left"/>
+            </w:pPr>
+            <w:r>
+              <w:rPr>
+                <w:rFonts w:ascii="Arial" w:cs="Arial" w:eastAsia="Arial" w:hAnsi="Arial"/>
+                <w:b w:val="false"/>
+                <w:bCs w:val="false"/>
+                <w:i w:val="false"/>
+                <w:iCs w:val="false"/>
+                <w:color w:val="000000"/>
+                <w:sz w:val="18"/>
+                <w:szCs w:val="18"/>
+              </w:rPr>
+              <w:t xml:space="preserve">Observable indicators: (i) Correct numerical answers to both problems — target: F = 10,000 N (Mombasa) and F = 5,000 N (Mumias). (ii) Three-sentence jerrycan explanations must contain: Pascal's Principle by name, 'undiminished', and a reference to equal external vs internal pressure. Teacher collects 6 randomly selected notebooks at the end of Part C and checks for these three elements before Phase 4 begins.</w:t>
+            </w:r>
+          </w:p>
+        </w:tc>
+      </w:tr>
+      <w:tr>
+        <w:tc>
+          <w:tcPr>
+            <w:tcW w:type="dxa" w:w="1520"/>
+            <w:shd w:fill="FCE4D6" w:color="auto" w:val="clear"/>
+            <w:tcMar>
+              <w:top w:type="dxa" w:w="60"/>
+              <w:left w:type="dxa" w:w="120"/>
+              <w:bottom w:type="dxa" w:w="60"/>
+              <w:right w:type="dxa" w:w="120"/>
+            </w:tcMar>
+            <w:vAlign w:val="top"/>
+          </w:tcPr>
+          <w:p>
+            <w:pPr>
+              <w:spacing w:after="40" w:before="0"/>
+              <w:jc w:val="left"/>
+            </w:pPr>
+            <w:r>
+              <w:rPr>
+                <w:rFonts w:ascii="Arial" w:cs="Arial" w:eastAsia="Arial" w:hAnsi="Arial"/>
+                <w:b/>
+                <w:bCs/>
+                <w:i w:val="false"/>
+                <w:iCs w:val="false"/>
+                <w:color w:val="000000"/>
+                <w:sz w:val="18"/>
+                <w:szCs w:val="18"/>
+              </w:rPr>
+              <w:t xml:space="preserve">Driving Question Board (DQB) Creation</w:t>
+            </w:r>
+          </w:p>
+          <w:p>
+            <w:pPr>
+              <w:spacing w:after="20" w:before="0"/>
+            </w:pPr>
+            <w:r>
+              <w:rPr>
+                <w:rFonts w:ascii="Arial" w:cs="Arial" w:eastAsia="Arial" w:hAnsi="Arial"/>
+                <w:b/>
+                <w:bCs/>
+                <w:color w:val="1F3864"/>
+                <w:sz w:val="16"/>
+                <w:szCs w:val="16"/>
+              </w:rPr>
+              <w:t xml:space="preserve">📹 VIDEO:</w:t>
+            </w:r>
+          </w:p>
+          <w:p>
+            <w:pPr>
+              <w:spacing w:after="20" w:before="0"/>
+            </w:pPr>
+            <w:hyperlink w:history="1" r:id="rIdy4rhufmee8feoycaotuab">
+              <w:r>
+                <w:rPr>
+                  <w:rFonts w:ascii="Arial" w:cs="Arial" w:eastAsia="Arial" w:hAnsi="Arial"/>
+                  <w:color w:val="2E75B6"/>
+                  <w:sz w:val="16"/>
+                  <w:szCs w:val="16"/>
+                  <w:u w:val="single" w:color="2E75B6"/>
+                </w:rPr>
+                <w:t xml:space="preserve">Pressure and Pascal's principle (part 2)</w:t>
+              </w:r>
+            </w:hyperlink>
+          </w:p>
+          <w:p>
+            <w:pPr>
+              <w:spacing w:after="10" w:before="0"/>
+              <w:ind w:left="120"/>
+            </w:pPr>
+            <w:r>
+              <w:rPr>
+                <w:rFonts w:ascii="Arial" w:cs="Arial" w:eastAsia="Arial" w:hAnsi="Arial"/>
+                <w:color w:val="595959"/>
+                <w:sz w:val="14"/>
+                <w:szCs w:val="14"/>
+              </w:rPr>
+              <w:t xml:space="preserve">Source: Khan Academy (English - US curriculum)</w:t>
+            </w:r>
+          </w:p>
+          <w:p>
+            <w:pPr>
+              <w:spacing w:after="10" w:before="0"/>
+              <w:ind w:left="120"/>
+            </w:pPr>
+            <w:hyperlink w:history="1" r:id="rIdapweiog0gecyo9zk5fpms">
+              <w:r>
+                <w:rPr>
+                  <w:rFonts w:ascii="Arial" w:cs="Arial" w:eastAsia="Arial" w:hAnsi="Arial"/>
+                  <w:color w:val="595959"/>
+                  <w:sz w:val="14"/>
+                  <w:szCs w:val="14"/>
+                  <w:u w:val="single" w:color="595959"/>
+                </w:rPr>
+                <w:t xml:space="preserve">🔍 Search ARES for similar videos</w:t>
+              </w:r>
+            </w:hyperlink>
+          </w:p>
+          <w:p>
+            <w:pPr>
+              <w:spacing w:after="40" w:before="0"/>
+            </w:pPr>
+            <w:r>
+              <w:rPr>
+                <w:sz w:val="14"/>
+                <w:szCs w:val="14"/>
+              </w:rPr>
+              <w:t xml:space="preserve"/>
+            </w:r>
+          </w:p>
+          <w:p>
+            <w:pPr>
+              <w:spacing w:after="20" w:before="0"/>
+            </w:pPr>
+            <w:r>
+              <w:rPr>
+                <w:rFonts w:ascii="Arial" w:cs="Arial" w:eastAsia="Arial" w:hAnsi="Arial"/>
+                <w:b/>
+                <w:bCs/>
+                <w:color w:val="1F3864"/>
+                <w:sz w:val="16"/>
+                <w:szCs w:val="16"/>
+              </w:rPr>
+              <w:t xml:space="preserve">📖 HTML:</w:t>
+            </w:r>
+          </w:p>
+          <w:p>
+            <w:pPr>
+              <w:spacing w:after="20" w:before="0"/>
+            </w:pPr>
+            <w:hyperlink w:history="1" r:id="rIdzjw0wnvapdeqbbrgbhvdp">
+              <w:r>
+                <w:rPr>
+                  <w:rFonts w:ascii="Arial" w:cs="Arial" w:eastAsia="Arial" w:hAnsi="Arial"/>
+                  <w:color w:val="2E75B6"/>
+                  <w:sz w:val="16"/>
+                  <w:szCs w:val="16"/>
+                  <w:u w:val="single" w:color="2E75B6"/>
+                </w:rPr>
+                <w:t xml:space="preserve">Fluid Pressure And Flow</w:t>
+              </w:r>
+            </w:hyperlink>
+          </w:p>
+          <w:p>
+            <w:pPr>
+              <w:spacing w:after="10" w:before="0"/>
+              <w:ind w:left="120"/>
+            </w:pPr>
+            <w:r>
+              <w:rPr>
+                <w:rFonts w:ascii="Arial" w:cs="Arial" w:eastAsia="Arial" w:hAnsi="Arial"/>
+                <w:color w:val="595959"/>
+                <w:sz w:val="14"/>
+                <w:szCs w:val="14"/>
+              </w:rPr>
+              <w:t xml:space="preserve">Source: PhET</w:t>
+            </w:r>
+          </w:p>
+          <w:p>
+            <w:pPr>
+              <w:spacing w:after="10" w:before="0"/>
+              <w:ind w:left="120"/>
+            </w:pPr>
+            <w:hyperlink w:history="1" r:id="rIdfhwgrcukq1llgw4morx34">
+              <w:r>
+                <w:rPr>
+                  <w:rFonts w:ascii="Arial" w:cs="Arial" w:eastAsia="Arial" w:hAnsi="Arial"/>
+                  <w:color w:val="595959"/>
+                  <w:sz w:val="14"/>
+                  <w:szCs w:val="14"/>
+                  <w:u w:val="single" w:color="595959"/>
+                </w:rPr>
+                <w:t xml:space="preserve">🔍 Search ARES for similar readings</w:t>
+              </w:r>
+            </w:hyperlink>
+          </w:p>
+        </w:tc>
+        <w:tc>
+          <w:tcPr>
+            <w:tcW w:type="dxa" w:w="3040"/>
+            <w:shd w:fill="FFFFFF" w:color="auto" w:val="clear"/>
+            <w:tcMar>
+              <w:top w:type="dxa" w:w="60"/>
+              <w:left w:type="dxa" w:w="120"/>
+              <w:bottom w:type="dxa" w:w="60"/>
+              <w:right w:type="dxa" w:w="120"/>
+            </w:tcMar>
+            <w:vAlign w:val="top"/>
+          </w:tcPr>
+          <w:p>
+            <w:pPr>
+              <w:spacing w:after="40" w:before="0"/>
+              <w:jc w:val="left"/>
+            </w:pPr>
+            <w:r>
+              <w:rPr>
+                <w:rFonts w:ascii="Arial" w:cs="Arial" w:eastAsia="Arial" w:hAnsi="Arial"/>
+                <w:b w:val="false"/>
+                <w:bCs w:val="false"/>
+                <w:i w:val="false"/>
+                <w:iCs w:val="false"/>
+                <w:color w:val="000000"/>
+                <w:sz w:val="18"/>
+                <w:szCs w:val="18"/>
+              </w:rPr>
+              <w:t xml:space="preserve">Each group receives three colour-coded cards: GREEN ('We now know...'), ORANGE ('This changes our earlier idea that...'), RED ('We still wonder...'). Groups spend 4 minutes writing one card of each colour, then post them on the class Driving Question Board in the 'Lesson 7 — Pascal's Principle' column. A gallery walk (3 minutes) lets all learners read other groups' cards. Each learner then individually writes one sentence on a sticky note beginning: 'Pascal's Principle helps explain the jerrycan because...' and posts it on the board. Teacher reads 4–5 sticky notes aloud, pausing after each to let the class affirm, challenge, or extend.</w:t>
+            </w:r>
+          </w:p>
+        </w:tc>
+        <w:tc>
+          <w:tcPr>
+            <w:tcW w:type="dxa" w:w="3040"/>
+            <w:shd w:fill="F2F2F2" w:color="auto" w:val="clear"/>
+            <w:tcMar>
+              <w:top w:type="dxa" w:w="60"/>
+              <w:left w:type="dxa" w:w="120"/>
+              <w:bottom w:type="dxa" w:w="60"/>
+              <w:right w:type="dxa" w:w="120"/>
+            </w:tcMar>
+            <w:vAlign w:val="top"/>
+          </w:tcPr>
+          <w:p>
+            <w:pPr>
+              <w:spacing w:after="40" w:before="0"/>
+              <w:jc w:val="left"/>
+            </w:pPr>
+            <w:r>
+              <w:rPr>
+                <w:rFonts w:ascii="Arial" w:cs="Arial" w:eastAsia="Arial" w:hAnsi="Arial"/>
+                <w:b w:val="false"/>
+                <w:bCs w:val="false"/>
+                <w:i w:val="false"/>
+                <w:iCs w:val="false"/>
+                <w:color w:val="000000"/>
+                <w:sz w:val="18"/>
+                <w:szCs w:val="18"/>
+              </w:rPr>
+              <w:t xml:space="preserve">Say: 'Our Driving Question Board is a living record of our growing understanding. Seven lessons ago, none of us could explain the jerrycan. Look at how far we have come.' Point to the board's progression from Lesson 1 to Lesson 7. Distribute colour-coded cards and say: 'GREEN is for certainty, ORANGE is for revision, RED is for honest confusion. All three are equally valuable in science.' During the gallery walk, say: 'Read silently. Do not talk yet.' [WAIT the full 3 minutes.] After reading sticky notes aloud, ask the class: 'Which of these sticky notes do you think is the strongest scientific explanation — and why?' Cold-call 2 learners. [WAIT 12 seconds each.] Say: 'We have two lessons left. What does our RED column tell us we must still explain?'</w:t>
+            </w:r>
+          </w:p>
+        </w:tc>
+        <w:tc>
+          <w:tcPr>
+            <w:tcW w:type="dxa" w:w="3040"/>
+            <w:shd w:fill="FFFFFF" w:color="auto" w:val="clear"/>
+            <w:tcMar>
+              <w:top w:type="dxa" w:w="60"/>
+              <w:left w:type="dxa" w:w="120"/>
+              <w:bottom w:type="dxa" w:w="60"/>
+              <w:right w:type="dxa" w:w="120"/>
+            </w:tcMar>
+            <w:vAlign w:val="top"/>
+          </w:tcPr>
+          <w:p>
+            <w:pPr>
+              <w:spacing w:after="40" w:before="0"/>
+              <w:jc w:val="left"/>
+            </w:pPr>
+            <w:r>
+              <w:rPr>
+                <w:rFonts w:ascii="Arial" w:cs="Arial" w:eastAsia="Arial" w:hAnsi="Arial"/>
+                <w:b w:val="false"/>
+                <w:bCs w:val="false"/>
+                <w:i w:val="false"/>
+                <w:iCs w:val="false"/>
+                <w:color w:val="000000"/>
+                <w:sz w:val="18"/>
+                <w:szCs w:val="18"/>
+              </w:rPr>
+              <w:t xml:space="preserve">Driving Question Board — Cumulative Storyline Tracking: The DQB makes the learning progression visible and public. Colour-coding forces metacognitive sorting (certainty vs revision vs open questions), and the gallery walk builds scientific community norms. The sticky-note sentence starter ('Pascal's Principle helps explain the jerrycan because...') requires learners to synthesise new knowledge with the anchoring phenomenon, maintaining storyline coherence.</w:t>
+            </w:r>
+          </w:p>
+        </w:tc>
+        <w:tc>
+          <w:tcPr>
+            <w:tcW w:type="dxa" w:w="3040"/>
+            <w:shd w:fill="F2F2F2" w:color="auto" w:val="clear"/>
+            <w:tcMar>
+              <w:top w:type="dxa" w:w="60"/>
+              <w:left w:type="dxa" w:w="120"/>
+              <w:bottom w:type="dxa" w:w="60"/>
+              <w:right w:type="dxa" w:w="120"/>
+            </w:tcMar>
+            <w:vAlign w:val="top"/>
+          </w:tcPr>
+          <w:p>
+            <w:pPr>
+              <w:spacing w:after="40" w:before="0"/>
+              <w:jc w:val="left"/>
+            </w:pPr>
+            <w:r>
+              <w:rPr>
+                <w:rFonts w:ascii="Arial" w:cs="Arial" w:eastAsia="Arial" w:hAnsi="Arial"/>
+                <w:b w:val="false"/>
+                <w:bCs w:val="false"/>
+                <w:i w:val="false"/>
+                <w:iCs w:val="false"/>
+                <w:color w:val="000000"/>
+                <w:sz w:val="18"/>
+                <w:szCs w:val="18"/>
+              </w:rPr>
+              <w:t xml:space="preserve">Observable indicators: (i) GREEN cards contain accurate statements of Pascal's Principle and/or the hydraulic equation. (ii) ORANGE cards show genuine revision of prior ideas (e.g., 'We thought pressure only pushed down — now we know it pushes in all directions'). (iii) RED cards reveal productive remaining questions (e.g., 'How do hydraulic brakes not fail when there is a small leak?'). Teacher photographs the DQB at the end of the lesson for tracking across the unit.</w:t>
+            </w:r>
+          </w:p>
+        </w:tc>
+      </w:tr>
+      <w:tr>
+        <w:tc>
+          <w:tcPr>
+            <w:tcW w:type="dxa" w:w="1520"/>
+            <w:shd w:fill="D5E8F0" w:color="auto" w:val="clear"/>
+            <w:tcMar>
+              <w:top w:type="dxa" w:w="60"/>
+              <w:left w:type="dxa" w:w="120"/>
+              <w:bottom w:type="dxa" w:w="60"/>
+              <w:right w:type="dxa" w:w="120"/>
+            </w:tcMar>
+            <w:vAlign w:val="top"/>
+          </w:tcPr>
+          <w:p>
+            <w:pPr>
+              <w:spacing w:after="40" w:before="0"/>
+              <w:jc w:val="left"/>
+            </w:pPr>
+            <w:r>
+              <w:rPr>
+                <w:rFonts w:ascii="Arial" w:cs="Arial" w:eastAsia="Arial" w:hAnsi="Arial"/>
+                <w:b/>
+                <w:bCs/>
+                <w:i w:val="false"/>
+                <w:iCs w:val="false"/>
+                <w:color w:val="000000"/>
+                <w:sz w:val="18"/>
+                <w:szCs w:val="18"/>
+              </w:rPr>
+              <w:t xml:space="preserve">Model Building Phase</w:t>
+            </w:r>
+          </w:p>
+          <w:p>
+            <w:pPr>
+              <w:spacing w:after="20" w:before="0"/>
+            </w:pPr>
+            <w:r>
+              <w:rPr>
+                <w:rFonts w:ascii="Arial" w:cs="Arial" w:eastAsia="Arial" w:hAnsi="Arial"/>
+                <w:b/>
+                <w:bCs/>
+                <w:color w:val="1F3864"/>
+                <w:sz w:val="16"/>
+                <w:szCs w:val="16"/>
+              </w:rPr>
+              <w:t xml:space="preserve">📹 VIDEO:</w:t>
+            </w:r>
+          </w:p>
+          <w:p>
+            <w:pPr>
+              <w:spacing w:after="20" w:before="0"/>
+            </w:pPr>
+            <w:hyperlink w:history="1" r:id="rIdmrfbtkyktt13posug3zdt">
+              <w:r>
+                <w:rPr>
+                  <w:rFonts w:ascii="Arial" w:cs="Arial" w:eastAsia="Arial" w:hAnsi="Arial"/>
+                  <w:color w:val="2E75B6"/>
+                  <w:sz w:val="16"/>
+                  <w:szCs w:val="16"/>
+                  <w:u w:val="single" w:color="2E75B6"/>
+                </w:rPr>
+                <w:t xml:space="preserve">Pressure and Pascal's principle (part 1)</w:t>
+              </w:r>
+            </w:hyperlink>
+          </w:p>
+          <w:p>
+            <w:pPr>
+              <w:spacing w:after="10" w:before="0"/>
+              <w:ind w:left="120"/>
+            </w:pPr>
+            <w:r>
+              <w:rPr>
+                <w:rFonts w:ascii="Arial" w:cs="Arial" w:eastAsia="Arial" w:hAnsi="Arial"/>
+                <w:color w:val="595959"/>
+                <w:sz w:val="14"/>
+                <w:szCs w:val="14"/>
+              </w:rPr>
+              <w:t xml:space="preserve">Source: Khan Academy (English - US curriculum)</w:t>
+            </w:r>
+          </w:p>
+          <w:p>
+            <w:pPr>
+              <w:spacing w:after="10" w:before="0"/>
+              <w:ind w:left="120"/>
+            </w:pPr>
+            <w:hyperlink w:history="1" r:id="rIdhj4czy2ddhv-u8t0kogtt">
+              <w:r>
+                <w:rPr>
+                  <w:rFonts w:ascii="Arial" w:cs="Arial" w:eastAsia="Arial" w:hAnsi="Arial"/>
+                  <w:color w:val="595959"/>
+                  <w:sz w:val="14"/>
+                  <w:szCs w:val="14"/>
+                  <w:u w:val="single" w:color="595959"/>
+                </w:rPr>
+                <w:t xml:space="preserve">🔍 Search ARES for similar videos</w:t>
+              </w:r>
+            </w:hyperlink>
+          </w:p>
+          <w:p>
+            <w:pPr>
+              <w:spacing w:after="40" w:before="0"/>
+            </w:pPr>
+            <w:r>
+              <w:rPr>
+                <w:sz w:val="14"/>
+                <w:szCs w:val="14"/>
+              </w:rPr>
+              <w:t xml:space="preserve"/>
+            </w:r>
+          </w:p>
+          <w:p>
+            <w:pPr>
+              <w:spacing w:after="20" w:before="0"/>
+            </w:pPr>
+            <w:r>
+              <w:rPr>
+                <w:rFonts w:ascii="Arial" w:cs="Arial" w:eastAsia="Arial" w:hAnsi="Arial"/>
+                <w:b/>
+                <w:bCs/>
+                <w:color w:val="1F3864"/>
+                <w:sz w:val="16"/>
+                <w:szCs w:val="16"/>
+              </w:rPr>
+              <w:t xml:space="preserve">📖 HTML:</w:t>
+            </w:r>
+          </w:p>
+          <w:p>
+            <w:pPr>
+              <w:spacing w:after="20" w:before="0"/>
+            </w:pPr>
+            <w:hyperlink w:history="1" r:id="rIdtwrqvxuvgjbdr_0-jlloa">
               <w:r>
                 <w:rPr>
                   <w:rFonts w:ascii="Arial" w:cs="Arial" w:eastAsia="Arial" w:hAnsi="Arial"/>
@@ -20993,925 +21911,7 @@
               <w:spacing w:after="10" w:before="0"/>
               <w:ind w:left="120"/>
             </w:pPr>
-            <w:hyperlink w:history="1" r:id="rId_b_hadmgpsambaae57w77">
-              <w:r>
-                <w:rPr>
-                  <w:rFonts w:ascii="Arial" w:cs="Arial" w:eastAsia="Arial" w:hAnsi="Arial"/>
-                  <w:color w:val="595959"/>
-                  <w:sz w:val="14"/>
-                  <w:szCs w:val="14"/>
-                  <w:u w:val="single" w:color="595959"/>
-                </w:rPr>
-                <w:t xml:space="preserve">🔍 Search ARES for similar readings</w:t>
-              </w:r>
-            </w:hyperlink>
-          </w:p>
-        </w:tc>
-        <w:tc>
-          <w:tcPr>
-            <w:tcW w:type="dxa" w:w="3040"/>
-            <w:shd w:fill="FFFFFF" w:color="auto" w:val="clear"/>
-            <w:tcMar>
-              <w:top w:type="dxa" w:w="60"/>
-              <w:left w:type="dxa" w:w="120"/>
-              <w:bottom w:type="dxa" w:w="60"/>
-              <w:right w:type="dxa" w:w="120"/>
-            </w:tcMar>
-            <w:vAlign w:val="top"/>
-          </w:tcPr>
-          <w:p>
-            <w:pPr>
-              <w:spacing w:after="40" w:before="0"/>
-              <w:jc w:val="left"/>
-            </w:pPr>
-            <w:r>
-              <w:rPr>
-                <w:rFonts w:ascii="Arial" w:cs="Arial" w:eastAsia="Arial" w:hAnsi="Arial"/>
-                <w:b w:val="false"/>
-                <w:bCs w:val="false"/>
-                <w:i w:val="false"/>
-                <w:iCs w:val="false"/>
-                <w:color w:val="000000"/>
-                <w:sz w:val="18"/>
-                <w:szCs w:val="18"/>
-              </w:rPr>
-              <w:t xml:space="preserve">ACTIVITY A — Syringe Hydraulic Model (15 min): Groups of 4 receive: two plastic syringes of different sizes (e.g., 5 ml and 20 ml), ~40 cm of flexible plastic tubing, coloured water (maji ya rangi), a small 200 g mass (or a stone of known mass), and a data table. Groups fill the system with coloured water (no air bubbles), connect syringe to syringe, and mount the large syringe vertically. They place the 200 g mass on the large syringe plunger, then push the small syringe plunger with one finger. They observe: (i) does the large plunger rise? (ii) does it lift the mass? (iii) how far does the small plunger move compared to the large plunger? They record qualitative observations and measure the force required (using a spring balance on the small plunger) vs the weight lifted (mg of the mass). ACTIVITY B — Video Anchor (7 min): Teacher plays a 4-minute clip of a hydraulic car lift in a Nairobi garage (or a Mumias sugar-cane hydraulic press). Learners complete a structured viewing guide: 'What fluid is used? Where is pressure applied? Where does the output force act? What would happen if there were a leak — connect this to the jerrycan.'</w:t>
-            </w:r>
-          </w:p>
-        </w:tc>
-        <w:tc>
-          <w:tcPr>
-            <w:tcW w:type="dxa" w:w="3040"/>
-            <w:shd w:fill="F2F2F2" w:color="auto" w:val="clear"/>
-            <w:tcMar>
-              <w:top w:type="dxa" w:w="60"/>
-              <w:left w:type="dxa" w:w="120"/>
-              <w:bottom w:type="dxa" w:w="60"/>
-              <w:right w:type="dxa" w:w="120"/>
-            </w:tcMar>
-            <w:vAlign w:val="top"/>
-          </w:tcPr>
-          <w:p>
-            <w:pPr>
-              <w:spacing w:after="40" w:before="0"/>
-              <w:jc w:val="left"/>
-            </w:pPr>
-            <w:r>
-              <w:rPr>
-                <w:rFonts w:ascii="Arial" w:cs="Arial" w:eastAsia="Arial" w:hAnsi="Arial"/>
-                <w:b w:val="false"/>
-                <w:bCs w:val="false"/>
-                <w:i w:val="false"/>
-                <w:iCs w:val="false"/>
-                <w:color w:val="000000"/>
-                <w:sz w:val="18"/>
-                <w:szCs w:val="18"/>
-              </w:rPr>
-              <w:t xml:space="preserve">Before Activity A, say: 'Your job is not just to make it work — your job is to NOTICE what surprises you and write it down.' Circulate every 90 seconds. At the 5-minute mark, stop all groups and ask: 'Raise your hand if the large plunger moved — now keep your hand up if it surprised you HOW MUCH it moved.' [Count hands aloud.] Ask one surprised group: 'Describe what you saw in one sentence using the word PRESSURE.' [WAIT 10 seconds.] For groups struggling with air bubbles, say: 'Air is compressible — water is not. What does that tell you about why we use water in this system?' Before Activity B, say: 'Watch this mechanic in Industrial Area, Nairobi. I want you to find Pascal's Principle hiding inside every move he makes.' Pause the video at the moment the lift rises and cold-call 2 learners: 'Where is the small piston and where is the large piston in what you just saw?' [WAIT 12 seconds each.]</w:t>
-            </w:r>
-          </w:p>
-        </w:tc>
-        <w:tc>
-          <w:tcPr>
-            <w:tcW w:type="dxa" w:w="3040"/>
-            <w:shd w:fill="FFFFFF" w:color="auto" w:val="clear"/>
-            <w:tcMar>
-              <w:top w:type="dxa" w:w="60"/>
-              <w:left w:type="dxa" w:w="120"/>
-              <w:bottom w:type="dxa" w:w="60"/>
-              <w:right w:type="dxa" w:w="120"/>
-            </w:tcMar>
-            <w:vAlign w:val="top"/>
-          </w:tcPr>
-          <w:p>
-            <w:pPr>
-              <w:spacing w:after="40" w:before="0"/>
-              <w:jc w:val="left"/>
-            </w:pPr>
-            <w:r>
-              <w:rPr>
-                <w:rFonts w:ascii="Arial" w:cs="Arial" w:eastAsia="Arial" w:hAnsi="Arial"/>
-                <w:b w:val="false"/>
-                <w:bCs w:val="false"/>
-                <w:i w:val="false"/>
-                <w:iCs w:val="false"/>
-                <w:color w:val="000000"/>
-                <w:sz w:val="18"/>
-                <w:szCs w:val="18"/>
-              </w:rPr>
-              <w:t xml:space="preserve">Hands-On Analogical Modelling: The syringe system is a physical analogue of all hydraulic machines. By manipulating the model themselves, learners build embodied understanding of force multiplication and pressure transmission. The structured viewing guide bridges the physical model to industrial scale, and the explicit 'connect to the jerrycan' prompt sustains storyline coherence across all seven lessons.</w:t>
-            </w:r>
-          </w:p>
-        </w:tc>
-        <w:tc>
-          <w:tcPr>
-            <w:tcW w:type="dxa" w:w="3040"/>
-            <w:shd w:fill="F2F2F2" w:color="auto" w:val="clear"/>
-            <w:tcMar>
-              <w:top w:type="dxa" w:w="60"/>
-              <w:left w:type="dxa" w:w="120"/>
-              <w:bottom w:type="dxa" w:w="60"/>
-              <w:right w:type="dxa" w:w="120"/>
-            </w:tcMar>
-            <w:vAlign w:val="top"/>
-          </w:tcPr>
-          <w:p>
-            <w:pPr>
-              <w:spacing w:after="40" w:before="0"/>
-              <w:jc w:val="left"/>
-            </w:pPr>
-            <w:r>
-              <w:rPr>
-                <w:rFonts w:ascii="Arial" w:cs="Arial" w:eastAsia="Arial" w:hAnsi="Arial"/>
-                <w:b w:val="false"/>
-                <w:bCs w:val="false"/>
-                <w:i w:val="false"/>
-                <w:iCs w:val="false"/>
-                <w:color w:val="000000"/>
-                <w:sz w:val="18"/>
-                <w:szCs w:val="18"/>
-              </w:rPr>
-              <w:t xml:space="preserve">Observable indicators: (i) Data tables show qualitative observation that small plunger depression → large plunger rise, AND quantitative observation that the force recorded on the spring balance is less than the weight lifted (force multiplication). (ii) Viewing guides contain the words 'pressure transmitted' and a coherent jerrycan connection. Teacher listens for groups saying 'the fluid pushed everywhere equally' — this is the target language of Pascal's Principle emerging organically before formal instruction.</w:t>
-            </w:r>
-          </w:p>
-        </w:tc>
-      </w:tr>
-      <w:tr>
-        <w:tc>
-          <w:tcPr>
-            <w:tcW w:type="dxa" w:w="1520"/>
-            <w:shd w:fill="E2EFDA" w:color="auto" w:val="clear"/>
-            <w:tcMar>
-              <w:top w:type="dxa" w:w="60"/>
-              <w:left w:type="dxa" w:w="120"/>
-              <w:bottom w:type="dxa" w:w="60"/>
-              <w:right w:type="dxa" w:w="120"/>
-            </w:tcMar>
-            <w:vAlign w:val="top"/>
-          </w:tcPr>
-          <w:p>
-            <w:pPr>
-              <w:spacing w:after="40" w:before="0"/>
-              <w:jc w:val="left"/>
-            </w:pPr>
-            <w:r>
-              <w:rPr>
-                <w:rFonts w:ascii="Arial" w:cs="Arial" w:eastAsia="Arial" w:hAnsi="Arial"/>
-                <w:b/>
-                <w:bCs/>
-                <w:i w:val="false"/>
-                <w:iCs w:val="false"/>
-                <w:color w:val="000000"/>
-                <w:sz w:val="18"/>
-                <w:szCs w:val="18"/>
-              </w:rPr>
-              <w:t xml:space="preserve">Explain Phase</w:t>
-            </w:r>
-          </w:p>
-          <w:p>
-            <w:pPr>
-              <w:spacing w:after="20" w:before="0"/>
-            </w:pPr>
-            <w:r>
-              <w:rPr>
-                <w:rFonts w:ascii="Arial" w:cs="Arial" w:eastAsia="Arial" w:hAnsi="Arial"/>
-                <w:b/>
-                <w:bCs/>
-                <w:color w:val="1F3864"/>
-                <w:sz w:val="16"/>
-                <w:szCs w:val="16"/>
-              </w:rPr>
-              <w:t xml:space="preserve">📹 VIDEO:</w:t>
-            </w:r>
-          </w:p>
-          <w:p>
-            <w:pPr>
-              <w:spacing w:after="20" w:before="0"/>
-            </w:pPr>
-            <w:hyperlink w:history="1" r:id="rIdwl1ibq7x4e5a5x3vxmxel">
-              <w:r>
-                <w:rPr>
-                  <w:rFonts w:ascii="Arial" w:cs="Arial" w:eastAsia="Arial" w:hAnsi="Arial"/>
-                  <w:color w:val="2E75B6"/>
-                  <w:sz w:val="16"/>
-                  <w:szCs w:val="16"/>
-                  <w:u w:val="single" w:color="2E75B6"/>
-                </w:rPr>
-                <w:t xml:space="preserve">Pressure and Pascal's principle (part 2) -dubbed(KY)</w:t>
-              </w:r>
-            </w:hyperlink>
-          </w:p>
-          <w:p>
-            <w:pPr>
-              <w:spacing w:after="10" w:before="0"/>
-              <w:ind w:left="120"/>
-            </w:pPr>
-            <w:r>
-              <w:rPr>
-                <w:rFonts w:ascii="Arial" w:cs="Arial" w:eastAsia="Arial" w:hAnsi="Arial"/>
-                <w:color w:val="595959"/>
-                <w:sz w:val="14"/>
-                <w:szCs w:val="14"/>
-              </w:rPr>
-              <w:t xml:space="preserve">Source: Khan Academy (Kiswahili)</w:t>
-            </w:r>
-          </w:p>
-          <w:p>
-            <w:pPr>
-              <w:spacing w:after="10" w:before="0"/>
-              <w:ind w:left="120"/>
-            </w:pPr>
-            <w:hyperlink w:history="1" r:id="rIdjhudmxrvhzdgbmtuv8ua3">
-              <w:r>
-                <w:rPr>
-                  <w:rFonts w:ascii="Arial" w:cs="Arial" w:eastAsia="Arial" w:hAnsi="Arial"/>
-                  <w:color w:val="595959"/>
-                  <w:sz w:val="14"/>
-                  <w:szCs w:val="14"/>
-                  <w:u w:val="single" w:color="595959"/>
-                </w:rPr>
-                <w:t xml:space="preserve">🔍 Search ARES for similar videos</w:t>
-              </w:r>
-            </w:hyperlink>
-          </w:p>
-          <w:p>
-            <w:pPr>
-              <w:spacing w:after="40" w:before="0"/>
-            </w:pPr>
-            <w:r>
-              <w:rPr>
-                <w:sz w:val="14"/>
-                <w:szCs w:val="14"/>
-              </w:rPr>
-              <w:t xml:space="preserve"/>
-            </w:r>
-          </w:p>
-          <w:p>
-            <w:pPr>
-              <w:spacing w:after="20" w:before="0"/>
-            </w:pPr>
-            <w:r>
-              <w:rPr>
-                <w:rFonts w:ascii="Arial" w:cs="Arial" w:eastAsia="Arial" w:hAnsi="Arial"/>
-                <w:b/>
-                <w:bCs/>
-                <w:color w:val="1F3864"/>
-                <w:sz w:val="16"/>
-                <w:szCs w:val="16"/>
-              </w:rPr>
-              <w:t xml:space="preserve">📖 HTML:</w:t>
-            </w:r>
-          </w:p>
-          <w:p>
-            <w:pPr>
-              <w:spacing w:after="20" w:before="0"/>
-            </w:pPr>
-            <w:hyperlink w:history="1" r:id="rId0dzxkwy5q2lf354e85zfo">
-              <w:r>
-                <w:rPr>
-                  <w:rFonts w:ascii="Arial" w:cs="Arial" w:eastAsia="Arial" w:hAnsi="Arial"/>
-                  <w:color w:val="2E75B6"/>
-                  <w:sz w:val="16"/>
-                  <w:szCs w:val="16"/>
-                  <w:u w:val="single" w:color="2E75B6"/>
-                </w:rPr>
-                <w:t xml:space="preserve">Pascal's Principle (Flexbook)</w:t>
-              </w:r>
-            </w:hyperlink>
-          </w:p>
-          <w:p>
-            <w:pPr>
-              <w:spacing w:after="10" w:before="0"/>
-              <w:ind w:left="120"/>
-            </w:pPr>
-            <w:r>
-              <w:rPr>
-                <w:rFonts w:ascii="Arial" w:cs="Arial" w:eastAsia="Arial" w:hAnsi="Arial"/>
-                <w:color w:val="595959"/>
-                <w:sz w:val="14"/>
-                <w:szCs w:val="14"/>
-              </w:rPr>
-              <w:t xml:space="preserve">Source: CK-12</w:t>
-            </w:r>
-          </w:p>
-          <w:p>
-            <w:pPr>
-              <w:spacing w:after="10" w:before="0"/>
-              <w:ind w:left="120"/>
-            </w:pPr>
-            <w:hyperlink w:history="1" r:id="rIdkzjk7icmzkowparyveqvn">
-              <w:r>
-                <w:rPr>
-                  <w:rFonts w:ascii="Arial" w:cs="Arial" w:eastAsia="Arial" w:hAnsi="Arial"/>
-                  <w:color w:val="595959"/>
-                  <w:sz w:val="14"/>
-                  <w:szCs w:val="14"/>
-                  <w:u w:val="single" w:color="595959"/>
-                </w:rPr>
-                <w:t xml:space="preserve">🔍 Search ARES for similar readings</w:t>
-              </w:r>
-            </w:hyperlink>
-          </w:p>
-        </w:tc>
-        <w:tc>
-          <w:tcPr>
-            <w:tcW w:type="dxa" w:w="3040"/>
-            <w:shd w:fill="FFFFFF" w:color="auto" w:val="clear"/>
-            <w:tcMar>
-              <w:top w:type="dxa" w:w="60"/>
-              <w:left w:type="dxa" w:w="120"/>
-              <w:bottom w:type="dxa" w:w="60"/>
-              <w:right w:type="dxa" w:w="120"/>
-            </w:tcMar>
-            <w:vAlign w:val="top"/>
-          </w:tcPr>
-          <w:p>
-            <w:pPr>
-              <w:spacing w:after="40" w:before="0"/>
-              <w:jc w:val="left"/>
-            </w:pPr>
-            <w:r>
-              <w:rPr>
-                <w:rFonts w:ascii="Arial" w:cs="Arial" w:eastAsia="Arial" w:hAnsi="Arial"/>
-                <w:b w:val="false"/>
-                <w:bCs w:val="false"/>
-                <w:i w:val="false"/>
-                <w:iCs w:val="false"/>
-                <w:color w:val="000000"/>
-                <w:sz w:val="18"/>
-                <w:szCs w:val="18"/>
-              </w:rPr>
-              <w:t xml:space="preserve">PART A — Formalising Pascal's Principle (8 min): Teacher leads a class discussion to name and state Pascal's Principle verbatim: 'Pressure applied to a confined fluid is transmitted undiminished in all directions throughout the fluid.' Learners write this in their notebooks and immediately annotate their syringe diagram with arrows showing equal pressure transmission in all directions. PART B — Deriving the Hydraulic Equation (7 min): Teacher guides derivation: Since P₁ = P₂, then F₁/A₁ = F₂/A₂, therefore F₂ = F₁ × (A₂/A₁). Learners work through two Kenya-context problems: (i) A mechanic in Mombasa's Changamwe garage uses a hydraulic lift. The small piston has area 0.005 m². He applies 500 N. The large piston has area 0.1 m². What force lifts the car? (ii) A Mumias sugar-cane press applies 200 N on a 0.002 m² piston. What force acts on the 0.05 m² pressing plate? PART C — Reconnecting to the Jerrycan (7 min): Teacher facilitates a class discussion using the prompt: 'The atmosphere is the ultimate hydraulic system. When we removed air from the jerrycan, we removed the internal fluid pressure. The external atmospheric pressure — transmitted equally in ALL directions — had no equal and opposite pressure to balance it. Pascal's Principle tells us that pressure is transmitted undiminished — so every square centimetre of the jerrycan wall received the full 101,325 Pa of atmospheric pressure simultaneously. The jerrycan did not stand a chance.' Learners write a 3-sentence explanation in their own words.</w:t>
-            </w:r>
-          </w:p>
-        </w:tc>
-        <w:tc>
-          <w:tcPr>
-            <w:tcW w:type="dxa" w:w="3040"/>
-            <w:shd w:fill="F2F2F2" w:color="auto" w:val="clear"/>
-            <w:tcMar>
-              <w:top w:type="dxa" w:w="60"/>
-              <w:left w:type="dxa" w:w="120"/>
-              <w:bottom w:type="dxa" w:w="60"/>
-              <w:right w:type="dxa" w:w="120"/>
-            </w:tcMar>
-            <w:vAlign w:val="top"/>
-          </w:tcPr>
-          <w:p>
-            <w:pPr>
-              <w:spacing w:after="40" w:before="0"/>
-              <w:jc w:val="left"/>
-            </w:pPr>
-            <w:r>
-              <w:rPr>
-                <w:rFonts w:ascii="Arial" w:cs="Arial" w:eastAsia="Arial" w:hAnsi="Arial"/>
-                <w:b w:val="false"/>
-                <w:bCs w:val="false"/>
-                <w:i w:val="false"/>
-                <w:iCs w:val="false"/>
-                <w:color w:val="000000"/>
-                <w:sz w:val="18"/>
-                <w:szCs w:val="18"/>
-              </w:rPr>
-              <w:t xml:space="preserve">For Part A, write Pascal's Principle on the board and say: 'Say it with me.' [Class reads aloud once.] Then say: 'Now close your book and say it to your partner.' [WAIT 20 seconds.] Cold-call 1 learner to say it from memory. For Part B, work the Mombasa problem on the board step by step, narrating each algebraic step. Then say: 'The Mumias problem is yours — you have 4 minutes, working individually, silent.' [WAIT full 4 minutes. Circulate and note errors.] Cold-call 2 learners to write their working on the board. Say to the class: 'If your answer matches, put a tick. If it does not, write one question you have.' For Part C, say: 'I want you to imagine you ARE the jerrycan wall — you are one square centimetre of plastic. Describe your experience using Pascal's Principle.' [WAIT 12 seconds.] Cold-call 3 learners. Listen for the phrase 'undiminished in all directions'. If absent, probe: 'Did the pressure act on just one side of the jerrycan or on every side equally — what does Pascal tell us?'</w:t>
-            </w:r>
-          </w:p>
-        </w:tc>
-        <w:tc>
-          <w:tcPr>
-            <w:tcW w:type="dxa" w:w="3040"/>
-            <w:shd w:fill="FFFFFF" w:color="auto" w:val="clear"/>
-            <w:tcMar>
-              <w:top w:type="dxa" w:w="60"/>
-              <w:left w:type="dxa" w:w="120"/>
-              <w:bottom w:type="dxa" w:w="60"/>
-              <w:right w:type="dxa" w:w="120"/>
-            </w:tcMar>
-            <w:vAlign w:val="top"/>
-          </w:tcPr>
-          <w:p>
-            <w:pPr>
-              <w:spacing w:after="40" w:before="0"/>
-              <w:jc w:val="left"/>
-            </w:pPr>
-            <w:r>
-              <w:rPr>
-                <w:rFonts w:ascii="Arial" w:cs="Arial" w:eastAsia="Arial" w:hAnsi="Arial"/>
-                <w:b w:val="false"/>
-                <w:bCs w:val="false"/>
-                <w:i w:val="false"/>
-                <w:iCs w:val="false"/>
-                <w:color w:val="000000"/>
-                <w:sz w:val="18"/>
-                <w:szCs w:val="18"/>
-              </w:rPr>
-              <w:t xml:space="preserve">Derivation + Contextualised Problem Solving + Analogical Narrative: The derivation from first principles (P₁ = P₂) connects the new equation to the pressure definition learners already hold. Kenya-context problems (Changamwe, Mumias) make the mathematics feel purposeful. The 'You ARE the jerrycan wall' narrative is a perspective-taking strategy that forces learners to apply Pascal's Principle from inside the phenomenon, deepening conceptual ownership.</w:t>
-            </w:r>
-          </w:p>
-        </w:tc>
-        <w:tc>
-          <w:tcPr>
-            <w:tcW w:type="dxa" w:w="3040"/>
-            <w:shd w:fill="F2F2F2" w:color="auto" w:val="clear"/>
-            <w:tcMar>
-              <w:top w:type="dxa" w:w="60"/>
-              <w:left w:type="dxa" w:w="120"/>
-              <w:bottom w:type="dxa" w:w="60"/>
-              <w:right w:type="dxa" w:w="120"/>
-            </w:tcMar>
-            <w:vAlign w:val="top"/>
-          </w:tcPr>
-          <w:p>
-            <w:pPr>
-              <w:spacing w:after="40" w:before="0"/>
-              <w:jc w:val="left"/>
-            </w:pPr>
-            <w:r>
-              <w:rPr>
-                <w:rFonts w:ascii="Arial" w:cs="Arial" w:eastAsia="Arial" w:hAnsi="Arial"/>
-                <w:b w:val="false"/>
-                <w:bCs w:val="false"/>
-                <w:i w:val="false"/>
-                <w:iCs w:val="false"/>
-                <w:color w:val="000000"/>
-                <w:sz w:val="18"/>
-                <w:szCs w:val="18"/>
-              </w:rPr>
-              <w:t xml:space="preserve">Observable indicators: (i) Correct numerical answers to both problems — target: F = 10,000 N (Mombasa) and F = 5,000 N (Mumias). (ii) Three-sentence jerrycan explanations must contain: Pascal's Principle by name, 'undiminished', and a reference to equal external vs internal pressure. Teacher collects 6 randomly selected notebooks at the end of Part C and checks for these three elements before Phase 4 begins.</w:t>
-            </w:r>
-          </w:p>
-        </w:tc>
-      </w:tr>
-      <w:tr>
-        <w:tc>
-          <w:tcPr>
-            <w:tcW w:type="dxa" w:w="1520"/>
-            <w:shd w:fill="FCE4D6" w:color="auto" w:val="clear"/>
-            <w:tcMar>
-              <w:top w:type="dxa" w:w="60"/>
-              <w:left w:type="dxa" w:w="120"/>
-              <w:bottom w:type="dxa" w:w="60"/>
-              <w:right w:type="dxa" w:w="120"/>
-            </w:tcMar>
-            <w:vAlign w:val="top"/>
-          </w:tcPr>
-          <w:p>
-            <w:pPr>
-              <w:spacing w:after="40" w:before="0"/>
-              <w:jc w:val="left"/>
-            </w:pPr>
-            <w:r>
-              <w:rPr>
-                <w:rFonts w:ascii="Arial" w:cs="Arial" w:eastAsia="Arial" w:hAnsi="Arial"/>
-                <w:b/>
-                <w:bCs/>
-                <w:i w:val="false"/>
-                <w:iCs w:val="false"/>
-                <w:color w:val="000000"/>
-                <w:sz w:val="18"/>
-                <w:szCs w:val="18"/>
-              </w:rPr>
-              <w:t xml:space="preserve">Driving Question Board (DQB) Creation</w:t>
-            </w:r>
-          </w:p>
-          <w:p>
-            <w:pPr>
-              <w:spacing w:after="20" w:before="0"/>
-            </w:pPr>
-            <w:r>
-              <w:rPr>
-                <w:rFonts w:ascii="Arial" w:cs="Arial" w:eastAsia="Arial" w:hAnsi="Arial"/>
-                <w:b/>
-                <w:bCs/>
-                <w:color w:val="1F3864"/>
-                <w:sz w:val="16"/>
-                <w:szCs w:val="16"/>
-              </w:rPr>
-              <w:t xml:space="preserve">📹 VIDEO:</w:t>
-            </w:r>
-          </w:p>
-          <w:p>
-            <w:pPr>
-              <w:spacing w:after="20" w:before="0"/>
-            </w:pPr>
-            <w:hyperlink w:history="1" r:id="rIdvahwdu57gm8f46egsozsa">
-              <w:r>
-                <w:rPr>
-                  <w:rFonts w:ascii="Arial" w:cs="Arial" w:eastAsia="Arial" w:hAnsi="Arial"/>
-                  <w:color w:val="2E75B6"/>
-                  <w:sz w:val="16"/>
-                  <w:szCs w:val="16"/>
-                  <w:u w:val="single" w:color="2E75B6"/>
-                </w:rPr>
-                <w:t xml:space="preserve">Pressure and Pascal's principle (part 2)</w:t>
-              </w:r>
-            </w:hyperlink>
-          </w:p>
-          <w:p>
-            <w:pPr>
-              <w:spacing w:after="10" w:before="0"/>
-              <w:ind w:left="120"/>
-            </w:pPr>
-            <w:r>
-              <w:rPr>
-                <w:rFonts w:ascii="Arial" w:cs="Arial" w:eastAsia="Arial" w:hAnsi="Arial"/>
-                <w:color w:val="595959"/>
-                <w:sz w:val="14"/>
-                <w:szCs w:val="14"/>
-              </w:rPr>
-              <w:t xml:space="preserve">Source: Khan Academy (English - US curriculum)</w:t>
-            </w:r>
-          </w:p>
-          <w:p>
-            <w:pPr>
-              <w:spacing w:after="10" w:before="0"/>
-              <w:ind w:left="120"/>
-            </w:pPr>
-            <w:hyperlink w:history="1" r:id="rIdjb1mevjwah3wqx-6t8ft0">
-              <w:r>
-                <w:rPr>
-                  <w:rFonts w:ascii="Arial" w:cs="Arial" w:eastAsia="Arial" w:hAnsi="Arial"/>
-                  <w:color w:val="595959"/>
-                  <w:sz w:val="14"/>
-                  <w:szCs w:val="14"/>
-                  <w:u w:val="single" w:color="595959"/>
-                </w:rPr>
-                <w:t xml:space="preserve">🔍 Search ARES for similar videos</w:t>
-              </w:r>
-            </w:hyperlink>
-          </w:p>
-          <w:p>
-            <w:pPr>
-              <w:spacing w:after="40" w:before="0"/>
-            </w:pPr>
-            <w:r>
-              <w:rPr>
-                <w:sz w:val="14"/>
-                <w:szCs w:val="14"/>
-              </w:rPr>
-              <w:t xml:space="preserve"/>
-            </w:r>
-          </w:p>
-          <w:p>
-            <w:pPr>
-              <w:spacing w:after="20" w:before="0"/>
-            </w:pPr>
-            <w:r>
-              <w:rPr>
-                <w:rFonts w:ascii="Arial" w:cs="Arial" w:eastAsia="Arial" w:hAnsi="Arial"/>
-                <w:b/>
-                <w:bCs/>
-                <w:color w:val="1F3864"/>
-                <w:sz w:val="16"/>
-                <w:szCs w:val="16"/>
-              </w:rPr>
-              <w:t xml:space="preserve">📖 HTML:</w:t>
-            </w:r>
-          </w:p>
-          <w:p>
-            <w:pPr>
-              <w:spacing w:after="20" w:before="0"/>
-            </w:pPr>
-            <w:hyperlink w:history="1" r:id="rIday_n_do0jsai4vh0mn0gd">
-              <w:r>
-                <w:rPr>
-                  <w:rFonts w:ascii="Arial" w:cs="Arial" w:eastAsia="Arial" w:hAnsi="Arial"/>
-                  <w:color w:val="2E75B6"/>
-                  <w:sz w:val="16"/>
-                  <w:szCs w:val="16"/>
-                  <w:u w:val="single" w:color="2E75B6"/>
-                </w:rPr>
-                <w:t xml:space="preserve">Pascal's Principle (Flexbook)</w:t>
-              </w:r>
-            </w:hyperlink>
-          </w:p>
-          <w:p>
-            <w:pPr>
-              <w:spacing w:after="10" w:before="0"/>
-              <w:ind w:left="120"/>
-            </w:pPr>
-            <w:r>
-              <w:rPr>
-                <w:rFonts w:ascii="Arial" w:cs="Arial" w:eastAsia="Arial" w:hAnsi="Arial"/>
-                <w:color w:val="595959"/>
-                <w:sz w:val="14"/>
-                <w:szCs w:val="14"/>
-              </w:rPr>
-              <w:t xml:space="preserve">Source: CK-12</w:t>
-            </w:r>
-          </w:p>
-          <w:p>
-            <w:pPr>
-              <w:spacing w:after="10" w:before="0"/>
-              <w:ind w:left="120"/>
-            </w:pPr>
-            <w:hyperlink w:history="1" r:id="rIdpavntsi3lmgeltcjpvcnx">
-              <w:r>
-                <w:rPr>
-                  <w:rFonts w:ascii="Arial" w:cs="Arial" w:eastAsia="Arial" w:hAnsi="Arial"/>
-                  <w:color w:val="595959"/>
-                  <w:sz w:val="14"/>
-                  <w:szCs w:val="14"/>
-                  <w:u w:val="single" w:color="595959"/>
-                </w:rPr>
-                <w:t xml:space="preserve">🔍 Search ARES for similar readings</w:t>
-              </w:r>
-            </w:hyperlink>
-          </w:p>
-        </w:tc>
-        <w:tc>
-          <w:tcPr>
-            <w:tcW w:type="dxa" w:w="3040"/>
-            <w:shd w:fill="FFFFFF" w:color="auto" w:val="clear"/>
-            <w:tcMar>
-              <w:top w:type="dxa" w:w="60"/>
-              <w:left w:type="dxa" w:w="120"/>
-              <w:bottom w:type="dxa" w:w="60"/>
-              <w:right w:type="dxa" w:w="120"/>
-            </w:tcMar>
-            <w:vAlign w:val="top"/>
-          </w:tcPr>
-          <w:p>
-            <w:pPr>
-              <w:spacing w:after="40" w:before="0"/>
-              <w:jc w:val="left"/>
-            </w:pPr>
-            <w:r>
-              <w:rPr>
-                <w:rFonts w:ascii="Arial" w:cs="Arial" w:eastAsia="Arial" w:hAnsi="Arial"/>
-                <w:b w:val="false"/>
-                <w:bCs w:val="false"/>
-                <w:i w:val="false"/>
-                <w:iCs w:val="false"/>
-                <w:color w:val="000000"/>
-                <w:sz w:val="18"/>
-                <w:szCs w:val="18"/>
-              </w:rPr>
-              <w:t xml:space="preserve">Each group receives three colour-coded cards: GREEN ('We now know...'), ORANGE ('This changes our earlier idea that...'), RED ('We still wonder...'). Groups spend 4 minutes writing one card of each colour, then post them on the class Driving Question Board in the 'Lesson 7 — Pascal's Principle' column. A gallery walk (3 minutes) lets all learners read other groups' cards. Each learner then individually writes one sentence on a sticky note beginning: 'Pascal's Principle helps explain the jerrycan because...' and posts it on the board. Teacher reads 4–5 sticky notes aloud, pausing after each to let the class affirm, challenge, or extend.</w:t>
-            </w:r>
-          </w:p>
-        </w:tc>
-        <w:tc>
-          <w:tcPr>
-            <w:tcW w:type="dxa" w:w="3040"/>
-            <w:shd w:fill="F2F2F2" w:color="auto" w:val="clear"/>
-            <w:tcMar>
-              <w:top w:type="dxa" w:w="60"/>
-              <w:left w:type="dxa" w:w="120"/>
-              <w:bottom w:type="dxa" w:w="60"/>
-              <w:right w:type="dxa" w:w="120"/>
-            </w:tcMar>
-            <w:vAlign w:val="top"/>
-          </w:tcPr>
-          <w:p>
-            <w:pPr>
-              <w:spacing w:after="40" w:before="0"/>
-              <w:jc w:val="left"/>
-            </w:pPr>
-            <w:r>
-              <w:rPr>
-                <w:rFonts w:ascii="Arial" w:cs="Arial" w:eastAsia="Arial" w:hAnsi="Arial"/>
-                <w:b w:val="false"/>
-                <w:bCs w:val="false"/>
-                <w:i w:val="false"/>
-                <w:iCs w:val="false"/>
-                <w:color w:val="000000"/>
-                <w:sz w:val="18"/>
-                <w:szCs w:val="18"/>
-              </w:rPr>
-              <w:t xml:space="preserve">Say: 'Our Driving Question Board is a living record of our growing understanding. Seven lessons ago, none of us could explain the jerrycan. Look at how far we have come.' Point to the board's progression from Lesson 1 to Lesson 7. Distribute colour-coded cards and say: 'GREEN is for certainty, ORANGE is for revision, RED is for honest confusion. All three are equally valuable in science.' During the gallery walk, say: 'Read silently. Do not talk yet.' [WAIT the full 3 minutes.] After reading sticky notes aloud, ask the class: 'Which of these sticky notes do you think is the strongest scientific explanation — and why?' Cold-call 2 learners. [WAIT 12 seconds each.] Say: 'We have two lessons left. What does our RED column tell us we must still explain?'</w:t>
-            </w:r>
-          </w:p>
-        </w:tc>
-        <w:tc>
-          <w:tcPr>
-            <w:tcW w:type="dxa" w:w="3040"/>
-            <w:shd w:fill="FFFFFF" w:color="auto" w:val="clear"/>
-            <w:tcMar>
-              <w:top w:type="dxa" w:w="60"/>
-              <w:left w:type="dxa" w:w="120"/>
-              <w:bottom w:type="dxa" w:w="60"/>
-              <w:right w:type="dxa" w:w="120"/>
-            </w:tcMar>
-            <w:vAlign w:val="top"/>
-          </w:tcPr>
-          <w:p>
-            <w:pPr>
-              <w:spacing w:after="40" w:before="0"/>
-              <w:jc w:val="left"/>
-            </w:pPr>
-            <w:r>
-              <w:rPr>
-                <w:rFonts w:ascii="Arial" w:cs="Arial" w:eastAsia="Arial" w:hAnsi="Arial"/>
-                <w:b w:val="false"/>
-                <w:bCs w:val="false"/>
-                <w:i w:val="false"/>
-                <w:iCs w:val="false"/>
-                <w:color w:val="000000"/>
-                <w:sz w:val="18"/>
-                <w:szCs w:val="18"/>
-              </w:rPr>
-              <w:t xml:space="preserve">Driving Question Board — Cumulative Storyline Tracking: The DQB makes the learning progression visible and public. Colour-coding forces metacognitive sorting (certainty vs revision vs open questions), and the gallery walk builds scientific community norms. The sticky-note sentence starter ('Pascal's Principle helps explain the jerrycan because...') requires learners to synthesise new knowledge with the anchoring phenomenon, maintaining storyline coherence.</w:t>
-            </w:r>
-          </w:p>
-        </w:tc>
-        <w:tc>
-          <w:tcPr>
-            <w:tcW w:type="dxa" w:w="3040"/>
-            <w:shd w:fill="F2F2F2" w:color="auto" w:val="clear"/>
-            <w:tcMar>
-              <w:top w:type="dxa" w:w="60"/>
-              <w:left w:type="dxa" w:w="120"/>
-              <w:bottom w:type="dxa" w:w="60"/>
-              <w:right w:type="dxa" w:w="120"/>
-            </w:tcMar>
-            <w:vAlign w:val="top"/>
-          </w:tcPr>
-          <w:p>
-            <w:pPr>
-              <w:spacing w:after="40" w:before="0"/>
-              <w:jc w:val="left"/>
-            </w:pPr>
-            <w:r>
-              <w:rPr>
-                <w:rFonts w:ascii="Arial" w:cs="Arial" w:eastAsia="Arial" w:hAnsi="Arial"/>
-                <w:b w:val="false"/>
-                <w:bCs w:val="false"/>
-                <w:i w:val="false"/>
-                <w:iCs w:val="false"/>
-                <w:color w:val="000000"/>
-                <w:sz w:val="18"/>
-                <w:szCs w:val="18"/>
-              </w:rPr>
-              <w:t xml:space="preserve">Observable indicators: (i) GREEN cards contain accurate statements of Pascal's Principle and/or the hydraulic equation. (ii) ORANGE cards show genuine revision of prior ideas (e.g., 'We thought pressure only pushed down — now we know it pushes in all directions'). (iii) RED cards reveal productive remaining questions (e.g., 'How do hydraulic brakes not fail when there is a small leak?'). Teacher photographs the DQB at the end of the lesson for tracking across the unit.</w:t>
-            </w:r>
-          </w:p>
-        </w:tc>
-      </w:tr>
-      <w:tr>
-        <w:tc>
-          <w:tcPr>
-            <w:tcW w:type="dxa" w:w="1520"/>
-            <w:shd w:fill="D5E8F0" w:color="auto" w:val="clear"/>
-            <w:tcMar>
-              <w:top w:type="dxa" w:w="60"/>
-              <w:left w:type="dxa" w:w="120"/>
-              <w:bottom w:type="dxa" w:w="60"/>
-              <w:right w:type="dxa" w:w="120"/>
-            </w:tcMar>
-            <w:vAlign w:val="top"/>
-          </w:tcPr>
-          <w:p>
-            <w:pPr>
-              <w:spacing w:after="40" w:before="0"/>
-              <w:jc w:val="left"/>
-            </w:pPr>
-            <w:r>
-              <w:rPr>
-                <w:rFonts w:ascii="Arial" w:cs="Arial" w:eastAsia="Arial" w:hAnsi="Arial"/>
-                <w:b/>
-                <w:bCs/>
-                <w:i w:val="false"/>
-                <w:iCs w:val="false"/>
-                <w:color w:val="000000"/>
-                <w:sz w:val="18"/>
-                <w:szCs w:val="18"/>
-              </w:rPr>
-              <w:t xml:space="preserve">Model Building Phase</w:t>
-            </w:r>
-          </w:p>
-          <w:p>
-            <w:pPr>
-              <w:spacing w:after="20" w:before="0"/>
-            </w:pPr>
-            <w:r>
-              <w:rPr>
-                <w:rFonts w:ascii="Arial" w:cs="Arial" w:eastAsia="Arial" w:hAnsi="Arial"/>
-                <w:b/>
-                <w:bCs/>
-                <w:color w:val="1F3864"/>
-                <w:sz w:val="16"/>
-                <w:szCs w:val="16"/>
-              </w:rPr>
-              <w:t xml:space="preserve">📹 VIDEO:</w:t>
-            </w:r>
-          </w:p>
-          <w:p>
-            <w:pPr>
-              <w:spacing w:after="20" w:before="0"/>
-            </w:pPr>
-            <w:hyperlink w:history="1" r:id="rIdbov2ro4zfmr1z782s72iq">
-              <w:r>
-                <w:rPr>
-                  <w:rFonts w:ascii="Arial" w:cs="Arial" w:eastAsia="Arial" w:hAnsi="Arial"/>
-                  <w:color w:val="2E75B6"/>
-                  <w:sz w:val="16"/>
-                  <w:szCs w:val="16"/>
-                  <w:u w:val="single" w:color="2E75B6"/>
-                </w:rPr>
-                <w:t xml:space="preserve">Pressure and Pascal's principle (part 1)</w:t>
-              </w:r>
-            </w:hyperlink>
-          </w:p>
-          <w:p>
-            <w:pPr>
-              <w:spacing w:after="10" w:before="0"/>
-              <w:ind w:left="120"/>
-            </w:pPr>
-            <w:r>
-              <w:rPr>
-                <w:rFonts w:ascii="Arial" w:cs="Arial" w:eastAsia="Arial" w:hAnsi="Arial"/>
-                <w:color w:val="595959"/>
-                <w:sz w:val="14"/>
-                <w:szCs w:val="14"/>
-              </w:rPr>
-              <w:t xml:space="preserve">Source: Khan Academy (English - US curriculum)</w:t>
-            </w:r>
-          </w:p>
-          <w:p>
-            <w:pPr>
-              <w:spacing w:after="10" w:before="0"/>
-              <w:ind w:left="120"/>
-            </w:pPr>
-            <w:hyperlink w:history="1" r:id="rIdf8cuefhkdph1meemnl4wc">
-              <w:r>
-                <w:rPr>
-                  <w:rFonts w:ascii="Arial" w:cs="Arial" w:eastAsia="Arial" w:hAnsi="Arial"/>
-                  <w:color w:val="595959"/>
-                  <w:sz w:val="14"/>
-                  <w:szCs w:val="14"/>
-                  <w:u w:val="single" w:color="595959"/>
-                </w:rPr>
-                <w:t xml:space="preserve">🔍 Search ARES for similar videos</w:t>
-              </w:r>
-            </w:hyperlink>
-          </w:p>
-          <w:p>
-            <w:pPr>
-              <w:spacing w:after="40" w:before="0"/>
-            </w:pPr>
-            <w:r>
-              <w:rPr>
-                <w:sz w:val="14"/>
-                <w:szCs w:val="14"/>
-              </w:rPr>
-              <w:t xml:space="preserve"/>
-            </w:r>
-          </w:p>
-          <w:p>
-            <w:pPr>
-              <w:spacing w:after="20" w:before="0"/>
-            </w:pPr>
-            <w:r>
-              <w:rPr>
-                <w:rFonts w:ascii="Arial" w:cs="Arial" w:eastAsia="Arial" w:hAnsi="Arial"/>
-                <w:b/>
-                <w:bCs/>
-                <w:color w:val="1F3864"/>
-                <w:sz w:val="16"/>
-                <w:szCs w:val="16"/>
-              </w:rPr>
-              <w:t xml:space="preserve">📖 HTML:</w:t>
-            </w:r>
-          </w:p>
-          <w:p>
-            <w:pPr>
-              <w:spacing w:after="20" w:before="0"/>
-            </w:pPr>
-            <w:hyperlink w:history="1" r:id="rId6yzecgefsw_fvgev1o_k1">
-              <w:r>
-                <w:rPr>
-                  <w:rFonts w:ascii="Arial" w:cs="Arial" w:eastAsia="Arial" w:hAnsi="Arial"/>
-                  <w:color w:val="2E75B6"/>
-                  <w:sz w:val="16"/>
-                  <w:szCs w:val="16"/>
-                  <w:u w:val="single" w:color="2E75B6"/>
-                </w:rPr>
-                <w:t xml:space="preserve">Pascal's Principle (Flexbook)</w:t>
-              </w:r>
-            </w:hyperlink>
-          </w:p>
-          <w:p>
-            <w:pPr>
-              <w:spacing w:after="10" w:before="0"/>
-              <w:ind w:left="120"/>
-            </w:pPr>
-            <w:r>
-              <w:rPr>
-                <w:rFonts w:ascii="Arial" w:cs="Arial" w:eastAsia="Arial" w:hAnsi="Arial"/>
-                <w:color w:val="595959"/>
-                <w:sz w:val="14"/>
-                <w:szCs w:val="14"/>
-              </w:rPr>
-              <w:t xml:space="preserve">Source: CK-12</w:t>
-            </w:r>
-          </w:p>
-          <w:p>
-            <w:pPr>
-              <w:spacing w:after="10" w:before="0"/>
-              <w:ind w:left="120"/>
-            </w:pPr>
-            <w:hyperlink w:history="1" r:id="rIdsp_bpf0bmiammftwkjb9j">
+            <w:hyperlink w:history="1" r:id="rIdbv6bieuh5mp_z1oowgrrt">
               <w:r>
                 <w:rPr>
                   <w:rFonts w:ascii="Arial" w:cs="Arial" w:eastAsia="Arial" w:hAnsi="Arial"/>
@@ -23398,7 +23398,7 @@
             <w:pPr>
               <w:spacing w:after="20" w:before="0"/>
             </w:pPr>
-            <w:hyperlink w:history="1" r:id="rIddj-lmemlovn77eu8atdrj">
+            <w:hyperlink w:history="1" r:id="rIdsqgwlffffh3orfcysorb7">
               <w:r>
                 <w:rPr>
                   <w:rFonts w:ascii="Arial" w:cs="Arial" w:eastAsia="Arial" w:hAnsi="Arial"/>
@@ -23431,7 +23431,7 @@
               <w:spacing w:after="10" w:before="0"/>
               <w:ind w:left="120"/>
             </w:pPr>
-            <w:hyperlink w:history="1" r:id="rIdtxrmdinqktlxmglu2fbrf">
+            <w:hyperlink w:history="1" r:id="rId-mvmbclwchvx84awj-jwe">
               <w:r>
                 <w:rPr>
                   <w:rFonts w:ascii="Arial" w:cs="Arial" w:eastAsia="Arial" w:hAnsi="Arial"/>
@@ -23476,7 +23476,7 @@
             <w:pPr>
               <w:spacing w:after="20" w:before="0"/>
             </w:pPr>
-            <w:hyperlink w:history="1" r:id="rIdyjcmqv1m2x_lke77meyxr">
+            <w:hyperlink w:history="1" r:id="rIdfzk9vnj8oolcxy1rp8csy">
               <w:r>
                 <w:rPr>
                   <w:rFonts w:ascii="Arial" w:cs="Arial" w:eastAsia="Arial" w:hAnsi="Arial"/>
@@ -23509,7 +23509,7 @@
               <w:spacing w:after="10" w:before="0"/>
               <w:ind w:left="120"/>
             </w:pPr>
-            <w:hyperlink w:history="1" r:id="rId0kse03apg0-cg5uban_oe">
+            <w:hyperlink w:history="1" r:id="rIdbqhi56zppkjhp5ltfpv6r">
               <w:r>
                 <w:rPr>
                   <w:rFonts w:ascii="Arial" w:cs="Arial" w:eastAsia="Arial" w:hAnsi="Arial"/>
@@ -23704,7 +23704,7 @@
             <w:pPr>
               <w:spacing w:after="20" w:before="0"/>
             </w:pPr>
-            <w:hyperlink w:history="1" r:id="rIdhkbt_0jnfeamkcgqw_swq">
+            <w:hyperlink w:history="1" r:id="rIdtt9a2vmntqixhggy1_o10">
               <w:r>
                 <w:rPr>
                   <w:rFonts w:ascii="Arial" w:cs="Arial" w:eastAsia="Arial" w:hAnsi="Arial"/>
@@ -23737,7 +23737,7 @@
               <w:spacing w:after="10" w:before="0"/>
               <w:ind w:left="120"/>
             </w:pPr>
-            <w:hyperlink w:history="1" r:id="rId2smtcdluckmtfxk6o46ik">
+            <w:hyperlink w:history="1" r:id="rIdvqzx7dk5dqa2aqpfpfpiq">
               <w:r>
                 <w:rPr>
                   <w:rFonts w:ascii="Arial" w:cs="Arial" w:eastAsia="Arial" w:hAnsi="Arial"/>
@@ -23782,7 +23782,7 @@
             <w:pPr>
               <w:spacing w:after="20" w:before="0"/>
             </w:pPr>
-            <w:hyperlink w:history="1" r:id="rIdzvx7czo7jlfzw6b7rpktw">
+            <w:hyperlink w:history="1" r:id="rIdzmlc8dpxpsngvbuyuqndi">
               <w:r>
                 <w:rPr>
                   <w:rFonts w:ascii="Arial" w:cs="Arial" w:eastAsia="Arial" w:hAnsi="Arial"/>
@@ -23815,7 +23815,7 @@
               <w:spacing w:after="10" w:before="0"/>
               <w:ind w:left="120"/>
             </w:pPr>
-            <w:hyperlink w:history="1" r:id="rIdd6r9wxugldg44aaveqovm">
+            <w:hyperlink w:history="1" r:id="rId7rkrwwrruztcwjzgzlvx0">
               <w:r>
                 <w:rPr>
                   <w:rFonts w:ascii="Arial" w:cs="Arial" w:eastAsia="Arial" w:hAnsi="Arial"/>
@@ -24010,7 +24010,7 @@
             <w:pPr>
               <w:spacing w:after="20" w:before="0"/>
             </w:pPr>
-            <w:hyperlink w:history="1" r:id="rIdzubryswbpfouewudviar6">
+            <w:hyperlink w:history="1" r:id="rIdlsmd34mrccjnj2w2yqvfx">
               <w:r>
                 <w:rPr>
                   <w:rFonts w:ascii="Arial" w:cs="Arial" w:eastAsia="Arial" w:hAnsi="Arial"/>
@@ -24043,7 +24043,7 @@
               <w:spacing w:after="10" w:before="0"/>
               <w:ind w:left="120"/>
             </w:pPr>
-            <w:hyperlink w:history="1" r:id="rIdt-d10jxtqormiszaup0qc">
+            <w:hyperlink w:history="1" r:id="rIdcdanuwryplzlhej3mot36">
               <w:r>
                 <w:rPr>
                   <w:rFonts w:ascii="Arial" w:cs="Arial" w:eastAsia="Arial" w:hAnsi="Arial"/>
@@ -24088,7 +24088,7 @@
             <w:pPr>
               <w:spacing w:after="20" w:before="0"/>
             </w:pPr>
-            <w:hyperlink w:history="1" r:id="rId6fego_dxh1hozjut5ge03">
+            <w:hyperlink w:history="1" r:id="rIdcedeyh7qs7wxsa8pjjwqm">
               <w:r>
                 <w:rPr>
                   <w:rFonts w:ascii="Arial" w:cs="Arial" w:eastAsia="Arial" w:hAnsi="Arial"/>
@@ -24121,7 +24121,7 @@
               <w:spacing w:after="10" w:before="0"/>
               <w:ind w:left="120"/>
             </w:pPr>
-            <w:hyperlink w:history="1" r:id="rIdquz-pffvlkmwqi0pt4eox">
+            <w:hyperlink w:history="1" r:id="rId0vsbgvzknybfsao4au4gx">
               <w:r>
                 <w:rPr>
                   <w:rFonts w:ascii="Arial" w:cs="Arial" w:eastAsia="Arial" w:hAnsi="Arial"/>
@@ -24316,7 +24316,7 @@
             <w:pPr>
               <w:spacing w:after="20" w:before="0"/>
             </w:pPr>
-            <w:hyperlink w:history="1" r:id="rIdapwbynxg3m5edudm1xkkw">
+            <w:hyperlink w:history="1" r:id="rId-6-kzndiri4ozc4g396jk">
               <w:r>
                 <w:rPr>
                   <w:rFonts w:ascii="Arial" w:cs="Arial" w:eastAsia="Arial" w:hAnsi="Arial"/>
@@ -24349,7 +24349,7 @@
               <w:spacing w:after="10" w:before="0"/>
               <w:ind w:left="120"/>
             </w:pPr>
-            <w:hyperlink w:history="1" r:id="rId5kskgr7bmuvkh4y70cdoj">
+            <w:hyperlink w:history="1" r:id="rId5q5mwjsdlwyiag_jhfba3">
               <w:r>
                 <w:rPr>
                   <w:rFonts w:ascii="Arial" w:cs="Arial" w:eastAsia="Arial" w:hAnsi="Arial"/>
@@ -24394,7 +24394,7 @@
             <w:pPr>
               <w:spacing w:after="20" w:before="0"/>
             </w:pPr>
-            <w:hyperlink w:history="1" r:id="rId3gn0z6rxgucne8gtap-vx">
+            <w:hyperlink w:history="1" r:id="rIdx5u81wpgca-kno0oiu8dw">
               <w:r>
                 <w:rPr>
                   <w:rFonts w:ascii="Arial" w:cs="Arial" w:eastAsia="Arial" w:hAnsi="Arial"/>
@@ -24427,7 +24427,7 @@
               <w:spacing w:after="10" w:before="0"/>
               <w:ind w:left="120"/>
             </w:pPr>
-            <w:hyperlink w:history="1" r:id="rIdvnkaamnw_hvb-mzoc7vmh">
+            <w:hyperlink w:history="1" r:id="rIdkljyk0yj-fxfonw9aoiny">
               <w:r>
                 <w:rPr>
                   <w:rFonts w:ascii="Arial" w:cs="Arial" w:eastAsia="Arial" w:hAnsi="Arial"/>
@@ -24622,7 +24622,7 @@
             <w:pPr>
               <w:spacing w:after="20" w:before="0"/>
             </w:pPr>
-            <w:hyperlink w:history="1" r:id="rIdvje1wuw6ljopqez9pivje">
+            <w:hyperlink w:history="1" r:id="rIduhxnhlx2-hbpxjtorjn5z">
               <w:r>
                 <w:rPr>
                   <w:rFonts w:ascii="Arial" w:cs="Arial" w:eastAsia="Arial" w:hAnsi="Arial"/>
@@ -24655,7 +24655,7 @@
               <w:spacing w:after="10" w:before="0"/>
               <w:ind w:left="120"/>
             </w:pPr>
-            <w:hyperlink w:history="1" r:id="rId9_zqduckvxk_wisg0hgnz">
+            <w:hyperlink w:history="1" r:id="rIdipqebmbrzjvibnxbwajup">
               <w:r>
                 <w:rPr>
                   <w:rFonts w:ascii="Arial" w:cs="Arial" w:eastAsia="Arial" w:hAnsi="Arial"/>
@@ -24700,7 +24700,7 @@
             <w:pPr>
               <w:spacing w:after="20" w:before="0"/>
             </w:pPr>
-            <w:hyperlink w:history="1" r:id="rIdsrrweandozskgk24zptqk">
+            <w:hyperlink w:history="1" r:id="rIdxdfou72lqqlwgbja5zfow">
               <w:r>
                 <w:rPr>
                   <w:rFonts w:ascii="Arial" w:cs="Arial" w:eastAsia="Arial" w:hAnsi="Arial"/>
@@ -24733,7 +24733,7 @@
               <w:spacing w:after="10" w:before="0"/>
               <w:ind w:left="120"/>
             </w:pPr>
-            <w:hyperlink w:history="1" r:id="rIdvwwzwt93wcntyrfvmd15z">
+            <w:hyperlink w:history="1" r:id="rIdtr-ksxcfgchp9hvgatkoi">
               <w:r>
                 <w:rPr>
                   <w:rFonts w:ascii="Arial" w:cs="Arial" w:eastAsia="Arial" w:hAnsi="Arial"/>
@@ -26220,7 +26220,7 @@
             <w:pPr>
               <w:spacing w:after="20" w:before="0"/>
             </w:pPr>
-            <w:hyperlink w:history="1" r:id="rIdk4nebpuw-7sj328m0thhv">
+            <w:hyperlink w:history="1" r:id="rIdw5asavzu3dwn1vzjnqjwg">
               <w:r>
                 <w:rPr>
                   <w:rFonts w:ascii="Arial" w:cs="Arial" w:eastAsia="Arial" w:hAnsi="Arial"/>
@@ -26253,7 +26253,7 @@
               <w:spacing w:after="10" w:before="0"/>
               <w:ind w:left="120"/>
             </w:pPr>
-            <w:hyperlink w:history="1" r:id="rIdyruq40quqbhkue8sqrfhf">
+            <w:hyperlink w:history="1" r:id="rIdvqlkft-ibxxxahbveeofj">
               <w:r>
                 <w:rPr>
                   <w:rFonts w:ascii="Arial" w:cs="Arial" w:eastAsia="Arial" w:hAnsi="Arial"/>
@@ -26298,7 +26298,7 @@
             <w:pPr>
               <w:spacing w:after="20" w:before="0"/>
             </w:pPr>
-            <w:hyperlink w:history="1" r:id="rIdexxlu9puiqekqjnwsojjj">
+            <w:hyperlink w:history="1" r:id="rIdqatjwwjldvznxvyty-orb">
               <w:r>
                 <w:rPr>
                   <w:rFonts w:ascii="Arial" w:cs="Arial" w:eastAsia="Arial" w:hAnsi="Arial"/>
@@ -26331,7 +26331,7 @@
               <w:spacing w:after="10" w:before="0"/>
               <w:ind w:left="120"/>
             </w:pPr>
-            <w:hyperlink w:history="1" r:id="rId8fpwthfm8efh7rfvgsryj">
+            <w:hyperlink w:history="1" r:id="rIdrhhsfxujyvqr7cf4pf4nz">
               <w:r>
                 <w:rPr>
                   <w:rFonts w:ascii="Arial" w:cs="Arial" w:eastAsia="Arial" w:hAnsi="Arial"/>
@@ -26526,7 +26526,7 @@
             <w:pPr>
               <w:spacing w:after="20" w:before="0"/>
             </w:pPr>
-            <w:hyperlink w:history="1" r:id="rIds-6yfxjmzoeuhkrghjvyk">
+            <w:hyperlink w:history="1" r:id="rIdubkmkvywerlz6hewuozq3">
               <w:r>
                 <w:rPr>
                   <w:rFonts w:ascii="Arial" w:cs="Arial" w:eastAsia="Arial" w:hAnsi="Arial"/>
@@ -26559,7 +26559,7 @@
               <w:spacing w:after="10" w:before="0"/>
               <w:ind w:left="120"/>
             </w:pPr>
-            <w:hyperlink w:history="1" r:id="rIdb-4d9fa4nyqzvelmz-f0f">
+            <w:hyperlink w:history="1" r:id="rId1ejao1zpicza_0-j8gjjb">
               <w:r>
                 <w:rPr>
                   <w:rFonts w:ascii="Arial" w:cs="Arial" w:eastAsia="Arial" w:hAnsi="Arial"/>
@@ -26604,7 +26604,7 @@
             <w:pPr>
               <w:spacing w:after="20" w:before="0"/>
             </w:pPr>
-            <w:hyperlink w:history="1" r:id="rIdys8brszfheog7zw7lt0oa">
+            <w:hyperlink w:history="1" r:id="rIdvghx-ussoyfd3zpaoe3y9">
               <w:r>
                 <w:rPr>
                   <w:rFonts w:ascii="Arial" w:cs="Arial" w:eastAsia="Arial" w:hAnsi="Arial"/>
@@ -26637,7 +26637,7 @@
               <w:spacing w:after="10" w:before="0"/>
               <w:ind w:left="120"/>
             </w:pPr>
-            <w:hyperlink w:history="1" r:id="rIdbq9-sztu0xhwrquk0glrq">
+            <w:hyperlink w:history="1" r:id="rIdhnb5qh0tgzfwrc_5skpa5">
               <w:r>
                 <w:rPr>
                   <w:rFonts w:ascii="Arial" w:cs="Arial" w:eastAsia="Arial" w:hAnsi="Arial"/>
@@ -26832,7 +26832,7 @@
             <w:pPr>
               <w:spacing w:after="20" w:before="0"/>
             </w:pPr>
-            <w:hyperlink w:history="1" r:id="rIdacytswmbcltiotvhwho1t">
+            <w:hyperlink w:history="1" r:id="rIdmzvkwz_rpd1uelmhqetml">
               <w:r>
                 <w:rPr>
                   <w:rFonts w:ascii="Arial" w:cs="Arial" w:eastAsia="Arial" w:hAnsi="Arial"/>
@@ -26865,7 +26865,7 @@
               <w:spacing w:after="10" w:before="0"/>
               <w:ind w:left="120"/>
             </w:pPr>
-            <w:hyperlink w:history="1" r:id="rIdhqzjozwl2g9w1slftex6w">
+            <w:hyperlink w:history="1" r:id="rIdxvekgskmmcekfaonl75ct">
               <w:r>
                 <w:rPr>
                   <w:rFonts w:ascii="Arial" w:cs="Arial" w:eastAsia="Arial" w:hAnsi="Arial"/>
@@ -26910,7 +26910,7 @@
             <w:pPr>
               <w:spacing w:after="20" w:before="0"/>
             </w:pPr>
-            <w:hyperlink w:history="1" r:id="rIdypipnudk6khau0qfbsx8r">
+            <w:hyperlink w:history="1" r:id="rIdwglaiuj90i9uxcnwwotp8">
               <w:r>
                 <w:rPr>
                   <w:rFonts w:ascii="Arial" w:cs="Arial" w:eastAsia="Arial" w:hAnsi="Arial"/>
@@ -26943,7 +26943,7 @@
               <w:spacing w:after="10" w:before="0"/>
               <w:ind w:left="120"/>
             </w:pPr>
-            <w:hyperlink w:history="1" r:id="rIded9nsn5yfbloybomzumvc">
+            <w:hyperlink w:history="1" r:id="rIdumlqjq4exzafqzgkqoift">
               <w:r>
                 <w:rPr>
                   <w:rFonts w:ascii="Arial" w:cs="Arial" w:eastAsia="Arial" w:hAnsi="Arial"/>
@@ -27138,7 +27138,313 @@
             <w:pPr>
               <w:spacing w:after="20" w:before="0"/>
             </w:pPr>
-            <w:hyperlink w:history="1" r:id="rIdkl5troic9ord_dslkh7fd">
+            <w:hyperlink w:history="1" r:id="rId2vfns4gzgvtz7mljexttn">
+              <w:r>
+                <w:rPr>
+                  <w:rFonts w:ascii="Arial" w:cs="Arial" w:eastAsia="Arial" w:hAnsi="Arial"/>
+                  <w:color w:val="2E75B6"/>
+                  <w:sz w:val="16"/>
+                  <w:szCs w:val="16"/>
+                  <w:u w:val="single" w:color="2E75B6"/>
+                </w:rPr>
+                <w:t xml:space="preserve">Pressure and Pascal's principle (part 2) -dubbed(KY)</w:t>
+              </w:r>
+            </w:hyperlink>
+          </w:p>
+          <w:p>
+            <w:pPr>
+              <w:spacing w:after="10" w:before="0"/>
+              <w:ind w:left="120"/>
+            </w:pPr>
+            <w:r>
+              <w:rPr>
+                <w:rFonts w:ascii="Arial" w:cs="Arial" w:eastAsia="Arial" w:hAnsi="Arial"/>
+                <w:color w:val="595959"/>
+                <w:sz w:val="14"/>
+                <w:szCs w:val="14"/>
+              </w:rPr>
+              <w:t xml:space="preserve">Source: Khan Academy (Kiswahili)</w:t>
+            </w:r>
+          </w:p>
+          <w:p>
+            <w:pPr>
+              <w:spacing w:after="10" w:before="0"/>
+              <w:ind w:left="120"/>
+            </w:pPr>
+            <w:hyperlink w:history="1" r:id="rId8l_drfu48q1zmqiauojel">
+              <w:r>
+                <w:rPr>
+                  <w:rFonts w:ascii="Arial" w:cs="Arial" w:eastAsia="Arial" w:hAnsi="Arial"/>
+                  <w:color w:val="595959"/>
+                  <w:sz w:val="14"/>
+                  <w:szCs w:val="14"/>
+                  <w:u w:val="single" w:color="595959"/>
+                </w:rPr>
+                <w:t xml:space="preserve">🔍 Search ARES for similar videos</w:t>
+              </w:r>
+            </w:hyperlink>
+          </w:p>
+          <w:p>
+            <w:pPr>
+              <w:spacing w:after="40" w:before="0"/>
+            </w:pPr>
+            <w:r>
+              <w:rPr>
+                <w:sz w:val="14"/>
+                <w:szCs w:val="14"/>
+              </w:rPr>
+              <w:t xml:space="preserve"/>
+            </w:r>
+          </w:p>
+          <w:p>
+            <w:pPr>
+              <w:spacing w:after="20" w:before="0"/>
+            </w:pPr>
+            <w:r>
+              <w:rPr>
+                <w:rFonts w:ascii="Arial" w:cs="Arial" w:eastAsia="Arial" w:hAnsi="Arial"/>
+                <w:b/>
+                <w:bCs/>
+                <w:color w:val="1F3864"/>
+                <w:sz w:val="16"/>
+                <w:szCs w:val="16"/>
+              </w:rPr>
+              <w:t xml:space="preserve">📖 HTML:</w:t>
+            </w:r>
+          </w:p>
+          <w:p>
+            <w:pPr>
+              <w:spacing w:after="20" w:before="0"/>
+            </w:pPr>
+            <w:hyperlink w:history="1" r:id="rIdt_wd_qcakv8u9ie1t0szm">
+              <w:r>
+                <w:rPr>
+                  <w:rFonts w:ascii="Arial" w:cs="Arial" w:eastAsia="Arial" w:hAnsi="Arial"/>
+                  <w:color w:val="2E75B6"/>
+                  <w:sz w:val="16"/>
+                  <w:szCs w:val="16"/>
+                  <w:u w:val="single" w:color="2E75B6"/>
+                </w:rPr>
+                <w:t xml:space="preserve">Atmospheric Pressure (Flexbook)</w:t>
+              </w:r>
+            </w:hyperlink>
+          </w:p>
+          <w:p>
+            <w:pPr>
+              <w:spacing w:after="10" w:before="0"/>
+              <w:ind w:left="120"/>
+            </w:pPr>
+            <w:r>
+              <w:rPr>
+                <w:rFonts w:ascii="Arial" w:cs="Arial" w:eastAsia="Arial" w:hAnsi="Arial"/>
+                <w:color w:val="595959"/>
+                <w:sz w:val="14"/>
+                <w:szCs w:val="14"/>
+              </w:rPr>
+              <w:t xml:space="preserve">Source: CK-12</w:t>
+            </w:r>
+          </w:p>
+          <w:p>
+            <w:pPr>
+              <w:spacing w:after="10" w:before="0"/>
+              <w:ind w:left="120"/>
+            </w:pPr>
+            <w:hyperlink w:history="1" r:id="rIdl6_x2z6j31eamrc_oltqa">
+              <w:r>
+                <w:rPr>
+                  <w:rFonts w:ascii="Arial" w:cs="Arial" w:eastAsia="Arial" w:hAnsi="Arial"/>
+                  <w:color w:val="595959"/>
+                  <w:sz w:val="14"/>
+                  <w:szCs w:val="14"/>
+                  <w:u w:val="single" w:color="595959"/>
+                </w:rPr>
+                <w:t xml:space="preserve">🔍 Search ARES for similar readings</w:t>
+              </w:r>
+            </w:hyperlink>
+          </w:p>
+        </w:tc>
+        <w:tc>
+          <w:tcPr>
+            <w:tcW w:type="dxa" w:w="3040"/>
+            <w:shd w:fill="FFFFFF" w:color="auto" w:val="clear"/>
+            <w:tcMar>
+              <w:top w:type="dxa" w:w="60"/>
+              <w:left w:type="dxa" w:w="120"/>
+              <w:bottom w:type="dxa" w:w="60"/>
+              <w:right w:type="dxa" w:w="120"/>
+            </w:tcMar>
+            <w:vAlign w:val="top"/>
+          </w:tcPr>
+          <w:p>
+            <w:pPr>
+              <w:spacing w:after="40" w:before="0"/>
+              <w:jc w:val="left"/>
+            </w:pPr>
+            <w:r>
+              <w:rPr>
+                <w:rFonts w:ascii="Arial" w:cs="Arial" w:eastAsia="Arial" w:hAnsi="Arial"/>
+                <w:b w:val="false"/>
+                <w:bCs w:val="false"/>
+                <w:i w:val="false"/>
+                <w:iCs w:val="false"/>
+                <w:color w:val="000000"/>
+                <w:sz w:val="18"/>
+                <w:szCs w:val="18"/>
+              </w:rPr>
+              <w:t xml:space="preserve">The class Driving Question Board — maintained since Lesson 1 — is displayed at the front. The teacher reads aloud every question card posted across the nine lessons. Students vote (thumbs up, thumbs sideways, thumbs down) for each card: thumbs up means fully answered, thumbs sideways means partially answered or answered in a new way, thumbs down means still open or now pointing to future learning. For each card, the student who posted it (or any volunteer) states in one sentence how the unit answered it. Cards are physically moved into three columns: ANSWERED, LEADS TO FUTURE INQUIRY, and NEW QUESTIONS THIS UNIT CREATED. The class identifies which new questions connect to upcoming sub-strands (for example, questions about floating objects connect to upthrust and Archimedes principle; questions about wind pressure connect to fluid dynamics in later physics). Students celebrate that some of their new questions are more sophisticated than their original ones — a sign of genuine scientific thinking. The driving question itself — 'Why did the jerrycan crush itself and how does the invisible push of fluids move mountains, save lives, and power machines across Kenya?' — is answered by a student volunteer reading the class-canonical 5-sentence explanation from the board.</w:t>
+            </w:r>
+          </w:p>
+        </w:tc>
+        <w:tc>
+          <w:tcPr>
+            <w:tcW w:type="dxa" w:w="3040"/>
+            <w:shd w:fill="F2F2F2" w:color="auto" w:val="clear"/>
+            <w:tcMar>
+              <w:top w:type="dxa" w:w="60"/>
+              <w:left w:type="dxa" w:w="120"/>
+              <w:bottom w:type="dxa" w:w="60"/>
+              <w:right w:type="dxa" w:w="120"/>
+            </w:tcMar>
+            <w:vAlign w:val="top"/>
+          </w:tcPr>
+          <w:p>
+            <w:pPr>
+              <w:spacing w:after="40" w:before="0"/>
+              <w:jc w:val="left"/>
+            </w:pPr>
+            <w:r>
+              <w:rPr>
+                <w:rFonts w:ascii="Arial" w:cs="Arial" w:eastAsia="Arial" w:hAnsi="Arial"/>
+                <w:b w:val="false"/>
+                <w:bCs w:val="false"/>
+                <w:i w:val="false"/>
+                <w:iCs w:val="false"/>
+                <w:color w:val="000000"/>
+                <w:sz w:val="18"/>
+                <w:szCs w:val="18"/>
+              </w:rPr>
+              <w:t xml:space="preserve">Teacher stands at the DQB and says: 'This board has carried our curiosity for nine lessons. Every question on here was asked by someone in this room. Let us honour them by answering them.' Teacher reads each card clearly. After each vote, teacher says: 'Who posted this? Can you answer it now?' If the student who posted it is unsure, teacher opens to the class: 'Who can help?' [WAIT TIME: 6 seconds before opening to the class.] Teacher makes a point of praising cards that led to rich inquiry: 'This question about whether our bodies feel atmospheric pressure — that led us to the Magdeburg hemisphere, to barometers, to the entire atmospheric pressure lesson. That is what good scientific questions do.' After all cards are sorted, teacher asks: 'Look at the NEW QUESTIONS column. Are these better questions than the ones you asked in Lesson 1?' [WAIT TIME: 8 seconds — expect students to recognise that their new questions are more specific and use technical vocabulary.] Teacher concludes: 'A scientist who ends a unit with better questions than they started with has done real science. That is what you have done.' Teacher invites one student to read the driving question aloud, then invites another to read the class-canonical 5-sentence answer. Teacher says: 'The jerrycan is no longer a mystery. You solved it.'</w:t>
+            </w:r>
+          </w:p>
+        </w:tc>
+        <w:tc>
+          <w:tcPr>
+            <w:tcW w:type="dxa" w:w="3040"/>
+            <w:shd w:fill="FFFFFF" w:color="auto" w:val="clear"/>
+            <w:tcMar>
+              <w:top w:type="dxa" w:w="60"/>
+              <w:left w:type="dxa" w:w="120"/>
+              <w:bottom w:type="dxa" w:w="60"/>
+              <w:right w:type="dxa" w:w="120"/>
+            </w:tcMar>
+            <w:vAlign w:val="top"/>
+          </w:tcPr>
+          <w:p>
+            <w:pPr>
+              <w:spacing w:after="40" w:before="0"/>
+              <w:jc w:val="left"/>
+            </w:pPr>
+            <w:r>
+              <w:rPr>
+                <w:rFonts w:ascii="Arial" w:cs="Arial" w:eastAsia="Arial" w:hAnsi="Arial"/>
+                <w:b w:val="false"/>
+                <w:bCs w:val="false"/>
+                <w:i w:val="false"/>
+                <w:iCs w:val="false"/>
+                <w:color w:val="000000"/>
+                <w:sz w:val="18"/>
+                <w:szCs w:val="18"/>
+              </w:rPr>
+              <w:t xml:space="preserve">The DQB resolution ritual closes the inquiry cycle explicitly and publicly. Sorting cards into three columns models how science works — some questions get answered, some open new questions, some remain at the frontier. Celebrating new questions as a sign of growth reframes the end of a unit not as the end of curiosity but as the beginning of the next inquiry. Connecting unanswered questions to future sub-strands motivates continued engagement.</w:t>
+            </w:r>
+          </w:p>
+        </w:tc>
+        <w:tc>
+          <w:tcPr>
+            <w:tcW w:type="dxa" w:w="3040"/>
+            <w:shd w:fill="F2F2F2" w:color="auto" w:val="clear"/>
+            <w:tcMar>
+              <w:top w:type="dxa" w:w="60"/>
+              <w:left w:type="dxa" w:w="120"/>
+              <w:bottom w:type="dxa" w:w="60"/>
+              <w:right w:type="dxa" w:w="120"/>
+            </w:tcMar>
+            <w:vAlign w:val="top"/>
+          </w:tcPr>
+          <w:p>
+            <w:pPr>
+              <w:spacing w:after="40" w:before="0"/>
+              <w:jc w:val="left"/>
+            </w:pPr>
+            <w:r>
+              <w:rPr>
+                <w:rFonts w:ascii="Arial" w:cs="Arial" w:eastAsia="Arial" w:hAnsi="Arial"/>
+                <w:b w:val="false"/>
+                <w:bCs w:val="false"/>
+                <w:i w:val="false"/>
+                <w:iCs w:val="false"/>
+                <w:color w:val="000000"/>
+                <w:sz w:val="18"/>
+                <w:szCs w:val="18"/>
+              </w:rPr>
+              <w:t xml:space="preserve">Teacher assesses oral responses as students answer their original question cards. Look for: (1) use of unit vocabulary in the answer; (2) ability to connect the answered question to the phenomenon; (3) quality of new questions generated (more specific and technical = higher order thinking). Teacher notes any persistent misconceptions surfaced during the DQB review for inclusion in the teacher reflection.</w:t>
+            </w:r>
+          </w:p>
+        </w:tc>
+      </w:tr>
+      <w:tr>
+        <w:tc>
+          <w:tcPr>
+            <w:tcW w:type="dxa" w:w="1520"/>
+            <w:shd w:fill="D5E8F0" w:color="auto" w:val="clear"/>
+            <w:tcMar>
+              <w:top w:type="dxa" w:w="60"/>
+              <w:left w:type="dxa" w:w="120"/>
+              <w:bottom w:type="dxa" w:w="60"/>
+              <w:right w:type="dxa" w:w="120"/>
+            </w:tcMar>
+            <w:vAlign w:val="top"/>
+          </w:tcPr>
+          <w:p>
+            <w:pPr>
+              <w:spacing w:after="40" w:before="0"/>
+              <w:jc w:val="left"/>
+            </w:pPr>
+            <w:r>
+              <w:rPr>
+                <w:rFonts w:ascii="Arial" w:cs="Arial" w:eastAsia="Arial" w:hAnsi="Arial"/>
+                <w:b/>
+                <w:bCs/>
+                <w:i w:val="false"/>
+                <w:iCs w:val="false"/>
+                <w:color w:val="000000"/>
+                <w:sz w:val="18"/>
+                <w:szCs w:val="18"/>
+              </w:rPr>
+              <w:t xml:space="preserve">Model Building Phase</w:t>
+            </w:r>
+          </w:p>
+          <w:p>
+            <w:pPr>
+              <w:spacing w:after="20" w:before="0"/>
+            </w:pPr>
+            <w:r>
+              <w:rPr>
+                <w:rFonts w:ascii="Arial" w:cs="Arial" w:eastAsia="Arial" w:hAnsi="Arial"/>
+                <w:b/>
+                <w:bCs/>
+                <w:color w:val="1F3864"/>
+                <w:sz w:val="16"/>
+                <w:szCs w:val="16"/>
+              </w:rPr>
+              <w:t xml:space="preserve">📹 VIDEO:</w:t>
+            </w:r>
+          </w:p>
+          <w:p>
+            <w:pPr>
+              <w:spacing w:after="20" w:before="0"/>
+            </w:pPr>
+            <w:hyperlink w:history="1" r:id="rIdcc-8g7fjyatqxzqk8zojl">
               <w:r>
                 <w:rPr>
                   <w:rFonts w:ascii="Arial" w:cs="Arial" w:eastAsia="Arial" w:hAnsi="Arial"/>
@@ -27171,7 +27477,7 @@
               <w:spacing w:after="10" w:before="0"/>
               <w:ind w:left="120"/>
             </w:pPr>
-            <w:hyperlink w:history="1" r:id="rIdwzj4ws3votgh_3d7mbhif">
+            <w:hyperlink w:history="1" r:id="rIdxmbs9i8qkna4xlza3v3wa">
               <w:r>
                 <w:rPr>
                   <w:rFonts w:ascii="Arial" w:cs="Arial" w:eastAsia="Arial" w:hAnsi="Arial"/>
@@ -27216,7 +27522,7 @@
             <w:pPr>
               <w:spacing w:after="20" w:before="0"/>
             </w:pPr>
-            <w:hyperlink w:history="1" r:id="rIdfpqp7qcvq-aoqn-1nf03n">
+            <w:hyperlink w:history="1" r:id="rIdcnofrpj6z16qg8bmohhzg">
               <w:r>
                 <w:rPr>
                   <w:rFonts w:ascii="Arial" w:cs="Arial" w:eastAsia="Arial" w:hAnsi="Arial"/>
@@ -27249,313 +27555,7 @@
               <w:spacing w:after="10" w:before="0"/>
               <w:ind w:left="120"/>
             </w:pPr>
-            <w:hyperlink w:history="1" r:id="rIdtjz1umbp-jq9-d_sh-paj">
-              <w:r>
-                <w:rPr>
-                  <w:rFonts w:ascii="Arial" w:cs="Arial" w:eastAsia="Arial" w:hAnsi="Arial"/>
-                  <w:color w:val="595959"/>
-                  <w:sz w:val="14"/>
-                  <w:szCs w:val="14"/>
-                  <w:u w:val="single" w:color="595959"/>
-                </w:rPr>
-                <w:t xml:space="preserve">🔍 Search ARES for similar readings</w:t>
-              </w:r>
-            </w:hyperlink>
-          </w:p>
-        </w:tc>
-        <w:tc>
-          <w:tcPr>
-            <w:tcW w:type="dxa" w:w="3040"/>
-            <w:shd w:fill="FFFFFF" w:color="auto" w:val="clear"/>
-            <w:tcMar>
-              <w:top w:type="dxa" w:w="60"/>
-              <w:left w:type="dxa" w:w="120"/>
-              <w:bottom w:type="dxa" w:w="60"/>
-              <w:right w:type="dxa" w:w="120"/>
-            </w:tcMar>
-            <w:vAlign w:val="top"/>
-          </w:tcPr>
-          <w:p>
-            <w:pPr>
-              <w:spacing w:after="40" w:before="0"/>
-              <w:jc w:val="left"/>
-            </w:pPr>
-            <w:r>
-              <w:rPr>
-                <w:rFonts w:ascii="Arial" w:cs="Arial" w:eastAsia="Arial" w:hAnsi="Arial"/>
-                <w:b w:val="false"/>
-                <w:bCs w:val="false"/>
-                <w:i w:val="false"/>
-                <w:iCs w:val="false"/>
-                <w:color w:val="000000"/>
-                <w:sz w:val="18"/>
-                <w:szCs w:val="18"/>
-              </w:rPr>
-              <w:t xml:space="preserve">The class Driving Question Board — maintained since Lesson 1 — is displayed at the front. The teacher reads aloud every question card posted across the nine lessons. Students vote (thumbs up, thumbs sideways, thumbs down) for each card: thumbs up means fully answered, thumbs sideways means partially answered or answered in a new way, thumbs down means still open or now pointing to future learning. For each card, the student who posted it (or any volunteer) states in one sentence how the unit answered it. Cards are physically moved into three columns: ANSWERED, LEADS TO FUTURE INQUIRY, and NEW QUESTIONS THIS UNIT CREATED. The class identifies which new questions connect to upcoming sub-strands (for example, questions about floating objects connect to upthrust and Archimedes principle; questions about wind pressure connect to fluid dynamics in later physics). Students celebrate that some of their new questions are more sophisticated than their original ones — a sign of genuine scientific thinking. The driving question itself — 'Why did the jerrycan crush itself and how does the invisible push of fluids move mountains, save lives, and power machines across Kenya?' — is answered by a student volunteer reading the class-canonical 5-sentence explanation from the board.</w:t>
-            </w:r>
-          </w:p>
-        </w:tc>
-        <w:tc>
-          <w:tcPr>
-            <w:tcW w:type="dxa" w:w="3040"/>
-            <w:shd w:fill="F2F2F2" w:color="auto" w:val="clear"/>
-            <w:tcMar>
-              <w:top w:type="dxa" w:w="60"/>
-              <w:left w:type="dxa" w:w="120"/>
-              <w:bottom w:type="dxa" w:w="60"/>
-              <w:right w:type="dxa" w:w="120"/>
-            </w:tcMar>
-            <w:vAlign w:val="top"/>
-          </w:tcPr>
-          <w:p>
-            <w:pPr>
-              <w:spacing w:after="40" w:before="0"/>
-              <w:jc w:val="left"/>
-            </w:pPr>
-            <w:r>
-              <w:rPr>
-                <w:rFonts w:ascii="Arial" w:cs="Arial" w:eastAsia="Arial" w:hAnsi="Arial"/>
-                <w:b w:val="false"/>
-                <w:bCs w:val="false"/>
-                <w:i w:val="false"/>
-                <w:iCs w:val="false"/>
-                <w:color w:val="000000"/>
-                <w:sz w:val="18"/>
-                <w:szCs w:val="18"/>
-              </w:rPr>
-              <w:t xml:space="preserve">Teacher stands at the DQB and says: 'This board has carried our curiosity for nine lessons. Every question on here was asked by someone in this room. Let us honour them by answering them.' Teacher reads each card clearly. After each vote, teacher says: 'Who posted this? Can you answer it now?' If the student who posted it is unsure, teacher opens to the class: 'Who can help?' [WAIT TIME: 6 seconds before opening to the class.] Teacher makes a point of praising cards that led to rich inquiry: 'This question about whether our bodies feel atmospheric pressure — that led us to the Magdeburg hemisphere, to barometers, to the entire atmospheric pressure lesson. That is what good scientific questions do.' After all cards are sorted, teacher asks: 'Look at the NEW QUESTIONS column. Are these better questions than the ones you asked in Lesson 1?' [WAIT TIME: 8 seconds — expect students to recognise that their new questions are more specific and use technical vocabulary.] Teacher concludes: 'A scientist who ends a unit with better questions than they started with has done real science. That is what you have done.' Teacher invites one student to read the driving question aloud, then invites another to read the class-canonical 5-sentence answer. Teacher says: 'The jerrycan is no longer a mystery. You solved it.'</w:t>
-            </w:r>
-          </w:p>
-        </w:tc>
-        <w:tc>
-          <w:tcPr>
-            <w:tcW w:type="dxa" w:w="3040"/>
-            <w:shd w:fill="FFFFFF" w:color="auto" w:val="clear"/>
-            <w:tcMar>
-              <w:top w:type="dxa" w:w="60"/>
-              <w:left w:type="dxa" w:w="120"/>
-              <w:bottom w:type="dxa" w:w="60"/>
-              <w:right w:type="dxa" w:w="120"/>
-            </w:tcMar>
-            <w:vAlign w:val="top"/>
-          </w:tcPr>
-          <w:p>
-            <w:pPr>
-              <w:spacing w:after="40" w:before="0"/>
-              <w:jc w:val="left"/>
-            </w:pPr>
-            <w:r>
-              <w:rPr>
-                <w:rFonts w:ascii="Arial" w:cs="Arial" w:eastAsia="Arial" w:hAnsi="Arial"/>
-                <w:b w:val="false"/>
-                <w:bCs w:val="false"/>
-                <w:i w:val="false"/>
-                <w:iCs w:val="false"/>
-                <w:color w:val="000000"/>
-                <w:sz w:val="18"/>
-                <w:szCs w:val="18"/>
-              </w:rPr>
-              <w:t xml:space="preserve">The DQB resolution ritual closes the inquiry cycle explicitly and publicly. Sorting cards into three columns models how science works — some questions get answered, some open new questions, some remain at the frontier. Celebrating new questions as a sign of growth reframes the end of a unit not as the end of curiosity but as the beginning of the next inquiry. Connecting unanswered questions to future sub-strands motivates continued engagement.</w:t>
-            </w:r>
-          </w:p>
-        </w:tc>
-        <w:tc>
-          <w:tcPr>
-            <w:tcW w:type="dxa" w:w="3040"/>
-            <w:shd w:fill="F2F2F2" w:color="auto" w:val="clear"/>
-            <w:tcMar>
-              <w:top w:type="dxa" w:w="60"/>
-              <w:left w:type="dxa" w:w="120"/>
-              <w:bottom w:type="dxa" w:w="60"/>
-              <w:right w:type="dxa" w:w="120"/>
-            </w:tcMar>
-            <w:vAlign w:val="top"/>
-          </w:tcPr>
-          <w:p>
-            <w:pPr>
-              <w:spacing w:after="40" w:before="0"/>
-              <w:jc w:val="left"/>
-            </w:pPr>
-            <w:r>
-              <w:rPr>
-                <w:rFonts w:ascii="Arial" w:cs="Arial" w:eastAsia="Arial" w:hAnsi="Arial"/>
-                <w:b w:val="false"/>
-                <w:bCs w:val="false"/>
-                <w:i w:val="false"/>
-                <w:iCs w:val="false"/>
-                <w:color w:val="000000"/>
-                <w:sz w:val="18"/>
-                <w:szCs w:val="18"/>
-              </w:rPr>
-              <w:t xml:space="preserve">Teacher assesses oral responses as students answer their original question cards. Look for: (1) use of unit vocabulary in the answer; (2) ability to connect the answered question to the phenomenon; (3) quality of new questions generated (more specific and technical = higher order thinking). Teacher notes any persistent misconceptions surfaced during the DQB review for inclusion in the teacher reflection.</w:t>
-            </w:r>
-          </w:p>
-        </w:tc>
-      </w:tr>
-      <w:tr>
-        <w:tc>
-          <w:tcPr>
-            <w:tcW w:type="dxa" w:w="1520"/>
-            <w:shd w:fill="D5E8F0" w:color="auto" w:val="clear"/>
-            <w:tcMar>
-              <w:top w:type="dxa" w:w="60"/>
-              <w:left w:type="dxa" w:w="120"/>
-              <w:bottom w:type="dxa" w:w="60"/>
-              <w:right w:type="dxa" w:w="120"/>
-            </w:tcMar>
-            <w:vAlign w:val="top"/>
-          </w:tcPr>
-          <w:p>
-            <w:pPr>
-              <w:spacing w:after="40" w:before="0"/>
-              <w:jc w:val="left"/>
-            </w:pPr>
-            <w:r>
-              <w:rPr>
-                <w:rFonts w:ascii="Arial" w:cs="Arial" w:eastAsia="Arial" w:hAnsi="Arial"/>
-                <w:b/>
-                <w:bCs/>
-                <w:i w:val="false"/>
-                <w:iCs w:val="false"/>
-                <w:color w:val="000000"/>
-                <w:sz w:val="18"/>
-                <w:szCs w:val="18"/>
-              </w:rPr>
-              <w:t xml:space="preserve">Model Building Phase</w:t>
-            </w:r>
-          </w:p>
-          <w:p>
-            <w:pPr>
-              <w:spacing w:after="20" w:before="0"/>
-            </w:pPr>
-            <w:r>
-              <w:rPr>
-                <w:rFonts w:ascii="Arial" w:cs="Arial" w:eastAsia="Arial" w:hAnsi="Arial"/>
-                <w:b/>
-                <w:bCs/>
-                <w:color w:val="1F3864"/>
-                <w:sz w:val="16"/>
-                <w:szCs w:val="16"/>
-              </w:rPr>
-              <w:t xml:space="preserve">📹 VIDEO:</w:t>
-            </w:r>
-          </w:p>
-          <w:p>
-            <w:pPr>
-              <w:spacing w:after="20" w:before="0"/>
-            </w:pPr>
-            <w:hyperlink w:history="1" r:id="rIdkzac73hkmhqooopmx2s7y">
-              <w:r>
-                <w:rPr>
-                  <w:rFonts w:ascii="Arial" w:cs="Arial" w:eastAsia="Arial" w:hAnsi="Arial"/>
-                  <w:color w:val="2E75B6"/>
-                  <w:sz w:val="16"/>
-                  <w:szCs w:val="16"/>
-                  <w:u w:val="single" w:color="2E75B6"/>
-                </w:rPr>
-                <w:t xml:space="preserve">Pressure and Pascal's principle (part 1)</w:t>
-              </w:r>
-            </w:hyperlink>
-          </w:p>
-          <w:p>
-            <w:pPr>
-              <w:spacing w:after="10" w:before="0"/>
-              <w:ind w:left="120"/>
-            </w:pPr>
-            <w:r>
-              <w:rPr>
-                <w:rFonts w:ascii="Arial" w:cs="Arial" w:eastAsia="Arial" w:hAnsi="Arial"/>
-                <w:color w:val="595959"/>
-                <w:sz w:val="14"/>
-                <w:szCs w:val="14"/>
-              </w:rPr>
-              <w:t xml:space="preserve">Source: Khan Academy (English - US curriculum)</w:t>
-            </w:r>
-          </w:p>
-          <w:p>
-            <w:pPr>
-              <w:spacing w:after="10" w:before="0"/>
-              <w:ind w:left="120"/>
-            </w:pPr>
-            <w:hyperlink w:history="1" r:id="rIdik1cfanxywtgp-hdkcqpz">
-              <w:r>
-                <w:rPr>
-                  <w:rFonts w:ascii="Arial" w:cs="Arial" w:eastAsia="Arial" w:hAnsi="Arial"/>
-                  <w:color w:val="595959"/>
-                  <w:sz w:val="14"/>
-                  <w:szCs w:val="14"/>
-                  <w:u w:val="single" w:color="595959"/>
-                </w:rPr>
-                <w:t xml:space="preserve">🔍 Search ARES for similar videos</w:t>
-              </w:r>
-            </w:hyperlink>
-          </w:p>
-          <w:p>
-            <w:pPr>
-              <w:spacing w:after="40" w:before="0"/>
-            </w:pPr>
-            <w:r>
-              <w:rPr>
-                <w:sz w:val="14"/>
-                <w:szCs w:val="14"/>
-              </w:rPr>
-              <w:t xml:space="preserve"/>
-            </w:r>
-          </w:p>
-          <w:p>
-            <w:pPr>
-              <w:spacing w:after="20" w:before="0"/>
-            </w:pPr>
-            <w:r>
-              <w:rPr>
-                <w:rFonts w:ascii="Arial" w:cs="Arial" w:eastAsia="Arial" w:hAnsi="Arial"/>
-                <w:b/>
-                <w:bCs/>
-                <w:color w:val="1F3864"/>
-                <w:sz w:val="16"/>
-                <w:szCs w:val="16"/>
-              </w:rPr>
-              <w:t xml:space="preserve">📖 HTML:</w:t>
-            </w:r>
-          </w:p>
-          <w:p>
-            <w:pPr>
-              <w:spacing w:after="20" w:before="0"/>
-            </w:pPr>
-            <w:hyperlink w:history="1" r:id="rIde7z0fklj_p2snlt0virhc">
-              <w:r>
-                <w:rPr>
-                  <w:rFonts w:ascii="Arial" w:cs="Arial" w:eastAsia="Arial" w:hAnsi="Arial"/>
-                  <w:color w:val="2E75B6"/>
-                  <w:sz w:val="16"/>
-                  <w:szCs w:val="16"/>
-                  <w:u w:val="single" w:color="2E75B6"/>
-                </w:rPr>
-                <w:t xml:space="preserve">Atmospheric Pressure (Flexbook)</w:t>
-              </w:r>
-            </w:hyperlink>
-          </w:p>
-          <w:p>
-            <w:pPr>
-              <w:spacing w:after="10" w:before="0"/>
-              <w:ind w:left="120"/>
-            </w:pPr>
-            <w:r>
-              <w:rPr>
-                <w:rFonts w:ascii="Arial" w:cs="Arial" w:eastAsia="Arial" w:hAnsi="Arial"/>
-                <w:color w:val="595959"/>
-                <w:sz w:val="14"/>
-                <w:szCs w:val="14"/>
-              </w:rPr>
-              <w:t xml:space="preserve">Source: CK-12</w:t>
-            </w:r>
-          </w:p>
-          <w:p>
-            <w:pPr>
-              <w:spacing w:after="10" w:before="0"/>
-              <w:ind w:left="120"/>
-            </w:pPr>
-            <w:hyperlink w:history="1" r:id="rIdt59gufozcxipq6f4-laa2">
+            <w:hyperlink w:history="1" r:id="rIdzb1udean9tm9db1oueizw">
               <w:r>
                 <w:rPr>
                   <w:rFonts w:ascii="Arial" w:cs="Arial" w:eastAsia="Arial" w:hAnsi="Arial"/>

--- a/data/outputs/v2/Physics/SS1.1_Pressure/Physics_Pressure_CBE_LessonSequence.docx
+++ b/data/outputs/v2/Physics/SS1.1_Pressure/Physics_Pressure_CBE_LessonSequence.docx
@@ -42,6 +42,177 @@
     </w:p>
     <w:p>
       <w:pPr>
+        <w:spacing w:after="80" w:before="120"/>
+      </w:pPr>
+      <w:r>
+        <w:rPr>
+          <w:rFonts w:ascii="Arial" w:cs="Arial" w:eastAsia="Arial" w:hAnsi="Arial"/>
+          <w:b/>
+          <w:bCs/>
+          <w:color w:val="1F3864"/>
+          <w:sz w:val="20"/>
+          <w:szCs w:val="20"/>
+        </w:rPr>
+        <w:t xml:space="preserve">ATTRIBUTION AND LICENSING</w:t>
+      </w:r>
+    </w:p>
+    <w:p>
+      <w:pPr>
+        <w:spacing w:after="60" w:before="0"/>
+      </w:pPr>
+      <w:r>
+        <w:rPr>
+          <w:rFonts w:ascii="Arial" w:cs="Arial" w:eastAsia="Arial" w:hAnsi="Arial"/>
+          <w:b/>
+          <w:bCs/>
+          <w:sz w:val="17"/>
+          <w:szCs w:val="17"/>
+        </w:rPr>
+        <w:t xml:space="preserve">Curriculum Alignment: </w:t>
+      </w:r>
+      <w:r>
+        <w:rPr>
+          <w:rFonts w:ascii="Arial" w:cs="Arial" w:eastAsia="Arial" w:hAnsi="Arial"/>
+          <w:sz w:val="17"/>
+          <w:szCs w:val="17"/>
+        </w:rPr>
+        <w:t xml:space="preserve">Structured in pedagogical alignment with the competence-based curriculum format and learning outcomes established by the Kenya Institute of Curriculum Development (KICD). This material is independently developed and is not officially endorsed or published by KICD.</w:t>
+      </w:r>
+    </w:p>
+    <w:p>
+      <w:pPr>
+        <w:spacing w:after="60" w:before="0"/>
+      </w:pPr>
+      <w:r>
+        <w:rPr>
+          <w:rFonts w:ascii="Arial" w:cs="Arial" w:eastAsia="Arial" w:hAnsi="Arial"/>
+          <w:b/>
+          <w:bCs/>
+          <w:sz w:val="17"/>
+          <w:szCs w:val="17"/>
+        </w:rPr>
+        <w:t xml:space="preserve">Content &amp; Pedagogy: </w:t>
+      </w:r>
+      <w:r>
+        <w:rPr>
+          <w:rFonts w:ascii="Arial" w:cs="Arial" w:eastAsia="Arial" w:hAnsi="Arial"/>
+          <w:sz w:val="17"/>
+          <w:szCs w:val="17"/>
+        </w:rPr>
+        <w:t xml:space="preserve">Developed and adapted by the educator team at SeaVuria (registered 501(c)(3) in the United States and registered NGO in Kenya, No. 872-850A-BF11), who designed the pedagogical framework, lesson templates and exemplar lessons on which this material is based.</w:t>
+      </w:r>
+    </w:p>
+    <w:p>
+      <w:pPr>
+        <w:spacing w:after="60" w:before="0"/>
+      </w:pPr>
+      <w:r>
+        <w:rPr>
+          <w:rFonts w:ascii="Arial" w:cs="Arial" w:eastAsia="Arial" w:hAnsi="Arial"/>
+          <w:b/>
+          <w:bCs/>
+          <w:sz w:val="17"/>
+          <w:szCs w:val="17"/>
+        </w:rPr>
+        <w:t xml:space="preserve">Production &amp; Layout: </w:t>
+      </w:r>
+      <w:r>
+        <w:rPr>
+          <w:rFonts w:ascii="Arial" w:cs="Arial" w:eastAsia="Arial" w:hAnsi="Arial"/>
+          <w:sz w:val="17"/>
+          <w:szCs w:val="17"/>
+        </w:rPr>
+        <w:t xml:space="preserve">Educational design and curriculum sequencing by SeaVuria. Technical layout, structural formatting, and digital optimization/implementation executed in partnership with ARES Education (registered 501(c)(3) in the United States and Canada (as Afretech Aid) and registered NGO in Kenya), with lesson drafting and compilation assisted by AI (Claude, Anthropic).</w:t>
+      </w:r>
+    </w:p>
+    <w:p>
+      <w:pPr>
+        <w:pBdr>
+          <w:bottom w:val="single" w:color="1F3864" w:sz="6" w:space="6"/>
+        </w:pBdr>
+        <w:spacing w:after="60" w:before="0"/>
+      </w:pPr>
+      <w:r>
+        <w:rPr>
+          <w:rFonts w:ascii="Arial" w:cs="Arial" w:eastAsia="Arial" w:hAnsi="Arial"/>
+          <w:b/>
+          <w:bCs/>
+          <w:sz w:val="17"/>
+          <w:szCs w:val="17"/>
+        </w:rPr>
+        <w:t xml:space="preserve">Licensing &amp; Copyright: </w:t>
+      </w:r>
+      <w:r>
+        <w:rPr>
+          <w:rFonts w:ascii="Arial" w:cs="Arial" w:eastAsia="Arial" w:hAnsi="Arial"/>
+          <w:sz w:val="17"/>
+          <w:szCs w:val="17"/>
+        </w:rPr>
+        <w:t xml:space="preserve">© 2026 SeaVuria and ARES. This work is licensed under a </w:t>
+      </w:r>
+      <w:hyperlink w:history="1" r:id="rId_tsq4qcov01pt9zhbutm6">
+        <w:r>
+          <w:rPr>
+            <w:rFonts w:ascii="Arial" w:cs="Arial" w:eastAsia="Arial" w:hAnsi="Arial"/>
+            <w:color w:val="1F6B75"/>
+            <w:sz w:val="17"/>
+            <w:szCs w:val="17"/>
+            <w:u w:val="single" w:color="1F6B75"/>
+          </w:rPr>
+          <w:t xml:space="preserve">Creative Commons Attribution-NonCommercial 4.0 International License</w:t>
+        </w:r>
+      </w:hyperlink>
+      <w:r>
+        <w:rPr>
+          <w:rFonts w:ascii="Arial" w:cs="Arial" w:eastAsia="Arial" w:hAnsi="Arial"/>
+          <w:sz w:val="17"/>
+          <w:szCs w:val="17"/>
+        </w:rPr>
+        <w:t xml:space="preserve"> (</w:t>
+      </w:r>
+      <w:hyperlink w:history="1" r:id="rId53pwz_bta5sy-pegjjtku">
+        <w:r>
+          <w:rPr>
+            <w:rFonts w:ascii="Arial" w:cs="Arial" w:eastAsia="Arial" w:hAnsi="Arial"/>
+            <w:color w:val="1F6B75"/>
+            <w:sz w:val="17"/>
+            <w:szCs w:val="17"/>
+            <w:u w:val="single" w:color="1F6B75"/>
+          </w:rPr>
+          <w:t xml:space="preserve">CC BY-NC 4.0</w:t>
+        </w:r>
+      </w:hyperlink>
+      <w:r>
+        <w:rPr>
+          <w:rFonts w:ascii="Arial" w:cs="Arial" w:eastAsia="Arial" w:hAnsi="Arial"/>
+          <w:sz w:val="17"/>
+          <w:szCs w:val="17"/>
+        </w:rPr>
+        <w:t xml:space="preserve">). To view a copy of this license, visit </w:t>
+      </w:r>
+      <w:hyperlink w:history="1" r:id="rIdpiknznit25e9_zqcarutk">
+        <w:r>
+          <w:rPr>
+            <w:rFonts w:ascii="Arial" w:cs="Arial" w:eastAsia="Arial" w:hAnsi="Arial"/>
+            <w:color w:val="1F6B75"/>
+            <w:sz w:val="17"/>
+            <w:szCs w:val="17"/>
+            <w:u w:val="single" w:color="1F6B75"/>
+          </w:rPr>
+          <w:t xml:space="preserve">https://creativecommons.org/licenses/by-nc/4.0/</w:t>
+        </w:r>
+      </w:hyperlink>
+      <w:r>
+        <w:rPr>
+          <w:rFonts w:ascii="Arial" w:cs="Arial" w:eastAsia="Arial" w:hAnsi="Arial"/>
+          <w:sz w:val="17"/>
+          <w:szCs w:val="17"/>
+        </w:rPr>
+        <w:t xml:space="preserve">. You are free to copy, redistribute, and adapt this material in any medium or format, provided appropriate credit is given and the material is not used for commercial purposes. KICD learning outcomes and curriculum designations reproduced here for alignment purposes remain the property of KICD and are not covered by this license. Linked external resources (e.g. CK-12, Khan Academy, PhET) are subject to their own licenses.</w:t>
+      </w:r>
+    </w:p>
+    <w:p>
+      <w:pPr>
         <w:spacing w:after="120"/>
       </w:pPr>
       <w:r>
@@ -3529,7 +3700,7 @@
             <w:pPr>
               <w:spacing w:after="20" w:before="0"/>
             </w:pPr>
-            <w:hyperlink w:history="1" r:id="rIdn6b_sgq8ztg8irninci9m">
+            <w:hyperlink w:history="1" r:id="rIdflvrtvvxp1xzi2lzhq5pc">
               <w:r>
                 <w:rPr>
                   <w:rFonts w:ascii="Arial" w:cs="Arial" w:eastAsia="Arial" w:hAnsi="Arial"/>
@@ -3562,7 +3733,7 @@
               <w:spacing w:after="10" w:before="0"/>
               <w:ind w:left="120"/>
             </w:pPr>
-            <w:hyperlink w:history="1" r:id="rIdelufqgqnvw1hkadks9jan">
+            <w:hyperlink w:history="1" r:id="rIdanvxyea_1jyvzm_z6w70_">
               <w:r>
                 <w:rPr>
                   <w:rFonts w:ascii="Arial" w:cs="Arial" w:eastAsia="Arial" w:hAnsi="Arial"/>
@@ -3607,7 +3778,7 @@
             <w:pPr>
               <w:spacing w:after="20" w:before="0"/>
             </w:pPr>
-            <w:hyperlink w:history="1" r:id="rIdlwpjz2mhlbjtuz2xfgnjr">
+            <w:hyperlink w:history="1" r:id="rIdbjerxkpkt366kk4a7hosf">
               <w:r>
                 <w:rPr>
                   <w:rFonts w:ascii="Arial" w:cs="Arial" w:eastAsia="Arial" w:hAnsi="Arial"/>
@@ -3640,7 +3811,7 @@
               <w:spacing w:after="10" w:before="0"/>
               <w:ind w:left="120"/>
             </w:pPr>
-            <w:hyperlink w:history="1" r:id="rIdhmwlludgoeszgqk-mz10r">
+            <w:hyperlink w:history="1" r:id="rIdzsfdp4ok8vzrojebt-do4">
               <w:r>
                 <w:rPr>
                   <w:rFonts w:ascii="Arial" w:cs="Arial" w:eastAsia="Arial" w:hAnsi="Arial"/>
@@ -3835,7 +4006,7 @@
             <w:pPr>
               <w:spacing w:after="20" w:before="0"/>
             </w:pPr>
-            <w:hyperlink w:history="1" r:id="rId4zx1xgq_kgolicexioigc">
+            <w:hyperlink w:history="1" r:id="rIdeaihlmiyoy6ancgtx0jcc">
               <w:r>
                 <w:rPr>
                   <w:rFonts w:ascii="Arial" w:cs="Arial" w:eastAsia="Arial" w:hAnsi="Arial"/>
@@ -3868,7 +4039,7 @@
               <w:spacing w:after="10" w:before="0"/>
               <w:ind w:left="120"/>
             </w:pPr>
-            <w:hyperlink w:history="1" r:id="rIdqdsa3ma9aalandjkyvj5a">
+            <w:hyperlink w:history="1" r:id="rIdgixfytsofqcxub9r-hszi">
               <w:r>
                 <w:rPr>
                   <w:rFonts w:ascii="Arial" w:cs="Arial" w:eastAsia="Arial" w:hAnsi="Arial"/>
@@ -3913,7 +4084,7 @@
             <w:pPr>
               <w:spacing w:after="20" w:before="0"/>
             </w:pPr>
-            <w:hyperlink w:history="1" r:id="rIdgxhmcrxma0-0rqvq2e2tx">
+            <w:hyperlink w:history="1" r:id="rIdw9m6hpdvhetixh7uzl0to">
               <w:r>
                 <w:rPr>
                   <w:rFonts w:ascii="Arial" w:cs="Arial" w:eastAsia="Arial" w:hAnsi="Arial"/>
@@ -3946,7 +4117,7 @@
               <w:spacing w:after="10" w:before="0"/>
               <w:ind w:left="120"/>
             </w:pPr>
-            <w:hyperlink w:history="1" r:id="rIdyi0k9kdsj7okjxbczjlhr">
+            <w:hyperlink w:history="1" r:id="rIdmlig9oqvf3hvb5pl316zr">
               <w:r>
                 <w:rPr>
                   <w:rFonts w:ascii="Arial" w:cs="Arial" w:eastAsia="Arial" w:hAnsi="Arial"/>
@@ -4141,7 +4312,7 @@
             <w:pPr>
               <w:spacing w:after="20" w:before="0"/>
             </w:pPr>
-            <w:hyperlink w:history="1" r:id="rIdbaql6ooydi57oqlj_zgeq">
+            <w:hyperlink w:history="1" r:id="rId4gy0ycrzgonvlkh8sy2ce">
               <w:r>
                 <w:rPr>
                   <w:rFonts w:ascii="Arial" w:cs="Arial" w:eastAsia="Arial" w:hAnsi="Arial"/>
@@ -4174,7 +4345,7 @@
               <w:spacing w:after="10" w:before="0"/>
               <w:ind w:left="120"/>
             </w:pPr>
-            <w:hyperlink w:history="1" r:id="rIdvwjietrtoek7-wbyp6ivb">
+            <w:hyperlink w:history="1" r:id="rIdarj75ttpnzdudfb0fhsad">
               <w:r>
                 <w:rPr>
                   <w:rFonts w:ascii="Arial" w:cs="Arial" w:eastAsia="Arial" w:hAnsi="Arial"/>
@@ -4219,7 +4390,7 @@
             <w:pPr>
               <w:spacing w:after="20" w:before="0"/>
             </w:pPr>
-            <w:hyperlink w:history="1" r:id="rIdsoikjlsqfwwpxm8gbfqnz">
+            <w:hyperlink w:history="1" r:id="rId8hy1qco9yg7cbiaqr0r-q">
               <w:r>
                 <w:rPr>
                   <w:rFonts w:ascii="Arial" w:cs="Arial" w:eastAsia="Arial" w:hAnsi="Arial"/>
@@ -4252,7 +4423,7 @@
               <w:spacing w:after="10" w:before="0"/>
               <w:ind w:left="120"/>
             </w:pPr>
-            <w:hyperlink w:history="1" r:id="rId64aaxt4twhqcgl0ojwvcs">
+            <w:hyperlink w:history="1" r:id="rIdqsg2unosqnla_wg1jculv">
               <w:r>
                 <w:rPr>
                   <w:rFonts w:ascii="Arial" w:cs="Arial" w:eastAsia="Arial" w:hAnsi="Arial"/>
@@ -4447,7 +4618,7 @@
             <w:pPr>
               <w:spacing w:after="20" w:before="0"/>
             </w:pPr>
-            <w:hyperlink w:history="1" r:id="rIdw5rrieurdkyavpznxjkql">
+            <w:hyperlink w:history="1" r:id="rIdo3h1nxutoatwvofjlfuw1">
               <w:r>
                 <w:rPr>
                   <w:rFonts w:ascii="Arial" w:cs="Arial" w:eastAsia="Arial" w:hAnsi="Arial"/>
@@ -4480,7 +4651,7 @@
               <w:spacing w:after="10" w:before="0"/>
               <w:ind w:left="120"/>
             </w:pPr>
-            <w:hyperlink w:history="1" r:id="rIdunfqr8lxhpxwcoci4u1oc">
+            <w:hyperlink w:history="1" r:id="rIdu7-u7upgpxozs-nxa__td">
               <w:r>
                 <w:rPr>
                   <w:rFonts w:ascii="Arial" w:cs="Arial" w:eastAsia="Arial" w:hAnsi="Arial"/>
@@ -4525,7 +4696,7 @@
             <w:pPr>
               <w:spacing w:after="20" w:before="0"/>
             </w:pPr>
-            <w:hyperlink w:history="1" r:id="rIdqvecf9ibfvckkcfvgqvyc">
+            <w:hyperlink w:history="1" r:id="rIdmw1h9zjwxbimu00o4x-ev">
               <w:r>
                 <w:rPr>
                   <w:rFonts w:ascii="Arial" w:cs="Arial" w:eastAsia="Arial" w:hAnsi="Arial"/>
@@ -4558,7 +4729,7 @@
               <w:spacing w:after="10" w:before="0"/>
               <w:ind w:left="120"/>
             </w:pPr>
-            <w:hyperlink w:history="1" r:id="rIdpcqku00oo4sdlx-vawdpy">
+            <w:hyperlink w:history="1" r:id="rIdqxh4rdhcxoapszl4cb-di">
               <w:r>
                 <w:rPr>
                   <w:rFonts w:ascii="Arial" w:cs="Arial" w:eastAsia="Arial" w:hAnsi="Arial"/>
@@ -4753,7 +4924,7 @@
             <w:pPr>
               <w:spacing w:after="20" w:before="0"/>
             </w:pPr>
-            <w:hyperlink w:history="1" r:id="rIdoeexb-n8gg9r5jiczu9qx">
+            <w:hyperlink w:history="1" r:id="rIdokl13tph3bjeq4q2175gi">
               <w:r>
                 <w:rPr>
                   <w:rFonts w:ascii="Arial" w:cs="Arial" w:eastAsia="Arial" w:hAnsi="Arial"/>
@@ -4786,7 +4957,7 @@
               <w:spacing w:after="10" w:before="0"/>
               <w:ind w:left="120"/>
             </w:pPr>
-            <w:hyperlink w:history="1" r:id="rIdqmc4bzsqdhvuv_vjvaiqx">
+            <w:hyperlink w:history="1" r:id="rIdiwipoz2igsyyzycu1rqvg">
               <w:r>
                 <w:rPr>
                   <w:rFonts w:ascii="Arial" w:cs="Arial" w:eastAsia="Arial" w:hAnsi="Arial"/>
@@ -4831,7 +5002,7 @@
             <w:pPr>
               <w:spacing w:after="20" w:before="0"/>
             </w:pPr>
-            <w:hyperlink w:history="1" r:id="rId67c9l_pizvqrmedwpjnvv">
+            <w:hyperlink w:history="1" r:id="rIdtvwcb3mwsp-wqfaepehtj">
               <w:r>
                 <w:rPr>
                   <w:rFonts w:ascii="Arial" w:cs="Arial" w:eastAsia="Arial" w:hAnsi="Arial"/>
@@ -4864,7 +5035,7 @@
               <w:spacing w:after="10" w:before="0"/>
               <w:ind w:left="120"/>
             </w:pPr>
-            <w:hyperlink w:history="1" r:id="rId-d_cdc2hw5yhs8etyuhuo">
+            <w:hyperlink w:history="1" r:id="rIdigggvw4mzqoi_bilsvglz">
               <w:r>
                 <w:rPr>
                   <w:rFonts w:ascii="Arial" w:cs="Arial" w:eastAsia="Arial" w:hAnsi="Arial"/>
@@ -5360,6 +5531,65 @@
         </w:tc>
       </w:tr>
     </w:tbl>
+    <w:p>
+      <w:pPr>
+        <w:pBdr>
+          <w:top w:val="single" w:color="BBBBBB" w:sz="4" w:space="4"/>
+        </w:pBdr>
+        <w:spacing w:after="0" w:before="160"/>
+      </w:pPr>
+      <w:r>
+        <w:rPr>
+          <w:rFonts w:ascii="Arial" w:cs="Arial" w:eastAsia="Arial" w:hAnsi="Arial"/>
+          <w:color w:val="666666"/>
+          <w:sz w:val="14"/>
+          <w:szCs w:val="14"/>
+        </w:rPr>
+        <w:t xml:space="preserve">© 2026 SeaVuria and ARES. Aligned with KICD objectives. Developed by SeaVuria; technical implementation by ARES (with AI assistance from Claude). Licensed under </w:t>
+      </w:r>
+      <w:hyperlink w:history="1" r:id="rIdu7yblbjiu6zllteubonum">
+        <w:r>
+          <w:rPr>
+            <w:rFonts w:ascii="Arial" w:cs="Arial" w:eastAsia="Arial" w:hAnsi="Arial"/>
+            <w:color w:val="1F6B75"/>
+            <w:sz w:val="14"/>
+            <w:szCs w:val="14"/>
+            <w:u w:val="single" w:color="1F6B75"/>
+          </w:rPr>
+          <w:t xml:space="preserve">CC BY-NC 4.0</w:t>
+        </w:r>
+      </w:hyperlink>
+      <w:r>
+        <w:rPr>
+          <w:rFonts w:ascii="Arial" w:cs="Arial" w:eastAsia="Arial" w:hAnsi="Arial"/>
+          <w:color w:val="666666"/>
+          <w:sz w:val="14"/>
+          <w:szCs w:val="14"/>
+        </w:rPr>
+        <w:t xml:space="preserve"> (</w:t>
+      </w:r>
+      <w:hyperlink w:history="1" r:id="rIdzsinazuzgqtorrleepgrn">
+        <w:r>
+          <w:rPr>
+            <w:rFonts w:ascii="Arial" w:cs="Arial" w:eastAsia="Arial" w:hAnsi="Arial"/>
+            <w:color w:val="1F6B75"/>
+            <w:sz w:val="14"/>
+            <w:szCs w:val="14"/>
+            <w:u w:val="single" w:color="1F6B75"/>
+          </w:rPr>
+          <w:t xml:space="preserve">https://creativecommons.org/licenses/by-nc/4.0/</w:t>
+        </w:r>
+      </w:hyperlink>
+      <w:r>
+        <w:rPr>
+          <w:rFonts w:ascii="Arial" w:cs="Arial" w:eastAsia="Arial" w:hAnsi="Arial"/>
+          <w:color w:val="666666"/>
+          <w:sz w:val="14"/>
+          <w:szCs w:val="14"/>
+        </w:rPr>
+        <w:t xml:space="preserve">).</w:t>
+      </w:r>
+    </w:p>
     <w:p>
       <w:r>
         <w:br w:type="page"/>
@@ -6351,7 +6581,7 @@
             <w:pPr>
               <w:spacing w:after="20" w:before="0"/>
             </w:pPr>
-            <w:hyperlink w:history="1" r:id="rIdik3e5zk4rchb07wn7lml9">
+            <w:hyperlink w:history="1" r:id="rIdocliz1iz9akljs2p4wwlv">
               <w:r>
                 <w:rPr>
                   <w:rFonts w:ascii="Arial" w:cs="Arial" w:eastAsia="Arial" w:hAnsi="Arial"/>
@@ -6384,7 +6614,7 @@
               <w:spacing w:after="10" w:before="0"/>
               <w:ind w:left="120"/>
             </w:pPr>
-            <w:hyperlink w:history="1" r:id="rIdd4fp6ve8ovnghhnno3z_3">
+            <w:hyperlink w:history="1" r:id="rIdfw0kyvqclv38fppxhjyeh">
               <w:r>
                 <w:rPr>
                   <w:rFonts w:ascii="Arial" w:cs="Arial" w:eastAsia="Arial" w:hAnsi="Arial"/>
@@ -6429,7 +6659,7 @@
             <w:pPr>
               <w:spacing w:after="20" w:before="0"/>
             </w:pPr>
-            <w:hyperlink w:history="1" r:id="rIdzohqtjzgslbtwjv1nsxqs">
+            <w:hyperlink w:history="1" r:id="rIdk1mqtbil0q9drxouemggw">
               <w:r>
                 <w:rPr>
                   <w:rFonts w:ascii="Arial" w:cs="Arial" w:eastAsia="Arial" w:hAnsi="Arial"/>
@@ -6462,7 +6692,7 @@
               <w:spacing w:after="10" w:before="0"/>
               <w:ind w:left="120"/>
             </w:pPr>
-            <w:hyperlink w:history="1" r:id="rIdyocklq7tkgvptqdpwiulb">
+            <w:hyperlink w:history="1" r:id="rIdtraoncywht47lp6f0dlw_">
               <w:r>
                 <w:rPr>
                   <w:rFonts w:ascii="Arial" w:cs="Arial" w:eastAsia="Arial" w:hAnsi="Arial"/>
@@ -6657,7 +6887,7 @@
             <w:pPr>
               <w:spacing w:after="20" w:before="0"/>
             </w:pPr>
-            <w:hyperlink w:history="1" r:id="rId0u7dw28fvewkmbg7yhawi">
+            <w:hyperlink w:history="1" r:id="rIdwwsydo0mm7ajrcf4hmyeo">
               <w:r>
                 <w:rPr>
                   <w:rFonts w:ascii="Arial" w:cs="Arial" w:eastAsia="Arial" w:hAnsi="Arial"/>
@@ -6690,7 +6920,7 @@
               <w:spacing w:after="10" w:before="0"/>
               <w:ind w:left="120"/>
             </w:pPr>
-            <w:hyperlink w:history="1" r:id="rId1w4v0vwa0rarscirr-w0c">
+            <w:hyperlink w:history="1" r:id="rIdvai7dp0bmqyx5tlzm0fyu">
               <w:r>
                 <w:rPr>
                   <w:rFonts w:ascii="Arial" w:cs="Arial" w:eastAsia="Arial" w:hAnsi="Arial"/>
@@ -6735,7 +6965,7 @@
             <w:pPr>
               <w:spacing w:after="20" w:before="0"/>
             </w:pPr>
-            <w:hyperlink w:history="1" r:id="rIdfh7osmeg2vufhuqir9ndc">
+            <w:hyperlink w:history="1" r:id="rIdyo04dobgiqf2rsoqi0gn-">
               <w:r>
                 <w:rPr>
                   <w:rFonts w:ascii="Arial" w:cs="Arial" w:eastAsia="Arial" w:hAnsi="Arial"/>
@@ -6768,7 +6998,7 @@
               <w:spacing w:after="10" w:before="0"/>
               <w:ind w:left="120"/>
             </w:pPr>
-            <w:hyperlink w:history="1" r:id="rIdoaej5swktud58rnlveex2">
+            <w:hyperlink w:history="1" r:id="rIdkgismxar5ytmguhmozb0v">
               <w:r>
                 <w:rPr>
                   <w:rFonts w:ascii="Arial" w:cs="Arial" w:eastAsia="Arial" w:hAnsi="Arial"/>
@@ -6963,7 +7193,7 @@
             <w:pPr>
               <w:spacing w:after="20" w:before="0"/>
             </w:pPr>
-            <w:hyperlink w:history="1" r:id="rId8dqzimktgnin7zsg7mhy8">
+            <w:hyperlink w:history="1" r:id="rIdosasis-4xy3k7m2eyanan">
               <w:r>
                 <w:rPr>
                   <w:rFonts w:ascii="Arial" w:cs="Arial" w:eastAsia="Arial" w:hAnsi="Arial"/>
@@ -6996,7 +7226,7 @@
               <w:spacing w:after="10" w:before="0"/>
               <w:ind w:left="120"/>
             </w:pPr>
-            <w:hyperlink w:history="1" r:id="rIdtgahcn6lfvjsyzyslqnuq">
+            <w:hyperlink w:history="1" r:id="rIdnylh0wkgp4sttfgp4fhsy">
               <w:r>
                 <w:rPr>
                   <w:rFonts w:ascii="Arial" w:cs="Arial" w:eastAsia="Arial" w:hAnsi="Arial"/>
@@ -7041,7 +7271,7 @@
             <w:pPr>
               <w:spacing w:after="20" w:before="0"/>
             </w:pPr>
-            <w:hyperlink w:history="1" r:id="rIde2wmatcwloqzi2rbh-avm">
+            <w:hyperlink w:history="1" r:id="rIdsksf8htrojw5vmvhdqx_g">
               <w:r>
                 <w:rPr>
                   <w:rFonts w:ascii="Arial" w:cs="Arial" w:eastAsia="Arial" w:hAnsi="Arial"/>
@@ -7074,7 +7304,7 @@
               <w:spacing w:after="10" w:before="0"/>
               <w:ind w:left="120"/>
             </w:pPr>
-            <w:hyperlink w:history="1" r:id="rIdzwczybr23v22xyttbg_sr">
+            <w:hyperlink w:history="1" r:id="rIdj-u82cp0jemzxc8ipp41s">
               <w:r>
                 <w:rPr>
                   <w:rFonts w:ascii="Arial" w:cs="Arial" w:eastAsia="Arial" w:hAnsi="Arial"/>
@@ -7269,7 +7499,7 @@
             <w:pPr>
               <w:spacing w:after="20" w:before="0"/>
             </w:pPr>
-            <w:hyperlink w:history="1" r:id="rIdxeczywu6jxhvvy-w6xi2w">
+            <w:hyperlink w:history="1" r:id="rIdsb2zayyex5kkpt3dsj5ul">
               <w:r>
                 <w:rPr>
                   <w:rFonts w:ascii="Arial" w:cs="Arial" w:eastAsia="Arial" w:hAnsi="Arial"/>
@@ -7302,7 +7532,7 @@
               <w:spacing w:after="10" w:before="0"/>
               <w:ind w:left="120"/>
             </w:pPr>
-            <w:hyperlink w:history="1" r:id="rIdnhoirilh1yyq9zz4ue9jk">
+            <w:hyperlink w:history="1" r:id="rIdxsmgmjob3ct3nhebazbo8">
               <w:r>
                 <w:rPr>
                   <w:rFonts w:ascii="Arial" w:cs="Arial" w:eastAsia="Arial" w:hAnsi="Arial"/>
@@ -7347,7 +7577,7 @@
             <w:pPr>
               <w:spacing w:after="20" w:before="0"/>
             </w:pPr>
-            <w:hyperlink w:history="1" r:id="rIdtrixxnnym2cmlj9m-a7cw">
+            <w:hyperlink w:history="1" r:id="rIdtntsbxgkqg8yadr5jo50k">
               <w:r>
                 <w:rPr>
                   <w:rFonts w:ascii="Arial" w:cs="Arial" w:eastAsia="Arial" w:hAnsi="Arial"/>
@@ -7380,7 +7610,7 @@
               <w:spacing w:after="10" w:before="0"/>
               <w:ind w:left="120"/>
             </w:pPr>
-            <w:hyperlink w:history="1" r:id="rIdlwx5ogs2o3hh-ty8peo5d">
+            <w:hyperlink w:history="1" r:id="rIdl0iutkm68dkulc1a8mkjo">
               <w:r>
                 <w:rPr>
                   <w:rFonts w:ascii="Arial" w:cs="Arial" w:eastAsia="Arial" w:hAnsi="Arial"/>
@@ -7575,7 +7805,7 @@
             <w:pPr>
               <w:spacing w:after="20" w:before="0"/>
             </w:pPr>
-            <w:hyperlink w:history="1" r:id="rIdplsmgujau3wfitof6gemx">
+            <w:hyperlink w:history="1" r:id="rIdoiyjpy0drdjsir5qxmwqp">
               <w:r>
                 <w:rPr>
                   <w:rFonts w:ascii="Arial" w:cs="Arial" w:eastAsia="Arial" w:hAnsi="Arial"/>
@@ -7608,7 +7838,7 @@
               <w:spacing w:after="10" w:before="0"/>
               <w:ind w:left="120"/>
             </w:pPr>
-            <w:hyperlink w:history="1" r:id="rIdnvlcf5lky1lmpjtx4plnu">
+            <w:hyperlink w:history="1" r:id="rId1fxavyiiqxoucalxmaluh">
               <w:r>
                 <w:rPr>
                   <w:rFonts w:ascii="Arial" w:cs="Arial" w:eastAsia="Arial" w:hAnsi="Arial"/>
@@ -7653,7 +7883,7 @@
             <w:pPr>
               <w:spacing w:after="20" w:before="0"/>
             </w:pPr>
-            <w:hyperlink w:history="1" r:id="rId4bab2nzn0mk1lrcw12smq">
+            <w:hyperlink w:history="1" r:id="rIdokzhpk2qdkg4fasfn2nse">
               <w:r>
                 <w:rPr>
                   <w:rFonts w:ascii="Arial" w:cs="Arial" w:eastAsia="Arial" w:hAnsi="Arial"/>
@@ -7686,7 +7916,7 @@
               <w:spacing w:after="10" w:before="0"/>
               <w:ind w:left="120"/>
             </w:pPr>
-            <w:hyperlink w:history="1" r:id="rIdvzvw6ur_wsqwbnp2vm3ax">
+            <w:hyperlink w:history="1" r:id="rIducd8iada0aqahhbwxcb2c">
               <w:r>
                 <w:rPr>
                   <w:rFonts w:ascii="Arial" w:cs="Arial" w:eastAsia="Arial" w:hAnsi="Arial"/>
@@ -8182,6 +8412,65 @@
         </w:tc>
       </w:tr>
     </w:tbl>
+    <w:p>
+      <w:pPr>
+        <w:pBdr>
+          <w:top w:val="single" w:color="BBBBBB" w:sz="4" w:space="4"/>
+        </w:pBdr>
+        <w:spacing w:after="0" w:before="160"/>
+      </w:pPr>
+      <w:r>
+        <w:rPr>
+          <w:rFonts w:ascii="Arial" w:cs="Arial" w:eastAsia="Arial" w:hAnsi="Arial"/>
+          <w:color w:val="666666"/>
+          <w:sz w:val="14"/>
+          <w:szCs w:val="14"/>
+        </w:rPr>
+        <w:t xml:space="preserve">© 2026 SeaVuria and ARES. Aligned with KICD objectives. Developed by SeaVuria; technical implementation by ARES (with AI assistance from Claude). Licensed under </w:t>
+      </w:r>
+      <w:hyperlink w:history="1" r:id="rIdujsq8ldm8z4qjdzlaqhqg">
+        <w:r>
+          <w:rPr>
+            <w:rFonts w:ascii="Arial" w:cs="Arial" w:eastAsia="Arial" w:hAnsi="Arial"/>
+            <w:color w:val="1F6B75"/>
+            <w:sz w:val="14"/>
+            <w:szCs w:val="14"/>
+            <w:u w:val="single" w:color="1F6B75"/>
+          </w:rPr>
+          <w:t xml:space="preserve">CC BY-NC 4.0</w:t>
+        </w:r>
+      </w:hyperlink>
+      <w:r>
+        <w:rPr>
+          <w:rFonts w:ascii="Arial" w:cs="Arial" w:eastAsia="Arial" w:hAnsi="Arial"/>
+          <w:color w:val="666666"/>
+          <w:sz w:val="14"/>
+          <w:szCs w:val="14"/>
+        </w:rPr>
+        <w:t xml:space="preserve"> (</w:t>
+      </w:r>
+      <w:hyperlink w:history="1" r:id="rIdyrxd3oxutfkjnp4cip8nt">
+        <w:r>
+          <w:rPr>
+            <w:rFonts w:ascii="Arial" w:cs="Arial" w:eastAsia="Arial" w:hAnsi="Arial"/>
+            <w:color w:val="1F6B75"/>
+            <w:sz w:val="14"/>
+            <w:szCs w:val="14"/>
+            <w:u w:val="single" w:color="1F6B75"/>
+          </w:rPr>
+          <w:t xml:space="preserve">https://creativecommons.org/licenses/by-nc/4.0/</w:t>
+        </w:r>
+      </w:hyperlink>
+      <w:r>
+        <w:rPr>
+          <w:rFonts w:ascii="Arial" w:cs="Arial" w:eastAsia="Arial" w:hAnsi="Arial"/>
+          <w:color w:val="666666"/>
+          <w:sz w:val="14"/>
+          <w:szCs w:val="14"/>
+        </w:rPr>
+        <w:t xml:space="preserve">).</w:t>
+      </w:r>
+    </w:p>
     <w:p>
       <w:r>
         <w:br w:type="page"/>
@@ -9173,7 +9462,7 @@
             <w:pPr>
               <w:spacing w:after="20" w:before="0"/>
             </w:pPr>
-            <w:hyperlink w:history="1" r:id="rIdsl3jea4hhrki-rpsraadx">
+            <w:hyperlink w:history="1" r:id="rIdcdtmr3pitfoqeywzb33n4">
               <w:r>
                 <w:rPr>
                   <w:rFonts w:ascii="Arial" w:cs="Arial" w:eastAsia="Arial" w:hAnsi="Arial"/>
@@ -9206,7 +9495,7 @@
               <w:spacing w:after="10" w:before="0"/>
               <w:ind w:left="120"/>
             </w:pPr>
-            <w:hyperlink w:history="1" r:id="rId0hzwxsvrnmqo0rki8elgw">
+            <w:hyperlink w:history="1" r:id="rIdjqchnijds5n4wrhlmhsa7">
               <w:r>
                 <w:rPr>
                   <w:rFonts w:ascii="Arial" w:cs="Arial" w:eastAsia="Arial" w:hAnsi="Arial"/>
@@ -9251,7 +9540,7 @@
             <w:pPr>
               <w:spacing w:after="20" w:before="0"/>
             </w:pPr>
-            <w:hyperlink w:history="1" r:id="rIdijhhgi0ojy_etkzwuqiim">
+            <w:hyperlink w:history="1" r:id="rId0nlaxeublqbtucme2p-qj">
               <w:r>
                 <w:rPr>
                   <w:rFonts w:ascii="Arial" w:cs="Arial" w:eastAsia="Arial" w:hAnsi="Arial"/>
@@ -9284,7 +9573,7 @@
               <w:spacing w:after="10" w:before="0"/>
               <w:ind w:left="120"/>
             </w:pPr>
-            <w:hyperlink w:history="1" r:id="rIdcsbw9lmi-df_epagwhlgs">
+            <w:hyperlink w:history="1" r:id="rId1zhi_twou4uywswnrpoow">
               <w:r>
                 <w:rPr>
                   <w:rFonts w:ascii="Arial" w:cs="Arial" w:eastAsia="Arial" w:hAnsi="Arial"/>
@@ -9479,7 +9768,7 @@
             <w:pPr>
               <w:spacing w:after="20" w:before="0"/>
             </w:pPr>
-            <w:hyperlink w:history="1" r:id="rIde6aegmctcat9fb2wehaip">
+            <w:hyperlink w:history="1" r:id="rIdgof7vawzyeb30_i16x-rr">
               <w:r>
                 <w:rPr>
                   <w:rFonts w:ascii="Arial" w:cs="Arial" w:eastAsia="Arial" w:hAnsi="Arial"/>
@@ -9512,7 +9801,7 @@
               <w:spacing w:after="10" w:before="0"/>
               <w:ind w:left="120"/>
             </w:pPr>
-            <w:hyperlink w:history="1" r:id="rIdexxvs06pl4n8pjmsyo_eu">
+            <w:hyperlink w:history="1" r:id="rIdpyyq--t8cxp1xdbqtedsd">
               <w:r>
                 <w:rPr>
                   <w:rFonts w:ascii="Arial" w:cs="Arial" w:eastAsia="Arial" w:hAnsi="Arial"/>
@@ -9557,7 +9846,7 @@
             <w:pPr>
               <w:spacing w:after="20" w:before="0"/>
             </w:pPr>
-            <w:hyperlink w:history="1" r:id="rIdeptbibozsivirjeseysms">
+            <w:hyperlink w:history="1" r:id="rIddrhotb5vnvlhfinypc7qd">
               <w:r>
                 <w:rPr>
                   <w:rFonts w:ascii="Arial" w:cs="Arial" w:eastAsia="Arial" w:hAnsi="Arial"/>
@@ -9590,7 +9879,7 @@
               <w:spacing w:after="10" w:before="0"/>
               <w:ind w:left="120"/>
             </w:pPr>
-            <w:hyperlink w:history="1" r:id="rId1nmgvzmhnvtidnjyj59zt">
+            <w:hyperlink w:history="1" r:id="rId20hdgfnrcl8tsiiydxnp1">
               <w:r>
                 <w:rPr>
                   <w:rFonts w:ascii="Arial" w:cs="Arial" w:eastAsia="Arial" w:hAnsi="Arial"/>
@@ -9785,7 +10074,7 @@
             <w:pPr>
               <w:spacing w:after="20" w:before="0"/>
             </w:pPr>
-            <w:hyperlink w:history="1" r:id="rId0httmm4e30i53om1fdkht">
+            <w:hyperlink w:history="1" r:id="rIdnjh7cvjnepx9-p-o4v9ec">
               <w:r>
                 <w:rPr>
                   <w:rFonts w:ascii="Arial" w:cs="Arial" w:eastAsia="Arial" w:hAnsi="Arial"/>
@@ -9818,7 +10107,7 @@
               <w:spacing w:after="10" w:before="0"/>
               <w:ind w:left="120"/>
             </w:pPr>
-            <w:hyperlink w:history="1" r:id="rIdoyv8nvcnm-_9nq47fp__m">
+            <w:hyperlink w:history="1" r:id="rIdbtcb7zo3adsvl43oishne">
               <w:r>
                 <w:rPr>
                   <w:rFonts w:ascii="Arial" w:cs="Arial" w:eastAsia="Arial" w:hAnsi="Arial"/>
@@ -9863,7 +10152,7 @@
             <w:pPr>
               <w:spacing w:after="20" w:before="0"/>
             </w:pPr>
-            <w:hyperlink w:history="1" r:id="rIdwmhqerniagbzdniae5kz9">
+            <w:hyperlink w:history="1" r:id="rIdolmpulhrmoi6shh_ikoej">
               <w:r>
                 <w:rPr>
                   <w:rFonts w:ascii="Arial" w:cs="Arial" w:eastAsia="Arial" w:hAnsi="Arial"/>
@@ -9896,7 +10185,7 @@
               <w:spacing w:after="10" w:before="0"/>
               <w:ind w:left="120"/>
             </w:pPr>
-            <w:hyperlink w:history="1" r:id="rId2nmsflom80gq15vqv0qac">
+            <w:hyperlink w:history="1" r:id="rId9919ftrahijcvlnnr5jun">
               <w:r>
                 <w:rPr>
                   <w:rFonts w:ascii="Arial" w:cs="Arial" w:eastAsia="Arial" w:hAnsi="Arial"/>
@@ -10091,7 +10380,7 @@
             <w:pPr>
               <w:spacing w:after="20" w:before="0"/>
             </w:pPr>
-            <w:hyperlink w:history="1" r:id="rIdljcp921dl6qh19hd9z42i">
+            <w:hyperlink w:history="1" r:id="rIdms6nu2m5xvj0vcbssivff">
               <w:r>
                 <w:rPr>
                   <w:rFonts w:ascii="Arial" w:cs="Arial" w:eastAsia="Arial" w:hAnsi="Arial"/>
@@ -10124,7 +10413,7 @@
               <w:spacing w:after="10" w:before="0"/>
               <w:ind w:left="120"/>
             </w:pPr>
-            <w:hyperlink w:history="1" r:id="rIddog7rnws-7wl_ulujqvpq">
+            <w:hyperlink w:history="1" r:id="rIdg9s3bvfvyesabivlpb4in">
               <w:r>
                 <w:rPr>
                   <w:rFonts w:ascii="Arial" w:cs="Arial" w:eastAsia="Arial" w:hAnsi="Arial"/>
@@ -10169,7 +10458,7 @@
             <w:pPr>
               <w:spacing w:after="20" w:before="0"/>
             </w:pPr>
-            <w:hyperlink w:history="1" r:id="rIdzrqyhrguu6cbsz5odl9-z">
+            <w:hyperlink w:history="1" r:id="rIdfdutcacxuoinmvqd1aolg">
               <w:r>
                 <w:rPr>
                   <w:rFonts w:ascii="Arial" w:cs="Arial" w:eastAsia="Arial" w:hAnsi="Arial"/>
@@ -10202,7 +10491,7 @@
               <w:spacing w:after="10" w:before="0"/>
               <w:ind w:left="120"/>
             </w:pPr>
-            <w:hyperlink w:history="1" r:id="rId24hp9n_cn4nnor9ymg4oj">
+            <w:hyperlink w:history="1" r:id="rId1v-swtlldormgiz28xi2a">
               <w:r>
                 <w:rPr>
                   <w:rFonts w:ascii="Arial" w:cs="Arial" w:eastAsia="Arial" w:hAnsi="Arial"/>
@@ -10397,7 +10686,7 @@
             <w:pPr>
               <w:spacing w:after="20" w:before="0"/>
             </w:pPr>
-            <w:hyperlink w:history="1" r:id="rId6unmcohjsqndyel3hr427">
+            <w:hyperlink w:history="1" r:id="rIds5y9rl0gpd0h9dq41vvw2">
               <w:r>
                 <w:rPr>
                   <w:rFonts w:ascii="Arial" w:cs="Arial" w:eastAsia="Arial" w:hAnsi="Arial"/>
@@ -10430,7 +10719,7 @@
               <w:spacing w:after="10" w:before="0"/>
               <w:ind w:left="120"/>
             </w:pPr>
-            <w:hyperlink w:history="1" r:id="rIdixumsmztxqb72qnwhd3f9">
+            <w:hyperlink w:history="1" r:id="rIdy6ojmw6asdmi1vxufck2h">
               <w:r>
                 <w:rPr>
                   <w:rFonts w:ascii="Arial" w:cs="Arial" w:eastAsia="Arial" w:hAnsi="Arial"/>
@@ -10475,7 +10764,7 @@
             <w:pPr>
               <w:spacing w:after="20" w:before="0"/>
             </w:pPr>
-            <w:hyperlink w:history="1" r:id="rIdftrheyazyumpgowcw01le">
+            <w:hyperlink w:history="1" r:id="rIddmyawlc3ebkd3mznrdhmp">
               <w:r>
                 <w:rPr>
                   <w:rFonts w:ascii="Arial" w:cs="Arial" w:eastAsia="Arial" w:hAnsi="Arial"/>
@@ -10508,7 +10797,7 @@
               <w:spacing w:after="10" w:before="0"/>
               <w:ind w:left="120"/>
             </w:pPr>
-            <w:hyperlink w:history="1" r:id="rIdjr7x5jh7x9aafxx5vjrrk">
+            <w:hyperlink w:history="1" r:id="rId3hrvxts0qy8vwzgfhgdco">
               <w:r>
                 <w:rPr>
                   <w:rFonts w:ascii="Arial" w:cs="Arial" w:eastAsia="Arial" w:hAnsi="Arial"/>
@@ -11004,6 +11293,65 @@
         </w:tc>
       </w:tr>
     </w:tbl>
+    <w:p>
+      <w:pPr>
+        <w:pBdr>
+          <w:top w:val="single" w:color="BBBBBB" w:sz="4" w:space="4"/>
+        </w:pBdr>
+        <w:spacing w:after="0" w:before="160"/>
+      </w:pPr>
+      <w:r>
+        <w:rPr>
+          <w:rFonts w:ascii="Arial" w:cs="Arial" w:eastAsia="Arial" w:hAnsi="Arial"/>
+          <w:color w:val="666666"/>
+          <w:sz w:val="14"/>
+          <w:szCs w:val="14"/>
+        </w:rPr>
+        <w:t xml:space="preserve">© 2026 SeaVuria and ARES. Aligned with KICD objectives. Developed by SeaVuria; technical implementation by ARES (with AI assistance from Claude). Licensed under </w:t>
+      </w:r>
+      <w:hyperlink w:history="1" r:id="rIdhbavhyeqlg0qqjnioztbo">
+        <w:r>
+          <w:rPr>
+            <w:rFonts w:ascii="Arial" w:cs="Arial" w:eastAsia="Arial" w:hAnsi="Arial"/>
+            <w:color w:val="1F6B75"/>
+            <w:sz w:val="14"/>
+            <w:szCs w:val="14"/>
+            <w:u w:val="single" w:color="1F6B75"/>
+          </w:rPr>
+          <w:t xml:space="preserve">CC BY-NC 4.0</w:t>
+        </w:r>
+      </w:hyperlink>
+      <w:r>
+        <w:rPr>
+          <w:rFonts w:ascii="Arial" w:cs="Arial" w:eastAsia="Arial" w:hAnsi="Arial"/>
+          <w:color w:val="666666"/>
+          <w:sz w:val="14"/>
+          <w:szCs w:val="14"/>
+        </w:rPr>
+        <w:t xml:space="preserve"> (</w:t>
+      </w:r>
+      <w:hyperlink w:history="1" r:id="rIdmcfhjzh-63kafe9hsc-3z">
+        <w:r>
+          <w:rPr>
+            <w:rFonts w:ascii="Arial" w:cs="Arial" w:eastAsia="Arial" w:hAnsi="Arial"/>
+            <w:color w:val="1F6B75"/>
+            <w:sz w:val="14"/>
+            <w:szCs w:val="14"/>
+            <w:u w:val="single" w:color="1F6B75"/>
+          </w:rPr>
+          <w:t xml:space="preserve">https://creativecommons.org/licenses/by-nc/4.0/</w:t>
+        </w:r>
+      </w:hyperlink>
+      <w:r>
+        <w:rPr>
+          <w:rFonts w:ascii="Arial" w:cs="Arial" w:eastAsia="Arial" w:hAnsi="Arial"/>
+          <w:color w:val="666666"/>
+          <w:sz w:val="14"/>
+          <w:szCs w:val="14"/>
+        </w:rPr>
+        <w:t xml:space="preserve">).</w:t>
+      </w:r>
+    </w:p>
     <w:p>
       <w:r>
         <w:br w:type="page"/>
@@ -11995,7 +12343,7 @@
             <w:pPr>
               <w:spacing w:after="20" w:before="0"/>
             </w:pPr>
-            <w:hyperlink w:history="1" r:id="rIddmxg6j0bqadzil7ekpgsu">
+            <w:hyperlink w:history="1" r:id="rIddbueqb8ovxafxi_roy9oq">
               <w:r>
                 <w:rPr>
                   <w:rFonts w:ascii="Arial" w:cs="Arial" w:eastAsia="Arial" w:hAnsi="Arial"/>
@@ -12028,7 +12376,7 @@
               <w:spacing w:after="10" w:before="0"/>
               <w:ind w:left="120"/>
             </w:pPr>
-            <w:hyperlink w:history="1" r:id="rIdpo5jzwo-h99ol5ko_ppoz">
+            <w:hyperlink w:history="1" r:id="rIdvtcym9x6c4rwpjgxadzof">
               <w:r>
                 <w:rPr>
                   <w:rFonts w:ascii="Arial" w:cs="Arial" w:eastAsia="Arial" w:hAnsi="Arial"/>
@@ -12073,7 +12421,7 @@
             <w:pPr>
               <w:spacing w:after="20" w:before="0"/>
             </w:pPr>
-            <w:hyperlink w:history="1" r:id="rIdsdckcupfwlqnigndhzwsy">
+            <w:hyperlink w:history="1" r:id="rId8qipsvgmc653sfmj0d76l">
               <w:r>
                 <w:rPr>
                   <w:rFonts w:ascii="Arial" w:cs="Arial" w:eastAsia="Arial" w:hAnsi="Arial"/>
@@ -12106,7 +12454,7 @@
               <w:spacing w:after="10" w:before="0"/>
               <w:ind w:left="120"/>
             </w:pPr>
-            <w:hyperlink w:history="1" r:id="rIdvpzav6xsklhy2x0385xdm">
+            <w:hyperlink w:history="1" r:id="rIdd-p0yxhk1n3fiwjmfrih8">
               <w:r>
                 <w:rPr>
                   <w:rFonts w:ascii="Arial" w:cs="Arial" w:eastAsia="Arial" w:hAnsi="Arial"/>
@@ -12301,7 +12649,7 @@
             <w:pPr>
               <w:spacing w:after="20" w:before="0"/>
             </w:pPr>
-            <w:hyperlink w:history="1" r:id="rIdrdb8rscenefiqwyfyasj4">
+            <w:hyperlink w:history="1" r:id="rIdzt07zluvp7jhuponztzks">
               <w:r>
                 <w:rPr>
                   <w:rFonts w:ascii="Arial" w:cs="Arial" w:eastAsia="Arial" w:hAnsi="Arial"/>
@@ -12334,7 +12682,7 @@
               <w:spacing w:after="10" w:before="0"/>
               <w:ind w:left="120"/>
             </w:pPr>
-            <w:hyperlink w:history="1" r:id="rId594jy_epp-91ftkykaz1f">
+            <w:hyperlink w:history="1" r:id="rIdx5kummlzkxaedly7jdryy">
               <w:r>
                 <w:rPr>
                   <w:rFonts w:ascii="Arial" w:cs="Arial" w:eastAsia="Arial" w:hAnsi="Arial"/>
@@ -12379,7 +12727,7 @@
             <w:pPr>
               <w:spacing w:after="20" w:before="0"/>
             </w:pPr>
-            <w:hyperlink w:history="1" r:id="rId7zqudrlmvpmp2xkojsftr">
+            <w:hyperlink w:history="1" r:id="rIdw7bls9hipxcvqyrn09mic">
               <w:r>
                 <w:rPr>
                   <w:rFonts w:ascii="Arial" w:cs="Arial" w:eastAsia="Arial" w:hAnsi="Arial"/>
@@ -12412,7 +12760,7 @@
               <w:spacing w:after="10" w:before="0"/>
               <w:ind w:left="120"/>
             </w:pPr>
-            <w:hyperlink w:history="1" r:id="rIdhlre6h84_bpjjazb_hloz">
+            <w:hyperlink w:history="1" r:id="rIdtrggtigxfj5-fti_w94i7">
               <w:r>
                 <w:rPr>
                   <w:rFonts w:ascii="Arial" w:cs="Arial" w:eastAsia="Arial" w:hAnsi="Arial"/>
@@ -12607,7 +12955,7 @@
             <w:pPr>
               <w:spacing w:after="20" w:before="0"/>
             </w:pPr>
-            <w:hyperlink w:history="1" r:id="rIdetjxokxeq2k-u8et3umgz">
+            <w:hyperlink w:history="1" r:id="rId1olnrdwosanwuxzbeq-sv">
               <w:r>
                 <w:rPr>
                   <w:rFonts w:ascii="Arial" w:cs="Arial" w:eastAsia="Arial" w:hAnsi="Arial"/>
@@ -12640,7 +12988,7 @@
               <w:spacing w:after="10" w:before="0"/>
               <w:ind w:left="120"/>
             </w:pPr>
-            <w:hyperlink w:history="1" r:id="rId-4uespcgu-vmqaohctmac">
+            <w:hyperlink w:history="1" r:id="rIdbbq8wfkppg5ca5pprpd8v">
               <w:r>
                 <w:rPr>
                   <w:rFonts w:ascii="Arial" w:cs="Arial" w:eastAsia="Arial" w:hAnsi="Arial"/>
@@ -12685,7 +13033,7 @@
             <w:pPr>
               <w:spacing w:after="20" w:before="0"/>
             </w:pPr>
-            <w:hyperlink w:history="1" r:id="rIdim3gcwz2fwj8ic-yxnfpm">
+            <w:hyperlink w:history="1" r:id="rIdukoldy7rhypvo0s-jtj-u">
               <w:r>
                 <w:rPr>
                   <w:rFonts w:ascii="Arial" w:cs="Arial" w:eastAsia="Arial" w:hAnsi="Arial"/>
@@ -12718,7 +13066,7 @@
               <w:spacing w:after="10" w:before="0"/>
               <w:ind w:left="120"/>
             </w:pPr>
-            <w:hyperlink w:history="1" r:id="rIdxnpgfng8h_94slyzgb_8b">
+            <w:hyperlink w:history="1" r:id="rId3pajnvfrm94jbgcgirlxp">
               <w:r>
                 <w:rPr>
                   <w:rFonts w:ascii="Arial" w:cs="Arial" w:eastAsia="Arial" w:hAnsi="Arial"/>
@@ -12913,7 +13261,7 @@
             <w:pPr>
               <w:spacing w:after="20" w:before="0"/>
             </w:pPr>
-            <w:hyperlink w:history="1" r:id="rIdkjiycabxjc3p-pycvhle0">
+            <w:hyperlink w:history="1" r:id="rIdnf-klxmvti8ffck2jl9kl">
               <w:r>
                 <w:rPr>
                   <w:rFonts w:ascii="Arial" w:cs="Arial" w:eastAsia="Arial" w:hAnsi="Arial"/>
@@ -12946,7 +13294,7 @@
               <w:spacing w:after="10" w:before="0"/>
               <w:ind w:left="120"/>
             </w:pPr>
-            <w:hyperlink w:history="1" r:id="rIdg_sfz5gsuxp7cdqxohfbz">
+            <w:hyperlink w:history="1" r:id="rIdpgv7s5npfrly_wmpwcfom">
               <w:r>
                 <w:rPr>
                   <w:rFonts w:ascii="Arial" w:cs="Arial" w:eastAsia="Arial" w:hAnsi="Arial"/>
@@ -12991,7 +13339,7 @@
             <w:pPr>
               <w:spacing w:after="20" w:before="0"/>
             </w:pPr>
-            <w:hyperlink w:history="1" r:id="rIdynp0avgmmin6ccydwibxz">
+            <w:hyperlink w:history="1" r:id="rIddmtqnxzd8yonoiaj5ozdt">
               <w:r>
                 <w:rPr>
                   <w:rFonts w:ascii="Arial" w:cs="Arial" w:eastAsia="Arial" w:hAnsi="Arial"/>
@@ -13024,7 +13372,7 @@
               <w:spacing w:after="10" w:before="0"/>
               <w:ind w:left="120"/>
             </w:pPr>
-            <w:hyperlink w:history="1" r:id="rIdl1t75bz-8la3rywqdp_pd">
+            <w:hyperlink w:history="1" r:id="rIdlatp_lw6cb-myphxjcpqy">
               <w:r>
                 <w:rPr>
                   <w:rFonts w:ascii="Arial" w:cs="Arial" w:eastAsia="Arial" w:hAnsi="Arial"/>
@@ -13219,7 +13567,7 @@
             <w:pPr>
               <w:spacing w:after="20" w:before="0"/>
             </w:pPr>
-            <w:hyperlink w:history="1" r:id="rIdqvhhrwh5ucoatwrjr90f4">
+            <w:hyperlink w:history="1" r:id="rId-frefjzpimnvvtxoditfg">
               <w:r>
                 <w:rPr>
                   <w:rFonts w:ascii="Arial" w:cs="Arial" w:eastAsia="Arial" w:hAnsi="Arial"/>
@@ -13252,7 +13600,7 @@
               <w:spacing w:after="10" w:before="0"/>
               <w:ind w:left="120"/>
             </w:pPr>
-            <w:hyperlink w:history="1" r:id="rId2mqz37aaivgt1hrrxwzrl">
+            <w:hyperlink w:history="1" r:id="rIdwlx2n5hyojhljqgxyj_fy">
               <w:r>
                 <w:rPr>
                   <w:rFonts w:ascii="Arial" w:cs="Arial" w:eastAsia="Arial" w:hAnsi="Arial"/>
@@ -13297,7 +13645,7 @@
             <w:pPr>
               <w:spacing w:after="20" w:before="0"/>
             </w:pPr>
-            <w:hyperlink w:history="1" r:id="rIdqvzjtrfzhy44uq8etnd7f">
+            <w:hyperlink w:history="1" r:id="rIdifkar6xovazloeeznzcw3">
               <w:r>
                 <w:rPr>
                   <w:rFonts w:ascii="Arial" w:cs="Arial" w:eastAsia="Arial" w:hAnsi="Arial"/>
@@ -13330,7 +13678,7 @@
               <w:spacing w:after="10" w:before="0"/>
               <w:ind w:left="120"/>
             </w:pPr>
-            <w:hyperlink w:history="1" r:id="rIddpjrkub0sujj22ayc2586">
+            <w:hyperlink w:history="1" r:id="rIdd_kve8eo9izpk4augrfpp">
               <w:r>
                 <w:rPr>
                   <w:rFonts w:ascii="Arial" w:cs="Arial" w:eastAsia="Arial" w:hAnsi="Arial"/>
@@ -13940,6 +14288,65 @@
         </w:tc>
       </w:tr>
     </w:tbl>
+    <w:p>
+      <w:pPr>
+        <w:pBdr>
+          <w:top w:val="single" w:color="BBBBBB" w:sz="4" w:space="4"/>
+        </w:pBdr>
+        <w:spacing w:after="0" w:before="160"/>
+      </w:pPr>
+      <w:r>
+        <w:rPr>
+          <w:rFonts w:ascii="Arial" w:cs="Arial" w:eastAsia="Arial" w:hAnsi="Arial"/>
+          <w:color w:val="666666"/>
+          <w:sz w:val="14"/>
+          <w:szCs w:val="14"/>
+        </w:rPr>
+        <w:t xml:space="preserve">© 2026 SeaVuria and ARES. Aligned with KICD objectives. Developed by SeaVuria; technical implementation by ARES (with AI assistance from Claude). Licensed under </w:t>
+      </w:r>
+      <w:hyperlink w:history="1" r:id="rIdktbk9utatkh4dscttsnb2">
+        <w:r>
+          <w:rPr>
+            <w:rFonts w:ascii="Arial" w:cs="Arial" w:eastAsia="Arial" w:hAnsi="Arial"/>
+            <w:color w:val="1F6B75"/>
+            <w:sz w:val="14"/>
+            <w:szCs w:val="14"/>
+            <w:u w:val="single" w:color="1F6B75"/>
+          </w:rPr>
+          <w:t xml:space="preserve">CC BY-NC 4.0</w:t>
+        </w:r>
+      </w:hyperlink>
+      <w:r>
+        <w:rPr>
+          <w:rFonts w:ascii="Arial" w:cs="Arial" w:eastAsia="Arial" w:hAnsi="Arial"/>
+          <w:color w:val="666666"/>
+          <w:sz w:val="14"/>
+          <w:szCs w:val="14"/>
+        </w:rPr>
+        <w:t xml:space="preserve"> (</w:t>
+      </w:r>
+      <w:hyperlink w:history="1" r:id="rId9qthbp8kymksgypsgtoyc">
+        <w:r>
+          <w:rPr>
+            <w:rFonts w:ascii="Arial" w:cs="Arial" w:eastAsia="Arial" w:hAnsi="Arial"/>
+            <w:color w:val="1F6B75"/>
+            <w:sz w:val="14"/>
+            <w:szCs w:val="14"/>
+            <w:u w:val="single" w:color="1F6B75"/>
+          </w:rPr>
+          <w:t xml:space="preserve">https://creativecommons.org/licenses/by-nc/4.0/</w:t>
+        </w:r>
+      </w:hyperlink>
+      <w:r>
+        <w:rPr>
+          <w:rFonts w:ascii="Arial" w:cs="Arial" w:eastAsia="Arial" w:hAnsi="Arial"/>
+          <w:color w:val="666666"/>
+          <w:sz w:val="14"/>
+          <w:szCs w:val="14"/>
+        </w:rPr>
+        <w:t xml:space="preserve">).</w:t>
+      </w:r>
+    </w:p>
     <w:p>
       <w:r>
         <w:br w:type="page"/>
@@ -14931,7 +15338,7 @@
             <w:pPr>
               <w:spacing w:after="20" w:before="0"/>
             </w:pPr>
-            <w:hyperlink w:history="1" r:id="rId_kmqcr6ifuyw-jzx-yl5i">
+            <w:hyperlink w:history="1" r:id="rIdidunsz-p0usztml3k3cst">
               <w:r>
                 <w:rPr>
                   <w:rFonts w:ascii="Arial" w:cs="Arial" w:eastAsia="Arial" w:hAnsi="Arial"/>
@@ -14964,7 +15371,7 @@
               <w:spacing w:after="10" w:before="0"/>
               <w:ind w:left="120"/>
             </w:pPr>
-            <w:hyperlink w:history="1" r:id="rIdbx0nqqhzxpkdi71xoomiy">
+            <w:hyperlink w:history="1" r:id="rIddkltvetcmjmu0heszznj-">
               <w:r>
                 <w:rPr>
                   <w:rFonts w:ascii="Arial" w:cs="Arial" w:eastAsia="Arial" w:hAnsi="Arial"/>
@@ -15009,7 +15416,7 @@
             <w:pPr>
               <w:spacing w:after="20" w:before="0"/>
             </w:pPr>
-            <w:hyperlink w:history="1" r:id="rIdymd4vvjeiarhl2immxdkm">
+            <w:hyperlink w:history="1" r:id="rIdhmcdtw-qtl4iiu_oex9j0">
               <w:r>
                 <w:rPr>
                   <w:rFonts w:ascii="Arial" w:cs="Arial" w:eastAsia="Arial" w:hAnsi="Arial"/>
@@ -15042,7 +15449,7 @@
               <w:spacing w:after="10" w:before="0"/>
               <w:ind w:left="120"/>
             </w:pPr>
-            <w:hyperlink w:history="1" r:id="rIdvd0sjwsn4cczxpc9ic6n2">
+            <w:hyperlink w:history="1" r:id="rIdoty3kcgl2dpivty43kqji">
               <w:r>
                 <w:rPr>
                   <w:rFonts w:ascii="Arial" w:cs="Arial" w:eastAsia="Arial" w:hAnsi="Arial"/>
@@ -15237,7 +15644,7 @@
             <w:pPr>
               <w:spacing w:after="20" w:before="0"/>
             </w:pPr>
-            <w:hyperlink w:history="1" r:id="rIdrpkgjamkr6iud75ayxi3p">
+            <w:hyperlink w:history="1" r:id="rIdtg8fgtvmoqfrn7t9azpyh">
               <w:r>
                 <w:rPr>
                   <w:rFonts w:ascii="Arial" w:cs="Arial" w:eastAsia="Arial" w:hAnsi="Arial"/>
@@ -15270,7 +15677,7 @@
               <w:spacing w:after="10" w:before="0"/>
               <w:ind w:left="120"/>
             </w:pPr>
-            <w:hyperlink w:history="1" r:id="rIdehh4btfvgqbmwyjzzyllb">
+            <w:hyperlink w:history="1" r:id="rIdtod5sagn5sitiq72sowfm">
               <w:r>
                 <w:rPr>
                   <w:rFonts w:ascii="Arial" w:cs="Arial" w:eastAsia="Arial" w:hAnsi="Arial"/>
@@ -15315,7 +15722,7 @@
             <w:pPr>
               <w:spacing w:after="20" w:before="0"/>
             </w:pPr>
-            <w:hyperlink w:history="1" r:id="rIdabugoieppxeveomrkmxoy">
+            <w:hyperlink w:history="1" r:id="rIdmxztks8ohibv0djv9qfw5">
               <w:r>
                 <w:rPr>
                   <w:rFonts w:ascii="Arial" w:cs="Arial" w:eastAsia="Arial" w:hAnsi="Arial"/>
@@ -15348,7 +15755,7 @@
               <w:spacing w:after="10" w:before="0"/>
               <w:ind w:left="120"/>
             </w:pPr>
-            <w:hyperlink w:history="1" r:id="rIdqncnbhj7pifxjmoqwjozh">
+            <w:hyperlink w:history="1" r:id="rIdyzimf1i4ozfbexglgjry7">
               <w:r>
                 <w:rPr>
                   <w:rFonts w:ascii="Arial" w:cs="Arial" w:eastAsia="Arial" w:hAnsi="Arial"/>
@@ -15543,7 +15950,7 @@
             <w:pPr>
               <w:spacing w:after="20" w:before="0"/>
             </w:pPr>
-            <w:hyperlink w:history="1" r:id="rIdk2ewl8iyokfodqpj6rbed">
+            <w:hyperlink w:history="1" r:id="rIdsl2ionfitu_rzk8atnabh">
               <w:r>
                 <w:rPr>
                   <w:rFonts w:ascii="Arial" w:cs="Arial" w:eastAsia="Arial" w:hAnsi="Arial"/>
@@ -15576,7 +15983,7 @@
               <w:spacing w:after="10" w:before="0"/>
               <w:ind w:left="120"/>
             </w:pPr>
-            <w:hyperlink w:history="1" r:id="rIdzmdxsbhzylwrtnpado7zb">
+            <w:hyperlink w:history="1" r:id="rIdqytrhke2iyzffupjxzghm">
               <w:r>
                 <w:rPr>
                   <w:rFonts w:ascii="Arial" w:cs="Arial" w:eastAsia="Arial" w:hAnsi="Arial"/>
@@ -15621,7 +16028,7 @@
             <w:pPr>
               <w:spacing w:after="20" w:before="0"/>
             </w:pPr>
-            <w:hyperlink w:history="1" r:id="rIdjnbqncwu6hroouiydgfmh">
+            <w:hyperlink w:history="1" r:id="rId41wqfsa4vbbwchghqg0ad">
               <w:r>
                 <w:rPr>
                   <w:rFonts w:ascii="Arial" w:cs="Arial" w:eastAsia="Arial" w:hAnsi="Arial"/>
@@ -15654,7 +16061,7 @@
               <w:spacing w:after="10" w:before="0"/>
               <w:ind w:left="120"/>
             </w:pPr>
-            <w:hyperlink w:history="1" r:id="rIduubiotvmdm98kcsazy_zx">
+            <w:hyperlink w:history="1" r:id="rIdsc9pj8k0yyvkqrrqp4cy_">
               <w:r>
                 <w:rPr>
                   <w:rFonts w:ascii="Arial" w:cs="Arial" w:eastAsia="Arial" w:hAnsi="Arial"/>
@@ -15849,7 +16256,7 @@
             <w:pPr>
               <w:spacing w:after="20" w:before="0"/>
             </w:pPr>
-            <w:hyperlink w:history="1" r:id="rIdgkuivoy6shy1rf4_sfqnw">
+            <w:hyperlink w:history="1" r:id="rIdbq_m537cfppova6o4qt1i">
               <w:r>
                 <w:rPr>
                   <w:rFonts w:ascii="Arial" w:cs="Arial" w:eastAsia="Arial" w:hAnsi="Arial"/>
@@ -15882,7 +16289,7 @@
               <w:spacing w:after="10" w:before="0"/>
               <w:ind w:left="120"/>
             </w:pPr>
-            <w:hyperlink w:history="1" r:id="rIdaekofo9dzgm7j_llspzks">
+            <w:hyperlink w:history="1" r:id="rIdwiwpw2trtze57ffg9s39x">
               <w:r>
                 <w:rPr>
                   <w:rFonts w:ascii="Arial" w:cs="Arial" w:eastAsia="Arial" w:hAnsi="Arial"/>
@@ -15927,7 +16334,7 @@
             <w:pPr>
               <w:spacing w:after="20" w:before="0"/>
             </w:pPr>
-            <w:hyperlink w:history="1" r:id="rId-qtizsqv_0pw91x_rf6ph">
+            <w:hyperlink w:history="1" r:id="rIdbyzcffcgxquqgab7p3gll">
               <w:r>
                 <w:rPr>
                   <w:rFonts w:ascii="Arial" w:cs="Arial" w:eastAsia="Arial" w:hAnsi="Arial"/>
@@ -15960,7 +16367,7 @@
               <w:spacing w:after="10" w:before="0"/>
               <w:ind w:left="120"/>
             </w:pPr>
-            <w:hyperlink w:history="1" r:id="rIdoqozpwazykadgbrmm6xwx">
+            <w:hyperlink w:history="1" r:id="rIdtxyzrad-g8iqw8qsfucem">
               <w:r>
                 <w:rPr>
                   <w:rFonts w:ascii="Arial" w:cs="Arial" w:eastAsia="Arial" w:hAnsi="Arial"/>
@@ -16155,7 +16562,7 @@
             <w:pPr>
               <w:spacing w:after="20" w:before="0"/>
             </w:pPr>
-            <w:hyperlink w:history="1" r:id="rId_agisovw1vsfdzrjopgov">
+            <w:hyperlink w:history="1" r:id="rIdlkajetliwgb7jjfbmsxcn">
               <w:r>
                 <w:rPr>
                   <w:rFonts w:ascii="Arial" w:cs="Arial" w:eastAsia="Arial" w:hAnsi="Arial"/>
@@ -16188,7 +16595,7 @@
               <w:spacing w:after="10" w:before="0"/>
               <w:ind w:left="120"/>
             </w:pPr>
-            <w:hyperlink w:history="1" r:id="rIdut-oinxji1pyhs_g7owby">
+            <w:hyperlink w:history="1" r:id="rId14ebkyzkzs6ku5r0wl2v-">
               <w:r>
                 <w:rPr>
                   <w:rFonts w:ascii="Arial" w:cs="Arial" w:eastAsia="Arial" w:hAnsi="Arial"/>
@@ -16233,7 +16640,7 @@
             <w:pPr>
               <w:spacing w:after="20" w:before="0"/>
             </w:pPr>
-            <w:hyperlink w:history="1" r:id="rIdrrzc6tmhmhkxa4yoo8wdg">
+            <w:hyperlink w:history="1" r:id="rIdnp4fc4h2xajl_wlqcp1by">
               <w:r>
                 <w:rPr>
                   <w:rFonts w:ascii="Arial" w:cs="Arial" w:eastAsia="Arial" w:hAnsi="Arial"/>
@@ -16266,7 +16673,7 @@
               <w:spacing w:after="10" w:before="0"/>
               <w:ind w:left="120"/>
             </w:pPr>
-            <w:hyperlink w:history="1" r:id="rIdj5lwffx8rnp_7qdyyxnim">
+            <w:hyperlink w:history="1" r:id="rId8v0bgwdrsibcgaojrsarv">
               <w:r>
                 <w:rPr>
                   <w:rFonts w:ascii="Arial" w:cs="Arial" w:eastAsia="Arial" w:hAnsi="Arial"/>
@@ -16762,6 +17169,65 @@
         </w:tc>
       </w:tr>
     </w:tbl>
+    <w:p>
+      <w:pPr>
+        <w:pBdr>
+          <w:top w:val="single" w:color="BBBBBB" w:sz="4" w:space="4"/>
+        </w:pBdr>
+        <w:spacing w:after="0" w:before="160"/>
+      </w:pPr>
+      <w:r>
+        <w:rPr>
+          <w:rFonts w:ascii="Arial" w:cs="Arial" w:eastAsia="Arial" w:hAnsi="Arial"/>
+          <w:color w:val="666666"/>
+          <w:sz w:val="14"/>
+          <w:szCs w:val="14"/>
+        </w:rPr>
+        <w:t xml:space="preserve">© 2026 SeaVuria and ARES. Aligned with KICD objectives. Developed by SeaVuria; technical implementation by ARES (with AI assistance from Claude). Licensed under </w:t>
+      </w:r>
+      <w:hyperlink w:history="1" r:id="rIdfzoi4sqqsw-4vru-irgbz">
+        <w:r>
+          <w:rPr>
+            <w:rFonts w:ascii="Arial" w:cs="Arial" w:eastAsia="Arial" w:hAnsi="Arial"/>
+            <w:color w:val="1F6B75"/>
+            <w:sz w:val="14"/>
+            <w:szCs w:val="14"/>
+            <w:u w:val="single" w:color="1F6B75"/>
+          </w:rPr>
+          <w:t xml:space="preserve">CC BY-NC 4.0</w:t>
+        </w:r>
+      </w:hyperlink>
+      <w:r>
+        <w:rPr>
+          <w:rFonts w:ascii="Arial" w:cs="Arial" w:eastAsia="Arial" w:hAnsi="Arial"/>
+          <w:color w:val="666666"/>
+          <w:sz w:val="14"/>
+          <w:szCs w:val="14"/>
+        </w:rPr>
+        <w:t xml:space="preserve"> (</w:t>
+      </w:r>
+      <w:hyperlink w:history="1" r:id="rIdls0_lem5_ystpv2yhnuc3">
+        <w:r>
+          <w:rPr>
+            <w:rFonts w:ascii="Arial" w:cs="Arial" w:eastAsia="Arial" w:hAnsi="Arial"/>
+            <w:color w:val="1F6B75"/>
+            <w:sz w:val="14"/>
+            <w:szCs w:val="14"/>
+            <w:u w:val="single" w:color="1F6B75"/>
+          </w:rPr>
+          <w:t xml:space="preserve">https://creativecommons.org/licenses/by-nc/4.0/</w:t>
+        </w:r>
+      </w:hyperlink>
+      <w:r>
+        <w:rPr>
+          <w:rFonts w:ascii="Arial" w:cs="Arial" w:eastAsia="Arial" w:hAnsi="Arial"/>
+          <w:color w:val="666666"/>
+          <w:sz w:val="14"/>
+          <w:szCs w:val="14"/>
+        </w:rPr>
+        <w:t xml:space="preserve">).</w:t>
+      </w:r>
+    </w:p>
     <w:p>
       <w:r>
         <w:br w:type="page"/>
@@ -17753,7 +18219,7 @@
             <w:pPr>
               <w:spacing w:after="20" w:before="0"/>
             </w:pPr>
-            <w:hyperlink w:history="1" r:id="rIdzfw66clokoniowii5sme6">
+            <w:hyperlink w:history="1" r:id="rIdkiudyin6pydub4njihdum">
               <w:r>
                 <w:rPr>
                   <w:rFonts w:ascii="Arial" w:cs="Arial" w:eastAsia="Arial" w:hAnsi="Arial"/>
@@ -17786,7 +18252,7 @@
               <w:spacing w:after="10" w:before="0"/>
               <w:ind w:left="120"/>
             </w:pPr>
-            <w:hyperlink w:history="1" r:id="rIdyrtoctpd9ip_i1k_aeghl">
+            <w:hyperlink w:history="1" r:id="rIdskthruh3lwvysm4iz7qqg">
               <w:r>
                 <w:rPr>
                   <w:rFonts w:ascii="Arial" w:cs="Arial" w:eastAsia="Arial" w:hAnsi="Arial"/>
@@ -17831,7 +18297,7 @@
             <w:pPr>
               <w:spacing w:after="20" w:before="0"/>
             </w:pPr>
-            <w:hyperlink w:history="1" r:id="rIditriysedqi9hlvn-vtftk">
+            <w:hyperlink w:history="1" r:id="rId8rm3ommlhs4yabe7yhhzb">
               <w:r>
                 <w:rPr>
                   <w:rFonts w:ascii="Arial" w:cs="Arial" w:eastAsia="Arial" w:hAnsi="Arial"/>
@@ -17864,7 +18330,7 @@
               <w:spacing w:after="10" w:before="0"/>
               <w:ind w:left="120"/>
             </w:pPr>
-            <w:hyperlink w:history="1" r:id="rIduqyge0fap1g62ptgqvnfz">
+            <w:hyperlink w:history="1" r:id="rId3gouqmfuwzjgbejiggtpc">
               <w:r>
                 <w:rPr>
                   <w:rFonts w:ascii="Arial" w:cs="Arial" w:eastAsia="Arial" w:hAnsi="Arial"/>
@@ -18059,7 +18525,7 @@
             <w:pPr>
               <w:spacing w:after="20" w:before="0"/>
             </w:pPr>
-            <w:hyperlink w:history="1" r:id="rIdvll1dsevsmmscnga8vplm">
+            <w:hyperlink w:history="1" r:id="rIdg20nsxmtfqsgobexgil-s">
               <w:r>
                 <w:rPr>
                   <w:rFonts w:ascii="Arial" w:cs="Arial" w:eastAsia="Arial" w:hAnsi="Arial"/>
@@ -18092,7 +18558,7 @@
               <w:spacing w:after="10" w:before="0"/>
               <w:ind w:left="120"/>
             </w:pPr>
-            <w:hyperlink w:history="1" r:id="rIdyun6dtmjnrsxwylfs9nlw">
+            <w:hyperlink w:history="1" r:id="rIdmiuzpja_vzcv4zcdx-rl_">
               <w:r>
                 <w:rPr>
                   <w:rFonts w:ascii="Arial" w:cs="Arial" w:eastAsia="Arial" w:hAnsi="Arial"/>
@@ -18137,7 +18603,7 @@
             <w:pPr>
               <w:spacing w:after="20" w:before="0"/>
             </w:pPr>
-            <w:hyperlink w:history="1" r:id="rIdhjofw2rxr9u0dl-umccg5">
+            <w:hyperlink w:history="1" r:id="rIdmtawfgpjcvgzeyvifj5gz">
               <w:r>
                 <w:rPr>
                   <w:rFonts w:ascii="Arial" w:cs="Arial" w:eastAsia="Arial" w:hAnsi="Arial"/>
@@ -18170,7 +18636,7 @@
               <w:spacing w:after="10" w:before="0"/>
               <w:ind w:left="120"/>
             </w:pPr>
-            <w:hyperlink w:history="1" r:id="rIdpikj38w5h24aws353pknr">
+            <w:hyperlink w:history="1" r:id="rIdzew-bqgfgsydyhz5oxxfq">
               <w:r>
                 <w:rPr>
                   <w:rFonts w:ascii="Arial" w:cs="Arial" w:eastAsia="Arial" w:hAnsi="Arial"/>
@@ -18365,7 +18831,7 @@
             <w:pPr>
               <w:spacing w:after="20" w:before="0"/>
             </w:pPr>
-            <w:hyperlink w:history="1" r:id="rIdkhoz5no36gctaqbbjnfsn">
+            <w:hyperlink w:history="1" r:id="rIdgdr876jg0yf9ckeyb3wwf">
               <w:r>
                 <w:rPr>
                   <w:rFonts w:ascii="Arial" w:cs="Arial" w:eastAsia="Arial" w:hAnsi="Arial"/>
@@ -18398,7 +18864,7 @@
               <w:spacing w:after="10" w:before="0"/>
               <w:ind w:left="120"/>
             </w:pPr>
-            <w:hyperlink w:history="1" r:id="rIdz3ogjw9ddyp2t2k4mqbwf">
+            <w:hyperlink w:history="1" r:id="rId5gcqjwrrpay6mbgmeynqz">
               <w:r>
                 <w:rPr>
                   <w:rFonts w:ascii="Arial" w:cs="Arial" w:eastAsia="Arial" w:hAnsi="Arial"/>
@@ -18443,7 +18909,7 @@
             <w:pPr>
               <w:spacing w:after="20" w:before="0"/>
             </w:pPr>
-            <w:hyperlink w:history="1" r:id="rIdk9ev5joapys_ymo9ty2ay">
+            <w:hyperlink w:history="1" r:id="rIduwh3ykf2nu4vudjrynsmh">
               <w:r>
                 <w:rPr>
                   <w:rFonts w:ascii="Arial" w:cs="Arial" w:eastAsia="Arial" w:hAnsi="Arial"/>
@@ -18476,7 +18942,7 @@
               <w:spacing w:after="10" w:before="0"/>
               <w:ind w:left="120"/>
             </w:pPr>
-            <w:hyperlink w:history="1" r:id="rIdexe4azqobrbwdnse_bwwb">
+            <w:hyperlink w:history="1" r:id="rIdn-mvzj-wmpvulhz9czffd">
               <w:r>
                 <w:rPr>
                   <w:rFonts w:ascii="Arial" w:cs="Arial" w:eastAsia="Arial" w:hAnsi="Arial"/>
@@ -18671,7 +19137,7 @@
             <w:pPr>
               <w:spacing w:after="20" w:before="0"/>
             </w:pPr>
-            <w:hyperlink w:history="1" r:id="rIdtgmh6y35idpv2dfh0wxuc">
+            <w:hyperlink w:history="1" r:id="rIdlr1wron8ycs4f40g4c1jp">
               <w:r>
                 <w:rPr>
                   <w:rFonts w:ascii="Arial" w:cs="Arial" w:eastAsia="Arial" w:hAnsi="Arial"/>
@@ -18704,7 +19170,7 @@
               <w:spacing w:after="10" w:before="0"/>
               <w:ind w:left="120"/>
             </w:pPr>
-            <w:hyperlink w:history="1" r:id="rIdcyjl1vo6wyvsdl1o0w9gm">
+            <w:hyperlink w:history="1" r:id="rIdrbwabzcstjnr2itoaazyu">
               <w:r>
                 <w:rPr>
                   <w:rFonts w:ascii="Arial" w:cs="Arial" w:eastAsia="Arial" w:hAnsi="Arial"/>
@@ -18749,7 +19215,7 @@
             <w:pPr>
               <w:spacing w:after="20" w:before="0"/>
             </w:pPr>
-            <w:hyperlink w:history="1" r:id="rIdf8yggbg1d9nd2gyg_dti_">
+            <w:hyperlink w:history="1" r:id="rIdanehlc4iuem_answl-3bs">
               <w:r>
                 <w:rPr>
                   <w:rFonts w:ascii="Arial" w:cs="Arial" w:eastAsia="Arial" w:hAnsi="Arial"/>
@@ -18782,7 +19248,7 @@
               <w:spacing w:after="10" w:before="0"/>
               <w:ind w:left="120"/>
             </w:pPr>
-            <w:hyperlink w:history="1" r:id="rId9lnpxfdptnjbhme4lf3ku">
+            <w:hyperlink w:history="1" r:id="rId2_ohuccgssikzabqxbb9g">
               <w:r>
                 <w:rPr>
                   <w:rFonts w:ascii="Arial" w:cs="Arial" w:eastAsia="Arial" w:hAnsi="Arial"/>
@@ -18977,7 +19443,7 @@
             <w:pPr>
               <w:spacing w:after="20" w:before="0"/>
             </w:pPr>
-            <w:hyperlink w:history="1" r:id="rIddpdnqdyibzzxk3ifcfjfu">
+            <w:hyperlink w:history="1" r:id="rIdzbnta70pc3fjrysdbks4o">
               <w:r>
                 <w:rPr>
                   <w:rFonts w:ascii="Arial" w:cs="Arial" w:eastAsia="Arial" w:hAnsi="Arial"/>
@@ -19010,7 +19476,7 @@
               <w:spacing w:after="10" w:before="0"/>
               <w:ind w:left="120"/>
             </w:pPr>
-            <w:hyperlink w:history="1" r:id="rIdvdpgwngfrdp89oxj8l90s">
+            <w:hyperlink w:history="1" r:id="rIdnbkgs1ww47sxleq9gh8yo">
               <w:r>
                 <w:rPr>
                   <w:rFonts w:ascii="Arial" w:cs="Arial" w:eastAsia="Arial" w:hAnsi="Arial"/>
@@ -19055,7 +19521,7 @@
             <w:pPr>
               <w:spacing w:after="20" w:before="0"/>
             </w:pPr>
-            <w:hyperlink w:history="1" r:id="rId2rljhbqwqsvnk7an-xhj0">
+            <w:hyperlink w:history="1" r:id="rId4jp-k-qex7i8ses3fqwjp">
               <w:r>
                 <w:rPr>
                   <w:rFonts w:ascii="Arial" w:cs="Arial" w:eastAsia="Arial" w:hAnsi="Arial"/>
@@ -19088,7 +19554,7 @@
               <w:spacing w:after="10" w:before="0"/>
               <w:ind w:left="120"/>
             </w:pPr>
-            <w:hyperlink w:history="1" r:id="rIdo5hrg5an2xlxqgz6jozrk">
+            <w:hyperlink w:history="1" r:id="rIdlzmw7vcs-wxlblis51_tv">
               <w:r>
                 <w:rPr>
                   <w:rFonts w:ascii="Arial" w:cs="Arial" w:eastAsia="Arial" w:hAnsi="Arial"/>
@@ -19584,6 +20050,65 @@
         </w:tc>
       </w:tr>
     </w:tbl>
+    <w:p>
+      <w:pPr>
+        <w:pBdr>
+          <w:top w:val="single" w:color="BBBBBB" w:sz="4" w:space="4"/>
+        </w:pBdr>
+        <w:spacing w:after="0" w:before="160"/>
+      </w:pPr>
+      <w:r>
+        <w:rPr>
+          <w:rFonts w:ascii="Arial" w:cs="Arial" w:eastAsia="Arial" w:hAnsi="Arial"/>
+          <w:color w:val="666666"/>
+          <w:sz w:val="14"/>
+          <w:szCs w:val="14"/>
+        </w:rPr>
+        <w:t xml:space="preserve">© 2026 SeaVuria and ARES. Aligned with KICD objectives. Developed by SeaVuria; technical implementation by ARES (with AI assistance from Claude). Licensed under </w:t>
+      </w:r>
+      <w:hyperlink w:history="1" r:id="rIdtoero309ifsrrmxlk-ypr">
+        <w:r>
+          <w:rPr>
+            <w:rFonts w:ascii="Arial" w:cs="Arial" w:eastAsia="Arial" w:hAnsi="Arial"/>
+            <w:color w:val="1F6B75"/>
+            <w:sz w:val="14"/>
+            <w:szCs w:val="14"/>
+            <w:u w:val="single" w:color="1F6B75"/>
+          </w:rPr>
+          <w:t xml:space="preserve">CC BY-NC 4.0</w:t>
+        </w:r>
+      </w:hyperlink>
+      <w:r>
+        <w:rPr>
+          <w:rFonts w:ascii="Arial" w:cs="Arial" w:eastAsia="Arial" w:hAnsi="Arial"/>
+          <w:color w:val="666666"/>
+          <w:sz w:val="14"/>
+          <w:szCs w:val="14"/>
+        </w:rPr>
+        <w:t xml:space="preserve"> (</w:t>
+      </w:r>
+      <w:hyperlink w:history="1" r:id="rIdznkasxsda9cx5uyymgxoj">
+        <w:r>
+          <w:rPr>
+            <w:rFonts w:ascii="Arial" w:cs="Arial" w:eastAsia="Arial" w:hAnsi="Arial"/>
+            <w:color w:val="1F6B75"/>
+            <w:sz w:val="14"/>
+            <w:szCs w:val="14"/>
+            <w:u w:val="single" w:color="1F6B75"/>
+          </w:rPr>
+          <w:t xml:space="preserve">https://creativecommons.org/licenses/by-nc/4.0/</w:t>
+        </w:r>
+      </w:hyperlink>
+      <w:r>
+        <w:rPr>
+          <w:rFonts w:ascii="Arial" w:cs="Arial" w:eastAsia="Arial" w:hAnsi="Arial"/>
+          <w:color w:val="666666"/>
+          <w:sz w:val="14"/>
+          <w:szCs w:val="14"/>
+        </w:rPr>
+        <w:t xml:space="preserve">).</w:t>
+      </w:r>
+    </w:p>
     <w:p>
       <w:r>
         <w:br w:type="page"/>
@@ -20576,7 +21101,7 @@
             <w:pPr>
               <w:spacing w:after="20" w:before="0"/>
             </w:pPr>
-            <w:hyperlink w:history="1" r:id="rIdsrujgxcwa73ptmxhcbqfk">
+            <w:hyperlink w:history="1" r:id="rId6fbsidhtjjybg0ktt8h5a">
               <w:r>
                 <w:rPr>
                   <w:rFonts w:ascii="Arial" w:cs="Arial" w:eastAsia="Arial" w:hAnsi="Arial"/>
@@ -20609,7 +21134,7 @@
               <w:spacing w:after="10" w:before="0"/>
               <w:ind w:left="120"/>
             </w:pPr>
-            <w:hyperlink w:history="1" r:id="rIdylyt5ksb5tzk9s5tsgg_d">
+            <w:hyperlink w:history="1" r:id="rIdj4hymr3snvvm7oyy4jxft">
               <w:r>
                 <w:rPr>
                   <w:rFonts w:ascii="Arial" w:cs="Arial" w:eastAsia="Arial" w:hAnsi="Arial"/>
@@ -20654,7 +21179,7 @@
             <w:pPr>
               <w:spacing w:after="20" w:before="0"/>
             </w:pPr>
-            <w:hyperlink w:history="1" r:id="rIdsexbkel2ngmgsxbvvv61k">
+            <w:hyperlink w:history="1" r:id="rIdqp3xyhl4etzv8fgvuudqc">
               <w:r>
                 <w:rPr>
                   <w:rFonts w:ascii="Arial" w:cs="Arial" w:eastAsia="Arial" w:hAnsi="Arial"/>
@@ -20687,7 +21212,7 @@
               <w:spacing w:after="10" w:before="0"/>
               <w:ind w:left="120"/>
             </w:pPr>
-            <w:hyperlink w:history="1" r:id="rIdazly1nqf6_o6gfbf2nypn">
+            <w:hyperlink w:history="1" r:id="rIdadaxahughfj2syv6qd1lt">
               <w:r>
                 <w:rPr>
                   <w:rFonts w:ascii="Arial" w:cs="Arial" w:eastAsia="Arial" w:hAnsi="Arial"/>
@@ -20882,7 +21407,7 @@
             <w:pPr>
               <w:spacing w:after="20" w:before="0"/>
             </w:pPr>
-            <w:hyperlink w:history="1" r:id="rId1bqmmxgdgvfglmxjxeeoc">
+            <w:hyperlink w:history="1" r:id="rIdoagviz7was1sdy3hce6ix">
               <w:r>
                 <w:rPr>
                   <w:rFonts w:ascii="Arial" w:cs="Arial" w:eastAsia="Arial" w:hAnsi="Arial"/>
@@ -20915,7 +21440,7 @@
               <w:spacing w:after="10" w:before="0"/>
               <w:ind w:left="120"/>
             </w:pPr>
-            <w:hyperlink w:history="1" r:id="rIdv1uiph9svzrmph66v0kfj">
+            <w:hyperlink w:history="1" r:id="rIdrd2q4vpotta6llcokn9fm">
               <w:r>
                 <w:rPr>
                   <w:rFonts w:ascii="Arial" w:cs="Arial" w:eastAsia="Arial" w:hAnsi="Arial"/>
@@ -20960,7 +21485,7 @@
             <w:pPr>
               <w:spacing w:after="20" w:before="0"/>
             </w:pPr>
-            <w:hyperlink w:history="1" r:id="rIdlojztntmiaioqgncs33pi">
+            <w:hyperlink w:history="1" r:id="rIdkcj2n6hshwhnmpe2la-ti">
               <w:r>
                 <w:rPr>
                   <w:rFonts w:ascii="Arial" w:cs="Arial" w:eastAsia="Arial" w:hAnsi="Arial"/>
@@ -20993,7 +21518,7 @@
               <w:spacing w:after="10" w:before="0"/>
               <w:ind w:left="120"/>
             </w:pPr>
-            <w:hyperlink w:history="1" r:id="rIdin0iq4lvaugx_ocuj_q1z">
+            <w:hyperlink w:history="1" r:id="rIdx39m1zzvj2ifxgg4pjits">
               <w:r>
                 <w:rPr>
                   <w:rFonts w:ascii="Arial" w:cs="Arial" w:eastAsia="Arial" w:hAnsi="Arial"/>
@@ -21188,7 +21713,7 @@
             <w:pPr>
               <w:spacing w:after="20" w:before="0"/>
             </w:pPr>
-            <w:hyperlink w:history="1" r:id="rIdft7l0e8_ddhsdlrbirufq">
+            <w:hyperlink w:history="1" r:id="rId8gvq8wzofhucmqyju35dm">
               <w:r>
                 <w:rPr>
                   <w:rFonts w:ascii="Arial" w:cs="Arial" w:eastAsia="Arial" w:hAnsi="Arial"/>
@@ -21221,7 +21746,7 @@
               <w:spacing w:after="10" w:before="0"/>
               <w:ind w:left="120"/>
             </w:pPr>
-            <w:hyperlink w:history="1" r:id="rIdaurnmvepm6mxfnmevsuo5">
+            <w:hyperlink w:history="1" r:id="rIdtugtvr41nq2qvimzs8qvx">
               <w:r>
                 <w:rPr>
                   <w:rFonts w:ascii="Arial" w:cs="Arial" w:eastAsia="Arial" w:hAnsi="Arial"/>
@@ -21266,7 +21791,7 @@
             <w:pPr>
               <w:spacing w:after="20" w:before="0"/>
             </w:pPr>
-            <w:hyperlink w:history="1" r:id="rIdax-zq2ngscrlmgu0wvgbp">
+            <w:hyperlink w:history="1" r:id="rIdndfeacqmtxesw9uopyyrg">
               <w:r>
                 <w:rPr>
                   <w:rFonts w:ascii="Arial" w:cs="Arial" w:eastAsia="Arial" w:hAnsi="Arial"/>
@@ -21299,7 +21824,7 @@
               <w:spacing w:after="10" w:before="0"/>
               <w:ind w:left="120"/>
             </w:pPr>
-            <w:hyperlink w:history="1" r:id="rIdwqwnc7ad9bzujtnvxgiei">
+            <w:hyperlink w:history="1" r:id="rIdxyys0kvqx2sklccf0jrzy">
               <w:r>
                 <w:rPr>
                   <w:rFonts w:ascii="Arial" w:cs="Arial" w:eastAsia="Arial" w:hAnsi="Arial"/>
@@ -21494,7 +22019,7 @@
             <w:pPr>
               <w:spacing w:after="20" w:before="0"/>
             </w:pPr>
-            <w:hyperlink w:history="1" r:id="rIdy4rhufmee8feoycaotuab">
+            <w:hyperlink w:history="1" r:id="rId_nedgbrxih8syvi4xfocr">
               <w:r>
                 <w:rPr>
                   <w:rFonts w:ascii="Arial" w:cs="Arial" w:eastAsia="Arial" w:hAnsi="Arial"/>
@@ -21527,7 +22052,7 @@
               <w:spacing w:after="10" w:before="0"/>
               <w:ind w:left="120"/>
             </w:pPr>
-            <w:hyperlink w:history="1" r:id="rIdapweiog0gecyo9zk5fpms">
+            <w:hyperlink w:history="1" r:id="rIdzilz3h0xbzmehpbipps5d">
               <w:r>
                 <w:rPr>
                   <w:rFonts w:ascii="Arial" w:cs="Arial" w:eastAsia="Arial" w:hAnsi="Arial"/>
@@ -21572,7 +22097,7 @@
             <w:pPr>
               <w:spacing w:after="20" w:before="0"/>
             </w:pPr>
-            <w:hyperlink w:history="1" r:id="rIdzjw0wnvapdeqbbrgbhvdp">
+            <w:hyperlink w:history="1" r:id="rIdhxh0mp3ywawqm5onys5_s">
               <w:r>
                 <w:rPr>
                   <w:rFonts w:ascii="Arial" w:cs="Arial" w:eastAsia="Arial" w:hAnsi="Arial"/>
@@ -21605,7 +22130,7 @@
               <w:spacing w:after="10" w:before="0"/>
               <w:ind w:left="120"/>
             </w:pPr>
-            <w:hyperlink w:history="1" r:id="rIdfhwgrcukq1llgw4morx34">
+            <w:hyperlink w:history="1" r:id="rIdfbnf_lwea4dflhn9caca9">
               <w:r>
                 <w:rPr>
                   <w:rFonts w:ascii="Arial" w:cs="Arial" w:eastAsia="Arial" w:hAnsi="Arial"/>
@@ -21800,7 +22325,7 @@
             <w:pPr>
               <w:spacing w:after="20" w:before="0"/>
             </w:pPr>
-            <w:hyperlink w:history="1" r:id="rIdmrfbtkyktt13posug3zdt">
+            <w:hyperlink w:history="1" r:id="rIdre9o5dlzac0fsodhr7nfj">
               <w:r>
                 <w:rPr>
                   <w:rFonts w:ascii="Arial" w:cs="Arial" w:eastAsia="Arial" w:hAnsi="Arial"/>
@@ -21833,7 +22358,7 @@
               <w:spacing w:after="10" w:before="0"/>
               <w:ind w:left="120"/>
             </w:pPr>
-            <w:hyperlink w:history="1" r:id="rIdhj4czy2ddhv-u8t0kogtt">
+            <w:hyperlink w:history="1" r:id="rIdbhha8xjtseq6xqobjhxay">
               <w:r>
                 <w:rPr>
                   <w:rFonts w:ascii="Arial" w:cs="Arial" w:eastAsia="Arial" w:hAnsi="Arial"/>
@@ -21878,7 +22403,7 @@
             <w:pPr>
               <w:spacing w:after="20" w:before="0"/>
             </w:pPr>
-            <w:hyperlink w:history="1" r:id="rIdtwrqvxuvgjbdr_0-jlloa">
+            <w:hyperlink w:history="1" r:id="rIdioqpqfo74sqi0fulddhsv">
               <w:r>
                 <w:rPr>
                   <w:rFonts w:ascii="Arial" w:cs="Arial" w:eastAsia="Arial" w:hAnsi="Arial"/>
@@ -21911,7 +22436,7 @@
               <w:spacing w:after="10" w:before="0"/>
               <w:ind w:left="120"/>
             </w:pPr>
-            <w:hyperlink w:history="1" r:id="rIdbv6bieuh5mp_z1oowgrrt">
+            <w:hyperlink w:history="1" r:id="rIdrf3yreeg-kqqmgwaj2zkl">
               <w:r>
                 <w:rPr>
                   <w:rFonts w:ascii="Arial" w:cs="Arial" w:eastAsia="Arial" w:hAnsi="Arial"/>
@@ -22407,6 +22932,65 @@
         </w:tc>
       </w:tr>
     </w:tbl>
+    <w:p>
+      <w:pPr>
+        <w:pBdr>
+          <w:top w:val="single" w:color="BBBBBB" w:sz="4" w:space="4"/>
+        </w:pBdr>
+        <w:spacing w:after="0" w:before="160"/>
+      </w:pPr>
+      <w:r>
+        <w:rPr>
+          <w:rFonts w:ascii="Arial" w:cs="Arial" w:eastAsia="Arial" w:hAnsi="Arial"/>
+          <w:color w:val="666666"/>
+          <w:sz w:val="14"/>
+          <w:szCs w:val="14"/>
+        </w:rPr>
+        <w:t xml:space="preserve">© 2026 SeaVuria and ARES. Aligned with KICD objectives. Developed by SeaVuria; technical implementation by ARES (with AI assistance from Claude). Licensed under </w:t>
+      </w:r>
+      <w:hyperlink w:history="1" r:id="rId6hq6_bwer35xkqast-u4b">
+        <w:r>
+          <w:rPr>
+            <w:rFonts w:ascii="Arial" w:cs="Arial" w:eastAsia="Arial" w:hAnsi="Arial"/>
+            <w:color w:val="1F6B75"/>
+            <w:sz w:val="14"/>
+            <w:szCs w:val="14"/>
+            <w:u w:val="single" w:color="1F6B75"/>
+          </w:rPr>
+          <w:t xml:space="preserve">CC BY-NC 4.0</w:t>
+        </w:r>
+      </w:hyperlink>
+      <w:r>
+        <w:rPr>
+          <w:rFonts w:ascii="Arial" w:cs="Arial" w:eastAsia="Arial" w:hAnsi="Arial"/>
+          <w:color w:val="666666"/>
+          <w:sz w:val="14"/>
+          <w:szCs w:val="14"/>
+        </w:rPr>
+        <w:t xml:space="preserve"> (</w:t>
+      </w:r>
+      <w:hyperlink w:history="1" r:id="rIdkatg3q50mlft_oixskiwu">
+        <w:r>
+          <w:rPr>
+            <w:rFonts w:ascii="Arial" w:cs="Arial" w:eastAsia="Arial" w:hAnsi="Arial"/>
+            <w:color w:val="1F6B75"/>
+            <w:sz w:val="14"/>
+            <w:szCs w:val="14"/>
+            <w:u w:val="single" w:color="1F6B75"/>
+          </w:rPr>
+          <w:t xml:space="preserve">https://creativecommons.org/licenses/by-nc/4.0/</w:t>
+        </w:r>
+      </w:hyperlink>
+      <w:r>
+        <w:rPr>
+          <w:rFonts w:ascii="Arial" w:cs="Arial" w:eastAsia="Arial" w:hAnsi="Arial"/>
+          <w:color w:val="666666"/>
+          <w:sz w:val="14"/>
+          <w:szCs w:val="14"/>
+        </w:rPr>
+        <w:t xml:space="preserve">).</w:t>
+      </w:r>
+    </w:p>
     <w:p>
       <w:r>
         <w:br w:type="page"/>
@@ -23398,7 +23982,7 @@
             <w:pPr>
               <w:spacing w:after="20" w:before="0"/>
             </w:pPr>
-            <w:hyperlink w:history="1" r:id="rIdsqgwlffffh3orfcysorb7">
+            <w:hyperlink w:history="1" r:id="rIdfb9xm_jw_tsfrtpvncg4e">
               <w:r>
                 <w:rPr>
                   <w:rFonts w:ascii="Arial" w:cs="Arial" w:eastAsia="Arial" w:hAnsi="Arial"/>
@@ -23431,7 +24015,7 @@
               <w:spacing w:after="10" w:before="0"/>
               <w:ind w:left="120"/>
             </w:pPr>
-            <w:hyperlink w:history="1" r:id="rId-mvmbclwchvx84awj-jwe">
+            <w:hyperlink w:history="1" r:id="rIdmzun2l2ajcbj5mg-mxzjr">
               <w:r>
                 <w:rPr>
                   <w:rFonts w:ascii="Arial" w:cs="Arial" w:eastAsia="Arial" w:hAnsi="Arial"/>
@@ -23476,7 +24060,7 @@
             <w:pPr>
               <w:spacing w:after="20" w:before="0"/>
             </w:pPr>
-            <w:hyperlink w:history="1" r:id="rIdfzk9vnj8oolcxy1rp8csy">
+            <w:hyperlink w:history="1" r:id="rIdcqd-sgpnlanpixoiryap-">
               <w:r>
                 <w:rPr>
                   <w:rFonts w:ascii="Arial" w:cs="Arial" w:eastAsia="Arial" w:hAnsi="Arial"/>
@@ -23509,7 +24093,7 @@
               <w:spacing w:after="10" w:before="0"/>
               <w:ind w:left="120"/>
             </w:pPr>
-            <w:hyperlink w:history="1" r:id="rIdbqhi56zppkjhp5ltfpv6r">
+            <w:hyperlink w:history="1" r:id="rIdchptdfrspymt41tpg4bzp">
               <w:r>
                 <w:rPr>
                   <w:rFonts w:ascii="Arial" w:cs="Arial" w:eastAsia="Arial" w:hAnsi="Arial"/>
@@ -23704,7 +24288,7 @@
             <w:pPr>
               <w:spacing w:after="20" w:before="0"/>
             </w:pPr>
-            <w:hyperlink w:history="1" r:id="rIdtt9a2vmntqixhggy1_o10">
+            <w:hyperlink w:history="1" r:id="rIdifm44qxwekddot90eedbe">
               <w:r>
                 <w:rPr>
                   <w:rFonts w:ascii="Arial" w:cs="Arial" w:eastAsia="Arial" w:hAnsi="Arial"/>
@@ -23737,7 +24321,7 @@
               <w:spacing w:after="10" w:before="0"/>
               <w:ind w:left="120"/>
             </w:pPr>
-            <w:hyperlink w:history="1" r:id="rIdvqzx7dk5dqa2aqpfpfpiq">
+            <w:hyperlink w:history="1" r:id="rIdvm65hyq-v6eu58qr6yshp">
               <w:r>
                 <w:rPr>
                   <w:rFonts w:ascii="Arial" w:cs="Arial" w:eastAsia="Arial" w:hAnsi="Arial"/>
@@ -23782,7 +24366,7 @@
             <w:pPr>
               <w:spacing w:after="20" w:before="0"/>
             </w:pPr>
-            <w:hyperlink w:history="1" r:id="rIdzmlc8dpxpsngvbuyuqndi">
+            <w:hyperlink w:history="1" r:id="rId-qw_bwkduy2fv0-fsyqoo">
               <w:r>
                 <w:rPr>
                   <w:rFonts w:ascii="Arial" w:cs="Arial" w:eastAsia="Arial" w:hAnsi="Arial"/>
@@ -23815,7 +24399,7 @@
               <w:spacing w:after="10" w:before="0"/>
               <w:ind w:left="120"/>
             </w:pPr>
-            <w:hyperlink w:history="1" r:id="rId7rkrwwrruztcwjzgzlvx0">
+            <w:hyperlink w:history="1" r:id="rId-qrpd-0sdovctt1jeyly8">
               <w:r>
                 <w:rPr>
                   <w:rFonts w:ascii="Arial" w:cs="Arial" w:eastAsia="Arial" w:hAnsi="Arial"/>
@@ -24010,7 +24594,7 @@
             <w:pPr>
               <w:spacing w:after="20" w:before="0"/>
             </w:pPr>
-            <w:hyperlink w:history="1" r:id="rIdlsmd34mrccjnj2w2yqvfx">
+            <w:hyperlink w:history="1" r:id="rIdkj_peirf2h3sarrppygr3">
               <w:r>
                 <w:rPr>
                   <w:rFonts w:ascii="Arial" w:cs="Arial" w:eastAsia="Arial" w:hAnsi="Arial"/>
@@ -24043,7 +24627,7 @@
               <w:spacing w:after="10" w:before="0"/>
               <w:ind w:left="120"/>
             </w:pPr>
-            <w:hyperlink w:history="1" r:id="rIdcdanuwryplzlhej3mot36">
+            <w:hyperlink w:history="1" r:id="rIda_mr2duwcgejxtmbm3tda">
               <w:r>
                 <w:rPr>
                   <w:rFonts w:ascii="Arial" w:cs="Arial" w:eastAsia="Arial" w:hAnsi="Arial"/>
@@ -24088,7 +24672,7 @@
             <w:pPr>
               <w:spacing w:after="20" w:before="0"/>
             </w:pPr>
-            <w:hyperlink w:history="1" r:id="rIdcedeyh7qs7wxsa8pjjwqm">
+            <w:hyperlink w:history="1" r:id="rIdhsl2dvuz7gcatjo35snvk">
               <w:r>
                 <w:rPr>
                   <w:rFonts w:ascii="Arial" w:cs="Arial" w:eastAsia="Arial" w:hAnsi="Arial"/>
@@ -24121,7 +24705,7 @@
               <w:spacing w:after="10" w:before="0"/>
               <w:ind w:left="120"/>
             </w:pPr>
-            <w:hyperlink w:history="1" r:id="rId0vsbgvzknybfsao4au4gx">
+            <w:hyperlink w:history="1" r:id="rIdkzdddbytywilob2a7q3ys">
               <w:r>
                 <w:rPr>
                   <w:rFonts w:ascii="Arial" w:cs="Arial" w:eastAsia="Arial" w:hAnsi="Arial"/>
@@ -24316,7 +24900,7 @@
             <w:pPr>
               <w:spacing w:after="20" w:before="0"/>
             </w:pPr>
-            <w:hyperlink w:history="1" r:id="rId-6-kzndiri4ozc4g396jk">
+            <w:hyperlink w:history="1" r:id="rIdl74jz6p5jopxyvgoncr01">
               <w:r>
                 <w:rPr>
                   <w:rFonts w:ascii="Arial" w:cs="Arial" w:eastAsia="Arial" w:hAnsi="Arial"/>
@@ -24349,7 +24933,7 @@
               <w:spacing w:after="10" w:before="0"/>
               <w:ind w:left="120"/>
             </w:pPr>
-            <w:hyperlink w:history="1" r:id="rId5q5mwjsdlwyiag_jhfba3">
+            <w:hyperlink w:history="1" r:id="rIdsgqxw3akpwaj30bdtla-e">
               <w:r>
                 <w:rPr>
                   <w:rFonts w:ascii="Arial" w:cs="Arial" w:eastAsia="Arial" w:hAnsi="Arial"/>
@@ -24394,7 +24978,7 @@
             <w:pPr>
               <w:spacing w:after="20" w:before="0"/>
             </w:pPr>
-            <w:hyperlink w:history="1" r:id="rIdx5u81wpgca-kno0oiu8dw">
+            <w:hyperlink w:history="1" r:id="rIdmhwlh49y_1q946dy8bob_">
               <w:r>
                 <w:rPr>
                   <w:rFonts w:ascii="Arial" w:cs="Arial" w:eastAsia="Arial" w:hAnsi="Arial"/>
@@ -24427,7 +25011,7 @@
               <w:spacing w:after="10" w:before="0"/>
               <w:ind w:left="120"/>
             </w:pPr>
-            <w:hyperlink w:history="1" r:id="rIdkljyk0yj-fxfonw9aoiny">
+            <w:hyperlink w:history="1" r:id="rId8v1yxpmxemmv7nylciygz">
               <w:r>
                 <w:rPr>
                   <w:rFonts w:ascii="Arial" w:cs="Arial" w:eastAsia="Arial" w:hAnsi="Arial"/>
@@ -24622,7 +25206,7 @@
             <w:pPr>
               <w:spacing w:after="20" w:before="0"/>
             </w:pPr>
-            <w:hyperlink w:history="1" r:id="rIduhxnhlx2-hbpxjtorjn5z">
+            <w:hyperlink w:history="1" r:id="rIdurzdsuhmvv13jg3kmcjay">
               <w:r>
                 <w:rPr>
                   <w:rFonts w:ascii="Arial" w:cs="Arial" w:eastAsia="Arial" w:hAnsi="Arial"/>
@@ -24655,7 +25239,7 @@
               <w:spacing w:after="10" w:before="0"/>
               <w:ind w:left="120"/>
             </w:pPr>
-            <w:hyperlink w:history="1" r:id="rIdipqebmbrzjvibnxbwajup">
+            <w:hyperlink w:history="1" r:id="rIdjvccus4gyonlbxwm9nxyq">
               <w:r>
                 <w:rPr>
                   <w:rFonts w:ascii="Arial" w:cs="Arial" w:eastAsia="Arial" w:hAnsi="Arial"/>
@@ -24700,7 +25284,7 @@
             <w:pPr>
               <w:spacing w:after="20" w:before="0"/>
             </w:pPr>
-            <w:hyperlink w:history="1" r:id="rIdxdfou72lqqlwgbja5zfow">
+            <w:hyperlink w:history="1" r:id="rIdpqsqxficocub4ime6me2c">
               <w:r>
                 <w:rPr>
                   <w:rFonts w:ascii="Arial" w:cs="Arial" w:eastAsia="Arial" w:hAnsi="Arial"/>
@@ -24733,7 +25317,7 @@
               <w:spacing w:after="10" w:before="0"/>
               <w:ind w:left="120"/>
             </w:pPr>
-            <w:hyperlink w:history="1" r:id="rIdtr-ksxcfgchp9hvgatkoi">
+            <w:hyperlink w:history="1" r:id="rIdvhxpzylqmf4xos2w5dqzz">
               <w:r>
                 <w:rPr>
                   <w:rFonts w:ascii="Arial" w:cs="Arial" w:eastAsia="Arial" w:hAnsi="Arial"/>
@@ -25229,6 +25813,65 @@
         </w:tc>
       </w:tr>
     </w:tbl>
+    <w:p>
+      <w:pPr>
+        <w:pBdr>
+          <w:top w:val="single" w:color="BBBBBB" w:sz="4" w:space="4"/>
+        </w:pBdr>
+        <w:spacing w:after="0" w:before="160"/>
+      </w:pPr>
+      <w:r>
+        <w:rPr>
+          <w:rFonts w:ascii="Arial" w:cs="Arial" w:eastAsia="Arial" w:hAnsi="Arial"/>
+          <w:color w:val="666666"/>
+          <w:sz w:val="14"/>
+          <w:szCs w:val="14"/>
+        </w:rPr>
+        <w:t xml:space="preserve">© 2026 SeaVuria and ARES. Aligned with KICD objectives. Developed by SeaVuria; technical implementation by ARES (with AI assistance from Claude). Licensed under </w:t>
+      </w:r>
+      <w:hyperlink w:history="1" r:id="rIdj5ug8jqs4ayr3vuxzz_ux">
+        <w:r>
+          <w:rPr>
+            <w:rFonts w:ascii="Arial" w:cs="Arial" w:eastAsia="Arial" w:hAnsi="Arial"/>
+            <w:color w:val="1F6B75"/>
+            <w:sz w:val="14"/>
+            <w:szCs w:val="14"/>
+            <w:u w:val="single" w:color="1F6B75"/>
+          </w:rPr>
+          <w:t xml:space="preserve">CC BY-NC 4.0</w:t>
+        </w:r>
+      </w:hyperlink>
+      <w:r>
+        <w:rPr>
+          <w:rFonts w:ascii="Arial" w:cs="Arial" w:eastAsia="Arial" w:hAnsi="Arial"/>
+          <w:color w:val="666666"/>
+          <w:sz w:val="14"/>
+          <w:szCs w:val="14"/>
+        </w:rPr>
+        <w:t xml:space="preserve"> (</w:t>
+      </w:r>
+      <w:hyperlink w:history="1" r:id="rIdaq2yi0ynrl18wvoqv_5xa">
+        <w:r>
+          <w:rPr>
+            <w:rFonts w:ascii="Arial" w:cs="Arial" w:eastAsia="Arial" w:hAnsi="Arial"/>
+            <w:color w:val="1F6B75"/>
+            <w:sz w:val="14"/>
+            <w:szCs w:val="14"/>
+            <w:u w:val="single" w:color="1F6B75"/>
+          </w:rPr>
+          <w:t xml:space="preserve">https://creativecommons.org/licenses/by-nc/4.0/</w:t>
+        </w:r>
+      </w:hyperlink>
+      <w:r>
+        <w:rPr>
+          <w:rFonts w:ascii="Arial" w:cs="Arial" w:eastAsia="Arial" w:hAnsi="Arial"/>
+          <w:color w:val="666666"/>
+          <w:sz w:val="14"/>
+          <w:szCs w:val="14"/>
+        </w:rPr>
+        <w:t xml:space="preserve">).</w:t>
+      </w:r>
+    </w:p>
     <w:p>
       <w:r>
         <w:br w:type="page"/>
@@ -26220,7 +26863,7 @@
             <w:pPr>
               <w:spacing w:after="20" w:before="0"/>
             </w:pPr>
-            <w:hyperlink w:history="1" r:id="rIdw5asavzu3dwn1vzjnqjwg">
+            <w:hyperlink w:history="1" r:id="rIdu_jm2prwaa2sitgh3qodw">
               <w:r>
                 <w:rPr>
                   <w:rFonts w:ascii="Arial" w:cs="Arial" w:eastAsia="Arial" w:hAnsi="Arial"/>
@@ -26253,7 +26896,7 @@
               <w:spacing w:after="10" w:before="0"/>
               <w:ind w:left="120"/>
             </w:pPr>
-            <w:hyperlink w:history="1" r:id="rIdvqlkft-ibxxxahbveeofj">
+            <w:hyperlink w:history="1" r:id="rIdls4_bu7hfce29bg5agtfn">
               <w:r>
                 <w:rPr>
                   <w:rFonts w:ascii="Arial" w:cs="Arial" w:eastAsia="Arial" w:hAnsi="Arial"/>
@@ -26298,7 +26941,7 @@
             <w:pPr>
               <w:spacing w:after="20" w:before="0"/>
             </w:pPr>
-            <w:hyperlink w:history="1" r:id="rIdqatjwwjldvznxvyty-orb">
+            <w:hyperlink w:history="1" r:id="rIdj_id4yw7osxc12gtublsk">
               <w:r>
                 <w:rPr>
                   <w:rFonts w:ascii="Arial" w:cs="Arial" w:eastAsia="Arial" w:hAnsi="Arial"/>
@@ -26331,7 +26974,7 @@
               <w:spacing w:after="10" w:before="0"/>
               <w:ind w:left="120"/>
             </w:pPr>
-            <w:hyperlink w:history="1" r:id="rIdrhhsfxujyvqr7cf4pf4nz">
+            <w:hyperlink w:history="1" r:id="rIdylo4efxyeuaycjdeaclju">
               <w:r>
                 <w:rPr>
                   <w:rFonts w:ascii="Arial" w:cs="Arial" w:eastAsia="Arial" w:hAnsi="Arial"/>
@@ -26526,7 +27169,7 @@
             <w:pPr>
               <w:spacing w:after="20" w:before="0"/>
             </w:pPr>
-            <w:hyperlink w:history="1" r:id="rIdubkmkvywerlz6hewuozq3">
+            <w:hyperlink w:history="1" r:id="rIddzy7sgi-o8nibzz6zwv7o">
               <w:r>
                 <w:rPr>
                   <w:rFonts w:ascii="Arial" w:cs="Arial" w:eastAsia="Arial" w:hAnsi="Arial"/>
@@ -26559,7 +27202,7 @@
               <w:spacing w:after="10" w:before="0"/>
               <w:ind w:left="120"/>
             </w:pPr>
-            <w:hyperlink w:history="1" r:id="rId1ejao1zpicza_0-j8gjjb">
+            <w:hyperlink w:history="1" r:id="rId0c019g0ovs8cxlwusgbj9">
               <w:r>
                 <w:rPr>
                   <w:rFonts w:ascii="Arial" w:cs="Arial" w:eastAsia="Arial" w:hAnsi="Arial"/>
@@ -26604,7 +27247,7 @@
             <w:pPr>
               <w:spacing w:after="20" w:before="0"/>
             </w:pPr>
-            <w:hyperlink w:history="1" r:id="rIdvghx-ussoyfd3zpaoe3y9">
+            <w:hyperlink w:history="1" r:id="rId5-wzvm1kcyok6x0ffabcs">
               <w:r>
                 <w:rPr>
                   <w:rFonts w:ascii="Arial" w:cs="Arial" w:eastAsia="Arial" w:hAnsi="Arial"/>
@@ -26637,7 +27280,7 @@
               <w:spacing w:after="10" w:before="0"/>
               <w:ind w:left="120"/>
             </w:pPr>
-            <w:hyperlink w:history="1" r:id="rIdhnb5qh0tgzfwrc_5skpa5">
+            <w:hyperlink w:history="1" r:id="rIdlpod-f36mfiywucgulzwj">
               <w:r>
                 <w:rPr>
                   <w:rFonts w:ascii="Arial" w:cs="Arial" w:eastAsia="Arial" w:hAnsi="Arial"/>
@@ -26832,7 +27475,7 @@
             <w:pPr>
               <w:spacing w:after="20" w:before="0"/>
             </w:pPr>
-            <w:hyperlink w:history="1" r:id="rIdmzvkwz_rpd1uelmhqetml">
+            <w:hyperlink w:history="1" r:id="rId3bkpa8gesqzrqvtjt9fyv">
               <w:r>
                 <w:rPr>
                   <w:rFonts w:ascii="Arial" w:cs="Arial" w:eastAsia="Arial" w:hAnsi="Arial"/>
@@ -26865,7 +27508,7 @@
               <w:spacing w:after="10" w:before="0"/>
               <w:ind w:left="120"/>
             </w:pPr>
-            <w:hyperlink w:history="1" r:id="rIdxvekgskmmcekfaonl75ct">
+            <w:hyperlink w:history="1" r:id="rId6ac_irj6slrbj1m0kzkne">
               <w:r>
                 <w:rPr>
                   <w:rFonts w:ascii="Arial" w:cs="Arial" w:eastAsia="Arial" w:hAnsi="Arial"/>
@@ -26910,7 +27553,7 @@
             <w:pPr>
               <w:spacing w:after="20" w:before="0"/>
             </w:pPr>
-            <w:hyperlink w:history="1" r:id="rIdwglaiuj90i9uxcnwwotp8">
+            <w:hyperlink w:history="1" r:id="rIdysq2kyvsptfhergd1isnx">
               <w:r>
                 <w:rPr>
                   <w:rFonts w:ascii="Arial" w:cs="Arial" w:eastAsia="Arial" w:hAnsi="Arial"/>
@@ -26943,7 +27586,7 @@
               <w:spacing w:after="10" w:before="0"/>
               <w:ind w:left="120"/>
             </w:pPr>
-            <w:hyperlink w:history="1" r:id="rIdumlqjq4exzafqzgkqoift">
+            <w:hyperlink w:history="1" r:id="rIdcdiqepwxhwxzccy9iixcs">
               <w:r>
                 <w:rPr>
                   <w:rFonts w:ascii="Arial" w:cs="Arial" w:eastAsia="Arial" w:hAnsi="Arial"/>
@@ -27138,7 +27781,7 @@
             <w:pPr>
               <w:spacing w:after="20" w:before="0"/>
             </w:pPr>
-            <w:hyperlink w:history="1" r:id="rId2vfns4gzgvtz7mljexttn">
+            <w:hyperlink w:history="1" r:id="rIdzowetuwffgp3ucx8jbbtq">
               <w:r>
                 <w:rPr>
                   <w:rFonts w:ascii="Arial" w:cs="Arial" w:eastAsia="Arial" w:hAnsi="Arial"/>
@@ -27171,7 +27814,7 @@
               <w:spacing w:after="10" w:before="0"/>
               <w:ind w:left="120"/>
             </w:pPr>
-            <w:hyperlink w:history="1" r:id="rId8l_drfu48q1zmqiauojel">
+            <w:hyperlink w:history="1" r:id="rId7sgxgytlxfubzit-rx7ut">
               <w:r>
                 <w:rPr>
                   <w:rFonts w:ascii="Arial" w:cs="Arial" w:eastAsia="Arial" w:hAnsi="Arial"/>
@@ -27216,7 +27859,7 @@
             <w:pPr>
               <w:spacing w:after="20" w:before="0"/>
             </w:pPr>
-            <w:hyperlink w:history="1" r:id="rIdt_wd_qcakv8u9ie1t0szm">
+            <w:hyperlink w:history="1" r:id="rIde4ncv621ul7hrlnhvsz3o">
               <w:r>
                 <w:rPr>
                   <w:rFonts w:ascii="Arial" w:cs="Arial" w:eastAsia="Arial" w:hAnsi="Arial"/>
@@ -27249,7 +27892,7 @@
               <w:spacing w:after="10" w:before="0"/>
               <w:ind w:left="120"/>
             </w:pPr>
-            <w:hyperlink w:history="1" r:id="rIdl6_x2z6j31eamrc_oltqa">
+            <w:hyperlink w:history="1" r:id="rIdvgh5aegx0z0p2of9brnx5">
               <w:r>
                 <w:rPr>
                   <w:rFonts w:ascii="Arial" w:cs="Arial" w:eastAsia="Arial" w:hAnsi="Arial"/>
@@ -27444,7 +28087,7 @@
             <w:pPr>
               <w:spacing w:after="20" w:before="0"/>
             </w:pPr>
-            <w:hyperlink w:history="1" r:id="rIdcc-8g7fjyatqxzqk8zojl">
+            <w:hyperlink w:history="1" r:id="rId1aqokpjlhlmnsy1amznkj">
               <w:r>
                 <w:rPr>
                   <w:rFonts w:ascii="Arial" w:cs="Arial" w:eastAsia="Arial" w:hAnsi="Arial"/>
@@ -27477,7 +28120,7 @@
               <w:spacing w:after="10" w:before="0"/>
               <w:ind w:left="120"/>
             </w:pPr>
-            <w:hyperlink w:history="1" r:id="rIdxmbs9i8qkna4xlza3v3wa">
+            <w:hyperlink w:history="1" r:id="rIdfyt9w-hi4fgzmchca1y05">
               <w:r>
                 <w:rPr>
                   <w:rFonts w:ascii="Arial" w:cs="Arial" w:eastAsia="Arial" w:hAnsi="Arial"/>
@@ -27522,7 +28165,7 @@
             <w:pPr>
               <w:spacing w:after="20" w:before="0"/>
             </w:pPr>
-            <w:hyperlink w:history="1" r:id="rIdcnofrpj6z16qg8bmohhzg">
+            <w:hyperlink w:history="1" r:id="rIdil2vmboolnmiqmvmzjnts">
               <w:r>
                 <w:rPr>
                   <w:rFonts w:ascii="Arial" w:cs="Arial" w:eastAsia="Arial" w:hAnsi="Arial"/>
@@ -27555,7 +28198,7 @@
               <w:spacing w:after="10" w:before="0"/>
               <w:ind w:left="120"/>
             </w:pPr>
-            <w:hyperlink w:history="1" r:id="rIdzb1udean9tm9db1oueizw">
+            <w:hyperlink w:history="1" r:id="rIdu2dklggmz5zhzgzzxryiq">
               <w:r>
                 <w:rPr>
                   <w:rFonts w:ascii="Arial" w:cs="Arial" w:eastAsia="Arial" w:hAnsi="Arial"/>
@@ -28051,6 +28694,65 @@
         </w:tc>
       </w:tr>
     </w:tbl>
+    <w:p>
+      <w:pPr>
+        <w:pBdr>
+          <w:top w:val="single" w:color="BBBBBB" w:sz="4" w:space="4"/>
+        </w:pBdr>
+        <w:spacing w:after="0" w:before="160"/>
+      </w:pPr>
+      <w:r>
+        <w:rPr>
+          <w:rFonts w:ascii="Arial" w:cs="Arial" w:eastAsia="Arial" w:hAnsi="Arial"/>
+          <w:color w:val="666666"/>
+          <w:sz w:val="14"/>
+          <w:szCs w:val="14"/>
+        </w:rPr>
+        <w:t xml:space="preserve">© 2026 SeaVuria and ARES. Aligned with KICD objectives. Developed by SeaVuria; technical implementation by ARES (with AI assistance from Claude). Licensed under </w:t>
+      </w:r>
+      <w:hyperlink w:history="1" r:id="rId_ofzxtzrcnl6phlzf3yfm">
+        <w:r>
+          <w:rPr>
+            <w:rFonts w:ascii="Arial" w:cs="Arial" w:eastAsia="Arial" w:hAnsi="Arial"/>
+            <w:color w:val="1F6B75"/>
+            <w:sz w:val="14"/>
+            <w:szCs w:val="14"/>
+            <w:u w:val="single" w:color="1F6B75"/>
+          </w:rPr>
+          <w:t xml:space="preserve">CC BY-NC 4.0</w:t>
+        </w:r>
+      </w:hyperlink>
+      <w:r>
+        <w:rPr>
+          <w:rFonts w:ascii="Arial" w:cs="Arial" w:eastAsia="Arial" w:hAnsi="Arial"/>
+          <w:color w:val="666666"/>
+          <w:sz w:val="14"/>
+          <w:szCs w:val="14"/>
+        </w:rPr>
+        <w:t xml:space="preserve"> (</w:t>
+      </w:r>
+      <w:hyperlink w:history="1" r:id="rIdepbhcew812bqcfmg9xvch">
+        <w:r>
+          <w:rPr>
+            <w:rFonts w:ascii="Arial" w:cs="Arial" w:eastAsia="Arial" w:hAnsi="Arial"/>
+            <w:color w:val="1F6B75"/>
+            <w:sz w:val="14"/>
+            <w:szCs w:val="14"/>
+            <w:u w:val="single" w:color="1F6B75"/>
+          </w:rPr>
+          <w:t xml:space="preserve">https://creativecommons.org/licenses/by-nc/4.0/</w:t>
+        </w:r>
+      </w:hyperlink>
+      <w:r>
+        <w:rPr>
+          <w:rFonts w:ascii="Arial" w:cs="Arial" w:eastAsia="Arial" w:hAnsi="Arial"/>
+          <w:color w:val="666666"/>
+          <w:sz w:val="14"/>
+          <w:szCs w:val="14"/>
+        </w:rPr>
+        <w:t xml:space="preserve">).</w:t>
+      </w:r>
+    </w:p>
     <w:p>
       <w:r>
         <w:br w:type="page"/>

--- a/data/outputs/v2/Physics/SS1.1_Pressure/Physics_Pressure_CBE_LessonSequence.docx
+++ b/data/outputs/v2/Physics/SS1.1_Pressure/Physics_Pressure_CBE_LessonSequence.docx
@@ -150,7 +150,7 @@
         </w:rPr>
         <w:t xml:space="preserve">© 2026 SeaVuria and ARES. This work is licensed under a </w:t>
       </w:r>
-      <w:hyperlink w:history="1" r:id="rId_tsq4qcov01pt9zhbutm6">
+      <w:hyperlink w:history="1" r:id="rId9k124gf0kmjh4flaotpzg">
         <w:r>
           <w:rPr>
             <w:rFonts w:ascii="Arial" w:cs="Arial" w:eastAsia="Arial" w:hAnsi="Arial"/>
@@ -170,7 +170,7 @@
         </w:rPr>
         <w:t xml:space="preserve"> (</w:t>
       </w:r>
-      <w:hyperlink w:history="1" r:id="rId53pwz_bta5sy-pegjjtku">
+      <w:hyperlink w:history="1" r:id="rIdkfsmerlc9rza6cwtwdbpd">
         <w:r>
           <w:rPr>
             <w:rFonts w:ascii="Arial" w:cs="Arial" w:eastAsia="Arial" w:hAnsi="Arial"/>
@@ -190,7 +190,7 @@
         </w:rPr>
         <w:t xml:space="preserve">). To view a copy of this license, visit </w:t>
       </w:r>
-      <w:hyperlink w:history="1" r:id="rIdpiknznit25e9_zqcarutk">
+      <w:hyperlink w:history="1" r:id="rIdhw8x5pt90j-iawcs3asgn">
         <w:r>
           <w:rPr>
             <w:rFonts w:ascii="Arial" w:cs="Arial" w:eastAsia="Arial" w:hAnsi="Arial"/>
@@ -3700,7 +3700,7 @@
             <w:pPr>
               <w:spacing w:after="20" w:before="0"/>
             </w:pPr>
-            <w:hyperlink w:history="1" r:id="rIdflvrtvvxp1xzi2lzhq5pc">
+            <w:hyperlink w:history="1" r:id="rIdjr9q7-jq2dadkpckarzku">
               <w:r>
                 <w:rPr>
                   <w:rFonts w:ascii="Arial" w:cs="Arial" w:eastAsia="Arial" w:hAnsi="Arial"/>
@@ -3733,7 +3733,7 @@
               <w:spacing w:after="10" w:before="0"/>
               <w:ind w:left="120"/>
             </w:pPr>
-            <w:hyperlink w:history="1" r:id="rIdanvxyea_1jyvzm_z6w70_">
+            <w:hyperlink w:history="1" r:id="rIdnlidbnufnd4bdwclcewg8">
               <w:r>
                 <w:rPr>
                   <w:rFonts w:ascii="Arial" w:cs="Arial" w:eastAsia="Arial" w:hAnsi="Arial"/>
@@ -3778,7 +3778,7 @@
             <w:pPr>
               <w:spacing w:after="20" w:before="0"/>
             </w:pPr>
-            <w:hyperlink w:history="1" r:id="rIdbjerxkpkt366kk4a7hosf">
+            <w:hyperlink w:history="1" r:id="rId8o1eukvdywaxwmlgopxnh">
               <w:r>
                 <w:rPr>
                   <w:rFonts w:ascii="Arial" w:cs="Arial" w:eastAsia="Arial" w:hAnsi="Arial"/>
@@ -3811,7 +3811,7 @@
               <w:spacing w:after="10" w:before="0"/>
               <w:ind w:left="120"/>
             </w:pPr>
-            <w:hyperlink w:history="1" r:id="rIdzsfdp4ok8vzrojebt-do4">
+            <w:hyperlink w:history="1" r:id="rIdb1bfwqteu6fudzauutua5">
               <w:r>
                 <w:rPr>
                   <w:rFonts w:ascii="Arial" w:cs="Arial" w:eastAsia="Arial" w:hAnsi="Arial"/>
@@ -4006,7 +4006,7 @@
             <w:pPr>
               <w:spacing w:after="20" w:before="0"/>
             </w:pPr>
-            <w:hyperlink w:history="1" r:id="rIdeaihlmiyoy6ancgtx0jcc">
+            <w:hyperlink w:history="1" r:id="rIdeml22lccc7k3zd0bb0pgs">
               <w:r>
                 <w:rPr>
                   <w:rFonts w:ascii="Arial" w:cs="Arial" w:eastAsia="Arial" w:hAnsi="Arial"/>
@@ -4039,7 +4039,7 @@
               <w:spacing w:after="10" w:before="0"/>
               <w:ind w:left="120"/>
             </w:pPr>
-            <w:hyperlink w:history="1" r:id="rIdgixfytsofqcxub9r-hszi">
+            <w:hyperlink w:history="1" r:id="rIdhge94q_9mdyy2wduiazoa">
               <w:r>
                 <w:rPr>
                   <w:rFonts w:ascii="Arial" w:cs="Arial" w:eastAsia="Arial" w:hAnsi="Arial"/>
@@ -4084,7 +4084,7 @@
             <w:pPr>
               <w:spacing w:after="20" w:before="0"/>
             </w:pPr>
-            <w:hyperlink w:history="1" r:id="rIdw9m6hpdvhetixh7uzl0to">
+            <w:hyperlink w:history="1" r:id="rIdmayjfutcnbcgyaqxtogk7">
               <w:r>
                 <w:rPr>
                   <w:rFonts w:ascii="Arial" w:cs="Arial" w:eastAsia="Arial" w:hAnsi="Arial"/>
@@ -4117,7 +4117,7 @@
               <w:spacing w:after="10" w:before="0"/>
               <w:ind w:left="120"/>
             </w:pPr>
-            <w:hyperlink w:history="1" r:id="rIdmlig9oqvf3hvb5pl316zr">
+            <w:hyperlink w:history="1" r:id="rIdi86i6vthhrpxohxnowtnt">
               <w:r>
                 <w:rPr>
                   <w:rFonts w:ascii="Arial" w:cs="Arial" w:eastAsia="Arial" w:hAnsi="Arial"/>
@@ -4312,7 +4312,7 @@
             <w:pPr>
               <w:spacing w:after="20" w:before="0"/>
             </w:pPr>
-            <w:hyperlink w:history="1" r:id="rId4gy0ycrzgonvlkh8sy2ce">
+            <w:hyperlink w:history="1" r:id="rIdnj4jggxmhm5b8eiw9suld">
               <w:r>
                 <w:rPr>
                   <w:rFonts w:ascii="Arial" w:cs="Arial" w:eastAsia="Arial" w:hAnsi="Arial"/>
@@ -4345,7 +4345,7 @@
               <w:spacing w:after="10" w:before="0"/>
               <w:ind w:left="120"/>
             </w:pPr>
-            <w:hyperlink w:history="1" r:id="rIdarj75ttpnzdudfb0fhsad">
+            <w:hyperlink w:history="1" r:id="rIdsk0u3y9nafp_w-h8vnaf9">
               <w:r>
                 <w:rPr>
                   <w:rFonts w:ascii="Arial" w:cs="Arial" w:eastAsia="Arial" w:hAnsi="Arial"/>
@@ -4390,7 +4390,7 @@
             <w:pPr>
               <w:spacing w:after="20" w:before="0"/>
             </w:pPr>
-            <w:hyperlink w:history="1" r:id="rId8hy1qco9yg7cbiaqr0r-q">
+            <w:hyperlink w:history="1" r:id="rIdypdpghtoo3msqyyf9mrfs">
               <w:r>
                 <w:rPr>
                   <w:rFonts w:ascii="Arial" w:cs="Arial" w:eastAsia="Arial" w:hAnsi="Arial"/>
@@ -4423,7 +4423,7 @@
               <w:spacing w:after="10" w:before="0"/>
               <w:ind w:left="120"/>
             </w:pPr>
-            <w:hyperlink w:history="1" r:id="rIdqsg2unosqnla_wg1jculv">
+            <w:hyperlink w:history="1" r:id="rIdtut03a8q580-udilkqzou">
               <w:r>
                 <w:rPr>
                   <w:rFonts w:ascii="Arial" w:cs="Arial" w:eastAsia="Arial" w:hAnsi="Arial"/>
@@ -4618,7 +4618,7 @@
             <w:pPr>
               <w:spacing w:after="20" w:before="0"/>
             </w:pPr>
-            <w:hyperlink w:history="1" r:id="rIdo3h1nxutoatwvofjlfuw1">
+            <w:hyperlink w:history="1" r:id="rIdzzszbto-xhtppoc60ibzo">
               <w:r>
                 <w:rPr>
                   <w:rFonts w:ascii="Arial" w:cs="Arial" w:eastAsia="Arial" w:hAnsi="Arial"/>
@@ -4651,7 +4651,7 @@
               <w:spacing w:after="10" w:before="0"/>
               <w:ind w:left="120"/>
             </w:pPr>
-            <w:hyperlink w:history="1" r:id="rIdu7-u7upgpxozs-nxa__td">
+            <w:hyperlink w:history="1" r:id="rIddlstybp97_r6jhjs5klzq">
               <w:r>
                 <w:rPr>
                   <w:rFonts w:ascii="Arial" w:cs="Arial" w:eastAsia="Arial" w:hAnsi="Arial"/>
@@ -4696,7 +4696,7 @@
             <w:pPr>
               <w:spacing w:after="20" w:before="0"/>
             </w:pPr>
-            <w:hyperlink w:history="1" r:id="rIdmw1h9zjwxbimu00o4x-ev">
+            <w:hyperlink w:history="1" r:id="rIddsirifo-r3ydov9ualktd">
               <w:r>
                 <w:rPr>
                   <w:rFonts w:ascii="Arial" w:cs="Arial" w:eastAsia="Arial" w:hAnsi="Arial"/>
@@ -4729,7 +4729,7 @@
               <w:spacing w:after="10" w:before="0"/>
               <w:ind w:left="120"/>
             </w:pPr>
-            <w:hyperlink w:history="1" r:id="rIdqxh4rdhcxoapszl4cb-di">
+            <w:hyperlink w:history="1" r:id="rIdiutioaasiumfluakmmj8w">
               <w:r>
                 <w:rPr>
                   <w:rFonts w:ascii="Arial" w:cs="Arial" w:eastAsia="Arial" w:hAnsi="Arial"/>
@@ -4924,7 +4924,7 @@
             <w:pPr>
               <w:spacing w:after="20" w:before="0"/>
             </w:pPr>
-            <w:hyperlink w:history="1" r:id="rIdokl13tph3bjeq4q2175gi">
+            <w:hyperlink w:history="1" r:id="rIdtd8xuengg5epskcg9zo5v">
               <w:r>
                 <w:rPr>
                   <w:rFonts w:ascii="Arial" w:cs="Arial" w:eastAsia="Arial" w:hAnsi="Arial"/>
@@ -4957,7 +4957,7 @@
               <w:spacing w:after="10" w:before="0"/>
               <w:ind w:left="120"/>
             </w:pPr>
-            <w:hyperlink w:history="1" r:id="rIdiwipoz2igsyyzycu1rqvg">
+            <w:hyperlink w:history="1" r:id="rIdxu2gnzkcaq-petfgh5hqu">
               <w:r>
                 <w:rPr>
                   <w:rFonts w:ascii="Arial" w:cs="Arial" w:eastAsia="Arial" w:hAnsi="Arial"/>
@@ -5002,7 +5002,7 @@
             <w:pPr>
               <w:spacing w:after="20" w:before="0"/>
             </w:pPr>
-            <w:hyperlink w:history="1" r:id="rIdtvwcb3mwsp-wqfaepehtj">
+            <w:hyperlink w:history="1" r:id="rIddpvi1xnaxjjymtlbseiqa">
               <w:r>
                 <w:rPr>
                   <w:rFonts w:ascii="Arial" w:cs="Arial" w:eastAsia="Arial" w:hAnsi="Arial"/>
@@ -5035,7 +5035,7 @@
               <w:spacing w:after="10" w:before="0"/>
               <w:ind w:left="120"/>
             </w:pPr>
-            <w:hyperlink w:history="1" r:id="rIdigggvw4mzqoi_bilsvglz">
+            <w:hyperlink w:history="1" r:id="rIddlqsgbcfwzg_xaq54v-hb">
               <w:r>
                 <w:rPr>
                   <w:rFonts w:ascii="Arial" w:cs="Arial" w:eastAsia="Arial" w:hAnsi="Arial"/>
@@ -5547,7 +5547,7 @@
         </w:rPr>
         <w:t xml:space="preserve">© 2026 SeaVuria and ARES. Aligned with KICD objectives. Developed by SeaVuria; technical implementation by ARES (with AI assistance from Claude). Licensed under </w:t>
       </w:r>
-      <w:hyperlink w:history="1" r:id="rIdu7yblbjiu6zllteubonum">
+      <w:hyperlink w:history="1" r:id="rId_xroxtwwmau5myrlrecnt">
         <w:r>
           <w:rPr>
             <w:rFonts w:ascii="Arial" w:cs="Arial" w:eastAsia="Arial" w:hAnsi="Arial"/>
@@ -5568,7 +5568,7 @@
         </w:rPr>
         <w:t xml:space="preserve"> (</w:t>
       </w:r>
-      <w:hyperlink w:history="1" r:id="rIdzsinazuzgqtorrleepgrn">
+      <w:hyperlink w:history="1" r:id="rIdefypxlwrgd52cbpsmylng">
         <w:r>
           <w:rPr>
             <w:rFonts w:ascii="Arial" w:cs="Arial" w:eastAsia="Arial" w:hAnsi="Arial"/>
@@ -6581,7 +6581,7 @@
             <w:pPr>
               <w:spacing w:after="20" w:before="0"/>
             </w:pPr>
-            <w:hyperlink w:history="1" r:id="rIdocliz1iz9akljs2p4wwlv">
+            <w:hyperlink w:history="1" r:id="rId6oqzwumrr32hf7pxoy2bq">
               <w:r>
                 <w:rPr>
                   <w:rFonts w:ascii="Arial" w:cs="Arial" w:eastAsia="Arial" w:hAnsi="Arial"/>
@@ -6614,7 +6614,7 @@
               <w:spacing w:after="10" w:before="0"/>
               <w:ind w:left="120"/>
             </w:pPr>
-            <w:hyperlink w:history="1" r:id="rIdfw0kyvqclv38fppxhjyeh">
+            <w:hyperlink w:history="1" r:id="rIdegubuauvlnsbphaespbck">
               <w:r>
                 <w:rPr>
                   <w:rFonts w:ascii="Arial" w:cs="Arial" w:eastAsia="Arial" w:hAnsi="Arial"/>
@@ -6659,7 +6659,7 @@
             <w:pPr>
               <w:spacing w:after="20" w:before="0"/>
             </w:pPr>
-            <w:hyperlink w:history="1" r:id="rIdk1mqtbil0q9drxouemggw">
+            <w:hyperlink w:history="1" r:id="rIdvkjbo5xrtyfi5o-y2hmud">
               <w:r>
                 <w:rPr>
                   <w:rFonts w:ascii="Arial" w:cs="Arial" w:eastAsia="Arial" w:hAnsi="Arial"/>
@@ -6692,7 +6692,7 @@
               <w:spacing w:after="10" w:before="0"/>
               <w:ind w:left="120"/>
             </w:pPr>
-            <w:hyperlink w:history="1" r:id="rIdtraoncywht47lp6f0dlw_">
+            <w:hyperlink w:history="1" r:id="rIdlbnbizxgfzp1cgjgzth5y">
               <w:r>
                 <w:rPr>
                   <w:rFonts w:ascii="Arial" w:cs="Arial" w:eastAsia="Arial" w:hAnsi="Arial"/>
@@ -6887,7 +6887,7 @@
             <w:pPr>
               <w:spacing w:after="20" w:before="0"/>
             </w:pPr>
-            <w:hyperlink w:history="1" r:id="rIdwwsydo0mm7ajrcf4hmyeo">
+            <w:hyperlink w:history="1" r:id="rIdb68eany-re7t09oc5gupu">
               <w:r>
                 <w:rPr>
                   <w:rFonts w:ascii="Arial" w:cs="Arial" w:eastAsia="Arial" w:hAnsi="Arial"/>
@@ -6920,7 +6920,7 @@
               <w:spacing w:after="10" w:before="0"/>
               <w:ind w:left="120"/>
             </w:pPr>
-            <w:hyperlink w:history="1" r:id="rIdvai7dp0bmqyx5tlzm0fyu">
+            <w:hyperlink w:history="1" r:id="rIdl8xskpe1kygtgg3uvxzkw">
               <w:r>
                 <w:rPr>
                   <w:rFonts w:ascii="Arial" w:cs="Arial" w:eastAsia="Arial" w:hAnsi="Arial"/>
@@ -6965,7 +6965,7 @@
             <w:pPr>
               <w:spacing w:after="20" w:before="0"/>
             </w:pPr>
-            <w:hyperlink w:history="1" r:id="rIdyo04dobgiqf2rsoqi0gn-">
+            <w:hyperlink w:history="1" r:id="rIdt1s0n-qtavn57yabpatqi">
               <w:r>
                 <w:rPr>
                   <w:rFonts w:ascii="Arial" w:cs="Arial" w:eastAsia="Arial" w:hAnsi="Arial"/>
@@ -6998,7 +6998,7 @@
               <w:spacing w:after="10" w:before="0"/>
               <w:ind w:left="120"/>
             </w:pPr>
-            <w:hyperlink w:history="1" r:id="rIdkgismxar5ytmguhmozb0v">
+            <w:hyperlink w:history="1" r:id="rIdlz-qb-ibn75erxsmvgil1">
               <w:r>
                 <w:rPr>
                   <w:rFonts w:ascii="Arial" w:cs="Arial" w:eastAsia="Arial" w:hAnsi="Arial"/>
@@ -7193,7 +7193,7 @@
             <w:pPr>
               <w:spacing w:after="20" w:before="0"/>
             </w:pPr>
-            <w:hyperlink w:history="1" r:id="rIdosasis-4xy3k7m2eyanan">
+            <w:hyperlink w:history="1" r:id="rIdyuqeuuyuhyiic0xbtvqnd">
               <w:r>
                 <w:rPr>
                   <w:rFonts w:ascii="Arial" w:cs="Arial" w:eastAsia="Arial" w:hAnsi="Arial"/>
@@ -7226,7 +7226,7 @@
               <w:spacing w:after="10" w:before="0"/>
               <w:ind w:left="120"/>
             </w:pPr>
-            <w:hyperlink w:history="1" r:id="rIdnylh0wkgp4sttfgp4fhsy">
+            <w:hyperlink w:history="1" r:id="rId-f7b4n_hqampfop8kv79f">
               <w:r>
                 <w:rPr>
                   <w:rFonts w:ascii="Arial" w:cs="Arial" w:eastAsia="Arial" w:hAnsi="Arial"/>
@@ -7271,7 +7271,7 @@
             <w:pPr>
               <w:spacing w:after="20" w:before="0"/>
             </w:pPr>
-            <w:hyperlink w:history="1" r:id="rIdsksf8htrojw5vmvhdqx_g">
+            <w:hyperlink w:history="1" r:id="rIdieh2vi9-kbkshdoam1er1">
               <w:r>
                 <w:rPr>
                   <w:rFonts w:ascii="Arial" w:cs="Arial" w:eastAsia="Arial" w:hAnsi="Arial"/>
@@ -7304,7 +7304,7 @@
               <w:spacing w:after="10" w:before="0"/>
               <w:ind w:left="120"/>
             </w:pPr>
-            <w:hyperlink w:history="1" r:id="rIdj-u82cp0jemzxc8ipp41s">
+            <w:hyperlink w:history="1" r:id="rIdxknhtyldesm0unhsnstw9">
               <w:r>
                 <w:rPr>
                   <w:rFonts w:ascii="Arial" w:cs="Arial" w:eastAsia="Arial" w:hAnsi="Arial"/>
@@ -7499,7 +7499,7 @@
             <w:pPr>
               <w:spacing w:after="20" w:before="0"/>
             </w:pPr>
-            <w:hyperlink w:history="1" r:id="rIdsb2zayyex5kkpt3dsj5ul">
+            <w:hyperlink w:history="1" r:id="rIdgsvjuictllesxfx866isa">
               <w:r>
                 <w:rPr>
                   <w:rFonts w:ascii="Arial" w:cs="Arial" w:eastAsia="Arial" w:hAnsi="Arial"/>
@@ -7532,7 +7532,7 @@
               <w:spacing w:after="10" w:before="0"/>
               <w:ind w:left="120"/>
             </w:pPr>
-            <w:hyperlink w:history="1" r:id="rIdxsmgmjob3ct3nhebazbo8">
+            <w:hyperlink w:history="1" r:id="rIdgwmyjflv2yd2qlpk90-zj">
               <w:r>
                 <w:rPr>
                   <w:rFonts w:ascii="Arial" w:cs="Arial" w:eastAsia="Arial" w:hAnsi="Arial"/>
@@ -7577,7 +7577,7 @@
             <w:pPr>
               <w:spacing w:after="20" w:before="0"/>
             </w:pPr>
-            <w:hyperlink w:history="1" r:id="rIdtntsbxgkqg8yadr5jo50k">
+            <w:hyperlink w:history="1" r:id="rIdw4jrlh1ayscwaqh18inad">
               <w:r>
                 <w:rPr>
                   <w:rFonts w:ascii="Arial" w:cs="Arial" w:eastAsia="Arial" w:hAnsi="Arial"/>
@@ -7610,7 +7610,7 @@
               <w:spacing w:after="10" w:before="0"/>
               <w:ind w:left="120"/>
             </w:pPr>
-            <w:hyperlink w:history="1" r:id="rIdl0iutkm68dkulc1a8mkjo">
+            <w:hyperlink w:history="1" r:id="rIdiu4hli4oljbolg2iks55w">
               <w:r>
                 <w:rPr>
                   <w:rFonts w:ascii="Arial" w:cs="Arial" w:eastAsia="Arial" w:hAnsi="Arial"/>
@@ -7805,7 +7805,7 @@
             <w:pPr>
               <w:spacing w:after="20" w:before="0"/>
             </w:pPr>
-            <w:hyperlink w:history="1" r:id="rIdoiyjpy0drdjsir5qxmwqp">
+            <w:hyperlink w:history="1" r:id="rIdefu3yuyjvujs4p0yvzgh1">
               <w:r>
                 <w:rPr>
                   <w:rFonts w:ascii="Arial" w:cs="Arial" w:eastAsia="Arial" w:hAnsi="Arial"/>
@@ -7838,7 +7838,7 @@
               <w:spacing w:after="10" w:before="0"/>
               <w:ind w:left="120"/>
             </w:pPr>
-            <w:hyperlink w:history="1" r:id="rId1fxavyiiqxoucalxmaluh">
+            <w:hyperlink w:history="1" r:id="rIdtt4p1bl0tdjdlosrn8pvx">
               <w:r>
                 <w:rPr>
                   <w:rFonts w:ascii="Arial" w:cs="Arial" w:eastAsia="Arial" w:hAnsi="Arial"/>
@@ -7883,7 +7883,7 @@
             <w:pPr>
               <w:spacing w:after="20" w:before="0"/>
             </w:pPr>
-            <w:hyperlink w:history="1" r:id="rIdokzhpk2qdkg4fasfn2nse">
+            <w:hyperlink w:history="1" r:id="rIdnv8yv_dmlt70npkzll6my">
               <w:r>
                 <w:rPr>
                   <w:rFonts w:ascii="Arial" w:cs="Arial" w:eastAsia="Arial" w:hAnsi="Arial"/>
@@ -7916,7 +7916,7 @@
               <w:spacing w:after="10" w:before="0"/>
               <w:ind w:left="120"/>
             </w:pPr>
-            <w:hyperlink w:history="1" r:id="rIducd8iada0aqahhbwxcb2c">
+            <w:hyperlink w:history="1" r:id="rId8ev8l0eyuypmsjjd83lle">
               <w:r>
                 <w:rPr>
                   <w:rFonts w:ascii="Arial" w:cs="Arial" w:eastAsia="Arial" w:hAnsi="Arial"/>
@@ -8428,7 +8428,7 @@
         </w:rPr>
         <w:t xml:space="preserve">© 2026 SeaVuria and ARES. Aligned with KICD objectives. Developed by SeaVuria; technical implementation by ARES (with AI assistance from Claude). Licensed under </w:t>
       </w:r>
-      <w:hyperlink w:history="1" r:id="rIdujsq8ldm8z4qjdzlaqhqg">
+      <w:hyperlink w:history="1" r:id="rId-y3wh0diptbf6tpjo0ypt">
         <w:r>
           <w:rPr>
             <w:rFonts w:ascii="Arial" w:cs="Arial" w:eastAsia="Arial" w:hAnsi="Arial"/>
@@ -8449,7 +8449,7 @@
         </w:rPr>
         <w:t xml:space="preserve"> (</w:t>
       </w:r>
-      <w:hyperlink w:history="1" r:id="rIdyrxd3oxutfkjnp4cip8nt">
+      <w:hyperlink w:history="1" r:id="rIdh8b0eyeuksuji8qwhm2s7">
         <w:r>
           <w:rPr>
             <w:rFonts w:ascii="Arial" w:cs="Arial" w:eastAsia="Arial" w:hAnsi="Arial"/>
@@ -9462,7 +9462,7 @@
             <w:pPr>
               <w:spacing w:after="20" w:before="0"/>
             </w:pPr>
-            <w:hyperlink w:history="1" r:id="rIdcdtmr3pitfoqeywzb33n4">
+            <w:hyperlink w:history="1" r:id="rIdwwyg7h403mqbaadk9sy_w">
               <w:r>
                 <w:rPr>
                   <w:rFonts w:ascii="Arial" w:cs="Arial" w:eastAsia="Arial" w:hAnsi="Arial"/>
@@ -9495,7 +9495,7 @@
               <w:spacing w:after="10" w:before="0"/>
               <w:ind w:left="120"/>
             </w:pPr>
-            <w:hyperlink w:history="1" r:id="rIdjqchnijds5n4wrhlmhsa7">
+            <w:hyperlink w:history="1" r:id="rIdgy8tvfsnd5a4zgfp5slwb">
               <w:r>
                 <w:rPr>
                   <w:rFonts w:ascii="Arial" w:cs="Arial" w:eastAsia="Arial" w:hAnsi="Arial"/>
@@ -9540,7 +9540,7 @@
             <w:pPr>
               <w:spacing w:after="20" w:before="0"/>
             </w:pPr>
-            <w:hyperlink w:history="1" r:id="rId0nlaxeublqbtucme2p-qj">
+            <w:hyperlink w:history="1" r:id="rIdgtujavszbafvfdggzozkd">
               <w:r>
                 <w:rPr>
                   <w:rFonts w:ascii="Arial" w:cs="Arial" w:eastAsia="Arial" w:hAnsi="Arial"/>
@@ -9573,7 +9573,7 @@
               <w:spacing w:after="10" w:before="0"/>
               <w:ind w:left="120"/>
             </w:pPr>
-            <w:hyperlink w:history="1" r:id="rId1zhi_twou4uywswnrpoow">
+            <w:hyperlink w:history="1" r:id="rId3ab1xqsdewu55k20q5knn">
               <w:r>
                 <w:rPr>
                   <w:rFonts w:ascii="Arial" w:cs="Arial" w:eastAsia="Arial" w:hAnsi="Arial"/>
@@ -9768,7 +9768,7 @@
             <w:pPr>
               <w:spacing w:after="20" w:before="0"/>
             </w:pPr>
-            <w:hyperlink w:history="1" r:id="rIdgof7vawzyeb30_i16x-rr">
+            <w:hyperlink w:history="1" r:id="rIdrdqnkbgyz5gdnikzxxvxk">
               <w:r>
                 <w:rPr>
                   <w:rFonts w:ascii="Arial" w:cs="Arial" w:eastAsia="Arial" w:hAnsi="Arial"/>
@@ -9801,7 +9801,7 @@
               <w:spacing w:after="10" w:before="0"/>
               <w:ind w:left="120"/>
             </w:pPr>
-            <w:hyperlink w:history="1" r:id="rIdpyyq--t8cxp1xdbqtedsd">
+            <w:hyperlink w:history="1" r:id="rId8iinriern3swzu8-n0j6f">
               <w:r>
                 <w:rPr>
                   <w:rFonts w:ascii="Arial" w:cs="Arial" w:eastAsia="Arial" w:hAnsi="Arial"/>
@@ -9846,7 +9846,7 @@
             <w:pPr>
               <w:spacing w:after="20" w:before="0"/>
             </w:pPr>
-            <w:hyperlink w:history="1" r:id="rIddrhotb5vnvlhfinypc7qd">
+            <w:hyperlink w:history="1" r:id="rIdvdm_2h2xitmroqf8tqqiq">
               <w:r>
                 <w:rPr>
                   <w:rFonts w:ascii="Arial" w:cs="Arial" w:eastAsia="Arial" w:hAnsi="Arial"/>
@@ -9879,7 +9879,7 @@
               <w:spacing w:after="10" w:before="0"/>
               <w:ind w:left="120"/>
             </w:pPr>
-            <w:hyperlink w:history="1" r:id="rId20hdgfnrcl8tsiiydxnp1">
+            <w:hyperlink w:history="1" r:id="rId4nxsgeyf18qavlvn941y4">
               <w:r>
                 <w:rPr>
                   <w:rFonts w:ascii="Arial" w:cs="Arial" w:eastAsia="Arial" w:hAnsi="Arial"/>
@@ -10074,7 +10074,7 @@
             <w:pPr>
               <w:spacing w:after="20" w:before="0"/>
             </w:pPr>
-            <w:hyperlink w:history="1" r:id="rIdnjh7cvjnepx9-p-o4v9ec">
+            <w:hyperlink w:history="1" r:id="rIdmy-4nwkqkcg10ikhzptwt">
               <w:r>
                 <w:rPr>
                   <w:rFonts w:ascii="Arial" w:cs="Arial" w:eastAsia="Arial" w:hAnsi="Arial"/>
@@ -10107,7 +10107,7 @@
               <w:spacing w:after="10" w:before="0"/>
               <w:ind w:left="120"/>
             </w:pPr>
-            <w:hyperlink w:history="1" r:id="rIdbtcb7zo3adsvl43oishne">
+            <w:hyperlink w:history="1" r:id="rIdlw3hgpir_nb34txhtqtuu">
               <w:r>
                 <w:rPr>
                   <w:rFonts w:ascii="Arial" w:cs="Arial" w:eastAsia="Arial" w:hAnsi="Arial"/>
@@ -10152,7 +10152,7 @@
             <w:pPr>
               <w:spacing w:after="20" w:before="0"/>
             </w:pPr>
-            <w:hyperlink w:history="1" r:id="rIdolmpulhrmoi6shh_ikoej">
+            <w:hyperlink w:history="1" r:id="rIdx7fn0dx25eeyof7yy1fbr">
               <w:r>
                 <w:rPr>
                   <w:rFonts w:ascii="Arial" w:cs="Arial" w:eastAsia="Arial" w:hAnsi="Arial"/>
@@ -10185,7 +10185,7 @@
               <w:spacing w:after="10" w:before="0"/>
               <w:ind w:left="120"/>
             </w:pPr>
-            <w:hyperlink w:history="1" r:id="rId9919ftrahijcvlnnr5jun">
+            <w:hyperlink w:history="1" r:id="rIdbibqy5vzc72hpqv7-rcyj">
               <w:r>
                 <w:rPr>
                   <w:rFonts w:ascii="Arial" w:cs="Arial" w:eastAsia="Arial" w:hAnsi="Arial"/>
@@ -10380,7 +10380,7 @@
             <w:pPr>
               <w:spacing w:after="20" w:before="0"/>
             </w:pPr>
-            <w:hyperlink w:history="1" r:id="rIdms6nu2m5xvj0vcbssivff">
+            <w:hyperlink w:history="1" r:id="rId0f2p-thjt5neang82fnrb">
               <w:r>
                 <w:rPr>
                   <w:rFonts w:ascii="Arial" w:cs="Arial" w:eastAsia="Arial" w:hAnsi="Arial"/>
@@ -10413,7 +10413,7 @@
               <w:spacing w:after="10" w:before="0"/>
               <w:ind w:left="120"/>
             </w:pPr>
-            <w:hyperlink w:history="1" r:id="rIdg9s3bvfvyesabivlpb4in">
+            <w:hyperlink w:history="1" r:id="rIdcddgvryarf440q4egnxuk">
               <w:r>
                 <w:rPr>
                   <w:rFonts w:ascii="Arial" w:cs="Arial" w:eastAsia="Arial" w:hAnsi="Arial"/>
@@ -10458,7 +10458,7 @@
             <w:pPr>
               <w:spacing w:after="20" w:before="0"/>
             </w:pPr>
-            <w:hyperlink w:history="1" r:id="rIdfdutcacxuoinmvqd1aolg">
+            <w:hyperlink w:history="1" r:id="rIdh5js5gpktvb2kq-1wm4jv">
               <w:r>
                 <w:rPr>
                   <w:rFonts w:ascii="Arial" w:cs="Arial" w:eastAsia="Arial" w:hAnsi="Arial"/>
@@ -10491,7 +10491,7 @@
               <w:spacing w:after="10" w:before="0"/>
               <w:ind w:left="120"/>
             </w:pPr>
-            <w:hyperlink w:history="1" r:id="rId1v-swtlldormgiz28xi2a">
+            <w:hyperlink w:history="1" r:id="rIddsbzrgqnsu2ypvi_vxolt">
               <w:r>
                 <w:rPr>
                   <w:rFonts w:ascii="Arial" w:cs="Arial" w:eastAsia="Arial" w:hAnsi="Arial"/>
@@ -10686,7 +10686,7 @@
             <w:pPr>
               <w:spacing w:after="20" w:before="0"/>
             </w:pPr>
-            <w:hyperlink w:history="1" r:id="rIds5y9rl0gpd0h9dq41vvw2">
+            <w:hyperlink w:history="1" r:id="rIdvfkxdll-ihjd74xlktpwo">
               <w:r>
                 <w:rPr>
                   <w:rFonts w:ascii="Arial" w:cs="Arial" w:eastAsia="Arial" w:hAnsi="Arial"/>
@@ -10719,7 +10719,7 @@
               <w:spacing w:after="10" w:before="0"/>
               <w:ind w:left="120"/>
             </w:pPr>
-            <w:hyperlink w:history="1" r:id="rIdy6ojmw6asdmi1vxufck2h">
+            <w:hyperlink w:history="1" r:id="rIddjvdjkcq0i7_gucevpzef">
               <w:r>
                 <w:rPr>
                   <w:rFonts w:ascii="Arial" w:cs="Arial" w:eastAsia="Arial" w:hAnsi="Arial"/>
@@ -10764,7 +10764,7 @@
             <w:pPr>
               <w:spacing w:after="20" w:before="0"/>
             </w:pPr>
-            <w:hyperlink w:history="1" r:id="rIddmyawlc3ebkd3mznrdhmp">
+            <w:hyperlink w:history="1" r:id="rIdwr9ypulhpznanlalk5g5s">
               <w:r>
                 <w:rPr>
                   <w:rFonts w:ascii="Arial" w:cs="Arial" w:eastAsia="Arial" w:hAnsi="Arial"/>
@@ -10797,7 +10797,7 @@
               <w:spacing w:after="10" w:before="0"/>
               <w:ind w:left="120"/>
             </w:pPr>
-            <w:hyperlink w:history="1" r:id="rId3hrvxts0qy8vwzgfhgdco">
+            <w:hyperlink w:history="1" r:id="rIdmfc0wtktuk5lq3yl0z9hn">
               <w:r>
                 <w:rPr>
                   <w:rFonts w:ascii="Arial" w:cs="Arial" w:eastAsia="Arial" w:hAnsi="Arial"/>
@@ -11309,7 +11309,7 @@
         </w:rPr>
         <w:t xml:space="preserve">© 2026 SeaVuria and ARES. Aligned with KICD objectives. Developed by SeaVuria; technical implementation by ARES (with AI assistance from Claude). Licensed under </w:t>
       </w:r>
-      <w:hyperlink w:history="1" r:id="rIdhbavhyeqlg0qqjnioztbo">
+      <w:hyperlink w:history="1" r:id="rId-54afowppfa8vazmuwc-m">
         <w:r>
           <w:rPr>
             <w:rFonts w:ascii="Arial" w:cs="Arial" w:eastAsia="Arial" w:hAnsi="Arial"/>
@@ -11330,7 +11330,7 @@
         </w:rPr>
         <w:t xml:space="preserve"> (</w:t>
       </w:r>
-      <w:hyperlink w:history="1" r:id="rIdmcfhjzh-63kafe9hsc-3z">
+      <w:hyperlink w:history="1" r:id="rIdnfeoqbwkph6m_o6iluup3">
         <w:r>
           <w:rPr>
             <w:rFonts w:ascii="Arial" w:cs="Arial" w:eastAsia="Arial" w:hAnsi="Arial"/>
@@ -12343,7 +12343,7 @@
             <w:pPr>
               <w:spacing w:after="20" w:before="0"/>
             </w:pPr>
-            <w:hyperlink w:history="1" r:id="rIddbueqb8ovxafxi_roy9oq">
+            <w:hyperlink w:history="1" r:id="rIdz-yxmpm3qlbojzy7rkl49">
               <w:r>
                 <w:rPr>
                   <w:rFonts w:ascii="Arial" w:cs="Arial" w:eastAsia="Arial" w:hAnsi="Arial"/>
@@ -12376,7 +12376,7 @@
               <w:spacing w:after="10" w:before="0"/>
               <w:ind w:left="120"/>
             </w:pPr>
-            <w:hyperlink w:history="1" r:id="rIdvtcym9x6c4rwpjgxadzof">
+            <w:hyperlink w:history="1" r:id="rIdfdp5yx4wtxt-tjxkocmtq">
               <w:r>
                 <w:rPr>
                   <w:rFonts w:ascii="Arial" w:cs="Arial" w:eastAsia="Arial" w:hAnsi="Arial"/>
@@ -12421,7 +12421,7 @@
             <w:pPr>
               <w:spacing w:after="20" w:before="0"/>
             </w:pPr>
-            <w:hyperlink w:history="1" r:id="rId8qipsvgmc653sfmj0d76l">
+            <w:hyperlink w:history="1" r:id="rIdmbgnvsvgr0noqexecj-li">
               <w:r>
                 <w:rPr>
                   <w:rFonts w:ascii="Arial" w:cs="Arial" w:eastAsia="Arial" w:hAnsi="Arial"/>
@@ -12454,7 +12454,7 @@
               <w:spacing w:after="10" w:before="0"/>
               <w:ind w:left="120"/>
             </w:pPr>
-            <w:hyperlink w:history="1" r:id="rIdd-p0yxhk1n3fiwjmfrih8">
+            <w:hyperlink w:history="1" r:id="rIdpfhljyjh_l2yvixpof4xf">
               <w:r>
                 <w:rPr>
                   <w:rFonts w:ascii="Arial" w:cs="Arial" w:eastAsia="Arial" w:hAnsi="Arial"/>
@@ -12649,7 +12649,7 @@
             <w:pPr>
               <w:spacing w:after="20" w:before="0"/>
             </w:pPr>
-            <w:hyperlink w:history="1" r:id="rIdzt07zluvp7jhuponztzks">
+            <w:hyperlink w:history="1" r:id="rIdrnki4-c0bwbojo6n4mazr">
               <w:r>
                 <w:rPr>
                   <w:rFonts w:ascii="Arial" w:cs="Arial" w:eastAsia="Arial" w:hAnsi="Arial"/>
@@ -12682,7 +12682,7 @@
               <w:spacing w:after="10" w:before="0"/>
               <w:ind w:left="120"/>
             </w:pPr>
-            <w:hyperlink w:history="1" r:id="rIdx5kummlzkxaedly7jdryy">
+            <w:hyperlink w:history="1" r:id="rId2ayv80-_dm72kpknesihe">
               <w:r>
                 <w:rPr>
                   <w:rFonts w:ascii="Arial" w:cs="Arial" w:eastAsia="Arial" w:hAnsi="Arial"/>
@@ -12727,7 +12727,7 @@
             <w:pPr>
               <w:spacing w:after="20" w:before="0"/>
             </w:pPr>
-            <w:hyperlink w:history="1" r:id="rIdw7bls9hipxcvqyrn09mic">
+            <w:hyperlink w:history="1" r:id="rIdclmrh8byrepk3l4ef9ufu">
               <w:r>
                 <w:rPr>
                   <w:rFonts w:ascii="Arial" w:cs="Arial" w:eastAsia="Arial" w:hAnsi="Arial"/>
@@ -12760,7 +12760,7 @@
               <w:spacing w:after="10" w:before="0"/>
               <w:ind w:left="120"/>
             </w:pPr>
-            <w:hyperlink w:history="1" r:id="rIdtrggtigxfj5-fti_w94i7">
+            <w:hyperlink w:history="1" r:id="rIdbukk9oktr05jxe7mk4zyk">
               <w:r>
                 <w:rPr>
                   <w:rFonts w:ascii="Arial" w:cs="Arial" w:eastAsia="Arial" w:hAnsi="Arial"/>
@@ -12955,7 +12955,7 @@
             <w:pPr>
               <w:spacing w:after="20" w:before="0"/>
             </w:pPr>
-            <w:hyperlink w:history="1" r:id="rId1olnrdwosanwuxzbeq-sv">
+            <w:hyperlink w:history="1" r:id="rId1kawzncvcbdlnmyx_opyo">
               <w:r>
                 <w:rPr>
                   <w:rFonts w:ascii="Arial" w:cs="Arial" w:eastAsia="Arial" w:hAnsi="Arial"/>
@@ -12988,7 +12988,7 @@
               <w:spacing w:after="10" w:before="0"/>
               <w:ind w:left="120"/>
             </w:pPr>
-            <w:hyperlink w:history="1" r:id="rIdbbq8wfkppg5ca5pprpd8v">
+            <w:hyperlink w:history="1" r:id="rIdygeblomwytojpexrvacsj">
               <w:r>
                 <w:rPr>
                   <w:rFonts w:ascii="Arial" w:cs="Arial" w:eastAsia="Arial" w:hAnsi="Arial"/>
@@ -13033,7 +13033,7 @@
             <w:pPr>
               <w:spacing w:after="20" w:before="0"/>
             </w:pPr>
-            <w:hyperlink w:history="1" r:id="rIdukoldy7rhypvo0s-jtj-u">
+            <w:hyperlink w:history="1" r:id="rIdncnutnnygikq2amc3eozv">
               <w:r>
                 <w:rPr>
                   <w:rFonts w:ascii="Arial" w:cs="Arial" w:eastAsia="Arial" w:hAnsi="Arial"/>
@@ -13066,7 +13066,7 @@
               <w:spacing w:after="10" w:before="0"/>
               <w:ind w:left="120"/>
             </w:pPr>
-            <w:hyperlink w:history="1" r:id="rId3pajnvfrm94jbgcgirlxp">
+            <w:hyperlink w:history="1" r:id="rIdjnvmrik0zpllmucfibl8t">
               <w:r>
                 <w:rPr>
                   <w:rFonts w:ascii="Arial" w:cs="Arial" w:eastAsia="Arial" w:hAnsi="Arial"/>
@@ -13261,7 +13261,7 @@
             <w:pPr>
               <w:spacing w:after="20" w:before="0"/>
             </w:pPr>
-            <w:hyperlink w:history="1" r:id="rIdnf-klxmvti8ffck2jl9kl">
+            <w:hyperlink w:history="1" r:id="rIdycbkjqm6_szbcbknsf55d">
               <w:r>
                 <w:rPr>
                   <w:rFonts w:ascii="Arial" w:cs="Arial" w:eastAsia="Arial" w:hAnsi="Arial"/>
@@ -13294,7 +13294,7 @@
               <w:spacing w:after="10" w:before="0"/>
               <w:ind w:left="120"/>
             </w:pPr>
-            <w:hyperlink w:history="1" r:id="rIdpgv7s5npfrly_wmpwcfom">
+            <w:hyperlink w:history="1" r:id="rIdvgjt-a3jej_aoz1_rltfc">
               <w:r>
                 <w:rPr>
                   <w:rFonts w:ascii="Arial" w:cs="Arial" w:eastAsia="Arial" w:hAnsi="Arial"/>
@@ -13339,7 +13339,7 @@
             <w:pPr>
               <w:spacing w:after="20" w:before="0"/>
             </w:pPr>
-            <w:hyperlink w:history="1" r:id="rIddmtqnxzd8yonoiaj5ozdt">
+            <w:hyperlink w:history="1" r:id="rIdxs8wcl7kjf1aymm6ph3l0">
               <w:r>
                 <w:rPr>
                   <w:rFonts w:ascii="Arial" w:cs="Arial" w:eastAsia="Arial" w:hAnsi="Arial"/>
@@ -13372,7 +13372,7 @@
               <w:spacing w:after="10" w:before="0"/>
               <w:ind w:left="120"/>
             </w:pPr>
-            <w:hyperlink w:history="1" r:id="rIdlatp_lw6cb-myphxjcpqy">
+            <w:hyperlink w:history="1" r:id="rIdzztrqgyhgvifoc2umn6yx">
               <w:r>
                 <w:rPr>
                   <w:rFonts w:ascii="Arial" w:cs="Arial" w:eastAsia="Arial" w:hAnsi="Arial"/>
@@ -13567,7 +13567,7 @@
             <w:pPr>
               <w:spacing w:after="20" w:before="0"/>
             </w:pPr>
-            <w:hyperlink w:history="1" r:id="rId-frefjzpimnvvtxoditfg">
+            <w:hyperlink w:history="1" r:id="rIdlag3tw-genq1xri5fhizc">
               <w:r>
                 <w:rPr>
                   <w:rFonts w:ascii="Arial" w:cs="Arial" w:eastAsia="Arial" w:hAnsi="Arial"/>
@@ -13600,7 +13600,7 @@
               <w:spacing w:after="10" w:before="0"/>
               <w:ind w:left="120"/>
             </w:pPr>
-            <w:hyperlink w:history="1" r:id="rIdwlx2n5hyojhljqgxyj_fy">
+            <w:hyperlink w:history="1" r:id="rId4ftobrng3fjqb5zklblje">
               <w:r>
                 <w:rPr>
                   <w:rFonts w:ascii="Arial" w:cs="Arial" w:eastAsia="Arial" w:hAnsi="Arial"/>
@@ -13645,7 +13645,7 @@
             <w:pPr>
               <w:spacing w:after="20" w:before="0"/>
             </w:pPr>
-            <w:hyperlink w:history="1" r:id="rIdifkar6xovazloeeznzcw3">
+            <w:hyperlink w:history="1" r:id="rIdwlnaf5wj3jvv4a92erxap">
               <w:r>
                 <w:rPr>
                   <w:rFonts w:ascii="Arial" w:cs="Arial" w:eastAsia="Arial" w:hAnsi="Arial"/>
@@ -13678,7 +13678,7 @@
               <w:spacing w:after="10" w:before="0"/>
               <w:ind w:left="120"/>
             </w:pPr>
-            <w:hyperlink w:history="1" r:id="rIdd_kve8eo9izpk4augrfpp">
+            <w:hyperlink w:history="1" r:id="rIdmkd-fbmnmeg7olv4wyj8z">
               <w:r>
                 <w:rPr>
                   <w:rFonts w:ascii="Arial" w:cs="Arial" w:eastAsia="Arial" w:hAnsi="Arial"/>
@@ -14304,7 +14304,7 @@
         </w:rPr>
         <w:t xml:space="preserve">© 2026 SeaVuria and ARES. Aligned with KICD objectives. Developed by SeaVuria; technical implementation by ARES (with AI assistance from Claude). Licensed under </w:t>
       </w:r>
-      <w:hyperlink w:history="1" r:id="rIdktbk9utatkh4dscttsnb2">
+      <w:hyperlink w:history="1" r:id="rIdrrori2s8ixj2ewg5j9tat">
         <w:r>
           <w:rPr>
             <w:rFonts w:ascii="Arial" w:cs="Arial" w:eastAsia="Arial" w:hAnsi="Arial"/>
@@ -14325,7 +14325,7 @@
         </w:rPr>
         <w:t xml:space="preserve"> (</w:t>
       </w:r>
-      <w:hyperlink w:history="1" r:id="rId9qthbp8kymksgypsgtoyc">
+      <w:hyperlink w:history="1" r:id="rIdgajmq4zs7dfdhmpth85jw">
         <w:r>
           <w:rPr>
             <w:rFonts w:ascii="Arial" w:cs="Arial" w:eastAsia="Arial" w:hAnsi="Arial"/>
@@ -15338,7 +15338,7 @@
             <w:pPr>
               <w:spacing w:after="20" w:before="0"/>
             </w:pPr>
-            <w:hyperlink w:history="1" r:id="rIdidunsz-p0usztml3k3cst">
+            <w:hyperlink w:history="1" r:id="rIdxbkckn9d5kps0jkxliytz">
               <w:r>
                 <w:rPr>
                   <w:rFonts w:ascii="Arial" w:cs="Arial" w:eastAsia="Arial" w:hAnsi="Arial"/>
@@ -15371,7 +15371,7 @@
               <w:spacing w:after="10" w:before="0"/>
               <w:ind w:left="120"/>
             </w:pPr>
-            <w:hyperlink w:history="1" r:id="rIddkltvetcmjmu0heszznj-">
+            <w:hyperlink w:history="1" r:id="rIdexzpupludghln7wvui8f4">
               <w:r>
                 <w:rPr>
                   <w:rFonts w:ascii="Arial" w:cs="Arial" w:eastAsia="Arial" w:hAnsi="Arial"/>
@@ -15416,7 +15416,7 @@
             <w:pPr>
               <w:spacing w:after="20" w:before="0"/>
             </w:pPr>
-            <w:hyperlink w:history="1" r:id="rIdhmcdtw-qtl4iiu_oex9j0">
+            <w:hyperlink w:history="1" r:id="rId1iuuvqzl7akkmqbmslaya">
               <w:r>
                 <w:rPr>
                   <w:rFonts w:ascii="Arial" w:cs="Arial" w:eastAsia="Arial" w:hAnsi="Arial"/>
@@ -15449,7 +15449,7 @@
               <w:spacing w:after="10" w:before="0"/>
               <w:ind w:left="120"/>
             </w:pPr>
-            <w:hyperlink w:history="1" r:id="rIdoty3kcgl2dpivty43kqji">
+            <w:hyperlink w:history="1" r:id="rIdnmckbb9_kdkgpob56-csn">
               <w:r>
                 <w:rPr>
                   <w:rFonts w:ascii="Arial" w:cs="Arial" w:eastAsia="Arial" w:hAnsi="Arial"/>
@@ -15644,7 +15644,7 @@
             <w:pPr>
               <w:spacing w:after="20" w:before="0"/>
             </w:pPr>
-            <w:hyperlink w:history="1" r:id="rIdtg8fgtvmoqfrn7t9azpyh">
+            <w:hyperlink w:history="1" r:id="rIdzbollhkkkroofwv5jgjco">
               <w:r>
                 <w:rPr>
                   <w:rFonts w:ascii="Arial" w:cs="Arial" w:eastAsia="Arial" w:hAnsi="Arial"/>
@@ -15677,7 +15677,7 @@
               <w:spacing w:after="10" w:before="0"/>
               <w:ind w:left="120"/>
             </w:pPr>
-            <w:hyperlink w:history="1" r:id="rIdtod5sagn5sitiq72sowfm">
+            <w:hyperlink w:history="1" r:id="rId2_sjfhziwf1iedpxyv_wj">
               <w:r>
                 <w:rPr>
                   <w:rFonts w:ascii="Arial" w:cs="Arial" w:eastAsia="Arial" w:hAnsi="Arial"/>
@@ -15722,7 +15722,7 @@
             <w:pPr>
               <w:spacing w:after="20" w:before="0"/>
             </w:pPr>
-            <w:hyperlink w:history="1" r:id="rIdmxztks8ohibv0djv9qfw5">
+            <w:hyperlink w:history="1" r:id="rId1io_uqbda5xj44y0dbfnr">
               <w:r>
                 <w:rPr>
                   <w:rFonts w:ascii="Arial" w:cs="Arial" w:eastAsia="Arial" w:hAnsi="Arial"/>
@@ -15755,7 +15755,7 @@
               <w:spacing w:after="10" w:before="0"/>
               <w:ind w:left="120"/>
             </w:pPr>
-            <w:hyperlink w:history="1" r:id="rIdyzimf1i4ozfbexglgjry7">
+            <w:hyperlink w:history="1" r:id="rIdtdklto0pxrcxfxubi6zhu">
               <w:r>
                 <w:rPr>
                   <w:rFonts w:ascii="Arial" w:cs="Arial" w:eastAsia="Arial" w:hAnsi="Arial"/>
@@ -15950,7 +15950,7 @@
             <w:pPr>
               <w:spacing w:after="20" w:before="0"/>
             </w:pPr>
-            <w:hyperlink w:history="1" r:id="rIdsl2ionfitu_rzk8atnabh">
+            <w:hyperlink w:history="1" r:id="rIdeovv5qps3op82ytms6x6g">
               <w:r>
                 <w:rPr>
                   <w:rFonts w:ascii="Arial" w:cs="Arial" w:eastAsia="Arial" w:hAnsi="Arial"/>
@@ -15983,7 +15983,7 @@
               <w:spacing w:after="10" w:before="0"/>
               <w:ind w:left="120"/>
             </w:pPr>
-            <w:hyperlink w:history="1" r:id="rIdqytrhke2iyzffupjxzghm">
+            <w:hyperlink w:history="1" r:id="rIdqfjshmpvellu_mepxaj_b">
               <w:r>
                 <w:rPr>
                   <w:rFonts w:ascii="Arial" w:cs="Arial" w:eastAsia="Arial" w:hAnsi="Arial"/>
@@ -16028,7 +16028,7 @@
             <w:pPr>
               <w:spacing w:after="20" w:before="0"/>
             </w:pPr>
-            <w:hyperlink w:history="1" r:id="rId41wqfsa4vbbwchghqg0ad">
+            <w:hyperlink w:history="1" r:id="rIdxn4akyx5jlz12ocejeept">
               <w:r>
                 <w:rPr>
                   <w:rFonts w:ascii="Arial" w:cs="Arial" w:eastAsia="Arial" w:hAnsi="Arial"/>
@@ -16061,7 +16061,7 @@
               <w:spacing w:after="10" w:before="0"/>
               <w:ind w:left="120"/>
             </w:pPr>
-            <w:hyperlink w:history="1" r:id="rIdsc9pj8k0yyvkqrrqp4cy_">
+            <w:hyperlink w:history="1" r:id="rIdcstu5wz0kwgc8qytahwgh">
               <w:r>
                 <w:rPr>
                   <w:rFonts w:ascii="Arial" w:cs="Arial" w:eastAsia="Arial" w:hAnsi="Arial"/>
@@ -16256,7 +16256,7 @@
             <w:pPr>
               <w:spacing w:after="20" w:before="0"/>
             </w:pPr>
-            <w:hyperlink w:history="1" r:id="rIdbq_m537cfppova6o4qt1i">
+            <w:hyperlink w:history="1" r:id="rIdcsism7k_dvxkbk8hezlfw">
               <w:r>
                 <w:rPr>
                   <w:rFonts w:ascii="Arial" w:cs="Arial" w:eastAsia="Arial" w:hAnsi="Arial"/>
@@ -16289,7 +16289,7 @@
               <w:spacing w:after="10" w:before="0"/>
               <w:ind w:left="120"/>
             </w:pPr>
-            <w:hyperlink w:history="1" r:id="rIdwiwpw2trtze57ffg9s39x">
+            <w:hyperlink w:history="1" r:id="rIdb6dxvzaig57qbh-uh3bje">
               <w:r>
                 <w:rPr>
                   <w:rFonts w:ascii="Arial" w:cs="Arial" w:eastAsia="Arial" w:hAnsi="Arial"/>
@@ -16334,7 +16334,7 @@
             <w:pPr>
               <w:spacing w:after="20" w:before="0"/>
             </w:pPr>
-            <w:hyperlink w:history="1" r:id="rIdbyzcffcgxquqgab7p3gll">
+            <w:hyperlink w:history="1" r:id="rId0zgofnrxofuhhccfr7pfr">
               <w:r>
                 <w:rPr>
                   <w:rFonts w:ascii="Arial" w:cs="Arial" w:eastAsia="Arial" w:hAnsi="Arial"/>
@@ -16367,7 +16367,7 @@
               <w:spacing w:after="10" w:before="0"/>
               <w:ind w:left="120"/>
             </w:pPr>
-            <w:hyperlink w:history="1" r:id="rIdtxyzrad-g8iqw8qsfucem">
+            <w:hyperlink w:history="1" r:id="rIdzzs7v6uk4d204t0atfile">
               <w:r>
                 <w:rPr>
                   <w:rFonts w:ascii="Arial" w:cs="Arial" w:eastAsia="Arial" w:hAnsi="Arial"/>
@@ -16562,7 +16562,7 @@
             <w:pPr>
               <w:spacing w:after="20" w:before="0"/>
             </w:pPr>
-            <w:hyperlink w:history="1" r:id="rIdlkajetliwgb7jjfbmsxcn">
+            <w:hyperlink w:history="1" r:id="rIdguihhjtwy3x3y5ilqqfgo">
               <w:r>
                 <w:rPr>
                   <w:rFonts w:ascii="Arial" w:cs="Arial" w:eastAsia="Arial" w:hAnsi="Arial"/>
@@ -16595,7 +16595,7 @@
               <w:spacing w:after="10" w:before="0"/>
               <w:ind w:left="120"/>
             </w:pPr>
-            <w:hyperlink w:history="1" r:id="rId14ebkyzkzs6ku5r0wl2v-">
+            <w:hyperlink w:history="1" r:id="rIdbyr1nveyvgtazt0ig3zgc">
               <w:r>
                 <w:rPr>
                   <w:rFonts w:ascii="Arial" w:cs="Arial" w:eastAsia="Arial" w:hAnsi="Arial"/>
@@ -16640,7 +16640,7 @@
             <w:pPr>
               <w:spacing w:after="20" w:before="0"/>
             </w:pPr>
-            <w:hyperlink w:history="1" r:id="rIdnp4fc4h2xajl_wlqcp1by">
+            <w:hyperlink w:history="1" r:id="rIdimvur09mcxb-f_hhh07nx">
               <w:r>
                 <w:rPr>
                   <w:rFonts w:ascii="Arial" w:cs="Arial" w:eastAsia="Arial" w:hAnsi="Arial"/>
@@ -16673,7 +16673,7 @@
               <w:spacing w:after="10" w:before="0"/>
               <w:ind w:left="120"/>
             </w:pPr>
-            <w:hyperlink w:history="1" r:id="rId8v0bgwdrsibcgaojrsarv">
+            <w:hyperlink w:history="1" r:id="rId3qra69an8486k6sgv-say">
               <w:r>
                 <w:rPr>
                   <w:rFonts w:ascii="Arial" w:cs="Arial" w:eastAsia="Arial" w:hAnsi="Arial"/>
@@ -17185,7 +17185,7 @@
         </w:rPr>
         <w:t xml:space="preserve">© 2026 SeaVuria and ARES. Aligned with KICD objectives. Developed by SeaVuria; technical implementation by ARES (with AI assistance from Claude). Licensed under </w:t>
       </w:r>
-      <w:hyperlink w:history="1" r:id="rIdfzoi4sqqsw-4vru-irgbz">
+      <w:hyperlink w:history="1" r:id="rId77gk8jx67kwifdbcf7huf">
         <w:r>
           <w:rPr>
             <w:rFonts w:ascii="Arial" w:cs="Arial" w:eastAsia="Arial" w:hAnsi="Arial"/>
@@ -17206,7 +17206,7 @@
         </w:rPr>
         <w:t xml:space="preserve"> (</w:t>
       </w:r>
-      <w:hyperlink w:history="1" r:id="rIdls0_lem5_ystpv2yhnuc3">
+      <w:hyperlink w:history="1" r:id="rIdefw1x_01m5etqa_zd6luh">
         <w:r>
           <w:rPr>
             <w:rFonts w:ascii="Arial" w:cs="Arial" w:eastAsia="Arial" w:hAnsi="Arial"/>
@@ -18219,7 +18219,7 @@
             <w:pPr>
               <w:spacing w:after="20" w:before="0"/>
             </w:pPr>
-            <w:hyperlink w:history="1" r:id="rIdkiudyin6pydub4njihdum">
+            <w:hyperlink w:history="1" r:id="rIdhtarbnlkr_lyuxgfzndqe">
               <w:r>
                 <w:rPr>
                   <w:rFonts w:ascii="Arial" w:cs="Arial" w:eastAsia="Arial" w:hAnsi="Arial"/>
@@ -18252,7 +18252,7 @@
               <w:spacing w:after="10" w:before="0"/>
               <w:ind w:left="120"/>
             </w:pPr>
-            <w:hyperlink w:history="1" r:id="rIdskthruh3lwvysm4iz7qqg">
+            <w:hyperlink w:history="1" r:id="rIdtn1rj9__wwazvwqfxdjti">
               <w:r>
                 <w:rPr>
                   <w:rFonts w:ascii="Arial" w:cs="Arial" w:eastAsia="Arial" w:hAnsi="Arial"/>
@@ -18297,7 +18297,7 @@
             <w:pPr>
               <w:spacing w:after="20" w:before="0"/>
             </w:pPr>
-            <w:hyperlink w:history="1" r:id="rId8rm3ommlhs4yabe7yhhzb">
+            <w:hyperlink w:history="1" r:id="rIdesaltruuqmkbe5bdrxxrz">
               <w:r>
                 <w:rPr>
                   <w:rFonts w:ascii="Arial" w:cs="Arial" w:eastAsia="Arial" w:hAnsi="Arial"/>
@@ -18330,7 +18330,7 @@
               <w:spacing w:after="10" w:before="0"/>
               <w:ind w:left="120"/>
             </w:pPr>
-            <w:hyperlink w:history="1" r:id="rId3gouqmfuwzjgbejiggtpc">
+            <w:hyperlink w:history="1" r:id="rIdv2gdyeqery83ajw5n8jq9">
               <w:r>
                 <w:rPr>
                   <w:rFonts w:ascii="Arial" w:cs="Arial" w:eastAsia="Arial" w:hAnsi="Arial"/>
@@ -18525,7 +18525,7 @@
             <w:pPr>
               <w:spacing w:after="20" w:before="0"/>
             </w:pPr>
-            <w:hyperlink w:history="1" r:id="rIdg20nsxmtfqsgobexgil-s">
+            <w:hyperlink w:history="1" r:id="rIdmkc6d2wwrj7qocktsamgn">
               <w:r>
                 <w:rPr>
                   <w:rFonts w:ascii="Arial" w:cs="Arial" w:eastAsia="Arial" w:hAnsi="Arial"/>
@@ -18558,7 +18558,7 @@
               <w:spacing w:after="10" w:before="0"/>
               <w:ind w:left="120"/>
             </w:pPr>
-            <w:hyperlink w:history="1" r:id="rIdmiuzpja_vzcv4zcdx-rl_">
+            <w:hyperlink w:history="1" r:id="rIderbeczpz_zp-4iqouzeck">
               <w:r>
                 <w:rPr>
                   <w:rFonts w:ascii="Arial" w:cs="Arial" w:eastAsia="Arial" w:hAnsi="Arial"/>
@@ -18603,7 +18603,7 @@
             <w:pPr>
               <w:spacing w:after="20" w:before="0"/>
             </w:pPr>
-            <w:hyperlink w:history="1" r:id="rIdmtawfgpjcvgzeyvifj5gz">
+            <w:hyperlink w:history="1" r:id="rIdthybgwnr9uxfuut1f1yda">
               <w:r>
                 <w:rPr>
                   <w:rFonts w:ascii="Arial" w:cs="Arial" w:eastAsia="Arial" w:hAnsi="Arial"/>
@@ -18636,7 +18636,7 @@
               <w:spacing w:after="10" w:before="0"/>
               <w:ind w:left="120"/>
             </w:pPr>
-            <w:hyperlink w:history="1" r:id="rIdzew-bqgfgsydyhz5oxxfq">
+            <w:hyperlink w:history="1" r:id="rId3lfkma1ffu3rjll4d6mx3">
               <w:r>
                 <w:rPr>
                   <w:rFonts w:ascii="Arial" w:cs="Arial" w:eastAsia="Arial" w:hAnsi="Arial"/>
@@ -18831,7 +18831,7 @@
             <w:pPr>
               <w:spacing w:after="20" w:before="0"/>
             </w:pPr>
-            <w:hyperlink w:history="1" r:id="rIdgdr876jg0yf9ckeyb3wwf">
+            <w:hyperlink w:history="1" r:id="rIdqbosp8y35ceghwflj6msk">
               <w:r>
                 <w:rPr>
                   <w:rFonts w:ascii="Arial" w:cs="Arial" w:eastAsia="Arial" w:hAnsi="Arial"/>
@@ -18864,7 +18864,7 @@
               <w:spacing w:after="10" w:before="0"/>
               <w:ind w:left="120"/>
             </w:pPr>
-            <w:hyperlink w:history="1" r:id="rId5gcqjwrrpay6mbgmeynqz">
+            <w:hyperlink w:history="1" r:id="rId-gerhzmhljmhh_tlp3rdd">
               <w:r>
                 <w:rPr>
                   <w:rFonts w:ascii="Arial" w:cs="Arial" w:eastAsia="Arial" w:hAnsi="Arial"/>
@@ -18909,7 +18909,7 @@
             <w:pPr>
               <w:spacing w:after="20" w:before="0"/>
             </w:pPr>
-            <w:hyperlink w:history="1" r:id="rIduwh3ykf2nu4vudjrynsmh">
+            <w:hyperlink w:history="1" r:id="rId87alcswxusup3qu2adw2c">
               <w:r>
                 <w:rPr>
                   <w:rFonts w:ascii="Arial" w:cs="Arial" w:eastAsia="Arial" w:hAnsi="Arial"/>
@@ -18942,7 +18942,7 @@
               <w:spacing w:after="10" w:before="0"/>
               <w:ind w:left="120"/>
             </w:pPr>
-            <w:hyperlink w:history="1" r:id="rIdn-mvzj-wmpvulhz9czffd">
+            <w:hyperlink w:history="1" r:id="rIdphre6khla3j-ithu31her">
               <w:r>
                 <w:rPr>
                   <w:rFonts w:ascii="Arial" w:cs="Arial" w:eastAsia="Arial" w:hAnsi="Arial"/>
@@ -19137,7 +19137,7 @@
             <w:pPr>
               <w:spacing w:after="20" w:before="0"/>
             </w:pPr>
-            <w:hyperlink w:history="1" r:id="rIdlr1wron8ycs4f40g4c1jp">
+            <w:hyperlink w:history="1" r:id="rIdnrnpuxkxdkl6lmjioh3ag">
               <w:r>
                 <w:rPr>
                   <w:rFonts w:ascii="Arial" w:cs="Arial" w:eastAsia="Arial" w:hAnsi="Arial"/>
@@ -19170,7 +19170,7 @@
               <w:spacing w:after="10" w:before="0"/>
               <w:ind w:left="120"/>
             </w:pPr>
-            <w:hyperlink w:history="1" r:id="rIdrbwabzcstjnr2itoaazyu">
+            <w:hyperlink w:history="1" r:id="rIdxyyf6frinhveajq_a0yxn">
               <w:r>
                 <w:rPr>
                   <w:rFonts w:ascii="Arial" w:cs="Arial" w:eastAsia="Arial" w:hAnsi="Arial"/>
@@ -19215,7 +19215,7 @@
             <w:pPr>
               <w:spacing w:after="20" w:before="0"/>
             </w:pPr>
-            <w:hyperlink w:history="1" r:id="rIdanehlc4iuem_answl-3bs">
+            <w:hyperlink w:history="1" r:id="rId7ppgwg2mf4d-egwydvfjn">
               <w:r>
                 <w:rPr>
                   <w:rFonts w:ascii="Arial" w:cs="Arial" w:eastAsia="Arial" w:hAnsi="Arial"/>
@@ -19248,7 +19248,7 @@
               <w:spacing w:after="10" w:before="0"/>
               <w:ind w:left="120"/>
             </w:pPr>
-            <w:hyperlink w:history="1" r:id="rId2_ohuccgssikzabqxbb9g">
+            <w:hyperlink w:history="1" r:id="rIdjl0oof975_huxof7bmdnx">
               <w:r>
                 <w:rPr>
                   <w:rFonts w:ascii="Arial" w:cs="Arial" w:eastAsia="Arial" w:hAnsi="Arial"/>
@@ -19443,7 +19443,7 @@
             <w:pPr>
               <w:spacing w:after="20" w:before="0"/>
             </w:pPr>
-            <w:hyperlink w:history="1" r:id="rIdzbnta70pc3fjrysdbks4o">
+            <w:hyperlink w:history="1" r:id="rIdgmep4imcwjnja2szvrc6e">
               <w:r>
                 <w:rPr>
                   <w:rFonts w:ascii="Arial" w:cs="Arial" w:eastAsia="Arial" w:hAnsi="Arial"/>
@@ -19476,7 +19476,7 @@
               <w:spacing w:after="10" w:before="0"/>
               <w:ind w:left="120"/>
             </w:pPr>
-            <w:hyperlink w:history="1" r:id="rIdnbkgs1ww47sxleq9gh8yo">
+            <w:hyperlink w:history="1" r:id="rIdjodklbt34nbg8vsnzlm3t">
               <w:r>
                 <w:rPr>
                   <w:rFonts w:ascii="Arial" w:cs="Arial" w:eastAsia="Arial" w:hAnsi="Arial"/>
@@ -19521,7 +19521,7 @@
             <w:pPr>
               <w:spacing w:after="20" w:before="0"/>
             </w:pPr>
-            <w:hyperlink w:history="1" r:id="rId4jp-k-qex7i8ses3fqwjp">
+            <w:hyperlink w:history="1" r:id="rIdkbcrruhj_iuyoiavh-0sk">
               <w:r>
                 <w:rPr>
                   <w:rFonts w:ascii="Arial" w:cs="Arial" w:eastAsia="Arial" w:hAnsi="Arial"/>
@@ -19554,7 +19554,7 @@
               <w:spacing w:after="10" w:before="0"/>
               <w:ind w:left="120"/>
             </w:pPr>
-            <w:hyperlink w:history="1" r:id="rIdlzmw7vcs-wxlblis51_tv">
+            <w:hyperlink w:history="1" r:id="rIdvitbetqk1g0yfxh--a4qz">
               <w:r>
                 <w:rPr>
                   <w:rFonts w:ascii="Arial" w:cs="Arial" w:eastAsia="Arial" w:hAnsi="Arial"/>
@@ -20066,7 +20066,7 @@
         </w:rPr>
         <w:t xml:space="preserve">© 2026 SeaVuria and ARES. Aligned with KICD objectives. Developed by SeaVuria; technical implementation by ARES (with AI assistance from Claude). Licensed under </w:t>
       </w:r>
-      <w:hyperlink w:history="1" r:id="rIdtoero309ifsrrmxlk-ypr">
+      <w:hyperlink w:history="1" r:id="rId9he13v2ztfjjjmoeyfl7c">
         <w:r>
           <w:rPr>
             <w:rFonts w:ascii="Arial" w:cs="Arial" w:eastAsia="Arial" w:hAnsi="Arial"/>
@@ -20087,7 +20087,7 @@
         </w:rPr>
         <w:t xml:space="preserve"> (</w:t>
       </w:r>
-      <w:hyperlink w:history="1" r:id="rIdznkasxsda9cx5uyymgxoj">
+      <w:hyperlink w:history="1" r:id="rIddc6lzt85p6b5mwgifaegm">
         <w:r>
           <w:rPr>
             <w:rFonts w:ascii="Arial" w:cs="Arial" w:eastAsia="Arial" w:hAnsi="Arial"/>
@@ -21101,7 +21101,7 @@
             <w:pPr>
               <w:spacing w:after="20" w:before="0"/>
             </w:pPr>
-            <w:hyperlink w:history="1" r:id="rId6fbsidhtjjybg0ktt8h5a">
+            <w:hyperlink w:history="1" r:id="rIdtzbgmemmsmfmun4hdam8m">
               <w:r>
                 <w:rPr>
                   <w:rFonts w:ascii="Arial" w:cs="Arial" w:eastAsia="Arial" w:hAnsi="Arial"/>
@@ -21134,7 +21134,7 @@
               <w:spacing w:after="10" w:before="0"/>
               <w:ind w:left="120"/>
             </w:pPr>
-            <w:hyperlink w:history="1" r:id="rIdj4hymr3snvvm7oyy4jxft">
+            <w:hyperlink w:history="1" r:id="rIdbi0nramewuze1qh4tk4e8">
               <w:r>
                 <w:rPr>
                   <w:rFonts w:ascii="Arial" w:cs="Arial" w:eastAsia="Arial" w:hAnsi="Arial"/>
@@ -21179,7 +21179,7 @@
             <w:pPr>
               <w:spacing w:after="20" w:before="0"/>
             </w:pPr>
-            <w:hyperlink w:history="1" r:id="rIdqp3xyhl4etzv8fgvuudqc">
+            <w:hyperlink w:history="1" r:id="rIdsjy4z7jk72vvb-wfa785-">
               <w:r>
                 <w:rPr>
                   <w:rFonts w:ascii="Arial" w:cs="Arial" w:eastAsia="Arial" w:hAnsi="Arial"/>
@@ -21212,7 +21212,7 @@
               <w:spacing w:after="10" w:before="0"/>
               <w:ind w:left="120"/>
             </w:pPr>
-            <w:hyperlink w:history="1" r:id="rIdadaxahughfj2syv6qd1lt">
+            <w:hyperlink w:history="1" r:id="rIdn5gmrynkitsvczdvxg-q8">
               <w:r>
                 <w:rPr>
                   <w:rFonts w:ascii="Arial" w:cs="Arial" w:eastAsia="Arial" w:hAnsi="Arial"/>
@@ -21407,7 +21407,7 @@
             <w:pPr>
               <w:spacing w:after="20" w:before="0"/>
             </w:pPr>
-            <w:hyperlink w:history="1" r:id="rIdoagviz7was1sdy3hce6ix">
+            <w:hyperlink w:history="1" r:id="rIdmw9gr13oymzi355wzpjel">
               <w:r>
                 <w:rPr>
                   <w:rFonts w:ascii="Arial" w:cs="Arial" w:eastAsia="Arial" w:hAnsi="Arial"/>
@@ -21440,7 +21440,7 @@
               <w:spacing w:after="10" w:before="0"/>
               <w:ind w:left="120"/>
             </w:pPr>
-            <w:hyperlink w:history="1" r:id="rIdrd2q4vpotta6llcokn9fm">
+            <w:hyperlink w:history="1" r:id="rIdddqcb_nd6ogk98zuzg156">
               <w:r>
                 <w:rPr>
                   <w:rFonts w:ascii="Arial" w:cs="Arial" w:eastAsia="Arial" w:hAnsi="Arial"/>
@@ -21485,7 +21485,7 @@
             <w:pPr>
               <w:spacing w:after="20" w:before="0"/>
             </w:pPr>
-            <w:hyperlink w:history="1" r:id="rIdkcj2n6hshwhnmpe2la-ti">
+            <w:hyperlink w:history="1" r:id="rId6e-1r6xncweqinrboycxc">
               <w:r>
                 <w:rPr>
                   <w:rFonts w:ascii="Arial" w:cs="Arial" w:eastAsia="Arial" w:hAnsi="Arial"/>
@@ -21518,7 +21518,7 @@
               <w:spacing w:after="10" w:before="0"/>
               <w:ind w:left="120"/>
             </w:pPr>
-            <w:hyperlink w:history="1" r:id="rIdx39m1zzvj2ifxgg4pjits">
+            <w:hyperlink w:history="1" r:id="rIdi9u-gh_w5ad_oqgc6uoec">
               <w:r>
                 <w:rPr>
                   <w:rFonts w:ascii="Arial" w:cs="Arial" w:eastAsia="Arial" w:hAnsi="Arial"/>
@@ -21713,7 +21713,7 @@
             <w:pPr>
               <w:spacing w:after="20" w:before="0"/>
             </w:pPr>
-            <w:hyperlink w:history="1" r:id="rId8gvq8wzofhucmqyju35dm">
+            <w:hyperlink w:history="1" r:id="rIdt9hwda-6iuv6l3ryd3te1">
               <w:r>
                 <w:rPr>
                   <w:rFonts w:ascii="Arial" w:cs="Arial" w:eastAsia="Arial" w:hAnsi="Arial"/>
@@ -21746,7 +21746,7 @@
               <w:spacing w:after="10" w:before="0"/>
               <w:ind w:left="120"/>
             </w:pPr>
-            <w:hyperlink w:history="1" r:id="rIdtugtvr41nq2qvimzs8qvx">
+            <w:hyperlink w:history="1" r:id="rIdwxwb5lkqu1gnh_mqq7tm3">
               <w:r>
                 <w:rPr>
                   <w:rFonts w:ascii="Arial" w:cs="Arial" w:eastAsia="Arial" w:hAnsi="Arial"/>
@@ -21791,7 +21791,7 @@
             <w:pPr>
               <w:spacing w:after="20" w:before="0"/>
             </w:pPr>
-            <w:hyperlink w:history="1" r:id="rIdndfeacqmtxesw9uopyyrg">
+            <w:hyperlink w:history="1" r:id="rIdd6rv5cvdgcidhlorb4frj">
               <w:r>
                 <w:rPr>
                   <w:rFonts w:ascii="Arial" w:cs="Arial" w:eastAsia="Arial" w:hAnsi="Arial"/>
@@ -21824,7 +21824,7 @@
               <w:spacing w:after="10" w:before="0"/>
               <w:ind w:left="120"/>
             </w:pPr>
-            <w:hyperlink w:history="1" r:id="rIdxyys0kvqx2sklccf0jrzy">
+            <w:hyperlink w:history="1" r:id="rId7ycaxldkizx-9finei63m">
               <w:r>
                 <w:rPr>
                   <w:rFonts w:ascii="Arial" w:cs="Arial" w:eastAsia="Arial" w:hAnsi="Arial"/>
@@ -22019,7 +22019,7 @@
             <w:pPr>
               <w:spacing w:after="20" w:before="0"/>
             </w:pPr>
-            <w:hyperlink w:history="1" r:id="rId_nedgbrxih8syvi4xfocr">
+            <w:hyperlink w:history="1" r:id="rIdkbjayot9szt_fqgv4w4p4">
               <w:r>
                 <w:rPr>
                   <w:rFonts w:ascii="Arial" w:cs="Arial" w:eastAsia="Arial" w:hAnsi="Arial"/>
@@ -22052,7 +22052,7 @@
               <w:spacing w:after="10" w:before="0"/>
               <w:ind w:left="120"/>
             </w:pPr>
-            <w:hyperlink w:history="1" r:id="rIdzilz3h0xbzmehpbipps5d">
+            <w:hyperlink w:history="1" r:id="rIdghprnlnwnkwlahq5lonfp">
               <w:r>
                 <w:rPr>
                   <w:rFonts w:ascii="Arial" w:cs="Arial" w:eastAsia="Arial" w:hAnsi="Arial"/>
@@ -22097,7 +22097,7 @@
             <w:pPr>
               <w:spacing w:after="20" w:before="0"/>
             </w:pPr>
-            <w:hyperlink w:history="1" r:id="rIdhxh0mp3ywawqm5onys5_s">
+            <w:hyperlink w:history="1" r:id="rIdaqrhy6n7tyaalc0nskd1e">
               <w:r>
                 <w:rPr>
                   <w:rFonts w:ascii="Arial" w:cs="Arial" w:eastAsia="Arial" w:hAnsi="Arial"/>
@@ -22130,7 +22130,7 @@
               <w:spacing w:after="10" w:before="0"/>
               <w:ind w:left="120"/>
             </w:pPr>
-            <w:hyperlink w:history="1" r:id="rIdfbnf_lwea4dflhn9caca9">
+            <w:hyperlink w:history="1" r:id="rIdqu_njry5oydcpnzqsp7xi">
               <w:r>
                 <w:rPr>
                   <w:rFonts w:ascii="Arial" w:cs="Arial" w:eastAsia="Arial" w:hAnsi="Arial"/>
@@ -22325,7 +22325,7 @@
             <w:pPr>
               <w:spacing w:after="20" w:before="0"/>
             </w:pPr>
-            <w:hyperlink w:history="1" r:id="rIdre9o5dlzac0fsodhr7nfj">
+            <w:hyperlink w:history="1" r:id="rIdgm8wib3dj5vrdcvnvjxmg">
               <w:r>
                 <w:rPr>
                   <w:rFonts w:ascii="Arial" w:cs="Arial" w:eastAsia="Arial" w:hAnsi="Arial"/>
@@ -22358,7 +22358,7 @@
               <w:spacing w:after="10" w:before="0"/>
               <w:ind w:left="120"/>
             </w:pPr>
-            <w:hyperlink w:history="1" r:id="rIdbhha8xjtseq6xqobjhxay">
+            <w:hyperlink w:history="1" r:id="rId6zfawu1t_q3io2ermluh4">
               <w:r>
                 <w:rPr>
                   <w:rFonts w:ascii="Arial" w:cs="Arial" w:eastAsia="Arial" w:hAnsi="Arial"/>
@@ -22403,7 +22403,7 @@
             <w:pPr>
               <w:spacing w:after="20" w:before="0"/>
             </w:pPr>
-            <w:hyperlink w:history="1" r:id="rIdioqpqfo74sqi0fulddhsv">
+            <w:hyperlink w:history="1" r:id="rIdmlftojrfoyjtivkgagn57">
               <w:r>
                 <w:rPr>
                   <w:rFonts w:ascii="Arial" w:cs="Arial" w:eastAsia="Arial" w:hAnsi="Arial"/>
@@ -22436,7 +22436,7 @@
               <w:spacing w:after="10" w:before="0"/>
               <w:ind w:left="120"/>
             </w:pPr>
-            <w:hyperlink w:history="1" r:id="rIdrf3yreeg-kqqmgwaj2zkl">
+            <w:hyperlink w:history="1" r:id="rIdlbpdni9lndy8o0jc_gbbt">
               <w:r>
                 <w:rPr>
                   <w:rFonts w:ascii="Arial" w:cs="Arial" w:eastAsia="Arial" w:hAnsi="Arial"/>
@@ -22948,7 +22948,7 @@
         </w:rPr>
         <w:t xml:space="preserve">© 2026 SeaVuria and ARES. Aligned with KICD objectives. Developed by SeaVuria; technical implementation by ARES (with AI assistance from Claude). Licensed under </w:t>
       </w:r>
-      <w:hyperlink w:history="1" r:id="rId6hq6_bwer35xkqast-u4b">
+      <w:hyperlink w:history="1" r:id="rIdqu8vvdfcfglqafrhz9f--">
         <w:r>
           <w:rPr>
             <w:rFonts w:ascii="Arial" w:cs="Arial" w:eastAsia="Arial" w:hAnsi="Arial"/>
@@ -22969,7 +22969,7 @@
         </w:rPr>
         <w:t xml:space="preserve"> (</w:t>
       </w:r>
-      <w:hyperlink w:history="1" r:id="rIdkatg3q50mlft_oixskiwu">
+      <w:hyperlink w:history="1" r:id="rIdjdeb6pqatzis_p9xxlpei">
         <w:r>
           <w:rPr>
             <w:rFonts w:ascii="Arial" w:cs="Arial" w:eastAsia="Arial" w:hAnsi="Arial"/>
@@ -23982,7 +23982,7 @@
             <w:pPr>
               <w:spacing w:after="20" w:before="0"/>
             </w:pPr>
-            <w:hyperlink w:history="1" r:id="rIdfb9xm_jw_tsfrtpvncg4e">
+            <w:hyperlink w:history="1" r:id="rIdf2buis-ihgwt3gqlw1uu5">
               <w:r>
                 <w:rPr>
                   <w:rFonts w:ascii="Arial" w:cs="Arial" w:eastAsia="Arial" w:hAnsi="Arial"/>
@@ -24015,7 +24015,7 @@
               <w:spacing w:after="10" w:before="0"/>
               <w:ind w:left="120"/>
             </w:pPr>
-            <w:hyperlink w:history="1" r:id="rIdmzun2l2ajcbj5mg-mxzjr">
+            <w:hyperlink w:history="1" r:id="rIdbtg3bxuqgovvlv3lbe-p9">
               <w:r>
                 <w:rPr>
                   <w:rFonts w:ascii="Arial" w:cs="Arial" w:eastAsia="Arial" w:hAnsi="Arial"/>
@@ -24060,7 +24060,7 @@
             <w:pPr>
               <w:spacing w:after="20" w:before="0"/>
             </w:pPr>
-            <w:hyperlink w:history="1" r:id="rIdcqd-sgpnlanpixoiryap-">
+            <w:hyperlink w:history="1" r:id="rIdr88bg4yqnjo-pgzdli2em">
               <w:r>
                 <w:rPr>
                   <w:rFonts w:ascii="Arial" w:cs="Arial" w:eastAsia="Arial" w:hAnsi="Arial"/>
@@ -24093,7 +24093,7 @@
               <w:spacing w:after="10" w:before="0"/>
               <w:ind w:left="120"/>
             </w:pPr>
-            <w:hyperlink w:history="1" r:id="rIdchptdfrspymt41tpg4bzp">
+            <w:hyperlink w:history="1" r:id="rId8no9skm9lhll-kaqgkuls">
               <w:r>
                 <w:rPr>
                   <w:rFonts w:ascii="Arial" w:cs="Arial" w:eastAsia="Arial" w:hAnsi="Arial"/>
@@ -24288,7 +24288,7 @@
             <w:pPr>
               <w:spacing w:after="20" w:before="0"/>
             </w:pPr>
-            <w:hyperlink w:history="1" r:id="rIdifm44qxwekddot90eedbe">
+            <w:hyperlink w:history="1" r:id="rIdsf0fb1grivgssv6oysiki">
               <w:r>
                 <w:rPr>
                   <w:rFonts w:ascii="Arial" w:cs="Arial" w:eastAsia="Arial" w:hAnsi="Arial"/>
@@ -24321,7 +24321,7 @@
               <w:spacing w:after="10" w:before="0"/>
               <w:ind w:left="120"/>
             </w:pPr>
-            <w:hyperlink w:history="1" r:id="rIdvm65hyq-v6eu58qr6yshp">
+            <w:hyperlink w:history="1" r:id="rIdhwplvkqblwuqxijkxpdch">
               <w:r>
                 <w:rPr>
                   <w:rFonts w:ascii="Arial" w:cs="Arial" w:eastAsia="Arial" w:hAnsi="Arial"/>
@@ -24366,7 +24366,7 @@
             <w:pPr>
               <w:spacing w:after="20" w:before="0"/>
             </w:pPr>
-            <w:hyperlink w:history="1" r:id="rId-qw_bwkduy2fv0-fsyqoo">
+            <w:hyperlink w:history="1" r:id="rIdswrawpknmxuj1nesyjhbw">
               <w:r>
                 <w:rPr>
                   <w:rFonts w:ascii="Arial" w:cs="Arial" w:eastAsia="Arial" w:hAnsi="Arial"/>
@@ -24399,7 +24399,7 @@
               <w:spacing w:after="10" w:before="0"/>
               <w:ind w:left="120"/>
             </w:pPr>
-            <w:hyperlink w:history="1" r:id="rId-qrpd-0sdovctt1jeyly8">
+            <w:hyperlink w:history="1" r:id="rIdlspec8y8dr5ozpt2becd-">
               <w:r>
                 <w:rPr>
                   <w:rFonts w:ascii="Arial" w:cs="Arial" w:eastAsia="Arial" w:hAnsi="Arial"/>
@@ -24594,7 +24594,7 @@
             <w:pPr>
               <w:spacing w:after="20" w:before="0"/>
             </w:pPr>
-            <w:hyperlink w:history="1" r:id="rIdkj_peirf2h3sarrppygr3">
+            <w:hyperlink w:history="1" r:id="rIdzkdv7ao6wacsn_ayfcdep">
               <w:r>
                 <w:rPr>
                   <w:rFonts w:ascii="Arial" w:cs="Arial" w:eastAsia="Arial" w:hAnsi="Arial"/>
@@ -24627,7 +24627,7 @@
               <w:spacing w:after="10" w:before="0"/>
               <w:ind w:left="120"/>
             </w:pPr>
-            <w:hyperlink w:history="1" r:id="rIda_mr2duwcgejxtmbm3tda">
+            <w:hyperlink w:history="1" r:id="rIdrikb8j-u8sck2qmepu2r6">
               <w:r>
                 <w:rPr>
                   <w:rFonts w:ascii="Arial" w:cs="Arial" w:eastAsia="Arial" w:hAnsi="Arial"/>
@@ -24672,7 +24672,7 @@
             <w:pPr>
               <w:spacing w:after="20" w:before="0"/>
             </w:pPr>
-            <w:hyperlink w:history="1" r:id="rIdhsl2dvuz7gcatjo35snvk">
+            <w:hyperlink w:history="1" r:id="rIdoamadrw234vvbmmc8rsyr">
               <w:r>
                 <w:rPr>
                   <w:rFonts w:ascii="Arial" w:cs="Arial" w:eastAsia="Arial" w:hAnsi="Arial"/>
@@ -24705,7 +24705,7 @@
               <w:spacing w:after="10" w:before="0"/>
               <w:ind w:left="120"/>
             </w:pPr>
-            <w:hyperlink w:history="1" r:id="rIdkzdddbytywilob2a7q3ys">
+            <w:hyperlink w:history="1" r:id="rIddux5rcios5_mgckyutl3t">
               <w:r>
                 <w:rPr>
                   <w:rFonts w:ascii="Arial" w:cs="Arial" w:eastAsia="Arial" w:hAnsi="Arial"/>
@@ -24900,7 +24900,7 @@
             <w:pPr>
               <w:spacing w:after="20" w:before="0"/>
             </w:pPr>
-            <w:hyperlink w:history="1" r:id="rIdl74jz6p5jopxyvgoncr01">
+            <w:hyperlink w:history="1" r:id="rIdy1hthx3edua0xnd1_duci">
               <w:r>
                 <w:rPr>
                   <w:rFonts w:ascii="Arial" w:cs="Arial" w:eastAsia="Arial" w:hAnsi="Arial"/>
@@ -24933,7 +24933,7 @@
               <w:spacing w:after="10" w:before="0"/>
               <w:ind w:left="120"/>
             </w:pPr>
-            <w:hyperlink w:history="1" r:id="rIdsgqxw3akpwaj30bdtla-e">
+            <w:hyperlink w:history="1" r:id="rIdi8imajwr3ad-30jlni4e1">
               <w:r>
                 <w:rPr>
                   <w:rFonts w:ascii="Arial" w:cs="Arial" w:eastAsia="Arial" w:hAnsi="Arial"/>
@@ -24978,7 +24978,7 @@
             <w:pPr>
               <w:spacing w:after="20" w:before="0"/>
             </w:pPr>
-            <w:hyperlink w:history="1" r:id="rIdmhwlh49y_1q946dy8bob_">
+            <w:hyperlink w:history="1" r:id="rIdxentlu12sbvlq00qejomd">
               <w:r>
                 <w:rPr>
                   <w:rFonts w:ascii="Arial" w:cs="Arial" w:eastAsia="Arial" w:hAnsi="Arial"/>
@@ -25011,7 +25011,7 @@
               <w:spacing w:after="10" w:before="0"/>
               <w:ind w:left="120"/>
             </w:pPr>
-            <w:hyperlink w:history="1" r:id="rId8v1yxpmxemmv7nylciygz">
+            <w:hyperlink w:history="1" r:id="rIdw8nlsuxwomml6fzxm5lzq">
               <w:r>
                 <w:rPr>
                   <w:rFonts w:ascii="Arial" w:cs="Arial" w:eastAsia="Arial" w:hAnsi="Arial"/>
@@ -25206,7 +25206,7 @@
             <w:pPr>
               <w:spacing w:after="20" w:before="0"/>
             </w:pPr>
-            <w:hyperlink w:history="1" r:id="rIdurzdsuhmvv13jg3kmcjay">
+            <w:hyperlink w:history="1" r:id="rId2vyljj1rlthzgondmdq3l">
               <w:r>
                 <w:rPr>
                   <w:rFonts w:ascii="Arial" w:cs="Arial" w:eastAsia="Arial" w:hAnsi="Arial"/>
@@ -25239,7 +25239,7 @@
               <w:spacing w:after="10" w:before="0"/>
               <w:ind w:left="120"/>
             </w:pPr>
-            <w:hyperlink w:history="1" r:id="rIdjvccus4gyonlbxwm9nxyq">
+            <w:hyperlink w:history="1" r:id="rIdtsp_et_d8l7raepi4gqhs">
               <w:r>
                 <w:rPr>
                   <w:rFonts w:ascii="Arial" w:cs="Arial" w:eastAsia="Arial" w:hAnsi="Arial"/>
@@ -25284,7 +25284,7 @@
             <w:pPr>
               <w:spacing w:after="20" w:before="0"/>
             </w:pPr>
-            <w:hyperlink w:history="1" r:id="rIdpqsqxficocub4ime6me2c">
+            <w:hyperlink w:history="1" r:id="rId6hoy0ihu6t6necu0ieodn">
               <w:r>
                 <w:rPr>
                   <w:rFonts w:ascii="Arial" w:cs="Arial" w:eastAsia="Arial" w:hAnsi="Arial"/>
@@ -25317,7 +25317,7 @@
               <w:spacing w:after="10" w:before="0"/>
               <w:ind w:left="120"/>
             </w:pPr>
-            <w:hyperlink w:history="1" r:id="rIdvhxpzylqmf4xos2w5dqzz">
+            <w:hyperlink w:history="1" r:id="rIdvpzkc13cvmxvnx9vvmkr5">
               <w:r>
                 <w:rPr>
                   <w:rFonts w:ascii="Arial" w:cs="Arial" w:eastAsia="Arial" w:hAnsi="Arial"/>
@@ -25829,7 +25829,7 @@
         </w:rPr>
         <w:t xml:space="preserve">© 2026 SeaVuria and ARES. Aligned with KICD objectives. Developed by SeaVuria; technical implementation by ARES (with AI assistance from Claude). Licensed under </w:t>
       </w:r>
-      <w:hyperlink w:history="1" r:id="rIdj5ug8jqs4ayr3vuxzz_ux">
+      <w:hyperlink w:history="1" r:id="rIdqavwlayown30imoii48hq">
         <w:r>
           <w:rPr>
             <w:rFonts w:ascii="Arial" w:cs="Arial" w:eastAsia="Arial" w:hAnsi="Arial"/>
@@ -25850,7 +25850,7 @@
         </w:rPr>
         <w:t xml:space="preserve"> (</w:t>
       </w:r>
-      <w:hyperlink w:history="1" r:id="rIdaq2yi0ynrl18wvoqv_5xa">
+      <w:hyperlink w:history="1" r:id="rIdxcjs4tplpnggdc6g2tajs">
         <w:r>
           <w:rPr>
             <w:rFonts w:ascii="Arial" w:cs="Arial" w:eastAsia="Arial" w:hAnsi="Arial"/>
@@ -26863,7 +26863,7 @@
             <w:pPr>
               <w:spacing w:after="20" w:before="0"/>
             </w:pPr>
-            <w:hyperlink w:history="1" r:id="rIdu_jm2prwaa2sitgh3qodw">
+            <w:hyperlink w:history="1" r:id="rIdqbhjpzyc4vmquunjy05xk">
               <w:r>
                 <w:rPr>
                   <w:rFonts w:ascii="Arial" w:cs="Arial" w:eastAsia="Arial" w:hAnsi="Arial"/>
@@ -26896,7 +26896,7 @@
               <w:spacing w:after="10" w:before="0"/>
               <w:ind w:left="120"/>
             </w:pPr>
-            <w:hyperlink w:history="1" r:id="rIdls4_bu7hfce29bg5agtfn">
+            <w:hyperlink w:history="1" r:id="rIdurw1uzwqn_x3zh6goqlub">
               <w:r>
                 <w:rPr>
                   <w:rFonts w:ascii="Arial" w:cs="Arial" w:eastAsia="Arial" w:hAnsi="Arial"/>
@@ -26941,7 +26941,7 @@
             <w:pPr>
               <w:spacing w:after="20" w:before="0"/>
             </w:pPr>
-            <w:hyperlink w:history="1" r:id="rIdj_id4yw7osxc12gtublsk">
+            <w:hyperlink w:history="1" r:id="rIdoc4h154sbf0ubvgzk-jxj">
               <w:r>
                 <w:rPr>
                   <w:rFonts w:ascii="Arial" w:cs="Arial" w:eastAsia="Arial" w:hAnsi="Arial"/>
@@ -26974,7 +26974,7 @@
               <w:spacing w:after="10" w:before="0"/>
               <w:ind w:left="120"/>
             </w:pPr>
-            <w:hyperlink w:history="1" r:id="rIdylo4efxyeuaycjdeaclju">
+            <w:hyperlink w:history="1" r:id="rIdeoaiho-dvufvpzyqfqhih">
               <w:r>
                 <w:rPr>
                   <w:rFonts w:ascii="Arial" w:cs="Arial" w:eastAsia="Arial" w:hAnsi="Arial"/>
@@ -27169,7 +27169,7 @@
             <w:pPr>
               <w:spacing w:after="20" w:before="0"/>
             </w:pPr>
-            <w:hyperlink w:history="1" r:id="rIddzy7sgi-o8nibzz6zwv7o">
+            <w:hyperlink w:history="1" r:id="rIdvcw__ezf5zr8bkks2mdsk">
               <w:r>
                 <w:rPr>
                   <w:rFonts w:ascii="Arial" w:cs="Arial" w:eastAsia="Arial" w:hAnsi="Arial"/>
@@ -27202,7 +27202,7 @@
               <w:spacing w:after="10" w:before="0"/>
               <w:ind w:left="120"/>
             </w:pPr>
-            <w:hyperlink w:history="1" r:id="rId0c019g0ovs8cxlwusgbj9">
+            <w:hyperlink w:history="1" r:id="rIdzawxbkkmzvrwlfzytjxyw">
               <w:r>
                 <w:rPr>
                   <w:rFonts w:ascii="Arial" w:cs="Arial" w:eastAsia="Arial" w:hAnsi="Arial"/>
@@ -27247,7 +27247,7 @@
             <w:pPr>
               <w:spacing w:after="20" w:before="0"/>
             </w:pPr>
-            <w:hyperlink w:history="1" r:id="rId5-wzvm1kcyok6x0ffabcs">
+            <w:hyperlink w:history="1" r:id="rId9856svpijbzxeyvp861rw">
               <w:r>
                 <w:rPr>
                   <w:rFonts w:ascii="Arial" w:cs="Arial" w:eastAsia="Arial" w:hAnsi="Arial"/>
@@ -27280,7 +27280,7 @@
               <w:spacing w:after="10" w:before="0"/>
               <w:ind w:left="120"/>
             </w:pPr>
-            <w:hyperlink w:history="1" r:id="rIdlpod-f36mfiywucgulzwj">
+            <w:hyperlink w:history="1" r:id="rIdgbekdybxp-34ias1godta">
               <w:r>
                 <w:rPr>
                   <w:rFonts w:ascii="Arial" w:cs="Arial" w:eastAsia="Arial" w:hAnsi="Arial"/>
@@ -27475,7 +27475,7 @@
             <w:pPr>
               <w:spacing w:after="20" w:before="0"/>
             </w:pPr>
-            <w:hyperlink w:history="1" r:id="rId3bkpa8gesqzrqvtjt9fyv">
+            <w:hyperlink w:history="1" r:id="rId8lzzox0vdqaixx5to268v">
               <w:r>
                 <w:rPr>
                   <w:rFonts w:ascii="Arial" w:cs="Arial" w:eastAsia="Arial" w:hAnsi="Arial"/>
@@ -27508,7 +27508,7 @@
               <w:spacing w:after="10" w:before="0"/>
               <w:ind w:left="120"/>
             </w:pPr>
-            <w:hyperlink w:history="1" r:id="rId6ac_irj6slrbj1m0kzkne">
+            <w:hyperlink w:history="1" r:id="rIdorgm3qku4-7nsprdvcr7s">
               <w:r>
                 <w:rPr>
                   <w:rFonts w:ascii="Arial" w:cs="Arial" w:eastAsia="Arial" w:hAnsi="Arial"/>
@@ -27553,7 +27553,7 @@
             <w:pPr>
               <w:spacing w:after="20" w:before="0"/>
             </w:pPr>
-            <w:hyperlink w:history="1" r:id="rIdysq2kyvsptfhergd1isnx">
+            <w:hyperlink w:history="1" r:id="rIdlfmvkjxagtvid_ecrwrem">
               <w:r>
                 <w:rPr>
                   <w:rFonts w:ascii="Arial" w:cs="Arial" w:eastAsia="Arial" w:hAnsi="Arial"/>
@@ -27586,7 +27586,7 @@
               <w:spacing w:after="10" w:before="0"/>
               <w:ind w:left="120"/>
             </w:pPr>
-            <w:hyperlink w:history="1" r:id="rIdcdiqepwxhwxzccy9iixcs">
+            <w:hyperlink w:history="1" r:id="rIdyegouh4ivlewspmbcbx_e">
               <w:r>
                 <w:rPr>
                   <w:rFonts w:ascii="Arial" w:cs="Arial" w:eastAsia="Arial" w:hAnsi="Arial"/>
@@ -27781,7 +27781,7 @@
             <w:pPr>
               <w:spacing w:after="20" w:before="0"/>
             </w:pPr>
-            <w:hyperlink w:history="1" r:id="rIdzowetuwffgp3ucx8jbbtq">
+            <w:hyperlink w:history="1" r:id="rId8jyu-ta2bq8awvb9xncsh">
               <w:r>
                 <w:rPr>
                   <w:rFonts w:ascii="Arial" w:cs="Arial" w:eastAsia="Arial" w:hAnsi="Arial"/>
@@ -27814,7 +27814,7 @@
               <w:spacing w:after="10" w:before="0"/>
               <w:ind w:left="120"/>
             </w:pPr>
-            <w:hyperlink w:history="1" r:id="rId7sgxgytlxfubzit-rx7ut">
+            <w:hyperlink w:history="1" r:id="rIdw_x3oflpwo7cz4ijzgeu_">
               <w:r>
                 <w:rPr>
                   <w:rFonts w:ascii="Arial" w:cs="Arial" w:eastAsia="Arial" w:hAnsi="Arial"/>
@@ -27859,7 +27859,7 @@
             <w:pPr>
               <w:spacing w:after="20" w:before="0"/>
             </w:pPr>
-            <w:hyperlink w:history="1" r:id="rIde4ncv621ul7hrlnhvsz3o">
+            <w:hyperlink w:history="1" r:id="rId-j_en00crx_8rwpdc3xnx">
               <w:r>
                 <w:rPr>
                   <w:rFonts w:ascii="Arial" w:cs="Arial" w:eastAsia="Arial" w:hAnsi="Arial"/>
@@ -27892,7 +27892,7 @@
               <w:spacing w:after="10" w:before="0"/>
               <w:ind w:left="120"/>
             </w:pPr>
-            <w:hyperlink w:history="1" r:id="rIdvgh5aegx0z0p2of9brnx5">
+            <w:hyperlink w:history="1" r:id="rIdvyitnwgfawao6aifeysrw">
               <w:r>
                 <w:rPr>
                   <w:rFonts w:ascii="Arial" w:cs="Arial" w:eastAsia="Arial" w:hAnsi="Arial"/>
@@ -28087,7 +28087,7 @@
             <w:pPr>
               <w:spacing w:after="20" w:before="0"/>
             </w:pPr>
-            <w:hyperlink w:history="1" r:id="rId1aqokpjlhlmnsy1amznkj">
+            <w:hyperlink w:history="1" r:id="rIdn7sixpdzlukyyg8ksnrwy">
               <w:r>
                 <w:rPr>
                   <w:rFonts w:ascii="Arial" w:cs="Arial" w:eastAsia="Arial" w:hAnsi="Arial"/>
@@ -28120,7 +28120,7 @@
               <w:spacing w:after="10" w:before="0"/>
               <w:ind w:left="120"/>
             </w:pPr>
-            <w:hyperlink w:history="1" r:id="rIdfyt9w-hi4fgzmchca1y05">
+            <w:hyperlink w:history="1" r:id="rIdhaogudyzsyziyhyn1kui6">
               <w:r>
                 <w:rPr>
                   <w:rFonts w:ascii="Arial" w:cs="Arial" w:eastAsia="Arial" w:hAnsi="Arial"/>
@@ -28165,7 +28165,7 @@
             <w:pPr>
               <w:spacing w:after="20" w:before="0"/>
             </w:pPr>
-            <w:hyperlink w:history="1" r:id="rIdil2vmboolnmiqmvmzjnts">
+            <w:hyperlink w:history="1" r:id="rIdarkr0lmbhlg8gxo3t6iaq">
               <w:r>
                 <w:rPr>
                   <w:rFonts w:ascii="Arial" w:cs="Arial" w:eastAsia="Arial" w:hAnsi="Arial"/>
@@ -28198,7 +28198,7 @@
               <w:spacing w:after="10" w:before="0"/>
               <w:ind w:left="120"/>
             </w:pPr>
-            <w:hyperlink w:history="1" r:id="rIdu2dklggmz5zhzgzzxryiq">
+            <w:hyperlink w:history="1" r:id="rIdcm6w5dfjju0polhsyhb2n">
               <w:r>
                 <w:rPr>
                   <w:rFonts w:ascii="Arial" w:cs="Arial" w:eastAsia="Arial" w:hAnsi="Arial"/>
@@ -28710,7 +28710,7 @@
         </w:rPr>
         <w:t xml:space="preserve">© 2026 SeaVuria and ARES. Aligned with KICD objectives. Developed by SeaVuria; technical implementation by ARES (with AI assistance from Claude). Licensed under </w:t>
       </w:r>
-      <w:hyperlink w:history="1" r:id="rId_ofzxtzrcnl6phlzf3yfm">
+      <w:hyperlink w:history="1" r:id="rIdpremsrfdgayizbkkpngv0">
         <w:r>
           <w:rPr>
             <w:rFonts w:ascii="Arial" w:cs="Arial" w:eastAsia="Arial" w:hAnsi="Arial"/>
@@ -28731,7 +28731,7 @@
         </w:rPr>
         <w:t xml:space="preserve"> (</w:t>
       </w:r>
-      <w:hyperlink w:history="1" r:id="rIdepbhcew812bqcfmg9xvch">
+      <w:hyperlink w:history="1" r:id="rIdmhrg8ungt4jk_ygzwpoor">
         <w:r>
           <w:rPr>
             <w:rFonts w:ascii="Arial" w:cs="Arial" w:eastAsia="Arial" w:hAnsi="Arial"/>

--- a/data/outputs/v2/Physics/SS1.1_Pressure/Physics_Pressure_CBE_LessonSequence.docx
+++ b/data/outputs/v2/Physics/SS1.1_Pressure/Physics_Pressure_CBE_LessonSequence.docx
@@ -38,6 +38,2504 @@
           <w:szCs w:val="22"/>
         </w:rPr>
         <w:t xml:space="preserve">CBE Phenomenon-Driven Lesson Sequence — Sub-Strand 1.1 (9 Lessons)</w:t>
+      </w:r>
+    </w:p>
+    <w:p>
+      <w:pPr>
+        <w:spacing w:after="120"/>
+      </w:pPr>
+      <w:r>
+        <w:t xml:space="preserve"/>
+      </w:r>
+    </w:p>
+    <w:tbl>
+      <w:tblPr>
+        <w:tblW w:type="dxa" w:w="13680"/>
+        <w:tblBorders>
+          <w:top w:val="single" w:color="AAAAAA" w:sz="4"/>
+          <w:left w:val="single" w:color="AAAAAA" w:sz="4"/>
+          <w:bottom w:val="single" w:color="AAAAAA" w:sz="4"/>
+          <w:right w:val="single" w:color="AAAAAA" w:sz="4"/>
+          <w:insideH w:val="single" w:color="auto" w:sz="4"/>
+          <w:insideV w:val="single" w:color="auto" w:sz="4"/>
+        </w:tblBorders>
+        <w:tblLayout w:type="fixed"/>
+      </w:tblPr>
+      <w:tblGrid>
+        <w:gridCol w:w="3000"/>
+        <w:gridCol w:w="10680"/>
+      </w:tblGrid>
+      <w:tr>
+        <w:tc>
+          <w:tcPr>
+            <w:tcW w:type="dxa" w:w="13680"/>
+            <w:gridSpan w:val="2"/>
+            <w:shd w:fill="1F3864" w:color="auto" w:val="clear"/>
+            <w:tcMar>
+              <w:top w:type="dxa" w:w="60"/>
+              <w:left w:type="dxa" w:w="120"/>
+              <w:bottom w:type="dxa" w:w="60"/>
+              <w:right w:type="dxa" w:w="120"/>
+            </w:tcMar>
+            <w:vAlign w:val="top"/>
+          </w:tcPr>
+          <w:p>
+            <w:pPr>
+              <w:spacing w:after="40" w:before="0"/>
+              <w:jc w:val="center"/>
+            </w:pPr>
+            <w:r>
+              <w:rPr>
+                <w:rFonts w:ascii="Arial" w:cs="Arial" w:eastAsia="Arial" w:hAnsi="Arial"/>
+                <w:b/>
+                <w:bCs/>
+                <w:i w:val="false"/>
+                <w:iCs w:val="false"/>
+                <w:color w:val="FFFFFF"/>
+                <w:sz w:val="22"/>
+                <w:szCs w:val="22"/>
+              </w:rPr>
+              <w:t xml:space="preserve">SUB-STRAND OVERVIEW</w:t>
+            </w:r>
+          </w:p>
+        </w:tc>
+      </w:tr>
+      <w:tr>
+        <w:tc>
+          <w:tcPr>
+            <w:tcW w:type="dxa" w:w="3000"/>
+            <w:shd w:fill="D5E8F0" w:color="auto" w:val="clear"/>
+            <w:tcMar>
+              <w:top w:type="dxa" w:w="60"/>
+              <w:left w:type="dxa" w:w="120"/>
+              <w:bottom w:type="dxa" w:w="60"/>
+              <w:right w:type="dxa" w:w="120"/>
+            </w:tcMar>
+            <w:vAlign w:val="top"/>
+          </w:tcPr>
+          <w:p>
+            <w:pPr>
+              <w:spacing w:after="40" w:before="0"/>
+              <w:jc w:val="left"/>
+            </w:pPr>
+            <w:r>
+              <w:rPr>
+                <w:rFonts w:ascii="Arial" w:cs="Arial" w:eastAsia="Arial" w:hAnsi="Arial"/>
+                <w:b/>
+                <w:bCs/>
+                <w:i w:val="false"/>
+                <w:iCs w:val="false"/>
+                <w:color w:val="000000"/>
+                <w:sz w:val="18"/>
+                <w:szCs w:val="18"/>
+              </w:rPr>
+              <w:t xml:space="preserve">Grade Level</w:t>
+            </w:r>
+          </w:p>
+        </w:tc>
+        <w:tc>
+          <w:tcPr>
+            <w:tcW w:type="dxa" w:w="10680"/>
+            <w:shd w:fill="FFFFFF" w:color="auto" w:val="clear"/>
+            <w:tcMar>
+              <w:top w:type="dxa" w:w="60"/>
+              <w:left w:type="dxa" w:w="120"/>
+              <w:bottom w:type="dxa" w:w="60"/>
+              <w:right w:type="dxa" w:w="120"/>
+            </w:tcMar>
+            <w:vAlign w:val="top"/>
+          </w:tcPr>
+          <w:p>
+            <w:pPr>
+              <w:spacing w:after="40" w:before="0"/>
+              <w:jc w:val="left"/>
+            </w:pPr>
+            <w:r>
+              <w:rPr>
+                <w:rFonts w:ascii="Arial" w:cs="Arial" w:eastAsia="Arial" w:hAnsi="Arial"/>
+                <w:b w:val="false"/>
+                <w:bCs w:val="false"/>
+                <w:i w:val="false"/>
+                <w:iCs w:val="false"/>
+                <w:color w:val="000000"/>
+                <w:sz w:val="18"/>
+                <w:szCs w:val="18"/>
+              </w:rPr>
+              <w:t xml:space="preserve">10</w:t>
+            </w:r>
+          </w:p>
+        </w:tc>
+      </w:tr>
+      <w:tr>
+        <w:tc>
+          <w:tcPr>
+            <w:tcW w:type="dxa" w:w="3000"/>
+            <w:shd w:fill="D5E8F0" w:color="auto" w:val="clear"/>
+            <w:tcMar>
+              <w:top w:type="dxa" w:w="60"/>
+              <w:left w:type="dxa" w:w="120"/>
+              <w:bottom w:type="dxa" w:w="60"/>
+              <w:right w:type="dxa" w:w="120"/>
+            </w:tcMar>
+            <w:vAlign w:val="top"/>
+          </w:tcPr>
+          <w:p>
+            <w:pPr>
+              <w:spacing w:after="40" w:before="0"/>
+              <w:jc w:val="left"/>
+            </w:pPr>
+            <w:r>
+              <w:rPr>
+                <w:rFonts w:ascii="Arial" w:cs="Arial" w:eastAsia="Arial" w:hAnsi="Arial"/>
+                <w:b/>
+                <w:bCs/>
+                <w:i w:val="false"/>
+                <w:iCs w:val="false"/>
+                <w:color w:val="000000"/>
+                <w:sz w:val="18"/>
+                <w:szCs w:val="18"/>
+              </w:rPr>
+              <w:t xml:space="preserve">Subject</w:t>
+            </w:r>
+          </w:p>
+        </w:tc>
+        <w:tc>
+          <w:tcPr>
+            <w:tcW w:type="dxa" w:w="10680"/>
+            <w:shd w:fill="FFFFFF" w:color="auto" w:val="clear"/>
+            <w:tcMar>
+              <w:top w:type="dxa" w:w="60"/>
+              <w:left w:type="dxa" w:w="120"/>
+              <w:bottom w:type="dxa" w:w="60"/>
+              <w:right w:type="dxa" w:w="120"/>
+            </w:tcMar>
+            <w:vAlign w:val="top"/>
+          </w:tcPr>
+          <w:p>
+            <w:pPr>
+              <w:spacing w:after="40" w:before="0"/>
+              <w:jc w:val="left"/>
+            </w:pPr>
+            <w:r>
+              <w:rPr>
+                <w:rFonts w:ascii="Arial" w:cs="Arial" w:eastAsia="Arial" w:hAnsi="Arial"/>
+                <w:b w:val="false"/>
+                <w:bCs w:val="false"/>
+                <w:i w:val="false"/>
+                <w:iCs w:val="false"/>
+                <w:color w:val="000000"/>
+                <w:sz w:val="18"/>
+                <w:szCs w:val="18"/>
+              </w:rPr>
+              <w:t xml:space="preserve">Physics</w:t>
+            </w:r>
+          </w:p>
+        </w:tc>
+      </w:tr>
+      <w:tr>
+        <w:tc>
+          <w:tcPr>
+            <w:tcW w:type="dxa" w:w="3000"/>
+            <w:shd w:fill="D5E8F0" w:color="auto" w:val="clear"/>
+            <w:tcMar>
+              <w:top w:type="dxa" w:w="60"/>
+              <w:left w:type="dxa" w:w="120"/>
+              <w:bottom w:type="dxa" w:w="60"/>
+              <w:right w:type="dxa" w:w="120"/>
+            </w:tcMar>
+            <w:vAlign w:val="top"/>
+          </w:tcPr>
+          <w:p>
+            <w:pPr>
+              <w:spacing w:after="40" w:before="0"/>
+              <w:jc w:val="left"/>
+            </w:pPr>
+            <w:r>
+              <w:rPr>
+                <w:rFonts w:ascii="Arial" w:cs="Arial" w:eastAsia="Arial" w:hAnsi="Arial"/>
+                <w:b/>
+                <w:bCs/>
+                <w:i w:val="false"/>
+                <w:iCs w:val="false"/>
+                <w:color w:val="000000"/>
+                <w:sz w:val="18"/>
+                <w:szCs w:val="18"/>
+              </w:rPr>
+              <w:t xml:space="preserve">Strand</w:t>
+            </w:r>
+          </w:p>
+        </w:tc>
+        <w:tc>
+          <w:tcPr>
+            <w:tcW w:type="dxa" w:w="10680"/>
+            <w:shd w:fill="FFFFFF" w:color="auto" w:val="clear"/>
+            <w:tcMar>
+              <w:top w:type="dxa" w:w="60"/>
+              <w:left w:type="dxa" w:w="120"/>
+              <w:bottom w:type="dxa" w:w="60"/>
+              <w:right w:type="dxa" w:w="120"/>
+            </w:tcMar>
+            <w:vAlign w:val="top"/>
+          </w:tcPr>
+          <w:p>
+            <w:pPr>
+              <w:spacing w:after="40" w:before="0"/>
+              <w:jc w:val="left"/>
+            </w:pPr>
+            <w:r>
+              <w:rPr>
+                <w:rFonts w:ascii="Arial" w:cs="Arial" w:eastAsia="Arial" w:hAnsi="Arial"/>
+                <w:b w:val="false"/>
+                <w:bCs w:val="false"/>
+                <w:i w:val="false"/>
+                <w:iCs w:val="false"/>
+                <w:color w:val="000000"/>
+                <w:sz w:val="18"/>
+                <w:szCs w:val="18"/>
+              </w:rPr>
+              <w:t xml:space="preserve">Strand 1.0: Mechanics and Thermal Physics</w:t>
+            </w:r>
+          </w:p>
+        </w:tc>
+      </w:tr>
+      <w:tr>
+        <w:tc>
+          <w:tcPr>
+            <w:tcW w:type="dxa" w:w="3000"/>
+            <w:shd w:fill="D5E8F0" w:color="auto" w:val="clear"/>
+            <w:tcMar>
+              <w:top w:type="dxa" w:w="60"/>
+              <w:left w:type="dxa" w:w="120"/>
+              <w:bottom w:type="dxa" w:w="60"/>
+              <w:right w:type="dxa" w:w="120"/>
+            </w:tcMar>
+            <w:vAlign w:val="top"/>
+          </w:tcPr>
+          <w:p>
+            <w:pPr>
+              <w:spacing w:after="40" w:before="0"/>
+              <w:jc w:val="left"/>
+            </w:pPr>
+            <w:r>
+              <w:rPr>
+                <w:rFonts w:ascii="Arial" w:cs="Arial" w:eastAsia="Arial" w:hAnsi="Arial"/>
+                <w:b/>
+                <w:bCs/>
+                <w:i w:val="false"/>
+                <w:iCs w:val="false"/>
+                <w:color w:val="000000"/>
+                <w:sz w:val="18"/>
+                <w:szCs w:val="18"/>
+              </w:rPr>
+              <w:t xml:space="preserve">Sub-Strand</w:t>
+            </w:r>
+          </w:p>
+        </w:tc>
+        <w:tc>
+          <w:tcPr>
+            <w:tcW w:type="dxa" w:w="10680"/>
+            <w:shd w:fill="FFFFFF" w:color="auto" w:val="clear"/>
+            <w:tcMar>
+              <w:top w:type="dxa" w:w="60"/>
+              <w:left w:type="dxa" w:w="120"/>
+              <w:bottom w:type="dxa" w:w="60"/>
+              <w:right w:type="dxa" w:w="120"/>
+            </w:tcMar>
+            <w:vAlign w:val="top"/>
+          </w:tcPr>
+          <w:p>
+            <w:pPr>
+              <w:spacing w:after="40" w:before="0"/>
+              <w:jc w:val="left"/>
+            </w:pPr>
+            <w:r>
+              <w:rPr>
+                <w:rFonts w:ascii="Arial" w:cs="Arial" w:eastAsia="Arial" w:hAnsi="Arial"/>
+                <w:b w:val="false"/>
+                <w:bCs w:val="false"/>
+                <w:i w:val="false"/>
+                <w:iCs w:val="false"/>
+                <w:color w:val="000000"/>
+                <w:sz w:val="18"/>
+                <w:szCs w:val="18"/>
+              </w:rPr>
+              <w:t xml:space="preserve">Sub-Strand 1.2: Pressure</w:t>
+            </w:r>
+          </w:p>
+        </w:tc>
+      </w:tr>
+      <w:tr>
+        <w:tc>
+          <w:tcPr>
+            <w:tcW w:type="dxa" w:w="3000"/>
+            <w:shd w:fill="D5E8F0" w:color="auto" w:val="clear"/>
+            <w:tcMar>
+              <w:top w:type="dxa" w:w="60"/>
+              <w:left w:type="dxa" w:w="120"/>
+              <w:bottom w:type="dxa" w:w="60"/>
+              <w:right w:type="dxa" w:w="120"/>
+            </w:tcMar>
+            <w:vAlign w:val="top"/>
+          </w:tcPr>
+          <w:p>
+            <w:pPr>
+              <w:spacing w:after="40" w:before="0"/>
+              <w:jc w:val="left"/>
+            </w:pPr>
+            <w:r>
+              <w:rPr>
+                <w:rFonts w:ascii="Arial" w:cs="Arial" w:eastAsia="Arial" w:hAnsi="Arial"/>
+                <w:b/>
+                <w:bCs/>
+                <w:i w:val="false"/>
+                <w:iCs w:val="false"/>
+                <w:color w:val="000000"/>
+                <w:sz w:val="18"/>
+                <w:szCs w:val="18"/>
+              </w:rPr>
+              <w:t xml:space="preserve">Total Duration</w:t>
+            </w:r>
+          </w:p>
+        </w:tc>
+        <w:tc>
+          <w:tcPr>
+            <w:tcW w:type="dxa" w:w="10680"/>
+            <w:shd w:fill="FFFFFF" w:color="auto" w:val="clear"/>
+            <w:tcMar>
+              <w:top w:type="dxa" w:w="60"/>
+              <w:left w:type="dxa" w:w="120"/>
+              <w:bottom w:type="dxa" w:w="60"/>
+              <w:right w:type="dxa" w:w="120"/>
+            </w:tcMar>
+            <w:vAlign w:val="top"/>
+          </w:tcPr>
+          <w:p>
+            <w:pPr>
+              <w:spacing w:after="40" w:before="0"/>
+              <w:jc w:val="left"/>
+            </w:pPr>
+            <w:r>
+              <w:rPr>
+                <w:rFonts w:ascii="Arial" w:cs="Arial" w:eastAsia="Arial" w:hAnsi="Arial"/>
+                <w:b w:val="false"/>
+                <w:bCs w:val="false"/>
+                <w:i w:val="false"/>
+                <w:iCs w:val="false"/>
+                <w:color w:val="000000"/>
+                <w:sz w:val="18"/>
+                <w:szCs w:val="18"/>
+              </w:rPr>
+              <w:t xml:space="preserve">9 lessons × 40 minutes = 360 minutes total</w:t>
+            </w:r>
+          </w:p>
+        </w:tc>
+      </w:tr>
+      <w:tr>
+        <w:tc>
+          <w:tcPr>
+            <w:tcW w:type="dxa" w:w="3000"/>
+            <w:shd w:fill="D5E8F0" w:color="auto" w:val="clear"/>
+            <w:tcMar>
+              <w:top w:type="dxa" w:w="60"/>
+              <w:left w:type="dxa" w:w="120"/>
+              <w:bottom w:type="dxa" w:w="60"/>
+              <w:right w:type="dxa" w:w="120"/>
+            </w:tcMar>
+            <w:vAlign w:val="top"/>
+          </w:tcPr>
+          <w:p>
+            <w:pPr>
+              <w:spacing w:after="40" w:before="0"/>
+              <w:jc w:val="left"/>
+            </w:pPr>
+            <w:r>
+              <w:rPr>
+                <w:rFonts w:ascii="Arial" w:cs="Arial" w:eastAsia="Arial" w:hAnsi="Arial"/>
+                <w:b/>
+                <w:bCs/>
+                <w:i w:val="false"/>
+                <w:iCs w:val="false"/>
+                <w:color w:val="000000"/>
+                <w:sz w:val="18"/>
+                <w:szCs w:val="18"/>
+              </w:rPr>
+              <w:t xml:space="preserve">Sub-Strand Content</w:t>
+            </w:r>
+          </w:p>
+        </w:tc>
+        <w:tc>
+          <w:tcPr>
+            <w:tcW w:type="dxa" w:w="10680"/>
+            <w:shd w:fill="FFFFFF" w:color="auto" w:val="clear"/>
+            <w:tcMar>
+              <w:top w:type="dxa" w:w="60"/>
+              <w:left w:type="dxa" w:w="120"/>
+              <w:bottom w:type="dxa" w:w="60"/>
+              <w:right w:type="dxa" w:w="120"/>
+            </w:tcMar>
+            <w:vAlign w:val="top"/>
+          </w:tcPr>
+          <w:p>
+            <w:pPr>
+              <w:spacing w:after="30" w:before="0"/>
+              <w:ind w:left="360" w:hanging="180"/>
+              <w:jc w:val="left"/>
+            </w:pPr>
+            <w:r>
+              <w:rPr>
+                <w:rFonts w:ascii="Arial" w:cs="Arial" w:eastAsia="Arial" w:hAnsi="Arial"/>
+                <w:b w:val="false"/>
+                <w:bCs w:val="false"/>
+                <w:i w:val="false"/>
+                <w:iCs w:val="false"/>
+                <w:color w:val="000000"/>
+                <w:sz w:val="18"/>
+                <w:szCs w:val="18"/>
+              </w:rPr>
+              <w:t xml:space="preserve">–  Atmospheric pressure and its effects</w:t>
+            </w:r>
+          </w:p>
+          <w:p>
+            <w:pPr>
+              <w:spacing w:after="30" w:before="0"/>
+              <w:ind w:left="360" w:hanging="180"/>
+              <w:jc w:val="left"/>
+            </w:pPr>
+            <w:r>
+              <w:rPr>
+                <w:rFonts w:ascii="Arial" w:cs="Arial" w:eastAsia="Arial" w:hAnsi="Arial"/>
+                <w:b w:val="false"/>
+                <w:bCs w:val="false"/>
+                <w:i w:val="false"/>
+                <w:iCs w:val="false"/>
+                <w:color w:val="000000"/>
+                <w:sz w:val="18"/>
+                <w:szCs w:val="18"/>
+              </w:rPr>
+              <w:t xml:space="preserve">–  Factors affecting pressure in liquids (depth, density of liquid, gravitational field strength)</w:t>
+            </w:r>
+          </w:p>
+          <w:p>
+            <w:pPr>
+              <w:spacing w:after="30" w:before="0"/>
+              <w:ind w:left="360" w:hanging="180"/>
+              <w:jc w:val="left"/>
+            </w:pPr>
+            <w:r>
+              <w:rPr>
+                <w:rFonts w:ascii="Arial" w:cs="Arial" w:eastAsia="Arial" w:hAnsi="Arial"/>
+                <w:b w:val="false"/>
+                <w:bCs w:val="false"/>
+                <w:i w:val="false"/>
+                <w:iCs w:val="false"/>
+                <w:color w:val="000000"/>
+                <w:sz w:val="18"/>
+                <w:szCs w:val="18"/>
+              </w:rPr>
+              <w:t xml:space="preserve">–  Application of the equation P = ρgh to determine pressure in liquids</w:t>
+            </w:r>
+          </w:p>
+          <w:p>
+            <w:pPr>
+              <w:spacing w:after="30" w:before="0"/>
+              <w:ind w:left="360" w:hanging="180"/>
+              <w:jc w:val="left"/>
+            </w:pPr>
+            <w:r>
+              <w:rPr>
+                <w:rFonts w:ascii="Arial" w:cs="Arial" w:eastAsia="Arial" w:hAnsi="Arial"/>
+                <w:b w:val="false"/>
+                <w:bCs w:val="false"/>
+                <w:i w:val="false"/>
+                <w:iCs w:val="false"/>
+                <w:color w:val="000000"/>
+                <w:sz w:val="18"/>
+                <w:szCs w:val="18"/>
+              </w:rPr>
+              <w:t xml:space="preserve">–  Transmission of pressure in fluids (Pascal's Principle)</w:t>
+            </w:r>
+          </w:p>
+          <w:p>
+            <w:pPr>
+              <w:spacing w:after="30" w:before="0"/>
+              <w:ind w:left="360" w:hanging="180"/>
+              <w:jc w:val="left"/>
+            </w:pPr>
+            <w:r>
+              <w:rPr>
+                <w:rFonts w:ascii="Arial" w:cs="Arial" w:eastAsia="Arial" w:hAnsi="Arial"/>
+                <w:b w:val="false"/>
+                <w:bCs w:val="false"/>
+                <w:i w:val="false"/>
+                <w:iCs w:val="false"/>
+                <w:color w:val="000000"/>
+                <w:sz w:val="18"/>
+                <w:szCs w:val="18"/>
+              </w:rPr>
+              <w:t xml:space="preserve">–  Applications of pressure in fluids: drinking straw, syringe, hydraulic lift, hydraulic brakes</w:t>
+            </w:r>
+          </w:p>
+          <w:p>
+            <w:pPr>
+              <w:spacing w:after="30" w:before="0"/>
+              <w:ind w:left="360" w:hanging="180"/>
+              <w:jc w:val="left"/>
+            </w:pPr>
+            <w:r>
+              <w:rPr>
+                <w:rFonts w:ascii="Arial" w:cs="Arial" w:eastAsia="Arial" w:hAnsi="Arial"/>
+                <w:b w:val="false"/>
+                <w:bCs w:val="false"/>
+                <w:i w:val="false"/>
+                <w:iCs w:val="false"/>
+                <w:color w:val="000000"/>
+                <w:sz w:val="18"/>
+                <w:szCs w:val="18"/>
+              </w:rPr>
+              <w:t xml:space="preserve">–  Pressure in gases: Boyle's Law and the relationship between pressure and volume</w:t>
+            </w:r>
+          </w:p>
+          <w:p>
+            <w:pPr>
+              <w:spacing w:after="30" w:before="0"/>
+              <w:ind w:left="360" w:hanging="180"/>
+              <w:jc w:val="left"/>
+            </w:pPr>
+            <w:r>
+              <w:rPr>
+                <w:rFonts w:ascii="Arial" w:cs="Arial" w:eastAsia="Arial" w:hAnsi="Arial"/>
+                <w:b w:val="false"/>
+                <w:bCs w:val="false"/>
+                <w:i w:val="false"/>
+                <w:iCs w:val="false"/>
+                <w:color w:val="000000"/>
+                <w:sz w:val="18"/>
+                <w:szCs w:val="18"/>
+              </w:rPr>
+              <w:t xml:space="preserve">–  Simple mercury and aneroid barometers</w:t>
+            </w:r>
+          </w:p>
+          <w:p>
+            <w:pPr>
+              <w:spacing w:after="30" w:before="0"/>
+              <w:ind w:left="360" w:hanging="180"/>
+              <w:jc w:val="left"/>
+            </w:pPr>
+            <w:r>
+              <w:rPr>
+                <w:rFonts w:ascii="Arial" w:cs="Arial" w:eastAsia="Arial" w:hAnsi="Arial"/>
+                <w:b w:val="false"/>
+                <w:bCs w:val="false"/>
+                <w:i w:val="false"/>
+                <w:iCs w:val="false"/>
+                <w:color w:val="000000"/>
+                <w:sz w:val="18"/>
+                <w:szCs w:val="18"/>
+              </w:rPr>
+              <w:t xml:space="preserve">–  Measurement of pressure using manometers</w:t>
+            </w:r>
+          </w:p>
+          <w:p>
+            <w:pPr>
+              <w:spacing w:after="30" w:before="0"/>
+              <w:ind w:left="360" w:hanging="180"/>
+              <w:jc w:val="left"/>
+            </w:pPr>
+            <w:r>
+              <w:rPr>
+                <w:rFonts w:ascii="Arial" w:cs="Arial" w:eastAsia="Arial" w:hAnsi="Arial"/>
+                <w:b w:val="false"/>
+                <w:bCs w:val="false"/>
+                <w:i w:val="false"/>
+                <w:iCs w:val="false"/>
+                <w:color w:val="000000"/>
+                <w:sz w:val="18"/>
+                <w:szCs w:val="18"/>
+              </w:rPr>
+              <w:t xml:space="preserve">–  Real-life applications of pressure: blood pressure, pneumatic systems, water supply systems</w:t>
+            </w:r>
+          </w:p>
+        </w:tc>
+      </w:tr>
+      <w:tr>
+        <w:tc>
+          <w:tcPr>
+            <w:tcW w:type="dxa" w:w="3000"/>
+            <w:shd w:fill="D5E8F0" w:color="auto" w:val="clear"/>
+            <w:tcMar>
+              <w:top w:type="dxa" w:w="60"/>
+              <w:left w:type="dxa" w:w="120"/>
+              <w:bottom w:type="dxa" w:w="60"/>
+              <w:right w:type="dxa" w:w="120"/>
+            </w:tcMar>
+            <w:vAlign w:val="top"/>
+          </w:tcPr>
+          <w:p>
+            <w:pPr>
+              <w:spacing w:after="40" w:before="0"/>
+              <w:jc w:val="left"/>
+            </w:pPr>
+            <w:r>
+              <w:rPr>
+                <w:rFonts w:ascii="Arial" w:cs="Arial" w:eastAsia="Arial" w:hAnsi="Arial"/>
+                <w:b/>
+                <w:bCs/>
+                <w:i w:val="false"/>
+                <w:iCs w:val="false"/>
+                <w:color w:val="000000"/>
+                <w:sz w:val="18"/>
+                <w:szCs w:val="18"/>
+              </w:rPr>
+              <w:t xml:space="preserve">Learning Outcomes</w:t>
+            </w:r>
+          </w:p>
+        </w:tc>
+        <w:tc>
+          <w:tcPr>
+            <w:tcW w:type="dxa" w:w="10680"/>
+            <w:shd w:fill="FFFFFF" w:color="auto" w:val="clear"/>
+            <w:tcMar>
+              <w:top w:type="dxa" w:w="60"/>
+              <w:left w:type="dxa" w:w="120"/>
+              <w:bottom w:type="dxa" w:w="60"/>
+              <w:right w:type="dxa" w:w="120"/>
+            </w:tcMar>
+            <w:vAlign w:val="top"/>
+          </w:tcPr>
+          <w:p>
+            <w:pPr>
+              <w:spacing w:after="40" w:before="0"/>
+              <w:jc w:val="left"/>
+            </w:pPr>
+            <w:r>
+              <w:rPr>
+                <w:rFonts w:ascii="Arial" w:cs="Arial" w:eastAsia="Arial" w:hAnsi="Arial"/>
+                <w:b w:val="false"/>
+                <w:bCs w:val="false"/>
+                <w:i w:val="false"/>
+                <w:iCs w:val="false"/>
+                <w:color w:val="000000"/>
+                <w:sz w:val="18"/>
+                <w:szCs w:val="18"/>
+              </w:rPr>
+              <w:t xml:space="preserve">By the end of the sub-strand, the learner should be able to:</w:t>
+            </w:r>
+          </w:p>
+          <w:p>
+            <w:pPr>
+              <w:spacing w:after="40" w:before="0"/>
+              <w:jc w:val="left"/>
+            </w:pPr>
+            <w:r>
+              <w:rPr>
+                <w:rFonts w:ascii="Arial" w:cs="Arial" w:eastAsia="Arial" w:hAnsi="Arial"/>
+                <w:b w:val="false"/>
+                <w:bCs w:val="false"/>
+                <w:i w:val="false"/>
+                <w:iCs w:val="false"/>
+                <w:color w:val="000000"/>
+                <w:sz w:val="18"/>
+                <w:szCs w:val="18"/>
+              </w:rPr>
+              <w:t xml:space="preserve">a) describe atmospheric pressure and explain its effects on everyday objects and phenomena,</w:t>
+            </w:r>
+          </w:p>
+          <w:p>
+            <w:pPr>
+              <w:spacing w:after="40" w:before="0"/>
+              <w:jc w:val="left"/>
+            </w:pPr>
+            <w:r>
+              <w:rPr>
+                <w:rFonts w:ascii="Arial" w:cs="Arial" w:eastAsia="Arial" w:hAnsi="Arial"/>
+                <w:b w:val="false"/>
+                <w:bCs w:val="false"/>
+                <w:i w:val="false"/>
+                <w:iCs w:val="false"/>
+                <w:color w:val="000000"/>
+                <w:sz w:val="18"/>
+                <w:szCs w:val="18"/>
+              </w:rPr>
+              <w:t xml:space="preserve">b) identify and explain the factors that affect pressure in liquids,</w:t>
+            </w:r>
+          </w:p>
+          <w:p>
+            <w:pPr>
+              <w:spacing w:after="40" w:before="0"/>
+              <w:jc w:val="left"/>
+            </w:pPr>
+            <w:r>
+              <w:rPr>
+                <w:rFonts w:ascii="Arial" w:cs="Arial" w:eastAsia="Arial" w:hAnsi="Arial"/>
+                <w:b w:val="false"/>
+                <w:bCs w:val="false"/>
+                <w:i w:val="false"/>
+                <w:iCs w:val="false"/>
+                <w:color w:val="000000"/>
+                <w:sz w:val="18"/>
+                <w:szCs w:val="18"/>
+              </w:rPr>
+              <w:t xml:space="preserve">c) apply the equation P = ρgh to solve problems involving pressure in liquids,</w:t>
+            </w:r>
+          </w:p>
+          <w:p>
+            <w:pPr>
+              <w:spacing w:after="40" w:before="0"/>
+              <w:jc w:val="left"/>
+            </w:pPr>
+            <w:r>
+              <w:rPr>
+                <w:rFonts w:ascii="Arial" w:cs="Arial" w:eastAsia="Arial" w:hAnsi="Arial"/>
+                <w:b w:val="false"/>
+                <w:bCs w:val="false"/>
+                <w:i w:val="false"/>
+                <w:iCs w:val="false"/>
+                <w:color w:val="000000"/>
+                <w:sz w:val="18"/>
+                <w:szCs w:val="18"/>
+              </w:rPr>
+              <w:t xml:space="preserve">d) explain the transmission of pressure in fluids using Pascal's Principle,</w:t>
+            </w:r>
+          </w:p>
+          <w:p>
+            <w:pPr>
+              <w:spacing w:after="40" w:before="0"/>
+              <w:jc w:val="left"/>
+            </w:pPr>
+            <w:r>
+              <w:rPr>
+                <w:rFonts w:ascii="Arial" w:cs="Arial" w:eastAsia="Arial" w:hAnsi="Arial"/>
+                <w:b w:val="false"/>
+                <w:bCs w:val="false"/>
+                <w:i w:val="false"/>
+                <w:iCs w:val="false"/>
+                <w:color w:val="000000"/>
+                <w:sz w:val="18"/>
+                <w:szCs w:val="18"/>
+              </w:rPr>
+              <w:t xml:space="preserve">e) describe applications of pressure in fluids including the hydraulic lift, hydraulic brakes, syringe, and drinking straw,</w:t>
+            </w:r>
+          </w:p>
+          <w:p>
+            <w:pPr>
+              <w:spacing w:after="40" w:before="0"/>
+              <w:jc w:val="left"/>
+            </w:pPr>
+            <w:r>
+              <w:rPr>
+                <w:rFonts w:ascii="Arial" w:cs="Arial" w:eastAsia="Arial" w:hAnsi="Arial"/>
+                <w:b w:val="false"/>
+                <w:bCs w:val="false"/>
+                <w:i w:val="false"/>
+                <w:iCs w:val="false"/>
+                <w:color w:val="000000"/>
+                <w:sz w:val="18"/>
+                <w:szCs w:val="18"/>
+              </w:rPr>
+              <w:t xml:space="preserve">f) investigate the relationship between pressure and volume of a gas (Boyle's Law),</w:t>
+            </w:r>
+          </w:p>
+          <w:p>
+            <w:pPr>
+              <w:spacing w:after="40" w:before="0"/>
+              <w:jc w:val="left"/>
+            </w:pPr>
+            <w:r>
+              <w:rPr>
+                <w:rFonts w:ascii="Arial" w:cs="Arial" w:eastAsia="Arial" w:hAnsi="Arial"/>
+                <w:b w:val="false"/>
+                <w:bCs w:val="false"/>
+                <w:i w:val="false"/>
+                <w:iCs w:val="false"/>
+                <w:color w:val="000000"/>
+                <w:sz w:val="18"/>
+                <w:szCs w:val="18"/>
+              </w:rPr>
+              <w:t xml:space="preserve">g) describe how barometers and manometers are used to measure atmospheric and gas pressure,</w:t>
+            </w:r>
+          </w:p>
+          <w:p>
+            <w:pPr>
+              <w:spacing w:after="40" w:before="0"/>
+              <w:jc w:val="left"/>
+            </w:pPr>
+            <w:r>
+              <w:rPr>
+                <w:rFonts w:ascii="Arial" w:cs="Arial" w:eastAsia="Arial" w:hAnsi="Arial"/>
+                <w:b w:val="false"/>
+                <w:bCs w:val="false"/>
+                <w:i w:val="false"/>
+                <w:iCs w:val="false"/>
+                <w:color w:val="000000"/>
+                <w:sz w:val="18"/>
+                <w:szCs w:val="18"/>
+              </w:rPr>
+              <w:t xml:space="preserve">h) appreciate the importance of understanding pressure in solving real-life problems in Kenyan contexts such as water supply, medicine, and engineering.</w:t>
+            </w:r>
+          </w:p>
+        </w:tc>
+      </w:tr>
+      <w:tr>
+        <w:tc>
+          <w:tcPr>
+            <w:tcW w:type="dxa" w:w="3000"/>
+            <w:shd w:fill="D5E8F0" w:color="auto" w:val="clear"/>
+            <w:tcMar>
+              <w:top w:type="dxa" w:w="60"/>
+              <w:left w:type="dxa" w:w="120"/>
+              <w:bottom w:type="dxa" w:w="60"/>
+              <w:right w:type="dxa" w:w="120"/>
+            </w:tcMar>
+            <w:vAlign w:val="top"/>
+          </w:tcPr>
+          <w:p>
+            <w:pPr>
+              <w:spacing w:after="40" w:before="0"/>
+              <w:jc w:val="left"/>
+            </w:pPr>
+            <w:r>
+              <w:rPr>
+                <w:rFonts w:ascii="Arial" w:cs="Arial" w:eastAsia="Arial" w:hAnsi="Arial"/>
+                <w:b/>
+                <w:bCs/>
+                <w:i w:val="false"/>
+                <w:iCs w:val="false"/>
+                <w:color w:val="000000"/>
+                <w:sz w:val="18"/>
+                <w:szCs w:val="18"/>
+              </w:rPr>
+              <w:t xml:space="preserve">Core Competencies</w:t>
+            </w:r>
+          </w:p>
+        </w:tc>
+        <w:tc>
+          <w:tcPr>
+            <w:tcW w:type="dxa" w:w="10680"/>
+            <w:shd w:fill="FFFFFF" w:color="auto" w:val="clear"/>
+            <w:tcMar>
+              <w:top w:type="dxa" w:w="60"/>
+              <w:left w:type="dxa" w:w="120"/>
+              <w:bottom w:type="dxa" w:w="60"/>
+              <w:right w:type="dxa" w:w="120"/>
+            </w:tcMar>
+            <w:vAlign w:val="top"/>
+          </w:tcPr>
+          <w:p>
+            <w:pPr>
+              <w:spacing w:after="30" w:before="0"/>
+              <w:ind w:left="360" w:hanging="180"/>
+              <w:jc w:val="left"/>
+            </w:pPr>
+            <w:r>
+              <w:rPr>
+                <w:rFonts w:ascii="Arial" w:cs="Arial" w:eastAsia="Arial" w:hAnsi="Arial"/>
+                <w:b w:val="false"/>
+                <w:bCs w:val="false"/>
+                <w:i w:val="false"/>
+                <w:iCs w:val="false"/>
+                <w:color w:val="000000"/>
+                <w:sz w:val="18"/>
+                <w:szCs w:val="18"/>
+              </w:rPr>
+              <w:t xml:space="preserve">–  Communication and Collaboration: Learners work in groups to design and conduct experiments on liquid pressure and gas pressure, share findings with the class, and collaboratively build pressure models — developing teamwork and clear scientific communication.</w:t>
+            </w:r>
+          </w:p>
+          <w:p>
+            <w:pPr>
+              <w:spacing w:after="30" w:before="0"/>
+              <w:ind w:left="360" w:hanging="180"/>
+              <w:jc w:val="left"/>
+            </w:pPr>
+            <w:r>
+              <w:rPr>
+                <w:rFonts w:ascii="Arial" w:cs="Arial" w:eastAsia="Arial" w:hAnsi="Arial"/>
+                <w:b w:val="false"/>
+                <w:bCs w:val="false"/>
+                <w:i w:val="false"/>
+                <w:iCs w:val="false"/>
+                <w:color w:val="000000"/>
+                <w:sz w:val="18"/>
+                <w:szCs w:val="18"/>
+              </w:rPr>
+              <w:t xml:space="preserve">–  Critical Thinking and Problem Solving: Learners apply P = ρgh and Boyle's Law to solve structured problems set in Kenyan contexts (e.g., calculating water pressure at the base of a Nairobi water tower), and evaluate the design of hydraulic systems.</w:t>
+            </w:r>
+          </w:p>
+          <w:p>
+            <w:pPr>
+              <w:spacing w:after="30" w:before="0"/>
+              <w:ind w:left="360" w:hanging="180"/>
+              <w:jc w:val="left"/>
+            </w:pPr>
+            <w:r>
+              <w:rPr>
+                <w:rFonts w:ascii="Arial" w:cs="Arial" w:eastAsia="Arial" w:hAnsi="Arial"/>
+                <w:b w:val="false"/>
+                <w:bCs w:val="false"/>
+                <w:i w:val="false"/>
+                <w:iCs w:val="false"/>
+                <w:color w:val="000000"/>
+                <w:sz w:val="18"/>
+                <w:szCs w:val="18"/>
+              </w:rPr>
+              <w:t xml:space="preserve">–  Learning to Learn: Learners take ownership of their understanding by updating their Driving Question Board across lessons, reflecting on how each new concept revises their earlier predictions about the anchoring phenomenon.</w:t>
+            </w:r>
+          </w:p>
+          <w:p>
+            <w:pPr>
+              <w:spacing w:after="30" w:before="0"/>
+              <w:ind w:left="360" w:hanging="180"/>
+              <w:jc w:val="left"/>
+            </w:pPr>
+            <w:r>
+              <w:rPr>
+                <w:rFonts w:ascii="Arial" w:cs="Arial" w:eastAsia="Arial" w:hAnsi="Arial"/>
+                <w:b w:val="false"/>
+                <w:bCs w:val="false"/>
+                <w:i w:val="false"/>
+                <w:iCs w:val="false"/>
+                <w:color w:val="000000"/>
+                <w:sz w:val="18"/>
+                <w:szCs w:val="18"/>
+              </w:rPr>
+              <w:t xml:space="preserve">–  Digital Literacy: Learners use digital simulations or videos (where available) to visualise gas particle behaviour under changing pressure and to explore virtual hydraulic systems.</w:t>
+            </w:r>
+          </w:p>
+        </w:tc>
+      </w:tr>
+      <w:tr>
+        <w:tc>
+          <w:tcPr>
+            <w:tcW w:type="dxa" w:w="3000"/>
+            <w:shd w:fill="E2EFDA" w:color="auto" w:val="clear"/>
+            <w:tcMar>
+              <w:top w:type="dxa" w:w="60"/>
+              <w:left w:type="dxa" w:w="120"/>
+              <w:bottom w:type="dxa" w:w="60"/>
+              <w:right w:type="dxa" w:w="120"/>
+            </w:tcMar>
+            <w:vAlign w:val="top"/>
+          </w:tcPr>
+          <w:p>
+            <w:pPr>
+              <w:spacing w:after="40" w:before="0"/>
+              <w:jc w:val="left"/>
+            </w:pPr>
+            <w:r>
+              <w:rPr>
+                <w:rFonts w:ascii="Arial" w:cs="Arial" w:eastAsia="Arial" w:hAnsi="Arial"/>
+                <w:b/>
+                <w:bCs/>
+                <w:i w:val="false"/>
+                <w:iCs w:val="false"/>
+                <w:color w:val="000000"/>
+                <w:sz w:val="18"/>
+                <w:szCs w:val="18"/>
+              </w:rPr>
+              <w:t xml:space="preserve">Core Values</w:t>
+            </w:r>
+          </w:p>
+        </w:tc>
+        <w:tc>
+          <w:tcPr>
+            <w:tcW w:type="dxa" w:w="10680"/>
+            <w:shd w:fill="FFFFFF" w:color="auto" w:val="clear"/>
+            <w:tcMar>
+              <w:top w:type="dxa" w:w="60"/>
+              <w:left w:type="dxa" w:w="120"/>
+              <w:bottom w:type="dxa" w:w="60"/>
+              <w:right w:type="dxa" w:w="120"/>
+            </w:tcMar>
+            <w:vAlign w:val="top"/>
+          </w:tcPr>
+          <w:p>
+            <w:pPr>
+              <w:spacing w:after="30" w:before="0"/>
+              <w:ind w:left="360" w:hanging="180"/>
+              <w:jc w:val="left"/>
+            </w:pPr>
+            <w:r>
+              <w:rPr>
+                <w:rFonts w:ascii="Arial" w:cs="Arial" w:eastAsia="Arial" w:hAnsi="Arial"/>
+                <w:b w:val="false"/>
+                <w:bCs w:val="false"/>
+                <w:i w:val="false"/>
+                <w:iCs w:val="false"/>
+                <w:color w:val="000000"/>
+                <w:sz w:val="18"/>
+                <w:szCs w:val="18"/>
+              </w:rPr>
+              <w:t xml:space="preserve">–  Responsibility: Learners take responsibility for safe and accurate conduct of pressure experiments, handling mercury (if used) or syringes carefully, and recording data honestly.</w:t>
+            </w:r>
+          </w:p>
+          <w:p>
+            <w:pPr>
+              <w:spacing w:after="30" w:before="0"/>
+              <w:ind w:left="360" w:hanging="180"/>
+              <w:jc w:val="left"/>
+            </w:pPr>
+            <w:r>
+              <w:rPr>
+                <w:rFonts w:ascii="Arial" w:cs="Arial" w:eastAsia="Arial" w:hAnsi="Arial"/>
+                <w:b w:val="false"/>
+                <w:bCs w:val="false"/>
+                <w:i w:val="false"/>
+                <w:iCs w:val="false"/>
+                <w:color w:val="000000"/>
+                <w:sz w:val="18"/>
+                <w:szCs w:val="18"/>
+              </w:rPr>
+              <w:t xml:space="preserve">–  Respect: Learners demonstrate respect for peers' ideas and predictions during group discussions and DQB sessions, appreciating diverse approaches to explaining pressure phenomena.</w:t>
+            </w:r>
+          </w:p>
+          <w:p>
+            <w:pPr>
+              <w:spacing w:after="30" w:before="0"/>
+              <w:ind w:left="360" w:hanging="180"/>
+              <w:jc w:val="left"/>
+            </w:pPr>
+            <w:r>
+              <w:rPr>
+                <w:rFonts w:ascii="Arial" w:cs="Arial" w:eastAsia="Arial" w:hAnsi="Arial"/>
+                <w:b w:val="false"/>
+                <w:bCs w:val="false"/>
+                <w:i w:val="false"/>
+                <w:iCs w:val="false"/>
+                <w:color w:val="000000"/>
+                <w:sz w:val="18"/>
+                <w:szCs w:val="18"/>
+              </w:rPr>
+              <w:t xml:space="preserve">–  Unity: Learners collaborate across gender and ability groups when conducting experiments, reinforcing that scientific investigation is a shared community endeavour relevant to all Kenyans.</w:t>
+            </w:r>
+          </w:p>
+        </w:tc>
+      </w:tr>
+      <w:tr>
+        <w:tc>
+          <w:tcPr>
+            <w:tcW w:type="dxa" w:w="3000"/>
+            <w:shd w:fill="D5E8F0" w:color="auto" w:val="clear"/>
+            <w:tcMar>
+              <w:top w:type="dxa" w:w="60"/>
+              <w:left w:type="dxa" w:w="120"/>
+              <w:bottom w:type="dxa" w:w="60"/>
+              <w:right w:type="dxa" w:w="120"/>
+            </w:tcMar>
+            <w:vAlign w:val="top"/>
+          </w:tcPr>
+          <w:p>
+            <w:pPr>
+              <w:spacing w:after="40" w:before="0"/>
+              <w:jc w:val="left"/>
+            </w:pPr>
+            <w:r>
+              <w:rPr>
+                <w:rFonts w:ascii="Arial" w:cs="Arial" w:eastAsia="Arial" w:hAnsi="Arial"/>
+                <w:b/>
+                <w:bCs/>
+                <w:i w:val="false"/>
+                <w:iCs w:val="false"/>
+                <w:color w:val="000000"/>
+                <w:sz w:val="18"/>
+                <w:szCs w:val="18"/>
+              </w:rPr>
+              <w:t xml:space="preserve">Science &amp; Engineering Practices</w:t>
+            </w:r>
+          </w:p>
+        </w:tc>
+        <w:tc>
+          <w:tcPr>
+            <w:tcW w:type="dxa" w:w="10680"/>
+            <w:shd w:fill="FFFFFF" w:color="auto" w:val="clear"/>
+            <w:tcMar>
+              <w:top w:type="dxa" w:w="60"/>
+              <w:left w:type="dxa" w:w="120"/>
+              <w:bottom w:type="dxa" w:w="60"/>
+              <w:right w:type="dxa" w:w="120"/>
+            </w:tcMar>
+            <w:vAlign w:val="top"/>
+          </w:tcPr>
+          <w:p>
+            <w:pPr>
+              <w:spacing w:after="30" w:before="0"/>
+              <w:ind w:left="360" w:hanging="180"/>
+              <w:jc w:val="left"/>
+            </w:pPr>
+            <w:r>
+              <w:rPr>
+                <w:rFonts w:ascii="Arial" w:cs="Arial" w:eastAsia="Arial" w:hAnsi="Arial"/>
+                <w:b w:val="false"/>
+                <w:bCs w:val="false"/>
+                <w:i w:val="false"/>
+                <w:iCs w:val="false"/>
+                <w:color w:val="000000"/>
+                <w:sz w:val="18"/>
+                <w:szCs w:val="18"/>
+              </w:rPr>
+              <w:t xml:space="preserve">–  SEP 1 – Asking Questions and Defining Problems: Learners generate questions for the Driving Question Board after observing the anchoring phenomenon of a crushed plastic bottle, identifying what they need to understand about atmospheric pressure.</w:t>
+            </w:r>
+          </w:p>
+          <w:p>
+            <w:pPr>
+              <w:spacing w:after="30" w:before="0"/>
+              <w:ind w:left="360" w:hanging="180"/>
+              <w:jc w:val="left"/>
+            </w:pPr>
+            <w:r>
+              <w:rPr>
+                <w:rFonts w:ascii="Arial" w:cs="Arial" w:eastAsia="Arial" w:hAnsi="Arial"/>
+                <w:b w:val="false"/>
+                <w:bCs w:val="false"/>
+                <w:i w:val="false"/>
+                <w:iCs w:val="false"/>
+                <w:color w:val="000000"/>
+                <w:sz w:val="18"/>
+                <w:szCs w:val="18"/>
+              </w:rPr>
+              <w:t xml:space="preserve">–  SEP 2 – Developing and Using Models: Learners build and revise particle-level and systems-level models of pressure in solids, liquids, and gases across the unit's Model Building Phase in each lesson.</w:t>
+            </w:r>
+          </w:p>
+          <w:p>
+            <w:pPr>
+              <w:spacing w:after="30" w:before="0"/>
+              <w:ind w:left="360" w:hanging="180"/>
+              <w:jc w:val="left"/>
+            </w:pPr>
+            <w:r>
+              <w:rPr>
+                <w:rFonts w:ascii="Arial" w:cs="Arial" w:eastAsia="Arial" w:hAnsi="Arial"/>
+                <w:b w:val="false"/>
+                <w:bCs w:val="false"/>
+                <w:i w:val="false"/>
+                <w:iCs w:val="false"/>
+                <w:color w:val="000000"/>
+                <w:sz w:val="18"/>
+                <w:szCs w:val="18"/>
+              </w:rPr>
+              <w:t xml:space="preserve">–  SEP 3 – Planning and Carrying Out Investigations: Learners design controlled experiments to investigate how depth and liquid density affect pressure, and to verify Boyle's Law using a sealed syringe and weights.</w:t>
+            </w:r>
+          </w:p>
+          <w:p>
+            <w:pPr>
+              <w:spacing w:after="30" w:before="0"/>
+              <w:ind w:left="360" w:hanging="180"/>
+              <w:jc w:val="left"/>
+            </w:pPr>
+            <w:r>
+              <w:rPr>
+                <w:rFonts w:ascii="Arial" w:cs="Arial" w:eastAsia="Arial" w:hAnsi="Arial"/>
+                <w:b w:val="false"/>
+                <w:bCs w:val="false"/>
+                <w:i w:val="false"/>
+                <w:iCs w:val="false"/>
+                <w:color w:val="000000"/>
+                <w:sz w:val="18"/>
+                <w:szCs w:val="18"/>
+              </w:rPr>
+              <w:t xml:space="preserve">–  SEP 4 – Analysing and Interpreting Data: Learners plot P vs. 1/V graphs from Boyle's Law data and P vs. depth graphs from liquid pressure investigations, interpreting gradients in terms of ρg.</w:t>
+            </w:r>
+          </w:p>
+          <w:p>
+            <w:pPr>
+              <w:spacing w:after="30" w:before="0"/>
+              <w:ind w:left="360" w:hanging="180"/>
+              <w:jc w:val="left"/>
+            </w:pPr>
+            <w:r>
+              <w:rPr>
+                <w:rFonts w:ascii="Arial" w:cs="Arial" w:eastAsia="Arial" w:hAnsi="Arial"/>
+                <w:b w:val="false"/>
+                <w:bCs w:val="false"/>
+                <w:i w:val="false"/>
+                <w:iCs w:val="false"/>
+                <w:color w:val="000000"/>
+                <w:sz w:val="18"/>
+                <w:szCs w:val="18"/>
+              </w:rPr>
+              <w:t xml:space="preserve">–  SEP 6 – Constructing Explanations: Learners construct written and verbal explanations for why a straw works, why a hydraulic jack can lift a matatu, and why deep-sea fish die when brought to the surface near Lake Victoria.</w:t>
+            </w:r>
+          </w:p>
+          <w:p>
+            <w:pPr>
+              <w:spacing w:after="30" w:before="0"/>
+              <w:ind w:left="360" w:hanging="180"/>
+              <w:jc w:val="left"/>
+            </w:pPr>
+            <w:r>
+              <w:rPr>
+                <w:rFonts w:ascii="Arial" w:cs="Arial" w:eastAsia="Arial" w:hAnsi="Arial"/>
+                <w:b w:val="false"/>
+                <w:bCs w:val="false"/>
+                <w:i w:val="false"/>
+                <w:iCs w:val="false"/>
+                <w:color w:val="000000"/>
+                <w:sz w:val="18"/>
+                <w:szCs w:val="18"/>
+              </w:rPr>
+              <w:t xml:space="preserve">–  SEP 8 – Obtaining, Evaluating, and Communicating Information: Learners research and present on one real-world Kenyan application of fluid pressure (e.g., Nairobi City Water and Sewerage Company water towers, hospital drip systems, sugarcane press hydraulics in western Kenya).</w:t>
+            </w:r>
+          </w:p>
+        </w:tc>
+      </w:tr>
+      <w:tr>
+        <w:tc>
+          <w:tcPr>
+            <w:tcW w:type="dxa" w:w="3000"/>
+            <w:shd w:fill="FCE4D6" w:color="auto" w:val="clear"/>
+            <w:tcMar>
+              <w:top w:type="dxa" w:w="60"/>
+              <w:left w:type="dxa" w:w="120"/>
+              <w:bottom w:type="dxa" w:w="60"/>
+              <w:right w:type="dxa" w:w="120"/>
+            </w:tcMar>
+            <w:vAlign w:val="top"/>
+          </w:tcPr>
+          <w:p>
+            <w:pPr>
+              <w:spacing w:after="40" w:before="0"/>
+              <w:jc w:val="left"/>
+            </w:pPr>
+            <w:r>
+              <w:rPr>
+                <w:rFonts w:ascii="Arial" w:cs="Arial" w:eastAsia="Arial" w:hAnsi="Arial"/>
+                <w:b/>
+                <w:bCs/>
+                <w:i w:val="false"/>
+                <w:iCs w:val="false"/>
+                <w:color w:val="000000"/>
+                <w:sz w:val="18"/>
+                <w:szCs w:val="18"/>
+              </w:rPr>
+              <w:t xml:space="preserve">Pertinent &amp; Contemporary Issues (PCIs)</w:t>
+            </w:r>
+          </w:p>
+        </w:tc>
+        <w:tc>
+          <w:tcPr>
+            <w:tcW w:type="dxa" w:w="10680"/>
+            <w:shd w:fill="FFFFFF" w:color="auto" w:val="clear"/>
+            <w:tcMar>
+              <w:top w:type="dxa" w:w="60"/>
+              <w:left w:type="dxa" w:w="120"/>
+              <w:bottom w:type="dxa" w:w="60"/>
+              <w:right w:type="dxa" w:w="120"/>
+            </w:tcMar>
+            <w:vAlign w:val="top"/>
+          </w:tcPr>
+          <w:p>
+            <w:pPr>
+              <w:spacing w:after="30" w:before="0"/>
+              <w:ind w:left="360" w:hanging="180"/>
+              <w:jc w:val="left"/>
+            </w:pPr>
+            <w:r>
+              <w:rPr>
+                <w:rFonts w:ascii="Arial" w:cs="Arial" w:eastAsia="Arial" w:hAnsi="Arial"/>
+                <w:b w:val="false"/>
+                <w:bCs w:val="false"/>
+                <w:i w:val="false"/>
+                <w:iCs w:val="false"/>
+                <w:color w:val="000000"/>
+                <w:sz w:val="18"/>
+                <w:szCs w:val="18"/>
+              </w:rPr>
+              <w:t xml:space="preserve">–  Environmental Education: Learners explore how changes in atmospheric pressure relate to weather patterns relevant to Kenyan farmers in the Rift Valley and coastal Mombasa, linking pressure science to climate awareness.</w:t>
+            </w:r>
+          </w:p>
+          <w:p>
+            <w:pPr>
+              <w:spacing w:after="30" w:before="0"/>
+              <w:ind w:left="360" w:hanging="180"/>
+              <w:jc w:val="left"/>
+            </w:pPr>
+            <w:r>
+              <w:rPr>
+                <w:rFonts w:ascii="Arial" w:cs="Arial" w:eastAsia="Arial" w:hAnsi="Arial"/>
+                <w:b w:val="false"/>
+                <w:bCs w:val="false"/>
+                <w:i w:val="false"/>
+                <w:iCs w:val="false"/>
+                <w:color w:val="000000"/>
+                <w:sz w:val="18"/>
+                <w:szCs w:val="18"/>
+              </w:rPr>
+              <w:t xml:space="preserve">–  Health Education: Learners examine how blood pressure monitoring (a direct application of fluid pressure) is used in Kenyan hospitals and community health clinics, connecting physics to personal and public health.</w:t>
+            </w:r>
+          </w:p>
+          <w:p>
+            <w:pPr>
+              <w:spacing w:after="30" w:before="0"/>
+              <w:ind w:left="360" w:hanging="180"/>
+              <w:jc w:val="left"/>
+            </w:pPr>
+            <w:r>
+              <w:rPr>
+                <w:rFonts w:ascii="Arial" w:cs="Arial" w:eastAsia="Arial" w:hAnsi="Arial"/>
+                <w:b w:val="false"/>
+                <w:bCs w:val="false"/>
+                <w:i w:val="false"/>
+                <w:iCs w:val="false"/>
+                <w:color w:val="000000"/>
+                <w:sz w:val="18"/>
+                <w:szCs w:val="18"/>
+              </w:rPr>
+              <w:t xml:space="preserve">–  Gender Disparity: Learners critically examine and challenge stereotypes that portray Physics — and engineering careers built on pressure principles — as male-dominated fields, by highlighting contributions of female Kenyan engineers and scientists.</w:t>
+            </w:r>
+          </w:p>
+        </w:tc>
+      </w:tr>
+      <w:tr>
+        <w:tc>
+          <w:tcPr>
+            <w:tcW w:type="dxa" w:w="3000"/>
+            <w:shd w:fill="D9EEF1" w:color="auto" w:val="clear"/>
+            <w:tcMar>
+              <w:top w:type="dxa" w:w="60"/>
+              <w:left w:type="dxa" w:w="120"/>
+              <w:bottom w:type="dxa" w:w="60"/>
+              <w:right w:type="dxa" w:w="120"/>
+            </w:tcMar>
+            <w:vAlign w:val="top"/>
+          </w:tcPr>
+          <w:p>
+            <w:pPr>
+              <w:spacing w:after="40" w:before="0"/>
+              <w:jc w:val="left"/>
+            </w:pPr>
+            <w:r>
+              <w:rPr>
+                <w:rFonts w:ascii="Arial" w:cs="Arial" w:eastAsia="Arial" w:hAnsi="Arial"/>
+                <w:b/>
+                <w:bCs/>
+                <w:i w:val="false"/>
+                <w:iCs w:val="false"/>
+                <w:color w:val="000000"/>
+                <w:sz w:val="18"/>
+                <w:szCs w:val="18"/>
+              </w:rPr>
+              <w:t xml:space="preserve">Career Connections</w:t>
+            </w:r>
+          </w:p>
+        </w:tc>
+        <w:tc>
+          <w:tcPr>
+            <w:tcW w:type="dxa" w:w="10680"/>
+            <w:shd w:fill="FFFFFF" w:color="auto" w:val="clear"/>
+            <w:tcMar>
+              <w:top w:type="dxa" w:w="60"/>
+              <w:left w:type="dxa" w:w="120"/>
+              <w:bottom w:type="dxa" w:w="60"/>
+              <w:right w:type="dxa" w:w="120"/>
+            </w:tcMar>
+            <w:vAlign w:val="top"/>
+          </w:tcPr>
+          <w:p>
+            <w:pPr>
+              <w:spacing w:after="30" w:before="0"/>
+              <w:ind w:left="360" w:hanging="180"/>
+              <w:jc w:val="left"/>
+            </w:pPr>
+            <w:r>
+              <w:rPr>
+                <w:rFonts w:ascii="Arial" w:cs="Arial" w:eastAsia="Arial" w:hAnsi="Arial"/>
+                <w:b w:val="false"/>
+                <w:bCs w:val="false"/>
+                <w:i w:val="false"/>
+                <w:iCs w:val="false"/>
+                <w:color w:val="000000"/>
+                <w:sz w:val="18"/>
+                <w:szCs w:val="18"/>
+              </w:rPr>
+              <w:t xml:space="preserve">–  Civil and Hydraulic Engineering: Understanding P = ρgh and Pascal's Principle is foundational for designing water supply systems, dams (e.g., Masinga Dam), and irrigation networks across Kenya.</w:t>
+            </w:r>
+          </w:p>
+          <w:p>
+            <w:pPr>
+              <w:spacing w:after="30" w:before="0"/>
+              <w:ind w:left="360" w:hanging="180"/>
+              <w:jc w:val="left"/>
+            </w:pPr>
+            <w:r>
+              <w:rPr>
+                <w:rFonts w:ascii="Arial" w:cs="Arial" w:eastAsia="Arial" w:hAnsi="Arial"/>
+                <w:b w:val="false"/>
+                <w:bCs w:val="false"/>
+                <w:i w:val="false"/>
+                <w:iCs w:val="false"/>
+                <w:color w:val="000000"/>
+                <w:sz w:val="18"/>
+                <w:szCs w:val="18"/>
+              </w:rPr>
+              <w:t xml:space="preserve">–  Medicine and Nursing: Blood pressure measurement, intravenous drip systems, and syringe design are all direct applications of fluid pressure studied in this sub-strand.</w:t>
+            </w:r>
+          </w:p>
+          <w:p>
+            <w:pPr>
+              <w:spacing w:after="30" w:before="0"/>
+              <w:ind w:left="360" w:hanging="180"/>
+              <w:jc w:val="left"/>
+            </w:pPr>
+            <w:r>
+              <w:rPr>
+                <w:rFonts w:ascii="Arial" w:cs="Arial" w:eastAsia="Arial" w:hAnsi="Arial"/>
+                <w:b w:val="false"/>
+                <w:bCs w:val="false"/>
+                <w:i w:val="false"/>
+                <w:iCs w:val="false"/>
+                <w:color w:val="000000"/>
+                <w:sz w:val="18"/>
+                <w:szCs w:val="18"/>
+              </w:rPr>
+              <w:t xml:space="preserve">–  Aviation and Meteorology: Atmospheric pressure and barometry underpin weather forecasting at Kenya Meteorological Department stations and flight instrument calibration at JKIA.</w:t>
+            </w:r>
+          </w:p>
+          <w:p>
+            <w:pPr>
+              <w:spacing w:after="30" w:before="0"/>
+              <w:ind w:left="360" w:hanging="180"/>
+              <w:jc w:val="left"/>
+            </w:pPr>
+            <w:r>
+              <w:rPr>
+                <w:rFonts w:ascii="Arial" w:cs="Arial" w:eastAsia="Arial" w:hAnsi="Arial"/>
+                <w:b w:val="false"/>
+                <w:bCs w:val="false"/>
+                <w:i w:val="false"/>
+                <w:iCs w:val="false"/>
+                <w:color w:val="000000"/>
+                <w:sz w:val="18"/>
+                <w:szCs w:val="18"/>
+              </w:rPr>
+              <w:t xml:space="preserve">–  Automotive and Industrial Technology: Hydraulic brakes and lifts studied in this unit are core technologies used in Kenyan garage mechanics, the Mombasa port, and manufacturing plants in Athi River's Export Processing Zone.</w:t>
+            </w:r>
+          </w:p>
+          <w:p>
+            <w:pPr>
+              <w:spacing w:after="30" w:before="0"/>
+              <w:ind w:left="360" w:hanging="180"/>
+              <w:jc w:val="left"/>
+            </w:pPr>
+            <w:r>
+              <w:rPr>
+                <w:rFonts w:ascii="Arial" w:cs="Arial" w:eastAsia="Arial" w:hAnsi="Arial"/>
+                <w:b w:val="false"/>
+                <w:bCs w:val="false"/>
+                <w:i w:val="false"/>
+                <w:iCs w:val="false"/>
+                <w:color w:val="000000"/>
+                <w:sz w:val="18"/>
+                <w:szCs w:val="18"/>
+              </w:rPr>
+              <w:t xml:space="preserve">–  Agriculture and Water Resources: Farmers and water engineers in Kericho and the Rift Valley use pressure principles to design drip irrigation and gravity-fed water systems.</w:t>
+            </w:r>
+          </w:p>
+        </w:tc>
+      </w:tr>
+      <w:tr>
+        <w:tc>
+          <w:tcPr>
+            <w:tcW w:type="dxa" w:w="3000"/>
+            <w:shd w:fill="D5E8F0" w:color="auto" w:val="clear"/>
+            <w:tcMar>
+              <w:top w:type="dxa" w:w="60"/>
+              <w:left w:type="dxa" w:w="120"/>
+              <w:bottom w:type="dxa" w:w="60"/>
+              <w:right w:type="dxa" w:w="120"/>
+            </w:tcMar>
+            <w:vAlign w:val="top"/>
+          </w:tcPr>
+          <w:p>
+            <w:pPr>
+              <w:spacing w:after="40" w:before="0"/>
+              <w:jc w:val="left"/>
+            </w:pPr>
+            <w:r>
+              <w:rPr>
+                <w:rFonts w:ascii="Arial" w:cs="Arial" w:eastAsia="Arial" w:hAnsi="Arial"/>
+                <w:b/>
+                <w:bCs/>
+                <w:i w:val="false"/>
+                <w:iCs w:val="false"/>
+                <w:color w:val="000000"/>
+                <w:sz w:val="18"/>
+                <w:szCs w:val="18"/>
+              </w:rPr>
+              <w:t xml:space="preserve">Focus for Lessons</w:t>
+            </w:r>
+          </w:p>
+        </w:tc>
+        <w:tc>
+          <w:tcPr>
+            <w:tcW w:type="dxa" w:w="10680"/>
+            <w:shd w:fill="FFFFFF" w:color="auto" w:val="clear"/>
+            <w:tcMar>
+              <w:top w:type="dxa" w:w="60"/>
+              <w:left w:type="dxa" w:w="120"/>
+              <w:bottom w:type="dxa" w:w="60"/>
+              <w:right w:type="dxa" w:w="120"/>
+            </w:tcMar>
+            <w:vAlign w:val="top"/>
+          </w:tcPr>
+          <w:p>
+            <w:pPr>
+              <w:spacing w:after="40" w:before="0"/>
+              <w:jc w:val="left"/>
+            </w:pPr>
+            <w:r>
+              <w:rPr>
+                <w:rFonts w:ascii="Arial" w:cs="Arial" w:eastAsia="Arial" w:hAnsi="Arial"/>
+                <w:b w:val="false"/>
+                <w:bCs w:val="false"/>
+                <w:i w:val="false"/>
+                <w:iCs w:val="false"/>
+                <w:color w:val="000000"/>
+                <w:sz w:val="18"/>
+                <w:szCs w:val="18"/>
+              </w:rPr>
+              <w:t xml:space="preserve">This unit anchors learning in the puzzling everyday observation that the atmosphere — though invisible — exerts enormous force on all objects, and that fluids transmit pressure in ways that enable both life (blood circulation, drinking through a straw) and powerful machines (hydraulic jacks used in Kenyan garages and sugarcane presses). Students move from qualitative observation of atmospheric and liquid pressure effects, through quantitative investigation using P = ρgh and Boyle's Law, to systems-level understanding of how Pascal's Principle enables hydraulic technology. A strong Kenya context is maintained throughout, with problems, demonstrations, and career connections drawn from Nairobi water towers, Lake Victoria fishing, Rift Valley irrigation, and hospital settings.</w:t>
+            </w:r>
+          </w:p>
+        </w:tc>
+      </w:tr>
+      <w:tr>
+        <w:tc>
+          <w:tcPr>
+            <w:tcW w:type="dxa" w:w="3000"/>
+            <w:shd w:fill="EAD1F5" w:color="auto" w:val="clear"/>
+            <w:tcMar>
+              <w:top w:type="dxa" w:w="60"/>
+              <w:left w:type="dxa" w:w="120"/>
+              <w:bottom w:type="dxa" w:w="60"/>
+              <w:right w:type="dxa" w:w="120"/>
+            </w:tcMar>
+            <w:vAlign w:val="top"/>
+          </w:tcPr>
+          <w:p>
+            <w:pPr>
+              <w:spacing w:after="40" w:before="0"/>
+              <w:jc w:val="left"/>
+            </w:pPr>
+            <w:r>
+              <w:rPr>
+                <w:rFonts w:ascii="Arial" w:cs="Arial" w:eastAsia="Arial" w:hAnsi="Arial"/>
+                <w:b/>
+                <w:bCs/>
+                <w:i w:val="false"/>
+                <w:iCs w:val="false"/>
+                <w:color w:val="000000"/>
+                <w:sz w:val="18"/>
+                <w:szCs w:val="18"/>
+              </w:rPr>
+              <w:t xml:space="preserve">Driving Question / Key Inquiry Questions</w:t>
+            </w:r>
+          </w:p>
+        </w:tc>
+        <w:tc>
+          <w:tcPr>
+            <w:tcW w:type="dxa" w:w="10680"/>
+            <w:shd w:fill="FFFFFF" w:color="auto" w:val="clear"/>
+            <w:tcMar>
+              <w:top w:type="dxa" w:w="60"/>
+              <w:left w:type="dxa" w:w="120"/>
+              <w:bottom w:type="dxa" w:w="60"/>
+              <w:right w:type="dxa" w:w="120"/>
+            </w:tcMar>
+            <w:vAlign w:val="top"/>
+          </w:tcPr>
+          <w:p>
+            <w:pPr>
+              <w:spacing w:after="40" w:before="0"/>
+              <w:jc w:val="left"/>
+            </w:pPr>
+            <w:r>
+              <w:rPr>
+                <w:rFonts w:ascii="Arial" w:cs="Arial" w:eastAsia="Arial" w:hAnsi="Arial"/>
+                <w:b w:val="false"/>
+                <w:bCs w:val="false"/>
+                <w:i w:val="false"/>
+                <w:iCs w:val="false"/>
+                <w:color w:val="000000"/>
+                <w:sz w:val="18"/>
+                <w:szCs w:val="18"/>
+              </w:rPr>
+              <w:t xml:space="preserve">DRIVING QUESTION: "Why did the jerrycan crush itself — and how does the invisible push of fluids move mountains, save lives, and power machines across Kenya?"</w:t>
+            </w:r>
+          </w:p>
+          <w:p>
+            <w:pPr>
+              <w:spacing w:after="40" w:before="0"/>
+              <w:jc w:val="left"/>
+            </w:pPr>
+            <w:r>
+              <w:rPr>
+                <w:rFonts w:ascii="Arial" w:cs="Arial" w:eastAsia="Arial" w:hAnsi="Arial"/>
+                <w:b w:val="false"/>
+                <w:bCs w:val="false"/>
+                <w:i w:val="false"/>
+                <w:iCs w:val="false"/>
+                <w:color w:val="000000"/>
+                <w:sz w:val="18"/>
+                <w:szCs w:val="18"/>
+              </w:rPr>
+              <w:t xml:space="preserve"/>
+            </w:r>
+          </w:p>
+          <w:p>
+            <w:pPr>
+              <w:spacing w:after="40" w:before="0"/>
+              <w:jc w:val="left"/>
+            </w:pPr>
+            <w:r>
+              <w:rPr>
+                <w:rFonts w:ascii="Arial" w:cs="Arial" w:eastAsia="Arial" w:hAnsi="Arial"/>
+                <w:b w:val="false"/>
+                <w:bCs w:val="false"/>
+                <w:i w:val="false"/>
+                <w:iCs w:val="false"/>
+                <w:color w:val="000000"/>
+                <w:sz w:val="18"/>
+                <w:szCs w:val="18"/>
+              </w:rPr>
+              <w:t xml:space="preserve">KICD KEY INQUIRY QUESTIONS:</w:t>
+            </w:r>
+          </w:p>
+          <w:p>
+            <w:pPr>
+              <w:spacing w:after="40" w:before="0"/>
+              <w:jc w:val="left"/>
+            </w:pPr>
+            <w:r>
+              <w:rPr>
+                <w:rFonts w:ascii="Arial" w:cs="Arial" w:eastAsia="Arial" w:hAnsi="Arial"/>
+                <w:b w:val="false"/>
+                <w:bCs w:val="false"/>
+                <w:i w:val="false"/>
+                <w:iCs w:val="false"/>
+                <w:color w:val="000000"/>
+                <w:sz w:val="18"/>
+                <w:szCs w:val="18"/>
+              </w:rPr>
+              <w:t xml:space="preserve">1. How is pressure applied in day-to-day life?</w:t>
+            </w:r>
+          </w:p>
+          <w:p>
+            <w:pPr>
+              <w:spacing w:after="40" w:before="0"/>
+              <w:jc w:val="left"/>
+            </w:pPr>
+            <w:r>
+              <w:rPr>
+                <w:rFonts w:ascii="Arial" w:cs="Arial" w:eastAsia="Arial" w:hAnsi="Arial"/>
+                <w:b w:val="false"/>
+                <w:bCs w:val="false"/>
+                <w:i w:val="false"/>
+                <w:iCs w:val="false"/>
+                <w:color w:val="000000"/>
+                <w:sz w:val="18"/>
+                <w:szCs w:val="18"/>
+              </w:rPr>
+              <w:t xml:space="preserve">2. How does pressure in fluids affect the design of machines and structures?</w:t>
+            </w:r>
+          </w:p>
+        </w:tc>
+      </w:tr>
+      <w:tr>
+        <w:tc>
+          <w:tcPr>
+            <w:tcW w:type="dxa" w:w="3000"/>
+            <w:shd w:fill="EAD1F5" w:color="auto" w:val="clear"/>
+            <w:tcMar>
+              <w:top w:type="dxa" w:w="60"/>
+              <w:left w:type="dxa" w:w="120"/>
+              <w:bottom w:type="dxa" w:w="60"/>
+              <w:right w:type="dxa" w:w="120"/>
+            </w:tcMar>
+            <w:vAlign w:val="top"/>
+          </w:tcPr>
+          <w:p>
+            <w:pPr>
+              <w:spacing w:after="40" w:before="0"/>
+              <w:jc w:val="left"/>
+            </w:pPr>
+            <w:r>
+              <w:rPr>
+                <w:rFonts w:ascii="Arial" w:cs="Arial" w:eastAsia="Arial" w:hAnsi="Arial"/>
+                <w:b/>
+                <w:bCs/>
+                <w:i w:val="false"/>
+                <w:iCs w:val="false"/>
+                <w:color w:val="000000"/>
+                <w:sz w:val="18"/>
+                <w:szCs w:val="18"/>
+              </w:rPr>
+              <w:t xml:space="preserve">Anchoring Phenomenon</w:t>
+            </w:r>
+          </w:p>
+        </w:tc>
+        <w:tc>
+          <w:tcPr>
+            <w:tcW w:type="dxa" w:w="10680"/>
+            <w:shd w:fill="FFFFFF" w:color="auto" w:val="clear"/>
+            <w:tcMar>
+              <w:top w:type="dxa" w:w="60"/>
+              <w:left w:type="dxa" w:w="120"/>
+              <w:bottom w:type="dxa" w:w="60"/>
+              <w:right w:type="dxa" w:w="120"/>
+            </w:tcMar>
+            <w:vAlign w:val="top"/>
+          </w:tcPr>
+          <w:p>
+            <w:pPr>
+              <w:spacing w:after="40" w:before="0"/>
+              <w:jc w:val="left"/>
+            </w:pPr>
+            <w:r>
+              <w:rPr>
+                <w:rFonts w:ascii="Arial" w:cs="Arial" w:eastAsia="Arial" w:hAnsi="Arial"/>
+                <w:b w:val="false"/>
+                <w:bCs w:val="false"/>
+                <w:i w:val="false"/>
+                <w:iCs w:val="false"/>
+                <w:color w:val="000000"/>
+                <w:sz w:val="18"/>
+                <w:szCs w:val="18"/>
+              </w:rPr>
+              <w:t xml:space="preserve">ANCHORING PHENOMENON — The Crushed Jerrycan:</w:t>
+            </w:r>
+          </w:p>
+          <w:p>
+            <w:pPr>
+              <w:spacing w:after="40" w:before="0"/>
+              <w:jc w:val="left"/>
+            </w:pPr>
+            <w:r>
+              <w:rPr>
+                <w:rFonts w:ascii="Arial" w:cs="Arial" w:eastAsia="Arial" w:hAnsi="Arial"/>
+                <w:b w:val="false"/>
+                <w:bCs w:val="false"/>
+                <w:i w:val="false"/>
+                <w:iCs w:val="false"/>
+                <w:color w:val="000000"/>
+                <w:sz w:val="18"/>
+                <w:szCs w:val="18"/>
+              </w:rPr>
+              <w:t xml:space="preserve">A teacher brings to class a sealed, completely full 20-litre plastic jerrycan (the type ubiquitously used across Kenya to carry water). The jerrycan is then opened, the water is poured out, the empty jerrycan is resealed tightly, and students watch it do nothing unusual. The teacher then carefully removes a small amount of air from the jerrycan using a hand pump (or by briefly heating it with hot water and then sealing it), and — slowly, before the students' eyes — the jerrycan begins to crumple, crackle, and collapse inward on all sides without anyone touching it. No one is pushing it. Nothing visible is pressing on it. Yet it crushes itself.</w:t>
+            </w:r>
+          </w:p>
+          <w:p>
+            <w:pPr>
+              <w:spacing w:after="40" w:before="0"/>
+              <w:jc w:val="left"/>
+            </w:pPr>
+            <w:r>
+              <w:rPr>
+                <w:rFonts w:ascii="Arial" w:cs="Arial" w:eastAsia="Arial" w:hAnsi="Arial"/>
+                <w:b w:val="false"/>
+                <w:bCs w:val="false"/>
+                <w:i w:val="false"/>
+                <w:iCs w:val="false"/>
+                <w:color w:val="000000"/>
+                <w:sz w:val="18"/>
+                <w:szCs w:val="18"/>
+              </w:rPr>
+              <w:t xml:space="preserve"/>
+            </w:r>
+          </w:p>
+          <w:p>
+            <w:pPr>
+              <w:spacing w:after="40" w:before="0"/>
+              <w:jc w:val="left"/>
+            </w:pPr>
+            <w:r>
+              <w:rPr>
+                <w:rFonts w:ascii="Arial" w:cs="Arial" w:eastAsia="Arial" w:hAnsi="Arial"/>
+                <w:b w:val="false"/>
+                <w:bCs w:val="false"/>
+                <w:i w:val="false"/>
+                <w:iCs w:val="false"/>
+                <w:color w:val="000000"/>
+                <w:sz w:val="18"/>
+                <w:szCs w:val="18"/>
+              </w:rPr>
+              <w:t xml:space="preserve">WHY IT IS PUZZLING: Students know that plastic jerrycans are strong — they carry 20 kg of water daily without deforming. So why does removing a tiny amount of air from inside cause the rigid container to collapse? What invisible force is acting? Where does it come from? Is the air outside stronger than the plastic? Why doesn't the same thing happen to our bodies? This contradiction between the jerrycan's obvious physical strength and its sudden, dramatic collapse from an invisible force creates immediate cognitive dissonance and drives genuine curiosity about the nature of atmospheric pressure, fluid pressure, and pressure transmission — the core concepts of the entire unit.</w:t>
+            </w:r>
+          </w:p>
+        </w:tc>
+      </w:tr>
+      <w:tr>
+        <w:tc>
+          <w:tcPr>
+            <w:tcW w:type="dxa" w:w="3000"/>
+            <w:shd w:fill="D9EEF1" w:color="auto" w:val="clear"/>
+            <w:tcMar>
+              <w:top w:type="dxa" w:w="60"/>
+              <w:left w:type="dxa" w:w="120"/>
+              <w:bottom w:type="dxa" w:w="60"/>
+              <w:right w:type="dxa" w:w="120"/>
+            </w:tcMar>
+            <w:vAlign w:val="top"/>
+          </w:tcPr>
+          <w:p>
+            <w:pPr>
+              <w:spacing w:after="40" w:before="0"/>
+              <w:jc w:val="left"/>
+            </w:pPr>
+            <w:r>
+              <w:rPr>
+                <w:rFonts w:ascii="Arial" w:cs="Arial" w:eastAsia="Arial" w:hAnsi="Arial"/>
+                <w:b/>
+                <w:bCs/>
+                <w:i w:val="false"/>
+                <w:iCs w:val="false"/>
+                <w:color w:val="000000"/>
+                <w:sz w:val="18"/>
+                <w:szCs w:val="18"/>
+              </w:rPr>
+              <w:t xml:space="preserve">Storyline Thread</w:t>
+            </w:r>
+          </w:p>
+        </w:tc>
+        <w:tc>
+          <w:tcPr>
+            <w:tcW w:type="dxa" w:w="10680"/>
+            <w:shd w:fill="FFFFFF" w:color="auto" w:val="clear"/>
+            <w:tcMar>
+              <w:top w:type="dxa" w:w="60"/>
+              <w:left w:type="dxa" w:w="120"/>
+              <w:bottom w:type="dxa" w:w="60"/>
+              <w:right w:type="dxa" w:w="120"/>
+            </w:tcMar>
+            <w:vAlign w:val="top"/>
+          </w:tcPr>
+          <w:p>
+            <w:pPr>
+              <w:spacing w:after="40" w:before="0"/>
+              <w:jc w:val="left"/>
+            </w:pPr>
+            <w:r>
+              <w:rPr>
+                <w:rFonts w:ascii="Arial" w:cs="Arial" w:eastAsia="Arial" w:hAnsi="Arial"/>
+                <w:b w:val="false"/>
+                <w:bCs w:val="false"/>
+                <w:i w:val="false"/>
+                <w:iCs w:val="false"/>
+                <w:color w:val="000000"/>
+                <w:sz w:val="18"/>
+                <w:szCs w:val="18"/>
+              </w:rPr>
+              <w:t xml:space="preserve">Lesson 1 — THE MYSTERY BEGINS: Anchoring Phenomenon Launch</w:t>
+            </w:r>
+          </w:p>
+          <w:p>
+            <w:pPr>
+              <w:spacing w:after="40" w:before="0"/>
+              <w:jc w:val="left"/>
+            </w:pPr>
+            <w:r>
+              <w:rPr>
+                <w:rFonts w:ascii="Arial" w:cs="Arial" w:eastAsia="Arial" w:hAnsi="Arial"/>
+                <w:b w:val="false"/>
+                <w:bCs w:val="false"/>
+                <w:i w:val="false"/>
+                <w:iCs w:val="false"/>
+                <w:color w:val="000000"/>
+                <w:sz w:val="18"/>
+                <w:szCs w:val="18"/>
+              </w:rPr>
+              <w:t xml:space="preserve">Students observe the crushing jerrycan demonstration. They record predictions, sketch force diagrams, and post their first "What do we think?" and "What are we wondering?" cards on the Driving Question Board. Introduce the concept of pressure as force per unit area; students measure pressure exerted by their own shoes on the floor (F/A) using bathroom scales and graph paper tracings.</w:t>
+            </w:r>
+          </w:p>
+          <w:p>
+            <w:pPr>
+              <w:spacing w:after="40" w:before="0"/>
+              <w:jc w:val="left"/>
+            </w:pPr>
+            <w:r>
+              <w:rPr>
+                <w:rFonts w:ascii="Arial" w:cs="Arial" w:eastAsia="Arial" w:hAnsi="Arial"/>
+                <w:b w:val="false"/>
+                <w:bCs w:val="false"/>
+                <w:i w:val="false"/>
+                <w:iCs w:val="false"/>
+                <w:color w:val="000000"/>
+                <w:sz w:val="18"/>
+                <w:szCs w:val="18"/>
+              </w:rPr>
+              <w:t xml:space="preserve"/>
+            </w:r>
+          </w:p>
+          <w:p>
+            <w:pPr>
+              <w:spacing w:after="40" w:before="0"/>
+              <w:jc w:val="left"/>
+            </w:pPr>
+            <w:r>
+              <w:rPr>
+                <w:rFonts w:ascii="Arial" w:cs="Arial" w:eastAsia="Arial" w:hAnsi="Arial"/>
+                <w:b w:val="false"/>
+                <w:bCs w:val="false"/>
+                <w:i w:val="false"/>
+                <w:iCs w:val="false"/>
+                <w:color w:val="000000"/>
+                <w:sz w:val="18"/>
+                <w:szCs w:val="18"/>
+              </w:rPr>
+              <w:t xml:space="preserve">Lesson 2 — THE WEIGHT OF NOTHING: Atmospheric Pressure</w:t>
+            </w:r>
+          </w:p>
+          <w:p>
+            <w:pPr>
+              <w:spacing w:after="40" w:before="0"/>
+              <w:jc w:val="left"/>
+            </w:pPr>
+            <w:r>
+              <w:rPr>
+                <w:rFonts w:ascii="Arial" w:cs="Arial" w:eastAsia="Arial" w:hAnsi="Arial"/>
+                <w:b w:val="false"/>
+                <w:bCs w:val="false"/>
+                <w:i w:val="false"/>
+                <w:iCs w:val="false"/>
+                <w:color w:val="000000"/>
+                <w:sz w:val="18"/>
+                <w:szCs w:val="18"/>
+              </w:rPr>
+              <w:t xml:space="preserve">Students investigate evidence that the atmosphere has weight and exerts pressure in all directions — collapsing can experiment (boiling water in a tin, sealing, cooling), Magdeburg hemisphere video, and the mercury barometer diagram. Connect directly back to the jerrycan: the outside atmosphere was always pushing; removing inside air removed the balance. Students revise their DQB cards.</w:t>
+            </w:r>
+          </w:p>
+          <w:p>
+            <w:pPr>
+              <w:spacing w:after="40" w:before="0"/>
+              <w:jc w:val="left"/>
+            </w:pPr>
+            <w:r>
+              <w:rPr>
+                <w:rFonts w:ascii="Arial" w:cs="Arial" w:eastAsia="Arial" w:hAnsi="Arial"/>
+                <w:b w:val="false"/>
+                <w:bCs w:val="false"/>
+                <w:i w:val="false"/>
+                <w:iCs w:val="false"/>
+                <w:color w:val="000000"/>
+                <w:sz w:val="18"/>
+                <w:szCs w:val="18"/>
+              </w:rPr>
+              <w:t xml:space="preserve"/>
+            </w:r>
+          </w:p>
+          <w:p>
+            <w:pPr>
+              <w:spacing w:after="40" w:before="0"/>
+              <w:jc w:val="left"/>
+            </w:pPr>
+            <w:r>
+              <w:rPr>
+                <w:rFonts w:ascii="Arial" w:cs="Arial" w:eastAsia="Arial" w:hAnsi="Arial"/>
+                <w:b w:val="false"/>
+                <w:bCs w:val="false"/>
+                <w:i w:val="false"/>
+                <w:iCs w:val="false"/>
+                <w:color w:val="000000"/>
+                <w:sz w:val="18"/>
+                <w:szCs w:val="18"/>
+              </w:rPr>
+              <w:t xml:space="preserve">Lesson 3 — GOING DEEPER: Factors Affecting Pressure in Liquids</w:t>
+            </w:r>
+          </w:p>
+          <w:p>
+            <w:pPr>
+              <w:spacing w:after="40" w:before="0"/>
+              <w:jc w:val="left"/>
+            </w:pPr>
+            <w:r>
+              <w:rPr>
+                <w:rFonts w:ascii="Arial" w:cs="Arial" w:eastAsia="Arial" w:hAnsi="Arial"/>
+                <w:b w:val="false"/>
+                <w:bCs w:val="false"/>
+                <w:i w:val="false"/>
+                <w:iCs w:val="false"/>
+                <w:color w:val="000000"/>
+                <w:sz w:val="18"/>
+                <w:szCs w:val="18"/>
+              </w:rPr>
+              <w:t xml:space="preserve">Students design and conduct an experiment using a tall transparent tube (or modified plastic bottles at different heights filled with water from Lake Naivasha) to show that liquid pressure increases with depth and with liquid density. Students record data in tables and identify the three factors: depth (h), density (ρ), gravitational field strength (g).</w:t>
+            </w:r>
+          </w:p>
+          <w:p>
+            <w:pPr>
+              <w:spacing w:after="40" w:before="0"/>
+              <w:jc w:val="left"/>
+            </w:pPr>
+            <w:r>
+              <w:rPr>
+                <w:rFonts w:ascii="Arial" w:cs="Arial" w:eastAsia="Arial" w:hAnsi="Arial"/>
+                <w:b w:val="false"/>
+                <w:bCs w:val="false"/>
+                <w:i w:val="false"/>
+                <w:iCs w:val="false"/>
+                <w:color w:val="000000"/>
+                <w:sz w:val="18"/>
+                <w:szCs w:val="18"/>
+              </w:rPr>
+              <w:t xml:space="preserve"/>
+            </w:r>
+          </w:p>
+          <w:p>
+            <w:pPr>
+              <w:spacing w:after="40" w:before="0"/>
+              <w:jc w:val="left"/>
+            </w:pPr>
+            <w:r>
+              <w:rPr>
+                <w:rFonts w:ascii="Arial" w:cs="Arial" w:eastAsia="Arial" w:hAnsi="Arial"/>
+                <w:b w:val="false"/>
+                <w:bCs w:val="false"/>
+                <w:i w:val="false"/>
+                <w:iCs w:val="false"/>
+                <w:color w:val="000000"/>
+                <w:sz w:val="18"/>
+                <w:szCs w:val="18"/>
+              </w:rPr>
+              <w:t xml:space="preserve">Lesson 4 — THE EQUATION UNLOCKED: P = ρgh</w:t>
+            </w:r>
+          </w:p>
+          <w:p>
+            <w:pPr>
+              <w:spacing w:after="40" w:before="0"/>
+              <w:jc w:val="left"/>
+            </w:pPr>
+            <w:r>
+              <w:rPr>
+                <w:rFonts w:ascii="Arial" w:cs="Arial" w:eastAsia="Arial" w:hAnsi="Arial"/>
+                <w:b w:val="false"/>
+                <w:bCs w:val="false"/>
+                <w:i w:val="false"/>
+                <w:iCs w:val="false"/>
+                <w:color w:val="000000"/>
+                <w:sz w:val="18"/>
+                <w:szCs w:val="18"/>
+              </w:rPr>
+              <w:t xml:space="preserve">Students derive the equation P = ρgh from first principles (weight of a liquid column). They practise applying the formula to Kenyan contexts: calculating pressure at the base of the Sasumua Dam reservoir, the pressure on a diver at 10 m depth in the Indian Ocean off Mombasa, and the pressure at the bottom of a Nairobi water tower. Students update their models to show quantitative pressure values at different depths.</w:t>
+            </w:r>
+          </w:p>
+          <w:p>
+            <w:pPr>
+              <w:spacing w:after="40" w:before="0"/>
+              <w:jc w:val="left"/>
+            </w:pPr>
+            <w:r>
+              <w:rPr>
+                <w:rFonts w:ascii="Arial" w:cs="Arial" w:eastAsia="Arial" w:hAnsi="Arial"/>
+                <w:b w:val="false"/>
+                <w:bCs w:val="false"/>
+                <w:i w:val="false"/>
+                <w:iCs w:val="false"/>
+                <w:color w:val="000000"/>
+                <w:sz w:val="18"/>
+                <w:szCs w:val="18"/>
+              </w:rPr>
+              <w:t xml:space="preserve"/>
+            </w:r>
+          </w:p>
+          <w:p>
+            <w:pPr>
+              <w:spacing w:after="40" w:before="0"/>
+              <w:jc w:val="left"/>
+            </w:pPr>
+            <w:r>
+              <w:rPr>
+                <w:rFonts w:ascii="Arial" w:cs="Arial" w:eastAsia="Arial" w:hAnsi="Arial"/>
+                <w:b w:val="false"/>
+                <w:bCs w:val="false"/>
+                <w:i w:val="false"/>
+                <w:iCs w:val="false"/>
+                <w:color w:val="000000"/>
+                <w:sz w:val="18"/>
+                <w:szCs w:val="18"/>
+              </w:rPr>
+              <w:t xml:space="preserve">Lesson 5 — PASSING THE PUSH: Pascal's Principle and Transmission of Pressure in Fluids</w:t>
+            </w:r>
+          </w:p>
+          <w:p>
+            <w:pPr>
+              <w:spacing w:after="40" w:before="0"/>
+              <w:jc w:val="left"/>
+            </w:pPr>
+            <w:r>
+              <w:rPr>
+                <w:rFonts w:ascii="Arial" w:cs="Arial" w:eastAsia="Arial" w:hAnsi="Arial"/>
+                <w:b w:val="false"/>
+                <w:bCs w:val="false"/>
+                <w:i w:val="false"/>
+                <w:iCs w:val="false"/>
+                <w:color w:val="000000"/>
+                <w:sz w:val="18"/>
+                <w:szCs w:val="18"/>
+              </w:rPr>
+              <w:t xml:space="preserve">Students use syringes connected by tubing (filled with water) to discover that pressure applied at one point is transmitted undiminished throughout the fluid. Formalise Pascal's Principle. Introduce the hydraulic press/lift concept with the F₁/A₁ = F₂/A₂ relationship. Students solve the garage-jack problem from the supporting phenomenon: how much input force is needed to lift a 3,000 kg matatu?</w:t>
+            </w:r>
+          </w:p>
+          <w:p>
+            <w:pPr>
+              <w:spacing w:after="40" w:before="0"/>
+              <w:jc w:val="left"/>
+            </w:pPr>
+            <w:r>
+              <w:rPr>
+                <w:rFonts w:ascii="Arial" w:cs="Arial" w:eastAsia="Arial" w:hAnsi="Arial"/>
+                <w:b w:val="false"/>
+                <w:bCs w:val="false"/>
+                <w:i w:val="false"/>
+                <w:iCs w:val="false"/>
+                <w:color w:val="000000"/>
+                <w:sz w:val="18"/>
+                <w:szCs w:val="18"/>
+              </w:rPr>
+              <w:t xml:space="preserve"/>
+            </w:r>
+          </w:p>
+          <w:p>
+            <w:pPr>
+              <w:spacing w:after="40" w:before="0"/>
+              <w:jc w:val="left"/>
+            </w:pPr>
+            <w:r>
+              <w:rPr>
+                <w:rFonts w:ascii="Arial" w:cs="Arial" w:eastAsia="Arial" w:hAnsi="Arial"/>
+                <w:b w:val="false"/>
+                <w:bCs w:val="false"/>
+                <w:i w:val="false"/>
+                <w:iCs w:val="false"/>
+                <w:color w:val="000000"/>
+                <w:sz w:val="18"/>
+                <w:szCs w:val="18"/>
+              </w:rPr>
+              <w:t xml:space="preserve">Lesson 6 — MACHINES THAT USE FLUID POWER: Applications of Pressure in Fluids</w:t>
+            </w:r>
+          </w:p>
+          <w:p>
+            <w:pPr>
+              <w:spacing w:after="40" w:before="0"/>
+              <w:jc w:val="left"/>
+            </w:pPr>
+            <w:r>
+              <w:rPr>
+                <w:rFonts w:ascii="Arial" w:cs="Arial" w:eastAsia="Arial" w:hAnsi="Arial"/>
+                <w:b w:val="false"/>
+                <w:bCs w:val="false"/>
+                <w:i w:val="false"/>
+                <w:iCs w:val="false"/>
+                <w:color w:val="000000"/>
+                <w:sz w:val="18"/>
+                <w:szCs w:val="18"/>
+              </w:rPr>
+              <w:t xml:space="preserve">Students investigate and explain the working of: the drinking straw (returning to supporting phenomenon 1), the syringe and medical drip, the hydraulic brake system (demonstrated with a bicycle brake), and the hydraulic lift. Groups are assigned one application each, research its pressure principle, and present a 3-minute explanation to the class connecting it back to the jerrycan phenomenon and Pascal's Principle.</w:t>
+            </w:r>
+          </w:p>
+          <w:p>
+            <w:pPr>
+              <w:spacing w:after="40" w:before="0"/>
+              <w:jc w:val="left"/>
+            </w:pPr>
+            <w:r>
+              <w:rPr>
+                <w:rFonts w:ascii="Arial" w:cs="Arial" w:eastAsia="Arial" w:hAnsi="Arial"/>
+                <w:b w:val="false"/>
+                <w:bCs w:val="false"/>
+                <w:i w:val="false"/>
+                <w:iCs w:val="false"/>
+                <w:color w:val="000000"/>
+                <w:sz w:val="18"/>
+                <w:szCs w:val="18"/>
+              </w:rPr>
+              <w:t xml:space="preserve"/>
+            </w:r>
+          </w:p>
+          <w:p>
+            <w:pPr>
+              <w:spacing w:after="40" w:before="0"/>
+              <w:jc w:val="left"/>
+            </w:pPr>
+            <w:r>
+              <w:rPr>
+                <w:rFonts w:ascii="Arial" w:cs="Arial" w:eastAsia="Arial" w:hAnsi="Arial"/>
+                <w:b w:val="false"/>
+                <w:bCs w:val="false"/>
+                <w:i w:val="false"/>
+                <w:iCs w:val="false"/>
+                <w:color w:val="000000"/>
+                <w:sz w:val="18"/>
+                <w:szCs w:val="18"/>
+              </w:rPr>
+              <w:t xml:space="preserve">Lesson 7 — SQUEEZING AIR: Boyle's Law and Pressure in Gases</w:t>
+            </w:r>
+          </w:p>
+          <w:p>
+            <w:pPr>
+              <w:spacing w:after="40" w:before="0"/>
+              <w:jc w:val="left"/>
+            </w:pPr>
+            <w:r>
+              <w:rPr>
+                <w:rFonts w:ascii="Arial" w:cs="Arial" w:eastAsia="Arial" w:hAnsi="Arial"/>
+                <w:b w:val="false"/>
+                <w:bCs w:val="false"/>
+                <w:i w:val="false"/>
+                <w:iCs w:val="false"/>
+                <w:color w:val="000000"/>
+                <w:sz w:val="18"/>
+                <w:szCs w:val="18"/>
+              </w:rPr>
+              <w:t xml:space="preserve">Students use a sealed syringe (or bicycle pump with a pressure gauge) to investigate the relationship between the volume and pressure of a fixed mass of gas at constant temperature. They record P and V data, plot P vs. V and P vs. 1/V graphs, and derive Boyle's Law (PV = constant). Connect to the collapsing mountain bottle (supporting phenomenon 4) and to why the jerrycan collapsed when air was removed. Students update their cumulative models.</w:t>
+            </w:r>
+          </w:p>
+          <w:p>
+            <w:pPr>
+              <w:spacing w:after="40" w:before="0"/>
+              <w:jc w:val="left"/>
+            </w:pPr>
+            <w:r>
+              <w:rPr>
+                <w:rFonts w:ascii="Arial" w:cs="Arial" w:eastAsia="Arial" w:hAnsi="Arial"/>
+                <w:b w:val="false"/>
+                <w:bCs w:val="false"/>
+                <w:i w:val="false"/>
+                <w:iCs w:val="false"/>
+                <w:color w:val="000000"/>
+                <w:sz w:val="18"/>
+                <w:szCs w:val="18"/>
+              </w:rPr>
+              <w:t xml:space="preserve"/>
+            </w:r>
+          </w:p>
+          <w:p>
+            <w:pPr>
+              <w:spacing w:after="40" w:before="0"/>
+              <w:jc w:val="left"/>
+            </w:pPr>
+            <w:r>
+              <w:rPr>
+                <w:rFonts w:ascii="Arial" w:cs="Arial" w:eastAsia="Arial" w:hAnsi="Arial"/>
+                <w:b w:val="false"/>
+                <w:bCs w:val="false"/>
+                <w:i w:val="false"/>
+                <w:iCs w:val="false"/>
+                <w:color w:val="000000"/>
+                <w:sz w:val="18"/>
+                <w:szCs w:val="18"/>
+              </w:rPr>
+              <w:t xml:space="preserve">Lesson 8 — MEASURING PRESSURE: Barometers and Manometers</w:t>
+            </w:r>
+          </w:p>
+          <w:p>
+            <w:pPr>
+              <w:spacing w:after="40" w:before="0"/>
+              <w:jc w:val="left"/>
+            </w:pPr>
+            <w:r>
+              <w:rPr>
+                <w:rFonts w:ascii="Arial" w:cs="Arial" w:eastAsia="Arial" w:hAnsi="Arial"/>
+                <w:b w:val="false"/>
+                <w:bCs w:val="false"/>
+                <w:i w:val="false"/>
+                <w:iCs w:val="false"/>
+                <w:color w:val="000000"/>
+                <w:sz w:val="18"/>
+                <w:szCs w:val="18"/>
+              </w:rPr>
+              <w:t xml:space="preserve">Students examine the design and working of the simple mercury barometer and the aneroid barometer (used at Kenya Meteorological Department). They construct a simple water manometer from tubing to measure the pressure of a gas supply (or a lung exhalation). Students solve problems involving manometer readings and barometric height. Connect atmospheric pressure measurement to weather forecasting for Kenyan farmers.</w:t>
+            </w:r>
+          </w:p>
+          <w:p>
+            <w:pPr>
+              <w:spacing w:after="40" w:before="0"/>
+              <w:jc w:val="left"/>
+            </w:pPr>
+            <w:r>
+              <w:rPr>
+                <w:rFonts w:ascii="Arial" w:cs="Arial" w:eastAsia="Arial" w:hAnsi="Arial"/>
+                <w:b w:val="false"/>
+                <w:bCs w:val="false"/>
+                <w:i w:val="false"/>
+                <w:iCs w:val="false"/>
+                <w:color w:val="000000"/>
+                <w:sz w:val="18"/>
+                <w:szCs w:val="18"/>
+              </w:rPr>
+              <w:t xml:space="preserve"/>
+            </w:r>
+          </w:p>
+          <w:p>
+            <w:pPr>
+              <w:spacing w:after="40" w:before="0"/>
+              <w:jc w:val="left"/>
+            </w:pPr>
+            <w:r>
+              <w:rPr>
+                <w:rFonts w:ascii="Arial" w:cs="Arial" w:eastAsia="Arial" w:hAnsi="Arial"/>
+                <w:b w:val="false"/>
+                <w:bCs w:val="false"/>
+                <w:i w:val="false"/>
+                <w:iCs w:val="false"/>
+                <w:color w:val="000000"/>
+                <w:sz w:val="18"/>
+                <w:szCs w:val="18"/>
+              </w:rPr>
+              <w:t xml:space="preserve">Lesson 9 — PUTTING IT ALL TOGETHER: Unit Synthesis, Model Finalisation, and DQB Resolution</w:t>
+            </w:r>
+          </w:p>
+          <w:p>
+            <w:pPr>
+              <w:spacing w:after="40" w:before="0"/>
+              <w:jc w:val="left"/>
+            </w:pPr>
+            <w:r>
+              <w:rPr>
+                <w:rFonts w:ascii="Arial" w:cs="Arial" w:eastAsia="Arial" w:hAnsi="Arial"/>
+                <w:b w:val="false"/>
+                <w:bCs w:val="false"/>
+                <w:i w:val="false"/>
+                <w:iCs w:val="false"/>
+                <w:color w:val="000000"/>
+                <w:sz w:val="18"/>
+                <w:szCs w:val="18"/>
+              </w:rPr>
+              <w:t xml:space="preserve">Students revisit the original crushed jerrycan and use the full vocabulary and equations of the unit to construct a complete, quantitative explanation of what happened and why. Each group presents their final cumulative model (particle-level + equation-level + application-level). The class resolves every question on the Driving Question Board, identifying which questions were answered, which led to new questions, and which connect to future sub-strands. Students complete the exit ticket: "What's one thing you can now explain about pressure that you couldn't before?"</w:t>
+            </w:r>
+          </w:p>
+        </w:tc>
+      </w:tr>
+      <w:tr>
+        <w:tc>
+          <w:tcPr>
+            <w:tcW w:type="dxa" w:w="3000"/>
+            <w:shd w:fill="EAD1F5" w:color="auto" w:val="clear"/>
+            <w:tcMar>
+              <w:top w:type="dxa" w:w="60"/>
+              <w:left w:type="dxa" w:w="120"/>
+              <w:bottom w:type="dxa" w:w="60"/>
+              <w:right w:type="dxa" w:w="120"/>
+            </w:tcMar>
+            <w:vAlign w:val="top"/>
+          </w:tcPr>
+          <w:p>
+            <w:pPr>
+              <w:spacing w:after="40" w:before="0"/>
+              <w:jc w:val="left"/>
+            </w:pPr>
+            <w:r>
+              <w:rPr>
+                <w:rFonts w:ascii="Arial" w:cs="Arial" w:eastAsia="Arial" w:hAnsi="Arial"/>
+                <w:b/>
+                <w:bCs/>
+                <w:i w:val="false"/>
+                <w:iCs w:val="false"/>
+                <w:color w:val="000000"/>
+                <w:sz w:val="18"/>
+                <w:szCs w:val="18"/>
+              </w:rPr>
+              <w:t xml:space="preserve">Supporting Phenomena</w:t>
+            </w:r>
+          </w:p>
+        </w:tc>
+        <w:tc>
+          <w:tcPr>
+            <w:tcW w:type="dxa" w:w="10680"/>
+            <w:shd w:fill="FFFFFF" w:color="auto" w:val="clear"/>
+            <w:tcMar>
+              <w:top w:type="dxa" w:w="60"/>
+              <w:left w:type="dxa" w:w="120"/>
+              <w:bottom w:type="dxa" w:w="60"/>
+              <w:right w:type="dxa" w:w="120"/>
+            </w:tcMar>
+            <w:vAlign w:val="top"/>
+          </w:tcPr>
+          <w:p>
+            <w:pPr>
+              <w:spacing w:after="30" w:before="0"/>
+              <w:ind w:left="360" w:hanging="180"/>
+              <w:jc w:val="left"/>
+            </w:pPr>
+            <w:r>
+              <w:rPr>
+                <w:rFonts w:ascii="Arial" w:cs="Arial" w:eastAsia="Arial" w:hAnsi="Arial"/>
+                <w:b w:val="false"/>
+                <w:bCs w:val="false"/>
+                <w:i w:val="false"/>
+                <w:iCs w:val="false"/>
+                <w:color w:val="000000"/>
+                <w:sz w:val="18"/>
+                <w:szCs w:val="18"/>
+              </w:rPr>
+              <w:t xml:space="preserve">–  SUPPORTING PHENOMENON 1 — The Straw Paradox: A student sips Delmonte juice through a straw at lunch. Ask: "Are you pulling the juice up, or is something pushing it?" Nothing mechanical is pushing the juice upward — yet it rises against gravity every time. This supports inquiry into atmospheric pressure doing work on liquid surfaces.</w:t>
+            </w:r>
+          </w:p>
+          <w:p>
+            <w:pPr>
+              <w:spacing w:after="30" w:before="0"/>
+              <w:ind w:left="360" w:hanging="180"/>
+              <w:jc w:val="left"/>
+            </w:pPr>
+            <w:r>
+              <w:rPr>
+                <w:rFonts w:ascii="Arial" w:cs="Arial" w:eastAsia="Arial" w:hAnsi="Arial"/>
+                <w:b w:val="false"/>
+                <w:bCs w:val="false"/>
+                <w:i w:val="false"/>
+                <w:iCs w:val="false"/>
+                <w:color w:val="000000"/>
+                <w:sz w:val="18"/>
+                <w:szCs w:val="18"/>
+              </w:rPr>
+              <w:t xml:space="preserve">–  SUPPORTING PHENOMENON 2 — The Deep-Sea Tilapia: Fishermen at Lake Victoria report that when certain deep-water fish are pulled rapidly to the surface in their nets, the fish arrive with swollen, bulging eyes or even ruptured organs. Ask: "What does the water depth have to do with what happens to a fish's body?" This supports inquiry into pressure increasing with depth (P = ρgh) and the biological consequences of pressure change.</w:t>
+            </w:r>
+          </w:p>
+          <w:p>
+            <w:pPr>
+              <w:spacing w:after="30" w:before="0"/>
+              <w:ind w:left="360" w:hanging="180"/>
+              <w:jc w:val="left"/>
+            </w:pPr>
+            <w:r>
+              <w:rPr>
+                <w:rFonts w:ascii="Arial" w:cs="Arial" w:eastAsia="Arial" w:hAnsi="Arial"/>
+                <w:b w:val="false"/>
+                <w:bCs w:val="false"/>
+                <w:i w:val="false"/>
+                <w:iCs w:val="false"/>
+                <w:color w:val="000000"/>
+                <w:sz w:val="18"/>
+                <w:szCs w:val="18"/>
+              </w:rPr>
+              <w:t xml:space="preserve">–  SUPPORTING PHENOMENON 3 — The Garage Hydraulic Jack: At a local Nairobi garage, a mechanic effortlessly lifts a fully loaded matatu (3,000 kg) off the ground by pressing down on a small foot pedal with one leg. Ask: "How can one person's foot-force lift a vehicle that weighs as much as 30 people?" This supports inquiry into Pascal's Principle and the mechanical advantage of hydraulic systems.</w:t>
+            </w:r>
+          </w:p>
+          <w:p>
+            <w:pPr>
+              <w:spacing w:after="30" w:before="0"/>
+              <w:ind w:left="360" w:hanging="180"/>
+              <w:jc w:val="left"/>
+            </w:pPr>
+            <w:r>
+              <w:rPr>
+                <w:rFonts w:ascii="Arial" w:cs="Arial" w:eastAsia="Arial" w:hAnsi="Arial"/>
+                <w:b w:val="false"/>
+                <w:bCs w:val="false"/>
+                <w:i w:val="false"/>
+                <w:iCs w:val="false"/>
+                <w:color w:val="000000"/>
+                <w:sz w:val="18"/>
+                <w:szCs w:val="18"/>
+              </w:rPr>
+              <w:t xml:space="preserve">–  SUPPORTING PHENOMENON 4 — The Collapsing Mountain Bottle: A student returns from Nairobi (1,795 m elevation) to their home town at lower altitude and notices their sealed water bottle, which was flat when they bought it in Nairobi, is now tightly inflated and hard. Ask: "Why did the bottle change shape just by travelling downhill?" This supports inquiry into atmospheric pressure variation with altitude and Boyle's Law.</w:t>
+            </w:r>
+          </w:p>
+        </w:tc>
+      </w:tr>
+    </w:tbl>
+    <w:p>
+      <w:pPr>
+        <w:spacing w:after="120"/>
+      </w:pPr>
+      <w:r>
+        <w:t xml:space="preserve"/>
       </w:r>
     </w:p>
     <w:p>
@@ -150,7 +2648,7 @@
         </w:rPr>
         <w:t xml:space="preserve">© 2026 SeaVuria and ARES. This work is licensed under a </w:t>
       </w:r>
-      <w:hyperlink w:history="1" r:id="rId9k124gf0kmjh4flaotpzg">
+      <w:hyperlink w:history="1" r:id="rIdeb2mz9xuibwg6lmll7zlq">
         <w:r>
           <w:rPr>
             <w:rFonts w:ascii="Arial" w:cs="Arial" w:eastAsia="Arial" w:hAnsi="Arial"/>
@@ -170,7 +2668,7 @@
         </w:rPr>
         <w:t xml:space="preserve"> (</w:t>
       </w:r>
-      <w:hyperlink w:history="1" r:id="rIdkfsmerlc9rza6cwtwdbpd">
+      <w:hyperlink w:history="1" r:id="rId7iedwsgqiqyk4bdfekbx3">
         <w:r>
           <w:rPr>
             <w:rFonts w:ascii="Arial" w:cs="Arial" w:eastAsia="Arial" w:hAnsi="Arial"/>
@@ -190,7 +2688,7 @@
         </w:rPr>
         <w:t xml:space="preserve">). To view a copy of this license, visit </w:t>
       </w:r>
-      <w:hyperlink w:history="1" r:id="rIdhw8x5pt90j-iawcs3asgn">
+      <w:hyperlink w:history="1" r:id="rIdv--lsrjf6qgnp7rtc2iw7">
         <w:r>
           <w:rPr>
             <w:rFonts w:ascii="Arial" w:cs="Arial" w:eastAsia="Arial" w:hAnsi="Arial"/>
@@ -209,2504 +2707,6 @@
           <w:szCs w:val="17"/>
         </w:rPr>
         <w:t xml:space="preserve">. You are free to copy, redistribute, and adapt this material in any medium or format, provided appropriate credit is given and the material is not used for commercial purposes. KICD learning outcomes and curriculum designations reproduced here for alignment purposes remain the property of KICD and are not covered by this license. Linked external resources (e.g. CK-12, Khan Academy, PhET) are subject to their own licenses.</w:t>
-      </w:r>
-    </w:p>
-    <w:p>
-      <w:pPr>
-        <w:spacing w:after="120"/>
-      </w:pPr>
-      <w:r>
-        <w:t xml:space="preserve"/>
-      </w:r>
-    </w:p>
-    <w:tbl>
-      <w:tblPr>
-        <w:tblW w:type="dxa" w:w="13680"/>
-        <w:tblBorders>
-          <w:top w:val="single" w:color="AAAAAA" w:sz="4"/>
-          <w:left w:val="single" w:color="AAAAAA" w:sz="4"/>
-          <w:bottom w:val="single" w:color="AAAAAA" w:sz="4"/>
-          <w:right w:val="single" w:color="AAAAAA" w:sz="4"/>
-          <w:insideH w:val="single" w:color="auto" w:sz="4"/>
-          <w:insideV w:val="single" w:color="auto" w:sz="4"/>
-        </w:tblBorders>
-        <w:tblLayout w:type="fixed"/>
-      </w:tblPr>
-      <w:tblGrid>
-        <w:gridCol w:w="3000"/>
-        <w:gridCol w:w="10680"/>
-      </w:tblGrid>
-      <w:tr>
-        <w:tc>
-          <w:tcPr>
-            <w:tcW w:type="dxa" w:w="13680"/>
-            <w:gridSpan w:val="2"/>
-            <w:shd w:fill="1F3864" w:color="auto" w:val="clear"/>
-            <w:tcMar>
-              <w:top w:type="dxa" w:w="60"/>
-              <w:left w:type="dxa" w:w="120"/>
-              <w:bottom w:type="dxa" w:w="60"/>
-              <w:right w:type="dxa" w:w="120"/>
-            </w:tcMar>
-            <w:vAlign w:val="top"/>
-          </w:tcPr>
-          <w:p>
-            <w:pPr>
-              <w:spacing w:after="40" w:before="0"/>
-              <w:jc w:val="center"/>
-            </w:pPr>
-            <w:r>
-              <w:rPr>
-                <w:rFonts w:ascii="Arial" w:cs="Arial" w:eastAsia="Arial" w:hAnsi="Arial"/>
-                <w:b/>
-                <w:bCs/>
-                <w:i w:val="false"/>
-                <w:iCs w:val="false"/>
-                <w:color w:val="FFFFFF"/>
-                <w:sz w:val="22"/>
-                <w:szCs w:val="22"/>
-              </w:rPr>
-              <w:t xml:space="preserve">SUB-STRAND OVERVIEW</w:t>
-            </w:r>
-          </w:p>
-        </w:tc>
-      </w:tr>
-      <w:tr>
-        <w:tc>
-          <w:tcPr>
-            <w:tcW w:type="dxa" w:w="3000"/>
-            <w:shd w:fill="D5E8F0" w:color="auto" w:val="clear"/>
-            <w:tcMar>
-              <w:top w:type="dxa" w:w="60"/>
-              <w:left w:type="dxa" w:w="120"/>
-              <w:bottom w:type="dxa" w:w="60"/>
-              <w:right w:type="dxa" w:w="120"/>
-            </w:tcMar>
-            <w:vAlign w:val="top"/>
-          </w:tcPr>
-          <w:p>
-            <w:pPr>
-              <w:spacing w:after="40" w:before="0"/>
-              <w:jc w:val="left"/>
-            </w:pPr>
-            <w:r>
-              <w:rPr>
-                <w:rFonts w:ascii="Arial" w:cs="Arial" w:eastAsia="Arial" w:hAnsi="Arial"/>
-                <w:b/>
-                <w:bCs/>
-                <w:i w:val="false"/>
-                <w:iCs w:val="false"/>
-                <w:color w:val="000000"/>
-                <w:sz w:val="18"/>
-                <w:szCs w:val="18"/>
-              </w:rPr>
-              <w:t xml:space="preserve">Grade Level</w:t>
-            </w:r>
-          </w:p>
-        </w:tc>
-        <w:tc>
-          <w:tcPr>
-            <w:tcW w:type="dxa" w:w="10680"/>
-            <w:shd w:fill="FFFFFF" w:color="auto" w:val="clear"/>
-            <w:tcMar>
-              <w:top w:type="dxa" w:w="60"/>
-              <w:left w:type="dxa" w:w="120"/>
-              <w:bottom w:type="dxa" w:w="60"/>
-              <w:right w:type="dxa" w:w="120"/>
-            </w:tcMar>
-            <w:vAlign w:val="top"/>
-          </w:tcPr>
-          <w:p>
-            <w:pPr>
-              <w:spacing w:after="40" w:before="0"/>
-              <w:jc w:val="left"/>
-            </w:pPr>
-            <w:r>
-              <w:rPr>
-                <w:rFonts w:ascii="Arial" w:cs="Arial" w:eastAsia="Arial" w:hAnsi="Arial"/>
-                <w:b w:val="false"/>
-                <w:bCs w:val="false"/>
-                <w:i w:val="false"/>
-                <w:iCs w:val="false"/>
-                <w:color w:val="000000"/>
-                <w:sz w:val="18"/>
-                <w:szCs w:val="18"/>
-              </w:rPr>
-              <w:t xml:space="preserve">10</w:t>
-            </w:r>
-          </w:p>
-        </w:tc>
-      </w:tr>
-      <w:tr>
-        <w:tc>
-          <w:tcPr>
-            <w:tcW w:type="dxa" w:w="3000"/>
-            <w:shd w:fill="D5E8F0" w:color="auto" w:val="clear"/>
-            <w:tcMar>
-              <w:top w:type="dxa" w:w="60"/>
-              <w:left w:type="dxa" w:w="120"/>
-              <w:bottom w:type="dxa" w:w="60"/>
-              <w:right w:type="dxa" w:w="120"/>
-            </w:tcMar>
-            <w:vAlign w:val="top"/>
-          </w:tcPr>
-          <w:p>
-            <w:pPr>
-              <w:spacing w:after="40" w:before="0"/>
-              <w:jc w:val="left"/>
-            </w:pPr>
-            <w:r>
-              <w:rPr>
-                <w:rFonts w:ascii="Arial" w:cs="Arial" w:eastAsia="Arial" w:hAnsi="Arial"/>
-                <w:b/>
-                <w:bCs/>
-                <w:i w:val="false"/>
-                <w:iCs w:val="false"/>
-                <w:color w:val="000000"/>
-                <w:sz w:val="18"/>
-                <w:szCs w:val="18"/>
-              </w:rPr>
-              <w:t xml:space="preserve">Subject</w:t>
-            </w:r>
-          </w:p>
-        </w:tc>
-        <w:tc>
-          <w:tcPr>
-            <w:tcW w:type="dxa" w:w="10680"/>
-            <w:shd w:fill="FFFFFF" w:color="auto" w:val="clear"/>
-            <w:tcMar>
-              <w:top w:type="dxa" w:w="60"/>
-              <w:left w:type="dxa" w:w="120"/>
-              <w:bottom w:type="dxa" w:w="60"/>
-              <w:right w:type="dxa" w:w="120"/>
-            </w:tcMar>
-            <w:vAlign w:val="top"/>
-          </w:tcPr>
-          <w:p>
-            <w:pPr>
-              <w:spacing w:after="40" w:before="0"/>
-              <w:jc w:val="left"/>
-            </w:pPr>
-            <w:r>
-              <w:rPr>
-                <w:rFonts w:ascii="Arial" w:cs="Arial" w:eastAsia="Arial" w:hAnsi="Arial"/>
-                <w:b w:val="false"/>
-                <w:bCs w:val="false"/>
-                <w:i w:val="false"/>
-                <w:iCs w:val="false"/>
-                <w:color w:val="000000"/>
-                <w:sz w:val="18"/>
-                <w:szCs w:val="18"/>
-              </w:rPr>
-              <w:t xml:space="preserve">Physics</w:t>
-            </w:r>
-          </w:p>
-        </w:tc>
-      </w:tr>
-      <w:tr>
-        <w:tc>
-          <w:tcPr>
-            <w:tcW w:type="dxa" w:w="3000"/>
-            <w:shd w:fill="D5E8F0" w:color="auto" w:val="clear"/>
-            <w:tcMar>
-              <w:top w:type="dxa" w:w="60"/>
-              <w:left w:type="dxa" w:w="120"/>
-              <w:bottom w:type="dxa" w:w="60"/>
-              <w:right w:type="dxa" w:w="120"/>
-            </w:tcMar>
-            <w:vAlign w:val="top"/>
-          </w:tcPr>
-          <w:p>
-            <w:pPr>
-              <w:spacing w:after="40" w:before="0"/>
-              <w:jc w:val="left"/>
-            </w:pPr>
-            <w:r>
-              <w:rPr>
-                <w:rFonts w:ascii="Arial" w:cs="Arial" w:eastAsia="Arial" w:hAnsi="Arial"/>
-                <w:b/>
-                <w:bCs/>
-                <w:i w:val="false"/>
-                <w:iCs w:val="false"/>
-                <w:color w:val="000000"/>
-                <w:sz w:val="18"/>
-                <w:szCs w:val="18"/>
-              </w:rPr>
-              <w:t xml:space="preserve">Strand</w:t>
-            </w:r>
-          </w:p>
-        </w:tc>
-        <w:tc>
-          <w:tcPr>
-            <w:tcW w:type="dxa" w:w="10680"/>
-            <w:shd w:fill="FFFFFF" w:color="auto" w:val="clear"/>
-            <w:tcMar>
-              <w:top w:type="dxa" w:w="60"/>
-              <w:left w:type="dxa" w:w="120"/>
-              <w:bottom w:type="dxa" w:w="60"/>
-              <w:right w:type="dxa" w:w="120"/>
-            </w:tcMar>
-            <w:vAlign w:val="top"/>
-          </w:tcPr>
-          <w:p>
-            <w:pPr>
-              <w:spacing w:after="40" w:before="0"/>
-              <w:jc w:val="left"/>
-            </w:pPr>
-            <w:r>
-              <w:rPr>
-                <w:rFonts w:ascii="Arial" w:cs="Arial" w:eastAsia="Arial" w:hAnsi="Arial"/>
-                <w:b w:val="false"/>
-                <w:bCs w:val="false"/>
-                <w:i w:val="false"/>
-                <w:iCs w:val="false"/>
-                <w:color w:val="000000"/>
-                <w:sz w:val="18"/>
-                <w:szCs w:val="18"/>
-              </w:rPr>
-              <w:t xml:space="preserve">Strand 1.0: Mechanics and Thermal Physics</w:t>
-            </w:r>
-          </w:p>
-        </w:tc>
-      </w:tr>
-      <w:tr>
-        <w:tc>
-          <w:tcPr>
-            <w:tcW w:type="dxa" w:w="3000"/>
-            <w:shd w:fill="D5E8F0" w:color="auto" w:val="clear"/>
-            <w:tcMar>
-              <w:top w:type="dxa" w:w="60"/>
-              <w:left w:type="dxa" w:w="120"/>
-              <w:bottom w:type="dxa" w:w="60"/>
-              <w:right w:type="dxa" w:w="120"/>
-            </w:tcMar>
-            <w:vAlign w:val="top"/>
-          </w:tcPr>
-          <w:p>
-            <w:pPr>
-              <w:spacing w:after="40" w:before="0"/>
-              <w:jc w:val="left"/>
-            </w:pPr>
-            <w:r>
-              <w:rPr>
-                <w:rFonts w:ascii="Arial" w:cs="Arial" w:eastAsia="Arial" w:hAnsi="Arial"/>
-                <w:b/>
-                <w:bCs/>
-                <w:i w:val="false"/>
-                <w:iCs w:val="false"/>
-                <w:color w:val="000000"/>
-                <w:sz w:val="18"/>
-                <w:szCs w:val="18"/>
-              </w:rPr>
-              <w:t xml:space="preserve">Sub-Strand</w:t>
-            </w:r>
-          </w:p>
-        </w:tc>
-        <w:tc>
-          <w:tcPr>
-            <w:tcW w:type="dxa" w:w="10680"/>
-            <w:shd w:fill="FFFFFF" w:color="auto" w:val="clear"/>
-            <w:tcMar>
-              <w:top w:type="dxa" w:w="60"/>
-              <w:left w:type="dxa" w:w="120"/>
-              <w:bottom w:type="dxa" w:w="60"/>
-              <w:right w:type="dxa" w:w="120"/>
-            </w:tcMar>
-            <w:vAlign w:val="top"/>
-          </w:tcPr>
-          <w:p>
-            <w:pPr>
-              <w:spacing w:after="40" w:before="0"/>
-              <w:jc w:val="left"/>
-            </w:pPr>
-            <w:r>
-              <w:rPr>
-                <w:rFonts w:ascii="Arial" w:cs="Arial" w:eastAsia="Arial" w:hAnsi="Arial"/>
-                <w:b w:val="false"/>
-                <w:bCs w:val="false"/>
-                <w:i w:val="false"/>
-                <w:iCs w:val="false"/>
-                <w:color w:val="000000"/>
-                <w:sz w:val="18"/>
-                <w:szCs w:val="18"/>
-              </w:rPr>
-              <w:t xml:space="preserve">Sub-Strand 1.2: Pressure</w:t>
-            </w:r>
-          </w:p>
-        </w:tc>
-      </w:tr>
-      <w:tr>
-        <w:tc>
-          <w:tcPr>
-            <w:tcW w:type="dxa" w:w="3000"/>
-            <w:shd w:fill="D5E8F0" w:color="auto" w:val="clear"/>
-            <w:tcMar>
-              <w:top w:type="dxa" w:w="60"/>
-              <w:left w:type="dxa" w:w="120"/>
-              <w:bottom w:type="dxa" w:w="60"/>
-              <w:right w:type="dxa" w:w="120"/>
-            </w:tcMar>
-            <w:vAlign w:val="top"/>
-          </w:tcPr>
-          <w:p>
-            <w:pPr>
-              <w:spacing w:after="40" w:before="0"/>
-              <w:jc w:val="left"/>
-            </w:pPr>
-            <w:r>
-              <w:rPr>
-                <w:rFonts w:ascii="Arial" w:cs="Arial" w:eastAsia="Arial" w:hAnsi="Arial"/>
-                <w:b/>
-                <w:bCs/>
-                <w:i w:val="false"/>
-                <w:iCs w:val="false"/>
-                <w:color w:val="000000"/>
-                <w:sz w:val="18"/>
-                <w:szCs w:val="18"/>
-              </w:rPr>
-              <w:t xml:space="preserve">Total Duration</w:t>
-            </w:r>
-          </w:p>
-        </w:tc>
-        <w:tc>
-          <w:tcPr>
-            <w:tcW w:type="dxa" w:w="10680"/>
-            <w:shd w:fill="FFFFFF" w:color="auto" w:val="clear"/>
-            <w:tcMar>
-              <w:top w:type="dxa" w:w="60"/>
-              <w:left w:type="dxa" w:w="120"/>
-              <w:bottom w:type="dxa" w:w="60"/>
-              <w:right w:type="dxa" w:w="120"/>
-            </w:tcMar>
-            <w:vAlign w:val="top"/>
-          </w:tcPr>
-          <w:p>
-            <w:pPr>
-              <w:spacing w:after="40" w:before="0"/>
-              <w:jc w:val="left"/>
-            </w:pPr>
-            <w:r>
-              <w:rPr>
-                <w:rFonts w:ascii="Arial" w:cs="Arial" w:eastAsia="Arial" w:hAnsi="Arial"/>
-                <w:b w:val="false"/>
-                <w:bCs w:val="false"/>
-                <w:i w:val="false"/>
-                <w:iCs w:val="false"/>
-                <w:color w:val="000000"/>
-                <w:sz w:val="18"/>
-                <w:szCs w:val="18"/>
-              </w:rPr>
-              <w:t xml:space="preserve">9 lessons × 40 minutes = 360 minutes total</w:t>
-            </w:r>
-          </w:p>
-        </w:tc>
-      </w:tr>
-      <w:tr>
-        <w:tc>
-          <w:tcPr>
-            <w:tcW w:type="dxa" w:w="3000"/>
-            <w:shd w:fill="D5E8F0" w:color="auto" w:val="clear"/>
-            <w:tcMar>
-              <w:top w:type="dxa" w:w="60"/>
-              <w:left w:type="dxa" w:w="120"/>
-              <w:bottom w:type="dxa" w:w="60"/>
-              <w:right w:type="dxa" w:w="120"/>
-            </w:tcMar>
-            <w:vAlign w:val="top"/>
-          </w:tcPr>
-          <w:p>
-            <w:pPr>
-              <w:spacing w:after="40" w:before="0"/>
-              <w:jc w:val="left"/>
-            </w:pPr>
-            <w:r>
-              <w:rPr>
-                <w:rFonts w:ascii="Arial" w:cs="Arial" w:eastAsia="Arial" w:hAnsi="Arial"/>
-                <w:b/>
-                <w:bCs/>
-                <w:i w:val="false"/>
-                <w:iCs w:val="false"/>
-                <w:color w:val="000000"/>
-                <w:sz w:val="18"/>
-                <w:szCs w:val="18"/>
-              </w:rPr>
-              <w:t xml:space="preserve">Sub-Strand Content</w:t>
-            </w:r>
-          </w:p>
-        </w:tc>
-        <w:tc>
-          <w:tcPr>
-            <w:tcW w:type="dxa" w:w="10680"/>
-            <w:shd w:fill="FFFFFF" w:color="auto" w:val="clear"/>
-            <w:tcMar>
-              <w:top w:type="dxa" w:w="60"/>
-              <w:left w:type="dxa" w:w="120"/>
-              <w:bottom w:type="dxa" w:w="60"/>
-              <w:right w:type="dxa" w:w="120"/>
-            </w:tcMar>
-            <w:vAlign w:val="top"/>
-          </w:tcPr>
-          <w:p>
-            <w:pPr>
-              <w:spacing w:after="30" w:before="0"/>
-              <w:ind w:left="360" w:hanging="180"/>
-              <w:jc w:val="left"/>
-            </w:pPr>
-            <w:r>
-              <w:rPr>
-                <w:rFonts w:ascii="Arial" w:cs="Arial" w:eastAsia="Arial" w:hAnsi="Arial"/>
-                <w:b w:val="false"/>
-                <w:bCs w:val="false"/>
-                <w:i w:val="false"/>
-                <w:iCs w:val="false"/>
-                <w:color w:val="000000"/>
-                <w:sz w:val="18"/>
-                <w:szCs w:val="18"/>
-              </w:rPr>
-              <w:t xml:space="preserve">–  Atmospheric pressure and its effects</w:t>
-            </w:r>
-          </w:p>
-          <w:p>
-            <w:pPr>
-              <w:spacing w:after="30" w:before="0"/>
-              <w:ind w:left="360" w:hanging="180"/>
-              <w:jc w:val="left"/>
-            </w:pPr>
-            <w:r>
-              <w:rPr>
-                <w:rFonts w:ascii="Arial" w:cs="Arial" w:eastAsia="Arial" w:hAnsi="Arial"/>
-                <w:b w:val="false"/>
-                <w:bCs w:val="false"/>
-                <w:i w:val="false"/>
-                <w:iCs w:val="false"/>
-                <w:color w:val="000000"/>
-                <w:sz w:val="18"/>
-                <w:szCs w:val="18"/>
-              </w:rPr>
-              <w:t xml:space="preserve">–  Factors affecting pressure in liquids (depth, density of liquid, gravitational field strength)</w:t>
-            </w:r>
-          </w:p>
-          <w:p>
-            <w:pPr>
-              <w:spacing w:after="30" w:before="0"/>
-              <w:ind w:left="360" w:hanging="180"/>
-              <w:jc w:val="left"/>
-            </w:pPr>
-            <w:r>
-              <w:rPr>
-                <w:rFonts w:ascii="Arial" w:cs="Arial" w:eastAsia="Arial" w:hAnsi="Arial"/>
-                <w:b w:val="false"/>
-                <w:bCs w:val="false"/>
-                <w:i w:val="false"/>
-                <w:iCs w:val="false"/>
-                <w:color w:val="000000"/>
-                <w:sz w:val="18"/>
-                <w:szCs w:val="18"/>
-              </w:rPr>
-              <w:t xml:space="preserve">–  Application of the equation P = ρgh to determine pressure in liquids</w:t>
-            </w:r>
-          </w:p>
-          <w:p>
-            <w:pPr>
-              <w:spacing w:after="30" w:before="0"/>
-              <w:ind w:left="360" w:hanging="180"/>
-              <w:jc w:val="left"/>
-            </w:pPr>
-            <w:r>
-              <w:rPr>
-                <w:rFonts w:ascii="Arial" w:cs="Arial" w:eastAsia="Arial" w:hAnsi="Arial"/>
-                <w:b w:val="false"/>
-                <w:bCs w:val="false"/>
-                <w:i w:val="false"/>
-                <w:iCs w:val="false"/>
-                <w:color w:val="000000"/>
-                <w:sz w:val="18"/>
-                <w:szCs w:val="18"/>
-              </w:rPr>
-              <w:t xml:space="preserve">–  Transmission of pressure in fluids (Pascal's Principle)</w:t>
-            </w:r>
-          </w:p>
-          <w:p>
-            <w:pPr>
-              <w:spacing w:after="30" w:before="0"/>
-              <w:ind w:left="360" w:hanging="180"/>
-              <w:jc w:val="left"/>
-            </w:pPr>
-            <w:r>
-              <w:rPr>
-                <w:rFonts w:ascii="Arial" w:cs="Arial" w:eastAsia="Arial" w:hAnsi="Arial"/>
-                <w:b w:val="false"/>
-                <w:bCs w:val="false"/>
-                <w:i w:val="false"/>
-                <w:iCs w:val="false"/>
-                <w:color w:val="000000"/>
-                <w:sz w:val="18"/>
-                <w:szCs w:val="18"/>
-              </w:rPr>
-              <w:t xml:space="preserve">–  Applications of pressure in fluids: drinking straw, syringe, hydraulic lift, hydraulic brakes</w:t>
-            </w:r>
-          </w:p>
-          <w:p>
-            <w:pPr>
-              <w:spacing w:after="30" w:before="0"/>
-              <w:ind w:left="360" w:hanging="180"/>
-              <w:jc w:val="left"/>
-            </w:pPr>
-            <w:r>
-              <w:rPr>
-                <w:rFonts w:ascii="Arial" w:cs="Arial" w:eastAsia="Arial" w:hAnsi="Arial"/>
-                <w:b w:val="false"/>
-                <w:bCs w:val="false"/>
-                <w:i w:val="false"/>
-                <w:iCs w:val="false"/>
-                <w:color w:val="000000"/>
-                <w:sz w:val="18"/>
-                <w:szCs w:val="18"/>
-              </w:rPr>
-              <w:t xml:space="preserve">–  Pressure in gases: Boyle's Law and the relationship between pressure and volume</w:t>
-            </w:r>
-          </w:p>
-          <w:p>
-            <w:pPr>
-              <w:spacing w:after="30" w:before="0"/>
-              <w:ind w:left="360" w:hanging="180"/>
-              <w:jc w:val="left"/>
-            </w:pPr>
-            <w:r>
-              <w:rPr>
-                <w:rFonts w:ascii="Arial" w:cs="Arial" w:eastAsia="Arial" w:hAnsi="Arial"/>
-                <w:b w:val="false"/>
-                <w:bCs w:val="false"/>
-                <w:i w:val="false"/>
-                <w:iCs w:val="false"/>
-                <w:color w:val="000000"/>
-                <w:sz w:val="18"/>
-                <w:szCs w:val="18"/>
-              </w:rPr>
-              <w:t xml:space="preserve">–  Simple mercury and aneroid barometers</w:t>
-            </w:r>
-          </w:p>
-          <w:p>
-            <w:pPr>
-              <w:spacing w:after="30" w:before="0"/>
-              <w:ind w:left="360" w:hanging="180"/>
-              <w:jc w:val="left"/>
-            </w:pPr>
-            <w:r>
-              <w:rPr>
-                <w:rFonts w:ascii="Arial" w:cs="Arial" w:eastAsia="Arial" w:hAnsi="Arial"/>
-                <w:b w:val="false"/>
-                <w:bCs w:val="false"/>
-                <w:i w:val="false"/>
-                <w:iCs w:val="false"/>
-                <w:color w:val="000000"/>
-                <w:sz w:val="18"/>
-                <w:szCs w:val="18"/>
-              </w:rPr>
-              <w:t xml:space="preserve">–  Measurement of pressure using manometers</w:t>
-            </w:r>
-          </w:p>
-          <w:p>
-            <w:pPr>
-              <w:spacing w:after="30" w:before="0"/>
-              <w:ind w:left="360" w:hanging="180"/>
-              <w:jc w:val="left"/>
-            </w:pPr>
-            <w:r>
-              <w:rPr>
-                <w:rFonts w:ascii="Arial" w:cs="Arial" w:eastAsia="Arial" w:hAnsi="Arial"/>
-                <w:b w:val="false"/>
-                <w:bCs w:val="false"/>
-                <w:i w:val="false"/>
-                <w:iCs w:val="false"/>
-                <w:color w:val="000000"/>
-                <w:sz w:val="18"/>
-                <w:szCs w:val="18"/>
-              </w:rPr>
-              <w:t xml:space="preserve">–  Real-life applications of pressure: blood pressure, pneumatic systems, water supply systems</w:t>
-            </w:r>
-          </w:p>
-        </w:tc>
-      </w:tr>
-      <w:tr>
-        <w:tc>
-          <w:tcPr>
-            <w:tcW w:type="dxa" w:w="3000"/>
-            <w:shd w:fill="D5E8F0" w:color="auto" w:val="clear"/>
-            <w:tcMar>
-              <w:top w:type="dxa" w:w="60"/>
-              <w:left w:type="dxa" w:w="120"/>
-              <w:bottom w:type="dxa" w:w="60"/>
-              <w:right w:type="dxa" w:w="120"/>
-            </w:tcMar>
-            <w:vAlign w:val="top"/>
-          </w:tcPr>
-          <w:p>
-            <w:pPr>
-              <w:spacing w:after="40" w:before="0"/>
-              <w:jc w:val="left"/>
-            </w:pPr>
-            <w:r>
-              <w:rPr>
-                <w:rFonts w:ascii="Arial" w:cs="Arial" w:eastAsia="Arial" w:hAnsi="Arial"/>
-                <w:b/>
-                <w:bCs/>
-                <w:i w:val="false"/>
-                <w:iCs w:val="false"/>
-                <w:color w:val="000000"/>
-                <w:sz w:val="18"/>
-                <w:szCs w:val="18"/>
-              </w:rPr>
-              <w:t xml:space="preserve">Learning Outcomes</w:t>
-            </w:r>
-          </w:p>
-        </w:tc>
-        <w:tc>
-          <w:tcPr>
-            <w:tcW w:type="dxa" w:w="10680"/>
-            <w:shd w:fill="FFFFFF" w:color="auto" w:val="clear"/>
-            <w:tcMar>
-              <w:top w:type="dxa" w:w="60"/>
-              <w:left w:type="dxa" w:w="120"/>
-              <w:bottom w:type="dxa" w:w="60"/>
-              <w:right w:type="dxa" w:w="120"/>
-            </w:tcMar>
-            <w:vAlign w:val="top"/>
-          </w:tcPr>
-          <w:p>
-            <w:pPr>
-              <w:spacing w:after="40" w:before="0"/>
-              <w:jc w:val="left"/>
-            </w:pPr>
-            <w:r>
-              <w:rPr>
-                <w:rFonts w:ascii="Arial" w:cs="Arial" w:eastAsia="Arial" w:hAnsi="Arial"/>
-                <w:b w:val="false"/>
-                <w:bCs w:val="false"/>
-                <w:i w:val="false"/>
-                <w:iCs w:val="false"/>
-                <w:color w:val="000000"/>
-                <w:sz w:val="18"/>
-                <w:szCs w:val="18"/>
-              </w:rPr>
-              <w:t xml:space="preserve">By the end of the sub-strand, the learner should be able to:</w:t>
-            </w:r>
-          </w:p>
-          <w:p>
-            <w:pPr>
-              <w:spacing w:after="40" w:before="0"/>
-              <w:jc w:val="left"/>
-            </w:pPr>
-            <w:r>
-              <w:rPr>
-                <w:rFonts w:ascii="Arial" w:cs="Arial" w:eastAsia="Arial" w:hAnsi="Arial"/>
-                <w:b w:val="false"/>
-                <w:bCs w:val="false"/>
-                <w:i w:val="false"/>
-                <w:iCs w:val="false"/>
-                <w:color w:val="000000"/>
-                <w:sz w:val="18"/>
-                <w:szCs w:val="18"/>
-              </w:rPr>
-              <w:t xml:space="preserve">a) describe atmospheric pressure and explain its effects on everyday objects and phenomena,</w:t>
-            </w:r>
-          </w:p>
-          <w:p>
-            <w:pPr>
-              <w:spacing w:after="40" w:before="0"/>
-              <w:jc w:val="left"/>
-            </w:pPr>
-            <w:r>
-              <w:rPr>
-                <w:rFonts w:ascii="Arial" w:cs="Arial" w:eastAsia="Arial" w:hAnsi="Arial"/>
-                <w:b w:val="false"/>
-                <w:bCs w:val="false"/>
-                <w:i w:val="false"/>
-                <w:iCs w:val="false"/>
-                <w:color w:val="000000"/>
-                <w:sz w:val="18"/>
-                <w:szCs w:val="18"/>
-              </w:rPr>
-              <w:t xml:space="preserve">b) identify and explain the factors that affect pressure in liquids,</w:t>
-            </w:r>
-          </w:p>
-          <w:p>
-            <w:pPr>
-              <w:spacing w:after="40" w:before="0"/>
-              <w:jc w:val="left"/>
-            </w:pPr>
-            <w:r>
-              <w:rPr>
-                <w:rFonts w:ascii="Arial" w:cs="Arial" w:eastAsia="Arial" w:hAnsi="Arial"/>
-                <w:b w:val="false"/>
-                <w:bCs w:val="false"/>
-                <w:i w:val="false"/>
-                <w:iCs w:val="false"/>
-                <w:color w:val="000000"/>
-                <w:sz w:val="18"/>
-                <w:szCs w:val="18"/>
-              </w:rPr>
-              <w:t xml:space="preserve">c) apply the equation P = ρgh to solve problems involving pressure in liquids,</w:t>
-            </w:r>
-          </w:p>
-          <w:p>
-            <w:pPr>
-              <w:spacing w:after="40" w:before="0"/>
-              <w:jc w:val="left"/>
-            </w:pPr>
-            <w:r>
-              <w:rPr>
-                <w:rFonts w:ascii="Arial" w:cs="Arial" w:eastAsia="Arial" w:hAnsi="Arial"/>
-                <w:b w:val="false"/>
-                <w:bCs w:val="false"/>
-                <w:i w:val="false"/>
-                <w:iCs w:val="false"/>
-                <w:color w:val="000000"/>
-                <w:sz w:val="18"/>
-                <w:szCs w:val="18"/>
-              </w:rPr>
-              <w:t xml:space="preserve">d) explain the transmission of pressure in fluids using Pascal's Principle,</w:t>
-            </w:r>
-          </w:p>
-          <w:p>
-            <w:pPr>
-              <w:spacing w:after="40" w:before="0"/>
-              <w:jc w:val="left"/>
-            </w:pPr>
-            <w:r>
-              <w:rPr>
-                <w:rFonts w:ascii="Arial" w:cs="Arial" w:eastAsia="Arial" w:hAnsi="Arial"/>
-                <w:b w:val="false"/>
-                <w:bCs w:val="false"/>
-                <w:i w:val="false"/>
-                <w:iCs w:val="false"/>
-                <w:color w:val="000000"/>
-                <w:sz w:val="18"/>
-                <w:szCs w:val="18"/>
-              </w:rPr>
-              <w:t xml:space="preserve">e) describe applications of pressure in fluids including the hydraulic lift, hydraulic brakes, syringe, and drinking straw,</w:t>
-            </w:r>
-          </w:p>
-          <w:p>
-            <w:pPr>
-              <w:spacing w:after="40" w:before="0"/>
-              <w:jc w:val="left"/>
-            </w:pPr>
-            <w:r>
-              <w:rPr>
-                <w:rFonts w:ascii="Arial" w:cs="Arial" w:eastAsia="Arial" w:hAnsi="Arial"/>
-                <w:b w:val="false"/>
-                <w:bCs w:val="false"/>
-                <w:i w:val="false"/>
-                <w:iCs w:val="false"/>
-                <w:color w:val="000000"/>
-                <w:sz w:val="18"/>
-                <w:szCs w:val="18"/>
-              </w:rPr>
-              <w:t xml:space="preserve">f) investigate the relationship between pressure and volume of a gas (Boyle's Law),</w:t>
-            </w:r>
-          </w:p>
-          <w:p>
-            <w:pPr>
-              <w:spacing w:after="40" w:before="0"/>
-              <w:jc w:val="left"/>
-            </w:pPr>
-            <w:r>
-              <w:rPr>
-                <w:rFonts w:ascii="Arial" w:cs="Arial" w:eastAsia="Arial" w:hAnsi="Arial"/>
-                <w:b w:val="false"/>
-                <w:bCs w:val="false"/>
-                <w:i w:val="false"/>
-                <w:iCs w:val="false"/>
-                <w:color w:val="000000"/>
-                <w:sz w:val="18"/>
-                <w:szCs w:val="18"/>
-              </w:rPr>
-              <w:t xml:space="preserve">g) describe how barometers and manometers are used to measure atmospheric and gas pressure,</w:t>
-            </w:r>
-          </w:p>
-          <w:p>
-            <w:pPr>
-              <w:spacing w:after="40" w:before="0"/>
-              <w:jc w:val="left"/>
-            </w:pPr>
-            <w:r>
-              <w:rPr>
-                <w:rFonts w:ascii="Arial" w:cs="Arial" w:eastAsia="Arial" w:hAnsi="Arial"/>
-                <w:b w:val="false"/>
-                <w:bCs w:val="false"/>
-                <w:i w:val="false"/>
-                <w:iCs w:val="false"/>
-                <w:color w:val="000000"/>
-                <w:sz w:val="18"/>
-                <w:szCs w:val="18"/>
-              </w:rPr>
-              <w:t xml:space="preserve">h) appreciate the importance of understanding pressure in solving real-life problems in Kenyan contexts such as water supply, medicine, and engineering.</w:t>
-            </w:r>
-          </w:p>
-        </w:tc>
-      </w:tr>
-      <w:tr>
-        <w:tc>
-          <w:tcPr>
-            <w:tcW w:type="dxa" w:w="3000"/>
-            <w:shd w:fill="D5E8F0" w:color="auto" w:val="clear"/>
-            <w:tcMar>
-              <w:top w:type="dxa" w:w="60"/>
-              <w:left w:type="dxa" w:w="120"/>
-              <w:bottom w:type="dxa" w:w="60"/>
-              <w:right w:type="dxa" w:w="120"/>
-            </w:tcMar>
-            <w:vAlign w:val="top"/>
-          </w:tcPr>
-          <w:p>
-            <w:pPr>
-              <w:spacing w:after="40" w:before="0"/>
-              <w:jc w:val="left"/>
-            </w:pPr>
-            <w:r>
-              <w:rPr>
-                <w:rFonts w:ascii="Arial" w:cs="Arial" w:eastAsia="Arial" w:hAnsi="Arial"/>
-                <w:b/>
-                <w:bCs/>
-                <w:i w:val="false"/>
-                <w:iCs w:val="false"/>
-                <w:color w:val="000000"/>
-                <w:sz w:val="18"/>
-                <w:szCs w:val="18"/>
-              </w:rPr>
-              <w:t xml:space="preserve">Core Competencies</w:t>
-            </w:r>
-          </w:p>
-        </w:tc>
-        <w:tc>
-          <w:tcPr>
-            <w:tcW w:type="dxa" w:w="10680"/>
-            <w:shd w:fill="FFFFFF" w:color="auto" w:val="clear"/>
-            <w:tcMar>
-              <w:top w:type="dxa" w:w="60"/>
-              <w:left w:type="dxa" w:w="120"/>
-              <w:bottom w:type="dxa" w:w="60"/>
-              <w:right w:type="dxa" w:w="120"/>
-            </w:tcMar>
-            <w:vAlign w:val="top"/>
-          </w:tcPr>
-          <w:p>
-            <w:pPr>
-              <w:spacing w:after="30" w:before="0"/>
-              <w:ind w:left="360" w:hanging="180"/>
-              <w:jc w:val="left"/>
-            </w:pPr>
-            <w:r>
-              <w:rPr>
-                <w:rFonts w:ascii="Arial" w:cs="Arial" w:eastAsia="Arial" w:hAnsi="Arial"/>
-                <w:b w:val="false"/>
-                <w:bCs w:val="false"/>
-                <w:i w:val="false"/>
-                <w:iCs w:val="false"/>
-                <w:color w:val="000000"/>
-                <w:sz w:val="18"/>
-                <w:szCs w:val="18"/>
-              </w:rPr>
-              <w:t xml:space="preserve">–  Communication and Collaboration: Learners work in groups to design and conduct experiments on liquid pressure and gas pressure, share findings with the class, and collaboratively build pressure models — developing teamwork and clear scientific communication.</w:t>
-            </w:r>
-          </w:p>
-          <w:p>
-            <w:pPr>
-              <w:spacing w:after="30" w:before="0"/>
-              <w:ind w:left="360" w:hanging="180"/>
-              <w:jc w:val="left"/>
-            </w:pPr>
-            <w:r>
-              <w:rPr>
-                <w:rFonts w:ascii="Arial" w:cs="Arial" w:eastAsia="Arial" w:hAnsi="Arial"/>
-                <w:b w:val="false"/>
-                <w:bCs w:val="false"/>
-                <w:i w:val="false"/>
-                <w:iCs w:val="false"/>
-                <w:color w:val="000000"/>
-                <w:sz w:val="18"/>
-                <w:szCs w:val="18"/>
-              </w:rPr>
-              <w:t xml:space="preserve">–  Critical Thinking and Problem Solving: Learners apply P = ρgh and Boyle's Law to solve structured problems set in Kenyan contexts (e.g., calculating water pressure at the base of a Nairobi water tower), and evaluate the design of hydraulic systems.</w:t>
-            </w:r>
-          </w:p>
-          <w:p>
-            <w:pPr>
-              <w:spacing w:after="30" w:before="0"/>
-              <w:ind w:left="360" w:hanging="180"/>
-              <w:jc w:val="left"/>
-            </w:pPr>
-            <w:r>
-              <w:rPr>
-                <w:rFonts w:ascii="Arial" w:cs="Arial" w:eastAsia="Arial" w:hAnsi="Arial"/>
-                <w:b w:val="false"/>
-                <w:bCs w:val="false"/>
-                <w:i w:val="false"/>
-                <w:iCs w:val="false"/>
-                <w:color w:val="000000"/>
-                <w:sz w:val="18"/>
-                <w:szCs w:val="18"/>
-              </w:rPr>
-              <w:t xml:space="preserve">–  Learning to Learn: Learners take ownership of their understanding by updating their Driving Question Board across lessons, reflecting on how each new concept revises their earlier predictions about the anchoring phenomenon.</w:t>
-            </w:r>
-          </w:p>
-          <w:p>
-            <w:pPr>
-              <w:spacing w:after="30" w:before="0"/>
-              <w:ind w:left="360" w:hanging="180"/>
-              <w:jc w:val="left"/>
-            </w:pPr>
-            <w:r>
-              <w:rPr>
-                <w:rFonts w:ascii="Arial" w:cs="Arial" w:eastAsia="Arial" w:hAnsi="Arial"/>
-                <w:b w:val="false"/>
-                <w:bCs w:val="false"/>
-                <w:i w:val="false"/>
-                <w:iCs w:val="false"/>
-                <w:color w:val="000000"/>
-                <w:sz w:val="18"/>
-                <w:szCs w:val="18"/>
-              </w:rPr>
-              <w:t xml:space="preserve">–  Digital Literacy: Learners use digital simulations or videos (where available) to visualise gas particle behaviour under changing pressure and to explore virtual hydraulic systems.</w:t>
-            </w:r>
-          </w:p>
-        </w:tc>
-      </w:tr>
-      <w:tr>
-        <w:tc>
-          <w:tcPr>
-            <w:tcW w:type="dxa" w:w="3000"/>
-            <w:shd w:fill="E2EFDA" w:color="auto" w:val="clear"/>
-            <w:tcMar>
-              <w:top w:type="dxa" w:w="60"/>
-              <w:left w:type="dxa" w:w="120"/>
-              <w:bottom w:type="dxa" w:w="60"/>
-              <w:right w:type="dxa" w:w="120"/>
-            </w:tcMar>
-            <w:vAlign w:val="top"/>
-          </w:tcPr>
-          <w:p>
-            <w:pPr>
-              <w:spacing w:after="40" w:before="0"/>
-              <w:jc w:val="left"/>
-            </w:pPr>
-            <w:r>
-              <w:rPr>
-                <w:rFonts w:ascii="Arial" w:cs="Arial" w:eastAsia="Arial" w:hAnsi="Arial"/>
-                <w:b/>
-                <w:bCs/>
-                <w:i w:val="false"/>
-                <w:iCs w:val="false"/>
-                <w:color w:val="000000"/>
-                <w:sz w:val="18"/>
-                <w:szCs w:val="18"/>
-              </w:rPr>
-              <w:t xml:space="preserve">Core Values</w:t>
-            </w:r>
-          </w:p>
-        </w:tc>
-        <w:tc>
-          <w:tcPr>
-            <w:tcW w:type="dxa" w:w="10680"/>
-            <w:shd w:fill="FFFFFF" w:color="auto" w:val="clear"/>
-            <w:tcMar>
-              <w:top w:type="dxa" w:w="60"/>
-              <w:left w:type="dxa" w:w="120"/>
-              <w:bottom w:type="dxa" w:w="60"/>
-              <w:right w:type="dxa" w:w="120"/>
-            </w:tcMar>
-            <w:vAlign w:val="top"/>
-          </w:tcPr>
-          <w:p>
-            <w:pPr>
-              <w:spacing w:after="30" w:before="0"/>
-              <w:ind w:left="360" w:hanging="180"/>
-              <w:jc w:val="left"/>
-            </w:pPr>
-            <w:r>
-              <w:rPr>
-                <w:rFonts w:ascii="Arial" w:cs="Arial" w:eastAsia="Arial" w:hAnsi="Arial"/>
-                <w:b w:val="false"/>
-                <w:bCs w:val="false"/>
-                <w:i w:val="false"/>
-                <w:iCs w:val="false"/>
-                <w:color w:val="000000"/>
-                <w:sz w:val="18"/>
-                <w:szCs w:val="18"/>
-              </w:rPr>
-              <w:t xml:space="preserve">–  Responsibility: Learners take responsibility for safe and accurate conduct of pressure experiments, handling mercury (if used) or syringes carefully, and recording data honestly.</w:t>
-            </w:r>
-          </w:p>
-          <w:p>
-            <w:pPr>
-              <w:spacing w:after="30" w:before="0"/>
-              <w:ind w:left="360" w:hanging="180"/>
-              <w:jc w:val="left"/>
-            </w:pPr>
-            <w:r>
-              <w:rPr>
-                <w:rFonts w:ascii="Arial" w:cs="Arial" w:eastAsia="Arial" w:hAnsi="Arial"/>
-                <w:b w:val="false"/>
-                <w:bCs w:val="false"/>
-                <w:i w:val="false"/>
-                <w:iCs w:val="false"/>
-                <w:color w:val="000000"/>
-                <w:sz w:val="18"/>
-                <w:szCs w:val="18"/>
-              </w:rPr>
-              <w:t xml:space="preserve">–  Respect: Learners demonstrate respect for peers' ideas and predictions during group discussions and DQB sessions, appreciating diverse approaches to explaining pressure phenomena.</w:t>
-            </w:r>
-          </w:p>
-          <w:p>
-            <w:pPr>
-              <w:spacing w:after="30" w:before="0"/>
-              <w:ind w:left="360" w:hanging="180"/>
-              <w:jc w:val="left"/>
-            </w:pPr>
-            <w:r>
-              <w:rPr>
-                <w:rFonts w:ascii="Arial" w:cs="Arial" w:eastAsia="Arial" w:hAnsi="Arial"/>
-                <w:b w:val="false"/>
-                <w:bCs w:val="false"/>
-                <w:i w:val="false"/>
-                <w:iCs w:val="false"/>
-                <w:color w:val="000000"/>
-                <w:sz w:val="18"/>
-                <w:szCs w:val="18"/>
-              </w:rPr>
-              <w:t xml:space="preserve">–  Unity: Learners collaborate across gender and ability groups when conducting experiments, reinforcing that scientific investigation is a shared community endeavour relevant to all Kenyans.</w:t>
-            </w:r>
-          </w:p>
-        </w:tc>
-      </w:tr>
-      <w:tr>
-        <w:tc>
-          <w:tcPr>
-            <w:tcW w:type="dxa" w:w="3000"/>
-            <w:shd w:fill="D5E8F0" w:color="auto" w:val="clear"/>
-            <w:tcMar>
-              <w:top w:type="dxa" w:w="60"/>
-              <w:left w:type="dxa" w:w="120"/>
-              <w:bottom w:type="dxa" w:w="60"/>
-              <w:right w:type="dxa" w:w="120"/>
-            </w:tcMar>
-            <w:vAlign w:val="top"/>
-          </w:tcPr>
-          <w:p>
-            <w:pPr>
-              <w:spacing w:after="40" w:before="0"/>
-              <w:jc w:val="left"/>
-            </w:pPr>
-            <w:r>
-              <w:rPr>
-                <w:rFonts w:ascii="Arial" w:cs="Arial" w:eastAsia="Arial" w:hAnsi="Arial"/>
-                <w:b/>
-                <w:bCs/>
-                <w:i w:val="false"/>
-                <w:iCs w:val="false"/>
-                <w:color w:val="000000"/>
-                <w:sz w:val="18"/>
-                <w:szCs w:val="18"/>
-              </w:rPr>
-              <w:t xml:space="preserve">Science &amp; Engineering Practices</w:t>
-            </w:r>
-          </w:p>
-        </w:tc>
-        <w:tc>
-          <w:tcPr>
-            <w:tcW w:type="dxa" w:w="10680"/>
-            <w:shd w:fill="FFFFFF" w:color="auto" w:val="clear"/>
-            <w:tcMar>
-              <w:top w:type="dxa" w:w="60"/>
-              <w:left w:type="dxa" w:w="120"/>
-              <w:bottom w:type="dxa" w:w="60"/>
-              <w:right w:type="dxa" w:w="120"/>
-            </w:tcMar>
-            <w:vAlign w:val="top"/>
-          </w:tcPr>
-          <w:p>
-            <w:pPr>
-              <w:spacing w:after="30" w:before="0"/>
-              <w:ind w:left="360" w:hanging="180"/>
-              <w:jc w:val="left"/>
-            </w:pPr>
-            <w:r>
-              <w:rPr>
-                <w:rFonts w:ascii="Arial" w:cs="Arial" w:eastAsia="Arial" w:hAnsi="Arial"/>
-                <w:b w:val="false"/>
-                <w:bCs w:val="false"/>
-                <w:i w:val="false"/>
-                <w:iCs w:val="false"/>
-                <w:color w:val="000000"/>
-                <w:sz w:val="18"/>
-                <w:szCs w:val="18"/>
-              </w:rPr>
-              <w:t xml:space="preserve">–  SEP 1 – Asking Questions and Defining Problems: Learners generate questions for the Driving Question Board after observing the anchoring phenomenon of a crushed plastic bottle, identifying what they need to understand about atmospheric pressure.</w:t>
-            </w:r>
-          </w:p>
-          <w:p>
-            <w:pPr>
-              <w:spacing w:after="30" w:before="0"/>
-              <w:ind w:left="360" w:hanging="180"/>
-              <w:jc w:val="left"/>
-            </w:pPr>
-            <w:r>
-              <w:rPr>
-                <w:rFonts w:ascii="Arial" w:cs="Arial" w:eastAsia="Arial" w:hAnsi="Arial"/>
-                <w:b w:val="false"/>
-                <w:bCs w:val="false"/>
-                <w:i w:val="false"/>
-                <w:iCs w:val="false"/>
-                <w:color w:val="000000"/>
-                <w:sz w:val="18"/>
-                <w:szCs w:val="18"/>
-              </w:rPr>
-              <w:t xml:space="preserve">–  SEP 2 – Developing and Using Models: Learners build and revise particle-level and systems-level models of pressure in solids, liquids, and gases across the unit's Model Building Phase in each lesson.</w:t>
-            </w:r>
-          </w:p>
-          <w:p>
-            <w:pPr>
-              <w:spacing w:after="30" w:before="0"/>
-              <w:ind w:left="360" w:hanging="180"/>
-              <w:jc w:val="left"/>
-            </w:pPr>
-            <w:r>
-              <w:rPr>
-                <w:rFonts w:ascii="Arial" w:cs="Arial" w:eastAsia="Arial" w:hAnsi="Arial"/>
-                <w:b w:val="false"/>
-                <w:bCs w:val="false"/>
-                <w:i w:val="false"/>
-                <w:iCs w:val="false"/>
-                <w:color w:val="000000"/>
-                <w:sz w:val="18"/>
-                <w:szCs w:val="18"/>
-              </w:rPr>
-              <w:t xml:space="preserve">–  SEP 3 – Planning and Carrying Out Investigations: Learners design controlled experiments to investigate how depth and liquid density affect pressure, and to verify Boyle's Law using a sealed syringe and weights.</w:t>
-            </w:r>
-          </w:p>
-          <w:p>
-            <w:pPr>
-              <w:spacing w:after="30" w:before="0"/>
-              <w:ind w:left="360" w:hanging="180"/>
-              <w:jc w:val="left"/>
-            </w:pPr>
-            <w:r>
-              <w:rPr>
-                <w:rFonts w:ascii="Arial" w:cs="Arial" w:eastAsia="Arial" w:hAnsi="Arial"/>
-                <w:b w:val="false"/>
-                <w:bCs w:val="false"/>
-                <w:i w:val="false"/>
-                <w:iCs w:val="false"/>
-                <w:color w:val="000000"/>
-                <w:sz w:val="18"/>
-                <w:szCs w:val="18"/>
-              </w:rPr>
-              <w:t xml:space="preserve">–  SEP 4 – Analysing and Interpreting Data: Learners plot P vs. 1/V graphs from Boyle's Law data and P vs. depth graphs from liquid pressure investigations, interpreting gradients in terms of ρg.</w:t>
-            </w:r>
-          </w:p>
-          <w:p>
-            <w:pPr>
-              <w:spacing w:after="30" w:before="0"/>
-              <w:ind w:left="360" w:hanging="180"/>
-              <w:jc w:val="left"/>
-            </w:pPr>
-            <w:r>
-              <w:rPr>
-                <w:rFonts w:ascii="Arial" w:cs="Arial" w:eastAsia="Arial" w:hAnsi="Arial"/>
-                <w:b w:val="false"/>
-                <w:bCs w:val="false"/>
-                <w:i w:val="false"/>
-                <w:iCs w:val="false"/>
-                <w:color w:val="000000"/>
-                <w:sz w:val="18"/>
-                <w:szCs w:val="18"/>
-              </w:rPr>
-              <w:t xml:space="preserve">–  SEP 6 – Constructing Explanations: Learners construct written and verbal explanations for why a straw works, why a hydraulic jack can lift a matatu, and why deep-sea fish die when brought to the surface near Lake Victoria.</w:t>
-            </w:r>
-          </w:p>
-          <w:p>
-            <w:pPr>
-              <w:spacing w:after="30" w:before="0"/>
-              <w:ind w:left="360" w:hanging="180"/>
-              <w:jc w:val="left"/>
-            </w:pPr>
-            <w:r>
-              <w:rPr>
-                <w:rFonts w:ascii="Arial" w:cs="Arial" w:eastAsia="Arial" w:hAnsi="Arial"/>
-                <w:b w:val="false"/>
-                <w:bCs w:val="false"/>
-                <w:i w:val="false"/>
-                <w:iCs w:val="false"/>
-                <w:color w:val="000000"/>
-                <w:sz w:val="18"/>
-                <w:szCs w:val="18"/>
-              </w:rPr>
-              <w:t xml:space="preserve">–  SEP 8 – Obtaining, Evaluating, and Communicating Information: Learners research and present on one real-world Kenyan application of fluid pressure (e.g., Nairobi City Water and Sewerage Company water towers, hospital drip systems, sugarcane press hydraulics in western Kenya).</w:t>
-            </w:r>
-          </w:p>
-        </w:tc>
-      </w:tr>
-      <w:tr>
-        <w:tc>
-          <w:tcPr>
-            <w:tcW w:type="dxa" w:w="3000"/>
-            <w:shd w:fill="FCE4D6" w:color="auto" w:val="clear"/>
-            <w:tcMar>
-              <w:top w:type="dxa" w:w="60"/>
-              <w:left w:type="dxa" w:w="120"/>
-              <w:bottom w:type="dxa" w:w="60"/>
-              <w:right w:type="dxa" w:w="120"/>
-            </w:tcMar>
-            <w:vAlign w:val="top"/>
-          </w:tcPr>
-          <w:p>
-            <w:pPr>
-              <w:spacing w:after="40" w:before="0"/>
-              <w:jc w:val="left"/>
-            </w:pPr>
-            <w:r>
-              <w:rPr>
-                <w:rFonts w:ascii="Arial" w:cs="Arial" w:eastAsia="Arial" w:hAnsi="Arial"/>
-                <w:b/>
-                <w:bCs/>
-                <w:i w:val="false"/>
-                <w:iCs w:val="false"/>
-                <w:color w:val="000000"/>
-                <w:sz w:val="18"/>
-                <w:szCs w:val="18"/>
-              </w:rPr>
-              <w:t xml:space="preserve">Pertinent &amp; Contemporary Issues (PCIs)</w:t>
-            </w:r>
-          </w:p>
-        </w:tc>
-        <w:tc>
-          <w:tcPr>
-            <w:tcW w:type="dxa" w:w="10680"/>
-            <w:shd w:fill="FFFFFF" w:color="auto" w:val="clear"/>
-            <w:tcMar>
-              <w:top w:type="dxa" w:w="60"/>
-              <w:left w:type="dxa" w:w="120"/>
-              <w:bottom w:type="dxa" w:w="60"/>
-              <w:right w:type="dxa" w:w="120"/>
-            </w:tcMar>
-            <w:vAlign w:val="top"/>
-          </w:tcPr>
-          <w:p>
-            <w:pPr>
-              <w:spacing w:after="30" w:before="0"/>
-              <w:ind w:left="360" w:hanging="180"/>
-              <w:jc w:val="left"/>
-            </w:pPr>
-            <w:r>
-              <w:rPr>
-                <w:rFonts w:ascii="Arial" w:cs="Arial" w:eastAsia="Arial" w:hAnsi="Arial"/>
-                <w:b w:val="false"/>
-                <w:bCs w:val="false"/>
-                <w:i w:val="false"/>
-                <w:iCs w:val="false"/>
-                <w:color w:val="000000"/>
-                <w:sz w:val="18"/>
-                <w:szCs w:val="18"/>
-              </w:rPr>
-              <w:t xml:space="preserve">–  Environmental Education: Learners explore how changes in atmospheric pressure relate to weather patterns relevant to Kenyan farmers in the Rift Valley and coastal Mombasa, linking pressure science to climate awareness.</w:t>
-            </w:r>
-          </w:p>
-          <w:p>
-            <w:pPr>
-              <w:spacing w:after="30" w:before="0"/>
-              <w:ind w:left="360" w:hanging="180"/>
-              <w:jc w:val="left"/>
-            </w:pPr>
-            <w:r>
-              <w:rPr>
-                <w:rFonts w:ascii="Arial" w:cs="Arial" w:eastAsia="Arial" w:hAnsi="Arial"/>
-                <w:b w:val="false"/>
-                <w:bCs w:val="false"/>
-                <w:i w:val="false"/>
-                <w:iCs w:val="false"/>
-                <w:color w:val="000000"/>
-                <w:sz w:val="18"/>
-                <w:szCs w:val="18"/>
-              </w:rPr>
-              <w:t xml:space="preserve">–  Health Education: Learners examine how blood pressure monitoring (a direct application of fluid pressure) is used in Kenyan hospitals and community health clinics, connecting physics to personal and public health.</w:t>
-            </w:r>
-          </w:p>
-          <w:p>
-            <w:pPr>
-              <w:spacing w:after="30" w:before="0"/>
-              <w:ind w:left="360" w:hanging="180"/>
-              <w:jc w:val="left"/>
-            </w:pPr>
-            <w:r>
-              <w:rPr>
-                <w:rFonts w:ascii="Arial" w:cs="Arial" w:eastAsia="Arial" w:hAnsi="Arial"/>
-                <w:b w:val="false"/>
-                <w:bCs w:val="false"/>
-                <w:i w:val="false"/>
-                <w:iCs w:val="false"/>
-                <w:color w:val="000000"/>
-                <w:sz w:val="18"/>
-                <w:szCs w:val="18"/>
-              </w:rPr>
-              <w:t xml:space="preserve">–  Gender Disparity: Learners critically examine and challenge stereotypes that portray Physics — and engineering careers built on pressure principles — as male-dominated fields, by highlighting contributions of female Kenyan engineers and scientists.</w:t>
-            </w:r>
-          </w:p>
-        </w:tc>
-      </w:tr>
-      <w:tr>
-        <w:tc>
-          <w:tcPr>
-            <w:tcW w:type="dxa" w:w="3000"/>
-            <w:shd w:fill="D9EEF1" w:color="auto" w:val="clear"/>
-            <w:tcMar>
-              <w:top w:type="dxa" w:w="60"/>
-              <w:left w:type="dxa" w:w="120"/>
-              <w:bottom w:type="dxa" w:w="60"/>
-              <w:right w:type="dxa" w:w="120"/>
-            </w:tcMar>
-            <w:vAlign w:val="top"/>
-          </w:tcPr>
-          <w:p>
-            <w:pPr>
-              <w:spacing w:after="40" w:before="0"/>
-              <w:jc w:val="left"/>
-            </w:pPr>
-            <w:r>
-              <w:rPr>
-                <w:rFonts w:ascii="Arial" w:cs="Arial" w:eastAsia="Arial" w:hAnsi="Arial"/>
-                <w:b/>
-                <w:bCs/>
-                <w:i w:val="false"/>
-                <w:iCs w:val="false"/>
-                <w:color w:val="000000"/>
-                <w:sz w:val="18"/>
-                <w:szCs w:val="18"/>
-              </w:rPr>
-              <w:t xml:space="preserve">Career Connections</w:t>
-            </w:r>
-          </w:p>
-        </w:tc>
-        <w:tc>
-          <w:tcPr>
-            <w:tcW w:type="dxa" w:w="10680"/>
-            <w:shd w:fill="FFFFFF" w:color="auto" w:val="clear"/>
-            <w:tcMar>
-              <w:top w:type="dxa" w:w="60"/>
-              <w:left w:type="dxa" w:w="120"/>
-              <w:bottom w:type="dxa" w:w="60"/>
-              <w:right w:type="dxa" w:w="120"/>
-            </w:tcMar>
-            <w:vAlign w:val="top"/>
-          </w:tcPr>
-          <w:p>
-            <w:pPr>
-              <w:spacing w:after="30" w:before="0"/>
-              <w:ind w:left="360" w:hanging="180"/>
-              <w:jc w:val="left"/>
-            </w:pPr>
-            <w:r>
-              <w:rPr>
-                <w:rFonts w:ascii="Arial" w:cs="Arial" w:eastAsia="Arial" w:hAnsi="Arial"/>
-                <w:b w:val="false"/>
-                <w:bCs w:val="false"/>
-                <w:i w:val="false"/>
-                <w:iCs w:val="false"/>
-                <w:color w:val="000000"/>
-                <w:sz w:val="18"/>
-                <w:szCs w:val="18"/>
-              </w:rPr>
-              <w:t xml:space="preserve">–  Civil and Hydraulic Engineering: Understanding P = ρgh and Pascal's Principle is foundational for designing water supply systems, dams (e.g., Masinga Dam), and irrigation networks across Kenya.</w:t>
-            </w:r>
-          </w:p>
-          <w:p>
-            <w:pPr>
-              <w:spacing w:after="30" w:before="0"/>
-              <w:ind w:left="360" w:hanging="180"/>
-              <w:jc w:val="left"/>
-            </w:pPr>
-            <w:r>
-              <w:rPr>
-                <w:rFonts w:ascii="Arial" w:cs="Arial" w:eastAsia="Arial" w:hAnsi="Arial"/>
-                <w:b w:val="false"/>
-                <w:bCs w:val="false"/>
-                <w:i w:val="false"/>
-                <w:iCs w:val="false"/>
-                <w:color w:val="000000"/>
-                <w:sz w:val="18"/>
-                <w:szCs w:val="18"/>
-              </w:rPr>
-              <w:t xml:space="preserve">–  Medicine and Nursing: Blood pressure measurement, intravenous drip systems, and syringe design are all direct applications of fluid pressure studied in this sub-strand.</w:t>
-            </w:r>
-          </w:p>
-          <w:p>
-            <w:pPr>
-              <w:spacing w:after="30" w:before="0"/>
-              <w:ind w:left="360" w:hanging="180"/>
-              <w:jc w:val="left"/>
-            </w:pPr>
-            <w:r>
-              <w:rPr>
-                <w:rFonts w:ascii="Arial" w:cs="Arial" w:eastAsia="Arial" w:hAnsi="Arial"/>
-                <w:b w:val="false"/>
-                <w:bCs w:val="false"/>
-                <w:i w:val="false"/>
-                <w:iCs w:val="false"/>
-                <w:color w:val="000000"/>
-                <w:sz w:val="18"/>
-                <w:szCs w:val="18"/>
-              </w:rPr>
-              <w:t xml:space="preserve">–  Aviation and Meteorology: Atmospheric pressure and barometry underpin weather forecasting at Kenya Meteorological Department stations and flight instrument calibration at JKIA.</w:t>
-            </w:r>
-          </w:p>
-          <w:p>
-            <w:pPr>
-              <w:spacing w:after="30" w:before="0"/>
-              <w:ind w:left="360" w:hanging="180"/>
-              <w:jc w:val="left"/>
-            </w:pPr>
-            <w:r>
-              <w:rPr>
-                <w:rFonts w:ascii="Arial" w:cs="Arial" w:eastAsia="Arial" w:hAnsi="Arial"/>
-                <w:b w:val="false"/>
-                <w:bCs w:val="false"/>
-                <w:i w:val="false"/>
-                <w:iCs w:val="false"/>
-                <w:color w:val="000000"/>
-                <w:sz w:val="18"/>
-                <w:szCs w:val="18"/>
-              </w:rPr>
-              <w:t xml:space="preserve">–  Automotive and Industrial Technology: Hydraulic brakes and lifts studied in this unit are core technologies used in Kenyan garage mechanics, the Mombasa port, and manufacturing plants in Athi River's Export Processing Zone.</w:t>
-            </w:r>
-          </w:p>
-          <w:p>
-            <w:pPr>
-              <w:spacing w:after="30" w:before="0"/>
-              <w:ind w:left="360" w:hanging="180"/>
-              <w:jc w:val="left"/>
-            </w:pPr>
-            <w:r>
-              <w:rPr>
-                <w:rFonts w:ascii="Arial" w:cs="Arial" w:eastAsia="Arial" w:hAnsi="Arial"/>
-                <w:b w:val="false"/>
-                <w:bCs w:val="false"/>
-                <w:i w:val="false"/>
-                <w:iCs w:val="false"/>
-                <w:color w:val="000000"/>
-                <w:sz w:val="18"/>
-                <w:szCs w:val="18"/>
-              </w:rPr>
-              <w:t xml:space="preserve">–  Agriculture and Water Resources: Farmers and water engineers in Kericho and the Rift Valley use pressure principles to design drip irrigation and gravity-fed water systems.</w:t>
-            </w:r>
-          </w:p>
-        </w:tc>
-      </w:tr>
-      <w:tr>
-        <w:tc>
-          <w:tcPr>
-            <w:tcW w:type="dxa" w:w="3000"/>
-            <w:shd w:fill="D5E8F0" w:color="auto" w:val="clear"/>
-            <w:tcMar>
-              <w:top w:type="dxa" w:w="60"/>
-              <w:left w:type="dxa" w:w="120"/>
-              <w:bottom w:type="dxa" w:w="60"/>
-              <w:right w:type="dxa" w:w="120"/>
-            </w:tcMar>
-            <w:vAlign w:val="top"/>
-          </w:tcPr>
-          <w:p>
-            <w:pPr>
-              <w:spacing w:after="40" w:before="0"/>
-              <w:jc w:val="left"/>
-            </w:pPr>
-            <w:r>
-              <w:rPr>
-                <w:rFonts w:ascii="Arial" w:cs="Arial" w:eastAsia="Arial" w:hAnsi="Arial"/>
-                <w:b/>
-                <w:bCs/>
-                <w:i w:val="false"/>
-                <w:iCs w:val="false"/>
-                <w:color w:val="000000"/>
-                <w:sz w:val="18"/>
-                <w:szCs w:val="18"/>
-              </w:rPr>
-              <w:t xml:space="preserve">Focus for Lessons</w:t>
-            </w:r>
-          </w:p>
-        </w:tc>
-        <w:tc>
-          <w:tcPr>
-            <w:tcW w:type="dxa" w:w="10680"/>
-            <w:shd w:fill="FFFFFF" w:color="auto" w:val="clear"/>
-            <w:tcMar>
-              <w:top w:type="dxa" w:w="60"/>
-              <w:left w:type="dxa" w:w="120"/>
-              <w:bottom w:type="dxa" w:w="60"/>
-              <w:right w:type="dxa" w:w="120"/>
-            </w:tcMar>
-            <w:vAlign w:val="top"/>
-          </w:tcPr>
-          <w:p>
-            <w:pPr>
-              <w:spacing w:after="40" w:before="0"/>
-              <w:jc w:val="left"/>
-            </w:pPr>
-            <w:r>
-              <w:rPr>
-                <w:rFonts w:ascii="Arial" w:cs="Arial" w:eastAsia="Arial" w:hAnsi="Arial"/>
-                <w:b w:val="false"/>
-                <w:bCs w:val="false"/>
-                <w:i w:val="false"/>
-                <w:iCs w:val="false"/>
-                <w:color w:val="000000"/>
-                <w:sz w:val="18"/>
-                <w:szCs w:val="18"/>
-              </w:rPr>
-              <w:t xml:space="preserve">This unit anchors learning in the puzzling everyday observation that the atmosphere — though invisible — exerts enormous force on all objects, and that fluids transmit pressure in ways that enable both life (blood circulation, drinking through a straw) and powerful machines (hydraulic jacks used in Kenyan garages and sugarcane presses). Students move from qualitative observation of atmospheric and liquid pressure effects, through quantitative investigation using P = ρgh and Boyle's Law, to systems-level understanding of how Pascal's Principle enables hydraulic technology. A strong Kenya context is maintained throughout, with problems, demonstrations, and career connections drawn from Nairobi water towers, Lake Victoria fishing, Rift Valley irrigation, and hospital settings.</w:t>
-            </w:r>
-          </w:p>
-        </w:tc>
-      </w:tr>
-      <w:tr>
-        <w:tc>
-          <w:tcPr>
-            <w:tcW w:type="dxa" w:w="3000"/>
-            <w:shd w:fill="EAD1F5" w:color="auto" w:val="clear"/>
-            <w:tcMar>
-              <w:top w:type="dxa" w:w="60"/>
-              <w:left w:type="dxa" w:w="120"/>
-              <w:bottom w:type="dxa" w:w="60"/>
-              <w:right w:type="dxa" w:w="120"/>
-            </w:tcMar>
-            <w:vAlign w:val="top"/>
-          </w:tcPr>
-          <w:p>
-            <w:pPr>
-              <w:spacing w:after="40" w:before="0"/>
-              <w:jc w:val="left"/>
-            </w:pPr>
-            <w:r>
-              <w:rPr>
-                <w:rFonts w:ascii="Arial" w:cs="Arial" w:eastAsia="Arial" w:hAnsi="Arial"/>
-                <w:b/>
-                <w:bCs/>
-                <w:i w:val="false"/>
-                <w:iCs w:val="false"/>
-                <w:color w:val="000000"/>
-                <w:sz w:val="18"/>
-                <w:szCs w:val="18"/>
-              </w:rPr>
-              <w:t xml:space="preserve">Driving Question / Key Inquiry Questions</w:t>
-            </w:r>
-          </w:p>
-        </w:tc>
-        <w:tc>
-          <w:tcPr>
-            <w:tcW w:type="dxa" w:w="10680"/>
-            <w:shd w:fill="FFFFFF" w:color="auto" w:val="clear"/>
-            <w:tcMar>
-              <w:top w:type="dxa" w:w="60"/>
-              <w:left w:type="dxa" w:w="120"/>
-              <w:bottom w:type="dxa" w:w="60"/>
-              <w:right w:type="dxa" w:w="120"/>
-            </w:tcMar>
-            <w:vAlign w:val="top"/>
-          </w:tcPr>
-          <w:p>
-            <w:pPr>
-              <w:spacing w:after="40" w:before="0"/>
-              <w:jc w:val="left"/>
-            </w:pPr>
-            <w:r>
-              <w:rPr>
-                <w:rFonts w:ascii="Arial" w:cs="Arial" w:eastAsia="Arial" w:hAnsi="Arial"/>
-                <w:b w:val="false"/>
-                <w:bCs w:val="false"/>
-                <w:i w:val="false"/>
-                <w:iCs w:val="false"/>
-                <w:color w:val="000000"/>
-                <w:sz w:val="18"/>
-                <w:szCs w:val="18"/>
-              </w:rPr>
-              <w:t xml:space="preserve">DRIVING QUESTION: "Why did the jerrycan crush itself — and how does the invisible push of fluids move mountains, save lives, and power machines across Kenya?"</w:t>
-            </w:r>
-          </w:p>
-          <w:p>
-            <w:pPr>
-              <w:spacing w:after="40" w:before="0"/>
-              <w:jc w:val="left"/>
-            </w:pPr>
-            <w:r>
-              <w:rPr>
-                <w:rFonts w:ascii="Arial" w:cs="Arial" w:eastAsia="Arial" w:hAnsi="Arial"/>
-                <w:b w:val="false"/>
-                <w:bCs w:val="false"/>
-                <w:i w:val="false"/>
-                <w:iCs w:val="false"/>
-                <w:color w:val="000000"/>
-                <w:sz w:val="18"/>
-                <w:szCs w:val="18"/>
-              </w:rPr>
-              <w:t xml:space="preserve"/>
-            </w:r>
-          </w:p>
-          <w:p>
-            <w:pPr>
-              <w:spacing w:after="40" w:before="0"/>
-              <w:jc w:val="left"/>
-            </w:pPr>
-            <w:r>
-              <w:rPr>
-                <w:rFonts w:ascii="Arial" w:cs="Arial" w:eastAsia="Arial" w:hAnsi="Arial"/>
-                <w:b w:val="false"/>
-                <w:bCs w:val="false"/>
-                <w:i w:val="false"/>
-                <w:iCs w:val="false"/>
-                <w:color w:val="000000"/>
-                <w:sz w:val="18"/>
-                <w:szCs w:val="18"/>
-              </w:rPr>
-              <w:t xml:space="preserve">KICD KEY INQUIRY QUESTIONS:</w:t>
-            </w:r>
-          </w:p>
-          <w:p>
-            <w:pPr>
-              <w:spacing w:after="40" w:before="0"/>
-              <w:jc w:val="left"/>
-            </w:pPr>
-            <w:r>
-              <w:rPr>
-                <w:rFonts w:ascii="Arial" w:cs="Arial" w:eastAsia="Arial" w:hAnsi="Arial"/>
-                <w:b w:val="false"/>
-                <w:bCs w:val="false"/>
-                <w:i w:val="false"/>
-                <w:iCs w:val="false"/>
-                <w:color w:val="000000"/>
-                <w:sz w:val="18"/>
-                <w:szCs w:val="18"/>
-              </w:rPr>
-              <w:t xml:space="preserve">1. How is pressure applied in day-to-day life?</w:t>
-            </w:r>
-          </w:p>
-          <w:p>
-            <w:pPr>
-              <w:spacing w:after="40" w:before="0"/>
-              <w:jc w:val="left"/>
-            </w:pPr>
-            <w:r>
-              <w:rPr>
-                <w:rFonts w:ascii="Arial" w:cs="Arial" w:eastAsia="Arial" w:hAnsi="Arial"/>
-                <w:b w:val="false"/>
-                <w:bCs w:val="false"/>
-                <w:i w:val="false"/>
-                <w:iCs w:val="false"/>
-                <w:color w:val="000000"/>
-                <w:sz w:val="18"/>
-                <w:szCs w:val="18"/>
-              </w:rPr>
-              <w:t xml:space="preserve">2. How does pressure in fluids affect the design of machines and structures?</w:t>
-            </w:r>
-          </w:p>
-        </w:tc>
-      </w:tr>
-      <w:tr>
-        <w:tc>
-          <w:tcPr>
-            <w:tcW w:type="dxa" w:w="3000"/>
-            <w:shd w:fill="EAD1F5" w:color="auto" w:val="clear"/>
-            <w:tcMar>
-              <w:top w:type="dxa" w:w="60"/>
-              <w:left w:type="dxa" w:w="120"/>
-              <w:bottom w:type="dxa" w:w="60"/>
-              <w:right w:type="dxa" w:w="120"/>
-            </w:tcMar>
-            <w:vAlign w:val="top"/>
-          </w:tcPr>
-          <w:p>
-            <w:pPr>
-              <w:spacing w:after="40" w:before="0"/>
-              <w:jc w:val="left"/>
-            </w:pPr>
-            <w:r>
-              <w:rPr>
-                <w:rFonts w:ascii="Arial" w:cs="Arial" w:eastAsia="Arial" w:hAnsi="Arial"/>
-                <w:b/>
-                <w:bCs/>
-                <w:i w:val="false"/>
-                <w:iCs w:val="false"/>
-                <w:color w:val="000000"/>
-                <w:sz w:val="18"/>
-                <w:szCs w:val="18"/>
-              </w:rPr>
-              <w:t xml:space="preserve">Anchoring Phenomenon</w:t>
-            </w:r>
-          </w:p>
-        </w:tc>
-        <w:tc>
-          <w:tcPr>
-            <w:tcW w:type="dxa" w:w="10680"/>
-            <w:shd w:fill="FFFFFF" w:color="auto" w:val="clear"/>
-            <w:tcMar>
-              <w:top w:type="dxa" w:w="60"/>
-              <w:left w:type="dxa" w:w="120"/>
-              <w:bottom w:type="dxa" w:w="60"/>
-              <w:right w:type="dxa" w:w="120"/>
-            </w:tcMar>
-            <w:vAlign w:val="top"/>
-          </w:tcPr>
-          <w:p>
-            <w:pPr>
-              <w:spacing w:after="40" w:before="0"/>
-              <w:jc w:val="left"/>
-            </w:pPr>
-            <w:r>
-              <w:rPr>
-                <w:rFonts w:ascii="Arial" w:cs="Arial" w:eastAsia="Arial" w:hAnsi="Arial"/>
-                <w:b w:val="false"/>
-                <w:bCs w:val="false"/>
-                <w:i w:val="false"/>
-                <w:iCs w:val="false"/>
-                <w:color w:val="000000"/>
-                <w:sz w:val="18"/>
-                <w:szCs w:val="18"/>
-              </w:rPr>
-              <w:t xml:space="preserve">ANCHORING PHENOMENON — The Crushed Jerrycan:</w:t>
-            </w:r>
-          </w:p>
-          <w:p>
-            <w:pPr>
-              <w:spacing w:after="40" w:before="0"/>
-              <w:jc w:val="left"/>
-            </w:pPr>
-            <w:r>
-              <w:rPr>
-                <w:rFonts w:ascii="Arial" w:cs="Arial" w:eastAsia="Arial" w:hAnsi="Arial"/>
-                <w:b w:val="false"/>
-                <w:bCs w:val="false"/>
-                <w:i w:val="false"/>
-                <w:iCs w:val="false"/>
-                <w:color w:val="000000"/>
-                <w:sz w:val="18"/>
-                <w:szCs w:val="18"/>
-              </w:rPr>
-              <w:t xml:space="preserve">A teacher brings to class a sealed, completely full 20-litre plastic jerrycan (the type ubiquitously used across Kenya to carry water). The jerrycan is then opened, the water is poured out, the empty jerrycan is resealed tightly, and students watch it do nothing unusual. The teacher then carefully removes a small amount of air from the jerrycan using a hand pump (or by briefly heating it with hot water and then sealing it), and — slowly, before the students' eyes — the jerrycan begins to crumple, crackle, and collapse inward on all sides without anyone touching it. No one is pushing it. Nothing visible is pressing on it. Yet it crushes itself.</w:t>
-            </w:r>
-          </w:p>
-          <w:p>
-            <w:pPr>
-              <w:spacing w:after="40" w:before="0"/>
-              <w:jc w:val="left"/>
-            </w:pPr>
-            <w:r>
-              <w:rPr>
-                <w:rFonts w:ascii="Arial" w:cs="Arial" w:eastAsia="Arial" w:hAnsi="Arial"/>
-                <w:b w:val="false"/>
-                <w:bCs w:val="false"/>
-                <w:i w:val="false"/>
-                <w:iCs w:val="false"/>
-                <w:color w:val="000000"/>
-                <w:sz w:val="18"/>
-                <w:szCs w:val="18"/>
-              </w:rPr>
-              <w:t xml:space="preserve"/>
-            </w:r>
-          </w:p>
-          <w:p>
-            <w:pPr>
-              <w:spacing w:after="40" w:before="0"/>
-              <w:jc w:val="left"/>
-            </w:pPr>
-            <w:r>
-              <w:rPr>
-                <w:rFonts w:ascii="Arial" w:cs="Arial" w:eastAsia="Arial" w:hAnsi="Arial"/>
-                <w:b w:val="false"/>
-                <w:bCs w:val="false"/>
-                <w:i w:val="false"/>
-                <w:iCs w:val="false"/>
-                <w:color w:val="000000"/>
-                <w:sz w:val="18"/>
-                <w:szCs w:val="18"/>
-              </w:rPr>
-              <w:t xml:space="preserve">WHY IT IS PUZZLING: Students know that plastic jerrycans are strong — they carry 20 kg of water daily without deforming. So why does removing a tiny amount of air from inside cause the rigid container to collapse? What invisible force is acting? Where does it come from? Is the air outside stronger than the plastic? Why doesn't the same thing happen to our bodies? This contradiction between the jerrycan's obvious physical strength and its sudden, dramatic collapse from an invisible force creates immediate cognitive dissonance and drives genuine curiosity about the nature of atmospheric pressure, fluid pressure, and pressure transmission — the core concepts of the entire unit.</w:t>
-            </w:r>
-          </w:p>
-        </w:tc>
-      </w:tr>
-      <w:tr>
-        <w:tc>
-          <w:tcPr>
-            <w:tcW w:type="dxa" w:w="3000"/>
-            <w:shd w:fill="D9EEF1" w:color="auto" w:val="clear"/>
-            <w:tcMar>
-              <w:top w:type="dxa" w:w="60"/>
-              <w:left w:type="dxa" w:w="120"/>
-              <w:bottom w:type="dxa" w:w="60"/>
-              <w:right w:type="dxa" w:w="120"/>
-            </w:tcMar>
-            <w:vAlign w:val="top"/>
-          </w:tcPr>
-          <w:p>
-            <w:pPr>
-              <w:spacing w:after="40" w:before="0"/>
-              <w:jc w:val="left"/>
-            </w:pPr>
-            <w:r>
-              <w:rPr>
-                <w:rFonts w:ascii="Arial" w:cs="Arial" w:eastAsia="Arial" w:hAnsi="Arial"/>
-                <w:b/>
-                <w:bCs/>
-                <w:i w:val="false"/>
-                <w:iCs w:val="false"/>
-                <w:color w:val="000000"/>
-                <w:sz w:val="18"/>
-                <w:szCs w:val="18"/>
-              </w:rPr>
-              <w:t xml:space="preserve">Storyline Thread</w:t>
-            </w:r>
-          </w:p>
-        </w:tc>
-        <w:tc>
-          <w:tcPr>
-            <w:tcW w:type="dxa" w:w="10680"/>
-            <w:shd w:fill="FFFFFF" w:color="auto" w:val="clear"/>
-            <w:tcMar>
-              <w:top w:type="dxa" w:w="60"/>
-              <w:left w:type="dxa" w:w="120"/>
-              <w:bottom w:type="dxa" w:w="60"/>
-              <w:right w:type="dxa" w:w="120"/>
-            </w:tcMar>
-            <w:vAlign w:val="top"/>
-          </w:tcPr>
-          <w:p>
-            <w:pPr>
-              <w:spacing w:after="40" w:before="0"/>
-              <w:jc w:val="left"/>
-            </w:pPr>
-            <w:r>
-              <w:rPr>
-                <w:rFonts w:ascii="Arial" w:cs="Arial" w:eastAsia="Arial" w:hAnsi="Arial"/>
-                <w:b w:val="false"/>
-                <w:bCs w:val="false"/>
-                <w:i w:val="false"/>
-                <w:iCs w:val="false"/>
-                <w:color w:val="000000"/>
-                <w:sz w:val="18"/>
-                <w:szCs w:val="18"/>
-              </w:rPr>
-              <w:t xml:space="preserve">Lesson 1 — THE MYSTERY BEGINS: Anchoring Phenomenon Launch</w:t>
-            </w:r>
-          </w:p>
-          <w:p>
-            <w:pPr>
-              <w:spacing w:after="40" w:before="0"/>
-              <w:jc w:val="left"/>
-            </w:pPr>
-            <w:r>
-              <w:rPr>
-                <w:rFonts w:ascii="Arial" w:cs="Arial" w:eastAsia="Arial" w:hAnsi="Arial"/>
-                <w:b w:val="false"/>
-                <w:bCs w:val="false"/>
-                <w:i w:val="false"/>
-                <w:iCs w:val="false"/>
-                <w:color w:val="000000"/>
-                <w:sz w:val="18"/>
-                <w:szCs w:val="18"/>
-              </w:rPr>
-              <w:t xml:space="preserve">Students observe the crushing jerrycan demonstration. They record predictions, sketch force diagrams, and post their first "What do we think?" and "What are we wondering?" cards on the Driving Question Board. Introduce the concept of pressure as force per unit area; students measure pressure exerted by their own shoes on the floor (F/A) using bathroom scales and graph paper tracings.</w:t>
-            </w:r>
-          </w:p>
-          <w:p>
-            <w:pPr>
-              <w:spacing w:after="40" w:before="0"/>
-              <w:jc w:val="left"/>
-            </w:pPr>
-            <w:r>
-              <w:rPr>
-                <w:rFonts w:ascii="Arial" w:cs="Arial" w:eastAsia="Arial" w:hAnsi="Arial"/>
-                <w:b w:val="false"/>
-                <w:bCs w:val="false"/>
-                <w:i w:val="false"/>
-                <w:iCs w:val="false"/>
-                <w:color w:val="000000"/>
-                <w:sz w:val="18"/>
-                <w:szCs w:val="18"/>
-              </w:rPr>
-              <w:t xml:space="preserve"/>
-            </w:r>
-          </w:p>
-          <w:p>
-            <w:pPr>
-              <w:spacing w:after="40" w:before="0"/>
-              <w:jc w:val="left"/>
-            </w:pPr>
-            <w:r>
-              <w:rPr>
-                <w:rFonts w:ascii="Arial" w:cs="Arial" w:eastAsia="Arial" w:hAnsi="Arial"/>
-                <w:b w:val="false"/>
-                <w:bCs w:val="false"/>
-                <w:i w:val="false"/>
-                <w:iCs w:val="false"/>
-                <w:color w:val="000000"/>
-                <w:sz w:val="18"/>
-                <w:szCs w:val="18"/>
-              </w:rPr>
-              <w:t xml:space="preserve">Lesson 2 — THE WEIGHT OF NOTHING: Atmospheric Pressure</w:t>
-            </w:r>
-          </w:p>
-          <w:p>
-            <w:pPr>
-              <w:spacing w:after="40" w:before="0"/>
-              <w:jc w:val="left"/>
-            </w:pPr>
-            <w:r>
-              <w:rPr>
-                <w:rFonts w:ascii="Arial" w:cs="Arial" w:eastAsia="Arial" w:hAnsi="Arial"/>
-                <w:b w:val="false"/>
-                <w:bCs w:val="false"/>
-                <w:i w:val="false"/>
-                <w:iCs w:val="false"/>
-                <w:color w:val="000000"/>
-                <w:sz w:val="18"/>
-                <w:szCs w:val="18"/>
-              </w:rPr>
-              <w:t xml:space="preserve">Students investigate evidence that the atmosphere has weight and exerts pressure in all directions — collapsing can experiment (boiling water in a tin, sealing, cooling), Magdeburg hemisphere video, and the mercury barometer diagram. Connect directly back to the jerrycan: the outside atmosphere was always pushing; removing inside air removed the balance. Students revise their DQB cards.</w:t>
-            </w:r>
-          </w:p>
-          <w:p>
-            <w:pPr>
-              <w:spacing w:after="40" w:before="0"/>
-              <w:jc w:val="left"/>
-            </w:pPr>
-            <w:r>
-              <w:rPr>
-                <w:rFonts w:ascii="Arial" w:cs="Arial" w:eastAsia="Arial" w:hAnsi="Arial"/>
-                <w:b w:val="false"/>
-                <w:bCs w:val="false"/>
-                <w:i w:val="false"/>
-                <w:iCs w:val="false"/>
-                <w:color w:val="000000"/>
-                <w:sz w:val="18"/>
-                <w:szCs w:val="18"/>
-              </w:rPr>
-              <w:t xml:space="preserve"/>
-            </w:r>
-          </w:p>
-          <w:p>
-            <w:pPr>
-              <w:spacing w:after="40" w:before="0"/>
-              <w:jc w:val="left"/>
-            </w:pPr>
-            <w:r>
-              <w:rPr>
-                <w:rFonts w:ascii="Arial" w:cs="Arial" w:eastAsia="Arial" w:hAnsi="Arial"/>
-                <w:b w:val="false"/>
-                <w:bCs w:val="false"/>
-                <w:i w:val="false"/>
-                <w:iCs w:val="false"/>
-                <w:color w:val="000000"/>
-                <w:sz w:val="18"/>
-                <w:szCs w:val="18"/>
-              </w:rPr>
-              <w:t xml:space="preserve">Lesson 3 — GOING DEEPER: Factors Affecting Pressure in Liquids</w:t>
-            </w:r>
-          </w:p>
-          <w:p>
-            <w:pPr>
-              <w:spacing w:after="40" w:before="0"/>
-              <w:jc w:val="left"/>
-            </w:pPr>
-            <w:r>
-              <w:rPr>
-                <w:rFonts w:ascii="Arial" w:cs="Arial" w:eastAsia="Arial" w:hAnsi="Arial"/>
-                <w:b w:val="false"/>
-                <w:bCs w:val="false"/>
-                <w:i w:val="false"/>
-                <w:iCs w:val="false"/>
-                <w:color w:val="000000"/>
-                <w:sz w:val="18"/>
-                <w:szCs w:val="18"/>
-              </w:rPr>
-              <w:t xml:space="preserve">Students design and conduct an experiment using a tall transparent tube (or modified plastic bottles at different heights filled with water from Lake Naivasha) to show that liquid pressure increases with depth and with liquid density. Students record data in tables and identify the three factors: depth (h), density (ρ), gravitational field strength (g).</w:t>
-            </w:r>
-          </w:p>
-          <w:p>
-            <w:pPr>
-              <w:spacing w:after="40" w:before="0"/>
-              <w:jc w:val="left"/>
-            </w:pPr>
-            <w:r>
-              <w:rPr>
-                <w:rFonts w:ascii="Arial" w:cs="Arial" w:eastAsia="Arial" w:hAnsi="Arial"/>
-                <w:b w:val="false"/>
-                <w:bCs w:val="false"/>
-                <w:i w:val="false"/>
-                <w:iCs w:val="false"/>
-                <w:color w:val="000000"/>
-                <w:sz w:val="18"/>
-                <w:szCs w:val="18"/>
-              </w:rPr>
-              <w:t xml:space="preserve"/>
-            </w:r>
-          </w:p>
-          <w:p>
-            <w:pPr>
-              <w:spacing w:after="40" w:before="0"/>
-              <w:jc w:val="left"/>
-            </w:pPr>
-            <w:r>
-              <w:rPr>
-                <w:rFonts w:ascii="Arial" w:cs="Arial" w:eastAsia="Arial" w:hAnsi="Arial"/>
-                <w:b w:val="false"/>
-                <w:bCs w:val="false"/>
-                <w:i w:val="false"/>
-                <w:iCs w:val="false"/>
-                <w:color w:val="000000"/>
-                <w:sz w:val="18"/>
-                <w:szCs w:val="18"/>
-              </w:rPr>
-              <w:t xml:space="preserve">Lesson 4 — THE EQUATION UNLOCKED: P = ρgh</w:t>
-            </w:r>
-          </w:p>
-          <w:p>
-            <w:pPr>
-              <w:spacing w:after="40" w:before="0"/>
-              <w:jc w:val="left"/>
-            </w:pPr>
-            <w:r>
-              <w:rPr>
-                <w:rFonts w:ascii="Arial" w:cs="Arial" w:eastAsia="Arial" w:hAnsi="Arial"/>
-                <w:b w:val="false"/>
-                <w:bCs w:val="false"/>
-                <w:i w:val="false"/>
-                <w:iCs w:val="false"/>
-                <w:color w:val="000000"/>
-                <w:sz w:val="18"/>
-                <w:szCs w:val="18"/>
-              </w:rPr>
-              <w:t xml:space="preserve">Students derive the equation P = ρgh from first principles (weight of a liquid column). They practise applying the formula to Kenyan contexts: calculating pressure at the base of the Sasumua Dam reservoir, the pressure on a diver at 10 m depth in the Indian Ocean off Mombasa, and the pressure at the bottom of a Nairobi water tower. Students update their models to show quantitative pressure values at different depths.</w:t>
-            </w:r>
-          </w:p>
-          <w:p>
-            <w:pPr>
-              <w:spacing w:after="40" w:before="0"/>
-              <w:jc w:val="left"/>
-            </w:pPr>
-            <w:r>
-              <w:rPr>
-                <w:rFonts w:ascii="Arial" w:cs="Arial" w:eastAsia="Arial" w:hAnsi="Arial"/>
-                <w:b w:val="false"/>
-                <w:bCs w:val="false"/>
-                <w:i w:val="false"/>
-                <w:iCs w:val="false"/>
-                <w:color w:val="000000"/>
-                <w:sz w:val="18"/>
-                <w:szCs w:val="18"/>
-              </w:rPr>
-              <w:t xml:space="preserve"/>
-            </w:r>
-          </w:p>
-          <w:p>
-            <w:pPr>
-              <w:spacing w:after="40" w:before="0"/>
-              <w:jc w:val="left"/>
-            </w:pPr>
-            <w:r>
-              <w:rPr>
-                <w:rFonts w:ascii="Arial" w:cs="Arial" w:eastAsia="Arial" w:hAnsi="Arial"/>
-                <w:b w:val="false"/>
-                <w:bCs w:val="false"/>
-                <w:i w:val="false"/>
-                <w:iCs w:val="false"/>
-                <w:color w:val="000000"/>
-                <w:sz w:val="18"/>
-                <w:szCs w:val="18"/>
-              </w:rPr>
-              <w:t xml:space="preserve">Lesson 5 — PASSING THE PUSH: Pascal's Principle and Transmission of Pressure in Fluids</w:t>
-            </w:r>
-          </w:p>
-          <w:p>
-            <w:pPr>
-              <w:spacing w:after="40" w:before="0"/>
-              <w:jc w:val="left"/>
-            </w:pPr>
-            <w:r>
-              <w:rPr>
-                <w:rFonts w:ascii="Arial" w:cs="Arial" w:eastAsia="Arial" w:hAnsi="Arial"/>
-                <w:b w:val="false"/>
-                <w:bCs w:val="false"/>
-                <w:i w:val="false"/>
-                <w:iCs w:val="false"/>
-                <w:color w:val="000000"/>
-                <w:sz w:val="18"/>
-                <w:szCs w:val="18"/>
-              </w:rPr>
-              <w:t xml:space="preserve">Students use syringes connected by tubing (filled with water) to discover that pressure applied at one point is transmitted undiminished throughout the fluid. Formalise Pascal's Principle. Introduce the hydraulic press/lift concept with the F₁/A₁ = F₂/A₂ relationship. Students solve the garage-jack problem from the supporting phenomenon: how much input force is needed to lift a 3,000 kg matatu?</w:t>
-            </w:r>
-          </w:p>
-          <w:p>
-            <w:pPr>
-              <w:spacing w:after="40" w:before="0"/>
-              <w:jc w:val="left"/>
-            </w:pPr>
-            <w:r>
-              <w:rPr>
-                <w:rFonts w:ascii="Arial" w:cs="Arial" w:eastAsia="Arial" w:hAnsi="Arial"/>
-                <w:b w:val="false"/>
-                <w:bCs w:val="false"/>
-                <w:i w:val="false"/>
-                <w:iCs w:val="false"/>
-                <w:color w:val="000000"/>
-                <w:sz w:val="18"/>
-                <w:szCs w:val="18"/>
-              </w:rPr>
-              <w:t xml:space="preserve"/>
-            </w:r>
-          </w:p>
-          <w:p>
-            <w:pPr>
-              <w:spacing w:after="40" w:before="0"/>
-              <w:jc w:val="left"/>
-            </w:pPr>
-            <w:r>
-              <w:rPr>
-                <w:rFonts w:ascii="Arial" w:cs="Arial" w:eastAsia="Arial" w:hAnsi="Arial"/>
-                <w:b w:val="false"/>
-                <w:bCs w:val="false"/>
-                <w:i w:val="false"/>
-                <w:iCs w:val="false"/>
-                <w:color w:val="000000"/>
-                <w:sz w:val="18"/>
-                <w:szCs w:val="18"/>
-              </w:rPr>
-              <w:t xml:space="preserve">Lesson 6 — MACHINES THAT USE FLUID POWER: Applications of Pressure in Fluids</w:t>
-            </w:r>
-          </w:p>
-          <w:p>
-            <w:pPr>
-              <w:spacing w:after="40" w:before="0"/>
-              <w:jc w:val="left"/>
-            </w:pPr>
-            <w:r>
-              <w:rPr>
-                <w:rFonts w:ascii="Arial" w:cs="Arial" w:eastAsia="Arial" w:hAnsi="Arial"/>
-                <w:b w:val="false"/>
-                <w:bCs w:val="false"/>
-                <w:i w:val="false"/>
-                <w:iCs w:val="false"/>
-                <w:color w:val="000000"/>
-                <w:sz w:val="18"/>
-                <w:szCs w:val="18"/>
-              </w:rPr>
-              <w:t xml:space="preserve">Students investigate and explain the working of: the drinking straw (returning to supporting phenomenon 1), the syringe and medical drip, the hydraulic brake system (demonstrated with a bicycle brake), and the hydraulic lift. Groups are assigned one application each, research its pressure principle, and present a 3-minute explanation to the class connecting it back to the jerrycan phenomenon and Pascal's Principle.</w:t>
-            </w:r>
-          </w:p>
-          <w:p>
-            <w:pPr>
-              <w:spacing w:after="40" w:before="0"/>
-              <w:jc w:val="left"/>
-            </w:pPr>
-            <w:r>
-              <w:rPr>
-                <w:rFonts w:ascii="Arial" w:cs="Arial" w:eastAsia="Arial" w:hAnsi="Arial"/>
-                <w:b w:val="false"/>
-                <w:bCs w:val="false"/>
-                <w:i w:val="false"/>
-                <w:iCs w:val="false"/>
-                <w:color w:val="000000"/>
-                <w:sz w:val="18"/>
-                <w:szCs w:val="18"/>
-              </w:rPr>
-              <w:t xml:space="preserve"/>
-            </w:r>
-          </w:p>
-          <w:p>
-            <w:pPr>
-              <w:spacing w:after="40" w:before="0"/>
-              <w:jc w:val="left"/>
-            </w:pPr>
-            <w:r>
-              <w:rPr>
-                <w:rFonts w:ascii="Arial" w:cs="Arial" w:eastAsia="Arial" w:hAnsi="Arial"/>
-                <w:b w:val="false"/>
-                <w:bCs w:val="false"/>
-                <w:i w:val="false"/>
-                <w:iCs w:val="false"/>
-                <w:color w:val="000000"/>
-                <w:sz w:val="18"/>
-                <w:szCs w:val="18"/>
-              </w:rPr>
-              <w:t xml:space="preserve">Lesson 7 — SQUEEZING AIR: Boyle's Law and Pressure in Gases</w:t>
-            </w:r>
-          </w:p>
-          <w:p>
-            <w:pPr>
-              <w:spacing w:after="40" w:before="0"/>
-              <w:jc w:val="left"/>
-            </w:pPr>
-            <w:r>
-              <w:rPr>
-                <w:rFonts w:ascii="Arial" w:cs="Arial" w:eastAsia="Arial" w:hAnsi="Arial"/>
-                <w:b w:val="false"/>
-                <w:bCs w:val="false"/>
-                <w:i w:val="false"/>
-                <w:iCs w:val="false"/>
-                <w:color w:val="000000"/>
-                <w:sz w:val="18"/>
-                <w:szCs w:val="18"/>
-              </w:rPr>
-              <w:t xml:space="preserve">Students use a sealed syringe (or bicycle pump with a pressure gauge) to investigate the relationship between the volume and pressure of a fixed mass of gas at constant temperature. They record P and V data, plot P vs. V and P vs. 1/V graphs, and derive Boyle's Law (PV = constant). Connect to the collapsing mountain bottle (supporting phenomenon 4) and to why the jerrycan collapsed when air was removed. Students update their cumulative models.</w:t>
-            </w:r>
-          </w:p>
-          <w:p>
-            <w:pPr>
-              <w:spacing w:after="40" w:before="0"/>
-              <w:jc w:val="left"/>
-            </w:pPr>
-            <w:r>
-              <w:rPr>
-                <w:rFonts w:ascii="Arial" w:cs="Arial" w:eastAsia="Arial" w:hAnsi="Arial"/>
-                <w:b w:val="false"/>
-                <w:bCs w:val="false"/>
-                <w:i w:val="false"/>
-                <w:iCs w:val="false"/>
-                <w:color w:val="000000"/>
-                <w:sz w:val="18"/>
-                <w:szCs w:val="18"/>
-              </w:rPr>
-              <w:t xml:space="preserve"/>
-            </w:r>
-          </w:p>
-          <w:p>
-            <w:pPr>
-              <w:spacing w:after="40" w:before="0"/>
-              <w:jc w:val="left"/>
-            </w:pPr>
-            <w:r>
-              <w:rPr>
-                <w:rFonts w:ascii="Arial" w:cs="Arial" w:eastAsia="Arial" w:hAnsi="Arial"/>
-                <w:b w:val="false"/>
-                <w:bCs w:val="false"/>
-                <w:i w:val="false"/>
-                <w:iCs w:val="false"/>
-                <w:color w:val="000000"/>
-                <w:sz w:val="18"/>
-                <w:szCs w:val="18"/>
-              </w:rPr>
-              <w:t xml:space="preserve">Lesson 8 — MEASURING PRESSURE: Barometers and Manometers</w:t>
-            </w:r>
-          </w:p>
-          <w:p>
-            <w:pPr>
-              <w:spacing w:after="40" w:before="0"/>
-              <w:jc w:val="left"/>
-            </w:pPr>
-            <w:r>
-              <w:rPr>
-                <w:rFonts w:ascii="Arial" w:cs="Arial" w:eastAsia="Arial" w:hAnsi="Arial"/>
-                <w:b w:val="false"/>
-                <w:bCs w:val="false"/>
-                <w:i w:val="false"/>
-                <w:iCs w:val="false"/>
-                <w:color w:val="000000"/>
-                <w:sz w:val="18"/>
-                <w:szCs w:val="18"/>
-              </w:rPr>
-              <w:t xml:space="preserve">Students examine the design and working of the simple mercury barometer and the aneroid barometer (used at Kenya Meteorological Department). They construct a simple water manometer from tubing to measure the pressure of a gas supply (or a lung exhalation). Students solve problems involving manometer readings and barometric height. Connect atmospheric pressure measurement to weather forecasting for Kenyan farmers.</w:t>
-            </w:r>
-          </w:p>
-          <w:p>
-            <w:pPr>
-              <w:spacing w:after="40" w:before="0"/>
-              <w:jc w:val="left"/>
-            </w:pPr>
-            <w:r>
-              <w:rPr>
-                <w:rFonts w:ascii="Arial" w:cs="Arial" w:eastAsia="Arial" w:hAnsi="Arial"/>
-                <w:b w:val="false"/>
-                <w:bCs w:val="false"/>
-                <w:i w:val="false"/>
-                <w:iCs w:val="false"/>
-                <w:color w:val="000000"/>
-                <w:sz w:val="18"/>
-                <w:szCs w:val="18"/>
-              </w:rPr>
-              <w:t xml:space="preserve"/>
-            </w:r>
-          </w:p>
-          <w:p>
-            <w:pPr>
-              <w:spacing w:after="40" w:before="0"/>
-              <w:jc w:val="left"/>
-            </w:pPr>
-            <w:r>
-              <w:rPr>
-                <w:rFonts w:ascii="Arial" w:cs="Arial" w:eastAsia="Arial" w:hAnsi="Arial"/>
-                <w:b w:val="false"/>
-                <w:bCs w:val="false"/>
-                <w:i w:val="false"/>
-                <w:iCs w:val="false"/>
-                <w:color w:val="000000"/>
-                <w:sz w:val="18"/>
-                <w:szCs w:val="18"/>
-              </w:rPr>
-              <w:t xml:space="preserve">Lesson 9 — PUTTING IT ALL TOGETHER: Unit Synthesis, Model Finalisation, and DQB Resolution</w:t>
-            </w:r>
-          </w:p>
-          <w:p>
-            <w:pPr>
-              <w:spacing w:after="40" w:before="0"/>
-              <w:jc w:val="left"/>
-            </w:pPr>
-            <w:r>
-              <w:rPr>
-                <w:rFonts w:ascii="Arial" w:cs="Arial" w:eastAsia="Arial" w:hAnsi="Arial"/>
-                <w:b w:val="false"/>
-                <w:bCs w:val="false"/>
-                <w:i w:val="false"/>
-                <w:iCs w:val="false"/>
-                <w:color w:val="000000"/>
-                <w:sz w:val="18"/>
-                <w:szCs w:val="18"/>
-              </w:rPr>
-              <w:t xml:space="preserve">Students revisit the original crushed jerrycan and use the full vocabulary and equations of the unit to construct a complete, quantitative explanation of what happened and why. Each group presents their final cumulative model (particle-level + equation-level + application-level). The class resolves every question on the Driving Question Board, identifying which questions were answered, which led to new questions, and which connect to future sub-strands. Students complete the exit ticket: "What's one thing you can now explain about pressure that you couldn't before?"</w:t>
-            </w:r>
-          </w:p>
-        </w:tc>
-      </w:tr>
-      <w:tr>
-        <w:tc>
-          <w:tcPr>
-            <w:tcW w:type="dxa" w:w="3000"/>
-            <w:shd w:fill="EAD1F5" w:color="auto" w:val="clear"/>
-            <w:tcMar>
-              <w:top w:type="dxa" w:w="60"/>
-              <w:left w:type="dxa" w:w="120"/>
-              <w:bottom w:type="dxa" w:w="60"/>
-              <w:right w:type="dxa" w:w="120"/>
-            </w:tcMar>
-            <w:vAlign w:val="top"/>
-          </w:tcPr>
-          <w:p>
-            <w:pPr>
-              <w:spacing w:after="40" w:before="0"/>
-              <w:jc w:val="left"/>
-            </w:pPr>
-            <w:r>
-              <w:rPr>
-                <w:rFonts w:ascii="Arial" w:cs="Arial" w:eastAsia="Arial" w:hAnsi="Arial"/>
-                <w:b/>
-                <w:bCs/>
-                <w:i w:val="false"/>
-                <w:iCs w:val="false"/>
-                <w:color w:val="000000"/>
-                <w:sz w:val="18"/>
-                <w:szCs w:val="18"/>
-              </w:rPr>
-              <w:t xml:space="preserve">Supporting Phenomena</w:t>
-            </w:r>
-          </w:p>
-        </w:tc>
-        <w:tc>
-          <w:tcPr>
-            <w:tcW w:type="dxa" w:w="10680"/>
-            <w:shd w:fill="FFFFFF" w:color="auto" w:val="clear"/>
-            <w:tcMar>
-              <w:top w:type="dxa" w:w="60"/>
-              <w:left w:type="dxa" w:w="120"/>
-              <w:bottom w:type="dxa" w:w="60"/>
-              <w:right w:type="dxa" w:w="120"/>
-            </w:tcMar>
-            <w:vAlign w:val="top"/>
-          </w:tcPr>
-          <w:p>
-            <w:pPr>
-              <w:spacing w:after="30" w:before="0"/>
-              <w:ind w:left="360" w:hanging="180"/>
-              <w:jc w:val="left"/>
-            </w:pPr>
-            <w:r>
-              <w:rPr>
-                <w:rFonts w:ascii="Arial" w:cs="Arial" w:eastAsia="Arial" w:hAnsi="Arial"/>
-                <w:b w:val="false"/>
-                <w:bCs w:val="false"/>
-                <w:i w:val="false"/>
-                <w:iCs w:val="false"/>
-                <w:color w:val="000000"/>
-                <w:sz w:val="18"/>
-                <w:szCs w:val="18"/>
-              </w:rPr>
-              <w:t xml:space="preserve">–  SUPPORTING PHENOMENON 1 — The Straw Paradox: A student sips Delmonte juice through a straw at lunch. Ask: "Are you pulling the juice up, or is something pushing it?" Nothing mechanical is pushing the juice upward — yet it rises against gravity every time. This supports inquiry into atmospheric pressure doing work on liquid surfaces.</w:t>
-            </w:r>
-          </w:p>
-          <w:p>
-            <w:pPr>
-              <w:spacing w:after="30" w:before="0"/>
-              <w:ind w:left="360" w:hanging="180"/>
-              <w:jc w:val="left"/>
-            </w:pPr>
-            <w:r>
-              <w:rPr>
-                <w:rFonts w:ascii="Arial" w:cs="Arial" w:eastAsia="Arial" w:hAnsi="Arial"/>
-                <w:b w:val="false"/>
-                <w:bCs w:val="false"/>
-                <w:i w:val="false"/>
-                <w:iCs w:val="false"/>
-                <w:color w:val="000000"/>
-                <w:sz w:val="18"/>
-                <w:szCs w:val="18"/>
-              </w:rPr>
-              <w:t xml:space="preserve">–  SUPPORTING PHENOMENON 2 — The Deep-Sea Tilapia: Fishermen at Lake Victoria report that when certain deep-water fish are pulled rapidly to the surface in their nets, the fish arrive with swollen, bulging eyes or even ruptured organs. Ask: "What does the water depth have to do with what happens to a fish's body?" This supports inquiry into pressure increasing with depth (P = ρgh) and the biological consequences of pressure change.</w:t>
-            </w:r>
-          </w:p>
-          <w:p>
-            <w:pPr>
-              <w:spacing w:after="30" w:before="0"/>
-              <w:ind w:left="360" w:hanging="180"/>
-              <w:jc w:val="left"/>
-            </w:pPr>
-            <w:r>
-              <w:rPr>
-                <w:rFonts w:ascii="Arial" w:cs="Arial" w:eastAsia="Arial" w:hAnsi="Arial"/>
-                <w:b w:val="false"/>
-                <w:bCs w:val="false"/>
-                <w:i w:val="false"/>
-                <w:iCs w:val="false"/>
-                <w:color w:val="000000"/>
-                <w:sz w:val="18"/>
-                <w:szCs w:val="18"/>
-              </w:rPr>
-              <w:t xml:space="preserve">–  SUPPORTING PHENOMENON 3 — The Garage Hydraulic Jack: At a local Nairobi garage, a mechanic effortlessly lifts a fully loaded matatu (3,000 kg) off the ground by pressing down on a small foot pedal with one leg. Ask: "How can one person's foot-force lift a vehicle that weighs as much as 30 people?" This supports inquiry into Pascal's Principle and the mechanical advantage of hydraulic systems.</w:t>
-            </w:r>
-          </w:p>
-          <w:p>
-            <w:pPr>
-              <w:spacing w:after="30" w:before="0"/>
-              <w:ind w:left="360" w:hanging="180"/>
-              <w:jc w:val="left"/>
-            </w:pPr>
-            <w:r>
-              <w:rPr>
-                <w:rFonts w:ascii="Arial" w:cs="Arial" w:eastAsia="Arial" w:hAnsi="Arial"/>
-                <w:b w:val="false"/>
-                <w:bCs w:val="false"/>
-                <w:i w:val="false"/>
-                <w:iCs w:val="false"/>
-                <w:color w:val="000000"/>
-                <w:sz w:val="18"/>
-                <w:szCs w:val="18"/>
-              </w:rPr>
-              <w:t xml:space="preserve">–  SUPPORTING PHENOMENON 4 — The Collapsing Mountain Bottle: A student returns from Nairobi (1,795 m elevation) to their home town at lower altitude and notices their sealed water bottle, which was flat when they bought it in Nairobi, is now tightly inflated and hard. Ask: "Why did the bottle change shape just by travelling downhill?" This supports inquiry into atmospheric pressure variation with altitude and Boyle's Law.</w:t>
-            </w:r>
-          </w:p>
-        </w:tc>
-      </w:tr>
-    </w:tbl>
-    <w:p>
-      <w:pPr>
-        <w:spacing w:after="120"/>
-      </w:pPr>
-      <w:r>
-        <w:t xml:space="preserve"/>
       </w:r>
     </w:p>
     <w:p>
@@ -3700,7 +3700,7 @@
             <w:pPr>
               <w:spacing w:after="20" w:before="0"/>
             </w:pPr>
-            <w:hyperlink w:history="1" r:id="rIdjr9q7-jq2dadkpckarzku">
+            <w:hyperlink w:history="1" r:id="rIdr5pdsngkfbe2eqrntdcv9">
               <w:r>
                 <w:rPr>
                   <w:rFonts w:ascii="Arial" w:cs="Arial" w:eastAsia="Arial" w:hAnsi="Arial"/>
@@ -3733,7 +3733,7 @@
               <w:spacing w:after="10" w:before="0"/>
               <w:ind w:left="120"/>
             </w:pPr>
-            <w:hyperlink w:history="1" r:id="rIdnlidbnufnd4bdwclcewg8">
+            <w:hyperlink w:history="1" r:id="rIdroreltj8zlnzhsrtnd7fx">
               <w:r>
                 <w:rPr>
                   <w:rFonts w:ascii="Arial" w:cs="Arial" w:eastAsia="Arial" w:hAnsi="Arial"/>
@@ -3778,7 +3778,7 @@
             <w:pPr>
               <w:spacing w:after="20" w:before="0"/>
             </w:pPr>
-            <w:hyperlink w:history="1" r:id="rId8o1eukvdywaxwmlgopxnh">
+            <w:hyperlink w:history="1" r:id="rIdlun8apz8bw8tybc2pkglm">
               <w:r>
                 <w:rPr>
                   <w:rFonts w:ascii="Arial" w:cs="Arial" w:eastAsia="Arial" w:hAnsi="Arial"/>
@@ -3811,7 +3811,7 @@
               <w:spacing w:after="10" w:before="0"/>
               <w:ind w:left="120"/>
             </w:pPr>
-            <w:hyperlink w:history="1" r:id="rIdb1bfwqteu6fudzauutua5">
+            <w:hyperlink w:history="1" r:id="rIdxso6qyg5qhkzzanmch-hf">
               <w:r>
                 <w:rPr>
                   <w:rFonts w:ascii="Arial" w:cs="Arial" w:eastAsia="Arial" w:hAnsi="Arial"/>
@@ -4006,7 +4006,7 @@
             <w:pPr>
               <w:spacing w:after="20" w:before="0"/>
             </w:pPr>
-            <w:hyperlink w:history="1" r:id="rIdeml22lccc7k3zd0bb0pgs">
+            <w:hyperlink w:history="1" r:id="rIdchmxue07pebq6d0lcukio">
               <w:r>
                 <w:rPr>
                   <w:rFonts w:ascii="Arial" w:cs="Arial" w:eastAsia="Arial" w:hAnsi="Arial"/>
@@ -4039,7 +4039,7 @@
               <w:spacing w:after="10" w:before="0"/>
               <w:ind w:left="120"/>
             </w:pPr>
-            <w:hyperlink w:history="1" r:id="rIdhge94q_9mdyy2wduiazoa">
+            <w:hyperlink w:history="1" r:id="rIdabmtoyhoo1b0ibkrhqpfa">
               <w:r>
                 <w:rPr>
                   <w:rFonts w:ascii="Arial" w:cs="Arial" w:eastAsia="Arial" w:hAnsi="Arial"/>
@@ -4084,7 +4084,7 @@
             <w:pPr>
               <w:spacing w:after="20" w:before="0"/>
             </w:pPr>
-            <w:hyperlink w:history="1" r:id="rIdmayjfutcnbcgyaqxtogk7">
+            <w:hyperlink w:history="1" r:id="rIdh3jlzdl2vyb7vmrynuehf">
               <w:r>
                 <w:rPr>
                   <w:rFonts w:ascii="Arial" w:cs="Arial" w:eastAsia="Arial" w:hAnsi="Arial"/>
@@ -4117,7 +4117,7 @@
               <w:spacing w:after="10" w:before="0"/>
               <w:ind w:left="120"/>
             </w:pPr>
-            <w:hyperlink w:history="1" r:id="rIdi86i6vthhrpxohxnowtnt">
+            <w:hyperlink w:history="1" r:id="rIdgandoxvbdfjwat-q9d2d0">
               <w:r>
                 <w:rPr>
                   <w:rFonts w:ascii="Arial" w:cs="Arial" w:eastAsia="Arial" w:hAnsi="Arial"/>
@@ -4312,7 +4312,7 @@
             <w:pPr>
               <w:spacing w:after="20" w:before="0"/>
             </w:pPr>
-            <w:hyperlink w:history="1" r:id="rIdnj4jggxmhm5b8eiw9suld">
+            <w:hyperlink w:history="1" r:id="rId0ixdhkmdnhz5oov0apppb">
               <w:r>
                 <w:rPr>
                   <w:rFonts w:ascii="Arial" w:cs="Arial" w:eastAsia="Arial" w:hAnsi="Arial"/>
@@ -4345,7 +4345,7 @@
               <w:spacing w:after="10" w:before="0"/>
               <w:ind w:left="120"/>
             </w:pPr>
-            <w:hyperlink w:history="1" r:id="rIdsk0u3y9nafp_w-h8vnaf9">
+            <w:hyperlink w:history="1" r:id="rIdbmbnl_yo4rr3j7joncsjm">
               <w:r>
                 <w:rPr>
                   <w:rFonts w:ascii="Arial" w:cs="Arial" w:eastAsia="Arial" w:hAnsi="Arial"/>
@@ -4390,7 +4390,7 @@
             <w:pPr>
               <w:spacing w:after="20" w:before="0"/>
             </w:pPr>
-            <w:hyperlink w:history="1" r:id="rIdypdpghtoo3msqyyf9mrfs">
+            <w:hyperlink w:history="1" r:id="rIdknxrvakovb6x6skzj8-g4">
               <w:r>
                 <w:rPr>
                   <w:rFonts w:ascii="Arial" w:cs="Arial" w:eastAsia="Arial" w:hAnsi="Arial"/>
@@ -4423,7 +4423,7 @@
               <w:spacing w:after="10" w:before="0"/>
               <w:ind w:left="120"/>
             </w:pPr>
-            <w:hyperlink w:history="1" r:id="rIdtut03a8q580-udilkqzou">
+            <w:hyperlink w:history="1" r:id="rId20liiwsg5unfseujujd-w">
               <w:r>
                 <w:rPr>
                   <w:rFonts w:ascii="Arial" w:cs="Arial" w:eastAsia="Arial" w:hAnsi="Arial"/>
@@ -4618,7 +4618,7 @@
             <w:pPr>
               <w:spacing w:after="20" w:before="0"/>
             </w:pPr>
-            <w:hyperlink w:history="1" r:id="rIdzzszbto-xhtppoc60ibzo">
+            <w:hyperlink w:history="1" r:id="rIdsrojznk7ec3xu3hepb6x2">
               <w:r>
                 <w:rPr>
                   <w:rFonts w:ascii="Arial" w:cs="Arial" w:eastAsia="Arial" w:hAnsi="Arial"/>
@@ -4651,7 +4651,7 @@
               <w:spacing w:after="10" w:before="0"/>
               <w:ind w:left="120"/>
             </w:pPr>
-            <w:hyperlink w:history="1" r:id="rIddlstybp97_r6jhjs5klzq">
+            <w:hyperlink w:history="1" r:id="rIdpgktdvsvursmzcgcd6b1y">
               <w:r>
                 <w:rPr>
                   <w:rFonts w:ascii="Arial" w:cs="Arial" w:eastAsia="Arial" w:hAnsi="Arial"/>
@@ -4696,7 +4696,7 @@
             <w:pPr>
               <w:spacing w:after="20" w:before="0"/>
             </w:pPr>
-            <w:hyperlink w:history="1" r:id="rIddsirifo-r3ydov9ualktd">
+            <w:hyperlink w:history="1" r:id="rIdrnrlhnt7j6twte3nsulzy">
               <w:r>
                 <w:rPr>
                   <w:rFonts w:ascii="Arial" w:cs="Arial" w:eastAsia="Arial" w:hAnsi="Arial"/>
@@ -4729,7 +4729,7 @@
               <w:spacing w:after="10" w:before="0"/>
               <w:ind w:left="120"/>
             </w:pPr>
-            <w:hyperlink w:history="1" r:id="rIdiutioaasiumfluakmmj8w">
+            <w:hyperlink w:history="1" r:id="rIdiofvph83guqbe0uiiqphm">
               <w:r>
                 <w:rPr>
                   <w:rFonts w:ascii="Arial" w:cs="Arial" w:eastAsia="Arial" w:hAnsi="Arial"/>
@@ -4924,7 +4924,7 @@
             <w:pPr>
               <w:spacing w:after="20" w:before="0"/>
             </w:pPr>
-            <w:hyperlink w:history="1" r:id="rIdtd8xuengg5epskcg9zo5v">
+            <w:hyperlink w:history="1" r:id="rIdfgogjlxjw1apvj5hggc7u">
               <w:r>
                 <w:rPr>
                   <w:rFonts w:ascii="Arial" w:cs="Arial" w:eastAsia="Arial" w:hAnsi="Arial"/>
@@ -4957,7 +4957,7 @@
               <w:spacing w:after="10" w:before="0"/>
               <w:ind w:left="120"/>
             </w:pPr>
-            <w:hyperlink w:history="1" r:id="rIdxu2gnzkcaq-petfgh5hqu">
+            <w:hyperlink w:history="1" r:id="rId2nl70kwxsh8v1f6xap7m6">
               <w:r>
                 <w:rPr>
                   <w:rFonts w:ascii="Arial" w:cs="Arial" w:eastAsia="Arial" w:hAnsi="Arial"/>
@@ -5002,7 +5002,7 @@
             <w:pPr>
               <w:spacing w:after="20" w:before="0"/>
             </w:pPr>
-            <w:hyperlink w:history="1" r:id="rIddpvi1xnaxjjymtlbseiqa">
+            <w:hyperlink w:history="1" r:id="rIdfbwfb_npoajheaknbp4qc">
               <w:r>
                 <w:rPr>
                   <w:rFonts w:ascii="Arial" w:cs="Arial" w:eastAsia="Arial" w:hAnsi="Arial"/>
@@ -5035,7 +5035,7 @@
               <w:spacing w:after="10" w:before="0"/>
               <w:ind w:left="120"/>
             </w:pPr>
-            <w:hyperlink w:history="1" r:id="rIddlqsgbcfwzg_xaq54v-hb">
+            <w:hyperlink w:history="1" r:id="rIdqofw6z_jrxuwyffjdhfdc">
               <w:r>
                 <w:rPr>
                   <w:rFonts w:ascii="Arial" w:cs="Arial" w:eastAsia="Arial" w:hAnsi="Arial"/>
@@ -5547,7 +5547,7 @@
         </w:rPr>
         <w:t xml:space="preserve">© 2026 SeaVuria and ARES. Aligned with KICD objectives. Developed by SeaVuria; technical implementation by ARES (with AI assistance from Claude). Licensed under </w:t>
       </w:r>
-      <w:hyperlink w:history="1" r:id="rId_xroxtwwmau5myrlrecnt">
+      <w:hyperlink w:history="1" r:id="rIdt-o5adbqxjlqmudc_zhaa">
         <w:r>
           <w:rPr>
             <w:rFonts w:ascii="Arial" w:cs="Arial" w:eastAsia="Arial" w:hAnsi="Arial"/>
@@ -5568,7 +5568,7 @@
         </w:rPr>
         <w:t xml:space="preserve"> (</w:t>
       </w:r>
-      <w:hyperlink w:history="1" r:id="rIdefypxlwrgd52cbpsmylng">
+      <w:hyperlink w:history="1" r:id="rIdo3cfrzoiyt93wqtunm3bg">
         <w:r>
           <w:rPr>
             <w:rFonts w:ascii="Arial" w:cs="Arial" w:eastAsia="Arial" w:hAnsi="Arial"/>
@@ -6581,7 +6581,7 @@
             <w:pPr>
               <w:spacing w:after="20" w:before="0"/>
             </w:pPr>
-            <w:hyperlink w:history="1" r:id="rId6oqzwumrr32hf7pxoy2bq">
+            <w:hyperlink w:history="1" r:id="rIdolpthwjrxqxm3fb66vycq">
               <w:r>
                 <w:rPr>
                   <w:rFonts w:ascii="Arial" w:cs="Arial" w:eastAsia="Arial" w:hAnsi="Arial"/>
@@ -6614,7 +6614,7 @@
               <w:spacing w:after="10" w:before="0"/>
               <w:ind w:left="120"/>
             </w:pPr>
-            <w:hyperlink w:history="1" r:id="rIdegubuauvlnsbphaespbck">
+            <w:hyperlink w:history="1" r:id="rIdoabbozcvosu01fvcinbop">
               <w:r>
                 <w:rPr>
                   <w:rFonts w:ascii="Arial" w:cs="Arial" w:eastAsia="Arial" w:hAnsi="Arial"/>
@@ -6659,7 +6659,7 @@
             <w:pPr>
               <w:spacing w:after="20" w:before="0"/>
             </w:pPr>
-            <w:hyperlink w:history="1" r:id="rIdvkjbo5xrtyfi5o-y2hmud">
+            <w:hyperlink w:history="1" r:id="rId_ywpwspfp879ye7mxxks_">
               <w:r>
                 <w:rPr>
                   <w:rFonts w:ascii="Arial" w:cs="Arial" w:eastAsia="Arial" w:hAnsi="Arial"/>
@@ -6692,7 +6692,7 @@
               <w:spacing w:after="10" w:before="0"/>
               <w:ind w:left="120"/>
             </w:pPr>
-            <w:hyperlink w:history="1" r:id="rIdlbnbizxgfzp1cgjgzth5y">
+            <w:hyperlink w:history="1" r:id="rIdnw0sj4wpaqdnozdpszs70">
               <w:r>
                 <w:rPr>
                   <w:rFonts w:ascii="Arial" w:cs="Arial" w:eastAsia="Arial" w:hAnsi="Arial"/>
@@ -6887,7 +6887,7 @@
             <w:pPr>
               <w:spacing w:after="20" w:before="0"/>
             </w:pPr>
-            <w:hyperlink w:history="1" r:id="rIdb68eany-re7t09oc5gupu">
+            <w:hyperlink w:history="1" r:id="rIdp2bknnpe6mlohujaxucbf">
               <w:r>
                 <w:rPr>
                   <w:rFonts w:ascii="Arial" w:cs="Arial" w:eastAsia="Arial" w:hAnsi="Arial"/>
@@ -6920,7 +6920,7 @@
               <w:spacing w:after="10" w:before="0"/>
               <w:ind w:left="120"/>
             </w:pPr>
-            <w:hyperlink w:history="1" r:id="rIdl8xskpe1kygtgg3uvxzkw">
+            <w:hyperlink w:history="1" r:id="rIdznwt8qit07lye037qj6se">
               <w:r>
                 <w:rPr>
                   <w:rFonts w:ascii="Arial" w:cs="Arial" w:eastAsia="Arial" w:hAnsi="Arial"/>
@@ -6965,7 +6965,7 @@
             <w:pPr>
               <w:spacing w:after="20" w:before="0"/>
             </w:pPr>
-            <w:hyperlink w:history="1" r:id="rIdt1s0n-qtavn57yabpatqi">
+            <w:hyperlink w:history="1" r:id="rIdn0jwqwm4dcs1mpownzfx0">
               <w:r>
                 <w:rPr>
                   <w:rFonts w:ascii="Arial" w:cs="Arial" w:eastAsia="Arial" w:hAnsi="Arial"/>
@@ -6998,7 +6998,7 @@
               <w:spacing w:after="10" w:before="0"/>
               <w:ind w:left="120"/>
             </w:pPr>
-            <w:hyperlink w:history="1" r:id="rIdlz-qb-ibn75erxsmvgil1">
+            <w:hyperlink w:history="1" r:id="rId95hxkvxcdoqyhr-sa7mps">
               <w:r>
                 <w:rPr>
                   <w:rFonts w:ascii="Arial" w:cs="Arial" w:eastAsia="Arial" w:hAnsi="Arial"/>
@@ -7193,7 +7193,7 @@
             <w:pPr>
               <w:spacing w:after="20" w:before="0"/>
             </w:pPr>
-            <w:hyperlink w:history="1" r:id="rIdyuqeuuyuhyiic0xbtvqnd">
+            <w:hyperlink w:history="1" r:id="rIdrbkkyia0rf5767qcusez5">
               <w:r>
                 <w:rPr>
                   <w:rFonts w:ascii="Arial" w:cs="Arial" w:eastAsia="Arial" w:hAnsi="Arial"/>
@@ -7226,7 +7226,7 @@
               <w:spacing w:after="10" w:before="0"/>
               <w:ind w:left="120"/>
             </w:pPr>
-            <w:hyperlink w:history="1" r:id="rId-f7b4n_hqampfop8kv79f">
+            <w:hyperlink w:history="1" r:id="rIdww4crmkcwiqfujspyfz4k">
               <w:r>
                 <w:rPr>
                   <w:rFonts w:ascii="Arial" w:cs="Arial" w:eastAsia="Arial" w:hAnsi="Arial"/>
@@ -7271,7 +7271,7 @@
             <w:pPr>
               <w:spacing w:after="20" w:before="0"/>
             </w:pPr>
-            <w:hyperlink w:history="1" r:id="rIdieh2vi9-kbkshdoam1er1">
+            <w:hyperlink w:history="1" r:id="rId_vyv4bfhq5ca2-k-z3ivb">
               <w:r>
                 <w:rPr>
                   <w:rFonts w:ascii="Arial" w:cs="Arial" w:eastAsia="Arial" w:hAnsi="Arial"/>
@@ -7304,7 +7304,7 @@
               <w:spacing w:after="10" w:before="0"/>
               <w:ind w:left="120"/>
             </w:pPr>
-            <w:hyperlink w:history="1" r:id="rIdxknhtyldesm0unhsnstw9">
+            <w:hyperlink w:history="1" r:id="rIdi8qw028t_wdkzgmiy5qac">
               <w:r>
                 <w:rPr>
                   <w:rFonts w:ascii="Arial" w:cs="Arial" w:eastAsia="Arial" w:hAnsi="Arial"/>
@@ -7499,7 +7499,7 @@
             <w:pPr>
               <w:spacing w:after="20" w:before="0"/>
             </w:pPr>
-            <w:hyperlink w:history="1" r:id="rIdgsvjuictllesxfx866isa">
+            <w:hyperlink w:history="1" r:id="rIdzrroeqipd6f6rlkgru13z">
               <w:r>
                 <w:rPr>
                   <w:rFonts w:ascii="Arial" w:cs="Arial" w:eastAsia="Arial" w:hAnsi="Arial"/>
@@ -7532,7 +7532,7 @@
               <w:spacing w:after="10" w:before="0"/>
               <w:ind w:left="120"/>
             </w:pPr>
-            <w:hyperlink w:history="1" r:id="rIdgwmyjflv2yd2qlpk90-zj">
+            <w:hyperlink w:history="1" r:id="rIdwqikjtkwiiwbj6iqabu73">
               <w:r>
                 <w:rPr>
                   <w:rFonts w:ascii="Arial" w:cs="Arial" w:eastAsia="Arial" w:hAnsi="Arial"/>
@@ -7577,7 +7577,7 @@
             <w:pPr>
               <w:spacing w:after="20" w:before="0"/>
             </w:pPr>
-            <w:hyperlink w:history="1" r:id="rIdw4jrlh1ayscwaqh18inad">
+            <w:hyperlink w:history="1" r:id="rId6gzroaskiutg4l_3ejqs9">
               <w:r>
                 <w:rPr>
                   <w:rFonts w:ascii="Arial" w:cs="Arial" w:eastAsia="Arial" w:hAnsi="Arial"/>
@@ -7610,7 +7610,7 @@
               <w:spacing w:after="10" w:before="0"/>
               <w:ind w:left="120"/>
             </w:pPr>
-            <w:hyperlink w:history="1" r:id="rIdiu4hli4oljbolg2iks55w">
+            <w:hyperlink w:history="1" r:id="rIdnbadjufsijrwbbmx7cmqk">
               <w:r>
                 <w:rPr>
                   <w:rFonts w:ascii="Arial" w:cs="Arial" w:eastAsia="Arial" w:hAnsi="Arial"/>
@@ -7805,7 +7805,7 @@
             <w:pPr>
               <w:spacing w:after="20" w:before="0"/>
             </w:pPr>
-            <w:hyperlink w:history="1" r:id="rIdefu3yuyjvujs4p0yvzgh1">
+            <w:hyperlink w:history="1" r:id="rIdhxe1mjrnpf3c8g0wnxydu">
               <w:r>
                 <w:rPr>
                   <w:rFonts w:ascii="Arial" w:cs="Arial" w:eastAsia="Arial" w:hAnsi="Arial"/>
@@ -7838,7 +7838,7 @@
               <w:spacing w:after="10" w:before="0"/>
               <w:ind w:left="120"/>
             </w:pPr>
-            <w:hyperlink w:history="1" r:id="rIdtt4p1bl0tdjdlosrn8pvx">
+            <w:hyperlink w:history="1" r:id="rIdzf0deikgulrff0xwr-pux">
               <w:r>
                 <w:rPr>
                   <w:rFonts w:ascii="Arial" w:cs="Arial" w:eastAsia="Arial" w:hAnsi="Arial"/>
@@ -7883,7 +7883,7 @@
             <w:pPr>
               <w:spacing w:after="20" w:before="0"/>
             </w:pPr>
-            <w:hyperlink w:history="1" r:id="rIdnv8yv_dmlt70npkzll6my">
+            <w:hyperlink w:history="1" r:id="rIddkabr-y7xfx6ne_aunmer">
               <w:r>
                 <w:rPr>
                   <w:rFonts w:ascii="Arial" w:cs="Arial" w:eastAsia="Arial" w:hAnsi="Arial"/>
@@ -7916,7 +7916,7 @@
               <w:spacing w:after="10" w:before="0"/>
               <w:ind w:left="120"/>
             </w:pPr>
-            <w:hyperlink w:history="1" r:id="rId8ev8l0eyuypmsjjd83lle">
+            <w:hyperlink w:history="1" r:id="rIdrqtg30vw27d5nc-cn7mye">
               <w:r>
                 <w:rPr>
                   <w:rFonts w:ascii="Arial" w:cs="Arial" w:eastAsia="Arial" w:hAnsi="Arial"/>
@@ -8428,7 +8428,7 @@
         </w:rPr>
         <w:t xml:space="preserve">© 2026 SeaVuria and ARES. Aligned with KICD objectives. Developed by SeaVuria; technical implementation by ARES (with AI assistance from Claude). Licensed under </w:t>
       </w:r>
-      <w:hyperlink w:history="1" r:id="rId-y3wh0diptbf6tpjo0ypt">
+      <w:hyperlink w:history="1" r:id="rIdzkcbgudkvdsupfhzvmvtl">
         <w:r>
           <w:rPr>
             <w:rFonts w:ascii="Arial" w:cs="Arial" w:eastAsia="Arial" w:hAnsi="Arial"/>
@@ -8449,7 +8449,7 @@
         </w:rPr>
         <w:t xml:space="preserve"> (</w:t>
       </w:r>
-      <w:hyperlink w:history="1" r:id="rIdh8b0eyeuksuji8qwhm2s7">
+      <w:hyperlink w:history="1" r:id="rId_scnfer_99np9jhufguxx">
         <w:r>
           <w:rPr>
             <w:rFonts w:ascii="Arial" w:cs="Arial" w:eastAsia="Arial" w:hAnsi="Arial"/>
@@ -9462,7 +9462,7 @@
             <w:pPr>
               <w:spacing w:after="20" w:before="0"/>
             </w:pPr>
-            <w:hyperlink w:history="1" r:id="rIdwwyg7h403mqbaadk9sy_w">
+            <w:hyperlink w:history="1" r:id="rIdr-6xsigcqq41com1jg4_n">
               <w:r>
                 <w:rPr>
                   <w:rFonts w:ascii="Arial" w:cs="Arial" w:eastAsia="Arial" w:hAnsi="Arial"/>
@@ -9495,7 +9495,7 @@
               <w:spacing w:after="10" w:before="0"/>
               <w:ind w:left="120"/>
             </w:pPr>
-            <w:hyperlink w:history="1" r:id="rIdgy8tvfsnd5a4zgfp5slwb">
+            <w:hyperlink w:history="1" r:id="rIdglcvfcgwu4cj0nd69vqn2">
               <w:r>
                 <w:rPr>
                   <w:rFonts w:ascii="Arial" w:cs="Arial" w:eastAsia="Arial" w:hAnsi="Arial"/>
@@ -9540,7 +9540,7 @@
             <w:pPr>
               <w:spacing w:after="20" w:before="0"/>
             </w:pPr>
-            <w:hyperlink w:history="1" r:id="rIdgtujavszbafvfdggzozkd">
+            <w:hyperlink w:history="1" r:id="rIdzan3wgpza5lb7imgz2oiu">
               <w:r>
                 <w:rPr>
                   <w:rFonts w:ascii="Arial" w:cs="Arial" w:eastAsia="Arial" w:hAnsi="Arial"/>
@@ -9573,7 +9573,7 @@
               <w:spacing w:after="10" w:before="0"/>
               <w:ind w:left="120"/>
             </w:pPr>
-            <w:hyperlink w:history="1" r:id="rId3ab1xqsdewu55k20q5knn">
+            <w:hyperlink w:history="1" r:id="rIdmnvljjmzpafizoqqeyhut">
               <w:r>
                 <w:rPr>
                   <w:rFonts w:ascii="Arial" w:cs="Arial" w:eastAsia="Arial" w:hAnsi="Arial"/>
@@ -9768,7 +9768,7 @@
             <w:pPr>
               <w:spacing w:after="20" w:before="0"/>
             </w:pPr>
-            <w:hyperlink w:history="1" r:id="rIdrdqnkbgyz5gdnikzxxvxk">
+            <w:hyperlink w:history="1" r:id="rIdlqwtlhglmtgauoeto1az6">
               <w:r>
                 <w:rPr>
                   <w:rFonts w:ascii="Arial" w:cs="Arial" w:eastAsia="Arial" w:hAnsi="Arial"/>
@@ -9801,7 +9801,7 @@
               <w:spacing w:after="10" w:before="0"/>
               <w:ind w:left="120"/>
             </w:pPr>
-            <w:hyperlink w:history="1" r:id="rId8iinriern3swzu8-n0j6f">
+            <w:hyperlink w:history="1" r:id="rId8_uelqgcbupunkf8pe-kt">
               <w:r>
                 <w:rPr>
                   <w:rFonts w:ascii="Arial" w:cs="Arial" w:eastAsia="Arial" w:hAnsi="Arial"/>
@@ -9846,7 +9846,7 @@
             <w:pPr>
               <w:spacing w:after="20" w:before="0"/>
             </w:pPr>
-            <w:hyperlink w:history="1" r:id="rIdvdm_2h2xitmroqf8tqqiq">
+            <w:hyperlink w:history="1" r:id="rIdtng-bwbzbkfv1oef8s4la">
               <w:r>
                 <w:rPr>
                   <w:rFonts w:ascii="Arial" w:cs="Arial" w:eastAsia="Arial" w:hAnsi="Arial"/>
@@ -9879,7 +9879,7 @@
               <w:spacing w:after="10" w:before="0"/>
               <w:ind w:left="120"/>
             </w:pPr>
-            <w:hyperlink w:history="1" r:id="rId4nxsgeyf18qavlvn941y4">
+            <w:hyperlink w:history="1" r:id="rIdr7mn35v-kksz-zy9qxky9">
               <w:r>
                 <w:rPr>
                   <w:rFonts w:ascii="Arial" w:cs="Arial" w:eastAsia="Arial" w:hAnsi="Arial"/>
@@ -10074,7 +10074,7 @@
             <w:pPr>
               <w:spacing w:after="20" w:before="0"/>
             </w:pPr>
-            <w:hyperlink w:history="1" r:id="rIdmy-4nwkqkcg10ikhzptwt">
+            <w:hyperlink w:history="1" r:id="rIdoa9uulhs8s7wsvsulxfec">
               <w:r>
                 <w:rPr>
                   <w:rFonts w:ascii="Arial" w:cs="Arial" w:eastAsia="Arial" w:hAnsi="Arial"/>
@@ -10107,7 +10107,7 @@
               <w:spacing w:after="10" w:before="0"/>
               <w:ind w:left="120"/>
             </w:pPr>
-            <w:hyperlink w:history="1" r:id="rIdlw3hgpir_nb34txhtqtuu">
+            <w:hyperlink w:history="1" r:id="rIdulelrkca_n2fsenq-cyvm">
               <w:r>
                 <w:rPr>
                   <w:rFonts w:ascii="Arial" w:cs="Arial" w:eastAsia="Arial" w:hAnsi="Arial"/>
@@ -10152,7 +10152,7 @@
             <w:pPr>
               <w:spacing w:after="20" w:before="0"/>
             </w:pPr>
-            <w:hyperlink w:history="1" r:id="rIdx7fn0dx25eeyof7yy1fbr">
+            <w:hyperlink w:history="1" r:id="rIdcp5krpq42wsjcsnlshskq">
               <w:r>
                 <w:rPr>
                   <w:rFonts w:ascii="Arial" w:cs="Arial" w:eastAsia="Arial" w:hAnsi="Arial"/>
@@ -10185,7 +10185,7 @@
               <w:spacing w:after="10" w:before="0"/>
               <w:ind w:left="120"/>
             </w:pPr>
-            <w:hyperlink w:history="1" r:id="rIdbibqy5vzc72hpqv7-rcyj">
+            <w:hyperlink w:history="1" r:id="rIdibpgsb5wp2e8azjturlu-">
               <w:r>
                 <w:rPr>
                   <w:rFonts w:ascii="Arial" w:cs="Arial" w:eastAsia="Arial" w:hAnsi="Arial"/>
@@ -10380,7 +10380,7 @@
             <w:pPr>
               <w:spacing w:after="20" w:before="0"/>
             </w:pPr>
-            <w:hyperlink w:history="1" r:id="rId0f2p-thjt5neang82fnrb">
+            <w:hyperlink w:history="1" r:id="rIdb5u3zvqwikxrycsdcsibw">
               <w:r>
                 <w:rPr>
                   <w:rFonts w:ascii="Arial" w:cs="Arial" w:eastAsia="Arial" w:hAnsi="Arial"/>
@@ -10413,7 +10413,7 @@
               <w:spacing w:after="10" w:before="0"/>
               <w:ind w:left="120"/>
             </w:pPr>
-            <w:hyperlink w:history="1" r:id="rIdcddgvryarf440q4egnxuk">
+            <w:hyperlink w:history="1" r:id="rIdmvblpfnkl812ykzogdx9-">
               <w:r>
                 <w:rPr>
                   <w:rFonts w:ascii="Arial" w:cs="Arial" w:eastAsia="Arial" w:hAnsi="Arial"/>
@@ -10458,7 +10458,7 @@
             <w:pPr>
               <w:spacing w:after="20" w:before="0"/>
             </w:pPr>
-            <w:hyperlink w:history="1" r:id="rIdh5js5gpktvb2kq-1wm4jv">
+            <w:hyperlink w:history="1" r:id="rIddrdhwbaqxvcsijdzx325z">
               <w:r>
                 <w:rPr>
                   <w:rFonts w:ascii="Arial" w:cs="Arial" w:eastAsia="Arial" w:hAnsi="Arial"/>
@@ -10491,7 +10491,7 @@
               <w:spacing w:after="10" w:before="0"/>
               <w:ind w:left="120"/>
             </w:pPr>
-            <w:hyperlink w:history="1" r:id="rIddsbzrgqnsu2ypvi_vxolt">
+            <w:hyperlink w:history="1" r:id="rIdlipf8nxowfp0_jroota8b">
               <w:r>
                 <w:rPr>
                   <w:rFonts w:ascii="Arial" w:cs="Arial" w:eastAsia="Arial" w:hAnsi="Arial"/>
@@ -10686,7 +10686,7 @@
             <w:pPr>
               <w:spacing w:after="20" w:before="0"/>
             </w:pPr>
-            <w:hyperlink w:history="1" r:id="rIdvfkxdll-ihjd74xlktpwo">
+            <w:hyperlink w:history="1" r:id="rIdgdydyiiuptuccjwy9b4rd">
               <w:r>
                 <w:rPr>
                   <w:rFonts w:ascii="Arial" w:cs="Arial" w:eastAsia="Arial" w:hAnsi="Arial"/>
@@ -10719,7 +10719,7 @@
               <w:spacing w:after="10" w:before="0"/>
               <w:ind w:left="120"/>
             </w:pPr>
-            <w:hyperlink w:history="1" r:id="rIddjvdjkcq0i7_gucevpzef">
+            <w:hyperlink w:history="1" r:id="rIdqjwhrljz6sjc6ylzx7adi">
               <w:r>
                 <w:rPr>
                   <w:rFonts w:ascii="Arial" w:cs="Arial" w:eastAsia="Arial" w:hAnsi="Arial"/>
@@ -10764,7 +10764,7 @@
             <w:pPr>
               <w:spacing w:after="20" w:before="0"/>
             </w:pPr>
-            <w:hyperlink w:history="1" r:id="rIdwr9ypulhpznanlalk5g5s">
+            <w:hyperlink w:history="1" r:id="rIdx9mocbwtan11kquizsbym">
               <w:r>
                 <w:rPr>
                   <w:rFonts w:ascii="Arial" w:cs="Arial" w:eastAsia="Arial" w:hAnsi="Arial"/>
@@ -10797,7 +10797,7 @@
               <w:spacing w:after="10" w:before="0"/>
               <w:ind w:left="120"/>
             </w:pPr>
-            <w:hyperlink w:history="1" r:id="rIdmfc0wtktuk5lq3yl0z9hn">
+            <w:hyperlink w:history="1" r:id="rIdvkoocqeggfopw9wip2bcg">
               <w:r>
                 <w:rPr>
                   <w:rFonts w:ascii="Arial" w:cs="Arial" w:eastAsia="Arial" w:hAnsi="Arial"/>
@@ -11309,7 +11309,7 @@
         </w:rPr>
         <w:t xml:space="preserve">© 2026 SeaVuria and ARES. Aligned with KICD objectives. Developed by SeaVuria; technical implementation by ARES (with AI assistance from Claude). Licensed under </w:t>
       </w:r>
-      <w:hyperlink w:history="1" r:id="rId-54afowppfa8vazmuwc-m">
+      <w:hyperlink w:history="1" r:id="rIdxeygoywm5txwyvnk93srp">
         <w:r>
           <w:rPr>
             <w:rFonts w:ascii="Arial" w:cs="Arial" w:eastAsia="Arial" w:hAnsi="Arial"/>
@@ -11330,7 +11330,7 @@
         </w:rPr>
         <w:t xml:space="preserve"> (</w:t>
       </w:r>
-      <w:hyperlink w:history="1" r:id="rIdnfeoqbwkph6m_o6iluup3">
+      <w:hyperlink w:history="1" r:id="rIdbkf6sazxwsfi_app-hupg">
         <w:r>
           <w:rPr>
             <w:rFonts w:ascii="Arial" w:cs="Arial" w:eastAsia="Arial" w:hAnsi="Arial"/>
@@ -12343,7 +12343,7 @@
             <w:pPr>
               <w:spacing w:after="20" w:before="0"/>
             </w:pPr>
-            <w:hyperlink w:history="1" r:id="rIdz-yxmpm3qlbojzy7rkl49">
+            <w:hyperlink w:history="1" r:id="rIdk_gcjcehk1yuqprlq2fzr">
               <w:r>
                 <w:rPr>
                   <w:rFonts w:ascii="Arial" w:cs="Arial" w:eastAsia="Arial" w:hAnsi="Arial"/>
@@ -12376,7 +12376,7 @@
               <w:spacing w:after="10" w:before="0"/>
               <w:ind w:left="120"/>
             </w:pPr>
-            <w:hyperlink w:history="1" r:id="rIdfdp5yx4wtxt-tjxkocmtq">
+            <w:hyperlink w:history="1" r:id="rIdgicezmpufhvhxxoayaovf">
               <w:r>
                 <w:rPr>
                   <w:rFonts w:ascii="Arial" w:cs="Arial" w:eastAsia="Arial" w:hAnsi="Arial"/>
@@ -12421,7 +12421,7 @@
             <w:pPr>
               <w:spacing w:after="20" w:before="0"/>
             </w:pPr>
-            <w:hyperlink w:history="1" r:id="rIdmbgnvsvgr0noqexecj-li">
+            <w:hyperlink w:history="1" r:id="rIdi6hbdzqbyzslzoiya-v6h">
               <w:r>
                 <w:rPr>
                   <w:rFonts w:ascii="Arial" w:cs="Arial" w:eastAsia="Arial" w:hAnsi="Arial"/>
@@ -12454,7 +12454,7 @@
               <w:spacing w:after="10" w:before="0"/>
               <w:ind w:left="120"/>
             </w:pPr>
-            <w:hyperlink w:history="1" r:id="rIdpfhljyjh_l2yvixpof4xf">
+            <w:hyperlink w:history="1" r:id="rIdgfrhrt0m_t7odwzuzr9hv">
               <w:r>
                 <w:rPr>
                   <w:rFonts w:ascii="Arial" w:cs="Arial" w:eastAsia="Arial" w:hAnsi="Arial"/>
@@ -12649,7 +12649,7 @@
             <w:pPr>
               <w:spacing w:after="20" w:before="0"/>
             </w:pPr>
-            <w:hyperlink w:history="1" r:id="rIdrnki4-c0bwbojo6n4mazr">
+            <w:hyperlink w:history="1" r:id="rIdbafbs4bm7je8-zldlkzrn">
               <w:r>
                 <w:rPr>
                   <w:rFonts w:ascii="Arial" w:cs="Arial" w:eastAsia="Arial" w:hAnsi="Arial"/>
@@ -12682,7 +12682,7 @@
               <w:spacing w:after="10" w:before="0"/>
               <w:ind w:left="120"/>
             </w:pPr>
-            <w:hyperlink w:history="1" r:id="rId2ayv80-_dm72kpknesihe">
+            <w:hyperlink w:history="1" r:id="rIdxz9wqktydpyhpm4y5fg3b">
               <w:r>
                 <w:rPr>
                   <w:rFonts w:ascii="Arial" w:cs="Arial" w:eastAsia="Arial" w:hAnsi="Arial"/>
@@ -12727,7 +12727,7 @@
             <w:pPr>
               <w:spacing w:after="20" w:before="0"/>
             </w:pPr>
-            <w:hyperlink w:history="1" r:id="rIdclmrh8byrepk3l4ef9ufu">
+            <w:hyperlink w:history="1" r:id="rIdrzutulrjwjcvxr41w_gif">
               <w:r>
                 <w:rPr>
                   <w:rFonts w:ascii="Arial" w:cs="Arial" w:eastAsia="Arial" w:hAnsi="Arial"/>
@@ -12760,7 +12760,7 @@
               <w:spacing w:after="10" w:before="0"/>
               <w:ind w:left="120"/>
             </w:pPr>
-            <w:hyperlink w:history="1" r:id="rIdbukk9oktr05jxe7mk4zyk">
+            <w:hyperlink w:history="1" r:id="rId8cu_8ylkkfyki8vr9vwfk">
               <w:r>
                 <w:rPr>
                   <w:rFonts w:ascii="Arial" w:cs="Arial" w:eastAsia="Arial" w:hAnsi="Arial"/>
@@ -12955,7 +12955,7 @@
             <w:pPr>
               <w:spacing w:after="20" w:before="0"/>
             </w:pPr>
-            <w:hyperlink w:history="1" r:id="rId1kawzncvcbdlnmyx_opyo">
+            <w:hyperlink w:history="1" r:id="rIdm0ehbhdurya2tjk-ewjpl">
               <w:r>
                 <w:rPr>
                   <w:rFonts w:ascii="Arial" w:cs="Arial" w:eastAsia="Arial" w:hAnsi="Arial"/>
@@ -12988,7 +12988,7 @@
               <w:spacing w:after="10" w:before="0"/>
               <w:ind w:left="120"/>
             </w:pPr>
-            <w:hyperlink w:history="1" r:id="rIdygeblomwytojpexrvacsj">
+            <w:hyperlink w:history="1" r:id="rIdije6l4rfafwci7mviujjx">
               <w:r>
                 <w:rPr>
                   <w:rFonts w:ascii="Arial" w:cs="Arial" w:eastAsia="Arial" w:hAnsi="Arial"/>
@@ -13033,7 +13033,7 @@
             <w:pPr>
               <w:spacing w:after="20" w:before="0"/>
             </w:pPr>
-            <w:hyperlink w:history="1" r:id="rIdncnutnnygikq2amc3eozv">
+            <w:hyperlink w:history="1" r:id="rIdrp9dd7y22-7yx3ojl3rjv">
               <w:r>
                 <w:rPr>
                   <w:rFonts w:ascii="Arial" w:cs="Arial" w:eastAsia="Arial" w:hAnsi="Arial"/>
@@ -13066,7 +13066,7 @@
               <w:spacing w:after="10" w:before="0"/>
               <w:ind w:left="120"/>
             </w:pPr>
-            <w:hyperlink w:history="1" r:id="rIdjnvmrik0zpllmucfibl8t">
+            <w:hyperlink w:history="1" r:id="rId-mwzyvz0qrwwtq7ttoxtl">
               <w:r>
                 <w:rPr>
                   <w:rFonts w:ascii="Arial" w:cs="Arial" w:eastAsia="Arial" w:hAnsi="Arial"/>
@@ -13261,7 +13261,7 @@
             <w:pPr>
               <w:spacing w:after="20" w:before="0"/>
             </w:pPr>
-            <w:hyperlink w:history="1" r:id="rIdycbkjqm6_szbcbknsf55d">
+            <w:hyperlink w:history="1" r:id="rIddnecl3qq3-3fkvdiryxtm">
               <w:r>
                 <w:rPr>
                   <w:rFonts w:ascii="Arial" w:cs="Arial" w:eastAsia="Arial" w:hAnsi="Arial"/>
@@ -13294,7 +13294,7 @@
               <w:spacing w:after="10" w:before="0"/>
               <w:ind w:left="120"/>
             </w:pPr>
-            <w:hyperlink w:history="1" r:id="rIdvgjt-a3jej_aoz1_rltfc">
+            <w:hyperlink w:history="1" r:id="rIdemcxd0hvcpcpywjeiuuh4">
               <w:r>
                 <w:rPr>
                   <w:rFonts w:ascii="Arial" w:cs="Arial" w:eastAsia="Arial" w:hAnsi="Arial"/>
@@ -13339,7 +13339,7 @@
             <w:pPr>
               <w:spacing w:after="20" w:before="0"/>
             </w:pPr>
-            <w:hyperlink w:history="1" r:id="rIdxs8wcl7kjf1aymm6ph3l0">
+            <w:hyperlink w:history="1" r:id="rIdttjouvkctcgom2s0fxd3k">
               <w:r>
                 <w:rPr>
                   <w:rFonts w:ascii="Arial" w:cs="Arial" w:eastAsia="Arial" w:hAnsi="Arial"/>
@@ -13372,7 +13372,7 @@
               <w:spacing w:after="10" w:before="0"/>
               <w:ind w:left="120"/>
             </w:pPr>
-            <w:hyperlink w:history="1" r:id="rIdzztrqgyhgvifoc2umn6yx">
+            <w:hyperlink w:history="1" r:id="rIdhlw3jlteims00krbusgws">
               <w:r>
                 <w:rPr>
                   <w:rFonts w:ascii="Arial" w:cs="Arial" w:eastAsia="Arial" w:hAnsi="Arial"/>
@@ -13567,7 +13567,7 @@
             <w:pPr>
               <w:spacing w:after="20" w:before="0"/>
             </w:pPr>
-            <w:hyperlink w:history="1" r:id="rIdlag3tw-genq1xri5fhizc">
+            <w:hyperlink w:history="1" r:id="rIdkk-rxyvux5iq8ygifmc5h">
               <w:r>
                 <w:rPr>
                   <w:rFonts w:ascii="Arial" w:cs="Arial" w:eastAsia="Arial" w:hAnsi="Arial"/>
@@ -13600,7 +13600,7 @@
               <w:spacing w:after="10" w:before="0"/>
               <w:ind w:left="120"/>
             </w:pPr>
-            <w:hyperlink w:history="1" r:id="rId4ftobrng3fjqb5zklblje">
+            <w:hyperlink w:history="1" r:id="rIdmikbkypovth_gecgtimwi">
               <w:r>
                 <w:rPr>
                   <w:rFonts w:ascii="Arial" w:cs="Arial" w:eastAsia="Arial" w:hAnsi="Arial"/>
@@ -13645,7 +13645,7 @@
             <w:pPr>
               <w:spacing w:after="20" w:before="0"/>
             </w:pPr>
-            <w:hyperlink w:history="1" r:id="rIdwlnaf5wj3jvv4a92erxap">
+            <w:hyperlink w:history="1" r:id="rIdpenp_0jkjgdgamlwfq8dn">
               <w:r>
                 <w:rPr>
                   <w:rFonts w:ascii="Arial" w:cs="Arial" w:eastAsia="Arial" w:hAnsi="Arial"/>
@@ -13678,7 +13678,7 @@
               <w:spacing w:after="10" w:before="0"/>
               <w:ind w:left="120"/>
             </w:pPr>
-            <w:hyperlink w:history="1" r:id="rIdmkd-fbmnmeg7olv4wyj8z">
+            <w:hyperlink w:history="1" r:id="rIdqfxjpu97ndpjhfxoncdpj">
               <w:r>
                 <w:rPr>
                   <w:rFonts w:ascii="Arial" w:cs="Arial" w:eastAsia="Arial" w:hAnsi="Arial"/>
@@ -14304,7 +14304,7 @@
         </w:rPr>
         <w:t xml:space="preserve">© 2026 SeaVuria and ARES. Aligned with KICD objectives. Developed by SeaVuria; technical implementation by ARES (with AI assistance from Claude). Licensed under </w:t>
       </w:r>
-      <w:hyperlink w:history="1" r:id="rIdrrori2s8ixj2ewg5j9tat">
+      <w:hyperlink w:history="1" r:id="rIdvkj7h8vpgvzpfyv5nf-ad">
         <w:r>
           <w:rPr>
             <w:rFonts w:ascii="Arial" w:cs="Arial" w:eastAsia="Arial" w:hAnsi="Arial"/>
@@ -14325,7 +14325,7 @@
         </w:rPr>
         <w:t xml:space="preserve"> (</w:t>
       </w:r>
-      <w:hyperlink w:history="1" r:id="rIdgajmq4zs7dfdhmpth85jw">
+      <w:hyperlink w:history="1" r:id="rIdaqzcfgxsxt0bejb_t5q26">
         <w:r>
           <w:rPr>
             <w:rFonts w:ascii="Arial" w:cs="Arial" w:eastAsia="Arial" w:hAnsi="Arial"/>
@@ -15338,7 +15338,7 @@
             <w:pPr>
               <w:spacing w:after="20" w:before="0"/>
             </w:pPr>
-            <w:hyperlink w:history="1" r:id="rIdxbkckn9d5kps0jkxliytz">
+            <w:hyperlink w:history="1" r:id="rId7v19wuf_t2koao6lmsjtq">
               <w:r>
                 <w:rPr>
                   <w:rFonts w:ascii="Arial" w:cs="Arial" w:eastAsia="Arial" w:hAnsi="Arial"/>
@@ -15371,7 +15371,7 @@
               <w:spacing w:after="10" w:before="0"/>
               <w:ind w:left="120"/>
             </w:pPr>
-            <w:hyperlink w:history="1" r:id="rIdexzpupludghln7wvui8f4">
+            <w:hyperlink w:history="1" r:id="rId8yqrzoviwuuanakyu1jy1">
               <w:r>
                 <w:rPr>
                   <w:rFonts w:ascii="Arial" w:cs="Arial" w:eastAsia="Arial" w:hAnsi="Arial"/>
@@ -15416,7 +15416,7 @@
             <w:pPr>
               <w:spacing w:after="20" w:before="0"/>
             </w:pPr>
-            <w:hyperlink w:history="1" r:id="rId1iuuvqzl7akkmqbmslaya">
+            <w:hyperlink w:history="1" r:id="rIdbrea31cwndyngjvpyssto">
               <w:r>
                 <w:rPr>
                   <w:rFonts w:ascii="Arial" w:cs="Arial" w:eastAsia="Arial" w:hAnsi="Arial"/>
@@ -15449,7 +15449,7 @@
               <w:spacing w:after="10" w:before="0"/>
               <w:ind w:left="120"/>
             </w:pPr>
-            <w:hyperlink w:history="1" r:id="rIdnmckbb9_kdkgpob56-csn">
+            <w:hyperlink w:history="1" r:id="rId6gwa3vom0e6egx7mfazxj">
               <w:r>
                 <w:rPr>
                   <w:rFonts w:ascii="Arial" w:cs="Arial" w:eastAsia="Arial" w:hAnsi="Arial"/>
@@ -15644,7 +15644,7 @@
             <w:pPr>
               <w:spacing w:after="20" w:before="0"/>
             </w:pPr>
-            <w:hyperlink w:history="1" r:id="rIdzbollhkkkroofwv5jgjco">
+            <w:hyperlink w:history="1" r:id="rId4xsuoa9q6mqkaclj3yg_b">
               <w:r>
                 <w:rPr>
                   <w:rFonts w:ascii="Arial" w:cs="Arial" w:eastAsia="Arial" w:hAnsi="Arial"/>
@@ -15677,7 +15677,7 @@
               <w:spacing w:after="10" w:before="0"/>
               <w:ind w:left="120"/>
             </w:pPr>
-            <w:hyperlink w:history="1" r:id="rId2_sjfhziwf1iedpxyv_wj">
+            <w:hyperlink w:history="1" r:id="rIdk6n7n0u2kpkqda0xfosmi">
               <w:r>
                 <w:rPr>
                   <w:rFonts w:ascii="Arial" w:cs="Arial" w:eastAsia="Arial" w:hAnsi="Arial"/>
@@ -15722,7 +15722,7 @@
             <w:pPr>
               <w:spacing w:after="20" w:before="0"/>
             </w:pPr>
-            <w:hyperlink w:history="1" r:id="rId1io_uqbda5xj44y0dbfnr">
+            <w:hyperlink w:history="1" r:id="rIdxqohlo-l7dnv1ppeq_0lj">
               <w:r>
                 <w:rPr>
                   <w:rFonts w:ascii="Arial" w:cs="Arial" w:eastAsia="Arial" w:hAnsi="Arial"/>
@@ -15755,7 +15755,7 @@
               <w:spacing w:after="10" w:before="0"/>
               <w:ind w:left="120"/>
             </w:pPr>
-            <w:hyperlink w:history="1" r:id="rIdtdklto0pxrcxfxubi6zhu">
+            <w:hyperlink w:history="1" r:id="rIdh36huwnoblyuxbyknjuz2">
               <w:r>
                 <w:rPr>
                   <w:rFonts w:ascii="Arial" w:cs="Arial" w:eastAsia="Arial" w:hAnsi="Arial"/>
@@ -15950,7 +15950,7 @@
             <w:pPr>
               <w:spacing w:after="20" w:before="0"/>
             </w:pPr>
-            <w:hyperlink w:history="1" r:id="rIdeovv5qps3op82ytms6x6g">
+            <w:hyperlink w:history="1" r:id="rId3g8aobjc0m4c1hd00cwrq">
               <w:r>
                 <w:rPr>
                   <w:rFonts w:ascii="Arial" w:cs="Arial" w:eastAsia="Arial" w:hAnsi="Arial"/>
@@ -15983,7 +15983,7 @@
               <w:spacing w:after="10" w:before="0"/>
               <w:ind w:left="120"/>
             </w:pPr>
-            <w:hyperlink w:history="1" r:id="rIdqfjshmpvellu_mepxaj_b">
+            <w:hyperlink w:history="1" r:id="rId7hyscpsq3tmpgyol-pc_p">
               <w:r>
                 <w:rPr>
                   <w:rFonts w:ascii="Arial" w:cs="Arial" w:eastAsia="Arial" w:hAnsi="Arial"/>
@@ -16028,7 +16028,7 @@
             <w:pPr>
               <w:spacing w:after="20" w:before="0"/>
             </w:pPr>
-            <w:hyperlink w:history="1" r:id="rIdxn4akyx5jlz12ocejeept">
+            <w:hyperlink w:history="1" r:id="rIdt1ytjjgdccfpwkkbwzlf3">
               <w:r>
                 <w:rPr>
                   <w:rFonts w:ascii="Arial" w:cs="Arial" w:eastAsia="Arial" w:hAnsi="Arial"/>
@@ -16061,7 +16061,7 @@
               <w:spacing w:after="10" w:before="0"/>
               <w:ind w:left="120"/>
             </w:pPr>
-            <w:hyperlink w:history="1" r:id="rIdcstu5wz0kwgc8qytahwgh">
+            <w:hyperlink w:history="1" r:id="rIdmatuq28njkj9nwpi9amud">
               <w:r>
                 <w:rPr>
                   <w:rFonts w:ascii="Arial" w:cs="Arial" w:eastAsia="Arial" w:hAnsi="Arial"/>
@@ -16256,7 +16256,7 @@
             <w:pPr>
               <w:spacing w:after="20" w:before="0"/>
             </w:pPr>
-            <w:hyperlink w:history="1" r:id="rIdcsism7k_dvxkbk8hezlfw">
+            <w:hyperlink w:history="1" r:id="rIdpuufkyhgb6mmp4bgutnon">
               <w:r>
                 <w:rPr>
                   <w:rFonts w:ascii="Arial" w:cs="Arial" w:eastAsia="Arial" w:hAnsi="Arial"/>
@@ -16289,7 +16289,7 @@
               <w:spacing w:after="10" w:before="0"/>
               <w:ind w:left="120"/>
             </w:pPr>
-            <w:hyperlink w:history="1" r:id="rIdb6dxvzaig57qbh-uh3bje">
+            <w:hyperlink w:history="1" r:id="rIdsmosqfa_qhp0j-dnzcegs">
               <w:r>
                 <w:rPr>
                   <w:rFonts w:ascii="Arial" w:cs="Arial" w:eastAsia="Arial" w:hAnsi="Arial"/>
@@ -16334,7 +16334,7 @@
             <w:pPr>
               <w:spacing w:after="20" w:before="0"/>
             </w:pPr>
-            <w:hyperlink w:history="1" r:id="rId0zgofnrxofuhhccfr7pfr">
+            <w:hyperlink w:history="1" r:id="rId_jukge7ralshuxblheaip">
               <w:r>
                 <w:rPr>
                   <w:rFonts w:ascii="Arial" w:cs="Arial" w:eastAsia="Arial" w:hAnsi="Arial"/>
@@ -16367,7 +16367,7 @@
               <w:spacing w:after="10" w:before="0"/>
               <w:ind w:left="120"/>
             </w:pPr>
-            <w:hyperlink w:history="1" r:id="rIdzzs7v6uk4d204t0atfile">
+            <w:hyperlink w:history="1" r:id="rIdxdnkzw07c09b97tfztvfv">
               <w:r>
                 <w:rPr>
                   <w:rFonts w:ascii="Arial" w:cs="Arial" w:eastAsia="Arial" w:hAnsi="Arial"/>
@@ -16562,7 +16562,7 @@
             <w:pPr>
               <w:spacing w:after="20" w:before="0"/>
             </w:pPr>
-            <w:hyperlink w:history="1" r:id="rIdguihhjtwy3x3y5ilqqfgo">
+            <w:hyperlink w:history="1" r:id="rIdlr1o2vwyhwipl7uqpchbw">
               <w:r>
                 <w:rPr>
                   <w:rFonts w:ascii="Arial" w:cs="Arial" w:eastAsia="Arial" w:hAnsi="Arial"/>
@@ -16595,7 +16595,7 @@
               <w:spacing w:after="10" w:before="0"/>
               <w:ind w:left="120"/>
             </w:pPr>
-            <w:hyperlink w:history="1" r:id="rIdbyr1nveyvgtazt0ig3zgc">
+            <w:hyperlink w:history="1" r:id="rIdalmfspba3uzf_ggmmsjwl">
               <w:r>
                 <w:rPr>
                   <w:rFonts w:ascii="Arial" w:cs="Arial" w:eastAsia="Arial" w:hAnsi="Arial"/>
@@ -16640,7 +16640,7 @@
             <w:pPr>
               <w:spacing w:after="20" w:before="0"/>
             </w:pPr>
-            <w:hyperlink w:history="1" r:id="rIdimvur09mcxb-f_hhh07nx">
+            <w:hyperlink w:history="1" r:id="rIdl3ea_bnghwpzkfrbqnbhr">
               <w:r>
                 <w:rPr>
                   <w:rFonts w:ascii="Arial" w:cs="Arial" w:eastAsia="Arial" w:hAnsi="Arial"/>
@@ -16673,7 +16673,7 @@
               <w:spacing w:after="10" w:before="0"/>
               <w:ind w:left="120"/>
             </w:pPr>
-            <w:hyperlink w:history="1" r:id="rId3qra69an8486k6sgv-say">
+            <w:hyperlink w:history="1" r:id="rIdasuzxi9q0xha9f5pbkx4c">
               <w:r>
                 <w:rPr>
                   <w:rFonts w:ascii="Arial" w:cs="Arial" w:eastAsia="Arial" w:hAnsi="Arial"/>
@@ -17185,7 +17185,7 @@
         </w:rPr>
         <w:t xml:space="preserve">© 2026 SeaVuria and ARES. Aligned with KICD objectives. Developed by SeaVuria; technical implementation by ARES (with AI assistance from Claude). Licensed under </w:t>
       </w:r>
-      <w:hyperlink w:history="1" r:id="rId77gk8jx67kwifdbcf7huf">
+      <w:hyperlink w:history="1" r:id="rIdff53htoniitq7fcejouxx">
         <w:r>
           <w:rPr>
             <w:rFonts w:ascii="Arial" w:cs="Arial" w:eastAsia="Arial" w:hAnsi="Arial"/>
@@ -17206,7 +17206,7 @@
         </w:rPr>
         <w:t xml:space="preserve"> (</w:t>
       </w:r>
-      <w:hyperlink w:history="1" r:id="rIdefw1x_01m5etqa_zd6luh">
+      <w:hyperlink w:history="1" r:id="rIdw7boew9ovj8dtop3paa8k">
         <w:r>
           <w:rPr>
             <w:rFonts w:ascii="Arial" w:cs="Arial" w:eastAsia="Arial" w:hAnsi="Arial"/>
@@ -18219,7 +18219,7 @@
             <w:pPr>
               <w:spacing w:after="20" w:before="0"/>
             </w:pPr>
-            <w:hyperlink w:history="1" r:id="rIdhtarbnlkr_lyuxgfzndqe">
+            <w:hyperlink w:history="1" r:id="rIdpbnjhn71gul6ov8ixh2hp">
               <w:r>
                 <w:rPr>
                   <w:rFonts w:ascii="Arial" w:cs="Arial" w:eastAsia="Arial" w:hAnsi="Arial"/>
@@ -18252,7 +18252,7 @@
               <w:spacing w:after="10" w:before="0"/>
               <w:ind w:left="120"/>
             </w:pPr>
-            <w:hyperlink w:history="1" r:id="rIdtn1rj9__wwazvwqfxdjti">
+            <w:hyperlink w:history="1" r:id="rIdkofr0wo2fwuovy5ghlvnz">
               <w:r>
                 <w:rPr>
                   <w:rFonts w:ascii="Arial" w:cs="Arial" w:eastAsia="Arial" w:hAnsi="Arial"/>
@@ -18297,7 +18297,7 @@
             <w:pPr>
               <w:spacing w:after="20" w:before="0"/>
             </w:pPr>
-            <w:hyperlink w:history="1" r:id="rIdesaltruuqmkbe5bdrxxrz">
+            <w:hyperlink w:history="1" r:id="rId_sh-mobzfvibwj0adbppn">
               <w:r>
                 <w:rPr>
                   <w:rFonts w:ascii="Arial" w:cs="Arial" w:eastAsia="Arial" w:hAnsi="Arial"/>
@@ -18330,7 +18330,7 @@
               <w:spacing w:after="10" w:before="0"/>
               <w:ind w:left="120"/>
             </w:pPr>
-            <w:hyperlink w:history="1" r:id="rIdv2gdyeqery83ajw5n8jq9">
+            <w:hyperlink w:history="1" r:id="rIdkgidauflsl4wuri38lkp0">
               <w:r>
                 <w:rPr>
                   <w:rFonts w:ascii="Arial" w:cs="Arial" w:eastAsia="Arial" w:hAnsi="Arial"/>
@@ -18525,7 +18525,7 @@
             <w:pPr>
               <w:spacing w:after="20" w:before="0"/>
             </w:pPr>
-            <w:hyperlink w:history="1" r:id="rIdmkc6d2wwrj7qocktsamgn">
+            <w:hyperlink w:history="1" r:id="rIdpzhndfyz7ape9kfcocvqn">
               <w:r>
                 <w:rPr>
                   <w:rFonts w:ascii="Arial" w:cs="Arial" w:eastAsia="Arial" w:hAnsi="Arial"/>
@@ -18558,7 +18558,7 @@
               <w:spacing w:after="10" w:before="0"/>
               <w:ind w:left="120"/>
             </w:pPr>
-            <w:hyperlink w:history="1" r:id="rIderbeczpz_zp-4iqouzeck">
+            <w:hyperlink w:history="1" r:id="rIdgu96r4vo223tr3s54rlrj">
               <w:r>
                 <w:rPr>
                   <w:rFonts w:ascii="Arial" w:cs="Arial" w:eastAsia="Arial" w:hAnsi="Arial"/>
@@ -18603,7 +18603,7 @@
             <w:pPr>
               <w:spacing w:after="20" w:before="0"/>
             </w:pPr>
-            <w:hyperlink w:history="1" r:id="rIdthybgwnr9uxfuut1f1yda">
+            <w:hyperlink w:history="1" r:id="rId9xilrxu5clhrwq4y62p-a">
               <w:r>
                 <w:rPr>
                   <w:rFonts w:ascii="Arial" w:cs="Arial" w:eastAsia="Arial" w:hAnsi="Arial"/>
@@ -18636,7 +18636,7 @@
               <w:spacing w:after="10" w:before="0"/>
               <w:ind w:left="120"/>
             </w:pPr>
-            <w:hyperlink w:history="1" r:id="rId3lfkma1ffu3rjll4d6mx3">
+            <w:hyperlink w:history="1" r:id="rId0yojegxazt5tsqr5zq7r3">
               <w:r>
                 <w:rPr>
                   <w:rFonts w:ascii="Arial" w:cs="Arial" w:eastAsia="Arial" w:hAnsi="Arial"/>
@@ -18831,7 +18831,7 @@
             <w:pPr>
               <w:spacing w:after="20" w:before="0"/>
             </w:pPr>
-            <w:hyperlink w:history="1" r:id="rIdqbosp8y35ceghwflj6msk">
+            <w:hyperlink w:history="1" r:id="rId-ycstszoonrt3fcl9zz_t">
               <w:r>
                 <w:rPr>
                   <w:rFonts w:ascii="Arial" w:cs="Arial" w:eastAsia="Arial" w:hAnsi="Arial"/>
@@ -18864,7 +18864,7 @@
               <w:spacing w:after="10" w:before="0"/>
               <w:ind w:left="120"/>
             </w:pPr>
-            <w:hyperlink w:history="1" r:id="rId-gerhzmhljmhh_tlp3rdd">
+            <w:hyperlink w:history="1" r:id="rIdt1zdp2m5qchfp9fgralur">
               <w:r>
                 <w:rPr>
                   <w:rFonts w:ascii="Arial" w:cs="Arial" w:eastAsia="Arial" w:hAnsi="Arial"/>
@@ -18909,7 +18909,7 @@
             <w:pPr>
               <w:spacing w:after="20" w:before="0"/>
             </w:pPr>
-            <w:hyperlink w:history="1" r:id="rId87alcswxusup3qu2adw2c">
+            <w:hyperlink w:history="1" r:id="rId4vlq3yoerce4zq4v-76js">
               <w:r>
                 <w:rPr>
                   <w:rFonts w:ascii="Arial" w:cs="Arial" w:eastAsia="Arial" w:hAnsi="Arial"/>
@@ -18942,7 +18942,7 @@
               <w:spacing w:after="10" w:before="0"/>
               <w:ind w:left="120"/>
             </w:pPr>
-            <w:hyperlink w:history="1" r:id="rIdphre6khla3j-ithu31her">
+            <w:hyperlink w:history="1" r:id="rId0nl-eiroqtuw4jv1bt-ni">
               <w:r>
                 <w:rPr>
                   <w:rFonts w:ascii="Arial" w:cs="Arial" w:eastAsia="Arial" w:hAnsi="Arial"/>
@@ -19137,7 +19137,7 @@
             <w:pPr>
               <w:spacing w:after="20" w:before="0"/>
             </w:pPr>
-            <w:hyperlink w:history="1" r:id="rIdnrnpuxkxdkl6lmjioh3ag">
+            <w:hyperlink w:history="1" r:id="rIdg9own4icuicezymuzadda">
               <w:r>
                 <w:rPr>
                   <w:rFonts w:ascii="Arial" w:cs="Arial" w:eastAsia="Arial" w:hAnsi="Arial"/>
@@ -19170,7 +19170,7 @@
               <w:spacing w:after="10" w:before="0"/>
               <w:ind w:left="120"/>
             </w:pPr>
-            <w:hyperlink w:history="1" r:id="rIdxyyf6frinhveajq_a0yxn">
+            <w:hyperlink w:history="1" r:id="rIdikjirc926dfpvkkq3ztmm">
               <w:r>
                 <w:rPr>
                   <w:rFonts w:ascii="Arial" w:cs="Arial" w:eastAsia="Arial" w:hAnsi="Arial"/>
@@ -19215,7 +19215,7 @@
             <w:pPr>
               <w:spacing w:after="20" w:before="0"/>
             </w:pPr>
-            <w:hyperlink w:history="1" r:id="rId7ppgwg2mf4d-egwydvfjn">
+            <w:hyperlink w:history="1" r:id="rIdbxaeu_xmijzjoyfskg15g">
               <w:r>
                 <w:rPr>
                   <w:rFonts w:ascii="Arial" w:cs="Arial" w:eastAsia="Arial" w:hAnsi="Arial"/>
@@ -19248,7 +19248,7 @@
               <w:spacing w:after="10" w:before="0"/>
               <w:ind w:left="120"/>
             </w:pPr>
-            <w:hyperlink w:history="1" r:id="rIdjl0oof975_huxof7bmdnx">
+            <w:hyperlink w:history="1" r:id="rIdyo1cn1gen_s3eue2jembm">
               <w:r>
                 <w:rPr>
                   <w:rFonts w:ascii="Arial" w:cs="Arial" w:eastAsia="Arial" w:hAnsi="Arial"/>
@@ -19443,7 +19443,7 @@
             <w:pPr>
               <w:spacing w:after="20" w:before="0"/>
             </w:pPr>
-            <w:hyperlink w:history="1" r:id="rIdgmep4imcwjnja2szvrc6e">
+            <w:hyperlink w:history="1" r:id="rId5vw89tzrmncreogea6ly1">
               <w:r>
                 <w:rPr>
                   <w:rFonts w:ascii="Arial" w:cs="Arial" w:eastAsia="Arial" w:hAnsi="Arial"/>
@@ -19476,7 +19476,7 @@
               <w:spacing w:after="10" w:before="0"/>
               <w:ind w:left="120"/>
             </w:pPr>
-            <w:hyperlink w:history="1" r:id="rIdjodklbt34nbg8vsnzlm3t">
+            <w:hyperlink w:history="1" r:id="rIdojj8wca1nkd3coqu_kexp">
               <w:r>
                 <w:rPr>
                   <w:rFonts w:ascii="Arial" w:cs="Arial" w:eastAsia="Arial" w:hAnsi="Arial"/>
@@ -19521,7 +19521,7 @@
             <w:pPr>
               <w:spacing w:after="20" w:before="0"/>
             </w:pPr>
-            <w:hyperlink w:history="1" r:id="rIdkbcrruhj_iuyoiavh-0sk">
+            <w:hyperlink w:history="1" r:id="rIdi3r-2ph3f4hzbvglnh6wt">
               <w:r>
                 <w:rPr>
                   <w:rFonts w:ascii="Arial" w:cs="Arial" w:eastAsia="Arial" w:hAnsi="Arial"/>
@@ -19554,7 +19554,7 @@
               <w:spacing w:after="10" w:before="0"/>
               <w:ind w:left="120"/>
             </w:pPr>
-            <w:hyperlink w:history="1" r:id="rIdvitbetqk1g0yfxh--a4qz">
+            <w:hyperlink w:history="1" r:id="rIdmrnmtfpf2va3muirfcozi">
               <w:r>
                 <w:rPr>
                   <w:rFonts w:ascii="Arial" w:cs="Arial" w:eastAsia="Arial" w:hAnsi="Arial"/>
@@ -20066,7 +20066,7 @@
         </w:rPr>
         <w:t xml:space="preserve">© 2026 SeaVuria and ARES. Aligned with KICD objectives. Developed by SeaVuria; technical implementation by ARES (with AI assistance from Claude). Licensed under </w:t>
       </w:r>
-      <w:hyperlink w:history="1" r:id="rId9he13v2ztfjjjmoeyfl7c">
+      <w:hyperlink w:history="1" r:id="rIds8sfmnrbbaonto2r5rsnd">
         <w:r>
           <w:rPr>
             <w:rFonts w:ascii="Arial" w:cs="Arial" w:eastAsia="Arial" w:hAnsi="Arial"/>
@@ -20087,7 +20087,7 @@
         </w:rPr>
         <w:t xml:space="preserve"> (</w:t>
       </w:r>
-      <w:hyperlink w:history="1" r:id="rIddc6lzt85p6b5mwgifaegm">
+      <w:hyperlink w:history="1" r:id="rIdbct2dkm6nbc9cd4twt_i1">
         <w:r>
           <w:rPr>
             <w:rFonts w:ascii="Arial" w:cs="Arial" w:eastAsia="Arial" w:hAnsi="Arial"/>
@@ -21101,7 +21101,7 @@
             <w:pPr>
               <w:spacing w:after="20" w:before="0"/>
             </w:pPr>
-            <w:hyperlink w:history="1" r:id="rIdtzbgmemmsmfmun4hdam8m">
+            <w:hyperlink w:history="1" r:id="rIdfi_onmkgubnpmiz2rzkhp">
               <w:r>
                 <w:rPr>
                   <w:rFonts w:ascii="Arial" w:cs="Arial" w:eastAsia="Arial" w:hAnsi="Arial"/>
@@ -21134,7 +21134,7 @@
               <w:spacing w:after="10" w:before="0"/>
               <w:ind w:left="120"/>
             </w:pPr>
-            <w:hyperlink w:history="1" r:id="rIdbi0nramewuze1qh4tk4e8">
+            <w:hyperlink w:history="1" r:id="rIdyodd10wmemu6gdyfqzf7r">
               <w:r>
                 <w:rPr>
                   <w:rFonts w:ascii="Arial" w:cs="Arial" w:eastAsia="Arial" w:hAnsi="Arial"/>
@@ -21179,7 +21179,7 @@
             <w:pPr>
               <w:spacing w:after="20" w:before="0"/>
             </w:pPr>
-            <w:hyperlink w:history="1" r:id="rIdsjy4z7jk72vvb-wfa785-">
+            <w:hyperlink w:history="1" r:id="rIdfejfgtumwaefcjnlc3hmh">
               <w:r>
                 <w:rPr>
                   <w:rFonts w:ascii="Arial" w:cs="Arial" w:eastAsia="Arial" w:hAnsi="Arial"/>
@@ -21212,7 +21212,7 @@
               <w:spacing w:after="10" w:before="0"/>
               <w:ind w:left="120"/>
             </w:pPr>
-            <w:hyperlink w:history="1" r:id="rIdn5gmrynkitsvczdvxg-q8">
+            <w:hyperlink w:history="1" r:id="rIdqtplg6tnbwddnizk5igov">
               <w:r>
                 <w:rPr>
                   <w:rFonts w:ascii="Arial" w:cs="Arial" w:eastAsia="Arial" w:hAnsi="Arial"/>
@@ -21407,7 +21407,7 @@
             <w:pPr>
               <w:spacing w:after="20" w:before="0"/>
             </w:pPr>
-            <w:hyperlink w:history="1" r:id="rIdmw9gr13oymzi355wzpjel">
+            <w:hyperlink w:history="1" r:id="rIddkvnar6dmugzoshjvver9">
               <w:r>
                 <w:rPr>
                   <w:rFonts w:ascii="Arial" w:cs="Arial" w:eastAsia="Arial" w:hAnsi="Arial"/>
@@ -21440,7 +21440,7 @@
               <w:spacing w:after="10" w:before="0"/>
               <w:ind w:left="120"/>
             </w:pPr>
-            <w:hyperlink w:history="1" r:id="rIdddqcb_nd6ogk98zuzg156">
+            <w:hyperlink w:history="1" r:id="rId11ylndewmnamibkfbh8yd">
               <w:r>
                 <w:rPr>
                   <w:rFonts w:ascii="Arial" w:cs="Arial" w:eastAsia="Arial" w:hAnsi="Arial"/>
@@ -21485,7 +21485,7 @@
             <w:pPr>
               <w:spacing w:after="20" w:before="0"/>
             </w:pPr>
-            <w:hyperlink w:history="1" r:id="rId6e-1r6xncweqinrboycxc">
+            <w:hyperlink w:history="1" r:id="rIdfzywep9i8bcyzenmht8kn">
               <w:r>
                 <w:rPr>
                   <w:rFonts w:ascii="Arial" w:cs="Arial" w:eastAsia="Arial" w:hAnsi="Arial"/>
@@ -21518,7 +21518,7 @@
               <w:spacing w:after="10" w:before="0"/>
               <w:ind w:left="120"/>
             </w:pPr>
-            <w:hyperlink w:history="1" r:id="rIdi9u-gh_w5ad_oqgc6uoec">
+            <w:hyperlink w:history="1" r:id="rIdpj7nnmcs-voxdgn6teuuv">
               <w:r>
                 <w:rPr>
                   <w:rFonts w:ascii="Arial" w:cs="Arial" w:eastAsia="Arial" w:hAnsi="Arial"/>
@@ -21713,7 +21713,7 @@
             <w:pPr>
               <w:spacing w:after="20" w:before="0"/>
             </w:pPr>
-            <w:hyperlink w:history="1" r:id="rIdt9hwda-6iuv6l3ryd3te1">
+            <w:hyperlink w:history="1" r:id="rIdlonnwv8b5pscsji3aqcd0">
               <w:r>
                 <w:rPr>
                   <w:rFonts w:ascii="Arial" w:cs="Arial" w:eastAsia="Arial" w:hAnsi="Arial"/>
@@ -21746,7 +21746,7 @@
               <w:spacing w:after="10" w:before="0"/>
               <w:ind w:left="120"/>
             </w:pPr>
-            <w:hyperlink w:history="1" r:id="rIdwxwb5lkqu1gnh_mqq7tm3">
+            <w:hyperlink w:history="1" r:id="rIdobp4zytq7lxlzg2wutxxr">
               <w:r>
                 <w:rPr>
                   <w:rFonts w:ascii="Arial" w:cs="Arial" w:eastAsia="Arial" w:hAnsi="Arial"/>
@@ -21791,7 +21791,7 @@
             <w:pPr>
               <w:spacing w:after="20" w:before="0"/>
             </w:pPr>
-            <w:hyperlink w:history="1" r:id="rIdd6rv5cvdgcidhlorb4frj">
+            <w:hyperlink w:history="1" r:id="rIdl5hhpxdrdtpgivx6-gug7">
               <w:r>
                 <w:rPr>
                   <w:rFonts w:ascii="Arial" w:cs="Arial" w:eastAsia="Arial" w:hAnsi="Arial"/>
@@ -21824,7 +21824,7 @@
               <w:spacing w:after="10" w:before="0"/>
               <w:ind w:left="120"/>
             </w:pPr>
-            <w:hyperlink w:history="1" r:id="rId7ycaxldkizx-9finei63m">
+            <w:hyperlink w:history="1" r:id="rIdzqqidgihf2o3gicvj-pzh">
               <w:r>
                 <w:rPr>
                   <w:rFonts w:ascii="Arial" w:cs="Arial" w:eastAsia="Arial" w:hAnsi="Arial"/>
@@ -22019,7 +22019,7 @@
             <w:pPr>
               <w:spacing w:after="20" w:before="0"/>
             </w:pPr>
-            <w:hyperlink w:history="1" r:id="rIdkbjayot9szt_fqgv4w4p4">
+            <w:hyperlink w:history="1" r:id="rIdrpbr1guxsrcivk5tr0sv0">
               <w:r>
                 <w:rPr>
                   <w:rFonts w:ascii="Arial" w:cs="Arial" w:eastAsia="Arial" w:hAnsi="Arial"/>
@@ -22052,7 +22052,7 @@
               <w:spacing w:after="10" w:before="0"/>
               <w:ind w:left="120"/>
             </w:pPr>
-            <w:hyperlink w:history="1" r:id="rIdghprnlnwnkwlahq5lonfp">
+            <w:hyperlink w:history="1" r:id="rIdfgfkbl2ywg8czegind_wt">
               <w:r>
                 <w:rPr>
                   <w:rFonts w:ascii="Arial" w:cs="Arial" w:eastAsia="Arial" w:hAnsi="Arial"/>
@@ -22097,7 +22097,7 @@
             <w:pPr>
               <w:spacing w:after="20" w:before="0"/>
             </w:pPr>
-            <w:hyperlink w:history="1" r:id="rIdaqrhy6n7tyaalc0nskd1e">
+            <w:hyperlink w:history="1" r:id="rId4cfcuy3u9dfrny3kuqkzb">
               <w:r>
                 <w:rPr>
                   <w:rFonts w:ascii="Arial" w:cs="Arial" w:eastAsia="Arial" w:hAnsi="Arial"/>
@@ -22130,7 +22130,7 @@
               <w:spacing w:after="10" w:before="0"/>
               <w:ind w:left="120"/>
             </w:pPr>
-            <w:hyperlink w:history="1" r:id="rIdqu_njry5oydcpnzqsp7xi">
+            <w:hyperlink w:history="1" r:id="rIdl0zs8-0nei7zys74el8vc">
               <w:r>
                 <w:rPr>
                   <w:rFonts w:ascii="Arial" w:cs="Arial" w:eastAsia="Arial" w:hAnsi="Arial"/>
@@ -22325,7 +22325,7 @@
             <w:pPr>
               <w:spacing w:after="20" w:before="0"/>
             </w:pPr>
-            <w:hyperlink w:history="1" r:id="rIdgm8wib3dj5vrdcvnvjxmg">
+            <w:hyperlink w:history="1" r:id="rIdhlzzo4uohven-cf33iex1">
               <w:r>
                 <w:rPr>
                   <w:rFonts w:ascii="Arial" w:cs="Arial" w:eastAsia="Arial" w:hAnsi="Arial"/>
@@ -22358,7 +22358,7 @@
               <w:spacing w:after="10" w:before="0"/>
               <w:ind w:left="120"/>
             </w:pPr>
-            <w:hyperlink w:history="1" r:id="rId6zfawu1t_q3io2ermluh4">
+            <w:hyperlink w:history="1" r:id="rId2beqdzggpi-84tbhekpcz">
               <w:r>
                 <w:rPr>
                   <w:rFonts w:ascii="Arial" w:cs="Arial" w:eastAsia="Arial" w:hAnsi="Arial"/>
@@ -22403,7 +22403,7 @@
             <w:pPr>
               <w:spacing w:after="20" w:before="0"/>
             </w:pPr>
-            <w:hyperlink w:history="1" r:id="rIdmlftojrfoyjtivkgagn57">
+            <w:hyperlink w:history="1" r:id="rIdv4j4jrop_u8gleboqfiul">
               <w:r>
                 <w:rPr>
                   <w:rFonts w:ascii="Arial" w:cs="Arial" w:eastAsia="Arial" w:hAnsi="Arial"/>
@@ -22436,7 +22436,7 @@
               <w:spacing w:after="10" w:before="0"/>
               <w:ind w:left="120"/>
             </w:pPr>
-            <w:hyperlink w:history="1" r:id="rIdlbpdni9lndy8o0jc_gbbt">
+            <w:hyperlink w:history="1" r:id="rIdqcvp2ofqzu2wnrsm318dv">
               <w:r>
                 <w:rPr>
                   <w:rFonts w:ascii="Arial" w:cs="Arial" w:eastAsia="Arial" w:hAnsi="Arial"/>
@@ -22948,7 +22948,7 @@
         </w:rPr>
         <w:t xml:space="preserve">© 2026 SeaVuria and ARES. Aligned with KICD objectives. Developed by SeaVuria; technical implementation by ARES (with AI assistance from Claude). Licensed under </w:t>
       </w:r>
-      <w:hyperlink w:history="1" r:id="rIdqu8vvdfcfglqafrhz9f--">
+      <w:hyperlink w:history="1" r:id="rIdnykkn8lr2p9eepctyogsl">
         <w:r>
           <w:rPr>
             <w:rFonts w:ascii="Arial" w:cs="Arial" w:eastAsia="Arial" w:hAnsi="Arial"/>
@@ -22969,7 +22969,7 @@
         </w:rPr>
         <w:t xml:space="preserve"> (</w:t>
       </w:r>
-      <w:hyperlink w:history="1" r:id="rIdjdeb6pqatzis_p9xxlpei">
+      <w:hyperlink w:history="1" r:id="rIdaaopdngtfkectpnb0-lgj">
         <w:r>
           <w:rPr>
             <w:rFonts w:ascii="Arial" w:cs="Arial" w:eastAsia="Arial" w:hAnsi="Arial"/>
@@ -23982,7 +23982,7 @@
             <w:pPr>
               <w:spacing w:after="20" w:before="0"/>
             </w:pPr>
-            <w:hyperlink w:history="1" r:id="rIdf2buis-ihgwt3gqlw1uu5">
+            <w:hyperlink w:history="1" r:id="rIdq2r9zbzrmzbc4op5dmktv">
               <w:r>
                 <w:rPr>
                   <w:rFonts w:ascii="Arial" w:cs="Arial" w:eastAsia="Arial" w:hAnsi="Arial"/>
@@ -24015,7 +24015,7 @@
               <w:spacing w:after="10" w:before="0"/>
               <w:ind w:left="120"/>
             </w:pPr>
-            <w:hyperlink w:history="1" r:id="rIdbtg3bxuqgovvlv3lbe-p9">
+            <w:hyperlink w:history="1" r:id="rIdl-z-nzswo3khhfi4kvhvi">
               <w:r>
                 <w:rPr>
                   <w:rFonts w:ascii="Arial" w:cs="Arial" w:eastAsia="Arial" w:hAnsi="Arial"/>
@@ -24060,7 +24060,7 @@
             <w:pPr>
               <w:spacing w:after="20" w:before="0"/>
             </w:pPr>
-            <w:hyperlink w:history="1" r:id="rIdr88bg4yqnjo-pgzdli2em">
+            <w:hyperlink w:history="1" r:id="rIdbdsohcbg0ouebk9ss-ino">
               <w:r>
                 <w:rPr>
                   <w:rFonts w:ascii="Arial" w:cs="Arial" w:eastAsia="Arial" w:hAnsi="Arial"/>
@@ -24093,7 +24093,7 @@
               <w:spacing w:after="10" w:before="0"/>
               <w:ind w:left="120"/>
             </w:pPr>
-            <w:hyperlink w:history="1" r:id="rId8no9skm9lhll-kaqgkuls">
+            <w:hyperlink w:history="1" r:id="rIdo9yrd6roamsputezrgzgb">
               <w:r>
                 <w:rPr>
                   <w:rFonts w:ascii="Arial" w:cs="Arial" w:eastAsia="Arial" w:hAnsi="Arial"/>
@@ -24288,7 +24288,7 @@
             <w:pPr>
               <w:spacing w:after="20" w:before="0"/>
             </w:pPr>
-            <w:hyperlink w:history="1" r:id="rIdsf0fb1grivgssv6oysiki">
+            <w:hyperlink w:history="1" r:id="rIdjjllwzzqkcicgss-hce1t">
               <w:r>
                 <w:rPr>
                   <w:rFonts w:ascii="Arial" w:cs="Arial" w:eastAsia="Arial" w:hAnsi="Arial"/>
@@ -24321,7 +24321,7 @@
               <w:spacing w:after="10" w:before="0"/>
               <w:ind w:left="120"/>
             </w:pPr>
-            <w:hyperlink w:history="1" r:id="rIdhwplvkqblwuqxijkxpdch">
+            <w:hyperlink w:history="1" r:id="rId6j5lwbg2k0b6xvzjnm1cr">
               <w:r>
                 <w:rPr>
                   <w:rFonts w:ascii="Arial" w:cs="Arial" w:eastAsia="Arial" w:hAnsi="Arial"/>
@@ -24366,7 +24366,7 @@
             <w:pPr>
               <w:spacing w:after="20" w:before="0"/>
             </w:pPr>
-            <w:hyperlink w:history="1" r:id="rIdswrawpknmxuj1nesyjhbw">
+            <w:hyperlink w:history="1" r:id="rIdutces-wkaczol19kk5jj7">
               <w:r>
                 <w:rPr>
                   <w:rFonts w:ascii="Arial" w:cs="Arial" w:eastAsia="Arial" w:hAnsi="Arial"/>
@@ -24399,7 +24399,7 @@
               <w:spacing w:after="10" w:before="0"/>
               <w:ind w:left="120"/>
             </w:pPr>
-            <w:hyperlink w:history="1" r:id="rIdlspec8y8dr5ozpt2becd-">
+            <w:hyperlink w:history="1" r:id="rIdzv-k3yljvld9muyyxvabk">
               <w:r>
                 <w:rPr>
                   <w:rFonts w:ascii="Arial" w:cs="Arial" w:eastAsia="Arial" w:hAnsi="Arial"/>
@@ -24594,7 +24594,7 @@
             <w:pPr>
               <w:spacing w:after="20" w:before="0"/>
             </w:pPr>
-            <w:hyperlink w:history="1" r:id="rIdzkdv7ao6wacsn_ayfcdep">
+            <w:hyperlink w:history="1" r:id="rIdnqi1yffcvp7ezsi7czowm">
               <w:r>
                 <w:rPr>
                   <w:rFonts w:ascii="Arial" w:cs="Arial" w:eastAsia="Arial" w:hAnsi="Arial"/>
@@ -24627,7 +24627,7 @@
               <w:spacing w:after="10" w:before="0"/>
               <w:ind w:left="120"/>
             </w:pPr>
-            <w:hyperlink w:history="1" r:id="rIdrikb8j-u8sck2qmepu2r6">
+            <w:hyperlink w:history="1" r:id="rIduy1xieugiwqoyd3uwbyuw">
               <w:r>
                 <w:rPr>
                   <w:rFonts w:ascii="Arial" w:cs="Arial" w:eastAsia="Arial" w:hAnsi="Arial"/>
@@ -24672,7 +24672,7 @@
             <w:pPr>
               <w:spacing w:after="20" w:before="0"/>
             </w:pPr>
-            <w:hyperlink w:history="1" r:id="rIdoamadrw234vvbmmc8rsyr">
+            <w:hyperlink w:history="1" r:id="rIdhhlz0ohydhkszdlrderdg">
               <w:r>
                 <w:rPr>
                   <w:rFonts w:ascii="Arial" w:cs="Arial" w:eastAsia="Arial" w:hAnsi="Arial"/>
@@ -24705,7 +24705,7 @@
               <w:spacing w:after="10" w:before="0"/>
               <w:ind w:left="120"/>
             </w:pPr>
-            <w:hyperlink w:history="1" r:id="rIddux5rcios5_mgckyutl3t">
+            <w:hyperlink w:history="1" r:id="rIdxftwpuvwqwqh-fkzlfltr">
               <w:r>
                 <w:rPr>
                   <w:rFonts w:ascii="Arial" w:cs="Arial" w:eastAsia="Arial" w:hAnsi="Arial"/>
@@ -24900,7 +24900,7 @@
             <w:pPr>
               <w:spacing w:after="20" w:before="0"/>
             </w:pPr>
-            <w:hyperlink w:history="1" r:id="rIdy1hthx3edua0xnd1_duci">
+            <w:hyperlink w:history="1" r:id="rIdfd-cgea16-8c0ylpw-lw4">
               <w:r>
                 <w:rPr>
                   <w:rFonts w:ascii="Arial" w:cs="Arial" w:eastAsia="Arial" w:hAnsi="Arial"/>
@@ -24933,7 +24933,7 @@
               <w:spacing w:after="10" w:before="0"/>
               <w:ind w:left="120"/>
             </w:pPr>
-            <w:hyperlink w:history="1" r:id="rIdi8imajwr3ad-30jlni4e1">
+            <w:hyperlink w:history="1" r:id="rIdjduwnwj6bzqh7xhn7l-za">
               <w:r>
                 <w:rPr>
                   <w:rFonts w:ascii="Arial" w:cs="Arial" w:eastAsia="Arial" w:hAnsi="Arial"/>
@@ -24978,7 +24978,7 @@
             <w:pPr>
               <w:spacing w:after="20" w:before="0"/>
             </w:pPr>
-            <w:hyperlink w:history="1" r:id="rIdxentlu12sbvlq00qejomd">
+            <w:hyperlink w:history="1" r:id="rIdxs_34lzom8zfn354ockcp">
               <w:r>
                 <w:rPr>
                   <w:rFonts w:ascii="Arial" w:cs="Arial" w:eastAsia="Arial" w:hAnsi="Arial"/>
@@ -25011,7 +25011,7 @@
               <w:spacing w:after="10" w:before="0"/>
               <w:ind w:left="120"/>
             </w:pPr>
-            <w:hyperlink w:history="1" r:id="rIdw8nlsuxwomml6fzxm5lzq">
+            <w:hyperlink w:history="1" r:id="rIdn41ocikwyb-6zvgcn165b">
               <w:r>
                 <w:rPr>
                   <w:rFonts w:ascii="Arial" w:cs="Arial" w:eastAsia="Arial" w:hAnsi="Arial"/>
@@ -25206,7 +25206,7 @@
             <w:pPr>
               <w:spacing w:after="20" w:before="0"/>
             </w:pPr>
-            <w:hyperlink w:history="1" r:id="rId2vyljj1rlthzgondmdq3l">
+            <w:hyperlink w:history="1" r:id="rIdcoi_dyqelyvho4ujbx_vg">
               <w:r>
                 <w:rPr>
                   <w:rFonts w:ascii="Arial" w:cs="Arial" w:eastAsia="Arial" w:hAnsi="Arial"/>
@@ -25239,7 +25239,7 @@
               <w:spacing w:after="10" w:before="0"/>
               <w:ind w:left="120"/>
             </w:pPr>
-            <w:hyperlink w:history="1" r:id="rIdtsp_et_d8l7raepi4gqhs">
+            <w:hyperlink w:history="1" r:id="rIdmcnbzroyrmadcd7-knbnn">
               <w:r>
                 <w:rPr>
                   <w:rFonts w:ascii="Arial" w:cs="Arial" w:eastAsia="Arial" w:hAnsi="Arial"/>
@@ -25284,7 +25284,7 @@
             <w:pPr>
               <w:spacing w:after="20" w:before="0"/>
             </w:pPr>
-            <w:hyperlink w:history="1" r:id="rId6hoy0ihu6t6necu0ieodn">
+            <w:hyperlink w:history="1" r:id="rId4w7rqgzkjz3al2rj6gzal">
               <w:r>
                 <w:rPr>
                   <w:rFonts w:ascii="Arial" w:cs="Arial" w:eastAsia="Arial" w:hAnsi="Arial"/>
@@ -25317,7 +25317,7 @@
               <w:spacing w:after="10" w:before="0"/>
               <w:ind w:left="120"/>
             </w:pPr>
-            <w:hyperlink w:history="1" r:id="rIdvpzkc13cvmxvnx9vvmkr5">
+            <w:hyperlink w:history="1" r:id="rIddumudryfxcmwnnpwxysdm">
               <w:r>
                 <w:rPr>
                   <w:rFonts w:ascii="Arial" w:cs="Arial" w:eastAsia="Arial" w:hAnsi="Arial"/>
@@ -25829,7 +25829,7 @@
         </w:rPr>
         <w:t xml:space="preserve">© 2026 SeaVuria and ARES. Aligned with KICD objectives. Developed by SeaVuria; technical implementation by ARES (with AI assistance from Claude). Licensed under </w:t>
       </w:r>
-      <w:hyperlink w:history="1" r:id="rIdqavwlayown30imoii48hq">
+      <w:hyperlink w:history="1" r:id="rIdoyglvyvaabqv44ebwgj54">
         <w:r>
           <w:rPr>
             <w:rFonts w:ascii="Arial" w:cs="Arial" w:eastAsia="Arial" w:hAnsi="Arial"/>
@@ -25850,7 +25850,7 @@
         </w:rPr>
         <w:t xml:space="preserve"> (</w:t>
       </w:r>
-      <w:hyperlink w:history="1" r:id="rIdxcjs4tplpnggdc6g2tajs">
+      <w:hyperlink w:history="1" r:id="rIdggj57tze45uld2c3oytiq">
         <w:r>
           <w:rPr>
             <w:rFonts w:ascii="Arial" w:cs="Arial" w:eastAsia="Arial" w:hAnsi="Arial"/>
@@ -26863,7 +26863,7 @@
             <w:pPr>
               <w:spacing w:after="20" w:before="0"/>
             </w:pPr>
-            <w:hyperlink w:history="1" r:id="rIdqbhjpzyc4vmquunjy05xk">
+            <w:hyperlink w:history="1" r:id="rIdvlogi6lakx2qe67n5uj4f">
               <w:r>
                 <w:rPr>
                   <w:rFonts w:ascii="Arial" w:cs="Arial" w:eastAsia="Arial" w:hAnsi="Arial"/>
@@ -26896,7 +26896,7 @@
               <w:spacing w:after="10" w:before="0"/>
               <w:ind w:left="120"/>
             </w:pPr>
-            <w:hyperlink w:history="1" r:id="rIdurw1uzwqn_x3zh6goqlub">
+            <w:hyperlink w:history="1" r:id="rIdyxykrwufdff0szyalhqba">
               <w:r>
                 <w:rPr>
                   <w:rFonts w:ascii="Arial" w:cs="Arial" w:eastAsia="Arial" w:hAnsi="Arial"/>
@@ -26941,7 +26941,7 @@
             <w:pPr>
               <w:spacing w:after="20" w:before="0"/>
             </w:pPr>
-            <w:hyperlink w:history="1" r:id="rIdoc4h154sbf0ubvgzk-jxj">
+            <w:hyperlink w:history="1" r:id="rIdajeugt1bu3hwea7212uvw">
               <w:r>
                 <w:rPr>
                   <w:rFonts w:ascii="Arial" w:cs="Arial" w:eastAsia="Arial" w:hAnsi="Arial"/>
@@ -26974,7 +26974,7 @@
               <w:spacing w:after="10" w:before="0"/>
               <w:ind w:left="120"/>
             </w:pPr>
-            <w:hyperlink w:history="1" r:id="rIdeoaiho-dvufvpzyqfqhih">
+            <w:hyperlink w:history="1" r:id="rIdpavhwv-ebcvv49zqjtc-j">
               <w:r>
                 <w:rPr>
                   <w:rFonts w:ascii="Arial" w:cs="Arial" w:eastAsia="Arial" w:hAnsi="Arial"/>
@@ -27169,7 +27169,7 @@
             <w:pPr>
               <w:spacing w:after="20" w:before="0"/>
             </w:pPr>
-            <w:hyperlink w:history="1" r:id="rIdvcw__ezf5zr8bkks2mdsk">
+            <w:hyperlink w:history="1" r:id="rId1y7wpbijlimzp2-iqn7or">
               <w:r>
                 <w:rPr>
                   <w:rFonts w:ascii="Arial" w:cs="Arial" w:eastAsia="Arial" w:hAnsi="Arial"/>
@@ -27202,7 +27202,7 @@
               <w:spacing w:after="10" w:before="0"/>
               <w:ind w:left="120"/>
             </w:pPr>
-            <w:hyperlink w:history="1" r:id="rIdzawxbkkmzvrwlfzytjxyw">
+            <w:hyperlink w:history="1" r:id="rIdvcompagdjjyhpqafizibw">
               <w:r>
                 <w:rPr>
                   <w:rFonts w:ascii="Arial" w:cs="Arial" w:eastAsia="Arial" w:hAnsi="Arial"/>
@@ -27247,7 +27247,7 @@
             <w:pPr>
               <w:spacing w:after="20" w:before="0"/>
             </w:pPr>
-            <w:hyperlink w:history="1" r:id="rId9856svpijbzxeyvp861rw">
+            <w:hyperlink w:history="1" r:id="rId8jz5r8b6zjrpu6nr5hwp1">
               <w:r>
                 <w:rPr>
                   <w:rFonts w:ascii="Arial" w:cs="Arial" w:eastAsia="Arial" w:hAnsi="Arial"/>
@@ -27280,7 +27280,7 @@
               <w:spacing w:after="10" w:before="0"/>
               <w:ind w:left="120"/>
             </w:pPr>
-            <w:hyperlink w:history="1" r:id="rIdgbekdybxp-34ias1godta">
+            <w:hyperlink w:history="1" r:id="rIdfyur0rove1t9mgtsbvube">
               <w:r>
                 <w:rPr>
                   <w:rFonts w:ascii="Arial" w:cs="Arial" w:eastAsia="Arial" w:hAnsi="Arial"/>
@@ -27475,7 +27475,7 @@
             <w:pPr>
               <w:spacing w:after="20" w:before="0"/>
             </w:pPr>
-            <w:hyperlink w:history="1" r:id="rId8lzzox0vdqaixx5to268v">
+            <w:hyperlink w:history="1" r:id="rIdyssfexew2kin64xjgfpmf">
               <w:r>
                 <w:rPr>
                   <w:rFonts w:ascii="Arial" w:cs="Arial" w:eastAsia="Arial" w:hAnsi="Arial"/>
@@ -27508,7 +27508,7 @@
               <w:spacing w:after="10" w:before="0"/>
               <w:ind w:left="120"/>
             </w:pPr>
-            <w:hyperlink w:history="1" r:id="rIdorgm3qku4-7nsprdvcr7s">
+            <w:hyperlink w:history="1" r:id="rIdkavonqwqv_gpwghietgsy">
               <w:r>
                 <w:rPr>
                   <w:rFonts w:ascii="Arial" w:cs="Arial" w:eastAsia="Arial" w:hAnsi="Arial"/>
@@ -27553,7 +27553,7 @@
             <w:pPr>
               <w:spacing w:after="20" w:before="0"/>
             </w:pPr>
-            <w:hyperlink w:history="1" r:id="rIdlfmvkjxagtvid_ecrwrem">
+            <w:hyperlink w:history="1" r:id="rIdzpcmcar3p6ac5ci7ppoak">
               <w:r>
                 <w:rPr>
                   <w:rFonts w:ascii="Arial" w:cs="Arial" w:eastAsia="Arial" w:hAnsi="Arial"/>
@@ -27586,7 +27586,7 @@
               <w:spacing w:after="10" w:before="0"/>
               <w:ind w:left="120"/>
             </w:pPr>
-            <w:hyperlink w:history="1" r:id="rIdyegouh4ivlewspmbcbx_e">
+            <w:hyperlink w:history="1" r:id="rIdv3xqb8-rwcijg-1xdcafm">
               <w:r>
                 <w:rPr>
                   <w:rFonts w:ascii="Arial" w:cs="Arial" w:eastAsia="Arial" w:hAnsi="Arial"/>
@@ -27781,7 +27781,7 @@
             <w:pPr>
               <w:spacing w:after="20" w:before="0"/>
             </w:pPr>
-            <w:hyperlink w:history="1" r:id="rId8jyu-ta2bq8awvb9xncsh">
+            <w:hyperlink w:history="1" r:id="rIdbsm_shocfubyj6luwrpri">
               <w:r>
                 <w:rPr>
                   <w:rFonts w:ascii="Arial" w:cs="Arial" w:eastAsia="Arial" w:hAnsi="Arial"/>
@@ -27814,7 +27814,7 @@
               <w:spacing w:after="10" w:before="0"/>
               <w:ind w:left="120"/>
             </w:pPr>
-            <w:hyperlink w:history="1" r:id="rIdw_x3oflpwo7cz4ijzgeu_">
+            <w:hyperlink w:history="1" r:id="rIda_h0fi6fnyx-oqjuexiwt">
               <w:r>
                 <w:rPr>
                   <w:rFonts w:ascii="Arial" w:cs="Arial" w:eastAsia="Arial" w:hAnsi="Arial"/>
@@ -27859,7 +27859,7 @@
             <w:pPr>
               <w:spacing w:after="20" w:before="0"/>
             </w:pPr>
-            <w:hyperlink w:history="1" r:id="rId-j_en00crx_8rwpdc3xnx">
+            <w:hyperlink w:history="1" r:id="rIdveztzyu3fmwugtgaz_hyi">
               <w:r>
                 <w:rPr>
                   <w:rFonts w:ascii="Arial" w:cs="Arial" w:eastAsia="Arial" w:hAnsi="Arial"/>
@@ -27892,7 +27892,7 @@
               <w:spacing w:after="10" w:before="0"/>
               <w:ind w:left="120"/>
             </w:pPr>
-            <w:hyperlink w:history="1" r:id="rIdvyitnwgfawao6aifeysrw">
+            <w:hyperlink w:history="1" r:id="rIdftosdb7vdgi4f7qxqf8ne">
               <w:r>
                 <w:rPr>
                   <w:rFonts w:ascii="Arial" w:cs="Arial" w:eastAsia="Arial" w:hAnsi="Arial"/>
@@ -28087,7 +28087,7 @@
             <w:pPr>
               <w:spacing w:after="20" w:before="0"/>
             </w:pPr>
-            <w:hyperlink w:history="1" r:id="rIdn7sixpdzlukyyg8ksnrwy">
+            <w:hyperlink w:history="1" r:id="rIdywafpwjr6kw6d-qxl8axw">
               <w:r>
                 <w:rPr>
                   <w:rFonts w:ascii="Arial" w:cs="Arial" w:eastAsia="Arial" w:hAnsi="Arial"/>
@@ -28120,7 +28120,7 @@
               <w:spacing w:after="10" w:before="0"/>
               <w:ind w:left="120"/>
             </w:pPr>
-            <w:hyperlink w:history="1" r:id="rIdhaogudyzsyziyhyn1kui6">
+            <w:hyperlink w:history="1" r:id="rIduwyp2vmureowe5rjpjcpz">
               <w:r>
                 <w:rPr>
                   <w:rFonts w:ascii="Arial" w:cs="Arial" w:eastAsia="Arial" w:hAnsi="Arial"/>
@@ -28165,7 +28165,7 @@
             <w:pPr>
               <w:spacing w:after="20" w:before="0"/>
             </w:pPr>
-            <w:hyperlink w:history="1" r:id="rIdarkr0lmbhlg8gxo3t6iaq">
+            <w:hyperlink w:history="1" r:id="rIddv8nmnfjnshbnhmtjp0lu">
               <w:r>
                 <w:rPr>
                   <w:rFonts w:ascii="Arial" w:cs="Arial" w:eastAsia="Arial" w:hAnsi="Arial"/>
@@ -28198,7 +28198,7 @@
               <w:spacing w:after="10" w:before="0"/>
               <w:ind w:left="120"/>
             </w:pPr>
-            <w:hyperlink w:history="1" r:id="rIdcm6w5dfjju0polhsyhb2n">
+            <w:hyperlink w:history="1" r:id="rIdbw0peqmpp5dy07xqvpvxn">
               <w:r>
                 <w:rPr>
                   <w:rFonts w:ascii="Arial" w:cs="Arial" w:eastAsia="Arial" w:hAnsi="Arial"/>
@@ -28710,7 +28710,7 @@
         </w:rPr>
         <w:t xml:space="preserve">© 2026 SeaVuria and ARES. Aligned with KICD objectives. Developed by SeaVuria; technical implementation by ARES (with AI assistance from Claude). Licensed under </w:t>
       </w:r>
-      <w:hyperlink w:history="1" r:id="rIdpremsrfdgayizbkkpngv0">
+      <w:hyperlink w:history="1" r:id="rIdujuqk1bycvs0zzfo7hvdx">
         <w:r>
           <w:rPr>
             <w:rFonts w:ascii="Arial" w:cs="Arial" w:eastAsia="Arial" w:hAnsi="Arial"/>
@@ -28731,7 +28731,7 @@
         </w:rPr>
         <w:t xml:space="preserve"> (</w:t>
       </w:r>
-      <w:hyperlink w:history="1" r:id="rIdmhrg8ungt4jk_ygzwpoor">
+      <w:hyperlink w:history="1" r:id="rIdabjm4fu6bfxyp6jxslfpe">
         <w:r>
           <w:rPr>
             <w:rFonts w:ascii="Arial" w:cs="Arial" w:eastAsia="Arial" w:hAnsi="Arial"/>

--- a/data/outputs/v2/Physics/SS1.1_Pressure/Physics_Pressure_CBE_LessonSequence.docx
+++ b/data/outputs/v2/Physics/SS1.1_Pressure/Physics_Pressure_CBE_LessonSequence.docx
@@ -2648,7 +2648,7 @@
         </w:rPr>
         <w:t xml:space="preserve">© 2026 SeaVuria and ARES. This work is licensed under a </w:t>
       </w:r>
-      <w:hyperlink w:history="1" r:id="rId7twlxug_v8ilohasforio">
+      <w:hyperlink w:history="1" r:id="rIdsk4lkbd7tl9wylbvgchmv">
         <w:r>
           <w:rPr>
             <w:rFonts w:ascii="Arial" w:cs="Arial" w:eastAsia="Arial" w:hAnsi="Arial"/>
@@ -2668,7 +2668,7 @@
         </w:rPr>
         <w:t xml:space="preserve"> (</w:t>
       </w:r>
-      <w:hyperlink w:history="1" r:id="rId43nqkeare5jocec_cawqq">
+      <w:hyperlink w:history="1" r:id="rIdovxwxfgaprkxdpsuz_ztg">
         <w:r>
           <w:rPr>
             <w:rFonts w:ascii="Arial" w:cs="Arial" w:eastAsia="Arial" w:hAnsi="Arial"/>
@@ -2688,7 +2688,7 @@
         </w:rPr>
         <w:t xml:space="preserve">). To view a copy of this license, visit </w:t>
       </w:r>
-      <w:hyperlink w:history="1" r:id="rId9zmgdrau9uhbkl-ircdrf">
+      <w:hyperlink w:history="1" r:id="rIdmgfldf38nhm8ebpnwjy6s">
         <w:r>
           <w:rPr>
             <w:rFonts w:ascii="Arial" w:cs="Arial" w:eastAsia="Arial" w:hAnsi="Arial"/>
@@ -3700,7 +3700,7 @@
             <w:pPr>
               <w:spacing w:after="20" w:before="0"/>
             </w:pPr>
-            <w:hyperlink w:history="1" r:id="rIdglcuwv9tn-s51k6gw35bg">
+            <w:hyperlink w:history="1" r:id="rIdgicwde8trrmoia68us_pi">
               <w:r>
                 <w:rPr>
                   <w:rFonts w:ascii="Arial" w:cs="Arial" w:eastAsia="Arial" w:hAnsi="Arial"/>
@@ -3749,7 +3749,7 @@
               <w:spacing w:after="10" w:before="0"/>
               <w:ind w:left="120"/>
             </w:pPr>
-            <w:hyperlink w:history="1" r:id="rIdwg4khzsofpi6kuxd4s4dc">
+            <w:hyperlink w:history="1" r:id="rIdkfyhzqqaolcxrbatj3ykm">
               <w:r>
                 <w:rPr>
                   <w:rFonts w:ascii="Arial" w:cs="Arial" w:eastAsia="Arial" w:hAnsi="Arial"/>
@@ -3794,7 +3794,7 @@
             <w:pPr>
               <w:spacing w:after="20" w:before="0"/>
             </w:pPr>
-            <w:hyperlink w:history="1" r:id="rIdse3ftsct_z9dbna-asasr">
+            <w:hyperlink w:history="1" r:id="rId4oierhql-xjlnmripqzbv">
               <w:r>
                 <w:rPr>
                   <w:rFonts w:ascii="Arial" w:cs="Arial" w:eastAsia="Arial" w:hAnsi="Arial"/>
@@ -3827,7 +3827,7 @@
               <w:spacing w:after="10" w:before="0"/>
               <w:ind w:left="120"/>
             </w:pPr>
-            <w:hyperlink w:history="1" r:id="rIdhnwwlp8lf2qt8qkivovsi">
+            <w:hyperlink w:history="1" r:id="rIdli-crt1pumgog7ozxle8e">
               <w:r>
                 <w:rPr>
                   <w:rFonts w:ascii="Arial" w:cs="Arial" w:eastAsia="Arial" w:hAnsi="Arial"/>
@@ -4022,7 +4022,7 @@
             <w:pPr>
               <w:spacing w:after="20" w:before="0"/>
             </w:pPr>
-            <w:hyperlink w:history="1" r:id="rIdah96ds_gucfbfmsvl_f7u">
+            <w:hyperlink w:history="1" r:id="rIdyg3hkeq-pdsevylw3s9ta">
               <w:r>
                 <w:rPr>
                   <w:rFonts w:ascii="Arial" w:cs="Arial" w:eastAsia="Arial" w:hAnsi="Arial"/>
@@ -4071,7 +4071,7 @@
               <w:spacing w:after="10" w:before="0"/>
               <w:ind w:left="120"/>
             </w:pPr>
-            <w:hyperlink w:history="1" r:id="rIdgmsclzinyd_hqpjhld4sp">
+            <w:hyperlink w:history="1" r:id="rIdgnn30pwpe0yuhad2yc2-z">
               <w:r>
                 <w:rPr>
                   <w:rFonts w:ascii="Arial" w:cs="Arial" w:eastAsia="Arial" w:hAnsi="Arial"/>
@@ -4116,7 +4116,7 @@
             <w:pPr>
               <w:spacing w:after="20" w:before="0"/>
             </w:pPr>
-            <w:hyperlink w:history="1" r:id="rIdmryz9uyfn7bduxv_opom8">
+            <w:hyperlink w:history="1" r:id="rIdxqmzoxohyocuptgdtwlzf">
               <w:r>
                 <w:rPr>
                   <w:rFonts w:ascii="Arial" w:cs="Arial" w:eastAsia="Arial" w:hAnsi="Arial"/>
@@ -4149,7 +4149,7 @@
               <w:spacing w:after="10" w:before="0"/>
               <w:ind w:left="120"/>
             </w:pPr>
-            <w:hyperlink w:history="1" r:id="rIdsgslw-kr_8a-0o-6vtbro">
+            <w:hyperlink w:history="1" r:id="rIdt7pkj7evig-opy8fi9u_7">
               <w:r>
                 <w:rPr>
                   <w:rFonts w:ascii="Arial" w:cs="Arial" w:eastAsia="Arial" w:hAnsi="Arial"/>
@@ -4344,7 +4344,7 @@
             <w:pPr>
               <w:spacing w:after="20" w:before="0"/>
             </w:pPr>
-            <w:hyperlink w:history="1" r:id="rIdpf2bsz4i6oobbqwqhjprv">
+            <w:hyperlink w:history="1" r:id="rIds2vrm6lq8s2vasb_dsmrb">
               <w:r>
                 <w:rPr>
                   <w:rFonts w:ascii="Arial" w:cs="Arial" w:eastAsia="Arial" w:hAnsi="Arial"/>
@@ -4393,7 +4393,7 @@
               <w:spacing w:after="10" w:before="0"/>
               <w:ind w:left="120"/>
             </w:pPr>
-            <w:hyperlink w:history="1" r:id="rIdrz48lm56uyaxhk0vzryek">
+            <w:hyperlink w:history="1" r:id="rIdw1ec6tz6acockaqncody7">
               <w:r>
                 <w:rPr>
                   <w:rFonts w:ascii="Arial" w:cs="Arial" w:eastAsia="Arial" w:hAnsi="Arial"/>
@@ -4438,7 +4438,7 @@
             <w:pPr>
               <w:spacing w:after="20" w:before="0"/>
             </w:pPr>
-            <w:hyperlink w:history="1" r:id="rIdmcv7qwvchoeurej_nukam">
+            <w:hyperlink w:history="1" r:id="rIdekkxuqwlnvund0envnwrk">
               <w:r>
                 <w:rPr>
                   <w:rFonts w:ascii="Arial" w:cs="Arial" w:eastAsia="Arial" w:hAnsi="Arial"/>
@@ -4487,7 +4487,7 @@
               <w:spacing w:after="10" w:before="0"/>
               <w:ind w:left="120"/>
             </w:pPr>
-            <w:hyperlink w:history="1" r:id="rIdl5qa8d4yo4qyv3qfkvb6i">
+            <w:hyperlink w:history="1" r:id="rIdmrvugufad2abxytl9gw3r">
               <w:r>
                 <w:rPr>
                   <w:rFonts w:ascii="Arial" w:cs="Arial" w:eastAsia="Arial" w:hAnsi="Arial"/>
@@ -4682,7 +4682,7 @@
             <w:pPr>
               <w:spacing w:after="20" w:before="0"/>
             </w:pPr>
-            <w:hyperlink w:history="1" r:id="rIdu2dam3lw2rb5yf9xyjlpx">
+            <w:hyperlink w:history="1" r:id="rIdytewghvfgabxd0t1wqdra">
               <w:r>
                 <w:rPr>
                   <w:rFonts w:ascii="Arial" w:cs="Arial" w:eastAsia="Arial" w:hAnsi="Arial"/>
@@ -4731,7 +4731,7 @@
               <w:spacing w:after="10" w:before="0"/>
               <w:ind w:left="120"/>
             </w:pPr>
-            <w:hyperlink w:history="1" r:id="rIdrdx4ihhll7w_vwhp04l5l">
+            <w:hyperlink w:history="1" r:id="rId6co_nny0tchpqvpas1d1b">
               <w:r>
                 <w:rPr>
                   <w:rFonts w:ascii="Arial" w:cs="Arial" w:eastAsia="Arial" w:hAnsi="Arial"/>
@@ -4776,7 +4776,7 @@
             <w:pPr>
               <w:spacing w:after="20" w:before="0"/>
             </w:pPr>
-            <w:hyperlink w:history="1" r:id="rIdw2eeyvkqnm4dhqf64axyv">
+            <w:hyperlink w:history="1" r:id="rIdde0oeshlv41czqxciglxk">
               <w:r>
                 <w:rPr>
                   <w:rFonts w:ascii="Arial" w:cs="Arial" w:eastAsia="Arial" w:hAnsi="Arial"/>
@@ -4825,7 +4825,7 @@
               <w:spacing w:after="10" w:before="0"/>
               <w:ind w:left="120"/>
             </w:pPr>
-            <w:hyperlink w:history="1" r:id="rId6zr4rsnqs18zmgdit-nxe">
+            <w:hyperlink w:history="1" r:id="rIdmkr5kc3ltsccbdlxi_ahg">
               <w:r>
                 <w:rPr>
                   <w:rFonts w:ascii="Arial" w:cs="Arial" w:eastAsia="Arial" w:hAnsi="Arial"/>
@@ -5020,7 +5020,7 @@
             <w:pPr>
               <w:spacing w:after="20" w:before="0"/>
             </w:pPr>
-            <w:hyperlink w:history="1" r:id="rIdewm89dq8sdhhbwb-u9nme">
+            <w:hyperlink w:history="1" r:id="rIdh6h-4tsam166zpndl7uae">
               <w:r>
                 <w:rPr>
                   <w:rFonts w:ascii="Arial" w:cs="Arial" w:eastAsia="Arial" w:hAnsi="Arial"/>
@@ -5069,7 +5069,7 @@
               <w:spacing w:after="10" w:before="0"/>
               <w:ind w:left="120"/>
             </w:pPr>
-            <w:hyperlink w:history="1" r:id="rIdvijmcbslahj0gjqdhrumf">
+            <w:hyperlink w:history="1" r:id="rId5j_xqucgdfitqk97gudf8">
               <w:r>
                 <w:rPr>
                   <w:rFonts w:ascii="Arial" w:cs="Arial" w:eastAsia="Arial" w:hAnsi="Arial"/>
@@ -5114,7 +5114,7 @@
             <w:pPr>
               <w:spacing w:after="20" w:before="0"/>
             </w:pPr>
-            <w:hyperlink w:history="1" r:id="rIds5tkiuipkpqc6qrvcslzx">
+            <w:hyperlink w:history="1" r:id="rIdeitzg70ycfnmjquuqk6in">
               <w:r>
                 <w:rPr>
                   <w:rFonts w:ascii="Arial" w:cs="Arial" w:eastAsia="Arial" w:hAnsi="Arial"/>
@@ -5163,7 +5163,7 @@
               <w:spacing w:after="10" w:before="0"/>
               <w:ind w:left="120"/>
             </w:pPr>
-            <w:hyperlink w:history="1" r:id="rIdlvn7ns69fenx9c6wibtmx">
+            <w:hyperlink w:history="1" r:id="rIdzefiimmixsuwalbmogsnh">
               <w:r>
                 <w:rPr>
                   <w:rFonts w:ascii="Arial" w:cs="Arial" w:eastAsia="Arial" w:hAnsi="Arial"/>
@@ -5675,7 +5675,7 @@
         </w:rPr>
         <w:t xml:space="preserve">© 2026 SeaVuria and ARES. Aligned with KICD objectives. Developed by SeaVuria; technical implementation by ARES (with AI assistance from Claude). Licensed under </w:t>
       </w:r>
-      <w:hyperlink w:history="1" r:id="rIdibn7m4q1zclssd7fvubzw">
+      <w:hyperlink w:history="1" r:id="rIdvbwe9oyvtn--gdlhjwckt">
         <w:r>
           <w:rPr>
             <w:rFonts w:ascii="Arial" w:cs="Arial" w:eastAsia="Arial" w:hAnsi="Arial"/>
@@ -5696,7 +5696,7 @@
         </w:rPr>
         <w:t xml:space="preserve"> (</w:t>
       </w:r>
-      <w:hyperlink w:history="1" r:id="rIdvifa7xlagcf6dvlb48-by">
+      <w:hyperlink w:history="1" r:id="rIdzfgrzgvj6kozvfdsfdtaa">
         <w:r>
           <w:rPr>
             <w:rFonts w:ascii="Arial" w:cs="Arial" w:eastAsia="Arial" w:hAnsi="Arial"/>
@@ -6709,7 +6709,7 @@
             <w:pPr>
               <w:spacing w:after="20" w:before="0"/>
             </w:pPr>
-            <w:hyperlink w:history="1" r:id="rIdbdrkifc5tipa8xsjq-clx">
+            <w:hyperlink w:history="1" r:id="rIdow0rr4o68eddlq2ris_wv">
               <w:r>
                 <w:rPr>
                   <w:rFonts w:ascii="Arial" w:cs="Arial" w:eastAsia="Arial" w:hAnsi="Arial"/>
@@ -6758,7 +6758,7 @@
               <w:spacing w:after="10" w:before="0"/>
               <w:ind w:left="120"/>
             </w:pPr>
-            <w:hyperlink w:history="1" r:id="rIdurm83bu1tu98vpahrsc3r">
+            <w:hyperlink w:history="1" r:id="rIdfd4mycip5dtynrfcsdkv1">
               <w:r>
                 <w:rPr>
                   <w:rFonts w:ascii="Arial" w:cs="Arial" w:eastAsia="Arial" w:hAnsi="Arial"/>
@@ -6803,7 +6803,7 @@
             <w:pPr>
               <w:spacing w:after="20" w:before="0"/>
             </w:pPr>
-            <w:hyperlink w:history="1" r:id="rIdn_h8278mmowdzd1h0e7nb">
+            <w:hyperlink w:history="1" r:id="rIdl_jbkio4ojagjhey8apvs">
               <w:r>
                 <w:rPr>
                   <w:rFonts w:ascii="Arial" w:cs="Arial" w:eastAsia="Arial" w:hAnsi="Arial"/>
@@ -6836,7 +6836,7 @@
               <w:spacing w:after="10" w:before="0"/>
               <w:ind w:left="120"/>
             </w:pPr>
-            <w:hyperlink w:history="1" r:id="rId1vzevtlvpzvk9rqflvwrv">
+            <w:hyperlink w:history="1" r:id="rIdd7uqp1wylx4qdtiutvw2d">
               <w:r>
                 <w:rPr>
                   <w:rFonts w:ascii="Arial" w:cs="Arial" w:eastAsia="Arial" w:hAnsi="Arial"/>
@@ -7031,7 +7031,7 @@
             <w:pPr>
               <w:spacing w:after="20" w:before="0"/>
             </w:pPr>
-            <w:hyperlink w:history="1" r:id="rIdsiam4llnx1uwpclzau3s9">
+            <w:hyperlink w:history="1" r:id="rId2z6geq9zlsuknvryzlxgj">
               <w:r>
                 <w:rPr>
                   <w:rFonts w:ascii="Arial" w:cs="Arial" w:eastAsia="Arial" w:hAnsi="Arial"/>
@@ -7080,7 +7080,7 @@
               <w:spacing w:after="10" w:before="0"/>
               <w:ind w:left="120"/>
             </w:pPr>
-            <w:hyperlink w:history="1" r:id="rIdx-gma_7bq0hfupbtd7_ox">
+            <w:hyperlink w:history="1" r:id="rIdvjw8-rxa_ydfqe1kvkgl_">
               <w:r>
                 <w:rPr>
                   <w:rFonts w:ascii="Arial" w:cs="Arial" w:eastAsia="Arial" w:hAnsi="Arial"/>
@@ -7125,7 +7125,7 @@
             <w:pPr>
               <w:spacing w:after="20" w:before="0"/>
             </w:pPr>
-            <w:hyperlink w:history="1" r:id="rIdy3nnjc5f1dfph-mcrpack">
+            <w:hyperlink w:history="1" r:id="rIdl5s2plq0wcxzv5zcucew8">
               <w:r>
                 <w:rPr>
                   <w:rFonts w:ascii="Arial" w:cs="Arial" w:eastAsia="Arial" w:hAnsi="Arial"/>
@@ -7158,7 +7158,7 @@
               <w:spacing w:after="10" w:before="0"/>
               <w:ind w:left="120"/>
             </w:pPr>
-            <w:hyperlink w:history="1" r:id="rIdeiwabhzugdxltsu6qltin">
+            <w:hyperlink w:history="1" r:id="rIdgrxsjl0j7l_teoqv-fs3c">
               <w:r>
                 <w:rPr>
                   <w:rFonts w:ascii="Arial" w:cs="Arial" w:eastAsia="Arial" w:hAnsi="Arial"/>
@@ -7353,7 +7353,7 @@
             <w:pPr>
               <w:spacing w:after="20" w:before="0"/>
             </w:pPr>
-            <w:hyperlink w:history="1" r:id="rIdi-5jf6oyd2hj12qifndpq">
+            <w:hyperlink w:history="1" r:id="rIdmhpz-2h82iotl5isovat9">
               <w:r>
                 <w:rPr>
                   <w:rFonts w:ascii="Arial" w:cs="Arial" w:eastAsia="Arial" w:hAnsi="Arial"/>
@@ -7402,7 +7402,7 @@
               <w:spacing w:after="10" w:before="0"/>
               <w:ind w:left="120"/>
             </w:pPr>
-            <w:hyperlink w:history="1" r:id="rId5ax6awx5urijenrw5szwr">
+            <w:hyperlink w:history="1" r:id="rIdnrcle9vv7qbwz3jajatki">
               <w:r>
                 <w:rPr>
                   <w:rFonts w:ascii="Arial" w:cs="Arial" w:eastAsia="Arial" w:hAnsi="Arial"/>
@@ -7447,7 +7447,7 @@
             <w:pPr>
               <w:spacing w:after="20" w:before="0"/>
             </w:pPr>
-            <w:hyperlink w:history="1" r:id="rId7adspjezaqvxyqufz1aux">
+            <w:hyperlink w:history="1" r:id="rIdpmum1mruzkqep-yhoe0wu">
               <w:r>
                 <w:rPr>
                   <w:rFonts w:ascii="Arial" w:cs="Arial" w:eastAsia="Arial" w:hAnsi="Arial"/>
@@ -7480,7 +7480,7 @@
               <w:spacing w:after="10" w:before="0"/>
               <w:ind w:left="120"/>
             </w:pPr>
-            <w:hyperlink w:history="1" r:id="rIddi0bxfvj75hfzdmirqmty">
+            <w:hyperlink w:history="1" r:id="rIdrxtjv31alvwhvty6zp0vu">
               <w:r>
                 <w:rPr>
                   <w:rFonts w:ascii="Arial" w:cs="Arial" w:eastAsia="Arial" w:hAnsi="Arial"/>
@@ -7675,7 +7675,7 @@
             <w:pPr>
               <w:spacing w:after="20" w:before="0"/>
             </w:pPr>
-            <w:hyperlink w:history="1" r:id="rIdohtxpaj0utzy9uydhjmct">
+            <w:hyperlink w:history="1" r:id="rIdc-rh_e7ylyx7tvu93reyo">
               <w:r>
                 <w:rPr>
                   <w:rFonts w:ascii="Arial" w:cs="Arial" w:eastAsia="Arial" w:hAnsi="Arial"/>
@@ -7724,7 +7724,7 @@
               <w:spacing w:after="10" w:before="0"/>
               <w:ind w:left="120"/>
             </w:pPr>
-            <w:hyperlink w:history="1" r:id="rIdpew_ryczt6emq7omsqsff">
+            <w:hyperlink w:history="1" r:id="rId_1nt-aqajskmlm-o3elg-">
               <w:r>
                 <w:rPr>
                   <w:rFonts w:ascii="Arial" w:cs="Arial" w:eastAsia="Arial" w:hAnsi="Arial"/>
@@ -7769,7 +7769,7 @@
             <w:pPr>
               <w:spacing w:after="20" w:before="0"/>
             </w:pPr>
-            <w:hyperlink w:history="1" r:id="rId576qxx2re3gt8r65lwnt_">
+            <w:hyperlink w:history="1" r:id="rIdqsx8_6ymxzdlaxvbbkgwa">
               <w:r>
                 <w:rPr>
                   <w:rFonts w:ascii="Arial" w:cs="Arial" w:eastAsia="Arial" w:hAnsi="Arial"/>
@@ -7802,7 +7802,7 @@
               <w:spacing w:after="10" w:before="0"/>
               <w:ind w:left="120"/>
             </w:pPr>
-            <w:hyperlink w:history="1" r:id="rIdwqq5o3nzwgypxw1lgt0_p">
+            <w:hyperlink w:history="1" r:id="rIdocpaew24ocsp7mljfa2s5">
               <w:r>
                 <w:rPr>
                   <w:rFonts w:ascii="Arial" w:cs="Arial" w:eastAsia="Arial" w:hAnsi="Arial"/>
@@ -7997,7 +7997,7 @@
             <w:pPr>
               <w:spacing w:after="20" w:before="0"/>
             </w:pPr>
-            <w:hyperlink w:history="1" r:id="rId3gend-i1l0o5n7evu8kzd">
+            <w:hyperlink w:history="1" r:id="rIdjlmqkcrzpwjn7jp98irle">
               <w:r>
                 <w:rPr>
                   <w:rFonts w:ascii="Arial" w:cs="Arial" w:eastAsia="Arial" w:hAnsi="Arial"/>
@@ -8046,7 +8046,7 @@
               <w:spacing w:after="10" w:before="0"/>
               <w:ind w:left="120"/>
             </w:pPr>
-            <w:hyperlink w:history="1" r:id="rId0cal9zg-7h4mxsh3psqwz">
+            <w:hyperlink w:history="1" r:id="rId47btofcbqltuh1rvbveq2">
               <w:r>
                 <w:rPr>
                   <w:rFonts w:ascii="Arial" w:cs="Arial" w:eastAsia="Arial" w:hAnsi="Arial"/>
@@ -8091,7 +8091,7 @@
             <w:pPr>
               <w:spacing w:after="20" w:before="0"/>
             </w:pPr>
-            <w:hyperlink w:history="1" r:id="rIdsakvdfwej4ylbqzvmegcm">
+            <w:hyperlink w:history="1" r:id="rIdh4n3p1eu5hdfjds3ygopa">
               <w:r>
                 <w:rPr>
                   <w:rFonts w:ascii="Arial" w:cs="Arial" w:eastAsia="Arial" w:hAnsi="Arial"/>
@@ -8124,7 +8124,7 @@
               <w:spacing w:after="10" w:before="0"/>
               <w:ind w:left="120"/>
             </w:pPr>
-            <w:hyperlink w:history="1" r:id="rIdt0t5kuayvvlw2ptygap8o">
+            <w:hyperlink w:history="1" r:id="rId-1dcl5limc4db01e_zgf1">
               <w:r>
                 <w:rPr>
                   <w:rFonts w:ascii="Arial" w:cs="Arial" w:eastAsia="Arial" w:hAnsi="Arial"/>
@@ -8636,7 +8636,7 @@
         </w:rPr>
         <w:t xml:space="preserve">© 2026 SeaVuria and ARES. Aligned with KICD objectives. Developed by SeaVuria; technical implementation by ARES (with AI assistance from Claude). Licensed under </w:t>
       </w:r>
-      <w:hyperlink w:history="1" r:id="rIdm1tlm-pmglozxngvesdc4">
+      <w:hyperlink w:history="1" r:id="rIdsaf6yr_a2ihz1cnzh7zd9">
         <w:r>
           <w:rPr>
             <w:rFonts w:ascii="Arial" w:cs="Arial" w:eastAsia="Arial" w:hAnsi="Arial"/>
@@ -8657,7 +8657,7 @@
         </w:rPr>
         <w:t xml:space="preserve"> (</w:t>
       </w:r>
-      <w:hyperlink w:history="1" r:id="rIdf6j09_6u-xxcakgckm4vg">
+      <w:hyperlink w:history="1" r:id="rId9dfdmuqpkvavntqnfvxy5">
         <w:r>
           <w:rPr>
             <w:rFonts w:ascii="Arial" w:cs="Arial" w:eastAsia="Arial" w:hAnsi="Arial"/>
@@ -9670,7 +9670,7 @@
             <w:pPr>
               <w:spacing w:after="20" w:before="0"/>
             </w:pPr>
-            <w:hyperlink w:history="1" r:id="rIdbdharllxxslebcdhjyn5p">
+            <w:hyperlink w:history="1" r:id="rId7dxjxwhfxlqcajly0qbkq">
               <w:r>
                 <w:rPr>
                   <w:rFonts w:ascii="Arial" w:cs="Arial" w:eastAsia="Arial" w:hAnsi="Arial"/>
@@ -9703,7 +9703,7 @@
               <w:spacing w:after="10" w:before="0"/>
               <w:ind w:left="120"/>
             </w:pPr>
-            <w:hyperlink w:history="1" r:id="rIdn-0bhwvmbdfr5uqgf4q_g">
+            <w:hyperlink w:history="1" r:id="rId42moeprjqcp0_eywqpxqn">
               <w:r>
                 <w:rPr>
                   <w:rFonts w:ascii="Arial" w:cs="Arial" w:eastAsia="Arial" w:hAnsi="Arial"/>
@@ -9748,7 +9748,7 @@
             <w:pPr>
               <w:spacing w:after="20" w:before="0"/>
             </w:pPr>
-            <w:hyperlink w:history="1" r:id="rId3ul7kqz0ddg-kulht8osq">
+            <w:hyperlink w:history="1" r:id="rId4zfhe89jl8c1ujnl8f2aa">
               <w:r>
                 <w:rPr>
                   <w:rFonts w:ascii="Arial" w:cs="Arial" w:eastAsia="Arial" w:hAnsi="Arial"/>
@@ -9797,7 +9797,7 @@
               <w:spacing w:after="10" w:before="0"/>
               <w:ind w:left="120"/>
             </w:pPr>
-            <w:hyperlink w:history="1" r:id="rIda2zhajtxwgfecjtkjsdlc">
+            <w:hyperlink w:history="1" r:id="rIdn_mmdb7dy3bkho-ztn9yp">
               <w:r>
                 <w:rPr>
                   <w:rFonts w:ascii="Arial" w:cs="Arial" w:eastAsia="Arial" w:hAnsi="Arial"/>
@@ -9992,7 +9992,7 @@
             <w:pPr>
               <w:spacing w:after="20" w:before="0"/>
             </w:pPr>
-            <w:hyperlink w:history="1" r:id="rIdm31zl9cfnuorsbwyg61uo">
+            <w:hyperlink w:history="1" r:id="rIdo3ldc1jpgkfbunhykjjoc">
               <w:r>
                 <w:rPr>
                   <w:rFonts w:ascii="Arial" w:cs="Arial" w:eastAsia="Arial" w:hAnsi="Arial"/>
@@ -10025,7 +10025,7 @@
               <w:spacing w:after="10" w:before="0"/>
               <w:ind w:left="120"/>
             </w:pPr>
-            <w:hyperlink w:history="1" r:id="rIdnwsf75ja6eojhjsfb1rzl">
+            <w:hyperlink w:history="1" r:id="rIdlkikx8gvildkea-00zxor">
               <w:r>
                 <w:rPr>
                   <w:rFonts w:ascii="Arial" w:cs="Arial" w:eastAsia="Arial" w:hAnsi="Arial"/>
@@ -10070,7 +10070,7 @@
             <w:pPr>
               <w:spacing w:after="20" w:before="0"/>
             </w:pPr>
-            <w:hyperlink w:history="1" r:id="rIdwkbcj5mrbmiewyqywn8bx">
+            <w:hyperlink w:history="1" r:id="rIdtwm_qvoqmhx5ptyncx0it">
               <w:r>
                 <w:rPr>
                   <w:rFonts w:ascii="Arial" w:cs="Arial" w:eastAsia="Arial" w:hAnsi="Arial"/>
@@ -10119,7 +10119,7 @@
               <w:spacing w:after="10" w:before="0"/>
               <w:ind w:left="120"/>
             </w:pPr>
-            <w:hyperlink w:history="1" r:id="rIdo1nru4wshppdtbvorl6in">
+            <w:hyperlink w:history="1" r:id="rIdwgvaslqgan0l20ehjkant">
               <w:r>
                 <w:rPr>
                   <w:rFonts w:ascii="Arial" w:cs="Arial" w:eastAsia="Arial" w:hAnsi="Arial"/>
@@ -10314,7 +10314,7 @@
             <w:pPr>
               <w:spacing w:after="20" w:before="0"/>
             </w:pPr>
-            <w:hyperlink w:history="1" r:id="rId9ycyfaiz86iqvgvbfidd0">
+            <w:hyperlink w:history="1" r:id="rIdtx6dz4r8mfa6jkijyhfau">
               <w:r>
                 <w:rPr>
                   <w:rFonts w:ascii="Arial" w:cs="Arial" w:eastAsia="Arial" w:hAnsi="Arial"/>
@@ -10347,7 +10347,7 @@
               <w:spacing w:after="10" w:before="0"/>
               <w:ind w:left="120"/>
             </w:pPr>
-            <w:hyperlink w:history="1" r:id="rIdroymyv6kslx3x8xmj-bwg">
+            <w:hyperlink w:history="1" r:id="rId7_u_htcyx2nexy7sxm1mw">
               <w:r>
                 <w:rPr>
                   <w:rFonts w:ascii="Arial" w:cs="Arial" w:eastAsia="Arial" w:hAnsi="Arial"/>
@@ -10392,7 +10392,7 @@
             <w:pPr>
               <w:spacing w:after="20" w:before="0"/>
             </w:pPr>
-            <w:hyperlink w:history="1" r:id="rIdrmp2uq6q9xoka0vmj9vwt">
+            <w:hyperlink w:history="1" r:id="rId8taxk5-uktjyyh4vsn-uj">
               <w:r>
                 <w:rPr>
                   <w:rFonts w:ascii="Arial" w:cs="Arial" w:eastAsia="Arial" w:hAnsi="Arial"/>
@@ -10441,7 +10441,7 @@
               <w:spacing w:after="10" w:before="0"/>
               <w:ind w:left="120"/>
             </w:pPr>
-            <w:hyperlink w:history="1" r:id="rIdcet2znlzaounpqftd1f1d">
+            <w:hyperlink w:history="1" r:id="rIdl_d-emchwuewetooa7lhe">
               <w:r>
                 <w:rPr>
                   <w:rFonts w:ascii="Arial" w:cs="Arial" w:eastAsia="Arial" w:hAnsi="Arial"/>
@@ -10636,7 +10636,7 @@
             <w:pPr>
               <w:spacing w:after="20" w:before="0"/>
             </w:pPr>
-            <w:hyperlink w:history="1" r:id="rIdtaf8lreilfs_x1jadxtrn">
+            <w:hyperlink w:history="1" r:id="rId2c0q4hveiauocncdcbdrz">
               <w:r>
                 <w:rPr>
                   <w:rFonts w:ascii="Arial" w:cs="Arial" w:eastAsia="Arial" w:hAnsi="Arial"/>
@@ -10669,7 +10669,7 @@
               <w:spacing w:after="10" w:before="0"/>
               <w:ind w:left="120"/>
             </w:pPr>
-            <w:hyperlink w:history="1" r:id="rIddzhdwq65taedqzvna-usi">
+            <w:hyperlink w:history="1" r:id="rIdbuyrk7ip5fpaem1oiebyf">
               <w:r>
                 <w:rPr>
                   <w:rFonts w:ascii="Arial" w:cs="Arial" w:eastAsia="Arial" w:hAnsi="Arial"/>
@@ -10714,7 +10714,7 @@
             <w:pPr>
               <w:spacing w:after="20" w:before="0"/>
             </w:pPr>
-            <w:hyperlink w:history="1" r:id="rIdytyyys5czav9iurpwjbgj">
+            <w:hyperlink w:history="1" r:id="rIdu1cmwd4diu8jfuvirjnzg">
               <w:r>
                 <w:rPr>
                   <w:rFonts w:ascii="Arial" w:cs="Arial" w:eastAsia="Arial" w:hAnsi="Arial"/>
@@ -10763,7 +10763,7 @@
               <w:spacing w:after="10" w:before="0"/>
               <w:ind w:left="120"/>
             </w:pPr>
-            <w:hyperlink w:history="1" r:id="rIdbmit7lowdnszpar3kjqxe">
+            <w:hyperlink w:history="1" r:id="rIdktkrsfkuqyeyn2dvhf0dd">
               <w:r>
                 <w:rPr>
                   <w:rFonts w:ascii="Arial" w:cs="Arial" w:eastAsia="Arial" w:hAnsi="Arial"/>
@@ -10958,7 +10958,7 @@
             <w:pPr>
               <w:spacing w:after="20" w:before="0"/>
             </w:pPr>
-            <w:hyperlink w:history="1" r:id="rIdemtcf7jsrsxhxt2q5yqjq">
+            <w:hyperlink w:history="1" r:id="rIdty-sdyuuqn0il9k8liieo">
               <w:r>
                 <w:rPr>
                   <w:rFonts w:ascii="Arial" w:cs="Arial" w:eastAsia="Arial" w:hAnsi="Arial"/>
@@ -11007,7 +11007,7 @@
               <w:spacing w:after="10" w:before="0"/>
               <w:ind w:left="120"/>
             </w:pPr>
-            <w:hyperlink w:history="1" r:id="rIdpgje4h4toj_p126-7m4dh">
+            <w:hyperlink w:history="1" r:id="rIdwfqjkjr2za7sf6itbikxz">
               <w:r>
                 <w:rPr>
                   <w:rFonts w:ascii="Arial" w:cs="Arial" w:eastAsia="Arial" w:hAnsi="Arial"/>
@@ -11052,7 +11052,7 @@
             <w:pPr>
               <w:spacing w:after="20" w:before="0"/>
             </w:pPr>
-            <w:hyperlink w:history="1" r:id="rIdktwgazhwrq57jtt5odmse">
+            <w:hyperlink w:history="1" r:id="rIdbt6nhsjmmk2tpb1w5ksw4">
               <w:r>
                 <w:rPr>
                   <w:rFonts w:ascii="Arial" w:cs="Arial" w:eastAsia="Arial" w:hAnsi="Arial"/>
@@ -11101,7 +11101,7 @@
               <w:spacing w:after="10" w:before="0"/>
               <w:ind w:left="120"/>
             </w:pPr>
-            <w:hyperlink w:history="1" r:id="rIdfb9topmviu88ssfmdjdyh">
+            <w:hyperlink w:history="1" r:id="rIdgs3ej6d4azgjwmrxnumfy">
               <w:r>
                 <w:rPr>
                   <w:rFonts w:ascii="Arial" w:cs="Arial" w:eastAsia="Arial" w:hAnsi="Arial"/>
@@ -11613,7 +11613,7 @@
         </w:rPr>
         <w:t xml:space="preserve">© 2026 SeaVuria and ARES. Aligned with KICD objectives. Developed by SeaVuria; technical implementation by ARES (with AI assistance from Claude). Licensed under </w:t>
       </w:r>
-      <w:hyperlink w:history="1" r:id="rIdgcmp38y6el-wgsp7348e-">
+      <w:hyperlink w:history="1" r:id="rIdzqhlm8yo1x6prskg9naac">
         <w:r>
           <w:rPr>
             <w:rFonts w:ascii="Arial" w:cs="Arial" w:eastAsia="Arial" w:hAnsi="Arial"/>
@@ -11634,7 +11634,7 @@
         </w:rPr>
         <w:t xml:space="preserve"> (</w:t>
       </w:r>
-      <w:hyperlink w:history="1" r:id="rIdj9xnkhpgqrqm11gdeubyl">
+      <w:hyperlink w:history="1" r:id="rIdh6-zk4rnvfs_xxt5xr9nh">
         <w:r>
           <w:rPr>
             <w:rFonts w:ascii="Arial" w:cs="Arial" w:eastAsia="Arial" w:hAnsi="Arial"/>
@@ -12647,7 +12647,7 @@
             <w:pPr>
               <w:spacing w:after="20" w:before="0"/>
             </w:pPr>
-            <w:hyperlink w:history="1" r:id="rIdc5hrbwo4yxf9vyqilyfiy">
+            <w:hyperlink w:history="1" r:id="rIdsgymxuxdnjhcmrn0x5r-d">
               <w:r>
                 <w:rPr>
                   <w:rFonts w:ascii="Arial" w:cs="Arial" w:eastAsia="Arial" w:hAnsi="Arial"/>
@@ -12680,7 +12680,7 @@
               <w:spacing w:after="10" w:before="0"/>
               <w:ind w:left="120"/>
             </w:pPr>
-            <w:hyperlink w:history="1" r:id="rIdu0ur7kvvmybepr-k2op1y">
+            <w:hyperlink w:history="1" r:id="rIdhc8_rgsf3u-g6eegvurnr">
               <w:r>
                 <w:rPr>
                   <w:rFonts w:ascii="Arial" w:cs="Arial" w:eastAsia="Arial" w:hAnsi="Arial"/>
@@ -12725,7 +12725,7 @@
             <w:pPr>
               <w:spacing w:after="20" w:before="0"/>
             </w:pPr>
-            <w:hyperlink w:history="1" r:id="rIditdlbng8dipmn2dsm9nti">
+            <w:hyperlink w:history="1" r:id="rIdr3tjlwr7txudu-usxooft">
               <w:r>
                 <w:rPr>
                   <w:rFonts w:ascii="Arial" w:cs="Arial" w:eastAsia="Arial" w:hAnsi="Arial"/>
@@ -12758,7 +12758,7 @@
               <w:spacing w:after="10" w:before="0"/>
               <w:ind w:left="120"/>
             </w:pPr>
-            <w:hyperlink w:history="1" r:id="rIdtvmvudorp2lpb5nkmg2er">
+            <w:hyperlink w:history="1" r:id="rIduagxmxkz_06vnhjmialcm">
               <w:r>
                 <w:rPr>
                   <w:rFonts w:ascii="Arial" w:cs="Arial" w:eastAsia="Arial" w:hAnsi="Arial"/>
@@ -12953,7 +12953,7 @@
             <w:pPr>
               <w:spacing w:after="20" w:before="0"/>
             </w:pPr>
-            <w:hyperlink w:history="1" r:id="rId8sg9icbnw_eyy5mnlwsi4">
+            <w:hyperlink w:history="1" r:id="rIdlr06lfwrx2gtevpnmale3">
               <w:r>
                 <w:rPr>
                   <w:rFonts w:ascii="Arial" w:cs="Arial" w:eastAsia="Arial" w:hAnsi="Arial"/>
@@ -12986,7 +12986,7 @@
               <w:spacing w:after="10" w:before="0"/>
               <w:ind w:left="120"/>
             </w:pPr>
-            <w:hyperlink w:history="1" r:id="rIdo9ghvoaw4sfalrcosbccq">
+            <w:hyperlink w:history="1" r:id="rId77xqhuaw86krm5l1adyhf">
               <w:r>
                 <w:rPr>
                   <w:rFonts w:ascii="Arial" w:cs="Arial" w:eastAsia="Arial" w:hAnsi="Arial"/>
@@ -13031,7 +13031,7 @@
             <w:pPr>
               <w:spacing w:after="20" w:before="0"/>
             </w:pPr>
-            <w:hyperlink w:history="1" r:id="rIdil-gq9azodxdbjxscgs9p">
+            <w:hyperlink w:history="1" r:id="rIdo3pu1uvrcxqoplux-rff4">
               <w:r>
                 <w:rPr>
                   <w:rFonts w:ascii="Arial" w:cs="Arial" w:eastAsia="Arial" w:hAnsi="Arial"/>
@@ -13064,7 +13064,7 @@
               <w:spacing w:after="10" w:before="0"/>
               <w:ind w:left="120"/>
             </w:pPr>
-            <w:hyperlink w:history="1" r:id="rId7cd8e1f_a2jrh5ndpwc8m">
+            <w:hyperlink w:history="1" r:id="rIdgyxyxofza2og5kz8tqioj">
               <w:r>
                 <w:rPr>
                   <w:rFonts w:ascii="Arial" w:cs="Arial" w:eastAsia="Arial" w:hAnsi="Arial"/>
@@ -13259,7 +13259,7 @@
             <w:pPr>
               <w:spacing w:after="20" w:before="0"/>
             </w:pPr>
-            <w:hyperlink w:history="1" r:id="rIdk4rrm4-nvxe2vc3q8fbiw">
+            <w:hyperlink w:history="1" r:id="rId-cs4e1qz33ho4xdy6r06f">
               <w:r>
                 <w:rPr>
                   <w:rFonts w:ascii="Arial" w:cs="Arial" w:eastAsia="Arial" w:hAnsi="Arial"/>
@@ -13292,7 +13292,7 @@
               <w:spacing w:after="10" w:before="0"/>
               <w:ind w:left="120"/>
             </w:pPr>
-            <w:hyperlink w:history="1" r:id="rIdp65dpi3bvzdwfxvxdfvnz">
+            <w:hyperlink w:history="1" r:id="rIditcgpdhyafzb487sccgeu">
               <w:r>
                 <w:rPr>
                   <w:rFonts w:ascii="Arial" w:cs="Arial" w:eastAsia="Arial" w:hAnsi="Arial"/>
@@ -13337,7 +13337,7 @@
             <w:pPr>
               <w:spacing w:after="20" w:before="0"/>
             </w:pPr>
-            <w:hyperlink w:history="1" r:id="rIdnqwrpdyia-77u55ogh8nz">
+            <w:hyperlink w:history="1" r:id="rId5ewxxa70x6ydzwuuwtv9b">
               <w:r>
                 <w:rPr>
                   <w:rFonts w:ascii="Arial" w:cs="Arial" w:eastAsia="Arial" w:hAnsi="Arial"/>
@@ -13370,7 +13370,7 @@
               <w:spacing w:after="10" w:before="0"/>
               <w:ind w:left="120"/>
             </w:pPr>
-            <w:hyperlink w:history="1" r:id="rIdbejvz7hy9thigzdt3bval">
+            <w:hyperlink w:history="1" r:id="rIdqbhdusznuzmwggngorxop">
               <w:r>
                 <w:rPr>
                   <w:rFonts w:ascii="Arial" w:cs="Arial" w:eastAsia="Arial" w:hAnsi="Arial"/>
@@ -13565,7 +13565,7 @@
             <w:pPr>
               <w:spacing w:after="20" w:before="0"/>
             </w:pPr>
-            <w:hyperlink w:history="1" r:id="rIdyfz3wjmxrhw57dk1xitqc">
+            <w:hyperlink w:history="1" r:id="rId9feihetzkvoizevanbad8">
               <w:r>
                 <w:rPr>
                   <w:rFonts w:ascii="Arial" w:cs="Arial" w:eastAsia="Arial" w:hAnsi="Arial"/>
@@ -13598,7 +13598,7 @@
               <w:spacing w:after="10" w:before="0"/>
               <w:ind w:left="120"/>
             </w:pPr>
-            <w:hyperlink w:history="1" r:id="rIdxloa8rwz7jxe1azxibdai">
+            <w:hyperlink w:history="1" r:id="rIdiwig3hwhmrlu5rjcopr8j">
               <w:r>
                 <w:rPr>
                   <w:rFonts w:ascii="Arial" w:cs="Arial" w:eastAsia="Arial" w:hAnsi="Arial"/>
@@ -13643,7 +13643,7 @@
             <w:pPr>
               <w:spacing w:after="20" w:before="0"/>
             </w:pPr>
-            <w:hyperlink w:history="1" r:id="rIda33u-6wnjqjfmeg3zxoni">
+            <w:hyperlink w:history="1" r:id="rIdsqnfevp90navb6prb8a0p">
               <w:r>
                 <w:rPr>
                   <w:rFonts w:ascii="Arial" w:cs="Arial" w:eastAsia="Arial" w:hAnsi="Arial"/>
@@ -13676,7 +13676,7 @@
               <w:spacing w:after="10" w:before="0"/>
               <w:ind w:left="120"/>
             </w:pPr>
-            <w:hyperlink w:history="1" r:id="rIdvyixxaove2-gvk4xzlzsr">
+            <w:hyperlink w:history="1" r:id="rIdnnom6muvyv7sjrp9pp_ch">
               <w:r>
                 <w:rPr>
                   <w:rFonts w:ascii="Arial" w:cs="Arial" w:eastAsia="Arial" w:hAnsi="Arial"/>
@@ -13871,7 +13871,7 @@
             <w:pPr>
               <w:spacing w:after="20" w:before="0"/>
             </w:pPr>
-            <w:hyperlink w:history="1" r:id="rIdhjompvixqevu6bysbmmru">
+            <w:hyperlink w:history="1" r:id="rIdkifyjd0jztwcwg53qf_hc">
               <w:r>
                 <w:rPr>
                   <w:rFonts w:ascii="Arial" w:cs="Arial" w:eastAsia="Arial" w:hAnsi="Arial"/>
@@ -13920,7 +13920,7 @@
               <w:spacing w:after="10" w:before="0"/>
               <w:ind w:left="120"/>
             </w:pPr>
-            <w:hyperlink w:history="1" r:id="rIdegx8uuqufj6jymf3ebu1j">
+            <w:hyperlink w:history="1" r:id="rIdwpbo0u8qszdtm-ehdprzp">
               <w:r>
                 <w:rPr>
                   <w:rFonts w:ascii="Arial" w:cs="Arial" w:eastAsia="Arial" w:hAnsi="Arial"/>
@@ -13965,7 +13965,7 @@
             <w:pPr>
               <w:spacing w:after="20" w:before="0"/>
             </w:pPr>
-            <w:hyperlink w:history="1" r:id="rIdo8szhjhyqgla7azs-v04z">
+            <w:hyperlink w:history="1" r:id="rIdciwv_n40jvr3yxubo35ff">
               <w:r>
                 <w:rPr>
                   <w:rFonts w:ascii="Arial" w:cs="Arial" w:eastAsia="Arial" w:hAnsi="Arial"/>
@@ -14014,7 +14014,7 @@
               <w:spacing w:after="10" w:before="0"/>
               <w:ind w:left="120"/>
             </w:pPr>
-            <w:hyperlink w:history="1" r:id="rIdlcg48dgn2df1kxshys_c7">
+            <w:hyperlink w:history="1" r:id="rIdnpo49lxougn0hpwmqlow-">
               <w:r>
                 <w:rPr>
                   <w:rFonts w:ascii="Arial" w:cs="Arial" w:eastAsia="Arial" w:hAnsi="Arial"/>
@@ -14640,7 +14640,7 @@
         </w:rPr>
         <w:t xml:space="preserve">© 2026 SeaVuria and ARES. Aligned with KICD objectives. Developed by SeaVuria; technical implementation by ARES (with AI assistance from Claude). Licensed under </w:t>
       </w:r>
-      <w:hyperlink w:history="1" r:id="rIdzeehnb3r6rh7shjoaroh4">
+      <w:hyperlink w:history="1" r:id="rIdheooezwndgs_jyls72ldv">
         <w:r>
           <w:rPr>
             <w:rFonts w:ascii="Arial" w:cs="Arial" w:eastAsia="Arial" w:hAnsi="Arial"/>
@@ -14661,7 +14661,7 @@
         </w:rPr>
         <w:t xml:space="preserve"> (</w:t>
       </w:r>
-      <w:hyperlink w:history="1" r:id="rIdltpumz_fe_djessw6deid">
+      <w:hyperlink w:history="1" r:id="rIdyoukz8_buwjxydogdpbj2">
         <w:r>
           <w:rPr>
             <w:rFonts w:ascii="Arial" w:cs="Arial" w:eastAsia="Arial" w:hAnsi="Arial"/>
@@ -15674,7 +15674,7 @@
             <w:pPr>
               <w:spacing w:after="20" w:before="0"/>
             </w:pPr>
-            <w:hyperlink w:history="1" r:id="rIdu_cskmlodeodujoggsdgt">
+            <w:hyperlink w:history="1" r:id="rIdckcgris4m64b3vychbocz">
               <w:r>
                 <w:rPr>
                   <w:rFonts w:ascii="Arial" w:cs="Arial" w:eastAsia="Arial" w:hAnsi="Arial"/>
@@ -15707,7 +15707,7 @@
               <w:spacing w:after="10" w:before="0"/>
               <w:ind w:left="120"/>
             </w:pPr>
-            <w:hyperlink w:history="1" r:id="rIdaveynddt3ivwcj-zru38q">
+            <w:hyperlink w:history="1" r:id="rIdlsenygy6nqynq6rogh6ce">
               <w:r>
                 <w:rPr>
                   <w:rFonts w:ascii="Arial" w:cs="Arial" w:eastAsia="Arial" w:hAnsi="Arial"/>
@@ -15752,7 +15752,7 @@
             <w:pPr>
               <w:spacing w:after="20" w:before="0"/>
             </w:pPr>
-            <w:hyperlink w:history="1" r:id="rIdkuppr061eiv24ihasrtfn">
+            <w:hyperlink w:history="1" r:id="rIdryqnxbnn70klyqxgebvhs">
               <w:r>
                 <w:rPr>
                   <w:rFonts w:ascii="Arial" w:cs="Arial" w:eastAsia="Arial" w:hAnsi="Arial"/>
@@ -15785,7 +15785,7 @@
               <w:spacing w:after="10" w:before="0"/>
               <w:ind w:left="120"/>
             </w:pPr>
-            <w:hyperlink w:history="1" r:id="rIdjwfumu1t47zifucrk2gr2">
+            <w:hyperlink w:history="1" r:id="rIdtu-keip7hofebsvxng5wf">
               <w:r>
                 <w:rPr>
                   <w:rFonts w:ascii="Arial" w:cs="Arial" w:eastAsia="Arial" w:hAnsi="Arial"/>
@@ -15980,7 +15980,7 @@
             <w:pPr>
               <w:spacing w:after="20" w:before="0"/>
             </w:pPr>
-            <w:hyperlink w:history="1" r:id="rIdllyx2odicmnspq1lv7ekt">
+            <w:hyperlink w:history="1" r:id="rIdicdle5sowmnpu4yxuobeh">
               <w:r>
                 <w:rPr>
                   <w:rFonts w:ascii="Arial" w:cs="Arial" w:eastAsia="Arial" w:hAnsi="Arial"/>
@@ -16013,7 +16013,7 @@
               <w:spacing w:after="10" w:before="0"/>
               <w:ind w:left="120"/>
             </w:pPr>
-            <w:hyperlink w:history="1" r:id="rIdx9sqepy9_d76hl8miiti4">
+            <w:hyperlink w:history="1" r:id="rId6imzslgf9o0wcigqw4c-b">
               <w:r>
                 <w:rPr>
                   <w:rFonts w:ascii="Arial" w:cs="Arial" w:eastAsia="Arial" w:hAnsi="Arial"/>
@@ -16058,7 +16058,7 @@
             <w:pPr>
               <w:spacing w:after="20" w:before="0"/>
             </w:pPr>
-            <w:hyperlink w:history="1" r:id="rId4ecgmgv1n2ryjlxg_rx8x">
+            <w:hyperlink w:history="1" r:id="rId6vf0fcbkpketltkvgnx8b">
               <w:r>
                 <w:rPr>
                   <w:rFonts w:ascii="Arial" w:cs="Arial" w:eastAsia="Arial" w:hAnsi="Arial"/>
@@ -16091,7 +16091,7 @@
               <w:spacing w:after="10" w:before="0"/>
               <w:ind w:left="120"/>
             </w:pPr>
-            <w:hyperlink w:history="1" r:id="rIdd5vfzplm0o0mwkeuh-iyo">
+            <w:hyperlink w:history="1" r:id="rIdvuyjqnv2lktjvepku2qva">
               <w:r>
                 <w:rPr>
                   <w:rFonts w:ascii="Arial" w:cs="Arial" w:eastAsia="Arial" w:hAnsi="Arial"/>
@@ -16286,7 +16286,7 @@
             <w:pPr>
               <w:spacing w:after="20" w:before="0"/>
             </w:pPr>
-            <w:hyperlink w:history="1" r:id="rIdc3vchz8pgoa43yxxzwr3l">
+            <w:hyperlink w:history="1" r:id="rIdmkvgkqvdual4ruzzqnezm">
               <w:r>
                 <w:rPr>
                   <w:rFonts w:ascii="Arial" w:cs="Arial" w:eastAsia="Arial" w:hAnsi="Arial"/>
@@ -16319,7 +16319,7 @@
               <w:spacing w:after="10" w:before="0"/>
               <w:ind w:left="120"/>
             </w:pPr>
-            <w:hyperlink w:history="1" r:id="rIdiqoh4ntslqyxpmyterbmo">
+            <w:hyperlink w:history="1" r:id="rIddffy25ferz1eukkybqstf">
               <w:r>
                 <w:rPr>
                   <w:rFonts w:ascii="Arial" w:cs="Arial" w:eastAsia="Arial" w:hAnsi="Arial"/>
@@ -16364,7 +16364,7 @@
             <w:pPr>
               <w:spacing w:after="20" w:before="0"/>
             </w:pPr>
-            <w:hyperlink w:history="1" r:id="rIdt77mxg-xgw3dvxeh6iien">
+            <w:hyperlink w:history="1" r:id="rIdx9f6vltwnfdp-sa-cibdk">
               <w:r>
                 <w:rPr>
                   <w:rFonts w:ascii="Arial" w:cs="Arial" w:eastAsia="Arial" w:hAnsi="Arial"/>
@@ -16413,7 +16413,7 @@
               <w:spacing w:after="10" w:before="0"/>
               <w:ind w:left="120"/>
             </w:pPr>
-            <w:hyperlink w:history="1" r:id="rIdvqwl7c8th5vw_trchiif_">
+            <w:hyperlink w:history="1" r:id="rIdajuu1atnd8xccbvtykr52">
               <w:r>
                 <w:rPr>
                   <w:rFonts w:ascii="Arial" w:cs="Arial" w:eastAsia="Arial" w:hAnsi="Arial"/>
@@ -16608,7 +16608,7 @@
             <w:pPr>
               <w:spacing w:after="20" w:before="0"/>
             </w:pPr>
-            <w:hyperlink w:history="1" r:id="rIdegzbmznj-riqvlsal2rzb">
+            <w:hyperlink w:history="1" r:id="rId0hvzgsq5aaxa0qda_b72g">
               <w:r>
                 <w:rPr>
                   <w:rFonts w:ascii="Arial" w:cs="Arial" w:eastAsia="Arial" w:hAnsi="Arial"/>
@@ -16641,7 +16641,7 @@
               <w:spacing w:after="10" w:before="0"/>
               <w:ind w:left="120"/>
             </w:pPr>
-            <w:hyperlink w:history="1" r:id="rIdf23b5izdofu_z2jmuxxcd">
+            <w:hyperlink w:history="1" r:id="rIdjvfv8roevdmwp5hlbvb5o">
               <w:r>
                 <w:rPr>
                   <w:rFonts w:ascii="Arial" w:cs="Arial" w:eastAsia="Arial" w:hAnsi="Arial"/>
@@ -16686,7 +16686,7 @@
             <w:pPr>
               <w:spacing w:after="20" w:before="0"/>
             </w:pPr>
-            <w:hyperlink w:history="1" r:id="rIdclnj2gcmf6zdhhbyypplr">
+            <w:hyperlink w:history="1" r:id="rIdd3mfgco7y8cjrvkx18t9j">
               <w:r>
                 <w:rPr>
                   <w:rFonts w:ascii="Arial" w:cs="Arial" w:eastAsia="Arial" w:hAnsi="Arial"/>
@@ -16735,7 +16735,7 @@
               <w:spacing w:after="10" w:before="0"/>
               <w:ind w:left="120"/>
             </w:pPr>
-            <w:hyperlink w:history="1" r:id="rId9ljftegy4noxrcoe11hmo">
+            <w:hyperlink w:history="1" r:id="rIdivkubzbqi7pfzwubc0z1w">
               <w:r>
                 <w:rPr>
                   <w:rFonts w:ascii="Arial" w:cs="Arial" w:eastAsia="Arial" w:hAnsi="Arial"/>
@@ -16930,7 +16930,7 @@
             <w:pPr>
               <w:spacing w:after="20" w:before="0"/>
             </w:pPr>
-            <w:hyperlink w:history="1" r:id="rIdb5km9nsvad_7m8bn2h9ko">
+            <w:hyperlink w:history="1" r:id="rIdgorm3na5gw_gjgwa5vgye">
               <w:r>
                 <w:rPr>
                   <w:rFonts w:ascii="Arial" w:cs="Arial" w:eastAsia="Arial" w:hAnsi="Arial"/>
@@ -16963,7 +16963,7 @@
               <w:spacing w:after="10" w:before="0"/>
               <w:ind w:left="120"/>
             </w:pPr>
-            <w:hyperlink w:history="1" r:id="rIdrwrcctjpepph2mwqgsony">
+            <w:hyperlink w:history="1" r:id="rIdff4shftuumxpcesyatsv9">
               <w:r>
                 <w:rPr>
                   <w:rFonts w:ascii="Arial" w:cs="Arial" w:eastAsia="Arial" w:hAnsi="Arial"/>
@@ -17008,7 +17008,7 @@
             <w:pPr>
               <w:spacing w:after="20" w:before="0"/>
             </w:pPr>
-            <w:hyperlink w:history="1" r:id="rIdf-a6qzb8hfk2rrnalviv9">
+            <w:hyperlink w:history="1" r:id="rIdesusqyealj5rhz9aednqw">
               <w:r>
                 <w:rPr>
                   <w:rFonts w:ascii="Arial" w:cs="Arial" w:eastAsia="Arial" w:hAnsi="Arial"/>
@@ -17057,7 +17057,7 @@
               <w:spacing w:after="10" w:before="0"/>
               <w:ind w:left="120"/>
             </w:pPr>
-            <w:hyperlink w:history="1" r:id="rId21idfagkk5w--kb3xzmfr">
+            <w:hyperlink w:history="1" r:id="rIdyoxjl6csxet2pqncwopyr">
               <w:r>
                 <w:rPr>
                   <w:rFonts w:ascii="Arial" w:cs="Arial" w:eastAsia="Arial" w:hAnsi="Arial"/>
@@ -17569,7 +17569,7 @@
         </w:rPr>
         <w:t xml:space="preserve">© 2026 SeaVuria and ARES. Aligned with KICD objectives. Developed by SeaVuria; technical implementation by ARES (with AI assistance from Claude). Licensed under </w:t>
       </w:r>
-      <w:hyperlink w:history="1" r:id="rIduzdz2kztcvy1uiaadba4r">
+      <w:hyperlink w:history="1" r:id="rIdm9rsm2ctmdttrf_hvf6uq">
         <w:r>
           <w:rPr>
             <w:rFonts w:ascii="Arial" w:cs="Arial" w:eastAsia="Arial" w:hAnsi="Arial"/>
@@ -17590,7 +17590,7 @@
         </w:rPr>
         <w:t xml:space="preserve"> (</w:t>
       </w:r>
-      <w:hyperlink w:history="1" r:id="rId35kaaxs5jzqqctcpp1cxd">
+      <w:hyperlink w:history="1" r:id="rId0fhu4mn1bqbixbmbirogn">
         <w:r>
           <w:rPr>
             <w:rFonts w:ascii="Arial" w:cs="Arial" w:eastAsia="Arial" w:hAnsi="Arial"/>
@@ -18603,7 +18603,7 @@
             <w:pPr>
               <w:spacing w:after="20" w:before="0"/>
             </w:pPr>
-            <w:hyperlink w:history="1" r:id="rIdhlcmnjlwldgqpgz89qocl">
+            <w:hyperlink w:history="1" r:id="rIdd8siutftdveq9ggv1yt1j">
               <w:r>
                 <w:rPr>
                   <w:rFonts w:ascii="Arial" w:cs="Arial" w:eastAsia="Arial" w:hAnsi="Arial"/>
@@ -18636,7 +18636,7 @@
               <w:spacing w:after="10" w:before="0"/>
               <w:ind w:left="120"/>
             </w:pPr>
-            <w:hyperlink w:history="1" r:id="rIdi5f1z5woi930gd_9arcjk">
+            <w:hyperlink w:history="1" r:id="rIdrpde3t7metph6qnx1kmeb">
               <w:r>
                 <w:rPr>
                   <w:rFonts w:ascii="Arial" w:cs="Arial" w:eastAsia="Arial" w:hAnsi="Arial"/>
@@ -18681,7 +18681,7 @@
             <w:pPr>
               <w:spacing w:after="20" w:before="0"/>
             </w:pPr>
-            <w:hyperlink w:history="1" r:id="rIdohjkqx1hny-a23z3z93mb">
+            <w:hyperlink w:history="1" r:id="rIdjpmjmnmvyn-qgqo4i4c86">
               <w:r>
                 <w:rPr>
                   <w:rFonts w:ascii="Arial" w:cs="Arial" w:eastAsia="Arial" w:hAnsi="Arial"/>
@@ -18714,7 +18714,7 @@
               <w:spacing w:after="10" w:before="0"/>
               <w:ind w:left="120"/>
             </w:pPr>
-            <w:hyperlink w:history="1" r:id="rIdaem9dwvgd6bmkomig6nle">
+            <w:hyperlink w:history="1" r:id="rId0wptbcxef0n9q_cw69wbr">
               <w:r>
                 <w:rPr>
                   <w:rFonts w:ascii="Arial" w:cs="Arial" w:eastAsia="Arial" w:hAnsi="Arial"/>
@@ -18909,7 +18909,7 @@
             <w:pPr>
               <w:spacing w:after="20" w:before="0"/>
             </w:pPr>
-            <w:hyperlink w:history="1" r:id="rId5rnubshlxubwipkrbkgdo">
+            <w:hyperlink w:history="1" r:id="rIdlfcfrytjs-ok6zrn5ws9d">
               <w:r>
                 <w:rPr>
                   <w:rFonts w:ascii="Arial" w:cs="Arial" w:eastAsia="Arial" w:hAnsi="Arial"/>
@@ -18942,7 +18942,7 @@
               <w:spacing w:after="10" w:before="0"/>
               <w:ind w:left="120"/>
             </w:pPr>
-            <w:hyperlink w:history="1" r:id="rIdssuwo3yg76izi_-nlyhqc">
+            <w:hyperlink w:history="1" r:id="rIdfo-g8wroaqb1lgowxqr42">
               <w:r>
                 <w:rPr>
                   <w:rFonts w:ascii="Arial" w:cs="Arial" w:eastAsia="Arial" w:hAnsi="Arial"/>
@@ -18987,7 +18987,7 @@
             <w:pPr>
               <w:spacing w:after="20" w:before="0"/>
             </w:pPr>
-            <w:hyperlink w:history="1" r:id="rIdjk5aok7kpghhcuqjmr7cw">
+            <w:hyperlink w:history="1" r:id="rIdnnncidedss4rzpdntosj8">
               <w:r>
                 <w:rPr>
                   <w:rFonts w:ascii="Arial" w:cs="Arial" w:eastAsia="Arial" w:hAnsi="Arial"/>
@@ -19020,7 +19020,7 @@
               <w:spacing w:after="10" w:before="0"/>
               <w:ind w:left="120"/>
             </w:pPr>
-            <w:hyperlink w:history="1" r:id="rId5qmxn7enzs7axch7tk8bv">
+            <w:hyperlink w:history="1" r:id="rIdudqit6mbeatkkimq-9h_n">
               <w:r>
                 <w:rPr>
                   <w:rFonts w:ascii="Arial" w:cs="Arial" w:eastAsia="Arial" w:hAnsi="Arial"/>
@@ -19215,7 +19215,7 @@
             <w:pPr>
               <w:spacing w:after="20" w:before="0"/>
             </w:pPr>
-            <w:hyperlink w:history="1" r:id="rId3tplvx31buakh8kl6hp_j">
+            <w:hyperlink w:history="1" r:id="rIdsv639goq1n119iz10d_v9">
               <w:r>
                 <w:rPr>
                   <w:rFonts w:ascii="Arial" w:cs="Arial" w:eastAsia="Arial" w:hAnsi="Arial"/>
@@ -19248,7 +19248,7 @@
               <w:spacing w:after="10" w:before="0"/>
               <w:ind w:left="120"/>
             </w:pPr>
-            <w:hyperlink w:history="1" r:id="rIdub0ewvmfkxadmghp3_7pf">
+            <w:hyperlink w:history="1" r:id="rIduzucejp7ujcbyhafbdeuw">
               <w:r>
                 <w:rPr>
                   <w:rFonts w:ascii="Arial" w:cs="Arial" w:eastAsia="Arial" w:hAnsi="Arial"/>
@@ -19293,7 +19293,7 @@
             <w:pPr>
               <w:spacing w:after="20" w:before="0"/>
             </w:pPr>
-            <w:hyperlink w:history="1" r:id="rIdkhurzqim5za7pl7c-r1o3">
+            <w:hyperlink w:history="1" r:id="rIdhrdrvczxwsodmbn3hz0zl">
               <w:r>
                 <w:rPr>
                   <w:rFonts w:ascii="Arial" w:cs="Arial" w:eastAsia="Arial" w:hAnsi="Arial"/>
@@ -19326,7 +19326,7 @@
               <w:spacing w:after="10" w:before="0"/>
               <w:ind w:left="120"/>
             </w:pPr>
-            <w:hyperlink w:history="1" r:id="rId5kwazfskqmcvlxvcufvb9">
+            <w:hyperlink w:history="1" r:id="rIdj4e-ltrmummurev5g0ung">
               <w:r>
                 <w:rPr>
                   <w:rFonts w:ascii="Arial" w:cs="Arial" w:eastAsia="Arial" w:hAnsi="Arial"/>
@@ -19521,7 +19521,7 @@
             <w:pPr>
               <w:spacing w:after="20" w:before="0"/>
             </w:pPr>
-            <w:hyperlink w:history="1" r:id="rIdfzly4omxe8yoanc6lujm8">
+            <w:hyperlink w:history="1" r:id="rIddovjlly19hcog6kftwllk">
               <w:r>
                 <w:rPr>
                   <w:rFonts w:ascii="Arial" w:cs="Arial" w:eastAsia="Arial" w:hAnsi="Arial"/>
@@ -19554,7 +19554,7 @@
               <w:spacing w:after="10" w:before="0"/>
               <w:ind w:left="120"/>
             </w:pPr>
-            <w:hyperlink w:history="1" r:id="rId6iknyrhdoikqnhya7w6dl">
+            <w:hyperlink w:history="1" r:id="rIdg_0zv4wd7o6tc3qow6nc_">
               <w:r>
                 <w:rPr>
                   <w:rFonts w:ascii="Arial" w:cs="Arial" w:eastAsia="Arial" w:hAnsi="Arial"/>
@@ -19599,7 +19599,7 @@
             <w:pPr>
               <w:spacing w:after="20" w:before="0"/>
             </w:pPr>
-            <w:hyperlink w:history="1" r:id="rIdzazf2ti0wdj-vhzusib-j">
+            <w:hyperlink w:history="1" r:id="rIdafoe84uwayvovljk9kkv_">
               <w:r>
                 <w:rPr>
                   <w:rFonts w:ascii="Arial" w:cs="Arial" w:eastAsia="Arial" w:hAnsi="Arial"/>
@@ -19632,7 +19632,7 @@
               <w:spacing w:after="10" w:before="0"/>
               <w:ind w:left="120"/>
             </w:pPr>
-            <w:hyperlink w:history="1" r:id="rIdzcmpfd1kcsxqmkrot08lu">
+            <w:hyperlink w:history="1" r:id="rId5lssbsoea11vm5zzfqzmu">
               <w:r>
                 <w:rPr>
                   <w:rFonts w:ascii="Arial" w:cs="Arial" w:eastAsia="Arial" w:hAnsi="Arial"/>
@@ -19827,7 +19827,7 @@
             <w:pPr>
               <w:spacing w:after="20" w:before="0"/>
             </w:pPr>
-            <w:hyperlink w:history="1" r:id="rIdriwa_saxtl1q5qw9pmlrh">
+            <w:hyperlink w:history="1" r:id="rId8cpksvopp9ul-3b7p5fi9">
               <w:r>
                 <w:rPr>
                   <w:rFonts w:ascii="Arial" w:cs="Arial" w:eastAsia="Arial" w:hAnsi="Arial"/>
@@ -19876,7 +19876,7 @@
               <w:spacing w:after="10" w:before="0"/>
               <w:ind w:left="120"/>
             </w:pPr>
-            <w:hyperlink w:history="1" r:id="rIdajnj2bn0nlmhb6a0ezilh">
+            <w:hyperlink w:history="1" r:id="rIdxmp5cnxlik9bisgc0gbfm">
               <w:r>
                 <w:rPr>
                   <w:rFonts w:ascii="Arial" w:cs="Arial" w:eastAsia="Arial" w:hAnsi="Arial"/>
@@ -19921,7 +19921,7 @@
             <w:pPr>
               <w:spacing w:after="20" w:before="0"/>
             </w:pPr>
-            <w:hyperlink w:history="1" r:id="rIdmosbefz_des90qjtpnjdr">
+            <w:hyperlink w:history="1" r:id="rId7t7wfzx7uv3n3holvpiaz">
               <w:r>
                 <w:rPr>
                   <w:rFonts w:ascii="Arial" w:cs="Arial" w:eastAsia="Arial" w:hAnsi="Arial"/>
@@ -19970,7 +19970,7 @@
               <w:spacing w:after="10" w:before="0"/>
               <w:ind w:left="120"/>
             </w:pPr>
-            <w:hyperlink w:history="1" r:id="rIdz9n4wyk_lawovnhda-2lb">
+            <w:hyperlink w:history="1" r:id="rIdb-gstnnglc9cpgsbejenq">
               <w:r>
                 <w:rPr>
                   <w:rFonts w:ascii="Arial" w:cs="Arial" w:eastAsia="Arial" w:hAnsi="Arial"/>
@@ -20482,7 +20482,7 @@
         </w:rPr>
         <w:t xml:space="preserve">© 2026 SeaVuria and ARES. Aligned with KICD objectives. Developed by SeaVuria; technical implementation by ARES (with AI assistance from Claude). Licensed under </w:t>
       </w:r>
-      <w:hyperlink w:history="1" r:id="rIdy0z9dmiznwnb_wp-uj3ep">
+      <w:hyperlink w:history="1" r:id="rIdtdbe6atme_xuarnswhfft">
         <w:r>
           <w:rPr>
             <w:rFonts w:ascii="Arial" w:cs="Arial" w:eastAsia="Arial" w:hAnsi="Arial"/>
@@ -20503,7 +20503,7 @@
         </w:rPr>
         <w:t xml:space="preserve"> (</w:t>
       </w:r>
-      <w:hyperlink w:history="1" r:id="rIdtilxrycmpmivfzj3gbi57">
+      <w:hyperlink w:history="1" r:id="rIdei7onjjrweylfjreo0gm1">
         <w:r>
           <w:rPr>
             <w:rFonts w:ascii="Arial" w:cs="Arial" w:eastAsia="Arial" w:hAnsi="Arial"/>
@@ -21517,7 +21517,7 @@
             <w:pPr>
               <w:spacing w:after="20" w:before="0"/>
             </w:pPr>
-            <w:hyperlink w:history="1" r:id="rIduwt2wvxwz9wd4wwddtosl">
+            <w:hyperlink w:history="1" r:id="rId_bxfrkj7j8u2mqgdebzjb">
               <w:r>
                 <w:rPr>
                   <w:rFonts w:ascii="Arial" w:cs="Arial" w:eastAsia="Arial" w:hAnsi="Arial"/>
@@ -21550,7 +21550,7 @@
               <w:spacing w:after="10" w:before="0"/>
               <w:ind w:left="120"/>
             </w:pPr>
-            <w:hyperlink w:history="1" r:id="rIdbh5oyt11iyghr5loty9r8">
+            <w:hyperlink w:history="1" r:id="rId88whaqlgfjkt4dugz-dbj">
               <w:r>
                 <w:rPr>
                   <w:rFonts w:ascii="Arial" w:cs="Arial" w:eastAsia="Arial" w:hAnsi="Arial"/>
@@ -21595,7 +21595,7 @@
             <w:pPr>
               <w:spacing w:after="20" w:before="0"/>
             </w:pPr>
-            <w:hyperlink w:history="1" r:id="rIdedbzupm4vm459qwreip7h">
+            <w:hyperlink w:history="1" r:id="rIdyo00g_oxxykxa6ijwltyq">
               <w:r>
                 <w:rPr>
                   <w:rFonts w:ascii="Arial" w:cs="Arial" w:eastAsia="Arial" w:hAnsi="Arial"/>
@@ -21628,7 +21628,7 @@
               <w:spacing w:after="10" w:before="0"/>
               <w:ind w:left="120"/>
             </w:pPr>
-            <w:hyperlink w:history="1" r:id="rIdhsydpwt8qp3hk7eko2tka">
+            <w:hyperlink w:history="1" r:id="rIdtnfw-7vtzlwm8swfwkvqj">
               <w:r>
                 <w:rPr>
                   <w:rFonts w:ascii="Arial" w:cs="Arial" w:eastAsia="Arial" w:hAnsi="Arial"/>
@@ -21823,7 +21823,7 @@
             <w:pPr>
               <w:spacing w:after="20" w:before="0"/>
             </w:pPr>
-            <w:hyperlink w:history="1" r:id="rIdebuvrzhudeuq3sgo27sti">
+            <w:hyperlink w:history="1" r:id="rIdcx4ppenevx1dvh0amt_bt">
               <w:r>
                 <w:rPr>
                   <w:rFonts w:ascii="Arial" w:cs="Arial" w:eastAsia="Arial" w:hAnsi="Arial"/>
@@ -21856,7 +21856,7 @@
               <w:spacing w:after="10" w:before="0"/>
               <w:ind w:left="120"/>
             </w:pPr>
-            <w:hyperlink w:history="1" r:id="rId3fxojk97ingtwua_rmjvo">
+            <w:hyperlink w:history="1" r:id="rId7nzt49-a0cpydgpqx2j5t">
               <w:r>
                 <w:rPr>
                   <w:rFonts w:ascii="Arial" w:cs="Arial" w:eastAsia="Arial" w:hAnsi="Arial"/>
@@ -21901,7 +21901,7 @@
             <w:pPr>
               <w:spacing w:after="20" w:before="0"/>
             </w:pPr>
-            <w:hyperlink w:history="1" r:id="rIdyhqfkv__xne7h8wg0mpk2">
+            <w:hyperlink w:history="1" r:id="rIdj5ehmiw8_phqyaywqsmd7">
               <w:r>
                 <w:rPr>
                   <w:rFonts w:ascii="Arial" w:cs="Arial" w:eastAsia="Arial" w:hAnsi="Arial"/>
@@ -21934,7 +21934,7 @@
               <w:spacing w:after="10" w:before="0"/>
               <w:ind w:left="120"/>
             </w:pPr>
-            <w:hyperlink w:history="1" r:id="rIdohtiq_zmiodvuhshnd8hb">
+            <w:hyperlink w:history="1" r:id="rIdkjlhyhcj-leb5p5hlqhh4">
               <w:r>
                 <w:rPr>
                   <w:rFonts w:ascii="Arial" w:cs="Arial" w:eastAsia="Arial" w:hAnsi="Arial"/>
@@ -22129,7 +22129,7 @@
             <w:pPr>
               <w:spacing w:after="20" w:before="0"/>
             </w:pPr>
-            <w:hyperlink w:history="1" r:id="rId61eycuszkuknc4e6qwyhw">
+            <w:hyperlink w:history="1" r:id="rIdmt_mhwzcpt5axoqxfgytt">
               <w:r>
                 <w:rPr>
                   <w:rFonts w:ascii="Arial" w:cs="Arial" w:eastAsia="Arial" w:hAnsi="Arial"/>
@@ -22162,7 +22162,7 @@
               <w:spacing w:after="10" w:before="0"/>
               <w:ind w:left="120"/>
             </w:pPr>
-            <w:hyperlink w:history="1" r:id="rIdgbtqll4rd60jga67yleyu">
+            <w:hyperlink w:history="1" r:id="rIdahirs6otpv5msyv0mp6ql">
               <w:r>
                 <w:rPr>
                   <w:rFonts w:ascii="Arial" w:cs="Arial" w:eastAsia="Arial" w:hAnsi="Arial"/>
@@ -22207,7 +22207,7 @@
             <w:pPr>
               <w:spacing w:after="20" w:before="0"/>
             </w:pPr>
-            <w:hyperlink w:history="1" r:id="rId9j0g7tnfbxfiq8yeujroo">
+            <w:hyperlink w:history="1" r:id="rId1sqvkndrw-dgrxrl6retr">
               <w:r>
                 <w:rPr>
                   <w:rFonts w:ascii="Arial" w:cs="Arial" w:eastAsia="Arial" w:hAnsi="Arial"/>
@@ -22256,7 +22256,7 @@
               <w:spacing w:after="10" w:before="0"/>
               <w:ind w:left="120"/>
             </w:pPr>
-            <w:hyperlink w:history="1" r:id="rIdyibvt6isviekr19tooiym">
+            <w:hyperlink w:history="1" r:id="rId02cbofegr7xrtpef8zdrw">
               <w:r>
                 <w:rPr>
                   <w:rFonts w:ascii="Arial" w:cs="Arial" w:eastAsia="Arial" w:hAnsi="Arial"/>
@@ -22451,7 +22451,7 @@
             <w:pPr>
               <w:spacing w:after="20" w:before="0"/>
             </w:pPr>
-            <w:hyperlink w:history="1" r:id="rIdj0ix-qpghbs3jxcceuq9n">
+            <w:hyperlink w:history="1" r:id="rIdxlxcy4hn3nmkmy5bd6r9i">
               <w:r>
                 <w:rPr>
                   <w:rFonts w:ascii="Arial" w:cs="Arial" w:eastAsia="Arial" w:hAnsi="Arial"/>
@@ -22484,7 +22484,7 @@
               <w:spacing w:after="10" w:before="0"/>
               <w:ind w:left="120"/>
             </w:pPr>
-            <w:hyperlink w:history="1" r:id="rId1tgcaif-gg1pyhpws1k0d">
+            <w:hyperlink w:history="1" r:id="rIdyqdzpyp2rvyovtzmz3vhz">
               <w:r>
                 <w:rPr>
                   <w:rFonts w:ascii="Arial" w:cs="Arial" w:eastAsia="Arial" w:hAnsi="Arial"/>
@@ -22529,7 +22529,7 @@
             <w:pPr>
               <w:spacing w:after="20" w:before="0"/>
             </w:pPr>
-            <w:hyperlink w:history="1" r:id="rIdu5lygqmhcvji3fs_y77_k">
+            <w:hyperlink w:history="1" r:id="rIdrh2t6xo5txnj5i9wv7uy9">
               <w:r>
                 <w:rPr>
                   <w:rFonts w:ascii="Arial" w:cs="Arial" w:eastAsia="Arial" w:hAnsi="Arial"/>
@@ -22578,7 +22578,7 @@
               <w:spacing w:after="10" w:before="0"/>
               <w:ind w:left="120"/>
             </w:pPr>
-            <w:hyperlink w:history="1" r:id="rId20ky-a64jjv9vm0tywwwl">
+            <w:hyperlink w:history="1" r:id="rIdvjcjtccfh8locnkpnl_6r">
               <w:r>
                 <w:rPr>
                   <w:rFonts w:ascii="Arial" w:cs="Arial" w:eastAsia="Arial" w:hAnsi="Arial"/>
@@ -22773,7 +22773,7 @@
             <w:pPr>
               <w:spacing w:after="20" w:before="0"/>
             </w:pPr>
-            <w:hyperlink w:history="1" r:id="rIdnozraj6lb_ttzoovdxmpi">
+            <w:hyperlink w:history="1" r:id="rIdv80yafwfnou1es5n9ihte">
               <w:r>
                 <w:rPr>
                   <w:rFonts w:ascii="Arial" w:cs="Arial" w:eastAsia="Arial" w:hAnsi="Arial"/>
@@ -22806,7 +22806,7 @@
               <w:spacing w:after="10" w:before="0"/>
               <w:ind w:left="120"/>
             </w:pPr>
-            <w:hyperlink w:history="1" r:id="rId2b1xr9ea4zxp1i1sjlifn">
+            <w:hyperlink w:history="1" r:id="rIdylc49grqg65wd1xriebdx">
               <w:r>
                 <w:rPr>
                   <w:rFonts w:ascii="Arial" w:cs="Arial" w:eastAsia="Arial" w:hAnsi="Arial"/>
@@ -22851,7 +22851,7 @@
             <w:pPr>
               <w:spacing w:after="20" w:before="0"/>
             </w:pPr>
-            <w:hyperlink w:history="1" r:id="rIdvfo8e-mnverjszhz-okhv">
+            <w:hyperlink w:history="1" r:id="rIdqmur5h2ynz9qemkwghyyb">
               <w:r>
                 <w:rPr>
                   <w:rFonts w:ascii="Arial" w:cs="Arial" w:eastAsia="Arial" w:hAnsi="Arial"/>
@@ -22900,7 +22900,7 @@
               <w:spacing w:after="10" w:before="0"/>
               <w:ind w:left="120"/>
             </w:pPr>
-            <w:hyperlink w:history="1" r:id="rIdzyi_kdmpjbedxpwv7ps1v">
+            <w:hyperlink w:history="1" r:id="rIdf1leiessswevtqffbbkfl">
               <w:r>
                 <w:rPr>
                   <w:rFonts w:ascii="Arial" w:cs="Arial" w:eastAsia="Arial" w:hAnsi="Arial"/>
@@ -23412,7 +23412,7 @@
         </w:rPr>
         <w:t xml:space="preserve">© 2026 SeaVuria and ARES. Aligned with KICD objectives. Developed by SeaVuria; technical implementation by ARES (with AI assistance from Claude). Licensed under </w:t>
       </w:r>
-      <w:hyperlink w:history="1" r:id="rIdjjymahuccmtohamkib27p">
+      <w:hyperlink w:history="1" r:id="rId2tfkvslnj_l3k2nvhgydp">
         <w:r>
           <w:rPr>
             <w:rFonts w:ascii="Arial" w:cs="Arial" w:eastAsia="Arial" w:hAnsi="Arial"/>
@@ -23433,7 +23433,7 @@
         </w:rPr>
         <w:t xml:space="preserve"> (</w:t>
       </w:r>
-      <w:hyperlink w:history="1" r:id="rIdxukrus1p0hifgthb-byk8">
+      <w:hyperlink w:history="1" r:id="rIdndc042clajjptiy8xmvam">
         <w:r>
           <w:rPr>
             <w:rFonts w:ascii="Arial" w:cs="Arial" w:eastAsia="Arial" w:hAnsi="Arial"/>
@@ -24446,7 +24446,7 @@
             <w:pPr>
               <w:spacing w:after="20" w:before="0"/>
             </w:pPr>
-            <w:hyperlink w:history="1" r:id="rIdgxxifryd1ickwy4dta3fi">
+            <w:hyperlink w:history="1" r:id="rIdhboahr0-rodtts_sahnot">
               <w:r>
                 <w:rPr>
                   <w:rFonts w:ascii="Arial" w:cs="Arial" w:eastAsia="Arial" w:hAnsi="Arial"/>
@@ -24479,7 +24479,7 @@
               <w:spacing w:after="10" w:before="0"/>
               <w:ind w:left="120"/>
             </w:pPr>
-            <w:hyperlink w:history="1" r:id="rIdvcxr2-93a4b8xvnkjbuha">
+            <w:hyperlink w:history="1" r:id="rIdnokpx3ocfxmxzn6ucbuws">
               <w:r>
                 <w:rPr>
                   <w:rFonts w:ascii="Arial" w:cs="Arial" w:eastAsia="Arial" w:hAnsi="Arial"/>
@@ -24524,7 +24524,7 @@
             <w:pPr>
               <w:spacing w:after="20" w:before="0"/>
             </w:pPr>
-            <w:hyperlink w:history="1" r:id="rIdhnnr6xcoeotxwwy6dreay">
+            <w:hyperlink w:history="1" r:id="rIdncid4xeul0xrz8doismeh">
               <w:r>
                 <w:rPr>
                   <w:rFonts w:ascii="Arial" w:cs="Arial" w:eastAsia="Arial" w:hAnsi="Arial"/>
@@ -24557,7 +24557,7 @@
               <w:spacing w:after="10" w:before="0"/>
               <w:ind w:left="120"/>
             </w:pPr>
-            <w:hyperlink w:history="1" r:id="rIdef_qva8tz2p6azepkx8ac">
+            <w:hyperlink w:history="1" r:id="rIdixdh8gtik33fnqo0b0jcs">
               <w:r>
                 <w:rPr>
                   <w:rFonts w:ascii="Arial" w:cs="Arial" w:eastAsia="Arial" w:hAnsi="Arial"/>
@@ -24752,7 +24752,7 @@
             <w:pPr>
               <w:spacing w:after="20" w:before="0"/>
             </w:pPr>
-            <w:hyperlink w:history="1" r:id="rIddxoh7rsojqa6fj-6j7fh2">
+            <w:hyperlink w:history="1" r:id="rIdpe51gb0yrcqtqtlcj5oqm">
               <w:r>
                 <w:rPr>
                   <w:rFonts w:ascii="Arial" w:cs="Arial" w:eastAsia="Arial" w:hAnsi="Arial"/>
@@ -24785,7 +24785,7 @@
               <w:spacing w:after="10" w:before="0"/>
               <w:ind w:left="120"/>
             </w:pPr>
-            <w:hyperlink w:history="1" r:id="rIdflhr6yzyvk9bzejflt8iz">
+            <w:hyperlink w:history="1" r:id="rIdaj8msetaogecchzqsslhw">
               <w:r>
                 <w:rPr>
                   <w:rFonts w:ascii="Arial" w:cs="Arial" w:eastAsia="Arial" w:hAnsi="Arial"/>
@@ -24830,7 +24830,7 @@
             <w:pPr>
               <w:spacing w:after="20" w:before="0"/>
             </w:pPr>
-            <w:hyperlink w:history="1" r:id="rIdn_wxs4d9ml7j1cq9_thxi">
+            <w:hyperlink w:history="1" r:id="rId7yzbvempyhgadfh4sm4c_">
               <w:r>
                 <w:rPr>
                   <w:rFonts w:ascii="Arial" w:cs="Arial" w:eastAsia="Arial" w:hAnsi="Arial"/>
@@ -24863,7 +24863,7 @@
               <w:spacing w:after="10" w:before="0"/>
               <w:ind w:left="120"/>
             </w:pPr>
-            <w:hyperlink w:history="1" r:id="rIdlwikmyztg36brip4odoiv">
+            <w:hyperlink w:history="1" r:id="rIdyng75vgc-nx_xptgj8byw">
               <w:r>
                 <w:rPr>
                   <w:rFonts w:ascii="Arial" w:cs="Arial" w:eastAsia="Arial" w:hAnsi="Arial"/>
@@ -25058,7 +25058,7 @@
             <w:pPr>
               <w:spacing w:after="20" w:before="0"/>
             </w:pPr>
-            <w:hyperlink w:history="1" r:id="rIdowxxeze4bac_6mpvkzoqw">
+            <w:hyperlink w:history="1" r:id="rIdwzl3ryupynto35oiw9cry">
               <w:r>
                 <w:rPr>
                   <w:rFonts w:ascii="Arial" w:cs="Arial" w:eastAsia="Arial" w:hAnsi="Arial"/>
@@ -25091,7 +25091,7 @@
               <w:spacing w:after="10" w:before="0"/>
               <w:ind w:left="120"/>
             </w:pPr>
-            <w:hyperlink w:history="1" r:id="rIdxpofzt7hyf3v6zlrelkba">
+            <w:hyperlink w:history="1" r:id="rIdanlx7jesi_akirwcxylli">
               <w:r>
                 <w:rPr>
                   <w:rFonts w:ascii="Arial" w:cs="Arial" w:eastAsia="Arial" w:hAnsi="Arial"/>
@@ -25136,7 +25136,7 @@
             <w:pPr>
               <w:spacing w:after="20" w:before="0"/>
             </w:pPr>
-            <w:hyperlink w:history="1" r:id="rIdapn_48kuhyxf8auqrvckg">
+            <w:hyperlink w:history="1" r:id="rIdssgemt-ksjq8enqeyjamv">
               <w:r>
                 <w:rPr>
                   <w:rFonts w:ascii="Arial" w:cs="Arial" w:eastAsia="Arial" w:hAnsi="Arial"/>
@@ -25169,7 +25169,7 @@
               <w:spacing w:after="10" w:before="0"/>
               <w:ind w:left="120"/>
             </w:pPr>
-            <w:hyperlink w:history="1" r:id="rIdnzl13junrqtbjixpgm0nm">
+            <w:hyperlink w:history="1" r:id="rIdnhqffqr5iofeicnest3m6">
               <w:r>
                 <w:rPr>
                   <w:rFonts w:ascii="Arial" w:cs="Arial" w:eastAsia="Arial" w:hAnsi="Arial"/>
@@ -25364,7 +25364,7 @@
             <w:pPr>
               <w:spacing w:after="20" w:before="0"/>
             </w:pPr>
-            <w:hyperlink w:history="1" r:id="rIdzohafpltwpehmiqhvobo9">
+            <w:hyperlink w:history="1" r:id="rIdcdbnzfipilhb3xvphc4ck">
               <w:r>
                 <w:rPr>
                   <w:rFonts w:ascii="Arial" w:cs="Arial" w:eastAsia="Arial" w:hAnsi="Arial"/>
@@ -25397,7 +25397,7 @@
               <w:spacing w:after="10" w:before="0"/>
               <w:ind w:left="120"/>
             </w:pPr>
-            <w:hyperlink w:history="1" r:id="rIdlo8uqqwnwwhxslq9vdcs_">
+            <w:hyperlink w:history="1" r:id="rIdp_04mswwd4cdmjbmeyzlc">
               <w:r>
                 <w:rPr>
                   <w:rFonts w:ascii="Arial" w:cs="Arial" w:eastAsia="Arial" w:hAnsi="Arial"/>
@@ -25442,7 +25442,7 @@
             <w:pPr>
               <w:spacing w:after="20" w:before="0"/>
             </w:pPr>
-            <w:hyperlink w:history="1" r:id="rIdc1ebtikj37r1qt7rnwo3m">
+            <w:hyperlink w:history="1" r:id="rIdhbjcbemppjizr4_kpfwar">
               <w:r>
                 <w:rPr>
                   <w:rFonts w:ascii="Arial" w:cs="Arial" w:eastAsia="Arial" w:hAnsi="Arial"/>
@@ -25475,7 +25475,7 @@
               <w:spacing w:after="10" w:before="0"/>
               <w:ind w:left="120"/>
             </w:pPr>
-            <w:hyperlink w:history="1" r:id="rIdabplu6rgy6_svbnte-jjk">
+            <w:hyperlink w:history="1" r:id="rIdalxr1mgcconnipiaixzgq">
               <w:r>
                 <w:rPr>
                   <w:rFonts w:ascii="Arial" w:cs="Arial" w:eastAsia="Arial" w:hAnsi="Arial"/>
@@ -25670,7 +25670,7 @@
             <w:pPr>
               <w:spacing w:after="20" w:before="0"/>
             </w:pPr>
-            <w:hyperlink w:history="1" r:id="rIdomymwnll5t4k24zoy422w">
+            <w:hyperlink w:history="1" r:id="rIdeuauv3fwd3vsnfnpxjb-1">
               <w:r>
                 <w:rPr>
                   <w:rFonts w:ascii="Arial" w:cs="Arial" w:eastAsia="Arial" w:hAnsi="Arial"/>
@@ -25719,7 +25719,7 @@
               <w:spacing w:after="10" w:before="0"/>
               <w:ind w:left="120"/>
             </w:pPr>
-            <w:hyperlink w:history="1" r:id="rIdono-feivnr8wg_pcyhjjm">
+            <w:hyperlink w:history="1" r:id="rIdi37pjbcg_12zoxzs1fncz">
               <w:r>
                 <w:rPr>
                   <w:rFonts w:ascii="Arial" w:cs="Arial" w:eastAsia="Arial" w:hAnsi="Arial"/>
@@ -25764,7 +25764,7 @@
             <w:pPr>
               <w:spacing w:after="20" w:before="0"/>
             </w:pPr>
-            <w:hyperlink w:history="1" r:id="rIda5dsf_vbo4zu_sh6p5hu6">
+            <w:hyperlink w:history="1" r:id="rIdavbr1upjzrur8gwwf91ap">
               <w:r>
                 <w:rPr>
                   <w:rFonts w:ascii="Arial" w:cs="Arial" w:eastAsia="Arial" w:hAnsi="Arial"/>
@@ -25813,7 +25813,7 @@
               <w:spacing w:after="10" w:before="0"/>
               <w:ind w:left="120"/>
             </w:pPr>
-            <w:hyperlink w:history="1" r:id="rIdfzdt7w4lqktedggg8o09f">
+            <w:hyperlink w:history="1" r:id="rIdyltfmpsrrxd_auumn0pig">
               <w:r>
                 <w:rPr>
                   <w:rFonts w:ascii="Arial" w:cs="Arial" w:eastAsia="Arial" w:hAnsi="Arial"/>
@@ -26325,7 +26325,7 @@
         </w:rPr>
         <w:t xml:space="preserve">© 2026 SeaVuria and ARES. Aligned with KICD objectives. Developed by SeaVuria; technical implementation by ARES (with AI assistance from Claude). Licensed under </w:t>
       </w:r>
-      <w:hyperlink w:history="1" r:id="rIdyz8hinub7-yz919lt_sag">
+      <w:hyperlink w:history="1" r:id="rIdajohrbb-zzi5o9g0bd0gp">
         <w:r>
           <w:rPr>
             <w:rFonts w:ascii="Arial" w:cs="Arial" w:eastAsia="Arial" w:hAnsi="Arial"/>
@@ -26346,7 +26346,7 @@
         </w:rPr>
         <w:t xml:space="preserve"> (</w:t>
       </w:r>
-      <w:hyperlink w:history="1" r:id="rIdrvtljtikxj8exlrygos_f">
+      <w:hyperlink w:history="1" r:id="rId3cdrxj-fxnebqx4wmjm3l">
         <w:r>
           <w:rPr>
             <w:rFonts w:ascii="Arial" w:cs="Arial" w:eastAsia="Arial" w:hAnsi="Arial"/>
@@ -27359,7 +27359,7 @@
             <w:pPr>
               <w:spacing w:after="20" w:before="0"/>
             </w:pPr>
-            <w:hyperlink w:history="1" r:id="rIdbdifctn_eus0cwf6cmhig">
+            <w:hyperlink w:history="1" r:id="rId71rarmlhrybcanmcxhqwl">
               <w:r>
                 <w:rPr>
                   <w:rFonts w:ascii="Arial" w:cs="Arial" w:eastAsia="Arial" w:hAnsi="Arial"/>
@@ -27392,7 +27392,7 @@
               <w:spacing w:after="10" w:before="0"/>
               <w:ind w:left="120"/>
             </w:pPr>
-            <w:hyperlink w:history="1" r:id="rIdjqst-kp8xwufifjs43ewe">
+            <w:hyperlink w:history="1" r:id="rIdcsej4ui2vytu4prlv21ig">
               <w:r>
                 <w:rPr>
                   <w:rFonts w:ascii="Arial" w:cs="Arial" w:eastAsia="Arial" w:hAnsi="Arial"/>
@@ -27437,7 +27437,7 @@
             <w:pPr>
               <w:spacing w:after="20" w:before="0"/>
             </w:pPr>
-            <w:hyperlink w:history="1" r:id="rIddrs9b9fpdt9pqrbvpdibm">
+            <w:hyperlink w:history="1" r:id="rIdmkvh2gcfalbqpae5pmdyz">
               <w:r>
                 <w:rPr>
                   <w:rFonts w:ascii="Arial" w:cs="Arial" w:eastAsia="Arial" w:hAnsi="Arial"/>
@@ -27486,7 +27486,7 @@
               <w:spacing w:after="10" w:before="0"/>
               <w:ind w:left="120"/>
             </w:pPr>
-            <w:hyperlink w:history="1" r:id="rIdpfcikt3qjf4g-4gco9qp3">
+            <w:hyperlink w:history="1" r:id="rIda-7sfpaxcnrzzrqadr73p">
               <w:r>
                 <w:rPr>
                   <w:rFonts w:ascii="Arial" w:cs="Arial" w:eastAsia="Arial" w:hAnsi="Arial"/>
@@ -27681,7 +27681,7 @@
             <w:pPr>
               <w:spacing w:after="20" w:before="0"/>
             </w:pPr>
-            <w:hyperlink w:history="1" r:id="rIdyachfpyylrd9w6tr1jjum">
+            <w:hyperlink w:history="1" r:id="rIdnlgeptszr8f4vyenwfpbf">
               <w:r>
                 <w:rPr>
                   <w:rFonts w:ascii="Arial" w:cs="Arial" w:eastAsia="Arial" w:hAnsi="Arial"/>
@@ -27714,7 +27714,7 @@
               <w:spacing w:after="10" w:before="0"/>
               <w:ind w:left="120"/>
             </w:pPr>
-            <w:hyperlink w:history="1" r:id="rIdzj9st3rfxa47v75sbznch">
+            <w:hyperlink w:history="1" r:id="rIdkxzpmvbdpdfa_ln4vxfdx">
               <w:r>
                 <w:rPr>
                   <w:rFonts w:ascii="Arial" w:cs="Arial" w:eastAsia="Arial" w:hAnsi="Arial"/>
@@ -27759,7 +27759,7 @@
             <w:pPr>
               <w:spacing w:after="20" w:before="0"/>
             </w:pPr>
-            <w:hyperlink w:history="1" r:id="rIdj_wdccwyi7govmoa9rgdn">
+            <w:hyperlink w:history="1" r:id="rIdocu5bfa4la_2qej4rshx8">
               <w:r>
                 <w:rPr>
                   <w:rFonts w:ascii="Arial" w:cs="Arial" w:eastAsia="Arial" w:hAnsi="Arial"/>
@@ -27808,7 +27808,7 @@
               <w:spacing w:after="10" w:before="0"/>
               <w:ind w:left="120"/>
             </w:pPr>
-            <w:hyperlink w:history="1" r:id="rIduhvmc13gnxo5jmjvgle4f">
+            <w:hyperlink w:history="1" r:id="rId32fzbdchuerbzfglv5du8">
               <w:r>
                 <w:rPr>
                   <w:rFonts w:ascii="Arial" w:cs="Arial" w:eastAsia="Arial" w:hAnsi="Arial"/>
@@ -28003,7 +28003,7 @@
             <w:pPr>
               <w:spacing w:after="20" w:before="0"/>
             </w:pPr>
-            <w:hyperlink w:history="1" r:id="rIdmdhh8d7tue_8eabt_pnry">
+            <w:hyperlink w:history="1" r:id="rId5d4uynktbcflxcgcdsodn">
               <w:r>
                 <w:rPr>
                   <w:rFonts w:ascii="Arial" w:cs="Arial" w:eastAsia="Arial" w:hAnsi="Arial"/>
@@ -28036,7 +28036,7 @@
               <w:spacing w:after="10" w:before="0"/>
               <w:ind w:left="120"/>
             </w:pPr>
-            <w:hyperlink w:history="1" r:id="rIdzlki_whilqvehvdu5biok">
+            <w:hyperlink w:history="1" r:id="rIdshlqyioos2cyde2njcxiz">
               <w:r>
                 <w:rPr>
                   <w:rFonts w:ascii="Arial" w:cs="Arial" w:eastAsia="Arial" w:hAnsi="Arial"/>
@@ -28081,7 +28081,7 @@
             <w:pPr>
               <w:spacing w:after="20" w:before="0"/>
             </w:pPr>
-            <w:hyperlink w:history="1" r:id="rIdmqqqmdeqvcmqva1lge9h3">
+            <w:hyperlink w:history="1" r:id="rIdbgwfyl45nctsjfzmun_tv">
               <w:r>
                 <w:rPr>
                   <w:rFonts w:ascii="Arial" w:cs="Arial" w:eastAsia="Arial" w:hAnsi="Arial"/>
@@ -28130,7 +28130,7 @@
               <w:spacing w:after="10" w:before="0"/>
               <w:ind w:left="120"/>
             </w:pPr>
-            <w:hyperlink w:history="1" r:id="rId6avgmtqu1ndtfjc0wekrm">
+            <w:hyperlink w:history="1" r:id="rIdyg9fujuold1ewswktie58">
               <w:r>
                 <w:rPr>
                   <w:rFonts w:ascii="Arial" w:cs="Arial" w:eastAsia="Arial" w:hAnsi="Arial"/>
@@ -28325,7 +28325,7 @@
             <w:pPr>
               <w:spacing w:after="20" w:before="0"/>
             </w:pPr>
-            <w:hyperlink w:history="1" r:id="rIdfhrftmadzbnfeiyathkss">
+            <w:hyperlink w:history="1" r:id="rIdzb-6tq-esv4zfdxxeteem">
               <w:r>
                 <w:rPr>
                   <w:rFonts w:ascii="Arial" w:cs="Arial" w:eastAsia="Arial" w:hAnsi="Arial"/>
@@ -28358,7 +28358,7 @@
               <w:spacing w:after="10" w:before="0"/>
               <w:ind w:left="120"/>
             </w:pPr>
-            <w:hyperlink w:history="1" r:id="rIdfa4lx5pasc6rk8wav7v0p">
+            <w:hyperlink w:history="1" r:id="rIdgypxmr1zwen0wvjorragv">
               <w:r>
                 <w:rPr>
                   <w:rFonts w:ascii="Arial" w:cs="Arial" w:eastAsia="Arial" w:hAnsi="Arial"/>
@@ -28403,7 +28403,7 @@
             <w:pPr>
               <w:spacing w:after="20" w:before="0"/>
             </w:pPr>
-            <w:hyperlink w:history="1" r:id="rIdkbboxyeb2loeja1xebkhn">
+            <w:hyperlink w:history="1" r:id="rIdeochwvxpfppeijnerjqag">
               <w:r>
                 <w:rPr>
                   <w:rFonts w:ascii="Arial" w:cs="Arial" w:eastAsia="Arial" w:hAnsi="Arial"/>
@@ -28452,7 +28452,7 @@
               <w:spacing w:after="10" w:before="0"/>
               <w:ind w:left="120"/>
             </w:pPr>
-            <w:hyperlink w:history="1" r:id="rIdist-hcq3kog6ux5mjvzw3">
+            <w:hyperlink w:history="1" r:id="rIdigibntvgnkizvlhbk7rua">
               <w:r>
                 <w:rPr>
                   <w:rFonts w:ascii="Arial" w:cs="Arial" w:eastAsia="Arial" w:hAnsi="Arial"/>
@@ -28647,7 +28647,7 @@
             <w:pPr>
               <w:spacing w:after="20" w:before="0"/>
             </w:pPr>
-            <w:hyperlink w:history="1" r:id="rIdktavuxwa8c-zxeuttrozv">
+            <w:hyperlink w:history="1" r:id="rIdqeskptmm5bsk5_spxdie-">
               <w:r>
                 <w:rPr>
                   <w:rFonts w:ascii="Arial" w:cs="Arial" w:eastAsia="Arial" w:hAnsi="Arial"/>
@@ -28680,7 +28680,7 @@
               <w:spacing w:after="10" w:before="0"/>
               <w:ind w:left="120"/>
             </w:pPr>
-            <w:hyperlink w:history="1" r:id="rIdufstftzc-gegfkkzorxqr">
+            <w:hyperlink w:history="1" r:id="rIdkloxd9cs3xhp7gqiiavqw">
               <w:r>
                 <w:rPr>
                   <w:rFonts w:ascii="Arial" w:cs="Arial" w:eastAsia="Arial" w:hAnsi="Arial"/>
@@ -28725,7 +28725,7 @@
             <w:pPr>
               <w:spacing w:after="20" w:before="0"/>
             </w:pPr>
-            <w:hyperlink w:history="1" r:id="rIdanfuvvfnf_ip4ggcyaaah">
+            <w:hyperlink w:history="1" r:id="rIdkd7r5floof-3wa_xiy_7a">
               <w:r>
                 <w:rPr>
                   <w:rFonts w:ascii="Arial" w:cs="Arial" w:eastAsia="Arial" w:hAnsi="Arial"/>
@@ -28774,7 +28774,7 @@
               <w:spacing w:after="10" w:before="0"/>
               <w:ind w:left="120"/>
             </w:pPr>
-            <w:hyperlink w:history="1" r:id="rIdzq67psk8lxlpnuyl-b1oa">
+            <w:hyperlink w:history="1" r:id="rIdcxiu0zducb2zmuw834ps3">
               <w:r>
                 <w:rPr>
                   <w:rFonts w:ascii="Arial" w:cs="Arial" w:eastAsia="Arial" w:hAnsi="Arial"/>
@@ -29286,7 +29286,7 @@
         </w:rPr>
         <w:t xml:space="preserve">© 2026 SeaVuria and ARES. Aligned with KICD objectives. Developed by SeaVuria; technical implementation by ARES (with AI assistance from Claude). Licensed under </w:t>
       </w:r>
-      <w:hyperlink w:history="1" r:id="rIdwxs6vaaogvm4xpclkepo1">
+      <w:hyperlink w:history="1" r:id="rId-9xugeialr1obs90ezfmy">
         <w:r>
           <w:rPr>
             <w:rFonts w:ascii="Arial" w:cs="Arial" w:eastAsia="Arial" w:hAnsi="Arial"/>
@@ -29307,7 +29307,7 @@
         </w:rPr>
         <w:t xml:space="preserve"> (</w:t>
       </w:r>
-      <w:hyperlink w:history="1" r:id="rIdhsvwh-apz5m1ptuphndvo">
+      <w:hyperlink w:history="1" r:id="rIdqvenfrtaqnupei7pdn29v">
         <w:r>
           <w:rPr>
             <w:rFonts w:ascii="Arial" w:cs="Arial" w:eastAsia="Arial" w:hAnsi="Arial"/>

--- a/data/outputs/v2/Physics/SS1.1_Pressure/Physics_Pressure_CBE_LessonSequence.docx
+++ b/data/outputs/v2/Physics/SS1.1_Pressure/Physics_Pressure_CBE_LessonSequence.docx
@@ -2648,7 +2648,7 @@
         </w:rPr>
         <w:t xml:space="preserve">© 2026 SeaVuria and ARES. This work is licensed under a </w:t>
       </w:r>
-      <w:hyperlink w:history="1" r:id="rIdsk4lkbd7tl9wylbvgchmv">
+      <w:hyperlink w:history="1" r:id="rIdrhzc0i6im6dpk6jplz2ne">
         <w:r>
           <w:rPr>
             <w:rFonts w:ascii="Arial" w:cs="Arial" w:eastAsia="Arial" w:hAnsi="Arial"/>
@@ -2668,7 +2668,7 @@
         </w:rPr>
         <w:t xml:space="preserve"> (</w:t>
       </w:r>
-      <w:hyperlink w:history="1" r:id="rIdovxwxfgaprkxdpsuz_ztg">
+      <w:hyperlink w:history="1" r:id="rIduk0xsrnerafw4jwz6vatr">
         <w:r>
           <w:rPr>
             <w:rFonts w:ascii="Arial" w:cs="Arial" w:eastAsia="Arial" w:hAnsi="Arial"/>
@@ -2688,7 +2688,7 @@
         </w:rPr>
         <w:t xml:space="preserve">). To view a copy of this license, visit </w:t>
       </w:r>
-      <w:hyperlink w:history="1" r:id="rIdmgfldf38nhm8ebpnwjy6s">
+      <w:hyperlink w:history="1" r:id="rIdhfcskj5ac3juhnsllh3l1">
         <w:r>
           <w:rPr>
             <w:rFonts w:ascii="Arial" w:cs="Arial" w:eastAsia="Arial" w:hAnsi="Arial"/>
@@ -3417,7 +3417,7 @@
                 <w:sz w:val="18"/>
                 <w:szCs w:val="18"/>
               </w:rPr>
-              <w:t xml:space="preserve">Students encounter the anchoring phenomenon for the first time: a sealed, empty 20-litre plastic jerrycan slowly and dramatically crumples inward without anyone touching it. Through a structured Predict–Observe sequence, students surface their prior ideas, confront the puzzling evidence, and collectively generate the questions that will drive the next 19 lessons. The lesson closes with the creation of the class Driving Question Board (DQB). No formal definitions are introduced; the goal is productive confusion, rich questioning, and deep motivation to find out why.</w:t>
+              <w:t xml:space="preserve">Students encounter the anchoring phenomenon for the first time: a sealed, empty 20-litre plastic jerrycan slowly and dramatically crumples inward without anyone touching it. Through a structured Predict–Observe sequence, students surface their prior ideas, confront the puzzling evidence, and collectively generate the questions that will drive the next 8 lessons. The lesson closes with the creation of the class Driving Question Board (DQB). No formal definitions are introduced; the goal is productive confusion, rich questioning, and deep motivation to find out why.</w:t>
             </w:r>
           </w:p>
         </w:tc>
@@ -3700,7 +3700,7 @@
             <w:pPr>
               <w:spacing w:after="20" w:before="0"/>
             </w:pPr>
-            <w:hyperlink w:history="1" r:id="rIdgicwde8trrmoia68us_pi">
+            <w:hyperlink w:history="1" r:id="rIdnvh5gsymwo35tqyealn1b">
               <w:r>
                 <w:rPr>
                   <w:rFonts w:ascii="Arial" w:cs="Arial" w:eastAsia="Arial" w:hAnsi="Arial"/>
@@ -3749,7 +3749,7 @@
               <w:spacing w:after="10" w:before="0"/>
               <w:ind w:left="120"/>
             </w:pPr>
-            <w:hyperlink w:history="1" r:id="rIdkfyhzqqaolcxrbatj3ykm">
+            <w:hyperlink w:history="1" r:id="rId5_hwefzholvhgr0bljtll">
               <w:r>
                 <w:rPr>
                   <w:rFonts w:ascii="Arial" w:cs="Arial" w:eastAsia="Arial" w:hAnsi="Arial"/>
@@ -3794,7 +3794,7 @@
             <w:pPr>
               <w:spacing w:after="20" w:before="0"/>
             </w:pPr>
-            <w:hyperlink w:history="1" r:id="rId4oierhql-xjlnmripqzbv">
+            <w:hyperlink w:history="1" r:id="rIdpzfqwsuhqwbygtifldrvn">
               <w:r>
                 <w:rPr>
                   <w:rFonts w:ascii="Arial" w:cs="Arial" w:eastAsia="Arial" w:hAnsi="Arial"/>
@@ -3827,7 +3827,7 @@
               <w:spacing w:after="10" w:before="0"/>
               <w:ind w:left="120"/>
             </w:pPr>
-            <w:hyperlink w:history="1" r:id="rIdli-crt1pumgog7ozxle8e">
+            <w:hyperlink w:history="1" r:id="rIdfb5-llllsk5ehyfkqpsu1">
               <w:r>
                 <w:rPr>
                   <w:rFonts w:ascii="Arial" w:cs="Arial" w:eastAsia="Arial" w:hAnsi="Arial"/>
@@ -4022,7 +4022,7 @@
             <w:pPr>
               <w:spacing w:after="20" w:before="0"/>
             </w:pPr>
-            <w:hyperlink w:history="1" r:id="rIdyg3hkeq-pdsevylw3s9ta">
+            <w:hyperlink w:history="1" r:id="rIdssjld2jgbeqaomckylzuq">
               <w:r>
                 <w:rPr>
                   <w:rFonts w:ascii="Arial" w:cs="Arial" w:eastAsia="Arial" w:hAnsi="Arial"/>
@@ -4071,7 +4071,7 @@
               <w:spacing w:after="10" w:before="0"/>
               <w:ind w:left="120"/>
             </w:pPr>
-            <w:hyperlink w:history="1" r:id="rIdgnn30pwpe0yuhad2yc2-z">
+            <w:hyperlink w:history="1" r:id="rIdcite0q7--aqrsnih3d6qz">
               <w:r>
                 <w:rPr>
                   <w:rFonts w:ascii="Arial" w:cs="Arial" w:eastAsia="Arial" w:hAnsi="Arial"/>
@@ -4116,7 +4116,7 @@
             <w:pPr>
               <w:spacing w:after="20" w:before="0"/>
             </w:pPr>
-            <w:hyperlink w:history="1" r:id="rIdxqmzoxohyocuptgdtwlzf">
+            <w:hyperlink w:history="1" r:id="rId5kochfv0obrtar_zkcunv">
               <w:r>
                 <w:rPr>
                   <w:rFonts w:ascii="Arial" w:cs="Arial" w:eastAsia="Arial" w:hAnsi="Arial"/>
@@ -4149,7 +4149,7 @@
               <w:spacing w:after="10" w:before="0"/>
               <w:ind w:left="120"/>
             </w:pPr>
-            <w:hyperlink w:history="1" r:id="rIdt7pkj7evig-opy8fi9u_7">
+            <w:hyperlink w:history="1" r:id="rId5k82t98_wwpzpxdm8_2tl">
               <w:r>
                 <w:rPr>
                   <w:rFonts w:ascii="Arial" w:cs="Arial" w:eastAsia="Arial" w:hAnsi="Arial"/>
@@ -4344,7 +4344,7 @@
             <w:pPr>
               <w:spacing w:after="20" w:before="0"/>
             </w:pPr>
-            <w:hyperlink w:history="1" r:id="rIds2vrm6lq8s2vasb_dsmrb">
+            <w:hyperlink w:history="1" r:id="rIdnbufp0g9swihlb86by3cr">
               <w:r>
                 <w:rPr>
                   <w:rFonts w:ascii="Arial" w:cs="Arial" w:eastAsia="Arial" w:hAnsi="Arial"/>
@@ -4393,7 +4393,7 @@
               <w:spacing w:after="10" w:before="0"/>
               <w:ind w:left="120"/>
             </w:pPr>
-            <w:hyperlink w:history="1" r:id="rIdw1ec6tz6acockaqncody7">
+            <w:hyperlink w:history="1" r:id="rIdt8cslnmfqrynxckj9uauh">
               <w:r>
                 <w:rPr>
                   <w:rFonts w:ascii="Arial" w:cs="Arial" w:eastAsia="Arial" w:hAnsi="Arial"/>
@@ -4438,7 +4438,7 @@
             <w:pPr>
               <w:spacing w:after="20" w:before="0"/>
             </w:pPr>
-            <w:hyperlink w:history="1" r:id="rIdekkxuqwlnvund0envnwrk">
+            <w:hyperlink w:history="1" r:id="rIdish55mknruiaawibqzmz9">
               <w:r>
                 <w:rPr>
                   <w:rFonts w:ascii="Arial" w:cs="Arial" w:eastAsia="Arial" w:hAnsi="Arial"/>
@@ -4487,7 +4487,7 @@
               <w:spacing w:after="10" w:before="0"/>
               <w:ind w:left="120"/>
             </w:pPr>
-            <w:hyperlink w:history="1" r:id="rIdmrvugufad2abxytl9gw3r">
+            <w:hyperlink w:history="1" r:id="rIdjduvodmiuwc__un5wtzpb">
               <w:r>
                 <w:rPr>
                   <w:rFonts w:ascii="Arial" w:cs="Arial" w:eastAsia="Arial" w:hAnsi="Arial"/>
@@ -4682,7 +4682,7 @@
             <w:pPr>
               <w:spacing w:after="20" w:before="0"/>
             </w:pPr>
-            <w:hyperlink w:history="1" r:id="rIdytewghvfgabxd0t1wqdra">
+            <w:hyperlink w:history="1" r:id="rIdjedrlrx8wr4u5ybdbmmxl">
               <w:r>
                 <w:rPr>
                   <w:rFonts w:ascii="Arial" w:cs="Arial" w:eastAsia="Arial" w:hAnsi="Arial"/>
@@ -4731,7 +4731,7 @@
               <w:spacing w:after="10" w:before="0"/>
               <w:ind w:left="120"/>
             </w:pPr>
-            <w:hyperlink w:history="1" r:id="rId6co_nny0tchpqvpas1d1b">
+            <w:hyperlink w:history="1" r:id="rId2_6_o_l7i_e0yr6kqi13z">
               <w:r>
                 <w:rPr>
                   <w:rFonts w:ascii="Arial" w:cs="Arial" w:eastAsia="Arial" w:hAnsi="Arial"/>
@@ -4776,7 +4776,7 @@
             <w:pPr>
               <w:spacing w:after="20" w:before="0"/>
             </w:pPr>
-            <w:hyperlink w:history="1" r:id="rIdde0oeshlv41czqxciglxk">
+            <w:hyperlink w:history="1" r:id="rIdajpuy2exmxezvw1u8vdbd">
               <w:r>
                 <w:rPr>
                   <w:rFonts w:ascii="Arial" w:cs="Arial" w:eastAsia="Arial" w:hAnsi="Arial"/>
@@ -4825,7 +4825,7 @@
               <w:spacing w:after="10" w:before="0"/>
               <w:ind w:left="120"/>
             </w:pPr>
-            <w:hyperlink w:history="1" r:id="rIdmkr5kc3ltsccbdlxi_ahg">
+            <w:hyperlink w:history="1" r:id="rIdrc2rqqo2x3gyryr1lnmh3">
               <w:r>
                 <w:rPr>
                   <w:rFonts w:ascii="Arial" w:cs="Arial" w:eastAsia="Arial" w:hAnsi="Arial"/>
@@ -5020,7 +5020,7 @@
             <w:pPr>
               <w:spacing w:after="20" w:before="0"/>
             </w:pPr>
-            <w:hyperlink w:history="1" r:id="rIdh6h-4tsam166zpndl7uae">
+            <w:hyperlink w:history="1" r:id="rId6elgpebzdusyopealgtuo">
               <w:r>
                 <w:rPr>
                   <w:rFonts w:ascii="Arial" w:cs="Arial" w:eastAsia="Arial" w:hAnsi="Arial"/>
@@ -5069,7 +5069,7 @@
               <w:spacing w:after="10" w:before="0"/>
               <w:ind w:left="120"/>
             </w:pPr>
-            <w:hyperlink w:history="1" r:id="rId5j_xqucgdfitqk97gudf8">
+            <w:hyperlink w:history="1" r:id="rIdlmhynwbdxcqdvie5af_kc">
               <w:r>
                 <w:rPr>
                   <w:rFonts w:ascii="Arial" w:cs="Arial" w:eastAsia="Arial" w:hAnsi="Arial"/>
@@ -5114,7 +5114,7 @@
             <w:pPr>
               <w:spacing w:after="20" w:before="0"/>
             </w:pPr>
-            <w:hyperlink w:history="1" r:id="rIdeitzg70ycfnmjquuqk6in">
+            <w:hyperlink w:history="1" r:id="rId4888w2dr34yx1dxe9jh3x">
               <w:r>
                 <w:rPr>
                   <w:rFonts w:ascii="Arial" w:cs="Arial" w:eastAsia="Arial" w:hAnsi="Arial"/>
@@ -5163,7 +5163,7 @@
               <w:spacing w:after="10" w:before="0"/>
               <w:ind w:left="120"/>
             </w:pPr>
-            <w:hyperlink w:history="1" r:id="rIdzefiimmixsuwalbmogsnh">
+            <w:hyperlink w:history="1" r:id="rIdz3hdqjrda5g5geg6sx-ze">
               <w:r>
                 <w:rPr>
                   <w:rFonts w:ascii="Arial" w:cs="Arial" w:eastAsia="Arial" w:hAnsi="Arial"/>
@@ -5675,7 +5675,7 @@
         </w:rPr>
         <w:t xml:space="preserve">© 2026 SeaVuria and ARES. Aligned with KICD objectives. Developed by SeaVuria; technical implementation by ARES (with AI assistance from Claude). Licensed under </w:t>
       </w:r>
-      <w:hyperlink w:history="1" r:id="rIdvbwe9oyvtn--gdlhjwckt">
+      <w:hyperlink w:history="1" r:id="rId6oampxtgurop1rjg_cavm">
         <w:r>
           <w:rPr>
             <w:rFonts w:ascii="Arial" w:cs="Arial" w:eastAsia="Arial" w:hAnsi="Arial"/>
@@ -5696,7 +5696,7 @@
         </w:rPr>
         <w:t xml:space="preserve"> (</w:t>
       </w:r>
-      <w:hyperlink w:history="1" r:id="rIdzfgrzgvj6kozvfdsfdtaa">
+      <w:hyperlink w:history="1" r:id="rIdy_n-bnop1kfyrgymo0ypk">
         <w:r>
           <w:rPr>
             <w:rFonts w:ascii="Arial" w:cs="Arial" w:eastAsia="Arial" w:hAnsi="Arial"/>
@@ -6709,7 +6709,7 @@
             <w:pPr>
               <w:spacing w:after="20" w:before="0"/>
             </w:pPr>
-            <w:hyperlink w:history="1" r:id="rIdow0rr4o68eddlq2ris_wv">
+            <w:hyperlink w:history="1" r:id="rIddqo_vbetuggrjduvefyiv">
               <w:r>
                 <w:rPr>
                   <w:rFonts w:ascii="Arial" w:cs="Arial" w:eastAsia="Arial" w:hAnsi="Arial"/>
@@ -6758,7 +6758,7 @@
               <w:spacing w:after="10" w:before="0"/>
               <w:ind w:left="120"/>
             </w:pPr>
-            <w:hyperlink w:history="1" r:id="rIdfd4mycip5dtynrfcsdkv1">
+            <w:hyperlink w:history="1" r:id="rId-scublczw70inbrugh7_g">
               <w:r>
                 <w:rPr>
                   <w:rFonts w:ascii="Arial" w:cs="Arial" w:eastAsia="Arial" w:hAnsi="Arial"/>
@@ -6803,7 +6803,7 @@
             <w:pPr>
               <w:spacing w:after="20" w:before="0"/>
             </w:pPr>
-            <w:hyperlink w:history="1" r:id="rIdl_jbkio4ojagjhey8apvs">
+            <w:hyperlink w:history="1" r:id="rIdz4qdmcadbc2sdn83xdhwa">
               <w:r>
                 <w:rPr>
                   <w:rFonts w:ascii="Arial" w:cs="Arial" w:eastAsia="Arial" w:hAnsi="Arial"/>
@@ -6836,7 +6836,7 @@
               <w:spacing w:after="10" w:before="0"/>
               <w:ind w:left="120"/>
             </w:pPr>
-            <w:hyperlink w:history="1" r:id="rIdd7uqp1wylx4qdtiutvw2d">
+            <w:hyperlink w:history="1" r:id="rId1lemtzassh9udqkm97yiu">
               <w:r>
                 <w:rPr>
                   <w:rFonts w:ascii="Arial" w:cs="Arial" w:eastAsia="Arial" w:hAnsi="Arial"/>
@@ -7031,7 +7031,7 @@
             <w:pPr>
               <w:spacing w:after="20" w:before="0"/>
             </w:pPr>
-            <w:hyperlink w:history="1" r:id="rId2z6geq9zlsuknvryzlxgj">
+            <w:hyperlink w:history="1" r:id="rIdrhrkj_mhfrmgw87l_0_13">
               <w:r>
                 <w:rPr>
                   <w:rFonts w:ascii="Arial" w:cs="Arial" w:eastAsia="Arial" w:hAnsi="Arial"/>
@@ -7080,7 +7080,7 @@
               <w:spacing w:after="10" w:before="0"/>
               <w:ind w:left="120"/>
             </w:pPr>
-            <w:hyperlink w:history="1" r:id="rIdvjw8-rxa_ydfqe1kvkgl_">
+            <w:hyperlink w:history="1" r:id="rId_ph_g6ky2owdkj5lg2sb5">
               <w:r>
                 <w:rPr>
                   <w:rFonts w:ascii="Arial" w:cs="Arial" w:eastAsia="Arial" w:hAnsi="Arial"/>
@@ -7125,7 +7125,7 @@
             <w:pPr>
               <w:spacing w:after="20" w:before="0"/>
             </w:pPr>
-            <w:hyperlink w:history="1" r:id="rIdl5s2plq0wcxzv5zcucew8">
+            <w:hyperlink w:history="1" r:id="rIdudtlpi10ac02z3ygtixrx">
               <w:r>
                 <w:rPr>
                   <w:rFonts w:ascii="Arial" w:cs="Arial" w:eastAsia="Arial" w:hAnsi="Arial"/>
@@ -7158,7 +7158,7 @@
               <w:spacing w:after="10" w:before="0"/>
               <w:ind w:left="120"/>
             </w:pPr>
-            <w:hyperlink w:history="1" r:id="rIdgrxsjl0j7l_teoqv-fs3c">
+            <w:hyperlink w:history="1" r:id="rIdqaprhv_a7_rjlxuyzso5n">
               <w:r>
                 <w:rPr>
                   <w:rFonts w:ascii="Arial" w:cs="Arial" w:eastAsia="Arial" w:hAnsi="Arial"/>
@@ -7353,7 +7353,7 @@
             <w:pPr>
               <w:spacing w:after="20" w:before="0"/>
             </w:pPr>
-            <w:hyperlink w:history="1" r:id="rIdmhpz-2h82iotl5isovat9">
+            <w:hyperlink w:history="1" r:id="rIdbgnguajmgwry9gnmdcoyc">
               <w:r>
                 <w:rPr>
                   <w:rFonts w:ascii="Arial" w:cs="Arial" w:eastAsia="Arial" w:hAnsi="Arial"/>
@@ -7402,7 +7402,7 @@
               <w:spacing w:after="10" w:before="0"/>
               <w:ind w:left="120"/>
             </w:pPr>
-            <w:hyperlink w:history="1" r:id="rIdnrcle9vv7qbwz3jajatki">
+            <w:hyperlink w:history="1" r:id="rIdspzekp1owodedyetb8cvq">
               <w:r>
                 <w:rPr>
                   <w:rFonts w:ascii="Arial" w:cs="Arial" w:eastAsia="Arial" w:hAnsi="Arial"/>
@@ -7447,7 +7447,7 @@
             <w:pPr>
               <w:spacing w:after="20" w:before="0"/>
             </w:pPr>
-            <w:hyperlink w:history="1" r:id="rIdpmum1mruzkqep-yhoe0wu">
+            <w:hyperlink w:history="1" r:id="rIdnf3t7tfx-jthswgmbwboj">
               <w:r>
                 <w:rPr>
                   <w:rFonts w:ascii="Arial" w:cs="Arial" w:eastAsia="Arial" w:hAnsi="Arial"/>
@@ -7480,7 +7480,7 @@
               <w:spacing w:after="10" w:before="0"/>
               <w:ind w:left="120"/>
             </w:pPr>
-            <w:hyperlink w:history="1" r:id="rIdrxtjv31alvwhvty6zp0vu">
+            <w:hyperlink w:history="1" r:id="rId0surqeg2djawmqpwopfah">
               <w:r>
                 <w:rPr>
                   <w:rFonts w:ascii="Arial" w:cs="Arial" w:eastAsia="Arial" w:hAnsi="Arial"/>
@@ -7675,7 +7675,7 @@
             <w:pPr>
               <w:spacing w:after="20" w:before="0"/>
             </w:pPr>
-            <w:hyperlink w:history="1" r:id="rIdc-rh_e7ylyx7tvu93reyo">
+            <w:hyperlink w:history="1" r:id="rId25d5w9uovkcm3px1ejok6">
               <w:r>
                 <w:rPr>
                   <w:rFonts w:ascii="Arial" w:cs="Arial" w:eastAsia="Arial" w:hAnsi="Arial"/>
@@ -7724,7 +7724,7 @@
               <w:spacing w:after="10" w:before="0"/>
               <w:ind w:left="120"/>
             </w:pPr>
-            <w:hyperlink w:history="1" r:id="rId_1nt-aqajskmlm-o3elg-">
+            <w:hyperlink w:history="1" r:id="rIdaxi1spiy41qsxhi5aukv_">
               <w:r>
                 <w:rPr>
                   <w:rFonts w:ascii="Arial" w:cs="Arial" w:eastAsia="Arial" w:hAnsi="Arial"/>
@@ -7769,7 +7769,7 @@
             <w:pPr>
               <w:spacing w:after="20" w:before="0"/>
             </w:pPr>
-            <w:hyperlink w:history="1" r:id="rIdqsx8_6ymxzdlaxvbbkgwa">
+            <w:hyperlink w:history="1" r:id="rIdzybwcbafihjp2mnlup3_m">
               <w:r>
                 <w:rPr>
                   <w:rFonts w:ascii="Arial" w:cs="Arial" w:eastAsia="Arial" w:hAnsi="Arial"/>
@@ -7802,7 +7802,7 @@
               <w:spacing w:after="10" w:before="0"/>
               <w:ind w:left="120"/>
             </w:pPr>
-            <w:hyperlink w:history="1" r:id="rIdocpaew24ocsp7mljfa2s5">
+            <w:hyperlink w:history="1" r:id="rIdi4imj0jvyfs4prcr08crd">
               <w:r>
                 <w:rPr>
                   <w:rFonts w:ascii="Arial" w:cs="Arial" w:eastAsia="Arial" w:hAnsi="Arial"/>
@@ -7997,7 +7997,7 @@
             <w:pPr>
               <w:spacing w:after="20" w:before="0"/>
             </w:pPr>
-            <w:hyperlink w:history="1" r:id="rIdjlmqkcrzpwjn7jp98irle">
+            <w:hyperlink w:history="1" r:id="rIddggo8mgcpzebgmsihayze">
               <w:r>
                 <w:rPr>
                   <w:rFonts w:ascii="Arial" w:cs="Arial" w:eastAsia="Arial" w:hAnsi="Arial"/>
@@ -8046,7 +8046,7 @@
               <w:spacing w:after="10" w:before="0"/>
               <w:ind w:left="120"/>
             </w:pPr>
-            <w:hyperlink w:history="1" r:id="rId47btofcbqltuh1rvbveq2">
+            <w:hyperlink w:history="1" r:id="rIdapvbq499ulm1ez-2rwzoi">
               <w:r>
                 <w:rPr>
                   <w:rFonts w:ascii="Arial" w:cs="Arial" w:eastAsia="Arial" w:hAnsi="Arial"/>
@@ -8091,7 +8091,7 @@
             <w:pPr>
               <w:spacing w:after="20" w:before="0"/>
             </w:pPr>
-            <w:hyperlink w:history="1" r:id="rIdh4n3p1eu5hdfjds3ygopa">
+            <w:hyperlink w:history="1" r:id="rIdceotoczc57l7bybmu_zso">
               <w:r>
                 <w:rPr>
                   <w:rFonts w:ascii="Arial" w:cs="Arial" w:eastAsia="Arial" w:hAnsi="Arial"/>
@@ -8124,7 +8124,7 @@
               <w:spacing w:after="10" w:before="0"/>
               <w:ind w:left="120"/>
             </w:pPr>
-            <w:hyperlink w:history="1" r:id="rId-1dcl5limc4db01e_zgf1">
+            <w:hyperlink w:history="1" r:id="rId3s_vfdc2m09adjzrgdqyk">
               <w:r>
                 <w:rPr>
                   <w:rFonts w:ascii="Arial" w:cs="Arial" w:eastAsia="Arial" w:hAnsi="Arial"/>
@@ -8198,7 +8198,7 @@
                 <w:sz w:val="18"/>
                 <w:szCs w:val="18"/>
               </w:rPr>
-              <w:t xml:space="preserve">1. Say: 'Open your notebook to your Lesson 1 jerrycan diagram. You have 6 minutes to revise it using everything from today. You MUST add arrows on all six faces — not just the top. You MUST write the sentence frame below the diagram.' (WAIT TIME: 6 min silent revision). 2. Circulate. Look specifically for students who only draw arrows on the top face — gently prompt: 'Is the air only above the jerrycan, or is it all around it?' (WAIT TIME: 10 seconds for student response before guiding further). 3. Group share: 'Tell your group the ONE thing in your model that changed the most from Lesson 1 to Lesson 2. Use the words force, area, or pressure in your explanation.' Cold-call 2 groups to share with the class. (WAIT TIME: 10 seconds). 4. Close by pointing to the DQB. Say: 'Your model today answers PART of the driving question. In Lesson 4, we will find out exactly HOW BIG that invisible push is — and why it doesn't crush your body the way it crushed the jerrycan.'</w:t>
+              <w:t xml:space="preserve">1. Say: 'Open your notebook to your Lesson 1 jerrycan diagram. You have 6 minutes to revise it using everything from today. You MUST add arrows on all six faces — not just the top. You MUST write the sentence frame below the diagram.' (WAIT TIME: 6 min silent revision). 2. Circulate. Look specifically for students who only draw arrows on the top face — gently prompt: 'Is the air only above the jerrycan, or is it all around it?' (WAIT TIME: 10 seconds for student response before guiding further). 3. Group share: 'Tell your group the ONE thing in your model that changed the most from Lesson 1 to Lesson 2. Use the words force, area, or pressure in your explanation.' Cold-call 2 groups to share with the class. (WAIT TIME: 10 seconds). 4. Close by pointing to the DQB. Say: 'Your model today answers PART of the driving question. In Lesson 4, we will find out exactly HOW BIG that invisible push is — remembering from Lesson 1 that it doesn't crush your body because your body fluids push back equally.'</w:t>
             </w:r>
           </w:p>
         </w:tc>
@@ -8262,7 +8262,7 @@
                 <w:sz w:val="18"/>
                 <w:szCs w:val="18"/>
               </w:rPr>
-              <w:t xml:space="preserve">Observable indicators: (a) Revised diagrams show inward arrows on ALL faces (not just top/sides). (b) Sentence frame correctly identifies balanced pressure as the reason the full jerrycan stayed intact, and pressure imbalance (less inside) as the reason it collapsed. (c) Students who still draw arrows only from above, or who write 'the air got heavier' in their sentence frame, are identified for Lesson 3 small-group support. Photograph 4–5 revised diagrams using the ARES device camera for the teacher reflection record.</w:t>
+              <w:t xml:space="preserve">Observable indicators: (a) Revised diagrams show inward arrows on ALL faces (not just top/sides). (b) Sentence frame correctly identifies balanced pressure as the reason the sealed jerrycan stayed intact, and pressure imbalance (less inside) as the reason it collapsed. (c) Students who still draw arrows only from above, or who write 'the air got heavier' in their sentence frame, are identified for Lesson 3 small-group support. Photograph 4–5 revised diagrams using the ARES device camera for the teacher reflection record.</w:t>
             </w:r>
           </w:p>
         </w:tc>
@@ -8614,7 +8614,7 @@
                 <w:sz w:val="18"/>
                 <w:szCs w:val="18"/>
               </w:rPr>
-              <w:t xml:space="preserve">Students explained — using labelled force diagrams and the sentence frame — that the full jerrycan remained intact because inside and outside air pressure were balanced (net force = zero on each face), but removing air from inside reduced the outward push, leaving the larger atmospheric pressure outside to crush the walls inward. This explanation is partial: Lesson 4 will quantify exactly how large atmospheric pressure is and why our bodies are not similarly crushed.</w:t>
+              <w:t xml:space="preserve">Students explained — using labelled force diagrams and the sentence frame — that the sealed jerrycan remained intact because inside and outside air pressure were balanced (net force = zero on each face), but removing air from inside reduced the outward push, leaving the larger atmospheric pressure outside to crush the walls inward. This explanation is partial: Lesson 4 will quantify exactly how large atmospheric pressure is; why our bodies are not similarly crushed was explained in Lesson 1 (body fluids push back equally).</w:t>
             </w:r>
           </w:p>
         </w:tc>
@@ -8636,7 +8636,7 @@
         </w:rPr>
         <w:t xml:space="preserve">© 2026 SeaVuria and ARES. Aligned with KICD objectives. Developed by SeaVuria; technical implementation by ARES (with AI assistance from Claude). Licensed under </w:t>
       </w:r>
-      <w:hyperlink w:history="1" r:id="rIdsaf6yr_a2ihz1cnzh7zd9">
+      <w:hyperlink w:history="1" r:id="rIdb6gjutrfgpitgugidza1i">
         <w:r>
           <w:rPr>
             <w:rFonts w:ascii="Arial" w:cs="Arial" w:eastAsia="Arial" w:hAnsi="Arial"/>
@@ -8657,7 +8657,7 @@
         </w:rPr>
         <w:t xml:space="preserve"> (</w:t>
       </w:r>
-      <w:hyperlink w:history="1" r:id="rId9dfdmuqpkvavntqnfvxy5">
+      <w:hyperlink w:history="1" r:id="rIduokzbso2ea2w_tqq7z0e1">
         <w:r>
           <w:rPr>
             <w:rFonts w:ascii="Arial" w:cs="Arial" w:eastAsia="Arial" w:hAnsi="Arial"/>
@@ -9670,7 +9670,7 @@
             <w:pPr>
               <w:spacing w:after="20" w:before="0"/>
             </w:pPr>
-            <w:hyperlink w:history="1" r:id="rId7dxjxwhfxlqcajly0qbkq">
+            <w:hyperlink w:history="1" r:id="rIdhz4oyoxbjsj2huzoqzuqu">
               <w:r>
                 <w:rPr>
                   <w:rFonts w:ascii="Arial" w:cs="Arial" w:eastAsia="Arial" w:hAnsi="Arial"/>
@@ -9703,7 +9703,7 @@
               <w:spacing w:after="10" w:before="0"/>
               <w:ind w:left="120"/>
             </w:pPr>
-            <w:hyperlink w:history="1" r:id="rId42moeprjqcp0_eywqpxqn">
+            <w:hyperlink w:history="1" r:id="rIdxxxzygkae4a3lfln_lyo6">
               <w:r>
                 <w:rPr>
                   <w:rFonts w:ascii="Arial" w:cs="Arial" w:eastAsia="Arial" w:hAnsi="Arial"/>
@@ -9748,7 +9748,7 @@
             <w:pPr>
               <w:spacing w:after="20" w:before="0"/>
             </w:pPr>
-            <w:hyperlink w:history="1" r:id="rId4zfhe89jl8c1ujnl8f2aa">
+            <w:hyperlink w:history="1" r:id="rId51_3yo2d69vlcv2vg9k5u">
               <w:r>
                 <w:rPr>
                   <w:rFonts w:ascii="Arial" w:cs="Arial" w:eastAsia="Arial" w:hAnsi="Arial"/>
@@ -9797,7 +9797,7 @@
               <w:spacing w:after="10" w:before="0"/>
               <w:ind w:left="120"/>
             </w:pPr>
-            <w:hyperlink w:history="1" r:id="rIdn_mmdb7dy3bkho-ztn9yp">
+            <w:hyperlink w:history="1" r:id="rIdozrypxvmbz69jr40myo8b">
               <w:r>
                 <w:rPr>
                   <w:rFonts w:ascii="Arial" w:cs="Arial" w:eastAsia="Arial" w:hAnsi="Arial"/>
@@ -9992,7 +9992,7 @@
             <w:pPr>
               <w:spacing w:after="20" w:before="0"/>
             </w:pPr>
-            <w:hyperlink w:history="1" r:id="rIdo3ldc1jpgkfbunhykjjoc">
+            <w:hyperlink w:history="1" r:id="rIdju0xovsjrf0t4t2skmmw2">
               <w:r>
                 <w:rPr>
                   <w:rFonts w:ascii="Arial" w:cs="Arial" w:eastAsia="Arial" w:hAnsi="Arial"/>
@@ -10025,7 +10025,7 @@
               <w:spacing w:after="10" w:before="0"/>
               <w:ind w:left="120"/>
             </w:pPr>
-            <w:hyperlink w:history="1" r:id="rIdlkikx8gvildkea-00zxor">
+            <w:hyperlink w:history="1" r:id="rIdrm58a_yo9xc6dgm1qolgo">
               <w:r>
                 <w:rPr>
                   <w:rFonts w:ascii="Arial" w:cs="Arial" w:eastAsia="Arial" w:hAnsi="Arial"/>
@@ -10070,7 +10070,7 @@
             <w:pPr>
               <w:spacing w:after="20" w:before="0"/>
             </w:pPr>
-            <w:hyperlink w:history="1" r:id="rIdtwm_qvoqmhx5ptyncx0it">
+            <w:hyperlink w:history="1" r:id="rIdlzuszblbrsdl2bxryjtzu">
               <w:r>
                 <w:rPr>
                   <w:rFonts w:ascii="Arial" w:cs="Arial" w:eastAsia="Arial" w:hAnsi="Arial"/>
@@ -10119,7 +10119,7 @@
               <w:spacing w:after="10" w:before="0"/>
               <w:ind w:left="120"/>
             </w:pPr>
-            <w:hyperlink w:history="1" r:id="rIdwgvaslqgan0l20ehjkant">
+            <w:hyperlink w:history="1" r:id="rIda2mobob8atzspvmklzlh-">
               <w:r>
                 <w:rPr>
                   <w:rFonts w:ascii="Arial" w:cs="Arial" w:eastAsia="Arial" w:hAnsi="Arial"/>
@@ -10314,7 +10314,7 @@
             <w:pPr>
               <w:spacing w:after="20" w:before="0"/>
             </w:pPr>
-            <w:hyperlink w:history="1" r:id="rIdtx6dz4r8mfa6jkijyhfau">
+            <w:hyperlink w:history="1" r:id="rIdlghao4p4isrrfpgth24i2">
               <w:r>
                 <w:rPr>
                   <w:rFonts w:ascii="Arial" w:cs="Arial" w:eastAsia="Arial" w:hAnsi="Arial"/>
@@ -10347,7 +10347,7 @@
               <w:spacing w:after="10" w:before="0"/>
               <w:ind w:left="120"/>
             </w:pPr>
-            <w:hyperlink w:history="1" r:id="rId7_u_htcyx2nexy7sxm1mw">
+            <w:hyperlink w:history="1" r:id="rId4bytz6amlpnwefrelypwj">
               <w:r>
                 <w:rPr>
                   <w:rFonts w:ascii="Arial" w:cs="Arial" w:eastAsia="Arial" w:hAnsi="Arial"/>
@@ -10392,7 +10392,7 @@
             <w:pPr>
               <w:spacing w:after="20" w:before="0"/>
             </w:pPr>
-            <w:hyperlink w:history="1" r:id="rId8taxk5-uktjyyh4vsn-uj">
+            <w:hyperlink w:history="1" r:id="rIdqim2ltqb4h4wjg1dzln5x">
               <w:r>
                 <w:rPr>
                   <w:rFonts w:ascii="Arial" w:cs="Arial" w:eastAsia="Arial" w:hAnsi="Arial"/>
@@ -10441,7 +10441,7 @@
               <w:spacing w:after="10" w:before="0"/>
               <w:ind w:left="120"/>
             </w:pPr>
-            <w:hyperlink w:history="1" r:id="rIdl_d-emchwuewetooa7lhe">
+            <w:hyperlink w:history="1" r:id="rId3dbxkdavgfguuirp8lkg2">
               <w:r>
                 <w:rPr>
                   <w:rFonts w:ascii="Arial" w:cs="Arial" w:eastAsia="Arial" w:hAnsi="Arial"/>
@@ -10636,7 +10636,7 @@
             <w:pPr>
               <w:spacing w:after="20" w:before="0"/>
             </w:pPr>
-            <w:hyperlink w:history="1" r:id="rId2c0q4hveiauocncdcbdrz">
+            <w:hyperlink w:history="1" r:id="rIdupspqte7vjvor9jlign-e">
               <w:r>
                 <w:rPr>
                   <w:rFonts w:ascii="Arial" w:cs="Arial" w:eastAsia="Arial" w:hAnsi="Arial"/>
@@ -10669,7 +10669,7 @@
               <w:spacing w:after="10" w:before="0"/>
               <w:ind w:left="120"/>
             </w:pPr>
-            <w:hyperlink w:history="1" r:id="rIdbuyrk7ip5fpaem1oiebyf">
+            <w:hyperlink w:history="1" r:id="rIdtw1csr_ppuheadsnmcp-n">
               <w:r>
                 <w:rPr>
                   <w:rFonts w:ascii="Arial" w:cs="Arial" w:eastAsia="Arial" w:hAnsi="Arial"/>
@@ -10714,7 +10714,7 @@
             <w:pPr>
               <w:spacing w:after="20" w:before="0"/>
             </w:pPr>
-            <w:hyperlink w:history="1" r:id="rIdu1cmwd4diu8jfuvirjnzg">
+            <w:hyperlink w:history="1" r:id="rIdtbmojncuni2xtucmricsi">
               <w:r>
                 <w:rPr>
                   <w:rFonts w:ascii="Arial" w:cs="Arial" w:eastAsia="Arial" w:hAnsi="Arial"/>
@@ -10763,7 +10763,7 @@
               <w:spacing w:after="10" w:before="0"/>
               <w:ind w:left="120"/>
             </w:pPr>
-            <w:hyperlink w:history="1" r:id="rIdktkrsfkuqyeyn2dvhf0dd">
+            <w:hyperlink w:history="1" r:id="rIdq70ha-5d_rbmrxkjid6ce">
               <w:r>
                 <w:rPr>
                   <w:rFonts w:ascii="Arial" w:cs="Arial" w:eastAsia="Arial" w:hAnsi="Arial"/>
@@ -10958,7 +10958,7 @@
             <w:pPr>
               <w:spacing w:after="20" w:before="0"/>
             </w:pPr>
-            <w:hyperlink w:history="1" r:id="rIdty-sdyuuqn0il9k8liieo">
+            <w:hyperlink w:history="1" r:id="rIduhcbgnpg3bgtcgmtplnhf">
               <w:r>
                 <w:rPr>
                   <w:rFonts w:ascii="Arial" w:cs="Arial" w:eastAsia="Arial" w:hAnsi="Arial"/>
@@ -11007,7 +11007,7 @@
               <w:spacing w:after="10" w:before="0"/>
               <w:ind w:left="120"/>
             </w:pPr>
-            <w:hyperlink w:history="1" r:id="rIdwfqjkjr2za7sf6itbikxz">
+            <w:hyperlink w:history="1" r:id="rIdwzbxrvs7calixd1rz75-h">
               <w:r>
                 <w:rPr>
                   <w:rFonts w:ascii="Arial" w:cs="Arial" w:eastAsia="Arial" w:hAnsi="Arial"/>
@@ -11052,7 +11052,7 @@
             <w:pPr>
               <w:spacing w:after="20" w:before="0"/>
             </w:pPr>
-            <w:hyperlink w:history="1" r:id="rIdbt6nhsjmmk2tpb1w5ksw4">
+            <w:hyperlink w:history="1" r:id="rId2dun_1trhc6s_sesl2vbr">
               <w:r>
                 <w:rPr>
                   <w:rFonts w:ascii="Arial" w:cs="Arial" w:eastAsia="Arial" w:hAnsi="Arial"/>
@@ -11101,7 +11101,7 @@
               <w:spacing w:after="10" w:before="0"/>
               <w:ind w:left="120"/>
             </w:pPr>
-            <w:hyperlink w:history="1" r:id="rIdgs3ej6d4azgjwmrxnumfy">
+            <w:hyperlink w:history="1" r:id="rId7-cnbrei0vqotp0xh5ppx">
               <w:r>
                 <w:rPr>
                   <w:rFonts w:ascii="Arial" w:cs="Arial" w:eastAsia="Arial" w:hAnsi="Arial"/>
@@ -11613,7 +11613,7 @@
         </w:rPr>
         <w:t xml:space="preserve">© 2026 SeaVuria and ARES. Aligned with KICD objectives. Developed by SeaVuria; technical implementation by ARES (with AI assistance from Claude). Licensed under </w:t>
       </w:r>
-      <w:hyperlink w:history="1" r:id="rIdzqhlm8yo1x6prskg9naac">
+      <w:hyperlink w:history="1" r:id="rIdege_3tpehp2y9q-k5vzmy">
         <w:r>
           <w:rPr>
             <w:rFonts w:ascii="Arial" w:cs="Arial" w:eastAsia="Arial" w:hAnsi="Arial"/>
@@ -11634,7 +11634,7 @@
         </w:rPr>
         <w:t xml:space="preserve"> (</w:t>
       </w:r>
-      <w:hyperlink w:history="1" r:id="rIdh6-zk4rnvfs_xxt5xr9nh">
+      <w:hyperlink w:history="1" r:id="rIdk-wy9lw2e2x_kbwvaifbb">
         <w:r>
           <w:rPr>
             <w:rFonts w:ascii="Arial" w:cs="Arial" w:eastAsia="Arial" w:hAnsi="Arial"/>
@@ -12647,7 +12647,7 @@
             <w:pPr>
               <w:spacing w:after="20" w:before="0"/>
             </w:pPr>
-            <w:hyperlink w:history="1" r:id="rIdsgymxuxdnjhcmrn0x5r-d">
+            <w:hyperlink w:history="1" r:id="rIdl8jnkkwlmwgalbjbnqzby">
               <w:r>
                 <w:rPr>
                   <w:rFonts w:ascii="Arial" w:cs="Arial" w:eastAsia="Arial" w:hAnsi="Arial"/>
@@ -12680,7 +12680,7 @@
               <w:spacing w:after="10" w:before="0"/>
               <w:ind w:left="120"/>
             </w:pPr>
-            <w:hyperlink w:history="1" r:id="rIdhc8_rgsf3u-g6eegvurnr">
+            <w:hyperlink w:history="1" r:id="rIdxfulhqew8b8n8vgk959wb">
               <w:r>
                 <w:rPr>
                   <w:rFonts w:ascii="Arial" w:cs="Arial" w:eastAsia="Arial" w:hAnsi="Arial"/>
@@ -12725,7 +12725,7 @@
             <w:pPr>
               <w:spacing w:after="20" w:before="0"/>
             </w:pPr>
-            <w:hyperlink w:history="1" r:id="rIdr3tjlwr7txudu-usxooft">
+            <w:hyperlink w:history="1" r:id="rIdyy6wpxbjtlahmt6mqmdgu">
               <w:r>
                 <w:rPr>
                   <w:rFonts w:ascii="Arial" w:cs="Arial" w:eastAsia="Arial" w:hAnsi="Arial"/>
@@ -12758,7 +12758,7 @@
               <w:spacing w:after="10" w:before="0"/>
               <w:ind w:left="120"/>
             </w:pPr>
-            <w:hyperlink w:history="1" r:id="rIduagxmxkz_06vnhjmialcm">
+            <w:hyperlink w:history="1" r:id="rIdzmwbf_uritwnfndkwsqfy">
               <w:r>
                 <w:rPr>
                   <w:rFonts w:ascii="Arial" w:cs="Arial" w:eastAsia="Arial" w:hAnsi="Arial"/>
@@ -12953,7 +12953,7 @@
             <w:pPr>
               <w:spacing w:after="20" w:before="0"/>
             </w:pPr>
-            <w:hyperlink w:history="1" r:id="rIdlr06lfwrx2gtevpnmale3">
+            <w:hyperlink w:history="1" r:id="rIdy4t_vaa4q6gwciattmh4k">
               <w:r>
                 <w:rPr>
                   <w:rFonts w:ascii="Arial" w:cs="Arial" w:eastAsia="Arial" w:hAnsi="Arial"/>
@@ -12986,7 +12986,7 @@
               <w:spacing w:after="10" w:before="0"/>
               <w:ind w:left="120"/>
             </w:pPr>
-            <w:hyperlink w:history="1" r:id="rId77xqhuaw86krm5l1adyhf">
+            <w:hyperlink w:history="1" r:id="rIdzazk3db3qtewihu3enwuk">
               <w:r>
                 <w:rPr>
                   <w:rFonts w:ascii="Arial" w:cs="Arial" w:eastAsia="Arial" w:hAnsi="Arial"/>
@@ -13031,7 +13031,7 @@
             <w:pPr>
               <w:spacing w:after="20" w:before="0"/>
             </w:pPr>
-            <w:hyperlink w:history="1" r:id="rIdo3pu1uvrcxqoplux-rff4">
+            <w:hyperlink w:history="1" r:id="rIdsr1tz8z1a-7exzkfaxyrg">
               <w:r>
                 <w:rPr>
                   <w:rFonts w:ascii="Arial" w:cs="Arial" w:eastAsia="Arial" w:hAnsi="Arial"/>
@@ -13064,7 +13064,7 @@
               <w:spacing w:after="10" w:before="0"/>
               <w:ind w:left="120"/>
             </w:pPr>
-            <w:hyperlink w:history="1" r:id="rIdgyxyxofza2og5kz8tqioj">
+            <w:hyperlink w:history="1" r:id="rIdcrnc3pj8je3pektv4a0bq">
               <w:r>
                 <w:rPr>
                   <w:rFonts w:ascii="Arial" w:cs="Arial" w:eastAsia="Arial" w:hAnsi="Arial"/>
@@ -13259,7 +13259,7 @@
             <w:pPr>
               <w:spacing w:after="20" w:before="0"/>
             </w:pPr>
-            <w:hyperlink w:history="1" r:id="rId-cs4e1qz33ho4xdy6r06f">
+            <w:hyperlink w:history="1" r:id="rIdt-uq0kz4hfka7tzxzendk">
               <w:r>
                 <w:rPr>
                   <w:rFonts w:ascii="Arial" w:cs="Arial" w:eastAsia="Arial" w:hAnsi="Arial"/>
@@ -13292,7 +13292,7 @@
               <w:spacing w:after="10" w:before="0"/>
               <w:ind w:left="120"/>
             </w:pPr>
-            <w:hyperlink w:history="1" r:id="rIditcgpdhyafzb487sccgeu">
+            <w:hyperlink w:history="1" r:id="rIdzrdyiayik2kgm_j2jn8ok">
               <w:r>
                 <w:rPr>
                   <w:rFonts w:ascii="Arial" w:cs="Arial" w:eastAsia="Arial" w:hAnsi="Arial"/>
@@ -13337,7 +13337,7 @@
             <w:pPr>
               <w:spacing w:after="20" w:before="0"/>
             </w:pPr>
-            <w:hyperlink w:history="1" r:id="rId5ewxxa70x6ydzwuuwtv9b">
+            <w:hyperlink w:history="1" r:id="rIddoqkdmdg6ymojkj4lcy4j">
               <w:r>
                 <w:rPr>
                   <w:rFonts w:ascii="Arial" w:cs="Arial" w:eastAsia="Arial" w:hAnsi="Arial"/>
@@ -13370,7 +13370,7 @@
               <w:spacing w:after="10" w:before="0"/>
               <w:ind w:left="120"/>
             </w:pPr>
-            <w:hyperlink w:history="1" r:id="rIdqbhdusznuzmwggngorxop">
+            <w:hyperlink w:history="1" r:id="rIdos30gyosxtvj9axmj_zat">
               <w:r>
                 <w:rPr>
                   <w:rFonts w:ascii="Arial" w:cs="Arial" w:eastAsia="Arial" w:hAnsi="Arial"/>
@@ -13565,7 +13565,7 @@
             <w:pPr>
               <w:spacing w:after="20" w:before="0"/>
             </w:pPr>
-            <w:hyperlink w:history="1" r:id="rId9feihetzkvoizevanbad8">
+            <w:hyperlink w:history="1" r:id="rId7baggkcwumd5sqz9cku8d">
               <w:r>
                 <w:rPr>
                   <w:rFonts w:ascii="Arial" w:cs="Arial" w:eastAsia="Arial" w:hAnsi="Arial"/>
@@ -13598,7 +13598,7 @@
               <w:spacing w:after="10" w:before="0"/>
               <w:ind w:left="120"/>
             </w:pPr>
-            <w:hyperlink w:history="1" r:id="rIdiwig3hwhmrlu5rjcopr8j">
+            <w:hyperlink w:history="1" r:id="rIdnlsrx5cjmc507h22cmeo_">
               <w:r>
                 <w:rPr>
                   <w:rFonts w:ascii="Arial" w:cs="Arial" w:eastAsia="Arial" w:hAnsi="Arial"/>
@@ -13643,7 +13643,7 @@
             <w:pPr>
               <w:spacing w:after="20" w:before="0"/>
             </w:pPr>
-            <w:hyperlink w:history="1" r:id="rIdsqnfevp90navb6prb8a0p">
+            <w:hyperlink w:history="1" r:id="rId_wejcv4yhzubt9v06ltmg">
               <w:r>
                 <w:rPr>
                   <w:rFonts w:ascii="Arial" w:cs="Arial" w:eastAsia="Arial" w:hAnsi="Arial"/>
@@ -13676,7 +13676,7 @@
               <w:spacing w:after="10" w:before="0"/>
               <w:ind w:left="120"/>
             </w:pPr>
-            <w:hyperlink w:history="1" r:id="rIdnnom6muvyv7sjrp9pp_ch">
+            <w:hyperlink w:history="1" r:id="rIde4y4g9bbawhbtuo7qiysi">
               <w:r>
                 <w:rPr>
                   <w:rFonts w:ascii="Arial" w:cs="Arial" w:eastAsia="Arial" w:hAnsi="Arial"/>
@@ -13871,7 +13871,7 @@
             <w:pPr>
               <w:spacing w:after="20" w:before="0"/>
             </w:pPr>
-            <w:hyperlink w:history="1" r:id="rIdkifyjd0jztwcwg53qf_hc">
+            <w:hyperlink w:history="1" r:id="rIdyhdyce_gkzlwhv6wn7wya">
               <w:r>
                 <w:rPr>
                   <w:rFonts w:ascii="Arial" w:cs="Arial" w:eastAsia="Arial" w:hAnsi="Arial"/>
@@ -13920,7 +13920,7 @@
               <w:spacing w:after="10" w:before="0"/>
               <w:ind w:left="120"/>
             </w:pPr>
-            <w:hyperlink w:history="1" r:id="rIdwpbo0u8qszdtm-ehdprzp">
+            <w:hyperlink w:history="1" r:id="rIdeezbdzorknn7bu3upy0vk">
               <w:r>
                 <w:rPr>
                   <w:rFonts w:ascii="Arial" w:cs="Arial" w:eastAsia="Arial" w:hAnsi="Arial"/>
@@ -13965,7 +13965,7 @@
             <w:pPr>
               <w:spacing w:after="20" w:before="0"/>
             </w:pPr>
-            <w:hyperlink w:history="1" r:id="rIdciwv_n40jvr3yxubo35ff">
+            <w:hyperlink w:history="1" r:id="rIdkr384agocgl29dwnkt1vv">
               <w:r>
                 <w:rPr>
                   <w:rFonts w:ascii="Arial" w:cs="Arial" w:eastAsia="Arial" w:hAnsi="Arial"/>
@@ -14014,7 +14014,7 @@
               <w:spacing w:after="10" w:before="0"/>
               <w:ind w:left="120"/>
             </w:pPr>
-            <w:hyperlink w:history="1" r:id="rIdnpo49lxougn0hpwmqlow-">
+            <w:hyperlink w:history="1" r:id="rIdr4oi4qdarm7i1hrvmw__v">
               <w:r>
                 <w:rPr>
                   <w:rFonts w:ascii="Arial" w:cs="Arial" w:eastAsia="Arial" w:hAnsi="Arial"/>
@@ -14640,7 +14640,7 @@
         </w:rPr>
         <w:t xml:space="preserve">© 2026 SeaVuria and ARES. Aligned with KICD objectives. Developed by SeaVuria; technical implementation by ARES (with AI assistance from Claude). Licensed under </w:t>
       </w:r>
-      <w:hyperlink w:history="1" r:id="rIdheooezwndgs_jyls72ldv">
+      <w:hyperlink w:history="1" r:id="rIdatwxzn4dcp_ulxdvc1g_i">
         <w:r>
           <w:rPr>
             <w:rFonts w:ascii="Arial" w:cs="Arial" w:eastAsia="Arial" w:hAnsi="Arial"/>
@@ -14661,7 +14661,7 @@
         </w:rPr>
         <w:t xml:space="preserve"> (</w:t>
       </w:r>
-      <w:hyperlink w:history="1" r:id="rIdyoukz8_buwjxydogdpbj2">
+      <w:hyperlink w:history="1" r:id="rIdty3abx19jtb1drwnfatbo">
         <w:r>
           <w:rPr>
             <w:rFonts w:ascii="Arial" w:cs="Arial" w:eastAsia="Arial" w:hAnsi="Arial"/>
@@ -15674,7 +15674,7 @@
             <w:pPr>
               <w:spacing w:after="20" w:before="0"/>
             </w:pPr>
-            <w:hyperlink w:history="1" r:id="rIdckcgris4m64b3vychbocz">
+            <w:hyperlink w:history="1" r:id="rId85qmfzgrpncszllydlvlj">
               <w:r>
                 <w:rPr>
                   <w:rFonts w:ascii="Arial" w:cs="Arial" w:eastAsia="Arial" w:hAnsi="Arial"/>
@@ -15707,7 +15707,7 @@
               <w:spacing w:after="10" w:before="0"/>
               <w:ind w:left="120"/>
             </w:pPr>
-            <w:hyperlink w:history="1" r:id="rIdlsenygy6nqynq6rogh6ce">
+            <w:hyperlink w:history="1" r:id="rIdnqsdukr7i0przjvs0afvy">
               <w:r>
                 <w:rPr>
                   <w:rFonts w:ascii="Arial" w:cs="Arial" w:eastAsia="Arial" w:hAnsi="Arial"/>
@@ -15752,7 +15752,7 @@
             <w:pPr>
               <w:spacing w:after="20" w:before="0"/>
             </w:pPr>
-            <w:hyperlink w:history="1" r:id="rIdryqnxbnn70klyqxgebvhs">
+            <w:hyperlink w:history="1" r:id="rIdxqi-txmeu-7nzxp82pjeg">
               <w:r>
                 <w:rPr>
                   <w:rFonts w:ascii="Arial" w:cs="Arial" w:eastAsia="Arial" w:hAnsi="Arial"/>
@@ -15785,7 +15785,7 @@
               <w:spacing w:after="10" w:before="0"/>
               <w:ind w:left="120"/>
             </w:pPr>
-            <w:hyperlink w:history="1" r:id="rIdtu-keip7hofebsvxng5wf">
+            <w:hyperlink w:history="1" r:id="rIdgihxzaa5uxj7drt2pjspn">
               <w:r>
                 <w:rPr>
                   <w:rFonts w:ascii="Arial" w:cs="Arial" w:eastAsia="Arial" w:hAnsi="Arial"/>
@@ -15980,7 +15980,7 @@
             <w:pPr>
               <w:spacing w:after="20" w:before="0"/>
             </w:pPr>
-            <w:hyperlink w:history="1" r:id="rIdicdle5sowmnpu4yxuobeh">
+            <w:hyperlink w:history="1" r:id="rIdmcx3pdlcojfdiuposmrlw">
               <w:r>
                 <w:rPr>
                   <w:rFonts w:ascii="Arial" w:cs="Arial" w:eastAsia="Arial" w:hAnsi="Arial"/>
@@ -16013,7 +16013,7 @@
               <w:spacing w:after="10" w:before="0"/>
               <w:ind w:left="120"/>
             </w:pPr>
-            <w:hyperlink w:history="1" r:id="rId6imzslgf9o0wcigqw4c-b">
+            <w:hyperlink w:history="1" r:id="rIdxebhwwpfk4rd63wga3fnr">
               <w:r>
                 <w:rPr>
                   <w:rFonts w:ascii="Arial" w:cs="Arial" w:eastAsia="Arial" w:hAnsi="Arial"/>
@@ -16058,7 +16058,7 @@
             <w:pPr>
               <w:spacing w:after="20" w:before="0"/>
             </w:pPr>
-            <w:hyperlink w:history="1" r:id="rId6vf0fcbkpketltkvgnx8b">
+            <w:hyperlink w:history="1" r:id="rIdgp0kyk4ogh5krgxbnnxid">
               <w:r>
                 <w:rPr>
                   <w:rFonts w:ascii="Arial" w:cs="Arial" w:eastAsia="Arial" w:hAnsi="Arial"/>
@@ -16091,7 +16091,7 @@
               <w:spacing w:after="10" w:before="0"/>
               <w:ind w:left="120"/>
             </w:pPr>
-            <w:hyperlink w:history="1" r:id="rIdvuyjqnv2lktjvepku2qva">
+            <w:hyperlink w:history="1" r:id="rIdssanx4sx92n86ejh4l-vo">
               <w:r>
                 <w:rPr>
                   <w:rFonts w:ascii="Arial" w:cs="Arial" w:eastAsia="Arial" w:hAnsi="Arial"/>
@@ -16286,7 +16286,7 @@
             <w:pPr>
               <w:spacing w:after="20" w:before="0"/>
             </w:pPr>
-            <w:hyperlink w:history="1" r:id="rIdmkvgkqvdual4ruzzqnezm">
+            <w:hyperlink w:history="1" r:id="rIduytzrch-p-ui4v-i_xxsk">
               <w:r>
                 <w:rPr>
                   <w:rFonts w:ascii="Arial" w:cs="Arial" w:eastAsia="Arial" w:hAnsi="Arial"/>
@@ -16319,7 +16319,7 @@
               <w:spacing w:after="10" w:before="0"/>
               <w:ind w:left="120"/>
             </w:pPr>
-            <w:hyperlink w:history="1" r:id="rIddffy25ferz1eukkybqstf">
+            <w:hyperlink w:history="1" r:id="rIdt5munzfikwbn5zyvdqda_">
               <w:r>
                 <w:rPr>
                   <w:rFonts w:ascii="Arial" w:cs="Arial" w:eastAsia="Arial" w:hAnsi="Arial"/>
@@ -16364,7 +16364,7 @@
             <w:pPr>
               <w:spacing w:after="20" w:before="0"/>
             </w:pPr>
-            <w:hyperlink w:history="1" r:id="rIdx9f6vltwnfdp-sa-cibdk">
+            <w:hyperlink w:history="1" r:id="rIdhtsfg2bcpbf-hxbvzkbg_">
               <w:r>
                 <w:rPr>
                   <w:rFonts w:ascii="Arial" w:cs="Arial" w:eastAsia="Arial" w:hAnsi="Arial"/>
@@ -16413,7 +16413,7 @@
               <w:spacing w:after="10" w:before="0"/>
               <w:ind w:left="120"/>
             </w:pPr>
-            <w:hyperlink w:history="1" r:id="rIdajuu1atnd8xccbvtykr52">
+            <w:hyperlink w:history="1" r:id="rIdiu4ghqrueuoqkq0tlgan4">
               <w:r>
                 <w:rPr>
                   <w:rFonts w:ascii="Arial" w:cs="Arial" w:eastAsia="Arial" w:hAnsi="Arial"/>
@@ -16608,7 +16608,7 @@
             <w:pPr>
               <w:spacing w:after="20" w:before="0"/>
             </w:pPr>
-            <w:hyperlink w:history="1" r:id="rId0hvzgsq5aaxa0qda_b72g">
+            <w:hyperlink w:history="1" r:id="rIde-1gnrfjd0cfovjpsqmnc">
               <w:r>
                 <w:rPr>
                   <w:rFonts w:ascii="Arial" w:cs="Arial" w:eastAsia="Arial" w:hAnsi="Arial"/>
@@ -16641,7 +16641,7 @@
               <w:spacing w:after="10" w:before="0"/>
               <w:ind w:left="120"/>
             </w:pPr>
-            <w:hyperlink w:history="1" r:id="rIdjvfv8roevdmwp5hlbvb5o">
+            <w:hyperlink w:history="1" r:id="rIdbnjczb1dqzqlp2ss97ab7">
               <w:r>
                 <w:rPr>
                   <w:rFonts w:ascii="Arial" w:cs="Arial" w:eastAsia="Arial" w:hAnsi="Arial"/>
@@ -16686,7 +16686,7 @@
             <w:pPr>
               <w:spacing w:after="20" w:before="0"/>
             </w:pPr>
-            <w:hyperlink w:history="1" r:id="rIdd3mfgco7y8cjrvkx18t9j">
+            <w:hyperlink w:history="1" r:id="rIdovdfjj5ybk1d-mwvygmo4">
               <w:r>
                 <w:rPr>
                   <w:rFonts w:ascii="Arial" w:cs="Arial" w:eastAsia="Arial" w:hAnsi="Arial"/>
@@ -16735,7 +16735,7 @@
               <w:spacing w:after="10" w:before="0"/>
               <w:ind w:left="120"/>
             </w:pPr>
-            <w:hyperlink w:history="1" r:id="rIdivkubzbqi7pfzwubc0z1w">
+            <w:hyperlink w:history="1" r:id="rIdaycliftagp0zbx8lql_nu">
               <w:r>
                 <w:rPr>
                   <w:rFonts w:ascii="Arial" w:cs="Arial" w:eastAsia="Arial" w:hAnsi="Arial"/>
@@ -16930,7 +16930,7 @@
             <w:pPr>
               <w:spacing w:after="20" w:before="0"/>
             </w:pPr>
-            <w:hyperlink w:history="1" r:id="rIdgorm3na5gw_gjgwa5vgye">
+            <w:hyperlink w:history="1" r:id="rIdl2w6tcoqgnojlieey9zht">
               <w:r>
                 <w:rPr>
                   <w:rFonts w:ascii="Arial" w:cs="Arial" w:eastAsia="Arial" w:hAnsi="Arial"/>
@@ -16963,7 +16963,7 @@
               <w:spacing w:after="10" w:before="0"/>
               <w:ind w:left="120"/>
             </w:pPr>
-            <w:hyperlink w:history="1" r:id="rIdff4shftuumxpcesyatsv9">
+            <w:hyperlink w:history="1" r:id="rId7nurzl9_lhzansmjnch62">
               <w:r>
                 <w:rPr>
                   <w:rFonts w:ascii="Arial" w:cs="Arial" w:eastAsia="Arial" w:hAnsi="Arial"/>
@@ -17008,7 +17008,7 @@
             <w:pPr>
               <w:spacing w:after="20" w:before="0"/>
             </w:pPr>
-            <w:hyperlink w:history="1" r:id="rIdesusqyealj5rhz9aednqw">
+            <w:hyperlink w:history="1" r:id="rIddkbpl380megq7win9xzz_">
               <w:r>
                 <w:rPr>
                   <w:rFonts w:ascii="Arial" w:cs="Arial" w:eastAsia="Arial" w:hAnsi="Arial"/>
@@ -17057,7 +17057,7 @@
               <w:spacing w:after="10" w:before="0"/>
               <w:ind w:left="120"/>
             </w:pPr>
-            <w:hyperlink w:history="1" r:id="rIdyoxjl6csxet2pqncwopyr">
+            <w:hyperlink w:history="1" r:id="rIdtbebuosrm-4vtvycfsaz3">
               <w:r>
                 <w:rPr>
                   <w:rFonts w:ascii="Arial" w:cs="Arial" w:eastAsia="Arial" w:hAnsi="Arial"/>
@@ -17569,7 +17569,7 @@
         </w:rPr>
         <w:t xml:space="preserve">© 2026 SeaVuria and ARES. Aligned with KICD objectives. Developed by SeaVuria; technical implementation by ARES (with AI assistance from Claude). Licensed under </w:t>
       </w:r>
-      <w:hyperlink w:history="1" r:id="rIdm9rsm2ctmdttrf_hvf6uq">
+      <w:hyperlink w:history="1" r:id="rIdiulwqrby7qfguvnkgzmty">
         <w:r>
           <w:rPr>
             <w:rFonts w:ascii="Arial" w:cs="Arial" w:eastAsia="Arial" w:hAnsi="Arial"/>
@@ -17590,7 +17590,7 @@
         </w:rPr>
         <w:t xml:space="preserve"> (</w:t>
       </w:r>
-      <w:hyperlink w:history="1" r:id="rId0fhu4mn1bqbixbmbirogn">
+      <w:hyperlink w:history="1" r:id="rId9bo9hkz-johkpv3shaxhp">
         <w:r>
           <w:rPr>
             <w:rFonts w:ascii="Arial" w:cs="Arial" w:eastAsia="Arial" w:hAnsi="Arial"/>
@@ -18603,7 +18603,7 @@
             <w:pPr>
               <w:spacing w:after="20" w:before="0"/>
             </w:pPr>
-            <w:hyperlink w:history="1" r:id="rIdd8siutftdveq9ggv1yt1j">
+            <w:hyperlink w:history="1" r:id="rIdatsb1ztjupw57rk-ylbgk">
               <w:r>
                 <w:rPr>
                   <w:rFonts w:ascii="Arial" w:cs="Arial" w:eastAsia="Arial" w:hAnsi="Arial"/>
@@ -18636,7 +18636,7 @@
               <w:spacing w:after="10" w:before="0"/>
               <w:ind w:left="120"/>
             </w:pPr>
-            <w:hyperlink w:history="1" r:id="rIdrpde3t7metph6qnx1kmeb">
+            <w:hyperlink w:history="1" r:id="rIdouqbvrhdrmk_kbah2zmlv">
               <w:r>
                 <w:rPr>
                   <w:rFonts w:ascii="Arial" w:cs="Arial" w:eastAsia="Arial" w:hAnsi="Arial"/>
@@ -18681,7 +18681,7 @@
             <w:pPr>
               <w:spacing w:after="20" w:before="0"/>
             </w:pPr>
-            <w:hyperlink w:history="1" r:id="rIdjpmjmnmvyn-qgqo4i4c86">
+            <w:hyperlink w:history="1" r:id="rIdjlpgzqlzilo5roh7ry7ve">
               <w:r>
                 <w:rPr>
                   <w:rFonts w:ascii="Arial" w:cs="Arial" w:eastAsia="Arial" w:hAnsi="Arial"/>
@@ -18714,7 +18714,7 @@
               <w:spacing w:after="10" w:before="0"/>
               <w:ind w:left="120"/>
             </w:pPr>
-            <w:hyperlink w:history="1" r:id="rId0wptbcxef0n9q_cw69wbr">
+            <w:hyperlink w:history="1" r:id="rIdckpykquyxtsbztltp5obb">
               <w:r>
                 <w:rPr>
                   <w:rFonts w:ascii="Arial" w:cs="Arial" w:eastAsia="Arial" w:hAnsi="Arial"/>
@@ -18909,7 +18909,7 @@
             <w:pPr>
               <w:spacing w:after="20" w:before="0"/>
             </w:pPr>
-            <w:hyperlink w:history="1" r:id="rIdlfcfrytjs-ok6zrn5ws9d">
+            <w:hyperlink w:history="1" r:id="rIdjdlrzot8cza4xlysexmts">
               <w:r>
                 <w:rPr>
                   <w:rFonts w:ascii="Arial" w:cs="Arial" w:eastAsia="Arial" w:hAnsi="Arial"/>
@@ -18942,7 +18942,7 @@
               <w:spacing w:after="10" w:before="0"/>
               <w:ind w:left="120"/>
             </w:pPr>
-            <w:hyperlink w:history="1" r:id="rIdfo-g8wroaqb1lgowxqr42">
+            <w:hyperlink w:history="1" r:id="rIdev0q1ynnenezqxc1jwdo1">
               <w:r>
                 <w:rPr>
                   <w:rFonts w:ascii="Arial" w:cs="Arial" w:eastAsia="Arial" w:hAnsi="Arial"/>
@@ -18987,7 +18987,7 @@
             <w:pPr>
               <w:spacing w:after="20" w:before="0"/>
             </w:pPr>
-            <w:hyperlink w:history="1" r:id="rIdnnncidedss4rzpdntosj8">
+            <w:hyperlink w:history="1" r:id="rIdcjeadwq6ntzbxmiei_skr">
               <w:r>
                 <w:rPr>
                   <w:rFonts w:ascii="Arial" w:cs="Arial" w:eastAsia="Arial" w:hAnsi="Arial"/>
@@ -19020,7 +19020,7 @@
               <w:spacing w:after="10" w:before="0"/>
               <w:ind w:left="120"/>
             </w:pPr>
-            <w:hyperlink w:history="1" r:id="rIdudqit6mbeatkkimq-9h_n">
+            <w:hyperlink w:history="1" r:id="rIdqpireiyv-0aiga-zy_cxq">
               <w:r>
                 <w:rPr>
                   <w:rFonts w:ascii="Arial" w:cs="Arial" w:eastAsia="Arial" w:hAnsi="Arial"/>
@@ -19215,7 +19215,7 @@
             <w:pPr>
               <w:spacing w:after="20" w:before="0"/>
             </w:pPr>
-            <w:hyperlink w:history="1" r:id="rIdsv639goq1n119iz10d_v9">
+            <w:hyperlink w:history="1" r:id="rIde500ve_tvzr8cclxvp047">
               <w:r>
                 <w:rPr>
                   <w:rFonts w:ascii="Arial" w:cs="Arial" w:eastAsia="Arial" w:hAnsi="Arial"/>
@@ -19248,7 +19248,7 @@
               <w:spacing w:after="10" w:before="0"/>
               <w:ind w:left="120"/>
             </w:pPr>
-            <w:hyperlink w:history="1" r:id="rIduzucejp7ujcbyhafbdeuw">
+            <w:hyperlink w:history="1" r:id="rIdeffskl6cjglhzz1gedsfj">
               <w:r>
                 <w:rPr>
                   <w:rFonts w:ascii="Arial" w:cs="Arial" w:eastAsia="Arial" w:hAnsi="Arial"/>
@@ -19293,7 +19293,7 @@
             <w:pPr>
               <w:spacing w:after="20" w:before="0"/>
             </w:pPr>
-            <w:hyperlink w:history="1" r:id="rIdhrdrvczxwsodmbn3hz0zl">
+            <w:hyperlink w:history="1" r:id="rIdbetwf-cbnfdhghinnizfd">
               <w:r>
                 <w:rPr>
                   <w:rFonts w:ascii="Arial" w:cs="Arial" w:eastAsia="Arial" w:hAnsi="Arial"/>
@@ -19326,7 +19326,7 @@
               <w:spacing w:after="10" w:before="0"/>
               <w:ind w:left="120"/>
             </w:pPr>
-            <w:hyperlink w:history="1" r:id="rIdj4e-ltrmummurev5g0ung">
+            <w:hyperlink w:history="1" r:id="rIdfo0twly2n8pgncpxtychn">
               <w:r>
                 <w:rPr>
                   <w:rFonts w:ascii="Arial" w:cs="Arial" w:eastAsia="Arial" w:hAnsi="Arial"/>
@@ -19521,7 +19521,7 @@
             <w:pPr>
               <w:spacing w:after="20" w:before="0"/>
             </w:pPr>
-            <w:hyperlink w:history="1" r:id="rIddovjlly19hcog6kftwllk">
+            <w:hyperlink w:history="1" r:id="rIdswmxnt9e42aqxmrlhcihk">
               <w:r>
                 <w:rPr>
                   <w:rFonts w:ascii="Arial" w:cs="Arial" w:eastAsia="Arial" w:hAnsi="Arial"/>
@@ -19554,7 +19554,7 @@
               <w:spacing w:after="10" w:before="0"/>
               <w:ind w:left="120"/>
             </w:pPr>
-            <w:hyperlink w:history="1" r:id="rIdg_0zv4wd7o6tc3qow6nc_">
+            <w:hyperlink w:history="1" r:id="rIdvqrd_p29bj6xnwj83qy8k">
               <w:r>
                 <w:rPr>
                   <w:rFonts w:ascii="Arial" w:cs="Arial" w:eastAsia="Arial" w:hAnsi="Arial"/>
@@ -19599,7 +19599,7 @@
             <w:pPr>
               <w:spacing w:after="20" w:before="0"/>
             </w:pPr>
-            <w:hyperlink w:history="1" r:id="rIdafoe84uwayvovljk9kkv_">
+            <w:hyperlink w:history="1" r:id="rIdtdbrprmlgkg9kq44vbkk6">
               <w:r>
                 <w:rPr>
                   <w:rFonts w:ascii="Arial" w:cs="Arial" w:eastAsia="Arial" w:hAnsi="Arial"/>
@@ -19632,7 +19632,7 @@
               <w:spacing w:after="10" w:before="0"/>
               <w:ind w:left="120"/>
             </w:pPr>
-            <w:hyperlink w:history="1" r:id="rId5lssbsoea11vm5zzfqzmu">
+            <w:hyperlink w:history="1" r:id="rIdr_4wogdfrkut_yhdtiqrj">
               <w:r>
                 <w:rPr>
                   <w:rFonts w:ascii="Arial" w:cs="Arial" w:eastAsia="Arial" w:hAnsi="Arial"/>
@@ -19827,7 +19827,7 @@
             <w:pPr>
               <w:spacing w:after="20" w:before="0"/>
             </w:pPr>
-            <w:hyperlink w:history="1" r:id="rId8cpksvopp9ul-3b7p5fi9">
+            <w:hyperlink w:history="1" r:id="rIdau30kvdohiegldtwuhckt">
               <w:r>
                 <w:rPr>
                   <w:rFonts w:ascii="Arial" w:cs="Arial" w:eastAsia="Arial" w:hAnsi="Arial"/>
@@ -19876,7 +19876,7 @@
               <w:spacing w:after="10" w:before="0"/>
               <w:ind w:left="120"/>
             </w:pPr>
-            <w:hyperlink w:history="1" r:id="rIdxmp5cnxlik9bisgc0gbfm">
+            <w:hyperlink w:history="1" r:id="rIdt88vxaclvbbujmdltbzio">
               <w:r>
                 <w:rPr>
                   <w:rFonts w:ascii="Arial" w:cs="Arial" w:eastAsia="Arial" w:hAnsi="Arial"/>
@@ -19921,7 +19921,7 @@
             <w:pPr>
               <w:spacing w:after="20" w:before="0"/>
             </w:pPr>
-            <w:hyperlink w:history="1" r:id="rId7t7wfzx7uv3n3holvpiaz">
+            <w:hyperlink w:history="1" r:id="rIdasmwxywr-iu6sjry5ofzk">
               <w:r>
                 <w:rPr>
                   <w:rFonts w:ascii="Arial" w:cs="Arial" w:eastAsia="Arial" w:hAnsi="Arial"/>
@@ -19970,7 +19970,7 @@
               <w:spacing w:after="10" w:before="0"/>
               <w:ind w:left="120"/>
             </w:pPr>
-            <w:hyperlink w:history="1" r:id="rIdb-gstnnglc9cpgsbejenq">
+            <w:hyperlink w:history="1" r:id="rIdmyxxnhkxeszwfz_tslkem">
               <w:r>
                 <w:rPr>
                   <w:rFonts w:ascii="Arial" w:cs="Arial" w:eastAsia="Arial" w:hAnsi="Arial"/>
@@ -20482,7 +20482,7 @@
         </w:rPr>
         <w:t xml:space="preserve">© 2026 SeaVuria and ARES. Aligned with KICD objectives. Developed by SeaVuria; technical implementation by ARES (with AI assistance from Claude). Licensed under </w:t>
       </w:r>
-      <w:hyperlink w:history="1" r:id="rIdtdbe6atme_xuarnswhfft">
+      <w:hyperlink w:history="1" r:id="rId4uem1yfpubvpidsowxg8e">
         <w:r>
           <w:rPr>
             <w:rFonts w:ascii="Arial" w:cs="Arial" w:eastAsia="Arial" w:hAnsi="Arial"/>
@@ -20503,7 +20503,7 @@
         </w:rPr>
         <w:t xml:space="preserve"> (</w:t>
       </w:r>
-      <w:hyperlink w:history="1" r:id="rIdei7onjjrweylfjreo0gm1">
+      <w:hyperlink w:history="1" r:id="rIdyasojqyk24omth00zdwr4">
         <w:r>
           <w:rPr>
             <w:rFonts w:ascii="Arial" w:cs="Arial" w:eastAsia="Arial" w:hAnsi="Arial"/>
@@ -21517,7 +21517,7 @@
             <w:pPr>
               <w:spacing w:after="20" w:before="0"/>
             </w:pPr>
-            <w:hyperlink w:history="1" r:id="rId_bxfrkj7j8u2mqgdebzjb">
+            <w:hyperlink w:history="1" r:id="rId3qmi1ku-ypvu3jdobwxhv">
               <w:r>
                 <w:rPr>
                   <w:rFonts w:ascii="Arial" w:cs="Arial" w:eastAsia="Arial" w:hAnsi="Arial"/>
@@ -21550,7 +21550,7 @@
               <w:spacing w:after="10" w:before="0"/>
               <w:ind w:left="120"/>
             </w:pPr>
-            <w:hyperlink w:history="1" r:id="rId88whaqlgfjkt4dugz-dbj">
+            <w:hyperlink w:history="1" r:id="rIdezrat8n4okr9quuibyjay">
               <w:r>
                 <w:rPr>
                   <w:rFonts w:ascii="Arial" w:cs="Arial" w:eastAsia="Arial" w:hAnsi="Arial"/>
@@ -21595,7 +21595,7 @@
             <w:pPr>
               <w:spacing w:after="20" w:before="0"/>
             </w:pPr>
-            <w:hyperlink w:history="1" r:id="rIdyo00g_oxxykxa6ijwltyq">
+            <w:hyperlink w:history="1" r:id="rId1gbxt8qshdu1lljkvdvrw">
               <w:r>
                 <w:rPr>
                   <w:rFonts w:ascii="Arial" w:cs="Arial" w:eastAsia="Arial" w:hAnsi="Arial"/>
@@ -21628,7 +21628,7 @@
               <w:spacing w:after="10" w:before="0"/>
               <w:ind w:left="120"/>
             </w:pPr>
-            <w:hyperlink w:history="1" r:id="rIdtnfw-7vtzlwm8swfwkvqj">
+            <w:hyperlink w:history="1" r:id="rIdyffijwmmm9_sxlfbdwson">
               <w:r>
                 <w:rPr>
                   <w:rFonts w:ascii="Arial" w:cs="Arial" w:eastAsia="Arial" w:hAnsi="Arial"/>
@@ -21823,7 +21823,7 @@
             <w:pPr>
               <w:spacing w:after="20" w:before="0"/>
             </w:pPr>
-            <w:hyperlink w:history="1" r:id="rIdcx4ppenevx1dvh0amt_bt">
+            <w:hyperlink w:history="1" r:id="rIddfxtrt6fcy-jtb0wti_ps">
               <w:r>
                 <w:rPr>
                   <w:rFonts w:ascii="Arial" w:cs="Arial" w:eastAsia="Arial" w:hAnsi="Arial"/>
@@ -21856,7 +21856,7 @@
               <w:spacing w:after="10" w:before="0"/>
               <w:ind w:left="120"/>
             </w:pPr>
-            <w:hyperlink w:history="1" r:id="rId7nzt49-a0cpydgpqx2j5t">
+            <w:hyperlink w:history="1" r:id="rIdianl3scontwsmbcm4flin">
               <w:r>
                 <w:rPr>
                   <w:rFonts w:ascii="Arial" w:cs="Arial" w:eastAsia="Arial" w:hAnsi="Arial"/>
@@ -21901,7 +21901,7 @@
             <w:pPr>
               <w:spacing w:after="20" w:before="0"/>
             </w:pPr>
-            <w:hyperlink w:history="1" r:id="rIdj5ehmiw8_phqyaywqsmd7">
+            <w:hyperlink w:history="1" r:id="rIdeegq4ispfjbr0wqy28bkk">
               <w:r>
                 <w:rPr>
                   <w:rFonts w:ascii="Arial" w:cs="Arial" w:eastAsia="Arial" w:hAnsi="Arial"/>
@@ -21934,7 +21934,7 @@
               <w:spacing w:after="10" w:before="0"/>
               <w:ind w:left="120"/>
             </w:pPr>
-            <w:hyperlink w:history="1" r:id="rIdkjlhyhcj-leb5p5hlqhh4">
+            <w:hyperlink w:history="1" r:id="rIdqjwmzkvuwzorp-jlizvu4">
               <w:r>
                 <w:rPr>
                   <w:rFonts w:ascii="Arial" w:cs="Arial" w:eastAsia="Arial" w:hAnsi="Arial"/>
@@ -22129,7 +22129,7 @@
             <w:pPr>
               <w:spacing w:after="20" w:before="0"/>
             </w:pPr>
-            <w:hyperlink w:history="1" r:id="rIdmt_mhwzcpt5axoqxfgytt">
+            <w:hyperlink w:history="1" r:id="rIdgjdietbyec3mev8k8tlzc">
               <w:r>
                 <w:rPr>
                   <w:rFonts w:ascii="Arial" w:cs="Arial" w:eastAsia="Arial" w:hAnsi="Arial"/>
@@ -22162,7 +22162,7 @@
               <w:spacing w:after="10" w:before="0"/>
               <w:ind w:left="120"/>
             </w:pPr>
-            <w:hyperlink w:history="1" r:id="rIdahirs6otpv5msyv0mp6ql">
+            <w:hyperlink w:history="1" r:id="rId4sqidurbbk1ypz5tceiti">
               <w:r>
                 <w:rPr>
                   <w:rFonts w:ascii="Arial" w:cs="Arial" w:eastAsia="Arial" w:hAnsi="Arial"/>
@@ -22207,7 +22207,7 @@
             <w:pPr>
               <w:spacing w:after="20" w:before="0"/>
             </w:pPr>
-            <w:hyperlink w:history="1" r:id="rId1sqvkndrw-dgrxrl6retr">
+            <w:hyperlink w:history="1" r:id="rIdw300srq1ttltgozihfh7y">
               <w:r>
                 <w:rPr>
                   <w:rFonts w:ascii="Arial" w:cs="Arial" w:eastAsia="Arial" w:hAnsi="Arial"/>
@@ -22256,7 +22256,7 @@
               <w:spacing w:after="10" w:before="0"/>
               <w:ind w:left="120"/>
             </w:pPr>
-            <w:hyperlink w:history="1" r:id="rId02cbofegr7xrtpef8zdrw">
+            <w:hyperlink w:history="1" r:id="rIdgfw8n2basx81ct1tdb4rd">
               <w:r>
                 <w:rPr>
                   <w:rFonts w:ascii="Arial" w:cs="Arial" w:eastAsia="Arial" w:hAnsi="Arial"/>
@@ -22451,7 +22451,7 @@
             <w:pPr>
               <w:spacing w:after="20" w:before="0"/>
             </w:pPr>
-            <w:hyperlink w:history="1" r:id="rIdxlxcy4hn3nmkmy5bd6r9i">
+            <w:hyperlink w:history="1" r:id="rIdu-bqfab7un1llio_nemdx">
               <w:r>
                 <w:rPr>
                   <w:rFonts w:ascii="Arial" w:cs="Arial" w:eastAsia="Arial" w:hAnsi="Arial"/>
@@ -22484,7 +22484,7 @@
               <w:spacing w:after="10" w:before="0"/>
               <w:ind w:left="120"/>
             </w:pPr>
-            <w:hyperlink w:history="1" r:id="rIdyqdzpyp2rvyovtzmz3vhz">
+            <w:hyperlink w:history="1" r:id="rIdqgp5alo5lrcujfowuye01">
               <w:r>
                 <w:rPr>
                   <w:rFonts w:ascii="Arial" w:cs="Arial" w:eastAsia="Arial" w:hAnsi="Arial"/>
@@ -22529,7 +22529,7 @@
             <w:pPr>
               <w:spacing w:after="20" w:before="0"/>
             </w:pPr>
-            <w:hyperlink w:history="1" r:id="rIdrh2t6xo5txnj5i9wv7uy9">
+            <w:hyperlink w:history="1" r:id="rId9outzbp7yyo_hza75hcsg">
               <w:r>
                 <w:rPr>
                   <w:rFonts w:ascii="Arial" w:cs="Arial" w:eastAsia="Arial" w:hAnsi="Arial"/>
@@ -22578,7 +22578,7 @@
               <w:spacing w:after="10" w:before="0"/>
               <w:ind w:left="120"/>
             </w:pPr>
-            <w:hyperlink w:history="1" r:id="rIdvjcjtccfh8locnkpnl_6r">
+            <w:hyperlink w:history="1" r:id="rIdrrytno1x23mfpgrbwznao">
               <w:r>
                 <w:rPr>
                   <w:rFonts w:ascii="Arial" w:cs="Arial" w:eastAsia="Arial" w:hAnsi="Arial"/>
@@ -22773,7 +22773,7 @@
             <w:pPr>
               <w:spacing w:after="20" w:before="0"/>
             </w:pPr>
-            <w:hyperlink w:history="1" r:id="rIdv80yafwfnou1es5n9ihte">
+            <w:hyperlink w:history="1" r:id="rIdxj_fwl-lxkt1tlu_l39a0">
               <w:r>
                 <w:rPr>
                   <w:rFonts w:ascii="Arial" w:cs="Arial" w:eastAsia="Arial" w:hAnsi="Arial"/>
@@ -22806,7 +22806,7 @@
               <w:spacing w:after="10" w:before="0"/>
               <w:ind w:left="120"/>
             </w:pPr>
-            <w:hyperlink w:history="1" r:id="rIdylc49grqg65wd1xriebdx">
+            <w:hyperlink w:history="1" r:id="rIdchbnwu1imicr-fnlpyldh">
               <w:r>
                 <w:rPr>
                   <w:rFonts w:ascii="Arial" w:cs="Arial" w:eastAsia="Arial" w:hAnsi="Arial"/>
@@ -22851,7 +22851,7 @@
             <w:pPr>
               <w:spacing w:after="20" w:before="0"/>
             </w:pPr>
-            <w:hyperlink w:history="1" r:id="rIdqmur5h2ynz9qemkwghyyb">
+            <w:hyperlink w:history="1" r:id="rId56ao3ztoehtvztiydglju">
               <w:r>
                 <w:rPr>
                   <w:rFonts w:ascii="Arial" w:cs="Arial" w:eastAsia="Arial" w:hAnsi="Arial"/>
@@ -22900,7 +22900,7 @@
               <w:spacing w:after="10" w:before="0"/>
               <w:ind w:left="120"/>
             </w:pPr>
-            <w:hyperlink w:history="1" r:id="rIdf1leiessswevtqffbbkfl">
+            <w:hyperlink w:history="1" r:id="rId2qukdbgwa8g_b_b0j75xw">
               <w:r>
                 <w:rPr>
                   <w:rFonts w:ascii="Arial" w:cs="Arial" w:eastAsia="Arial" w:hAnsi="Arial"/>
@@ -23412,7 +23412,7 @@
         </w:rPr>
         <w:t xml:space="preserve">© 2026 SeaVuria and ARES. Aligned with KICD objectives. Developed by SeaVuria; technical implementation by ARES (with AI assistance from Claude). Licensed under </w:t>
       </w:r>
-      <w:hyperlink w:history="1" r:id="rId2tfkvslnj_l3k2nvhgydp">
+      <w:hyperlink w:history="1" r:id="rId6s8jvw4tthckl_rilvidl">
         <w:r>
           <w:rPr>
             <w:rFonts w:ascii="Arial" w:cs="Arial" w:eastAsia="Arial" w:hAnsi="Arial"/>
@@ -23433,7 +23433,7 @@
         </w:rPr>
         <w:t xml:space="preserve"> (</w:t>
       </w:r>
-      <w:hyperlink w:history="1" r:id="rIdndc042clajjptiy8xmvam">
+      <w:hyperlink w:history="1" r:id="rIdyabego-pkdxjwne7cigg1">
         <w:r>
           <w:rPr>
             <w:rFonts w:ascii="Arial" w:cs="Arial" w:eastAsia="Arial" w:hAnsi="Arial"/>
@@ -24446,7 +24446,7 @@
             <w:pPr>
               <w:spacing w:after="20" w:before="0"/>
             </w:pPr>
-            <w:hyperlink w:history="1" r:id="rIdhboahr0-rodtts_sahnot">
+            <w:hyperlink w:history="1" r:id="rIdkdycdyjgqkfb_nebujctt">
               <w:r>
                 <w:rPr>
                   <w:rFonts w:ascii="Arial" w:cs="Arial" w:eastAsia="Arial" w:hAnsi="Arial"/>
@@ -24479,7 +24479,7 @@
               <w:spacing w:after="10" w:before="0"/>
               <w:ind w:left="120"/>
             </w:pPr>
-            <w:hyperlink w:history="1" r:id="rIdnokpx3ocfxmxzn6ucbuws">
+            <w:hyperlink w:history="1" r:id="rIdoepxt2zbhrgqsktu9xf1x">
               <w:r>
                 <w:rPr>
                   <w:rFonts w:ascii="Arial" w:cs="Arial" w:eastAsia="Arial" w:hAnsi="Arial"/>
@@ -24524,7 +24524,7 @@
             <w:pPr>
               <w:spacing w:after="20" w:before="0"/>
             </w:pPr>
-            <w:hyperlink w:history="1" r:id="rIdncid4xeul0xrz8doismeh">
+            <w:hyperlink w:history="1" r:id="rIduavhukckuss7myzlzrovc">
               <w:r>
                 <w:rPr>
                   <w:rFonts w:ascii="Arial" w:cs="Arial" w:eastAsia="Arial" w:hAnsi="Arial"/>
@@ -24557,7 +24557,7 @@
               <w:spacing w:after="10" w:before="0"/>
               <w:ind w:left="120"/>
             </w:pPr>
-            <w:hyperlink w:history="1" r:id="rIdixdh8gtik33fnqo0b0jcs">
+            <w:hyperlink w:history="1" r:id="rId2lcozqbr3jnzmzrwn5es1">
               <w:r>
                 <w:rPr>
                   <w:rFonts w:ascii="Arial" w:cs="Arial" w:eastAsia="Arial" w:hAnsi="Arial"/>
@@ -24752,7 +24752,7 @@
             <w:pPr>
               <w:spacing w:after="20" w:before="0"/>
             </w:pPr>
-            <w:hyperlink w:history="1" r:id="rIdpe51gb0yrcqtqtlcj5oqm">
+            <w:hyperlink w:history="1" r:id="rId27b3biio61nbjk0royhb_">
               <w:r>
                 <w:rPr>
                   <w:rFonts w:ascii="Arial" w:cs="Arial" w:eastAsia="Arial" w:hAnsi="Arial"/>
@@ -24785,7 +24785,7 @@
               <w:spacing w:after="10" w:before="0"/>
               <w:ind w:left="120"/>
             </w:pPr>
-            <w:hyperlink w:history="1" r:id="rIdaj8msetaogecchzqsslhw">
+            <w:hyperlink w:history="1" r:id="rIdbqwuk6wluxbrwa6flfkky">
               <w:r>
                 <w:rPr>
                   <w:rFonts w:ascii="Arial" w:cs="Arial" w:eastAsia="Arial" w:hAnsi="Arial"/>
@@ -24830,7 +24830,7 @@
             <w:pPr>
               <w:spacing w:after="20" w:before="0"/>
             </w:pPr>
-            <w:hyperlink w:history="1" r:id="rId7yzbvempyhgadfh4sm4c_">
+            <w:hyperlink w:history="1" r:id="rIdztac26bapvw9od4x7bbui">
               <w:r>
                 <w:rPr>
                   <w:rFonts w:ascii="Arial" w:cs="Arial" w:eastAsia="Arial" w:hAnsi="Arial"/>
@@ -24863,7 +24863,7 @@
               <w:spacing w:after="10" w:before="0"/>
               <w:ind w:left="120"/>
             </w:pPr>
-            <w:hyperlink w:history="1" r:id="rIdyng75vgc-nx_xptgj8byw">
+            <w:hyperlink w:history="1" r:id="rId9uy8mj8rlkwn5yuotybr-">
               <w:r>
                 <w:rPr>
                   <w:rFonts w:ascii="Arial" w:cs="Arial" w:eastAsia="Arial" w:hAnsi="Arial"/>
@@ -25058,7 +25058,7 @@
             <w:pPr>
               <w:spacing w:after="20" w:before="0"/>
             </w:pPr>
-            <w:hyperlink w:history="1" r:id="rIdwzl3ryupynto35oiw9cry">
+            <w:hyperlink w:history="1" r:id="rId76-6lhionvht2yojzenqr">
               <w:r>
                 <w:rPr>
                   <w:rFonts w:ascii="Arial" w:cs="Arial" w:eastAsia="Arial" w:hAnsi="Arial"/>
@@ -25091,7 +25091,7 @@
               <w:spacing w:after="10" w:before="0"/>
               <w:ind w:left="120"/>
             </w:pPr>
-            <w:hyperlink w:history="1" r:id="rIdanlx7jesi_akirwcxylli">
+            <w:hyperlink w:history="1" r:id="rIdey6epcnlp5jxn3-jdymbh">
               <w:r>
                 <w:rPr>
                   <w:rFonts w:ascii="Arial" w:cs="Arial" w:eastAsia="Arial" w:hAnsi="Arial"/>
@@ -25136,7 +25136,7 @@
             <w:pPr>
               <w:spacing w:after="20" w:before="0"/>
             </w:pPr>
-            <w:hyperlink w:history="1" r:id="rIdssgemt-ksjq8enqeyjamv">
+            <w:hyperlink w:history="1" r:id="rIdvw3omopgyxfa2aw24ek69">
               <w:r>
                 <w:rPr>
                   <w:rFonts w:ascii="Arial" w:cs="Arial" w:eastAsia="Arial" w:hAnsi="Arial"/>
@@ -25169,7 +25169,7 @@
               <w:spacing w:after="10" w:before="0"/>
               <w:ind w:left="120"/>
             </w:pPr>
-            <w:hyperlink w:history="1" r:id="rIdnhqffqr5iofeicnest3m6">
+            <w:hyperlink w:history="1" r:id="rIdtbqdasjafbj99bhaeqins">
               <w:r>
                 <w:rPr>
                   <w:rFonts w:ascii="Arial" w:cs="Arial" w:eastAsia="Arial" w:hAnsi="Arial"/>
@@ -25364,7 +25364,7 @@
             <w:pPr>
               <w:spacing w:after="20" w:before="0"/>
             </w:pPr>
-            <w:hyperlink w:history="1" r:id="rIdcdbnzfipilhb3xvphc4ck">
+            <w:hyperlink w:history="1" r:id="rIdbybbdetonpq63ylbzw3hd">
               <w:r>
                 <w:rPr>
                   <w:rFonts w:ascii="Arial" w:cs="Arial" w:eastAsia="Arial" w:hAnsi="Arial"/>
@@ -25397,7 +25397,7 @@
               <w:spacing w:after="10" w:before="0"/>
               <w:ind w:left="120"/>
             </w:pPr>
-            <w:hyperlink w:history="1" r:id="rIdp_04mswwd4cdmjbmeyzlc">
+            <w:hyperlink w:history="1" r:id="rIdk7uvte_ci8bsfg2wc5-g8">
               <w:r>
                 <w:rPr>
                   <w:rFonts w:ascii="Arial" w:cs="Arial" w:eastAsia="Arial" w:hAnsi="Arial"/>
@@ -25442,7 +25442,7 @@
             <w:pPr>
               <w:spacing w:after="20" w:before="0"/>
             </w:pPr>
-            <w:hyperlink w:history="1" r:id="rIdhbjcbemppjizr4_kpfwar">
+            <w:hyperlink w:history="1" r:id="rId51jnwyp7cri0j2f_3wuns">
               <w:r>
                 <w:rPr>
                   <w:rFonts w:ascii="Arial" w:cs="Arial" w:eastAsia="Arial" w:hAnsi="Arial"/>
@@ -25475,7 +25475,7 @@
               <w:spacing w:after="10" w:before="0"/>
               <w:ind w:left="120"/>
             </w:pPr>
-            <w:hyperlink w:history="1" r:id="rIdalxr1mgcconnipiaixzgq">
+            <w:hyperlink w:history="1" r:id="rIdfqvfqm42pamixlnv42ljk">
               <w:r>
                 <w:rPr>
                   <w:rFonts w:ascii="Arial" w:cs="Arial" w:eastAsia="Arial" w:hAnsi="Arial"/>
@@ -25670,7 +25670,7 @@
             <w:pPr>
               <w:spacing w:after="20" w:before="0"/>
             </w:pPr>
-            <w:hyperlink w:history="1" r:id="rIdeuauv3fwd3vsnfnpxjb-1">
+            <w:hyperlink w:history="1" r:id="rIdv0uuxvc5_jqwdqbcxojcg">
               <w:r>
                 <w:rPr>
                   <w:rFonts w:ascii="Arial" w:cs="Arial" w:eastAsia="Arial" w:hAnsi="Arial"/>
@@ -25719,7 +25719,7 @@
               <w:spacing w:after="10" w:before="0"/>
               <w:ind w:left="120"/>
             </w:pPr>
-            <w:hyperlink w:history="1" r:id="rIdi37pjbcg_12zoxzs1fncz">
+            <w:hyperlink w:history="1" r:id="rIdusel7nsjrrpu3c2qq2wjz">
               <w:r>
                 <w:rPr>
                   <w:rFonts w:ascii="Arial" w:cs="Arial" w:eastAsia="Arial" w:hAnsi="Arial"/>
@@ -25764,7 +25764,7 @@
             <w:pPr>
               <w:spacing w:after="20" w:before="0"/>
             </w:pPr>
-            <w:hyperlink w:history="1" r:id="rIdavbr1upjzrur8gwwf91ap">
+            <w:hyperlink w:history="1" r:id="rIdp9lrigqmkxe92feg0d_uc">
               <w:r>
                 <w:rPr>
                   <w:rFonts w:ascii="Arial" w:cs="Arial" w:eastAsia="Arial" w:hAnsi="Arial"/>
@@ -25813,7 +25813,7 @@
               <w:spacing w:after="10" w:before="0"/>
               <w:ind w:left="120"/>
             </w:pPr>
-            <w:hyperlink w:history="1" r:id="rIdyltfmpsrrxd_auumn0pig">
+            <w:hyperlink w:history="1" r:id="rIdut9rbrastkudnxlbecxew">
               <w:r>
                 <w:rPr>
                   <w:rFonts w:ascii="Arial" w:cs="Arial" w:eastAsia="Arial" w:hAnsi="Arial"/>
@@ -26325,7 +26325,7 @@
         </w:rPr>
         <w:t xml:space="preserve">© 2026 SeaVuria and ARES. Aligned with KICD objectives. Developed by SeaVuria; technical implementation by ARES (with AI assistance from Claude). Licensed under </w:t>
       </w:r>
-      <w:hyperlink w:history="1" r:id="rIdajohrbb-zzi5o9g0bd0gp">
+      <w:hyperlink w:history="1" r:id="rIdv6iueq2umybd6qdgyb-ld">
         <w:r>
           <w:rPr>
             <w:rFonts w:ascii="Arial" w:cs="Arial" w:eastAsia="Arial" w:hAnsi="Arial"/>
@@ -26346,7 +26346,7 @@
         </w:rPr>
         <w:t xml:space="preserve"> (</w:t>
       </w:r>
-      <w:hyperlink w:history="1" r:id="rId3cdrxj-fxnebqx4wmjm3l">
+      <w:hyperlink w:history="1" r:id="rIde0oqkcyuanpuemxpezwk_">
         <w:r>
           <w:rPr>
             <w:rFonts w:ascii="Arial" w:cs="Arial" w:eastAsia="Arial" w:hAnsi="Arial"/>
@@ -27359,7 +27359,7 @@
             <w:pPr>
               <w:spacing w:after="20" w:before="0"/>
             </w:pPr>
-            <w:hyperlink w:history="1" r:id="rId71rarmlhrybcanmcxhqwl">
+            <w:hyperlink w:history="1" r:id="rIdfn1zhib7jttzn8tbwe6iw">
               <w:r>
                 <w:rPr>
                   <w:rFonts w:ascii="Arial" w:cs="Arial" w:eastAsia="Arial" w:hAnsi="Arial"/>
@@ -27392,7 +27392,7 @@
               <w:spacing w:after="10" w:before="0"/>
               <w:ind w:left="120"/>
             </w:pPr>
-            <w:hyperlink w:history="1" r:id="rIdcsej4ui2vytu4prlv21ig">
+            <w:hyperlink w:history="1" r:id="rId7jublt3vqufh2yj8zgsdf">
               <w:r>
                 <w:rPr>
                   <w:rFonts w:ascii="Arial" w:cs="Arial" w:eastAsia="Arial" w:hAnsi="Arial"/>
@@ -27437,7 +27437,7 @@
             <w:pPr>
               <w:spacing w:after="20" w:before="0"/>
             </w:pPr>
-            <w:hyperlink w:history="1" r:id="rIdmkvh2gcfalbqpae5pmdyz">
+            <w:hyperlink w:history="1" r:id="rIdsd3clfkxazbw3z2cyetrg">
               <w:r>
                 <w:rPr>
                   <w:rFonts w:ascii="Arial" w:cs="Arial" w:eastAsia="Arial" w:hAnsi="Arial"/>
@@ -27486,7 +27486,7 @@
               <w:spacing w:after="10" w:before="0"/>
               <w:ind w:left="120"/>
             </w:pPr>
-            <w:hyperlink w:history="1" r:id="rIda-7sfpaxcnrzzrqadr73p">
+            <w:hyperlink w:history="1" r:id="rId5hycp_3kdxbicfc7cq_gf">
               <w:r>
                 <w:rPr>
                   <w:rFonts w:ascii="Arial" w:cs="Arial" w:eastAsia="Arial" w:hAnsi="Arial"/>
@@ -27681,7 +27681,7 @@
             <w:pPr>
               <w:spacing w:after="20" w:before="0"/>
             </w:pPr>
-            <w:hyperlink w:history="1" r:id="rIdnlgeptszr8f4vyenwfpbf">
+            <w:hyperlink w:history="1" r:id="rIdx5h3nif5_6t2xg_deiygh">
               <w:r>
                 <w:rPr>
                   <w:rFonts w:ascii="Arial" w:cs="Arial" w:eastAsia="Arial" w:hAnsi="Arial"/>
@@ -27714,7 +27714,7 @@
               <w:spacing w:after="10" w:before="0"/>
               <w:ind w:left="120"/>
             </w:pPr>
-            <w:hyperlink w:history="1" r:id="rIdkxzpmvbdpdfa_ln4vxfdx">
+            <w:hyperlink w:history="1" r:id="rIdyuxtduditnr-na7louzfo">
               <w:r>
                 <w:rPr>
                   <w:rFonts w:ascii="Arial" w:cs="Arial" w:eastAsia="Arial" w:hAnsi="Arial"/>
@@ -27759,7 +27759,7 @@
             <w:pPr>
               <w:spacing w:after="20" w:before="0"/>
             </w:pPr>
-            <w:hyperlink w:history="1" r:id="rIdocu5bfa4la_2qej4rshx8">
+            <w:hyperlink w:history="1" r:id="rIdd-mfcvzfzfyth7qqzwbxs">
               <w:r>
                 <w:rPr>
                   <w:rFonts w:ascii="Arial" w:cs="Arial" w:eastAsia="Arial" w:hAnsi="Arial"/>
@@ -27808,7 +27808,7 @@
               <w:spacing w:after="10" w:before="0"/>
               <w:ind w:left="120"/>
             </w:pPr>
-            <w:hyperlink w:history="1" r:id="rId32fzbdchuerbzfglv5du8">
+            <w:hyperlink w:history="1" r:id="rIdtupxkeonztv51b1nr7gi3">
               <w:r>
                 <w:rPr>
                   <w:rFonts w:ascii="Arial" w:cs="Arial" w:eastAsia="Arial" w:hAnsi="Arial"/>
@@ -28003,7 +28003,7 @@
             <w:pPr>
               <w:spacing w:after="20" w:before="0"/>
             </w:pPr>
-            <w:hyperlink w:history="1" r:id="rId5d4uynktbcflxcgcdsodn">
+            <w:hyperlink w:history="1" r:id="rIdbvnwlzmpmti8yeaclyc98">
               <w:r>
                 <w:rPr>
                   <w:rFonts w:ascii="Arial" w:cs="Arial" w:eastAsia="Arial" w:hAnsi="Arial"/>
@@ -28036,7 +28036,7 @@
               <w:spacing w:after="10" w:before="0"/>
               <w:ind w:left="120"/>
             </w:pPr>
-            <w:hyperlink w:history="1" r:id="rIdshlqyioos2cyde2njcxiz">
+            <w:hyperlink w:history="1" r:id="rIdum7u1vo6ka0bau2srhnwk">
               <w:r>
                 <w:rPr>
                   <w:rFonts w:ascii="Arial" w:cs="Arial" w:eastAsia="Arial" w:hAnsi="Arial"/>
@@ -28081,7 +28081,7 @@
             <w:pPr>
               <w:spacing w:after="20" w:before="0"/>
             </w:pPr>
-            <w:hyperlink w:history="1" r:id="rIdbgwfyl45nctsjfzmun_tv">
+            <w:hyperlink w:history="1" r:id="rIdhyq3kekyt5bytpskzksjb">
               <w:r>
                 <w:rPr>
                   <w:rFonts w:ascii="Arial" w:cs="Arial" w:eastAsia="Arial" w:hAnsi="Arial"/>
@@ -28130,7 +28130,7 @@
               <w:spacing w:after="10" w:before="0"/>
               <w:ind w:left="120"/>
             </w:pPr>
-            <w:hyperlink w:history="1" r:id="rIdyg9fujuold1ewswktie58">
+            <w:hyperlink w:history="1" r:id="rIdjrcwufepxffjah5rtwakn">
               <w:r>
                 <w:rPr>
                   <w:rFonts w:ascii="Arial" w:cs="Arial" w:eastAsia="Arial" w:hAnsi="Arial"/>
@@ -28325,7 +28325,7 @@
             <w:pPr>
               <w:spacing w:after="20" w:before="0"/>
             </w:pPr>
-            <w:hyperlink w:history="1" r:id="rIdzb-6tq-esv4zfdxxeteem">
+            <w:hyperlink w:history="1" r:id="rId2to8wqd8plw2ufprmmkrm">
               <w:r>
                 <w:rPr>
                   <w:rFonts w:ascii="Arial" w:cs="Arial" w:eastAsia="Arial" w:hAnsi="Arial"/>
@@ -28358,7 +28358,7 @@
               <w:spacing w:after="10" w:before="0"/>
               <w:ind w:left="120"/>
             </w:pPr>
-            <w:hyperlink w:history="1" r:id="rIdgypxmr1zwen0wvjorragv">
+            <w:hyperlink w:history="1" r:id="rIdrmivjddb_lng8vdlimrdl">
               <w:r>
                 <w:rPr>
                   <w:rFonts w:ascii="Arial" w:cs="Arial" w:eastAsia="Arial" w:hAnsi="Arial"/>
@@ -28403,7 +28403,7 @@
             <w:pPr>
               <w:spacing w:after="20" w:before="0"/>
             </w:pPr>
-            <w:hyperlink w:history="1" r:id="rIdeochwvxpfppeijnerjqag">
+            <w:hyperlink w:history="1" r:id="rIdgo59nktfmb6vl4minf6nt">
               <w:r>
                 <w:rPr>
                   <w:rFonts w:ascii="Arial" w:cs="Arial" w:eastAsia="Arial" w:hAnsi="Arial"/>
@@ -28452,7 +28452,7 @@
               <w:spacing w:after="10" w:before="0"/>
               <w:ind w:left="120"/>
             </w:pPr>
-            <w:hyperlink w:history="1" r:id="rIdigibntvgnkizvlhbk7rua">
+            <w:hyperlink w:history="1" r:id="rIdh_l25ihvic-do3tqj4ftn">
               <w:r>
                 <w:rPr>
                   <w:rFonts w:ascii="Arial" w:cs="Arial" w:eastAsia="Arial" w:hAnsi="Arial"/>
@@ -28647,7 +28647,7 @@
             <w:pPr>
               <w:spacing w:after="20" w:before="0"/>
             </w:pPr>
-            <w:hyperlink w:history="1" r:id="rIdqeskptmm5bsk5_spxdie-">
+            <w:hyperlink w:history="1" r:id="rId1szy_-mk3fuxypsrmwuim">
               <w:r>
                 <w:rPr>
                   <w:rFonts w:ascii="Arial" w:cs="Arial" w:eastAsia="Arial" w:hAnsi="Arial"/>
@@ -28680,7 +28680,7 @@
               <w:spacing w:after="10" w:before="0"/>
               <w:ind w:left="120"/>
             </w:pPr>
-            <w:hyperlink w:history="1" r:id="rIdkloxd9cs3xhp7gqiiavqw">
+            <w:hyperlink w:history="1" r:id="rIdmdrgx3pjez9mzubovf51v">
               <w:r>
                 <w:rPr>
                   <w:rFonts w:ascii="Arial" w:cs="Arial" w:eastAsia="Arial" w:hAnsi="Arial"/>
@@ -28725,7 +28725,7 @@
             <w:pPr>
               <w:spacing w:after="20" w:before="0"/>
             </w:pPr>
-            <w:hyperlink w:history="1" r:id="rIdkd7r5floof-3wa_xiy_7a">
+            <w:hyperlink w:history="1" r:id="rId5hhdfow79t-s90j087q8l">
               <w:r>
                 <w:rPr>
                   <w:rFonts w:ascii="Arial" w:cs="Arial" w:eastAsia="Arial" w:hAnsi="Arial"/>
@@ -28774,7 +28774,7 @@
               <w:spacing w:after="10" w:before="0"/>
               <w:ind w:left="120"/>
             </w:pPr>
-            <w:hyperlink w:history="1" r:id="rIdcxiu0zducb2zmuw834ps3">
+            <w:hyperlink w:history="1" r:id="rIdyxpmyuknhq0c7jaltik_9">
               <w:r>
                 <w:rPr>
                   <w:rFonts w:ascii="Arial" w:cs="Arial" w:eastAsia="Arial" w:hAnsi="Arial"/>
@@ -29286,7 +29286,7 @@
         </w:rPr>
         <w:t xml:space="preserve">© 2026 SeaVuria and ARES. Aligned with KICD objectives. Developed by SeaVuria; technical implementation by ARES (with AI assistance from Claude). Licensed under </w:t>
       </w:r>
-      <w:hyperlink w:history="1" r:id="rId-9xugeialr1obs90ezfmy">
+      <w:hyperlink w:history="1" r:id="rIdq0z3rlrekp_n83vsc0z70">
         <w:r>
           <w:rPr>
             <w:rFonts w:ascii="Arial" w:cs="Arial" w:eastAsia="Arial" w:hAnsi="Arial"/>
@@ -29307,7 +29307,7 @@
         </w:rPr>
         <w:t xml:space="preserve"> (</w:t>
       </w:r>
-      <w:hyperlink w:history="1" r:id="rIdqvenfrtaqnupei7pdn29v">
+      <w:hyperlink w:history="1" r:id="rIdy2as0i5sfzmplsuj5otor">
         <w:r>
           <w:rPr>
             <w:rFonts w:ascii="Arial" w:cs="Arial" w:eastAsia="Arial" w:hAnsi="Arial"/>

--- a/data/outputs/v2/Physics/SS1.1_Pressure/Physics_Pressure_CBE_LessonSequence.docx
+++ b/data/outputs/v2/Physics/SS1.1_Pressure/Physics_Pressure_CBE_LessonSequence.docx
@@ -2648,7 +2648,7 @@
         </w:rPr>
         <w:t xml:space="preserve">© 2026 SeaVuria and ARES. This work is licensed under a </w:t>
       </w:r>
-      <w:hyperlink w:history="1" r:id="rIdrhzc0i6im6dpk6jplz2ne">
+      <w:hyperlink w:history="1" r:id="rIdv-8dsb_g-iqjmrz2bzg_4">
         <w:r>
           <w:rPr>
             <w:rFonts w:ascii="Arial" w:cs="Arial" w:eastAsia="Arial" w:hAnsi="Arial"/>
@@ -2668,7 +2668,7 @@
         </w:rPr>
         <w:t xml:space="preserve"> (</w:t>
       </w:r>
-      <w:hyperlink w:history="1" r:id="rIduk0xsrnerafw4jwz6vatr">
+      <w:hyperlink w:history="1" r:id="rIduj14696pozmcinf6nlkpw">
         <w:r>
           <w:rPr>
             <w:rFonts w:ascii="Arial" w:cs="Arial" w:eastAsia="Arial" w:hAnsi="Arial"/>
@@ -2688,7 +2688,7 @@
         </w:rPr>
         <w:t xml:space="preserve">). To view a copy of this license, visit </w:t>
       </w:r>
-      <w:hyperlink w:history="1" r:id="rIdhfcskj5ac3juhnsllh3l1">
+      <w:hyperlink w:history="1" r:id="rIdysibarduijcrzu_f9jqrw">
         <w:r>
           <w:rPr>
             <w:rFonts w:ascii="Arial" w:cs="Arial" w:eastAsia="Arial" w:hAnsi="Arial"/>
@@ -3700,7 +3700,7 @@
             <w:pPr>
               <w:spacing w:after="20" w:before="0"/>
             </w:pPr>
-            <w:hyperlink w:history="1" r:id="rIdnvh5gsymwo35tqyealn1b">
+            <w:hyperlink w:history="1" r:id="rId7fpdq38p8gbebb4-s_ypj">
               <w:r>
                 <w:rPr>
                   <w:rFonts w:ascii="Arial" w:cs="Arial" w:eastAsia="Arial" w:hAnsi="Arial"/>
@@ -3749,7 +3749,7 @@
               <w:spacing w:after="10" w:before="0"/>
               <w:ind w:left="120"/>
             </w:pPr>
-            <w:hyperlink w:history="1" r:id="rId5_hwefzholvhgr0bljtll">
+            <w:hyperlink w:history="1" r:id="rIdh25aag6lklcsluiqlnoqm">
               <w:r>
                 <w:rPr>
                   <w:rFonts w:ascii="Arial" w:cs="Arial" w:eastAsia="Arial" w:hAnsi="Arial"/>
@@ -3794,7 +3794,7 @@
             <w:pPr>
               <w:spacing w:after="20" w:before="0"/>
             </w:pPr>
-            <w:hyperlink w:history="1" r:id="rIdpzfqwsuhqwbygtifldrvn">
+            <w:hyperlink w:history="1" r:id="rIdstbf1er6xxkz34z1lcqx7">
               <w:r>
                 <w:rPr>
                   <w:rFonts w:ascii="Arial" w:cs="Arial" w:eastAsia="Arial" w:hAnsi="Arial"/>
@@ -3827,7 +3827,7 @@
               <w:spacing w:after="10" w:before="0"/>
               <w:ind w:left="120"/>
             </w:pPr>
-            <w:hyperlink w:history="1" r:id="rIdfb5-llllsk5ehyfkqpsu1">
+            <w:hyperlink w:history="1" r:id="rIdp1gkmch0mqpisrtoxvwkn">
               <w:r>
                 <w:rPr>
                   <w:rFonts w:ascii="Arial" w:cs="Arial" w:eastAsia="Arial" w:hAnsi="Arial"/>
@@ -4022,7 +4022,7 @@
             <w:pPr>
               <w:spacing w:after="20" w:before="0"/>
             </w:pPr>
-            <w:hyperlink w:history="1" r:id="rIdssjld2jgbeqaomckylzuq">
+            <w:hyperlink w:history="1" r:id="rIddna5wkm1ozrmmbdssxauf">
               <w:r>
                 <w:rPr>
                   <w:rFonts w:ascii="Arial" w:cs="Arial" w:eastAsia="Arial" w:hAnsi="Arial"/>
@@ -4071,7 +4071,7 @@
               <w:spacing w:after="10" w:before="0"/>
               <w:ind w:left="120"/>
             </w:pPr>
-            <w:hyperlink w:history="1" r:id="rIdcite0q7--aqrsnih3d6qz">
+            <w:hyperlink w:history="1" r:id="rIdiakwwzhmkv8ne03qzg1ip">
               <w:r>
                 <w:rPr>
                   <w:rFonts w:ascii="Arial" w:cs="Arial" w:eastAsia="Arial" w:hAnsi="Arial"/>
@@ -4116,7 +4116,7 @@
             <w:pPr>
               <w:spacing w:after="20" w:before="0"/>
             </w:pPr>
-            <w:hyperlink w:history="1" r:id="rId5kochfv0obrtar_zkcunv">
+            <w:hyperlink w:history="1" r:id="rIdlpkokgpox8a7p3j1uran0">
               <w:r>
                 <w:rPr>
                   <w:rFonts w:ascii="Arial" w:cs="Arial" w:eastAsia="Arial" w:hAnsi="Arial"/>
@@ -4149,7 +4149,7 @@
               <w:spacing w:after="10" w:before="0"/>
               <w:ind w:left="120"/>
             </w:pPr>
-            <w:hyperlink w:history="1" r:id="rId5k82t98_wwpzpxdm8_2tl">
+            <w:hyperlink w:history="1" r:id="rIdiikl3uzddcsvpqbcqhdcx">
               <w:r>
                 <w:rPr>
                   <w:rFonts w:ascii="Arial" w:cs="Arial" w:eastAsia="Arial" w:hAnsi="Arial"/>
@@ -4344,7 +4344,7 @@
             <w:pPr>
               <w:spacing w:after="20" w:before="0"/>
             </w:pPr>
-            <w:hyperlink w:history="1" r:id="rIdnbufp0g9swihlb86by3cr">
+            <w:hyperlink w:history="1" r:id="rIde-w7e7txlolv1w0oekmu4">
               <w:r>
                 <w:rPr>
                   <w:rFonts w:ascii="Arial" w:cs="Arial" w:eastAsia="Arial" w:hAnsi="Arial"/>
@@ -4393,7 +4393,7 @@
               <w:spacing w:after="10" w:before="0"/>
               <w:ind w:left="120"/>
             </w:pPr>
-            <w:hyperlink w:history="1" r:id="rIdt8cslnmfqrynxckj9uauh">
+            <w:hyperlink w:history="1" r:id="rIdk_zvjsqetd88gwdhwf4k_">
               <w:r>
                 <w:rPr>
                   <w:rFonts w:ascii="Arial" w:cs="Arial" w:eastAsia="Arial" w:hAnsi="Arial"/>
@@ -4438,7 +4438,7 @@
             <w:pPr>
               <w:spacing w:after="20" w:before="0"/>
             </w:pPr>
-            <w:hyperlink w:history="1" r:id="rIdish55mknruiaawibqzmz9">
+            <w:hyperlink w:history="1" r:id="rIdcmckbl_6ybczxv_udj_-p">
               <w:r>
                 <w:rPr>
                   <w:rFonts w:ascii="Arial" w:cs="Arial" w:eastAsia="Arial" w:hAnsi="Arial"/>
@@ -4487,7 +4487,7 @@
               <w:spacing w:after="10" w:before="0"/>
               <w:ind w:left="120"/>
             </w:pPr>
-            <w:hyperlink w:history="1" r:id="rIdjduvodmiuwc__un5wtzpb">
+            <w:hyperlink w:history="1" r:id="rId7j-muuatxaprewjb154-a">
               <w:r>
                 <w:rPr>
                   <w:rFonts w:ascii="Arial" w:cs="Arial" w:eastAsia="Arial" w:hAnsi="Arial"/>
@@ -4682,7 +4682,7 @@
             <w:pPr>
               <w:spacing w:after="20" w:before="0"/>
             </w:pPr>
-            <w:hyperlink w:history="1" r:id="rIdjedrlrx8wr4u5ybdbmmxl">
+            <w:hyperlink w:history="1" r:id="rIdmnur7o_mwbqgisk-pjvpo">
               <w:r>
                 <w:rPr>
                   <w:rFonts w:ascii="Arial" w:cs="Arial" w:eastAsia="Arial" w:hAnsi="Arial"/>
@@ -4731,7 +4731,7 @@
               <w:spacing w:after="10" w:before="0"/>
               <w:ind w:left="120"/>
             </w:pPr>
-            <w:hyperlink w:history="1" r:id="rId2_6_o_l7i_e0yr6kqi13z">
+            <w:hyperlink w:history="1" r:id="rIdlnokvfm4mkubat4iyxttn">
               <w:r>
                 <w:rPr>
                   <w:rFonts w:ascii="Arial" w:cs="Arial" w:eastAsia="Arial" w:hAnsi="Arial"/>
@@ -4776,7 +4776,7 @@
             <w:pPr>
               <w:spacing w:after="20" w:before="0"/>
             </w:pPr>
-            <w:hyperlink w:history="1" r:id="rIdajpuy2exmxezvw1u8vdbd">
+            <w:hyperlink w:history="1" r:id="rIdumo0rryiy1rqnsboydj4c">
               <w:r>
                 <w:rPr>
                   <w:rFonts w:ascii="Arial" w:cs="Arial" w:eastAsia="Arial" w:hAnsi="Arial"/>
@@ -4825,7 +4825,7 @@
               <w:spacing w:after="10" w:before="0"/>
               <w:ind w:left="120"/>
             </w:pPr>
-            <w:hyperlink w:history="1" r:id="rIdrc2rqqo2x3gyryr1lnmh3">
+            <w:hyperlink w:history="1" r:id="rIdr_lk0hdtbkp01du2thptg">
               <w:r>
                 <w:rPr>
                   <w:rFonts w:ascii="Arial" w:cs="Arial" w:eastAsia="Arial" w:hAnsi="Arial"/>
@@ -5020,7 +5020,7 @@
             <w:pPr>
               <w:spacing w:after="20" w:before="0"/>
             </w:pPr>
-            <w:hyperlink w:history="1" r:id="rId6elgpebzdusyopealgtuo">
+            <w:hyperlink w:history="1" r:id="rId3artso6fe_aqtftvo5doj">
               <w:r>
                 <w:rPr>
                   <w:rFonts w:ascii="Arial" w:cs="Arial" w:eastAsia="Arial" w:hAnsi="Arial"/>
@@ -5069,7 +5069,7 @@
               <w:spacing w:after="10" w:before="0"/>
               <w:ind w:left="120"/>
             </w:pPr>
-            <w:hyperlink w:history="1" r:id="rIdlmhynwbdxcqdvie5af_kc">
+            <w:hyperlink w:history="1" r:id="rIdc3f7cfma3yxrrcgstxteg">
               <w:r>
                 <w:rPr>
                   <w:rFonts w:ascii="Arial" w:cs="Arial" w:eastAsia="Arial" w:hAnsi="Arial"/>
@@ -5114,7 +5114,7 @@
             <w:pPr>
               <w:spacing w:after="20" w:before="0"/>
             </w:pPr>
-            <w:hyperlink w:history="1" r:id="rId4888w2dr34yx1dxe9jh3x">
+            <w:hyperlink w:history="1" r:id="rId6jhj4ilrwnfu8owguwopj">
               <w:r>
                 <w:rPr>
                   <w:rFonts w:ascii="Arial" w:cs="Arial" w:eastAsia="Arial" w:hAnsi="Arial"/>
@@ -5163,7 +5163,7 @@
               <w:spacing w:after="10" w:before="0"/>
               <w:ind w:left="120"/>
             </w:pPr>
-            <w:hyperlink w:history="1" r:id="rIdz3hdqjrda5g5geg6sx-ze">
+            <w:hyperlink w:history="1" r:id="rIdks3shwn2ndqqas2c-ekjp">
               <w:r>
                 <w:rPr>
                   <w:rFonts w:ascii="Arial" w:cs="Arial" w:eastAsia="Arial" w:hAnsi="Arial"/>
@@ -5675,7 +5675,7 @@
         </w:rPr>
         <w:t xml:space="preserve">© 2026 SeaVuria and ARES. Aligned with KICD objectives. Developed by SeaVuria; technical implementation by ARES (with AI assistance from Claude). Licensed under </w:t>
       </w:r>
-      <w:hyperlink w:history="1" r:id="rId6oampxtgurop1rjg_cavm">
+      <w:hyperlink w:history="1" r:id="rIdvzin58kgx0rv7y3itk3yk">
         <w:r>
           <w:rPr>
             <w:rFonts w:ascii="Arial" w:cs="Arial" w:eastAsia="Arial" w:hAnsi="Arial"/>
@@ -5696,7 +5696,7 @@
         </w:rPr>
         <w:t xml:space="preserve"> (</w:t>
       </w:r>
-      <w:hyperlink w:history="1" r:id="rIdy_n-bnop1kfyrgymo0ypk">
+      <w:hyperlink w:history="1" r:id="rIdd1srcsaqa0cyej3irzcyo">
         <w:r>
           <w:rPr>
             <w:rFonts w:ascii="Arial" w:cs="Arial" w:eastAsia="Arial" w:hAnsi="Arial"/>
@@ -6709,7 +6709,7 @@
             <w:pPr>
               <w:spacing w:after="20" w:before="0"/>
             </w:pPr>
-            <w:hyperlink w:history="1" r:id="rIddqo_vbetuggrjduvefyiv">
+            <w:hyperlink w:history="1" r:id="rIditrflbzq8neyryvbnhpvh">
               <w:r>
                 <w:rPr>
                   <w:rFonts w:ascii="Arial" w:cs="Arial" w:eastAsia="Arial" w:hAnsi="Arial"/>
@@ -6758,7 +6758,7 @@
               <w:spacing w:after="10" w:before="0"/>
               <w:ind w:left="120"/>
             </w:pPr>
-            <w:hyperlink w:history="1" r:id="rId-scublczw70inbrugh7_g">
+            <w:hyperlink w:history="1" r:id="rIdijvte5pqbm3023ednnajy">
               <w:r>
                 <w:rPr>
                   <w:rFonts w:ascii="Arial" w:cs="Arial" w:eastAsia="Arial" w:hAnsi="Arial"/>
@@ -6803,7 +6803,7 @@
             <w:pPr>
               <w:spacing w:after="20" w:before="0"/>
             </w:pPr>
-            <w:hyperlink w:history="1" r:id="rIdz4qdmcadbc2sdn83xdhwa">
+            <w:hyperlink w:history="1" r:id="rId1yay-4w7f9nxx_o4z744m">
               <w:r>
                 <w:rPr>
                   <w:rFonts w:ascii="Arial" w:cs="Arial" w:eastAsia="Arial" w:hAnsi="Arial"/>
@@ -6836,7 +6836,7 @@
               <w:spacing w:after="10" w:before="0"/>
               <w:ind w:left="120"/>
             </w:pPr>
-            <w:hyperlink w:history="1" r:id="rId1lemtzassh9udqkm97yiu">
+            <w:hyperlink w:history="1" r:id="rIdd6taim_iszk3dfz5kjx92">
               <w:r>
                 <w:rPr>
                   <w:rFonts w:ascii="Arial" w:cs="Arial" w:eastAsia="Arial" w:hAnsi="Arial"/>
@@ -7031,7 +7031,7 @@
             <w:pPr>
               <w:spacing w:after="20" w:before="0"/>
             </w:pPr>
-            <w:hyperlink w:history="1" r:id="rIdrhrkj_mhfrmgw87l_0_13">
+            <w:hyperlink w:history="1" r:id="rIdcpfgtsvhy58ipvqpwc7vq">
               <w:r>
                 <w:rPr>
                   <w:rFonts w:ascii="Arial" w:cs="Arial" w:eastAsia="Arial" w:hAnsi="Arial"/>
@@ -7080,7 +7080,7 @@
               <w:spacing w:after="10" w:before="0"/>
               <w:ind w:left="120"/>
             </w:pPr>
-            <w:hyperlink w:history="1" r:id="rId_ph_g6ky2owdkj5lg2sb5">
+            <w:hyperlink w:history="1" r:id="rIdexjmp-jbjbk8ttumtrzus">
               <w:r>
                 <w:rPr>
                   <w:rFonts w:ascii="Arial" w:cs="Arial" w:eastAsia="Arial" w:hAnsi="Arial"/>
@@ -7125,7 +7125,7 @@
             <w:pPr>
               <w:spacing w:after="20" w:before="0"/>
             </w:pPr>
-            <w:hyperlink w:history="1" r:id="rIdudtlpi10ac02z3ygtixrx">
+            <w:hyperlink w:history="1" r:id="rIdiqqtlgen094i6n6val0tv">
               <w:r>
                 <w:rPr>
                   <w:rFonts w:ascii="Arial" w:cs="Arial" w:eastAsia="Arial" w:hAnsi="Arial"/>
@@ -7158,7 +7158,7 @@
               <w:spacing w:after="10" w:before="0"/>
               <w:ind w:left="120"/>
             </w:pPr>
-            <w:hyperlink w:history="1" r:id="rIdqaprhv_a7_rjlxuyzso5n">
+            <w:hyperlink w:history="1" r:id="rIdlcjpakk_2k2ptlks2euyq">
               <w:r>
                 <w:rPr>
                   <w:rFonts w:ascii="Arial" w:cs="Arial" w:eastAsia="Arial" w:hAnsi="Arial"/>
@@ -7353,7 +7353,7 @@
             <w:pPr>
               <w:spacing w:after="20" w:before="0"/>
             </w:pPr>
-            <w:hyperlink w:history="1" r:id="rIdbgnguajmgwry9gnmdcoyc">
+            <w:hyperlink w:history="1" r:id="rIdnj2ra4volxrhqxc1fizi_">
               <w:r>
                 <w:rPr>
                   <w:rFonts w:ascii="Arial" w:cs="Arial" w:eastAsia="Arial" w:hAnsi="Arial"/>
@@ -7402,7 +7402,7 @@
               <w:spacing w:after="10" w:before="0"/>
               <w:ind w:left="120"/>
             </w:pPr>
-            <w:hyperlink w:history="1" r:id="rIdspzekp1owodedyetb8cvq">
+            <w:hyperlink w:history="1" r:id="rIdef9htrkcfcb522qzfhsji">
               <w:r>
                 <w:rPr>
                   <w:rFonts w:ascii="Arial" w:cs="Arial" w:eastAsia="Arial" w:hAnsi="Arial"/>
@@ -7447,7 +7447,7 @@
             <w:pPr>
               <w:spacing w:after="20" w:before="0"/>
             </w:pPr>
-            <w:hyperlink w:history="1" r:id="rIdnf3t7tfx-jthswgmbwboj">
+            <w:hyperlink w:history="1" r:id="rIdczwct5z172dr0tbskgpr0">
               <w:r>
                 <w:rPr>
                   <w:rFonts w:ascii="Arial" w:cs="Arial" w:eastAsia="Arial" w:hAnsi="Arial"/>
@@ -7480,7 +7480,7 @@
               <w:spacing w:after="10" w:before="0"/>
               <w:ind w:left="120"/>
             </w:pPr>
-            <w:hyperlink w:history="1" r:id="rId0surqeg2djawmqpwopfah">
+            <w:hyperlink w:history="1" r:id="rIdi3gyylcc04ilwffdqsksq">
               <w:r>
                 <w:rPr>
                   <w:rFonts w:ascii="Arial" w:cs="Arial" w:eastAsia="Arial" w:hAnsi="Arial"/>
@@ -7675,7 +7675,7 @@
             <w:pPr>
               <w:spacing w:after="20" w:before="0"/>
             </w:pPr>
-            <w:hyperlink w:history="1" r:id="rId25d5w9uovkcm3px1ejok6">
+            <w:hyperlink w:history="1" r:id="rIdsexc2byvphwecplhdbtmn">
               <w:r>
                 <w:rPr>
                   <w:rFonts w:ascii="Arial" w:cs="Arial" w:eastAsia="Arial" w:hAnsi="Arial"/>
@@ -7724,7 +7724,7 @@
               <w:spacing w:after="10" w:before="0"/>
               <w:ind w:left="120"/>
             </w:pPr>
-            <w:hyperlink w:history="1" r:id="rIdaxi1spiy41qsxhi5aukv_">
+            <w:hyperlink w:history="1" r:id="rId7utwhmogpqpctn_e_dby4">
               <w:r>
                 <w:rPr>
                   <w:rFonts w:ascii="Arial" w:cs="Arial" w:eastAsia="Arial" w:hAnsi="Arial"/>
@@ -7769,7 +7769,7 @@
             <w:pPr>
               <w:spacing w:after="20" w:before="0"/>
             </w:pPr>
-            <w:hyperlink w:history="1" r:id="rIdzybwcbafihjp2mnlup3_m">
+            <w:hyperlink w:history="1" r:id="rIdzhjmispjkjdja80srgmzi">
               <w:r>
                 <w:rPr>
                   <w:rFonts w:ascii="Arial" w:cs="Arial" w:eastAsia="Arial" w:hAnsi="Arial"/>
@@ -7802,7 +7802,7 @@
               <w:spacing w:after="10" w:before="0"/>
               <w:ind w:left="120"/>
             </w:pPr>
-            <w:hyperlink w:history="1" r:id="rIdi4imj0jvyfs4prcr08crd">
+            <w:hyperlink w:history="1" r:id="rIdvyizhkoknt6cxxrbhgb48">
               <w:r>
                 <w:rPr>
                   <w:rFonts w:ascii="Arial" w:cs="Arial" w:eastAsia="Arial" w:hAnsi="Arial"/>
@@ -7997,7 +7997,7 @@
             <w:pPr>
               <w:spacing w:after="20" w:before="0"/>
             </w:pPr>
-            <w:hyperlink w:history="1" r:id="rIddggo8mgcpzebgmsihayze">
+            <w:hyperlink w:history="1" r:id="rIdo-chbeqtgmu54rcm5dfcb">
               <w:r>
                 <w:rPr>
                   <w:rFonts w:ascii="Arial" w:cs="Arial" w:eastAsia="Arial" w:hAnsi="Arial"/>
@@ -8046,7 +8046,7 @@
               <w:spacing w:after="10" w:before="0"/>
               <w:ind w:left="120"/>
             </w:pPr>
-            <w:hyperlink w:history="1" r:id="rIdapvbq499ulm1ez-2rwzoi">
+            <w:hyperlink w:history="1" r:id="rIdujbmjfczwj5dncbjrd9p5">
               <w:r>
                 <w:rPr>
                   <w:rFonts w:ascii="Arial" w:cs="Arial" w:eastAsia="Arial" w:hAnsi="Arial"/>
@@ -8091,7 +8091,7 @@
             <w:pPr>
               <w:spacing w:after="20" w:before="0"/>
             </w:pPr>
-            <w:hyperlink w:history="1" r:id="rIdceotoczc57l7bybmu_zso">
+            <w:hyperlink w:history="1" r:id="rIds0vpipjjes-ddwzkeqond">
               <w:r>
                 <w:rPr>
                   <w:rFonts w:ascii="Arial" w:cs="Arial" w:eastAsia="Arial" w:hAnsi="Arial"/>
@@ -8124,7 +8124,7 @@
               <w:spacing w:after="10" w:before="0"/>
               <w:ind w:left="120"/>
             </w:pPr>
-            <w:hyperlink w:history="1" r:id="rId3s_vfdc2m09adjzrgdqyk">
+            <w:hyperlink w:history="1" r:id="rIdv3mfe-jrpiqotdb5mdgqy">
               <w:r>
                 <w:rPr>
                   <w:rFonts w:ascii="Arial" w:cs="Arial" w:eastAsia="Arial" w:hAnsi="Arial"/>
@@ -8636,7 +8636,7 @@
         </w:rPr>
         <w:t xml:space="preserve">© 2026 SeaVuria and ARES. Aligned with KICD objectives. Developed by SeaVuria; technical implementation by ARES (with AI assistance from Claude). Licensed under </w:t>
       </w:r>
-      <w:hyperlink w:history="1" r:id="rIdb6gjutrfgpitgugidza1i">
+      <w:hyperlink w:history="1" r:id="rIdm4zykujzn6dhkhm37u1ep">
         <w:r>
           <w:rPr>
             <w:rFonts w:ascii="Arial" w:cs="Arial" w:eastAsia="Arial" w:hAnsi="Arial"/>
@@ -8657,7 +8657,7 @@
         </w:rPr>
         <w:t xml:space="preserve"> (</w:t>
       </w:r>
-      <w:hyperlink w:history="1" r:id="rIduokzbso2ea2w_tqq7z0e1">
+      <w:hyperlink w:history="1" r:id="rIda-67jgv10qhhwq4jc9i9d">
         <w:r>
           <w:rPr>
             <w:rFonts w:ascii="Arial" w:cs="Arial" w:eastAsia="Arial" w:hAnsi="Arial"/>
@@ -9670,7 +9670,7 @@
             <w:pPr>
               <w:spacing w:after="20" w:before="0"/>
             </w:pPr>
-            <w:hyperlink w:history="1" r:id="rIdhz4oyoxbjsj2huzoqzuqu">
+            <w:hyperlink w:history="1" r:id="rIdhh5p250pym8ir8trszdyf">
               <w:r>
                 <w:rPr>
                   <w:rFonts w:ascii="Arial" w:cs="Arial" w:eastAsia="Arial" w:hAnsi="Arial"/>
@@ -9703,7 +9703,7 @@
               <w:spacing w:after="10" w:before="0"/>
               <w:ind w:left="120"/>
             </w:pPr>
-            <w:hyperlink w:history="1" r:id="rIdxxxzygkae4a3lfln_lyo6">
+            <w:hyperlink w:history="1" r:id="rIdz2n5cu-fj5bzh90xhhxi_">
               <w:r>
                 <w:rPr>
                   <w:rFonts w:ascii="Arial" w:cs="Arial" w:eastAsia="Arial" w:hAnsi="Arial"/>
@@ -9748,7 +9748,7 @@
             <w:pPr>
               <w:spacing w:after="20" w:before="0"/>
             </w:pPr>
-            <w:hyperlink w:history="1" r:id="rId51_3yo2d69vlcv2vg9k5u">
+            <w:hyperlink w:history="1" r:id="rIdd8p7hhokk1qyaoexafqju">
               <w:r>
                 <w:rPr>
                   <w:rFonts w:ascii="Arial" w:cs="Arial" w:eastAsia="Arial" w:hAnsi="Arial"/>
@@ -9797,7 +9797,7 @@
               <w:spacing w:after="10" w:before="0"/>
               <w:ind w:left="120"/>
             </w:pPr>
-            <w:hyperlink w:history="1" r:id="rIdozrypxvmbz69jr40myo8b">
+            <w:hyperlink w:history="1" r:id="rIdz-t6jjyak7fy6rvgp4ux5">
               <w:r>
                 <w:rPr>
                   <w:rFonts w:ascii="Arial" w:cs="Arial" w:eastAsia="Arial" w:hAnsi="Arial"/>
@@ -9992,7 +9992,7 @@
             <w:pPr>
               <w:spacing w:after="20" w:before="0"/>
             </w:pPr>
-            <w:hyperlink w:history="1" r:id="rIdju0xovsjrf0t4t2skmmw2">
+            <w:hyperlink w:history="1" r:id="rIddwen3a5m2_wvao53ndgsu">
               <w:r>
                 <w:rPr>
                   <w:rFonts w:ascii="Arial" w:cs="Arial" w:eastAsia="Arial" w:hAnsi="Arial"/>
@@ -10025,7 +10025,7 @@
               <w:spacing w:after="10" w:before="0"/>
               <w:ind w:left="120"/>
             </w:pPr>
-            <w:hyperlink w:history="1" r:id="rIdrm58a_yo9xc6dgm1qolgo">
+            <w:hyperlink w:history="1" r:id="rId-uuqsi-upyjv0cngznhga">
               <w:r>
                 <w:rPr>
                   <w:rFonts w:ascii="Arial" w:cs="Arial" w:eastAsia="Arial" w:hAnsi="Arial"/>
@@ -10070,7 +10070,7 @@
             <w:pPr>
               <w:spacing w:after="20" w:before="0"/>
             </w:pPr>
-            <w:hyperlink w:history="1" r:id="rIdlzuszblbrsdl2bxryjtzu">
+            <w:hyperlink w:history="1" r:id="rIdzd5q6jtczemlukim8nebf">
               <w:r>
                 <w:rPr>
                   <w:rFonts w:ascii="Arial" w:cs="Arial" w:eastAsia="Arial" w:hAnsi="Arial"/>
@@ -10119,7 +10119,7 @@
               <w:spacing w:after="10" w:before="0"/>
               <w:ind w:left="120"/>
             </w:pPr>
-            <w:hyperlink w:history="1" r:id="rIda2mobob8atzspvmklzlh-">
+            <w:hyperlink w:history="1" r:id="rIdbzgntxnbb4c0wbecy-7q4">
               <w:r>
                 <w:rPr>
                   <w:rFonts w:ascii="Arial" w:cs="Arial" w:eastAsia="Arial" w:hAnsi="Arial"/>
@@ -10314,7 +10314,7 @@
             <w:pPr>
               <w:spacing w:after="20" w:before="0"/>
             </w:pPr>
-            <w:hyperlink w:history="1" r:id="rIdlghao4p4isrrfpgth24i2">
+            <w:hyperlink w:history="1" r:id="rIdyy8vpqcax3f7tjlg0uywv">
               <w:r>
                 <w:rPr>
                   <w:rFonts w:ascii="Arial" w:cs="Arial" w:eastAsia="Arial" w:hAnsi="Arial"/>
@@ -10347,7 +10347,7 @@
               <w:spacing w:after="10" w:before="0"/>
               <w:ind w:left="120"/>
             </w:pPr>
-            <w:hyperlink w:history="1" r:id="rId4bytz6amlpnwefrelypwj">
+            <w:hyperlink w:history="1" r:id="rIdulpvsgnpockp5oiqfy-tn">
               <w:r>
                 <w:rPr>
                   <w:rFonts w:ascii="Arial" w:cs="Arial" w:eastAsia="Arial" w:hAnsi="Arial"/>
@@ -10392,7 +10392,7 @@
             <w:pPr>
               <w:spacing w:after="20" w:before="0"/>
             </w:pPr>
-            <w:hyperlink w:history="1" r:id="rIdqim2ltqb4h4wjg1dzln5x">
+            <w:hyperlink w:history="1" r:id="rIdurhptpbyduq_u6rd6jeqf">
               <w:r>
                 <w:rPr>
                   <w:rFonts w:ascii="Arial" w:cs="Arial" w:eastAsia="Arial" w:hAnsi="Arial"/>
@@ -10441,7 +10441,7 @@
               <w:spacing w:after="10" w:before="0"/>
               <w:ind w:left="120"/>
             </w:pPr>
-            <w:hyperlink w:history="1" r:id="rId3dbxkdavgfguuirp8lkg2">
+            <w:hyperlink w:history="1" r:id="rIdphtbkezk3ehbbh4fbvd_z">
               <w:r>
                 <w:rPr>
                   <w:rFonts w:ascii="Arial" w:cs="Arial" w:eastAsia="Arial" w:hAnsi="Arial"/>
@@ -10636,7 +10636,7 @@
             <w:pPr>
               <w:spacing w:after="20" w:before="0"/>
             </w:pPr>
-            <w:hyperlink w:history="1" r:id="rIdupspqte7vjvor9jlign-e">
+            <w:hyperlink w:history="1" r:id="rId0n30l6_frejulzie0u4gi">
               <w:r>
                 <w:rPr>
                   <w:rFonts w:ascii="Arial" w:cs="Arial" w:eastAsia="Arial" w:hAnsi="Arial"/>
@@ -10669,7 +10669,7 @@
               <w:spacing w:after="10" w:before="0"/>
               <w:ind w:left="120"/>
             </w:pPr>
-            <w:hyperlink w:history="1" r:id="rIdtw1csr_ppuheadsnmcp-n">
+            <w:hyperlink w:history="1" r:id="rIdqo_rfnyh5oijv3nllk_tc">
               <w:r>
                 <w:rPr>
                   <w:rFonts w:ascii="Arial" w:cs="Arial" w:eastAsia="Arial" w:hAnsi="Arial"/>
@@ -10714,7 +10714,7 @@
             <w:pPr>
               <w:spacing w:after="20" w:before="0"/>
             </w:pPr>
-            <w:hyperlink w:history="1" r:id="rIdtbmojncuni2xtucmricsi">
+            <w:hyperlink w:history="1" r:id="rIdmcsoa73ja4vqffils81pr">
               <w:r>
                 <w:rPr>
                   <w:rFonts w:ascii="Arial" w:cs="Arial" w:eastAsia="Arial" w:hAnsi="Arial"/>
@@ -10763,7 +10763,7 @@
               <w:spacing w:after="10" w:before="0"/>
               <w:ind w:left="120"/>
             </w:pPr>
-            <w:hyperlink w:history="1" r:id="rIdq70ha-5d_rbmrxkjid6ce">
+            <w:hyperlink w:history="1" r:id="rIdyv9jzzuyl1yhwixtfsvfa">
               <w:r>
                 <w:rPr>
                   <w:rFonts w:ascii="Arial" w:cs="Arial" w:eastAsia="Arial" w:hAnsi="Arial"/>
@@ -10958,7 +10958,7 @@
             <w:pPr>
               <w:spacing w:after="20" w:before="0"/>
             </w:pPr>
-            <w:hyperlink w:history="1" r:id="rIduhcbgnpg3bgtcgmtplnhf">
+            <w:hyperlink w:history="1" r:id="rIdvdlahlg5tuyydmy3ls54r">
               <w:r>
                 <w:rPr>
                   <w:rFonts w:ascii="Arial" w:cs="Arial" w:eastAsia="Arial" w:hAnsi="Arial"/>
@@ -11007,7 +11007,7 @@
               <w:spacing w:after="10" w:before="0"/>
               <w:ind w:left="120"/>
             </w:pPr>
-            <w:hyperlink w:history="1" r:id="rIdwzbxrvs7calixd1rz75-h">
+            <w:hyperlink w:history="1" r:id="rIdclwp3rshmrm37epuly_gs">
               <w:r>
                 <w:rPr>
                   <w:rFonts w:ascii="Arial" w:cs="Arial" w:eastAsia="Arial" w:hAnsi="Arial"/>
@@ -11052,7 +11052,7 @@
             <w:pPr>
               <w:spacing w:after="20" w:before="0"/>
             </w:pPr>
-            <w:hyperlink w:history="1" r:id="rId2dun_1trhc6s_sesl2vbr">
+            <w:hyperlink w:history="1" r:id="rId64oiqtk0k43yje9pfcl1t">
               <w:r>
                 <w:rPr>
                   <w:rFonts w:ascii="Arial" w:cs="Arial" w:eastAsia="Arial" w:hAnsi="Arial"/>
@@ -11101,7 +11101,7 @@
               <w:spacing w:after="10" w:before="0"/>
               <w:ind w:left="120"/>
             </w:pPr>
-            <w:hyperlink w:history="1" r:id="rId7-cnbrei0vqotp0xh5ppx">
+            <w:hyperlink w:history="1" r:id="rIdpihpe1txxksb6m-yz5s5m">
               <w:r>
                 <w:rPr>
                   <w:rFonts w:ascii="Arial" w:cs="Arial" w:eastAsia="Arial" w:hAnsi="Arial"/>
@@ -11613,7 +11613,7 @@
         </w:rPr>
         <w:t xml:space="preserve">© 2026 SeaVuria and ARES. Aligned with KICD objectives. Developed by SeaVuria; technical implementation by ARES (with AI assistance from Claude). Licensed under </w:t>
       </w:r>
-      <w:hyperlink w:history="1" r:id="rIdege_3tpehp2y9q-k5vzmy">
+      <w:hyperlink w:history="1" r:id="rIdounj_tahfaacpdpse0exy">
         <w:r>
           <w:rPr>
             <w:rFonts w:ascii="Arial" w:cs="Arial" w:eastAsia="Arial" w:hAnsi="Arial"/>
@@ -11634,7 +11634,7 @@
         </w:rPr>
         <w:t xml:space="preserve"> (</w:t>
       </w:r>
-      <w:hyperlink w:history="1" r:id="rIdk-wy9lw2e2x_kbwvaifbb">
+      <w:hyperlink w:history="1" r:id="rId6b1u1_0pmh4h3idb-jeel">
         <w:r>
           <w:rPr>
             <w:rFonts w:ascii="Arial" w:cs="Arial" w:eastAsia="Arial" w:hAnsi="Arial"/>
@@ -12647,7 +12647,7 @@
             <w:pPr>
               <w:spacing w:after="20" w:before="0"/>
             </w:pPr>
-            <w:hyperlink w:history="1" r:id="rIdl8jnkkwlmwgalbjbnqzby">
+            <w:hyperlink w:history="1" r:id="rId6nyi8bpf-isnwfzqlvvpl">
               <w:r>
                 <w:rPr>
                   <w:rFonts w:ascii="Arial" w:cs="Arial" w:eastAsia="Arial" w:hAnsi="Arial"/>
@@ -12680,7 +12680,7 @@
               <w:spacing w:after="10" w:before="0"/>
               <w:ind w:left="120"/>
             </w:pPr>
-            <w:hyperlink w:history="1" r:id="rIdxfulhqew8b8n8vgk959wb">
+            <w:hyperlink w:history="1" r:id="rIdyydohej5yvmfqgx_dpzen">
               <w:r>
                 <w:rPr>
                   <w:rFonts w:ascii="Arial" w:cs="Arial" w:eastAsia="Arial" w:hAnsi="Arial"/>
@@ -12725,7 +12725,7 @@
             <w:pPr>
               <w:spacing w:after="20" w:before="0"/>
             </w:pPr>
-            <w:hyperlink w:history="1" r:id="rIdyy6wpxbjtlahmt6mqmdgu">
+            <w:hyperlink w:history="1" r:id="rIdentm2pvvlxixt9jxoos_o">
               <w:r>
                 <w:rPr>
                   <w:rFonts w:ascii="Arial" w:cs="Arial" w:eastAsia="Arial" w:hAnsi="Arial"/>
@@ -12758,7 +12758,7 @@
               <w:spacing w:after="10" w:before="0"/>
               <w:ind w:left="120"/>
             </w:pPr>
-            <w:hyperlink w:history="1" r:id="rIdzmwbf_uritwnfndkwsqfy">
+            <w:hyperlink w:history="1" r:id="rIdit4teekf1ydjt7u_d7ovl">
               <w:r>
                 <w:rPr>
                   <w:rFonts w:ascii="Arial" w:cs="Arial" w:eastAsia="Arial" w:hAnsi="Arial"/>
@@ -12953,7 +12953,7 @@
             <w:pPr>
               <w:spacing w:after="20" w:before="0"/>
             </w:pPr>
-            <w:hyperlink w:history="1" r:id="rIdy4t_vaa4q6gwciattmh4k">
+            <w:hyperlink w:history="1" r:id="rId4vmfqkscljscy_9xyy_cu">
               <w:r>
                 <w:rPr>
                   <w:rFonts w:ascii="Arial" w:cs="Arial" w:eastAsia="Arial" w:hAnsi="Arial"/>
@@ -12986,7 +12986,7 @@
               <w:spacing w:after="10" w:before="0"/>
               <w:ind w:left="120"/>
             </w:pPr>
-            <w:hyperlink w:history="1" r:id="rIdzazk3db3qtewihu3enwuk">
+            <w:hyperlink w:history="1" r:id="rIdxdx7gj4noe-la3ktlgtcu">
               <w:r>
                 <w:rPr>
                   <w:rFonts w:ascii="Arial" w:cs="Arial" w:eastAsia="Arial" w:hAnsi="Arial"/>
@@ -13031,7 +13031,7 @@
             <w:pPr>
               <w:spacing w:after="20" w:before="0"/>
             </w:pPr>
-            <w:hyperlink w:history="1" r:id="rIdsr1tz8z1a-7exzkfaxyrg">
+            <w:hyperlink w:history="1" r:id="rIdgzahczql_ins-sw7ehbto">
               <w:r>
                 <w:rPr>
                   <w:rFonts w:ascii="Arial" w:cs="Arial" w:eastAsia="Arial" w:hAnsi="Arial"/>
@@ -13064,7 +13064,7 @@
               <w:spacing w:after="10" w:before="0"/>
               <w:ind w:left="120"/>
             </w:pPr>
-            <w:hyperlink w:history="1" r:id="rIdcrnc3pj8je3pektv4a0bq">
+            <w:hyperlink w:history="1" r:id="rIdecl6qjaqt0nnk0y578gva">
               <w:r>
                 <w:rPr>
                   <w:rFonts w:ascii="Arial" w:cs="Arial" w:eastAsia="Arial" w:hAnsi="Arial"/>
@@ -13259,7 +13259,7 @@
             <w:pPr>
               <w:spacing w:after="20" w:before="0"/>
             </w:pPr>
-            <w:hyperlink w:history="1" r:id="rIdt-uq0kz4hfka7tzxzendk">
+            <w:hyperlink w:history="1" r:id="rIdwetoaabvgt6my9ntwh9v8">
               <w:r>
                 <w:rPr>
                   <w:rFonts w:ascii="Arial" w:cs="Arial" w:eastAsia="Arial" w:hAnsi="Arial"/>
@@ -13292,7 +13292,7 @@
               <w:spacing w:after="10" w:before="0"/>
               <w:ind w:left="120"/>
             </w:pPr>
-            <w:hyperlink w:history="1" r:id="rIdzrdyiayik2kgm_j2jn8ok">
+            <w:hyperlink w:history="1" r:id="rIdmo3ro2oza-u-51ycyky7z">
               <w:r>
                 <w:rPr>
                   <w:rFonts w:ascii="Arial" w:cs="Arial" w:eastAsia="Arial" w:hAnsi="Arial"/>
@@ -13337,7 +13337,7 @@
             <w:pPr>
               <w:spacing w:after="20" w:before="0"/>
             </w:pPr>
-            <w:hyperlink w:history="1" r:id="rIddoqkdmdg6ymojkj4lcy4j">
+            <w:hyperlink w:history="1" r:id="rIdulk005kftl7m_ycixlhpp">
               <w:r>
                 <w:rPr>
                   <w:rFonts w:ascii="Arial" w:cs="Arial" w:eastAsia="Arial" w:hAnsi="Arial"/>
@@ -13370,7 +13370,7 @@
               <w:spacing w:after="10" w:before="0"/>
               <w:ind w:left="120"/>
             </w:pPr>
-            <w:hyperlink w:history="1" r:id="rIdos30gyosxtvj9axmj_zat">
+            <w:hyperlink w:history="1" r:id="rIdcs9han_k1aieij5vebuz-">
               <w:r>
                 <w:rPr>
                   <w:rFonts w:ascii="Arial" w:cs="Arial" w:eastAsia="Arial" w:hAnsi="Arial"/>
@@ -13565,7 +13565,7 @@
             <w:pPr>
               <w:spacing w:after="20" w:before="0"/>
             </w:pPr>
-            <w:hyperlink w:history="1" r:id="rId7baggkcwumd5sqz9cku8d">
+            <w:hyperlink w:history="1" r:id="rIdht_ryalakzc1y9lu-xgi7">
               <w:r>
                 <w:rPr>
                   <w:rFonts w:ascii="Arial" w:cs="Arial" w:eastAsia="Arial" w:hAnsi="Arial"/>
@@ -13598,7 +13598,7 @@
               <w:spacing w:after="10" w:before="0"/>
               <w:ind w:left="120"/>
             </w:pPr>
-            <w:hyperlink w:history="1" r:id="rIdnlsrx5cjmc507h22cmeo_">
+            <w:hyperlink w:history="1" r:id="rIdqqkff0iuqiwcerwvug9tk">
               <w:r>
                 <w:rPr>
                   <w:rFonts w:ascii="Arial" w:cs="Arial" w:eastAsia="Arial" w:hAnsi="Arial"/>
@@ -13643,7 +13643,7 @@
             <w:pPr>
               <w:spacing w:after="20" w:before="0"/>
             </w:pPr>
-            <w:hyperlink w:history="1" r:id="rId_wejcv4yhzubt9v06ltmg">
+            <w:hyperlink w:history="1" r:id="rIdg9-vpyoe-zaud-hqeukvv">
               <w:r>
                 <w:rPr>
                   <w:rFonts w:ascii="Arial" w:cs="Arial" w:eastAsia="Arial" w:hAnsi="Arial"/>
@@ -13676,7 +13676,7 @@
               <w:spacing w:after="10" w:before="0"/>
               <w:ind w:left="120"/>
             </w:pPr>
-            <w:hyperlink w:history="1" r:id="rIde4y4g9bbawhbtuo7qiysi">
+            <w:hyperlink w:history="1" r:id="rIddcsxd8eusa1d_qjvwoiv2">
               <w:r>
                 <w:rPr>
                   <w:rFonts w:ascii="Arial" w:cs="Arial" w:eastAsia="Arial" w:hAnsi="Arial"/>
@@ -13871,7 +13871,7 @@
             <w:pPr>
               <w:spacing w:after="20" w:before="0"/>
             </w:pPr>
-            <w:hyperlink w:history="1" r:id="rIdyhdyce_gkzlwhv6wn7wya">
+            <w:hyperlink w:history="1" r:id="rIdmimcdshdza7doj0vrwmv_">
               <w:r>
                 <w:rPr>
                   <w:rFonts w:ascii="Arial" w:cs="Arial" w:eastAsia="Arial" w:hAnsi="Arial"/>
@@ -13920,7 +13920,7 @@
               <w:spacing w:after="10" w:before="0"/>
               <w:ind w:left="120"/>
             </w:pPr>
-            <w:hyperlink w:history="1" r:id="rIdeezbdzorknn7bu3upy0vk">
+            <w:hyperlink w:history="1" r:id="rIdlijr51-sn-u-7ida-spxj">
               <w:r>
                 <w:rPr>
                   <w:rFonts w:ascii="Arial" w:cs="Arial" w:eastAsia="Arial" w:hAnsi="Arial"/>
@@ -13965,7 +13965,7 @@
             <w:pPr>
               <w:spacing w:after="20" w:before="0"/>
             </w:pPr>
-            <w:hyperlink w:history="1" r:id="rIdkr384agocgl29dwnkt1vv">
+            <w:hyperlink w:history="1" r:id="rIdq1hg5-ccf_d_fur6okit-">
               <w:r>
                 <w:rPr>
                   <w:rFonts w:ascii="Arial" w:cs="Arial" w:eastAsia="Arial" w:hAnsi="Arial"/>
@@ -14014,7 +14014,7 @@
               <w:spacing w:after="10" w:before="0"/>
               <w:ind w:left="120"/>
             </w:pPr>
-            <w:hyperlink w:history="1" r:id="rIdr4oi4qdarm7i1hrvmw__v">
+            <w:hyperlink w:history="1" r:id="rIdbugp8skjapqiiweaiw50r">
               <w:r>
                 <w:rPr>
                   <w:rFonts w:ascii="Arial" w:cs="Arial" w:eastAsia="Arial" w:hAnsi="Arial"/>
@@ -14640,7 +14640,7 @@
         </w:rPr>
         <w:t xml:space="preserve">© 2026 SeaVuria and ARES. Aligned with KICD objectives. Developed by SeaVuria; technical implementation by ARES (with AI assistance from Claude). Licensed under </w:t>
       </w:r>
-      <w:hyperlink w:history="1" r:id="rIdatwxzn4dcp_ulxdvc1g_i">
+      <w:hyperlink w:history="1" r:id="rIdfvpbywkaj7r7x9jksqi6z">
         <w:r>
           <w:rPr>
             <w:rFonts w:ascii="Arial" w:cs="Arial" w:eastAsia="Arial" w:hAnsi="Arial"/>
@@ -14661,7 +14661,7 @@
         </w:rPr>
         <w:t xml:space="preserve"> (</w:t>
       </w:r>
-      <w:hyperlink w:history="1" r:id="rIdty3abx19jtb1drwnfatbo">
+      <w:hyperlink w:history="1" r:id="rIdcuxq92s0taqtxa9ueotc0">
         <w:r>
           <w:rPr>
             <w:rFonts w:ascii="Arial" w:cs="Arial" w:eastAsia="Arial" w:hAnsi="Arial"/>
@@ -15674,7 +15674,7 @@
             <w:pPr>
               <w:spacing w:after="20" w:before="0"/>
             </w:pPr>
-            <w:hyperlink w:history="1" r:id="rId85qmfzgrpncszllydlvlj">
+            <w:hyperlink w:history="1" r:id="rIdscbi23pkvfey1ruo2gihy">
               <w:r>
                 <w:rPr>
                   <w:rFonts w:ascii="Arial" w:cs="Arial" w:eastAsia="Arial" w:hAnsi="Arial"/>
@@ -15707,7 +15707,7 @@
               <w:spacing w:after="10" w:before="0"/>
               <w:ind w:left="120"/>
             </w:pPr>
-            <w:hyperlink w:history="1" r:id="rIdnqsdukr7i0przjvs0afvy">
+            <w:hyperlink w:history="1" r:id="rIdl5bzk4e0zl1h1qopgt3a9">
               <w:r>
                 <w:rPr>
                   <w:rFonts w:ascii="Arial" w:cs="Arial" w:eastAsia="Arial" w:hAnsi="Arial"/>
@@ -15752,7 +15752,7 @@
             <w:pPr>
               <w:spacing w:after="20" w:before="0"/>
             </w:pPr>
-            <w:hyperlink w:history="1" r:id="rIdxqi-txmeu-7nzxp82pjeg">
+            <w:hyperlink w:history="1" r:id="rIdchdn1gf3r55unex5hsxhi">
               <w:r>
                 <w:rPr>
                   <w:rFonts w:ascii="Arial" w:cs="Arial" w:eastAsia="Arial" w:hAnsi="Arial"/>
@@ -15785,7 +15785,7 @@
               <w:spacing w:after="10" w:before="0"/>
               <w:ind w:left="120"/>
             </w:pPr>
-            <w:hyperlink w:history="1" r:id="rIdgihxzaa5uxj7drt2pjspn">
+            <w:hyperlink w:history="1" r:id="rIdmmvgj9dc4vvpkfqpdwi9b">
               <w:r>
                 <w:rPr>
                   <w:rFonts w:ascii="Arial" w:cs="Arial" w:eastAsia="Arial" w:hAnsi="Arial"/>
@@ -15980,7 +15980,7 @@
             <w:pPr>
               <w:spacing w:after="20" w:before="0"/>
             </w:pPr>
-            <w:hyperlink w:history="1" r:id="rIdmcx3pdlcojfdiuposmrlw">
+            <w:hyperlink w:history="1" r:id="rIdofqkwtiiv20jgndrozwvu">
               <w:r>
                 <w:rPr>
                   <w:rFonts w:ascii="Arial" w:cs="Arial" w:eastAsia="Arial" w:hAnsi="Arial"/>
@@ -16013,7 +16013,7 @@
               <w:spacing w:after="10" w:before="0"/>
               <w:ind w:left="120"/>
             </w:pPr>
-            <w:hyperlink w:history="1" r:id="rIdxebhwwpfk4rd63wga3fnr">
+            <w:hyperlink w:history="1" r:id="rId5f0g3cptrc05omjbtutw5">
               <w:r>
                 <w:rPr>
                   <w:rFonts w:ascii="Arial" w:cs="Arial" w:eastAsia="Arial" w:hAnsi="Arial"/>
@@ -16058,7 +16058,7 @@
             <w:pPr>
               <w:spacing w:after="20" w:before="0"/>
             </w:pPr>
-            <w:hyperlink w:history="1" r:id="rIdgp0kyk4ogh5krgxbnnxid">
+            <w:hyperlink w:history="1" r:id="rIdfv2cshudnetooekwvt2u3">
               <w:r>
                 <w:rPr>
                   <w:rFonts w:ascii="Arial" w:cs="Arial" w:eastAsia="Arial" w:hAnsi="Arial"/>
@@ -16091,7 +16091,7 @@
               <w:spacing w:after="10" w:before="0"/>
               <w:ind w:left="120"/>
             </w:pPr>
-            <w:hyperlink w:history="1" r:id="rIdssanx4sx92n86ejh4l-vo">
+            <w:hyperlink w:history="1" r:id="rIdbvkoxiycb_y17wgbciwra">
               <w:r>
                 <w:rPr>
                   <w:rFonts w:ascii="Arial" w:cs="Arial" w:eastAsia="Arial" w:hAnsi="Arial"/>
@@ -16286,7 +16286,7 @@
             <w:pPr>
               <w:spacing w:after="20" w:before="0"/>
             </w:pPr>
-            <w:hyperlink w:history="1" r:id="rIduytzrch-p-ui4v-i_xxsk">
+            <w:hyperlink w:history="1" r:id="rId99jiltvwdqhpmlur8ytml">
               <w:r>
                 <w:rPr>
                   <w:rFonts w:ascii="Arial" w:cs="Arial" w:eastAsia="Arial" w:hAnsi="Arial"/>
@@ -16319,7 +16319,7 @@
               <w:spacing w:after="10" w:before="0"/>
               <w:ind w:left="120"/>
             </w:pPr>
-            <w:hyperlink w:history="1" r:id="rIdt5munzfikwbn5zyvdqda_">
+            <w:hyperlink w:history="1" r:id="rIdfqyanfthkpr6nswv4e0qd">
               <w:r>
                 <w:rPr>
                   <w:rFonts w:ascii="Arial" w:cs="Arial" w:eastAsia="Arial" w:hAnsi="Arial"/>
@@ -16364,7 +16364,7 @@
             <w:pPr>
               <w:spacing w:after="20" w:before="0"/>
             </w:pPr>
-            <w:hyperlink w:history="1" r:id="rIdhtsfg2bcpbf-hxbvzkbg_">
+            <w:hyperlink w:history="1" r:id="rIdffa5eriukyqs3akaau4os">
               <w:r>
                 <w:rPr>
                   <w:rFonts w:ascii="Arial" w:cs="Arial" w:eastAsia="Arial" w:hAnsi="Arial"/>
@@ -16413,7 +16413,7 @@
               <w:spacing w:after="10" w:before="0"/>
               <w:ind w:left="120"/>
             </w:pPr>
-            <w:hyperlink w:history="1" r:id="rIdiu4ghqrueuoqkq0tlgan4">
+            <w:hyperlink w:history="1" r:id="rIdhtv6tvktnmnboydvpuvqb">
               <w:r>
                 <w:rPr>
                   <w:rFonts w:ascii="Arial" w:cs="Arial" w:eastAsia="Arial" w:hAnsi="Arial"/>
@@ -16608,7 +16608,7 @@
             <w:pPr>
               <w:spacing w:after="20" w:before="0"/>
             </w:pPr>
-            <w:hyperlink w:history="1" r:id="rIde-1gnrfjd0cfovjpsqmnc">
+            <w:hyperlink w:history="1" r:id="rIdqywqfmqse1tx2gzg7hp_s">
               <w:r>
                 <w:rPr>
                   <w:rFonts w:ascii="Arial" w:cs="Arial" w:eastAsia="Arial" w:hAnsi="Arial"/>
@@ -16641,7 +16641,7 @@
               <w:spacing w:after="10" w:before="0"/>
               <w:ind w:left="120"/>
             </w:pPr>
-            <w:hyperlink w:history="1" r:id="rIdbnjczb1dqzqlp2ss97ab7">
+            <w:hyperlink w:history="1" r:id="rIdmzhkky2hh8xpkzez2xpp4">
               <w:r>
                 <w:rPr>
                   <w:rFonts w:ascii="Arial" w:cs="Arial" w:eastAsia="Arial" w:hAnsi="Arial"/>
@@ -16686,7 +16686,7 @@
             <w:pPr>
               <w:spacing w:after="20" w:before="0"/>
             </w:pPr>
-            <w:hyperlink w:history="1" r:id="rIdovdfjj5ybk1d-mwvygmo4">
+            <w:hyperlink w:history="1" r:id="rIdwfwpcmgtwzawlbwfy526b">
               <w:r>
                 <w:rPr>
                   <w:rFonts w:ascii="Arial" w:cs="Arial" w:eastAsia="Arial" w:hAnsi="Arial"/>
@@ -16735,7 +16735,7 @@
               <w:spacing w:after="10" w:before="0"/>
               <w:ind w:left="120"/>
             </w:pPr>
-            <w:hyperlink w:history="1" r:id="rIdaycliftagp0zbx8lql_nu">
+            <w:hyperlink w:history="1" r:id="rIdldyjexih3u1tffhygodvl">
               <w:r>
                 <w:rPr>
                   <w:rFonts w:ascii="Arial" w:cs="Arial" w:eastAsia="Arial" w:hAnsi="Arial"/>
@@ -16930,7 +16930,7 @@
             <w:pPr>
               <w:spacing w:after="20" w:before="0"/>
             </w:pPr>
-            <w:hyperlink w:history="1" r:id="rIdl2w6tcoqgnojlieey9zht">
+            <w:hyperlink w:history="1" r:id="rIdaaztxo80vrppaeki90jju">
               <w:r>
                 <w:rPr>
                   <w:rFonts w:ascii="Arial" w:cs="Arial" w:eastAsia="Arial" w:hAnsi="Arial"/>
@@ -16963,7 +16963,7 @@
               <w:spacing w:after="10" w:before="0"/>
               <w:ind w:left="120"/>
             </w:pPr>
-            <w:hyperlink w:history="1" r:id="rId7nurzl9_lhzansmjnch62">
+            <w:hyperlink w:history="1" r:id="rIdt0haotk3sybtgigiu7ul7">
               <w:r>
                 <w:rPr>
                   <w:rFonts w:ascii="Arial" w:cs="Arial" w:eastAsia="Arial" w:hAnsi="Arial"/>
@@ -17008,7 +17008,7 @@
             <w:pPr>
               <w:spacing w:after="20" w:before="0"/>
             </w:pPr>
-            <w:hyperlink w:history="1" r:id="rIddkbpl380megq7win9xzz_">
+            <w:hyperlink w:history="1" r:id="rIdugicc8bckya3hityzwwek">
               <w:r>
                 <w:rPr>
                   <w:rFonts w:ascii="Arial" w:cs="Arial" w:eastAsia="Arial" w:hAnsi="Arial"/>
@@ -17057,7 +17057,7 @@
               <w:spacing w:after="10" w:before="0"/>
               <w:ind w:left="120"/>
             </w:pPr>
-            <w:hyperlink w:history="1" r:id="rIdtbebuosrm-4vtvycfsaz3">
+            <w:hyperlink w:history="1" r:id="rIdcn4ixggvg76nz0ftybj5s">
               <w:r>
                 <w:rPr>
                   <w:rFonts w:ascii="Arial" w:cs="Arial" w:eastAsia="Arial" w:hAnsi="Arial"/>
@@ -17569,7 +17569,7 @@
         </w:rPr>
         <w:t xml:space="preserve">© 2026 SeaVuria and ARES. Aligned with KICD objectives. Developed by SeaVuria; technical implementation by ARES (with AI assistance from Claude). Licensed under </w:t>
       </w:r>
-      <w:hyperlink w:history="1" r:id="rIdiulwqrby7qfguvnkgzmty">
+      <w:hyperlink w:history="1" r:id="rIdewpxbhkpdbkwbv3gnfsdt">
         <w:r>
           <w:rPr>
             <w:rFonts w:ascii="Arial" w:cs="Arial" w:eastAsia="Arial" w:hAnsi="Arial"/>
@@ -17590,7 +17590,7 @@
         </w:rPr>
         <w:t xml:space="preserve"> (</w:t>
       </w:r>
-      <w:hyperlink w:history="1" r:id="rId9bo9hkz-johkpv3shaxhp">
+      <w:hyperlink w:history="1" r:id="rIdrwuurad2j7x3zpnjmk04c">
         <w:r>
           <w:rPr>
             <w:rFonts w:ascii="Arial" w:cs="Arial" w:eastAsia="Arial" w:hAnsi="Arial"/>
@@ -18603,7 +18603,7 @@
             <w:pPr>
               <w:spacing w:after="20" w:before="0"/>
             </w:pPr>
-            <w:hyperlink w:history="1" r:id="rIdatsb1ztjupw57rk-ylbgk">
+            <w:hyperlink w:history="1" r:id="rIdvt463pimezoykntweosd0">
               <w:r>
                 <w:rPr>
                   <w:rFonts w:ascii="Arial" w:cs="Arial" w:eastAsia="Arial" w:hAnsi="Arial"/>
@@ -18636,7 +18636,7 @@
               <w:spacing w:after="10" w:before="0"/>
               <w:ind w:left="120"/>
             </w:pPr>
-            <w:hyperlink w:history="1" r:id="rIdouqbvrhdrmk_kbah2zmlv">
+            <w:hyperlink w:history="1" r:id="rIdbl2kodxgtn4wimsloqaek">
               <w:r>
                 <w:rPr>
                   <w:rFonts w:ascii="Arial" w:cs="Arial" w:eastAsia="Arial" w:hAnsi="Arial"/>
@@ -18681,7 +18681,7 @@
             <w:pPr>
               <w:spacing w:after="20" w:before="0"/>
             </w:pPr>
-            <w:hyperlink w:history="1" r:id="rIdjlpgzqlzilo5roh7ry7ve">
+            <w:hyperlink w:history="1" r:id="rIdpvenixluk1xpybxsblapu">
               <w:r>
                 <w:rPr>
                   <w:rFonts w:ascii="Arial" w:cs="Arial" w:eastAsia="Arial" w:hAnsi="Arial"/>
@@ -18714,7 +18714,7 @@
               <w:spacing w:after="10" w:before="0"/>
               <w:ind w:left="120"/>
             </w:pPr>
-            <w:hyperlink w:history="1" r:id="rIdckpykquyxtsbztltp5obb">
+            <w:hyperlink w:history="1" r:id="rId_zlhbkpaejw1xlmj0dabj">
               <w:r>
                 <w:rPr>
                   <w:rFonts w:ascii="Arial" w:cs="Arial" w:eastAsia="Arial" w:hAnsi="Arial"/>
@@ -18909,7 +18909,7 @@
             <w:pPr>
               <w:spacing w:after="20" w:before="0"/>
             </w:pPr>
-            <w:hyperlink w:history="1" r:id="rIdjdlrzot8cza4xlysexmts">
+            <w:hyperlink w:history="1" r:id="rIdufmnqtrr1jlvrqj0p8clu">
               <w:r>
                 <w:rPr>
                   <w:rFonts w:ascii="Arial" w:cs="Arial" w:eastAsia="Arial" w:hAnsi="Arial"/>
@@ -18942,7 +18942,7 @@
               <w:spacing w:after="10" w:before="0"/>
               <w:ind w:left="120"/>
             </w:pPr>
-            <w:hyperlink w:history="1" r:id="rIdev0q1ynnenezqxc1jwdo1">
+            <w:hyperlink w:history="1" r:id="rIdj_laqoemsmdz07trwyq-v">
               <w:r>
                 <w:rPr>
                   <w:rFonts w:ascii="Arial" w:cs="Arial" w:eastAsia="Arial" w:hAnsi="Arial"/>
@@ -18987,7 +18987,7 @@
             <w:pPr>
               <w:spacing w:after="20" w:before="0"/>
             </w:pPr>
-            <w:hyperlink w:history="1" r:id="rIdcjeadwq6ntzbxmiei_skr">
+            <w:hyperlink w:history="1" r:id="rIdic2avqtqevfxuycjyjyca">
               <w:r>
                 <w:rPr>
                   <w:rFonts w:ascii="Arial" w:cs="Arial" w:eastAsia="Arial" w:hAnsi="Arial"/>
@@ -19020,7 +19020,7 @@
               <w:spacing w:after="10" w:before="0"/>
               <w:ind w:left="120"/>
             </w:pPr>
-            <w:hyperlink w:history="1" r:id="rIdqpireiyv-0aiga-zy_cxq">
+            <w:hyperlink w:history="1" r:id="rIdq00mrewsh7cqkxjnhgvoi">
               <w:r>
                 <w:rPr>
                   <w:rFonts w:ascii="Arial" w:cs="Arial" w:eastAsia="Arial" w:hAnsi="Arial"/>
@@ -19215,7 +19215,7 @@
             <w:pPr>
               <w:spacing w:after="20" w:before="0"/>
             </w:pPr>
-            <w:hyperlink w:history="1" r:id="rIde500ve_tvzr8cclxvp047">
+            <w:hyperlink w:history="1" r:id="rIdalhhwugtixw6itkt-cfka">
               <w:r>
                 <w:rPr>
                   <w:rFonts w:ascii="Arial" w:cs="Arial" w:eastAsia="Arial" w:hAnsi="Arial"/>
@@ -19248,7 +19248,7 @@
               <w:spacing w:after="10" w:before="0"/>
               <w:ind w:left="120"/>
             </w:pPr>
-            <w:hyperlink w:history="1" r:id="rIdeffskl6cjglhzz1gedsfj">
+            <w:hyperlink w:history="1" r:id="rIdcw81p7fu-zzaswuq0s14p">
               <w:r>
                 <w:rPr>
                   <w:rFonts w:ascii="Arial" w:cs="Arial" w:eastAsia="Arial" w:hAnsi="Arial"/>
@@ -19293,7 +19293,7 @@
             <w:pPr>
               <w:spacing w:after="20" w:before="0"/>
             </w:pPr>
-            <w:hyperlink w:history="1" r:id="rIdbetwf-cbnfdhghinnizfd">
+            <w:hyperlink w:history="1" r:id="rIdnrbcypwiqit540_0n3kcm">
               <w:r>
                 <w:rPr>
                   <w:rFonts w:ascii="Arial" w:cs="Arial" w:eastAsia="Arial" w:hAnsi="Arial"/>
@@ -19326,7 +19326,7 @@
               <w:spacing w:after="10" w:before="0"/>
               <w:ind w:left="120"/>
             </w:pPr>
-            <w:hyperlink w:history="1" r:id="rIdfo0twly2n8pgncpxtychn">
+            <w:hyperlink w:history="1" r:id="rIdmu2qfvi6_igb2mtsy9zhu">
               <w:r>
                 <w:rPr>
                   <w:rFonts w:ascii="Arial" w:cs="Arial" w:eastAsia="Arial" w:hAnsi="Arial"/>
@@ -19521,7 +19521,7 @@
             <w:pPr>
               <w:spacing w:after="20" w:before="0"/>
             </w:pPr>
-            <w:hyperlink w:history="1" r:id="rIdswmxnt9e42aqxmrlhcihk">
+            <w:hyperlink w:history="1" r:id="rId8ekyakfzvcm7vmoxfadfu">
               <w:r>
                 <w:rPr>
                   <w:rFonts w:ascii="Arial" w:cs="Arial" w:eastAsia="Arial" w:hAnsi="Arial"/>
@@ -19554,7 +19554,7 @@
               <w:spacing w:after="10" w:before="0"/>
               <w:ind w:left="120"/>
             </w:pPr>
-            <w:hyperlink w:history="1" r:id="rIdvqrd_p29bj6xnwj83qy8k">
+            <w:hyperlink w:history="1" r:id="rIdxxh28paw8uhc_kaqwi2di">
               <w:r>
                 <w:rPr>
                   <w:rFonts w:ascii="Arial" w:cs="Arial" w:eastAsia="Arial" w:hAnsi="Arial"/>
@@ -19599,7 +19599,7 @@
             <w:pPr>
               <w:spacing w:after="20" w:before="0"/>
             </w:pPr>
-            <w:hyperlink w:history="1" r:id="rIdtdbrprmlgkg9kq44vbkk6">
+            <w:hyperlink w:history="1" r:id="rIdnf_gffjhyxdstepitr0b2">
               <w:r>
                 <w:rPr>
                   <w:rFonts w:ascii="Arial" w:cs="Arial" w:eastAsia="Arial" w:hAnsi="Arial"/>
@@ -19632,7 +19632,7 @@
               <w:spacing w:after="10" w:before="0"/>
               <w:ind w:left="120"/>
             </w:pPr>
-            <w:hyperlink w:history="1" r:id="rIdr_4wogdfrkut_yhdtiqrj">
+            <w:hyperlink w:history="1" r:id="rIdsprvvypu0rqwr73h327wm">
               <w:r>
                 <w:rPr>
                   <w:rFonts w:ascii="Arial" w:cs="Arial" w:eastAsia="Arial" w:hAnsi="Arial"/>
@@ -19827,7 +19827,7 @@
             <w:pPr>
               <w:spacing w:after="20" w:before="0"/>
             </w:pPr>
-            <w:hyperlink w:history="1" r:id="rIdau30kvdohiegldtwuhckt">
+            <w:hyperlink w:history="1" r:id="rIdqdg3i9vt1kage9kfjonxd">
               <w:r>
                 <w:rPr>
                   <w:rFonts w:ascii="Arial" w:cs="Arial" w:eastAsia="Arial" w:hAnsi="Arial"/>
@@ -19876,7 +19876,7 @@
               <w:spacing w:after="10" w:before="0"/>
               <w:ind w:left="120"/>
             </w:pPr>
-            <w:hyperlink w:history="1" r:id="rIdt88vxaclvbbujmdltbzio">
+            <w:hyperlink w:history="1" r:id="rIdfqgt9imfet_sdlfzupao9">
               <w:r>
                 <w:rPr>
                   <w:rFonts w:ascii="Arial" w:cs="Arial" w:eastAsia="Arial" w:hAnsi="Arial"/>
@@ -19921,7 +19921,7 @@
             <w:pPr>
               <w:spacing w:after="20" w:before="0"/>
             </w:pPr>
-            <w:hyperlink w:history="1" r:id="rIdasmwxywr-iu6sjry5ofzk">
+            <w:hyperlink w:history="1" r:id="rIdfltzx5tz-1n0fmnpjshwl">
               <w:r>
                 <w:rPr>
                   <w:rFonts w:ascii="Arial" w:cs="Arial" w:eastAsia="Arial" w:hAnsi="Arial"/>
@@ -19970,7 +19970,7 @@
               <w:spacing w:after="10" w:before="0"/>
               <w:ind w:left="120"/>
             </w:pPr>
-            <w:hyperlink w:history="1" r:id="rIdmyxxnhkxeszwfz_tslkem">
+            <w:hyperlink w:history="1" r:id="rIdvrjzb6n-hnb6mqfraee3t">
               <w:r>
                 <w:rPr>
                   <w:rFonts w:ascii="Arial" w:cs="Arial" w:eastAsia="Arial" w:hAnsi="Arial"/>
@@ -20482,7 +20482,7 @@
         </w:rPr>
         <w:t xml:space="preserve">© 2026 SeaVuria and ARES. Aligned with KICD objectives. Developed by SeaVuria; technical implementation by ARES (with AI assistance from Claude). Licensed under </w:t>
       </w:r>
-      <w:hyperlink w:history="1" r:id="rId4uem1yfpubvpidsowxg8e">
+      <w:hyperlink w:history="1" r:id="rIdd0mxg0hg6d09r7jawmcro">
         <w:r>
           <w:rPr>
             <w:rFonts w:ascii="Arial" w:cs="Arial" w:eastAsia="Arial" w:hAnsi="Arial"/>
@@ -20503,7 +20503,7 @@
         </w:rPr>
         <w:t xml:space="preserve"> (</w:t>
       </w:r>
-      <w:hyperlink w:history="1" r:id="rIdyasojqyk24omth00zdwr4">
+      <w:hyperlink w:history="1" r:id="rIdqjrt_q8l9dbtwy4ruhi-9">
         <w:r>
           <w:rPr>
             <w:rFonts w:ascii="Arial" w:cs="Arial" w:eastAsia="Arial" w:hAnsi="Arial"/>
@@ -21517,7 +21517,7 @@
             <w:pPr>
               <w:spacing w:after="20" w:before="0"/>
             </w:pPr>
-            <w:hyperlink w:history="1" r:id="rId3qmi1ku-ypvu3jdobwxhv">
+            <w:hyperlink w:history="1" r:id="rIdlyg-eykctg5cn7c1hnv_3">
               <w:r>
                 <w:rPr>
                   <w:rFonts w:ascii="Arial" w:cs="Arial" w:eastAsia="Arial" w:hAnsi="Arial"/>
@@ -21550,7 +21550,7 @@
               <w:spacing w:after="10" w:before="0"/>
               <w:ind w:left="120"/>
             </w:pPr>
-            <w:hyperlink w:history="1" r:id="rIdezrat8n4okr9quuibyjay">
+            <w:hyperlink w:history="1" r:id="rId5wrjyfjw34jp73t_7glw6">
               <w:r>
                 <w:rPr>
                   <w:rFonts w:ascii="Arial" w:cs="Arial" w:eastAsia="Arial" w:hAnsi="Arial"/>
@@ -21595,7 +21595,7 @@
             <w:pPr>
               <w:spacing w:after="20" w:before="0"/>
             </w:pPr>
-            <w:hyperlink w:history="1" r:id="rId1gbxt8qshdu1lljkvdvrw">
+            <w:hyperlink w:history="1" r:id="rIdaalaqrbkvd-ugyj78u1gz">
               <w:r>
                 <w:rPr>
                   <w:rFonts w:ascii="Arial" w:cs="Arial" w:eastAsia="Arial" w:hAnsi="Arial"/>
@@ -21628,7 +21628,7 @@
               <w:spacing w:after="10" w:before="0"/>
               <w:ind w:left="120"/>
             </w:pPr>
-            <w:hyperlink w:history="1" r:id="rIdyffijwmmm9_sxlfbdwson">
+            <w:hyperlink w:history="1" r:id="rIdf5y3xa_i4nvuqq45dog_q">
               <w:r>
                 <w:rPr>
                   <w:rFonts w:ascii="Arial" w:cs="Arial" w:eastAsia="Arial" w:hAnsi="Arial"/>
@@ -21823,7 +21823,7 @@
             <w:pPr>
               <w:spacing w:after="20" w:before="0"/>
             </w:pPr>
-            <w:hyperlink w:history="1" r:id="rIddfxtrt6fcy-jtb0wti_ps">
+            <w:hyperlink w:history="1" r:id="rIdwbggfdlpam-2j6cin-xhg">
               <w:r>
                 <w:rPr>
                   <w:rFonts w:ascii="Arial" w:cs="Arial" w:eastAsia="Arial" w:hAnsi="Arial"/>
@@ -21856,7 +21856,7 @@
               <w:spacing w:after="10" w:before="0"/>
               <w:ind w:left="120"/>
             </w:pPr>
-            <w:hyperlink w:history="1" r:id="rIdianl3scontwsmbcm4flin">
+            <w:hyperlink w:history="1" r:id="rIdsoemgmtifhn8mwkm9fo7w">
               <w:r>
                 <w:rPr>
                   <w:rFonts w:ascii="Arial" w:cs="Arial" w:eastAsia="Arial" w:hAnsi="Arial"/>
@@ -21901,7 +21901,7 @@
             <w:pPr>
               <w:spacing w:after="20" w:before="0"/>
             </w:pPr>
-            <w:hyperlink w:history="1" r:id="rIdeegq4ispfjbr0wqy28bkk">
+            <w:hyperlink w:history="1" r:id="rIdmuamc1tmzv37kapekze_f">
               <w:r>
                 <w:rPr>
                   <w:rFonts w:ascii="Arial" w:cs="Arial" w:eastAsia="Arial" w:hAnsi="Arial"/>
@@ -21934,7 +21934,7 @@
               <w:spacing w:after="10" w:before="0"/>
               <w:ind w:left="120"/>
             </w:pPr>
-            <w:hyperlink w:history="1" r:id="rIdqjwmzkvuwzorp-jlizvu4">
+            <w:hyperlink w:history="1" r:id="rIdi5ji1ch3st0vhepgbeylr">
               <w:r>
                 <w:rPr>
                   <w:rFonts w:ascii="Arial" w:cs="Arial" w:eastAsia="Arial" w:hAnsi="Arial"/>
@@ -22129,7 +22129,7 @@
             <w:pPr>
               <w:spacing w:after="20" w:before="0"/>
             </w:pPr>
-            <w:hyperlink w:history="1" r:id="rIdgjdietbyec3mev8k8tlzc">
+            <w:hyperlink w:history="1" r:id="rIdti2_tvqsjwzpfgsgiezo9">
               <w:r>
                 <w:rPr>
                   <w:rFonts w:ascii="Arial" w:cs="Arial" w:eastAsia="Arial" w:hAnsi="Arial"/>
@@ -22162,7 +22162,7 @@
               <w:spacing w:after="10" w:before="0"/>
               <w:ind w:left="120"/>
             </w:pPr>
-            <w:hyperlink w:history="1" r:id="rId4sqidurbbk1ypz5tceiti">
+            <w:hyperlink w:history="1" r:id="rId3g82wwwf817zivsv8vteu">
               <w:r>
                 <w:rPr>
                   <w:rFonts w:ascii="Arial" w:cs="Arial" w:eastAsia="Arial" w:hAnsi="Arial"/>
@@ -22207,7 +22207,7 @@
             <w:pPr>
               <w:spacing w:after="20" w:before="0"/>
             </w:pPr>
-            <w:hyperlink w:history="1" r:id="rIdw300srq1ttltgozihfh7y">
+            <w:hyperlink w:history="1" r:id="rIdcaysxx0t_jgcn-trunkx8">
               <w:r>
                 <w:rPr>
                   <w:rFonts w:ascii="Arial" w:cs="Arial" w:eastAsia="Arial" w:hAnsi="Arial"/>
@@ -22256,7 +22256,7 @@
               <w:spacing w:after="10" w:before="0"/>
               <w:ind w:left="120"/>
             </w:pPr>
-            <w:hyperlink w:history="1" r:id="rIdgfw8n2basx81ct1tdb4rd">
+            <w:hyperlink w:history="1" r:id="rIds9zkqc1ggh1l9jzvtzi8h">
               <w:r>
                 <w:rPr>
                   <w:rFonts w:ascii="Arial" w:cs="Arial" w:eastAsia="Arial" w:hAnsi="Arial"/>
@@ -22451,7 +22451,7 @@
             <w:pPr>
               <w:spacing w:after="20" w:before="0"/>
             </w:pPr>
-            <w:hyperlink w:history="1" r:id="rIdu-bqfab7un1llio_nemdx">
+            <w:hyperlink w:history="1" r:id="rIdw6s8dpube42aeugrhtmd1">
               <w:r>
                 <w:rPr>
                   <w:rFonts w:ascii="Arial" w:cs="Arial" w:eastAsia="Arial" w:hAnsi="Arial"/>
@@ -22484,7 +22484,7 @@
               <w:spacing w:after="10" w:before="0"/>
               <w:ind w:left="120"/>
             </w:pPr>
-            <w:hyperlink w:history="1" r:id="rIdqgp5alo5lrcujfowuye01">
+            <w:hyperlink w:history="1" r:id="rIdgl9j9apccz15sxa3-ickt">
               <w:r>
                 <w:rPr>
                   <w:rFonts w:ascii="Arial" w:cs="Arial" w:eastAsia="Arial" w:hAnsi="Arial"/>
@@ -22529,7 +22529,7 @@
             <w:pPr>
               <w:spacing w:after="20" w:before="0"/>
             </w:pPr>
-            <w:hyperlink w:history="1" r:id="rId9outzbp7yyo_hza75hcsg">
+            <w:hyperlink w:history="1" r:id="rIdhlovk7lbmptsgdc_ktw2x">
               <w:r>
                 <w:rPr>
                   <w:rFonts w:ascii="Arial" w:cs="Arial" w:eastAsia="Arial" w:hAnsi="Arial"/>
@@ -22578,7 +22578,7 @@
               <w:spacing w:after="10" w:before="0"/>
               <w:ind w:left="120"/>
             </w:pPr>
-            <w:hyperlink w:history="1" r:id="rIdrrytno1x23mfpgrbwznao">
+            <w:hyperlink w:history="1" r:id="rIdma-s-umihhttph9moe4qd">
               <w:r>
                 <w:rPr>
                   <w:rFonts w:ascii="Arial" w:cs="Arial" w:eastAsia="Arial" w:hAnsi="Arial"/>
@@ -22773,7 +22773,7 @@
             <w:pPr>
               <w:spacing w:after="20" w:before="0"/>
             </w:pPr>
-            <w:hyperlink w:history="1" r:id="rIdxj_fwl-lxkt1tlu_l39a0">
+            <w:hyperlink w:history="1" r:id="rIdcmq8dot2wg-cnbe2ptvwr">
               <w:r>
                 <w:rPr>
                   <w:rFonts w:ascii="Arial" w:cs="Arial" w:eastAsia="Arial" w:hAnsi="Arial"/>
@@ -22806,7 +22806,7 @@
               <w:spacing w:after="10" w:before="0"/>
               <w:ind w:left="120"/>
             </w:pPr>
-            <w:hyperlink w:history="1" r:id="rIdchbnwu1imicr-fnlpyldh">
+            <w:hyperlink w:history="1" r:id="rIdqgmnkzzphd1o6urr64ctr">
               <w:r>
                 <w:rPr>
                   <w:rFonts w:ascii="Arial" w:cs="Arial" w:eastAsia="Arial" w:hAnsi="Arial"/>
@@ -22851,7 +22851,7 @@
             <w:pPr>
               <w:spacing w:after="20" w:before="0"/>
             </w:pPr>
-            <w:hyperlink w:history="1" r:id="rId56ao3ztoehtvztiydglju">
+            <w:hyperlink w:history="1" r:id="rIdfshdmvltdnsgxq0nirfbb">
               <w:r>
                 <w:rPr>
                   <w:rFonts w:ascii="Arial" w:cs="Arial" w:eastAsia="Arial" w:hAnsi="Arial"/>
@@ -22900,7 +22900,7 @@
               <w:spacing w:after="10" w:before="0"/>
               <w:ind w:left="120"/>
             </w:pPr>
-            <w:hyperlink w:history="1" r:id="rId2qukdbgwa8g_b_b0j75xw">
+            <w:hyperlink w:history="1" r:id="rIdnwrcerrblfs6t59pzwxxr">
               <w:r>
                 <w:rPr>
                   <w:rFonts w:ascii="Arial" w:cs="Arial" w:eastAsia="Arial" w:hAnsi="Arial"/>
@@ -23412,7 +23412,7 @@
         </w:rPr>
         <w:t xml:space="preserve">© 2026 SeaVuria and ARES. Aligned with KICD objectives. Developed by SeaVuria; technical implementation by ARES (with AI assistance from Claude). Licensed under </w:t>
       </w:r>
-      <w:hyperlink w:history="1" r:id="rId6s8jvw4tthckl_rilvidl">
+      <w:hyperlink w:history="1" r:id="rIdc_hcpgnxhf49isbwbibmw">
         <w:r>
           <w:rPr>
             <w:rFonts w:ascii="Arial" w:cs="Arial" w:eastAsia="Arial" w:hAnsi="Arial"/>
@@ -23433,7 +23433,7 @@
         </w:rPr>
         <w:t xml:space="preserve"> (</w:t>
       </w:r>
-      <w:hyperlink w:history="1" r:id="rIdyabego-pkdxjwne7cigg1">
+      <w:hyperlink w:history="1" r:id="rIdf2zxyi4w209wecpbzxluy">
         <w:r>
           <w:rPr>
             <w:rFonts w:ascii="Arial" w:cs="Arial" w:eastAsia="Arial" w:hAnsi="Arial"/>
@@ -24446,7 +24446,7 @@
             <w:pPr>
               <w:spacing w:after="20" w:before="0"/>
             </w:pPr>
-            <w:hyperlink w:history="1" r:id="rIdkdycdyjgqkfb_nebujctt">
+            <w:hyperlink w:history="1" r:id="rIdsxgb_san7jlm5wmanikyh">
               <w:r>
                 <w:rPr>
                   <w:rFonts w:ascii="Arial" w:cs="Arial" w:eastAsia="Arial" w:hAnsi="Arial"/>
@@ -24479,7 +24479,7 @@
               <w:spacing w:after="10" w:before="0"/>
               <w:ind w:left="120"/>
             </w:pPr>
-            <w:hyperlink w:history="1" r:id="rIdoepxt2zbhrgqsktu9xf1x">
+            <w:hyperlink w:history="1" r:id="rIdxnt1m2vafnpqv-u1fxk6o">
               <w:r>
                 <w:rPr>
                   <w:rFonts w:ascii="Arial" w:cs="Arial" w:eastAsia="Arial" w:hAnsi="Arial"/>
@@ -24524,7 +24524,7 @@
             <w:pPr>
               <w:spacing w:after="20" w:before="0"/>
             </w:pPr>
-            <w:hyperlink w:history="1" r:id="rIduavhukckuss7myzlzrovc">
+            <w:hyperlink w:history="1" r:id="rIdqixen03v6n2xt8p43gjl4">
               <w:r>
                 <w:rPr>
                   <w:rFonts w:ascii="Arial" w:cs="Arial" w:eastAsia="Arial" w:hAnsi="Arial"/>
@@ -24557,7 +24557,7 @@
               <w:spacing w:after="10" w:before="0"/>
               <w:ind w:left="120"/>
             </w:pPr>
-            <w:hyperlink w:history="1" r:id="rId2lcozqbr3jnzmzrwn5es1">
+            <w:hyperlink w:history="1" r:id="rId-o2bkgv73pdjyoypjz9nx">
               <w:r>
                 <w:rPr>
                   <w:rFonts w:ascii="Arial" w:cs="Arial" w:eastAsia="Arial" w:hAnsi="Arial"/>
@@ -24752,7 +24752,7 @@
             <w:pPr>
               <w:spacing w:after="20" w:before="0"/>
             </w:pPr>
-            <w:hyperlink w:history="1" r:id="rId27b3biio61nbjk0royhb_">
+            <w:hyperlink w:history="1" r:id="rId05gjbx7bbvet3nm9c_txg">
               <w:r>
                 <w:rPr>
                   <w:rFonts w:ascii="Arial" w:cs="Arial" w:eastAsia="Arial" w:hAnsi="Arial"/>
@@ -24785,7 +24785,7 @@
               <w:spacing w:after="10" w:before="0"/>
               <w:ind w:left="120"/>
             </w:pPr>
-            <w:hyperlink w:history="1" r:id="rIdbqwuk6wluxbrwa6flfkky">
+            <w:hyperlink w:history="1" r:id="rIduqdahjaxqhlqekjsjiy3s">
               <w:r>
                 <w:rPr>
                   <w:rFonts w:ascii="Arial" w:cs="Arial" w:eastAsia="Arial" w:hAnsi="Arial"/>
@@ -24830,7 +24830,7 @@
             <w:pPr>
               <w:spacing w:after="20" w:before="0"/>
             </w:pPr>
-            <w:hyperlink w:history="1" r:id="rIdztac26bapvw9od4x7bbui">
+            <w:hyperlink w:history="1" r:id="rIdq9zfevmf3aj8frpgib54j">
               <w:r>
                 <w:rPr>
                   <w:rFonts w:ascii="Arial" w:cs="Arial" w:eastAsia="Arial" w:hAnsi="Arial"/>
@@ -24863,7 +24863,7 @@
               <w:spacing w:after="10" w:before="0"/>
               <w:ind w:left="120"/>
             </w:pPr>
-            <w:hyperlink w:history="1" r:id="rId9uy8mj8rlkwn5yuotybr-">
+            <w:hyperlink w:history="1" r:id="rIdfiwg9ejz6bebjs0cxpuu1">
               <w:r>
                 <w:rPr>
                   <w:rFonts w:ascii="Arial" w:cs="Arial" w:eastAsia="Arial" w:hAnsi="Arial"/>
@@ -25058,7 +25058,7 @@
             <w:pPr>
               <w:spacing w:after="20" w:before="0"/>
             </w:pPr>
-            <w:hyperlink w:history="1" r:id="rId76-6lhionvht2yojzenqr">
+            <w:hyperlink w:history="1" r:id="rIdfzp3jiz47sdy1ksj7olza">
               <w:r>
                 <w:rPr>
                   <w:rFonts w:ascii="Arial" w:cs="Arial" w:eastAsia="Arial" w:hAnsi="Arial"/>
@@ -25091,7 +25091,7 @@
               <w:spacing w:after="10" w:before="0"/>
               <w:ind w:left="120"/>
             </w:pPr>
-            <w:hyperlink w:history="1" r:id="rIdey6epcnlp5jxn3-jdymbh">
+            <w:hyperlink w:history="1" r:id="rIdkdbts6fhwjlib5ppwmi4y">
               <w:r>
                 <w:rPr>
                   <w:rFonts w:ascii="Arial" w:cs="Arial" w:eastAsia="Arial" w:hAnsi="Arial"/>
@@ -25136,7 +25136,7 @@
             <w:pPr>
               <w:spacing w:after="20" w:before="0"/>
             </w:pPr>
-            <w:hyperlink w:history="1" r:id="rIdvw3omopgyxfa2aw24ek69">
+            <w:hyperlink w:history="1" r:id="rId8uxz95h-butjbc2gmtfqa">
               <w:r>
                 <w:rPr>
                   <w:rFonts w:ascii="Arial" w:cs="Arial" w:eastAsia="Arial" w:hAnsi="Arial"/>
@@ -25169,7 +25169,7 @@
               <w:spacing w:after="10" w:before="0"/>
               <w:ind w:left="120"/>
             </w:pPr>
-            <w:hyperlink w:history="1" r:id="rIdtbqdasjafbj99bhaeqins">
+            <w:hyperlink w:history="1" r:id="rIdjou7xd2z9u94beh-nwqpz">
               <w:r>
                 <w:rPr>
                   <w:rFonts w:ascii="Arial" w:cs="Arial" w:eastAsia="Arial" w:hAnsi="Arial"/>
@@ -25364,7 +25364,7 @@
             <w:pPr>
               <w:spacing w:after="20" w:before="0"/>
             </w:pPr>
-            <w:hyperlink w:history="1" r:id="rIdbybbdetonpq63ylbzw3hd">
+            <w:hyperlink w:history="1" r:id="rId--jviq2u5sulmd81vnojd">
               <w:r>
                 <w:rPr>
                   <w:rFonts w:ascii="Arial" w:cs="Arial" w:eastAsia="Arial" w:hAnsi="Arial"/>
@@ -25397,7 +25397,7 @@
               <w:spacing w:after="10" w:before="0"/>
               <w:ind w:left="120"/>
             </w:pPr>
-            <w:hyperlink w:history="1" r:id="rIdk7uvte_ci8bsfg2wc5-g8">
+            <w:hyperlink w:history="1" r:id="rIdoe2l7ooihwgatkzprycxc">
               <w:r>
                 <w:rPr>
                   <w:rFonts w:ascii="Arial" w:cs="Arial" w:eastAsia="Arial" w:hAnsi="Arial"/>
@@ -25442,7 +25442,7 @@
             <w:pPr>
               <w:spacing w:after="20" w:before="0"/>
             </w:pPr>
-            <w:hyperlink w:history="1" r:id="rId51jnwyp7cri0j2f_3wuns">
+            <w:hyperlink w:history="1" r:id="rId4tkivsoalobi08n1valie">
               <w:r>
                 <w:rPr>
                   <w:rFonts w:ascii="Arial" w:cs="Arial" w:eastAsia="Arial" w:hAnsi="Arial"/>
@@ -25475,7 +25475,7 @@
               <w:spacing w:after="10" w:before="0"/>
               <w:ind w:left="120"/>
             </w:pPr>
-            <w:hyperlink w:history="1" r:id="rIdfqvfqm42pamixlnv42ljk">
+            <w:hyperlink w:history="1" r:id="rId1h8ny6npqejbzlpslxfcz">
               <w:r>
                 <w:rPr>
                   <w:rFonts w:ascii="Arial" w:cs="Arial" w:eastAsia="Arial" w:hAnsi="Arial"/>
@@ -25670,7 +25670,7 @@
             <w:pPr>
               <w:spacing w:after="20" w:before="0"/>
             </w:pPr>
-            <w:hyperlink w:history="1" r:id="rIdv0uuxvc5_jqwdqbcxojcg">
+            <w:hyperlink w:history="1" r:id="rIdwegnoteg_wviovqzf92bk">
               <w:r>
                 <w:rPr>
                   <w:rFonts w:ascii="Arial" w:cs="Arial" w:eastAsia="Arial" w:hAnsi="Arial"/>
@@ -25719,7 +25719,7 @@
               <w:spacing w:after="10" w:before="0"/>
               <w:ind w:left="120"/>
             </w:pPr>
-            <w:hyperlink w:history="1" r:id="rIdusel7nsjrrpu3c2qq2wjz">
+            <w:hyperlink w:history="1" r:id="rIdllq0tpi5pzm4gjkav9r83">
               <w:r>
                 <w:rPr>
                   <w:rFonts w:ascii="Arial" w:cs="Arial" w:eastAsia="Arial" w:hAnsi="Arial"/>
@@ -25764,7 +25764,7 @@
             <w:pPr>
               <w:spacing w:after="20" w:before="0"/>
             </w:pPr>
-            <w:hyperlink w:history="1" r:id="rIdp9lrigqmkxe92feg0d_uc">
+            <w:hyperlink w:history="1" r:id="rIdiuqjqrxw7waghg5fngmqt">
               <w:r>
                 <w:rPr>
                   <w:rFonts w:ascii="Arial" w:cs="Arial" w:eastAsia="Arial" w:hAnsi="Arial"/>
@@ -25813,7 +25813,7 @@
               <w:spacing w:after="10" w:before="0"/>
               <w:ind w:left="120"/>
             </w:pPr>
-            <w:hyperlink w:history="1" r:id="rIdut9rbrastkudnxlbecxew">
+            <w:hyperlink w:history="1" r:id="rIdhglyz6uij2juasz-owvpa">
               <w:r>
                 <w:rPr>
                   <w:rFonts w:ascii="Arial" w:cs="Arial" w:eastAsia="Arial" w:hAnsi="Arial"/>
@@ -26325,7 +26325,7 @@
         </w:rPr>
         <w:t xml:space="preserve">© 2026 SeaVuria and ARES. Aligned with KICD objectives. Developed by SeaVuria; technical implementation by ARES (with AI assistance from Claude). Licensed under </w:t>
       </w:r>
-      <w:hyperlink w:history="1" r:id="rIdv6iueq2umybd6qdgyb-ld">
+      <w:hyperlink w:history="1" r:id="rIds9s7j2tbet3gfxckqvube">
         <w:r>
           <w:rPr>
             <w:rFonts w:ascii="Arial" w:cs="Arial" w:eastAsia="Arial" w:hAnsi="Arial"/>
@@ -26346,7 +26346,7 @@
         </w:rPr>
         <w:t xml:space="preserve"> (</w:t>
       </w:r>
-      <w:hyperlink w:history="1" r:id="rIde0oqkcyuanpuemxpezwk_">
+      <w:hyperlink w:history="1" r:id="rIdtlhyrvq31fdp2ug6hjgyu">
         <w:r>
           <w:rPr>
             <w:rFonts w:ascii="Arial" w:cs="Arial" w:eastAsia="Arial" w:hAnsi="Arial"/>
@@ -27359,7 +27359,7 @@
             <w:pPr>
               <w:spacing w:after="20" w:before="0"/>
             </w:pPr>
-            <w:hyperlink w:history="1" r:id="rIdfn1zhib7jttzn8tbwe6iw">
+            <w:hyperlink w:history="1" r:id="rIdc4emv-xl9_bkidoapdhmu">
               <w:r>
                 <w:rPr>
                   <w:rFonts w:ascii="Arial" w:cs="Arial" w:eastAsia="Arial" w:hAnsi="Arial"/>
@@ -27392,7 +27392,7 @@
               <w:spacing w:after="10" w:before="0"/>
               <w:ind w:left="120"/>
             </w:pPr>
-            <w:hyperlink w:history="1" r:id="rId7jublt3vqufh2yj8zgsdf">
+            <w:hyperlink w:history="1" r:id="rIdzcjlmmz_f3fwwkjqsf1zh">
               <w:r>
                 <w:rPr>
                   <w:rFonts w:ascii="Arial" w:cs="Arial" w:eastAsia="Arial" w:hAnsi="Arial"/>
@@ -27437,7 +27437,7 @@
             <w:pPr>
               <w:spacing w:after="20" w:before="0"/>
             </w:pPr>
-            <w:hyperlink w:history="1" r:id="rIdsd3clfkxazbw3z2cyetrg">
+            <w:hyperlink w:history="1" r:id="rId3w7w-g0aus2icdmpaoarl">
               <w:r>
                 <w:rPr>
                   <w:rFonts w:ascii="Arial" w:cs="Arial" w:eastAsia="Arial" w:hAnsi="Arial"/>
@@ -27486,7 +27486,7 @@
               <w:spacing w:after="10" w:before="0"/>
               <w:ind w:left="120"/>
             </w:pPr>
-            <w:hyperlink w:history="1" r:id="rId5hycp_3kdxbicfc7cq_gf">
+            <w:hyperlink w:history="1" r:id="rId_lvupc9spwzvowmk1muok">
               <w:r>
                 <w:rPr>
                   <w:rFonts w:ascii="Arial" w:cs="Arial" w:eastAsia="Arial" w:hAnsi="Arial"/>
@@ -27681,7 +27681,7 @@
             <w:pPr>
               <w:spacing w:after="20" w:before="0"/>
             </w:pPr>
-            <w:hyperlink w:history="1" r:id="rIdx5h3nif5_6t2xg_deiygh">
+            <w:hyperlink w:history="1" r:id="rIdzjojuqfgesmjobg4kee64">
               <w:r>
                 <w:rPr>
                   <w:rFonts w:ascii="Arial" w:cs="Arial" w:eastAsia="Arial" w:hAnsi="Arial"/>
@@ -27714,7 +27714,7 @@
               <w:spacing w:after="10" w:before="0"/>
               <w:ind w:left="120"/>
             </w:pPr>
-            <w:hyperlink w:history="1" r:id="rIdyuxtduditnr-na7louzfo">
+            <w:hyperlink w:history="1" r:id="rIdsgvhz6o-0kpxmfmfliyay">
               <w:r>
                 <w:rPr>
                   <w:rFonts w:ascii="Arial" w:cs="Arial" w:eastAsia="Arial" w:hAnsi="Arial"/>
@@ -27759,7 +27759,7 @@
             <w:pPr>
               <w:spacing w:after="20" w:before="0"/>
             </w:pPr>
-            <w:hyperlink w:history="1" r:id="rIdd-mfcvzfzfyth7qqzwbxs">
+            <w:hyperlink w:history="1" r:id="rIduskxj0npscde7de69mysr">
               <w:r>
                 <w:rPr>
                   <w:rFonts w:ascii="Arial" w:cs="Arial" w:eastAsia="Arial" w:hAnsi="Arial"/>
@@ -27808,7 +27808,7 @@
               <w:spacing w:after="10" w:before="0"/>
               <w:ind w:left="120"/>
             </w:pPr>
-            <w:hyperlink w:history="1" r:id="rIdtupxkeonztv51b1nr7gi3">
+            <w:hyperlink w:history="1" r:id="rId7vrt6_nev42wtp3tc730d">
               <w:r>
                 <w:rPr>
                   <w:rFonts w:ascii="Arial" w:cs="Arial" w:eastAsia="Arial" w:hAnsi="Arial"/>
@@ -28003,7 +28003,7 @@
             <w:pPr>
               <w:spacing w:after="20" w:before="0"/>
             </w:pPr>
-            <w:hyperlink w:history="1" r:id="rIdbvnwlzmpmti8yeaclyc98">
+            <w:hyperlink w:history="1" r:id="rIdrujm9pgv1wihjiqjymij5">
               <w:r>
                 <w:rPr>
                   <w:rFonts w:ascii="Arial" w:cs="Arial" w:eastAsia="Arial" w:hAnsi="Arial"/>
@@ -28036,7 +28036,7 @@
               <w:spacing w:after="10" w:before="0"/>
               <w:ind w:left="120"/>
             </w:pPr>
-            <w:hyperlink w:history="1" r:id="rIdum7u1vo6ka0bau2srhnwk">
+            <w:hyperlink w:history="1" r:id="rIdwjbx_vvp1dqgjqcbetmmd">
               <w:r>
                 <w:rPr>
                   <w:rFonts w:ascii="Arial" w:cs="Arial" w:eastAsia="Arial" w:hAnsi="Arial"/>
@@ -28081,7 +28081,7 @@
             <w:pPr>
               <w:spacing w:after="20" w:before="0"/>
             </w:pPr>
-            <w:hyperlink w:history="1" r:id="rIdhyq3kekyt5bytpskzksjb">
+            <w:hyperlink w:history="1" r:id="rIdi5iydyinisgfsbugopvvw">
               <w:r>
                 <w:rPr>
                   <w:rFonts w:ascii="Arial" w:cs="Arial" w:eastAsia="Arial" w:hAnsi="Arial"/>
@@ -28130,7 +28130,7 @@
               <w:spacing w:after="10" w:before="0"/>
               <w:ind w:left="120"/>
             </w:pPr>
-            <w:hyperlink w:history="1" r:id="rIdjrcwufepxffjah5rtwakn">
+            <w:hyperlink w:history="1" r:id="rIdowsjfcybby_xarvg5fc9m">
               <w:r>
                 <w:rPr>
                   <w:rFonts w:ascii="Arial" w:cs="Arial" w:eastAsia="Arial" w:hAnsi="Arial"/>
@@ -28325,7 +28325,7 @@
             <w:pPr>
               <w:spacing w:after="20" w:before="0"/>
             </w:pPr>
-            <w:hyperlink w:history="1" r:id="rId2to8wqd8plw2ufprmmkrm">
+            <w:hyperlink w:history="1" r:id="rIdayavhzzjdgeh1lkmgrjrj">
               <w:r>
                 <w:rPr>
                   <w:rFonts w:ascii="Arial" w:cs="Arial" w:eastAsia="Arial" w:hAnsi="Arial"/>
@@ -28358,7 +28358,7 @@
               <w:spacing w:after="10" w:before="0"/>
               <w:ind w:left="120"/>
             </w:pPr>
-            <w:hyperlink w:history="1" r:id="rIdrmivjddb_lng8vdlimrdl">
+            <w:hyperlink w:history="1" r:id="rIdoirazx3j5ufks7grixqn7">
               <w:r>
                 <w:rPr>
                   <w:rFonts w:ascii="Arial" w:cs="Arial" w:eastAsia="Arial" w:hAnsi="Arial"/>
@@ -28403,7 +28403,7 @@
             <w:pPr>
               <w:spacing w:after="20" w:before="0"/>
             </w:pPr>
-            <w:hyperlink w:history="1" r:id="rIdgo59nktfmb6vl4minf6nt">
+            <w:hyperlink w:history="1" r:id="rIdgttg43xmbtfjtrrhbpjgs">
               <w:r>
                 <w:rPr>
                   <w:rFonts w:ascii="Arial" w:cs="Arial" w:eastAsia="Arial" w:hAnsi="Arial"/>
@@ -28452,7 +28452,7 @@
               <w:spacing w:after="10" w:before="0"/>
               <w:ind w:left="120"/>
             </w:pPr>
-            <w:hyperlink w:history="1" r:id="rIdh_l25ihvic-do3tqj4ftn">
+            <w:hyperlink w:history="1" r:id="rIdmfiggt2nun9ozhjpl2upc">
               <w:r>
                 <w:rPr>
                   <w:rFonts w:ascii="Arial" w:cs="Arial" w:eastAsia="Arial" w:hAnsi="Arial"/>
@@ -28647,7 +28647,7 @@
             <w:pPr>
               <w:spacing w:after="20" w:before="0"/>
             </w:pPr>
-            <w:hyperlink w:history="1" r:id="rId1szy_-mk3fuxypsrmwuim">
+            <w:hyperlink w:history="1" r:id="rIdwsg1s-ev0b7od_iywd86o">
               <w:r>
                 <w:rPr>
                   <w:rFonts w:ascii="Arial" w:cs="Arial" w:eastAsia="Arial" w:hAnsi="Arial"/>
@@ -28680,7 +28680,7 @@
               <w:spacing w:after="10" w:before="0"/>
               <w:ind w:left="120"/>
             </w:pPr>
-            <w:hyperlink w:history="1" r:id="rIdmdrgx3pjez9mzubovf51v">
+            <w:hyperlink w:history="1" r:id="rIdvepp0hf6kdhkwlb3ljb_d">
               <w:r>
                 <w:rPr>
                   <w:rFonts w:ascii="Arial" w:cs="Arial" w:eastAsia="Arial" w:hAnsi="Arial"/>
@@ -28725,7 +28725,7 @@
             <w:pPr>
               <w:spacing w:after="20" w:before="0"/>
             </w:pPr>
-            <w:hyperlink w:history="1" r:id="rId5hhdfow79t-s90j087q8l">
+            <w:hyperlink w:history="1" r:id="rIdtgzswwtw1tk-j3j1hmd8w">
               <w:r>
                 <w:rPr>
                   <w:rFonts w:ascii="Arial" w:cs="Arial" w:eastAsia="Arial" w:hAnsi="Arial"/>
@@ -28774,7 +28774,7 @@
               <w:spacing w:after="10" w:before="0"/>
               <w:ind w:left="120"/>
             </w:pPr>
-            <w:hyperlink w:history="1" r:id="rIdyxpmyuknhq0c7jaltik_9">
+            <w:hyperlink w:history="1" r:id="rId9snxoxecyb9fwpvwonv9y">
               <w:r>
                 <w:rPr>
                   <w:rFonts w:ascii="Arial" w:cs="Arial" w:eastAsia="Arial" w:hAnsi="Arial"/>
@@ -29286,7 +29286,7 @@
         </w:rPr>
         <w:t xml:space="preserve">© 2026 SeaVuria and ARES. Aligned with KICD objectives. Developed by SeaVuria; technical implementation by ARES (with AI assistance from Claude). Licensed under </w:t>
       </w:r>
-      <w:hyperlink w:history="1" r:id="rIdq0z3rlrekp_n83vsc0z70">
+      <w:hyperlink w:history="1" r:id="rIdmllx935wa1fdhtu7biix6">
         <w:r>
           <w:rPr>
             <w:rFonts w:ascii="Arial" w:cs="Arial" w:eastAsia="Arial" w:hAnsi="Arial"/>
@@ -29307,7 +29307,7 @@
         </w:rPr>
         <w:t xml:space="preserve"> (</w:t>
       </w:r>
-      <w:hyperlink w:history="1" r:id="rIdy2as0i5sfzmplsuj5otor">
+      <w:hyperlink w:history="1" r:id="rIdflowme-v5d-zzpkznk4wg">
         <w:r>
           <w:rPr>
             <w:rFonts w:ascii="Arial" w:cs="Arial" w:eastAsia="Arial" w:hAnsi="Arial"/>

--- a/data/outputs/v2/Physics/SS1.1_Pressure/Physics_Pressure_CBE_LessonSequence.docx
+++ b/data/outputs/v2/Physics/SS1.1_Pressure/Physics_Pressure_CBE_LessonSequence.docx
@@ -4,6 +4,7 @@
   <w:body>
     <w:p>
       <w:pPr>
+        <w:keepNext w:val="false"/>
         <w:spacing w:after="30" w:before="0"/>
         <w:jc w:val="center"/>
       </w:pPr>
@@ -23,6 +24,7 @@
     </w:p>
     <w:p>
       <w:pPr>
+        <w:keepNext w:val="false"/>
         <w:spacing w:after="60" w:before="0"/>
         <w:jc w:val="center"/>
       </w:pPr>
@@ -81,6 +83,7 @@
           </w:tcPr>
           <w:p>
             <w:pPr>
+              <w:keepNext w:val="false"/>
               <w:spacing w:after="40" w:before="0"/>
               <w:jc w:val="center"/>
             </w:pPr>
@@ -115,6 +118,7 @@
           </w:tcPr>
           <w:p>
             <w:pPr>
+              <w:keepNext w:val="false"/>
               <w:spacing w:after="40" w:before="0"/>
               <w:jc w:val="left"/>
             </w:pPr>
@@ -147,6 +151,7 @@
           </w:tcPr>
           <w:p>
             <w:pPr>
+              <w:keepNext w:val="false"/>
               <w:spacing w:after="40" w:before="0"/>
               <w:jc w:val="left"/>
             </w:pPr>
@@ -181,6 +186,7 @@
           </w:tcPr>
           <w:p>
             <w:pPr>
+              <w:keepNext w:val="false"/>
               <w:spacing w:after="40" w:before="0"/>
               <w:jc w:val="left"/>
             </w:pPr>
@@ -213,6 +219,7 @@
           </w:tcPr>
           <w:p>
             <w:pPr>
+              <w:keepNext w:val="false"/>
               <w:spacing w:after="40" w:before="0"/>
               <w:jc w:val="left"/>
             </w:pPr>
@@ -247,6 +254,7 @@
           </w:tcPr>
           <w:p>
             <w:pPr>
+              <w:keepNext w:val="false"/>
               <w:spacing w:after="40" w:before="0"/>
               <w:jc w:val="left"/>
             </w:pPr>
@@ -279,6 +287,7 @@
           </w:tcPr>
           <w:p>
             <w:pPr>
+              <w:keepNext w:val="false"/>
               <w:spacing w:after="40" w:before="0"/>
               <w:jc w:val="left"/>
             </w:pPr>
@@ -313,6 +322,7 @@
           </w:tcPr>
           <w:p>
             <w:pPr>
+              <w:keepNext w:val="false"/>
               <w:spacing w:after="40" w:before="0"/>
               <w:jc w:val="left"/>
             </w:pPr>
@@ -345,6 +355,7 @@
           </w:tcPr>
           <w:p>
             <w:pPr>
+              <w:keepNext w:val="false"/>
               <w:spacing w:after="40" w:before="0"/>
               <w:jc w:val="left"/>
             </w:pPr>
@@ -379,6 +390,7 @@
           </w:tcPr>
           <w:p>
             <w:pPr>
+              <w:keepNext w:val="false"/>
               <w:spacing w:after="40" w:before="0"/>
               <w:jc w:val="left"/>
             </w:pPr>
@@ -411,6 +423,7 @@
           </w:tcPr>
           <w:p>
             <w:pPr>
+              <w:keepNext w:val="false"/>
               <w:spacing w:after="40" w:before="0"/>
               <w:jc w:val="left"/>
             </w:pPr>
@@ -445,6 +458,7 @@
           </w:tcPr>
           <w:p>
             <w:pPr>
+              <w:keepNext w:val="false"/>
               <w:spacing w:after="40" w:before="0"/>
               <w:jc w:val="left"/>
             </w:pPr>
@@ -592,6 +606,7 @@
           </w:tcPr>
           <w:p>
             <w:pPr>
+              <w:keepNext w:val="false"/>
               <w:spacing w:after="40" w:before="0"/>
               <w:jc w:val="left"/>
             </w:pPr>
@@ -624,6 +639,7 @@
           </w:tcPr>
           <w:p>
             <w:pPr>
+              <w:keepNext w:val="false"/>
               <w:spacing w:after="40" w:before="0"/>
               <w:jc w:val="left"/>
             </w:pPr>
@@ -643,6 +659,7 @@
           </w:p>
           <w:p>
             <w:pPr>
+              <w:keepNext w:val="false"/>
               <w:spacing w:after="40" w:before="0"/>
               <w:jc w:val="left"/>
             </w:pPr>
@@ -662,6 +679,7 @@
           </w:p>
           <w:p>
             <w:pPr>
+              <w:keepNext w:val="false"/>
               <w:spacing w:after="40" w:before="0"/>
               <w:jc w:val="left"/>
             </w:pPr>
@@ -681,6 +699,7 @@
           </w:p>
           <w:p>
             <w:pPr>
+              <w:keepNext w:val="false"/>
               <w:spacing w:after="40" w:before="0"/>
               <w:jc w:val="left"/>
             </w:pPr>
@@ -700,6 +719,7 @@
           </w:p>
           <w:p>
             <w:pPr>
+              <w:keepNext w:val="false"/>
               <w:spacing w:after="40" w:before="0"/>
               <w:jc w:val="left"/>
             </w:pPr>
@@ -719,6 +739,7 @@
           </w:p>
           <w:p>
             <w:pPr>
+              <w:keepNext w:val="false"/>
               <w:spacing w:after="40" w:before="0"/>
               <w:jc w:val="left"/>
             </w:pPr>
@@ -738,6 +759,7 @@
           </w:p>
           <w:p>
             <w:pPr>
+              <w:keepNext w:val="false"/>
               <w:spacing w:after="40" w:before="0"/>
               <w:jc w:val="left"/>
             </w:pPr>
@@ -772,6 +794,7 @@
           </w:tcPr>
           <w:p>
             <w:pPr>
+              <w:keepNext w:val="false"/>
               <w:spacing w:after="40" w:before="0"/>
               <w:jc w:val="left"/>
             </w:pPr>
@@ -899,6 +922,7 @@
           </w:tcPr>
           <w:p>
             <w:pPr>
+              <w:keepNext w:val="false"/>
               <w:spacing w:after="40" w:before="0"/>
               <w:jc w:val="left"/>
             </w:pPr>
@@ -1006,6 +1030,7 @@
           </w:tcPr>
           <w:p>
             <w:pPr>
+              <w:keepNext w:val="false"/>
               <w:spacing w:after="40" w:before="0"/>
               <w:jc w:val="left"/>
             </w:pPr>
@@ -1173,6 +1198,7 @@
           </w:tcPr>
           <w:p>
             <w:pPr>
+              <w:keepNext w:val="false"/>
               <w:spacing w:after="40" w:before="0"/>
               <w:jc w:val="left"/>
             </w:pPr>
@@ -1260,6 +1286,7 @@
           </w:tcPr>
           <w:p>
             <w:pPr>
+              <w:keepNext w:val="false"/>
               <w:spacing w:after="40" w:before="0"/>
               <w:jc w:val="left"/>
             </w:pPr>
@@ -1407,6 +1434,7 @@
           </w:tcPr>
           <w:p>
             <w:pPr>
+              <w:keepNext w:val="false"/>
               <w:spacing w:after="40" w:before="0"/>
               <w:jc w:val="left"/>
             </w:pPr>
@@ -1439,6 +1467,7 @@
           </w:tcPr>
           <w:p>
             <w:pPr>
+              <w:keepNext w:val="false"/>
               <w:spacing w:after="40" w:before="0"/>
               <w:jc w:val="left"/>
             </w:pPr>
@@ -1473,6 +1502,7 @@
           </w:tcPr>
           <w:p>
             <w:pPr>
+              <w:keepNext w:val="false"/>
               <w:spacing w:after="40" w:before="0"/>
               <w:jc w:val="left"/>
             </w:pPr>
@@ -1505,6 +1535,7 @@
           </w:tcPr>
           <w:p>
             <w:pPr>
+              <w:keepNext w:val="false"/>
               <w:spacing w:after="40" w:before="0"/>
               <w:jc w:val="left"/>
             </w:pPr>
@@ -1524,6 +1555,7 @@
           </w:p>
           <w:p>
             <w:pPr>
+              <w:keepNext w:val="false"/>
               <w:spacing w:after="40" w:before="0"/>
               <w:jc w:val="left"/>
             </w:pPr>
@@ -1543,6 +1575,7 @@
           </w:p>
           <w:p>
             <w:pPr>
+              <w:keepNext w:val="false"/>
               <w:spacing w:after="40" w:before="0"/>
               <w:jc w:val="left"/>
             </w:pPr>
@@ -1562,6 +1595,7 @@
           </w:p>
           <w:p>
             <w:pPr>
+              <w:keepNext w:val="false"/>
               <w:spacing w:after="40" w:before="0"/>
               <w:jc w:val="left"/>
             </w:pPr>
@@ -1581,6 +1615,7 @@
           </w:p>
           <w:p>
             <w:pPr>
+              <w:keepNext w:val="false"/>
               <w:spacing w:after="40" w:before="0"/>
               <w:jc w:val="left"/>
             </w:pPr>
@@ -1600,6 +1635,7 @@
           </w:p>
           <w:p>
             <w:pPr>
+              <w:keepNext w:val="false"/>
               <w:spacing w:after="40" w:before="0"/>
               <w:jc w:val="left"/>
             </w:pPr>
@@ -1619,6 +1655,7 @@
           </w:p>
           <w:p>
             <w:pPr>
+              <w:keepNext w:val="false"/>
               <w:spacing w:after="40" w:before="0"/>
               <w:jc w:val="left"/>
             </w:pPr>
@@ -1638,6 +1675,7 @@
           </w:p>
           <w:p>
             <w:pPr>
+              <w:keepNext w:val="false"/>
               <w:spacing w:after="40" w:before="0"/>
               <w:jc w:val="left"/>
             </w:pPr>
@@ -1657,6 +1695,7 @@
           </w:p>
           <w:p>
             <w:pPr>
+              <w:keepNext w:val="false"/>
               <w:spacing w:after="40" w:before="0"/>
               <w:jc w:val="left"/>
             </w:pPr>
@@ -1676,6 +1715,7 @@
           </w:p>
           <w:p>
             <w:pPr>
+              <w:keepNext w:val="false"/>
               <w:spacing w:after="40" w:before="0"/>
               <w:jc w:val="left"/>
             </w:pPr>
@@ -1710,6 +1750,7 @@
           </w:tcPr>
           <w:p>
             <w:pPr>
+              <w:keepNext w:val="false"/>
               <w:spacing w:after="40" w:before="0"/>
               <w:jc w:val="left"/>
             </w:pPr>
@@ -1742,6 +1783,7 @@
           </w:tcPr>
           <w:p>
             <w:pPr>
+              <w:keepNext w:val="false"/>
               <w:spacing w:after="40" w:before="0"/>
               <w:jc w:val="left"/>
             </w:pPr>
@@ -1776,6 +1818,7 @@
           </w:tcPr>
           <w:p>
             <w:pPr>
+              <w:keepNext w:val="false"/>
               <w:spacing w:after="40" w:before="0"/>
               <w:jc w:val="left"/>
             </w:pPr>
@@ -1808,6 +1851,7 @@
           </w:tcPr>
           <w:p>
             <w:pPr>
+              <w:keepNext w:val="false"/>
               <w:spacing w:after="40" w:before="0"/>
               <w:jc w:val="left"/>
             </w:pPr>
@@ -1827,6 +1871,7 @@
           </w:p>
           <w:p>
             <w:pPr>
+              <w:keepNext w:val="false"/>
               <w:spacing w:after="40" w:before="0"/>
               <w:jc w:val="left"/>
             </w:pPr>
@@ -1846,6 +1891,7 @@
           </w:p>
           <w:p>
             <w:pPr>
+              <w:keepNext w:val="false"/>
               <w:spacing w:after="40" w:before="0"/>
               <w:jc w:val="left"/>
             </w:pPr>
@@ -1865,6 +1911,7 @@
           </w:p>
           <w:p>
             <w:pPr>
+              <w:keepNext w:val="false"/>
               <w:spacing w:after="40" w:before="0"/>
               <w:jc w:val="left"/>
             </w:pPr>
@@ -1884,6 +1931,7 @@
           </w:p>
           <w:p>
             <w:pPr>
+              <w:keepNext w:val="false"/>
               <w:spacing w:after="40" w:before="0"/>
               <w:jc w:val="left"/>
             </w:pPr>
@@ -1903,6 +1951,7 @@
           </w:p>
           <w:p>
             <w:pPr>
+              <w:keepNext w:val="false"/>
               <w:spacing w:after="40" w:before="0"/>
               <w:jc w:val="left"/>
             </w:pPr>
@@ -1922,6 +1971,7 @@
           </w:p>
           <w:p>
             <w:pPr>
+              <w:keepNext w:val="false"/>
               <w:spacing w:after="40" w:before="0"/>
               <w:jc w:val="left"/>
             </w:pPr>
@@ -1941,6 +1991,7 @@
           </w:p>
           <w:p>
             <w:pPr>
+              <w:keepNext w:val="false"/>
               <w:spacing w:after="40" w:before="0"/>
               <w:jc w:val="left"/>
             </w:pPr>
@@ -1960,6 +2011,7 @@
           </w:p>
           <w:p>
             <w:pPr>
+              <w:keepNext w:val="false"/>
               <w:spacing w:after="40" w:before="0"/>
               <w:jc w:val="left"/>
             </w:pPr>
@@ -1994,6 +2046,7 @@
           </w:tcPr>
           <w:p>
             <w:pPr>
+              <w:keepNext w:val="false"/>
               <w:spacing w:after="40" w:before="0"/>
               <w:jc w:val="left"/>
             </w:pPr>
@@ -2245,7 +2298,7 @@
         </w:rPr>
         <w:t xml:space="preserve">© 2026 SeaVuria and ARES. This work is licensed under a </w:t>
       </w:r>
-      <w:hyperlink w:history="1" r:id="rIdyhsb0w7s4mw-3k-3nknnr">
+      <w:hyperlink w:history="1" r:id="rIdwmlektncm9abagylwm78w">
         <w:r>
           <w:rPr>
             <w:rFonts w:ascii="Arial" w:cs="Arial" w:eastAsia="Arial" w:hAnsi="Arial"/>
@@ -2265,7 +2318,7 @@
         </w:rPr>
         <w:t xml:space="preserve"> (</w:t>
       </w:r>
-      <w:hyperlink w:history="1" r:id="rIdkqjpxgzaxeekzna5xbyma">
+      <w:hyperlink w:history="1" r:id="rIdrukfi54_v1gbxtxl24woc">
         <w:r>
           <w:rPr>
             <w:rFonts w:ascii="Arial" w:cs="Arial" w:eastAsia="Arial" w:hAnsi="Arial"/>
@@ -2285,7 +2338,7 @@
         </w:rPr>
         <w:t xml:space="preserve">). To view a copy of this license, visit </w:t>
       </w:r>
-      <w:hyperlink w:history="1" r:id="rIdh2pp9z4gw1w8aejijbkj0">
+      <w:hyperlink w:history="1" r:id="rIdfmgcauqjpxbawvoxbcaue">
         <w:r>
           <w:rPr>
             <w:rFonts w:ascii="Arial" w:cs="Arial" w:eastAsia="Arial" w:hAnsi="Arial"/>
@@ -2344,6 +2397,7 @@
           </w:tcPr>
           <w:p>
             <w:pPr>
+              <w:keepNext w:val="false"/>
               <w:spacing w:after="40" w:before="0"/>
               <w:jc w:val="center"/>
             </w:pPr>
@@ -2379,6 +2433,7 @@
           </w:tcPr>
           <w:p>
             <w:pPr>
+              <w:keepNext w:val="false"/>
               <w:spacing w:after="40" w:before="0"/>
               <w:jc w:val="center"/>
             </w:pPr>
@@ -2413,6 +2468,7 @@
           </w:tcPr>
           <w:p>
             <w:pPr>
+              <w:keepNext w:val="false"/>
               <w:spacing w:after="40" w:before="0"/>
               <w:jc w:val="left"/>
             </w:pPr>
@@ -2445,6 +2501,7 @@
           </w:tcPr>
           <w:p>
             <w:pPr>
+              <w:keepNext w:val="false"/>
               <w:spacing w:after="40" w:before="0"/>
               <w:jc w:val="left"/>
             </w:pPr>
@@ -2479,6 +2536,7 @@
           </w:tcPr>
           <w:p>
             <w:pPr>
+              <w:keepNext w:val="false"/>
               <w:spacing w:after="40" w:before="0"/>
               <w:jc w:val="left"/>
             </w:pPr>
@@ -2511,6 +2569,7 @@
           </w:tcPr>
           <w:p>
             <w:pPr>
+              <w:keepNext w:val="false"/>
               <w:spacing w:after="40" w:before="0"/>
               <w:jc w:val="left"/>
             </w:pPr>
@@ -2545,6 +2604,7 @@
           </w:tcPr>
           <w:p>
             <w:pPr>
+              <w:keepNext w:val="false"/>
               <w:spacing w:after="40" w:before="0"/>
               <w:jc w:val="left"/>
             </w:pPr>
@@ -2577,6 +2637,7 @@
           </w:tcPr>
           <w:p>
             <w:pPr>
+              <w:keepNext w:val="false"/>
               <w:spacing w:after="40" w:before="0"/>
               <w:jc w:val="left"/>
             </w:pPr>
@@ -2611,6 +2672,7 @@
           </w:tcPr>
           <w:p>
             <w:pPr>
+              <w:keepNext w:val="false"/>
               <w:spacing w:after="40" w:before="0"/>
               <w:jc w:val="left"/>
             </w:pPr>
@@ -2643,6 +2705,7 @@
           </w:tcPr>
           <w:p>
             <w:pPr>
+              <w:keepNext w:val="false"/>
               <w:spacing w:after="40" w:before="0"/>
               <w:jc w:val="left"/>
             </w:pPr>
@@ -2677,6 +2740,7 @@
           </w:tcPr>
           <w:p>
             <w:pPr>
+              <w:keepNext w:val="false"/>
               <w:spacing w:after="40" w:before="0"/>
               <w:jc w:val="left"/>
             </w:pPr>
@@ -2709,6 +2773,7 @@
           </w:tcPr>
           <w:p>
             <w:pPr>
+              <w:keepNext w:val="false"/>
               <w:spacing w:after="40" w:before="0"/>
               <w:jc w:val="left"/>
             </w:pPr>
@@ -2743,6 +2808,7 @@
           </w:tcPr>
           <w:p>
             <w:pPr>
+              <w:keepNext w:val="false"/>
               <w:spacing w:after="40" w:before="0"/>
               <w:jc w:val="left"/>
             </w:pPr>
@@ -2775,6 +2841,7 @@
           </w:tcPr>
           <w:p>
             <w:pPr>
+              <w:keepNext w:val="false"/>
               <w:spacing w:after="40" w:before="0"/>
               <w:jc w:val="left"/>
             </w:pPr>
@@ -2809,6 +2876,7 @@
           </w:tcPr>
           <w:p>
             <w:pPr>
+              <w:keepNext w:val="false"/>
               <w:spacing w:after="40" w:before="0"/>
               <w:jc w:val="left"/>
             </w:pPr>
@@ -2841,6 +2909,7 @@
           </w:tcPr>
           <w:p>
             <w:pPr>
+              <w:keepNext w:val="false"/>
               <w:spacing w:after="40" w:before="0"/>
               <w:jc w:val="left"/>
             </w:pPr>
@@ -2875,6 +2944,7 @@
           </w:tcPr>
           <w:p>
             <w:pPr>
+              <w:keepNext w:val="false"/>
               <w:spacing w:after="40" w:before="0"/>
               <w:jc w:val="left"/>
             </w:pPr>
@@ -2907,6 +2977,7 @@
           </w:tcPr>
           <w:p>
             <w:pPr>
+              <w:keepNext w:val="false"/>
               <w:spacing w:after="40" w:before="0"/>
               <w:jc w:val="left"/>
             </w:pPr>
@@ -2966,6 +3037,7 @@
           </w:tcPr>
           <w:p>
             <w:pPr>
+              <w:keepNext w:val="false"/>
               <w:spacing w:after="40" w:before="0"/>
               <w:jc w:val="center"/>
             </w:pPr>
@@ -3000,6 +3072,7 @@
           </w:tcPr>
           <w:p>
             <w:pPr>
+              <w:keepNext w:val="false"/>
               <w:spacing w:after="40" w:before="0"/>
               <w:jc w:val="left"/>
             </w:pPr>
@@ -3064,6 +3137,7 @@
           </w:tcPr>
           <w:p>
             <w:pPr>
+              <w:keepNext w:val="false"/>
               <w:spacing w:after="40" w:before="0"/>
               <w:jc w:val="center"/>
             </w:pPr>
@@ -3098,6 +3172,7 @@
           </w:tcPr>
           <w:p>
             <w:pPr>
+              <w:keepNext w:val="false"/>
               <w:spacing w:after="40" w:before="0"/>
               <w:jc w:val="left"/>
             </w:pPr>
@@ -3130,6 +3205,7 @@
           </w:tcPr>
           <w:p>
             <w:pPr>
+              <w:keepNext w:val="false"/>
               <w:spacing w:after="40" w:before="0"/>
               <w:jc w:val="left"/>
             </w:pPr>
@@ -3162,6 +3238,7 @@
           </w:tcPr>
           <w:p>
             <w:pPr>
+              <w:keepNext w:val="false"/>
               <w:spacing w:after="40" w:before="0"/>
               <w:jc w:val="left"/>
             </w:pPr>
@@ -3194,6 +3271,7 @@
           </w:tcPr>
           <w:p>
             <w:pPr>
+              <w:keepNext w:val="false"/>
               <w:spacing w:after="40" w:before="0"/>
               <w:jc w:val="left"/>
             </w:pPr>
@@ -3226,6 +3304,7 @@
           </w:tcPr>
           <w:p>
             <w:pPr>
+              <w:keepNext w:val="false"/>
               <w:spacing w:after="40" w:before="0"/>
               <w:jc w:val="left"/>
             </w:pPr>
@@ -3260,6 +3339,7 @@
           </w:tcPr>
           <w:p>
             <w:pPr>
+              <w:keepNext w:val="false"/>
               <w:spacing w:after="40" w:before="0"/>
               <w:jc w:val="left"/>
             </w:pPr>
@@ -3297,7 +3377,7 @@
             <w:pPr>
               <w:spacing w:after="20" w:before="0"/>
             </w:pPr>
-            <w:hyperlink w:history="1" r:id="rIdo1ymcy3tbybkpxeuyob6-">
+            <w:hyperlink w:history="1" r:id="rId4it1ybhtbbxlwwku4dtof">
               <w:r>
                 <w:rPr>
                   <w:rFonts w:ascii="Arial" w:cs="Arial" w:eastAsia="Arial" w:hAnsi="Arial"/>
@@ -3346,7 +3426,7 @@
               <w:spacing w:after="10" w:before="0"/>
               <w:ind w:left="120"/>
             </w:pPr>
-            <w:hyperlink w:history="1" r:id="rIdtszr6p5k9cfjuwj9pyoqj">
+            <w:hyperlink w:history="1" r:id="rIdewnofrqwhukqbeb7pskei">
               <w:r>
                 <w:rPr>
                   <w:rFonts w:ascii="Arial" w:cs="Arial" w:eastAsia="Arial" w:hAnsi="Arial"/>
@@ -3391,7 +3471,7 @@
             <w:pPr>
               <w:spacing w:after="20" w:before="0"/>
             </w:pPr>
-            <w:hyperlink w:history="1" r:id="rIdhylm7p8pg3gwsxfjo9bu7">
+            <w:hyperlink w:history="1" r:id="rIdmknok1zmw750dglv1yicz">
               <w:r>
                 <w:rPr>
                   <w:rFonts w:ascii="Arial" w:cs="Arial" w:eastAsia="Arial" w:hAnsi="Arial"/>
@@ -3424,7 +3504,7 @@
               <w:spacing w:after="10" w:before="0"/>
               <w:ind w:left="120"/>
             </w:pPr>
-            <w:hyperlink w:history="1" r:id="rIdtdpiqypmcdqym0firnho6">
+            <w:hyperlink w:history="1" r:id="rIdnngja1s4ph_kcuwf1dakt">
               <w:r>
                 <w:rPr>
                   <w:rFonts w:ascii="Arial" w:cs="Arial" w:eastAsia="Arial" w:hAnsi="Arial"/>
@@ -3452,6 +3532,7 @@
           </w:tcPr>
           <w:p>
             <w:pPr>
+              <w:keepNext w:val="false"/>
               <w:spacing w:after="40" w:before="0"/>
               <w:jc w:val="left"/>
             </w:pPr>
@@ -3484,6 +3565,7 @@
           </w:tcPr>
           <w:p>
             <w:pPr>
+              <w:keepNext w:val="false"/>
               <w:spacing w:after="40" w:before="0"/>
               <w:jc w:val="left"/>
             </w:pPr>
@@ -3516,6 +3598,7 @@
           </w:tcPr>
           <w:p>
             <w:pPr>
+              <w:keepNext w:val="false"/>
               <w:spacing w:after="40" w:before="0"/>
               <w:jc w:val="left"/>
             </w:pPr>
@@ -3548,6 +3631,7 @@
           </w:tcPr>
           <w:p>
             <w:pPr>
+              <w:keepNext w:val="false"/>
               <w:spacing w:after="40" w:before="0"/>
               <w:jc w:val="left"/>
             </w:pPr>
@@ -3582,6 +3666,7 @@
           </w:tcPr>
           <w:p>
             <w:pPr>
+              <w:keepNext w:val="false"/>
               <w:spacing w:after="40" w:before="0"/>
               <w:jc w:val="left"/>
             </w:pPr>
@@ -3619,7 +3704,7 @@
             <w:pPr>
               <w:spacing w:after="20" w:before="0"/>
             </w:pPr>
-            <w:hyperlink w:history="1" r:id="rId3mduhdgcpsaouqgeyukuu">
+            <w:hyperlink w:history="1" r:id="rIdaa6gfdb6yrycpwtvdls3r">
               <w:r>
                 <w:rPr>
                   <w:rFonts w:ascii="Arial" w:cs="Arial" w:eastAsia="Arial" w:hAnsi="Arial"/>
@@ -3668,7 +3753,7 @@
               <w:spacing w:after="10" w:before="0"/>
               <w:ind w:left="120"/>
             </w:pPr>
-            <w:hyperlink w:history="1" r:id="rIdutcr08ipnthfrarlf6hhu">
+            <w:hyperlink w:history="1" r:id="rIdbyppoamjwfuhkl3wbhfsx">
               <w:r>
                 <w:rPr>
                   <w:rFonts w:ascii="Arial" w:cs="Arial" w:eastAsia="Arial" w:hAnsi="Arial"/>
@@ -3713,7 +3798,7 @@
             <w:pPr>
               <w:spacing w:after="20" w:before="0"/>
             </w:pPr>
-            <w:hyperlink w:history="1" r:id="rId_thlszi_bccuigyvfu9s8">
+            <w:hyperlink w:history="1" r:id="rId-is2hndmsidkeqyhxurk5">
               <w:r>
                 <w:rPr>
                   <w:rFonts w:ascii="Arial" w:cs="Arial" w:eastAsia="Arial" w:hAnsi="Arial"/>
@@ -3746,7 +3831,7 @@
               <w:spacing w:after="10" w:before="0"/>
               <w:ind w:left="120"/>
             </w:pPr>
-            <w:hyperlink w:history="1" r:id="rId26yaaiz-5rzto8wlg1zmy">
+            <w:hyperlink w:history="1" r:id="rIdmgcwxyg7oezoe6l8mdkh7">
               <w:r>
                 <w:rPr>
                   <w:rFonts w:ascii="Arial" w:cs="Arial" w:eastAsia="Arial" w:hAnsi="Arial"/>
@@ -3774,6 +3859,7 @@
           </w:tcPr>
           <w:p>
             <w:pPr>
+              <w:keepNext w:val="false"/>
               <w:spacing w:after="40" w:before="0"/>
               <w:jc w:val="left"/>
             </w:pPr>
@@ -3806,6 +3892,7 @@
           </w:tcPr>
           <w:p>
             <w:pPr>
+              <w:keepNext w:val="false"/>
               <w:spacing w:after="40" w:before="0"/>
               <w:jc w:val="left"/>
             </w:pPr>
@@ -3838,6 +3925,7 @@
           </w:tcPr>
           <w:p>
             <w:pPr>
+              <w:keepNext w:val="false"/>
               <w:spacing w:after="40" w:before="0"/>
               <w:jc w:val="left"/>
             </w:pPr>
@@ -3870,6 +3958,7 @@
           </w:tcPr>
           <w:p>
             <w:pPr>
+              <w:keepNext w:val="false"/>
               <w:spacing w:after="40" w:before="0"/>
               <w:jc w:val="left"/>
             </w:pPr>
@@ -3904,6 +3993,7 @@
           </w:tcPr>
           <w:p>
             <w:pPr>
+              <w:keepNext w:val="false"/>
               <w:spacing w:after="40" w:before="0"/>
               <w:jc w:val="left"/>
             </w:pPr>
@@ -3941,7 +4031,7 @@
             <w:pPr>
               <w:spacing w:after="20" w:before="0"/>
             </w:pPr>
-            <w:hyperlink w:history="1" r:id="rIdzb72bzpaqwimb4gszbu5q">
+            <w:hyperlink w:history="1" r:id="rIdglpzltwdkootpascssiad">
               <w:r>
                 <w:rPr>
                   <w:rFonts w:ascii="Arial" w:cs="Arial" w:eastAsia="Arial" w:hAnsi="Arial"/>
@@ -3990,7 +4080,7 @@
               <w:spacing w:after="10" w:before="0"/>
               <w:ind w:left="120"/>
             </w:pPr>
-            <w:hyperlink w:history="1" r:id="rIdyuytsefrd55h_eanailpy">
+            <w:hyperlink w:history="1" r:id="rIdwhni-d3sod2dbi_jklki2">
               <w:r>
                 <w:rPr>
                   <w:rFonts w:ascii="Arial" w:cs="Arial" w:eastAsia="Arial" w:hAnsi="Arial"/>
@@ -4035,7 +4125,7 @@
             <w:pPr>
               <w:spacing w:after="20" w:before="0"/>
             </w:pPr>
-            <w:hyperlink w:history="1" r:id="rIdu7_kh7t6mm-brbht7o8bs">
+            <w:hyperlink w:history="1" r:id="rIdxcq73fg0ifilj0rfjg-v8">
               <w:r>
                 <w:rPr>
                   <w:rFonts w:ascii="Arial" w:cs="Arial" w:eastAsia="Arial" w:hAnsi="Arial"/>
@@ -4068,7 +4158,7 @@
               <w:spacing w:after="10" w:before="0"/>
               <w:ind w:left="120"/>
             </w:pPr>
-            <w:hyperlink w:history="1" r:id="rIdekjhf0nzmknhsmwqpchdc">
+            <w:hyperlink w:history="1" r:id="rIddcvmyucdksnu4fmyk8x-y">
               <w:r>
                 <w:rPr>
                   <w:rFonts w:ascii="Arial" w:cs="Arial" w:eastAsia="Arial" w:hAnsi="Arial"/>
@@ -4096,6 +4186,7 @@
           </w:tcPr>
           <w:p>
             <w:pPr>
+              <w:keepNext w:val="false"/>
               <w:spacing w:after="40" w:before="0"/>
               <w:jc w:val="left"/>
             </w:pPr>
@@ -4128,6 +4219,7 @@
           </w:tcPr>
           <w:p>
             <w:pPr>
+              <w:keepNext w:val="false"/>
               <w:spacing w:after="40" w:before="0"/>
               <w:jc w:val="left"/>
             </w:pPr>
@@ -4160,6 +4252,7 @@
           </w:tcPr>
           <w:p>
             <w:pPr>
+              <w:keepNext w:val="false"/>
               <w:spacing w:after="40" w:before="0"/>
               <w:jc w:val="left"/>
             </w:pPr>
@@ -4192,6 +4285,7 @@
           </w:tcPr>
           <w:p>
             <w:pPr>
+              <w:keepNext w:val="false"/>
               <w:spacing w:after="40" w:before="0"/>
               <w:jc w:val="left"/>
             </w:pPr>
@@ -4226,6 +4320,7 @@
           </w:tcPr>
           <w:p>
             <w:pPr>
+              <w:keepNext w:val="false"/>
               <w:spacing w:after="40" w:before="0"/>
               <w:jc w:val="left"/>
             </w:pPr>
@@ -4263,7 +4358,7 @@
             <w:pPr>
               <w:spacing w:after="20" w:before="0"/>
             </w:pPr>
-            <w:hyperlink w:history="1" r:id="rIdz6otiiijo_zs77ep1mm9i">
+            <w:hyperlink w:history="1" r:id="rIdkwluqgzthekwmpjrhopqn">
               <w:r>
                 <w:rPr>
                   <w:rFonts w:ascii="Arial" w:cs="Arial" w:eastAsia="Arial" w:hAnsi="Arial"/>
@@ -4312,7 +4407,7 @@
               <w:spacing w:after="10" w:before="0"/>
               <w:ind w:left="120"/>
             </w:pPr>
-            <w:hyperlink w:history="1" r:id="rIdm5plpjbmjtggu16gquu_h">
+            <w:hyperlink w:history="1" r:id="rId4pb--11dhvdvk5nhbmsum">
               <w:r>
                 <w:rPr>
                   <w:rFonts w:ascii="Arial" w:cs="Arial" w:eastAsia="Arial" w:hAnsi="Arial"/>
@@ -4357,7 +4452,7 @@
             <w:pPr>
               <w:spacing w:after="20" w:before="0"/>
             </w:pPr>
-            <w:hyperlink w:history="1" r:id="rIdqwlnq6qlzybwlb0alkvdj">
+            <w:hyperlink w:history="1" r:id="rIdrkrm9-fre1-7yqmct_xdz">
               <w:r>
                 <w:rPr>
                   <w:rFonts w:ascii="Arial" w:cs="Arial" w:eastAsia="Arial" w:hAnsi="Arial"/>
@@ -4390,7 +4485,7 @@
               <w:spacing w:after="10" w:before="0"/>
               <w:ind w:left="120"/>
             </w:pPr>
-            <w:hyperlink w:history="1" r:id="rIdh-tnb6pgkl_5o8rb9ximf">
+            <w:hyperlink w:history="1" r:id="rIdqo5uc7glu0gfokvytxmzu">
               <w:r>
                 <w:rPr>
                   <w:rFonts w:ascii="Arial" w:cs="Arial" w:eastAsia="Arial" w:hAnsi="Arial"/>
@@ -4418,6 +4513,7 @@
           </w:tcPr>
           <w:p>
             <w:pPr>
+              <w:keepNext w:val="false"/>
               <w:spacing w:after="40" w:before="0"/>
               <w:jc w:val="left"/>
             </w:pPr>
@@ -4450,6 +4546,7 @@
           </w:tcPr>
           <w:p>
             <w:pPr>
+              <w:keepNext w:val="false"/>
               <w:spacing w:after="40" w:before="0"/>
               <w:jc w:val="left"/>
             </w:pPr>
@@ -4482,6 +4579,7 @@
           </w:tcPr>
           <w:p>
             <w:pPr>
+              <w:keepNext w:val="false"/>
               <w:spacing w:after="40" w:before="0"/>
               <w:jc w:val="left"/>
             </w:pPr>
@@ -4514,6 +4612,7 @@
           </w:tcPr>
           <w:p>
             <w:pPr>
+              <w:keepNext w:val="false"/>
               <w:spacing w:after="40" w:before="0"/>
               <w:jc w:val="left"/>
             </w:pPr>
@@ -4548,6 +4647,7 @@
           </w:tcPr>
           <w:p>
             <w:pPr>
+              <w:keepNext w:val="false"/>
               <w:spacing w:after="40" w:before="0"/>
               <w:jc w:val="left"/>
             </w:pPr>
@@ -4585,7 +4685,7 @@
             <w:pPr>
               <w:spacing w:after="20" w:before="0"/>
             </w:pPr>
-            <w:hyperlink w:history="1" r:id="rId7iap5tnrawpvbr3vqrfw3">
+            <w:hyperlink w:history="1" r:id="rIdf-agyw9q8nbosojzfk6h0">
               <w:r>
                 <w:rPr>
                   <w:rFonts w:ascii="Arial" w:cs="Arial" w:eastAsia="Arial" w:hAnsi="Arial"/>
@@ -4634,7 +4734,7 @@
               <w:spacing w:after="10" w:before="0"/>
               <w:ind w:left="120"/>
             </w:pPr>
-            <w:hyperlink w:history="1" r:id="rIdnrocycblckyboztositvi">
+            <w:hyperlink w:history="1" r:id="rId2urgwnkybwlejfqzw5-06">
               <w:r>
                 <w:rPr>
                   <w:rFonts w:ascii="Arial" w:cs="Arial" w:eastAsia="Arial" w:hAnsi="Arial"/>
@@ -4679,7 +4779,7 @@
             <w:pPr>
               <w:spacing w:after="20" w:before="0"/>
             </w:pPr>
-            <w:hyperlink w:history="1" r:id="rIdis8jzkmlfljmev7unv8ww">
+            <w:hyperlink w:history="1" r:id="rIdvba4dbrovjgadjy2midnb">
               <w:r>
                 <w:rPr>
                   <w:rFonts w:ascii="Arial" w:cs="Arial" w:eastAsia="Arial" w:hAnsi="Arial"/>
@@ -4728,7 +4828,7 @@
               <w:spacing w:after="10" w:before="0"/>
               <w:ind w:left="120"/>
             </w:pPr>
-            <w:hyperlink w:history="1" r:id="rId5xfn9tfol_-ygxjz66f1h">
+            <w:hyperlink w:history="1" r:id="rIdpdzftu0g8sgnplmclcs9s">
               <w:r>
                 <w:rPr>
                   <w:rFonts w:ascii="Arial" w:cs="Arial" w:eastAsia="Arial" w:hAnsi="Arial"/>
@@ -4756,6 +4856,7 @@
           </w:tcPr>
           <w:p>
             <w:pPr>
+              <w:keepNext w:val="false"/>
               <w:spacing w:after="40" w:before="0"/>
               <w:jc w:val="left"/>
             </w:pPr>
@@ -4788,6 +4889,7 @@
           </w:tcPr>
           <w:p>
             <w:pPr>
+              <w:keepNext w:val="false"/>
               <w:spacing w:after="40" w:before="0"/>
               <w:jc w:val="left"/>
             </w:pPr>
@@ -4820,6 +4922,7 @@
           </w:tcPr>
           <w:p>
             <w:pPr>
+              <w:keepNext w:val="false"/>
               <w:spacing w:after="40" w:before="0"/>
               <w:jc w:val="left"/>
             </w:pPr>
@@ -4852,6 +4955,7 @@
           </w:tcPr>
           <w:p>
             <w:pPr>
+              <w:keepNext w:val="false"/>
               <w:spacing w:after="40" w:before="0"/>
               <w:jc w:val="left"/>
             </w:pPr>
@@ -4911,6 +5015,7 @@
           </w:tcPr>
           <w:p>
             <w:pPr>
+              <w:keepNext w:val="false"/>
               <w:spacing w:after="40" w:before="0"/>
               <w:jc w:val="center"/>
             </w:pPr>
@@ -4945,6 +5050,7 @@
           </w:tcPr>
           <w:p>
             <w:pPr>
+              <w:keepNext w:val="false"/>
               <w:spacing w:after="40" w:before="0"/>
               <w:jc w:val="left"/>
             </w:pPr>
@@ -5006,6 +5112,7 @@
           </w:tcPr>
           <w:p>
             <w:pPr>
+              <w:keepNext w:val="false"/>
               <w:spacing w:after="40" w:before="0"/>
               <w:jc w:val="center"/>
             </w:pPr>
@@ -5040,6 +5147,7 @@
           </w:tcPr>
           <w:p>
             <w:pPr>
+              <w:keepNext w:val="false"/>
               <w:spacing w:after="40" w:before="0"/>
               <w:jc w:val="left"/>
             </w:pPr>
@@ -5072,6 +5180,7 @@
           </w:tcPr>
           <w:p>
             <w:pPr>
+              <w:keepNext w:val="false"/>
               <w:spacing w:after="40" w:before="0"/>
               <w:jc w:val="left"/>
             </w:pPr>
@@ -5106,6 +5215,7 @@
           </w:tcPr>
           <w:p>
             <w:pPr>
+              <w:keepNext w:val="false"/>
               <w:spacing w:after="40" w:before="0"/>
               <w:jc w:val="left"/>
             </w:pPr>
@@ -5138,6 +5248,7 @@
           </w:tcPr>
           <w:p>
             <w:pPr>
+              <w:keepNext w:val="false"/>
               <w:spacing w:after="40" w:before="0"/>
               <w:jc w:val="left"/>
             </w:pPr>
@@ -5172,6 +5283,7 @@
           </w:tcPr>
           <w:p>
             <w:pPr>
+              <w:keepNext w:val="false"/>
               <w:spacing w:after="40" w:before="0"/>
               <w:jc w:val="left"/>
             </w:pPr>
@@ -5204,6 +5316,7 @@
           </w:tcPr>
           <w:p>
             <w:pPr>
+              <w:keepNext w:val="false"/>
               <w:spacing w:after="40" w:before="0"/>
               <w:jc w:val="left"/>
             </w:pPr>
@@ -5240,7 +5353,7 @@
         </w:rPr>
         <w:t xml:space="preserve">© 2026 SeaVuria and ARES. Aligned with KICD objectives. Developed by SeaVuria; technical implementation by ARES (with AI assistance from Claude). Licensed under </w:t>
       </w:r>
-      <w:hyperlink w:history="1" r:id="rIddk0hygh31hcz2v8taefkv">
+      <w:hyperlink w:history="1" r:id="rIdnc2zvc3-feolqojca3sra">
         <w:r>
           <w:rPr>
             <w:rFonts w:ascii="Arial" w:cs="Arial" w:eastAsia="Arial" w:hAnsi="Arial"/>
@@ -5261,7 +5374,7 @@
         </w:rPr>
         <w:t xml:space="preserve"> (</w:t>
       </w:r>
-      <w:hyperlink w:history="1" r:id="rIdoocyrphiqjelvfg9uii2z">
+      <w:hyperlink w:history="1" r:id="rIdvwz6fzfesnc94jptktixv">
         <w:r>
           <w:rPr>
             <w:rFonts w:ascii="Arial" w:cs="Arial" w:eastAsia="Arial" w:hAnsi="Arial"/>
@@ -5321,6 +5434,7 @@
           </w:tcPr>
           <w:p>
             <w:pPr>
+              <w:keepNext w:val="false"/>
               <w:spacing w:after="40" w:before="0"/>
               <w:jc w:val="center"/>
             </w:pPr>
@@ -5356,6 +5470,7 @@
           </w:tcPr>
           <w:p>
             <w:pPr>
+              <w:keepNext w:val="false"/>
               <w:spacing w:after="40" w:before="0"/>
               <w:jc w:val="center"/>
             </w:pPr>
@@ -5390,6 +5505,7 @@
           </w:tcPr>
           <w:p>
             <w:pPr>
+              <w:keepNext w:val="false"/>
               <w:spacing w:after="40" w:before="0"/>
               <w:jc w:val="left"/>
             </w:pPr>
@@ -5422,6 +5538,7 @@
           </w:tcPr>
           <w:p>
             <w:pPr>
+              <w:keepNext w:val="false"/>
               <w:spacing w:after="40" w:before="0"/>
               <w:jc w:val="left"/>
             </w:pPr>
@@ -5456,6 +5573,7 @@
           </w:tcPr>
           <w:p>
             <w:pPr>
+              <w:keepNext w:val="false"/>
               <w:spacing w:after="40" w:before="0"/>
               <w:jc w:val="left"/>
             </w:pPr>
@@ -5488,6 +5606,7 @@
           </w:tcPr>
           <w:p>
             <w:pPr>
+              <w:keepNext w:val="false"/>
               <w:spacing w:after="40" w:before="0"/>
               <w:jc w:val="left"/>
             </w:pPr>
@@ -5522,6 +5641,7 @@
           </w:tcPr>
           <w:p>
             <w:pPr>
+              <w:keepNext w:val="false"/>
               <w:spacing w:after="40" w:before="0"/>
               <w:jc w:val="left"/>
             </w:pPr>
@@ -5554,6 +5674,7 @@
           </w:tcPr>
           <w:p>
             <w:pPr>
+              <w:keepNext w:val="false"/>
               <w:spacing w:after="40" w:before="0"/>
               <w:jc w:val="left"/>
             </w:pPr>
@@ -5588,6 +5709,7 @@
           </w:tcPr>
           <w:p>
             <w:pPr>
+              <w:keepNext w:val="false"/>
               <w:spacing w:after="40" w:before="0"/>
               <w:jc w:val="left"/>
             </w:pPr>
@@ -5620,6 +5742,7 @@
           </w:tcPr>
           <w:p>
             <w:pPr>
+              <w:keepNext w:val="false"/>
               <w:spacing w:after="40" w:before="0"/>
               <w:jc w:val="left"/>
             </w:pPr>
@@ -5654,6 +5777,7 @@
           </w:tcPr>
           <w:p>
             <w:pPr>
+              <w:keepNext w:val="false"/>
               <w:spacing w:after="40" w:before="0"/>
               <w:jc w:val="left"/>
             </w:pPr>
@@ -5686,6 +5810,7 @@
           </w:tcPr>
           <w:p>
             <w:pPr>
+              <w:keepNext w:val="false"/>
               <w:spacing w:after="40" w:before="0"/>
               <w:jc w:val="left"/>
             </w:pPr>
@@ -5720,6 +5845,7 @@
           </w:tcPr>
           <w:p>
             <w:pPr>
+              <w:keepNext w:val="false"/>
               <w:spacing w:after="40" w:before="0"/>
               <w:jc w:val="left"/>
             </w:pPr>
@@ -5752,6 +5878,7 @@
           </w:tcPr>
           <w:p>
             <w:pPr>
+              <w:keepNext w:val="false"/>
               <w:spacing w:after="40" w:before="0"/>
               <w:jc w:val="left"/>
             </w:pPr>
@@ -5786,6 +5913,7 @@
           </w:tcPr>
           <w:p>
             <w:pPr>
+              <w:keepNext w:val="false"/>
               <w:spacing w:after="40" w:before="0"/>
               <w:jc w:val="left"/>
             </w:pPr>
@@ -5818,6 +5946,7 @@
           </w:tcPr>
           <w:p>
             <w:pPr>
+              <w:keepNext w:val="false"/>
               <w:spacing w:after="40" w:before="0"/>
               <w:jc w:val="left"/>
             </w:pPr>
@@ -5852,6 +5981,7 @@
           </w:tcPr>
           <w:p>
             <w:pPr>
+              <w:keepNext w:val="false"/>
               <w:spacing w:after="40" w:before="0"/>
               <w:jc w:val="left"/>
             </w:pPr>
@@ -5884,6 +6014,7 @@
           </w:tcPr>
           <w:p>
             <w:pPr>
+              <w:keepNext w:val="false"/>
               <w:spacing w:after="40" w:before="0"/>
               <w:jc w:val="left"/>
             </w:pPr>
@@ -5943,6 +6074,7 @@
           </w:tcPr>
           <w:p>
             <w:pPr>
+              <w:keepNext w:val="false"/>
               <w:spacing w:after="40" w:before="0"/>
               <w:jc w:val="center"/>
             </w:pPr>
@@ -5977,6 +6109,7 @@
           </w:tcPr>
           <w:p>
             <w:pPr>
+              <w:keepNext w:val="false"/>
               <w:spacing w:after="40" w:before="0"/>
               <w:jc w:val="left"/>
             </w:pPr>
@@ -6041,6 +6174,7 @@
           </w:tcPr>
           <w:p>
             <w:pPr>
+              <w:keepNext w:val="false"/>
               <w:spacing w:after="40" w:before="0"/>
               <w:jc w:val="center"/>
             </w:pPr>
@@ -6075,6 +6209,7 @@
           </w:tcPr>
           <w:p>
             <w:pPr>
+              <w:keepNext w:val="false"/>
               <w:spacing w:after="40" w:before="0"/>
               <w:jc w:val="left"/>
             </w:pPr>
@@ -6107,6 +6242,7 @@
           </w:tcPr>
           <w:p>
             <w:pPr>
+              <w:keepNext w:val="false"/>
               <w:spacing w:after="40" w:before="0"/>
               <w:jc w:val="left"/>
             </w:pPr>
@@ -6139,6 +6275,7 @@
           </w:tcPr>
           <w:p>
             <w:pPr>
+              <w:keepNext w:val="false"/>
               <w:spacing w:after="40" w:before="0"/>
               <w:jc w:val="left"/>
             </w:pPr>
@@ -6171,6 +6308,7 @@
           </w:tcPr>
           <w:p>
             <w:pPr>
+              <w:keepNext w:val="false"/>
               <w:spacing w:after="40" w:before="0"/>
               <w:jc w:val="left"/>
             </w:pPr>
@@ -6203,6 +6341,7 @@
           </w:tcPr>
           <w:p>
             <w:pPr>
+              <w:keepNext w:val="false"/>
               <w:spacing w:after="40" w:before="0"/>
               <w:jc w:val="left"/>
             </w:pPr>
@@ -6237,6 +6376,7 @@
           </w:tcPr>
           <w:p>
             <w:pPr>
+              <w:keepNext w:val="false"/>
               <w:spacing w:after="40" w:before="0"/>
               <w:jc w:val="left"/>
             </w:pPr>
@@ -6274,7 +6414,7 @@
             <w:pPr>
               <w:spacing w:after="20" w:before="0"/>
             </w:pPr>
-            <w:hyperlink w:history="1" r:id="rIdlh_pqigpi2hvwuvowsltz">
+            <w:hyperlink w:history="1" r:id="rIdv86wrke_p-d7suu45bznu">
               <w:r>
                 <w:rPr>
                   <w:rFonts w:ascii="Arial" w:cs="Arial" w:eastAsia="Arial" w:hAnsi="Arial"/>
@@ -6323,7 +6463,7 @@
               <w:spacing w:after="10" w:before="0"/>
               <w:ind w:left="120"/>
             </w:pPr>
-            <w:hyperlink w:history="1" r:id="rIdpkaeyzgy5uxfqjjrbbbmg">
+            <w:hyperlink w:history="1" r:id="rId9e7bbkkjvesbmmuskkqgg">
               <w:r>
                 <w:rPr>
                   <w:rFonts w:ascii="Arial" w:cs="Arial" w:eastAsia="Arial" w:hAnsi="Arial"/>
@@ -6368,7 +6508,7 @@
             <w:pPr>
               <w:spacing w:after="20" w:before="0"/>
             </w:pPr>
-            <w:hyperlink w:history="1" r:id="rId12tm3ek9zf5or7cbt59s0">
+            <w:hyperlink w:history="1" r:id="rIdqr6h-eqkoh9xe7zhl8by_">
               <w:r>
                 <w:rPr>
                   <w:rFonts w:ascii="Arial" w:cs="Arial" w:eastAsia="Arial" w:hAnsi="Arial"/>
@@ -6401,7 +6541,7 @@
               <w:spacing w:after="10" w:before="0"/>
               <w:ind w:left="120"/>
             </w:pPr>
-            <w:hyperlink w:history="1" r:id="rIdi7u1kozgzbwuoxhndfyam">
+            <w:hyperlink w:history="1" r:id="rId-2vho8j1yb1fes2v3v8vs">
               <w:r>
                 <w:rPr>
                   <w:rFonts w:ascii="Arial" w:cs="Arial" w:eastAsia="Arial" w:hAnsi="Arial"/>
@@ -6429,6 +6569,7 @@
           </w:tcPr>
           <w:p>
             <w:pPr>
+              <w:keepNext w:val="false"/>
               <w:spacing w:after="40" w:before="0"/>
               <w:jc w:val="left"/>
             </w:pPr>
@@ -6461,6 +6602,7 @@
           </w:tcPr>
           <w:p>
             <w:pPr>
+              <w:keepNext w:val="false"/>
               <w:spacing w:after="40" w:before="0"/>
               <w:jc w:val="left"/>
             </w:pPr>
@@ -6493,6 +6635,7 @@
           </w:tcPr>
           <w:p>
             <w:pPr>
+              <w:keepNext w:val="false"/>
               <w:spacing w:after="40" w:before="0"/>
               <w:jc w:val="left"/>
             </w:pPr>
@@ -6525,6 +6668,7 @@
           </w:tcPr>
           <w:p>
             <w:pPr>
+              <w:keepNext w:val="false"/>
               <w:spacing w:after="40" w:before="0"/>
               <w:jc w:val="left"/>
             </w:pPr>
@@ -6559,6 +6703,7 @@
           </w:tcPr>
           <w:p>
             <w:pPr>
+              <w:keepNext w:val="false"/>
               <w:spacing w:after="40" w:before="0"/>
               <w:jc w:val="left"/>
             </w:pPr>
@@ -6596,7 +6741,7 @@
             <w:pPr>
               <w:spacing w:after="20" w:before="0"/>
             </w:pPr>
-            <w:hyperlink w:history="1" r:id="rIdq5jvt52kym6d4f9bpghif">
+            <w:hyperlink w:history="1" r:id="rIdwd5nk09ewgyocmenbf_v_">
               <w:r>
                 <w:rPr>
                   <w:rFonts w:ascii="Arial" w:cs="Arial" w:eastAsia="Arial" w:hAnsi="Arial"/>
@@ -6645,7 +6790,7 @@
               <w:spacing w:after="10" w:before="0"/>
               <w:ind w:left="120"/>
             </w:pPr>
-            <w:hyperlink w:history="1" r:id="rIda87zf6vce03sjdnorf2gp">
+            <w:hyperlink w:history="1" r:id="rIdetqjzfnxuvzcbwwkvodf5">
               <w:r>
                 <w:rPr>
                   <w:rFonts w:ascii="Arial" w:cs="Arial" w:eastAsia="Arial" w:hAnsi="Arial"/>
@@ -6690,7 +6835,7 @@
             <w:pPr>
               <w:spacing w:after="20" w:before="0"/>
             </w:pPr>
-            <w:hyperlink w:history="1" r:id="rIdnojknkfwo6tk4enbfkwzy">
+            <w:hyperlink w:history="1" r:id="rIdn5wv0jhq7_2tnrngfqkoy">
               <w:r>
                 <w:rPr>
                   <w:rFonts w:ascii="Arial" w:cs="Arial" w:eastAsia="Arial" w:hAnsi="Arial"/>
@@ -6723,7 +6868,7 @@
               <w:spacing w:after="10" w:before="0"/>
               <w:ind w:left="120"/>
             </w:pPr>
-            <w:hyperlink w:history="1" r:id="rIdb7zxmqlpodcgqtx-cwcno">
+            <w:hyperlink w:history="1" r:id="rIdgmf5u_dnm7vvfiujivqtx">
               <w:r>
                 <w:rPr>
                   <w:rFonts w:ascii="Arial" w:cs="Arial" w:eastAsia="Arial" w:hAnsi="Arial"/>
@@ -6751,6 +6896,7 @@
           </w:tcPr>
           <w:p>
             <w:pPr>
+              <w:keepNext w:val="false"/>
               <w:spacing w:after="40" w:before="0"/>
               <w:jc w:val="left"/>
             </w:pPr>
@@ -6783,6 +6929,7 @@
           </w:tcPr>
           <w:p>
             <w:pPr>
+              <w:keepNext w:val="false"/>
               <w:spacing w:after="40" w:before="0"/>
               <w:jc w:val="left"/>
             </w:pPr>
@@ -6815,6 +6962,7 @@
           </w:tcPr>
           <w:p>
             <w:pPr>
+              <w:keepNext w:val="false"/>
               <w:spacing w:after="40" w:before="0"/>
               <w:jc w:val="left"/>
             </w:pPr>
@@ -6847,6 +6995,7 @@
           </w:tcPr>
           <w:p>
             <w:pPr>
+              <w:keepNext w:val="false"/>
               <w:spacing w:after="40" w:before="0"/>
               <w:jc w:val="left"/>
             </w:pPr>
@@ -6881,6 +7030,7 @@
           </w:tcPr>
           <w:p>
             <w:pPr>
+              <w:keepNext w:val="false"/>
               <w:spacing w:after="40" w:before="0"/>
               <w:jc w:val="left"/>
             </w:pPr>
@@ -6918,7 +7068,7 @@
             <w:pPr>
               <w:spacing w:after="20" w:before="0"/>
             </w:pPr>
-            <w:hyperlink w:history="1" r:id="rIdpir6rg_c_hd-9ks8fpeim">
+            <w:hyperlink w:history="1" r:id="rId_5ffkfbquiykevqkt7xx5">
               <w:r>
                 <w:rPr>
                   <w:rFonts w:ascii="Arial" w:cs="Arial" w:eastAsia="Arial" w:hAnsi="Arial"/>
@@ -6967,7 +7117,7 @@
               <w:spacing w:after="10" w:before="0"/>
               <w:ind w:left="120"/>
             </w:pPr>
-            <w:hyperlink w:history="1" r:id="rId9cnlipafqf4glpwh_q84s">
+            <w:hyperlink w:history="1" r:id="rIdqmjibka3v2gs1jgrttyom">
               <w:r>
                 <w:rPr>
                   <w:rFonts w:ascii="Arial" w:cs="Arial" w:eastAsia="Arial" w:hAnsi="Arial"/>
@@ -7012,7 +7162,7 @@
             <w:pPr>
               <w:spacing w:after="20" w:before="0"/>
             </w:pPr>
-            <w:hyperlink w:history="1" r:id="rIdjagp7qgd33zwnmabefun8">
+            <w:hyperlink w:history="1" r:id="rIddevre35xgbldnq57wbn2r">
               <w:r>
                 <w:rPr>
                   <w:rFonts w:ascii="Arial" w:cs="Arial" w:eastAsia="Arial" w:hAnsi="Arial"/>
@@ -7045,7 +7195,7 @@
               <w:spacing w:after="10" w:before="0"/>
               <w:ind w:left="120"/>
             </w:pPr>
-            <w:hyperlink w:history="1" r:id="rIdjbvcupnfw-g7q1j2xf-le">
+            <w:hyperlink w:history="1" r:id="rIdzzrux0ewpxzv2a35q3qwj">
               <w:r>
                 <w:rPr>
                   <w:rFonts w:ascii="Arial" w:cs="Arial" w:eastAsia="Arial" w:hAnsi="Arial"/>
@@ -7073,6 +7223,7 @@
           </w:tcPr>
           <w:p>
             <w:pPr>
+              <w:keepNext w:val="false"/>
               <w:spacing w:after="40" w:before="0"/>
               <w:jc w:val="left"/>
             </w:pPr>
@@ -7105,6 +7256,7 @@
           </w:tcPr>
           <w:p>
             <w:pPr>
+              <w:keepNext w:val="false"/>
               <w:spacing w:after="40" w:before="0"/>
               <w:jc w:val="left"/>
             </w:pPr>
@@ -7137,6 +7289,7 @@
           </w:tcPr>
           <w:p>
             <w:pPr>
+              <w:keepNext w:val="false"/>
               <w:spacing w:after="40" w:before="0"/>
               <w:jc w:val="left"/>
             </w:pPr>
@@ -7169,6 +7322,7 @@
           </w:tcPr>
           <w:p>
             <w:pPr>
+              <w:keepNext w:val="false"/>
               <w:spacing w:after="40" w:before="0"/>
               <w:jc w:val="left"/>
             </w:pPr>
@@ -7203,6 +7357,7 @@
           </w:tcPr>
           <w:p>
             <w:pPr>
+              <w:keepNext w:val="false"/>
               <w:spacing w:after="40" w:before="0"/>
               <w:jc w:val="left"/>
             </w:pPr>
@@ -7240,7 +7395,7 @@
             <w:pPr>
               <w:spacing w:after="20" w:before="0"/>
             </w:pPr>
-            <w:hyperlink w:history="1" r:id="rIdpp_96197fkjuepzklfrtb">
+            <w:hyperlink w:history="1" r:id="rIdujwdtjdkokndrq1xrbfpm">
               <w:r>
                 <w:rPr>
                   <w:rFonts w:ascii="Arial" w:cs="Arial" w:eastAsia="Arial" w:hAnsi="Arial"/>
@@ -7289,7 +7444,7 @@
               <w:spacing w:after="10" w:before="0"/>
               <w:ind w:left="120"/>
             </w:pPr>
-            <w:hyperlink w:history="1" r:id="rIdo6knb8ughotgcksflpd1x">
+            <w:hyperlink w:history="1" r:id="rIdo2ybmwe0acrr4fu087vvk">
               <w:r>
                 <w:rPr>
                   <w:rFonts w:ascii="Arial" w:cs="Arial" w:eastAsia="Arial" w:hAnsi="Arial"/>
@@ -7334,7 +7489,7 @@
             <w:pPr>
               <w:spacing w:after="20" w:before="0"/>
             </w:pPr>
-            <w:hyperlink w:history="1" r:id="rIdspfofrfzxaypzb2g_x_bu">
+            <w:hyperlink w:history="1" r:id="rIdlwyq_lc3llzamkamwexot">
               <w:r>
                 <w:rPr>
                   <w:rFonts w:ascii="Arial" w:cs="Arial" w:eastAsia="Arial" w:hAnsi="Arial"/>
@@ -7367,7 +7522,7 @@
               <w:spacing w:after="10" w:before="0"/>
               <w:ind w:left="120"/>
             </w:pPr>
-            <w:hyperlink w:history="1" r:id="rIdzykcqzc7ajryy0edtvoh0">
+            <w:hyperlink w:history="1" r:id="rIdm4i23mwk2-1oznmxh9w8c">
               <w:r>
                 <w:rPr>
                   <w:rFonts w:ascii="Arial" w:cs="Arial" w:eastAsia="Arial" w:hAnsi="Arial"/>
@@ -7395,6 +7550,7 @@
           </w:tcPr>
           <w:p>
             <w:pPr>
+              <w:keepNext w:val="false"/>
               <w:spacing w:after="40" w:before="0"/>
               <w:jc w:val="left"/>
             </w:pPr>
@@ -7427,6 +7583,7 @@
           </w:tcPr>
           <w:p>
             <w:pPr>
+              <w:keepNext w:val="false"/>
               <w:spacing w:after="40" w:before="0"/>
               <w:jc w:val="left"/>
             </w:pPr>
@@ -7459,6 +7616,7 @@
           </w:tcPr>
           <w:p>
             <w:pPr>
+              <w:keepNext w:val="false"/>
               <w:spacing w:after="40" w:before="0"/>
               <w:jc w:val="left"/>
             </w:pPr>
@@ -7491,6 +7649,7 @@
           </w:tcPr>
           <w:p>
             <w:pPr>
+              <w:keepNext w:val="false"/>
               <w:spacing w:after="40" w:before="0"/>
               <w:jc w:val="left"/>
             </w:pPr>
@@ -7525,6 +7684,7 @@
           </w:tcPr>
           <w:p>
             <w:pPr>
+              <w:keepNext w:val="false"/>
               <w:spacing w:after="40" w:before="0"/>
               <w:jc w:val="left"/>
             </w:pPr>
@@ -7562,7 +7722,7 @@
             <w:pPr>
               <w:spacing w:after="20" w:before="0"/>
             </w:pPr>
-            <w:hyperlink w:history="1" r:id="rIdygetvvdampvizifpm8dc_">
+            <w:hyperlink w:history="1" r:id="rId17iwggspuesi4jlsd51pq">
               <w:r>
                 <w:rPr>
                   <w:rFonts w:ascii="Arial" w:cs="Arial" w:eastAsia="Arial" w:hAnsi="Arial"/>
@@ -7611,7 +7771,7 @@
               <w:spacing w:after="10" w:before="0"/>
               <w:ind w:left="120"/>
             </w:pPr>
-            <w:hyperlink w:history="1" r:id="rIdsdaih_tq2fqu_sw-5w0io">
+            <w:hyperlink w:history="1" r:id="rIdrkrvzvjkr5kesmhpa5fcs">
               <w:r>
                 <w:rPr>
                   <w:rFonts w:ascii="Arial" w:cs="Arial" w:eastAsia="Arial" w:hAnsi="Arial"/>
@@ -7656,7 +7816,7 @@
             <w:pPr>
               <w:spacing w:after="20" w:before="0"/>
             </w:pPr>
-            <w:hyperlink w:history="1" r:id="rIdbtxssvq_oa4fzxowgzdmp">
+            <w:hyperlink w:history="1" r:id="rIdz5kbrwds6wx5ep_shpsvs">
               <w:r>
                 <w:rPr>
                   <w:rFonts w:ascii="Arial" w:cs="Arial" w:eastAsia="Arial" w:hAnsi="Arial"/>
@@ -7705,7 +7865,7 @@
               <w:spacing w:after="10" w:before="0"/>
               <w:ind w:left="120"/>
             </w:pPr>
-            <w:hyperlink w:history="1" r:id="rId4kleqiifbhtfittjmgstc">
+            <w:hyperlink w:history="1" r:id="rIdfuaupnjsatz1btrxvfcmg">
               <w:r>
                 <w:rPr>
                   <w:rFonts w:ascii="Arial" w:cs="Arial" w:eastAsia="Arial" w:hAnsi="Arial"/>
@@ -7733,6 +7893,7 @@
           </w:tcPr>
           <w:p>
             <w:pPr>
+              <w:keepNext w:val="false"/>
               <w:spacing w:after="40" w:before="0"/>
               <w:jc w:val="left"/>
             </w:pPr>
@@ -7765,6 +7926,7 @@
           </w:tcPr>
           <w:p>
             <w:pPr>
+              <w:keepNext w:val="false"/>
               <w:spacing w:after="40" w:before="0"/>
               <w:jc w:val="left"/>
             </w:pPr>
@@ -7797,6 +7959,7 @@
           </w:tcPr>
           <w:p>
             <w:pPr>
+              <w:keepNext w:val="false"/>
               <w:spacing w:after="40" w:before="0"/>
               <w:jc w:val="left"/>
             </w:pPr>
@@ -7829,6 +7992,7 @@
           </w:tcPr>
           <w:p>
             <w:pPr>
+              <w:keepNext w:val="false"/>
               <w:spacing w:after="40" w:before="0"/>
               <w:jc w:val="left"/>
             </w:pPr>
@@ -7888,6 +8052,7 @@
           </w:tcPr>
           <w:p>
             <w:pPr>
+              <w:keepNext w:val="false"/>
               <w:spacing w:after="40" w:before="0"/>
               <w:jc w:val="center"/>
             </w:pPr>
@@ -7922,6 +8087,7 @@
           </w:tcPr>
           <w:p>
             <w:pPr>
+              <w:keepNext w:val="false"/>
               <w:spacing w:after="40" w:before="0"/>
               <w:jc w:val="left"/>
             </w:pPr>
@@ -7983,6 +8149,7 @@
           </w:tcPr>
           <w:p>
             <w:pPr>
+              <w:keepNext w:val="false"/>
               <w:spacing w:after="40" w:before="0"/>
               <w:jc w:val="center"/>
             </w:pPr>
@@ -8017,6 +8184,7 @@
           </w:tcPr>
           <w:p>
             <w:pPr>
+              <w:keepNext w:val="false"/>
               <w:spacing w:after="40" w:before="0"/>
               <w:jc w:val="left"/>
             </w:pPr>
@@ -8049,6 +8217,7 @@
           </w:tcPr>
           <w:p>
             <w:pPr>
+              <w:keepNext w:val="false"/>
               <w:spacing w:after="40" w:before="0"/>
               <w:jc w:val="left"/>
             </w:pPr>
@@ -8083,6 +8252,7 @@
           </w:tcPr>
           <w:p>
             <w:pPr>
+              <w:keepNext w:val="false"/>
               <w:spacing w:after="40" w:before="0"/>
               <w:jc w:val="left"/>
             </w:pPr>
@@ -8115,6 +8285,7 @@
           </w:tcPr>
           <w:p>
             <w:pPr>
+              <w:keepNext w:val="false"/>
               <w:spacing w:after="40" w:before="0"/>
               <w:jc w:val="left"/>
             </w:pPr>
@@ -8149,6 +8320,7 @@
           </w:tcPr>
           <w:p>
             <w:pPr>
+              <w:keepNext w:val="false"/>
               <w:spacing w:after="40" w:before="0"/>
               <w:jc w:val="left"/>
             </w:pPr>
@@ -8181,6 +8353,7 @@
           </w:tcPr>
           <w:p>
             <w:pPr>
+              <w:keepNext w:val="false"/>
               <w:spacing w:after="40" w:before="0"/>
               <w:jc w:val="left"/>
             </w:pPr>
@@ -8217,7 +8390,7 @@
         </w:rPr>
         <w:t xml:space="preserve">© 2026 SeaVuria and ARES. Aligned with KICD objectives. Developed by SeaVuria; technical implementation by ARES (with AI assistance from Claude). Licensed under </w:t>
       </w:r>
-      <w:hyperlink w:history="1" r:id="rIdy2yeszqz0npyqik7ua3dz">
+      <w:hyperlink w:history="1" r:id="rIddundddaijuqiedb_11br0">
         <w:r>
           <w:rPr>
             <w:rFonts w:ascii="Arial" w:cs="Arial" w:eastAsia="Arial" w:hAnsi="Arial"/>
@@ -8238,7 +8411,7 @@
         </w:rPr>
         <w:t xml:space="preserve"> (</w:t>
       </w:r>
-      <w:hyperlink w:history="1" r:id="rIdxuz1utxo7npnxhtkwgu8e">
+      <w:hyperlink w:history="1" r:id="rIdfzooiz5x8vvy-i7s0n-mh">
         <w:r>
           <w:rPr>
             <w:rFonts w:ascii="Arial" w:cs="Arial" w:eastAsia="Arial" w:hAnsi="Arial"/>
@@ -8298,6 +8471,7 @@
           </w:tcPr>
           <w:p>
             <w:pPr>
+              <w:keepNext w:val="false"/>
               <w:spacing w:after="40" w:before="0"/>
               <w:jc w:val="center"/>
             </w:pPr>
@@ -8333,6 +8507,7 @@
           </w:tcPr>
           <w:p>
             <w:pPr>
+              <w:keepNext w:val="false"/>
               <w:spacing w:after="40" w:before="0"/>
               <w:jc w:val="center"/>
             </w:pPr>
@@ -8367,6 +8542,7 @@
           </w:tcPr>
           <w:p>
             <w:pPr>
+              <w:keepNext w:val="false"/>
               <w:spacing w:after="40" w:before="0"/>
               <w:jc w:val="left"/>
             </w:pPr>
@@ -8399,6 +8575,7 @@
           </w:tcPr>
           <w:p>
             <w:pPr>
+              <w:keepNext w:val="false"/>
               <w:spacing w:after="40" w:before="0"/>
               <w:jc w:val="left"/>
             </w:pPr>
@@ -8433,6 +8610,7 @@
           </w:tcPr>
           <w:p>
             <w:pPr>
+              <w:keepNext w:val="false"/>
               <w:spacing w:after="40" w:before="0"/>
               <w:jc w:val="left"/>
             </w:pPr>
@@ -8465,6 +8643,7 @@
           </w:tcPr>
           <w:p>
             <w:pPr>
+              <w:keepNext w:val="false"/>
               <w:spacing w:after="40" w:before="0"/>
               <w:jc w:val="left"/>
             </w:pPr>
@@ -8499,6 +8678,7 @@
           </w:tcPr>
           <w:p>
             <w:pPr>
+              <w:keepNext w:val="false"/>
               <w:spacing w:after="40" w:before="0"/>
               <w:jc w:val="left"/>
             </w:pPr>
@@ -8531,6 +8711,7 @@
           </w:tcPr>
           <w:p>
             <w:pPr>
+              <w:keepNext w:val="false"/>
               <w:spacing w:after="40" w:before="0"/>
               <w:jc w:val="left"/>
             </w:pPr>
@@ -8565,6 +8746,7 @@
           </w:tcPr>
           <w:p>
             <w:pPr>
+              <w:keepNext w:val="false"/>
               <w:spacing w:after="40" w:before="0"/>
               <w:jc w:val="left"/>
             </w:pPr>
@@ -8597,6 +8779,7 @@
           </w:tcPr>
           <w:p>
             <w:pPr>
+              <w:keepNext w:val="false"/>
               <w:spacing w:after="40" w:before="0"/>
               <w:jc w:val="left"/>
             </w:pPr>
@@ -8631,6 +8814,7 @@
           </w:tcPr>
           <w:p>
             <w:pPr>
+              <w:keepNext w:val="false"/>
               <w:spacing w:after="40" w:before="0"/>
               <w:jc w:val="left"/>
             </w:pPr>
@@ -8663,6 +8847,7 @@
           </w:tcPr>
           <w:p>
             <w:pPr>
+              <w:keepNext w:val="false"/>
               <w:spacing w:after="40" w:before="0"/>
               <w:jc w:val="left"/>
             </w:pPr>
@@ -8697,6 +8882,7 @@
           </w:tcPr>
           <w:p>
             <w:pPr>
+              <w:keepNext w:val="false"/>
               <w:spacing w:after="40" w:before="0"/>
               <w:jc w:val="left"/>
             </w:pPr>
@@ -8729,6 +8915,7 @@
           </w:tcPr>
           <w:p>
             <w:pPr>
+              <w:keepNext w:val="false"/>
               <w:spacing w:after="40" w:before="0"/>
               <w:jc w:val="left"/>
             </w:pPr>
@@ -8763,6 +8950,7 @@
           </w:tcPr>
           <w:p>
             <w:pPr>
+              <w:keepNext w:val="false"/>
               <w:spacing w:after="40" w:before="0"/>
               <w:jc w:val="left"/>
             </w:pPr>
@@ -8795,6 +8983,7 @@
           </w:tcPr>
           <w:p>
             <w:pPr>
+              <w:keepNext w:val="false"/>
               <w:spacing w:after="40" w:before="0"/>
               <w:jc w:val="left"/>
             </w:pPr>
@@ -8829,6 +9018,7 @@
           </w:tcPr>
           <w:p>
             <w:pPr>
+              <w:keepNext w:val="false"/>
               <w:spacing w:after="40" w:before="0"/>
               <w:jc w:val="left"/>
             </w:pPr>
@@ -8861,6 +9051,7 @@
           </w:tcPr>
           <w:p>
             <w:pPr>
+              <w:keepNext w:val="false"/>
               <w:spacing w:after="40" w:before="0"/>
               <w:jc w:val="left"/>
             </w:pPr>
@@ -8920,6 +9111,7 @@
           </w:tcPr>
           <w:p>
             <w:pPr>
+              <w:keepNext w:val="false"/>
               <w:spacing w:after="40" w:before="0"/>
               <w:jc w:val="center"/>
             </w:pPr>
@@ -8954,6 +9146,7 @@
           </w:tcPr>
           <w:p>
             <w:pPr>
+              <w:keepNext w:val="false"/>
               <w:spacing w:after="40" w:before="0"/>
               <w:jc w:val="left"/>
             </w:pPr>
@@ -9018,6 +9211,7 @@
           </w:tcPr>
           <w:p>
             <w:pPr>
+              <w:keepNext w:val="false"/>
               <w:spacing w:after="40" w:before="0"/>
               <w:jc w:val="center"/>
             </w:pPr>
@@ -9052,6 +9246,7 @@
           </w:tcPr>
           <w:p>
             <w:pPr>
+              <w:keepNext w:val="false"/>
               <w:spacing w:after="40" w:before="0"/>
               <w:jc w:val="left"/>
             </w:pPr>
@@ -9084,6 +9279,7 @@
           </w:tcPr>
           <w:p>
             <w:pPr>
+              <w:keepNext w:val="false"/>
               <w:spacing w:after="40" w:before="0"/>
               <w:jc w:val="left"/>
             </w:pPr>
@@ -9116,6 +9312,7 @@
           </w:tcPr>
           <w:p>
             <w:pPr>
+              <w:keepNext w:val="false"/>
               <w:spacing w:after="40" w:before="0"/>
               <w:jc w:val="left"/>
             </w:pPr>
@@ -9148,6 +9345,7 @@
           </w:tcPr>
           <w:p>
             <w:pPr>
+              <w:keepNext w:val="false"/>
               <w:spacing w:after="40" w:before="0"/>
               <w:jc w:val="left"/>
             </w:pPr>
@@ -9180,6 +9378,7 @@
           </w:tcPr>
           <w:p>
             <w:pPr>
+              <w:keepNext w:val="false"/>
               <w:spacing w:after="40" w:before="0"/>
               <w:jc w:val="left"/>
             </w:pPr>
@@ -9214,6 +9413,7 @@
           </w:tcPr>
           <w:p>
             <w:pPr>
+              <w:keepNext w:val="false"/>
               <w:spacing w:after="40" w:before="0"/>
               <w:jc w:val="left"/>
             </w:pPr>
@@ -9251,7 +9451,7 @@
             <w:pPr>
               <w:spacing w:after="20" w:before="0"/>
             </w:pPr>
-            <w:hyperlink w:history="1" r:id="rIddwuvs0pzohnabdsnthwys">
+            <w:hyperlink w:history="1" r:id="rIdftdbvuejwpxks7uclp9fo">
               <w:r>
                 <w:rPr>
                   <w:rFonts w:ascii="Arial" w:cs="Arial" w:eastAsia="Arial" w:hAnsi="Arial"/>
@@ -9300,7 +9500,7 @@
               <w:spacing w:after="10" w:before="0"/>
               <w:ind w:left="120"/>
             </w:pPr>
-            <w:hyperlink w:history="1" r:id="rIdplqjc9ox6tcgffuvcctwz">
+            <w:hyperlink w:history="1" r:id="rId59l1u1ntkfkmmpln020qy">
               <w:r>
                 <w:rPr>
                   <w:rFonts w:ascii="Arial" w:cs="Arial" w:eastAsia="Arial" w:hAnsi="Arial"/>
@@ -9345,7 +9545,7 @@
             <w:pPr>
               <w:spacing w:after="20" w:before="0"/>
             </w:pPr>
-            <w:hyperlink w:history="1" r:id="rIdamzxzpyudw-qns8ttupjo">
+            <w:hyperlink w:history="1" r:id="rIdb_7u06cqnagd3nxp-yprw">
               <w:r>
                 <w:rPr>
                   <w:rFonts w:ascii="Arial" w:cs="Arial" w:eastAsia="Arial" w:hAnsi="Arial"/>
@@ -9378,7 +9578,7 @@
               <w:spacing w:after="10" w:before="0"/>
               <w:ind w:left="120"/>
             </w:pPr>
-            <w:hyperlink w:history="1" r:id="rIdoius6xjtgdwwq4i1ue7io">
+            <w:hyperlink w:history="1" r:id="rIdxdtzfqimbl_xzjdbrtzqw">
               <w:r>
                 <w:rPr>
                   <w:rFonts w:ascii="Arial" w:cs="Arial" w:eastAsia="Arial" w:hAnsi="Arial"/>
@@ -9406,6 +9606,7 @@
           </w:tcPr>
           <w:p>
             <w:pPr>
+              <w:keepNext w:val="false"/>
               <w:spacing w:after="40" w:before="0"/>
               <w:jc w:val="left"/>
             </w:pPr>
@@ -9438,6 +9639,7 @@
           </w:tcPr>
           <w:p>
             <w:pPr>
+              <w:keepNext w:val="false"/>
               <w:spacing w:after="40" w:before="0"/>
               <w:jc w:val="left"/>
             </w:pPr>
@@ -9470,6 +9672,7 @@
           </w:tcPr>
           <w:p>
             <w:pPr>
+              <w:keepNext w:val="false"/>
               <w:spacing w:after="40" w:before="0"/>
               <w:jc w:val="left"/>
             </w:pPr>
@@ -9502,6 +9705,7 @@
           </w:tcPr>
           <w:p>
             <w:pPr>
+              <w:keepNext w:val="false"/>
               <w:spacing w:after="40" w:before="0"/>
               <w:jc w:val="left"/>
             </w:pPr>
@@ -9536,6 +9740,7 @@
           </w:tcPr>
           <w:p>
             <w:pPr>
+              <w:keepNext w:val="false"/>
               <w:spacing w:after="40" w:before="0"/>
               <w:jc w:val="left"/>
             </w:pPr>
@@ -9573,7 +9778,7 @@
             <w:pPr>
               <w:spacing w:after="20" w:before="0"/>
             </w:pPr>
-            <w:hyperlink w:history="1" r:id="rIdfd6x3lxtffcugycbqdxpf">
+            <w:hyperlink w:history="1" r:id="rIdwcirrjxcwo5_pm9u2napn">
               <w:r>
                 <w:rPr>
                   <w:rFonts w:ascii="Arial" w:cs="Arial" w:eastAsia="Arial" w:hAnsi="Arial"/>
@@ -9622,7 +9827,7 @@
               <w:spacing w:after="10" w:before="0"/>
               <w:ind w:left="120"/>
             </w:pPr>
-            <w:hyperlink w:history="1" r:id="rIdg-gelgcix_817kkjbk_gu">
+            <w:hyperlink w:history="1" r:id="rIdxjywklyqzzwr9gus7vtjx">
               <w:r>
                 <w:rPr>
                   <w:rFonts w:ascii="Arial" w:cs="Arial" w:eastAsia="Arial" w:hAnsi="Arial"/>
@@ -9667,7 +9872,7 @@
             <w:pPr>
               <w:spacing w:after="20" w:before="0"/>
             </w:pPr>
-            <w:hyperlink w:history="1" r:id="rIddoze5wz0-nodsuxr601jy">
+            <w:hyperlink w:history="1" r:id="rIduvgrwhxccyhjjgsejbbek">
               <w:r>
                 <w:rPr>
                   <w:rFonts w:ascii="Arial" w:cs="Arial" w:eastAsia="Arial" w:hAnsi="Arial"/>
@@ -9700,7 +9905,7 @@
               <w:spacing w:after="10" w:before="0"/>
               <w:ind w:left="120"/>
             </w:pPr>
-            <w:hyperlink w:history="1" r:id="rId1zwdresym2v4jg75pjtli">
+            <w:hyperlink w:history="1" r:id="rIdrdwrqeknptqeqc5gf0ugn">
               <w:r>
                 <w:rPr>
                   <w:rFonts w:ascii="Arial" w:cs="Arial" w:eastAsia="Arial" w:hAnsi="Arial"/>
@@ -9728,6 +9933,7 @@
           </w:tcPr>
           <w:p>
             <w:pPr>
+              <w:keepNext w:val="false"/>
               <w:spacing w:after="40" w:before="0"/>
               <w:jc w:val="left"/>
             </w:pPr>
@@ -9760,6 +9966,7 @@
           </w:tcPr>
           <w:p>
             <w:pPr>
+              <w:keepNext w:val="false"/>
               <w:spacing w:after="40" w:before="0"/>
               <w:jc w:val="left"/>
             </w:pPr>
@@ -9792,6 +9999,7 @@
           </w:tcPr>
           <w:p>
             <w:pPr>
+              <w:keepNext w:val="false"/>
               <w:spacing w:after="40" w:before="0"/>
               <w:jc w:val="left"/>
             </w:pPr>
@@ -9824,6 +10032,7 @@
           </w:tcPr>
           <w:p>
             <w:pPr>
+              <w:keepNext w:val="false"/>
               <w:spacing w:after="40" w:before="0"/>
               <w:jc w:val="left"/>
             </w:pPr>
@@ -9858,6 +10067,7 @@
           </w:tcPr>
           <w:p>
             <w:pPr>
+              <w:keepNext w:val="false"/>
               <w:spacing w:after="40" w:before="0"/>
               <w:jc w:val="left"/>
             </w:pPr>
@@ -9895,7 +10105,7 @@
             <w:pPr>
               <w:spacing w:after="20" w:before="0"/>
             </w:pPr>
-            <w:hyperlink w:history="1" r:id="rIdnbtvohcnoavmglakngsif">
+            <w:hyperlink w:history="1" r:id="rId2lnzx5zgfyulfaixo9wjg">
               <w:r>
                 <w:rPr>
                   <w:rFonts w:ascii="Arial" w:cs="Arial" w:eastAsia="Arial" w:hAnsi="Arial"/>
@@ -9944,7 +10154,7 @@
               <w:spacing w:after="10" w:before="0"/>
               <w:ind w:left="120"/>
             </w:pPr>
-            <w:hyperlink w:history="1" r:id="rIdjkjy0__wwwnch5pbpgxao">
+            <w:hyperlink w:history="1" r:id="rId17jabid7c8dfmbhfzgqhg">
               <w:r>
                 <w:rPr>
                   <w:rFonts w:ascii="Arial" w:cs="Arial" w:eastAsia="Arial" w:hAnsi="Arial"/>
@@ -9989,7 +10199,7 @@
             <w:pPr>
               <w:spacing w:after="20" w:before="0"/>
             </w:pPr>
-            <w:hyperlink w:history="1" r:id="rId-nhwdepayi8ld2cjbhbzf">
+            <w:hyperlink w:history="1" r:id="rIdenhpyef3xw2soveacvz7g">
               <w:r>
                 <w:rPr>
                   <w:rFonts w:ascii="Arial" w:cs="Arial" w:eastAsia="Arial" w:hAnsi="Arial"/>
@@ -10022,7 +10232,7 @@
               <w:spacing w:after="10" w:before="0"/>
               <w:ind w:left="120"/>
             </w:pPr>
-            <w:hyperlink w:history="1" r:id="rIdbfraezb4a35ihhj-f3bh5">
+            <w:hyperlink w:history="1" r:id="rId1y_6r_vjfip24f5d4lu-w">
               <w:r>
                 <w:rPr>
                   <w:rFonts w:ascii="Arial" w:cs="Arial" w:eastAsia="Arial" w:hAnsi="Arial"/>
@@ -10050,6 +10260,7 @@
           </w:tcPr>
           <w:p>
             <w:pPr>
+              <w:keepNext w:val="false"/>
               <w:spacing w:after="40" w:before="0"/>
               <w:jc w:val="left"/>
             </w:pPr>
@@ -10082,6 +10293,7 @@
           </w:tcPr>
           <w:p>
             <w:pPr>
+              <w:keepNext w:val="false"/>
               <w:spacing w:after="40" w:before="0"/>
               <w:jc w:val="left"/>
             </w:pPr>
@@ -10114,6 +10326,7 @@
           </w:tcPr>
           <w:p>
             <w:pPr>
+              <w:keepNext w:val="false"/>
               <w:spacing w:after="40" w:before="0"/>
               <w:jc w:val="left"/>
             </w:pPr>
@@ -10146,6 +10359,7 @@
           </w:tcPr>
           <w:p>
             <w:pPr>
+              <w:keepNext w:val="false"/>
               <w:spacing w:after="40" w:before="0"/>
               <w:jc w:val="left"/>
             </w:pPr>
@@ -10180,6 +10394,7 @@
           </w:tcPr>
           <w:p>
             <w:pPr>
+              <w:keepNext w:val="false"/>
               <w:spacing w:after="40" w:before="0"/>
               <w:jc w:val="left"/>
             </w:pPr>
@@ -10217,7 +10432,7 @@
             <w:pPr>
               <w:spacing w:after="20" w:before="0"/>
             </w:pPr>
-            <w:hyperlink w:history="1" r:id="rId-1mxemitrt5xhvsbgryio">
+            <w:hyperlink w:history="1" r:id="rIdairiozh9iwlfczyfk6tsh">
               <w:r>
                 <w:rPr>
                   <w:rFonts w:ascii="Arial" w:cs="Arial" w:eastAsia="Arial" w:hAnsi="Arial"/>
@@ -10266,7 +10481,7 @@
               <w:spacing w:after="10" w:before="0"/>
               <w:ind w:left="120"/>
             </w:pPr>
-            <w:hyperlink w:history="1" r:id="rIdjxhcqhmqmf9aljkasm4mf">
+            <w:hyperlink w:history="1" r:id="rIdecirvjyldvyxccrbc3iab">
               <w:r>
                 <w:rPr>
                   <w:rFonts w:ascii="Arial" w:cs="Arial" w:eastAsia="Arial" w:hAnsi="Arial"/>
@@ -10311,7 +10526,7 @@
             <w:pPr>
               <w:spacing w:after="20" w:before="0"/>
             </w:pPr>
-            <w:hyperlink w:history="1" r:id="rIdtmaie_onjqayv9ob_gchl">
+            <w:hyperlink w:history="1" r:id="rId8pwfqeamc4c2ldsqaka3p">
               <w:r>
                 <w:rPr>
                   <w:rFonts w:ascii="Arial" w:cs="Arial" w:eastAsia="Arial" w:hAnsi="Arial"/>
@@ -10344,7 +10559,7 @@
               <w:spacing w:after="10" w:before="0"/>
               <w:ind w:left="120"/>
             </w:pPr>
-            <w:hyperlink w:history="1" r:id="rId6zype0vpxtz6xes9sekgx">
+            <w:hyperlink w:history="1" r:id="rId_vk4x_z1pcpx0pozosqr0">
               <w:r>
                 <w:rPr>
                   <w:rFonts w:ascii="Arial" w:cs="Arial" w:eastAsia="Arial" w:hAnsi="Arial"/>
@@ -10372,6 +10587,7 @@
           </w:tcPr>
           <w:p>
             <w:pPr>
+              <w:keepNext w:val="false"/>
               <w:spacing w:after="40" w:before="0"/>
               <w:jc w:val="left"/>
             </w:pPr>
@@ -10404,6 +10620,7 @@
           </w:tcPr>
           <w:p>
             <w:pPr>
+              <w:keepNext w:val="false"/>
               <w:spacing w:after="40" w:before="0"/>
               <w:jc w:val="left"/>
             </w:pPr>
@@ -10436,6 +10653,7 @@
           </w:tcPr>
           <w:p>
             <w:pPr>
+              <w:keepNext w:val="false"/>
               <w:spacing w:after="40" w:before="0"/>
               <w:jc w:val="left"/>
             </w:pPr>
@@ -10468,6 +10686,7 @@
           </w:tcPr>
           <w:p>
             <w:pPr>
+              <w:keepNext w:val="false"/>
               <w:spacing w:after="40" w:before="0"/>
               <w:jc w:val="left"/>
             </w:pPr>
@@ -10502,6 +10721,7 @@
           </w:tcPr>
           <w:p>
             <w:pPr>
+              <w:keepNext w:val="false"/>
               <w:spacing w:after="40" w:before="0"/>
               <w:jc w:val="left"/>
             </w:pPr>
@@ -10539,7 +10759,7 @@
             <w:pPr>
               <w:spacing w:after="20" w:before="0"/>
             </w:pPr>
-            <w:hyperlink w:history="1" r:id="rIdx3mhvnx8nqkj1puhxum2v">
+            <w:hyperlink w:history="1" r:id="rIdi4ufn46zdw228ieaa_fyk">
               <w:r>
                 <w:rPr>
                   <w:rFonts w:ascii="Arial" w:cs="Arial" w:eastAsia="Arial" w:hAnsi="Arial"/>
@@ -10588,7 +10808,7 @@
               <w:spacing w:after="10" w:before="0"/>
               <w:ind w:left="120"/>
             </w:pPr>
-            <w:hyperlink w:history="1" r:id="rIdiy6v3pg9biivzhrlvaa9g">
+            <w:hyperlink w:history="1" r:id="rIdnx-xiruhqgihzlo7itbn_">
               <w:r>
                 <w:rPr>
                   <w:rFonts w:ascii="Arial" w:cs="Arial" w:eastAsia="Arial" w:hAnsi="Arial"/>
@@ -10633,7 +10853,7 @@
             <w:pPr>
               <w:spacing w:after="20" w:before="0"/>
             </w:pPr>
-            <w:hyperlink w:history="1" r:id="rIdftizrswnuigszyxduihyx">
+            <w:hyperlink w:history="1" r:id="rIdi1lb3rf5kk90kjrdsykbc">
               <w:r>
                 <w:rPr>
                   <w:rFonts w:ascii="Arial" w:cs="Arial" w:eastAsia="Arial" w:hAnsi="Arial"/>
@@ -10682,7 +10902,7 @@
               <w:spacing w:after="10" w:before="0"/>
               <w:ind w:left="120"/>
             </w:pPr>
-            <w:hyperlink w:history="1" r:id="rIdt7veppjpah-doajzwi8fv">
+            <w:hyperlink w:history="1" r:id="rIdt683ld0ci_six2udj4w9e">
               <w:r>
                 <w:rPr>
                   <w:rFonts w:ascii="Arial" w:cs="Arial" w:eastAsia="Arial" w:hAnsi="Arial"/>
@@ -10710,6 +10930,7 @@
           </w:tcPr>
           <w:p>
             <w:pPr>
+              <w:keepNext w:val="false"/>
               <w:spacing w:after="40" w:before="0"/>
               <w:jc w:val="left"/>
             </w:pPr>
@@ -10742,6 +10963,7 @@
           </w:tcPr>
           <w:p>
             <w:pPr>
+              <w:keepNext w:val="false"/>
               <w:spacing w:after="40" w:before="0"/>
               <w:jc w:val="left"/>
             </w:pPr>
@@ -10774,6 +10996,7 @@
           </w:tcPr>
           <w:p>
             <w:pPr>
+              <w:keepNext w:val="false"/>
               <w:spacing w:after="40" w:before="0"/>
               <w:jc w:val="left"/>
             </w:pPr>
@@ -10806,6 +11029,7 @@
           </w:tcPr>
           <w:p>
             <w:pPr>
+              <w:keepNext w:val="false"/>
               <w:spacing w:after="40" w:before="0"/>
               <w:jc w:val="left"/>
             </w:pPr>
@@ -10865,6 +11089,7 @@
           </w:tcPr>
           <w:p>
             <w:pPr>
+              <w:keepNext w:val="false"/>
               <w:spacing w:after="40" w:before="0"/>
               <w:jc w:val="center"/>
             </w:pPr>
@@ -10899,6 +11124,7 @@
           </w:tcPr>
           <w:p>
             <w:pPr>
+              <w:keepNext w:val="false"/>
               <w:spacing w:after="40" w:before="0"/>
               <w:jc w:val="left"/>
             </w:pPr>
@@ -10960,6 +11186,7 @@
           </w:tcPr>
           <w:p>
             <w:pPr>
+              <w:keepNext w:val="false"/>
               <w:spacing w:after="40" w:before="0"/>
               <w:jc w:val="center"/>
             </w:pPr>
@@ -10994,6 +11221,7 @@
           </w:tcPr>
           <w:p>
             <w:pPr>
+              <w:keepNext w:val="false"/>
               <w:spacing w:after="40" w:before="0"/>
               <w:jc w:val="left"/>
             </w:pPr>
@@ -11026,6 +11254,7 @@
           </w:tcPr>
           <w:p>
             <w:pPr>
+              <w:keepNext w:val="false"/>
               <w:spacing w:after="40" w:before="0"/>
               <w:jc w:val="left"/>
             </w:pPr>
@@ -11060,6 +11289,7 @@
           </w:tcPr>
           <w:p>
             <w:pPr>
+              <w:keepNext w:val="false"/>
               <w:spacing w:after="40" w:before="0"/>
               <w:jc w:val="left"/>
             </w:pPr>
@@ -11092,6 +11322,7 @@
           </w:tcPr>
           <w:p>
             <w:pPr>
+              <w:keepNext w:val="false"/>
               <w:spacing w:after="40" w:before="0"/>
               <w:jc w:val="left"/>
             </w:pPr>
@@ -11126,6 +11357,7 @@
           </w:tcPr>
           <w:p>
             <w:pPr>
+              <w:keepNext w:val="false"/>
               <w:spacing w:after="40" w:before="0"/>
               <w:jc w:val="left"/>
             </w:pPr>
@@ -11158,6 +11390,7 @@
           </w:tcPr>
           <w:p>
             <w:pPr>
+              <w:keepNext w:val="false"/>
               <w:spacing w:after="40" w:before="0"/>
               <w:jc w:val="left"/>
             </w:pPr>
@@ -11194,7 +11427,7 @@
         </w:rPr>
         <w:t xml:space="preserve">© 2026 SeaVuria and ARES. Aligned with KICD objectives. Developed by SeaVuria; technical implementation by ARES (with AI assistance from Claude). Licensed under </w:t>
       </w:r>
-      <w:hyperlink w:history="1" r:id="rIdbyocqz6yiskmtwvg5i9nl">
+      <w:hyperlink w:history="1" r:id="rIdedpxva8ndmetzhsp01oxa">
         <w:r>
           <w:rPr>
             <w:rFonts w:ascii="Arial" w:cs="Arial" w:eastAsia="Arial" w:hAnsi="Arial"/>
@@ -11215,7 +11448,7 @@
         </w:rPr>
         <w:t xml:space="preserve"> (</w:t>
       </w:r>
-      <w:hyperlink w:history="1" r:id="rIdyhbuxl88itddqxneftj8n">
+      <w:hyperlink w:history="1" r:id="rIdnmrpg51ivnkqlifijo-fd">
         <w:r>
           <w:rPr>
             <w:rFonts w:ascii="Arial" w:cs="Arial" w:eastAsia="Arial" w:hAnsi="Arial"/>
@@ -11275,6 +11508,7 @@
           </w:tcPr>
           <w:p>
             <w:pPr>
+              <w:keepNext w:val="false"/>
               <w:spacing w:after="40" w:before="0"/>
               <w:jc w:val="center"/>
             </w:pPr>
@@ -11310,6 +11544,7 @@
           </w:tcPr>
           <w:p>
             <w:pPr>
+              <w:keepNext w:val="false"/>
               <w:spacing w:after="40" w:before="0"/>
               <w:jc w:val="center"/>
             </w:pPr>
@@ -11344,6 +11579,7 @@
           </w:tcPr>
           <w:p>
             <w:pPr>
+              <w:keepNext w:val="false"/>
               <w:spacing w:after="40" w:before="0"/>
               <w:jc w:val="left"/>
             </w:pPr>
@@ -11376,6 +11612,7 @@
           </w:tcPr>
           <w:p>
             <w:pPr>
+              <w:keepNext w:val="false"/>
               <w:spacing w:after="40" w:before="0"/>
               <w:jc w:val="left"/>
             </w:pPr>
@@ -11410,6 +11647,7 @@
           </w:tcPr>
           <w:p>
             <w:pPr>
+              <w:keepNext w:val="false"/>
               <w:spacing w:after="40" w:before="0"/>
               <w:jc w:val="left"/>
             </w:pPr>
@@ -11442,6 +11680,7 @@
           </w:tcPr>
           <w:p>
             <w:pPr>
+              <w:keepNext w:val="false"/>
               <w:spacing w:after="40" w:before="0"/>
               <w:jc w:val="left"/>
             </w:pPr>
@@ -11476,6 +11715,7 @@
           </w:tcPr>
           <w:p>
             <w:pPr>
+              <w:keepNext w:val="false"/>
               <w:spacing w:after="40" w:before="0"/>
               <w:jc w:val="left"/>
             </w:pPr>
@@ -11508,6 +11748,7 @@
           </w:tcPr>
           <w:p>
             <w:pPr>
+              <w:keepNext w:val="false"/>
               <w:spacing w:after="40" w:before="0"/>
               <w:jc w:val="left"/>
             </w:pPr>
@@ -11542,6 +11783,7 @@
           </w:tcPr>
           <w:p>
             <w:pPr>
+              <w:keepNext w:val="false"/>
               <w:spacing w:after="40" w:before="0"/>
               <w:jc w:val="left"/>
             </w:pPr>
@@ -11574,6 +11816,7 @@
           </w:tcPr>
           <w:p>
             <w:pPr>
+              <w:keepNext w:val="false"/>
               <w:spacing w:after="40" w:before="0"/>
               <w:jc w:val="left"/>
             </w:pPr>
@@ -11608,6 +11851,7 @@
           </w:tcPr>
           <w:p>
             <w:pPr>
+              <w:keepNext w:val="false"/>
               <w:spacing w:after="40" w:before="0"/>
               <w:jc w:val="left"/>
             </w:pPr>
@@ -11640,6 +11884,7 @@
           </w:tcPr>
           <w:p>
             <w:pPr>
+              <w:keepNext w:val="false"/>
               <w:spacing w:after="40" w:before="0"/>
               <w:jc w:val="left"/>
             </w:pPr>
@@ -11674,6 +11919,7 @@
           </w:tcPr>
           <w:p>
             <w:pPr>
+              <w:keepNext w:val="false"/>
               <w:spacing w:after="40" w:before="0"/>
               <w:jc w:val="left"/>
             </w:pPr>
@@ -11706,6 +11952,7 @@
           </w:tcPr>
           <w:p>
             <w:pPr>
+              <w:keepNext w:val="false"/>
               <w:spacing w:after="40" w:before="0"/>
               <w:jc w:val="left"/>
             </w:pPr>
@@ -11740,6 +11987,7 @@
           </w:tcPr>
           <w:p>
             <w:pPr>
+              <w:keepNext w:val="false"/>
               <w:spacing w:after="40" w:before="0"/>
               <w:jc w:val="left"/>
             </w:pPr>
@@ -11772,6 +12020,7 @@
           </w:tcPr>
           <w:p>
             <w:pPr>
+              <w:keepNext w:val="false"/>
               <w:spacing w:after="40" w:before="0"/>
               <w:jc w:val="left"/>
             </w:pPr>
@@ -11806,6 +12055,7 @@
           </w:tcPr>
           <w:p>
             <w:pPr>
+              <w:keepNext w:val="false"/>
               <w:spacing w:after="40" w:before="0"/>
               <w:jc w:val="left"/>
             </w:pPr>
@@ -11838,6 +12088,7 @@
           </w:tcPr>
           <w:p>
             <w:pPr>
+              <w:keepNext w:val="false"/>
               <w:spacing w:after="40" w:before="0"/>
               <w:jc w:val="left"/>
             </w:pPr>
@@ -11897,6 +12148,7 @@
           </w:tcPr>
           <w:p>
             <w:pPr>
+              <w:keepNext w:val="false"/>
               <w:spacing w:after="40" w:before="0"/>
               <w:jc w:val="center"/>
             </w:pPr>
@@ -11931,6 +12183,7 @@
           </w:tcPr>
           <w:p>
             <w:pPr>
+              <w:keepNext w:val="false"/>
               <w:spacing w:after="40" w:before="0"/>
               <w:jc w:val="left"/>
             </w:pPr>
@@ -11995,6 +12248,7 @@
           </w:tcPr>
           <w:p>
             <w:pPr>
+              <w:keepNext w:val="false"/>
               <w:spacing w:after="40" w:before="0"/>
               <w:jc w:val="center"/>
             </w:pPr>
@@ -12029,6 +12283,7 @@
           </w:tcPr>
           <w:p>
             <w:pPr>
+              <w:keepNext w:val="false"/>
               <w:spacing w:after="40" w:before="0"/>
               <w:jc w:val="left"/>
             </w:pPr>
@@ -12061,6 +12316,7 @@
           </w:tcPr>
           <w:p>
             <w:pPr>
+              <w:keepNext w:val="false"/>
               <w:spacing w:after="40" w:before="0"/>
               <w:jc w:val="left"/>
             </w:pPr>
@@ -12093,6 +12349,7 @@
           </w:tcPr>
           <w:p>
             <w:pPr>
+              <w:keepNext w:val="false"/>
               <w:spacing w:after="40" w:before="0"/>
               <w:jc w:val="left"/>
             </w:pPr>
@@ -12125,6 +12382,7 @@
           </w:tcPr>
           <w:p>
             <w:pPr>
+              <w:keepNext w:val="false"/>
               <w:spacing w:after="40" w:before="0"/>
               <w:jc w:val="left"/>
             </w:pPr>
@@ -12157,6 +12415,7 @@
           </w:tcPr>
           <w:p>
             <w:pPr>
+              <w:keepNext w:val="false"/>
               <w:spacing w:after="40" w:before="0"/>
               <w:jc w:val="left"/>
             </w:pPr>
@@ -12191,6 +12450,7 @@
           </w:tcPr>
           <w:p>
             <w:pPr>
+              <w:keepNext w:val="false"/>
               <w:spacing w:after="40" w:before="0"/>
               <w:jc w:val="left"/>
             </w:pPr>
@@ -12228,7 +12488,7 @@
             <w:pPr>
               <w:spacing w:after="20" w:before="0"/>
             </w:pPr>
-            <w:hyperlink w:history="1" r:id="rId_cxd1c_gd5whwp1u4gc7i">
+            <w:hyperlink w:history="1" r:id="rIdbl2cxqfn_uvdgpb7cqfew">
               <w:r>
                 <w:rPr>
                   <w:rFonts w:ascii="Arial" w:cs="Arial" w:eastAsia="Arial" w:hAnsi="Arial"/>
@@ -12261,7 +12521,7 @@
               <w:spacing w:after="10" w:before="0"/>
               <w:ind w:left="120"/>
             </w:pPr>
-            <w:hyperlink w:history="1" r:id="rIdtmthnmfb_neyb9k5oh-mp">
+            <w:hyperlink w:history="1" r:id="rIddcrtit-vokhipxjuuumbm">
               <w:r>
                 <w:rPr>
                   <w:rFonts w:ascii="Arial" w:cs="Arial" w:eastAsia="Arial" w:hAnsi="Arial"/>
@@ -12323,7 +12583,7 @@
               <w:spacing w:after="10" w:before="0"/>
               <w:ind w:left="120"/>
             </w:pPr>
-            <w:hyperlink w:history="1" r:id="rIdxayyvuwpyuvecgabpz8m0">
+            <w:hyperlink w:history="1" r:id="rIdkh-3oeeq3yw1tt3n0pyoj">
               <w:r>
                 <w:rPr>
                   <w:rFonts w:ascii="Arial" w:cs="Arial" w:eastAsia="Arial" w:hAnsi="Arial"/>
@@ -12366,6 +12626,7 @@
           </w:tcPr>
           <w:p>
             <w:pPr>
+              <w:keepNext w:val="false"/>
               <w:spacing w:after="40" w:before="0"/>
               <w:jc w:val="left"/>
             </w:pPr>
@@ -12398,6 +12659,7 @@
           </w:tcPr>
           <w:p>
             <w:pPr>
+              <w:keepNext w:val="false"/>
               <w:spacing w:after="40" w:before="0"/>
               <w:jc w:val="left"/>
             </w:pPr>
@@ -12430,6 +12692,7 @@
           </w:tcPr>
           <w:p>
             <w:pPr>
+              <w:keepNext w:val="false"/>
               <w:spacing w:after="40" w:before="0"/>
               <w:jc w:val="left"/>
             </w:pPr>
@@ -12462,6 +12725,7 @@
           </w:tcPr>
           <w:p>
             <w:pPr>
+              <w:keepNext w:val="false"/>
               <w:spacing w:after="40" w:before="0"/>
               <w:jc w:val="left"/>
             </w:pPr>
@@ -12496,6 +12760,7 @@
           </w:tcPr>
           <w:p>
             <w:pPr>
+              <w:keepNext w:val="false"/>
               <w:spacing w:after="40" w:before="0"/>
               <w:jc w:val="left"/>
             </w:pPr>
@@ -12533,7 +12798,7 @@
             <w:pPr>
               <w:spacing w:after="20" w:before="0"/>
             </w:pPr>
-            <w:hyperlink w:history="1" r:id="rIdznbpttdwbe_kmyhnn5xi0">
+            <w:hyperlink w:history="1" r:id="rIdvhsqefo8jzudbqjinzxib">
               <w:r>
                 <w:rPr>
                   <w:rFonts w:ascii="Arial" w:cs="Arial" w:eastAsia="Arial" w:hAnsi="Arial"/>
@@ -12566,7 +12831,7 @@
               <w:spacing w:after="10" w:before="0"/>
               <w:ind w:left="120"/>
             </w:pPr>
-            <w:hyperlink w:history="1" r:id="rId63k_scrs8bdx4inw26wvx">
+            <w:hyperlink w:history="1" r:id="rIdhoq4fvl4thadb1nxdpjoy">
               <w:r>
                 <w:rPr>
                   <w:rFonts w:ascii="Arial" w:cs="Arial" w:eastAsia="Arial" w:hAnsi="Arial"/>
@@ -12628,7 +12893,7 @@
               <w:spacing w:after="10" w:before="0"/>
               <w:ind w:left="120"/>
             </w:pPr>
-            <w:hyperlink w:history="1" r:id="rIdztydv6gppxdy6p7ktzt9e">
+            <w:hyperlink w:history="1" r:id="rIdkbwns9ra_b2_6ziadaw9l">
               <w:r>
                 <w:rPr>
                   <w:rFonts w:ascii="Arial" w:cs="Arial" w:eastAsia="Arial" w:hAnsi="Arial"/>
@@ -12671,6 +12936,7 @@
           </w:tcPr>
           <w:p>
             <w:pPr>
+              <w:keepNext w:val="false"/>
               <w:spacing w:after="40" w:before="0"/>
               <w:jc w:val="left"/>
             </w:pPr>
@@ -12703,6 +12969,7 @@
           </w:tcPr>
           <w:p>
             <w:pPr>
+              <w:keepNext w:val="false"/>
               <w:spacing w:after="40" w:before="0"/>
               <w:jc w:val="left"/>
             </w:pPr>
@@ -12735,6 +13002,7 @@
           </w:tcPr>
           <w:p>
             <w:pPr>
+              <w:keepNext w:val="false"/>
               <w:spacing w:after="40" w:before="0"/>
               <w:jc w:val="left"/>
             </w:pPr>
@@ -12767,6 +13035,7 @@
           </w:tcPr>
           <w:p>
             <w:pPr>
+              <w:keepNext w:val="false"/>
               <w:spacing w:after="40" w:before="0"/>
               <w:jc w:val="left"/>
             </w:pPr>
@@ -12801,6 +13070,7 @@
           </w:tcPr>
           <w:p>
             <w:pPr>
+              <w:keepNext w:val="false"/>
               <w:spacing w:after="40" w:before="0"/>
               <w:jc w:val="left"/>
             </w:pPr>
@@ -12838,7 +13108,7 @@
             <w:pPr>
               <w:spacing w:after="20" w:before="0"/>
             </w:pPr>
-            <w:hyperlink w:history="1" r:id="rIdhz-oq7ghpxpf3rgobc2hq">
+            <w:hyperlink w:history="1" r:id="rIdrmasp_ttbmdjcpyfrabss">
               <w:r>
                 <w:rPr>
                   <w:rFonts w:ascii="Arial" w:cs="Arial" w:eastAsia="Arial" w:hAnsi="Arial"/>
@@ -12871,7 +13141,7 @@
               <w:spacing w:after="10" w:before="0"/>
               <w:ind w:left="120"/>
             </w:pPr>
-            <w:hyperlink w:history="1" r:id="rIdgy1xnpo3c_ygqsxeslfbb">
+            <w:hyperlink w:history="1" r:id="rIdtl4qptlaj5en1xxih7588">
               <w:r>
                 <w:rPr>
                   <w:rFonts w:ascii="Arial" w:cs="Arial" w:eastAsia="Arial" w:hAnsi="Arial"/>
@@ -12933,7 +13203,7 @@
               <w:spacing w:after="10" w:before="0"/>
               <w:ind w:left="120"/>
             </w:pPr>
-            <w:hyperlink w:history="1" r:id="rIdlz6q6t5s6oocqljdts01o">
+            <w:hyperlink w:history="1" r:id="rId0wbgtxfxwuelg0kbojsme">
               <w:r>
                 <w:rPr>
                   <w:rFonts w:ascii="Arial" w:cs="Arial" w:eastAsia="Arial" w:hAnsi="Arial"/>
@@ -12976,6 +13246,7 @@
           </w:tcPr>
           <w:p>
             <w:pPr>
+              <w:keepNext w:val="false"/>
               <w:spacing w:after="40" w:before="0"/>
               <w:jc w:val="left"/>
             </w:pPr>
@@ -13008,6 +13279,7 @@
           </w:tcPr>
           <w:p>
             <w:pPr>
+              <w:keepNext w:val="false"/>
               <w:spacing w:after="40" w:before="0"/>
               <w:jc w:val="left"/>
             </w:pPr>
@@ -13040,6 +13312,7 @@
           </w:tcPr>
           <w:p>
             <w:pPr>
+              <w:keepNext w:val="false"/>
               <w:spacing w:after="40" w:before="0"/>
               <w:jc w:val="left"/>
             </w:pPr>
@@ -13072,6 +13345,7 @@
           </w:tcPr>
           <w:p>
             <w:pPr>
+              <w:keepNext w:val="false"/>
               <w:spacing w:after="40" w:before="0"/>
               <w:jc w:val="left"/>
             </w:pPr>
@@ -13106,6 +13380,7 @@
           </w:tcPr>
           <w:p>
             <w:pPr>
+              <w:keepNext w:val="false"/>
               <w:spacing w:after="40" w:before="0"/>
               <w:jc w:val="left"/>
             </w:pPr>
@@ -13143,7 +13418,7 @@
             <w:pPr>
               <w:spacing w:after="20" w:before="0"/>
             </w:pPr>
-            <w:hyperlink w:history="1" r:id="rIdwbueous2k8dukumhu8y92">
+            <w:hyperlink w:history="1" r:id="rIdp7xts6fuk6aq6ulthg-zr">
               <w:r>
                 <w:rPr>
                   <w:rFonts w:ascii="Arial" w:cs="Arial" w:eastAsia="Arial" w:hAnsi="Arial"/>
@@ -13176,7 +13451,7 @@
               <w:spacing w:after="10" w:before="0"/>
               <w:ind w:left="120"/>
             </w:pPr>
-            <w:hyperlink w:history="1" r:id="rIdz5j4fhjm-i5ppypdp2xh9">
+            <w:hyperlink w:history="1" r:id="rIdje7f1gzb2d0-yaxucdsfm">
               <w:r>
                 <w:rPr>
                   <w:rFonts w:ascii="Arial" w:cs="Arial" w:eastAsia="Arial" w:hAnsi="Arial"/>
@@ -13238,7 +13513,7 @@
               <w:spacing w:after="10" w:before="0"/>
               <w:ind w:left="120"/>
             </w:pPr>
-            <w:hyperlink w:history="1" r:id="rIdrvavou_flznuxjrodbhcc">
+            <w:hyperlink w:history="1" r:id="rIdquyia6joe1nn6xakqtob0">
               <w:r>
                 <w:rPr>
                   <w:rFonts w:ascii="Arial" w:cs="Arial" w:eastAsia="Arial" w:hAnsi="Arial"/>
@@ -13281,6 +13556,7 @@
           </w:tcPr>
           <w:p>
             <w:pPr>
+              <w:keepNext w:val="false"/>
               <w:spacing w:after="40" w:before="0"/>
               <w:jc w:val="left"/>
             </w:pPr>
@@ -13313,6 +13589,7 @@
           </w:tcPr>
           <w:p>
             <w:pPr>
+              <w:keepNext w:val="false"/>
               <w:spacing w:after="40" w:before="0"/>
               <w:jc w:val="left"/>
             </w:pPr>
@@ -13345,6 +13622,7 @@
           </w:tcPr>
           <w:p>
             <w:pPr>
+              <w:keepNext w:val="false"/>
               <w:spacing w:after="40" w:before="0"/>
               <w:jc w:val="left"/>
             </w:pPr>
@@ -13377,6 +13655,7 @@
           </w:tcPr>
           <w:p>
             <w:pPr>
+              <w:keepNext w:val="false"/>
               <w:spacing w:after="40" w:before="0"/>
               <w:jc w:val="left"/>
             </w:pPr>
@@ -13411,6 +13690,7 @@
           </w:tcPr>
           <w:p>
             <w:pPr>
+              <w:keepNext w:val="false"/>
               <w:spacing w:after="40" w:before="0"/>
               <w:jc w:val="left"/>
             </w:pPr>
@@ -13448,7 +13728,7 @@
             <w:pPr>
               <w:spacing w:after="20" w:before="0"/>
             </w:pPr>
-            <w:hyperlink w:history="1" r:id="rIdf-adoxr03ziaczdddsmma">
+            <w:hyperlink w:history="1" r:id="rIdeainmqr7atjobqfylet38">
               <w:r>
                 <w:rPr>
                   <w:rFonts w:ascii="Arial" w:cs="Arial" w:eastAsia="Arial" w:hAnsi="Arial"/>
@@ -13497,7 +13777,7 @@
               <w:spacing w:after="10" w:before="0"/>
               <w:ind w:left="120"/>
             </w:pPr>
-            <w:hyperlink w:history="1" r:id="rId60cbrbjhexdcprmjymjb0">
+            <w:hyperlink w:history="1" r:id="rIdkk_0cfj0twpbljmxslrls">
               <w:r>
                 <w:rPr>
                   <w:rFonts w:ascii="Arial" w:cs="Arial" w:eastAsia="Arial" w:hAnsi="Arial"/>
@@ -13559,7 +13839,7 @@
               <w:spacing w:after="10" w:before="0"/>
               <w:ind w:left="120"/>
             </w:pPr>
-            <w:hyperlink w:history="1" r:id="rId92uysoojyuwimnblq_ujn">
+            <w:hyperlink w:history="1" r:id="rIdfbvbmxzq5fkk59tm2odra">
               <w:r>
                 <w:rPr>
                   <w:rFonts w:ascii="Arial" w:cs="Arial" w:eastAsia="Arial" w:hAnsi="Arial"/>
@@ -13602,6 +13882,7 @@
           </w:tcPr>
           <w:p>
             <w:pPr>
+              <w:keepNext w:val="false"/>
               <w:spacing w:after="40" w:before="0"/>
               <w:jc w:val="left"/>
             </w:pPr>
@@ -13634,6 +13915,7 @@
           </w:tcPr>
           <w:p>
             <w:pPr>
+              <w:keepNext w:val="false"/>
               <w:spacing w:after="40" w:before="0"/>
               <w:jc w:val="left"/>
             </w:pPr>
@@ -13666,6 +13948,7 @@
           </w:tcPr>
           <w:p>
             <w:pPr>
+              <w:keepNext w:val="false"/>
               <w:spacing w:after="40" w:before="0"/>
               <w:jc w:val="left"/>
             </w:pPr>
@@ -13698,6 +13981,7 @@
           </w:tcPr>
           <w:p>
             <w:pPr>
+              <w:keepNext w:val="false"/>
               <w:spacing w:after="40" w:before="0"/>
               <w:jc w:val="left"/>
             </w:pPr>
@@ -13757,6 +14041,7 @@
           </w:tcPr>
           <w:p>
             <w:pPr>
+              <w:keepNext w:val="false"/>
               <w:spacing w:after="40" w:before="0"/>
               <w:jc w:val="center"/>
             </w:pPr>
@@ -13791,6 +14076,7 @@
           </w:tcPr>
           <w:p>
             <w:pPr>
+              <w:keepNext w:val="false"/>
               <w:spacing w:after="40" w:before="0"/>
               <w:jc w:val="left"/>
             </w:pPr>
@@ -13852,6 +14138,7 @@
           </w:tcPr>
           <w:p>
             <w:pPr>
+              <w:keepNext w:val="false"/>
               <w:spacing w:after="40" w:before="0"/>
               <w:jc w:val="center"/>
             </w:pPr>
@@ -13886,6 +14173,7 @@
           </w:tcPr>
           <w:p>
             <w:pPr>
+              <w:keepNext w:val="false"/>
               <w:spacing w:after="40" w:before="0"/>
               <w:jc w:val="left"/>
             </w:pPr>
@@ -13918,6 +14206,7 @@
           </w:tcPr>
           <w:p>
             <w:pPr>
+              <w:keepNext w:val="false"/>
               <w:spacing w:after="40" w:before="0"/>
               <w:jc w:val="left"/>
             </w:pPr>
@@ -13952,6 +14241,7 @@
           </w:tcPr>
           <w:p>
             <w:pPr>
+              <w:keepNext w:val="false"/>
               <w:spacing w:after="40" w:before="0"/>
               <w:jc w:val="left"/>
             </w:pPr>
@@ -13984,6 +14274,7 @@
           </w:tcPr>
           <w:p>
             <w:pPr>
+              <w:keepNext w:val="false"/>
               <w:spacing w:after="40" w:before="0"/>
               <w:jc w:val="left"/>
             </w:pPr>
@@ -14018,6 +14309,7 @@
           </w:tcPr>
           <w:p>
             <w:pPr>
+              <w:keepNext w:val="false"/>
               <w:spacing w:after="40" w:before="0"/>
               <w:jc w:val="left"/>
             </w:pPr>
@@ -14050,6 +14342,7 @@
           </w:tcPr>
           <w:p>
             <w:pPr>
+              <w:keepNext w:val="false"/>
               <w:spacing w:after="40" w:before="0"/>
               <w:jc w:val="left"/>
             </w:pPr>
@@ -14086,7 +14379,7 @@
         </w:rPr>
         <w:t xml:space="preserve">© 2026 SeaVuria and ARES. Aligned with KICD objectives. Developed by SeaVuria; technical implementation by ARES (with AI assistance from Claude). Licensed under </w:t>
       </w:r>
-      <w:hyperlink w:history="1" r:id="rIdrtef6hxi6qd4oatgzxgp7">
+      <w:hyperlink w:history="1" r:id="rIdugakfkgzjgnxxruooxsqb">
         <w:r>
           <w:rPr>
             <w:rFonts w:ascii="Arial" w:cs="Arial" w:eastAsia="Arial" w:hAnsi="Arial"/>
@@ -14107,7 +14400,7 @@
         </w:rPr>
         <w:t xml:space="preserve"> (</w:t>
       </w:r>
-      <w:hyperlink w:history="1" r:id="rId7kthhgtcinckvcd6njloa">
+      <w:hyperlink w:history="1" r:id="rIdpms6snkcovpr3c5uumgxw">
         <w:r>
           <w:rPr>
             <w:rFonts w:ascii="Arial" w:cs="Arial" w:eastAsia="Arial" w:hAnsi="Arial"/>
@@ -14167,6 +14460,7 @@
           </w:tcPr>
           <w:p>
             <w:pPr>
+              <w:keepNext w:val="false"/>
               <w:spacing w:after="40" w:before="0"/>
               <w:jc w:val="center"/>
             </w:pPr>
@@ -14202,6 +14496,7 @@
           </w:tcPr>
           <w:p>
             <w:pPr>
+              <w:keepNext w:val="false"/>
               <w:spacing w:after="40" w:before="0"/>
               <w:jc w:val="center"/>
             </w:pPr>
@@ -14236,6 +14531,7 @@
           </w:tcPr>
           <w:p>
             <w:pPr>
+              <w:keepNext w:val="false"/>
               <w:spacing w:after="40" w:before="0"/>
               <w:jc w:val="left"/>
             </w:pPr>
@@ -14268,6 +14564,7 @@
           </w:tcPr>
           <w:p>
             <w:pPr>
+              <w:keepNext w:val="false"/>
               <w:spacing w:after="40" w:before="0"/>
               <w:jc w:val="left"/>
             </w:pPr>
@@ -14302,6 +14599,7 @@
           </w:tcPr>
           <w:p>
             <w:pPr>
+              <w:keepNext w:val="false"/>
               <w:spacing w:after="40" w:before="0"/>
               <w:jc w:val="left"/>
             </w:pPr>
@@ -14334,6 +14632,7 @@
           </w:tcPr>
           <w:p>
             <w:pPr>
+              <w:keepNext w:val="false"/>
               <w:spacing w:after="40" w:before="0"/>
               <w:jc w:val="left"/>
             </w:pPr>
@@ -14368,6 +14667,7 @@
           </w:tcPr>
           <w:p>
             <w:pPr>
+              <w:keepNext w:val="false"/>
               <w:spacing w:after="40" w:before="0"/>
               <w:jc w:val="left"/>
             </w:pPr>
@@ -14400,6 +14700,7 @@
           </w:tcPr>
           <w:p>
             <w:pPr>
+              <w:keepNext w:val="false"/>
               <w:spacing w:after="40" w:before="0"/>
               <w:jc w:val="left"/>
             </w:pPr>
@@ -14434,6 +14735,7 @@
           </w:tcPr>
           <w:p>
             <w:pPr>
+              <w:keepNext w:val="false"/>
               <w:spacing w:after="40" w:before="0"/>
               <w:jc w:val="left"/>
             </w:pPr>
@@ -14466,6 +14768,7 @@
           </w:tcPr>
           <w:p>
             <w:pPr>
+              <w:keepNext w:val="false"/>
               <w:spacing w:after="40" w:before="0"/>
               <w:jc w:val="left"/>
             </w:pPr>
@@ -14500,6 +14803,7 @@
           </w:tcPr>
           <w:p>
             <w:pPr>
+              <w:keepNext w:val="false"/>
               <w:spacing w:after="40" w:before="0"/>
               <w:jc w:val="left"/>
             </w:pPr>
@@ -14532,6 +14836,7 @@
           </w:tcPr>
           <w:p>
             <w:pPr>
+              <w:keepNext w:val="false"/>
               <w:spacing w:after="40" w:before="0"/>
               <w:jc w:val="left"/>
             </w:pPr>
@@ -14566,6 +14871,7 @@
           </w:tcPr>
           <w:p>
             <w:pPr>
+              <w:keepNext w:val="false"/>
               <w:spacing w:after="40" w:before="0"/>
               <w:jc w:val="left"/>
             </w:pPr>
@@ -14598,6 +14904,7 @@
           </w:tcPr>
           <w:p>
             <w:pPr>
+              <w:keepNext w:val="false"/>
               <w:spacing w:after="40" w:before="0"/>
               <w:jc w:val="left"/>
             </w:pPr>
@@ -14632,6 +14939,7 @@
           </w:tcPr>
           <w:p>
             <w:pPr>
+              <w:keepNext w:val="false"/>
               <w:spacing w:after="40" w:before="0"/>
               <w:jc w:val="left"/>
             </w:pPr>
@@ -14664,6 +14972,7 @@
           </w:tcPr>
           <w:p>
             <w:pPr>
+              <w:keepNext w:val="false"/>
               <w:spacing w:after="40" w:before="0"/>
               <w:jc w:val="left"/>
             </w:pPr>
@@ -14698,6 +15007,7 @@
           </w:tcPr>
           <w:p>
             <w:pPr>
+              <w:keepNext w:val="false"/>
               <w:spacing w:after="40" w:before="0"/>
               <w:jc w:val="left"/>
             </w:pPr>
@@ -14730,6 +15040,7 @@
           </w:tcPr>
           <w:p>
             <w:pPr>
+              <w:keepNext w:val="false"/>
               <w:spacing w:after="40" w:before="0"/>
               <w:jc w:val="left"/>
             </w:pPr>
@@ -14789,6 +15100,7 @@
           </w:tcPr>
           <w:p>
             <w:pPr>
+              <w:keepNext w:val="false"/>
               <w:spacing w:after="40" w:before="0"/>
               <w:jc w:val="center"/>
             </w:pPr>
@@ -14823,6 +15135,7 @@
           </w:tcPr>
           <w:p>
             <w:pPr>
+              <w:keepNext w:val="false"/>
               <w:spacing w:after="40" w:before="0"/>
               <w:jc w:val="left"/>
             </w:pPr>
@@ -14887,6 +15200,7 @@
           </w:tcPr>
           <w:p>
             <w:pPr>
+              <w:keepNext w:val="false"/>
               <w:spacing w:after="40" w:before="0"/>
               <w:jc w:val="center"/>
             </w:pPr>
@@ -14921,6 +15235,7 @@
           </w:tcPr>
           <w:p>
             <w:pPr>
+              <w:keepNext w:val="false"/>
               <w:spacing w:after="40" w:before="0"/>
               <w:jc w:val="left"/>
             </w:pPr>
@@ -14953,6 +15268,7 @@
           </w:tcPr>
           <w:p>
             <w:pPr>
+              <w:keepNext w:val="false"/>
               <w:spacing w:after="40" w:before="0"/>
               <w:jc w:val="left"/>
             </w:pPr>
@@ -14985,6 +15301,7 @@
           </w:tcPr>
           <w:p>
             <w:pPr>
+              <w:keepNext w:val="false"/>
               <w:spacing w:after="40" w:before="0"/>
               <w:jc w:val="left"/>
             </w:pPr>
@@ -15017,6 +15334,7 @@
           </w:tcPr>
           <w:p>
             <w:pPr>
+              <w:keepNext w:val="false"/>
               <w:spacing w:after="40" w:before="0"/>
               <w:jc w:val="left"/>
             </w:pPr>
@@ -15049,6 +15367,7 @@
           </w:tcPr>
           <w:p>
             <w:pPr>
+              <w:keepNext w:val="false"/>
               <w:spacing w:after="40" w:before="0"/>
               <w:jc w:val="left"/>
             </w:pPr>
@@ -15083,6 +15402,7 @@
           </w:tcPr>
           <w:p>
             <w:pPr>
+              <w:keepNext w:val="false"/>
               <w:spacing w:after="40" w:before="0"/>
               <w:jc w:val="left"/>
             </w:pPr>
@@ -15120,7 +15440,7 @@
             <w:pPr>
               <w:spacing w:after="20" w:before="0"/>
             </w:pPr>
-            <w:hyperlink w:history="1" r:id="rId1uyv_-cr01torbuqe0jhx">
+            <w:hyperlink w:history="1" r:id="rId386hcei21ij1gnod3udep">
               <w:r>
                 <w:rPr>
                   <w:rFonts w:ascii="Arial" w:cs="Arial" w:eastAsia="Arial" w:hAnsi="Arial"/>
@@ -15153,7 +15473,7 @@
               <w:spacing w:after="10" w:before="0"/>
               <w:ind w:left="120"/>
             </w:pPr>
-            <w:hyperlink w:history="1" r:id="rIdyzejaxmezvsektdc9zzwt">
+            <w:hyperlink w:history="1" r:id="rIdxoljchu7yylvm__qlbcit">
               <w:r>
                 <w:rPr>
                   <w:rFonts w:ascii="Arial" w:cs="Arial" w:eastAsia="Arial" w:hAnsi="Arial"/>
@@ -15198,7 +15518,7 @@
             <w:pPr>
               <w:spacing w:after="20" w:before="0"/>
             </w:pPr>
-            <w:hyperlink w:history="1" r:id="rIdjek8s43ta3w3-dmtkz1uj">
+            <w:hyperlink w:history="1" r:id="rIdyvzhcm0-_x9evbi_zwukn">
               <w:r>
                 <w:rPr>
                   <w:rFonts w:ascii="Arial" w:cs="Arial" w:eastAsia="Arial" w:hAnsi="Arial"/>
@@ -15231,7 +15551,7 @@
               <w:spacing w:after="10" w:before="0"/>
               <w:ind w:left="120"/>
             </w:pPr>
-            <w:hyperlink w:history="1" r:id="rIdp22gu_n3wbgddltsuz40c">
+            <w:hyperlink w:history="1" r:id="rId2kerm5zmcjuxzcixjaaox">
               <w:r>
                 <w:rPr>
                   <w:rFonts w:ascii="Arial" w:cs="Arial" w:eastAsia="Arial" w:hAnsi="Arial"/>
@@ -15259,6 +15579,7 @@
           </w:tcPr>
           <w:p>
             <w:pPr>
+              <w:keepNext w:val="false"/>
               <w:spacing w:after="40" w:before="0"/>
               <w:jc w:val="left"/>
             </w:pPr>
@@ -15291,6 +15612,7 @@
           </w:tcPr>
           <w:p>
             <w:pPr>
+              <w:keepNext w:val="false"/>
               <w:spacing w:after="40" w:before="0"/>
               <w:jc w:val="left"/>
             </w:pPr>
@@ -15323,6 +15645,7 @@
           </w:tcPr>
           <w:p>
             <w:pPr>
+              <w:keepNext w:val="false"/>
               <w:spacing w:after="40" w:before="0"/>
               <w:jc w:val="left"/>
             </w:pPr>
@@ -15355,6 +15678,7 @@
           </w:tcPr>
           <w:p>
             <w:pPr>
+              <w:keepNext w:val="false"/>
               <w:spacing w:after="40" w:before="0"/>
               <w:jc w:val="left"/>
             </w:pPr>
@@ -15389,6 +15713,7 @@
           </w:tcPr>
           <w:p>
             <w:pPr>
+              <w:keepNext w:val="false"/>
               <w:spacing w:after="40" w:before="0"/>
               <w:jc w:val="left"/>
             </w:pPr>
@@ -15426,7 +15751,7 @@
             <w:pPr>
               <w:spacing w:after="20" w:before="0"/>
             </w:pPr>
-            <w:hyperlink w:history="1" r:id="rIdifnohobixxnmclzxxcxdh">
+            <w:hyperlink w:history="1" r:id="rIdr4i7ur8uhyh1rol0axeg6">
               <w:r>
                 <w:rPr>
                   <w:rFonts w:ascii="Arial" w:cs="Arial" w:eastAsia="Arial" w:hAnsi="Arial"/>
@@ -15459,7 +15784,7 @@
               <w:spacing w:after="10" w:before="0"/>
               <w:ind w:left="120"/>
             </w:pPr>
-            <w:hyperlink w:history="1" r:id="rIdjneh-npf3airtiqyqt080">
+            <w:hyperlink w:history="1" r:id="rIdy1kzcmmdv6dgs4-9jzoy-">
               <w:r>
                 <w:rPr>
                   <w:rFonts w:ascii="Arial" w:cs="Arial" w:eastAsia="Arial" w:hAnsi="Arial"/>
@@ -15504,7 +15829,7 @@
             <w:pPr>
               <w:spacing w:after="20" w:before="0"/>
             </w:pPr>
-            <w:hyperlink w:history="1" r:id="rIdbw7bojhnxzruhtyf98nbz">
+            <w:hyperlink w:history="1" r:id="rIdexhhwhi9p0a-4jkzyd9yl">
               <w:r>
                 <w:rPr>
                   <w:rFonts w:ascii="Arial" w:cs="Arial" w:eastAsia="Arial" w:hAnsi="Arial"/>
@@ -15537,7 +15862,7 @@
               <w:spacing w:after="10" w:before="0"/>
               <w:ind w:left="120"/>
             </w:pPr>
-            <w:hyperlink w:history="1" r:id="rIdzll4sdgscx0lmw7ka6l_d">
+            <w:hyperlink w:history="1" r:id="rIdbsikryiodz6ajiu3n4g3-">
               <w:r>
                 <w:rPr>
                   <w:rFonts w:ascii="Arial" w:cs="Arial" w:eastAsia="Arial" w:hAnsi="Arial"/>
@@ -15565,6 +15890,7 @@
           </w:tcPr>
           <w:p>
             <w:pPr>
+              <w:keepNext w:val="false"/>
               <w:spacing w:after="40" w:before="0"/>
               <w:jc w:val="left"/>
             </w:pPr>
@@ -15597,6 +15923,7 @@
           </w:tcPr>
           <w:p>
             <w:pPr>
+              <w:keepNext w:val="false"/>
               <w:spacing w:after="40" w:before="0"/>
               <w:jc w:val="left"/>
             </w:pPr>
@@ -15629,6 +15956,7 @@
           </w:tcPr>
           <w:p>
             <w:pPr>
+              <w:keepNext w:val="false"/>
               <w:spacing w:after="40" w:before="0"/>
               <w:jc w:val="left"/>
             </w:pPr>
@@ -15661,6 +15989,7 @@
           </w:tcPr>
           <w:p>
             <w:pPr>
+              <w:keepNext w:val="false"/>
               <w:spacing w:after="40" w:before="0"/>
               <w:jc w:val="left"/>
             </w:pPr>
@@ -15695,6 +16024,7 @@
           </w:tcPr>
           <w:p>
             <w:pPr>
+              <w:keepNext w:val="false"/>
               <w:spacing w:after="40" w:before="0"/>
               <w:jc w:val="left"/>
             </w:pPr>
@@ -15732,7 +16062,7 @@
             <w:pPr>
               <w:spacing w:after="20" w:before="0"/>
             </w:pPr>
-            <w:hyperlink w:history="1" r:id="rIdmnpn4dvs3eykmuyxro7jd">
+            <w:hyperlink w:history="1" r:id="rIdhuyjtppezur6xf0zxvvnc">
               <w:r>
                 <w:rPr>
                   <w:rFonts w:ascii="Arial" w:cs="Arial" w:eastAsia="Arial" w:hAnsi="Arial"/>
@@ -15765,7 +16095,7 @@
               <w:spacing w:after="10" w:before="0"/>
               <w:ind w:left="120"/>
             </w:pPr>
-            <w:hyperlink w:history="1" r:id="rIdxh9izjycsyjjn4k6uuf9-">
+            <w:hyperlink w:history="1" r:id="rIddmkvngjfwajuctmxgfntj">
               <w:r>
                 <w:rPr>
                   <w:rFonts w:ascii="Arial" w:cs="Arial" w:eastAsia="Arial" w:hAnsi="Arial"/>
@@ -15810,7 +16140,7 @@
             <w:pPr>
               <w:spacing w:after="20" w:before="0"/>
             </w:pPr>
-            <w:hyperlink w:history="1" r:id="rIdvmeu_w7c8nlvw8e2fcusf">
+            <w:hyperlink w:history="1" r:id="rIdhurg8i3ikt_bke5vrbrjg">
               <w:r>
                 <w:rPr>
                   <w:rFonts w:ascii="Arial" w:cs="Arial" w:eastAsia="Arial" w:hAnsi="Arial"/>
@@ -15859,7 +16189,7 @@
               <w:spacing w:after="10" w:before="0"/>
               <w:ind w:left="120"/>
             </w:pPr>
-            <w:hyperlink w:history="1" r:id="rIdwdsoi3sbgxf-bvlgjipxv">
+            <w:hyperlink w:history="1" r:id="rIdpcpyiiblpmllchqodmwhc">
               <w:r>
                 <w:rPr>
                   <w:rFonts w:ascii="Arial" w:cs="Arial" w:eastAsia="Arial" w:hAnsi="Arial"/>
@@ -15887,6 +16217,7 @@
           </w:tcPr>
           <w:p>
             <w:pPr>
+              <w:keepNext w:val="false"/>
               <w:spacing w:after="40" w:before="0"/>
               <w:jc w:val="left"/>
             </w:pPr>
@@ -15919,6 +16250,7 @@
           </w:tcPr>
           <w:p>
             <w:pPr>
+              <w:keepNext w:val="false"/>
               <w:spacing w:after="40" w:before="0"/>
               <w:jc w:val="left"/>
             </w:pPr>
@@ -15951,6 +16283,7 @@
           </w:tcPr>
           <w:p>
             <w:pPr>
+              <w:keepNext w:val="false"/>
               <w:spacing w:after="40" w:before="0"/>
               <w:jc w:val="left"/>
             </w:pPr>
@@ -15983,6 +16316,7 @@
           </w:tcPr>
           <w:p>
             <w:pPr>
+              <w:keepNext w:val="false"/>
               <w:spacing w:after="40" w:before="0"/>
               <w:jc w:val="left"/>
             </w:pPr>
@@ -16017,6 +16351,7 @@
           </w:tcPr>
           <w:p>
             <w:pPr>
+              <w:keepNext w:val="false"/>
               <w:spacing w:after="40" w:before="0"/>
               <w:jc w:val="left"/>
             </w:pPr>
@@ -16054,7 +16389,7 @@
             <w:pPr>
               <w:spacing w:after="20" w:before="0"/>
             </w:pPr>
-            <w:hyperlink w:history="1" r:id="rIdbvwrwrxgdfrxopqbqdbf1">
+            <w:hyperlink w:history="1" r:id="rIdvxx4gmbdzkck4mzseauz3">
               <w:r>
                 <w:rPr>
                   <w:rFonts w:ascii="Arial" w:cs="Arial" w:eastAsia="Arial" w:hAnsi="Arial"/>
@@ -16087,7 +16422,7 @@
               <w:spacing w:after="10" w:before="0"/>
               <w:ind w:left="120"/>
             </w:pPr>
-            <w:hyperlink w:history="1" r:id="rId4ujjkj_p6hsakngvunlkn">
+            <w:hyperlink w:history="1" r:id="rIdywwvdmy_2ziogwzet975u">
               <w:r>
                 <w:rPr>
                   <w:rFonts w:ascii="Arial" w:cs="Arial" w:eastAsia="Arial" w:hAnsi="Arial"/>
@@ -16132,7 +16467,7 @@
             <w:pPr>
               <w:spacing w:after="20" w:before="0"/>
             </w:pPr>
-            <w:hyperlink w:history="1" r:id="rIdv2toqmyognbso5i_jo0tz">
+            <w:hyperlink w:history="1" r:id="rIdam6ndxbbheyw5ycri1a3u">
               <w:r>
                 <w:rPr>
                   <w:rFonts w:ascii="Arial" w:cs="Arial" w:eastAsia="Arial" w:hAnsi="Arial"/>
@@ -16181,7 +16516,7 @@
               <w:spacing w:after="10" w:before="0"/>
               <w:ind w:left="120"/>
             </w:pPr>
-            <w:hyperlink w:history="1" r:id="rIdq1yicnxujupjvcj1vzngt">
+            <w:hyperlink w:history="1" r:id="rIdwxtn8-k5sotwf3xi9ux4b">
               <w:r>
                 <w:rPr>
                   <w:rFonts w:ascii="Arial" w:cs="Arial" w:eastAsia="Arial" w:hAnsi="Arial"/>
@@ -16209,6 +16544,7 @@
           </w:tcPr>
           <w:p>
             <w:pPr>
+              <w:keepNext w:val="false"/>
               <w:spacing w:after="40" w:before="0"/>
               <w:jc w:val="left"/>
             </w:pPr>
@@ -16241,6 +16577,7 @@
           </w:tcPr>
           <w:p>
             <w:pPr>
+              <w:keepNext w:val="false"/>
               <w:spacing w:after="40" w:before="0"/>
               <w:jc w:val="left"/>
             </w:pPr>
@@ -16273,6 +16610,7 @@
           </w:tcPr>
           <w:p>
             <w:pPr>
+              <w:keepNext w:val="false"/>
               <w:spacing w:after="40" w:before="0"/>
               <w:jc w:val="left"/>
             </w:pPr>
@@ -16305,6 +16643,7 @@
           </w:tcPr>
           <w:p>
             <w:pPr>
+              <w:keepNext w:val="false"/>
               <w:spacing w:after="40" w:before="0"/>
               <w:jc w:val="left"/>
             </w:pPr>
@@ -16339,6 +16678,7 @@
           </w:tcPr>
           <w:p>
             <w:pPr>
+              <w:keepNext w:val="false"/>
               <w:spacing w:after="40" w:before="0"/>
               <w:jc w:val="left"/>
             </w:pPr>
@@ -16376,7 +16716,7 @@
             <w:pPr>
               <w:spacing w:after="20" w:before="0"/>
             </w:pPr>
-            <w:hyperlink w:history="1" r:id="rIdsqm1bmv5um0xfpgf7sosd">
+            <w:hyperlink w:history="1" r:id="rIdydobjlm2wcmks3umdvgrp">
               <w:r>
                 <w:rPr>
                   <w:rFonts w:ascii="Arial" w:cs="Arial" w:eastAsia="Arial" w:hAnsi="Arial"/>
@@ -16425,7 +16765,7 @@
               <w:spacing w:after="10" w:before="0"/>
               <w:ind w:left="120"/>
             </w:pPr>
-            <w:hyperlink w:history="1" r:id="rIdve4cwtdedi2zlmxs-q1h3">
+            <w:hyperlink w:history="1" r:id="rIdklwjnr2ql0werh5ukc2qe">
               <w:r>
                 <w:rPr>
                   <w:rFonts w:ascii="Arial" w:cs="Arial" w:eastAsia="Arial" w:hAnsi="Arial"/>
@@ -16470,7 +16810,7 @@
             <w:pPr>
               <w:spacing w:after="20" w:before="0"/>
             </w:pPr>
-            <w:hyperlink w:history="1" r:id="rId3sr8z4x0fnstcsfh43rbj">
+            <w:hyperlink w:history="1" r:id="rIdtgvaeuaxtqjpefjkzx4fe">
               <w:r>
                 <w:rPr>
                   <w:rFonts w:ascii="Arial" w:cs="Arial" w:eastAsia="Arial" w:hAnsi="Arial"/>
@@ -16519,7 +16859,7 @@
               <w:spacing w:after="10" w:before="0"/>
               <w:ind w:left="120"/>
             </w:pPr>
-            <w:hyperlink w:history="1" r:id="rId_hlv7xfzzwveylemsx853">
+            <w:hyperlink w:history="1" r:id="rIdttxyzlk2-elby8yn1gwkj">
               <w:r>
                 <w:rPr>
                   <w:rFonts w:ascii="Arial" w:cs="Arial" w:eastAsia="Arial" w:hAnsi="Arial"/>
@@ -16547,6 +16887,7 @@
           </w:tcPr>
           <w:p>
             <w:pPr>
+              <w:keepNext w:val="false"/>
               <w:spacing w:after="40" w:before="0"/>
               <w:jc w:val="left"/>
             </w:pPr>
@@ -16579,6 +16920,7 @@
           </w:tcPr>
           <w:p>
             <w:pPr>
+              <w:keepNext w:val="false"/>
               <w:spacing w:after="40" w:before="0"/>
               <w:jc w:val="left"/>
             </w:pPr>
@@ -16611,6 +16953,7 @@
           </w:tcPr>
           <w:p>
             <w:pPr>
+              <w:keepNext w:val="false"/>
               <w:spacing w:after="40" w:before="0"/>
               <w:jc w:val="left"/>
             </w:pPr>
@@ -16643,6 +16986,7 @@
           </w:tcPr>
           <w:p>
             <w:pPr>
+              <w:keepNext w:val="false"/>
               <w:spacing w:after="40" w:before="0"/>
               <w:jc w:val="left"/>
             </w:pPr>
@@ -16702,6 +17046,7 @@
           </w:tcPr>
           <w:p>
             <w:pPr>
+              <w:keepNext w:val="false"/>
               <w:spacing w:after="40" w:before="0"/>
               <w:jc w:val="center"/>
             </w:pPr>
@@ -16736,6 +17081,7 @@
           </w:tcPr>
           <w:p>
             <w:pPr>
+              <w:keepNext w:val="false"/>
               <w:spacing w:after="40" w:before="0"/>
               <w:jc w:val="left"/>
             </w:pPr>
@@ -16797,6 +17143,7 @@
           </w:tcPr>
           <w:p>
             <w:pPr>
+              <w:keepNext w:val="false"/>
               <w:spacing w:after="40" w:before="0"/>
               <w:jc w:val="center"/>
             </w:pPr>
@@ -16831,6 +17178,7 @@
           </w:tcPr>
           <w:p>
             <w:pPr>
+              <w:keepNext w:val="false"/>
               <w:spacing w:after="40" w:before="0"/>
               <w:jc w:val="left"/>
             </w:pPr>
@@ -16863,6 +17211,7 @@
           </w:tcPr>
           <w:p>
             <w:pPr>
+              <w:keepNext w:val="false"/>
               <w:spacing w:after="40" w:before="0"/>
               <w:jc w:val="left"/>
             </w:pPr>
@@ -16897,6 +17246,7 @@
           </w:tcPr>
           <w:p>
             <w:pPr>
+              <w:keepNext w:val="false"/>
               <w:spacing w:after="40" w:before="0"/>
               <w:jc w:val="left"/>
             </w:pPr>
@@ -16929,6 +17279,7 @@
           </w:tcPr>
           <w:p>
             <w:pPr>
+              <w:keepNext w:val="false"/>
               <w:spacing w:after="40" w:before="0"/>
               <w:jc w:val="left"/>
             </w:pPr>
@@ -16963,6 +17314,7 @@
           </w:tcPr>
           <w:p>
             <w:pPr>
+              <w:keepNext w:val="false"/>
               <w:spacing w:after="40" w:before="0"/>
               <w:jc w:val="left"/>
             </w:pPr>
@@ -16995,6 +17347,7 @@
           </w:tcPr>
           <w:p>
             <w:pPr>
+              <w:keepNext w:val="false"/>
               <w:spacing w:after="40" w:before="0"/>
               <w:jc w:val="left"/>
             </w:pPr>
@@ -17031,7 +17384,7 @@
         </w:rPr>
         <w:t xml:space="preserve">© 2026 SeaVuria and ARES. Aligned with KICD objectives. Developed by SeaVuria; technical implementation by ARES (with AI assistance from Claude). Licensed under </w:t>
       </w:r>
-      <w:hyperlink w:history="1" r:id="rId7zklrd88buvuzpioal_wl">
+      <w:hyperlink w:history="1" r:id="rIdq2_xlijfk7veuyqd53hts">
         <w:r>
           <w:rPr>
             <w:rFonts w:ascii="Arial" w:cs="Arial" w:eastAsia="Arial" w:hAnsi="Arial"/>
@@ -17052,7 +17405,7 @@
         </w:rPr>
         <w:t xml:space="preserve"> (</w:t>
       </w:r>
-      <w:hyperlink w:history="1" r:id="rIdcjzpvck_wrfi74p49lu8d">
+      <w:hyperlink w:history="1" r:id="rId-zsvi_tso5kjgxrn-pnbj">
         <w:r>
           <w:rPr>
             <w:rFonts w:ascii="Arial" w:cs="Arial" w:eastAsia="Arial" w:hAnsi="Arial"/>
@@ -17112,6 +17465,7 @@
           </w:tcPr>
           <w:p>
             <w:pPr>
+              <w:keepNext w:val="false"/>
               <w:spacing w:after="40" w:before="0"/>
               <w:jc w:val="center"/>
             </w:pPr>
@@ -17147,6 +17501,7 @@
           </w:tcPr>
           <w:p>
             <w:pPr>
+              <w:keepNext w:val="false"/>
               <w:spacing w:after="40" w:before="0"/>
               <w:jc w:val="center"/>
             </w:pPr>
@@ -17181,6 +17536,7 @@
           </w:tcPr>
           <w:p>
             <w:pPr>
+              <w:keepNext w:val="false"/>
               <w:spacing w:after="40" w:before="0"/>
               <w:jc w:val="left"/>
             </w:pPr>
@@ -17213,6 +17569,7 @@
           </w:tcPr>
           <w:p>
             <w:pPr>
+              <w:keepNext w:val="false"/>
               <w:spacing w:after="40" w:before="0"/>
               <w:jc w:val="left"/>
             </w:pPr>
@@ -17247,6 +17604,7 @@
           </w:tcPr>
           <w:p>
             <w:pPr>
+              <w:keepNext w:val="false"/>
               <w:spacing w:after="40" w:before="0"/>
               <w:jc w:val="left"/>
             </w:pPr>
@@ -17279,6 +17637,7 @@
           </w:tcPr>
           <w:p>
             <w:pPr>
+              <w:keepNext w:val="false"/>
               <w:spacing w:after="40" w:before="0"/>
               <w:jc w:val="left"/>
             </w:pPr>
@@ -17313,6 +17672,7 @@
           </w:tcPr>
           <w:p>
             <w:pPr>
+              <w:keepNext w:val="false"/>
               <w:spacing w:after="40" w:before="0"/>
               <w:jc w:val="left"/>
             </w:pPr>
@@ -17345,6 +17705,7 @@
           </w:tcPr>
           <w:p>
             <w:pPr>
+              <w:keepNext w:val="false"/>
               <w:spacing w:after="40" w:before="0"/>
               <w:jc w:val="left"/>
             </w:pPr>
@@ -17379,6 +17740,7 @@
           </w:tcPr>
           <w:p>
             <w:pPr>
+              <w:keepNext w:val="false"/>
               <w:spacing w:after="40" w:before="0"/>
               <w:jc w:val="left"/>
             </w:pPr>
@@ -17411,6 +17773,7 @@
           </w:tcPr>
           <w:p>
             <w:pPr>
+              <w:keepNext w:val="false"/>
               <w:spacing w:after="40" w:before="0"/>
               <w:jc w:val="left"/>
             </w:pPr>
@@ -17445,6 +17808,7 @@
           </w:tcPr>
           <w:p>
             <w:pPr>
+              <w:keepNext w:val="false"/>
               <w:spacing w:after="40" w:before="0"/>
               <w:jc w:val="left"/>
             </w:pPr>
@@ -17477,6 +17841,7 @@
           </w:tcPr>
           <w:p>
             <w:pPr>
+              <w:keepNext w:val="false"/>
               <w:spacing w:after="40" w:before="0"/>
               <w:jc w:val="left"/>
             </w:pPr>
@@ -17511,6 +17876,7 @@
           </w:tcPr>
           <w:p>
             <w:pPr>
+              <w:keepNext w:val="false"/>
               <w:spacing w:after="40" w:before="0"/>
               <w:jc w:val="left"/>
             </w:pPr>
@@ -17543,6 +17909,7 @@
           </w:tcPr>
           <w:p>
             <w:pPr>
+              <w:keepNext w:val="false"/>
               <w:spacing w:after="40" w:before="0"/>
               <w:jc w:val="left"/>
             </w:pPr>
@@ -17577,6 +17944,7 @@
           </w:tcPr>
           <w:p>
             <w:pPr>
+              <w:keepNext w:val="false"/>
               <w:spacing w:after="40" w:before="0"/>
               <w:jc w:val="left"/>
             </w:pPr>
@@ -17609,6 +17977,7 @@
           </w:tcPr>
           <w:p>
             <w:pPr>
+              <w:keepNext w:val="false"/>
               <w:spacing w:after="40" w:before="0"/>
               <w:jc w:val="left"/>
             </w:pPr>
@@ -17643,6 +18012,7 @@
           </w:tcPr>
           <w:p>
             <w:pPr>
+              <w:keepNext w:val="false"/>
               <w:spacing w:after="40" w:before="0"/>
               <w:jc w:val="left"/>
             </w:pPr>
@@ -17675,6 +18045,7 @@
           </w:tcPr>
           <w:p>
             <w:pPr>
+              <w:keepNext w:val="false"/>
               <w:spacing w:after="40" w:before="0"/>
               <w:jc w:val="left"/>
             </w:pPr>
@@ -17734,6 +18105,7 @@
           </w:tcPr>
           <w:p>
             <w:pPr>
+              <w:keepNext w:val="false"/>
               <w:spacing w:after="40" w:before="0"/>
               <w:jc w:val="center"/>
             </w:pPr>
@@ -17768,6 +18140,7 @@
           </w:tcPr>
           <w:p>
             <w:pPr>
+              <w:keepNext w:val="false"/>
               <w:spacing w:after="40" w:before="0"/>
               <w:jc w:val="left"/>
             </w:pPr>
@@ -17832,6 +18205,7 @@
           </w:tcPr>
           <w:p>
             <w:pPr>
+              <w:keepNext w:val="false"/>
               <w:spacing w:after="40" w:before="0"/>
               <w:jc w:val="center"/>
             </w:pPr>
@@ -17866,6 +18240,7 @@
           </w:tcPr>
           <w:p>
             <w:pPr>
+              <w:keepNext w:val="false"/>
               <w:spacing w:after="40" w:before="0"/>
               <w:jc w:val="left"/>
             </w:pPr>
@@ -17898,6 +18273,7 @@
           </w:tcPr>
           <w:p>
             <w:pPr>
+              <w:keepNext w:val="false"/>
               <w:spacing w:after="40" w:before="0"/>
               <w:jc w:val="left"/>
             </w:pPr>
@@ -17930,6 +18306,7 @@
           </w:tcPr>
           <w:p>
             <w:pPr>
+              <w:keepNext w:val="false"/>
               <w:spacing w:after="40" w:before="0"/>
               <w:jc w:val="left"/>
             </w:pPr>
@@ -17962,6 +18339,7 @@
           </w:tcPr>
           <w:p>
             <w:pPr>
+              <w:keepNext w:val="false"/>
               <w:spacing w:after="40" w:before="0"/>
               <w:jc w:val="left"/>
             </w:pPr>
@@ -17994,6 +18372,7 @@
           </w:tcPr>
           <w:p>
             <w:pPr>
+              <w:keepNext w:val="false"/>
               <w:spacing w:after="40" w:before="0"/>
               <w:jc w:val="left"/>
             </w:pPr>
@@ -18028,6 +18407,7 @@
           </w:tcPr>
           <w:p>
             <w:pPr>
+              <w:keepNext w:val="false"/>
               <w:spacing w:after="40" w:before="0"/>
               <w:jc w:val="left"/>
             </w:pPr>
@@ -18065,7 +18445,7 @@
             <w:pPr>
               <w:spacing w:after="20" w:before="0"/>
             </w:pPr>
-            <w:hyperlink w:history="1" r:id="rIdwddrjzzw9j4fl9s4wgsq2">
+            <w:hyperlink w:history="1" r:id="rIdvzevy7elrawvcbgtivebu">
               <w:r>
                 <w:rPr>
                   <w:rFonts w:ascii="Arial" w:cs="Arial" w:eastAsia="Arial" w:hAnsi="Arial"/>
@@ -18098,7 +18478,7 @@
               <w:spacing w:after="10" w:before="0"/>
               <w:ind w:left="120"/>
             </w:pPr>
-            <w:hyperlink w:history="1" r:id="rId53i9g_wzbtc4xcxkstjcw">
+            <w:hyperlink w:history="1" r:id="rIdc7hjvgj5mjtmf_ye1xjq1">
               <w:r>
                 <w:rPr>
                   <w:rFonts w:ascii="Arial" w:cs="Arial" w:eastAsia="Arial" w:hAnsi="Arial"/>
@@ -18143,7 +18523,7 @@
             <w:pPr>
               <w:spacing w:after="20" w:before="0"/>
             </w:pPr>
-            <w:hyperlink w:history="1" r:id="rIduitia_fshsdgoisykhacj">
+            <w:hyperlink w:history="1" r:id="rIdz24dhs2nyrfhmjpzn7gax">
               <w:r>
                 <w:rPr>
                   <w:rFonts w:ascii="Arial" w:cs="Arial" w:eastAsia="Arial" w:hAnsi="Arial"/>
@@ -18192,7 +18572,7 @@
               <w:spacing w:after="10" w:before="0"/>
               <w:ind w:left="120"/>
             </w:pPr>
-            <w:hyperlink w:history="1" r:id="rIdy-uiillyjlfa88pbmo8jk">
+            <w:hyperlink w:history="1" r:id="rId1m5bnbrkbsq4z73di74qm">
               <w:r>
                 <w:rPr>
                   <w:rFonts w:ascii="Arial" w:cs="Arial" w:eastAsia="Arial" w:hAnsi="Arial"/>
@@ -18220,6 +18600,7 @@
           </w:tcPr>
           <w:p>
             <w:pPr>
+              <w:keepNext w:val="false"/>
               <w:spacing w:after="40" w:before="0"/>
               <w:jc w:val="left"/>
             </w:pPr>
@@ -18252,6 +18633,7 @@
           </w:tcPr>
           <w:p>
             <w:pPr>
+              <w:keepNext w:val="false"/>
               <w:spacing w:after="40" w:before="0"/>
               <w:jc w:val="left"/>
             </w:pPr>
@@ -18284,6 +18666,7 @@
           </w:tcPr>
           <w:p>
             <w:pPr>
+              <w:keepNext w:val="false"/>
               <w:spacing w:after="40" w:before="0"/>
               <w:jc w:val="left"/>
             </w:pPr>
@@ -18316,6 +18699,7 @@
           </w:tcPr>
           <w:p>
             <w:pPr>
+              <w:keepNext w:val="false"/>
               <w:spacing w:after="40" w:before="0"/>
               <w:jc w:val="left"/>
             </w:pPr>
@@ -18350,6 +18734,7 @@
           </w:tcPr>
           <w:p>
             <w:pPr>
+              <w:keepNext w:val="false"/>
               <w:spacing w:after="40" w:before="0"/>
               <w:jc w:val="left"/>
             </w:pPr>
@@ -18387,7 +18772,7 @@
             <w:pPr>
               <w:spacing w:after="20" w:before="0"/>
             </w:pPr>
-            <w:hyperlink w:history="1" r:id="rIdjpxpxkpli6ve5gkc6nvei">
+            <w:hyperlink w:history="1" r:id="rIdqlxzsic5w475ojpwi0tmy">
               <w:r>
                 <w:rPr>
                   <w:rFonts w:ascii="Arial" w:cs="Arial" w:eastAsia="Arial" w:hAnsi="Arial"/>
@@ -18420,7 +18805,7 @@
               <w:spacing w:after="10" w:before="0"/>
               <w:ind w:left="120"/>
             </w:pPr>
-            <w:hyperlink w:history="1" r:id="rIdrmkk1o4rguusnvwoz_oxy">
+            <w:hyperlink w:history="1" r:id="rIdh_jy967tyqvnp9_kxrrjt">
               <w:r>
                 <w:rPr>
                   <w:rFonts w:ascii="Arial" w:cs="Arial" w:eastAsia="Arial" w:hAnsi="Arial"/>
@@ -18465,7 +18850,7 @@
             <w:pPr>
               <w:spacing w:after="20" w:before="0"/>
             </w:pPr>
-            <w:hyperlink w:history="1" r:id="rId_nei-ee20qpdwm09jy2dz">
+            <w:hyperlink w:history="1" r:id="rId_0ikah4h-yju6kedpkm9g">
               <w:r>
                 <w:rPr>
                   <w:rFonts w:ascii="Arial" w:cs="Arial" w:eastAsia="Arial" w:hAnsi="Arial"/>
@@ -18514,7 +18899,7 @@
               <w:spacing w:after="10" w:before="0"/>
               <w:ind w:left="120"/>
             </w:pPr>
-            <w:hyperlink w:history="1" r:id="rIdaif7cztw0wq10vtjdyxyy">
+            <w:hyperlink w:history="1" r:id="rId6yqy_o0syh7jsflqf0trl">
               <w:r>
                 <w:rPr>
                   <w:rFonts w:ascii="Arial" w:cs="Arial" w:eastAsia="Arial" w:hAnsi="Arial"/>
@@ -18542,6 +18927,7 @@
           </w:tcPr>
           <w:p>
             <w:pPr>
+              <w:keepNext w:val="false"/>
               <w:spacing w:after="40" w:before="0"/>
               <w:jc w:val="left"/>
             </w:pPr>
@@ -18574,6 +18960,7 @@
           </w:tcPr>
           <w:p>
             <w:pPr>
+              <w:keepNext w:val="false"/>
               <w:spacing w:after="40" w:before="0"/>
               <w:jc w:val="left"/>
             </w:pPr>
@@ -18606,6 +18993,7 @@
           </w:tcPr>
           <w:p>
             <w:pPr>
+              <w:keepNext w:val="false"/>
               <w:spacing w:after="40" w:before="0"/>
               <w:jc w:val="left"/>
             </w:pPr>
@@ -18638,6 +19026,7 @@
           </w:tcPr>
           <w:p>
             <w:pPr>
+              <w:keepNext w:val="false"/>
               <w:spacing w:after="40" w:before="0"/>
               <w:jc w:val="left"/>
             </w:pPr>
@@ -18672,6 +19061,7 @@
           </w:tcPr>
           <w:p>
             <w:pPr>
+              <w:keepNext w:val="false"/>
               <w:spacing w:after="40" w:before="0"/>
               <w:jc w:val="left"/>
             </w:pPr>
@@ -18709,7 +19099,7 @@
             <w:pPr>
               <w:spacing w:after="20" w:before="0"/>
             </w:pPr>
-            <w:hyperlink w:history="1" r:id="rIdxwf6n_sbowcvkq6l-v50n">
+            <w:hyperlink w:history="1" r:id="rIdnrujkkmzgnaat45gwa0fz">
               <w:r>
                 <w:rPr>
                   <w:rFonts w:ascii="Arial" w:cs="Arial" w:eastAsia="Arial" w:hAnsi="Arial"/>
@@ -18742,7 +19132,7 @@
               <w:spacing w:after="10" w:before="0"/>
               <w:ind w:left="120"/>
             </w:pPr>
-            <w:hyperlink w:history="1" r:id="rId5usjwicsrzgkrdo8gnhmq">
+            <w:hyperlink w:history="1" r:id="rIdnjj5bnvl36i_b1jvwxm9g">
               <w:r>
                 <w:rPr>
                   <w:rFonts w:ascii="Arial" w:cs="Arial" w:eastAsia="Arial" w:hAnsi="Arial"/>
@@ -18787,7 +19177,7 @@
             <w:pPr>
               <w:spacing w:after="20" w:before="0"/>
             </w:pPr>
-            <w:hyperlink w:history="1" r:id="rIdcqt7ox-wy2ak-ztm0iiza">
+            <w:hyperlink w:history="1" r:id="rIdsuhmbweb_d2ct66aeuyhi">
               <w:r>
                 <w:rPr>
                   <w:rFonts w:ascii="Arial" w:cs="Arial" w:eastAsia="Arial" w:hAnsi="Arial"/>
@@ -18836,7 +19226,7 @@
               <w:spacing w:after="10" w:before="0"/>
               <w:ind w:left="120"/>
             </w:pPr>
-            <w:hyperlink w:history="1" r:id="rIdfa9htoy5coga5ye4n8bs2">
+            <w:hyperlink w:history="1" r:id="rIdiik5cxjux3rhyjeo7pcc0">
               <w:r>
                 <w:rPr>
                   <w:rFonts w:ascii="Arial" w:cs="Arial" w:eastAsia="Arial" w:hAnsi="Arial"/>
@@ -18864,6 +19254,7 @@
           </w:tcPr>
           <w:p>
             <w:pPr>
+              <w:keepNext w:val="false"/>
               <w:spacing w:after="40" w:before="0"/>
               <w:jc w:val="left"/>
             </w:pPr>
@@ -18896,6 +19287,7 @@
           </w:tcPr>
           <w:p>
             <w:pPr>
+              <w:keepNext w:val="false"/>
               <w:spacing w:after="40" w:before="0"/>
               <w:jc w:val="left"/>
             </w:pPr>
@@ -18928,6 +19320,7 @@
           </w:tcPr>
           <w:p>
             <w:pPr>
+              <w:keepNext w:val="false"/>
               <w:spacing w:after="40" w:before="0"/>
               <w:jc w:val="left"/>
             </w:pPr>
@@ -18960,6 +19353,7 @@
           </w:tcPr>
           <w:p>
             <w:pPr>
+              <w:keepNext w:val="false"/>
               <w:spacing w:after="40" w:before="0"/>
               <w:jc w:val="left"/>
             </w:pPr>
@@ -18994,6 +19388,7 @@
           </w:tcPr>
           <w:p>
             <w:pPr>
+              <w:keepNext w:val="false"/>
               <w:spacing w:after="40" w:before="0"/>
               <w:jc w:val="left"/>
             </w:pPr>
@@ -19031,7 +19426,7 @@
             <w:pPr>
               <w:spacing w:after="20" w:before="0"/>
             </w:pPr>
-            <w:hyperlink w:history="1" r:id="rIdd0eewbrqsl1k53syfbqq9">
+            <w:hyperlink w:history="1" r:id="rId-njcjpr4zaqxonyiwjjgb">
               <w:r>
                 <w:rPr>
                   <w:rFonts w:ascii="Arial" w:cs="Arial" w:eastAsia="Arial" w:hAnsi="Arial"/>
@@ -19064,7 +19459,7 @@
               <w:spacing w:after="10" w:before="0"/>
               <w:ind w:left="120"/>
             </w:pPr>
-            <w:hyperlink w:history="1" r:id="rId-6ywlwthfoutrg0z8h_sy">
+            <w:hyperlink w:history="1" r:id="rIdgcqkzaqjygpwc4c_amh1v">
               <w:r>
                 <w:rPr>
                   <w:rFonts w:ascii="Arial" w:cs="Arial" w:eastAsia="Arial" w:hAnsi="Arial"/>
@@ -19109,7 +19504,7 @@
             <w:pPr>
               <w:spacing w:after="20" w:before="0"/>
             </w:pPr>
-            <w:hyperlink w:history="1" r:id="rIdoahst1etlv9p3759a-mhz">
+            <w:hyperlink w:history="1" r:id="rIdjlv0gipdv_5tf0u44kxz3">
               <w:r>
                 <w:rPr>
                   <w:rFonts w:ascii="Arial" w:cs="Arial" w:eastAsia="Arial" w:hAnsi="Arial"/>
@@ -19158,7 +19553,7 @@
               <w:spacing w:after="10" w:before="0"/>
               <w:ind w:left="120"/>
             </w:pPr>
-            <w:hyperlink w:history="1" r:id="rIdw1sj2deog0cnegnpuordn">
+            <w:hyperlink w:history="1" r:id="rIdwgu22wr_njyje7ux8auve">
               <w:r>
                 <w:rPr>
                   <w:rFonts w:ascii="Arial" w:cs="Arial" w:eastAsia="Arial" w:hAnsi="Arial"/>
@@ -19186,6 +19581,7 @@
           </w:tcPr>
           <w:p>
             <w:pPr>
+              <w:keepNext w:val="false"/>
               <w:spacing w:after="40" w:before="0"/>
               <w:jc w:val="left"/>
             </w:pPr>
@@ -19218,6 +19614,7 @@
           </w:tcPr>
           <w:p>
             <w:pPr>
+              <w:keepNext w:val="false"/>
               <w:spacing w:after="40" w:before="0"/>
               <w:jc w:val="left"/>
             </w:pPr>
@@ -19250,6 +19647,7 @@
           </w:tcPr>
           <w:p>
             <w:pPr>
+              <w:keepNext w:val="false"/>
               <w:spacing w:after="40" w:before="0"/>
               <w:jc w:val="left"/>
             </w:pPr>
@@ -19282,6 +19680,7 @@
           </w:tcPr>
           <w:p>
             <w:pPr>
+              <w:keepNext w:val="false"/>
               <w:spacing w:after="40" w:before="0"/>
               <w:jc w:val="left"/>
             </w:pPr>
@@ -19316,6 +19715,7 @@
           </w:tcPr>
           <w:p>
             <w:pPr>
+              <w:keepNext w:val="false"/>
               <w:spacing w:after="40" w:before="0"/>
               <w:jc w:val="left"/>
             </w:pPr>
@@ -19353,7 +19753,7 @@
             <w:pPr>
               <w:spacing w:after="20" w:before="0"/>
             </w:pPr>
-            <w:hyperlink w:history="1" r:id="rIde5r3-z3wcl3rtpk_0puae">
+            <w:hyperlink w:history="1" r:id="rIdgfd6eqr6yy0_kt1dsoted">
               <w:r>
                 <w:rPr>
                   <w:rFonts w:ascii="Arial" w:cs="Arial" w:eastAsia="Arial" w:hAnsi="Arial"/>
@@ -19402,7 +19802,7 @@
               <w:spacing w:after="10" w:before="0"/>
               <w:ind w:left="120"/>
             </w:pPr>
-            <w:hyperlink w:history="1" r:id="rId6nliyn5htgvuxl44es7mw">
+            <w:hyperlink w:history="1" r:id="rId04omxonlhcbfrujyyy4a6">
               <w:r>
                 <w:rPr>
                   <w:rFonts w:ascii="Arial" w:cs="Arial" w:eastAsia="Arial" w:hAnsi="Arial"/>
@@ -19447,7 +19847,7 @@
             <w:pPr>
               <w:spacing w:after="20" w:before="0"/>
             </w:pPr>
-            <w:hyperlink w:history="1" r:id="rIdr_eectakpyduima2xazov">
+            <w:hyperlink w:history="1" r:id="rIdaa7vvwt4teg5qqwtpbt8f">
               <w:r>
                 <w:rPr>
                   <w:rFonts w:ascii="Arial" w:cs="Arial" w:eastAsia="Arial" w:hAnsi="Arial"/>
@@ -19496,7 +19896,7 @@
               <w:spacing w:after="10" w:before="0"/>
               <w:ind w:left="120"/>
             </w:pPr>
-            <w:hyperlink w:history="1" r:id="rIdnr9uli7tcgn8lkjtntfqo">
+            <w:hyperlink w:history="1" r:id="rId82ppbrssjr2neyl1jenhu">
               <w:r>
                 <w:rPr>
                   <w:rFonts w:ascii="Arial" w:cs="Arial" w:eastAsia="Arial" w:hAnsi="Arial"/>
@@ -19524,6 +19924,7 @@
           </w:tcPr>
           <w:p>
             <w:pPr>
+              <w:keepNext w:val="false"/>
               <w:spacing w:after="40" w:before="0"/>
               <w:jc w:val="left"/>
             </w:pPr>
@@ -19556,6 +19957,7 @@
           </w:tcPr>
           <w:p>
             <w:pPr>
+              <w:keepNext w:val="false"/>
               <w:spacing w:after="40" w:before="0"/>
               <w:jc w:val="left"/>
             </w:pPr>
@@ -19588,6 +19990,7 @@
           </w:tcPr>
           <w:p>
             <w:pPr>
+              <w:keepNext w:val="false"/>
               <w:spacing w:after="40" w:before="0"/>
               <w:jc w:val="left"/>
             </w:pPr>
@@ -19620,6 +20023,7 @@
           </w:tcPr>
           <w:p>
             <w:pPr>
+              <w:keepNext w:val="false"/>
               <w:spacing w:after="40" w:before="0"/>
               <w:jc w:val="left"/>
             </w:pPr>
@@ -19679,6 +20083,7 @@
           </w:tcPr>
           <w:p>
             <w:pPr>
+              <w:keepNext w:val="false"/>
               <w:spacing w:after="40" w:before="0"/>
               <w:jc w:val="center"/>
             </w:pPr>
@@ -19713,6 +20118,7 @@
           </w:tcPr>
           <w:p>
             <w:pPr>
+              <w:keepNext w:val="false"/>
               <w:spacing w:after="40" w:before="0"/>
               <w:jc w:val="left"/>
             </w:pPr>
@@ -19774,6 +20180,7 @@
           </w:tcPr>
           <w:p>
             <w:pPr>
+              <w:keepNext w:val="false"/>
               <w:spacing w:after="40" w:before="0"/>
               <w:jc w:val="center"/>
             </w:pPr>
@@ -19808,6 +20215,7 @@
           </w:tcPr>
           <w:p>
             <w:pPr>
+              <w:keepNext w:val="false"/>
               <w:spacing w:after="40" w:before="0"/>
               <w:jc w:val="left"/>
             </w:pPr>
@@ -19840,6 +20248,7 @@
           </w:tcPr>
           <w:p>
             <w:pPr>
+              <w:keepNext w:val="false"/>
               <w:spacing w:after="40" w:before="0"/>
               <w:jc w:val="left"/>
             </w:pPr>
@@ -19874,6 +20283,7 @@
           </w:tcPr>
           <w:p>
             <w:pPr>
+              <w:keepNext w:val="false"/>
               <w:spacing w:after="40" w:before="0"/>
               <w:jc w:val="left"/>
             </w:pPr>
@@ -19906,6 +20316,7 @@
           </w:tcPr>
           <w:p>
             <w:pPr>
+              <w:keepNext w:val="false"/>
               <w:spacing w:after="40" w:before="0"/>
               <w:jc w:val="left"/>
             </w:pPr>
@@ -19940,6 +20351,7 @@
           </w:tcPr>
           <w:p>
             <w:pPr>
+              <w:keepNext w:val="false"/>
               <w:spacing w:after="40" w:before="0"/>
               <w:jc w:val="left"/>
             </w:pPr>
@@ -19972,6 +20384,7 @@
           </w:tcPr>
           <w:p>
             <w:pPr>
+              <w:keepNext w:val="false"/>
               <w:spacing w:after="40" w:before="0"/>
               <w:jc w:val="left"/>
             </w:pPr>
@@ -20008,7 +20421,7 @@
         </w:rPr>
         <w:t xml:space="preserve">© 2026 SeaVuria and ARES. Aligned with KICD objectives. Developed by SeaVuria; technical implementation by ARES (with AI assistance from Claude). Licensed under </w:t>
       </w:r>
-      <w:hyperlink w:history="1" r:id="rIdrjbtfjkylgzs7usc3gzsa">
+      <w:hyperlink w:history="1" r:id="rIdkttwdwof2joufw64kloj5">
         <w:r>
           <w:rPr>
             <w:rFonts w:ascii="Arial" w:cs="Arial" w:eastAsia="Arial" w:hAnsi="Arial"/>
@@ -20029,7 +20442,7 @@
         </w:rPr>
         <w:t xml:space="preserve"> (</w:t>
       </w:r>
-      <w:hyperlink w:history="1" r:id="rId2utu6tjyklngize_cuz9a">
+      <w:hyperlink w:history="1" r:id="rIdjg9zagcmkhthckjfoh9st">
         <w:r>
           <w:rPr>
             <w:rFonts w:ascii="Arial" w:cs="Arial" w:eastAsia="Arial" w:hAnsi="Arial"/>
@@ -20089,6 +20502,7 @@
           </w:tcPr>
           <w:p>
             <w:pPr>
+              <w:keepNext w:val="false"/>
               <w:spacing w:after="40" w:before="0"/>
               <w:jc w:val="center"/>
             </w:pPr>
@@ -20124,6 +20538,7 @@
           </w:tcPr>
           <w:p>
             <w:pPr>
+              <w:keepNext w:val="false"/>
               <w:spacing w:after="40" w:before="0"/>
               <w:jc w:val="center"/>
             </w:pPr>
@@ -20158,6 +20573,7 @@
           </w:tcPr>
           <w:p>
             <w:pPr>
+              <w:keepNext w:val="false"/>
               <w:spacing w:after="40" w:before="0"/>
               <w:jc w:val="left"/>
             </w:pPr>
@@ -20190,6 +20606,7 @@
           </w:tcPr>
           <w:p>
             <w:pPr>
+              <w:keepNext w:val="false"/>
               <w:spacing w:after="40" w:before="0"/>
               <w:jc w:val="left"/>
             </w:pPr>
@@ -20224,6 +20641,7 @@
           </w:tcPr>
           <w:p>
             <w:pPr>
+              <w:keepNext w:val="false"/>
               <w:spacing w:after="40" w:before="0"/>
               <w:jc w:val="left"/>
             </w:pPr>
@@ -20256,6 +20674,7 @@
           </w:tcPr>
           <w:p>
             <w:pPr>
+              <w:keepNext w:val="false"/>
               <w:spacing w:after="40" w:before="0"/>
               <w:jc w:val="left"/>
             </w:pPr>
@@ -20290,6 +20709,7 @@
           </w:tcPr>
           <w:p>
             <w:pPr>
+              <w:keepNext w:val="false"/>
               <w:spacing w:after="40" w:before="0"/>
               <w:jc w:val="left"/>
             </w:pPr>
@@ -20322,6 +20742,7 @@
           </w:tcPr>
           <w:p>
             <w:pPr>
+              <w:keepNext w:val="false"/>
               <w:spacing w:after="40" w:before="0"/>
               <w:jc w:val="left"/>
             </w:pPr>
@@ -20356,6 +20777,7 @@
           </w:tcPr>
           <w:p>
             <w:pPr>
+              <w:keepNext w:val="false"/>
               <w:spacing w:after="40" w:before="0"/>
               <w:jc w:val="left"/>
             </w:pPr>
@@ -20388,6 +20810,7 @@
           </w:tcPr>
           <w:p>
             <w:pPr>
+              <w:keepNext w:val="false"/>
               <w:spacing w:after="40" w:before="0"/>
               <w:jc w:val="left"/>
             </w:pPr>
@@ -20422,6 +20845,7 @@
           </w:tcPr>
           <w:p>
             <w:pPr>
+              <w:keepNext w:val="false"/>
               <w:spacing w:after="40" w:before="0"/>
               <w:jc w:val="left"/>
             </w:pPr>
@@ -20454,6 +20878,7 @@
           </w:tcPr>
           <w:p>
             <w:pPr>
+              <w:keepNext w:val="false"/>
               <w:spacing w:after="40" w:before="0"/>
               <w:jc w:val="left"/>
             </w:pPr>
@@ -20488,6 +20913,7 @@
           </w:tcPr>
           <w:p>
             <w:pPr>
+              <w:keepNext w:val="false"/>
               <w:spacing w:after="40" w:before="0"/>
               <w:jc w:val="left"/>
             </w:pPr>
@@ -20520,6 +20946,7 @@
           </w:tcPr>
           <w:p>
             <w:pPr>
+              <w:keepNext w:val="false"/>
               <w:spacing w:after="40" w:before="0"/>
               <w:jc w:val="left"/>
             </w:pPr>
@@ -20554,6 +20981,7 @@
           </w:tcPr>
           <w:p>
             <w:pPr>
+              <w:keepNext w:val="false"/>
               <w:spacing w:after="40" w:before="0"/>
               <w:jc w:val="left"/>
             </w:pPr>
@@ -20586,6 +21014,7 @@
           </w:tcPr>
           <w:p>
             <w:pPr>
+              <w:keepNext w:val="false"/>
               <w:spacing w:after="40" w:before="0"/>
               <w:jc w:val="left"/>
             </w:pPr>
@@ -20620,6 +21049,7 @@
           </w:tcPr>
           <w:p>
             <w:pPr>
+              <w:keepNext w:val="false"/>
               <w:spacing w:after="40" w:before="0"/>
               <w:jc w:val="left"/>
             </w:pPr>
@@ -20652,6 +21082,7 @@
           </w:tcPr>
           <w:p>
             <w:pPr>
+              <w:keepNext w:val="false"/>
               <w:spacing w:after="40" w:before="0"/>
               <w:jc w:val="left"/>
             </w:pPr>
@@ -20711,6 +21142,7 @@
           </w:tcPr>
           <w:p>
             <w:pPr>
+              <w:keepNext w:val="false"/>
               <w:spacing w:after="40" w:before="0"/>
               <w:jc w:val="center"/>
             </w:pPr>
@@ -20745,6 +21177,7 @@
           </w:tcPr>
           <w:p>
             <w:pPr>
+              <w:keepNext w:val="false"/>
               <w:spacing w:after="40" w:before="0"/>
               <w:jc w:val="left"/>
             </w:pPr>
@@ -20809,6 +21242,7 @@
           </w:tcPr>
           <w:p>
             <w:pPr>
+              <w:keepNext w:val="false"/>
               <w:spacing w:after="40" w:before="0"/>
               <w:jc w:val="center"/>
             </w:pPr>
@@ -20843,6 +21277,7 @@
           </w:tcPr>
           <w:p>
             <w:pPr>
+              <w:keepNext w:val="false"/>
               <w:spacing w:after="40" w:before="0"/>
               <w:jc w:val="left"/>
             </w:pPr>
@@ -20875,6 +21310,7 @@
           </w:tcPr>
           <w:p>
             <w:pPr>
+              <w:keepNext w:val="false"/>
               <w:spacing w:after="40" w:before="0"/>
               <w:jc w:val="left"/>
             </w:pPr>
@@ -20907,6 +21343,7 @@
           </w:tcPr>
           <w:p>
             <w:pPr>
+              <w:keepNext w:val="false"/>
               <w:spacing w:after="40" w:before="0"/>
               <w:jc w:val="left"/>
             </w:pPr>
@@ -20939,6 +21376,7 @@
           </w:tcPr>
           <w:p>
             <w:pPr>
+              <w:keepNext w:val="false"/>
               <w:spacing w:after="40" w:before="0"/>
               <w:jc w:val="left"/>
             </w:pPr>
@@ -20971,6 +21409,7 @@
           </w:tcPr>
           <w:p>
             <w:pPr>
+              <w:keepNext w:val="false"/>
               <w:spacing w:after="40" w:before="0"/>
               <w:jc w:val="left"/>
             </w:pPr>
@@ -21005,6 +21444,7 @@
           </w:tcPr>
           <w:p>
             <w:pPr>
+              <w:keepNext w:val="false"/>
               <w:spacing w:after="40" w:before="0"/>
               <w:jc w:val="left"/>
             </w:pPr>
@@ -21042,7 +21482,7 @@
             <w:pPr>
               <w:spacing w:after="20" w:before="0"/>
             </w:pPr>
-            <w:hyperlink w:history="1" r:id="rIdxn6ky3sa74sp5ag1zh126">
+            <w:hyperlink w:history="1" r:id="rIdrdulfrvqd-44jewkpqe9t">
               <w:r>
                 <w:rPr>
                   <w:rFonts w:ascii="Arial" w:cs="Arial" w:eastAsia="Arial" w:hAnsi="Arial"/>
@@ -21091,7 +21531,7 @@
               <w:spacing w:after="10" w:before="0"/>
               <w:ind w:left="120"/>
             </w:pPr>
-            <w:hyperlink w:history="1" r:id="rId2cznh7pfc7x9p2urf_opa">
+            <w:hyperlink w:history="1" r:id="rIdunuomyyhu-lrneola_9j5">
               <w:r>
                 <w:rPr>
                   <w:rFonts w:ascii="Arial" w:cs="Arial" w:eastAsia="Arial" w:hAnsi="Arial"/>
@@ -21136,7 +21576,7 @@
             <w:pPr>
               <w:spacing w:after="20" w:before="0"/>
             </w:pPr>
-            <w:hyperlink w:history="1" r:id="rIdv2qruhdqishq7at3nkdm7">
+            <w:hyperlink w:history="1" r:id="rIdkmqpgo-fba7jqcbgewinm">
               <w:r>
                 <w:rPr>
                   <w:rFonts w:ascii="Arial" w:cs="Arial" w:eastAsia="Arial" w:hAnsi="Arial"/>
@@ -21169,7 +21609,7 @@
               <w:spacing w:after="10" w:before="0"/>
               <w:ind w:left="120"/>
             </w:pPr>
-            <w:hyperlink w:history="1" r:id="rIdglafxmj2tekk9n82glwh6">
+            <w:hyperlink w:history="1" r:id="rId0pcubvsmdowtvqm9opde1">
               <w:r>
                 <w:rPr>
                   <w:rFonts w:ascii="Arial" w:cs="Arial" w:eastAsia="Arial" w:hAnsi="Arial"/>
@@ -21197,6 +21637,7 @@
           </w:tcPr>
           <w:p>
             <w:pPr>
+              <w:keepNext w:val="false"/>
               <w:spacing w:after="40" w:before="0"/>
               <w:jc w:val="left"/>
             </w:pPr>
@@ -21229,6 +21670,7 @@
           </w:tcPr>
           <w:p>
             <w:pPr>
+              <w:keepNext w:val="false"/>
               <w:spacing w:after="40" w:before="0"/>
               <w:jc w:val="left"/>
             </w:pPr>
@@ -21261,6 +21703,7 @@
           </w:tcPr>
           <w:p>
             <w:pPr>
+              <w:keepNext w:val="false"/>
               <w:spacing w:after="40" w:before="0"/>
               <w:jc w:val="left"/>
             </w:pPr>
@@ -21293,6 +21736,7 @@
           </w:tcPr>
           <w:p>
             <w:pPr>
+              <w:keepNext w:val="false"/>
               <w:spacing w:after="40" w:before="0"/>
               <w:jc w:val="left"/>
             </w:pPr>
@@ -21327,6 +21771,7 @@
           </w:tcPr>
           <w:p>
             <w:pPr>
+              <w:keepNext w:val="false"/>
               <w:spacing w:after="40" w:before="0"/>
               <w:jc w:val="left"/>
             </w:pPr>
@@ -21364,7 +21809,7 @@
             <w:pPr>
               <w:spacing w:after="20" w:before="0"/>
             </w:pPr>
-            <w:hyperlink w:history="1" r:id="rIdiuxqsmf-z8p79sfobf9pd">
+            <w:hyperlink w:history="1" r:id="rIdujw8x9wb5skzg-rhsyayp">
               <w:r>
                 <w:rPr>
                   <w:rFonts w:ascii="Arial" w:cs="Arial" w:eastAsia="Arial" w:hAnsi="Arial"/>
@@ -21413,7 +21858,7 @@
               <w:spacing w:after="10" w:before="0"/>
               <w:ind w:left="120"/>
             </w:pPr>
-            <w:hyperlink w:history="1" r:id="rIdwanjx6nueci8tvympv7k8">
+            <w:hyperlink w:history="1" r:id="rId2fpprrgcv_kgnlf59v4su">
               <w:r>
                 <w:rPr>
                   <w:rFonts w:ascii="Arial" w:cs="Arial" w:eastAsia="Arial" w:hAnsi="Arial"/>
@@ -21458,7 +21903,7 @@
             <w:pPr>
               <w:spacing w:after="20" w:before="0"/>
             </w:pPr>
-            <w:hyperlink w:history="1" r:id="rIdc8v-u4dqnywznri-4fvih">
+            <w:hyperlink w:history="1" r:id="rIdtnwl76ngtmh73qtx1vjui">
               <w:r>
                 <w:rPr>
                   <w:rFonts w:ascii="Arial" w:cs="Arial" w:eastAsia="Arial" w:hAnsi="Arial"/>
@@ -21491,7 +21936,7 @@
               <w:spacing w:after="10" w:before="0"/>
               <w:ind w:left="120"/>
             </w:pPr>
-            <w:hyperlink w:history="1" r:id="rIdlkl42x5dlr5zexup9kmnu">
+            <w:hyperlink w:history="1" r:id="rIdlkylrq97bqlkxngegke_9">
               <w:r>
                 <w:rPr>
                   <w:rFonts w:ascii="Arial" w:cs="Arial" w:eastAsia="Arial" w:hAnsi="Arial"/>
@@ -21519,6 +21964,7 @@
           </w:tcPr>
           <w:p>
             <w:pPr>
+              <w:keepNext w:val="false"/>
               <w:spacing w:after="40" w:before="0"/>
               <w:jc w:val="left"/>
             </w:pPr>
@@ -21551,6 +21997,7 @@
           </w:tcPr>
           <w:p>
             <w:pPr>
+              <w:keepNext w:val="false"/>
               <w:spacing w:after="40" w:before="0"/>
               <w:jc w:val="left"/>
             </w:pPr>
@@ -21583,6 +22030,7 @@
           </w:tcPr>
           <w:p>
             <w:pPr>
+              <w:keepNext w:val="false"/>
               <w:spacing w:after="40" w:before="0"/>
               <w:jc w:val="left"/>
             </w:pPr>
@@ -21615,6 +22063,7 @@
           </w:tcPr>
           <w:p>
             <w:pPr>
+              <w:keepNext w:val="false"/>
               <w:spacing w:after="40" w:before="0"/>
               <w:jc w:val="left"/>
             </w:pPr>
@@ -21649,6 +22098,7 @@
           </w:tcPr>
           <w:p>
             <w:pPr>
+              <w:keepNext w:val="false"/>
               <w:spacing w:after="40" w:before="0"/>
               <w:jc w:val="left"/>
             </w:pPr>
@@ -21686,7 +22136,7 @@
             <w:pPr>
               <w:spacing w:after="20" w:before="0"/>
             </w:pPr>
-            <w:hyperlink w:history="1" r:id="rIdc7r323gr-gcqdijzleyuj">
+            <w:hyperlink w:history="1" r:id="rIduqtqmwgizp1t-nfsynz4b">
               <w:r>
                 <w:rPr>
                   <w:rFonts w:ascii="Arial" w:cs="Arial" w:eastAsia="Arial" w:hAnsi="Arial"/>
@@ -21735,7 +22185,7 @@
               <w:spacing w:after="10" w:before="0"/>
               <w:ind w:left="120"/>
             </w:pPr>
-            <w:hyperlink w:history="1" r:id="rIdq1t5wm7imbzfgrsgxjday">
+            <w:hyperlink w:history="1" r:id="rIdqlffs4p-bpmha3adjyy8t">
               <w:r>
                 <w:rPr>
                   <w:rFonts w:ascii="Arial" w:cs="Arial" w:eastAsia="Arial" w:hAnsi="Arial"/>
@@ -21780,7 +22230,7 @@
             <w:pPr>
               <w:spacing w:after="20" w:before="0"/>
             </w:pPr>
-            <w:hyperlink w:history="1" r:id="rIdrrc0vx0pwqyibtm3l8paz">
+            <w:hyperlink w:history="1" r:id="rIdhids9zmkap72s9aci7omj">
               <w:r>
                 <w:rPr>
                   <w:rFonts w:ascii="Arial" w:cs="Arial" w:eastAsia="Arial" w:hAnsi="Arial"/>
@@ -21813,7 +22263,7 @@
               <w:spacing w:after="10" w:before="0"/>
               <w:ind w:left="120"/>
             </w:pPr>
-            <w:hyperlink w:history="1" r:id="rIdx_wyyresxyyvai0zuwcy2">
+            <w:hyperlink w:history="1" r:id="rId6mpatkksu6qfyjt5lrmvr">
               <w:r>
                 <w:rPr>
                   <w:rFonts w:ascii="Arial" w:cs="Arial" w:eastAsia="Arial" w:hAnsi="Arial"/>
@@ -21841,6 +22291,7 @@
           </w:tcPr>
           <w:p>
             <w:pPr>
+              <w:keepNext w:val="false"/>
               <w:spacing w:after="40" w:before="0"/>
               <w:jc w:val="left"/>
             </w:pPr>
@@ -21873,6 +22324,7 @@
           </w:tcPr>
           <w:p>
             <w:pPr>
+              <w:keepNext w:val="false"/>
               <w:spacing w:after="40" w:before="0"/>
               <w:jc w:val="left"/>
             </w:pPr>
@@ -21905,6 +22357,7 @@
           </w:tcPr>
           <w:p>
             <w:pPr>
+              <w:keepNext w:val="false"/>
               <w:spacing w:after="40" w:before="0"/>
               <w:jc w:val="left"/>
             </w:pPr>
@@ -21937,6 +22390,7 @@
           </w:tcPr>
           <w:p>
             <w:pPr>
+              <w:keepNext w:val="false"/>
               <w:spacing w:after="40" w:before="0"/>
               <w:jc w:val="left"/>
             </w:pPr>
@@ -21971,6 +22425,7 @@
           </w:tcPr>
           <w:p>
             <w:pPr>
+              <w:keepNext w:val="false"/>
               <w:spacing w:after="40" w:before="0"/>
               <w:jc w:val="left"/>
             </w:pPr>
@@ -22008,7 +22463,7 @@
             <w:pPr>
               <w:spacing w:after="20" w:before="0"/>
             </w:pPr>
-            <w:hyperlink w:history="1" r:id="rIdk6egeuuoa-q8uidbsq3xq">
+            <w:hyperlink w:history="1" r:id="rIdr-onmxk-wqwz92eivuvyl">
               <w:r>
                 <w:rPr>
                   <w:rFonts w:ascii="Arial" w:cs="Arial" w:eastAsia="Arial" w:hAnsi="Arial"/>
@@ -22057,7 +22512,7 @@
               <w:spacing w:after="10" w:before="0"/>
               <w:ind w:left="120"/>
             </w:pPr>
-            <w:hyperlink w:history="1" r:id="rIdxsx5nqxu4uke3tkysycki">
+            <w:hyperlink w:history="1" r:id="rIdvr7erknyfz1axbx42segb">
               <w:r>
                 <w:rPr>
                   <w:rFonts w:ascii="Arial" w:cs="Arial" w:eastAsia="Arial" w:hAnsi="Arial"/>
@@ -22102,7 +22557,7 @@
             <w:pPr>
               <w:spacing w:after="20" w:before="0"/>
             </w:pPr>
-            <w:hyperlink w:history="1" r:id="rId9hjwvo5s2te8tr-rwm-ff">
+            <w:hyperlink w:history="1" r:id="rIdrqhic9wihodft3kn_cilv">
               <w:r>
                 <w:rPr>
                   <w:rFonts w:ascii="Arial" w:cs="Arial" w:eastAsia="Arial" w:hAnsi="Arial"/>
@@ -22135,7 +22590,7 @@
               <w:spacing w:after="10" w:before="0"/>
               <w:ind w:left="120"/>
             </w:pPr>
-            <w:hyperlink w:history="1" r:id="rIdq4hholnvl4rfve9dh0nmn">
+            <w:hyperlink w:history="1" r:id="rId8xhwl9vaztjgdjc_38lsx">
               <w:r>
                 <w:rPr>
                   <w:rFonts w:ascii="Arial" w:cs="Arial" w:eastAsia="Arial" w:hAnsi="Arial"/>
@@ -22163,6 +22618,7 @@
           </w:tcPr>
           <w:p>
             <w:pPr>
+              <w:keepNext w:val="false"/>
               <w:spacing w:after="40" w:before="0"/>
               <w:jc w:val="left"/>
             </w:pPr>
@@ -22195,6 +22651,7 @@
           </w:tcPr>
           <w:p>
             <w:pPr>
+              <w:keepNext w:val="false"/>
               <w:spacing w:after="40" w:before="0"/>
               <w:jc w:val="left"/>
             </w:pPr>
@@ -22227,6 +22684,7 @@
           </w:tcPr>
           <w:p>
             <w:pPr>
+              <w:keepNext w:val="false"/>
               <w:spacing w:after="40" w:before="0"/>
               <w:jc w:val="left"/>
             </w:pPr>
@@ -22259,6 +22717,7 @@
           </w:tcPr>
           <w:p>
             <w:pPr>
+              <w:keepNext w:val="false"/>
               <w:spacing w:after="40" w:before="0"/>
               <w:jc w:val="left"/>
             </w:pPr>
@@ -22293,6 +22752,7 @@
           </w:tcPr>
           <w:p>
             <w:pPr>
+              <w:keepNext w:val="false"/>
               <w:spacing w:after="40" w:before="0"/>
               <w:jc w:val="left"/>
             </w:pPr>
@@ -22330,7 +22790,7 @@
             <w:pPr>
               <w:spacing w:after="20" w:before="0"/>
             </w:pPr>
-            <w:hyperlink w:history="1" r:id="rId8ppbfusazcliavk79dupc">
+            <w:hyperlink w:history="1" r:id="rId5ijotduvtpp_ybom-uvpm">
               <w:r>
                 <w:rPr>
                   <w:rFonts w:ascii="Arial" w:cs="Arial" w:eastAsia="Arial" w:hAnsi="Arial"/>
@@ -22379,7 +22839,7 @@
               <w:spacing w:after="10" w:before="0"/>
               <w:ind w:left="120"/>
             </w:pPr>
-            <w:hyperlink w:history="1" r:id="rId6eby4oziv5ofix8dydcby">
+            <w:hyperlink w:history="1" r:id="rId1dhxb3a5bpoimywychee2">
               <w:r>
                 <w:rPr>
                   <w:rFonts w:ascii="Arial" w:cs="Arial" w:eastAsia="Arial" w:hAnsi="Arial"/>
@@ -22424,7 +22884,7 @@
             <w:pPr>
               <w:spacing w:after="20" w:before="0"/>
             </w:pPr>
-            <w:hyperlink w:history="1" r:id="rIdp3qwvcu5aadnu31_tdol8">
+            <w:hyperlink w:history="1" r:id="rIdj3aqcza47vglly8dleely">
               <w:r>
                 <w:rPr>
                   <w:rFonts w:ascii="Arial" w:cs="Arial" w:eastAsia="Arial" w:hAnsi="Arial"/>
@@ -22457,7 +22917,7 @@
               <w:spacing w:after="10" w:before="0"/>
               <w:ind w:left="120"/>
             </w:pPr>
-            <w:hyperlink w:history="1" r:id="rIdeejvksadymo9ajozr14c7">
+            <w:hyperlink w:history="1" r:id="rIdhtdkx7drqnoy0jffd0gom">
               <w:r>
                 <w:rPr>
                   <w:rFonts w:ascii="Arial" w:cs="Arial" w:eastAsia="Arial" w:hAnsi="Arial"/>
@@ -22485,6 +22945,7 @@
           </w:tcPr>
           <w:p>
             <w:pPr>
+              <w:keepNext w:val="false"/>
               <w:spacing w:after="40" w:before="0"/>
               <w:jc w:val="left"/>
             </w:pPr>
@@ -22517,6 +22978,7 @@
           </w:tcPr>
           <w:p>
             <w:pPr>
+              <w:keepNext w:val="false"/>
               <w:spacing w:after="40" w:before="0"/>
               <w:jc w:val="left"/>
             </w:pPr>
@@ -22549,6 +23011,7 @@
           </w:tcPr>
           <w:p>
             <w:pPr>
+              <w:keepNext w:val="false"/>
               <w:spacing w:after="40" w:before="0"/>
               <w:jc w:val="left"/>
             </w:pPr>
@@ -22581,6 +23044,7 @@
           </w:tcPr>
           <w:p>
             <w:pPr>
+              <w:keepNext w:val="false"/>
               <w:spacing w:after="40" w:before="0"/>
               <w:jc w:val="left"/>
             </w:pPr>
@@ -22640,6 +23104,7 @@
           </w:tcPr>
           <w:p>
             <w:pPr>
+              <w:keepNext w:val="false"/>
               <w:spacing w:after="40" w:before="0"/>
               <w:jc w:val="center"/>
             </w:pPr>
@@ -22674,6 +23139,7 @@
           </w:tcPr>
           <w:p>
             <w:pPr>
+              <w:keepNext w:val="false"/>
               <w:spacing w:after="40" w:before="0"/>
               <w:jc w:val="left"/>
             </w:pPr>
@@ -22735,6 +23201,7 @@
           </w:tcPr>
           <w:p>
             <w:pPr>
+              <w:keepNext w:val="false"/>
               <w:spacing w:after="40" w:before="0"/>
               <w:jc w:val="center"/>
             </w:pPr>
@@ -22769,6 +23236,7 @@
           </w:tcPr>
           <w:p>
             <w:pPr>
+              <w:keepNext w:val="false"/>
               <w:spacing w:after="40" w:before="0"/>
               <w:jc w:val="left"/>
             </w:pPr>
@@ -22801,6 +23269,7 @@
           </w:tcPr>
           <w:p>
             <w:pPr>
+              <w:keepNext w:val="false"/>
               <w:spacing w:after="40" w:before="0"/>
               <w:jc w:val="left"/>
             </w:pPr>
@@ -22835,6 +23304,7 @@
           </w:tcPr>
           <w:p>
             <w:pPr>
+              <w:keepNext w:val="false"/>
               <w:spacing w:after="40" w:before="0"/>
               <w:jc w:val="left"/>
             </w:pPr>
@@ -22867,6 +23337,7 @@
           </w:tcPr>
           <w:p>
             <w:pPr>
+              <w:keepNext w:val="false"/>
               <w:spacing w:after="40" w:before="0"/>
               <w:jc w:val="left"/>
             </w:pPr>
@@ -22901,6 +23372,7 @@
           </w:tcPr>
           <w:p>
             <w:pPr>
+              <w:keepNext w:val="false"/>
               <w:spacing w:after="40" w:before="0"/>
               <w:jc w:val="left"/>
             </w:pPr>
@@ -22933,6 +23405,7 @@
           </w:tcPr>
           <w:p>
             <w:pPr>
+              <w:keepNext w:val="false"/>
               <w:spacing w:after="40" w:before="0"/>
               <w:jc w:val="left"/>
             </w:pPr>
@@ -22969,7 +23442,7 @@
         </w:rPr>
         <w:t xml:space="preserve">© 2026 SeaVuria and ARES. Aligned with KICD objectives. Developed by SeaVuria; technical implementation by ARES (with AI assistance from Claude). Licensed under </w:t>
       </w:r>
-      <w:hyperlink w:history="1" r:id="rIdq_uqqxcpjxxojl2nsqzop">
+      <w:hyperlink w:history="1" r:id="rIdff4vvkloxvnejaqqne834">
         <w:r>
           <w:rPr>
             <w:rFonts w:ascii="Arial" w:cs="Arial" w:eastAsia="Arial" w:hAnsi="Arial"/>
@@ -22990,7 +23463,7 @@
         </w:rPr>
         <w:t xml:space="preserve"> (</w:t>
       </w:r>
-      <w:hyperlink w:history="1" r:id="rIdisr6jh-_xdopn0arf0fth">
+      <w:hyperlink w:history="1" r:id="rIdimpixqjytgspmq6te8kgp">
         <w:r>
           <w:rPr>
             <w:rFonts w:ascii="Arial" w:cs="Arial" w:eastAsia="Arial" w:hAnsi="Arial"/>
@@ -23050,6 +23523,7 @@
           </w:tcPr>
           <w:p>
             <w:pPr>
+              <w:keepNext w:val="false"/>
               <w:spacing w:after="40" w:before="0"/>
               <w:jc w:val="center"/>
             </w:pPr>
@@ -23085,6 +23559,7 @@
           </w:tcPr>
           <w:p>
             <w:pPr>
+              <w:keepNext w:val="false"/>
               <w:spacing w:after="40" w:before="0"/>
               <w:jc w:val="center"/>
             </w:pPr>
@@ -23119,6 +23594,7 @@
           </w:tcPr>
           <w:p>
             <w:pPr>
+              <w:keepNext w:val="false"/>
               <w:spacing w:after="40" w:before="0"/>
               <w:jc w:val="left"/>
             </w:pPr>
@@ -23151,6 +23627,7 @@
           </w:tcPr>
           <w:p>
             <w:pPr>
+              <w:keepNext w:val="false"/>
               <w:spacing w:after="40" w:before="0"/>
               <w:jc w:val="left"/>
             </w:pPr>
@@ -23185,6 +23662,7 @@
           </w:tcPr>
           <w:p>
             <w:pPr>
+              <w:keepNext w:val="false"/>
               <w:spacing w:after="40" w:before="0"/>
               <w:jc w:val="left"/>
             </w:pPr>
@@ -23217,6 +23695,7 @@
           </w:tcPr>
           <w:p>
             <w:pPr>
+              <w:keepNext w:val="false"/>
               <w:spacing w:after="40" w:before="0"/>
               <w:jc w:val="left"/>
             </w:pPr>
@@ -23251,6 +23730,7 @@
           </w:tcPr>
           <w:p>
             <w:pPr>
+              <w:keepNext w:val="false"/>
               <w:spacing w:after="40" w:before="0"/>
               <w:jc w:val="left"/>
             </w:pPr>
@@ -23283,6 +23763,7 @@
           </w:tcPr>
           <w:p>
             <w:pPr>
+              <w:keepNext w:val="false"/>
               <w:spacing w:after="40" w:before="0"/>
               <w:jc w:val="left"/>
             </w:pPr>
@@ -23317,6 +23798,7 @@
           </w:tcPr>
           <w:p>
             <w:pPr>
+              <w:keepNext w:val="false"/>
               <w:spacing w:after="40" w:before="0"/>
               <w:jc w:val="left"/>
             </w:pPr>
@@ -23349,6 +23831,7 @@
           </w:tcPr>
           <w:p>
             <w:pPr>
+              <w:keepNext w:val="false"/>
               <w:spacing w:after="40" w:before="0"/>
               <w:jc w:val="left"/>
             </w:pPr>
@@ -23383,6 +23866,7 @@
           </w:tcPr>
           <w:p>
             <w:pPr>
+              <w:keepNext w:val="false"/>
               <w:spacing w:after="40" w:before="0"/>
               <w:jc w:val="left"/>
             </w:pPr>
@@ -23415,6 +23899,7 @@
           </w:tcPr>
           <w:p>
             <w:pPr>
+              <w:keepNext w:val="false"/>
               <w:spacing w:after="40" w:before="0"/>
               <w:jc w:val="left"/>
             </w:pPr>
@@ -23449,6 +23934,7 @@
           </w:tcPr>
           <w:p>
             <w:pPr>
+              <w:keepNext w:val="false"/>
               <w:spacing w:after="40" w:before="0"/>
               <w:jc w:val="left"/>
             </w:pPr>
@@ -23481,6 +23967,7 @@
           </w:tcPr>
           <w:p>
             <w:pPr>
+              <w:keepNext w:val="false"/>
               <w:spacing w:after="40" w:before="0"/>
               <w:jc w:val="left"/>
             </w:pPr>
@@ -23515,6 +24002,7 @@
           </w:tcPr>
           <w:p>
             <w:pPr>
+              <w:keepNext w:val="false"/>
               <w:spacing w:after="40" w:before="0"/>
               <w:jc w:val="left"/>
             </w:pPr>
@@ -23547,6 +24035,7 @@
           </w:tcPr>
           <w:p>
             <w:pPr>
+              <w:keepNext w:val="false"/>
               <w:spacing w:after="40" w:before="0"/>
               <w:jc w:val="left"/>
             </w:pPr>
@@ -23581,6 +24070,7 @@
           </w:tcPr>
           <w:p>
             <w:pPr>
+              <w:keepNext w:val="false"/>
               <w:spacing w:after="40" w:before="0"/>
               <w:jc w:val="left"/>
             </w:pPr>
@@ -23613,6 +24103,7 @@
           </w:tcPr>
           <w:p>
             <w:pPr>
+              <w:keepNext w:val="false"/>
               <w:spacing w:after="40" w:before="0"/>
               <w:jc w:val="left"/>
             </w:pPr>
@@ -23672,6 +24163,7 @@
           </w:tcPr>
           <w:p>
             <w:pPr>
+              <w:keepNext w:val="false"/>
               <w:spacing w:after="40" w:before="0"/>
               <w:jc w:val="center"/>
             </w:pPr>
@@ -23706,6 +24198,7 @@
           </w:tcPr>
           <w:p>
             <w:pPr>
+              <w:keepNext w:val="false"/>
               <w:spacing w:after="40" w:before="0"/>
               <w:jc w:val="left"/>
             </w:pPr>
@@ -23770,6 +24263,7 @@
           </w:tcPr>
           <w:p>
             <w:pPr>
+              <w:keepNext w:val="false"/>
               <w:spacing w:after="40" w:before="0"/>
               <w:jc w:val="center"/>
             </w:pPr>
@@ -23804,6 +24298,7 @@
           </w:tcPr>
           <w:p>
             <w:pPr>
+              <w:keepNext w:val="false"/>
               <w:spacing w:after="40" w:before="0"/>
               <w:jc w:val="left"/>
             </w:pPr>
@@ -23836,6 +24331,7 @@
           </w:tcPr>
           <w:p>
             <w:pPr>
+              <w:keepNext w:val="false"/>
               <w:spacing w:after="40" w:before="0"/>
               <w:jc w:val="left"/>
             </w:pPr>
@@ -23868,6 +24364,7 @@
           </w:tcPr>
           <w:p>
             <w:pPr>
+              <w:keepNext w:val="false"/>
               <w:spacing w:after="40" w:before="0"/>
               <w:jc w:val="left"/>
             </w:pPr>
@@ -23900,6 +24397,7 @@
           </w:tcPr>
           <w:p>
             <w:pPr>
+              <w:keepNext w:val="false"/>
               <w:spacing w:after="40" w:before="0"/>
               <w:jc w:val="left"/>
             </w:pPr>
@@ -23932,6 +24430,7 @@
           </w:tcPr>
           <w:p>
             <w:pPr>
+              <w:keepNext w:val="false"/>
               <w:spacing w:after="40" w:before="0"/>
               <w:jc w:val="left"/>
             </w:pPr>
@@ -23966,6 +24465,7 @@
           </w:tcPr>
           <w:p>
             <w:pPr>
+              <w:keepNext w:val="false"/>
               <w:spacing w:after="40" w:before="0"/>
               <w:jc w:val="left"/>
             </w:pPr>
@@ -24003,7 +24503,7 @@
             <w:pPr>
               <w:spacing w:after="20" w:before="0"/>
             </w:pPr>
-            <w:hyperlink w:history="1" r:id="rIdgk31x4sybll-qwa4hmhoe">
+            <w:hyperlink w:history="1" r:id="rId6ahzmo052sy4n_qmyq7w6">
               <w:r>
                 <w:rPr>
                   <w:rFonts w:ascii="Arial" w:cs="Arial" w:eastAsia="Arial" w:hAnsi="Arial"/>
@@ -24036,7 +24536,7 @@
               <w:spacing w:after="10" w:before="0"/>
               <w:ind w:left="120"/>
             </w:pPr>
-            <w:hyperlink w:history="1" r:id="rIdhnqtev4fhpjxmbghalp1h">
+            <w:hyperlink w:history="1" r:id="rIdk3_joyozp9ccwui0qmkoi">
               <w:r>
                 <w:rPr>
                   <w:rFonts w:ascii="Arial" w:cs="Arial" w:eastAsia="Arial" w:hAnsi="Arial"/>
@@ -24081,7 +24581,7 @@
             <w:pPr>
               <w:spacing w:after="20" w:before="0"/>
             </w:pPr>
-            <w:hyperlink w:history="1" r:id="rId_tyijbhup_tyudmnji5tp">
+            <w:hyperlink w:history="1" r:id="rIdcbjqgwlbdak0ycqzjnu8w">
               <w:r>
                 <w:rPr>
                   <w:rFonts w:ascii="Arial" w:cs="Arial" w:eastAsia="Arial" w:hAnsi="Arial"/>
@@ -24114,7 +24614,7 @@
               <w:spacing w:after="10" w:before="0"/>
               <w:ind w:left="120"/>
             </w:pPr>
-            <w:hyperlink w:history="1" r:id="rIdkz6ssvo95-vhylw8exty6">
+            <w:hyperlink w:history="1" r:id="rIddzo9ti_26h38r_-ha4ijp">
               <w:r>
                 <w:rPr>
                   <w:rFonts w:ascii="Arial" w:cs="Arial" w:eastAsia="Arial" w:hAnsi="Arial"/>
@@ -24142,6 +24642,7 @@
           </w:tcPr>
           <w:p>
             <w:pPr>
+              <w:keepNext w:val="false"/>
               <w:spacing w:after="40" w:before="0"/>
               <w:jc w:val="left"/>
             </w:pPr>
@@ -24174,6 +24675,7 @@
           </w:tcPr>
           <w:p>
             <w:pPr>
+              <w:keepNext w:val="false"/>
               <w:spacing w:after="40" w:before="0"/>
               <w:jc w:val="left"/>
             </w:pPr>
@@ -24206,6 +24708,7 @@
           </w:tcPr>
           <w:p>
             <w:pPr>
+              <w:keepNext w:val="false"/>
               <w:spacing w:after="40" w:before="0"/>
               <w:jc w:val="left"/>
             </w:pPr>
@@ -24238,6 +24741,7 @@
           </w:tcPr>
           <w:p>
             <w:pPr>
+              <w:keepNext w:val="false"/>
               <w:spacing w:after="40" w:before="0"/>
               <w:jc w:val="left"/>
             </w:pPr>
@@ -24272,6 +24776,7 @@
           </w:tcPr>
           <w:p>
             <w:pPr>
+              <w:keepNext w:val="false"/>
               <w:spacing w:after="40" w:before="0"/>
               <w:jc w:val="left"/>
             </w:pPr>
@@ -24309,7 +24814,7 @@
             <w:pPr>
               <w:spacing w:after="20" w:before="0"/>
             </w:pPr>
-            <w:hyperlink w:history="1" r:id="rIdmoppgac34adat_v6tmqgm">
+            <w:hyperlink w:history="1" r:id="rIdkgcywr5eose_nzha9sw9m">
               <w:r>
                 <w:rPr>
                   <w:rFonts w:ascii="Arial" w:cs="Arial" w:eastAsia="Arial" w:hAnsi="Arial"/>
@@ -24342,7 +24847,7 @@
               <w:spacing w:after="10" w:before="0"/>
               <w:ind w:left="120"/>
             </w:pPr>
-            <w:hyperlink w:history="1" r:id="rId9yymos2haixqqvscknoqs">
+            <w:hyperlink w:history="1" r:id="rId0mx9dzglqbeni-nwhwhoc">
               <w:r>
                 <w:rPr>
                   <w:rFonts w:ascii="Arial" w:cs="Arial" w:eastAsia="Arial" w:hAnsi="Arial"/>
@@ -24387,7 +24892,7 @@
             <w:pPr>
               <w:spacing w:after="20" w:before="0"/>
             </w:pPr>
-            <w:hyperlink w:history="1" r:id="rIdvaodwxdbzu0zs0kzvqhwh">
+            <w:hyperlink w:history="1" r:id="rIdqc7yperys3hnni6e7dxy6">
               <w:r>
                 <w:rPr>
                   <w:rFonts w:ascii="Arial" w:cs="Arial" w:eastAsia="Arial" w:hAnsi="Arial"/>
@@ -24420,7 +24925,7 @@
               <w:spacing w:after="10" w:before="0"/>
               <w:ind w:left="120"/>
             </w:pPr>
-            <w:hyperlink w:history="1" r:id="rIda5caoxhioyo32pngqp7gs">
+            <w:hyperlink w:history="1" r:id="rIdkvwcbeikshfarcdhtoc2b">
               <w:r>
                 <w:rPr>
                   <w:rFonts w:ascii="Arial" w:cs="Arial" w:eastAsia="Arial" w:hAnsi="Arial"/>
@@ -24448,6 +24953,7 @@
           </w:tcPr>
           <w:p>
             <w:pPr>
+              <w:keepNext w:val="false"/>
               <w:spacing w:after="40" w:before="0"/>
               <w:jc w:val="left"/>
             </w:pPr>
@@ -24480,6 +24986,7 @@
           </w:tcPr>
           <w:p>
             <w:pPr>
+              <w:keepNext w:val="false"/>
               <w:spacing w:after="40" w:before="0"/>
               <w:jc w:val="left"/>
             </w:pPr>
@@ -24512,6 +25019,7 @@
           </w:tcPr>
           <w:p>
             <w:pPr>
+              <w:keepNext w:val="false"/>
               <w:spacing w:after="40" w:before="0"/>
               <w:jc w:val="left"/>
             </w:pPr>
@@ -24544,6 +25052,7 @@
           </w:tcPr>
           <w:p>
             <w:pPr>
+              <w:keepNext w:val="false"/>
               <w:spacing w:after="40" w:before="0"/>
               <w:jc w:val="left"/>
             </w:pPr>
@@ -24578,6 +25087,7 @@
           </w:tcPr>
           <w:p>
             <w:pPr>
+              <w:keepNext w:val="false"/>
               <w:spacing w:after="40" w:before="0"/>
               <w:jc w:val="left"/>
             </w:pPr>
@@ -24615,7 +25125,7 @@
             <w:pPr>
               <w:spacing w:after="20" w:before="0"/>
             </w:pPr>
-            <w:hyperlink w:history="1" r:id="rId4masekaaisus-sg936_th">
+            <w:hyperlink w:history="1" r:id="rIdxe8k1dgi91maiqshcpind">
               <w:r>
                 <w:rPr>
                   <w:rFonts w:ascii="Arial" w:cs="Arial" w:eastAsia="Arial" w:hAnsi="Arial"/>
@@ -24648,7 +25158,7 @@
               <w:spacing w:after="10" w:before="0"/>
               <w:ind w:left="120"/>
             </w:pPr>
-            <w:hyperlink w:history="1" r:id="rIdfwftnrdnk3drt_2xljj_v">
+            <w:hyperlink w:history="1" r:id="rIdg9pwsewk-zcatihghwkza">
               <w:r>
                 <w:rPr>
                   <w:rFonts w:ascii="Arial" w:cs="Arial" w:eastAsia="Arial" w:hAnsi="Arial"/>
@@ -24693,7 +25203,7 @@
             <w:pPr>
               <w:spacing w:after="20" w:before="0"/>
             </w:pPr>
-            <w:hyperlink w:history="1" r:id="rIdz9cnradtln42vvtm8kcqj">
+            <w:hyperlink w:history="1" r:id="rIdydqmpdd3zzblb5gm1xuuf">
               <w:r>
                 <w:rPr>
                   <w:rFonts w:ascii="Arial" w:cs="Arial" w:eastAsia="Arial" w:hAnsi="Arial"/>
@@ -24726,7 +25236,7 @@
               <w:spacing w:after="10" w:before="0"/>
               <w:ind w:left="120"/>
             </w:pPr>
-            <w:hyperlink w:history="1" r:id="rIdurhs5-m0zwutcboxdajum">
+            <w:hyperlink w:history="1" r:id="rIdfj0taziyc2x9iyjwauyrc">
               <w:r>
                 <w:rPr>
                   <w:rFonts w:ascii="Arial" w:cs="Arial" w:eastAsia="Arial" w:hAnsi="Arial"/>
@@ -24754,6 +25264,7 @@
           </w:tcPr>
           <w:p>
             <w:pPr>
+              <w:keepNext w:val="false"/>
               <w:spacing w:after="40" w:before="0"/>
               <w:jc w:val="left"/>
             </w:pPr>
@@ -24786,6 +25297,7 @@
           </w:tcPr>
           <w:p>
             <w:pPr>
+              <w:keepNext w:val="false"/>
               <w:spacing w:after="40" w:before="0"/>
               <w:jc w:val="left"/>
             </w:pPr>
@@ -24818,6 +25330,7 @@
           </w:tcPr>
           <w:p>
             <w:pPr>
+              <w:keepNext w:val="false"/>
               <w:spacing w:after="40" w:before="0"/>
               <w:jc w:val="left"/>
             </w:pPr>
@@ -24850,6 +25363,7 @@
           </w:tcPr>
           <w:p>
             <w:pPr>
+              <w:keepNext w:val="false"/>
               <w:spacing w:after="40" w:before="0"/>
               <w:jc w:val="left"/>
             </w:pPr>
@@ -24884,6 +25398,7 @@
           </w:tcPr>
           <w:p>
             <w:pPr>
+              <w:keepNext w:val="false"/>
               <w:spacing w:after="40" w:before="0"/>
               <w:jc w:val="left"/>
             </w:pPr>
@@ -24921,7 +25436,7 @@
             <w:pPr>
               <w:spacing w:after="20" w:before="0"/>
             </w:pPr>
-            <w:hyperlink w:history="1" r:id="rIdjiso0l-rxt4qw_asbqkcg">
+            <w:hyperlink w:history="1" r:id="rIdhkoyd_qhc0pmxtjg_ccdb">
               <w:r>
                 <w:rPr>
                   <w:rFonts w:ascii="Arial" w:cs="Arial" w:eastAsia="Arial" w:hAnsi="Arial"/>
@@ -24954,7 +25469,7 @@
               <w:spacing w:after="10" w:before="0"/>
               <w:ind w:left="120"/>
             </w:pPr>
-            <w:hyperlink w:history="1" r:id="rIdocu7td_rv1p5pgwsc8ahd">
+            <w:hyperlink w:history="1" r:id="rIdj_iw0gimcq6v_zi36uitc">
               <w:r>
                 <w:rPr>
                   <w:rFonts w:ascii="Arial" w:cs="Arial" w:eastAsia="Arial" w:hAnsi="Arial"/>
@@ -24999,7 +25514,7 @@
             <w:pPr>
               <w:spacing w:after="20" w:before="0"/>
             </w:pPr>
-            <w:hyperlink w:history="1" r:id="rIdsekwdw-z3qpfzgrepbutd">
+            <w:hyperlink w:history="1" r:id="rId4jwklv3tlwcrzqtviacab">
               <w:r>
                 <w:rPr>
                   <w:rFonts w:ascii="Arial" w:cs="Arial" w:eastAsia="Arial" w:hAnsi="Arial"/>
@@ -25032,7 +25547,7 @@
               <w:spacing w:after="10" w:before="0"/>
               <w:ind w:left="120"/>
             </w:pPr>
-            <w:hyperlink w:history="1" r:id="rIdiirps2j6iqi8b5zwa_rxl">
+            <w:hyperlink w:history="1" r:id="rIdl-bgpb0rh1u-ei0s3p9ho">
               <w:r>
                 <w:rPr>
                   <w:rFonts w:ascii="Arial" w:cs="Arial" w:eastAsia="Arial" w:hAnsi="Arial"/>
@@ -25060,6 +25575,7 @@
           </w:tcPr>
           <w:p>
             <w:pPr>
+              <w:keepNext w:val="false"/>
               <w:spacing w:after="40" w:before="0"/>
               <w:jc w:val="left"/>
             </w:pPr>
@@ -25092,6 +25608,7 @@
           </w:tcPr>
           <w:p>
             <w:pPr>
+              <w:keepNext w:val="false"/>
               <w:spacing w:after="40" w:before="0"/>
               <w:jc w:val="left"/>
             </w:pPr>
@@ -25124,6 +25641,7 @@
           </w:tcPr>
           <w:p>
             <w:pPr>
+              <w:keepNext w:val="false"/>
               <w:spacing w:after="40" w:before="0"/>
               <w:jc w:val="left"/>
             </w:pPr>
@@ -25156,6 +25674,7 @@
           </w:tcPr>
           <w:p>
             <w:pPr>
+              <w:keepNext w:val="false"/>
               <w:spacing w:after="40" w:before="0"/>
               <w:jc w:val="left"/>
             </w:pPr>
@@ -25190,6 +25709,7 @@
           </w:tcPr>
           <w:p>
             <w:pPr>
+              <w:keepNext w:val="false"/>
               <w:spacing w:after="40" w:before="0"/>
               <w:jc w:val="left"/>
             </w:pPr>
@@ -25227,7 +25747,7 @@
             <w:pPr>
               <w:spacing w:after="20" w:before="0"/>
             </w:pPr>
-            <w:hyperlink w:history="1" r:id="rIdxqe_tmdw8givcuebrpo4d">
+            <w:hyperlink w:history="1" r:id="rIdo-oq49i1gdhvlkp-6jkhm">
               <w:r>
                 <w:rPr>
                   <w:rFonts w:ascii="Arial" w:cs="Arial" w:eastAsia="Arial" w:hAnsi="Arial"/>
@@ -25260,7 +25780,7 @@
               <w:spacing w:after="10" w:before="0"/>
               <w:ind w:left="120"/>
             </w:pPr>
-            <w:hyperlink w:history="1" r:id="rIdopywdj1-ha4jozw-rgi8j">
+            <w:hyperlink w:history="1" r:id="rId8vma4vmqo3-yg3my8knpr">
               <w:r>
                 <w:rPr>
                   <w:rFonts w:ascii="Arial" w:cs="Arial" w:eastAsia="Arial" w:hAnsi="Arial"/>
@@ -25305,7 +25825,7 @@
             <w:pPr>
               <w:spacing w:after="20" w:before="0"/>
             </w:pPr>
-            <w:hyperlink w:history="1" r:id="rIdd2loohjwadjqd72krr647">
+            <w:hyperlink w:history="1" r:id="rIdgp0wz25lz9sk_1buguztm">
               <w:r>
                 <w:rPr>
                   <w:rFonts w:ascii="Arial" w:cs="Arial" w:eastAsia="Arial" w:hAnsi="Arial"/>
@@ -25354,7 +25874,7 @@
               <w:spacing w:after="10" w:before="0"/>
               <w:ind w:left="120"/>
             </w:pPr>
-            <w:hyperlink w:history="1" r:id="rIdn7gix-y27pqx_rimgnt-a">
+            <w:hyperlink w:history="1" r:id="rIdrhr4-x2ycvr5ifnngxlq5">
               <w:r>
                 <w:rPr>
                   <w:rFonts w:ascii="Arial" w:cs="Arial" w:eastAsia="Arial" w:hAnsi="Arial"/>
@@ -25382,6 +25902,7 @@
           </w:tcPr>
           <w:p>
             <w:pPr>
+              <w:keepNext w:val="false"/>
               <w:spacing w:after="40" w:before="0"/>
               <w:jc w:val="left"/>
             </w:pPr>
@@ -25414,6 +25935,7 @@
           </w:tcPr>
           <w:p>
             <w:pPr>
+              <w:keepNext w:val="false"/>
               <w:spacing w:after="40" w:before="0"/>
               <w:jc w:val="left"/>
             </w:pPr>
@@ -25446,6 +25968,7 @@
           </w:tcPr>
           <w:p>
             <w:pPr>
+              <w:keepNext w:val="false"/>
               <w:spacing w:after="40" w:before="0"/>
               <w:jc w:val="left"/>
             </w:pPr>
@@ -25478,6 +26001,7 @@
           </w:tcPr>
           <w:p>
             <w:pPr>
+              <w:keepNext w:val="false"/>
               <w:spacing w:after="40" w:before="0"/>
               <w:jc w:val="left"/>
             </w:pPr>
@@ -25537,6 +26061,7 @@
           </w:tcPr>
           <w:p>
             <w:pPr>
+              <w:keepNext w:val="false"/>
               <w:spacing w:after="40" w:before="0"/>
               <w:jc w:val="center"/>
             </w:pPr>
@@ -25571,6 +26096,7 @@
           </w:tcPr>
           <w:p>
             <w:pPr>
+              <w:keepNext w:val="false"/>
               <w:spacing w:after="40" w:before="0"/>
               <w:jc w:val="left"/>
             </w:pPr>
@@ -25632,6 +26158,7 @@
           </w:tcPr>
           <w:p>
             <w:pPr>
+              <w:keepNext w:val="false"/>
               <w:spacing w:after="40" w:before="0"/>
               <w:jc w:val="center"/>
             </w:pPr>
@@ -25666,6 +26193,7 @@
           </w:tcPr>
           <w:p>
             <w:pPr>
+              <w:keepNext w:val="false"/>
               <w:spacing w:after="40" w:before="0"/>
               <w:jc w:val="left"/>
             </w:pPr>
@@ -25698,6 +26226,7 @@
           </w:tcPr>
           <w:p>
             <w:pPr>
+              <w:keepNext w:val="false"/>
               <w:spacing w:after="40" w:before="0"/>
               <w:jc w:val="left"/>
             </w:pPr>
@@ -25732,6 +26261,7 @@
           </w:tcPr>
           <w:p>
             <w:pPr>
+              <w:keepNext w:val="false"/>
               <w:spacing w:after="40" w:before="0"/>
               <w:jc w:val="left"/>
             </w:pPr>
@@ -25764,6 +26294,7 @@
           </w:tcPr>
           <w:p>
             <w:pPr>
+              <w:keepNext w:val="false"/>
               <w:spacing w:after="40" w:before="0"/>
               <w:jc w:val="left"/>
             </w:pPr>
@@ -25798,6 +26329,7 @@
           </w:tcPr>
           <w:p>
             <w:pPr>
+              <w:keepNext w:val="false"/>
               <w:spacing w:after="40" w:before="0"/>
               <w:jc w:val="left"/>
             </w:pPr>
@@ -25830,6 +26362,7 @@
           </w:tcPr>
           <w:p>
             <w:pPr>
+              <w:keepNext w:val="false"/>
               <w:spacing w:after="40" w:before="0"/>
               <w:jc w:val="left"/>
             </w:pPr>
@@ -25866,7 +26399,7 @@
         </w:rPr>
         <w:t xml:space="preserve">© 2026 SeaVuria and ARES. Aligned with KICD objectives. Developed by SeaVuria; technical implementation by ARES (with AI assistance from Claude). Licensed under </w:t>
       </w:r>
-      <w:hyperlink w:history="1" r:id="rIdu7ooukpftnbv8lhugt2lb">
+      <w:hyperlink w:history="1" r:id="rIdttxf5dhzvycvdp1f2fk8x">
         <w:r>
           <w:rPr>
             <w:rFonts w:ascii="Arial" w:cs="Arial" w:eastAsia="Arial" w:hAnsi="Arial"/>
@@ -25887,7 +26420,7 @@
         </w:rPr>
         <w:t xml:space="preserve"> (</w:t>
       </w:r>
-      <w:hyperlink w:history="1" r:id="rIdztk87_w0uzzvxcnxtd7yh">
+      <w:hyperlink w:history="1" r:id="rIducondyh5mk-ffvherz_on">
         <w:r>
           <w:rPr>
             <w:rFonts w:ascii="Arial" w:cs="Arial" w:eastAsia="Arial" w:hAnsi="Arial"/>
@@ -25947,6 +26480,7 @@
           </w:tcPr>
           <w:p>
             <w:pPr>
+              <w:keepNext w:val="false"/>
               <w:spacing w:after="40" w:before="0"/>
               <w:jc w:val="center"/>
             </w:pPr>
@@ -25982,6 +26516,7 @@
           </w:tcPr>
           <w:p>
             <w:pPr>
+              <w:keepNext w:val="false"/>
               <w:spacing w:after="40" w:before="0"/>
               <w:jc w:val="center"/>
             </w:pPr>
@@ -26016,6 +26551,7 @@
           </w:tcPr>
           <w:p>
             <w:pPr>
+              <w:keepNext w:val="false"/>
               <w:spacing w:after="40" w:before="0"/>
               <w:jc w:val="left"/>
             </w:pPr>
@@ -26048,6 +26584,7 @@
           </w:tcPr>
           <w:p>
             <w:pPr>
+              <w:keepNext w:val="false"/>
               <w:spacing w:after="40" w:before="0"/>
               <w:jc w:val="left"/>
             </w:pPr>
@@ -26082,6 +26619,7 @@
           </w:tcPr>
           <w:p>
             <w:pPr>
+              <w:keepNext w:val="false"/>
               <w:spacing w:after="40" w:before="0"/>
               <w:jc w:val="left"/>
             </w:pPr>
@@ -26114,6 +26652,7 @@
           </w:tcPr>
           <w:p>
             <w:pPr>
+              <w:keepNext w:val="false"/>
               <w:spacing w:after="40" w:before="0"/>
               <w:jc w:val="left"/>
             </w:pPr>
@@ -26148,6 +26687,7 @@
           </w:tcPr>
           <w:p>
             <w:pPr>
+              <w:keepNext w:val="false"/>
               <w:spacing w:after="40" w:before="0"/>
               <w:jc w:val="left"/>
             </w:pPr>
@@ -26180,6 +26720,7 @@
           </w:tcPr>
           <w:p>
             <w:pPr>
+              <w:keepNext w:val="false"/>
               <w:spacing w:after="40" w:before="0"/>
               <w:jc w:val="left"/>
             </w:pPr>
@@ -26214,6 +26755,7 @@
           </w:tcPr>
           <w:p>
             <w:pPr>
+              <w:keepNext w:val="false"/>
               <w:spacing w:after="40" w:before="0"/>
               <w:jc w:val="left"/>
             </w:pPr>
@@ -26246,6 +26788,7 @@
           </w:tcPr>
           <w:p>
             <w:pPr>
+              <w:keepNext w:val="false"/>
               <w:spacing w:after="40" w:before="0"/>
               <w:jc w:val="left"/>
             </w:pPr>
@@ -26280,6 +26823,7 @@
           </w:tcPr>
           <w:p>
             <w:pPr>
+              <w:keepNext w:val="false"/>
               <w:spacing w:after="40" w:before="0"/>
               <w:jc w:val="left"/>
             </w:pPr>
@@ -26312,6 +26856,7 @@
           </w:tcPr>
           <w:p>
             <w:pPr>
+              <w:keepNext w:val="false"/>
               <w:spacing w:after="40" w:before="0"/>
               <w:jc w:val="left"/>
             </w:pPr>
@@ -26346,6 +26891,7 @@
           </w:tcPr>
           <w:p>
             <w:pPr>
+              <w:keepNext w:val="false"/>
               <w:spacing w:after="40" w:before="0"/>
               <w:jc w:val="left"/>
             </w:pPr>
@@ -26378,6 +26924,7 @@
           </w:tcPr>
           <w:p>
             <w:pPr>
+              <w:keepNext w:val="false"/>
               <w:spacing w:after="40" w:before="0"/>
               <w:jc w:val="left"/>
             </w:pPr>
@@ -26412,6 +26959,7 @@
           </w:tcPr>
           <w:p>
             <w:pPr>
+              <w:keepNext w:val="false"/>
               <w:spacing w:after="40" w:before="0"/>
               <w:jc w:val="left"/>
             </w:pPr>
@@ -26444,6 +26992,7 @@
           </w:tcPr>
           <w:p>
             <w:pPr>
+              <w:keepNext w:val="false"/>
               <w:spacing w:after="40" w:before="0"/>
               <w:jc w:val="left"/>
             </w:pPr>
@@ -26478,6 +27027,7 @@
           </w:tcPr>
           <w:p>
             <w:pPr>
+              <w:keepNext w:val="false"/>
               <w:spacing w:after="40" w:before="0"/>
               <w:jc w:val="left"/>
             </w:pPr>
@@ -26510,6 +27060,7 @@
           </w:tcPr>
           <w:p>
             <w:pPr>
+              <w:keepNext w:val="false"/>
               <w:spacing w:after="40" w:before="0"/>
               <w:jc w:val="left"/>
             </w:pPr>
@@ -26569,6 +27120,7 @@
           </w:tcPr>
           <w:p>
             <w:pPr>
+              <w:keepNext w:val="false"/>
               <w:spacing w:after="40" w:before="0"/>
               <w:jc w:val="center"/>
             </w:pPr>
@@ -26603,6 +27155,7 @@
           </w:tcPr>
           <w:p>
             <w:pPr>
+              <w:keepNext w:val="false"/>
               <w:spacing w:after="40" w:before="0"/>
               <w:jc w:val="left"/>
             </w:pPr>
@@ -26667,6 +27220,7 @@
           </w:tcPr>
           <w:p>
             <w:pPr>
+              <w:keepNext w:val="false"/>
               <w:spacing w:after="40" w:before="0"/>
               <w:jc w:val="center"/>
             </w:pPr>
@@ -26701,6 +27255,7 @@
           </w:tcPr>
           <w:p>
             <w:pPr>
+              <w:keepNext w:val="false"/>
               <w:spacing w:after="40" w:before="0"/>
               <w:jc w:val="left"/>
             </w:pPr>
@@ -26733,6 +27288,7 @@
           </w:tcPr>
           <w:p>
             <w:pPr>
+              <w:keepNext w:val="false"/>
               <w:spacing w:after="40" w:before="0"/>
               <w:jc w:val="left"/>
             </w:pPr>
@@ -26765,6 +27321,7 @@
           </w:tcPr>
           <w:p>
             <w:pPr>
+              <w:keepNext w:val="false"/>
               <w:spacing w:after="40" w:before="0"/>
               <w:jc w:val="left"/>
             </w:pPr>
@@ -26797,6 +27354,7 @@
           </w:tcPr>
           <w:p>
             <w:pPr>
+              <w:keepNext w:val="false"/>
               <w:spacing w:after="40" w:before="0"/>
               <w:jc w:val="left"/>
             </w:pPr>
@@ -26829,6 +27387,7 @@
           </w:tcPr>
           <w:p>
             <w:pPr>
+              <w:keepNext w:val="false"/>
               <w:spacing w:after="40" w:before="0"/>
               <w:jc w:val="left"/>
             </w:pPr>
@@ -26863,6 +27422,7 @@
           </w:tcPr>
           <w:p>
             <w:pPr>
+              <w:keepNext w:val="false"/>
               <w:spacing w:after="40" w:before="0"/>
               <w:jc w:val="left"/>
             </w:pPr>
@@ -26900,7 +27460,7 @@
             <w:pPr>
               <w:spacing w:after="20" w:before="0"/>
             </w:pPr>
-            <w:hyperlink w:history="1" r:id="rIdixggk4w9d5ef9j1dray3b">
+            <w:hyperlink w:history="1" r:id="rId-lno1gbvtp1dxq7l0wgxi">
               <w:r>
                 <w:rPr>
                   <w:rFonts w:ascii="Arial" w:cs="Arial" w:eastAsia="Arial" w:hAnsi="Arial"/>
@@ -26933,7 +27493,7 @@
               <w:spacing w:after="10" w:before="0"/>
               <w:ind w:left="120"/>
             </w:pPr>
-            <w:hyperlink w:history="1" r:id="rIdab0mde4o2qeojcqzmrk_i">
+            <w:hyperlink w:history="1" r:id="rIdsoao3ababwyvbkjbs7abm">
               <w:r>
                 <w:rPr>
                   <w:rFonts w:ascii="Arial" w:cs="Arial" w:eastAsia="Arial" w:hAnsi="Arial"/>
@@ -26978,7 +27538,7 @@
             <w:pPr>
               <w:spacing w:after="20" w:before="0"/>
             </w:pPr>
-            <w:hyperlink w:history="1" r:id="rIdlduo3flgtwz5_vemgwhd7">
+            <w:hyperlink w:history="1" r:id="rIdzhax_t3sd-yvnwyz0mcxr">
               <w:r>
                 <w:rPr>
                   <w:rFonts w:ascii="Arial" w:cs="Arial" w:eastAsia="Arial" w:hAnsi="Arial"/>
@@ -27011,7 +27571,7 @@
               <w:spacing w:after="10" w:before="0"/>
               <w:ind w:left="120"/>
             </w:pPr>
-            <w:hyperlink w:history="1" r:id="rId6y6j_612ksfnff5twn5wi">
+            <w:hyperlink w:history="1" r:id="rId3ezuwgbimktdjmvrere-h">
               <w:r>
                 <w:rPr>
                   <w:rFonts w:ascii="Arial" w:cs="Arial" w:eastAsia="Arial" w:hAnsi="Arial"/>
@@ -27039,6 +27599,7 @@
           </w:tcPr>
           <w:p>
             <w:pPr>
+              <w:keepNext w:val="false"/>
               <w:spacing w:after="40" w:before="0"/>
               <w:jc w:val="left"/>
             </w:pPr>
@@ -27071,6 +27632,7 @@
           </w:tcPr>
           <w:p>
             <w:pPr>
+              <w:keepNext w:val="false"/>
               <w:spacing w:after="40" w:before="0"/>
               <w:jc w:val="left"/>
             </w:pPr>
@@ -27103,6 +27665,7 @@
           </w:tcPr>
           <w:p>
             <w:pPr>
+              <w:keepNext w:val="false"/>
               <w:spacing w:after="40" w:before="0"/>
               <w:jc w:val="left"/>
             </w:pPr>
@@ -27135,6 +27698,7 @@
           </w:tcPr>
           <w:p>
             <w:pPr>
+              <w:keepNext w:val="false"/>
               <w:spacing w:after="40" w:before="0"/>
               <w:jc w:val="left"/>
             </w:pPr>
@@ -27169,6 +27733,7 @@
           </w:tcPr>
           <w:p>
             <w:pPr>
+              <w:keepNext w:val="false"/>
               <w:spacing w:after="40" w:before="0"/>
               <w:jc w:val="left"/>
             </w:pPr>
@@ -27206,7 +27771,7 @@
             <w:pPr>
               <w:spacing w:after="20" w:before="0"/>
             </w:pPr>
-            <w:hyperlink w:history="1" r:id="rIdanqjsmn_rwkr95vbutsny">
+            <w:hyperlink w:history="1" r:id="rIdhfg9njq_hr4m2s_vqnort">
               <w:r>
                 <w:rPr>
                   <w:rFonts w:ascii="Arial" w:cs="Arial" w:eastAsia="Arial" w:hAnsi="Arial"/>
@@ -27239,7 +27804,7 @@
               <w:spacing w:after="10" w:before="0"/>
               <w:ind w:left="120"/>
             </w:pPr>
-            <w:hyperlink w:history="1" r:id="rIdpklsv8gyrblpxcbc5j5zt">
+            <w:hyperlink w:history="1" r:id="rIdjend_ezrjtjt3hsmwo1tq">
               <w:r>
                 <w:rPr>
                   <w:rFonts w:ascii="Arial" w:cs="Arial" w:eastAsia="Arial" w:hAnsi="Arial"/>
@@ -27284,7 +27849,7 @@
             <w:pPr>
               <w:spacing w:after="20" w:before="0"/>
             </w:pPr>
-            <w:hyperlink w:history="1" r:id="rIdmluceqisdtobaoc8v1hlg">
+            <w:hyperlink w:history="1" r:id="rIdp_uv5mie5cugl9fje_qnu">
               <w:r>
                 <w:rPr>
                   <w:rFonts w:ascii="Arial" w:cs="Arial" w:eastAsia="Arial" w:hAnsi="Arial"/>
@@ -27317,7 +27882,7 @@
               <w:spacing w:after="10" w:before="0"/>
               <w:ind w:left="120"/>
             </w:pPr>
-            <w:hyperlink w:history="1" r:id="rIdsdwozzb_3ce2twyefpmf-">
+            <w:hyperlink w:history="1" r:id="rIdinm1k9-9imzhbar3tmp8w">
               <w:r>
                 <w:rPr>
                   <w:rFonts w:ascii="Arial" w:cs="Arial" w:eastAsia="Arial" w:hAnsi="Arial"/>
@@ -27345,6 +27910,7 @@
           </w:tcPr>
           <w:p>
             <w:pPr>
+              <w:keepNext w:val="false"/>
               <w:spacing w:after="40" w:before="0"/>
               <w:jc w:val="left"/>
             </w:pPr>
@@ -27377,6 +27943,7 @@
           </w:tcPr>
           <w:p>
             <w:pPr>
+              <w:keepNext w:val="false"/>
               <w:spacing w:after="40" w:before="0"/>
               <w:jc w:val="left"/>
             </w:pPr>
@@ -27409,6 +27976,7 @@
           </w:tcPr>
           <w:p>
             <w:pPr>
+              <w:keepNext w:val="false"/>
               <w:spacing w:after="40" w:before="0"/>
               <w:jc w:val="left"/>
             </w:pPr>
@@ -27441,6 +28009,7 @@
           </w:tcPr>
           <w:p>
             <w:pPr>
+              <w:keepNext w:val="false"/>
               <w:spacing w:after="40" w:before="0"/>
               <w:jc w:val="left"/>
             </w:pPr>
@@ -27475,6 +28044,7 @@
           </w:tcPr>
           <w:p>
             <w:pPr>
+              <w:keepNext w:val="false"/>
               <w:spacing w:after="40" w:before="0"/>
               <w:jc w:val="left"/>
             </w:pPr>
@@ -27512,7 +28082,7 @@
             <w:pPr>
               <w:spacing w:after="20" w:before="0"/>
             </w:pPr>
-            <w:hyperlink w:history="1" r:id="rIdxnb2m5zxynt_hou_nq-bm">
+            <w:hyperlink w:history="1" r:id="rIdtz93gesdyobij2ebpkgek">
               <w:r>
                 <w:rPr>
                   <w:rFonts w:ascii="Arial" w:cs="Arial" w:eastAsia="Arial" w:hAnsi="Arial"/>
@@ -27545,7 +28115,7 @@
               <w:spacing w:after="10" w:before="0"/>
               <w:ind w:left="120"/>
             </w:pPr>
-            <w:hyperlink w:history="1" r:id="rIdgaoobl4gbrowo9tzbfdxn">
+            <w:hyperlink w:history="1" r:id="rId6osgxzmsdfrk9qohtrmix">
               <w:r>
                 <w:rPr>
                   <w:rFonts w:ascii="Arial" w:cs="Arial" w:eastAsia="Arial" w:hAnsi="Arial"/>
@@ -27590,7 +28160,7 @@
             <w:pPr>
               <w:spacing w:after="20" w:before="0"/>
             </w:pPr>
-            <w:hyperlink w:history="1" r:id="rId5zu1bz9kiswasqxgvlf9z">
+            <w:hyperlink w:history="1" r:id="rIdfsbguuxaul5n79htgsw5j">
               <w:r>
                 <w:rPr>
                   <w:rFonts w:ascii="Arial" w:cs="Arial" w:eastAsia="Arial" w:hAnsi="Arial"/>
@@ -27623,7 +28193,7 @@
               <w:spacing w:after="10" w:before="0"/>
               <w:ind w:left="120"/>
             </w:pPr>
-            <w:hyperlink w:history="1" r:id="rIdmfgo9dcgadj_hezud1isq">
+            <w:hyperlink w:history="1" r:id="rId5-euup8e6ycqlcuhfserc">
               <w:r>
                 <w:rPr>
                   <w:rFonts w:ascii="Arial" w:cs="Arial" w:eastAsia="Arial" w:hAnsi="Arial"/>
@@ -27651,6 +28221,7 @@
           </w:tcPr>
           <w:p>
             <w:pPr>
+              <w:keepNext w:val="false"/>
               <w:spacing w:after="40" w:before="0"/>
               <w:jc w:val="left"/>
             </w:pPr>
@@ -27683,6 +28254,7 @@
           </w:tcPr>
           <w:p>
             <w:pPr>
+              <w:keepNext w:val="false"/>
               <w:spacing w:after="40" w:before="0"/>
               <w:jc w:val="left"/>
             </w:pPr>
@@ -27715,6 +28287,7 @@
           </w:tcPr>
           <w:p>
             <w:pPr>
+              <w:keepNext w:val="false"/>
               <w:spacing w:after="40" w:before="0"/>
               <w:jc w:val="left"/>
             </w:pPr>
@@ -27747,6 +28320,7 @@
           </w:tcPr>
           <w:p>
             <w:pPr>
+              <w:keepNext w:val="false"/>
               <w:spacing w:after="40" w:before="0"/>
               <w:jc w:val="left"/>
             </w:pPr>
@@ -27781,6 +28355,7 @@
           </w:tcPr>
           <w:p>
             <w:pPr>
+              <w:keepNext w:val="false"/>
               <w:spacing w:after="40" w:before="0"/>
               <w:jc w:val="left"/>
             </w:pPr>
@@ -27818,7 +28393,7 @@
             <w:pPr>
               <w:spacing w:after="20" w:before="0"/>
             </w:pPr>
-            <w:hyperlink w:history="1" r:id="rId8wuu2u_zcomvn5pxunxbk">
+            <w:hyperlink w:history="1" r:id="rIdv2opqdej0q6miinlaxs6q">
               <w:r>
                 <w:rPr>
                   <w:rFonts w:ascii="Arial" w:cs="Arial" w:eastAsia="Arial" w:hAnsi="Arial"/>
@@ -27851,7 +28426,7 @@
               <w:spacing w:after="10" w:before="0"/>
               <w:ind w:left="120"/>
             </w:pPr>
-            <w:hyperlink w:history="1" r:id="rIdpvsn69tbjqbpfmxvhkpnp">
+            <w:hyperlink w:history="1" r:id="rIdlmflfkf8dzz29ucr1zikd">
               <w:r>
                 <w:rPr>
                   <w:rFonts w:ascii="Arial" w:cs="Arial" w:eastAsia="Arial" w:hAnsi="Arial"/>
@@ -27896,7 +28471,7 @@
             <w:pPr>
               <w:spacing w:after="20" w:before="0"/>
             </w:pPr>
-            <w:hyperlink w:history="1" r:id="rIdobxcc9hpc5a9el4yhc2sz">
+            <w:hyperlink w:history="1" r:id="rId3dpqm_yuq7fp1x9rx93lo">
               <w:r>
                 <w:rPr>
                   <w:rFonts w:ascii="Arial" w:cs="Arial" w:eastAsia="Arial" w:hAnsi="Arial"/>
@@ -27929,7 +28504,7 @@
               <w:spacing w:after="10" w:before="0"/>
               <w:ind w:left="120"/>
             </w:pPr>
-            <w:hyperlink w:history="1" r:id="rId-pf-qp3mv5lyj4mhiflg7">
+            <w:hyperlink w:history="1" r:id="rIdvy6a2zicsgppicuemltma">
               <w:r>
                 <w:rPr>
                   <w:rFonts w:ascii="Arial" w:cs="Arial" w:eastAsia="Arial" w:hAnsi="Arial"/>
@@ -27957,6 +28532,7 @@
           </w:tcPr>
           <w:p>
             <w:pPr>
+              <w:keepNext w:val="false"/>
               <w:spacing w:after="40" w:before="0"/>
               <w:jc w:val="left"/>
             </w:pPr>
@@ -27989,6 +28565,7 @@
           </w:tcPr>
           <w:p>
             <w:pPr>
+              <w:keepNext w:val="false"/>
               <w:spacing w:after="40" w:before="0"/>
               <w:jc w:val="left"/>
             </w:pPr>
@@ -28021,6 +28598,7 @@
           </w:tcPr>
           <w:p>
             <w:pPr>
+              <w:keepNext w:val="false"/>
               <w:spacing w:after="40" w:before="0"/>
               <w:jc w:val="left"/>
             </w:pPr>
@@ -28053,6 +28631,7 @@
           </w:tcPr>
           <w:p>
             <w:pPr>
+              <w:keepNext w:val="false"/>
               <w:spacing w:after="40" w:before="0"/>
               <w:jc w:val="left"/>
             </w:pPr>
@@ -28087,6 +28666,7 @@
           </w:tcPr>
           <w:p>
             <w:pPr>
+              <w:keepNext w:val="false"/>
               <w:spacing w:after="40" w:before="0"/>
               <w:jc w:val="left"/>
             </w:pPr>
@@ -28124,7 +28704,7 @@
             <w:pPr>
               <w:spacing w:after="20" w:before="0"/>
             </w:pPr>
-            <w:hyperlink w:history="1" r:id="rIdtepzz9bmf5lr-yrkywjbd">
+            <w:hyperlink w:history="1" r:id="rId6ilpr5bx6jbmmflmlfenw">
               <w:r>
                 <w:rPr>
                   <w:rFonts w:ascii="Arial" w:cs="Arial" w:eastAsia="Arial" w:hAnsi="Arial"/>
@@ -28157,7 +28737,7 @@
               <w:spacing w:after="10" w:before="0"/>
               <w:ind w:left="120"/>
             </w:pPr>
-            <w:hyperlink w:history="1" r:id="rIddrac6oc0r97gxyjhusa4h">
+            <w:hyperlink w:history="1" r:id="rIdkqmybgfytlngnuph4dtzd">
               <w:r>
                 <w:rPr>
                   <w:rFonts w:ascii="Arial" w:cs="Arial" w:eastAsia="Arial" w:hAnsi="Arial"/>
@@ -28202,7 +28782,7 @@
             <w:pPr>
               <w:spacing w:after="20" w:before="0"/>
             </w:pPr>
-            <w:hyperlink w:history="1" r:id="rIdtcb6drwn6w_klmso0aqp3">
+            <w:hyperlink w:history="1" r:id="rIdwx1m45plntsmyojinurgf">
               <w:r>
                 <w:rPr>
                   <w:rFonts w:ascii="Arial" w:cs="Arial" w:eastAsia="Arial" w:hAnsi="Arial"/>
@@ -28235,7 +28815,7 @@
               <w:spacing w:after="10" w:before="0"/>
               <w:ind w:left="120"/>
             </w:pPr>
-            <w:hyperlink w:history="1" r:id="rId6mkgil0yx7uexvf0oibmj">
+            <w:hyperlink w:history="1" r:id="rIdzjqs35a-dg9lc9t-wl0td">
               <w:r>
                 <w:rPr>
                   <w:rFonts w:ascii="Arial" w:cs="Arial" w:eastAsia="Arial" w:hAnsi="Arial"/>
@@ -28263,6 +28843,7 @@
           </w:tcPr>
           <w:p>
             <w:pPr>
+              <w:keepNext w:val="false"/>
               <w:spacing w:after="40" w:before="0"/>
               <w:jc w:val="left"/>
             </w:pPr>
@@ -28295,6 +28876,7 @@
           </w:tcPr>
           <w:p>
             <w:pPr>
+              <w:keepNext w:val="false"/>
               <w:spacing w:after="40" w:before="0"/>
               <w:jc w:val="left"/>
             </w:pPr>
@@ -28327,6 +28909,7 @@
           </w:tcPr>
           <w:p>
             <w:pPr>
+              <w:keepNext w:val="false"/>
               <w:spacing w:after="40" w:before="0"/>
               <w:jc w:val="left"/>
             </w:pPr>
@@ -28359,6 +28942,7 @@
           </w:tcPr>
           <w:p>
             <w:pPr>
+              <w:keepNext w:val="false"/>
               <w:spacing w:after="40" w:before="0"/>
               <w:jc w:val="left"/>
             </w:pPr>
@@ -28418,6 +29002,7 @@
           </w:tcPr>
           <w:p>
             <w:pPr>
+              <w:keepNext w:val="false"/>
               <w:spacing w:after="40" w:before="0"/>
               <w:jc w:val="center"/>
             </w:pPr>
@@ -28452,6 +29037,7 @@
           </w:tcPr>
           <w:p>
             <w:pPr>
+              <w:keepNext w:val="false"/>
               <w:spacing w:after="40" w:before="0"/>
               <w:jc w:val="left"/>
             </w:pPr>
@@ -28513,6 +29099,7 @@
           </w:tcPr>
           <w:p>
             <w:pPr>
+              <w:keepNext w:val="false"/>
               <w:spacing w:after="40" w:before="0"/>
               <w:jc w:val="center"/>
             </w:pPr>
@@ -28547,6 +29134,7 @@
           </w:tcPr>
           <w:p>
             <w:pPr>
+              <w:keepNext w:val="false"/>
               <w:spacing w:after="40" w:before="0"/>
               <w:jc w:val="left"/>
             </w:pPr>
@@ -28579,6 +29167,7 @@
           </w:tcPr>
           <w:p>
             <w:pPr>
+              <w:keepNext w:val="false"/>
               <w:spacing w:after="40" w:before="0"/>
               <w:jc w:val="left"/>
             </w:pPr>
@@ -28613,6 +29202,7 @@
           </w:tcPr>
           <w:p>
             <w:pPr>
+              <w:keepNext w:val="false"/>
               <w:spacing w:after="40" w:before="0"/>
               <w:jc w:val="left"/>
             </w:pPr>
@@ -28645,6 +29235,7 @@
           </w:tcPr>
           <w:p>
             <w:pPr>
+              <w:keepNext w:val="false"/>
               <w:spacing w:after="40" w:before="0"/>
               <w:jc w:val="left"/>
             </w:pPr>
@@ -28679,6 +29270,7 @@
           </w:tcPr>
           <w:p>
             <w:pPr>
+              <w:keepNext w:val="false"/>
               <w:spacing w:after="40" w:before="0"/>
               <w:jc w:val="left"/>
             </w:pPr>
@@ -28711,6 +29303,7 @@
           </w:tcPr>
           <w:p>
             <w:pPr>
+              <w:keepNext w:val="false"/>
               <w:spacing w:after="40" w:before="0"/>
               <w:jc w:val="left"/>
             </w:pPr>
@@ -28747,7 +29340,7 @@
         </w:rPr>
         <w:t xml:space="preserve">© 2026 SeaVuria and ARES. Aligned with KICD objectives. Developed by SeaVuria; technical implementation by ARES (with AI assistance from Claude). Licensed under </w:t>
       </w:r>
-      <w:hyperlink w:history="1" r:id="rIds17hspjspbfillmqazpvv">
+      <w:hyperlink w:history="1" r:id="rIdovem65jjbyrdns6-zllyt">
         <w:r>
           <w:rPr>
             <w:rFonts w:ascii="Arial" w:cs="Arial" w:eastAsia="Arial" w:hAnsi="Arial"/>
@@ -28768,7 +29361,7 @@
         </w:rPr>
         <w:t xml:space="preserve"> (</w:t>
       </w:r>
-      <w:hyperlink w:history="1" r:id="rIdua5wnj5dxlu3cfcbqdre-">
+      <w:hyperlink w:history="1" r:id="rIdfeloxuc0dyih-naadxolb">
         <w:r>
           <w:rPr>
             <w:rFonts w:ascii="Arial" w:cs="Arial" w:eastAsia="Arial" w:hAnsi="Arial"/>
@@ -28829,6 +29422,7 @@
           </w:tcPr>
           <w:p>
             <w:pPr>
+              <w:keepNext w:val="false"/>
               <w:spacing w:after="40" w:before="0"/>
               <w:jc w:val="center"/>
             </w:pPr>
@@ -28863,6 +29457,7 @@
           </w:tcPr>
           <w:p>
             <w:pPr>
+              <w:keepNext w:val="false"/>
               <w:spacing w:after="40" w:before="0"/>
               <w:jc w:val="left"/>
             </w:pPr>
@@ -28895,6 +29490,7 @@
           </w:tcPr>
           <w:p>
             <w:pPr>
+              <w:keepNext w:val="false"/>
               <w:spacing w:after="40" w:before="0"/>
               <w:jc w:val="left"/>
             </w:pPr>
@@ -28927,6 +29523,7 @@
           </w:tcPr>
           <w:p>
             <w:pPr>
+              <w:keepNext w:val="false"/>
               <w:spacing w:after="40" w:before="0"/>
               <w:jc w:val="left"/>
             </w:pPr>
@@ -28961,6 +29558,7 @@
           </w:tcPr>
           <w:p>
             <w:pPr>
+              <w:keepNext w:val="false"/>
               <w:spacing w:after="40" w:before="0"/>
               <w:jc w:val="left"/>
             </w:pPr>
@@ -28993,6 +29591,7 @@
           </w:tcPr>
           <w:p>
             <w:pPr>
+              <w:keepNext w:val="false"/>
               <w:spacing w:after="40" w:before="0"/>
               <w:jc w:val="left"/>
             </w:pPr>
@@ -29025,6 +29624,7 @@
           </w:tcPr>
           <w:p>
             <w:pPr>
+              <w:keepNext w:val="false"/>
               <w:spacing w:after="40" w:before="0"/>
               <w:jc w:val="left"/>
             </w:pPr>
@@ -29059,6 +29659,7 @@
           </w:tcPr>
           <w:p>
             <w:pPr>
+              <w:keepNext w:val="false"/>
               <w:spacing w:after="40" w:before="0"/>
               <w:jc w:val="left"/>
             </w:pPr>
@@ -29091,6 +29692,7 @@
           </w:tcPr>
           <w:p>
             <w:pPr>
+              <w:keepNext w:val="false"/>
               <w:spacing w:after="40" w:before="0"/>
               <w:jc w:val="left"/>
             </w:pPr>
@@ -29123,6 +29725,7 @@
           </w:tcPr>
           <w:p>
             <w:pPr>
+              <w:keepNext w:val="false"/>
               <w:spacing w:after="40" w:before="0"/>
               <w:jc w:val="left"/>
             </w:pPr>
@@ -29157,6 +29760,7 @@
           </w:tcPr>
           <w:p>
             <w:pPr>
+              <w:keepNext w:val="false"/>
               <w:spacing w:after="40" w:before="0"/>
               <w:jc w:val="left"/>
             </w:pPr>
@@ -29189,6 +29793,7 @@
           </w:tcPr>
           <w:p>
             <w:pPr>
+              <w:keepNext w:val="false"/>
               <w:spacing w:after="40" w:before="0"/>
               <w:jc w:val="left"/>
             </w:pPr>
@@ -29221,6 +29826,7 @@
           </w:tcPr>
           <w:p>
             <w:pPr>
+              <w:keepNext w:val="false"/>
               <w:spacing w:after="40" w:before="0"/>
               <w:jc w:val="left"/>
             </w:pPr>

--- a/data/outputs/v2/Physics/SS1.1_Pressure/Physics_Pressure_CBE_LessonSequence.docx
+++ b/data/outputs/v2/Physics/SS1.1_Pressure/Physics_Pressure_CBE_LessonSequence.docx
@@ -2298,7 +2298,7 @@
         </w:rPr>
         <w:t xml:space="preserve">© 2026 SeaVuria and ARES. This work is licensed under a </w:t>
       </w:r>
-      <w:hyperlink w:history="1" r:id="rIdwmlektncm9abagylwm78w">
+      <w:hyperlink w:history="1" r:id="rIdqgqrs7fl_hgtxqg_5rzm8">
         <w:r>
           <w:rPr>
             <w:rFonts w:ascii="Arial" w:cs="Arial" w:eastAsia="Arial" w:hAnsi="Arial"/>
@@ -2318,7 +2318,7 @@
         </w:rPr>
         <w:t xml:space="preserve"> (</w:t>
       </w:r>
-      <w:hyperlink w:history="1" r:id="rIdrukfi54_v1gbxtxl24woc">
+      <w:hyperlink w:history="1" r:id="rIdxd_g44dsmlfydtnh3jd73">
         <w:r>
           <w:rPr>
             <w:rFonts w:ascii="Arial" w:cs="Arial" w:eastAsia="Arial" w:hAnsi="Arial"/>
@@ -2338,7 +2338,7 @@
         </w:rPr>
         <w:t xml:space="preserve">). To view a copy of this license, visit </w:t>
       </w:r>
-      <w:hyperlink w:history="1" r:id="rIdfmgcauqjpxbawvoxbcaue">
+      <w:hyperlink w:history="1" r:id="rId8x_4atejn3shk0lc3yw3_">
         <w:r>
           <w:rPr>
             <w:rFonts w:ascii="Arial" w:cs="Arial" w:eastAsia="Arial" w:hAnsi="Arial"/>
@@ -3377,7 +3377,7 @@
             <w:pPr>
               <w:spacing w:after="20" w:before="0"/>
             </w:pPr>
-            <w:hyperlink w:history="1" r:id="rId4it1ybhtbbxlwwku4dtof">
+            <w:hyperlink w:history="1" r:id="rId9-njnnpj6kg_sv8pp2fug">
               <w:r>
                 <w:rPr>
                   <w:rFonts w:ascii="Arial" w:cs="Arial" w:eastAsia="Arial" w:hAnsi="Arial"/>
@@ -3426,7 +3426,7 @@
               <w:spacing w:after="10" w:before="0"/>
               <w:ind w:left="120"/>
             </w:pPr>
-            <w:hyperlink w:history="1" r:id="rIdewnofrqwhukqbeb7pskei">
+            <w:hyperlink w:history="1" r:id="rIdxa59ujtyjufn1jh31kuss">
               <w:r>
                 <w:rPr>
                   <w:rFonts w:ascii="Arial" w:cs="Arial" w:eastAsia="Arial" w:hAnsi="Arial"/>
@@ -3471,7 +3471,7 @@
             <w:pPr>
               <w:spacing w:after="20" w:before="0"/>
             </w:pPr>
-            <w:hyperlink w:history="1" r:id="rIdmknok1zmw750dglv1yicz">
+            <w:hyperlink w:history="1" r:id="rIdyzfacoxf_bdutwij5bsyz">
               <w:r>
                 <w:rPr>
                   <w:rFonts w:ascii="Arial" w:cs="Arial" w:eastAsia="Arial" w:hAnsi="Arial"/>
@@ -3504,7 +3504,7 @@
               <w:spacing w:after="10" w:before="0"/>
               <w:ind w:left="120"/>
             </w:pPr>
-            <w:hyperlink w:history="1" r:id="rIdnngja1s4ph_kcuwf1dakt">
+            <w:hyperlink w:history="1" r:id="rId5urimn9mz3sfmmr6ik8xs">
               <w:r>
                 <w:rPr>
                   <w:rFonts w:ascii="Arial" w:cs="Arial" w:eastAsia="Arial" w:hAnsi="Arial"/>
@@ -3704,7 +3704,7 @@
             <w:pPr>
               <w:spacing w:after="20" w:before="0"/>
             </w:pPr>
-            <w:hyperlink w:history="1" r:id="rIdaa6gfdb6yrycpwtvdls3r">
+            <w:hyperlink w:history="1" r:id="rId92datjn7mdzxup4kb6smk">
               <w:r>
                 <w:rPr>
                   <w:rFonts w:ascii="Arial" w:cs="Arial" w:eastAsia="Arial" w:hAnsi="Arial"/>
@@ -3753,7 +3753,7 @@
               <w:spacing w:after="10" w:before="0"/>
               <w:ind w:left="120"/>
             </w:pPr>
-            <w:hyperlink w:history="1" r:id="rIdbyppoamjwfuhkl3wbhfsx">
+            <w:hyperlink w:history="1" r:id="rId4anhqkyznzewr4dtqhsbb">
               <w:r>
                 <w:rPr>
                   <w:rFonts w:ascii="Arial" w:cs="Arial" w:eastAsia="Arial" w:hAnsi="Arial"/>
@@ -3798,7 +3798,7 @@
             <w:pPr>
               <w:spacing w:after="20" w:before="0"/>
             </w:pPr>
-            <w:hyperlink w:history="1" r:id="rId-is2hndmsidkeqyhxurk5">
+            <w:hyperlink w:history="1" r:id="rIdrt6akkm_tyuauvf9rhsrg">
               <w:r>
                 <w:rPr>
                   <w:rFonts w:ascii="Arial" w:cs="Arial" w:eastAsia="Arial" w:hAnsi="Arial"/>
@@ -3831,7 +3831,7 @@
               <w:spacing w:after="10" w:before="0"/>
               <w:ind w:left="120"/>
             </w:pPr>
-            <w:hyperlink w:history="1" r:id="rIdmgcwxyg7oezoe6l8mdkh7">
+            <w:hyperlink w:history="1" r:id="rIdpahgapcjwykhvlrzksbk2">
               <w:r>
                 <w:rPr>
                   <w:rFonts w:ascii="Arial" w:cs="Arial" w:eastAsia="Arial" w:hAnsi="Arial"/>
@@ -4031,7 +4031,7 @@
             <w:pPr>
               <w:spacing w:after="20" w:before="0"/>
             </w:pPr>
-            <w:hyperlink w:history="1" r:id="rIdglpzltwdkootpascssiad">
+            <w:hyperlink w:history="1" r:id="rIdd3gx1k0hiyfx9l9k2h5u3">
               <w:r>
                 <w:rPr>
                   <w:rFonts w:ascii="Arial" w:cs="Arial" w:eastAsia="Arial" w:hAnsi="Arial"/>
@@ -4080,7 +4080,7 @@
               <w:spacing w:after="10" w:before="0"/>
               <w:ind w:left="120"/>
             </w:pPr>
-            <w:hyperlink w:history="1" r:id="rIdwhni-d3sod2dbi_jklki2">
+            <w:hyperlink w:history="1" r:id="rIdws_rarvyf3vsk8lsd8him">
               <w:r>
                 <w:rPr>
                   <w:rFonts w:ascii="Arial" w:cs="Arial" w:eastAsia="Arial" w:hAnsi="Arial"/>
@@ -4125,7 +4125,7 @@
             <w:pPr>
               <w:spacing w:after="20" w:before="0"/>
             </w:pPr>
-            <w:hyperlink w:history="1" r:id="rIdxcq73fg0ifilj0rfjg-v8">
+            <w:hyperlink w:history="1" r:id="rIdxpnm0yxfq0oqohub5f1w0">
               <w:r>
                 <w:rPr>
                   <w:rFonts w:ascii="Arial" w:cs="Arial" w:eastAsia="Arial" w:hAnsi="Arial"/>
@@ -4158,7 +4158,7 @@
               <w:spacing w:after="10" w:before="0"/>
               <w:ind w:left="120"/>
             </w:pPr>
-            <w:hyperlink w:history="1" r:id="rIddcvmyucdksnu4fmyk8x-y">
+            <w:hyperlink w:history="1" r:id="rIdhf4j52r2dr6k5fvllgv1s">
               <w:r>
                 <w:rPr>
                   <w:rFonts w:ascii="Arial" w:cs="Arial" w:eastAsia="Arial" w:hAnsi="Arial"/>
@@ -4358,7 +4358,7 @@
             <w:pPr>
               <w:spacing w:after="20" w:before="0"/>
             </w:pPr>
-            <w:hyperlink w:history="1" r:id="rIdkwluqgzthekwmpjrhopqn">
+            <w:hyperlink w:history="1" r:id="rIdevquusue5molchzvtoskl">
               <w:r>
                 <w:rPr>
                   <w:rFonts w:ascii="Arial" w:cs="Arial" w:eastAsia="Arial" w:hAnsi="Arial"/>
@@ -4407,7 +4407,7 @@
               <w:spacing w:after="10" w:before="0"/>
               <w:ind w:left="120"/>
             </w:pPr>
-            <w:hyperlink w:history="1" r:id="rId4pb--11dhvdvk5nhbmsum">
+            <w:hyperlink w:history="1" r:id="rIdoforurs77a7vozhmkyycs">
               <w:r>
                 <w:rPr>
                   <w:rFonts w:ascii="Arial" w:cs="Arial" w:eastAsia="Arial" w:hAnsi="Arial"/>
@@ -4452,7 +4452,7 @@
             <w:pPr>
               <w:spacing w:after="20" w:before="0"/>
             </w:pPr>
-            <w:hyperlink w:history="1" r:id="rIdrkrm9-fre1-7yqmct_xdz">
+            <w:hyperlink w:history="1" r:id="rIdzmwtici7ppdmva8q-6bic">
               <w:r>
                 <w:rPr>
                   <w:rFonts w:ascii="Arial" w:cs="Arial" w:eastAsia="Arial" w:hAnsi="Arial"/>
@@ -4485,7 +4485,7 @@
               <w:spacing w:after="10" w:before="0"/>
               <w:ind w:left="120"/>
             </w:pPr>
-            <w:hyperlink w:history="1" r:id="rIdqo5uc7glu0gfokvytxmzu">
+            <w:hyperlink w:history="1" r:id="rIdeyq2_s1z_pmhk5gl66ymz">
               <w:r>
                 <w:rPr>
                   <w:rFonts w:ascii="Arial" w:cs="Arial" w:eastAsia="Arial" w:hAnsi="Arial"/>
@@ -4685,7 +4685,7 @@
             <w:pPr>
               <w:spacing w:after="20" w:before="0"/>
             </w:pPr>
-            <w:hyperlink w:history="1" r:id="rIdf-agyw9q8nbosojzfk6h0">
+            <w:hyperlink w:history="1" r:id="rId2rplz4kmllrbxyqj44zaj">
               <w:r>
                 <w:rPr>
                   <w:rFonts w:ascii="Arial" w:cs="Arial" w:eastAsia="Arial" w:hAnsi="Arial"/>
@@ -4734,7 +4734,7 @@
               <w:spacing w:after="10" w:before="0"/>
               <w:ind w:left="120"/>
             </w:pPr>
-            <w:hyperlink w:history="1" r:id="rId2urgwnkybwlejfqzw5-06">
+            <w:hyperlink w:history="1" r:id="rIdwbb6en9gi-zcfdykogg7_">
               <w:r>
                 <w:rPr>
                   <w:rFonts w:ascii="Arial" w:cs="Arial" w:eastAsia="Arial" w:hAnsi="Arial"/>
@@ -4779,7 +4779,7 @@
             <w:pPr>
               <w:spacing w:after="20" w:before="0"/>
             </w:pPr>
-            <w:hyperlink w:history="1" r:id="rIdvba4dbrovjgadjy2midnb">
+            <w:hyperlink w:history="1" r:id="rIdpr-8xpqcqksesxj1lw5ks">
               <w:r>
                 <w:rPr>
                   <w:rFonts w:ascii="Arial" w:cs="Arial" w:eastAsia="Arial" w:hAnsi="Arial"/>
@@ -4828,7 +4828,7 @@
               <w:spacing w:after="10" w:before="0"/>
               <w:ind w:left="120"/>
             </w:pPr>
-            <w:hyperlink w:history="1" r:id="rIdpdzftu0g8sgnplmclcs9s">
+            <w:hyperlink w:history="1" r:id="rIdeldk7v2w6j0rcet4wubav">
               <w:r>
                 <w:rPr>
                   <w:rFonts w:ascii="Arial" w:cs="Arial" w:eastAsia="Arial" w:hAnsi="Arial"/>
@@ -5353,7 +5353,7 @@
         </w:rPr>
         <w:t xml:space="preserve">© 2026 SeaVuria and ARES. Aligned with KICD objectives. Developed by SeaVuria; technical implementation by ARES (with AI assistance from Claude). Licensed under </w:t>
       </w:r>
-      <w:hyperlink w:history="1" r:id="rIdnc2zvc3-feolqojca3sra">
+      <w:hyperlink w:history="1" r:id="rIdlximgqx9uo8fmtqvbakfu">
         <w:r>
           <w:rPr>
             <w:rFonts w:ascii="Arial" w:cs="Arial" w:eastAsia="Arial" w:hAnsi="Arial"/>
@@ -5374,7 +5374,7 @@
         </w:rPr>
         <w:t xml:space="preserve"> (</w:t>
       </w:r>
-      <w:hyperlink w:history="1" r:id="rIdvwz6fzfesnc94jptktixv">
+      <w:hyperlink w:history="1" r:id="rId1mwrclwnmkwg1kwgyaszk">
         <w:r>
           <w:rPr>
             <w:rFonts w:ascii="Arial" w:cs="Arial" w:eastAsia="Arial" w:hAnsi="Arial"/>
@@ -6414,7 +6414,7 @@
             <w:pPr>
               <w:spacing w:after="20" w:before="0"/>
             </w:pPr>
-            <w:hyperlink w:history="1" r:id="rIdv86wrke_p-d7suu45bznu">
+            <w:hyperlink w:history="1" r:id="rIdgnzjn3jfgcuilp4uuwmwz">
               <w:r>
                 <w:rPr>
                   <w:rFonts w:ascii="Arial" w:cs="Arial" w:eastAsia="Arial" w:hAnsi="Arial"/>
@@ -6463,7 +6463,7 @@
               <w:spacing w:after="10" w:before="0"/>
               <w:ind w:left="120"/>
             </w:pPr>
-            <w:hyperlink w:history="1" r:id="rId9e7bbkkjvesbmmuskkqgg">
+            <w:hyperlink w:history="1" r:id="rIdarc67mz1vdnuscexlqhp_">
               <w:r>
                 <w:rPr>
                   <w:rFonts w:ascii="Arial" w:cs="Arial" w:eastAsia="Arial" w:hAnsi="Arial"/>
@@ -6508,7 +6508,7 @@
             <w:pPr>
               <w:spacing w:after="20" w:before="0"/>
             </w:pPr>
-            <w:hyperlink w:history="1" r:id="rIdqr6h-eqkoh9xe7zhl8by_">
+            <w:hyperlink w:history="1" r:id="rIdxkpogtck71rw6e_it1wfc">
               <w:r>
                 <w:rPr>
                   <w:rFonts w:ascii="Arial" w:cs="Arial" w:eastAsia="Arial" w:hAnsi="Arial"/>
@@ -6541,7 +6541,7 @@
               <w:spacing w:after="10" w:before="0"/>
               <w:ind w:left="120"/>
             </w:pPr>
-            <w:hyperlink w:history="1" r:id="rId-2vho8j1yb1fes2v3v8vs">
+            <w:hyperlink w:history="1" r:id="rIdb7gwxcthacxaxtv6hljq3">
               <w:r>
                 <w:rPr>
                   <w:rFonts w:ascii="Arial" w:cs="Arial" w:eastAsia="Arial" w:hAnsi="Arial"/>
@@ -6741,7 +6741,7 @@
             <w:pPr>
               <w:spacing w:after="20" w:before="0"/>
             </w:pPr>
-            <w:hyperlink w:history="1" r:id="rIdwd5nk09ewgyocmenbf_v_">
+            <w:hyperlink w:history="1" r:id="rIdqzrj1tuby1rbgecm_m8dw">
               <w:r>
                 <w:rPr>
                   <w:rFonts w:ascii="Arial" w:cs="Arial" w:eastAsia="Arial" w:hAnsi="Arial"/>
@@ -6790,7 +6790,7 @@
               <w:spacing w:after="10" w:before="0"/>
               <w:ind w:left="120"/>
             </w:pPr>
-            <w:hyperlink w:history="1" r:id="rIdetqjzfnxuvzcbwwkvodf5">
+            <w:hyperlink w:history="1" r:id="rIdjgsqmdoymo4rxkplqaiog">
               <w:r>
                 <w:rPr>
                   <w:rFonts w:ascii="Arial" w:cs="Arial" w:eastAsia="Arial" w:hAnsi="Arial"/>
@@ -6835,7 +6835,7 @@
             <w:pPr>
               <w:spacing w:after="20" w:before="0"/>
             </w:pPr>
-            <w:hyperlink w:history="1" r:id="rIdn5wv0jhq7_2tnrngfqkoy">
+            <w:hyperlink w:history="1" r:id="rId14ofs_ntbbxpojdkol3qr">
               <w:r>
                 <w:rPr>
                   <w:rFonts w:ascii="Arial" w:cs="Arial" w:eastAsia="Arial" w:hAnsi="Arial"/>
@@ -6868,7 +6868,7 @@
               <w:spacing w:after="10" w:before="0"/>
               <w:ind w:left="120"/>
             </w:pPr>
-            <w:hyperlink w:history="1" r:id="rIdgmf5u_dnm7vvfiujivqtx">
+            <w:hyperlink w:history="1" r:id="rIdluvw0kdze4f7xqmnllhce">
               <w:r>
                 <w:rPr>
                   <w:rFonts w:ascii="Arial" w:cs="Arial" w:eastAsia="Arial" w:hAnsi="Arial"/>
@@ -7068,7 +7068,7 @@
             <w:pPr>
               <w:spacing w:after="20" w:before="0"/>
             </w:pPr>
-            <w:hyperlink w:history="1" r:id="rId_5ffkfbquiykevqkt7xx5">
+            <w:hyperlink w:history="1" r:id="rIdtqtj15l_ujvqzybajlpdl">
               <w:r>
                 <w:rPr>
                   <w:rFonts w:ascii="Arial" w:cs="Arial" w:eastAsia="Arial" w:hAnsi="Arial"/>
@@ -7117,7 +7117,7 @@
               <w:spacing w:after="10" w:before="0"/>
               <w:ind w:left="120"/>
             </w:pPr>
-            <w:hyperlink w:history="1" r:id="rIdqmjibka3v2gs1jgrttyom">
+            <w:hyperlink w:history="1" r:id="rIdkqngnaaubblmlxslo3gle">
               <w:r>
                 <w:rPr>
                   <w:rFonts w:ascii="Arial" w:cs="Arial" w:eastAsia="Arial" w:hAnsi="Arial"/>
@@ -7162,7 +7162,7 @@
             <w:pPr>
               <w:spacing w:after="20" w:before="0"/>
             </w:pPr>
-            <w:hyperlink w:history="1" r:id="rIddevre35xgbldnq57wbn2r">
+            <w:hyperlink w:history="1" r:id="rIdrztmqmr9e7hwfveffnzju">
               <w:r>
                 <w:rPr>
                   <w:rFonts w:ascii="Arial" w:cs="Arial" w:eastAsia="Arial" w:hAnsi="Arial"/>
@@ -7195,7 +7195,7 @@
               <w:spacing w:after="10" w:before="0"/>
               <w:ind w:left="120"/>
             </w:pPr>
-            <w:hyperlink w:history="1" r:id="rIdzzrux0ewpxzv2a35q3qwj">
+            <w:hyperlink w:history="1" r:id="rIdgtgfpuxzu3ijlwojmdhfq">
               <w:r>
                 <w:rPr>
                   <w:rFonts w:ascii="Arial" w:cs="Arial" w:eastAsia="Arial" w:hAnsi="Arial"/>
@@ -7395,7 +7395,7 @@
             <w:pPr>
               <w:spacing w:after="20" w:before="0"/>
             </w:pPr>
-            <w:hyperlink w:history="1" r:id="rIdujwdtjdkokndrq1xrbfpm">
+            <w:hyperlink w:history="1" r:id="rId4tjpwbnfph-cstpsnpjkw">
               <w:r>
                 <w:rPr>
                   <w:rFonts w:ascii="Arial" w:cs="Arial" w:eastAsia="Arial" w:hAnsi="Arial"/>
@@ -7444,7 +7444,7 @@
               <w:spacing w:after="10" w:before="0"/>
               <w:ind w:left="120"/>
             </w:pPr>
-            <w:hyperlink w:history="1" r:id="rIdo2ybmwe0acrr4fu087vvk">
+            <w:hyperlink w:history="1" r:id="rIdnl4znmy6biooqaabmbvo6">
               <w:r>
                 <w:rPr>
                   <w:rFonts w:ascii="Arial" w:cs="Arial" w:eastAsia="Arial" w:hAnsi="Arial"/>
@@ -7489,7 +7489,7 @@
             <w:pPr>
               <w:spacing w:after="20" w:before="0"/>
             </w:pPr>
-            <w:hyperlink w:history="1" r:id="rIdlwyq_lc3llzamkamwexot">
+            <w:hyperlink w:history="1" r:id="rIdqzgi2rn7ejpnuen6isl3o">
               <w:r>
                 <w:rPr>
                   <w:rFonts w:ascii="Arial" w:cs="Arial" w:eastAsia="Arial" w:hAnsi="Arial"/>
@@ -7522,7 +7522,7 @@
               <w:spacing w:after="10" w:before="0"/>
               <w:ind w:left="120"/>
             </w:pPr>
-            <w:hyperlink w:history="1" r:id="rIdm4i23mwk2-1oznmxh9w8c">
+            <w:hyperlink w:history="1" r:id="rIdubkhmwfvbwyvzhow41dfg">
               <w:r>
                 <w:rPr>
                   <w:rFonts w:ascii="Arial" w:cs="Arial" w:eastAsia="Arial" w:hAnsi="Arial"/>
@@ -7722,7 +7722,7 @@
             <w:pPr>
               <w:spacing w:after="20" w:before="0"/>
             </w:pPr>
-            <w:hyperlink w:history="1" r:id="rId17iwggspuesi4jlsd51pq">
+            <w:hyperlink w:history="1" r:id="rId_tc1e1_k6fcrd9na6l6nm">
               <w:r>
                 <w:rPr>
                   <w:rFonts w:ascii="Arial" w:cs="Arial" w:eastAsia="Arial" w:hAnsi="Arial"/>
@@ -7771,7 +7771,7 @@
               <w:spacing w:after="10" w:before="0"/>
               <w:ind w:left="120"/>
             </w:pPr>
-            <w:hyperlink w:history="1" r:id="rIdrkrvzvjkr5kesmhpa5fcs">
+            <w:hyperlink w:history="1" r:id="rId7w4_evugpcs-qux1bh1a8">
               <w:r>
                 <w:rPr>
                   <w:rFonts w:ascii="Arial" w:cs="Arial" w:eastAsia="Arial" w:hAnsi="Arial"/>
@@ -7816,7 +7816,7 @@
             <w:pPr>
               <w:spacing w:after="20" w:before="0"/>
             </w:pPr>
-            <w:hyperlink w:history="1" r:id="rIdz5kbrwds6wx5ep_shpsvs">
+            <w:hyperlink w:history="1" r:id="rIdnhznlbee3qkw4bgqojiso">
               <w:r>
                 <w:rPr>
                   <w:rFonts w:ascii="Arial" w:cs="Arial" w:eastAsia="Arial" w:hAnsi="Arial"/>
@@ -7865,7 +7865,7 @@
               <w:spacing w:after="10" w:before="0"/>
               <w:ind w:left="120"/>
             </w:pPr>
-            <w:hyperlink w:history="1" r:id="rIdfuaupnjsatz1btrxvfcmg">
+            <w:hyperlink w:history="1" r:id="rIdx9jezecqijnp06xe6vt3z">
               <w:r>
                 <w:rPr>
                   <w:rFonts w:ascii="Arial" w:cs="Arial" w:eastAsia="Arial" w:hAnsi="Arial"/>
@@ -8390,7 +8390,7 @@
         </w:rPr>
         <w:t xml:space="preserve">© 2026 SeaVuria and ARES. Aligned with KICD objectives. Developed by SeaVuria; technical implementation by ARES (with AI assistance from Claude). Licensed under </w:t>
       </w:r>
-      <w:hyperlink w:history="1" r:id="rIddundddaijuqiedb_11br0">
+      <w:hyperlink w:history="1" r:id="rIdl-b4ey-wovi04n0dx_o5h">
         <w:r>
           <w:rPr>
             <w:rFonts w:ascii="Arial" w:cs="Arial" w:eastAsia="Arial" w:hAnsi="Arial"/>
@@ -8411,7 +8411,7 @@
         </w:rPr>
         <w:t xml:space="preserve"> (</w:t>
       </w:r>
-      <w:hyperlink w:history="1" r:id="rIdfzooiz5x8vvy-i7s0n-mh">
+      <w:hyperlink w:history="1" r:id="rIdsda2jrleyv_zrmf_p5tnn">
         <w:r>
           <w:rPr>
             <w:rFonts w:ascii="Arial" w:cs="Arial" w:eastAsia="Arial" w:hAnsi="Arial"/>
@@ -9451,7 +9451,7 @@
             <w:pPr>
               <w:spacing w:after="20" w:before="0"/>
             </w:pPr>
-            <w:hyperlink w:history="1" r:id="rIdftdbvuejwpxks7uclp9fo">
+            <w:hyperlink w:history="1" r:id="rIdqvxbu8j-bt2hlrqpfycae">
               <w:r>
                 <w:rPr>
                   <w:rFonts w:ascii="Arial" w:cs="Arial" w:eastAsia="Arial" w:hAnsi="Arial"/>
@@ -9500,7 +9500,7 @@
               <w:spacing w:after="10" w:before="0"/>
               <w:ind w:left="120"/>
             </w:pPr>
-            <w:hyperlink w:history="1" r:id="rId59l1u1ntkfkmmpln020qy">
+            <w:hyperlink w:history="1" r:id="rIdeu7ca9yfy2nys6goe1q4u">
               <w:r>
                 <w:rPr>
                   <w:rFonts w:ascii="Arial" w:cs="Arial" w:eastAsia="Arial" w:hAnsi="Arial"/>
@@ -9545,7 +9545,7 @@
             <w:pPr>
               <w:spacing w:after="20" w:before="0"/>
             </w:pPr>
-            <w:hyperlink w:history="1" r:id="rIdb_7u06cqnagd3nxp-yprw">
+            <w:hyperlink w:history="1" r:id="rIddhwomrpn3mge_kcxvdbkg">
               <w:r>
                 <w:rPr>
                   <w:rFonts w:ascii="Arial" w:cs="Arial" w:eastAsia="Arial" w:hAnsi="Arial"/>
@@ -9578,7 +9578,7 @@
               <w:spacing w:after="10" w:before="0"/>
               <w:ind w:left="120"/>
             </w:pPr>
-            <w:hyperlink w:history="1" r:id="rIdxdtzfqimbl_xzjdbrtzqw">
+            <w:hyperlink w:history="1" r:id="rIdnt13trbw8ea6f1tp2jfcf">
               <w:r>
                 <w:rPr>
                   <w:rFonts w:ascii="Arial" w:cs="Arial" w:eastAsia="Arial" w:hAnsi="Arial"/>
@@ -9778,7 +9778,7 @@
             <w:pPr>
               <w:spacing w:after="20" w:before="0"/>
             </w:pPr>
-            <w:hyperlink w:history="1" r:id="rIdwcirrjxcwo5_pm9u2napn">
+            <w:hyperlink w:history="1" r:id="rIdzer-e-c_ffwd-l5xuwjlv">
               <w:r>
                 <w:rPr>
                   <w:rFonts w:ascii="Arial" w:cs="Arial" w:eastAsia="Arial" w:hAnsi="Arial"/>
@@ -9827,7 +9827,7 @@
               <w:spacing w:after="10" w:before="0"/>
               <w:ind w:left="120"/>
             </w:pPr>
-            <w:hyperlink w:history="1" r:id="rIdxjywklyqzzwr9gus7vtjx">
+            <w:hyperlink w:history="1" r:id="rIdx4ekop-nedo_-eboij3py">
               <w:r>
                 <w:rPr>
                   <w:rFonts w:ascii="Arial" w:cs="Arial" w:eastAsia="Arial" w:hAnsi="Arial"/>
@@ -9872,7 +9872,7 @@
             <w:pPr>
               <w:spacing w:after="20" w:before="0"/>
             </w:pPr>
-            <w:hyperlink w:history="1" r:id="rIduvgrwhxccyhjjgsejbbek">
+            <w:hyperlink w:history="1" r:id="rIdmaauwjwsr-gcjy88vf7jg">
               <w:r>
                 <w:rPr>
                   <w:rFonts w:ascii="Arial" w:cs="Arial" w:eastAsia="Arial" w:hAnsi="Arial"/>
@@ -9905,7 +9905,7 @@
               <w:spacing w:after="10" w:before="0"/>
               <w:ind w:left="120"/>
             </w:pPr>
-            <w:hyperlink w:history="1" r:id="rIdrdwrqeknptqeqc5gf0ugn">
+            <w:hyperlink w:history="1" r:id="rIdwne6cvvftmdz6xgslq7_x">
               <w:r>
                 <w:rPr>
                   <w:rFonts w:ascii="Arial" w:cs="Arial" w:eastAsia="Arial" w:hAnsi="Arial"/>
@@ -10105,7 +10105,7 @@
             <w:pPr>
               <w:spacing w:after="20" w:before="0"/>
             </w:pPr>
-            <w:hyperlink w:history="1" r:id="rId2lnzx5zgfyulfaixo9wjg">
+            <w:hyperlink w:history="1" r:id="rIdqig7qp-tfn5rzvtj59lii">
               <w:r>
                 <w:rPr>
                   <w:rFonts w:ascii="Arial" w:cs="Arial" w:eastAsia="Arial" w:hAnsi="Arial"/>
@@ -10154,7 +10154,7 @@
               <w:spacing w:after="10" w:before="0"/>
               <w:ind w:left="120"/>
             </w:pPr>
-            <w:hyperlink w:history="1" r:id="rId17jabid7c8dfmbhfzgqhg">
+            <w:hyperlink w:history="1" r:id="rIdukjtvgm6vevxmmhe7jnyq">
               <w:r>
                 <w:rPr>
                   <w:rFonts w:ascii="Arial" w:cs="Arial" w:eastAsia="Arial" w:hAnsi="Arial"/>
@@ -10199,7 +10199,7 @@
             <w:pPr>
               <w:spacing w:after="20" w:before="0"/>
             </w:pPr>
-            <w:hyperlink w:history="1" r:id="rIdenhpyef3xw2soveacvz7g">
+            <w:hyperlink w:history="1" r:id="rIdtnchizg-scjlwat9osyzz">
               <w:r>
                 <w:rPr>
                   <w:rFonts w:ascii="Arial" w:cs="Arial" w:eastAsia="Arial" w:hAnsi="Arial"/>
@@ -10232,7 +10232,7 @@
               <w:spacing w:after="10" w:before="0"/>
               <w:ind w:left="120"/>
             </w:pPr>
-            <w:hyperlink w:history="1" r:id="rId1y_6r_vjfip24f5d4lu-w">
+            <w:hyperlink w:history="1" r:id="rIdrpt5w3lzeve-iwju6xj1r">
               <w:r>
                 <w:rPr>
                   <w:rFonts w:ascii="Arial" w:cs="Arial" w:eastAsia="Arial" w:hAnsi="Arial"/>
@@ -10432,7 +10432,7 @@
             <w:pPr>
               <w:spacing w:after="20" w:before="0"/>
             </w:pPr>
-            <w:hyperlink w:history="1" r:id="rIdairiozh9iwlfczyfk6tsh">
+            <w:hyperlink w:history="1" r:id="rIde0qtcy14aukaujn-fz8fv">
               <w:r>
                 <w:rPr>
                   <w:rFonts w:ascii="Arial" w:cs="Arial" w:eastAsia="Arial" w:hAnsi="Arial"/>
@@ -10481,7 +10481,7 @@
               <w:spacing w:after="10" w:before="0"/>
               <w:ind w:left="120"/>
             </w:pPr>
-            <w:hyperlink w:history="1" r:id="rIdecirvjyldvyxccrbc3iab">
+            <w:hyperlink w:history="1" r:id="rIdyg0aym5q5q3tkwyznvl_9">
               <w:r>
                 <w:rPr>
                   <w:rFonts w:ascii="Arial" w:cs="Arial" w:eastAsia="Arial" w:hAnsi="Arial"/>
@@ -10526,7 +10526,7 @@
             <w:pPr>
               <w:spacing w:after="20" w:before="0"/>
             </w:pPr>
-            <w:hyperlink w:history="1" r:id="rId8pwfqeamc4c2ldsqaka3p">
+            <w:hyperlink w:history="1" r:id="rId35umbcey95doqrrnf904b">
               <w:r>
                 <w:rPr>
                   <w:rFonts w:ascii="Arial" w:cs="Arial" w:eastAsia="Arial" w:hAnsi="Arial"/>
@@ -10559,7 +10559,7 @@
               <w:spacing w:after="10" w:before="0"/>
               <w:ind w:left="120"/>
             </w:pPr>
-            <w:hyperlink w:history="1" r:id="rId_vk4x_z1pcpx0pozosqr0">
+            <w:hyperlink w:history="1" r:id="rIddcsktvqzrizpntpbkh0u7">
               <w:r>
                 <w:rPr>
                   <w:rFonts w:ascii="Arial" w:cs="Arial" w:eastAsia="Arial" w:hAnsi="Arial"/>
@@ -10759,7 +10759,7 @@
             <w:pPr>
               <w:spacing w:after="20" w:before="0"/>
             </w:pPr>
-            <w:hyperlink w:history="1" r:id="rIdi4ufn46zdw228ieaa_fyk">
+            <w:hyperlink w:history="1" r:id="rIdjblw0xyfeugv6llkbgne-">
               <w:r>
                 <w:rPr>
                   <w:rFonts w:ascii="Arial" w:cs="Arial" w:eastAsia="Arial" w:hAnsi="Arial"/>
@@ -10808,7 +10808,7 @@
               <w:spacing w:after="10" w:before="0"/>
               <w:ind w:left="120"/>
             </w:pPr>
-            <w:hyperlink w:history="1" r:id="rIdnx-xiruhqgihzlo7itbn_">
+            <w:hyperlink w:history="1" r:id="rId3wo9agdlz4bzgylqycjxa">
               <w:r>
                 <w:rPr>
                   <w:rFonts w:ascii="Arial" w:cs="Arial" w:eastAsia="Arial" w:hAnsi="Arial"/>
@@ -10853,7 +10853,7 @@
             <w:pPr>
               <w:spacing w:after="20" w:before="0"/>
             </w:pPr>
-            <w:hyperlink w:history="1" r:id="rIdi1lb3rf5kk90kjrdsykbc">
+            <w:hyperlink w:history="1" r:id="rIdmcnimmkze3fk7hoi4-bnc">
               <w:r>
                 <w:rPr>
                   <w:rFonts w:ascii="Arial" w:cs="Arial" w:eastAsia="Arial" w:hAnsi="Arial"/>
@@ -10902,7 +10902,7 @@
               <w:spacing w:after="10" w:before="0"/>
               <w:ind w:left="120"/>
             </w:pPr>
-            <w:hyperlink w:history="1" r:id="rIdt683ld0ci_six2udj4w9e">
+            <w:hyperlink w:history="1" r:id="rIdev128szgpjojgkmxn7osd">
               <w:r>
                 <w:rPr>
                   <w:rFonts w:ascii="Arial" w:cs="Arial" w:eastAsia="Arial" w:hAnsi="Arial"/>
@@ -11427,7 +11427,7 @@
         </w:rPr>
         <w:t xml:space="preserve">© 2026 SeaVuria and ARES. Aligned with KICD objectives. Developed by SeaVuria; technical implementation by ARES (with AI assistance from Claude). Licensed under </w:t>
       </w:r>
-      <w:hyperlink w:history="1" r:id="rIdedpxva8ndmetzhsp01oxa">
+      <w:hyperlink w:history="1" r:id="rIdybpomwxvayupelthq8p0g">
         <w:r>
           <w:rPr>
             <w:rFonts w:ascii="Arial" w:cs="Arial" w:eastAsia="Arial" w:hAnsi="Arial"/>
@@ -11448,7 +11448,7 @@
         </w:rPr>
         <w:t xml:space="preserve"> (</w:t>
       </w:r>
-      <w:hyperlink w:history="1" r:id="rIdnmrpg51ivnkqlifijo-fd">
+      <w:hyperlink w:history="1" r:id="rIdvaj1bk8a233fqxyk8xmie">
         <w:r>
           <w:rPr>
             <w:rFonts w:ascii="Arial" w:cs="Arial" w:eastAsia="Arial" w:hAnsi="Arial"/>
@@ -12488,7 +12488,7 @@
             <w:pPr>
               <w:spacing w:after="20" w:before="0"/>
             </w:pPr>
-            <w:hyperlink w:history="1" r:id="rIdbl2cxqfn_uvdgpb7cqfew">
+            <w:hyperlink w:history="1" r:id="rIdmrrhfnn-p0amm7zlu9q3i">
               <w:r>
                 <w:rPr>
                   <w:rFonts w:ascii="Arial" w:cs="Arial" w:eastAsia="Arial" w:hAnsi="Arial"/>
@@ -12521,7 +12521,7 @@
               <w:spacing w:after="10" w:before="0"/>
               <w:ind w:left="120"/>
             </w:pPr>
-            <w:hyperlink w:history="1" r:id="rIddcrtit-vokhipxjuuumbm">
+            <w:hyperlink w:history="1" r:id="rIdzwe_qs3jlgre11cnfro0k">
               <w:r>
                 <w:rPr>
                   <w:rFonts w:ascii="Arial" w:cs="Arial" w:eastAsia="Arial" w:hAnsi="Arial"/>
@@ -12583,7 +12583,7 @@
               <w:spacing w:after="10" w:before="0"/>
               <w:ind w:left="120"/>
             </w:pPr>
-            <w:hyperlink w:history="1" r:id="rIdkh-3oeeq3yw1tt3n0pyoj">
+            <w:hyperlink w:history="1" r:id="rIdi97wfzhlsk64qco9lkp5b">
               <w:r>
                 <w:rPr>
                   <w:rFonts w:ascii="Arial" w:cs="Arial" w:eastAsia="Arial" w:hAnsi="Arial"/>
@@ -12798,7 +12798,7 @@
             <w:pPr>
               <w:spacing w:after="20" w:before="0"/>
             </w:pPr>
-            <w:hyperlink w:history="1" r:id="rIdvhsqefo8jzudbqjinzxib">
+            <w:hyperlink w:history="1" r:id="rIdjl7nntickch_gvxsltymk">
               <w:r>
                 <w:rPr>
                   <w:rFonts w:ascii="Arial" w:cs="Arial" w:eastAsia="Arial" w:hAnsi="Arial"/>
@@ -12831,7 +12831,7 @@
               <w:spacing w:after="10" w:before="0"/>
               <w:ind w:left="120"/>
             </w:pPr>
-            <w:hyperlink w:history="1" r:id="rIdhoq4fvl4thadb1nxdpjoy">
+            <w:hyperlink w:history="1" r:id="rIdzoi6hg-fdkfsptplvxad3">
               <w:r>
                 <w:rPr>
                   <w:rFonts w:ascii="Arial" w:cs="Arial" w:eastAsia="Arial" w:hAnsi="Arial"/>
@@ -12893,7 +12893,7 @@
               <w:spacing w:after="10" w:before="0"/>
               <w:ind w:left="120"/>
             </w:pPr>
-            <w:hyperlink w:history="1" r:id="rIdkbwns9ra_b2_6ziadaw9l">
+            <w:hyperlink w:history="1" r:id="rIdywxkyehiiavzbwyfuw37s">
               <w:r>
                 <w:rPr>
                   <w:rFonts w:ascii="Arial" w:cs="Arial" w:eastAsia="Arial" w:hAnsi="Arial"/>
@@ -13108,7 +13108,7 @@
             <w:pPr>
               <w:spacing w:after="20" w:before="0"/>
             </w:pPr>
-            <w:hyperlink w:history="1" r:id="rIdrmasp_ttbmdjcpyfrabss">
+            <w:hyperlink w:history="1" r:id="rId84brve3fzwhmjyjrjd5wi">
               <w:r>
                 <w:rPr>
                   <w:rFonts w:ascii="Arial" w:cs="Arial" w:eastAsia="Arial" w:hAnsi="Arial"/>
@@ -13141,7 +13141,7 @@
               <w:spacing w:after="10" w:before="0"/>
               <w:ind w:left="120"/>
             </w:pPr>
-            <w:hyperlink w:history="1" r:id="rIdtl4qptlaj5en1xxih7588">
+            <w:hyperlink w:history="1" r:id="rIdn8fyfqr25oclvdul0lh2n">
               <w:r>
                 <w:rPr>
                   <w:rFonts w:ascii="Arial" w:cs="Arial" w:eastAsia="Arial" w:hAnsi="Arial"/>
@@ -13203,7 +13203,7 @@
               <w:spacing w:after="10" w:before="0"/>
               <w:ind w:left="120"/>
             </w:pPr>
-            <w:hyperlink w:history="1" r:id="rId0wbgtxfxwuelg0kbojsme">
+            <w:hyperlink w:history="1" r:id="rIdtooofqmn4apqwttct_4lk">
               <w:r>
                 <w:rPr>
                   <w:rFonts w:ascii="Arial" w:cs="Arial" w:eastAsia="Arial" w:hAnsi="Arial"/>
@@ -13418,7 +13418,7 @@
             <w:pPr>
               <w:spacing w:after="20" w:before="0"/>
             </w:pPr>
-            <w:hyperlink w:history="1" r:id="rIdp7xts6fuk6aq6ulthg-zr">
+            <w:hyperlink w:history="1" r:id="rIduoahraskekeswdz-nyfbh">
               <w:r>
                 <w:rPr>
                   <w:rFonts w:ascii="Arial" w:cs="Arial" w:eastAsia="Arial" w:hAnsi="Arial"/>
@@ -13451,7 +13451,7 @@
               <w:spacing w:after="10" w:before="0"/>
               <w:ind w:left="120"/>
             </w:pPr>
-            <w:hyperlink w:history="1" r:id="rIdje7f1gzb2d0-yaxucdsfm">
+            <w:hyperlink w:history="1" r:id="rIdrdmtgdlnxrcn2gktzpcb6">
               <w:r>
                 <w:rPr>
                   <w:rFonts w:ascii="Arial" w:cs="Arial" w:eastAsia="Arial" w:hAnsi="Arial"/>
@@ -13513,7 +13513,7 @@
               <w:spacing w:after="10" w:before="0"/>
               <w:ind w:left="120"/>
             </w:pPr>
-            <w:hyperlink w:history="1" r:id="rIdquyia6joe1nn6xakqtob0">
+            <w:hyperlink w:history="1" r:id="rIdvclo-kzsqv8ljsexylxsw">
               <w:r>
                 <w:rPr>
                   <w:rFonts w:ascii="Arial" w:cs="Arial" w:eastAsia="Arial" w:hAnsi="Arial"/>
@@ -13728,7 +13728,7 @@
             <w:pPr>
               <w:spacing w:after="20" w:before="0"/>
             </w:pPr>
-            <w:hyperlink w:history="1" r:id="rIdeainmqr7atjobqfylet38">
+            <w:hyperlink w:history="1" r:id="rIddavwovs3irpbs9y-j3epm">
               <w:r>
                 <w:rPr>
                   <w:rFonts w:ascii="Arial" w:cs="Arial" w:eastAsia="Arial" w:hAnsi="Arial"/>
@@ -13777,7 +13777,7 @@
               <w:spacing w:after="10" w:before="0"/>
               <w:ind w:left="120"/>
             </w:pPr>
-            <w:hyperlink w:history="1" r:id="rIdkk_0cfj0twpbljmxslrls">
+            <w:hyperlink w:history="1" r:id="rIdq3on8ocsuz_-jg6cjcgzz">
               <w:r>
                 <w:rPr>
                   <w:rFonts w:ascii="Arial" w:cs="Arial" w:eastAsia="Arial" w:hAnsi="Arial"/>
@@ -13839,7 +13839,7 @@
               <w:spacing w:after="10" w:before="0"/>
               <w:ind w:left="120"/>
             </w:pPr>
-            <w:hyperlink w:history="1" r:id="rIdfbvbmxzq5fkk59tm2odra">
+            <w:hyperlink w:history="1" r:id="rIdjvjwilnt2tq2egvuxoh_g">
               <w:r>
                 <w:rPr>
                   <w:rFonts w:ascii="Arial" w:cs="Arial" w:eastAsia="Arial" w:hAnsi="Arial"/>
@@ -14379,7 +14379,7 @@
         </w:rPr>
         <w:t xml:space="preserve">© 2026 SeaVuria and ARES. Aligned with KICD objectives. Developed by SeaVuria; technical implementation by ARES (with AI assistance from Claude). Licensed under </w:t>
       </w:r>
-      <w:hyperlink w:history="1" r:id="rIdugakfkgzjgnxxruooxsqb">
+      <w:hyperlink w:history="1" r:id="rId4i_b3bpadco-z_owjaqyq">
         <w:r>
           <w:rPr>
             <w:rFonts w:ascii="Arial" w:cs="Arial" w:eastAsia="Arial" w:hAnsi="Arial"/>
@@ -14400,7 +14400,7 @@
         </w:rPr>
         <w:t xml:space="preserve"> (</w:t>
       </w:r>
-      <w:hyperlink w:history="1" r:id="rIdpms6snkcovpr3c5uumgxw">
+      <w:hyperlink w:history="1" r:id="rIdnh9fej6_17480mefaluvd">
         <w:r>
           <w:rPr>
             <w:rFonts w:ascii="Arial" w:cs="Arial" w:eastAsia="Arial" w:hAnsi="Arial"/>
@@ -15440,7 +15440,7 @@
             <w:pPr>
               <w:spacing w:after="20" w:before="0"/>
             </w:pPr>
-            <w:hyperlink w:history="1" r:id="rId386hcei21ij1gnod3udep">
+            <w:hyperlink w:history="1" r:id="rIdvpvnenjwtbsgb3tutavza">
               <w:r>
                 <w:rPr>
                   <w:rFonts w:ascii="Arial" w:cs="Arial" w:eastAsia="Arial" w:hAnsi="Arial"/>
@@ -15473,7 +15473,7 @@
               <w:spacing w:after="10" w:before="0"/>
               <w:ind w:left="120"/>
             </w:pPr>
-            <w:hyperlink w:history="1" r:id="rIdxoljchu7yylvm__qlbcit">
+            <w:hyperlink w:history="1" r:id="rId_fa-zjoeksqy82tmsxv8p">
               <w:r>
                 <w:rPr>
                   <w:rFonts w:ascii="Arial" w:cs="Arial" w:eastAsia="Arial" w:hAnsi="Arial"/>
@@ -15518,7 +15518,7 @@
             <w:pPr>
               <w:spacing w:after="20" w:before="0"/>
             </w:pPr>
-            <w:hyperlink w:history="1" r:id="rIdyvzhcm0-_x9evbi_zwukn">
+            <w:hyperlink w:history="1" r:id="rIdvqutcnh6lfchviiud4rpe">
               <w:r>
                 <w:rPr>
                   <w:rFonts w:ascii="Arial" w:cs="Arial" w:eastAsia="Arial" w:hAnsi="Arial"/>
@@ -15551,7 +15551,7 @@
               <w:spacing w:after="10" w:before="0"/>
               <w:ind w:left="120"/>
             </w:pPr>
-            <w:hyperlink w:history="1" r:id="rId2kerm5zmcjuxzcixjaaox">
+            <w:hyperlink w:history="1" r:id="rIdiuiq4nxvbdw16txovyt4a">
               <w:r>
                 <w:rPr>
                   <w:rFonts w:ascii="Arial" w:cs="Arial" w:eastAsia="Arial" w:hAnsi="Arial"/>
@@ -15751,7 +15751,7 @@
             <w:pPr>
               <w:spacing w:after="20" w:before="0"/>
             </w:pPr>
-            <w:hyperlink w:history="1" r:id="rIdr4i7ur8uhyh1rol0axeg6">
+            <w:hyperlink w:history="1" r:id="rIdsv-1bijr4hh-hklezbcmc">
               <w:r>
                 <w:rPr>
                   <w:rFonts w:ascii="Arial" w:cs="Arial" w:eastAsia="Arial" w:hAnsi="Arial"/>
@@ -15784,7 +15784,7 @@
               <w:spacing w:after="10" w:before="0"/>
               <w:ind w:left="120"/>
             </w:pPr>
-            <w:hyperlink w:history="1" r:id="rIdy1kzcmmdv6dgs4-9jzoy-">
+            <w:hyperlink w:history="1" r:id="rIdyhctntebcuper7xt0xgee">
               <w:r>
                 <w:rPr>
                   <w:rFonts w:ascii="Arial" w:cs="Arial" w:eastAsia="Arial" w:hAnsi="Arial"/>
@@ -15829,7 +15829,7 @@
             <w:pPr>
               <w:spacing w:after="20" w:before="0"/>
             </w:pPr>
-            <w:hyperlink w:history="1" r:id="rIdexhhwhi9p0a-4jkzyd9yl">
+            <w:hyperlink w:history="1" r:id="rId6uk3-ztlednkqxfobxk4r">
               <w:r>
                 <w:rPr>
                   <w:rFonts w:ascii="Arial" w:cs="Arial" w:eastAsia="Arial" w:hAnsi="Arial"/>
@@ -15862,7 +15862,7 @@
               <w:spacing w:after="10" w:before="0"/>
               <w:ind w:left="120"/>
             </w:pPr>
-            <w:hyperlink w:history="1" r:id="rIdbsikryiodz6ajiu3n4g3-">
+            <w:hyperlink w:history="1" r:id="rIdcshcgqtozvh_luxktlaiq">
               <w:r>
                 <w:rPr>
                   <w:rFonts w:ascii="Arial" w:cs="Arial" w:eastAsia="Arial" w:hAnsi="Arial"/>
@@ -16062,7 +16062,7 @@
             <w:pPr>
               <w:spacing w:after="20" w:before="0"/>
             </w:pPr>
-            <w:hyperlink w:history="1" r:id="rIdhuyjtppezur6xf0zxvvnc">
+            <w:hyperlink w:history="1" r:id="rIdcpwv5ac3lbddhbhmw52mm">
               <w:r>
                 <w:rPr>
                   <w:rFonts w:ascii="Arial" w:cs="Arial" w:eastAsia="Arial" w:hAnsi="Arial"/>
@@ -16095,7 +16095,7 @@
               <w:spacing w:after="10" w:before="0"/>
               <w:ind w:left="120"/>
             </w:pPr>
-            <w:hyperlink w:history="1" r:id="rIddmkvngjfwajuctmxgfntj">
+            <w:hyperlink w:history="1" r:id="rIdnnblak_ow2cifwpbkb3ic">
               <w:r>
                 <w:rPr>
                   <w:rFonts w:ascii="Arial" w:cs="Arial" w:eastAsia="Arial" w:hAnsi="Arial"/>
@@ -16140,7 +16140,7 @@
             <w:pPr>
               <w:spacing w:after="20" w:before="0"/>
             </w:pPr>
-            <w:hyperlink w:history="1" r:id="rIdhurg8i3ikt_bke5vrbrjg">
+            <w:hyperlink w:history="1" r:id="rIdptknvdygereipvacxxd16">
               <w:r>
                 <w:rPr>
                   <w:rFonts w:ascii="Arial" w:cs="Arial" w:eastAsia="Arial" w:hAnsi="Arial"/>
@@ -16189,7 +16189,7 @@
               <w:spacing w:after="10" w:before="0"/>
               <w:ind w:left="120"/>
             </w:pPr>
-            <w:hyperlink w:history="1" r:id="rIdpcpyiiblpmllchqodmwhc">
+            <w:hyperlink w:history="1" r:id="rId3fw-6pesm3ei5m5idxtpl">
               <w:r>
                 <w:rPr>
                   <w:rFonts w:ascii="Arial" w:cs="Arial" w:eastAsia="Arial" w:hAnsi="Arial"/>
@@ -16389,7 +16389,7 @@
             <w:pPr>
               <w:spacing w:after="20" w:before="0"/>
             </w:pPr>
-            <w:hyperlink w:history="1" r:id="rIdvxx4gmbdzkck4mzseauz3">
+            <w:hyperlink w:history="1" r:id="rIdhyycmlvtie54ujdiwm4wk">
               <w:r>
                 <w:rPr>
                   <w:rFonts w:ascii="Arial" w:cs="Arial" w:eastAsia="Arial" w:hAnsi="Arial"/>
@@ -16422,7 +16422,7 @@
               <w:spacing w:after="10" w:before="0"/>
               <w:ind w:left="120"/>
             </w:pPr>
-            <w:hyperlink w:history="1" r:id="rIdywwvdmy_2ziogwzet975u">
+            <w:hyperlink w:history="1" r:id="rId6clg1ugnqipfl6l1pbv0k">
               <w:r>
                 <w:rPr>
                   <w:rFonts w:ascii="Arial" w:cs="Arial" w:eastAsia="Arial" w:hAnsi="Arial"/>
@@ -16467,7 +16467,7 @@
             <w:pPr>
               <w:spacing w:after="20" w:before="0"/>
             </w:pPr>
-            <w:hyperlink w:history="1" r:id="rIdam6ndxbbheyw5ycri1a3u">
+            <w:hyperlink w:history="1" r:id="rIdoc7wdlomehmrft6critnl">
               <w:r>
                 <w:rPr>
                   <w:rFonts w:ascii="Arial" w:cs="Arial" w:eastAsia="Arial" w:hAnsi="Arial"/>
@@ -16516,7 +16516,7 @@
               <w:spacing w:after="10" w:before="0"/>
               <w:ind w:left="120"/>
             </w:pPr>
-            <w:hyperlink w:history="1" r:id="rIdwxtn8-k5sotwf3xi9ux4b">
+            <w:hyperlink w:history="1" r:id="rIdhyzr33t6abcclbus_fzlt">
               <w:r>
                 <w:rPr>
                   <w:rFonts w:ascii="Arial" w:cs="Arial" w:eastAsia="Arial" w:hAnsi="Arial"/>
@@ -16716,7 +16716,7 @@
             <w:pPr>
               <w:spacing w:after="20" w:before="0"/>
             </w:pPr>
-            <w:hyperlink w:history="1" r:id="rIdydobjlm2wcmks3umdvgrp">
+            <w:hyperlink w:history="1" r:id="rIdznkdnsntywwmvrrota8xk">
               <w:r>
                 <w:rPr>
                   <w:rFonts w:ascii="Arial" w:cs="Arial" w:eastAsia="Arial" w:hAnsi="Arial"/>
@@ -16765,7 +16765,7 @@
               <w:spacing w:after="10" w:before="0"/>
               <w:ind w:left="120"/>
             </w:pPr>
-            <w:hyperlink w:history="1" r:id="rIdklwjnr2ql0werh5ukc2qe">
+            <w:hyperlink w:history="1" r:id="rIdwnzutcizzj0gnz2h13s9c">
               <w:r>
                 <w:rPr>
                   <w:rFonts w:ascii="Arial" w:cs="Arial" w:eastAsia="Arial" w:hAnsi="Arial"/>
@@ -16810,7 +16810,7 @@
             <w:pPr>
               <w:spacing w:after="20" w:before="0"/>
             </w:pPr>
-            <w:hyperlink w:history="1" r:id="rIdtgvaeuaxtqjpefjkzx4fe">
+            <w:hyperlink w:history="1" r:id="rIdibp6bvz0ejh368vkroqcl">
               <w:r>
                 <w:rPr>
                   <w:rFonts w:ascii="Arial" w:cs="Arial" w:eastAsia="Arial" w:hAnsi="Arial"/>
@@ -16859,7 +16859,7 @@
               <w:spacing w:after="10" w:before="0"/>
               <w:ind w:left="120"/>
             </w:pPr>
-            <w:hyperlink w:history="1" r:id="rIdttxyzlk2-elby8yn1gwkj">
+            <w:hyperlink w:history="1" r:id="rIdwuia3dn0b-pkls7nqcd0p">
               <w:r>
                 <w:rPr>
                   <w:rFonts w:ascii="Arial" w:cs="Arial" w:eastAsia="Arial" w:hAnsi="Arial"/>
@@ -17384,7 +17384,7 @@
         </w:rPr>
         <w:t xml:space="preserve">© 2026 SeaVuria and ARES. Aligned with KICD objectives. Developed by SeaVuria; technical implementation by ARES (with AI assistance from Claude). Licensed under </w:t>
       </w:r>
-      <w:hyperlink w:history="1" r:id="rIdq2_xlijfk7veuyqd53hts">
+      <w:hyperlink w:history="1" r:id="rIdlwa7jxi8iq3flmnzf9uqe">
         <w:r>
           <w:rPr>
             <w:rFonts w:ascii="Arial" w:cs="Arial" w:eastAsia="Arial" w:hAnsi="Arial"/>
@@ -17405,7 +17405,7 @@
         </w:rPr>
         <w:t xml:space="preserve"> (</w:t>
       </w:r>
-      <w:hyperlink w:history="1" r:id="rId-zsvi_tso5kjgxrn-pnbj">
+      <w:hyperlink w:history="1" r:id="rIdkdrkle8ydpjm9enzaa9dm">
         <w:r>
           <w:rPr>
             <w:rFonts w:ascii="Arial" w:cs="Arial" w:eastAsia="Arial" w:hAnsi="Arial"/>
@@ -18445,7 +18445,7 @@
             <w:pPr>
               <w:spacing w:after="20" w:before="0"/>
             </w:pPr>
-            <w:hyperlink w:history="1" r:id="rIdvzevy7elrawvcbgtivebu">
+            <w:hyperlink w:history="1" r:id="rId1eakjf9itjmb25vzzuhby">
               <w:r>
                 <w:rPr>
                   <w:rFonts w:ascii="Arial" w:cs="Arial" w:eastAsia="Arial" w:hAnsi="Arial"/>
@@ -18478,7 +18478,7 @@
               <w:spacing w:after="10" w:before="0"/>
               <w:ind w:left="120"/>
             </w:pPr>
-            <w:hyperlink w:history="1" r:id="rIdc7hjvgj5mjtmf_ye1xjq1">
+            <w:hyperlink w:history="1" r:id="rIdbfzfjbf3xs2ebh8jv7l06">
               <w:r>
                 <w:rPr>
                   <w:rFonts w:ascii="Arial" w:cs="Arial" w:eastAsia="Arial" w:hAnsi="Arial"/>
@@ -18523,7 +18523,7 @@
             <w:pPr>
               <w:spacing w:after="20" w:before="0"/>
             </w:pPr>
-            <w:hyperlink w:history="1" r:id="rIdz24dhs2nyrfhmjpzn7gax">
+            <w:hyperlink w:history="1" r:id="rIdw4lowtn5xlfm5helrnyd2">
               <w:r>
                 <w:rPr>
                   <w:rFonts w:ascii="Arial" w:cs="Arial" w:eastAsia="Arial" w:hAnsi="Arial"/>
@@ -18572,7 +18572,7 @@
               <w:spacing w:after="10" w:before="0"/>
               <w:ind w:left="120"/>
             </w:pPr>
-            <w:hyperlink w:history="1" r:id="rId1m5bnbrkbsq4z73di74qm">
+            <w:hyperlink w:history="1" r:id="rIdxo9y4qkbadcaez9z5-wym">
               <w:r>
                 <w:rPr>
                   <w:rFonts w:ascii="Arial" w:cs="Arial" w:eastAsia="Arial" w:hAnsi="Arial"/>
@@ -18772,7 +18772,7 @@
             <w:pPr>
               <w:spacing w:after="20" w:before="0"/>
             </w:pPr>
-            <w:hyperlink w:history="1" r:id="rIdqlxzsic5w475ojpwi0tmy">
+            <w:hyperlink w:history="1" r:id="rIddjb-ass_ev8wovkhzjep0">
               <w:r>
                 <w:rPr>
                   <w:rFonts w:ascii="Arial" w:cs="Arial" w:eastAsia="Arial" w:hAnsi="Arial"/>
@@ -18805,7 +18805,7 @@
               <w:spacing w:after="10" w:before="0"/>
               <w:ind w:left="120"/>
             </w:pPr>
-            <w:hyperlink w:history="1" r:id="rIdh_jy967tyqvnp9_kxrrjt">
+            <w:hyperlink w:history="1" r:id="rId7skmh5ybhooeuoha9ukra">
               <w:r>
                 <w:rPr>
                   <w:rFonts w:ascii="Arial" w:cs="Arial" w:eastAsia="Arial" w:hAnsi="Arial"/>
@@ -18850,7 +18850,7 @@
             <w:pPr>
               <w:spacing w:after="20" w:before="0"/>
             </w:pPr>
-            <w:hyperlink w:history="1" r:id="rId_0ikah4h-yju6kedpkm9g">
+            <w:hyperlink w:history="1" r:id="rIdiplr1nnicslxpduj56ith">
               <w:r>
                 <w:rPr>
                   <w:rFonts w:ascii="Arial" w:cs="Arial" w:eastAsia="Arial" w:hAnsi="Arial"/>
@@ -18899,7 +18899,7 @@
               <w:spacing w:after="10" w:before="0"/>
               <w:ind w:left="120"/>
             </w:pPr>
-            <w:hyperlink w:history="1" r:id="rId6yqy_o0syh7jsflqf0trl">
+            <w:hyperlink w:history="1" r:id="rIduselh85ry6p6pb9tff4ac">
               <w:r>
                 <w:rPr>
                   <w:rFonts w:ascii="Arial" w:cs="Arial" w:eastAsia="Arial" w:hAnsi="Arial"/>
@@ -19099,7 +19099,7 @@
             <w:pPr>
               <w:spacing w:after="20" w:before="0"/>
             </w:pPr>
-            <w:hyperlink w:history="1" r:id="rIdnrujkkmzgnaat45gwa0fz">
+            <w:hyperlink w:history="1" r:id="rIdscpybns7pamngtg5pnv1y">
               <w:r>
                 <w:rPr>
                   <w:rFonts w:ascii="Arial" w:cs="Arial" w:eastAsia="Arial" w:hAnsi="Arial"/>
@@ -19132,7 +19132,7 @@
               <w:spacing w:after="10" w:before="0"/>
               <w:ind w:left="120"/>
             </w:pPr>
-            <w:hyperlink w:history="1" r:id="rIdnjj5bnvl36i_b1jvwxm9g">
+            <w:hyperlink w:history="1" r:id="rIdcyx-nzymjzoaa8i5d4ffd">
               <w:r>
                 <w:rPr>
                   <w:rFonts w:ascii="Arial" w:cs="Arial" w:eastAsia="Arial" w:hAnsi="Arial"/>
@@ -19177,7 +19177,7 @@
             <w:pPr>
               <w:spacing w:after="20" w:before="0"/>
             </w:pPr>
-            <w:hyperlink w:history="1" r:id="rIdsuhmbweb_d2ct66aeuyhi">
+            <w:hyperlink w:history="1" r:id="rIdulzm-6vnlnobsgtamln_y">
               <w:r>
                 <w:rPr>
                   <w:rFonts w:ascii="Arial" w:cs="Arial" w:eastAsia="Arial" w:hAnsi="Arial"/>
@@ -19226,7 +19226,7 @@
               <w:spacing w:after="10" w:before="0"/>
               <w:ind w:left="120"/>
             </w:pPr>
-            <w:hyperlink w:history="1" r:id="rIdiik5cxjux3rhyjeo7pcc0">
+            <w:hyperlink w:history="1" r:id="rId_r8poe4blushiievvscoq">
               <w:r>
                 <w:rPr>
                   <w:rFonts w:ascii="Arial" w:cs="Arial" w:eastAsia="Arial" w:hAnsi="Arial"/>
@@ -19426,7 +19426,7 @@
             <w:pPr>
               <w:spacing w:after="20" w:before="0"/>
             </w:pPr>
-            <w:hyperlink w:history="1" r:id="rId-njcjpr4zaqxonyiwjjgb">
+            <w:hyperlink w:history="1" r:id="rId0dae7jtxzqcucx0iseq6l">
               <w:r>
                 <w:rPr>
                   <w:rFonts w:ascii="Arial" w:cs="Arial" w:eastAsia="Arial" w:hAnsi="Arial"/>
@@ -19459,7 +19459,7 @@
               <w:spacing w:after="10" w:before="0"/>
               <w:ind w:left="120"/>
             </w:pPr>
-            <w:hyperlink w:history="1" r:id="rIdgcqkzaqjygpwc4c_amh1v">
+            <w:hyperlink w:history="1" r:id="rIdezecqxbbhd1wlwctfsjnf">
               <w:r>
                 <w:rPr>
                   <w:rFonts w:ascii="Arial" w:cs="Arial" w:eastAsia="Arial" w:hAnsi="Arial"/>
@@ -19504,7 +19504,7 @@
             <w:pPr>
               <w:spacing w:after="20" w:before="0"/>
             </w:pPr>
-            <w:hyperlink w:history="1" r:id="rIdjlv0gipdv_5tf0u44kxz3">
+            <w:hyperlink w:history="1" r:id="rId5nr_httteormpfi3u67v5">
               <w:r>
                 <w:rPr>
                   <w:rFonts w:ascii="Arial" w:cs="Arial" w:eastAsia="Arial" w:hAnsi="Arial"/>
@@ -19553,7 +19553,7 @@
               <w:spacing w:after="10" w:before="0"/>
               <w:ind w:left="120"/>
             </w:pPr>
-            <w:hyperlink w:history="1" r:id="rIdwgu22wr_njyje7ux8auve">
+            <w:hyperlink w:history="1" r:id="rIdasgl-ctkbfjhcc8huu3kx">
               <w:r>
                 <w:rPr>
                   <w:rFonts w:ascii="Arial" w:cs="Arial" w:eastAsia="Arial" w:hAnsi="Arial"/>
@@ -19753,7 +19753,7 @@
             <w:pPr>
               <w:spacing w:after="20" w:before="0"/>
             </w:pPr>
-            <w:hyperlink w:history="1" r:id="rIdgfd6eqr6yy0_kt1dsoted">
+            <w:hyperlink w:history="1" r:id="rIdmb_pdco_xy-eqvi-u-xvj">
               <w:r>
                 <w:rPr>
                   <w:rFonts w:ascii="Arial" w:cs="Arial" w:eastAsia="Arial" w:hAnsi="Arial"/>
@@ -19802,7 +19802,7 @@
               <w:spacing w:after="10" w:before="0"/>
               <w:ind w:left="120"/>
             </w:pPr>
-            <w:hyperlink w:history="1" r:id="rId04omxonlhcbfrujyyy4a6">
+            <w:hyperlink w:history="1" r:id="rIdrkvwc-vnol4iibmpteygl">
               <w:r>
                 <w:rPr>
                   <w:rFonts w:ascii="Arial" w:cs="Arial" w:eastAsia="Arial" w:hAnsi="Arial"/>
@@ -19847,7 +19847,7 @@
             <w:pPr>
               <w:spacing w:after="20" w:before="0"/>
             </w:pPr>
-            <w:hyperlink w:history="1" r:id="rIdaa7vvwt4teg5qqwtpbt8f">
+            <w:hyperlink w:history="1" r:id="rIdwi9vr_e6_7gpflwcm0buy">
               <w:r>
                 <w:rPr>
                   <w:rFonts w:ascii="Arial" w:cs="Arial" w:eastAsia="Arial" w:hAnsi="Arial"/>
@@ -19896,7 +19896,7 @@
               <w:spacing w:after="10" w:before="0"/>
               <w:ind w:left="120"/>
             </w:pPr>
-            <w:hyperlink w:history="1" r:id="rId82ppbrssjr2neyl1jenhu">
+            <w:hyperlink w:history="1" r:id="rIdqdm7m7asrwccaefuawgnc">
               <w:r>
                 <w:rPr>
                   <w:rFonts w:ascii="Arial" w:cs="Arial" w:eastAsia="Arial" w:hAnsi="Arial"/>
@@ -20421,7 +20421,7 @@
         </w:rPr>
         <w:t xml:space="preserve">© 2026 SeaVuria and ARES. Aligned with KICD objectives. Developed by SeaVuria; technical implementation by ARES (with AI assistance from Claude). Licensed under </w:t>
       </w:r>
-      <w:hyperlink w:history="1" r:id="rIdkttwdwof2joufw64kloj5">
+      <w:hyperlink w:history="1" r:id="rIditstjy9gfiz5j-h6mhvke">
         <w:r>
           <w:rPr>
             <w:rFonts w:ascii="Arial" w:cs="Arial" w:eastAsia="Arial" w:hAnsi="Arial"/>
@@ -20442,7 +20442,7 @@
         </w:rPr>
         <w:t xml:space="preserve"> (</w:t>
       </w:r>
-      <w:hyperlink w:history="1" r:id="rIdjg9zagcmkhthckjfoh9st">
+      <w:hyperlink w:history="1" r:id="rIdbb-ukr70tc63hwbqjota7">
         <w:r>
           <w:rPr>
             <w:rFonts w:ascii="Arial" w:cs="Arial" w:eastAsia="Arial" w:hAnsi="Arial"/>
@@ -21482,7 +21482,7 @@
             <w:pPr>
               <w:spacing w:after="20" w:before="0"/>
             </w:pPr>
-            <w:hyperlink w:history="1" r:id="rIdrdulfrvqd-44jewkpqe9t">
+            <w:hyperlink w:history="1" r:id="rIdjkqjxlxd9wsjanp5_9a4c">
               <w:r>
                 <w:rPr>
                   <w:rFonts w:ascii="Arial" w:cs="Arial" w:eastAsia="Arial" w:hAnsi="Arial"/>
@@ -21531,7 +21531,7 @@
               <w:spacing w:after="10" w:before="0"/>
               <w:ind w:left="120"/>
             </w:pPr>
-            <w:hyperlink w:history="1" r:id="rIdunuomyyhu-lrneola_9j5">
+            <w:hyperlink w:history="1" r:id="rIdx6vl9-sbb6c8j5ipd2oa0">
               <w:r>
                 <w:rPr>
                   <w:rFonts w:ascii="Arial" w:cs="Arial" w:eastAsia="Arial" w:hAnsi="Arial"/>
@@ -21576,7 +21576,7 @@
             <w:pPr>
               <w:spacing w:after="20" w:before="0"/>
             </w:pPr>
-            <w:hyperlink w:history="1" r:id="rIdkmqpgo-fba7jqcbgewinm">
+            <w:hyperlink w:history="1" r:id="rIda-xln3u6syztmic66yqcb">
               <w:r>
                 <w:rPr>
                   <w:rFonts w:ascii="Arial" w:cs="Arial" w:eastAsia="Arial" w:hAnsi="Arial"/>
@@ -21609,7 +21609,7 @@
               <w:spacing w:after="10" w:before="0"/>
               <w:ind w:left="120"/>
             </w:pPr>
-            <w:hyperlink w:history="1" r:id="rId0pcubvsmdowtvqm9opde1">
+            <w:hyperlink w:history="1" r:id="rId4p2rtpotmlaebimvpnfct">
               <w:r>
                 <w:rPr>
                   <w:rFonts w:ascii="Arial" w:cs="Arial" w:eastAsia="Arial" w:hAnsi="Arial"/>
@@ -21809,7 +21809,7 @@
             <w:pPr>
               <w:spacing w:after="20" w:before="0"/>
             </w:pPr>
-            <w:hyperlink w:history="1" r:id="rIdujw8x9wb5skzg-rhsyayp">
+            <w:hyperlink w:history="1" r:id="rIdp-57ho33glbxlyao3nalf">
               <w:r>
                 <w:rPr>
                   <w:rFonts w:ascii="Arial" w:cs="Arial" w:eastAsia="Arial" w:hAnsi="Arial"/>
@@ -21858,7 +21858,7 @@
               <w:spacing w:after="10" w:before="0"/>
               <w:ind w:left="120"/>
             </w:pPr>
-            <w:hyperlink w:history="1" r:id="rId2fpprrgcv_kgnlf59v4su">
+            <w:hyperlink w:history="1" r:id="rIdxctsvec7umqya_jpcofwi">
               <w:r>
                 <w:rPr>
                   <w:rFonts w:ascii="Arial" w:cs="Arial" w:eastAsia="Arial" w:hAnsi="Arial"/>
@@ -21903,7 +21903,7 @@
             <w:pPr>
               <w:spacing w:after="20" w:before="0"/>
             </w:pPr>
-            <w:hyperlink w:history="1" r:id="rIdtnwl76ngtmh73qtx1vjui">
+            <w:hyperlink w:history="1" r:id="rIdiv5gdnxbipqfgqhprgw66">
               <w:r>
                 <w:rPr>
                   <w:rFonts w:ascii="Arial" w:cs="Arial" w:eastAsia="Arial" w:hAnsi="Arial"/>
@@ -21936,7 +21936,7 @@
               <w:spacing w:after="10" w:before="0"/>
               <w:ind w:left="120"/>
             </w:pPr>
-            <w:hyperlink w:history="1" r:id="rIdlkylrq97bqlkxngegke_9">
+            <w:hyperlink w:history="1" r:id="rIdte9x5i_e2lvlwea7cdguy">
               <w:r>
                 <w:rPr>
                   <w:rFonts w:ascii="Arial" w:cs="Arial" w:eastAsia="Arial" w:hAnsi="Arial"/>
@@ -22136,7 +22136,7 @@
             <w:pPr>
               <w:spacing w:after="20" w:before="0"/>
             </w:pPr>
-            <w:hyperlink w:history="1" r:id="rIduqtqmwgizp1t-nfsynz4b">
+            <w:hyperlink w:history="1" r:id="rIdolvpjbj2zr-6jmr7dvwe-">
               <w:r>
                 <w:rPr>
                   <w:rFonts w:ascii="Arial" w:cs="Arial" w:eastAsia="Arial" w:hAnsi="Arial"/>
@@ -22185,7 +22185,7 @@
               <w:spacing w:after="10" w:before="0"/>
               <w:ind w:left="120"/>
             </w:pPr>
-            <w:hyperlink w:history="1" r:id="rIdqlffs4p-bpmha3adjyy8t">
+            <w:hyperlink w:history="1" r:id="rIdctyxeqvv9ouk4nnl3qhrk">
               <w:r>
                 <w:rPr>
                   <w:rFonts w:ascii="Arial" w:cs="Arial" w:eastAsia="Arial" w:hAnsi="Arial"/>
@@ -22230,7 +22230,7 @@
             <w:pPr>
               <w:spacing w:after="20" w:before="0"/>
             </w:pPr>
-            <w:hyperlink w:history="1" r:id="rIdhids9zmkap72s9aci7omj">
+            <w:hyperlink w:history="1" r:id="rIddeyle_ifyby2o0ff8copw">
               <w:r>
                 <w:rPr>
                   <w:rFonts w:ascii="Arial" w:cs="Arial" w:eastAsia="Arial" w:hAnsi="Arial"/>
@@ -22263,7 +22263,7 @@
               <w:spacing w:after="10" w:before="0"/>
               <w:ind w:left="120"/>
             </w:pPr>
-            <w:hyperlink w:history="1" r:id="rId6mpatkksu6qfyjt5lrmvr">
+            <w:hyperlink w:history="1" r:id="rIdtfguetgpufrgvuufcqjut">
               <w:r>
                 <w:rPr>
                   <w:rFonts w:ascii="Arial" w:cs="Arial" w:eastAsia="Arial" w:hAnsi="Arial"/>
@@ -22463,7 +22463,7 @@
             <w:pPr>
               <w:spacing w:after="20" w:before="0"/>
             </w:pPr>
-            <w:hyperlink w:history="1" r:id="rIdr-onmxk-wqwz92eivuvyl">
+            <w:hyperlink w:history="1" r:id="rIdrkhdkf9grsvomvam7_pkx">
               <w:r>
                 <w:rPr>
                   <w:rFonts w:ascii="Arial" w:cs="Arial" w:eastAsia="Arial" w:hAnsi="Arial"/>
@@ -22512,7 +22512,7 @@
               <w:spacing w:after="10" w:before="0"/>
               <w:ind w:left="120"/>
             </w:pPr>
-            <w:hyperlink w:history="1" r:id="rIdvr7erknyfz1axbx42segb">
+            <w:hyperlink w:history="1" r:id="rIdygus79xfsruusl6y5bdzp">
               <w:r>
                 <w:rPr>
                   <w:rFonts w:ascii="Arial" w:cs="Arial" w:eastAsia="Arial" w:hAnsi="Arial"/>
@@ -22557,7 +22557,7 @@
             <w:pPr>
               <w:spacing w:after="20" w:before="0"/>
             </w:pPr>
-            <w:hyperlink w:history="1" r:id="rIdrqhic9wihodft3kn_cilv">
+            <w:hyperlink w:history="1" r:id="rIdqn_mdt2e_mwayp-bly7up">
               <w:r>
                 <w:rPr>
                   <w:rFonts w:ascii="Arial" w:cs="Arial" w:eastAsia="Arial" w:hAnsi="Arial"/>
@@ -22590,7 +22590,7 @@
               <w:spacing w:after="10" w:before="0"/>
               <w:ind w:left="120"/>
             </w:pPr>
-            <w:hyperlink w:history="1" r:id="rId8xhwl9vaztjgdjc_38lsx">
+            <w:hyperlink w:history="1" r:id="rIdxpzzhdxkaflmlxb6u1zfp">
               <w:r>
                 <w:rPr>
                   <w:rFonts w:ascii="Arial" w:cs="Arial" w:eastAsia="Arial" w:hAnsi="Arial"/>
@@ -22790,7 +22790,7 @@
             <w:pPr>
               <w:spacing w:after="20" w:before="0"/>
             </w:pPr>
-            <w:hyperlink w:history="1" r:id="rId5ijotduvtpp_ybom-uvpm">
+            <w:hyperlink w:history="1" r:id="rIdqtkppb1wksudeeml3x64d">
               <w:r>
                 <w:rPr>
                   <w:rFonts w:ascii="Arial" w:cs="Arial" w:eastAsia="Arial" w:hAnsi="Arial"/>
@@ -22839,7 +22839,7 @@
               <w:spacing w:after="10" w:before="0"/>
               <w:ind w:left="120"/>
             </w:pPr>
-            <w:hyperlink w:history="1" r:id="rId1dhxb3a5bpoimywychee2">
+            <w:hyperlink w:history="1" r:id="rIdcnapinl88wtnoqegu9brx">
               <w:r>
                 <w:rPr>
                   <w:rFonts w:ascii="Arial" w:cs="Arial" w:eastAsia="Arial" w:hAnsi="Arial"/>
@@ -22884,7 +22884,7 @@
             <w:pPr>
               <w:spacing w:after="20" w:before="0"/>
             </w:pPr>
-            <w:hyperlink w:history="1" r:id="rIdj3aqcza47vglly8dleely">
+            <w:hyperlink w:history="1" r:id="rIdw9lvgc5onhumevisk08rv">
               <w:r>
                 <w:rPr>
                   <w:rFonts w:ascii="Arial" w:cs="Arial" w:eastAsia="Arial" w:hAnsi="Arial"/>
@@ -22917,7 +22917,7 @@
               <w:spacing w:after="10" w:before="0"/>
               <w:ind w:left="120"/>
             </w:pPr>
-            <w:hyperlink w:history="1" r:id="rIdhtdkx7drqnoy0jffd0gom">
+            <w:hyperlink w:history="1" r:id="rIdw_h43t_ryremym4d6rzob">
               <w:r>
                 <w:rPr>
                   <w:rFonts w:ascii="Arial" w:cs="Arial" w:eastAsia="Arial" w:hAnsi="Arial"/>
@@ -23442,7 +23442,7 @@
         </w:rPr>
         <w:t xml:space="preserve">© 2026 SeaVuria and ARES. Aligned with KICD objectives. Developed by SeaVuria; technical implementation by ARES (with AI assistance from Claude). Licensed under </w:t>
       </w:r>
-      <w:hyperlink w:history="1" r:id="rIdff4vvkloxvnejaqqne834">
+      <w:hyperlink w:history="1" r:id="rIdovczndwt_wg1kimlnxnb5">
         <w:r>
           <w:rPr>
             <w:rFonts w:ascii="Arial" w:cs="Arial" w:eastAsia="Arial" w:hAnsi="Arial"/>
@@ -23463,7 +23463,7 @@
         </w:rPr>
         <w:t xml:space="preserve"> (</w:t>
       </w:r>
-      <w:hyperlink w:history="1" r:id="rIdimpixqjytgspmq6te8kgp">
+      <w:hyperlink w:history="1" r:id="rIdl25f_dshaicdufweognjt">
         <w:r>
           <w:rPr>
             <w:rFonts w:ascii="Arial" w:cs="Arial" w:eastAsia="Arial" w:hAnsi="Arial"/>
@@ -24503,7 +24503,7 @@
             <w:pPr>
               <w:spacing w:after="20" w:before="0"/>
             </w:pPr>
-            <w:hyperlink w:history="1" r:id="rId6ahzmo052sy4n_qmyq7w6">
+            <w:hyperlink w:history="1" r:id="rIdzgebplizmu8xp75bfpwph">
               <w:r>
                 <w:rPr>
                   <w:rFonts w:ascii="Arial" w:cs="Arial" w:eastAsia="Arial" w:hAnsi="Arial"/>
@@ -24536,7 +24536,7 @@
               <w:spacing w:after="10" w:before="0"/>
               <w:ind w:left="120"/>
             </w:pPr>
-            <w:hyperlink w:history="1" r:id="rIdk3_joyozp9ccwui0qmkoi">
+            <w:hyperlink w:history="1" r:id="rIdfiegyhnoejx7_rq5zqtej">
               <w:r>
                 <w:rPr>
                   <w:rFonts w:ascii="Arial" w:cs="Arial" w:eastAsia="Arial" w:hAnsi="Arial"/>
@@ -24581,7 +24581,7 @@
             <w:pPr>
               <w:spacing w:after="20" w:before="0"/>
             </w:pPr>
-            <w:hyperlink w:history="1" r:id="rIdcbjqgwlbdak0ycqzjnu8w">
+            <w:hyperlink w:history="1" r:id="rIdjaiqsq9j-yc8ecavbwqo9">
               <w:r>
                 <w:rPr>
                   <w:rFonts w:ascii="Arial" w:cs="Arial" w:eastAsia="Arial" w:hAnsi="Arial"/>
@@ -24614,7 +24614,7 @@
               <w:spacing w:after="10" w:before="0"/>
               <w:ind w:left="120"/>
             </w:pPr>
-            <w:hyperlink w:history="1" r:id="rIddzo9ti_26h38r_-ha4ijp">
+            <w:hyperlink w:history="1" r:id="rIdu5pshcxwv6cwxn5gg3huk">
               <w:r>
                 <w:rPr>
                   <w:rFonts w:ascii="Arial" w:cs="Arial" w:eastAsia="Arial" w:hAnsi="Arial"/>
@@ -24814,7 +24814,7 @@
             <w:pPr>
               <w:spacing w:after="20" w:before="0"/>
             </w:pPr>
-            <w:hyperlink w:history="1" r:id="rIdkgcywr5eose_nzha9sw9m">
+            <w:hyperlink w:history="1" r:id="rIdjel80iqlmp3eaw4eeupgq">
               <w:r>
                 <w:rPr>
                   <w:rFonts w:ascii="Arial" w:cs="Arial" w:eastAsia="Arial" w:hAnsi="Arial"/>
@@ -24847,7 +24847,7 @@
               <w:spacing w:after="10" w:before="0"/>
               <w:ind w:left="120"/>
             </w:pPr>
-            <w:hyperlink w:history="1" r:id="rId0mx9dzglqbeni-nwhwhoc">
+            <w:hyperlink w:history="1" r:id="rIdfukxtv4sg96iqgpyfu8pq">
               <w:r>
                 <w:rPr>
                   <w:rFonts w:ascii="Arial" w:cs="Arial" w:eastAsia="Arial" w:hAnsi="Arial"/>
@@ -24892,7 +24892,7 @@
             <w:pPr>
               <w:spacing w:after="20" w:before="0"/>
             </w:pPr>
-            <w:hyperlink w:history="1" r:id="rIdqc7yperys3hnni6e7dxy6">
+            <w:hyperlink w:history="1" r:id="rIdmweacquudkxahm51gddpx">
               <w:r>
                 <w:rPr>
                   <w:rFonts w:ascii="Arial" w:cs="Arial" w:eastAsia="Arial" w:hAnsi="Arial"/>
@@ -24925,7 +24925,7 @@
               <w:spacing w:after="10" w:before="0"/>
               <w:ind w:left="120"/>
             </w:pPr>
-            <w:hyperlink w:history="1" r:id="rIdkvwcbeikshfarcdhtoc2b">
+            <w:hyperlink w:history="1" r:id="rIdi_bxulzkem_n2u4yeyliy">
               <w:r>
                 <w:rPr>
                   <w:rFonts w:ascii="Arial" w:cs="Arial" w:eastAsia="Arial" w:hAnsi="Arial"/>
@@ -25125,7 +25125,7 @@
             <w:pPr>
               <w:spacing w:after="20" w:before="0"/>
             </w:pPr>
-            <w:hyperlink w:history="1" r:id="rIdxe8k1dgi91maiqshcpind">
+            <w:hyperlink w:history="1" r:id="rId07aiar7pornqgnjz4c880">
               <w:r>
                 <w:rPr>
                   <w:rFonts w:ascii="Arial" w:cs="Arial" w:eastAsia="Arial" w:hAnsi="Arial"/>
@@ -25158,7 +25158,7 @@
               <w:spacing w:after="10" w:before="0"/>
               <w:ind w:left="120"/>
             </w:pPr>
-            <w:hyperlink w:history="1" r:id="rIdg9pwsewk-zcatihghwkza">
+            <w:hyperlink w:history="1" r:id="rIdarj4_r01fgmc-akf5xjmg">
               <w:r>
                 <w:rPr>
                   <w:rFonts w:ascii="Arial" w:cs="Arial" w:eastAsia="Arial" w:hAnsi="Arial"/>
@@ -25203,7 +25203,7 @@
             <w:pPr>
               <w:spacing w:after="20" w:before="0"/>
             </w:pPr>
-            <w:hyperlink w:history="1" r:id="rIdydqmpdd3zzblb5gm1xuuf">
+            <w:hyperlink w:history="1" r:id="rIdk8hykze-gocztfptmn5yr">
               <w:r>
                 <w:rPr>
                   <w:rFonts w:ascii="Arial" w:cs="Arial" w:eastAsia="Arial" w:hAnsi="Arial"/>
@@ -25236,7 +25236,7 @@
               <w:spacing w:after="10" w:before="0"/>
               <w:ind w:left="120"/>
             </w:pPr>
-            <w:hyperlink w:history="1" r:id="rIdfj0taziyc2x9iyjwauyrc">
+            <w:hyperlink w:history="1" r:id="rIdgxqilu-mbya8uhbbtxlnv">
               <w:r>
                 <w:rPr>
                   <w:rFonts w:ascii="Arial" w:cs="Arial" w:eastAsia="Arial" w:hAnsi="Arial"/>
@@ -25436,7 +25436,7 @@
             <w:pPr>
               <w:spacing w:after="20" w:before="0"/>
             </w:pPr>
-            <w:hyperlink w:history="1" r:id="rIdhkoyd_qhc0pmxtjg_ccdb">
+            <w:hyperlink w:history="1" r:id="rIdpl6ovzdkqco0goy3upzcp">
               <w:r>
                 <w:rPr>
                   <w:rFonts w:ascii="Arial" w:cs="Arial" w:eastAsia="Arial" w:hAnsi="Arial"/>
@@ -25469,7 +25469,7 @@
               <w:spacing w:after="10" w:before="0"/>
               <w:ind w:left="120"/>
             </w:pPr>
-            <w:hyperlink w:history="1" r:id="rIdj_iw0gimcq6v_zi36uitc">
+            <w:hyperlink w:history="1" r:id="rIdetrfrwfyzjrmbnb6xrvzh">
               <w:r>
                 <w:rPr>
                   <w:rFonts w:ascii="Arial" w:cs="Arial" w:eastAsia="Arial" w:hAnsi="Arial"/>
@@ -25514,7 +25514,7 @@
             <w:pPr>
               <w:spacing w:after="20" w:before="0"/>
             </w:pPr>
-            <w:hyperlink w:history="1" r:id="rId4jwklv3tlwcrzqtviacab">
+            <w:hyperlink w:history="1" r:id="rIdz2pfxba6ky88dslrfepe_">
               <w:r>
                 <w:rPr>
                   <w:rFonts w:ascii="Arial" w:cs="Arial" w:eastAsia="Arial" w:hAnsi="Arial"/>
@@ -25547,7 +25547,7 @@
               <w:spacing w:after="10" w:before="0"/>
               <w:ind w:left="120"/>
             </w:pPr>
-            <w:hyperlink w:history="1" r:id="rIdl-bgpb0rh1u-ei0s3p9ho">
+            <w:hyperlink w:history="1" r:id="rIdoenrrgxqnurn5y_gysaeu">
               <w:r>
                 <w:rPr>
                   <w:rFonts w:ascii="Arial" w:cs="Arial" w:eastAsia="Arial" w:hAnsi="Arial"/>
@@ -25747,7 +25747,7 @@
             <w:pPr>
               <w:spacing w:after="20" w:before="0"/>
             </w:pPr>
-            <w:hyperlink w:history="1" r:id="rIdo-oq49i1gdhvlkp-6jkhm">
+            <w:hyperlink w:history="1" r:id="rIdsgcacf3jroof1edrsrvr9">
               <w:r>
                 <w:rPr>
                   <w:rFonts w:ascii="Arial" w:cs="Arial" w:eastAsia="Arial" w:hAnsi="Arial"/>
@@ -25780,7 +25780,7 @@
               <w:spacing w:after="10" w:before="0"/>
               <w:ind w:left="120"/>
             </w:pPr>
-            <w:hyperlink w:history="1" r:id="rId8vma4vmqo3-yg3my8knpr">
+            <w:hyperlink w:history="1" r:id="rIdvixf5x8a1clz78wcn9ucj">
               <w:r>
                 <w:rPr>
                   <w:rFonts w:ascii="Arial" w:cs="Arial" w:eastAsia="Arial" w:hAnsi="Arial"/>
@@ -25825,7 +25825,7 @@
             <w:pPr>
               <w:spacing w:after="20" w:before="0"/>
             </w:pPr>
-            <w:hyperlink w:history="1" r:id="rIdgp0wz25lz9sk_1buguztm">
+            <w:hyperlink w:history="1" r:id="rIdft1hn9psmesxsvgut1yqg">
               <w:r>
                 <w:rPr>
                   <w:rFonts w:ascii="Arial" w:cs="Arial" w:eastAsia="Arial" w:hAnsi="Arial"/>
@@ -25874,7 +25874,7 @@
               <w:spacing w:after="10" w:before="0"/>
               <w:ind w:left="120"/>
             </w:pPr>
-            <w:hyperlink w:history="1" r:id="rIdrhr4-x2ycvr5ifnngxlq5">
+            <w:hyperlink w:history="1" r:id="rIdd_nl5zfkxixgem27jsgtc">
               <w:r>
                 <w:rPr>
                   <w:rFonts w:ascii="Arial" w:cs="Arial" w:eastAsia="Arial" w:hAnsi="Arial"/>
@@ -26399,7 +26399,7 @@
         </w:rPr>
         <w:t xml:space="preserve">© 2026 SeaVuria and ARES. Aligned with KICD objectives. Developed by SeaVuria; technical implementation by ARES (with AI assistance from Claude). Licensed under </w:t>
       </w:r>
-      <w:hyperlink w:history="1" r:id="rIdttxf5dhzvycvdp1f2fk8x">
+      <w:hyperlink w:history="1" r:id="rIdgcl8h8bu09v3wpjaz6yf7">
         <w:r>
           <w:rPr>
             <w:rFonts w:ascii="Arial" w:cs="Arial" w:eastAsia="Arial" w:hAnsi="Arial"/>
@@ -26420,7 +26420,7 @@
         </w:rPr>
         <w:t xml:space="preserve"> (</w:t>
       </w:r>
-      <w:hyperlink w:history="1" r:id="rIducondyh5mk-ffvherz_on">
+      <w:hyperlink w:history="1" r:id="rIdd3fui3ot6rjpu8qvyptmz">
         <w:r>
           <w:rPr>
             <w:rFonts w:ascii="Arial" w:cs="Arial" w:eastAsia="Arial" w:hAnsi="Arial"/>
@@ -27460,7 +27460,7 @@
             <w:pPr>
               <w:spacing w:after="20" w:before="0"/>
             </w:pPr>
-            <w:hyperlink w:history="1" r:id="rId-lno1gbvtp1dxq7l0wgxi">
+            <w:hyperlink w:history="1" r:id="rId3phnqz3hn5vwd57qbjpgn">
               <w:r>
                 <w:rPr>
                   <w:rFonts w:ascii="Arial" w:cs="Arial" w:eastAsia="Arial" w:hAnsi="Arial"/>
@@ -27493,7 +27493,7 @@
               <w:spacing w:after="10" w:before="0"/>
               <w:ind w:left="120"/>
             </w:pPr>
-            <w:hyperlink w:history="1" r:id="rIdsoao3ababwyvbkjbs7abm">
+            <w:hyperlink w:history="1" r:id="rId5cnh2q23xr4pjohcu2vr0">
               <w:r>
                 <w:rPr>
                   <w:rFonts w:ascii="Arial" w:cs="Arial" w:eastAsia="Arial" w:hAnsi="Arial"/>
@@ -27538,7 +27538,7 @@
             <w:pPr>
               <w:spacing w:after="20" w:before="0"/>
             </w:pPr>
-            <w:hyperlink w:history="1" r:id="rIdzhax_t3sd-yvnwyz0mcxr">
+            <w:hyperlink w:history="1" r:id="rId4-zos6zz9dbfzrkbf6tjg">
               <w:r>
                 <w:rPr>
                   <w:rFonts w:ascii="Arial" w:cs="Arial" w:eastAsia="Arial" w:hAnsi="Arial"/>
@@ -27571,7 +27571,7 @@
               <w:spacing w:after="10" w:before="0"/>
               <w:ind w:left="120"/>
             </w:pPr>
-            <w:hyperlink w:history="1" r:id="rId3ezuwgbimktdjmvrere-h">
+            <w:hyperlink w:history="1" r:id="rIdpk_pozmvlsk5bmhior5ig">
               <w:r>
                 <w:rPr>
                   <w:rFonts w:ascii="Arial" w:cs="Arial" w:eastAsia="Arial" w:hAnsi="Arial"/>
@@ -27771,7 +27771,7 @@
             <w:pPr>
               <w:spacing w:after="20" w:before="0"/>
             </w:pPr>
-            <w:hyperlink w:history="1" r:id="rIdhfg9njq_hr4m2s_vqnort">
+            <w:hyperlink w:history="1" r:id="rIdstezprehhjxjfnnjnwitd">
               <w:r>
                 <w:rPr>
                   <w:rFonts w:ascii="Arial" w:cs="Arial" w:eastAsia="Arial" w:hAnsi="Arial"/>
@@ -27804,7 +27804,7 @@
               <w:spacing w:after="10" w:before="0"/>
               <w:ind w:left="120"/>
             </w:pPr>
-            <w:hyperlink w:history="1" r:id="rIdjend_ezrjtjt3hsmwo1tq">
+            <w:hyperlink w:history="1" r:id="rIdtgzxplj9lomaq3ahywqve">
               <w:r>
                 <w:rPr>
                   <w:rFonts w:ascii="Arial" w:cs="Arial" w:eastAsia="Arial" w:hAnsi="Arial"/>
@@ -27849,7 +27849,7 @@
             <w:pPr>
               <w:spacing w:after="20" w:before="0"/>
             </w:pPr>
-            <w:hyperlink w:history="1" r:id="rIdp_uv5mie5cugl9fje_qnu">
+            <w:hyperlink w:history="1" r:id="rIduimdle7yca_czfdzlndpa">
               <w:r>
                 <w:rPr>
                   <w:rFonts w:ascii="Arial" w:cs="Arial" w:eastAsia="Arial" w:hAnsi="Arial"/>
@@ -27882,7 +27882,7 @@
               <w:spacing w:after="10" w:before="0"/>
               <w:ind w:left="120"/>
             </w:pPr>
-            <w:hyperlink w:history="1" r:id="rIdinm1k9-9imzhbar3tmp8w">
+            <w:hyperlink w:history="1" r:id="rIdhbd---9v06vlgbdsdolr9">
               <w:r>
                 <w:rPr>
                   <w:rFonts w:ascii="Arial" w:cs="Arial" w:eastAsia="Arial" w:hAnsi="Arial"/>
@@ -28082,7 +28082,7 @@
             <w:pPr>
               <w:spacing w:after="20" w:before="0"/>
             </w:pPr>
-            <w:hyperlink w:history="1" r:id="rIdtz93gesdyobij2ebpkgek">
+            <w:hyperlink w:history="1" r:id="rIdg-pzbelvh-qxcyc3hxew5">
               <w:r>
                 <w:rPr>
                   <w:rFonts w:ascii="Arial" w:cs="Arial" w:eastAsia="Arial" w:hAnsi="Arial"/>
@@ -28115,7 +28115,7 @@
               <w:spacing w:after="10" w:before="0"/>
               <w:ind w:left="120"/>
             </w:pPr>
-            <w:hyperlink w:history="1" r:id="rId6osgxzmsdfrk9qohtrmix">
+            <w:hyperlink w:history="1" r:id="rId-jfkulglcx0xvn4ls8b-4">
               <w:r>
                 <w:rPr>
                   <w:rFonts w:ascii="Arial" w:cs="Arial" w:eastAsia="Arial" w:hAnsi="Arial"/>
@@ -28160,7 +28160,7 @@
             <w:pPr>
               <w:spacing w:after="20" w:before="0"/>
             </w:pPr>
-            <w:hyperlink w:history="1" r:id="rIdfsbguuxaul5n79htgsw5j">
+            <w:hyperlink w:history="1" r:id="rId7ph_cbfcgedlh02dgyve3">
               <w:r>
                 <w:rPr>
                   <w:rFonts w:ascii="Arial" w:cs="Arial" w:eastAsia="Arial" w:hAnsi="Arial"/>
@@ -28193,7 +28193,7 @@
               <w:spacing w:after="10" w:before="0"/>
               <w:ind w:left="120"/>
             </w:pPr>
-            <w:hyperlink w:history="1" r:id="rId5-euup8e6ycqlcuhfserc">
+            <w:hyperlink w:history="1" r:id="rIdkgkbeaxgz3moxon4r-xky">
               <w:r>
                 <w:rPr>
                   <w:rFonts w:ascii="Arial" w:cs="Arial" w:eastAsia="Arial" w:hAnsi="Arial"/>
@@ -28393,7 +28393,7 @@
             <w:pPr>
               <w:spacing w:after="20" w:before="0"/>
             </w:pPr>
-            <w:hyperlink w:history="1" r:id="rIdv2opqdej0q6miinlaxs6q">
+            <w:hyperlink w:history="1" r:id="rIdllxzrri0lfzv44n6nu2v_">
               <w:r>
                 <w:rPr>
                   <w:rFonts w:ascii="Arial" w:cs="Arial" w:eastAsia="Arial" w:hAnsi="Arial"/>
@@ -28426,7 +28426,7 @@
               <w:spacing w:after="10" w:before="0"/>
               <w:ind w:left="120"/>
             </w:pPr>
-            <w:hyperlink w:history="1" r:id="rIdlmflfkf8dzz29ucr1zikd">
+            <w:hyperlink w:history="1" r:id="rIdzj8mkccexlkfn0duooypk">
               <w:r>
                 <w:rPr>
                   <w:rFonts w:ascii="Arial" w:cs="Arial" w:eastAsia="Arial" w:hAnsi="Arial"/>
@@ -28471,7 +28471,7 @@
             <w:pPr>
               <w:spacing w:after="20" w:before="0"/>
             </w:pPr>
-            <w:hyperlink w:history="1" r:id="rId3dpqm_yuq7fp1x9rx93lo">
+            <w:hyperlink w:history="1" r:id="rIdbauyrunv5xnq0_t30xxec">
               <w:r>
                 <w:rPr>
                   <w:rFonts w:ascii="Arial" w:cs="Arial" w:eastAsia="Arial" w:hAnsi="Arial"/>
@@ -28504,7 +28504,7 @@
               <w:spacing w:after="10" w:before="0"/>
               <w:ind w:left="120"/>
             </w:pPr>
-            <w:hyperlink w:history="1" r:id="rIdvy6a2zicsgppicuemltma">
+            <w:hyperlink w:history="1" r:id="rIdqbtdusgbdwgvhbclp4szd">
               <w:r>
                 <w:rPr>
                   <w:rFonts w:ascii="Arial" w:cs="Arial" w:eastAsia="Arial" w:hAnsi="Arial"/>
@@ -28704,7 +28704,7 @@
             <w:pPr>
               <w:spacing w:after="20" w:before="0"/>
             </w:pPr>
-            <w:hyperlink w:history="1" r:id="rId6ilpr5bx6jbmmflmlfenw">
+            <w:hyperlink w:history="1" r:id="rIdm5cjyfumalvum5n3a-pqb">
               <w:r>
                 <w:rPr>
                   <w:rFonts w:ascii="Arial" w:cs="Arial" w:eastAsia="Arial" w:hAnsi="Arial"/>
@@ -28737,7 +28737,7 @@
               <w:spacing w:after="10" w:before="0"/>
               <w:ind w:left="120"/>
             </w:pPr>
-            <w:hyperlink w:history="1" r:id="rIdkqmybgfytlngnuph4dtzd">
+            <w:hyperlink w:history="1" r:id="rId9l69nx2tldr6jnoacyucq">
               <w:r>
                 <w:rPr>
                   <w:rFonts w:ascii="Arial" w:cs="Arial" w:eastAsia="Arial" w:hAnsi="Arial"/>
@@ -28782,7 +28782,7 @@
             <w:pPr>
               <w:spacing w:after="20" w:before="0"/>
             </w:pPr>
-            <w:hyperlink w:history="1" r:id="rIdwx1m45plntsmyojinurgf">
+            <w:hyperlink w:history="1" r:id="rIddlu5p5qjinqegtfgv7k63">
               <w:r>
                 <w:rPr>
                   <w:rFonts w:ascii="Arial" w:cs="Arial" w:eastAsia="Arial" w:hAnsi="Arial"/>
@@ -28815,7 +28815,7 @@
               <w:spacing w:after="10" w:before="0"/>
               <w:ind w:left="120"/>
             </w:pPr>
-            <w:hyperlink w:history="1" r:id="rIdzjqs35a-dg9lc9t-wl0td">
+            <w:hyperlink w:history="1" r:id="rId2d08ctufvd5sa2wqmcryv">
               <w:r>
                 <w:rPr>
                   <w:rFonts w:ascii="Arial" w:cs="Arial" w:eastAsia="Arial" w:hAnsi="Arial"/>
@@ -29340,7 +29340,7 @@
         </w:rPr>
         <w:t xml:space="preserve">© 2026 SeaVuria and ARES. Aligned with KICD objectives. Developed by SeaVuria; technical implementation by ARES (with AI assistance from Claude). Licensed under </w:t>
       </w:r>
-      <w:hyperlink w:history="1" r:id="rIdovem65jjbyrdns6-zllyt">
+      <w:hyperlink w:history="1" r:id="rIdfbnygrr-ncb8ufytg7cxy">
         <w:r>
           <w:rPr>
             <w:rFonts w:ascii="Arial" w:cs="Arial" w:eastAsia="Arial" w:hAnsi="Arial"/>
@@ -29361,7 +29361,7 @@
         </w:rPr>
         <w:t xml:space="preserve"> (</w:t>
       </w:r>
-      <w:hyperlink w:history="1" r:id="rIdfeloxuc0dyih-naadxolb">
+      <w:hyperlink w:history="1" r:id="rIdta6rec5roil8xzm7a1jz7">
         <w:r>
           <w:rPr>
             <w:rFonts w:ascii="Arial" w:cs="Arial" w:eastAsia="Arial" w:hAnsi="Arial"/>
